--- a/docs/client_analysis/report_APS.docx
+++ b/docs/client_analysis/report_APS.docx
@@ -714,7 +714,7 @@
           <w:r>
             <w:fldChar w:fldCharType="separate"/>
           </w:r>
-          <w:hyperlink w:anchor="_Toc211415483" w:history="1">
+          <w:hyperlink w:anchor="_Toc211416493" w:history="1">
             <w:r>
               <w:rPr>
                 <w:rStyle w:val="Hyperlink"/>
@@ -742,7 +742,7 @@
                 <w:noProof/>
                 <w:webHidden/>
               </w:rPr>
-              <w:instrText xml:space="preserve"> PAGEREF _Toc211415483 \h </w:instrText>
+              <w:instrText xml:space="preserve"> PAGEREF _Toc211416493 \h </w:instrText>
             </w:r>
             <w:r>
               <w:rPr>
@@ -762,7 +762,7 @@
                 <w:noProof/>
                 <w:webHidden/>
               </w:rPr>
-              <w:t>3</w:t>
+              <w:t>4</w:t>
             </w:r>
             <w:r>
               <w:rPr>
@@ -787,7 +787,7 @@
               <w14:ligatures w14:val="standardContextual"/>
             </w:rPr>
           </w:pPr>
-          <w:hyperlink w:anchor="_Toc211415484" w:history="1">
+          <w:hyperlink w:anchor="_Toc211416494" w:history="1">
             <w:r>
               <w:rPr>
                 <w:rStyle w:val="Hyperlink"/>
@@ -815,7 +815,7 @@
                 <w:noProof/>
                 <w:webHidden/>
               </w:rPr>
-              <w:instrText xml:space="preserve"> PAGEREF _Toc211415484 \h </w:instrText>
+              <w:instrText xml:space="preserve"> PAGEREF _Toc211416494 \h </w:instrText>
             </w:r>
             <w:r>
               <w:rPr>
@@ -835,7 +835,7 @@
                 <w:noProof/>
                 <w:webHidden/>
               </w:rPr>
-              <w:t>3</w:t>
+              <w:t>4</w:t>
             </w:r>
             <w:r>
               <w:rPr>
@@ -860,7 +860,7 @@
               <w14:ligatures w14:val="standardContextual"/>
             </w:rPr>
           </w:pPr>
-          <w:hyperlink w:anchor="_Toc211415485" w:history="1">
+          <w:hyperlink w:anchor="_Toc211416495" w:history="1">
             <w:r>
               <w:rPr>
                 <w:rStyle w:val="Hyperlink"/>
@@ -887,7 +887,7 @@
                 <w:noProof/>
                 <w:webHidden/>
               </w:rPr>
-              <w:instrText xml:space="preserve"> PAGEREF _Toc211415485 \h </w:instrText>
+              <w:instrText xml:space="preserve"> PAGEREF _Toc211416495 \h </w:instrText>
             </w:r>
             <w:r>
               <w:rPr>
@@ -907,7 +907,7 @@
                 <w:noProof/>
                 <w:webHidden/>
               </w:rPr>
-              <w:t>3</w:t>
+              <w:t>4</w:t>
             </w:r>
             <w:r>
               <w:rPr>
@@ -932,7 +932,7 @@
               <w14:ligatures w14:val="standardContextual"/>
             </w:rPr>
           </w:pPr>
-          <w:hyperlink w:anchor="_Toc211415486" w:history="1">
+          <w:hyperlink w:anchor="_Toc211416496" w:history="1">
             <w:r>
               <w:rPr>
                 <w:rStyle w:val="Hyperlink"/>
@@ -959,7 +959,7 @@
                 <w:noProof/>
                 <w:webHidden/>
               </w:rPr>
-              <w:instrText xml:space="preserve"> PAGEREF _Toc211415486 \h </w:instrText>
+              <w:instrText xml:space="preserve"> PAGEREF _Toc211416496 \h </w:instrText>
             </w:r>
             <w:r>
               <w:rPr>
@@ -979,7 +979,7 @@
                 <w:noProof/>
                 <w:webHidden/>
               </w:rPr>
-              <w:t>7</w:t>
+              <w:t>8</w:t>
             </w:r>
             <w:r>
               <w:rPr>
@@ -1004,7 +1004,7 @@
               <w14:ligatures w14:val="standardContextual"/>
             </w:rPr>
           </w:pPr>
-          <w:hyperlink w:anchor="_Toc211415487" w:history="1">
+          <w:hyperlink w:anchor="_Toc211416497" w:history="1">
             <w:r>
               <w:rPr>
                 <w:rStyle w:val="Hyperlink"/>
@@ -1031,7 +1031,7 @@
                 <w:noProof/>
                 <w:webHidden/>
               </w:rPr>
-              <w:instrText xml:space="preserve"> PAGEREF _Toc211415487 \h </w:instrText>
+              <w:instrText xml:space="preserve"> PAGEREF _Toc211416497 \h </w:instrText>
             </w:r>
             <w:r>
               <w:rPr>
@@ -1051,7 +1051,7 @@
                 <w:noProof/>
                 <w:webHidden/>
               </w:rPr>
-              <w:t>8</w:t>
+              <w:t>9</w:t>
             </w:r>
             <w:r>
               <w:rPr>
@@ -1076,7 +1076,7 @@
               <w14:ligatures w14:val="standardContextual"/>
             </w:rPr>
           </w:pPr>
-          <w:hyperlink w:anchor="_Toc211415488" w:history="1">
+          <w:hyperlink w:anchor="_Toc211416498" w:history="1">
             <w:r>
               <w:rPr>
                 <w:rStyle w:val="Hyperlink"/>
@@ -1103,7 +1103,7 @@
                 <w:noProof/>
                 <w:webHidden/>
               </w:rPr>
-              <w:instrText xml:space="preserve"> PAGEREF _Toc211415488 \h </w:instrText>
+              <w:instrText xml:space="preserve"> PAGEREF _Toc211416498 \h </w:instrText>
             </w:r>
             <w:r>
               <w:rPr>
@@ -1123,7 +1123,7 @@
                 <w:noProof/>
                 <w:webHidden/>
               </w:rPr>
-              <w:t>8</w:t>
+              <w:t>9</w:t>
             </w:r>
             <w:r>
               <w:rPr>
@@ -1148,7 +1148,7 @@
               <w14:ligatures w14:val="standardContextual"/>
             </w:rPr>
           </w:pPr>
-          <w:hyperlink w:anchor="_Toc211415489" w:history="1">
+          <w:hyperlink w:anchor="_Toc211416499" w:history="1">
             <w:r>
               <w:rPr>
                 <w:rStyle w:val="Hyperlink"/>
@@ -1175,7 +1175,7 @@
                 <w:noProof/>
                 <w:webHidden/>
               </w:rPr>
-              <w:instrText xml:space="preserve"> PAGEREF _Toc211415489 \h </w:instrText>
+              <w:instrText xml:space="preserve"> PAGEREF _Toc211416499 \h </w:instrText>
             </w:r>
             <w:r>
               <w:rPr>
@@ -1195,7 +1195,7 @@
                 <w:noProof/>
                 <w:webHidden/>
               </w:rPr>
-              <w:t>9</w:t>
+              <w:t>10</w:t>
             </w:r>
             <w:r>
               <w:rPr>
@@ -1220,7 +1220,7 @@
               <w14:ligatures w14:val="standardContextual"/>
             </w:rPr>
           </w:pPr>
-          <w:hyperlink w:anchor="_Toc211415490" w:history="1">
+          <w:hyperlink w:anchor="_Toc211416500" w:history="1">
             <w:r>
               <w:rPr>
                 <w:rStyle w:val="Hyperlink"/>
@@ -1247,7 +1247,7 @@
                 <w:noProof/>
                 <w:webHidden/>
               </w:rPr>
-              <w:instrText xml:space="preserve"> PAGEREF _Toc211415490 \h </w:instrText>
+              <w:instrText xml:space="preserve"> PAGEREF _Toc211416500 \h </w:instrText>
             </w:r>
             <w:r>
               <w:rPr>
@@ -1267,7 +1267,7 @@
                 <w:noProof/>
                 <w:webHidden/>
               </w:rPr>
-              <w:t>11</w:t>
+              <w:t>12</w:t>
             </w:r>
             <w:r>
               <w:rPr>
@@ -1292,7 +1292,7 @@
               <w14:ligatures w14:val="standardContextual"/>
             </w:rPr>
           </w:pPr>
-          <w:hyperlink w:anchor="_Toc211415491" w:history="1">
+          <w:hyperlink w:anchor="_Toc211416501" w:history="1">
             <w:r>
               <w:rPr>
                 <w:rStyle w:val="Hyperlink"/>
@@ -1319,7 +1319,7 @@
                 <w:noProof/>
                 <w:webHidden/>
               </w:rPr>
-              <w:instrText xml:space="preserve"> PAGEREF _Toc211415491 \h </w:instrText>
+              <w:instrText xml:space="preserve"> PAGEREF _Toc211416501 \h </w:instrText>
             </w:r>
             <w:r>
               <w:rPr>
@@ -1339,7 +1339,7 @@
                 <w:noProof/>
                 <w:webHidden/>
               </w:rPr>
-              <w:t>12</w:t>
+              <w:t>13</w:t>
             </w:r>
             <w:r>
               <w:rPr>
@@ -1364,7 +1364,7 @@
               <w14:ligatures w14:val="standardContextual"/>
             </w:rPr>
           </w:pPr>
-          <w:hyperlink w:anchor="_Toc211415492" w:history="1">
+          <w:hyperlink w:anchor="_Toc211416502" w:history="1">
             <w:r>
               <w:rPr>
                 <w:rStyle w:val="Hyperlink"/>
@@ -1391,7 +1391,7 @@
                 <w:noProof/>
                 <w:webHidden/>
               </w:rPr>
-              <w:instrText xml:space="preserve"> PAGEREF _Toc211415492 \h </w:instrText>
+              <w:instrText xml:space="preserve"> PAGEREF _Toc211416502 \h </w:instrText>
             </w:r>
             <w:r>
               <w:rPr>
@@ -1411,7 +1411,7 @@
                 <w:noProof/>
                 <w:webHidden/>
               </w:rPr>
-              <w:t>12</w:t>
+              <w:t>13</w:t>
             </w:r>
             <w:r>
               <w:rPr>
@@ -1436,7 +1436,7 @@
               <w14:ligatures w14:val="standardContextual"/>
             </w:rPr>
           </w:pPr>
-          <w:hyperlink w:anchor="_Toc211415493" w:history="1">
+          <w:hyperlink w:anchor="_Toc211416503" w:history="1">
             <w:r>
               <w:rPr>
                 <w:rStyle w:val="Hyperlink"/>
@@ -1463,7 +1463,7 @@
                 <w:noProof/>
                 <w:webHidden/>
               </w:rPr>
-              <w:instrText xml:space="preserve"> PAGEREF _Toc211415493 \h </w:instrText>
+              <w:instrText xml:space="preserve"> PAGEREF _Toc211416503 \h </w:instrText>
             </w:r>
             <w:r>
               <w:rPr>
@@ -1483,7 +1483,7 @@
                 <w:noProof/>
                 <w:webHidden/>
               </w:rPr>
-              <w:t>13</w:t>
+              <w:t>14</w:t>
             </w:r>
             <w:r>
               <w:rPr>
@@ -1508,7 +1508,7 @@
               <w14:ligatures w14:val="standardContextual"/>
             </w:rPr>
           </w:pPr>
-          <w:hyperlink w:anchor="_Toc211415494" w:history="1">
+          <w:hyperlink w:anchor="_Toc211416504" w:history="1">
             <w:r>
               <w:rPr>
                 <w:rStyle w:val="Hyperlink"/>
@@ -1535,7 +1535,7 @@
                 <w:noProof/>
                 <w:webHidden/>
               </w:rPr>
-              <w:instrText xml:space="preserve"> PAGEREF _Toc211415494 \h </w:instrText>
+              <w:instrText xml:space="preserve"> PAGEREF _Toc211416504 \h </w:instrText>
             </w:r>
             <w:r>
               <w:rPr>
@@ -1555,7 +1555,7 @@
                 <w:noProof/>
                 <w:webHidden/>
               </w:rPr>
-              <w:t>14</w:t>
+              <w:t>15</w:t>
             </w:r>
             <w:r>
               <w:rPr>
@@ -1580,7 +1580,7 @@
               <w14:ligatures w14:val="standardContextual"/>
             </w:rPr>
           </w:pPr>
-          <w:hyperlink w:anchor="_Toc211415495" w:history="1">
+          <w:hyperlink w:anchor="_Toc211416505" w:history="1">
             <w:r>
               <w:rPr>
                 <w:rStyle w:val="Hyperlink"/>
@@ -1607,7 +1607,7 @@
                 <w:noProof/>
                 <w:webHidden/>
               </w:rPr>
-              <w:instrText xml:space="preserve"> PAGEREF _Toc211415495 \h </w:instrText>
+              <w:instrText xml:space="preserve"> PAGEREF _Toc211416505 \h </w:instrText>
             </w:r>
             <w:r>
               <w:rPr>
@@ -1627,7 +1627,79 @@
                 <w:noProof/>
                 <w:webHidden/>
               </w:rPr>
-              <w:t>14</w:t>
+              <w:t>15</w:t>
+            </w:r>
+            <w:r>
+              <w:rPr>
+                <w:noProof/>
+                <w:webHidden/>
+              </w:rPr>
+              <w:fldChar w:fldCharType="end"/>
+            </w:r>
+          </w:hyperlink>
+        </w:p>
+        <w:p>
+          <w:pPr>
+            <w:pStyle w:val="TOC3"/>
+            <w:tabs>
+              <w:tab w:val="right" w:leader="dot" w:pos="9350"/>
+            </w:tabs>
+            <w:rPr>
+              <w:rFonts w:asciiTheme="minorHAnsi" w:eastAsiaTheme="minorEastAsia" w:hAnsiTheme="minorHAnsi" w:cstheme="minorBidi"/>
+              <w:noProof/>
+              <w:kern w:val="2"/>
+              <w:sz w:val="24"/>
+              <w14:ligatures w14:val="standardContextual"/>
+            </w:rPr>
+          </w:pPr>
+          <w:hyperlink w:anchor="_Toc211416506" w:history="1">
+            <w:r>
+              <w:rPr>
+                <w:rStyle w:val="Hyperlink"/>
+                <w:noProof/>
+              </w:rPr>
+              <w:t>Estrutura organizacional</w:t>
+            </w:r>
+            <w:r>
+              <w:rPr>
+                <w:noProof/>
+                <w:webHidden/>
+              </w:rPr>
+              <w:tab/>
+            </w:r>
+            <w:r>
+              <w:rPr>
+                <w:noProof/>
+                <w:webHidden/>
+              </w:rPr>
+              <w:fldChar w:fldCharType="begin"/>
+            </w:r>
+            <w:r>
+              <w:rPr>
+                <w:noProof/>
+                <w:webHidden/>
+              </w:rPr>
+              <w:instrText xml:space="preserve"> PAGEREF _Toc211416506 \h </w:instrText>
+            </w:r>
+            <w:r>
+              <w:rPr>
+                <w:noProof/>
+                <w:webHidden/>
+              </w:rPr>
+            </w:r>
+            <w:r>
+              <w:rPr>
+                <w:noProof/>
+                <w:webHidden/>
+              </w:rPr>
+              <w:fldChar w:fldCharType="separate"/>
+            </w:r>
+            <w:r>
+              <w:rPr>
+                <w:noProof/>
+                <w:webHidden/>
+              </w:rPr>
+              <w:t>15</w:t>
             </w:r>
             <w:r>
               <w:rPr>
@@ -1652,7 +1724,7 @@
               <w14:ligatures w14:val="standardContextual"/>
             </w:rPr>
           </w:pPr>
-          <w:hyperlink w:anchor="_Toc211415496" w:history="1">
+          <w:hyperlink w:anchor="_Toc211416507" w:history="1">
             <w:r>
               <w:rPr>
                 <w:rStyle w:val="Hyperlink"/>
@@ -1679,7 +1751,7 @@
                 <w:noProof/>
                 <w:webHidden/>
               </w:rPr>
-              <w:instrText xml:space="preserve"> PAGEREF _Toc211415496 \h </w:instrText>
+              <w:instrText xml:space="preserve"> PAGEREF _Toc211416507 \h </w:instrText>
             </w:r>
             <w:r>
               <w:rPr>
@@ -1699,7 +1771,7 @@
                 <w:noProof/>
                 <w:webHidden/>
               </w:rPr>
-              <w:t>14</w:t>
+              <w:t>16</w:t>
             </w:r>
             <w:r>
               <w:rPr>
@@ -1724,7 +1796,7 @@
               <w14:ligatures w14:val="standardContextual"/>
             </w:rPr>
           </w:pPr>
-          <w:hyperlink w:anchor="_Toc211415497" w:history="1">
+          <w:hyperlink w:anchor="_Toc211416508" w:history="1">
             <w:r>
               <w:rPr>
                 <w:rStyle w:val="Hyperlink"/>
@@ -1751,7 +1823,7 @@
                 <w:noProof/>
                 <w:webHidden/>
               </w:rPr>
-              <w:instrText xml:space="preserve"> PAGEREF _Toc211415497 \h </w:instrText>
+              <w:instrText xml:space="preserve"> PAGEREF _Toc211416508 \h </w:instrText>
             </w:r>
             <w:r>
               <w:rPr>
@@ -1771,7 +1843,7 @@
                 <w:noProof/>
                 <w:webHidden/>
               </w:rPr>
-              <w:t>15</w:t>
+              <w:t>17</w:t>
             </w:r>
             <w:r>
               <w:rPr>
@@ -1796,7 +1868,7 @@
               <w14:ligatures w14:val="standardContextual"/>
             </w:rPr>
           </w:pPr>
-          <w:hyperlink w:anchor="_Toc211415498" w:history="1">
+          <w:hyperlink w:anchor="_Toc211416509" w:history="1">
             <w:r>
               <w:rPr>
                 <w:rStyle w:val="Hyperlink"/>
@@ -1823,7 +1895,7 @@
                 <w:noProof/>
                 <w:webHidden/>
               </w:rPr>
-              <w:instrText xml:space="preserve"> PAGEREF _Toc211415498 \h </w:instrText>
+              <w:instrText xml:space="preserve"> PAGEREF _Toc211416509 \h </w:instrText>
             </w:r>
             <w:r>
               <w:rPr>
@@ -1843,7 +1915,7 @@
                 <w:noProof/>
                 <w:webHidden/>
               </w:rPr>
-              <w:t>15</w:t>
+              <w:t>17</w:t>
             </w:r>
             <w:r>
               <w:rPr>
@@ -1868,7 +1940,7 @@
               <w14:ligatures w14:val="standardContextual"/>
             </w:rPr>
           </w:pPr>
-          <w:hyperlink w:anchor="_Toc211415499" w:history="1">
+          <w:hyperlink w:anchor="_Toc211416510" w:history="1">
             <w:r>
               <w:rPr>
                 <w:rStyle w:val="Hyperlink"/>
@@ -1895,7 +1967,7 @@
                 <w:noProof/>
                 <w:webHidden/>
               </w:rPr>
-              <w:instrText xml:space="preserve"> PAGEREF _Toc211415499 \h </w:instrText>
+              <w:instrText xml:space="preserve"> PAGEREF _Toc211416510 \h </w:instrText>
             </w:r>
             <w:r>
               <w:rPr>
@@ -1915,7 +1987,7 @@
                 <w:noProof/>
                 <w:webHidden/>
               </w:rPr>
-              <w:t>15</w:t>
+              <w:t>17</w:t>
             </w:r>
             <w:r>
               <w:rPr>
@@ -1940,7 +2012,7 @@
               <w14:ligatures w14:val="standardContextual"/>
             </w:rPr>
           </w:pPr>
-          <w:hyperlink w:anchor="_Toc211415500" w:history="1">
+          <w:hyperlink w:anchor="_Toc211416511" w:history="1">
             <w:r>
               <w:rPr>
                 <w:rStyle w:val="Hyperlink"/>
@@ -1967,7 +2039,7 @@
                 <w:noProof/>
                 <w:webHidden/>
               </w:rPr>
-              <w:instrText xml:space="preserve"> PAGEREF _Toc211415500 \h </w:instrText>
+              <w:instrText xml:space="preserve"> PAGEREF _Toc211416511 \h </w:instrText>
             </w:r>
             <w:r>
               <w:rPr>
@@ -1987,7 +2059,7 @@
                 <w:noProof/>
                 <w:webHidden/>
               </w:rPr>
-              <w:t>15</w:t>
+              <w:t>17</w:t>
             </w:r>
             <w:r>
               <w:rPr>
@@ -2012,7 +2084,7 @@
               <w14:ligatures w14:val="standardContextual"/>
             </w:rPr>
           </w:pPr>
-          <w:hyperlink w:anchor="_Toc211415501" w:history="1">
+          <w:hyperlink w:anchor="_Toc211416512" w:history="1">
             <w:r>
               <w:rPr>
                 <w:rStyle w:val="Hyperlink"/>
@@ -2039,7 +2111,7 @@
                 <w:noProof/>
                 <w:webHidden/>
               </w:rPr>
-              <w:instrText xml:space="preserve"> PAGEREF _Toc211415501 \h </w:instrText>
+              <w:instrText xml:space="preserve"> PAGEREF _Toc211416512 \h </w:instrText>
             </w:r>
             <w:r>
               <w:rPr>
@@ -2059,7 +2131,7 @@
                 <w:noProof/>
                 <w:webHidden/>
               </w:rPr>
-              <w:t>15</w:t>
+              <w:t>17</w:t>
             </w:r>
             <w:r>
               <w:rPr>
@@ -2084,7 +2156,7 @@
               <w14:ligatures w14:val="standardContextual"/>
             </w:rPr>
           </w:pPr>
-          <w:hyperlink w:anchor="_Toc211415502" w:history="1">
+          <w:hyperlink w:anchor="_Toc211416513" w:history="1">
             <w:r>
               <w:rPr>
                 <w:rStyle w:val="Hyperlink"/>
@@ -2111,7 +2183,7 @@
                 <w:noProof/>
                 <w:webHidden/>
               </w:rPr>
-              <w:instrText xml:space="preserve"> PAGEREF _Toc211415502 \h </w:instrText>
+              <w:instrText xml:space="preserve"> PAGEREF _Toc211416513 \h </w:instrText>
             </w:r>
             <w:r>
               <w:rPr>
@@ -2131,7 +2203,7 @@
                 <w:noProof/>
                 <w:webHidden/>
               </w:rPr>
-              <w:t>15</w:t>
+              <w:t>17</w:t>
             </w:r>
             <w:r>
               <w:rPr>
@@ -2156,7 +2228,7 @@
               <w14:ligatures w14:val="standardContextual"/>
             </w:rPr>
           </w:pPr>
-          <w:hyperlink w:anchor="_Toc211415503" w:history="1">
+          <w:hyperlink w:anchor="_Toc211416514" w:history="1">
             <w:r>
               <w:rPr>
                 <w:rStyle w:val="Hyperlink"/>
@@ -2183,7 +2255,7 @@
                 <w:noProof/>
                 <w:webHidden/>
               </w:rPr>
-              <w:instrText xml:space="preserve"> PAGEREF _Toc211415503 \h </w:instrText>
+              <w:instrText xml:space="preserve"> PAGEREF _Toc211416514 \h </w:instrText>
             </w:r>
             <w:r>
               <w:rPr>
@@ -2203,7 +2275,7 @@
                 <w:noProof/>
                 <w:webHidden/>
               </w:rPr>
-              <w:t>15</w:t>
+              <w:t>17</w:t>
             </w:r>
             <w:r>
               <w:rPr>
@@ -2228,7 +2300,7 @@
               <w14:ligatures w14:val="standardContextual"/>
             </w:rPr>
           </w:pPr>
-          <w:hyperlink w:anchor="_Toc211415504" w:history="1">
+          <w:hyperlink w:anchor="_Toc211416515" w:history="1">
             <w:r>
               <w:rPr>
                 <w:rStyle w:val="Hyperlink"/>
@@ -2255,7 +2327,7 @@
                 <w:noProof/>
                 <w:webHidden/>
               </w:rPr>
-              <w:instrText xml:space="preserve"> PAGEREF _Toc211415504 \h </w:instrText>
+              <w:instrText xml:space="preserve"> PAGEREF _Toc211416515 \h </w:instrText>
             </w:r>
             <w:r>
               <w:rPr>
@@ -2275,7 +2347,7 @@
                 <w:noProof/>
                 <w:webHidden/>
               </w:rPr>
-              <w:t>16</w:t>
+              <w:t>18</w:t>
             </w:r>
             <w:r>
               <w:rPr>
@@ -2300,7 +2372,7 @@
               <w14:ligatures w14:val="standardContextual"/>
             </w:rPr>
           </w:pPr>
-          <w:hyperlink w:anchor="_Toc211415505" w:history="1">
+          <w:hyperlink w:anchor="_Toc211416516" w:history="1">
             <w:r>
               <w:rPr>
                 <w:rStyle w:val="Hyperlink"/>
@@ -2327,7 +2399,7 @@
                 <w:noProof/>
                 <w:webHidden/>
               </w:rPr>
-              <w:instrText xml:space="preserve"> PAGEREF _Toc211415505 \h </w:instrText>
+              <w:instrText xml:space="preserve"> PAGEREF _Toc211416516 \h </w:instrText>
             </w:r>
             <w:r>
               <w:rPr>
@@ -2347,7 +2419,7 @@
                 <w:noProof/>
                 <w:webHidden/>
               </w:rPr>
-              <w:t>16</w:t>
+              <w:t>18</w:t>
             </w:r>
             <w:r>
               <w:rPr>
@@ -2372,7 +2444,7 @@
               <w14:ligatures w14:val="standardContextual"/>
             </w:rPr>
           </w:pPr>
-          <w:hyperlink w:anchor="_Toc211415506" w:history="1">
+          <w:hyperlink w:anchor="_Toc211416517" w:history="1">
             <w:r>
               <w:rPr>
                 <w:rStyle w:val="Hyperlink"/>
@@ -2399,7 +2471,7 @@
                 <w:noProof/>
                 <w:webHidden/>
               </w:rPr>
-              <w:instrText xml:space="preserve"> PAGEREF _Toc211415506 \h </w:instrText>
+              <w:instrText xml:space="preserve"> PAGEREF _Toc211416517 \h </w:instrText>
             </w:r>
             <w:r>
               <w:rPr>
@@ -2419,7 +2491,7 @@
                 <w:noProof/>
                 <w:webHidden/>
               </w:rPr>
-              <w:t>16</w:t>
+              <w:t>18</w:t>
             </w:r>
             <w:r>
               <w:rPr>
@@ -2444,7 +2516,7 @@
               <w14:ligatures w14:val="standardContextual"/>
             </w:rPr>
           </w:pPr>
-          <w:hyperlink w:anchor="_Toc211415507" w:history="1">
+          <w:hyperlink w:anchor="_Toc211416518" w:history="1">
             <w:r>
               <w:rPr>
                 <w:rStyle w:val="Hyperlink"/>
@@ -2471,7 +2543,7 @@
                 <w:noProof/>
                 <w:webHidden/>
               </w:rPr>
-              <w:instrText xml:space="preserve"> PAGEREF _Toc211415507 \h </w:instrText>
+              <w:instrText xml:space="preserve"> PAGEREF _Toc211416518 \h </w:instrText>
             </w:r>
             <w:r>
               <w:rPr>
@@ -2491,7 +2563,7 @@
                 <w:noProof/>
                 <w:webHidden/>
               </w:rPr>
-              <w:t>17</w:t>
+              <w:t>19</w:t>
             </w:r>
             <w:r>
               <w:rPr>
@@ -2516,7 +2588,7 @@
               <w14:ligatures w14:val="standardContextual"/>
             </w:rPr>
           </w:pPr>
-          <w:hyperlink w:anchor="_Toc211415508" w:history="1">
+          <w:hyperlink w:anchor="_Toc211416519" w:history="1">
             <w:r>
               <w:rPr>
                 <w:rStyle w:val="Hyperlink"/>
@@ -2544,7 +2616,7 @@
                 <w:noProof/>
                 <w:webHidden/>
               </w:rPr>
-              <w:instrText xml:space="preserve"> PAGEREF _Toc211415508 \h </w:instrText>
+              <w:instrText xml:space="preserve"> PAGEREF _Toc211416519 \h </w:instrText>
             </w:r>
             <w:r>
               <w:rPr>
@@ -2564,7 +2636,7 @@
                 <w:noProof/>
                 <w:webHidden/>
               </w:rPr>
-              <w:t>17</w:t>
+              <w:t>19</w:t>
             </w:r>
             <w:r>
               <w:rPr>
@@ -2621,7 +2693,7 @@
           <w:lang w:bidi="pt-PT"/>
         </w:rPr>
       </w:pPr>
-      <w:bookmarkStart w:id="4" w:name="_Toc211415483"/>
+      <w:bookmarkStart w:id="4" w:name="_Toc211416493"/>
       <w:r>
         <w:rPr>
           <w:sz w:val="24"/>
@@ -2646,7 +2718,7 @@
           <w:lang w:bidi="pt-PT"/>
         </w:rPr>
       </w:pPr>
-      <w:bookmarkStart w:id="5" w:name="_Toc211415484"/>
+      <w:bookmarkStart w:id="5" w:name="_Toc211416494"/>
       <w:r>
         <w:rPr>
           <w:lang w:bidi="pt-PT"/>
@@ -2772,7 +2844,7 @@
       <w:pPr>
         <w:pStyle w:val="Heading2"/>
       </w:pPr>
-      <w:bookmarkStart w:id="6" w:name="_Toc211415485"/>
+      <w:bookmarkStart w:id="6" w:name="_Toc211416495"/>
       <w:r>
         <w:t>Opções Estratégicas para o Porto de Sines</w:t>
       </w:r>
@@ -3923,7 +3995,7 @@
       <w:pPr>
         <w:pStyle w:val="Heading2"/>
       </w:pPr>
-      <w:bookmarkStart w:id="7" w:name="_Toc211415486"/>
+      <w:bookmarkStart w:id="7" w:name="_Toc211416496"/>
       <w:r>
         <w:t xml:space="preserve">Ligações e </w:t>
       </w:r>
@@ -4120,7 +4192,7 @@
       <w:pPr>
         <w:pStyle w:val="Heading2"/>
       </w:pPr>
-      <w:bookmarkStart w:id="8" w:name="_Toc211415487"/>
+      <w:bookmarkStart w:id="8" w:name="_Toc211416497"/>
       <w:r>
         <w:t>Estatísticas</w:t>
       </w:r>
@@ -4137,7 +4209,7 @@
           <w:szCs w:val="20"/>
         </w:rPr>
       </w:pPr>
-      <w:bookmarkStart w:id="9" w:name="_Toc211415488"/>
+      <w:bookmarkStart w:id="9" w:name="_Toc211416498"/>
       <w:r>
         <w:rPr>
           <w:b/>
@@ -4528,7 +4600,7 @@
           <w:szCs w:val="20"/>
         </w:rPr>
       </w:pPr>
-      <w:bookmarkStart w:id="10" w:name="_Toc211415489"/>
+      <w:bookmarkStart w:id="10" w:name="_Toc211416499"/>
       <w:r>
         <w:rPr>
           <w:b/>
@@ -4929,7 +5001,7 @@
           <w:szCs w:val="20"/>
         </w:rPr>
       </w:pPr>
-      <w:bookmarkStart w:id="11" w:name="_Toc211415490"/>
+      <w:bookmarkStart w:id="11" w:name="_Toc211416500"/>
       <w:r>
         <w:rPr>
           <w:b/>
@@ -5111,7 +5183,7 @@
       <w:pPr>
         <w:pStyle w:val="Heading1"/>
       </w:pPr>
-      <w:bookmarkStart w:id="12" w:name="_Toc211415491"/>
+      <w:bookmarkStart w:id="12" w:name="_Toc211416501"/>
       <w:r>
         <w:t>Parte I – Introdução e estrutura do trabalho</w:t>
       </w:r>
@@ -5122,7 +5194,7 @@
       <w:pPr>
         <w:pStyle w:val="Heading2"/>
       </w:pPr>
-      <w:bookmarkStart w:id="13" w:name="_Toc211415492"/>
+      <w:bookmarkStart w:id="13" w:name="_Toc211416502"/>
       <w:r>
         <w:t>I.1 Caracterização da organização</w:t>
       </w:r>
@@ -5222,7 +5294,7 @@
       <w:pPr>
         <w:pStyle w:val="Heading2"/>
       </w:pPr>
-      <w:bookmarkStart w:id="14" w:name="_Toc211415493"/>
+      <w:bookmarkStart w:id="14" w:name="_Toc211416503"/>
       <w:r>
         <w:t>I.2 Fontes de informação</w:t>
       </w:r>
@@ -5247,7 +5319,7 @@
           <w:szCs w:val="22"/>
         </w:rPr>
       </w:pPr>
-      <w:bookmarkStart w:id="15" w:name="_Toc211415494"/>
+      <w:bookmarkStart w:id="15" w:name="_Toc211416504"/>
       <w:r>
         <w:t xml:space="preserve">Parte II – </w:t>
       </w:r>
@@ -5261,7 +5333,7 @@
       <w:pPr>
         <w:pStyle w:val="Heading2"/>
       </w:pPr>
-      <w:bookmarkStart w:id="16" w:name="_Toc211415495"/>
+      <w:bookmarkStart w:id="16" w:name="_Toc211416505"/>
       <w:r>
         <w:t>II.</w:t>
       </w:r>
@@ -5279,12 +5351,136 @@
         <w:t xml:space="preserve"> </w:t>
       </w:r>
     </w:p>
+    <w:p>
+      <w:pPr>
+        <w:pStyle w:val="Heading3"/>
+        <w:rPr>
+          <w:b/>
+          <w:bCs/>
+          <w:color w:val="auto"/>
+          <w:sz w:val="20"/>
+          <w:szCs w:val="20"/>
+        </w:rPr>
+      </w:pPr>
+      <w:bookmarkStart w:id="17" w:name="_Toc211333575"/>
+      <w:bookmarkStart w:id="18" w:name="_Toc211416506"/>
+      <w:r>
+        <w:rPr>
+          <w:b/>
+          <w:bCs/>
+          <w:color w:val="auto"/>
+          <w:sz w:val="20"/>
+          <w:szCs w:val="20"/>
+        </w:rPr>
+        <w:t>Estrutura organizacional</w:t>
+      </w:r>
+      <w:bookmarkEnd w:id="17"/>
+      <w:bookmarkEnd w:id="18"/>
+    </w:p>
     <w:p/>
     <w:p>
+      <w:r>
+        <w:t>Tal como referido anteriormente, a</w:t>
+      </w:r>
+      <w:r>
+        <w:t xml:space="preserve"> Administração dos Portos de Sines e do Algarve, S.A. (APS) é uma sociedade anónima de capitais públicos, detida a 100% pelo Estado Português, sob tutela do Ministério das Infraestruturas e da Habitação. O órgão de superintendência é o Conselho de Administração, apoiado por várias unidades de suporte técnico e operacional.</w:t>
+      </w:r>
+    </w:p>
+    <w:p>
+      <w:r>
+        <w:t>De acordo com a informação institucional disponibilizada no site oficial da APS, a organização apresenta uma estrutura hierárquica formal e funcional, com departamentalização por funções. Entre as principais áreas destacam-se:</w:t>
+      </w:r>
+    </w:p>
+    <w:p>
+      <w:pPr>
+        <w:numPr>
+          <w:ilvl w:val="0"/>
+          <w:numId w:val="23"/>
+        </w:numPr>
+      </w:pPr>
+      <w:r>
+        <w:t>Direção de Administração e Finanças, responsável pela gestão orçamental, financeira e patrimonial;</w:t>
+      </w:r>
+    </w:p>
+    <w:p>
+      <w:pPr>
+        <w:numPr>
+          <w:ilvl w:val="0"/>
+          <w:numId w:val="23"/>
+        </w:numPr>
+      </w:pPr>
+      <w:r>
+        <w:t>Direção de Desenvolvimento e Sustentabilidade, encarregada de planeamento estratégico, ambiente e inovação;</w:t>
+      </w:r>
+    </w:p>
+    <w:p>
+      <w:pPr>
+        <w:numPr>
+          <w:ilvl w:val="0"/>
+          <w:numId w:val="23"/>
+        </w:numPr>
+      </w:pPr>
+      <w:r>
+        <w:t>Direção de Operações Portuárias, focada na coordenação das atividades marítimo-portuárias;</w:t>
+      </w:r>
+    </w:p>
+    <w:p>
+      <w:pPr>
+        <w:numPr>
+          <w:ilvl w:val="0"/>
+          <w:numId w:val="23"/>
+        </w:numPr>
+      </w:pPr>
+      <w:r>
+        <w:t>Direção de Engenharia e Manutenção, que assegura a gestão de infraestruturas e projetos;</w:t>
+      </w:r>
+    </w:p>
+    <w:p>
+      <w:pPr>
+        <w:numPr>
+          <w:ilvl w:val="0"/>
+          <w:numId w:val="23"/>
+        </w:numPr>
+      </w:pPr>
+      <w:r>
+        <w:t>Serviços Jurídicos e de Auditoria Interna, com funções de controlo e conformidade.</w:t>
+      </w:r>
+    </w:p>
+    <w:p>
+      <w:r>
+        <w:t>O organograma disponível evidencia uma cadeia de comando clara, composta por três níveis hierárquicos principais: Conselho de Administração, Direções e Departamentos/Serviços Técnicos. Esta estrutura favorece a coordenação e o controlo operacional, sendo adequada a uma entidade pública com funções estratégicas de interesse nacional.</w:t>
+      </w:r>
+    </w:p>
+    <w:p>
+      <w:r>
+        <w:t>Em termos de posições de linha e de staff, observa-se que as Direções Operacionais e de Engenharia desempenham papéis de linha, diretamente ligados à execução e gestão portuária, enquanto as áreas de apoio (como Jurídico, Comunicação, Financeira e Recursos Humanos) assumem funções de staff, fornecendo suporte especializado à tomada de decisão.</w:t>
+      </w:r>
+    </w:p>
+    <w:p>
+      <w:r>
+        <w:t>Quanto à flexibilidade e capacidade de adaptação, a APS demonstra um equilíbrio entre rigidez administrativa, típica de entidades públicas sujeitas a regulamentação estatal, e uma crescente abertura à inovação, sobretudo nas áreas de sustentabilidade, digitalização e logística inteligente. A adesão a normas ISO (9001, 14001, 45001) e a integração em redes internacionais de portos sustentáveis refletem essa capacidade de modernização.</w:t>
+      </w:r>
+    </w:p>
+    <w:p>
+      <w:r>
+        <w:t>No entanto, a estrutura formal ainda apresenta características de centralização decisória, com decisões estratégicas concentradas no Conselho de Administração. Apesar disso, há evidências de estruturas informais de cooperação entre direções, especialmente em projetos transversais (por exemplo, iniciativas de eficiência energética ou de transformação digital). Esta articulação informal tem contribuído para maior agilidade na resposta a desafios emergentes, como os associados à transição verde e à digitalização dos processos portuários.</w:t>
+      </w:r>
+    </w:p>
+    <w:p>
+      <w:r>
+        <w:t>Concluindo</w:t>
+      </w:r>
+      <w:r>
+        <w:t>, a APS possui uma estrutura funcional hierarquizada, estável e tecnicamente orientada, adequada à natureza pública da organização, mas que enfrenta o desafio de equilibrar a conformidade administrativa com a necessidade de inovação e flexibilidade no setor portuário moderno.</w:t>
+      </w:r>
+    </w:p>
+    <w:p/>
+    <w:p/>
+    <w:p>
       <w:pPr>
         <w:pStyle w:val="Heading2"/>
       </w:pPr>
-      <w:bookmarkStart w:id="17" w:name="_Toc211415496"/>
+      <w:bookmarkStart w:id="19" w:name="_Toc211416507"/>
       <w:r>
         <w:t>II.</w:t>
       </w:r>
@@ -5297,7 +5493,7 @@
       <w:r>
         <w:t>Planeamento</w:t>
       </w:r>
-      <w:bookmarkEnd w:id="17"/>
+      <w:bookmarkEnd w:id="19"/>
     </w:p>
     <w:p>
       <w:pPr>
@@ -5320,7 +5516,7 @@
       <w:pPr>
         <w:pStyle w:val="Heading2"/>
       </w:pPr>
-      <w:bookmarkStart w:id="18" w:name="_Toc211415497"/>
+      <w:bookmarkStart w:id="20" w:name="_Toc211416508"/>
       <w:r>
         <w:t>II.</w:t>
       </w:r>
@@ -5333,14 +5529,14 @@
       <w:r>
         <w:t xml:space="preserve"> e Sistemas de informação</w:t>
       </w:r>
-      <w:bookmarkEnd w:id="18"/>
+      <w:bookmarkEnd w:id="20"/>
     </w:p>
     <w:p/>
     <w:p>
       <w:pPr>
         <w:pStyle w:val="Heading2"/>
       </w:pPr>
-      <w:bookmarkStart w:id="19" w:name="_Toc211415498"/>
+      <w:bookmarkStart w:id="21" w:name="_Toc211416509"/>
       <w:r>
         <w:t>II</w:t>
       </w:r>
@@ -5365,50 +5561,50 @@
       <w:r>
         <w:t>Pessoas</w:t>
       </w:r>
-      <w:bookmarkEnd w:id="19"/>
+      <w:bookmarkEnd w:id="21"/>
     </w:p>
     <w:p/>
     <w:p>
       <w:pPr>
         <w:pStyle w:val="Heading2"/>
       </w:pPr>
-      <w:bookmarkStart w:id="20" w:name="_Toc211415499"/>
+      <w:bookmarkStart w:id="22" w:name="_Toc211416510"/>
       <w:r>
         <w:t>II.5 Promoção da produtividade</w:t>
       </w:r>
-      <w:bookmarkEnd w:id="20"/>
+      <w:bookmarkEnd w:id="22"/>
     </w:p>
     <w:p/>
     <w:p>
       <w:pPr>
         <w:pStyle w:val="Heading2"/>
       </w:pPr>
-      <w:bookmarkStart w:id="21" w:name="_Toc211415500"/>
+      <w:bookmarkStart w:id="23" w:name="_Toc211416511"/>
       <w:r>
         <w:t>II.6 Economia circular</w:t>
       </w:r>
-      <w:bookmarkEnd w:id="21"/>
+      <w:bookmarkEnd w:id="23"/>
     </w:p>
     <w:p/>
     <w:p>
       <w:pPr>
         <w:pStyle w:val="Heading2"/>
       </w:pPr>
-      <w:bookmarkStart w:id="22" w:name="_Toc211415501"/>
+      <w:bookmarkStart w:id="24" w:name="_Toc211416512"/>
       <w:r>
         <w:t xml:space="preserve">II.7 </w:t>
       </w:r>
       <w:r>
         <w:t>Marketing</w:t>
       </w:r>
-      <w:bookmarkEnd w:id="22"/>
+      <w:bookmarkEnd w:id="24"/>
     </w:p>
     <w:p/>
     <w:p>
       <w:pPr>
         <w:pStyle w:val="Heading2"/>
       </w:pPr>
-      <w:bookmarkStart w:id="23" w:name="_Toc211415502"/>
+      <w:bookmarkStart w:id="25" w:name="_Toc211416513"/>
       <w:r>
         <w:t>II.</w:t>
       </w:r>
@@ -5427,14 +5623,14 @@
       <w:r>
         <w:t>Financeira</w:t>
       </w:r>
-      <w:bookmarkEnd w:id="23"/>
+      <w:bookmarkEnd w:id="25"/>
     </w:p>
     <w:p/>
     <w:p>
       <w:pPr>
         <w:pStyle w:val="Heading2"/>
       </w:pPr>
-      <w:bookmarkStart w:id="24" w:name="_Toc211415503"/>
+      <w:bookmarkStart w:id="26" w:name="_Toc211416514"/>
       <w:r>
         <w:t>II.</w:t>
       </w:r>
@@ -5450,7 +5646,7 @@
       <w:r>
         <w:t xml:space="preserve"> e Indústria 4.0</w:t>
       </w:r>
-      <w:bookmarkEnd w:id="24"/>
+      <w:bookmarkEnd w:id="26"/>
     </w:p>
     <w:p/>
     <w:p>
@@ -5474,11 +5670,11 @@
           <w:szCs w:val="22"/>
         </w:rPr>
       </w:pPr>
-      <w:bookmarkStart w:id="25" w:name="_Toc211415504"/>
+      <w:bookmarkStart w:id="27" w:name="_Toc211416515"/>
       <w:r>
         <w:t>Parte III – Conclusão</w:t>
       </w:r>
-      <w:bookmarkEnd w:id="25"/>
+      <w:bookmarkEnd w:id="27"/>
     </w:p>
     <w:p>
       <w:pPr>
@@ -5491,22 +5687,22 @@
       <w:pPr>
         <w:pStyle w:val="Heading2"/>
       </w:pPr>
-      <w:bookmarkStart w:id="26" w:name="_Toc211415505"/>
+      <w:bookmarkStart w:id="28" w:name="_Toc211416516"/>
       <w:r>
         <w:t>III.1 Conclusão</w:t>
       </w:r>
-      <w:bookmarkEnd w:id="26"/>
+      <w:bookmarkEnd w:id="28"/>
     </w:p>
     <w:p/>
     <w:p>
       <w:pPr>
         <w:pStyle w:val="Heading2"/>
       </w:pPr>
-      <w:bookmarkStart w:id="27" w:name="_Toc211415506"/>
+      <w:bookmarkStart w:id="29" w:name="_Toc211416517"/>
       <w:r>
         <w:t>III.2 Sugestões de melhoria</w:t>
       </w:r>
-      <w:bookmarkEnd w:id="27"/>
+      <w:bookmarkEnd w:id="29"/>
     </w:p>
     <w:p>
       <w:pPr>
@@ -5516,13 +5712,13 @@
       <w:r>
         <w:br w:type="page"/>
       </w:r>
-      <w:bookmarkStart w:id="28" w:name="_Toc471979356"/>
-      <w:bookmarkStart w:id="29" w:name="_Toc211415507"/>
+      <w:bookmarkStart w:id="30" w:name="_Toc471979356"/>
+      <w:bookmarkStart w:id="31" w:name="_Toc211416518"/>
       <w:r>
         <w:t>Referências</w:t>
       </w:r>
-      <w:bookmarkEnd w:id="28"/>
-      <w:bookmarkEnd w:id="29"/>
+      <w:bookmarkEnd w:id="30"/>
+      <w:bookmarkEnd w:id="31"/>
     </w:p>
     <w:p/>
     <w:p>
@@ -5533,16 +5729,16 @@
           <w:rFonts w:eastAsia="Arial Narrow"/>
         </w:rPr>
       </w:pPr>
-      <w:bookmarkStart w:id="30" w:name="_Toc471979357"/>
-      <w:bookmarkStart w:id="31" w:name="_Toc211415508"/>
+      <w:bookmarkStart w:id="32" w:name="_Toc471979357"/>
+      <w:bookmarkStart w:id="33" w:name="_Toc211416519"/>
       <w:r>
         <w:rPr>
           <w:rFonts w:eastAsia="Arial Narrow"/>
         </w:rPr>
         <w:t>Anexos</w:t>
       </w:r>
-      <w:bookmarkEnd w:id="30"/>
-      <w:bookmarkEnd w:id="31"/>
+      <w:bookmarkEnd w:id="32"/>
+      <w:bookmarkEnd w:id="33"/>
       <w:r>
         <w:rPr>
           <w:rFonts w:eastAsia="Arial Narrow"/>

--- a/docs/client_analysis/report_APS.docx
+++ b/docs/client_analysis/report_APS.docx
@@ -3331,21 +3331,7 @@
         <w:rPr>
           <w:color w:val="auto"/>
         </w:rPr>
-        <w:t xml:space="preserve"> - </w:t>
-      </w:r>
-      <w:proofErr w:type="spellStart"/>
-      <w:r>
-        <w:rPr>
-          <w:color w:val="auto"/>
-        </w:rPr>
-        <w:t>Legacy</w:t>
-      </w:r>
-      <w:proofErr w:type="spellEnd"/>
-      <w:r>
-        <w:rPr>
-          <w:color w:val="auto"/>
-        </w:rPr>
-        <w:t xml:space="preserve"> (riscos estratégicos)</w:t>
+        <w:t xml:space="preserve"> - Legacy (riscos estratégicos)</w:t>
       </w:r>
     </w:p>
     <w:p>
@@ -3568,21 +3554,7 @@
         <w:rPr>
           <w:color w:val="auto"/>
         </w:rPr>
-        <w:t xml:space="preserve"> - </w:t>
-      </w:r>
-      <w:proofErr w:type="spellStart"/>
-      <w:r>
-        <w:rPr>
-          <w:color w:val="auto"/>
-        </w:rPr>
-        <w:t>Enablers</w:t>
-      </w:r>
-      <w:proofErr w:type="spellEnd"/>
-      <w:r>
-        <w:rPr>
-          <w:color w:val="auto"/>
-        </w:rPr>
-        <w:t xml:space="preserve"> de competitividade (recursos e competências)</w:t>
+        <w:t xml:space="preserve"> - Enablers de competitividade (recursos e competências)</w:t>
       </w:r>
     </w:p>
     <w:p/>
@@ -3713,21 +3685,7 @@
         <w:rPr>
           <w:color w:val="auto"/>
         </w:rPr>
-        <w:t xml:space="preserve"> - Visão dos </w:t>
-      </w:r>
-      <w:proofErr w:type="spellStart"/>
-      <w:r>
-        <w:rPr>
-          <w:color w:val="auto"/>
-        </w:rPr>
-        <w:t>Stakeholders</w:t>
-      </w:r>
-      <w:proofErr w:type="spellEnd"/>
-      <w:r>
-        <w:rPr>
-          <w:color w:val="auto"/>
-        </w:rPr>
-        <w:t xml:space="preserve"> (competitividade</w:t>
+        <w:t xml:space="preserve"> - Visão dos Stakeholders (competitividade</w:t>
       </w:r>
       <w:r>
         <w:rPr>
@@ -3845,21 +3803,7 @@
         <w:rPr>
           <w:color w:val="auto"/>
         </w:rPr>
-        <w:t xml:space="preserve"> - Visão dos </w:t>
-      </w:r>
-      <w:proofErr w:type="spellStart"/>
-      <w:r>
-        <w:rPr>
-          <w:color w:val="auto"/>
-        </w:rPr>
-        <w:t>Stakeholders</w:t>
-      </w:r>
-      <w:proofErr w:type="spellEnd"/>
-      <w:r>
-        <w:rPr>
-          <w:color w:val="auto"/>
-        </w:rPr>
-        <w:t xml:space="preserve"> (cooperação)</w:t>
+        <w:t xml:space="preserve"> - Visão dos Stakeholders (cooperação)</w:t>
       </w:r>
     </w:p>
     <w:p>
@@ -3967,21 +3911,7 @@
         <w:rPr>
           <w:color w:val="auto"/>
         </w:rPr>
-        <w:t xml:space="preserve"> - Visão dos </w:t>
-      </w:r>
-      <w:proofErr w:type="spellStart"/>
-      <w:r>
-        <w:rPr>
-          <w:color w:val="auto"/>
-        </w:rPr>
-        <w:t>Stakeholders</w:t>
-      </w:r>
-      <w:proofErr w:type="spellEnd"/>
-      <w:r>
-        <w:rPr>
-          <w:color w:val="auto"/>
-        </w:rPr>
-        <w:t xml:space="preserve"> (expectativas)</w:t>
+        <w:t xml:space="preserve"> - Visão dos Stakeholders (expectativas)</w:t>
       </w:r>
     </w:p>
     <w:p>
@@ -3997,17 +3927,12 @@
       </w:pPr>
       <w:bookmarkStart w:id="7" w:name="_Toc211416496"/>
       <w:r>
-        <w:t xml:space="preserve">Ligações e </w:t>
-      </w:r>
-      <w:proofErr w:type="spellStart"/>
-      <w:r>
-        <w:t>Hi</w:t>
+        <w:t>Ligações e Hi</w:t>
       </w:r>
       <w:r>
         <w:t>nterland</w:t>
       </w:r>
       <w:bookmarkEnd w:id="7"/>
-      <w:proofErr w:type="spellEnd"/>
     </w:p>
     <w:p>
       <w:pPr>
@@ -4136,21 +4061,7 @@
         <w:rPr>
           <w:color w:val="auto"/>
         </w:rPr>
-        <w:t xml:space="preserve"> - Ligações estratégicas do Porto de Sines: acessos marítimos globais e </w:t>
-      </w:r>
-      <w:proofErr w:type="spellStart"/>
-      <w:r>
-        <w:rPr>
-          <w:color w:val="auto"/>
-        </w:rPr>
-        <w:t>hinterland</w:t>
-      </w:r>
-      <w:proofErr w:type="spellEnd"/>
-      <w:r>
-        <w:rPr>
-          <w:color w:val="auto"/>
-        </w:rPr>
-        <w:t xml:space="preserve"> ibéric</w:t>
+        <w:t xml:space="preserve"> - Ligações estratégicas do Porto de Sines: acessos marítimos globais e hinterland ibéric</w:t>
       </w:r>
       <w:r>
         <w:rPr>
@@ -5207,15 +5118,7 @@
     </w:p>
     <w:p>
       <w:r>
-        <w:t xml:space="preserve">A APS tem como missão administrar, conservar e desenvolver os portos sob a sua responsabilidade, promovendo serviços eficientes, seguros e sustentáveis. O seu objetivo estratégico é consolidar o Porto de Sines como um </w:t>
-      </w:r>
-      <w:proofErr w:type="spellStart"/>
-      <w:r>
-        <w:t>hub</w:t>
-      </w:r>
-      <w:proofErr w:type="spellEnd"/>
-      <w:r>
-        <w:t xml:space="preserve"> logístico, energético e industrial de referência no Atlântico, enquanto reforça a importância dos Portos de Faro e Portimão como infraestruturas de apoio ao turismo de cruzeiros e ao transporte marítimo regional.</w:t>
+        <w:t>A APS tem como missão administrar, conservar e desenvolver os portos sob a sua responsabilidade, promovendo serviços eficientes, seguros e sustentáveis. O seu objetivo estratégico é consolidar o Porto de Sines como um hub logístico, energético e industrial de referência no Atlântico, enquanto reforça a importância dos Portos de Faro e Portimão como infraestruturas de apoio ao turismo de cruzeiros e ao transporte marítimo regional.</w:t>
       </w:r>
     </w:p>
     <w:p>
@@ -5235,36 +5138,12 @@
     </w:p>
     <w:p>
       <w:r>
-        <w:t xml:space="preserve">Em termos de indicadores-chave, o Porto de Sines movimenta anualmente mais de 50 milhões de toneladas de carga, representando uma parcela expressiva do comércio externo nacional. É líder em movimentação de contentores em Portugal, com cerca de 65% das operações correspondentes a </w:t>
-      </w:r>
-      <w:proofErr w:type="spellStart"/>
-      <w:r>
-        <w:t>transshipment</w:t>
-      </w:r>
-      <w:proofErr w:type="spellEnd"/>
-      <w:r>
-        <w:t xml:space="preserve"> (transbordo). A APS emprega cerca de 200 colaboradores, e o ecossistema portuário sob a sua administração envolve milhares de empregos indiretos.</w:t>
-      </w:r>
-    </w:p>
-    <w:p>
-      <w:r>
-        <w:t xml:space="preserve">Entre os seus principais parceiros e </w:t>
-      </w:r>
-      <w:proofErr w:type="spellStart"/>
-      <w:r>
-        <w:t>stakeholders</w:t>
-      </w:r>
-      <w:proofErr w:type="spellEnd"/>
-      <w:r>
-        <w:t xml:space="preserve"> encontram-se o Governo </w:t>
-      </w:r>
-      <w:proofErr w:type="gramStart"/>
-      <w:r>
-        <w:t>Português</w:t>
-      </w:r>
-      <w:proofErr w:type="gramEnd"/>
-      <w:r>
-        <w:t xml:space="preserve">, as </w:t>
+        <w:t>Em termos de indicadores-chave, o Porto de Sines movimenta anualmente mais de 50 milhões de toneladas de carga, representando uma parcela expressiva do comércio externo nacional. É líder em movimentação de contentores em Portugal, com cerca de 65% das operações correspondentes a transshipment (transbordo). A APS emprega cerca de 200 colaboradores, e o ecossistema portuário sob a sua administração envolve milhares de empregos indiretos.</w:t>
+      </w:r>
+    </w:p>
+    <w:p>
+      <w:r>
+        <w:t xml:space="preserve">Entre os seus principais parceiros e stakeholders encontram-se o Governo Português, as </w:t>
       </w:r>
       <w:r>
         <w:t xml:space="preserve">concessionárias </w:t>
@@ -5273,15 +5152,7 @@
         <w:t>de</w:t>
       </w:r>
       <w:r>
-        <w:t xml:space="preserve"> terminais (como a PSA Sines e a REN Atlântico), empresas energéticas e industriais (Galp, Repsol, EDP, entre outras), operadores logísticos, municípios e entidades locais. A APS adota sistemas de gestão certificados nas áreas da qualidade, ambiente e segurança, seguindo normas internacionais (ISO 9001, ISO 14001, ISO 45001), e mantém políticas de </w:t>
-      </w:r>
-      <w:proofErr w:type="spellStart"/>
-      <w:r>
-        <w:t>compliance</w:t>
-      </w:r>
-      <w:proofErr w:type="spellEnd"/>
-      <w:r>
-        <w:t xml:space="preserve"> e transparência alinhadas com os princípios de bom governo corporativo.</w:t>
+        <w:t xml:space="preserve"> terminais (como a PSA Sines e a REN Atlântico), empresas energéticas e industriais (Galp, Repsol, EDP, entre outras), operadores logísticos, municípios e entidades locais. A APS adota sistemas de gestão certificados nas áreas da qualidade, ambiente e segurança, seguindo normas internacionais (ISO 9001, ISO 14001, ISO 45001), e mantém políticas de compliance e transparência alinhadas com os princípios de bom governo corporativo.</w:t>
       </w:r>
     </w:p>
     <w:p>
@@ -5377,7 +5248,6 @@
       <w:bookmarkEnd w:id="17"/>
       <w:bookmarkEnd w:id="18"/>
     </w:p>
-    <w:p/>
     <w:p>
       <w:r>
         <w:t>Tal como referido anteriormente, a</w:t>
@@ -5475,12 +5345,205 @@
       </w:r>
     </w:p>
     <w:p/>
+    <w:p>
+      <w:pPr>
+        <w:pStyle w:val="Heading3"/>
+        <w:rPr>
+          <w:b/>
+          <w:bCs/>
+          <w:color w:val="auto"/>
+          <w:sz w:val="20"/>
+          <w:szCs w:val="20"/>
+        </w:rPr>
+      </w:pPr>
+      <w:bookmarkStart w:id="19" w:name="_Toc211333576"/>
+      <w:r>
+        <w:rPr>
+          <w:b/>
+          <w:bCs/>
+          <w:color w:val="auto"/>
+          <w:sz w:val="20"/>
+          <w:szCs w:val="20"/>
+        </w:rPr>
+        <w:t>Proposta de melhoria</w:t>
+      </w:r>
+      <w:bookmarkEnd w:id="19"/>
+    </w:p>
+    <w:p>
+      <w:r>
+        <w:t>Com base na análise anterior, identificam-se algumas oportunidades de melhoria na estrutura e nos processos internos da APS, de modo a aumentar a eficiência organizacional, a agilidade decisória e a capacidade de adaptação tecnológica.</w:t>
+      </w:r>
+    </w:p>
+    <w:p>
+      <w:r>
+        <w:t>1. Criação de uma Unidade de Transformação Digital (UTD)</w:t>
+      </w:r>
+    </w:p>
+    <w:p>
+      <w:pPr>
+        <w:numPr>
+          <w:ilvl w:val="0"/>
+          <w:numId w:val="24"/>
+        </w:numPr>
+      </w:pPr>
+      <w:r>
+        <w:t>Justificação: A APS tem vindo a investir em inovação e sustentabilidade, mas a gestão digital ainda se encontra distribuída entre diferentes departamentos. Uma UTD dedicada permitiria coordenar projetos de automação, sistemas de informação e segurança cibernética, promovendo uma estratégia digital integrada.</w:t>
+      </w:r>
+    </w:p>
+    <w:p>
+      <w:pPr>
+        <w:numPr>
+          <w:ilvl w:val="0"/>
+          <w:numId w:val="24"/>
+        </w:numPr>
+      </w:pPr>
+      <w:r>
+        <w:t>Ação recomendada: Reestruturação parcial da Direção de Desenvolvimento e Sustentabilidade, incorporando uma equipa multidisciplinar focada em transformação digital.</w:t>
+      </w:r>
+    </w:p>
+    <w:p>
+      <w:pPr>
+        <w:numPr>
+          <w:ilvl w:val="0"/>
+          <w:numId w:val="24"/>
+        </w:numPr>
+      </w:pPr>
+      <w:r>
+        <w:t>Impacto esperado: Maior coerência entre os sistemas tecnológicos, aumento da eficiência dos fluxos informacionais e suporte direto à inovação portuária.</w:t>
+      </w:r>
+    </w:p>
+    <w:p>
+      <w:r>
+        <w:t>2. Descentralização controlada da tomada de decisão operacional</w:t>
+      </w:r>
+    </w:p>
+    <w:p>
+      <w:pPr>
+        <w:numPr>
+          <w:ilvl w:val="0"/>
+          <w:numId w:val="25"/>
+        </w:numPr>
+      </w:pPr>
+      <w:r>
+        <w:t>Justificação: A centralização excessiva no Conselho de Administração pode atrasar decisões operacionais de menor impacto estratégico.</w:t>
+      </w:r>
+    </w:p>
+    <w:p>
+      <w:pPr>
+        <w:numPr>
+          <w:ilvl w:val="0"/>
+          <w:numId w:val="25"/>
+        </w:numPr>
+      </w:pPr>
+      <w:r>
+        <w:t>Ação recomendada: Delegar competências específicas às Direções de Operações e Engenharia, estabelecendo limites claros de autonomia.</w:t>
+      </w:r>
+    </w:p>
+    <w:p>
+      <w:pPr>
+        <w:numPr>
+          <w:ilvl w:val="0"/>
+          <w:numId w:val="25"/>
+        </w:numPr>
+      </w:pPr>
+      <w:r>
+        <w:t>Impacto esperado: Aceleração da execução de projetos, melhoria da resposta operacional e aumento do envolvimento das equipas técnicas.</w:t>
+      </w:r>
+    </w:p>
+    <w:p>
+      <w:r>
+        <w:t>3. Reforço das equipas de staff com perfis especializados em análise de dados e sustentabilidade</w:t>
+      </w:r>
+    </w:p>
+    <w:p>
+      <w:pPr>
+        <w:numPr>
+          <w:ilvl w:val="0"/>
+          <w:numId w:val="26"/>
+        </w:numPr>
+      </w:pPr>
+      <w:r>
+        <w:t>Justificação: A crescente exigência de relatórios de desempenho ambiental e indicadores logísticos requer competências analíticas avançadas.</w:t>
+      </w:r>
+    </w:p>
+    <w:p>
+      <w:pPr>
+        <w:numPr>
+          <w:ilvl w:val="0"/>
+          <w:numId w:val="26"/>
+        </w:numPr>
+      </w:pPr>
+      <w:r>
+        <w:t>Ação recomendada: Recrutamento de analistas de dados e especialistas em ESG (Environmental, Social and Governance).</w:t>
+      </w:r>
+    </w:p>
+    <w:p>
+      <w:pPr>
+        <w:numPr>
+          <w:ilvl w:val="0"/>
+          <w:numId w:val="26"/>
+        </w:numPr>
+      </w:pPr>
+      <w:r>
+        <w:t>Impacto esperado: Melhoria da qualidade da informação estratégica e fortalecimento da reputação institucional.</w:t>
+      </w:r>
+    </w:p>
+    <w:p>
+      <w:r>
+        <w:t>4. Implementação de um sistema interno de comunicação e inovação colaborativa</w:t>
+      </w:r>
+    </w:p>
+    <w:p>
+      <w:pPr>
+        <w:numPr>
+          <w:ilvl w:val="0"/>
+          <w:numId w:val="27"/>
+        </w:numPr>
+      </w:pPr>
+      <w:r>
+        <w:t>Justificação: As estruturas informais existentes poderiam ser formalizadas através de um canal digital interno (plataforma colaborativa) que promova a partilha de ideias e boas práticas.</w:t>
+      </w:r>
+    </w:p>
+    <w:p>
+      <w:pPr>
+        <w:numPr>
+          <w:ilvl w:val="0"/>
+          <w:numId w:val="27"/>
+        </w:numPr>
+      </w:pPr>
+      <w:r>
+        <w:t>Ação recomendada: Desenvolvimento ou adoção de uma plataforma de gestão de conhecimento.</w:t>
+      </w:r>
+    </w:p>
+    <w:p>
+      <w:pPr>
+        <w:numPr>
+          <w:ilvl w:val="0"/>
+          <w:numId w:val="27"/>
+        </w:numPr>
+      </w:pPr>
+      <w:r>
+        <w:t>Impacto esperado: Aumento do envolvimento dos colaboradores e fomento de uma cultura de melhoria contínua.</w:t>
+      </w:r>
+    </w:p>
+    <w:p>
+      <w:r>
+        <w:t>Para concluir, a</w:t>
+      </w:r>
+      <w:r>
+        <w:t xml:space="preserve"> APS apresenta uma estrutura sólida, eficiente e compatível com o seu papel institucional. Contudo, a evolução do setor portuário europeu e os desafios da transição digital e energética tornam necessário um modelo mais descentralizado, colaborativo e orientado à inovação. As propostas apresentadas são realistas, alinhadas com a estratégia da empresa e focadas em ganhos de eficiência, modernização e sustentabilidade</w:t>
+      </w:r>
+      <w:r>
+        <w:t>.</w:t>
+      </w:r>
+    </w:p>
     <w:p/>
+    <w:p/>
     <w:p>
       <w:pPr>
         <w:pStyle w:val="Heading2"/>
       </w:pPr>
-      <w:bookmarkStart w:id="19" w:name="_Toc211416507"/>
+      <w:bookmarkStart w:id="20" w:name="_Toc211416507"/>
       <w:r>
         <w:t>II.</w:t>
       </w:r>
@@ -5493,7 +5556,7 @@
       <w:r>
         <w:t>Planeamento</w:t>
       </w:r>
-      <w:bookmarkEnd w:id="19"/>
+      <w:bookmarkEnd w:id="20"/>
     </w:p>
     <w:p>
       <w:pPr>
@@ -5516,7 +5579,7 @@
       <w:pPr>
         <w:pStyle w:val="Heading2"/>
       </w:pPr>
-      <w:bookmarkStart w:id="20" w:name="_Toc211416508"/>
+      <w:bookmarkStart w:id="21" w:name="_Toc211416508"/>
       <w:r>
         <w:t>II.</w:t>
       </w:r>
@@ -5529,14 +5592,14 @@
       <w:r>
         <w:t xml:space="preserve"> e Sistemas de informação</w:t>
       </w:r>
-      <w:bookmarkEnd w:id="20"/>
+      <w:bookmarkEnd w:id="21"/>
     </w:p>
     <w:p/>
     <w:p>
       <w:pPr>
         <w:pStyle w:val="Heading2"/>
       </w:pPr>
-      <w:bookmarkStart w:id="21" w:name="_Toc211416509"/>
+      <w:bookmarkStart w:id="22" w:name="_Toc211416509"/>
       <w:r>
         <w:t>II</w:t>
       </w:r>
@@ -5561,50 +5624,50 @@
       <w:r>
         <w:t>Pessoas</w:t>
       </w:r>
-      <w:bookmarkEnd w:id="21"/>
+      <w:bookmarkEnd w:id="22"/>
     </w:p>
     <w:p/>
     <w:p>
       <w:pPr>
         <w:pStyle w:val="Heading2"/>
       </w:pPr>
-      <w:bookmarkStart w:id="22" w:name="_Toc211416510"/>
+      <w:bookmarkStart w:id="23" w:name="_Toc211416510"/>
       <w:r>
         <w:t>II.5 Promoção da produtividade</w:t>
       </w:r>
-      <w:bookmarkEnd w:id="22"/>
+      <w:bookmarkEnd w:id="23"/>
     </w:p>
     <w:p/>
     <w:p>
       <w:pPr>
         <w:pStyle w:val="Heading2"/>
       </w:pPr>
-      <w:bookmarkStart w:id="23" w:name="_Toc211416511"/>
+      <w:bookmarkStart w:id="24" w:name="_Toc211416511"/>
       <w:r>
         <w:t>II.6 Economia circular</w:t>
       </w:r>
-      <w:bookmarkEnd w:id="23"/>
+      <w:bookmarkEnd w:id="24"/>
     </w:p>
     <w:p/>
     <w:p>
       <w:pPr>
         <w:pStyle w:val="Heading2"/>
       </w:pPr>
-      <w:bookmarkStart w:id="24" w:name="_Toc211416512"/>
+      <w:bookmarkStart w:id="25" w:name="_Toc211416512"/>
       <w:r>
         <w:t xml:space="preserve">II.7 </w:t>
       </w:r>
       <w:r>
         <w:t>Marketing</w:t>
       </w:r>
-      <w:bookmarkEnd w:id="24"/>
+      <w:bookmarkEnd w:id="25"/>
     </w:p>
     <w:p/>
     <w:p>
       <w:pPr>
         <w:pStyle w:val="Heading2"/>
       </w:pPr>
-      <w:bookmarkStart w:id="25" w:name="_Toc211416513"/>
+      <w:bookmarkStart w:id="26" w:name="_Toc211416513"/>
       <w:r>
         <w:t>II.</w:t>
       </w:r>
@@ -5623,14 +5686,14 @@
       <w:r>
         <w:t>Financeira</w:t>
       </w:r>
-      <w:bookmarkEnd w:id="25"/>
+      <w:bookmarkEnd w:id="26"/>
     </w:p>
     <w:p/>
     <w:p>
       <w:pPr>
         <w:pStyle w:val="Heading2"/>
       </w:pPr>
-      <w:bookmarkStart w:id="26" w:name="_Toc211416514"/>
+      <w:bookmarkStart w:id="27" w:name="_Toc211416514"/>
       <w:r>
         <w:t>II.</w:t>
       </w:r>
@@ -5646,7 +5709,7 @@
       <w:r>
         <w:t xml:space="preserve"> e Indústria 4.0</w:t>
       </w:r>
-      <w:bookmarkEnd w:id="26"/>
+      <w:bookmarkEnd w:id="27"/>
     </w:p>
     <w:p/>
     <w:p>
@@ -5670,11 +5733,11 @@
           <w:szCs w:val="22"/>
         </w:rPr>
       </w:pPr>
-      <w:bookmarkStart w:id="27" w:name="_Toc211416515"/>
+      <w:bookmarkStart w:id="28" w:name="_Toc211416515"/>
       <w:r>
         <w:t>Parte III – Conclusão</w:t>
       </w:r>
-      <w:bookmarkEnd w:id="27"/>
+      <w:bookmarkEnd w:id="28"/>
     </w:p>
     <w:p>
       <w:pPr>
@@ -5687,22 +5750,22 @@
       <w:pPr>
         <w:pStyle w:val="Heading2"/>
       </w:pPr>
-      <w:bookmarkStart w:id="28" w:name="_Toc211416516"/>
+      <w:bookmarkStart w:id="29" w:name="_Toc211416516"/>
       <w:r>
         <w:t>III.1 Conclusão</w:t>
       </w:r>
-      <w:bookmarkEnd w:id="28"/>
+      <w:bookmarkEnd w:id="29"/>
     </w:p>
     <w:p/>
     <w:p>
       <w:pPr>
         <w:pStyle w:val="Heading2"/>
       </w:pPr>
-      <w:bookmarkStart w:id="29" w:name="_Toc211416517"/>
+      <w:bookmarkStart w:id="30" w:name="_Toc211416517"/>
       <w:r>
         <w:t>III.2 Sugestões de melhoria</w:t>
       </w:r>
-      <w:bookmarkEnd w:id="29"/>
+      <w:bookmarkEnd w:id="30"/>
     </w:p>
     <w:p>
       <w:pPr>
@@ -5712,13 +5775,13 @@
       <w:r>
         <w:br w:type="page"/>
       </w:r>
-      <w:bookmarkStart w:id="30" w:name="_Toc471979356"/>
-      <w:bookmarkStart w:id="31" w:name="_Toc211416518"/>
+      <w:bookmarkStart w:id="31" w:name="_Toc471979356"/>
+      <w:bookmarkStart w:id="32" w:name="_Toc211416518"/>
       <w:r>
         <w:t>Referências</w:t>
       </w:r>
-      <w:bookmarkEnd w:id="30"/>
       <w:bookmarkEnd w:id="31"/>
+      <w:bookmarkEnd w:id="32"/>
     </w:p>
     <w:p/>
     <w:p>
@@ -5729,16 +5792,16 @@
           <w:rFonts w:eastAsia="Arial Narrow"/>
         </w:rPr>
       </w:pPr>
-      <w:bookmarkStart w:id="32" w:name="_Toc471979357"/>
-      <w:bookmarkStart w:id="33" w:name="_Toc211416519"/>
+      <w:bookmarkStart w:id="33" w:name="_Toc471979357"/>
+      <w:bookmarkStart w:id="34" w:name="_Toc211416519"/>
       <w:r>
         <w:rPr>
           <w:rFonts w:eastAsia="Arial Narrow"/>
         </w:rPr>
         <w:t>Anexos</w:t>
       </w:r>
-      <w:bookmarkEnd w:id="32"/>
       <w:bookmarkEnd w:id="33"/>
+      <w:bookmarkEnd w:id="34"/>
       <w:r>
         <w:rPr>
           <w:rFonts w:eastAsia="Arial Narrow"/>

--- a/docs/client_analysis/report_APS.docx
+++ b/docs/client_analysis/report_APS.docx
@@ -4,18 +4,18 @@
   <w:body>
     <w:p>
       <w:pPr>
-        <w:pStyle w:val="BodyText"/>
+        <w:pStyle w:val="Corpodetexto"/>
       </w:pPr>
       <w:bookmarkStart w:id="0" w:name="bkRunHead"/>
     </w:p>
     <w:p>
       <w:pPr>
-        <w:pStyle w:val="BodyText"/>
-      </w:pPr>
-    </w:p>
-    <w:p>
-      <w:pPr>
-        <w:pStyle w:val="BodyText"/>
+        <w:pStyle w:val="Corpodetexto"/>
+      </w:pPr>
+    </w:p>
+    <w:p>
+      <w:pPr>
+        <w:pStyle w:val="Corpodetexto"/>
       </w:pPr>
       <w:r>
         <w:rPr>
@@ -84,7 +84,7 @@
     </w:p>
     <w:p>
       <w:pPr>
-        <w:pStyle w:val="BodyText"/>
+        <w:pStyle w:val="Corpodetexto"/>
         <w:jc w:val="center"/>
       </w:pPr>
       <w:r>
@@ -136,7 +136,7 @@
     </w:p>
     <w:p>
       <w:pPr>
-        <w:pStyle w:val="BodyText"/>
+        <w:pStyle w:val="Corpodetexto"/>
         <w:rPr>
           <w:rFonts w:asciiTheme="minorHAnsi" w:hAnsiTheme="minorHAnsi" w:cstheme="minorHAnsi"/>
         </w:rPr>
@@ -144,7 +144,7 @@
     </w:p>
     <w:p>
       <w:pPr>
-        <w:pStyle w:val="BodyText"/>
+        <w:pStyle w:val="Corpodetexto"/>
         <w:rPr>
           <w:rFonts w:asciiTheme="minorHAnsi" w:hAnsiTheme="minorHAnsi" w:cstheme="minorHAnsi"/>
         </w:rPr>
@@ -152,7 +152,7 @@
     </w:p>
     <w:p>
       <w:pPr>
-        <w:pStyle w:val="BodyText"/>
+        <w:pStyle w:val="Corpodetexto"/>
         <w:rPr>
           <w:rFonts w:asciiTheme="minorHAnsi" w:hAnsiTheme="minorHAnsi" w:cstheme="minorHAnsi"/>
         </w:rPr>
@@ -160,7 +160,7 @@
     </w:p>
     <w:p>
       <w:pPr>
-        <w:pStyle w:val="Title"/>
+        <w:pStyle w:val="Ttulo"/>
         <w:jc w:val="center"/>
         <w:rPr>
           <w:rFonts w:asciiTheme="minorHAnsi" w:hAnsiTheme="minorHAnsi" w:cstheme="minorHAnsi"/>
@@ -173,7 +173,7 @@
     </w:p>
     <w:p>
       <w:pPr>
-        <w:pStyle w:val="Title"/>
+        <w:pStyle w:val="Ttulo"/>
         <w:jc w:val="center"/>
         <w:rPr>
           <w:rFonts w:asciiTheme="minorHAnsi" w:hAnsiTheme="minorHAnsi" w:cstheme="minorHAnsi"/>
@@ -308,7 +308,7 @@
     </w:p>
     <w:p>
       <w:pPr>
-        <w:pStyle w:val="BodyText"/>
+        <w:pStyle w:val="Corpodetexto"/>
         <w:rPr>
           <w:rFonts w:asciiTheme="minorHAnsi" w:hAnsiTheme="minorHAnsi" w:cstheme="minorHAnsi"/>
         </w:rPr>
@@ -317,7 +317,7 @@
     <w:bookmarkEnd w:id="0"/>
     <w:p>
       <w:pPr>
-        <w:pStyle w:val="BodyText"/>
+        <w:pStyle w:val="Corpodetexto"/>
         <w:rPr>
           <w:rFonts w:asciiTheme="minorHAnsi" w:hAnsiTheme="minorHAnsi" w:cstheme="minorHAnsi"/>
         </w:rPr>
@@ -325,7 +325,7 @@
     </w:p>
     <w:p>
       <w:pPr>
-        <w:pStyle w:val="NoSpacing"/>
+        <w:pStyle w:val="SemEspaamento"/>
         <w:widowControl w:val="0"/>
         <w:spacing w:line="276" w:lineRule="auto"/>
         <w:jc w:val="center"/>
@@ -376,7 +376,7 @@
     </w:p>
     <w:p>
       <w:pPr>
-        <w:pStyle w:val="NoSpacing"/>
+        <w:pStyle w:val="SemEspaamento"/>
         <w:widowControl w:val="0"/>
         <w:spacing w:line="276" w:lineRule="auto"/>
         <w:jc w:val="center"/>
@@ -421,7 +421,7 @@
     </w:p>
     <w:p>
       <w:pPr>
-        <w:pStyle w:val="NoSpacing"/>
+        <w:pStyle w:val="SemEspaamento"/>
         <w:widowControl w:val="0"/>
         <w:spacing w:line="276" w:lineRule="auto"/>
         <w:jc w:val="center"/>
@@ -458,7 +458,7 @@
     </w:p>
     <w:p>
       <w:pPr>
-        <w:pStyle w:val="NoSpacing"/>
+        <w:pStyle w:val="SemEspaamento"/>
         <w:widowControl w:val="0"/>
         <w:spacing w:line="276" w:lineRule="auto"/>
         <w:jc w:val="center"/>
@@ -519,7 +519,7 @@
     </w:p>
     <w:p>
       <w:pPr>
-        <w:pStyle w:val="NoSpacing"/>
+        <w:pStyle w:val="SemEspaamento"/>
         <w:widowControl w:val="0"/>
         <w:spacing w:line="276" w:lineRule="auto"/>
         <w:jc w:val="center"/>
@@ -572,7 +572,7 @@
     </w:p>
     <w:p>
       <w:pPr>
-        <w:pStyle w:val="BodyText"/>
+        <w:pStyle w:val="Corpodetexto"/>
         <w:rPr>
           <w:rFonts w:asciiTheme="minorHAnsi" w:hAnsiTheme="minorHAnsi" w:cstheme="minorHAnsi"/>
           <w:sz w:val="24"/>
@@ -581,7 +581,7 @@
     </w:p>
     <w:p>
       <w:pPr>
-        <w:pStyle w:val="BodyText"/>
+        <w:pStyle w:val="Corpodetexto"/>
         <w:rPr>
           <w:rFonts w:asciiTheme="minorHAnsi" w:hAnsiTheme="minorHAnsi" w:cstheme="minorHAnsi"/>
         </w:rPr>
@@ -589,7 +589,7 @@
     </w:p>
     <w:p>
       <w:pPr>
-        <w:pStyle w:val="BodyText"/>
+        <w:pStyle w:val="Corpodetexto"/>
         <w:rPr>
           <w:rFonts w:asciiTheme="minorHAnsi" w:hAnsiTheme="minorHAnsi" w:cstheme="minorHAnsi"/>
         </w:rPr>
@@ -674,7 +674,7 @@
       <w:sdtContent>
         <w:p>
           <w:pPr>
-            <w:pStyle w:val="TOCHeading"/>
+            <w:pStyle w:val="Cabealhodondice"/>
             <w:rPr>
               <w:rFonts w:ascii="Calibri" w:hAnsi="Calibri" w:cs="Calibri"/>
               <w:b/>
@@ -693,7 +693,7 @@
         <w:p/>
         <w:p>
           <w:pPr>
-            <w:pStyle w:val="TOC1"/>
+            <w:pStyle w:val="ndice1"/>
             <w:tabs>
               <w:tab w:val="right" w:leader="dot" w:pos="9350"/>
             </w:tabs>
@@ -714,10 +714,10 @@
           <w:r>
             <w:fldChar w:fldCharType="separate"/>
           </w:r>
-          <w:hyperlink w:anchor="_Toc211416493" w:history="1">
-            <w:r>
-              <w:rPr>
-                <w:rStyle w:val="Hyperlink"/>
+          <w:hyperlink w:anchor="_Toc211417988" w:history="1">
+            <w:r>
+              <w:rPr>
+                <w:rStyle w:val="Hiperligao"/>
                 <w:noProof/>
                 <w:lang w:bidi="pt-PT"/>
               </w:rPr>
@@ -742,7 +742,7 @@
                 <w:noProof/>
                 <w:webHidden/>
               </w:rPr>
-              <w:instrText xml:space="preserve"> PAGEREF _Toc211416493 \h </w:instrText>
+              <w:instrText xml:space="preserve"> PAGEREF _Toc211417988 \h </w:instrText>
             </w:r>
             <w:r>
               <w:rPr>
@@ -775,7 +775,7 @@
         </w:p>
         <w:p>
           <w:pPr>
-            <w:pStyle w:val="TOC2"/>
+            <w:pStyle w:val="ndice2"/>
             <w:tabs>
               <w:tab w:val="right" w:leader="dot" w:pos="9350"/>
             </w:tabs>
@@ -787,10 +787,10 @@
               <w14:ligatures w14:val="standardContextual"/>
             </w:rPr>
           </w:pPr>
-          <w:hyperlink w:anchor="_Toc211416494" w:history="1">
-            <w:r>
-              <w:rPr>
-                <w:rStyle w:val="Hyperlink"/>
+          <w:hyperlink w:anchor="_Toc211417989" w:history="1">
+            <w:r>
+              <w:rPr>
+                <w:rStyle w:val="Hiperligao"/>
                 <w:noProof/>
                 <w:lang w:bidi="pt-PT"/>
               </w:rPr>
@@ -815,7 +815,7 @@
                 <w:noProof/>
                 <w:webHidden/>
               </w:rPr>
-              <w:instrText xml:space="preserve"> PAGEREF _Toc211416494 \h </w:instrText>
+              <w:instrText xml:space="preserve"> PAGEREF _Toc211417989 \h </w:instrText>
             </w:r>
             <w:r>
               <w:rPr>
@@ -848,7 +848,7 @@
         </w:p>
         <w:p>
           <w:pPr>
-            <w:pStyle w:val="TOC2"/>
+            <w:pStyle w:val="ndice2"/>
             <w:tabs>
               <w:tab w:val="right" w:leader="dot" w:pos="9350"/>
             </w:tabs>
@@ -860,10 +860,10 @@
               <w14:ligatures w14:val="standardContextual"/>
             </w:rPr>
           </w:pPr>
-          <w:hyperlink w:anchor="_Toc211416495" w:history="1">
-            <w:r>
-              <w:rPr>
-                <w:rStyle w:val="Hyperlink"/>
+          <w:hyperlink w:anchor="_Toc211417990" w:history="1">
+            <w:r>
+              <w:rPr>
+                <w:rStyle w:val="Hiperligao"/>
                 <w:noProof/>
               </w:rPr>
               <w:t>Opções Estratégicas para o Porto de Sines (2020-2030)</w:t>
@@ -887,7 +887,7 @@
                 <w:noProof/>
                 <w:webHidden/>
               </w:rPr>
-              <w:instrText xml:space="preserve"> PAGEREF _Toc211416495 \h </w:instrText>
+              <w:instrText xml:space="preserve"> PAGEREF _Toc211417990 \h </w:instrText>
             </w:r>
             <w:r>
               <w:rPr>
@@ -920,7 +920,7 @@
         </w:p>
         <w:p>
           <w:pPr>
-            <w:pStyle w:val="TOC2"/>
+            <w:pStyle w:val="ndice2"/>
             <w:tabs>
               <w:tab w:val="right" w:leader="dot" w:pos="9350"/>
             </w:tabs>
@@ -932,10 +932,10 @@
               <w14:ligatures w14:val="standardContextual"/>
             </w:rPr>
           </w:pPr>
-          <w:hyperlink w:anchor="_Toc211416496" w:history="1">
-            <w:r>
-              <w:rPr>
-                <w:rStyle w:val="Hyperlink"/>
+          <w:hyperlink w:anchor="_Toc211417991" w:history="1">
+            <w:r>
+              <w:rPr>
+                <w:rStyle w:val="Hiperligao"/>
                 <w:noProof/>
               </w:rPr>
               <w:t>Ligações e Hinterland</w:t>
@@ -959,7 +959,7 @@
                 <w:noProof/>
                 <w:webHidden/>
               </w:rPr>
-              <w:instrText xml:space="preserve"> PAGEREF _Toc211416496 \h </w:instrText>
+              <w:instrText xml:space="preserve"> PAGEREF _Toc211417991 \h </w:instrText>
             </w:r>
             <w:r>
               <w:rPr>
@@ -992,7 +992,7 @@
         </w:p>
         <w:p>
           <w:pPr>
-            <w:pStyle w:val="TOC2"/>
+            <w:pStyle w:val="ndice2"/>
             <w:tabs>
               <w:tab w:val="right" w:leader="dot" w:pos="9350"/>
             </w:tabs>
@@ -1004,10 +1004,10 @@
               <w14:ligatures w14:val="standardContextual"/>
             </w:rPr>
           </w:pPr>
-          <w:hyperlink w:anchor="_Toc211416497" w:history="1">
-            <w:r>
-              <w:rPr>
-                <w:rStyle w:val="Hyperlink"/>
+          <w:hyperlink w:anchor="_Toc211417992" w:history="1">
+            <w:r>
+              <w:rPr>
+                <w:rStyle w:val="Hiperligao"/>
                 <w:noProof/>
               </w:rPr>
               <w:t>Estatísticas</w:t>
@@ -1031,7 +1031,7 @@
                 <w:noProof/>
                 <w:webHidden/>
               </w:rPr>
-              <w:instrText xml:space="preserve"> PAGEREF _Toc211416497 \h </w:instrText>
+              <w:instrText xml:space="preserve"> PAGEREF _Toc211417992 \h </w:instrText>
             </w:r>
             <w:r>
               <w:rPr>
@@ -1064,7 +1064,7 @@
         </w:p>
         <w:p>
           <w:pPr>
-            <w:pStyle w:val="TOC3"/>
+            <w:pStyle w:val="ndice3"/>
             <w:tabs>
               <w:tab w:val="right" w:leader="dot" w:pos="9350"/>
             </w:tabs>
@@ -1076,10 +1076,10 @@
               <w14:ligatures w14:val="standardContextual"/>
             </w:rPr>
           </w:pPr>
-          <w:hyperlink w:anchor="_Toc211416498" w:history="1">
-            <w:r>
-              <w:rPr>
-                <w:rStyle w:val="Hyperlink"/>
+          <w:hyperlink w:anchor="_Toc211417993" w:history="1">
+            <w:r>
+              <w:rPr>
+                <w:rStyle w:val="Hiperligao"/>
                 <w:noProof/>
               </w:rPr>
               <w:t>Navios</w:t>
@@ -1103,7 +1103,7 @@
                 <w:noProof/>
                 <w:webHidden/>
               </w:rPr>
-              <w:instrText xml:space="preserve"> PAGEREF _Toc211416498 \h </w:instrText>
+              <w:instrText xml:space="preserve"> PAGEREF _Toc211417993 \h </w:instrText>
             </w:r>
             <w:r>
               <w:rPr>
@@ -1136,7 +1136,7 @@
         </w:p>
         <w:p>
           <w:pPr>
-            <w:pStyle w:val="TOC3"/>
+            <w:pStyle w:val="ndice3"/>
             <w:tabs>
               <w:tab w:val="right" w:leader="dot" w:pos="9350"/>
             </w:tabs>
@@ -1148,10 +1148,10 @@
               <w14:ligatures w14:val="standardContextual"/>
             </w:rPr>
           </w:pPr>
-          <w:hyperlink w:anchor="_Toc211416499" w:history="1">
-            <w:r>
-              <w:rPr>
-                <w:rStyle w:val="Hyperlink"/>
+          <w:hyperlink w:anchor="_Toc211417994" w:history="1">
+            <w:r>
+              <w:rPr>
+                <w:rStyle w:val="Hiperligao"/>
                 <w:noProof/>
               </w:rPr>
               <w:t>Mercadorias</w:t>
@@ -1175,7 +1175,7 @@
                 <w:noProof/>
                 <w:webHidden/>
               </w:rPr>
-              <w:instrText xml:space="preserve"> PAGEREF _Toc211416499 \h </w:instrText>
+              <w:instrText xml:space="preserve"> PAGEREF _Toc211417994 \h </w:instrText>
             </w:r>
             <w:r>
               <w:rPr>
@@ -1208,7 +1208,7 @@
         </w:p>
         <w:p>
           <w:pPr>
-            <w:pStyle w:val="TOC3"/>
+            <w:pStyle w:val="ndice3"/>
             <w:tabs>
               <w:tab w:val="right" w:leader="dot" w:pos="9350"/>
             </w:tabs>
@@ -1220,10 +1220,10 @@
               <w14:ligatures w14:val="standardContextual"/>
             </w:rPr>
           </w:pPr>
-          <w:hyperlink w:anchor="_Toc211416500" w:history="1">
-            <w:r>
-              <w:rPr>
-                <w:rStyle w:val="Hyperlink"/>
+          <w:hyperlink w:anchor="_Toc211417995" w:history="1">
+            <w:r>
+              <w:rPr>
+                <w:rStyle w:val="Hiperligao"/>
                 <w:noProof/>
               </w:rPr>
               <w:t>Passageiros</w:t>
@@ -1247,7 +1247,7 @@
                 <w:noProof/>
                 <w:webHidden/>
               </w:rPr>
-              <w:instrText xml:space="preserve"> PAGEREF _Toc211416500 \h </w:instrText>
+              <w:instrText xml:space="preserve"> PAGEREF _Toc211417995 \h </w:instrText>
             </w:r>
             <w:r>
               <w:rPr>
@@ -1280,7 +1280,7 @@
         </w:p>
         <w:p>
           <w:pPr>
-            <w:pStyle w:val="TOC1"/>
+            <w:pStyle w:val="ndice1"/>
             <w:tabs>
               <w:tab w:val="right" w:leader="dot" w:pos="9350"/>
             </w:tabs>
@@ -1292,10 +1292,10 @@
               <w14:ligatures w14:val="standardContextual"/>
             </w:rPr>
           </w:pPr>
-          <w:hyperlink w:anchor="_Toc211416501" w:history="1">
-            <w:r>
-              <w:rPr>
-                <w:rStyle w:val="Hyperlink"/>
+          <w:hyperlink w:anchor="_Toc211417996" w:history="1">
+            <w:r>
+              <w:rPr>
+                <w:rStyle w:val="Hiperligao"/>
                 <w:noProof/>
               </w:rPr>
               <w:t>Parte I – Introdução e estrutura do trabalho</w:t>
@@ -1319,7 +1319,7 @@
                 <w:noProof/>
                 <w:webHidden/>
               </w:rPr>
-              <w:instrText xml:space="preserve"> PAGEREF _Toc211416501 \h </w:instrText>
+              <w:instrText xml:space="preserve"> PAGEREF _Toc211417996 \h </w:instrText>
             </w:r>
             <w:r>
               <w:rPr>
@@ -1352,7 +1352,7 @@
         </w:p>
         <w:p>
           <w:pPr>
-            <w:pStyle w:val="TOC2"/>
+            <w:pStyle w:val="ndice2"/>
             <w:tabs>
               <w:tab w:val="right" w:leader="dot" w:pos="9350"/>
             </w:tabs>
@@ -1364,10 +1364,10 @@
               <w14:ligatures w14:val="standardContextual"/>
             </w:rPr>
           </w:pPr>
-          <w:hyperlink w:anchor="_Toc211416502" w:history="1">
-            <w:r>
-              <w:rPr>
-                <w:rStyle w:val="Hyperlink"/>
+          <w:hyperlink w:anchor="_Toc211417997" w:history="1">
+            <w:r>
+              <w:rPr>
+                <w:rStyle w:val="Hiperligao"/>
                 <w:noProof/>
               </w:rPr>
               <w:t>I.1 Caracterização da organização</w:t>
@@ -1391,7 +1391,7 @@
                 <w:noProof/>
                 <w:webHidden/>
               </w:rPr>
-              <w:instrText xml:space="preserve"> PAGEREF _Toc211416502 \h </w:instrText>
+              <w:instrText xml:space="preserve"> PAGEREF _Toc211417997 \h </w:instrText>
             </w:r>
             <w:r>
               <w:rPr>
@@ -1424,7 +1424,7 @@
         </w:p>
         <w:p>
           <w:pPr>
-            <w:pStyle w:val="TOC2"/>
+            <w:pStyle w:val="ndice2"/>
             <w:tabs>
               <w:tab w:val="right" w:leader="dot" w:pos="9350"/>
             </w:tabs>
@@ -1436,10 +1436,10 @@
               <w14:ligatures w14:val="standardContextual"/>
             </w:rPr>
           </w:pPr>
-          <w:hyperlink w:anchor="_Toc211416503" w:history="1">
-            <w:r>
-              <w:rPr>
-                <w:rStyle w:val="Hyperlink"/>
+          <w:hyperlink w:anchor="_Toc211417998" w:history="1">
+            <w:r>
+              <w:rPr>
+                <w:rStyle w:val="Hiperligao"/>
                 <w:noProof/>
               </w:rPr>
               <w:t>I.2 Fontes de informação</w:t>
@@ -1463,7 +1463,7 @@
                 <w:noProof/>
                 <w:webHidden/>
               </w:rPr>
-              <w:instrText xml:space="preserve"> PAGEREF _Toc211416503 \h </w:instrText>
+              <w:instrText xml:space="preserve"> PAGEREF _Toc211417998 \h </w:instrText>
             </w:r>
             <w:r>
               <w:rPr>
@@ -1496,7 +1496,7 @@
         </w:p>
         <w:p>
           <w:pPr>
-            <w:pStyle w:val="TOC1"/>
+            <w:pStyle w:val="ndice1"/>
             <w:tabs>
               <w:tab w:val="right" w:leader="dot" w:pos="9350"/>
             </w:tabs>
@@ -1508,10 +1508,10 @@
               <w14:ligatures w14:val="standardContextual"/>
             </w:rPr>
           </w:pPr>
-          <w:hyperlink w:anchor="_Toc211416504" w:history="1">
-            <w:r>
-              <w:rPr>
-                <w:rStyle w:val="Hyperlink"/>
+          <w:hyperlink w:anchor="_Toc211417999" w:history="1">
+            <w:r>
+              <w:rPr>
+                <w:rStyle w:val="Hiperligao"/>
                 <w:noProof/>
               </w:rPr>
               <w:t>Parte II – Desenvolvimento</w:t>
@@ -1535,7 +1535,7 @@
                 <w:noProof/>
                 <w:webHidden/>
               </w:rPr>
-              <w:instrText xml:space="preserve"> PAGEREF _Toc211416504 \h </w:instrText>
+              <w:instrText xml:space="preserve"> PAGEREF _Toc211417999 \h </w:instrText>
             </w:r>
             <w:r>
               <w:rPr>
@@ -1568,7 +1568,7 @@
         </w:p>
         <w:p>
           <w:pPr>
-            <w:pStyle w:val="TOC2"/>
+            <w:pStyle w:val="ndice2"/>
             <w:tabs>
               <w:tab w:val="right" w:leader="dot" w:pos="9350"/>
             </w:tabs>
@@ -1580,10 +1580,10 @@
               <w14:ligatures w14:val="standardContextual"/>
             </w:rPr>
           </w:pPr>
-          <w:hyperlink w:anchor="_Toc211416505" w:history="1">
-            <w:r>
-              <w:rPr>
-                <w:rStyle w:val="Hyperlink"/>
+          <w:hyperlink w:anchor="_Toc211418000" w:history="1">
+            <w:r>
+              <w:rPr>
+                <w:rStyle w:val="Hiperligao"/>
                 <w:noProof/>
               </w:rPr>
               <w:t>II.1 Organização</w:t>
@@ -1607,7 +1607,7 @@
                 <w:noProof/>
                 <w:webHidden/>
               </w:rPr>
-              <w:instrText xml:space="preserve"> PAGEREF _Toc211416505 \h </w:instrText>
+              <w:instrText xml:space="preserve"> PAGEREF _Toc211418000 \h </w:instrText>
             </w:r>
             <w:r>
               <w:rPr>
@@ -1640,7 +1640,7 @@
         </w:p>
         <w:p>
           <w:pPr>
-            <w:pStyle w:val="TOC3"/>
+            <w:pStyle w:val="ndice3"/>
             <w:tabs>
               <w:tab w:val="right" w:leader="dot" w:pos="9350"/>
             </w:tabs>
@@ -1652,10 +1652,10 @@
               <w14:ligatures w14:val="standardContextual"/>
             </w:rPr>
           </w:pPr>
-          <w:hyperlink w:anchor="_Toc211416506" w:history="1">
-            <w:r>
-              <w:rPr>
-                <w:rStyle w:val="Hyperlink"/>
+          <w:hyperlink w:anchor="_Toc211418001" w:history="1">
+            <w:r>
+              <w:rPr>
+                <w:rStyle w:val="Hiperligao"/>
                 <w:noProof/>
               </w:rPr>
               <w:t>Estrutura organizacional</w:t>
@@ -1679,7 +1679,7 @@
                 <w:noProof/>
                 <w:webHidden/>
               </w:rPr>
-              <w:instrText xml:space="preserve"> PAGEREF _Toc211416506 \h </w:instrText>
+              <w:instrText xml:space="preserve"> PAGEREF _Toc211418001 \h </w:instrText>
             </w:r>
             <w:r>
               <w:rPr>
@@ -1712,7 +1712,7 @@
         </w:p>
         <w:p>
           <w:pPr>
-            <w:pStyle w:val="TOC2"/>
+            <w:pStyle w:val="ndice3"/>
             <w:tabs>
               <w:tab w:val="right" w:leader="dot" w:pos="9350"/>
             </w:tabs>
@@ -1724,13 +1724,13 @@
               <w14:ligatures w14:val="standardContextual"/>
             </w:rPr>
           </w:pPr>
-          <w:hyperlink w:anchor="_Toc211416507" w:history="1">
-            <w:r>
-              <w:rPr>
-                <w:rStyle w:val="Hyperlink"/>
-                <w:noProof/>
-              </w:rPr>
-              <w:t>II.2 Planeamento</w:t>
+          <w:hyperlink w:anchor="_Toc211418002" w:history="1">
+            <w:r>
+              <w:rPr>
+                <w:rStyle w:val="Hiperligao"/>
+                <w:noProof/>
+              </w:rPr>
+              <w:t>Proposta de melhoria</w:t>
             </w:r>
             <w:r>
               <w:rPr>
@@ -1751,7 +1751,7 @@
                 <w:noProof/>
                 <w:webHidden/>
               </w:rPr>
-              <w:instrText xml:space="preserve"> PAGEREF _Toc211416507 \h </w:instrText>
+              <w:instrText xml:space="preserve"> PAGEREF _Toc211418002 \h </w:instrText>
             </w:r>
             <w:r>
               <w:rPr>
@@ -1784,7 +1784,7 @@
         </w:p>
         <w:p>
           <w:pPr>
-            <w:pStyle w:val="TOC2"/>
+            <w:pStyle w:val="ndice2"/>
             <w:tabs>
               <w:tab w:val="right" w:leader="dot" w:pos="9350"/>
             </w:tabs>
@@ -1796,13 +1796,13 @@
               <w14:ligatures w14:val="standardContextual"/>
             </w:rPr>
           </w:pPr>
-          <w:hyperlink w:anchor="_Toc211416508" w:history="1">
-            <w:r>
-              <w:rPr>
-                <w:rStyle w:val="Hyperlink"/>
-                <w:noProof/>
-              </w:rPr>
-              <w:t>II.3 Controlo e Sistemas de informação</w:t>
+          <w:hyperlink w:anchor="_Toc211418003" w:history="1">
+            <w:r>
+              <w:rPr>
+                <w:rStyle w:val="Hiperligao"/>
+                <w:noProof/>
+              </w:rPr>
+              <w:t>II.2 Planeamento</w:t>
             </w:r>
             <w:r>
               <w:rPr>
@@ -1823,7 +1823,7 @@
                 <w:noProof/>
                 <w:webHidden/>
               </w:rPr>
-              <w:instrText xml:space="preserve"> PAGEREF _Toc211416508 \h </w:instrText>
+              <w:instrText xml:space="preserve"> PAGEREF _Toc211418003 \h </w:instrText>
             </w:r>
             <w:r>
               <w:rPr>
@@ -1856,7 +1856,7 @@
         </w:p>
         <w:p>
           <w:pPr>
-            <w:pStyle w:val="TOC2"/>
+            <w:pStyle w:val="ndice2"/>
             <w:tabs>
               <w:tab w:val="right" w:leader="dot" w:pos="9350"/>
             </w:tabs>
@@ -1868,13 +1868,13 @@
               <w14:ligatures w14:val="standardContextual"/>
             </w:rPr>
           </w:pPr>
-          <w:hyperlink w:anchor="_Toc211416509" w:history="1">
-            <w:r>
-              <w:rPr>
-                <w:rStyle w:val="Hyperlink"/>
-                <w:noProof/>
-              </w:rPr>
-              <w:t>II. 4 Direção e Gestão de Pessoas</w:t>
+          <w:hyperlink w:anchor="_Toc211418004" w:history="1">
+            <w:r>
+              <w:rPr>
+                <w:rStyle w:val="Hiperligao"/>
+                <w:noProof/>
+              </w:rPr>
+              <w:t>II.3 Controlo e Sistemas de informação</w:t>
             </w:r>
             <w:r>
               <w:rPr>
@@ -1895,7 +1895,7 @@
                 <w:noProof/>
                 <w:webHidden/>
               </w:rPr>
-              <w:instrText xml:space="preserve"> PAGEREF _Toc211416509 \h </w:instrText>
+              <w:instrText xml:space="preserve"> PAGEREF _Toc211418004 \h </w:instrText>
             </w:r>
             <w:r>
               <w:rPr>
@@ -1915,7 +1915,7 @@
                 <w:noProof/>
                 <w:webHidden/>
               </w:rPr>
-              <w:t>17</w:t>
+              <w:t>18</w:t>
             </w:r>
             <w:r>
               <w:rPr>
@@ -1928,7 +1928,7 @@
         </w:p>
         <w:p>
           <w:pPr>
-            <w:pStyle w:val="TOC2"/>
+            <w:pStyle w:val="ndice2"/>
             <w:tabs>
               <w:tab w:val="right" w:leader="dot" w:pos="9350"/>
             </w:tabs>
@@ -1940,13 +1940,13 @@
               <w14:ligatures w14:val="standardContextual"/>
             </w:rPr>
           </w:pPr>
-          <w:hyperlink w:anchor="_Toc211416510" w:history="1">
-            <w:r>
-              <w:rPr>
-                <w:rStyle w:val="Hyperlink"/>
-                <w:noProof/>
-              </w:rPr>
-              <w:t>II.5 Promoção da produtividade</w:t>
+          <w:hyperlink w:anchor="_Toc211418005" w:history="1">
+            <w:r>
+              <w:rPr>
+                <w:rStyle w:val="Hiperligao"/>
+                <w:noProof/>
+              </w:rPr>
+              <w:t>II. 4 Direção e Gestão de Pessoas</w:t>
             </w:r>
             <w:r>
               <w:rPr>
@@ -1967,7 +1967,7 @@
                 <w:noProof/>
                 <w:webHidden/>
               </w:rPr>
-              <w:instrText xml:space="preserve"> PAGEREF _Toc211416510 \h </w:instrText>
+              <w:instrText xml:space="preserve"> PAGEREF _Toc211418005 \h </w:instrText>
             </w:r>
             <w:r>
               <w:rPr>
@@ -1987,7 +1987,7 @@
                 <w:noProof/>
                 <w:webHidden/>
               </w:rPr>
-              <w:t>17</w:t>
+              <w:t>18</w:t>
             </w:r>
             <w:r>
               <w:rPr>
@@ -2000,7 +2000,7 @@
         </w:p>
         <w:p>
           <w:pPr>
-            <w:pStyle w:val="TOC2"/>
+            <w:pStyle w:val="ndice2"/>
             <w:tabs>
               <w:tab w:val="right" w:leader="dot" w:pos="9350"/>
             </w:tabs>
@@ -2012,13 +2012,13 @@
               <w14:ligatures w14:val="standardContextual"/>
             </w:rPr>
           </w:pPr>
-          <w:hyperlink w:anchor="_Toc211416511" w:history="1">
-            <w:r>
-              <w:rPr>
-                <w:rStyle w:val="Hyperlink"/>
-                <w:noProof/>
-              </w:rPr>
-              <w:t>II.6 Economia circular</w:t>
+          <w:hyperlink w:anchor="_Toc211418006" w:history="1">
+            <w:r>
+              <w:rPr>
+                <w:rStyle w:val="Hiperligao"/>
+                <w:noProof/>
+              </w:rPr>
+              <w:t>II.5 Promoção da produtividade</w:t>
             </w:r>
             <w:r>
               <w:rPr>
@@ -2039,7 +2039,7 @@
                 <w:noProof/>
                 <w:webHidden/>
               </w:rPr>
-              <w:instrText xml:space="preserve"> PAGEREF _Toc211416511 \h </w:instrText>
+              <w:instrText xml:space="preserve"> PAGEREF _Toc211418006 \h </w:instrText>
             </w:r>
             <w:r>
               <w:rPr>
@@ -2059,7 +2059,7 @@
                 <w:noProof/>
                 <w:webHidden/>
               </w:rPr>
-              <w:t>17</w:t>
+              <w:t>18</w:t>
             </w:r>
             <w:r>
               <w:rPr>
@@ -2072,7 +2072,7 @@
         </w:p>
         <w:p>
           <w:pPr>
-            <w:pStyle w:val="TOC2"/>
+            <w:pStyle w:val="ndice2"/>
             <w:tabs>
               <w:tab w:val="right" w:leader="dot" w:pos="9350"/>
             </w:tabs>
@@ -2084,13 +2084,13 @@
               <w14:ligatures w14:val="standardContextual"/>
             </w:rPr>
           </w:pPr>
-          <w:hyperlink w:anchor="_Toc211416512" w:history="1">
-            <w:r>
-              <w:rPr>
-                <w:rStyle w:val="Hyperlink"/>
-                <w:noProof/>
-              </w:rPr>
-              <w:t>II.7 Marketing</w:t>
+          <w:hyperlink w:anchor="_Toc211418007" w:history="1">
+            <w:r>
+              <w:rPr>
+                <w:rStyle w:val="Hiperligao"/>
+                <w:noProof/>
+              </w:rPr>
+              <w:t>II.6 Economia circular</w:t>
             </w:r>
             <w:r>
               <w:rPr>
@@ -2111,7 +2111,7 @@
                 <w:noProof/>
                 <w:webHidden/>
               </w:rPr>
-              <w:instrText xml:space="preserve"> PAGEREF _Toc211416512 \h </w:instrText>
+              <w:instrText xml:space="preserve"> PAGEREF _Toc211418007 \h </w:instrText>
             </w:r>
             <w:r>
               <w:rPr>
@@ -2131,7 +2131,7 @@
                 <w:noProof/>
                 <w:webHidden/>
               </w:rPr>
-              <w:t>17</w:t>
+              <w:t>18</w:t>
             </w:r>
             <w:r>
               <w:rPr>
@@ -2144,7 +2144,7 @@
         </w:p>
         <w:p>
           <w:pPr>
-            <w:pStyle w:val="TOC2"/>
+            <w:pStyle w:val="ndice2"/>
             <w:tabs>
               <w:tab w:val="right" w:leader="dot" w:pos="9350"/>
             </w:tabs>
@@ -2156,13 +2156,13 @@
               <w14:ligatures w14:val="standardContextual"/>
             </w:rPr>
           </w:pPr>
-          <w:hyperlink w:anchor="_Toc211416513" w:history="1">
-            <w:r>
-              <w:rPr>
-                <w:rStyle w:val="Hyperlink"/>
-                <w:noProof/>
-              </w:rPr>
-              <w:t>II. 8 Gestão Financeira</w:t>
+          <w:hyperlink w:anchor="_Toc211418008" w:history="1">
+            <w:r>
+              <w:rPr>
+                <w:rStyle w:val="Hiperligao"/>
+                <w:noProof/>
+              </w:rPr>
+              <w:t>II.7 Marketing</w:t>
             </w:r>
             <w:r>
               <w:rPr>
@@ -2183,7 +2183,7 @@
                 <w:noProof/>
                 <w:webHidden/>
               </w:rPr>
-              <w:instrText xml:space="preserve"> PAGEREF _Toc211416513 \h </w:instrText>
+              <w:instrText xml:space="preserve"> PAGEREF _Toc211418008 \h </w:instrText>
             </w:r>
             <w:r>
               <w:rPr>
@@ -2203,7 +2203,7 @@
                 <w:noProof/>
                 <w:webHidden/>
               </w:rPr>
-              <w:t>17</w:t>
+              <w:t>18</w:t>
             </w:r>
             <w:r>
               <w:rPr>
@@ -2216,7 +2216,7 @@
         </w:p>
         <w:p>
           <w:pPr>
-            <w:pStyle w:val="TOC2"/>
+            <w:pStyle w:val="ndice2"/>
             <w:tabs>
               <w:tab w:val="right" w:leader="dot" w:pos="9350"/>
             </w:tabs>
@@ -2228,13 +2228,13 @@
               <w14:ligatures w14:val="standardContextual"/>
             </w:rPr>
           </w:pPr>
-          <w:hyperlink w:anchor="_Toc211416514" w:history="1">
-            <w:r>
-              <w:rPr>
-                <w:rStyle w:val="Hyperlink"/>
-                <w:noProof/>
-              </w:rPr>
-              <w:t>II.9 Gestão das Operações e Indústria 4.0</w:t>
+          <w:hyperlink w:anchor="_Toc211418009" w:history="1">
+            <w:r>
+              <w:rPr>
+                <w:rStyle w:val="Hiperligao"/>
+                <w:noProof/>
+              </w:rPr>
+              <w:t>II. 8 Gestão Financeira</w:t>
             </w:r>
             <w:r>
               <w:rPr>
@@ -2255,7 +2255,7 @@
                 <w:noProof/>
                 <w:webHidden/>
               </w:rPr>
-              <w:instrText xml:space="preserve"> PAGEREF _Toc211416514 \h </w:instrText>
+              <w:instrText xml:space="preserve"> PAGEREF _Toc211418009 \h </w:instrText>
             </w:r>
             <w:r>
               <w:rPr>
@@ -2275,7 +2275,7 @@
                 <w:noProof/>
                 <w:webHidden/>
               </w:rPr>
-              <w:t>17</w:t>
+              <w:t>18</w:t>
             </w:r>
             <w:r>
               <w:rPr>
@@ -2288,7 +2288,7 @@
         </w:p>
         <w:p>
           <w:pPr>
-            <w:pStyle w:val="TOC1"/>
+            <w:pStyle w:val="ndice2"/>
             <w:tabs>
               <w:tab w:val="right" w:leader="dot" w:pos="9350"/>
             </w:tabs>
@@ -2300,13 +2300,13 @@
               <w14:ligatures w14:val="standardContextual"/>
             </w:rPr>
           </w:pPr>
-          <w:hyperlink w:anchor="_Toc211416515" w:history="1">
-            <w:r>
-              <w:rPr>
-                <w:rStyle w:val="Hyperlink"/>
-                <w:noProof/>
-              </w:rPr>
-              <w:t>Parte III – Conclusão</w:t>
+          <w:hyperlink w:anchor="_Toc211418010" w:history="1">
+            <w:r>
+              <w:rPr>
+                <w:rStyle w:val="Hiperligao"/>
+                <w:noProof/>
+              </w:rPr>
+              <w:t>II.9 Gestão das Operações e Indústria 4.0</w:t>
             </w:r>
             <w:r>
               <w:rPr>
@@ -2327,7 +2327,7 @@
                 <w:noProof/>
                 <w:webHidden/>
               </w:rPr>
-              <w:instrText xml:space="preserve"> PAGEREF _Toc211416515 \h </w:instrText>
+              <w:instrText xml:space="preserve"> PAGEREF _Toc211418010 \h </w:instrText>
             </w:r>
             <w:r>
               <w:rPr>
@@ -2360,7 +2360,7 @@
         </w:p>
         <w:p>
           <w:pPr>
-            <w:pStyle w:val="TOC2"/>
+            <w:pStyle w:val="ndice1"/>
             <w:tabs>
               <w:tab w:val="right" w:leader="dot" w:pos="9350"/>
             </w:tabs>
@@ -2372,13 +2372,13 @@
               <w14:ligatures w14:val="standardContextual"/>
             </w:rPr>
           </w:pPr>
-          <w:hyperlink w:anchor="_Toc211416516" w:history="1">
-            <w:r>
-              <w:rPr>
-                <w:rStyle w:val="Hyperlink"/>
-                <w:noProof/>
-              </w:rPr>
-              <w:t>III.1 Conclusão</w:t>
+          <w:hyperlink w:anchor="_Toc211418011" w:history="1">
+            <w:r>
+              <w:rPr>
+                <w:rStyle w:val="Hiperligao"/>
+                <w:noProof/>
+              </w:rPr>
+              <w:t>Parte III – Conclusão</w:t>
             </w:r>
             <w:r>
               <w:rPr>
@@ -2399,7 +2399,7 @@
                 <w:noProof/>
                 <w:webHidden/>
               </w:rPr>
-              <w:instrText xml:space="preserve"> PAGEREF _Toc211416516 \h </w:instrText>
+              <w:instrText xml:space="preserve"> PAGEREF _Toc211418011 \h </w:instrText>
             </w:r>
             <w:r>
               <w:rPr>
@@ -2419,7 +2419,7 @@
                 <w:noProof/>
                 <w:webHidden/>
               </w:rPr>
-              <w:t>18</w:t>
+              <w:t>19</w:t>
             </w:r>
             <w:r>
               <w:rPr>
@@ -2432,7 +2432,7 @@
         </w:p>
         <w:p>
           <w:pPr>
-            <w:pStyle w:val="TOC2"/>
+            <w:pStyle w:val="ndice2"/>
             <w:tabs>
               <w:tab w:val="right" w:leader="dot" w:pos="9350"/>
             </w:tabs>
@@ -2444,13 +2444,13 @@
               <w14:ligatures w14:val="standardContextual"/>
             </w:rPr>
           </w:pPr>
-          <w:hyperlink w:anchor="_Toc211416517" w:history="1">
-            <w:r>
-              <w:rPr>
-                <w:rStyle w:val="Hyperlink"/>
-                <w:noProof/>
-              </w:rPr>
-              <w:t>III.2 Sugestões de melhoria</w:t>
+          <w:hyperlink w:anchor="_Toc211418012" w:history="1">
+            <w:r>
+              <w:rPr>
+                <w:rStyle w:val="Hiperligao"/>
+                <w:noProof/>
+              </w:rPr>
+              <w:t>III.1 Conclusão</w:t>
             </w:r>
             <w:r>
               <w:rPr>
@@ -2471,7 +2471,7 @@
                 <w:noProof/>
                 <w:webHidden/>
               </w:rPr>
-              <w:instrText xml:space="preserve"> PAGEREF _Toc211416517 \h </w:instrText>
+              <w:instrText xml:space="preserve"> PAGEREF _Toc211418012 \h </w:instrText>
             </w:r>
             <w:r>
               <w:rPr>
@@ -2491,7 +2491,7 @@
                 <w:noProof/>
                 <w:webHidden/>
               </w:rPr>
-              <w:t>18</w:t>
+              <w:t>19</w:t>
             </w:r>
             <w:r>
               <w:rPr>
@@ -2504,7 +2504,7 @@
         </w:p>
         <w:p>
           <w:pPr>
-            <w:pStyle w:val="TOC1"/>
+            <w:pStyle w:val="ndice2"/>
             <w:tabs>
               <w:tab w:val="right" w:leader="dot" w:pos="9350"/>
             </w:tabs>
@@ -2516,13 +2516,13 @@
               <w14:ligatures w14:val="standardContextual"/>
             </w:rPr>
           </w:pPr>
-          <w:hyperlink w:anchor="_Toc211416518" w:history="1">
-            <w:r>
-              <w:rPr>
-                <w:rStyle w:val="Hyperlink"/>
-                <w:noProof/>
-              </w:rPr>
-              <w:t>Referências</w:t>
+          <w:hyperlink w:anchor="_Toc211418013" w:history="1">
+            <w:r>
+              <w:rPr>
+                <w:rStyle w:val="Hiperligao"/>
+                <w:noProof/>
+              </w:rPr>
+              <w:t>III.2 Sugestões de melhoria</w:t>
             </w:r>
             <w:r>
               <w:rPr>
@@ -2543,7 +2543,7 @@
                 <w:noProof/>
                 <w:webHidden/>
               </w:rPr>
-              <w:instrText xml:space="preserve"> PAGEREF _Toc211416518 \h </w:instrText>
+              <w:instrText xml:space="preserve"> PAGEREF _Toc211418013 \h </w:instrText>
             </w:r>
             <w:r>
               <w:rPr>
@@ -2576,7 +2576,7 @@
         </w:p>
         <w:p>
           <w:pPr>
-            <w:pStyle w:val="TOC1"/>
+            <w:pStyle w:val="ndice1"/>
             <w:tabs>
               <w:tab w:val="right" w:leader="dot" w:pos="9350"/>
             </w:tabs>
@@ -2588,10 +2588,82 @@
               <w14:ligatures w14:val="standardContextual"/>
             </w:rPr>
           </w:pPr>
-          <w:hyperlink w:anchor="_Toc211416519" w:history="1">
-            <w:r>
-              <w:rPr>
-                <w:rStyle w:val="Hyperlink"/>
+          <w:hyperlink w:anchor="_Toc211418014" w:history="1">
+            <w:r>
+              <w:rPr>
+                <w:rStyle w:val="Hiperligao"/>
+                <w:noProof/>
+              </w:rPr>
+              <w:t>Referências</w:t>
+            </w:r>
+            <w:r>
+              <w:rPr>
+                <w:noProof/>
+                <w:webHidden/>
+              </w:rPr>
+              <w:tab/>
+            </w:r>
+            <w:r>
+              <w:rPr>
+                <w:noProof/>
+                <w:webHidden/>
+              </w:rPr>
+              <w:fldChar w:fldCharType="begin"/>
+            </w:r>
+            <w:r>
+              <w:rPr>
+                <w:noProof/>
+                <w:webHidden/>
+              </w:rPr>
+              <w:instrText xml:space="preserve"> PAGEREF _Toc211418014 \h </w:instrText>
+            </w:r>
+            <w:r>
+              <w:rPr>
+                <w:noProof/>
+                <w:webHidden/>
+              </w:rPr>
+            </w:r>
+            <w:r>
+              <w:rPr>
+                <w:noProof/>
+                <w:webHidden/>
+              </w:rPr>
+              <w:fldChar w:fldCharType="separate"/>
+            </w:r>
+            <w:r>
+              <w:rPr>
+                <w:noProof/>
+                <w:webHidden/>
+              </w:rPr>
+              <w:t>20</w:t>
+            </w:r>
+            <w:r>
+              <w:rPr>
+                <w:noProof/>
+                <w:webHidden/>
+              </w:rPr>
+              <w:fldChar w:fldCharType="end"/>
+            </w:r>
+          </w:hyperlink>
+        </w:p>
+        <w:p>
+          <w:pPr>
+            <w:pStyle w:val="ndice1"/>
+            <w:tabs>
+              <w:tab w:val="right" w:leader="dot" w:pos="9350"/>
+            </w:tabs>
+            <w:rPr>
+              <w:rFonts w:asciiTheme="minorHAnsi" w:eastAsiaTheme="minorEastAsia" w:hAnsiTheme="minorHAnsi" w:cstheme="minorBidi"/>
+              <w:noProof/>
+              <w:kern w:val="2"/>
+              <w:sz w:val="24"/>
+              <w14:ligatures w14:val="standardContextual"/>
+            </w:rPr>
+          </w:pPr>
+          <w:hyperlink w:anchor="_Toc211418015" w:history="1">
+            <w:r>
+              <w:rPr>
+                <w:rStyle w:val="Hiperligao"/>
                 <w:rFonts w:eastAsia="Arial Narrow"/>
                 <w:noProof/>
               </w:rPr>
@@ -2616,7 +2688,7 @@
                 <w:noProof/>
                 <w:webHidden/>
               </w:rPr>
-              <w:instrText xml:space="preserve"> PAGEREF _Toc211416519 \h </w:instrText>
+              <w:instrText xml:space="preserve"> PAGEREF _Toc211418015 \h </w:instrText>
             </w:r>
             <w:r>
               <w:rPr>
@@ -2636,7 +2708,7 @@
                 <w:noProof/>
                 <w:webHidden/>
               </w:rPr>
-              <w:t>19</w:t>
+              <w:t>20</w:t>
             </w:r>
             <w:r>
               <w:rPr>
@@ -2649,6 +2721,7 @@
         </w:p>
         <w:p>
           <w:r>
+            <w:lastRenderedPageBreak/>
             <w:fldChar w:fldCharType="end"/>
           </w:r>
         </w:p>
@@ -2685,7 +2758,7 @@
     </w:p>
     <w:p>
       <w:pPr>
-        <w:pStyle w:val="Heading1"/>
+        <w:pStyle w:val="Ttulo1"/>
         <w:spacing w:line="360" w:lineRule="auto"/>
         <w:jc w:val="both"/>
         <w:rPr>
@@ -2693,12 +2766,13 @@
           <w:lang w:bidi="pt-PT"/>
         </w:rPr>
       </w:pPr>
-      <w:bookmarkStart w:id="4" w:name="_Toc211416493"/>
+      <w:bookmarkStart w:id="4" w:name="_Toc211417988"/>
       <w:r>
         <w:rPr>
           <w:sz w:val="24"/>
           <w:lang w:bidi="pt-PT"/>
         </w:rPr>
+        <w:lastRenderedPageBreak/>
         <w:t>Índice de quadros, figuras, abreviaturas</w:t>
       </w:r>
       <w:bookmarkEnd w:id="3"/>
@@ -2713,12 +2787,12 @@
     </w:p>
     <w:p>
       <w:pPr>
-        <w:pStyle w:val="Heading2"/>
+        <w:pStyle w:val="Ttulo2"/>
         <w:rPr>
           <w:lang w:bidi="pt-PT"/>
         </w:rPr>
       </w:pPr>
-      <w:bookmarkStart w:id="5" w:name="_Toc211416494"/>
+      <w:bookmarkStart w:id="5" w:name="_Toc211417989"/>
       <w:r>
         <w:rPr>
           <w:lang w:bidi="pt-PT"/>
@@ -2788,7 +2862,7 @@
     </w:p>
     <w:p>
       <w:pPr>
-        <w:pStyle w:val="Caption"/>
+        <w:pStyle w:val="Legenda"/>
         <w:spacing w:line="276" w:lineRule="auto"/>
         <w:jc w:val="center"/>
         <w:rPr>
@@ -2842,9 +2916,9 @@
     <w:p/>
     <w:p>
       <w:pPr>
-        <w:pStyle w:val="Heading2"/>
-      </w:pPr>
-      <w:bookmarkStart w:id="6" w:name="_Toc211416495"/>
+        <w:pStyle w:val="Ttulo2"/>
+      </w:pPr>
+      <w:bookmarkStart w:id="6" w:name="_Toc211417990"/>
       <w:r>
         <w:t>Opções Estratégicas para o Porto de Sines</w:t>
       </w:r>
@@ -2919,7 +2993,7 @@
     </w:p>
     <w:p>
       <w:pPr>
-        <w:pStyle w:val="Caption"/>
+        <w:pStyle w:val="Legenda"/>
         <w:spacing w:line="276" w:lineRule="auto"/>
         <w:jc w:val="center"/>
         <w:rPr>
@@ -2972,7 +3046,7 @@
     </w:p>
     <w:p>
       <w:pPr>
-        <w:pStyle w:val="Caption"/>
+        <w:pStyle w:val="Legenda"/>
         <w:jc w:val="center"/>
         <w:rPr>
           <w:color w:val="auto"/>
@@ -2989,6 +3063,7 @@
         <w:rPr>
           <w:noProof/>
         </w:rPr>
+        <w:lastRenderedPageBreak/>
         <w:drawing>
           <wp:inline distT="0" distB="0" distL="0" distR="0" wp14:anchorId="592B524A" wp14:editId="2E889A6F">
             <wp:extent cx="5220000" cy="2818800"/>
@@ -3039,7 +3114,7 @@
     </w:p>
     <w:p>
       <w:pPr>
-        <w:pStyle w:val="Caption"/>
+        <w:pStyle w:val="Legenda"/>
         <w:spacing w:line="276" w:lineRule="auto"/>
         <w:jc w:val="center"/>
         <w:rPr>
@@ -3175,7 +3250,7 @@
     </w:p>
     <w:p>
       <w:pPr>
-        <w:pStyle w:val="Caption"/>
+        <w:pStyle w:val="Legenda"/>
         <w:spacing w:line="276" w:lineRule="auto"/>
         <w:jc w:val="center"/>
       </w:pPr>
@@ -3233,6 +3308,7 @@
         <w:rPr>
           <w:noProof/>
         </w:rPr>
+        <w:lastRenderedPageBreak/>
         <w:drawing>
           <wp:inline distT="0" distB="0" distL="0" distR="0" wp14:anchorId="1BF2137B" wp14:editId="159A1EB2">
             <wp:extent cx="5220000" cy="2002381"/>
@@ -3283,7 +3359,7 @@
     </w:p>
     <w:p>
       <w:pPr>
-        <w:pStyle w:val="Caption"/>
+        <w:pStyle w:val="Legenda"/>
         <w:spacing w:line="276" w:lineRule="auto"/>
         <w:jc w:val="center"/>
         <w:rPr>
@@ -3331,7 +3407,21 @@
         <w:rPr>
           <w:color w:val="auto"/>
         </w:rPr>
-        <w:t xml:space="preserve"> - Legacy (riscos estratégicos)</w:t>
+        <w:t xml:space="preserve"> - </w:t>
+      </w:r>
+      <w:proofErr w:type="spellStart"/>
+      <w:r>
+        <w:rPr>
+          <w:color w:val="auto"/>
+        </w:rPr>
+        <w:t>Legacy</w:t>
+      </w:r>
+      <w:proofErr w:type="spellEnd"/>
+      <w:r>
+        <w:rPr>
+          <w:color w:val="auto"/>
+        </w:rPr>
+        <w:t xml:space="preserve"> (riscos estratégicos)</w:t>
       </w:r>
     </w:p>
     <w:p>
@@ -3401,7 +3491,7 @@
     </w:p>
     <w:p>
       <w:pPr>
-        <w:pStyle w:val="Caption"/>
+        <w:pStyle w:val="Legenda"/>
         <w:spacing w:line="276" w:lineRule="auto"/>
         <w:jc w:val="center"/>
         <w:rPr>
@@ -3462,6 +3552,7 @@
         <w:rPr>
           <w:noProof/>
         </w:rPr>
+        <w:lastRenderedPageBreak/>
         <w:drawing>
           <wp:inline distT="0" distB="0" distL="0" distR="0" wp14:anchorId="74B1D955" wp14:editId="48224FE5">
             <wp:extent cx="3255837" cy="3060000"/>
@@ -3506,7 +3597,7 @@
     </w:p>
     <w:p>
       <w:pPr>
-        <w:pStyle w:val="Caption"/>
+        <w:pStyle w:val="Legenda"/>
         <w:spacing w:line="276" w:lineRule="auto"/>
         <w:jc w:val="center"/>
         <w:rPr>
@@ -3554,7 +3645,21 @@
         <w:rPr>
           <w:color w:val="auto"/>
         </w:rPr>
-        <w:t xml:space="preserve"> - Enablers de competitividade (recursos e competências)</w:t>
+        <w:t xml:space="preserve"> - </w:t>
+      </w:r>
+      <w:proofErr w:type="spellStart"/>
+      <w:r>
+        <w:rPr>
+          <w:color w:val="auto"/>
+        </w:rPr>
+        <w:t>Enablers</w:t>
+      </w:r>
+      <w:proofErr w:type="spellEnd"/>
+      <w:r>
+        <w:rPr>
+          <w:color w:val="auto"/>
+        </w:rPr>
+        <w:t xml:space="preserve"> de competitividade (recursos e competências)</w:t>
       </w:r>
     </w:p>
     <w:p/>
@@ -3637,7 +3742,7 @@
     </w:p>
     <w:p>
       <w:pPr>
-        <w:pStyle w:val="Caption"/>
+        <w:pStyle w:val="Legenda"/>
         <w:spacing w:line="276" w:lineRule="auto"/>
         <w:jc w:val="center"/>
         <w:rPr>
@@ -3685,7 +3790,21 @@
         <w:rPr>
           <w:color w:val="auto"/>
         </w:rPr>
-        <w:t xml:space="preserve"> - Visão dos Stakeholders (competitividade</w:t>
+        <w:t xml:space="preserve"> - Visão dos </w:t>
+      </w:r>
+      <w:proofErr w:type="spellStart"/>
+      <w:r>
+        <w:rPr>
+          <w:color w:val="auto"/>
+        </w:rPr>
+        <w:t>Stakeholders</w:t>
+      </w:r>
+      <w:proofErr w:type="spellEnd"/>
+      <w:r>
+        <w:rPr>
+          <w:color w:val="auto"/>
+        </w:rPr>
+        <w:t xml:space="preserve"> (competitividade</w:t>
       </w:r>
       <w:r>
         <w:rPr>
@@ -3755,7 +3874,7 @@
     </w:p>
     <w:p>
       <w:pPr>
-        <w:pStyle w:val="Caption"/>
+        <w:pStyle w:val="Legenda"/>
         <w:spacing w:line="276" w:lineRule="auto"/>
         <w:jc w:val="center"/>
         <w:rPr>
@@ -3803,7 +3922,21 @@
         <w:rPr>
           <w:color w:val="auto"/>
         </w:rPr>
-        <w:t xml:space="preserve"> - Visão dos Stakeholders (cooperação)</w:t>
+        <w:t xml:space="preserve"> - Visão dos </w:t>
+      </w:r>
+      <w:proofErr w:type="spellStart"/>
+      <w:r>
+        <w:rPr>
+          <w:color w:val="auto"/>
+        </w:rPr>
+        <w:t>Stakeholders</w:t>
+      </w:r>
+      <w:proofErr w:type="spellEnd"/>
+      <w:r>
+        <w:rPr>
+          <w:color w:val="auto"/>
+        </w:rPr>
+        <w:t xml:space="preserve"> (cooperação)</w:t>
       </w:r>
     </w:p>
     <w:p>
@@ -3816,6 +3949,7 @@
         <w:rPr>
           <w:noProof/>
         </w:rPr>
+        <w:lastRenderedPageBreak/>
         <w:drawing>
           <wp:inline distT="0" distB="0" distL="0" distR="0" wp14:anchorId="4B4F6653" wp14:editId="72D7B707">
             <wp:extent cx="5220000" cy="2475107"/>
@@ -3866,7 +4000,7 @@
     </w:p>
     <w:p>
       <w:pPr>
-        <w:pStyle w:val="Caption"/>
+        <w:pStyle w:val="Legenda"/>
         <w:spacing w:line="276" w:lineRule="auto"/>
         <w:jc w:val="center"/>
       </w:pPr>
@@ -3911,7 +4045,21 @@
         <w:rPr>
           <w:color w:val="auto"/>
         </w:rPr>
-        <w:t xml:space="preserve"> - Visão dos Stakeholders (expectativas)</w:t>
+        <w:t xml:space="preserve"> - Visão dos </w:t>
+      </w:r>
+      <w:proofErr w:type="spellStart"/>
+      <w:r>
+        <w:rPr>
+          <w:color w:val="auto"/>
+        </w:rPr>
+        <w:t>Stakeholders</w:t>
+      </w:r>
+      <w:proofErr w:type="spellEnd"/>
+      <w:r>
+        <w:rPr>
+          <w:color w:val="auto"/>
+        </w:rPr>
+        <w:t xml:space="preserve"> (expectativas)</w:t>
       </w:r>
     </w:p>
     <w:p>
@@ -3923,16 +4071,21 @@
     </w:p>
     <w:p>
       <w:pPr>
-        <w:pStyle w:val="Heading2"/>
-      </w:pPr>
-      <w:bookmarkStart w:id="7" w:name="_Toc211416496"/>
-      <w:r>
-        <w:t>Ligações e Hi</w:t>
+        <w:pStyle w:val="Ttulo2"/>
+      </w:pPr>
+      <w:bookmarkStart w:id="7" w:name="_Toc211417991"/>
+      <w:r>
+        <w:t xml:space="preserve">Ligações e </w:t>
+      </w:r>
+      <w:proofErr w:type="spellStart"/>
+      <w:r>
+        <w:t>Hi</w:t>
       </w:r>
       <w:r>
         <w:t>nterland</w:t>
       </w:r>
       <w:bookmarkEnd w:id="7"/>
+      <w:proofErr w:type="spellEnd"/>
     </w:p>
     <w:p>
       <w:pPr>
@@ -4013,7 +4166,7 @@
     </w:p>
     <w:p>
       <w:pPr>
-        <w:pStyle w:val="Caption"/>
+        <w:pStyle w:val="Legenda"/>
         <w:spacing w:line="276" w:lineRule="auto"/>
         <w:jc w:val="center"/>
         <w:rPr>
@@ -4061,7 +4214,21 @@
         <w:rPr>
           <w:color w:val="auto"/>
         </w:rPr>
-        <w:t xml:space="preserve"> - Ligações estratégicas do Porto de Sines: acessos marítimos globais e hinterland ibéric</w:t>
+        <w:t xml:space="preserve"> - Ligações estratégicas do Porto de Sines: acessos marítimos globais e </w:t>
+      </w:r>
+      <w:proofErr w:type="spellStart"/>
+      <w:r>
+        <w:rPr>
+          <w:color w:val="auto"/>
+        </w:rPr>
+        <w:t>hinterland</w:t>
+      </w:r>
+      <w:proofErr w:type="spellEnd"/>
+      <w:r>
+        <w:rPr>
+          <w:color w:val="auto"/>
+        </w:rPr>
+        <w:t xml:space="preserve"> ibéric</w:t>
       </w:r>
       <w:r>
         <w:rPr>
@@ -4072,7 +4239,7 @@
     </w:p>
     <w:p>
       <w:pPr>
-        <w:pStyle w:val="Caption"/>
+        <w:pStyle w:val="Legenda"/>
         <w:spacing w:line="276" w:lineRule="auto"/>
         <w:rPr>
           <w:color w:val="auto"/>
@@ -4081,37 +4248,38 @@
     </w:p>
     <w:p>
       <w:pPr>
-        <w:pStyle w:val="Heading2"/>
-      </w:pPr>
-    </w:p>
-    <w:p>
-      <w:pPr>
-        <w:pStyle w:val="Heading2"/>
-      </w:pPr>
-    </w:p>
-    <w:p>
-      <w:pPr>
-        <w:pStyle w:val="Heading2"/>
-      </w:pPr>
-    </w:p>
-    <w:p>
-      <w:pPr>
-        <w:pStyle w:val="Heading2"/>
-      </w:pPr>
-    </w:p>
-    <w:p>
-      <w:pPr>
-        <w:pStyle w:val="Heading2"/>
-      </w:pPr>
-      <w:bookmarkStart w:id="8" w:name="_Toc211416497"/>
-      <w:r>
+        <w:pStyle w:val="Ttulo2"/>
+      </w:pPr>
+    </w:p>
+    <w:p>
+      <w:pPr>
+        <w:pStyle w:val="Ttulo2"/>
+      </w:pPr>
+    </w:p>
+    <w:p>
+      <w:pPr>
+        <w:pStyle w:val="Ttulo2"/>
+      </w:pPr>
+    </w:p>
+    <w:p>
+      <w:pPr>
+        <w:pStyle w:val="Ttulo2"/>
+      </w:pPr>
+    </w:p>
+    <w:p>
+      <w:pPr>
+        <w:pStyle w:val="Ttulo2"/>
+      </w:pPr>
+      <w:bookmarkStart w:id="8" w:name="_Toc211417992"/>
+      <w:r>
+        <w:lastRenderedPageBreak/>
         <w:t>Estatísticas</w:t>
       </w:r>
       <w:bookmarkEnd w:id="8"/>
     </w:p>
     <w:p>
       <w:pPr>
-        <w:pStyle w:val="Heading3"/>
+        <w:pStyle w:val="Ttulo3"/>
         <w:rPr>
           <w:b/>
           <w:bCs/>
@@ -4120,7 +4288,7 @@
           <w:szCs w:val="20"/>
         </w:rPr>
       </w:pPr>
-      <w:bookmarkStart w:id="9" w:name="_Toc211416498"/>
+      <w:bookmarkStart w:id="9" w:name="_Toc211417993"/>
       <w:r>
         <w:rPr>
           <w:b/>
@@ -4197,7 +4365,7 @@
     </w:p>
     <w:p>
       <w:pPr>
-        <w:pStyle w:val="Caption"/>
+        <w:pStyle w:val="Legenda"/>
         <w:spacing w:line="276" w:lineRule="auto"/>
         <w:jc w:val="center"/>
         <w:rPr>
@@ -4268,7 +4436,7 @@
     </w:p>
     <w:p>
       <w:pPr>
-        <w:pStyle w:val="Caption"/>
+        <w:pStyle w:val="Legenda"/>
         <w:spacing w:line="276" w:lineRule="auto"/>
         <w:jc w:val="center"/>
         <w:rPr>
@@ -4330,7 +4498,7 @@
     </w:p>
     <w:p>
       <w:pPr>
-        <w:pStyle w:val="Caption"/>
+        <w:pStyle w:val="Legenda"/>
         <w:spacing w:line="276" w:lineRule="auto"/>
         <w:jc w:val="center"/>
         <w:rPr>
@@ -4398,6 +4566,7 @@
         <w:rPr>
           <w:noProof/>
         </w:rPr>
+        <w:lastRenderedPageBreak/>
         <w:drawing>
           <wp:inline distT="0" distB="0" distL="0" distR="0" wp14:anchorId="01CFF356" wp14:editId="12E4EBDB">
             <wp:extent cx="5220000" cy="2927327"/>
@@ -4442,7 +4611,7 @@
     </w:p>
     <w:p>
       <w:pPr>
-        <w:pStyle w:val="Caption"/>
+        <w:pStyle w:val="Legenda"/>
         <w:spacing w:line="276" w:lineRule="auto"/>
         <w:jc w:val="center"/>
         <w:rPr>
@@ -4502,7 +4671,7 @@
     <w:p/>
     <w:p>
       <w:pPr>
-        <w:pStyle w:val="Heading3"/>
+        <w:pStyle w:val="Ttulo3"/>
         <w:rPr>
           <w:b/>
           <w:bCs/>
@@ -4511,7 +4680,7 @@
           <w:szCs w:val="20"/>
         </w:rPr>
       </w:pPr>
-      <w:bookmarkStart w:id="10" w:name="_Toc211416499"/>
+      <w:bookmarkStart w:id="10" w:name="_Toc211417994"/>
       <w:r>
         <w:rPr>
           <w:b/>
@@ -4584,7 +4753,7 @@
     </w:p>
     <w:p>
       <w:pPr>
-        <w:pStyle w:val="Caption"/>
+        <w:pStyle w:val="Legenda"/>
         <w:spacing w:line="276" w:lineRule="auto"/>
         <w:jc w:val="center"/>
         <w:rPr>
@@ -4651,6 +4820,7 @@
         <w:rPr>
           <w:noProof/>
         </w:rPr>
+        <w:lastRenderedPageBreak/>
         <w:drawing>
           <wp:inline distT="0" distB="0" distL="0" distR="0" wp14:anchorId="6ECB99ED" wp14:editId="2042AAEB">
             <wp:extent cx="5220000" cy="2841283"/>
@@ -4701,7 +4871,7 @@
     </w:p>
     <w:p>
       <w:pPr>
-        <w:pStyle w:val="Caption"/>
+        <w:pStyle w:val="Legenda"/>
         <w:spacing w:line="276" w:lineRule="auto"/>
         <w:jc w:val="center"/>
         <w:rPr>
@@ -4818,7 +4988,7 @@
     </w:p>
     <w:p>
       <w:pPr>
-        <w:pStyle w:val="Caption"/>
+        <w:pStyle w:val="Legenda"/>
         <w:spacing w:line="276" w:lineRule="auto"/>
         <w:jc w:val="center"/>
         <w:rPr>
@@ -4903,7 +5073,7 @@
     </w:p>
     <w:p>
       <w:pPr>
-        <w:pStyle w:val="Heading3"/>
+        <w:pStyle w:val="Ttulo3"/>
         <w:rPr>
           <w:b/>
           <w:bCs/>
@@ -4912,7 +5082,7 @@
           <w:szCs w:val="20"/>
         </w:rPr>
       </w:pPr>
-      <w:bookmarkStart w:id="11" w:name="_Toc211416500"/>
+      <w:bookmarkStart w:id="11" w:name="_Toc211417995"/>
       <w:r>
         <w:rPr>
           <w:b/>
@@ -4921,6 +5091,7 @@
           <w:sz w:val="20"/>
           <w:szCs w:val="20"/>
         </w:rPr>
+        <w:lastRenderedPageBreak/>
         <w:t>Passageiros</w:t>
       </w:r>
       <w:bookmarkEnd w:id="11"/>
@@ -5004,7 +5175,7 @@
     </w:p>
     <w:p>
       <w:pPr>
-        <w:pStyle w:val="Caption"/>
+        <w:pStyle w:val="Legenda"/>
         <w:spacing w:line="276" w:lineRule="auto"/>
         <w:jc w:val="center"/>
         <w:rPr>
@@ -5082,7 +5253,7 @@
     <w:p/>
     <w:p>
       <w:pPr>
-        <w:pStyle w:val="Caption"/>
+        <w:pStyle w:val="Legenda"/>
         <w:spacing w:line="276" w:lineRule="auto"/>
         <w:jc w:val="center"/>
       </w:pPr>
@@ -5092,10 +5263,11 @@
     </w:p>
     <w:p>
       <w:pPr>
-        <w:pStyle w:val="Heading1"/>
-      </w:pPr>
-      <w:bookmarkStart w:id="12" w:name="_Toc211416501"/>
-      <w:r>
+        <w:pStyle w:val="Ttulo1"/>
+      </w:pPr>
+      <w:bookmarkStart w:id="12" w:name="_Toc211417996"/>
+      <w:r>
+        <w:lastRenderedPageBreak/>
         <w:t>Parte I – Introdução e estrutura do trabalho</w:t>
       </w:r>
       <w:bookmarkEnd w:id="12"/>
@@ -5103,9 +5275,9 @@
     <w:p/>
     <w:p>
       <w:pPr>
-        <w:pStyle w:val="Heading2"/>
-      </w:pPr>
-      <w:bookmarkStart w:id="13" w:name="_Toc211416502"/>
+        <w:pStyle w:val="Ttulo2"/>
+      </w:pPr>
+      <w:bookmarkStart w:id="13" w:name="_Toc211417997"/>
       <w:r>
         <w:t>I.1 Caracterização da organização</w:t>
       </w:r>
@@ -5118,7 +5290,15 @@
     </w:p>
     <w:p>
       <w:r>
-        <w:t>A APS tem como missão administrar, conservar e desenvolver os portos sob a sua responsabilidade, promovendo serviços eficientes, seguros e sustentáveis. O seu objetivo estratégico é consolidar o Porto de Sines como um hub logístico, energético e industrial de referência no Atlântico, enquanto reforça a importância dos Portos de Faro e Portimão como infraestruturas de apoio ao turismo de cruzeiros e ao transporte marítimo regional.</w:t>
+        <w:t xml:space="preserve">A APS tem como missão administrar, conservar e desenvolver os portos sob a sua responsabilidade, promovendo serviços eficientes, seguros e sustentáveis. O seu objetivo estratégico é consolidar o Porto de Sines como um </w:t>
+      </w:r>
+      <w:proofErr w:type="spellStart"/>
+      <w:r>
+        <w:t>hub</w:t>
+      </w:r>
+      <w:proofErr w:type="spellEnd"/>
+      <w:r>
+        <w:t xml:space="preserve"> logístico, energético e industrial de referência no Atlântico, enquanto reforça a importância dos Portos de Faro e Portimão como infraestruturas de apoio ao turismo de cruzeiros e ao transporte marítimo regional.</w:t>
       </w:r>
     </w:p>
     <w:p>
@@ -5138,12 +5318,37 @@
     </w:p>
     <w:p>
       <w:r>
-        <w:t>Em termos de indicadores-chave, o Porto de Sines movimenta anualmente mais de 50 milhões de toneladas de carga, representando uma parcela expressiva do comércio externo nacional. É líder em movimentação de contentores em Portugal, com cerca de 65% das operações correspondentes a transshipment (transbordo). A APS emprega cerca de 200 colaboradores, e o ecossistema portuário sob a sua administração envolve milhares de empregos indiretos.</w:t>
-      </w:r>
-    </w:p>
-    <w:p>
-      <w:r>
-        <w:t xml:space="preserve">Entre os seus principais parceiros e stakeholders encontram-se o Governo Português, as </w:t>
+        <w:t xml:space="preserve">Em termos de indicadores-chave, o Porto de Sines movimenta anualmente mais de 50 milhões de toneladas de carga, representando uma parcela expressiva do comércio externo nacional. É líder em movimentação de contentores em Portugal, com cerca de 65% das operações correspondentes a </w:t>
+      </w:r>
+      <w:proofErr w:type="spellStart"/>
+      <w:r>
+        <w:t>transshipment</w:t>
+      </w:r>
+      <w:proofErr w:type="spellEnd"/>
+      <w:r>
+        <w:t xml:space="preserve"> (transbordo). A APS emprega cerca de 200 colaboradores, e o ecossistema portuário sob a sua administração envolve milhares de empregos indiretos.</w:t>
+      </w:r>
+    </w:p>
+    <w:p>
+      <w:r>
+        <w:lastRenderedPageBreak/>
+        <w:t xml:space="preserve">Entre os seus principais parceiros e </w:t>
+      </w:r>
+      <w:proofErr w:type="spellStart"/>
+      <w:r>
+        <w:t>stakeholders</w:t>
+      </w:r>
+      <w:proofErr w:type="spellEnd"/>
+      <w:r>
+        <w:t xml:space="preserve"> encontram-se o Governo </w:t>
+      </w:r>
+      <w:proofErr w:type="gramStart"/>
+      <w:r>
+        <w:t>Português</w:t>
+      </w:r>
+      <w:proofErr w:type="gramEnd"/>
+      <w:r>
+        <w:t xml:space="preserve">, as </w:t>
       </w:r>
       <w:r>
         <w:t xml:space="preserve">concessionárias </w:t>
@@ -5152,7 +5357,15 @@
         <w:t>de</w:t>
       </w:r>
       <w:r>
-        <w:t xml:space="preserve"> terminais (como a PSA Sines e a REN Atlântico), empresas energéticas e industriais (Galp, Repsol, EDP, entre outras), operadores logísticos, municípios e entidades locais. A APS adota sistemas de gestão certificados nas áreas da qualidade, ambiente e segurança, seguindo normas internacionais (ISO 9001, ISO 14001, ISO 45001), e mantém políticas de compliance e transparência alinhadas com os princípios de bom governo corporativo.</w:t>
+        <w:t xml:space="preserve"> terminais (como a PSA Sines e a REN Atlântico), empresas energéticas e industriais (Galp, Repsol, EDP, entre outras), operadores logísticos, municípios e entidades locais. A APS adota sistemas de gestão certificados nas áreas da qualidade, ambiente e segurança, seguindo normas internacionais (ISO 9001, ISO 14001, ISO 45001), e mantém políticas de </w:t>
+      </w:r>
+      <w:proofErr w:type="spellStart"/>
+      <w:r>
+        <w:t>compliance</w:t>
+      </w:r>
+      <w:proofErr w:type="spellEnd"/>
+      <w:r>
+        <w:t xml:space="preserve"> e transparência alinhadas com os princípios de bom governo corporativo.</w:t>
       </w:r>
     </w:p>
     <w:p>
@@ -5163,9 +5376,9 @@
     <w:p/>
     <w:p>
       <w:pPr>
-        <w:pStyle w:val="Heading2"/>
-      </w:pPr>
-      <w:bookmarkStart w:id="14" w:name="_Toc211416503"/>
+        <w:pStyle w:val="Ttulo2"/>
+      </w:pPr>
+      <w:bookmarkStart w:id="14" w:name="_Toc211417998"/>
       <w:r>
         <w:t>I.2 Fontes de informação</w:t>
       </w:r>
@@ -5184,14 +5397,15 @@
     </w:p>
     <w:p>
       <w:pPr>
-        <w:pStyle w:val="Heading1"/>
+        <w:pStyle w:val="Ttulo1"/>
         <w:rPr>
           <w:rFonts w:cstheme="minorBidi"/>
           <w:szCs w:val="22"/>
         </w:rPr>
       </w:pPr>
-      <w:bookmarkStart w:id="15" w:name="_Toc211416504"/>
-      <w:r>
+      <w:bookmarkStart w:id="15" w:name="_Toc211417999"/>
+      <w:r>
+        <w:lastRenderedPageBreak/>
         <w:t xml:space="preserve">Parte II – </w:t>
       </w:r>
       <w:r>
@@ -5202,9 +5416,9 @@
     <w:p/>
     <w:p>
       <w:pPr>
-        <w:pStyle w:val="Heading2"/>
-      </w:pPr>
-      <w:bookmarkStart w:id="16" w:name="_Toc211416505"/>
+        <w:pStyle w:val="Ttulo2"/>
+      </w:pPr>
+      <w:bookmarkStart w:id="16" w:name="_Toc211418000"/>
       <w:r>
         <w:t>II.</w:t>
       </w:r>
@@ -5224,7 +5438,7 @@
     </w:p>
     <w:p>
       <w:pPr>
-        <w:pStyle w:val="Heading3"/>
+        <w:pStyle w:val="Ttulo3"/>
         <w:rPr>
           <w:b/>
           <w:bCs/>
@@ -5234,7 +5448,7 @@
         </w:rPr>
       </w:pPr>
       <w:bookmarkStart w:id="17" w:name="_Toc211333575"/>
-      <w:bookmarkStart w:id="18" w:name="_Toc211416506"/>
+      <w:bookmarkStart w:id="18" w:name="_Toc211418001"/>
       <w:r>
         <w:rPr>
           <w:b/>
@@ -5333,6 +5547,7 @@
     </w:p>
     <w:p>
       <w:r>
+        <w:lastRenderedPageBreak/>
         <w:t>No entanto, a estrutura formal ainda apresenta características de centralização decisória, com decisões estratégicas concentradas no Conselho de Administração. Apesar disso, há evidências de estruturas informais de cooperação entre direções, especialmente em projetos transversais (por exemplo, iniciativas de eficiência energética ou de transformação digital). Esta articulação informal tem contribuído para maior agilidade na resposta a desafios emergentes, como os associados à transição verde e à digitalização dos processos portuários.</w:t>
       </w:r>
     </w:p>
@@ -5347,7 +5562,7 @@
     <w:p/>
     <w:p>
       <w:pPr>
-        <w:pStyle w:val="Heading3"/>
+        <w:pStyle w:val="Ttulo3"/>
         <w:rPr>
           <w:b/>
           <w:bCs/>
@@ -5357,6 +5572,7 @@
         </w:rPr>
       </w:pPr>
       <w:bookmarkStart w:id="19" w:name="_Toc211333576"/>
+      <w:bookmarkStart w:id="20" w:name="_Toc211418002"/>
       <w:r>
         <w:rPr>
           <w:b/>
@@ -5368,6 +5584,7 @@
         <w:t>Proposta de melhoria</w:t>
       </w:r>
       <w:bookmarkEnd w:id="19"/>
+      <w:bookmarkEnd w:id="20"/>
     </w:p>
     <w:p>
       <w:r>
@@ -5463,6 +5680,7 @@
         </w:numPr>
       </w:pPr>
       <w:r>
+        <w:lastRenderedPageBreak/>
         <w:t>Justificação: A crescente exigência de relatórios de desempenho ambiental e indicadores logísticos requer competências analíticas avançadas.</w:t>
       </w:r>
     </w:p>
@@ -5474,7 +5692,31 @@
         </w:numPr>
       </w:pPr>
       <w:r>
-        <w:t>Ação recomendada: Recrutamento de analistas de dados e especialistas em ESG (Environmental, Social and Governance).</w:t>
+        <w:t>Ação recomendada: Recrutamento de analistas de dados e especialistas em ESG (</w:t>
+      </w:r>
+      <w:proofErr w:type="spellStart"/>
+      <w:r>
+        <w:t>Environmental</w:t>
+      </w:r>
+      <w:proofErr w:type="spellEnd"/>
+      <w:r>
+        <w:t xml:space="preserve">, Social </w:t>
+      </w:r>
+      <w:proofErr w:type="spellStart"/>
+      <w:r>
+        <w:t>and</w:t>
+      </w:r>
+      <w:proofErr w:type="spellEnd"/>
+      <w:r>
+        <w:t xml:space="preserve"> </w:t>
+      </w:r>
+      <w:proofErr w:type="spellStart"/>
+      <w:r>
+        <w:t>Governance</w:t>
+      </w:r>
+      <w:proofErr w:type="spellEnd"/>
+      <w:r>
+        <w:t>).</w:t>
       </w:r>
     </w:p>
     <w:p>
@@ -5541,9 +5783,9 @@
     <w:p/>
     <w:p>
       <w:pPr>
-        <w:pStyle w:val="Heading2"/>
-      </w:pPr>
-      <w:bookmarkStart w:id="20" w:name="_Toc211416507"/>
+        <w:pStyle w:val="Ttulo2"/>
+      </w:pPr>
+      <w:bookmarkStart w:id="21" w:name="_Toc211418003"/>
       <w:r>
         <w:t>II.</w:t>
       </w:r>
@@ -5556,7 +5798,20 @@
       <w:r>
         <w:t>Planeamento</w:t>
       </w:r>
-      <w:bookmarkEnd w:id="20"/>
+      <w:bookmarkEnd w:id="21"/>
+    </w:p>
+    <w:p>
+      <w:r>
+        <w:t>O planeamento estratégico da APS está alinhado com a Estratégia Nacional para o Mar 2030 e com as prioridades europeias de transição energética, digital e verde, definidas no Pacto Ecológico Europeu.</w:t>
+      </w:r>
+      <w:r>
+        <w:br/>
+        <w:t>Este planeamento define como eixos estruturantes a expansão e modernização das infraestruturas portuárias, o reforço da eficiência logística, a sustentabilidade ambiental e a inovação tecnológica.</w:t>
+      </w:r>
+      <w:r>
+        <w:br/>
+        <w:t>A APS procura integrar estes pilares através de investimentos em projetos como a ampliação do Terminal XXI, a criação do novo Terminal Vasco da Gama e a implementação de sistemas digitais integrados de gestão portuária, reforçando a sua posição como plataforma logística estratégica para o comércio atlântico e ibérico.</w:t>
+      </w:r>
     </w:p>
     <w:p>
       <w:pPr>
@@ -5567,20 +5822,31 @@
           <w:b/>
         </w:rPr>
       </w:pPr>
-      <w:r>
+    </w:p>
+    <w:p>
+      <w:pPr>
+        <w:spacing w:line="240" w:lineRule="auto"/>
+        <w:jc w:val="left"/>
         <w:rPr>
           <w:rFonts w:cs="Times New Roman"/>
           <w:b/>
         </w:rPr>
+      </w:pPr>
+      <w:r>
+        <w:rPr>
+          <w:rFonts w:cs="Times New Roman"/>
+          <w:b/>
+        </w:rPr>
         <w:br w:type="page"/>
       </w:r>
     </w:p>
     <w:p>
       <w:pPr>
-        <w:pStyle w:val="Heading2"/>
-      </w:pPr>
-      <w:bookmarkStart w:id="21" w:name="_Toc211416508"/>
-      <w:r>
+        <w:pStyle w:val="Ttulo2"/>
+      </w:pPr>
+      <w:bookmarkStart w:id="22" w:name="_Toc211418004"/>
+      <w:r>
+        <w:lastRenderedPageBreak/>
         <w:t>II.</w:t>
       </w:r>
       <w:r>
@@ -5592,14 +5858,14 @@
       <w:r>
         <w:t xml:space="preserve"> e Sistemas de informação</w:t>
       </w:r>
-      <w:bookmarkEnd w:id="21"/>
+      <w:bookmarkEnd w:id="22"/>
     </w:p>
     <w:p/>
     <w:p>
       <w:pPr>
-        <w:pStyle w:val="Heading2"/>
-      </w:pPr>
-      <w:bookmarkStart w:id="22" w:name="_Toc211416509"/>
+        <w:pStyle w:val="Ttulo2"/>
+      </w:pPr>
+      <w:bookmarkStart w:id="23" w:name="_Toc211418005"/>
       <w:r>
         <w:t>II</w:t>
       </w:r>
@@ -5624,50 +5890,50 @@
       <w:r>
         <w:t>Pessoas</w:t>
       </w:r>
-      <w:bookmarkEnd w:id="22"/>
+      <w:bookmarkEnd w:id="23"/>
     </w:p>
     <w:p/>
     <w:p>
       <w:pPr>
-        <w:pStyle w:val="Heading2"/>
-      </w:pPr>
-      <w:bookmarkStart w:id="23" w:name="_Toc211416510"/>
+        <w:pStyle w:val="Ttulo2"/>
+      </w:pPr>
+      <w:bookmarkStart w:id="24" w:name="_Toc211418006"/>
       <w:r>
         <w:t>II.5 Promoção da produtividade</w:t>
       </w:r>
-      <w:bookmarkEnd w:id="23"/>
+      <w:bookmarkEnd w:id="24"/>
     </w:p>
     <w:p/>
     <w:p>
       <w:pPr>
-        <w:pStyle w:val="Heading2"/>
-      </w:pPr>
-      <w:bookmarkStart w:id="24" w:name="_Toc211416511"/>
+        <w:pStyle w:val="Ttulo2"/>
+      </w:pPr>
+      <w:bookmarkStart w:id="25" w:name="_Toc211418007"/>
       <w:r>
         <w:t>II.6 Economia circular</w:t>
       </w:r>
-      <w:bookmarkEnd w:id="24"/>
+      <w:bookmarkEnd w:id="25"/>
     </w:p>
     <w:p/>
     <w:p>
       <w:pPr>
-        <w:pStyle w:val="Heading2"/>
-      </w:pPr>
-      <w:bookmarkStart w:id="25" w:name="_Toc211416512"/>
+        <w:pStyle w:val="Ttulo2"/>
+      </w:pPr>
+      <w:bookmarkStart w:id="26" w:name="_Toc211418008"/>
       <w:r>
         <w:t xml:space="preserve">II.7 </w:t>
       </w:r>
       <w:r>
         <w:t>Marketing</w:t>
       </w:r>
-      <w:bookmarkEnd w:id="25"/>
+      <w:bookmarkEnd w:id="26"/>
     </w:p>
     <w:p/>
     <w:p>
       <w:pPr>
-        <w:pStyle w:val="Heading2"/>
-      </w:pPr>
-      <w:bookmarkStart w:id="26" w:name="_Toc211416513"/>
+        <w:pStyle w:val="Ttulo2"/>
+      </w:pPr>
+      <w:bookmarkStart w:id="27" w:name="_Toc211418009"/>
       <w:r>
         <w:t>II.</w:t>
       </w:r>
@@ -5686,14 +5952,14 @@
       <w:r>
         <w:t>Financeira</w:t>
       </w:r>
-      <w:bookmarkEnd w:id="26"/>
+      <w:bookmarkEnd w:id="27"/>
     </w:p>
     <w:p/>
     <w:p>
       <w:pPr>
-        <w:pStyle w:val="Heading2"/>
-      </w:pPr>
-      <w:bookmarkStart w:id="27" w:name="_Toc211416514"/>
+        <w:pStyle w:val="Ttulo2"/>
+      </w:pPr>
+      <w:bookmarkStart w:id="28" w:name="_Toc211418010"/>
       <w:r>
         <w:t>II.</w:t>
       </w:r>
@@ -5709,7 +5975,7 @@
       <w:r>
         <w:t xml:space="preserve"> e Indústria 4.0</w:t>
       </w:r>
-      <w:bookmarkEnd w:id="27"/>
+      <w:bookmarkEnd w:id="28"/>
     </w:p>
     <w:p/>
     <w:p>
@@ -5727,17 +5993,18 @@
     </w:p>
     <w:p>
       <w:pPr>
-        <w:pStyle w:val="Heading1"/>
+        <w:pStyle w:val="Ttulo1"/>
         <w:rPr>
           <w:rFonts w:asciiTheme="minorHAnsi" w:hAnsiTheme="minorHAnsi" w:cstheme="minorBidi"/>
           <w:szCs w:val="22"/>
         </w:rPr>
       </w:pPr>
-      <w:bookmarkStart w:id="28" w:name="_Toc211416515"/>
-      <w:r>
+      <w:bookmarkStart w:id="29" w:name="_Toc211418011"/>
+      <w:r>
+        <w:lastRenderedPageBreak/>
         <w:t>Parte III – Conclusão</w:t>
       </w:r>
-      <w:bookmarkEnd w:id="28"/>
+      <w:bookmarkEnd w:id="29"/>
     </w:p>
     <w:p>
       <w:pPr>
@@ -5748,60 +6015,61 @@
     </w:p>
     <w:p>
       <w:pPr>
-        <w:pStyle w:val="Heading2"/>
-      </w:pPr>
-      <w:bookmarkStart w:id="29" w:name="_Toc211416516"/>
+        <w:pStyle w:val="Ttulo2"/>
+      </w:pPr>
+      <w:bookmarkStart w:id="30" w:name="_Toc211418012"/>
       <w:r>
         <w:t>III.1 Conclusão</w:t>
       </w:r>
-      <w:bookmarkEnd w:id="29"/>
+      <w:bookmarkEnd w:id="30"/>
     </w:p>
     <w:p/>
     <w:p>
       <w:pPr>
-        <w:pStyle w:val="Heading2"/>
-      </w:pPr>
-      <w:bookmarkStart w:id="30" w:name="_Toc211416517"/>
+        <w:pStyle w:val="Ttulo2"/>
+      </w:pPr>
+      <w:bookmarkStart w:id="31" w:name="_Toc211418013"/>
       <w:r>
         <w:t>III.2 Sugestões de melhoria</w:t>
       </w:r>
-      <w:bookmarkEnd w:id="30"/>
-    </w:p>
-    <w:p>
-      <w:pPr>
-        <w:pStyle w:val="Heading1"/>
+      <w:bookmarkEnd w:id="31"/>
+    </w:p>
+    <w:p>
+      <w:pPr>
+        <w:pStyle w:val="Ttulo1"/>
         <w:jc w:val="left"/>
       </w:pPr>
       <w:r>
         <w:br w:type="page"/>
       </w:r>
-      <w:bookmarkStart w:id="31" w:name="_Toc471979356"/>
-      <w:bookmarkStart w:id="32" w:name="_Toc211416518"/>
-      <w:r>
+      <w:bookmarkStart w:id="32" w:name="_Toc471979356"/>
+      <w:bookmarkStart w:id="33" w:name="_Toc211418014"/>
+      <w:r>
+        <w:lastRenderedPageBreak/>
         <w:t>Referências</w:t>
       </w:r>
-      <w:bookmarkEnd w:id="31"/>
       <w:bookmarkEnd w:id="32"/>
+      <w:bookmarkEnd w:id="33"/>
     </w:p>
     <w:p/>
     <w:p>
       <w:pPr>
-        <w:pStyle w:val="Heading1"/>
+        <w:pStyle w:val="Ttulo1"/>
         <w:jc w:val="left"/>
         <w:rPr>
           <w:rFonts w:eastAsia="Arial Narrow"/>
         </w:rPr>
       </w:pPr>
-      <w:bookmarkStart w:id="33" w:name="_Toc471979357"/>
-      <w:bookmarkStart w:id="34" w:name="_Toc211416519"/>
+      <w:bookmarkStart w:id="34" w:name="_Toc471979357"/>
+      <w:bookmarkStart w:id="35" w:name="_Toc211418015"/>
       <w:r>
         <w:rPr>
           <w:rFonts w:eastAsia="Arial Narrow"/>
         </w:rPr>
         <w:t>Anexos</w:t>
       </w:r>
-      <w:bookmarkEnd w:id="33"/>
       <w:bookmarkEnd w:id="34"/>
+      <w:bookmarkEnd w:id="35"/>
       <w:r>
         <w:rPr>
           <w:rFonts w:eastAsia="Arial Narrow"/>
@@ -5883,7 +6151,7 @@
         </w:tcPr>
         <w:p>
           <w:pPr>
-            <w:pStyle w:val="Footer"/>
+            <w:pStyle w:val="Rodap"/>
             <w:jc w:val="right"/>
             <w:rPr>
               <w:sz w:val="20"/>
@@ -5944,7 +6212,7 @@
         </w:tcPr>
         <w:p>
           <w:pPr>
-            <w:pStyle w:val="Header"/>
+            <w:pStyle w:val="Cabealho"/>
             <w:jc w:val="center"/>
             <w:rPr>
               <w:rFonts w:ascii="Calibri" w:hAnsi="Calibri"/>
@@ -6008,7 +6276,7 @@
   </w:tbl>
   <w:p>
     <w:pPr>
-      <w:pStyle w:val="Footer"/>
+      <w:pStyle w:val="Rodap"/>
       <w:rPr>
         <w:sz w:val="20"/>
         <w:szCs w:val="20"/>
@@ -10521,11 +10789,11 @@
       <w:szCs w:val="24"/>
     </w:rPr>
   </w:style>
-  <w:style w:type="paragraph" w:styleId="Heading1">
+  <w:style w:type="paragraph" w:styleId="Ttulo1">
     <w:name w:val="heading 1"/>
     <w:basedOn w:val="Normal"/>
     <w:next w:val="BodyText1"/>
-    <w:link w:val="Heading1Char1"/>
+    <w:link w:val="Ttulo1Carter"/>
     <w:qFormat/>
     <w:rsid w:val="00B731BA"/>
     <w:pPr>
@@ -10538,11 +10806,11 @@
       <w:b/>
     </w:rPr>
   </w:style>
-  <w:style w:type="paragraph" w:styleId="Heading2">
+  <w:style w:type="paragraph" w:styleId="Ttulo2">
     <w:name w:val="heading 2"/>
     <w:basedOn w:val="Normal"/>
     <w:next w:val="Normal"/>
-    <w:link w:val="Heading2Char"/>
+    <w:link w:val="Ttulo2Carter"/>
     <w:qFormat/>
     <w:rsid w:val="00B731BA"/>
     <w:pPr>
@@ -10554,11 +10822,11 @@
       <w:b/>
     </w:rPr>
   </w:style>
-  <w:style w:type="paragraph" w:styleId="Heading3">
+  <w:style w:type="paragraph" w:styleId="Ttulo3">
     <w:name w:val="heading 3"/>
     <w:basedOn w:val="Normal"/>
     <w:next w:val="Normal"/>
-    <w:link w:val="Heading3Char"/>
+    <w:link w:val="Ttulo3Carter"/>
     <w:unhideWhenUsed/>
     <w:qFormat/>
     <w:rsid w:val="007D2BCC"/>
@@ -10574,11 +10842,11 @@
       <w:sz w:val="24"/>
     </w:rPr>
   </w:style>
-  <w:style w:type="paragraph" w:styleId="Heading4">
+  <w:style w:type="paragraph" w:styleId="Ttulo4">
     <w:name w:val="heading 4"/>
     <w:basedOn w:val="Normal"/>
     <w:next w:val="Normal"/>
-    <w:link w:val="Heading4Char"/>
+    <w:link w:val="Ttulo4Carter"/>
     <w:semiHidden/>
     <w:unhideWhenUsed/>
     <w:qFormat/>
@@ -10596,13 +10864,13 @@
       <w:color w:val="365F91" w:themeColor="accent1" w:themeShade="BF"/>
     </w:rPr>
   </w:style>
-  <w:style w:type="character" w:default="1" w:styleId="DefaultParagraphFont">
+  <w:style w:type="character" w:default="1" w:styleId="Tipodeletrapredefinidodopargrafo">
     <w:name w:val="Default Paragraph Font"/>
     <w:uiPriority w:val="1"/>
     <w:semiHidden/>
     <w:unhideWhenUsed/>
   </w:style>
-  <w:style w:type="table" w:default="1" w:styleId="TableNormal">
+  <w:style w:type="table" w:default="1" w:styleId="Tabelanormal">
     <w:name w:val="Normal Table"/>
     <w:uiPriority w:val="99"/>
     <w:semiHidden/>
@@ -10617,13 +10885,13 @@
       </w:tblCellMar>
     </w:tblPr>
   </w:style>
-  <w:style w:type="numbering" w:default="1" w:styleId="NoList">
+  <w:style w:type="numbering" w:default="1" w:styleId="Semlista">
     <w:name w:val="No List"/>
     <w:uiPriority w:val="99"/>
     <w:semiHidden/>
     <w:unhideWhenUsed/>
   </w:style>
-  <w:style w:type="character" w:styleId="Hyperlink">
+  <w:style w:type="character" w:styleId="Hiperligao">
     <w:name w:val="Hyperlink"/>
     <w:uiPriority w:val="99"/>
     <w:rPr>
@@ -10631,7 +10899,7 @@
       <w:u w:val="single"/>
     </w:rPr>
   </w:style>
-  <w:style w:type="character" w:styleId="FollowedHyperlink">
+  <w:style w:type="character" w:styleId="Hiperligaovisitada">
     <w:name w:val="FollowedHyperlink"/>
     <w:rPr>
       <w:color w:val="800080"/>
@@ -10643,9 +10911,9 @@
     <w:basedOn w:val="Normal"/>
     <w:link w:val="BodyTextChar"/>
   </w:style>
-  <w:style w:type="character" w:customStyle="1" w:styleId="Heading1Char1">
-    <w:name w:val="Heading 1 Char1"/>
-    <w:link w:val="Heading1"/>
+  <w:style w:type="character" w:customStyle="1" w:styleId="Ttulo1Carter">
+    <w:name w:val="Título 1 Caráter"/>
+    <w:link w:val="Ttulo1"/>
     <w:rsid w:val="00B731BA"/>
     <w:rPr>
       <w:rFonts w:ascii="Calibri" w:hAnsi="Calibri"/>
@@ -10654,9 +10922,9 @@
       <w:szCs w:val="24"/>
     </w:rPr>
   </w:style>
-  <w:style w:type="character" w:customStyle="1" w:styleId="Heading2Char">
-    <w:name w:val="Heading 2 Char"/>
-    <w:link w:val="Heading2"/>
+  <w:style w:type="character" w:customStyle="1" w:styleId="Ttulo2Carter">
+    <w:name w:val="Título 2 Caráter"/>
+    <w:link w:val="Ttulo2"/>
     <w:rsid w:val="00B731BA"/>
     <w:rPr>
       <w:rFonts w:ascii="Calibri" w:hAnsi="Calibri"/>
@@ -10665,10 +10933,10 @@
       <w:szCs w:val="24"/>
     </w:rPr>
   </w:style>
-  <w:style w:type="paragraph" w:styleId="Header">
+  <w:style w:type="paragraph" w:styleId="Cabealho">
     <w:name w:val="header"/>
     <w:basedOn w:val="Normal"/>
-    <w:link w:val="HeaderChar"/>
+    <w:link w:val="CabealhoCarter"/>
     <w:uiPriority w:val="99"/>
     <w:pPr>
       <w:tabs>
@@ -10680,9 +10948,9 @@
       <w:rFonts w:ascii="Times New Roman" w:hAnsi="Times New Roman" w:cs="Times New Roman"/>
     </w:rPr>
   </w:style>
-  <w:style w:type="character" w:customStyle="1" w:styleId="HeaderChar">
-    <w:name w:val="Header Char"/>
-    <w:link w:val="Header"/>
+  <w:style w:type="character" w:customStyle="1" w:styleId="CabealhoCarter">
+    <w:name w:val="Cabeçalho Caráter"/>
+    <w:link w:val="Cabealho"/>
     <w:uiPriority w:val="99"/>
     <w:rPr>
       <w:rFonts w:cs="Times , serif"/>
@@ -10690,10 +10958,10 @@
       <w:szCs w:val="24"/>
     </w:rPr>
   </w:style>
-  <w:style w:type="paragraph" w:styleId="Footer">
+  <w:style w:type="paragraph" w:styleId="Rodap">
     <w:name w:val="footer"/>
     <w:basedOn w:val="Normal"/>
-    <w:link w:val="FooterChar"/>
+    <w:link w:val="RodapCarter"/>
     <w:uiPriority w:val="99"/>
     <w:pPr>
       <w:tabs>
@@ -10702,9 +10970,9 @@
       </w:tabs>
     </w:pPr>
   </w:style>
-  <w:style w:type="character" w:customStyle="1" w:styleId="FooterChar">
-    <w:name w:val="Footer Char"/>
-    <w:link w:val="Footer"/>
+  <w:style w:type="character" w:customStyle="1" w:styleId="RodapCarter">
+    <w:name w:val="Rodapé Caráter"/>
+    <w:link w:val="Rodap"/>
     <w:uiPriority w:val="99"/>
     <w:rPr>
       <w:rFonts w:cs="Times , serif"/>
@@ -10712,10 +10980,10 @@
       <w:szCs w:val="24"/>
     </w:rPr>
   </w:style>
-  <w:style w:type="paragraph" w:styleId="BodyText">
+  <w:style w:type="paragraph" w:styleId="Corpodetexto">
     <w:name w:val="Body Text"/>
     <w:basedOn w:val="Normal"/>
-    <w:link w:val="BodyTextChar1"/>
+    <w:link w:val="CorpodetextoCarter"/>
     <w:pPr>
       <w:spacing w:line="480" w:lineRule="auto"/>
       <w:ind w:firstLine="540"/>
@@ -10724,9 +10992,9 @@
       <w:rFonts w:ascii="Times New Roman" w:hAnsi="Times New Roman" w:cs="Times New Roman"/>
     </w:rPr>
   </w:style>
-  <w:style w:type="character" w:customStyle="1" w:styleId="BodyTextChar1">
-    <w:name w:val="Body Text Char1"/>
-    <w:link w:val="BodyText"/>
+  <w:style w:type="character" w:customStyle="1" w:styleId="CorpodetextoCarter">
+    <w:name w:val="Corpo de texto Caráter"/>
+    <w:link w:val="Corpodetexto"/>
     <w:rPr>
       <w:rFonts w:cs="Times , serif"/>
       <w:sz w:val="24"/>
@@ -10742,7 +11010,7 @@
       <w:lang w:val="pt-PT" w:eastAsia="pt-PT" w:bidi="pt-PT"/>
     </w:rPr>
   </w:style>
-  <w:style w:type="paragraph" w:styleId="BlockText">
+  <w:style w:type="paragraph" w:styleId="Textodebloco">
     <w:name w:val="Block Text"/>
     <w:basedOn w:val="BodyText1"/>
     <w:pPr>
@@ -10834,17 +11102,17 @@
       </w:tblCellMar>
     </w:tblPr>
   </w:style>
-  <w:style w:type="character" w:styleId="PageNumber">
+  <w:style w:type="character" w:styleId="Nmerodepgina">
     <w:name w:val="page number"/>
-    <w:basedOn w:val="DefaultParagraphFont"/>
+    <w:basedOn w:val="Tipodeletrapredefinidodopargrafo"/>
     <w:uiPriority w:val="99"/>
     <w:unhideWhenUsed/>
   </w:style>
-  <w:style w:type="paragraph" w:styleId="Title">
+  <w:style w:type="paragraph" w:styleId="Ttulo">
     <w:name w:val="Title"/>
     <w:basedOn w:val="Normal"/>
     <w:next w:val="Normal"/>
-    <w:link w:val="TitleChar"/>
+    <w:link w:val="TtuloCarter"/>
     <w:uiPriority w:val="10"/>
     <w:qFormat/>
     <w:rsid w:val="00E32082"/>
@@ -10861,9 +11129,9 @@
       <w:szCs w:val="60"/>
     </w:rPr>
   </w:style>
-  <w:style w:type="character" w:customStyle="1" w:styleId="TitleChar">
-    <w:name w:val="Title Char"/>
-    <w:link w:val="Title"/>
+  <w:style w:type="character" w:customStyle="1" w:styleId="TtuloCarter">
+    <w:name w:val="Título Caráter"/>
+    <w:link w:val="Ttulo"/>
     <w:uiPriority w:val="10"/>
     <w:rsid w:val="00E32082"/>
     <w:rPr>
@@ -10875,9 +11143,9 @@
       <w:szCs w:val="60"/>
     </w:rPr>
   </w:style>
-  <w:style w:type="table" w:styleId="TableGrid">
+  <w:style w:type="table" w:styleId="TabelacomGrelha">
     <w:name w:val="Table Grid"/>
-    <w:basedOn w:val="TableNormal"/>
+    <w:basedOn w:val="Tabelanormal"/>
     <w:rsid w:val="00E32082"/>
     <w:tblPr>
       <w:tblBorders>
@@ -10890,9 +11158,9 @@
       </w:tblBorders>
     </w:tblPr>
   </w:style>
-  <w:style w:type="character" w:customStyle="1" w:styleId="NoSpacingChar">
-    <w:name w:val="No Spacing Char"/>
-    <w:link w:val="NoSpacing"/>
+  <w:style w:type="character" w:customStyle="1" w:styleId="SemEspaamentoCarter">
+    <w:name w:val="Sem Espaçamento Caráter"/>
+    <w:link w:val="SemEspaamento"/>
     <w:uiPriority w:val="1"/>
     <w:locked/>
     <w:rsid w:val="00E32082"/>
@@ -10900,9 +11168,9 @@
       <w:rFonts w:ascii="Times New Roman" w:hAnsi="Times New Roman"/>
     </w:rPr>
   </w:style>
-  <w:style w:type="paragraph" w:styleId="NoSpacing">
+  <w:style w:type="paragraph" w:styleId="SemEspaamento">
     <w:name w:val="No Spacing"/>
-    <w:link w:val="NoSpacingChar"/>
+    <w:link w:val="SemEspaamentoCarter"/>
     <w:uiPriority w:val="1"/>
     <w:qFormat/>
     <w:rsid w:val="00E32082"/>
@@ -10910,9 +11178,9 @@
       <w:rFonts w:ascii="Times New Roman" w:hAnsi="Times New Roman"/>
     </w:rPr>
   </w:style>
-  <w:style w:type="paragraph" w:styleId="TOCHeading">
+  <w:style w:type="paragraph" w:styleId="Cabealhodondice">
     <w:name w:val="TOC Heading"/>
-    <w:basedOn w:val="Heading1"/>
+    <w:basedOn w:val="Ttulo1"/>
     <w:next w:val="Normal"/>
     <w:uiPriority w:val="39"/>
     <w:unhideWhenUsed/>
@@ -10934,7 +11202,7 @@
       <w:szCs w:val="28"/>
     </w:rPr>
   </w:style>
-  <w:style w:type="paragraph" w:styleId="TOC1">
+  <w:style w:type="paragraph" w:styleId="ndice1">
     <w:name w:val="toc 1"/>
     <w:basedOn w:val="Normal"/>
     <w:next w:val="Normal"/>
@@ -10942,7 +11210,7 @@
     <w:uiPriority w:val="39"/>
     <w:rsid w:val="004A6F4A"/>
   </w:style>
-  <w:style w:type="paragraph" w:styleId="TOC2">
+  <w:style w:type="paragraph" w:styleId="ndice2">
     <w:name w:val="toc 2"/>
     <w:basedOn w:val="Normal"/>
     <w:next w:val="Normal"/>
@@ -10953,7 +11221,7 @@
       <w:ind w:left="240"/>
     </w:pPr>
   </w:style>
-  <w:style w:type="paragraph" w:styleId="ListParagraph">
+  <w:style w:type="paragraph" w:styleId="PargrafodaLista">
     <w:name w:val="List Paragraph"/>
     <w:basedOn w:val="Normal"/>
     <w:uiPriority w:val="34"/>
@@ -10970,10 +11238,10 @@
       <w:szCs w:val="20"/>
     </w:rPr>
   </w:style>
-  <w:style w:type="paragraph" w:styleId="BalloonText">
+  <w:style w:type="paragraph" w:styleId="Textodebalo">
     <w:name w:val="Balloon Text"/>
     <w:basedOn w:val="Normal"/>
-    <w:link w:val="BalloonTextChar"/>
+    <w:link w:val="TextodebaloCarter"/>
     <w:rsid w:val="003B263F"/>
     <w:rPr>
       <w:rFonts w:ascii="Tahoma" w:hAnsi="Tahoma" w:cs="Tahoma"/>
@@ -10981,9 +11249,9 @@
       <w:szCs w:val="16"/>
     </w:rPr>
   </w:style>
-  <w:style w:type="character" w:customStyle="1" w:styleId="BalloonTextChar">
-    <w:name w:val="Balloon Text Char"/>
-    <w:link w:val="BalloonText"/>
+  <w:style w:type="character" w:customStyle="1" w:styleId="TextodebaloCarter">
+    <w:name w:val="Texto de balão Caráter"/>
+    <w:link w:val="Textodebalo"/>
     <w:rsid w:val="003B263F"/>
     <w:rPr>
       <w:rFonts w:ascii="Tahoma" w:hAnsi="Tahoma" w:cs="Tahoma"/>
@@ -10991,9 +11259,9 @@
       <w:szCs w:val="16"/>
     </w:rPr>
   </w:style>
-  <w:style w:type="character" w:styleId="CommentReference">
+  <w:style w:type="character" w:styleId="Refdecomentrio">
     <w:name w:val="annotation reference"/>
-    <w:basedOn w:val="DefaultParagraphFont"/>
+    <w:basedOn w:val="Tipodeletrapredefinidodopargrafo"/>
     <w:semiHidden/>
     <w:unhideWhenUsed/>
     <w:rsid w:val="00C811F8"/>
@@ -11002,10 +11270,10 @@
       <w:szCs w:val="16"/>
     </w:rPr>
   </w:style>
-  <w:style w:type="paragraph" w:styleId="CommentText">
+  <w:style w:type="paragraph" w:styleId="Textodecomentrio">
     <w:name w:val="annotation text"/>
     <w:basedOn w:val="Normal"/>
-    <w:link w:val="CommentTextChar"/>
+    <w:link w:val="TextodecomentrioCarter"/>
     <w:semiHidden/>
     <w:unhideWhenUsed/>
     <w:rsid w:val="00C811F8"/>
@@ -11017,21 +11285,21 @@
       <w:szCs w:val="20"/>
     </w:rPr>
   </w:style>
-  <w:style w:type="character" w:customStyle="1" w:styleId="CommentTextChar">
-    <w:name w:val="Comment Text Char"/>
-    <w:basedOn w:val="DefaultParagraphFont"/>
-    <w:link w:val="CommentText"/>
+  <w:style w:type="character" w:customStyle="1" w:styleId="TextodecomentrioCarter">
+    <w:name w:val="Texto de comentário Caráter"/>
+    <w:basedOn w:val="Tipodeletrapredefinidodopargrafo"/>
+    <w:link w:val="Textodecomentrio"/>
     <w:semiHidden/>
     <w:rsid w:val="00C811F8"/>
     <w:rPr>
       <w:rFonts w:ascii="Calibri" w:hAnsi="Calibri" w:cs="Times , serif"/>
     </w:rPr>
   </w:style>
-  <w:style w:type="paragraph" w:styleId="CommentSubject">
+  <w:style w:type="paragraph" w:styleId="Assuntodecomentrio">
     <w:name w:val="annotation subject"/>
-    <w:basedOn w:val="CommentText"/>
-    <w:next w:val="CommentText"/>
-    <w:link w:val="CommentSubjectChar"/>
+    <w:basedOn w:val="Textodecomentrio"/>
+    <w:next w:val="Textodecomentrio"/>
+    <w:link w:val="AssuntodecomentrioCarter"/>
     <w:semiHidden/>
     <w:unhideWhenUsed/>
     <w:rsid w:val="00C811F8"/>
@@ -11040,10 +11308,10 @@
       <w:bCs/>
     </w:rPr>
   </w:style>
-  <w:style w:type="character" w:customStyle="1" w:styleId="CommentSubjectChar">
-    <w:name w:val="Comment Subject Char"/>
-    <w:basedOn w:val="CommentTextChar"/>
-    <w:link w:val="CommentSubject"/>
+  <w:style w:type="character" w:customStyle="1" w:styleId="AssuntodecomentrioCarter">
+    <w:name w:val="Assunto de comentário Caráter"/>
+    <w:basedOn w:val="TextodecomentrioCarter"/>
+    <w:link w:val="Assuntodecomentrio"/>
     <w:semiHidden/>
     <w:rsid w:val="00C811F8"/>
     <w:rPr>
@@ -11052,10 +11320,10 @@
       <w:bCs/>
     </w:rPr>
   </w:style>
-  <w:style w:type="character" w:customStyle="1" w:styleId="Heading4Char">
-    <w:name w:val="Heading 4 Char"/>
-    <w:basedOn w:val="DefaultParagraphFont"/>
-    <w:link w:val="Heading4"/>
+  <w:style w:type="character" w:customStyle="1" w:styleId="Ttulo4Carter">
+    <w:name w:val="Título 4 Caráter"/>
+    <w:basedOn w:val="Tipodeletrapredefinidodopargrafo"/>
+    <w:link w:val="Ttulo4"/>
     <w:semiHidden/>
     <w:rsid w:val="00B66B05"/>
     <w:rPr>
@@ -11067,9 +11335,9 @@
       <w:szCs w:val="24"/>
     </w:rPr>
   </w:style>
-  <w:style w:type="character" w:styleId="UnresolvedMention">
+  <w:style w:type="character" w:styleId="MenoNoResolvida">
     <w:name w:val="Unresolved Mention"/>
-    <w:basedOn w:val="DefaultParagraphFont"/>
+    <w:basedOn w:val="Tipodeletrapredefinidodopargrafo"/>
     <w:uiPriority w:val="99"/>
     <w:semiHidden/>
     <w:unhideWhenUsed/>
@@ -11079,7 +11347,7 @@
       <w:shd w:val="clear" w:color="auto" w:fill="E1DFDD"/>
     </w:rPr>
   </w:style>
-  <w:style w:type="paragraph" w:styleId="Caption">
+  <w:style w:type="paragraph" w:styleId="Legenda">
     <w:name w:val="caption"/>
     <w:basedOn w:val="Normal"/>
     <w:next w:val="Normal"/>
@@ -11097,10 +11365,10 @@
       <w:szCs w:val="18"/>
     </w:rPr>
   </w:style>
-  <w:style w:type="character" w:customStyle="1" w:styleId="Heading3Char">
-    <w:name w:val="Heading 3 Char"/>
-    <w:basedOn w:val="DefaultParagraphFont"/>
-    <w:link w:val="Heading3"/>
+  <w:style w:type="character" w:customStyle="1" w:styleId="Ttulo3Carter">
+    <w:name w:val="Título 3 Caráter"/>
+    <w:basedOn w:val="Tipodeletrapredefinidodopargrafo"/>
+    <w:link w:val="Ttulo3"/>
     <w:rsid w:val="007D2BCC"/>
     <w:rPr>
       <w:rFonts w:asciiTheme="majorHAnsi" w:eastAsiaTheme="majorEastAsia" w:hAnsiTheme="majorHAnsi" w:cstheme="majorBidi"/>
@@ -11109,7 +11377,7 @@
       <w:szCs w:val="24"/>
     </w:rPr>
   </w:style>
-  <w:style w:type="paragraph" w:styleId="TOC3">
+  <w:style w:type="paragraph" w:styleId="ndice3">
     <w:name w:val="toc 3"/>
     <w:basedOn w:val="Normal"/>
     <w:next w:val="Normal"/>
@@ -11427,10 +11695,6 @@
 </file>
 
 <file path=customXml/item1.xml><?xml version="1.0" encoding="utf-8"?>
-<b:Sources xmlns:b="http://schemas.openxmlformats.org/officeDocument/2006/bibliography" xmlns="http://schemas.openxmlformats.org/officeDocument/2006/bibliography" SelectedStyle="\APA.XSL" StyleName="APA"/>
-</file>
-
-<file path=customXml/item2.xml><?xml version="1.0" encoding="utf-8"?>
 <ct:contentTypeSchema xmlns:ct="http://schemas.microsoft.com/office/2006/metadata/contentType" xmlns:ma="http://schemas.microsoft.com/office/2006/metadata/properties/metaAttributes" ct:_="" ma:_="" ma:contentTypeName="Documento" ma:contentTypeID="0x0101008F0F40A57A4B4943AE5F0D22A00E6876" ma:contentTypeVersion="7" ma:contentTypeDescription="Criar um novo documento." ma:contentTypeScope="" ma:versionID="0777f9d8bcaf4fa9f3f247f35de05543">
   <xsd:schema xmlns:xsd="http://www.w3.org/2001/XMLSchema" xmlns:xs="http://www.w3.org/2001/XMLSchema" xmlns:p="http://schemas.microsoft.com/office/2006/metadata/properties" xmlns:ns2="6e977478-40fc-4c96-9b59-58f9adc62218" targetNamespace="http://schemas.microsoft.com/office/2006/metadata/properties" ma:root="true" ma:fieldsID="6e1588d9447c950b5d06efd32159bf41" ns2:_="">
     <xsd:import namespace="6e977478-40fc-4c96-9b59-58f9adc62218"/>
@@ -11592,16 +11856,11 @@
 </ct:contentTypeSchema>
 </file>
 
-<file path=customXml/item3.xml><?xml version="1.0" encoding="utf-8"?>
-<?mso-contentType ?>
-<FormTemplates xmlns="http://schemas.microsoft.com/sharepoint/v3/contenttype/forms">
-  <Display>DocumentLibraryForm</Display>
-  <Edit>DocumentLibraryForm</Edit>
-  <New>DocumentLibraryForm</New>
-</FormTemplates>
+<file path=customXml/item2.xml><?xml version="1.0" encoding="utf-8"?>
+<b:Sources xmlns:b="http://schemas.openxmlformats.org/officeDocument/2006/bibliography" xmlns="http://schemas.openxmlformats.org/officeDocument/2006/bibliography" SelectedStyle="\APA.XSL" StyleName="APA"/>
 </file>
 
-<file path=customXml/item4.xml><?xml version="1.0" encoding="utf-8"?>
+<file path=customXml/item3.xml><?xml version="1.0" encoding="utf-8"?>
 <p:properties xmlns:p="http://schemas.microsoft.com/office/2006/metadata/properties" xmlns:xsi="http://www.w3.org/2001/XMLSchema-instance" xmlns:pc="http://schemas.microsoft.com/office/infopath/2007/PartnerControls">
   <documentManagement>
     <NotebookType xmlns="6e977478-40fc-4c96-9b59-58f9adc62218" xsi:nil="true"/>
@@ -11613,15 +11872,16 @@
 </p:properties>
 </file>
 
-<file path=customXml/itemProps1.xml><?xml version="1.0" encoding="utf-8"?>
-<ds:datastoreItem xmlns:ds="http://schemas.openxmlformats.org/officeDocument/2006/customXml" ds:itemID="{9C46D67E-02BF-4E37-8EF1-2391CC03D27F}">
-  <ds:schemaRefs>
-    <ds:schemaRef ds:uri="http://schemas.openxmlformats.org/officeDocument/2006/bibliography"/>
-  </ds:schemaRefs>
-</ds:datastoreItem>
+<file path=customXml/item4.xml><?xml version="1.0" encoding="utf-8"?>
+<?mso-contentType ?>
+<FormTemplates xmlns="http://schemas.microsoft.com/sharepoint/v3/contenttype/forms">
+  <Display>DocumentLibraryForm</Display>
+  <Edit>DocumentLibraryForm</Edit>
+  <New>DocumentLibraryForm</New>
+</FormTemplates>
 </file>
 
-<file path=customXml/itemProps2.xml><?xml version="1.0" encoding="utf-8"?>
+<file path=customXml/itemProps1.xml><?xml version="1.0" encoding="utf-8"?>
 <ds:datastoreItem xmlns:ds="http://schemas.openxmlformats.org/officeDocument/2006/customXml" ds:itemID="{F22FBF9B-697C-4384-8BA9-D9CACC814933}">
   <ds:schemaRefs>
     <ds:schemaRef ds:uri="http://schemas.microsoft.com/office/2006/metadata/contentType"/>
@@ -11639,15 +11899,15 @@
 </ds:datastoreItem>
 </file>
 
-<file path=customXml/itemProps3.xml><?xml version="1.0" encoding="utf-8"?>
-<ds:datastoreItem xmlns:ds="http://schemas.openxmlformats.org/officeDocument/2006/customXml" ds:itemID="{A8BEE9C3-75AD-4607-B106-1B44B05722EA}">
+<file path=customXml/itemProps2.xml><?xml version="1.0" encoding="utf-8"?>
+<ds:datastoreItem xmlns:ds="http://schemas.openxmlformats.org/officeDocument/2006/customXml" ds:itemID="{9C46D67E-02BF-4E37-8EF1-2391CC03D27F}">
   <ds:schemaRefs>
-    <ds:schemaRef ds:uri="http://schemas.microsoft.com/sharepoint/v3/contenttype/forms"/>
+    <ds:schemaRef ds:uri="http://schemas.openxmlformats.org/officeDocument/2006/bibliography"/>
   </ds:schemaRefs>
 </ds:datastoreItem>
 </file>
 
-<file path=customXml/itemProps4.xml><?xml version="1.0" encoding="utf-8"?>
+<file path=customXml/itemProps3.xml><?xml version="1.0" encoding="utf-8"?>
 <ds:datastoreItem xmlns:ds="http://schemas.openxmlformats.org/officeDocument/2006/customXml" ds:itemID="{A02BD9CC-6025-4F76-BD90-0F1427CF0A06}">
   <ds:schemaRefs>
     <ds:schemaRef ds:uri="http://schemas.microsoft.com/office/2006/metadata/properties"/>
@@ -11655,4 +11915,12 @@
     <ds:schemaRef ds:uri="6e977478-40fc-4c96-9b59-58f9adc62218"/>
   </ds:schemaRefs>
 </ds:datastoreItem>
+</file>
+
+<file path=customXml/itemProps4.xml><?xml version="1.0" encoding="utf-8"?>
+<ds:datastoreItem xmlns:ds="http://schemas.openxmlformats.org/officeDocument/2006/customXml" ds:itemID="{A8BEE9C3-75AD-4607-B106-1B44B05722EA}">
+  <ds:schemaRefs>
+    <ds:schemaRef ds:uri="http://schemas.microsoft.com/sharepoint/v3/contenttype/forms"/>
+  </ds:schemaRefs>
+</ds:datastoreItem>
 </file>
--- a/docs/client_analysis/report_APS.docx
+++ b/docs/client_analysis/report_APS.docx
@@ -5832,11 +5832,370 @@
           <w:b/>
         </w:rPr>
       </w:pPr>
-      <w:r>
+    </w:p>
+    <w:p>
+      <w:pPr>
+        <w:pStyle w:val="Ttulo3"/>
+        <w:rPr>
+          <w:b/>
+          <w:bCs/>
+          <w:color w:val="000000" w:themeColor="text1"/>
+          <w:sz w:val="20"/>
+          <w:szCs w:val="20"/>
+        </w:rPr>
+      </w:pPr>
+      <w:bookmarkStart w:id="22" w:name="_Toc211333578"/>
+      <w:r>
+        <w:rPr>
+          <w:b/>
+          <w:bCs/>
+          <w:color w:val="000000" w:themeColor="text1"/>
+          <w:sz w:val="20"/>
+          <w:szCs w:val="20"/>
+        </w:rPr>
+        <w:lastRenderedPageBreak/>
+        <w:t>Objetivos SMAR</w:t>
+      </w:r>
+      <w:r>
+        <w:rPr>
+          <w:b/>
+          <w:bCs/>
+          <w:color w:val="000000" w:themeColor="text1"/>
+          <w:sz w:val="20"/>
+          <w:szCs w:val="20"/>
+        </w:rPr>
+        <w:t>T</w:t>
+      </w:r>
+      <w:bookmarkEnd w:id="22"/>
+    </w:p>
+    <w:tbl>
+      <w:tblPr>
+        <w:tblStyle w:val="TabelacomGrelha"/>
+        <w:tblW w:w="0" w:type="auto"/>
+        <w:tblLook w:val="04A0" w:firstRow="1" w:lastRow="0" w:firstColumn="1" w:lastColumn="0" w:noHBand="0" w:noVBand="1"/>
+      </w:tblPr>
+      <w:tblGrid>
+        <w:gridCol w:w="1836"/>
+        <w:gridCol w:w="3253"/>
+        <w:gridCol w:w="4241"/>
+      </w:tblGrid>
+      <w:tr>
+        <w:tc>
+          <w:tcPr>
+            <w:tcW w:w="1838" w:type="dxa"/>
+            <w:tcBorders>
+              <w:top w:val="single" w:sz="12" w:space="0" w:color="auto"/>
+              <w:left w:val="single" w:sz="12" w:space="0" w:color="auto"/>
+              <w:bottom w:val="single" w:sz="12" w:space="0" w:color="auto"/>
+              <w:right w:val="single" w:sz="12" w:space="0" w:color="auto"/>
+            </w:tcBorders>
+            <w:vAlign w:val="center"/>
+          </w:tcPr>
+          <w:p>
+            <w:pPr>
+              <w:jc w:val="center"/>
+              <w:rPr>
+                <w:b/>
+                <w:bCs/>
+                <w:color w:val="000000" w:themeColor="text1"/>
+              </w:rPr>
+            </w:pPr>
+            <w:r>
+              <w:rPr>
+                <w:b/>
+                <w:bCs/>
+                <w:color w:val="000000" w:themeColor="text1"/>
+              </w:rPr>
+              <w:t>Nível de Gestão</w:t>
+            </w:r>
+          </w:p>
+        </w:tc>
+        <w:tc>
+          <w:tcPr>
+            <w:tcW w:w="3260" w:type="dxa"/>
+            <w:tcBorders>
+              <w:top w:val="single" w:sz="12" w:space="0" w:color="auto"/>
+              <w:left w:val="single" w:sz="12" w:space="0" w:color="auto"/>
+              <w:bottom w:val="single" w:sz="12" w:space="0" w:color="auto"/>
+              <w:right w:val="single" w:sz="12" w:space="0" w:color="auto"/>
+            </w:tcBorders>
+            <w:vAlign w:val="center"/>
+          </w:tcPr>
+          <w:p>
+            <w:pPr>
+              <w:jc w:val="center"/>
+              <w:rPr>
+                <w:b/>
+                <w:bCs/>
+                <w:color w:val="000000" w:themeColor="text1"/>
+              </w:rPr>
+            </w:pPr>
+            <w:r>
+              <w:rPr>
+                <w:b/>
+                <w:bCs/>
+                <w:color w:val="000000" w:themeColor="text1"/>
+              </w:rPr>
+              <w:t>Objetivo SMART</w:t>
+            </w:r>
+          </w:p>
+        </w:tc>
+        <w:tc>
+          <w:tcPr>
+            <w:tcW w:w="4252" w:type="dxa"/>
+            <w:tcBorders>
+              <w:top w:val="single" w:sz="12" w:space="0" w:color="auto"/>
+              <w:left w:val="single" w:sz="12" w:space="0" w:color="auto"/>
+              <w:bottom w:val="single" w:sz="12" w:space="0" w:color="auto"/>
+              <w:right w:val="single" w:sz="12" w:space="0" w:color="auto"/>
+            </w:tcBorders>
+            <w:vAlign w:val="center"/>
+          </w:tcPr>
+          <w:p>
+            <w:pPr>
+              <w:jc w:val="center"/>
+              <w:rPr>
+                <w:b/>
+                <w:bCs/>
+                <w:color w:val="000000" w:themeColor="text1"/>
+              </w:rPr>
+            </w:pPr>
+            <w:r>
+              <w:rPr>
+                <w:b/>
+                <w:bCs/>
+                <w:color w:val="000000" w:themeColor="text1"/>
+              </w:rPr>
+              <w:t>Justificação</w:t>
+            </w:r>
+          </w:p>
+        </w:tc>
+      </w:tr>
+      <w:tr>
+        <w:tc>
+          <w:tcPr>
+            <w:tcW w:w="1838" w:type="dxa"/>
+            <w:tcBorders>
+              <w:top w:val="single" w:sz="12" w:space="0" w:color="auto"/>
+              <w:left w:val="single" w:sz="12" w:space="0" w:color="auto"/>
+              <w:bottom w:val="single" w:sz="12" w:space="0" w:color="auto"/>
+              <w:right w:val="single" w:sz="12" w:space="0" w:color="auto"/>
+            </w:tcBorders>
+            <w:vAlign w:val="center"/>
+          </w:tcPr>
+          <w:p>
+            <w:pPr>
+              <w:jc w:val="center"/>
+              <w:rPr>
+                <w:b/>
+                <w:bCs/>
+                <w:color w:val="000000" w:themeColor="text1"/>
+              </w:rPr>
+            </w:pPr>
+            <w:r>
+              <w:rPr>
+                <w:b/>
+                <w:bCs/>
+                <w:color w:val="000000" w:themeColor="text1"/>
+              </w:rPr>
+              <w:t>Estratégico</w:t>
+            </w:r>
+          </w:p>
+        </w:tc>
+        <w:tc>
+          <w:tcPr>
+            <w:tcW w:w="3260" w:type="dxa"/>
+            <w:tcBorders>
+              <w:top w:val="single" w:sz="12" w:space="0" w:color="auto"/>
+              <w:left w:val="single" w:sz="12" w:space="0" w:color="auto"/>
+              <w:bottom w:val="single" w:sz="12" w:space="0" w:color="auto"/>
+              <w:right w:val="single" w:sz="12" w:space="0" w:color="auto"/>
+            </w:tcBorders>
+          </w:tcPr>
+          <w:p>
+            <w:r>
+              <w:t>Aumentar a capacidade total de movimentação de contentores para 4 milhões de TEU até 2030.</w:t>
+            </w:r>
+          </w:p>
+        </w:tc>
+        <w:tc>
+          <w:tcPr>
+            <w:tcW w:w="4252" w:type="dxa"/>
+            <w:tcBorders>
+              <w:top w:val="single" w:sz="12" w:space="0" w:color="auto"/>
+              <w:left w:val="single" w:sz="12" w:space="0" w:color="auto"/>
+              <w:bottom w:val="single" w:sz="12" w:space="0" w:color="auto"/>
+              <w:right w:val="single" w:sz="12" w:space="0" w:color="auto"/>
+            </w:tcBorders>
+          </w:tcPr>
+          <w:p>
+            <w:r>
+              <w:t xml:space="preserve">Reforçar o papel do Porto de Sines como </w:t>
+            </w:r>
+            <w:proofErr w:type="spellStart"/>
+            <w:r>
+              <w:t>hub</w:t>
+            </w:r>
+            <w:proofErr w:type="spellEnd"/>
+            <w:r>
+              <w:t xml:space="preserve"> logístico e energético do Atlântico.</w:t>
+            </w:r>
+          </w:p>
+        </w:tc>
+      </w:tr>
+      <w:tr>
+        <w:tc>
+          <w:tcPr>
+            <w:tcW w:w="1838" w:type="dxa"/>
+            <w:tcBorders>
+              <w:top w:val="single" w:sz="12" w:space="0" w:color="auto"/>
+              <w:left w:val="single" w:sz="12" w:space="0" w:color="auto"/>
+              <w:bottom w:val="single" w:sz="12" w:space="0" w:color="auto"/>
+              <w:right w:val="single" w:sz="12" w:space="0" w:color="auto"/>
+            </w:tcBorders>
+            <w:vAlign w:val="center"/>
+          </w:tcPr>
+          <w:p>
+            <w:pPr>
+              <w:jc w:val="center"/>
+              <w:rPr>
+                <w:b/>
+                <w:bCs/>
+                <w:color w:val="000000" w:themeColor="text1"/>
+              </w:rPr>
+            </w:pPr>
+            <w:r>
+              <w:rPr>
+                <w:b/>
+                <w:bCs/>
+                <w:color w:val="000000" w:themeColor="text1"/>
+              </w:rPr>
+              <w:t>Tático</w:t>
+            </w:r>
+          </w:p>
+        </w:tc>
+        <w:tc>
+          <w:tcPr>
+            <w:tcW w:w="3260" w:type="dxa"/>
+            <w:tcBorders>
+              <w:top w:val="single" w:sz="12" w:space="0" w:color="auto"/>
+              <w:left w:val="single" w:sz="12" w:space="0" w:color="auto"/>
+              <w:bottom w:val="single" w:sz="12" w:space="0" w:color="auto"/>
+              <w:right w:val="single" w:sz="12" w:space="0" w:color="auto"/>
+            </w:tcBorders>
+          </w:tcPr>
+          <w:p>
+            <w:r>
+              <w:t>Reduzir as emissões de CO₂ em 25% até 2028.</w:t>
+            </w:r>
+          </w:p>
+        </w:tc>
+        <w:tc>
+          <w:tcPr>
+            <w:tcW w:w="4252" w:type="dxa"/>
+            <w:tcBorders>
+              <w:top w:val="single" w:sz="12" w:space="0" w:color="auto"/>
+              <w:left w:val="single" w:sz="12" w:space="0" w:color="auto"/>
+              <w:bottom w:val="single" w:sz="12" w:space="0" w:color="auto"/>
+              <w:right w:val="single" w:sz="12" w:space="0" w:color="auto"/>
+            </w:tcBorders>
+          </w:tcPr>
+          <w:p>
+            <w:r>
+              <w:t>Cumprir metas ambientais nacionais e europeias, alinhadas à transição energética.</w:t>
+            </w:r>
+          </w:p>
+        </w:tc>
+      </w:tr>
+      <w:tr>
+        <w:tc>
+          <w:tcPr>
+            <w:tcW w:w="1838" w:type="dxa"/>
+            <w:tcBorders>
+              <w:top w:val="single" w:sz="12" w:space="0" w:color="auto"/>
+              <w:left w:val="single" w:sz="12" w:space="0" w:color="auto"/>
+              <w:bottom w:val="single" w:sz="12" w:space="0" w:color="auto"/>
+              <w:right w:val="single" w:sz="12" w:space="0" w:color="auto"/>
+            </w:tcBorders>
+            <w:vAlign w:val="center"/>
+          </w:tcPr>
+          <w:p>
+            <w:pPr>
+              <w:jc w:val="center"/>
+              <w:rPr>
+                <w:b/>
+                <w:bCs/>
+                <w:color w:val="000000" w:themeColor="text1"/>
+              </w:rPr>
+            </w:pPr>
+            <w:r>
+              <w:rPr>
+                <w:b/>
+                <w:bCs/>
+                <w:color w:val="000000" w:themeColor="text1"/>
+              </w:rPr>
+              <w:t>Operacional</w:t>
+            </w:r>
+          </w:p>
+        </w:tc>
+        <w:tc>
+          <w:tcPr>
+            <w:tcW w:w="3260" w:type="dxa"/>
+            <w:tcBorders>
+              <w:top w:val="single" w:sz="12" w:space="0" w:color="auto"/>
+              <w:left w:val="single" w:sz="12" w:space="0" w:color="auto"/>
+              <w:bottom w:val="single" w:sz="12" w:space="0" w:color="auto"/>
+              <w:right w:val="single" w:sz="12" w:space="0" w:color="auto"/>
+            </w:tcBorders>
+          </w:tcPr>
+          <w:p>
+            <w:r>
+              <w:t>Implementar até 2026 um sistema digital integrado de gestão portuária.</w:t>
+            </w:r>
+          </w:p>
+        </w:tc>
+        <w:tc>
+          <w:tcPr>
+            <w:tcW w:w="4252" w:type="dxa"/>
+            <w:tcBorders>
+              <w:top w:val="single" w:sz="12" w:space="0" w:color="auto"/>
+              <w:left w:val="single" w:sz="12" w:space="0" w:color="auto"/>
+              <w:bottom w:val="single" w:sz="12" w:space="0" w:color="auto"/>
+              <w:right w:val="single" w:sz="12" w:space="0" w:color="auto"/>
+            </w:tcBorders>
+          </w:tcPr>
+          <w:p>
+            <w:r>
+              <w:t>Modernizar processos, melhorar eficiência operacional e reduzir custos administrativos.</w:t>
+            </w:r>
+          </w:p>
+        </w:tc>
+      </w:tr>
+    </w:tbl>
+    <w:p>
+      <w:pPr>
+        <w:spacing w:line="240" w:lineRule="auto"/>
+        <w:jc w:val="left"/>
         <w:rPr>
           <w:rFonts w:cs="Times New Roman"/>
           <w:b/>
         </w:rPr>
+      </w:pPr>
+    </w:p>
+    <w:p>
+      <w:pPr>
+        <w:spacing w:line="240" w:lineRule="auto"/>
+        <w:jc w:val="left"/>
+        <w:rPr>
+          <w:rFonts w:cs="Times New Roman"/>
+          <w:b/>
+        </w:rPr>
+      </w:pPr>
+      <w:r>
+        <w:rPr>
+          <w:rFonts w:cs="Times New Roman"/>
+          <w:b/>
+        </w:rPr>
         <w:br w:type="page"/>
       </w:r>
     </w:p>
@@ -5844,7 +6203,7 @@
       <w:pPr>
         <w:pStyle w:val="Ttulo2"/>
       </w:pPr>
-      <w:bookmarkStart w:id="22" w:name="_Toc211418004"/>
+      <w:bookmarkStart w:id="23" w:name="_Toc211418004"/>
       <w:r>
         <w:lastRenderedPageBreak/>
         <w:t>II.</w:t>
@@ -5858,14 +6217,14 @@
       <w:r>
         <w:t xml:space="preserve"> e Sistemas de informação</w:t>
       </w:r>
-      <w:bookmarkEnd w:id="22"/>
+      <w:bookmarkEnd w:id="23"/>
     </w:p>
     <w:p/>
     <w:p>
       <w:pPr>
         <w:pStyle w:val="Ttulo2"/>
       </w:pPr>
-      <w:bookmarkStart w:id="23" w:name="_Toc211418005"/>
+      <w:bookmarkStart w:id="24" w:name="_Toc211418005"/>
       <w:r>
         <w:t>II</w:t>
       </w:r>
@@ -5890,50 +6249,50 @@
       <w:r>
         <w:t>Pessoas</w:t>
       </w:r>
-      <w:bookmarkEnd w:id="23"/>
+      <w:bookmarkEnd w:id="24"/>
     </w:p>
     <w:p/>
     <w:p>
       <w:pPr>
         <w:pStyle w:val="Ttulo2"/>
       </w:pPr>
-      <w:bookmarkStart w:id="24" w:name="_Toc211418006"/>
+      <w:bookmarkStart w:id="25" w:name="_Toc211418006"/>
       <w:r>
         <w:t>II.5 Promoção da produtividade</w:t>
       </w:r>
-      <w:bookmarkEnd w:id="24"/>
+      <w:bookmarkEnd w:id="25"/>
     </w:p>
     <w:p/>
     <w:p>
       <w:pPr>
         <w:pStyle w:val="Ttulo2"/>
       </w:pPr>
-      <w:bookmarkStart w:id="25" w:name="_Toc211418007"/>
+      <w:bookmarkStart w:id="26" w:name="_Toc211418007"/>
       <w:r>
         <w:t>II.6 Economia circular</w:t>
       </w:r>
-      <w:bookmarkEnd w:id="25"/>
+      <w:bookmarkEnd w:id="26"/>
     </w:p>
     <w:p/>
     <w:p>
       <w:pPr>
         <w:pStyle w:val="Ttulo2"/>
       </w:pPr>
-      <w:bookmarkStart w:id="26" w:name="_Toc211418008"/>
+      <w:bookmarkStart w:id="27" w:name="_Toc211418008"/>
       <w:r>
         <w:t xml:space="preserve">II.7 </w:t>
       </w:r>
       <w:r>
         <w:t>Marketing</w:t>
       </w:r>
-      <w:bookmarkEnd w:id="26"/>
+      <w:bookmarkEnd w:id="27"/>
     </w:p>
     <w:p/>
     <w:p>
       <w:pPr>
         <w:pStyle w:val="Ttulo2"/>
       </w:pPr>
-      <w:bookmarkStart w:id="27" w:name="_Toc211418009"/>
+      <w:bookmarkStart w:id="28" w:name="_Toc211418009"/>
       <w:r>
         <w:t>II.</w:t>
       </w:r>
@@ -5952,14 +6311,14 @@
       <w:r>
         <w:t>Financeira</w:t>
       </w:r>
-      <w:bookmarkEnd w:id="27"/>
+      <w:bookmarkEnd w:id="28"/>
     </w:p>
     <w:p/>
     <w:p>
       <w:pPr>
         <w:pStyle w:val="Ttulo2"/>
       </w:pPr>
-      <w:bookmarkStart w:id="28" w:name="_Toc211418010"/>
+      <w:bookmarkStart w:id="29" w:name="_Toc211418010"/>
       <w:r>
         <w:t>II.</w:t>
       </w:r>
@@ -5975,7 +6334,7 @@
       <w:r>
         <w:t xml:space="preserve"> e Indústria 4.0</w:t>
       </w:r>
-      <w:bookmarkEnd w:id="28"/>
+      <w:bookmarkEnd w:id="29"/>
     </w:p>
     <w:p/>
     <w:p>
@@ -5999,12 +6358,12 @@
           <w:szCs w:val="22"/>
         </w:rPr>
       </w:pPr>
-      <w:bookmarkStart w:id="29" w:name="_Toc211418011"/>
+      <w:bookmarkStart w:id="30" w:name="_Toc211418011"/>
       <w:r>
         <w:lastRenderedPageBreak/>
         <w:t>Parte III – Conclusão</w:t>
       </w:r>
-      <w:bookmarkEnd w:id="29"/>
+      <w:bookmarkEnd w:id="30"/>
     </w:p>
     <w:p>
       <w:pPr>
@@ -6017,22 +6376,22 @@
       <w:pPr>
         <w:pStyle w:val="Ttulo2"/>
       </w:pPr>
-      <w:bookmarkStart w:id="30" w:name="_Toc211418012"/>
+      <w:bookmarkStart w:id="31" w:name="_Toc211418012"/>
       <w:r>
         <w:t>III.1 Conclusão</w:t>
       </w:r>
-      <w:bookmarkEnd w:id="30"/>
+      <w:bookmarkEnd w:id="31"/>
     </w:p>
     <w:p/>
     <w:p>
       <w:pPr>
         <w:pStyle w:val="Ttulo2"/>
       </w:pPr>
-      <w:bookmarkStart w:id="31" w:name="_Toc211418013"/>
+      <w:bookmarkStart w:id="32" w:name="_Toc211418013"/>
       <w:r>
         <w:t>III.2 Sugestões de melhoria</w:t>
       </w:r>
-      <w:bookmarkEnd w:id="31"/>
+      <w:bookmarkEnd w:id="32"/>
     </w:p>
     <w:p>
       <w:pPr>
@@ -6042,14 +6401,14 @@
       <w:r>
         <w:br w:type="page"/>
       </w:r>
-      <w:bookmarkStart w:id="32" w:name="_Toc471979356"/>
-      <w:bookmarkStart w:id="33" w:name="_Toc211418014"/>
+      <w:bookmarkStart w:id="33" w:name="_Toc471979356"/>
+      <w:bookmarkStart w:id="34" w:name="_Toc211418014"/>
       <w:r>
         <w:lastRenderedPageBreak/>
         <w:t>Referências</w:t>
       </w:r>
-      <w:bookmarkEnd w:id="32"/>
       <w:bookmarkEnd w:id="33"/>
+      <w:bookmarkEnd w:id="34"/>
     </w:p>
     <w:p/>
     <w:p>
@@ -6060,16 +6419,16 @@
           <w:rFonts w:eastAsia="Arial Narrow"/>
         </w:rPr>
       </w:pPr>
-      <w:bookmarkStart w:id="34" w:name="_Toc471979357"/>
-      <w:bookmarkStart w:id="35" w:name="_Toc211418015"/>
+      <w:bookmarkStart w:id="35" w:name="_Toc471979357"/>
+      <w:bookmarkStart w:id="36" w:name="_Toc211418015"/>
       <w:r>
         <w:rPr>
           <w:rFonts w:eastAsia="Arial Narrow"/>
         </w:rPr>
         <w:t>Anexos</w:t>
       </w:r>
-      <w:bookmarkEnd w:id="34"/>
       <w:bookmarkEnd w:id="35"/>
+      <w:bookmarkEnd w:id="36"/>
       <w:r>
         <w:rPr>
           <w:rFonts w:eastAsia="Arial Narrow"/>
@@ -11857,7 +12216,12 @@
 </file>
 
 <file path=customXml/item2.xml><?xml version="1.0" encoding="utf-8"?>
-<b:Sources xmlns:b="http://schemas.openxmlformats.org/officeDocument/2006/bibliography" xmlns="http://schemas.openxmlformats.org/officeDocument/2006/bibliography" SelectedStyle="\APA.XSL" StyleName="APA"/>
+<?mso-contentType ?>
+<FormTemplates xmlns="http://schemas.microsoft.com/sharepoint/v3/contenttype/forms">
+  <Display>DocumentLibraryForm</Display>
+  <Edit>DocumentLibraryForm</Edit>
+  <New>DocumentLibraryForm</New>
+</FormTemplates>
 </file>
 
 <file path=customXml/item3.xml><?xml version="1.0" encoding="utf-8"?>
@@ -11873,12 +12237,7 @@
 </file>
 
 <file path=customXml/item4.xml><?xml version="1.0" encoding="utf-8"?>
-<?mso-contentType ?>
-<FormTemplates xmlns="http://schemas.microsoft.com/sharepoint/v3/contenttype/forms">
-  <Display>DocumentLibraryForm</Display>
-  <Edit>DocumentLibraryForm</Edit>
-  <New>DocumentLibraryForm</New>
-</FormTemplates>
+<b:Sources xmlns:b="http://schemas.openxmlformats.org/officeDocument/2006/bibliography" xmlns="http://schemas.openxmlformats.org/officeDocument/2006/bibliography" SelectedStyle="\APA.XSL" StyleName="APA"/>
 </file>
 
 <file path=customXml/itemProps1.xml><?xml version="1.0" encoding="utf-8"?>
@@ -11900,9 +12259,9 @@
 </file>
 
 <file path=customXml/itemProps2.xml><?xml version="1.0" encoding="utf-8"?>
-<ds:datastoreItem xmlns:ds="http://schemas.openxmlformats.org/officeDocument/2006/customXml" ds:itemID="{9C46D67E-02BF-4E37-8EF1-2391CC03D27F}">
+<ds:datastoreItem xmlns:ds="http://schemas.openxmlformats.org/officeDocument/2006/customXml" ds:itemID="{A8BEE9C3-75AD-4607-B106-1B44B05722EA}">
   <ds:schemaRefs>
-    <ds:schemaRef ds:uri="http://schemas.openxmlformats.org/officeDocument/2006/bibliography"/>
+    <ds:schemaRef ds:uri="http://schemas.microsoft.com/sharepoint/v3/contenttype/forms"/>
   </ds:schemaRefs>
 </ds:datastoreItem>
 </file>
@@ -11918,9 +12277,9 @@
 </file>
 
 <file path=customXml/itemProps4.xml><?xml version="1.0" encoding="utf-8"?>
-<ds:datastoreItem xmlns:ds="http://schemas.openxmlformats.org/officeDocument/2006/customXml" ds:itemID="{A8BEE9C3-75AD-4607-B106-1B44B05722EA}">
+<ds:datastoreItem xmlns:ds="http://schemas.openxmlformats.org/officeDocument/2006/customXml" ds:itemID="{9C46D67E-02BF-4E37-8EF1-2391CC03D27F}">
   <ds:schemaRefs>
-    <ds:schemaRef ds:uri="http://schemas.microsoft.com/sharepoint/v3/contenttype/forms"/>
+    <ds:schemaRef ds:uri="http://schemas.openxmlformats.org/officeDocument/2006/bibliography"/>
   </ds:schemaRefs>
 </ds:datastoreItem>
 </file>
--- a/docs/client_analysis/report_APS.docx
+++ b/docs/client_analysis/report_APS.docx
@@ -6191,11 +6191,442 @@
           <w:b/>
         </w:rPr>
       </w:pPr>
-      <w:r>
+    </w:p>
+    <w:p>
+      <w:pPr>
+        <w:pStyle w:val="Ttulo3"/>
+        <w:rPr>
+          <w:b/>
+          <w:bCs/>
+          <w:color w:val="000000" w:themeColor="text1"/>
+          <w:sz w:val="20"/>
+          <w:szCs w:val="20"/>
+        </w:rPr>
+      </w:pPr>
+      <w:bookmarkStart w:id="23" w:name="_Toc211333579"/>
+      <w:r>
+        <w:rPr>
+          <w:b/>
+          <w:bCs/>
+          <w:color w:val="000000" w:themeColor="text1"/>
+          <w:sz w:val="20"/>
+          <w:szCs w:val="20"/>
+        </w:rPr>
+        <w:t>Análise SWOT</w:t>
+      </w:r>
+      <w:bookmarkEnd w:id="23"/>
+    </w:p>
+    <w:p>
+      <w:r>
+        <w:t xml:space="preserve">Com base nas metodologias PESTEL, </w:t>
+      </w:r>
+      <w:proofErr w:type="spellStart"/>
+      <w:r>
+        <w:t>Porter</w:t>
+      </w:r>
+      <w:proofErr w:type="spellEnd"/>
+      <w:r>
+        <w:t>, VRIO e Cadeia de Valor, foi realizada a seguinte análise SWOT para a APS:</w:t>
+      </w:r>
+    </w:p>
+    <w:tbl>
+      <w:tblPr>
+        <w:tblStyle w:val="TabelacomGrelha"/>
+        <w:tblW w:w="0" w:type="auto"/>
+        <w:tblLook w:val="04A0" w:firstRow="1" w:lastRow="0" w:firstColumn="1" w:lastColumn="0" w:noHBand="0" w:noVBand="1"/>
+      </w:tblPr>
+      <w:tblGrid>
+        <w:gridCol w:w="2335"/>
+        <w:gridCol w:w="6995"/>
+      </w:tblGrid>
+      <w:tr>
+        <w:tc>
+          <w:tcPr>
+            <w:tcW w:w="2337" w:type="dxa"/>
+            <w:vMerge w:val="restart"/>
+            <w:tcBorders>
+              <w:top w:val="single" w:sz="12" w:space="0" w:color="auto"/>
+              <w:left w:val="single" w:sz="12" w:space="0" w:color="auto"/>
+              <w:right w:val="single" w:sz="12" w:space="0" w:color="auto"/>
+            </w:tcBorders>
+            <w:vAlign w:val="center"/>
+          </w:tcPr>
+          <w:p>
+            <w:pPr>
+              <w:jc w:val="center"/>
+              <w:rPr>
+                <w:b/>
+                <w:bCs/>
+                <w:color w:val="000000" w:themeColor="text1"/>
+              </w:rPr>
+            </w:pPr>
+            <w:r>
+              <w:rPr>
+                <w:b/>
+                <w:bCs/>
+                <w:color w:val="000000" w:themeColor="text1"/>
+              </w:rPr>
+              <w:t>Forças (internas)</w:t>
+            </w:r>
+          </w:p>
+        </w:tc>
+        <w:tc>
+          <w:tcPr>
+            <w:tcW w:w="7013" w:type="dxa"/>
+            <w:tcBorders>
+              <w:top w:val="single" w:sz="12" w:space="0" w:color="auto"/>
+              <w:left w:val="single" w:sz="12" w:space="0" w:color="auto"/>
+              <w:right w:val="single" w:sz="12" w:space="0" w:color="auto"/>
+            </w:tcBorders>
+          </w:tcPr>
+          <w:p>
+            <w:r>
+              <w:t>Localização estratégica e infraestruturas modernas.</w:t>
+            </w:r>
+          </w:p>
+        </w:tc>
+      </w:tr>
+      <w:tr>
+        <w:tc>
+          <w:tcPr>
+            <w:tcW w:w="2337" w:type="dxa"/>
+            <w:vMerge/>
+            <w:tcBorders>
+              <w:left w:val="single" w:sz="12" w:space="0" w:color="auto"/>
+              <w:right w:val="single" w:sz="12" w:space="0" w:color="auto"/>
+            </w:tcBorders>
+            <w:vAlign w:val="center"/>
+          </w:tcPr>
+          <w:p>
+            <w:pPr>
+              <w:jc w:val="center"/>
+              <w:rPr>
+                <w:b/>
+                <w:bCs/>
+                <w:color w:val="000000" w:themeColor="text1"/>
+                <w:szCs w:val="22"/>
+              </w:rPr>
+            </w:pPr>
+          </w:p>
+        </w:tc>
+        <w:tc>
+          <w:tcPr>
+            <w:tcW w:w="7013" w:type="dxa"/>
+            <w:tcBorders>
+              <w:left w:val="single" w:sz="12" w:space="0" w:color="auto"/>
+              <w:right w:val="single" w:sz="12" w:space="0" w:color="auto"/>
+            </w:tcBorders>
+          </w:tcPr>
+          <w:p>
+            <w:r>
+              <w:t>Certificações ISO e parcerias internacionais sólidas.</w:t>
+            </w:r>
+          </w:p>
+        </w:tc>
+      </w:tr>
+      <w:tr>
+        <w:tc>
+          <w:tcPr>
+            <w:tcW w:w="2337" w:type="dxa"/>
+            <w:vMerge/>
+            <w:tcBorders>
+              <w:left w:val="single" w:sz="12" w:space="0" w:color="auto"/>
+              <w:bottom w:val="single" w:sz="12" w:space="0" w:color="auto"/>
+              <w:right w:val="single" w:sz="12" w:space="0" w:color="auto"/>
+            </w:tcBorders>
+            <w:vAlign w:val="center"/>
+          </w:tcPr>
+          <w:p>
+            <w:pPr>
+              <w:jc w:val="center"/>
+              <w:rPr>
+                <w:b/>
+                <w:bCs/>
+                <w:color w:val="000000" w:themeColor="text1"/>
+                <w:szCs w:val="22"/>
+              </w:rPr>
+            </w:pPr>
+          </w:p>
+        </w:tc>
+        <w:tc>
+          <w:tcPr>
+            <w:tcW w:w="7013" w:type="dxa"/>
+            <w:tcBorders>
+              <w:left w:val="single" w:sz="12" w:space="0" w:color="auto"/>
+              <w:bottom w:val="single" w:sz="12" w:space="0" w:color="auto"/>
+              <w:right w:val="single" w:sz="12" w:space="0" w:color="auto"/>
+            </w:tcBorders>
+          </w:tcPr>
+          <w:p>
+            <w:r>
+              <w:t>Ligação ferroviária em expansão (Corredor Sul).</w:t>
+            </w:r>
+          </w:p>
+        </w:tc>
+      </w:tr>
+      <w:tr>
+        <w:tc>
+          <w:tcPr>
+            <w:tcW w:w="2337" w:type="dxa"/>
+            <w:vMerge w:val="restart"/>
+            <w:tcBorders>
+              <w:top w:val="single" w:sz="12" w:space="0" w:color="auto"/>
+              <w:left w:val="single" w:sz="12" w:space="0" w:color="auto"/>
+              <w:right w:val="single" w:sz="12" w:space="0" w:color="auto"/>
+            </w:tcBorders>
+            <w:vAlign w:val="center"/>
+          </w:tcPr>
+          <w:p>
+            <w:pPr>
+              <w:jc w:val="center"/>
+              <w:rPr>
+                <w:b/>
+                <w:bCs/>
+                <w:color w:val="000000" w:themeColor="text1"/>
+                <w:szCs w:val="22"/>
+              </w:rPr>
+            </w:pPr>
+            <w:r>
+              <w:rPr>
+                <w:b/>
+                <w:bCs/>
+                <w:color w:val="000000" w:themeColor="text1"/>
+                <w:szCs w:val="22"/>
+              </w:rPr>
+              <w:t>Fraquezas (internas)</w:t>
+            </w:r>
+          </w:p>
+        </w:tc>
+        <w:tc>
+          <w:tcPr>
+            <w:tcW w:w="7013" w:type="dxa"/>
+            <w:tcBorders>
+              <w:top w:val="single" w:sz="12" w:space="0" w:color="auto"/>
+              <w:left w:val="single" w:sz="12" w:space="0" w:color="auto"/>
+              <w:right w:val="single" w:sz="12" w:space="0" w:color="auto"/>
+            </w:tcBorders>
+          </w:tcPr>
+          <w:p>
+            <w:r>
+              <w:t>Dependência do comércio energético e centralização decisória.</w:t>
+            </w:r>
+          </w:p>
+        </w:tc>
+      </w:tr>
+      <w:tr>
+        <w:trPr>
+          <w:trHeight w:val="401"/>
+        </w:trPr>
+        <w:tc>
+          <w:tcPr>
+            <w:tcW w:w="2337" w:type="dxa"/>
+            <w:vMerge/>
+            <w:tcBorders>
+              <w:left w:val="single" w:sz="12" w:space="0" w:color="auto"/>
+              <w:right w:val="single" w:sz="12" w:space="0" w:color="auto"/>
+            </w:tcBorders>
+            <w:vAlign w:val="center"/>
+          </w:tcPr>
+          <w:p>
+            <w:pPr>
+              <w:jc w:val="center"/>
+              <w:rPr>
+                <w:b/>
+                <w:bCs/>
+                <w:color w:val="000000" w:themeColor="text1"/>
+                <w:szCs w:val="22"/>
+              </w:rPr>
+            </w:pPr>
+          </w:p>
+        </w:tc>
+        <w:tc>
+          <w:tcPr>
+            <w:tcW w:w="7013" w:type="dxa"/>
+            <w:tcBorders>
+              <w:left w:val="single" w:sz="12" w:space="0" w:color="auto"/>
+              <w:right w:val="single" w:sz="12" w:space="0" w:color="auto"/>
+            </w:tcBorders>
+          </w:tcPr>
+          <w:p>
+            <w:r>
+              <w:t>Limitações de autonomia dos portos do Algarve.</w:t>
+            </w:r>
+          </w:p>
+        </w:tc>
+      </w:tr>
+      <w:tr>
+        <w:tc>
+          <w:tcPr>
+            <w:tcW w:w="2337" w:type="dxa"/>
+            <w:vMerge/>
+            <w:tcBorders>
+              <w:left w:val="single" w:sz="12" w:space="0" w:color="auto"/>
+              <w:bottom w:val="single" w:sz="12" w:space="0" w:color="auto"/>
+              <w:right w:val="single" w:sz="12" w:space="0" w:color="auto"/>
+            </w:tcBorders>
+            <w:vAlign w:val="center"/>
+          </w:tcPr>
+          <w:p>
+            <w:pPr>
+              <w:jc w:val="center"/>
+              <w:rPr>
+                <w:b/>
+                <w:bCs/>
+                <w:color w:val="000000" w:themeColor="text1"/>
+                <w:szCs w:val="22"/>
+              </w:rPr>
+            </w:pPr>
+          </w:p>
+        </w:tc>
+        <w:tc>
+          <w:tcPr>
+            <w:tcW w:w="7013" w:type="dxa"/>
+            <w:tcBorders>
+              <w:left w:val="single" w:sz="12" w:space="0" w:color="auto"/>
+              <w:bottom w:val="single" w:sz="12" w:space="0" w:color="auto"/>
+              <w:right w:val="single" w:sz="12" w:space="0" w:color="auto"/>
+            </w:tcBorders>
+          </w:tcPr>
+          <w:p>
+            <w:r>
+              <w:t>Baixa diversificação de receitas e vulnerabilidade ambiental.</w:t>
+            </w:r>
+          </w:p>
+        </w:tc>
+      </w:tr>
+      <w:tr>
+        <w:tc>
+          <w:tcPr>
+            <w:tcW w:w="2337" w:type="dxa"/>
+            <w:tcBorders>
+              <w:top w:val="single" w:sz="12" w:space="0" w:color="auto"/>
+              <w:left w:val="single" w:sz="12" w:space="0" w:color="auto"/>
+              <w:bottom w:val="single" w:sz="12" w:space="0" w:color="auto"/>
+              <w:right w:val="single" w:sz="12" w:space="0" w:color="auto"/>
+            </w:tcBorders>
+            <w:vAlign w:val="center"/>
+          </w:tcPr>
+          <w:p>
+            <w:pPr>
+              <w:jc w:val="center"/>
+              <w:rPr>
+                <w:b/>
+                <w:bCs/>
+                <w:color w:val="000000" w:themeColor="text1"/>
+                <w:szCs w:val="22"/>
+              </w:rPr>
+            </w:pPr>
+            <w:r>
+              <w:rPr>
+                <w:b/>
+                <w:bCs/>
+                <w:color w:val="000000" w:themeColor="text1"/>
+                <w:szCs w:val="22"/>
+              </w:rPr>
+              <w:t>Oportunidades</w:t>
+            </w:r>
+          </w:p>
+        </w:tc>
+        <w:tc>
+          <w:tcPr>
+            <w:tcW w:w="7013" w:type="dxa"/>
+            <w:tcBorders>
+              <w:top w:val="single" w:sz="12" w:space="0" w:color="auto"/>
+              <w:left w:val="single" w:sz="12" w:space="0" w:color="auto"/>
+              <w:bottom w:val="single" w:sz="12" w:space="0" w:color="auto"/>
+              <w:right w:val="single" w:sz="12" w:space="0" w:color="auto"/>
+            </w:tcBorders>
+          </w:tcPr>
+          <w:p>
+            <w:r>
+              <w:t xml:space="preserve">Expansão dos terminais, utilização de energias verdes, automação portuária e reforço da ligação ferroviária ao </w:t>
+            </w:r>
+            <w:proofErr w:type="spellStart"/>
+            <w:r>
+              <w:t>hinterland</w:t>
+            </w:r>
+            <w:proofErr w:type="spellEnd"/>
+            <w:r>
+              <w:t xml:space="preserve"> ibérico.</w:t>
+            </w:r>
+          </w:p>
+        </w:tc>
+      </w:tr>
+      <w:tr>
+        <w:tc>
+          <w:tcPr>
+            <w:tcW w:w="2337" w:type="dxa"/>
+            <w:tcBorders>
+              <w:top w:val="single" w:sz="12" w:space="0" w:color="auto"/>
+              <w:left w:val="single" w:sz="12" w:space="0" w:color="auto"/>
+              <w:bottom w:val="single" w:sz="12" w:space="0" w:color="auto"/>
+              <w:right w:val="single" w:sz="12" w:space="0" w:color="auto"/>
+            </w:tcBorders>
+            <w:vAlign w:val="center"/>
+          </w:tcPr>
+          <w:p>
+            <w:pPr>
+              <w:jc w:val="center"/>
+              <w:rPr>
+                <w:b/>
+                <w:bCs/>
+                <w:color w:val="000000" w:themeColor="text1"/>
+                <w:szCs w:val="22"/>
+              </w:rPr>
+            </w:pPr>
+            <w:r>
+              <w:rPr>
+                <w:b/>
+                <w:bCs/>
+                <w:color w:val="000000" w:themeColor="text1"/>
+                <w:szCs w:val="22"/>
+              </w:rPr>
+              <w:t>Ameaças</w:t>
+            </w:r>
+          </w:p>
+        </w:tc>
+        <w:tc>
+          <w:tcPr>
+            <w:tcW w:w="7013" w:type="dxa"/>
+            <w:tcBorders>
+              <w:top w:val="single" w:sz="12" w:space="0" w:color="auto"/>
+              <w:left w:val="single" w:sz="12" w:space="0" w:color="auto"/>
+              <w:bottom w:val="single" w:sz="12" w:space="0" w:color="auto"/>
+              <w:right w:val="single" w:sz="12" w:space="0" w:color="auto"/>
+            </w:tcBorders>
+          </w:tcPr>
+          <w:p>
+            <w:r>
+              <w:t>Concorrência de portos espanhóis, instabilidade económica global e exigências ambientais da União Europeia.</w:t>
+            </w:r>
+          </w:p>
+        </w:tc>
+      </w:tr>
+    </w:tbl>
+    <w:p>
+      <w:pPr>
+        <w:spacing w:line="240" w:lineRule="auto"/>
+        <w:jc w:val="left"/>
         <w:rPr>
           <w:rFonts w:cs="Times New Roman"/>
           <w:b/>
         </w:rPr>
+      </w:pPr>
+    </w:p>
+    <w:p>
+      <w:pPr>
+        <w:spacing w:line="240" w:lineRule="auto"/>
+        <w:jc w:val="left"/>
+        <w:rPr>
+          <w:rFonts w:cs="Times New Roman"/>
+          <w:b/>
+        </w:rPr>
+      </w:pPr>
+      <w:r>
+        <w:rPr>
+          <w:rFonts w:cs="Times New Roman"/>
+          <w:b/>
+        </w:rPr>
         <w:br w:type="page"/>
       </w:r>
     </w:p>
@@ -6203,7 +6634,7 @@
       <w:pPr>
         <w:pStyle w:val="Ttulo2"/>
       </w:pPr>
-      <w:bookmarkStart w:id="23" w:name="_Toc211418004"/>
+      <w:bookmarkStart w:id="24" w:name="_Toc211418004"/>
       <w:r>
         <w:lastRenderedPageBreak/>
         <w:t>II.</w:t>
@@ -6217,14 +6648,14 @@
       <w:r>
         <w:t xml:space="preserve"> e Sistemas de informação</w:t>
       </w:r>
-      <w:bookmarkEnd w:id="23"/>
+      <w:bookmarkEnd w:id="24"/>
     </w:p>
     <w:p/>
     <w:p>
       <w:pPr>
         <w:pStyle w:val="Ttulo2"/>
       </w:pPr>
-      <w:bookmarkStart w:id="24" w:name="_Toc211418005"/>
+      <w:bookmarkStart w:id="25" w:name="_Toc211418005"/>
       <w:r>
         <w:t>II</w:t>
       </w:r>
@@ -6249,50 +6680,50 @@
       <w:r>
         <w:t>Pessoas</w:t>
       </w:r>
-      <w:bookmarkEnd w:id="24"/>
+      <w:bookmarkEnd w:id="25"/>
     </w:p>
     <w:p/>
     <w:p>
       <w:pPr>
         <w:pStyle w:val="Ttulo2"/>
       </w:pPr>
-      <w:bookmarkStart w:id="25" w:name="_Toc211418006"/>
+      <w:bookmarkStart w:id="26" w:name="_Toc211418006"/>
       <w:r>
         <w:t>II.5 Promoção da produtividade</w:t>
       </w:r>
-      <w:bookmarkEnd w:id="25"/>
+      <w:bookmarkEnd w:id="26"/>
     </w:p>
     <w:p/>
     <w:p>
       <w:pPr>
         <w:pStyle w:val="Ttulo2"/>
       </w:pPr>
-      <w:bookmarkStart w:id="26" w:name="_Toc211418007"/>
+      <w:bookmarkStart w:id="27" w:name="_Toc211418007"/>
       <w:r>
         <w:t>II.6 Economia circular</w:t>
       </w:r>
-      <w:bookmarkEnd w:id="26"/>
+      <w:bookmarkEnd w:id="27"/>
     </w:p>
     <w:p/>
     <w:p>
       <w:pPr>
         <w:pStyle w:val="Ttulo2"/>
       </w:pPr>
-      <w:bookmarkStart w:id="27" w:name="_Toc211418008"/>
+      <w:bookmarkStart w:id="28" w:name="_Toc211418008"/>
       <w:r>
         <w:t xml:space="preserve">II.7 </w:t>
       </w:r>
       <w:r>
         <w:t>Marketing</w:t>
       </w:r>
-      <w:bookmarkEnd w:id="27"/>
+      <w:bookmarkEnd w:id="28"/>
     </w:p>
     <w:p/>
     <w:p>
       <w:pPr>
         <w:pStyle w:val="Ttulo2"/>
       </w:pPr>
-      <w:bookmarkStart w:id="28" w:name="_Toc211418009"/>
+      <w:bookmarkStart w:id="29" w:name="_Toc211418009"/>
       <w:r>
         <w:t>II.</w:t>
       </w:r>
@@ -6311,14 +6742,14 @@
       <w:r>
         <w:t>Financeira</w:t>
       </w:r>
-      <w:bookmarkEnd w:id="28"/>
+      <w:bookmarkEnd w:id="29"/>
     </w:p>
     <w:p/>
     <w:p>
       <w:pPr>
         <w:pStyle w:val="Ttulo2"/>
       </w:pPr>
-      <w:bookmarkStart w:id="29" w:name="_Toc211418010"/>
+      <w:bookmarkStart w:id="30" w:name="_Toc211418010"/>
       <w:r>
         <w:t>II.</w:t>
       </w:r>
@@ -6334,7 +6765,7 @@
       <w:r>
         <w:t xml:space="preserve"> e Indústria 4.0</w:t>
       </w:r>
-      <w:bookmarkEnd w:id="29"/>
+      <w:bookmarkEnd w:id="30"/>
     </w:p>
     <w:p/>
     <w:p>
@@ -6358,12 +6789,12 @@
           <w:szCs w:val="22"/>
         </w:rPr>
       </w:pPr>
-      <w:bookmarkStart w:id="30" w:name="_Toc211418011"/>
+      <w:bookmarkStart w:id="31" w:name="_Toc211418011"/>
       <w:r>
         <w:lastRenderedPageBreak/>
         <w:t>Parte III – Conclusão</w:t>
       </w:r>
-      <w:bookmarkEnd w:id="30"/>
+      <w:bookmarkEnd w:id="31"/>
     </w:p>
     <w:p>
       <w:pPr>
@@ -6376,22 +6807,22 @@
       <w:pPr>
         <w:pStyle w:val="Ttulo2"/>
       </w:pPr>
-      <w:bookmarkStart w:id="31" w:name="_Toc211418012"/>
+      <w:bookmarkStart w:id="32" w:name="_Toc211418012"/>
       <w:r>
         <w:t>III.1 Conclusão</w:t>
       </w:r>
-      <w:bookmarkEnd w:id="31"/>
+      <w:bookmarkEnd w:id="32"/>
     </w:p>
     <w:p/>
     <w:p>
       <w:pPr>
         <w:pStyle w:val="Ttulo2"/>
       </w:pPr>
-      <w:bookmarkStart w:id="32" w:name="_Toc211418013"/>
+      <w:bookmarkStart w:id="33" w:name="_Toc211418013"/>
       <w:r>
         <w:t>III.2 Sugestões de melhoria</w:t>
       </w:r>
-      <w:bookmarkEnd w:id="32"/>
+      <w:bookmarkEnd w:id="33"/>
     </w:p>
     <w:p>
       <w:pPr>
@@ -6401,14 +6832,14 @@
       <w:r>
         <w:br w:type="page"/>
       </w:r>
-      <w:bookmarkStart w:id="33" w:name="_Toc471979356"/>
-      <w:bookmarkStart w:id="34" w:name="_Toc211418014"/>
+      <w:bookmarkStart w:id="34" w:name="_Toc471979356"/>
+      <w:bookmarkStart w:id="35" w:name="_Toc211418014"/>
       <w:r>
         <w:lastRenderedPageBreak/>
         <w:t>Referências</w:t>
       </w:r>
-      <w:bookmarkEnd w:id="33"/>
       <w:bookmarkEnd w:id="34"/>
+      <w:bookmarkEnd w:id="35"/>
     </w:p>
     <w:p/>
     <w:p>
@@ -6419,16 +6850,16 @@
           <w:rFonts w:eastAsia="Arial Narrow"/>
         </w:rPr>
       </w:pPr>
-      <w:bookmarkStart w:id="35" w:name="_Toc471979357"/>
-      <w:bookmarkStart w:id="36" w:name="_Toc211418015"/>
+      <w:bookmarkStart w:id="36" w:name="_Toc471979357"/>
+      <w:bookmarkStart w:id="37" w:name="_Toc211418015"/>
       <w:r>
         <w:rPr>
           <w:rFonts w:eastAsia="Arial Narrow"/>
         </w:rPr>
         <w:t>Anexos</w:t>
       </w:r>
-      <w:bookmarkEnd w:id="35"/>
       <w:bookmarkEnd w:id="36"/>
+      <w:bookmarkEnd w:id="37"/>
       <w:r>
         <w:rPr>
           <w:rFonts w:eastAsia="Arial Narrow"/>
@@ -12054,6 +12485,15 @@
 </file>
 
 <file path=customXml/item1.xml><?xml version="1.0" encoding="utf-8"?>
+<?mso-contentType ?>
+<FormTemplates xmlns="http://schemas.microsoft.com/sharepoint/v3/contenttype/forms">
+  <Display>DocumentLibraryForm</Display>
+  <Edit>DocumentLibraryForm</Edit>
+  <New>DocumentLibraryForm</New>
+</FormTemplates>
+</file>
+
+<file path=customXml/item2.xml><?xml version="1.0" encoding="utf-8"?>
 <ct:contentTypeSchema xmlns:ct="http://schemas.microsoft.com/office/2006/metadata/contentType" xmlns:ma="http://schemas.microsoft.com/office/2006/metadata/properties/metaAttributes" ct:_="" ma:_="" ma:contentTypeName="Documento" ma:contentTypeID="0x0101008F0F40A57A4B4943AE5F0D22A00E6876" ma:contentTypeVersion="7" ma:contentTypeDescription="Criar um novo documento." ma:contentTypeScope="" ma:versionID="0777f9d8bcaf4fa9f3f247f35de05543">
   <xsd:schema xmlns:xsd="http://www.w3.org/2001/XMLSchema" xmlns:xs="http://www.w3.org/2001/XMLSchema" xmlns:p="http://schemas.microsoft.com/office/2006/metadata/properties" xmlns:ns2="6e977478-40fc-4c96-9b59-58f9adc62218" targetNamespace="http://schemas.microsoft.com/office/2006/metadata/properties" ma:root="true" ma:fieldsID="6e1588d9447c950b5d06efd32159bf41" ns2:_="">
     <xsd:import namespace="6e977478-40fc-4c96-9b59-58f9adc62218"/>
@@ -12215,16 +12655,11 @@
 </ct:contentTypeSchema>
 </file>
 
-<file path=customXml/item2.xml><?xml version="1.0" encoding="utf-8"?>
-<?mso-contentType ?>
-<FormTemplates xmlns="http://schemas.microsoft.com/sharepoint/v3/contenttype/forms">
-  <Display>DocumentLibraryForm</Display>
-  <Edit>DocumentLibraryForm</Edit>
-  <New>DocumentLibraryForm</New>
-</FormTemplates>
+<file path=customXml/item3.xml><?xml version="1.0" encoding="utf-8"?>
+<b:Sources xmlns:b="http://schemas.openxmlformats.org/officeDocument/2006/bibliography" xmlns="http://schemas.openxmlformats.org/officeDocument/2006/bibliography" SelectedStyle="\APA.XSL" StyleName="APA"/>
 </file>
 
-<file path=customXml/item3.xml><?xml version="1.0" encoding="utf-8"?>
+<file path=customXml/item4.xml><?xml version="1.0" encoding="utf-8"?>
 <p:properties xmlns:p="http://schemas.microsoft.com/office/2006/metadata/properties" xmlns:xsi="http://www.w3.org/2001/XMLSchema-instance" xmlns:pc="http://schemas.microsoft.com/office/infopath/2007/PartnerControls">
   <documentManagement>
     <NotebookType xmlns="6e977478-40fc-4c96-9b59-58f9adc62218" xsi:nil="true"/>
@@ -12236,11 +12671,15 @@
 </p:properties>
 </file>
 
-<file path=customXml/item4.xml><?xml version="1.0" encoding="utf-8"?>
-<b:Sources xmlns:b="http://schemas.openxmlformats.org/officeDocument/2006/bibliography" xmlns="http://schemas.openxmlformats.org/officeDocument/2006/bibliography" SelectedStyle="\APA.XSL" StyleName="APA"/>
+<file path=customXml/itemProps1.xml><?xml version="1.0" encoding="utf-8"?>
+<ds:datastoreItem xmlns:ds="http://schemas.openxmlformats.org/officeDocument/2006/customXml" ds:itemID="{A8BEE9C3-75AD-4607-B106-1B44B05722EA}">
+  <ds:schemaRefs>
+    <ds:schemaRef ds:uri="http://schemas.microsoft.com/sharepoint/v3/contenttype/forms"/>
+  </ds:schemaRefs>
+</ds:datastoreItem>
 </file>
 
-<file path=customXml/itemProps1.xml><?xml version="1.0" encoding="utf-8"?>
+<file path=customXml/itemProps2.xml><?xml version="1.0" encoding="utf-8"?>
 <ds:datastoreItem xmlns:ds="http://schemas.openxmlformats.org/officeDocument/2006/customXml" ds:itemID="{F22FBF9B-697C-4384-8BA9-D9CACC814933}">
   <ds:schemaRefs>
     <ds:schemaRef ds:uri="http://schemas.microsoft.com/office/2006/metadata/contentType"/>
@@ -12258,15 +12697,15 @@
 </ds:datastoreItem>
 </file>
 
-<file path=customXml/itemProps2.xml><?xml version="1.0" encoding="utf-8"?>
-<ds:datastoreItem xmlns:ds="http://schemas.openxmlformats.org/officeDocument/2006/customXml" ds:itemID="{A8BEE9C3-75AD-4607-B106-1B44B05722EA}">
+<file path=customXml/itemProps3.xml><?xml version="1.0" encoding="utf-8"?>
+<ds:datastoreItem xmlns:ds="http://schemas.openxmlformats.org/officeDocument/2006/customXml" ds:itemID="{9C46D67E-02BF-4E37-8EF1-2391CC03D27F}">
   <ds:schemaRefs>
-    <ds:schemaRef ds:uri="http://schemas.microsoft.com/sharepoint/v3/contenttype/forms"/>
+    <ds:schemaRef ds:uri="http://schemas.openxmlformats.org/officeDocument/2006/bibliography"/>
   </ds:schemaRefs>
 </ds:datastoreItem>
 </file>
 
-<file path=customXml/itemProps3.xml><?xml version="1.0" encoding="utf-8"?>
+<file path=customXml/itemProps4.xml><?xml version="1.0" encoding="utf-8"?>
 <ds:datastoreItem xmlns:ds="http://schemas.openxmlformats.org/officeDocument/2006/customXml" ds:itemID="{A02BD9CC-6025-4F76-BD90-0F1427CF0A06}">
   <ds:schemaRefs>
     <ds:schemaRef ds:uri="http://schemas.microsoft.com/office/2006/metadata/properties"/>
@@ -12274,12 +12713,4 @@
     <ds:schemaRef ds:uri="6e977478-40fc-4c96-9b59-58f9adc62218"/>
   </ds:schemaRefs>
 </ds:datastoreItem>
-</file>
-
-<file path=customXml/itemProps4.xml><?xml version="1.0" encoding="utf-8"?>
-<ds:datastoreItem xmlns:ds="http://schemas.openxmlformats.org/officeDocument/2006/customXml" ds:itemID="{9C46D67E-02BF-4E37-8EF1-2391CC03D27F}">
-  <ds:schemaRefs>
-    <ds:schemaRef ds:uri="http://schemas.openxmlformats.org/officeDocument/2006/bibliography"/>
-  </ds:schemaRefs>
-</ds:datastoreItem>
 </file>
--- a/docs/client_analysis/report_APS.docx
+++ b/docs/client_analysis/report_APS.docx
@@ -714,7 +714,7 @@
           <w:r>
             <w:fldChar w:fldCharType="separate"/>
           </w:r>
-          <w:hyperlink w:anchor="_Toc211417988" w:history="1">
+          <w:hyperlink w:anchor="_Toc211418559" w:history="1">
             <w:r>
               <w:rPr>
                 <w:rStyle w:val="Hiperligao"/>
@@ -742,7 +742,7 @@
                 <w:noProof/>
                 <w:webHidden/>
               </w:rPr>
-              <w:instrText xml:space="preserve"> PAGEREF _Toc211417988 \h </w:instrText>
+              <w:instrText xml:space="preserve"> PAGEREF _Toc211418559 \h </w:instrText>
             </w:r>
             <w:r>
               <w:rPr>
@@ -787,7 +787,7 @@
               <w14:ligatures w14:val="standardContextual"/>
             </w:rPr>
           </w:pPr>
-          <w:hyperlink w:anchor="_Toc211417989" w:history="1">
+          <w:hyperlink w:anchor="_Toc211418560" w:history="1">
             <w:r>
               <w:rPr>
                 <w:rStyle w:val="Hiperligao"/>
@@ -815,7 +815,7 @@
                 <w:noProof/>
                 <w:webHidden/>
               </w:rPr>
-              <w:instrText xml:space="preserve"> PAGEREF _Toc211417989 \h </w:instrText>
+              <w:instrText xml:space="preserve"> PAGEREF _Toc211418560 \h </w:instrText>
             </w:r>
             <w:r>
               <w:rPr>
@@ -860,7 +860,7 @@
               <w14:ligatures w14:val="standardContextual"/>
             </w:rPr>
           </w:pPr>
-          <w:hyperlink w:anchor="_Toc211417990" w:history="1">
+          <w:hyperlink w:anchor="_Toc211418561" w:history="1">
             <w:r>
               <w:rPr>
                 <w:rStyle w:val="Hiperligao"/>
@@ -887,7 +887,7 @@
                 <w:noProof/>
                 <w:webHidden/>
               </w:rPr>
-              <w:instrText xml:space="preserve"> PAGEREF _Toc211417990 \h </w:instrText>
+              <w:instrText xml:space="preserve"> PAGEREF _Toc211418561 \h </w:instrText>
             </w:r>
             <w:r>
               <w:rPr>
@@ -932,7 +932,7 @@
               <w14:ligatures w14:val="standardContextual"/>
             </w:rPr>
           </w:pPr>
-          <w:hyperlink w:anchor="_Toc211417991" w:history="1">
+          <w:hyperlink w:anchor="_Toc211418562" w:history="1">
             <w:r>
               <w:rPr>
                 <w:rStyle w:val="Hiperligao"/>
@@ -959,7 +959,7 @@
                 <w:noProof/>
                 <w:webHidden/>
               </w:rPr>
-              <w:instrText xml:space="preserve"> PAGEREF _Toc211417991 \h </w:instrText>
+              <w:instrText xml:space="preserve"> PAGEREF _Toc211418562 \h </w:instrText>
             </w:r>
             <w:r>
               <w:rPr>
@@ -1004,7 +1004,7 @@
               <w14:ligatures w14:val="standardContextual"/>
             </w:rPr>
           </w:pPr>
-          <w:hyperlink w:anchor="_Toc211417992" w:history="1">
+          <w:hyperlink w:anchor="_Toc211418563" w:history="1">
             <w:r>
               <w:rPr>
                 <w:rStyle w:val="Hiperligao"/>
@@ -1031,7 +1031,7 @@
                 <w:noProof/>
                 <w:webHidden/>
               </w:rPr>
-              <w:instrText xml:space="preserve"> PAGEREF _Toc211417992 \h </w:instrText>
+              <w:instrText xml:space="preserve"> PAGEREF _Toc211418563 \h </w:instrText>
             </w:r>
             <w:r>
               <w:rPr>
@@ -1076,7 +1076,7 @@
               <w14:ligatures w14:val="standardContextual"/>
             </w:rPr>
           </w:pPr>
-          <w:hyperlink w:anchor="_Toc211417993" w:history="1">
+          <w:hyperlink w:anchor="_Toc211418564" w:history="1">
             <w:r>
               <w:rPr>
                 <w:rStyle w:val="Hiperligao"/>
@@ -1103,7 +1103,7 @@
                 <w:noProof/>
                 <w:webHidden/>
               </w:rPr>
-              <w:instrText xml:space="preserve"> PAGEREF _Toc211417993 \h </w:instrText>
+              <w:instrText xml:space="preserve"> PAGEREF _Toc211418564 \h </w:instrText>
             </w:r>
             <w:r>
               <w:rPr>
@@ -1148,7 +1148,7 @@
               <w14:ligatures w14:val="standardContextual"/>
             </w:rPr>
           </w:pPr>
-          <w:hyperlink w:anchor="_Toc211417994" w:history="1">
+          <w:hyperlink w:anchor="_Toc211418565" w:history="1">
             <w:r>
               <w:rPr>
                 <w:rStyle w:val="Hiperligao"/>
@@ -1175,7 +1175,7 @@
                 <w:noProof/>
                 <w:webHidden/>
               </w:rPr>
-              <w:instrText xml:space="preserve"> PAGEREF _Toc211417994 \h </w:instrText>
+              <w:instrText xml:space="preserve"> PAGEREF _Toc211418565 \h </w:instrText>
             </w:r>
             <w:r>
               <w:rPr>
@@ -1220,7 +1220,7 @@
               <w14:ligatures w14:val="standardContextual"/>
             </w:rPr>
           </w:pPr>
-          <w:hyperlink w:anchor="_Toc211417995" w:history="1">
+          <w:hyperlink w:anchor="_Toc211418566" w:history="1">
             <w:r>
               <w:rPr>
                 <w:rStyle w:val="Hiperligao"/>
@@ -1247,7 +1247,7 @@
                 <w:noProof/>
                 <w:webHidden/>
               </w:rPr>
-              <w:instrText xml:space="preserve"> PAGEREF _Toc211417995 \h </w:instrText>
+              <w:instrText xml:space="preserve"> PAGEREF _Toc211418566 \h </w:instrText>
             </w:r>
             <w:r>
               <w:rPr>
@@ -1292,7 +1292,7 @@
               <w14:ligatures w14:val="standardContextual"/>
             </w:rPr>
           </w:pPr>
-          <w:hyperlink w:anchor="_Toc211417996" w:history="1">
+          <w:hyperlink w:anchor="_Toc211418567" w:history="1">
             <w:r>
               <w:rPr>
                 <w:rStyle w:val="Hiperligao"/>
@@ -1319,7 +1319,7 @@
                 <w:noProof/>
                 <w:webHidden/>
               </w:rPr>
-              <w:instrText xml:space="preserve"> PAGEREF _Toc211417996 \h </w:instrText>
+              <w:instrText xml:space="preserve"> PAGEREF _Toc211418567 \h </w:instrText>
             </w:r>
             <w:r>
               <w:rPr>
@@ -1364,7 +1364,7 @@
               <w14:ligatures w14:val="standardContextual"/>
             </w:rPr>
           </w:pPr>
-          <w:hyperlink w:anchor="_Toc211417997" w:history="1">
+          <w:hyperlink w:anchor="_Toc211418568" w:history="1">
             <w:r>
               <w:rPr>
                 <w:rStyle w:val="Hiperligao"/>
@@ -1391,7 +1391,7 @@
                 <w:noProof/>
                 <w:webHidden/>
               </w:rPr>
-              <w:instrText xml:space="preserve"> PAGEREF _Toc211417997 \h </w:instrText>
+              <w:instrText xml:space="preserve"> PAGEREF _Toc211418568 \h </w:instrText>
             </w:r>
             <w:r>
               <w:rPr>
@@ -1436,7 +1436,7 @@
               <w14:ligatures w14:val="standardContextual"/>
             </w:rPr>
           </w:pPr>
-          <w:hyperlink w:anchor="_Toc211417998" w:history="1">
+          <w:hyperlink w:anchor="_Toc211418569" w:history="1">
             <w:r>
               <w:rPr>
                 <w:rStyle w:val="Hiperligao"/>
@@ -1463,7 +1463,7 @@
                 <w:noProof/>
                 <w:webHidden/>
               </w:rPr>
-              <w:instrText xml:space="preserve"> PAGEREF _Toc211417998 \h </w:instrText>
+              <w:instrText xml:space="preserve"> PAGEREF _Toc211418569 \h </w:instrText>
             </w:r>
             <w:r>
               <w:rPr>
@@ -1508,7 +1508,7 @@
               <w14:ligatures w14:val="standardContextual"/>
             </w:rPr>
           </w:pPr>
-          <w:hyperlink w:anchor="_Toc211417999" w:history="1">
+          <w:hyperlink w:anchor="_Toc211418570" w:history="1">
             <w:r>
               <w:rPr>
                 <w:rStyle w:val="Hiperligao"/>
@@ -1535,7 +1535,7 @@
                 <w:noProof/>
                 <w:webHidden/>
               </w:rPr>
-              <w:instrText xml:space="preserve"> PAGEREF _Toc211417999 \h </w:instrText>
+              <w:instrText xml:space="preserve"> PAGEREF _Toc211418570 \h </w:instrText>
             </w:r>
             <w:r>
               <w:rPr>
@@ -1580,7 +1580,7 @@
               <w14:ligatures w14:val="standardContextual"/>
             </w:rPr>
           </w:pPr>
-          <w:hyperlink w:anchor="_Toc211418000" w:history="1">
+          <w:hyperlink w:anchor="_Toc211418571" w:history="1">
             <w:r>
               <w:rPr>
                 <w:rStyle w:val="Hiperligao"/>
@@ -1607,7 +1607,7 @@
                 <w:noProof/>
                 <w:webHidden/>
               </w:rPr>
-              <w:instrText xml:space="preserve"> PAGEREF _Toc211418000 \h </w:instrText>
+              <w:instrText xml:space="preserve"> PAGEREF _Toc211418571 \h </w:instrText>
             </w:r>
             <w:r>
               <w:rPr>
@@ -1652,7 +1652,7 @@
               <w14:ligatures w14:val="standardContextual"/>
             </w:rPr>
           </w:pPr>
-          <w:hyperlink w:anchor="_Toc211418001" w:history="1">
+          <w:hyperlink w:anchor="_Toc211418572" w:history="1">
             <w:r>
               <w:rPr>
                 <w:rStyle w:val="Hiperligao"/>
@@ -1679,7 +1679,7 @@
                 <w:noProof/>
                 <w:webHidden/>
               </w:rPr>
-              <w:instrText xml:space="preserve"> PAGEREF _Toc211418001 \h </w:instrText>
+              <w:instrText xml:space="preserve"> PAGEREF _Toc211418572 \h </w:instrText>
             </w:r>
             <w:r>
               <w:rPr>
@@ -1724,7 +1724,7 @@
               <w14:ligatures w14:val="standardContextual"/>
             </w:rPr>
           </w:pPr>
-          <w:hyperlink w:anchor="_Toc211418002" w:history="1">
+          <w:hyperlink w:anchor="_Toc211418573" w:history="1">
             <w:r>
               <w:rPr>
                 <w:rStyle w:val="Hiperligao"/>
@@ -1751,7 +1751,7 @@
                 <w:noProof/>
                 <w:webHidden/>
               </w:rPr>
-              <w:instrText xml:space="preserve"> PAGEREF _Toc211418002 \h </w:instrText>
+              <w:instrText xml:space="preserve"> PAGEREF _Toc211418573 \h </w:instrText>
             </w:r>
             <w:r>
               <w:rPr>
@@ -1796,7 +1796,7 @@
               <w14:ligatures w14:val="standardContextual"/>
             </w:rPr>
           </w:pPr>
-          <w:hyperlink w:anchor="_Toc211418003" w:history="1">
+          <w:hyperlink w:anchor="_Toc211418574" w:history="1">
             <w:r>
               <w:rPr>
                 <w:rStyle w:val="Hiperligao"/>
@@ -1823,7 +1823,7 @@
                 <w:noProof/>
                 <w:webHidden/>
               </w:rPr>
-              <w:instrText xml:space="preserve"> PAGEREF _Toc211418003 \h </w:instrText>
+              <w:instrText xml:space="preserve"> PAGEREF _Toc211418574 \h </w:instrText>
             </w:r>
             <w:r>
               <w:rPr>
@@ -1844,6 +1844,294 @@
                 <w:webHidden/>
               </w:rPr>
               <w:t>17</w:t>
+            </w:r>
+            <w:r>
+              <w:rPr>
+                <w:noProof/>
+                <w:webHidden/>
+              </w:rPr>
+              <w:fldChar w:fldCharType="end"/>
+            </w:r>
+          </w:hyperlink>
+        </w:p>
+        <w:p>
+          <w:pPr>
+            <w:pStyle w:val="ndice3"/>
+            <w:tabs>
+              <w:tab w:val="right" w:leader="dot" w:pos="9350"/>
+            </w:tabs>
+            <w:rPr>
+              <w:rFonts w:asciiTheme="minorHAnsi" w:eastAsiaTheme="minorEastAsia" w:hAnsiTheme="minorHAnsi" w:cstheme="minorBidi"/>
+              <w:noProof/>
+              <w:kern w:val="2"/>
+              <w:sz w:val="24"/>
+              <w14:ligatures w14:val="standardContextual"/>
+            </w:rPr>
+          </w:pPr>
+          <w:hyperlink w:anchor="_Toc211418575" w:history="1">
+            <w:r>
+              <w:rPr>
+                <w:rStyle w:val="Hiperligao"/>
+                <w:noProof/>
+              </w:rPr>
+              <w:t>Objetivos SMART</w:t>
+            </w:r>
+            <w:r>
+              <w:rPr>
+                <w:noProof/>
+                <w:webHidden/>
+              </w:rPr>
+              <w:tab/>
+            </w:r>
+            <w:r>
+              <w:rPr>
+                <w:noProof/>
+                <w:webHidden/>
+              </w:rPr>
+              <w:fldChar w:fldCharType="begin"/>
+            </w:r>
+            <w:r>
+              <w:rPr>
+                <w:noProof/>
+                <w:webHidden/>
+              </w:rPr>
+              <w:instrText xml:space="preserve"> PAGEREF _Toc211418575 \h </w:instrText>
+            </w:r>
+            <w:r>
+              <w:rPr>
+                <w:noProof/>
+                <w:webHidden/>
+              </w:rPr>
+            </w:r>
+            <w:r>
+              <w:rPr>
+                <w:noProof/>
+                <w:webHidden/>
+              </w:rPr>
+              <w:fldChar w:fldCharType="separate"/>
+            </w:r>
+            <w:r>
+              <w:rPr>
+                <w:noProof/>
+                <w:webHidden/>
+              </w:rPr>
+              <w:t>18</w:t>
+            </w:r>
+            <w:r>
+              <w:rPr>
+                <w:noProof/>
+                <w:webHidden/>
+              </w:rPr>
+              <w:fldChar w:fldCharType="end"/>
+            </w:r>
+          </w:hyperlink>
+        </w:p>
+        <w:p>
+          <w:pPr>
+            <w:pStyle w:val="ndice3"/>
+            <w:tabs>
+              <w:tab w:val="right" w:leader="dot" w:pos="9350"/>
+            </w:tabs>
+            <w:rPr>
+              <w:rFonts w:asciiTheme="minorHAnsi" w:eastAsiaTheme="minorEastAsia" w:hAnsiTheme="minorHAnsi" w:cstheme="minorBidi"/>
+              <w:noProof/>
+              <w:kern w:val="2"/>
+              <w:sz w:val="24"/>
+              <w14:ligatures w14:val="standardContextual"/>
+            </w:rPr>
+          </w:pPr>
+          <w:hyperlink w:anchor="_Toc211418576" w:history="1">
+            <w:r>
+              <w:rPr>
+                <w:rStyle w:val="Hiperligao"/>
+                <w:noProof/>
+              </w:rPr>
+              <w:t>Análise SWOT</w:t>
+            </w:r>
+            <w:r>
+              <w:rPr>
+                <w:noProof/>
+                <w:webHidden/>
+              </w:rPr>
+              <w:tab/>
+            </w:r>
+            <w:r>
+              <w:rPr>
+                <w:noProof/>
+                <w:webHidden/>
+              </w:rPr>
+              <w:fldChar w:fldCharType="begin"/>
+            </w:r>
+            <w:r>
+              <w:rPr>
+                <w:noProof/>
+                <w:webHidden/>
+              </w:rPr>
+              <w:instrText xml:space="preserve"> PAGEREF _Toc211418576 \h </w:instrText>
+            </w:r>
+            <w:r>
+              <w:rPr>
+                <w:noProof/>
+                <w:webHidden/>
+              </w:rPr>
+            </w:r>
+            <w:r>
+              <w:rPr>
+                <w:noProof/>
+                <w:webHidden/>
+              </w:rPr>
+              <w:fldChar w:fldCharType="separate"/>
+            </w:r>
+            <w:r>
+              <w:rPr>
+                <w:noProof/>
+                <w:webHidden/>
+              </w:rPr>
+              <w:t>18</w:t>
+            </w:r>
+            <w:r>
+              <w:rPr>
+                <w:noProof/>
+                <w:webHidden/>
+              </w:rPr>
+              <w:fldChar w:fldCharType="end"/>
+            </w:r>
+          </w:hyperlink>
+        </w:p>
+        <w:p>
+          <w:pPr>
+            <w:pStyle w:val="ndice3"/>
+            <w:tabs>
+              <w:tab w:val="right" w:leader="dot" w:pos="9350"/>
+            </w:tabs>
+            <w:rPr>
+              <w:rFonts w:asciiTheme="minorHAnsi" w:eastAsiaTheme="minorEastAsia" w:hAnsiTheme="minorHAnsi" w:cstheme="minorBidi"/>
+              <w:noProof/>
+              <w:kern w:val="2"/>
+              <w:sz w:val="24"/>
+              <w14:ligatures w14:val="standardContextual"/>
+            </w:rPr>
+          </w:pPr>
+          <w:hyperlink w:anchor="_Toc211418577" w:history="1">
+            <w:r>
+              <w:rPr>
+                <w:rStyle w:val="Hiperligao"/>
+                <w:noProof/>
+              </w:rPr>
+              <w:t>Propostas Estratégica 1 - Sustentabilidade e Eficiência Energética</w:t>
+            </w:r>
+            <w:r>
+              <w:rPr>
+                <w:noProof/>
+                <w:webHidden/>
+              </w:rPr>
+              <w:tab/>
+            </w:r>
+            <w:r>
+              <w:rPr>
+                <w:noProof/>
+                <w:webHidden/>
+              </w:rPr>
+              <w:fldChar w:fldCharType="begin"/>
+            </w:r>
+            <w:r>
+              <w:rPr>
+                <w:noProof/>
+                <w:webHidden/>
+              </w:rPr>
+              <w:instrText xml:space="preserve"> PAGEREF _Toc211418577 \h </w:instrText>
+            </w:r>
+            <w:r>
+              <w:rPr>
+                <w:noProof/>
+                <w:webHidden/>
+              </w:rPr>
+            </w:r>
+            <w:r>
+              <w:rPr>
+                <w:noProof/>
+                <w:webHidden/>
+              </w:rPr>
+              <w:fldChar w:fldCharType="separate"/>
+            </w:r>
+            <w:r>
+              <w:rPr>
+                <w:noProof/>
+                <w:webHidden/>
+              </w:rPr>
+              <w:t>18</w:t>
+            </w:r>
+            <w:r>
+              <w:rPr>
+                <w:noProof/>
+                <w:webHidden/>
+              </w:rPr>
+              <w:fldChar w:fldCharType="end"/>
+            </w:r>
+          </w:hyperlink>
+        </w:p>
+        <w:p>
+          <w:pPr>
+            <w:pStyle w:val="ndice3"/>
+            <w:tabs>
+              <w:tab w:val="right" w:leader="dot" w:pos="9350"/>
+            </w:tabs>
+            <w:rPr>
+              <w:rFonts w:asciiTheme="minorHAnsi" w:eastAsiaTheme="minorEastAsia" w:hAnsiTheme="minorHAnsi" w:cstheme="minorBidi"/>
+              <w:noProof/>
+              <w:kern w:val="2"/>
+              <w:sz w:val="24"/>
+              <w14:ligatures w14:val="standardContextual"/>
+            </w:rPr>
+          </w:pPr>
+          <w:hyperlink w:anchor="_Toc211418578" w:history="1">
+            <w:r>
+              <w:rPr>
+                <w:rStyle w:val="Hiperligao"/>
+                <w:noProof/>
+              </w:rPr>
+              <w:t>Propostas Estratégica 2 - Transformação Digital e Inovação Tecnológica</w:t>
+            </w:r>
+            <w:r>
+              <w:rPr>
+                <w:noProof/>
+                <w:webHidden/>
+              </w:rPr>
+              <w:tab/>
+            </w:r>
+            <w:r>
+              <w:rPr>
+                <w:noProof/>
+                <w:webHidden/>
+              </w:rPr>
+              <w:fldChar w:fldCharType="begin"/>
+            </w:r>
+            <w:r>
+              <w:rPr>
+                <w:noProof/>
+                <w:webHidden/>
+              </w:rPr>
+              <w:instrText xml:space="preserve"> PAGEREF _Toc211418578 \h </w:instrText>
+            </w:r>
+            <w:r>
+              <w:rPr>
+                <w:noProof/>
+                <w:webHidden/>
+              </w:rPr>
+            </w:r>
+            <w:r>
+              <w:rPr>
+                <w:noProof/>
+                <w:webHidden/>
+              </w:rPr>
+              <w:fldChar w:fldCharType="separate"/>
+            </w:r>
+            <w:r>
+              <w:rPr>
+                <w:noProof/>
+                <w:webHidden/>
+              </w:rPr>
+              <w:t>20</w:t>
             </w:r>
             <w:r>
               <w:rPr>
@@ -1868,7 +2156,7 @@
               <w14:ligatures w14:val="standardContextual"/>
             </w:rPr>
           </w:pPr>
-          <w:hyperlink w:anchor="_Toc211418004" w:history="1">
+          <w:hyperlink w:anchor="_Toc211418579" w:history="1">
             <w:r>
               <w:rPr>
                 <w:rStyle w:val="Hiperligao"/>
@@ -1895,7 +2183,7 @@
                 <w:noProof/>
                 <w:webHidden/>
               </w:rPr>
-              <w:instrText xml:space="preserve"> PAGEREF _Toc211418004 \h </w:instrText>
+              <w:instrText xml:space="preserve"> PAGEREF _Toc211418579 \h </w:instrText>
             </w:r>
             <w:r>
               <w:rPr>
@@ -1915,7 +2203,7 @@
                 <w:noProof/>
                 <w:webHidden/>
               </w:rPr>
-              <w:t>18</w:t>
+              <w:t>22</w:t>
             </w:r>
             <w:r>
               <w:rPr>
@@ -1940,7 +2228,7 @@
               <w14:ligatures w14:val="standardContextual"/>
             </w:rPr>
           </w:pPr>
-          <w:hyperlink w:anchor="_Toc211418005" w:history="1">
+          <w:hyperlink w:anchor="_Toc211418580" w:history="1">
             <w:r>
               <w:rPr>
                 <w:rStyle w:val="Hiperligao"/>
@@ -1967,7 +2255,7 @@
                 <w:noProof/>
                 <w:webHidden/>
               </w:rPr>
-              <w:instrText xml:space="preserve"> PAGEREF _Toc211418005 \h </w:instrText>
+              <w:instrText xml:space="preserve"> PAGEREF _Toc211418580 \h </w:instrText>
             </w:r>
             <w:r>
               <w:rPr>
@@ -1987,7 +2275,7 @@
                 <w:noProof/>
                 <w:webHidden/>
               </w:rPr>
-              <w:t>18</w:t>
+              <w:t>22</w:t>
             </w:r>
             <w:r>
               <w:rPr>
@@ -2012,7 +2300,7 @@
               <w14:ligatures w14:val="standardContextual"/>
             </w:rPr>
           </w:pPr>
-          <w:hyperlink w:anchor="_Toc211418006" w:history="1">
+          <w:hyperlink w:anchor="_Toc211418581" w:history="1">
             <w:r>
               <w:rPr>
                 <w:rStyle w:val="Hiperligao"/>
@@ -2039,7 +2327,7 @@
                 <w:noProof/>
                 <w:webHidden/>
               </w:rPr>
-              <w:instrText xml:space="preserve"> PAGEREF _Toc211418006 \h </w:instrText>
+              <w:instrText xml:space="preserve"> PAGEREF _Toc211418581 \h </w:instrText>
             </w:r>
             <w:r>
               <w:rPr>
@@ -2059,7 +2347,7 @@
                 <w:noProof/>
                 <w:webHidden/>
               </w:rPr>
-              <w:t>18</w:t>
+              <w:t>22</w:t>
             </w:r>
             <w:r>
               <w:rPr>
@@ -2084,7 +2372,7 @@
               <w14:ligatures w14:val="standardContextual"/>
             </w:rPr>
           </w:pPr>
-          <w:hyperlink w:anchor="_Toc211418007" w:history="1">
+          <w:hyperlink w:anchor="_Toc211418582" w:history="1">
             <w:r>
               <w:rPr>
                 <w:rStyle w:val="Hiperligao"/>
@@ -2111,7 +2399,7 @@
                 <w:noProof/>
                 <w:webHidden/>
               </w:rPr>
-              <w:instrText xml:space="preserve"> PAGEREF _Toc211418007 \h </w:instrText>
+              <w:instrText xml:space="preserve"> PAGEREF _Toc211418582 \h </w:instrText>
             </w:r>
             <w:r>
               <w:rPr>
@@ -2131,7 +2419,7 @@
                 <w:noProof/>
                 <w:webHidden/>
               </w:rPr>
-              <w:t>18</w:t>
+              <w:t>22</w:t>
             </w:r>
             <w:r>
               <w:rPr>
@@ -2156,7 +2444,7 @@
               <w14:ligatures w14:val="standardContextual"/>
             </w:rPr>
           </w:pPr>
-          <w:hyperlink w:anchor="_Toc211418008" w:history="1">
+          <w:hyperlink w:anchor="_Toc211418583" w:history="1">
             <w:r>
               <w:rPr>
                 <w:rStyle w:val="Hiperligao"/>
@@ -2183,7 +2471,7 @@
                 <w:noProof/>
                 <w:webHidden/>
               </w:rPr>
-              <w:instrText xml:space="preserve"> PAGEREF _Toc211418008 \h </w:instrText>
+              <w:instrText xml:space="preserve"> PAGEREF _Toc211418583 \h </w:instrText>
             </w:r>
             <w:r>
               <w:rPr>
@@ -2203,7 +2491,7 @@
                 <w:noProof/>
                 <w:webHidden/>
               </w:rPr>
-              <w:t>18</w:t>
+              <w:t>22</w:t>
             </w:r>
             <w:r>
               <w:rPr>
@@ -2228,7 +2516,7 @@
               <w14:ligatures w14:val="standardContextual"/>
             </w:rPr>
           </w:pPr>
-          <w:hyperlink w:anchor="_Toc211418009" w:history="1">
+          <w:hyperlink w:anchor="_Toc211418584" w:history="1">
             <w:r>
               <w:rPr>
                 <w:rStyle w:val="Hiperligao"/>
@@ -2255,7 +2543,7 @@
                 <w:noProof/>
                 <w:webHidden/>
               </w:rPr>
-              <w:instrText xml:space="preserve"> PAGEREF _Toc211418009 \h </w:instrText>
+              <w:instrText xml:space="preserve"> PAGEREF _Toc211418584 \h </w:instrText>
             </w:r>
             <w:r>
               <w:rPr>
@@ -2275,7 +2563,7 @@
                 <w:noProof/>
                 <w:webHidden/>
               </w:rPr>
-              <w:t>18</w:t>
+              <w:t>22</w:t>
             </w:r>
             <w:r>
               <w:rPr>
@@ -2300,7 +2588,7 @@
               <w14:ligatures w14:val="standardContextual"/>
             </w:rPr>
           </w:pPr>
-          <w:hyperlink w:anchor="_Toc211418010" w:history="1">
+          <w:hyperlink w:anchor="_Toc211418585" w:history="1">
             <w:r>
               <w:rPr>
                 <w:rStyle w:val="Hiperligao"/>
@@ -2327,7 +2615,7 @@
                 <w:noProof/>
                 <w:webHidden/>
               </w:rPr>
-              <w:instrText xml:space="preserve"> PAGEREF _Toc211418010 \h </w:instrText>
+              <w:instrText xml:space="preserve"> PAGEREF _Toc211418585 \h </w:instrText>
             </w:r>
             <w:r>
               <w:rPr>
@@ -2347,7 +2635,7 @@
                 <w:noProof/>
                 <w:webHidden/>
               </w:rPr>
-              <w:t>18</w:t>
+              <w:t>22</w:t>
             </w:r>
             <w:r>
               <w:rPr>
@@ -2372,7 +2660,7 @@
               <w14:ligatures w14:val="standardContextual"/>
             </w:rPr>
           </w:pPr>
-          <w:hyperlink w:anchor="_Toc211418011" w:history="1">
+          <w:hyperlink w:anchor="_Toc211418586" w:history="1">
             <w:r>
               <w:rPr>
                 <w:rStyle w:val="Hiperligao"/>
@@ -2399,7 +2687,7 @@
                 <w:noProof/>
                 <w:webHidden/>
               </w:rPr>
-              <w:instrText xml:space="preserve"> PAGEREF _Toc211418011 \h </w:instrText>
+              <w:instrText xml:space="preserve"> PAGEREF _Toc211418586 \h </w:instrText>
             </w:r>
             <w:r>
               <w:rPr>
@@ -2419,7 +2707,7 @@
                 <w:noProof/>
                 <w:webHidden/>
               </w:rPr>
-              <w:t>19</w:t>
+              <w:t>23</w:t>
             </w:r>
             <w:r>
               <w:rPr>
@@ -2444,7 +2732,7 @@
               <w14:ligatures w14:val="standardContextual"/>
             </w:rPr>
           </w:pPr>
-          <w:hyperlink w:anchor="_Toc211418012" w:history="1">
+          <w:hyperlink w:anchor="_Toc211418587" w:history="1">
             <w:r>
               <w:rPr>
                 <w:rStyle w:val="Hiperligao"/>
@@ -2471,7 +2759,7 @@
                 <w:noProof/>
                 <w:webHidden/>
               </w:rPr>
-              <w:instrText xml:space="preserve"> PAGEREF _Toc211418012 \h </w:instrText>
+              <w:instrText xml:space="preserve"> PAGEREF _Toc211418587 \h </w:instrText>
             </w:r>
             <w:r>
               <w:rPr>
@@ -2491,7 +2779,7 @@
                 <w:noProof/>
                 <w:webHidden/>
               </w:rPr>
-              <w:t>19</w:t>
+              <w:t>23</w:t>
             </w:r>
             <w:r>
               <w:rPr>
@@ -2516,7 +2804,7 @@
               <w14:ligatures w14:val="standardContextual"/>
             </w:rPr>
           </w:pPr>
-          <w:hyperlink w:anchor="_Toc211418013" w:history="1">
+          <w:hyperlink w:anchor="_Toc211418588" w:history="1">
             <w:r>
               <w:rPr>
                 <w:rStyle w:val="Hiperligao"/>
@@ -2543,7 +2831,7 @@
                 <w:noProof/>
                 <w:webHidden/>
               </w:rPr>
-              <w:instrText xml:space="preserve"> PAGEREF _Toc211418013 \h </w:instrText>
+              <w:instrText xml:space="preserve"> PAGEREF _Toc211418588 \h </w:instrText>
             </w:r>
             <w:r>
               <w:rPr>
@@ -2563,7 +2851,7 @@
                 <w:noProof/>
                 <w:webHidden/>
               </w:rPr>
-              <w:t>19</w:t>
+              <w:t>23</w:t>
             </w:r>
             <w:r>
               <w:rPr>
@@ -2588,7 +2876,7 @@
               <w14:ligatures w14:val="standardContextual"/>
             </w:rPr>
           </w:pPr>
-          <w:hyperlink w:anchor="_Toc211418014" w:history="1">
+          <w:hyperlink w:anchor="_Toc211418589" w:history="1">
             <w:r>
               <w:rPr>
                 <w:rStyle w:val="Hiperligao"/>
@@ -2615,7 +2903,7 @@
                 <w:noProof/>
                 <w:webHidden/>
               </w:rPr>
-              <w:instrText xml:space="preserve"> PAGEREF _Toc211418014 \h </w:instrText>
+              <w:instrText xml:space="preserve"> PAGEREF _Toc211418589 \h </w:instrText>
             </w:r>
             <w:r>
               <w:rPr>
@@ -2635,7 +2923,7 @@
                 <w:noProof/>
                 <w:webHidden/>
               </w:rPr>
-              <w:t>20</w:t>
+              <w:t>24</w:t>
             </w:r>
             <w:r>
               <w:rPr>
@@ -2660,7 +2948,7 @@
               <w14:ligatures w14:val="standardContextual"/>
             </w:rPr>
           </w:pPr>
-          <w:hyperlink w:anchor="_Toc211418015" w:history="1">
+          <w:hyperlink w:anchor="_Toc211418590" w:history="1">
             <w:r>
               <w:rPr>
                 <w:rStyle w:val="Hiperligao"/>
@@ -2688,7 +2976,7 @@
                 <w:noProof/>
                 <w:webHidden/>
               </w:rPr>
-              <w:instrText xml:space="preserve"> PAGEREF _Toc211418015 \h </w:instrText>
+              <w:instrText xml:space="preserve"> PAGEREF _Toc211418590 \h </w:instrText>
             </w:r>
             <w:r>
               <w:rPr>
@@ -2708,7 +2996,7 @@
                 <w:noProof/>
                 <w:webHidden/>
               </w:rPr>
-              <w:t>20</w:t>
+              <w:t>24</w:t>
             </w:r>
             <w:r>
               <w:rPr>
@@ -2721,7 +3009,6 @@
         </w:p>
         <w:p>
           <w:r>
-            <w:lastRenderedPageBreak/>
             <w:fldChar w:fldCharType="end"/>
           </w:r>
         </w:p>
@@ -2766,7 +3053,7 @@
           <w:lang w:bidi="pt-PT"/>
         </w:rPr>
       </w:pPr>
-      <w:bookmarkStart w:id="4" w:name="_Toc211417988"/>
+      <w:bookmarkStart w:id="4" w:name="_Toc211418559"/>
       <w:r>
         <w:rPr>
           <w:sz w:val="24"/>
@@ -2792,7 +3079,7 @@
           <w:lang w:bidi="pt-PT"/>
         </w:rPr>
       </w:pPr>
-      <w:bookmarkStart w:id="5" w:name="_Toc211417989"/>
+      <w:bookmarkStart w:id="5" w:name="_Toc211418560"/>
       <w:r>
         <w:rPr>
           <w:lang w:bidi="pt-PT"/>
@@ -2918,7 +3205,7 @@
       <w:pPr>
         <w:pStyle w:val="Ttulo2"/>
       </w:pPr>
-      <w:bookmarkStart w:id="6" w:name="_Toc211417990"/>
+      <w:bookmarkStart w:id="6" w:name="_Toc211418561"/>
       <w:r>
         <w:t>Opções Estratégicas para o Porto de Sines</w:t>
       </w:r>
@@ -4073,7 +4360,7 @@
       <w:pPr>
         <w:pStyle w:val="Ttulo2"/>
       </w:pPr>
-      <w:bookmarkStart w:id="7" w:name="_Toc211417991"/>
+      <w:bookmarkStart w:id="7" w:name="_Toc211418562"/>
       <w:r>
         <w:t xml:space="preserve">Ligações e </w:t>
       </w:r>
@@ -4270,7 +4557,7 @@
       <w:pPr>
         <w:pStyle w:val="Ttulo2"/>
       </w:pPr>
-      <w:bookmarkStart w:id="8" w:name="_Toc211417992"/>
+      <w:bookmarkStart w:id="8" w:name="_Toc211418563"/>
       <w:r>
         <w:lastRenderedPageBreak/>
         <w:t>Estatísticas</w:t>
@@ -4288,7 +4575,7 @@
           <w:szCs w:val="20"/>
         </w:rPr>
       </w:pPr>
-      <w:bookmarkStart w:id="9" w:name="_Toc211417993"/>
+      <w:bookmarkStart w:id="9" w:name="_Toc211418564"/>
       <w:r>
         <w:rPr>
           <w:b/>
@@ -4680,7 +4967,7 @@
           <w:szCs w:val="20"/>
         </w:rPr>
       </w:pPr>
-      <w:bookmarkStart w:id="10" w:name="_Toc211417994"/>
+      <w:bookmarkStart w:id="10" w:name="_Toc211418565"/>
       <w:r>
         <w:rPr>
           <w:b/>
@@ -5082,7 +5369,7 @@
           <w:szCs w:val="20"/>
         </w:rPr>
       </w:pPr>
-      <w:bookmarkStart w:id="11" w:name="_Toc211417995"/>
+      <w:bookmarkStart w:id="11" w:name="_Toc211418566"/>
       <w:r>
         <w:rPr>
           <w:b/>
@@ -5265,7 +5552,7 @@
       <w:pPr>
         <w:pStyle w:val="Ttulo1"/>
       </w:pPr>
-      <w:bookmarkStart w:id="12" w:name="_Toc211417996"/>
+      <w:bookmarkStart w:id="12" w:name="_Toc211418567"/>
       <w:r>
         <w:lastRenderedPageBreak/>
         <w:t>Parte I – Introdução e estrutura do trabalho</w:t>
@@ -5277,7 +5564,7 @@
       <w:pPr>
         <w:pStyle w:val="Ttulo2"/>
       </w:pPr>
-      <w:bookmarkStart w:id="13" w:name="_Toc211417997"/>
+      <w:bookmarkStart w:id="13" w:name="_Toc211418568"/>
       <w:r>
         <w:t>I.1 Caracterização da organização</w:t>
       </w:r>
@@ -5378,7 +5665,7 @@
       <w:pPr>
         <w:pStyle w:val="Ttulo2"/>
       </w:pPr>
-      <w:bookmarkStart w:id="14" w:name="_Toc211417998"/>
+      <w:bookmarkStart w:id="14" w:name="_Toc211418569"/>
       <w:r>
         <w:t>I.2 Fontes de informação</w:t>
       </w:r>
@@ -5403,7 +5690,7 @@
           <w:szCs w:val="22"/>
         </w:rPr>
       </w:pPr>
-      <w:bookmarkStart w:id="15" w:name="_Toc211417999"/>
+      <w:bookmarkStart w:id="15" w:name="_Toc211418570"/>
       <w:r>
         <w:lastRenderedPageBreak/>
         <w:t xml:space="preserve">Parte II – </w:t>
@@ -5418,7 +5705,7 @@
       <w:pPr>
         <w:pStyle w:val="Ttulo2"/>
       </w:pPr>
-      <w:bookmarkStart w:id="16" w:name="_Toc211418000"/>
+      <w:bookmarkStart w:id="16" w:name="_Toc211418571"/>
       <w:r>
         <w:t>II.</w:t>
       </w:r>
@@ -5448,7 +5735,7 @@
         </w:rPr>
       </w:pPr>
       <w:bookmarkStart w:id="17" w:name="_Toc211333575"/>
-      <w:bookmarkStart w:id="18" w:name="_Toc211418001"/>
+      <w:bookmarkStart w:id="18" w:name="_Toc211418572"/>
       <w:r>
         <w:rPr>
           <w:b/>
@@ -5572,7 +5859,7 @@
         </w:rPr>
       </w:pPr>
       <w:bookmarkStart w:id="19" w:name="_Toc211333576"/>
-      <w:bookmarkStart w:id="20" w:name="_Toc211418002"/>
+      <w:bookmarkStart w:id="20" w:name="_Toc211418573"/>
       <w:r>
         <w:rPr>
           <w:b/>
@@ -5785,7 +6072,7 @@
       <w:pPr>
         <w:pStyle w:val="Ttulo2"/>
       </w:pPr>
-      <w:bookmarkStart w:id="21" w:name="_Toc211418003"/>
+      <w:bookmarkStart w:id="21" w:name="_Toc211418574"/>
       <w:r>
         <w:t>II.</w:t>
       </w:r>
@@ -5845,6 +6132,7 @@
         </w:rPr>
       </w:pPr>
       <w:bookmarkStart w:id="22" w:name="_Toc211333578"/>
+      <w:bookmarkStart w:id="23" w:name="_Toc211418575"/>
       <w:r>
         <w:rPr>
           <w:b/>
@@ -5867,6 +6155,7 @@
         <w:t>T</w:t>
       </w:r>
       <w:bookmarkEnd w:id="22"/>
+      <w:bookmarkEnd w:id="23"/>
     </w:p>
     <w:tbl>
       <w:tblPr>
@@ -6203,7 +6492,8 @@
           <w:szCs w:val="20"/>
         </w:rPr>
       </w:pPr>
-      <w:bookmarkStart w:id="23" w:name="_Toc211333579"/>
+      <w:bookmarkStart w:id="24" w:name="_Toc211333579"/>
+      <w:bookmarkStart w:id="25" w:name="_Toc211418576"/>
       <w:r>
         <w:rPr>
           <w:b/>
@@ -6214,7 +6504,8 @@
         </w:rPr>
         <w:t>Análise SWOT</w:t>
       </w:r>
-      <w:bookmarkEnd w:id="23"/>
+      <w:bookmarkEnd w:id="24"/>
+      <w:bookmarkEnd w:id="25"/>
     </w:p>
     <w:p>
       <w:r>
@@ -6622,11 +6913,1264 @@
           <w:b/>
         </w:rPr>
       </w:pPr>
-      <w:r>
+    </w:p>
+    <w:p>
+      <w:pPr>
+        <w:pStyle w:val="Ttulo3"/>
+        <w:rPr>
+          <w:b/>
+          <w:bCs/>
+          <w:color w:val="000000" w:themeColor="text1"/>
+          <w:sz w:val="20"/>
+          <w:szCs w:val="20"/>
+        </w:rPr>
+      </w:pPr>
+      <w:bookmarkStart w:id="26" w:name="_Toc211333580"/>
+      <w:bookmarkStart w:id="27" w:name="_Toc211418577"/>
+      <w:r>
+        <w:rPr>
+          <w:b/>
+          <w:bCs/>
+          <w:color w:val="000000" w:themeColor="text1"/>
+          <w:sz w:val="20"/>
+          <w:szCs w:val="20"/>
+        </w:rPr>
+        <w:t xml:space="preserve">Propostas </w:t>
+      </w:r>
+      <w:r>
+        <w:rPr>
+          <w:b/>
+          <w:bCs/>
+          <w:color w:val="000000" w:themeColor="text1"/>
+          <w:sz w:val="20"/>
+          <w:szCs w:val="20"/>
+        </w:rPr>
+        <w:t>E</w:t>
+      </w:r>
+      <w:r>
+        <w:rPr>
+          <w:b/>
+          <w:bCs/>
+          <w:color w:val="000000" w:themeColor="text1"/>
+          <w:sz w:val="20"/>
+          <w:szCs w:val="20"/>
+        </w:rPr>
+        <w:t>stratégic</w:t>
+      </w:r>
+      <w:r>
+        <w:rPr>
+          <w:b/>
+          <w:bCs/>
+          <w:color w:val="000000" w:themeColor="text1"/>
+          <w:sz w:val="20"/>
+          <w:szCs w:val="20"/>
+        </w:rPr>
+        <w:t xml:space="preserve">a 1 - </w:t>
+      </w:r>
+      <w:r>
+        <w:rPr>
+          <w:b/>
+          <w:bCs/>
+          <w:color w:val="000000" w:themeColor="text1"/>
+          <w:sz w:val="20"/>
+          <w:szCs w:val="20"/>
+        </w:rPr>
+        <w:t>Sustentabilidade e Eficiência Energética</w:t>
+      </w:r>
+      <w:bookmarkEnd w:id="26"/>
+      <w:bookmarkEnd w:id="27"/>
+    </w:p>
+    <w:p>
+      <w:pPr>
+        <w:pStyle w:val="PargrafodaLista"/>
+        <w:numPr>
+          <w:ilvl w:val="0"/>
+          <w:numId w:val="30"/>
+        </w:numPr>
+        <w:rPr>
+          <w:b/>
+          <w:bCs/>
+        </w:rPr>
+      </w:pPr>
+      <w:r>
+        <w:rPr>
+          <w:b/>
+          <w:bCs/>
+        </w:rPr>
+        <w:t>Estratégia Proposta:</w:t>
+      </w:r>
+    </w:p>
+    <w:p>
+      <w:pPr>
+        <w:ind w:left="360"/>
+      </w:pPr>
+      <w:r>
+        <w:t>Reforçar a sustentabilidade ambiental e a eficiência energética nos portos sob administração da APS, promovendo operações portuárias com menores emissões e maior responsabilidade ambiental até 2030.</w:t>
+      </w:r>
+    </w:p>
+    <w:p>
+      <w:pPr>
+        <w:pStyle w:val="PargrafodaLista"/>
+        <w:numPr>
+          <w:ilvl w:val="0"/>
+          <w:numId w:val="30"/>
+        </w:numPr>
+        <w:rPr>
+          <w:b/>
+          <w:bCs/>
+        </w:rPr>
+      </w:pPr>
+      <w:r>
+        <w:rPr>
+          <w:b/>
+          <w:bCs/>
+        </w:rPr>
+        <w:lastRenderedPageBreak/>
+        <w:t>Justificação:</w:t>
+      </w:r>
+    </w:p>
+    <w:p>
+      <w:pPr>
+        <w:ind w:firstLine="360"/>
+      </w:pPr>
+      <w:r>
+        <w:t>Esta estratégia responde a dois dos principais vetores identificados na análise SWOT:</w:t>
+      </w:r>
+    </w:p>
+    <w:p>
+      <w:pPr>
+        <w:ind w:firstLine="360"/>
+      </w:pPr>
+      <w:r>
+        <w:rPr>
+          <w:u w:val="single"/>
+        </w:rPr>
+        <w:t>Ameaça</w:t>
+      </w:r>
+      <w:r>
+        <w:t xml:space="preserve"> </w:t>
+      </w:r>
+      <w:r>
+        <w:t>-</w:t>
+      </w:r>
+      <w:r>
+        <w:t xml:space="preserve"> crescente pressão das normas ambientais europeias e nacionais.</w:t>
+      </w:r>
+    </w:p>
+    <w:p>
+      <w:pPr>
+        <w:ind w:firstLine="360"/>
+      </w:pPr>
+      <w:r>
+        <w:rPr>
+          <w:u w:val="single"/>
+        </w:rPr>
+        <w:t>Oportunidade</w:t>
+      </w:r>
+      <w:r>
+        <w:t xml:space="preserve"> </w:t>
+      </w:r>
+      <w:r>
+        <w:t xml:space="preserve">- </w:t>
+      </w:r>
+      <w:r>
+        <w:t>transição energética e potencial para liderança na adoção de práticas verdes.</w:t>
+      </w:r>
+    </w:p>
+    <w:p>
+      <w:pPr>
+        <w:ind w:left="360"/>
+      </w:pPr>
+      <w:r>
+        <w:t>Além disso, reforça o compromisso da APS com os Objetivos de Desenvolvimento Sustentável (ODS) e com a Estratégia Nacional para o Mar 2030, consolidando a sua imagem de porto sustentável e competitivo.</w:t>
+      </w:r>
+    </w:p>
+    <w:p/>
+    <w:p>
+      <w:pPr>
+        <w:pStyle w:val="PargrafodaLista"/>
+        <w:numPr>
+          <w:ilvl w:val="0"/>
+          <w:numId w:val="30"/>
+        </w:numPr>
+        <w:rPr>
+          <w:b/>
+          <w:bCs/>
+        </w:rPr>
+      </w:pPr>
+      <w:r>
+        <w:rPr>
+          <w:b/>
+          <w:bCs/>
+        </w:rPr>
+        <w:t>Objetivos Táticos:</w:t>
+      </w:r>
+    </w:p>
+    <w:p>
+      <w:pPr>
+        <w:ind w:left="360"/>
+      </w:pPr>
+      <w:r>
+        <w:t xml:space="preserve">1. </w:t>
+      </w:r>
+      <w:r>
+        <w:t>Reduzir o consumo energético das infraestruturas portuárias através da modernização de equipamentos e sistemas.</w:t>
+      </w:r>
+    </w:p>
+    <w:p>
+      <w:pPr>
+        <w:ind w:left="360"/>
+      </w:pPr>
+      <w:r>
+        <w:t xml:space="preserve">2. </w:t>
+      </w:r>
+      <w:r>
+        <w:t>Implementar sistemas de monitorização ambiental em tempo real, para controlo de emissões e qualidade da água.</w:t>
+      </w:r>
+    </w:p>
+    <w:p>
+      <w:pPr>
+        <w:ind w:left="360"/>
+      </w:pPr>
+      <w:r>
+        <w:t xml:space="preserve">3. </w:t>
+      </w:r>
+      <w:r>
+        <w:t>Aumentar a produção e utilização de energia proveniente de fontes renováveis nas áreas portuárias.</w:t>
+      </w:r>
+    </w:p>
+    <w:p>
+      <w:pPr>
+        <w:ind w:left="360"/>
+      </w:pPr>
+    </w:p>
+    <w:p>
+      <w:pPr>
+        <w:pStyle w:val="PargrafodaLista"/>
+        <w:numPr>
+          <w:ilvl w:val="0"/>
+          <w:numId w:val="30"/>
+        </w:numPr>
+        <w:rPr>
+          <w:b/>
+          <w:bCs/>
+        </w:rPr>
+      </w:pPr>
+      <w:r>
+        <w:rPr>
+          <w:b/>
+          <w:bCs/>
+        </w:rPr>
+        <w:t>Objetivos Operacionais e Ações Associadas:</w:t>
+      </w:r>
+    </w:p>
+    <w:tbl>
+      <w:tblPr>
+        <w:tblStyle w:val="TabelacomGrelha"/>
+        <w:tblW w:w="0" w:type="auto"/>
+        <w:tblLook w:val="04A0" w:firstRow="1" w:lastRow="0" w:firstColumn="1" w:lastColumn="0" w:noHBand="0" w:noVBand="1"/>
+      </w:tblPr>
+      <w:tblGrid>
+        <w:gridCol w:w="2824"/>
+        <w:gridCol w:w="2830"/>
+        <w:gridCol w:w="3676"/>
+      </w:tblGrid>
+      <w:tr>
+        <w:tc>
+          <w:tcPr>
+            <w:tcW w:w="2830" w:type="dxa"/>
+            <w:tcBorders>
+              <w:top w:val="single" w:sz="12" w:space="0" w:color="auto"/>
+              <w:left w:val="single" w:sz="12" w:space="0" w:color="auto"/>
+              <w:bottom w:val="single" w:sz="12" w:space="0" w:color="auto"/>
+              <w:right w:val="single" w:sz="12" w:space="0" w:color="auto"/>
+            </w:tcBorders>
+          </w:tcPr>
+          <w:p>
+            <w:pPr>
+              <w:jc w:val="center"/>
+              <w:rPr>
+                <w:b/>
+                <w:bCs/>
+                <w:color w:val="000000" w:themeColor="text1"/>
+              </w:rPr>
+            </w:pPr>
+            <w:r>
+              <w:rPr>
+                <w:b/>
+                <w:bCs/>
+                <w:color w:val="000000" w:themeColor="text1"/>
+              </w:rPr>
+              <w:t>Objetivo Operacional</w:t>
+            </w:r>
+          </w:p>
+        </w:tc>
+        <w:tc>
+          <w:tcPr>
+            <w:tcW w:w="2835" w:type="dxa"/>
+            <w:tcBorders>
+              <w:top w:val="single" w:sz="12" w:space="0" w:color="auto"/>
+              <w:left w:val="single" w:sz="12" w:space="0" w:color="auto"/>
+              <w:bottom w:val="single" w:sz="12" w:space="0" w:color="auto"/>
+              <w:right w:val="single" w:sz="12" w:space="0" w:color="auto"/>
+            </w:tcBorders>
+          </w:tcPr>
+          <w:p>
+            <w:pPr>
+              <w:jc w:val="center"/>
+              <w:rPr>
+                <w:b/>
+                <w:bCs/>
+                <w:color w:val="000000" w:themeColor="text1"/>
+              </w:rPr>
+            </w:pPr>
+            <w:r>
+              <w:rPr>
+                <w:b/>
+                <w:bCs/>
+                <w:color w:val="000000" w:themeColor="text1"/>
+              </w:rPr>
+              <w:t>Ações Principais</w:t>
+            </w:r>
+          </w:p>
+        </w:tc>
+        <w:tc>
+          <w:tcPr>
+            <w:tcW w:w="3685" w:type="dxa"/>
+            <w:tcBorders>
+              <w:top w:val="single" w:sz="12" w:space="0" w:color="auto"/>
+              <w:left w:val="single" w:sz="12" w:space="0" w:color="auto"/>
+              <w:bottom w:val="single" w:sz="12" w:space="0" w:color="auto"/>
+              <w:right w:val="single" w:sz="12" w:space="0" w:color="auto"/>
+            </w:tcBorders>
+          </w:tcPr>
+          <w:p>
+            <w:pPr>
+              <w:jc w:val="center"/>
+              <w:rPr>
+                <w:b/>
+                <w:bCs/>
+                <w:color w:val="000000" w:themeColor="text1"/>
+              </w:rPr>
+            </w:pPr>
+            <w:r>
+              <w:rPr>
+                <w:b/>
+                <w:bCs/>
+                <w:color w:val="000000" w:themeColor="text1"/>
+              </w:rPr>
+              <w:t>Recursos Necessários</w:t>
+            </w:r>
+          </w:p>
+        </w:tc>
+      </w:tr>
+      <w:tr>
+        <w:tc>
+          <w:tcPr>
+            <w:tcW w:w="2830" w:type="dxa"/>
+            <w:tcBorders>
+              <w:top w:val="single" w:sz="12" w:space="0" w:color="auto"/>
+              <w:left w:val="single" w:sz="12" w:space="0" w:color="auto"/>
+              <w:right w:val="single" w:sz="12" w:space="0" w:color="auto"/>
+            </w:tcBorders>
+          </w:tcPr>
+          <w:p>
+            <w:r>
+              <w:t>1.1. Instalar painéis solares nas áreas administrativas e operacionais do Porto de Sines</w:t>
+            </w:r>
+          </w:p>
+        </w:tc>
+        <w:tc>
+          <w:tcPr>
+            <w:tcW w:w="2835" w:type="dxa"/>
+            <w:tcBorders>
+              <w:top w:val="single" w:sz="12" w:space="0" w:color="auto"/>
+              <w:left w:val="single" w:sz="12" w:space="0" w:color="auto"/>
+              <w:right w:val="single" w:sz="12" w:space="0" w:color="auto"/>
+            </w:tcBorders>
+          </w:tcPr>
+          <w:p>
+            <w:r>
+              <w:t>Projeto e instalação de painéis fotovoltaicos</w:t>
+            </w:r>
+          </w:p>
+        </w:tc>
+        <w:tc>
+          <w:tcPr>
+            <w:tcW w:w="3685" w:type="dxa"/>
+            <w:tcBorders>
+              <w:top w:val="single" w:sz="12" w:space="0" w:color="auto"/>
+              <w:left w:val="single" w:sz="12" w:space="0" w:color="auto"/>
+              <w:right w:val="single" w:sz="12" w:space="0" w:color="auto"/>
+            </w:tcBorders>
+          </w:tcPr>
+          <w:p>
+            <w:r>
+              <w:t>Investimento em infraestrutura energética, contratação de empresa especializada, licenciamento ambiental</w:t>
+            </w:r>
+          </w:p>
+        </w:tc>
+      </w:tr>
+      <w:tr>
+        <w:tc>
+          <w:tcPr>
+            <w:tcW w:w="2830" w:type="dxa"/>
+            <w:tcBorders>
+              <w:left w:val="single" w:sz="12" w:space="0" w:color="auto"/>
+              <w:right w:val="single" w:sz="12" w:space="0" w:color="auto"/>
+            </w:tcBorders>
+          </w:tcPr>
+          <w:p>
+            <w:r>
+              <w:t>1.2. Modernizar a iluminação portuária com tecnologia LED inteligente</w:t>
+            </w:r>
+          </w:p>
+        </w:tc>
+        <w:tc>
+          <w:tcPr>
+            <w:tcW w:w="2835" w:type="dxa"/>
+            <w:tcBorders>
+              <w:left w:val="single" w:sz="12" w:space="0" w:color="auto"/>
+              <w:right w:val="single" w:sz="12" w:space="0" w:color="auto"/>
+            </w:tcBorders>
+          </w:tcPr>
+          <w:p>
+            <w:r>
+              <w:t>Substituição gradual das luminárias</w:t>
+            </w:r>
+          </w:p>
+        </w:tc>
+        <w:tc>
+          <w:tcPr>
+            <w:tcW w:w="3685" w:type="dxa"/>
+            <w:tcBorders>
+              <w:left w:val="single" w:sz="12" w:space="0" w:color="auto"/>
+              <w:right w:val="single" w:sz="12" w:space="0" w:color="auto"/>
+            </w:tcBorders>
+          </w:tcPr>
+          <w:p>
+            <w:r>
+              <w:t>Equipamentos LED, software de controlo, técnicos de eletricidade</w:t>
+            </w:r>
+          </w:p>
+        </w:tc>
+      </w:tr>
+      <w:tr>
+        <w:tc>
+          <w:tcPr>
+            <w:tcW w:w="2830" w:type="dxa"/>
+            <w:tcBorders>
+              <w:left w:val="single" w:sz="12" w:space="0" w:color="auto"/>
+              <w:right w:val="single" w:sz="12" w:space="0" w:color="auto"/>
+            </w:tcBorders>
+          </w:tcPr>
+          <w:p>
+            <w:r>
+              <w:t>2.1. Criar plataforma digital de monitorização ambiental</w:t>
+            </w:r>
+          </w:p>
+        </w:tc>
+        <w:tc>
+          <w:tcPr>
+            <w:tcW w:w="2835" w:type="dxa"/>
+            <w:tcBorders>
+              <w:left w:val="single" w:sz="12" w:space="0" w:color="auto"/>
+              <w:right w:val="single" w:sz="12" w:space="0" w:color="auto"/>
+            </w:tcBorders>
+          </w:tcPr>
+          <w:p>
+            <w:r>
+              <w:t xml:space="preserve">Desenvolvimento de sistema </w:t>
+            </w:r>
+            <w:proofErr w:type="spellStart"/>
+            <w:r>
+              <w:t>IoT</w:t>
+            </w:r>
+            <w:proofErr w:type="spellEnd"/>
+            <w:r>
+              <w:t xml:space="preserve"> e </w:t>
+            </w:r>
+            <w:proofErr w:type="spellStart"/>
+            <w:r>
+              <w:t>dashboard</w:t>
+            </w:r>
+            <w:proofErr w:type="spellEnd"/>
+            <w:r>
+              <w:t xml:space="preserve"> analítico</w:t>
+            </w:r>
+          </w:p>
+        </w:tc>
+        <w:tc>
+          <w:tcPr>
+            <w:tcW w:w="3685" w:type="dxa"/>
+            <w:tcBorders>
+              <w:left w:val="single" w:sz="12" w:space="0" w:color="auto"/>
+              <w:right w:val="single" w:sz="12" w:space="0" w:color="auto"/>
+            </w:tcBorders>
+          </w:tcPr>
+          <w:p>
+            <w:r>
+              <w:t>Equipa de TI, sensores ambientais, servidores</w:t>
+            </w:r>
+          </w:p>
+        </w:tc>
+      </w:tr>
+      <w:tr>
+        <w:tc>
+          <w:tcPr>
+            <w:tcW w:w="2830" w:type="dxa"/>
+            <w:tcBorders>
+              <w:left w:val="single" w:sz="12" w:space="0" w:color="auto"/>
+              <w:bottom w:val="single" w:sz="12" w:space="0" w:color="auto"/>
+              <w:right w:val="single" w:sz="12" w:space="0" w:color="auto"/>
+            </w:tcBorders>
+          </w:tcPr>
+          <w:p>
+            <w:r>
+              <w:t>3.1. Estabelecer parcerias com empresas de energia verde</w:t>
+            </w:r>
+          </w:p>
+        </w:tc>
+        <w:tc>
+          <w:tcPr>
+            <w:tcW w:w="2835" w:type="dxa"/>
+            <w:tcBorders>
+              <w:left w:val="single" w:sz="12" w:space="0" w:color="auto"/>
+              <w:bottom w:val="single" w:sz="12" w:space="0" w:color="auto"/>
+              <w:right w:val="single" w:sz="12" w:space="0" w:color="auto"/>
+            </w:tcBorders>
+          </w:tcPr>
+          <w:p>
+            <w:r>
+              <w:t>Negociação de contratos de fornecimento sustentável</w:t>
+            </w:r>
+          </w:p>
+        </w:tc>
+        <w:tc>
+          <w:tcPr>
+            <w:tcW w:w="3685" w:type="dxa"/>
+            <w:tcBorders>
+              <w:left w:val="single" w:sz="12" w:space="0" w:color="auto"/>
+              <w:bottom w:val="single" w:sz="12" w:space="0" w:color="auto"/>
+              <w:right w:val="single" w:sz="12" w:space="0" w:color="auto"/>
+            </w:tcBorders>
+          </w:tcPr>
+          <w:p>
+            <w:r>
+              <w:t>Equipa jurídica e de sustentabilidade, orçamento para transição energética</w:t>
+            </w:r>
+          </w:p>
+        </w:tc>
+      </w:tr>
+    </w:tbl>
+    <w:p>
+      <w:pPr>
+        <w:rPr>
+          <w:b/>
+          <w:bCs/>
+        </w:rPr>
+      </w:pPr>
+    </w:p>
+    <w:p>
+      <w:pPr>
+        <w:pStyle w:val="PargrafodaLista"/>
+        <w:numPr>
+          <w:ilvl w:val="0"/>
+          <w:numId w:val="30"/>
+        </w:numPr>
+        <w:rPr>
+          <w:b/>
+          <w:bCs/>
+        </w:rPr>
+      </w:pPr>
+      <w:r>
+        <w:rPr>
+          <w:b/>
+          <w:bCs/>
+        </w:rPr>
+        <w:lastRenderedPageBreak/>
+        <w:t>Resultados Esperados:</w:t>
+      </w:r>
+    </w:p>
+    <w:p>
+      <w:pPr>
+        <w:ind w:firstLine="360"/>
+      </w:pPr>
+      <w:r>
+        <w:t>Redução de 25% do consumo energético até 2028.</w:t>
+      </w:r>
+    </w:p>
+    <w:p>
+      <w:pPr>
+        <w:ind w:firstLine="360"/>
+      </w:pPr>
+      <w:r>
+        <w:t>Diminuição da pegada de carbono e aumento da eficiência operacional.</w:t>
+      </w:r>
+    </w:p>
+    <w:p>
+      <w:pPr>
+        <w:ind w:firstLine="360"/>
+      </w:pPr>
+      <w:r>
+        <w:t>Reforço da imagem pública da APS como Porto ambientalmente responsável.</w:t>
+      </w:r>
+    </w:p>
+    <w:p/>
+    <w:p>
+      <w:pPr>
+        <w:pStyle w:val="Ttulo3"/>
+        <w:rPr>
+          <w:b/>
+          <w:bCs/>
+          <w:color w:val="000000" w:themeColor="text1"/>
+          <w:sz w:val="20"/>
+          <w:szCs w:val="20"/>
+        </w:rPr>
+      </w:pPr>
+      <w:bookmarkStart w:id="28" w:name="_Toc211333581"/>
+      <w:bookmarkStart w:id="29" w:name="_Toc211418578"/>
+      <w:r>
+        <w:rPr>
+          <w:b/>
+          <w:bCs/>
+          <w:color w:val="000000" w:themeColor="text1"/>
+          <w:sz w:val="20"/>
+          <w:szCs w:val="20"/>
+        </w:rPr>
+        <w:t xml:space="preserve">Propostas </w:t>
+      </w:r>
+      <w:r>
+        <w:rPr>
+          <w:b/>
+          <w:bCs/>
+          <w:color w:val="000000" w:themeColor="text1"/>
+          <w:sz w:val="20"/>
+          <w:szCs w:val="20"/>
+        </w:rPr>
+        <w:t>E</w:t>
+      </w:r>
+      <w:r>
+        <w:rPr>
+          <w:b/>
+          <w:bCs/>
+          <w:color w:val="000000" w:themeColor="text1"/>
+          <w:sz w:val="20"/>
+          <w:szCs w:val="20"/>
+        </w:rPr>
+        <w:t>stratégic</w:t>
+      </w:r>
+      <w:r>
+        <w:rPr>
+          <w:b/>
+          <w:bCs/>
+          <w:color w:val="000000" w:themeColor="text1"/>
+          <w:sz w:val="20"/>
+          <w:szCs w:val="20"/>
+        </w:rPr>
+        <w:t xml:space="preserve">a 2 - </w:t>
+      </w:r>
+      <w:r>
+        <w:rPr>
+          <w:b/>
+          <w:bCs/>
+          <w:color w:val="000000" w:themeColor="text1"/>
+          <w:sz w:val="20"/>
+          <w:szCs w:val="20"/>
+        </w:rPr>
+        <w:t>Transformação Digital e Inovação Tecnológica</w:t>
+      </w:r>
+      <w:bookmarkEnd w:id="28"/>
+      <w:bookmarkEnd w:id="29"/>
+    </w:p>
+    <w:p>
+      <w:pPr>
+        <w:pStyle w:val="PargrafodaLista"/>
+        <w:numPr>
+          <w:ilvl w:val="0"/>
+          <w:numId w:val="30"/>
+        </w:numPr>
+        <w:rPr>
+          <w:b/>
+          <w:bCs/>
+        </w:rPr>
+      </w:pPr>
+      <w:r>
+        <w:rPr>
+          <w:b/>
+          <w:bCs/>
+        </w:rPr>
+        <w:t>Estratégia Proposta:</w:t>
+      </w:r>
+    </w:p>
+    <w:p>
+      <w:pPr>
+        <w:ind w:left="360"/>
+      </w:pPr>
+      <w:r>
+        <w:t>Promover a transformação digital dos processos portuários da APS, aumentando a eficiência operacional, a integração com as cadeias logísticas internacionais e a segurança digital até 2028.</w:t>
+      </w:r>
+    </w:p>
+    <w:p>
+      <w:pPr>
+        <w:ind w:left="360"/>
+      </w:pPr>
+    </w:p>
+    <w:p>
+      <w:pPr>
+        <w:pStyle w:val="PargrafodaLista"/>
+        <w:numPr>
+          <w:ilvl w:val="0"/>
+          <w:numId w:val="30"/>
+        </w:numPr>
+        <w:rPr>
+          <w:b/>
+          <w:bCs/>
+        </w:rPr>
+      </w:pPr>
+      <w:r>
+        <w:rPr>
+          <w:b/>
+          <w:bCs/>
+        </w:rPr>
+        <w:t>Justificação:</w:t>
+      </w:r>
+    </w:p>
+    <w:p>
+      <w:pPr>
+        <w:ind w:firstLine="360"/>
+      </w:pPr>
+      <w:r>
+        <w:t>Deriva de fatores internos e externos identificados na SWOT:</w:t>
+      </w:r>
+    </w:p>
+    <w:p>
+      <w:pPr>
+        <w:ind w:firstLine="360"/>
+      </w:pPr>
+      <w:r>
+        <w:rPr>
+          <w:u w:val="single"/>
+        </w:rPr>
+        <w:t>Fraqueza</w:t>
+      </w:r>
+      <w:r>
+        <w:t xml:space="preserve"> </w:t>
+      </w:r>
+      <w:r>
+        <w:t>-</w:t>
+      </w:r>
+      <w:r>
+        <w:t xml:space="preserve"> estrutura ainda parcialmente centralizada e dependência de processos manuais.</w:t>
+      </w:r>
+    </w:p>
+    <w:p>
+      <w:pPr>
+        <w:ind w:firstLine="360"/>
+      </w:pPr>
+      <w:r>
+        <w:rPr>
+          <w:u w:val="single"/>
+        </w:rPr>
+        <w:t>Oportunidade</w:t>
+      </w:r>
+      <w:r>
+        <w:t xml:space="preserve"> </w:t>
+      </w:r>
+      <w:r>
+        <w:t>-</w:t>
+      </w:r>
+      <w:r>
+        <w:t xml:space="preserve"> digitalização e automação portuária em expansão na Europa.</w:t>
+      </w:r>
+    </w:p>
+    <w:p>
+      <w:pPr>
+        <w:ind w:left="360"/>
+      </w:pPr>
+      <w:r>
+        <w:t xml:space="preserve">A digitalização é uma prioridade tanto para a Estratégia Nacional para o Mar 2030 como para a agenda europeia dos </w:t>
+      </w:r>
+      <w:proofErr w:type="spellStart"/>
+      <w:r>
+        <w:t>Smart</w:t>
+      </w:r>
+      <w:proofErr w:type="spellEnd"/>
+      <w:r>
+        <w:t xml:space="preserve"> </w:t>
+      </w:r>
+      <w:proofErr w:type="spellStart"/>
+      <w:r>
+        <w:t>Ports</w:t>
+      </w:r>
+      <w:proofErr w:type="spellEnd"/>
+      <w:r>
+        <w:t>, permitindo maior integração logística e competitividade.</w:t>
+      </w:r>
+    </w:p>
+    <w:p/>
+    <w:p>
+      <w:pPr>
+        <w:pStyle w:val="PargrafodaLista"/>
+        <w:numPr>
+          <w:ilvl w:val="0"/>
+          <w:numId w:val="30"/>
+        </w:numPr>
+        <w:rPr>
+          <w:b/>
+          <w:bCs/>
+        </w:rPr>
+      </w:pPr>
+      <w:r>
+        <w:rPr>
+          <w:b/>
+          <w:bCs/>
+        </w:rPr>
+        <w:t>Objetivos Táticos:</w:t>
+      </w:r>
+    </w:p>
+    <w:p>
+      <w:pPr>
+        <w:ind w:left="360"/>
+      </w:pPr>
+      <w:r>
+        <w:t xml:space="preserve">1. </w:t>
+      </w:r>
+      <w:r>
+        <w:t>Digitalizar processos administrativos e operacionais, reduzindo o uso de papel e o tempo de execução.</w:t>
+      </w:r>
+    </w:p>
+    <w:p>
+      <w:pPr>
+        <w:ind w:left="360"/>
+      </w:pPr>
+      <w:r>
+        <w:t xml:space="preserve">2. </w:t>
+      </w:r>
+      <w:r>
+        <w:t>Integrar sistemas de gestão portuária com parceiros logísticos e entidades alfandegárias.</w:t>
+      </w:r>
+    </w:p>
+    <w:p>
+      <w:pPr>
+        <w:ind w:left="360"/>
+      </w:pPr>
+      <w:r>
+        <w:t xml:space="preserve">3. </w:t>
+      </w:r>
+      <w:r>
+        <w:t xml:space="preserve">Reforçar a </w:t>
+      </w:r>
+      <w:proofErr w:type="spellStart"/>
+      <w:r>
+        <w:t>cibersegurança</w:t>
+      </w:r>
+      <w:proofErr w:type="spellEnd"/>
+      <w:r>
+        <w:t xml:space="preserve"> e a proteção de dados nas infraestruturas digitais da APS.</w:t>
+      </w:r>
+    </w:p>
+    <w:p>
+      <w:pPr>
+        <w:ind w:left="360"/>
+      </w:pPr>
+    </w:p>
+    <w:p>
+      <w:pPr>
+        <w:pStyle w:val="PargrafodaLista"/>
+        <w:numPr>
+          <w:ilvl w:val="0"/>
+          <w:numId w:val="30"/>
+        </w:numPr>
+        <w:rPr>
+          <w:b/>
+          <w:bCs/>
+        </w:rPr>
+      </w:pPr>
+      <w:r>
+        <w:rPr>
+          <w:b/>
+          <w:bCs/>
+        </w:rPr>
+        <w:t>Objetivos Operacionais e Ações Associadas:</w:t>
+      </w:r>
+    </w:p>
+    <w:tbl>
+      <w:tblPr>
+        <w:tblStyle w:val="TabelacomGrelha"/>
+        <w:tblW w:w="0" w:type="auto"/>
+        <w:tblLook w:val="04A0" w:firstRow="1" w:lastRow="0" w:firstColumn="1" w:lastColumn="0" w:noHBand="0" w:noVBand="1"/>
+      </w:tblPr>
+      <w:tblGrid>
+        <w:gridCol w:w="3388"/>
+        <w:gridCol w:w="3395"/>
+        <w:gridCol w:w="2547"/>
+      </w:tblGrid>
+      <w:tr>
+        <w:tc>
+          <w:tcPr>
+            <w:tcW w:w="3397" w:type="dxa"/>
+            <w:tcBorders>
+              <w:top w:val="single" w:sz="12" w:space="0" w:color="auto"/>
+              <w:left w:val="single" w:sz="12" w:space="0" w:color="auto"/>
+              <w:bottom w:val="single" w:sz="12" w:space="0" w:color="auto"/>
+              <w:right w:val="single" w:sz="12" w:space="0" w:color="auto"/>
+            </w:tcBorders>
+          </w:tcPr>
+          <w:p>
+            <w:pPr>
+              <w:jc w:val="center"/>
+              <w:rPr>
+                <w:b/>
+                <w:bCs/>
+                <w:color w:val="000000" w:themeColor="text1"/>
+              </w:rPr>
+            </w:pPr>
+            <w:r>
+              <w:rPr>
+                <w:b/>
+                <w:bCs/>
+                <w:color w:val="000000" w:themeColor="text1"/>
+              </w:rPr>
+              <w:t>Objetivo Operacional</w:t>
+            </w:r>
+          </w:p>
+        </w:tc>
+        <w:tc>
+          <w:tcPr>
+            <w:tcW w:w="3402" w:type="dxa"/>
+            <w:tcBorders>
+              <w:top w:val="single" w:sz="12" w:space="0" w:color="auto"/>
+              <w:left w:val="single" w:sz="12" w:space="0" w:color="auto"/>
+              <w:bottom w:val="single" w:sz="12" w:space="0" w:color="auto"/>
+              <w:right w:val="single" w:sz="12" w:space="0" w:color="auto"/>
+            </w:tcBorders>
+          </w:tcPr>
+          <w:p>
+            <w:pPr>
+              <w:jc w:val="center"/>
+              <w:rPr>
+                <w:b/>
+                <w:bCs/>
+                <w:color w:val="000000" w:themeColor="text1"/>
+              </w:rPr>
+            </w:pPr>
+            <w:r>
+              <w:rPr>
+                <w:b/>
+                <w:bCs/>
+                <w:color w:val="000000" w:themeColor="text1"/>
+              </w:rPr>
+              <w:t>Ações Principais</w:t>
+            </w:r>
+          </w:p>
+        </w:tc>
+        <w:tc>
+          <w:tcPr>
+            <w:tcW w:w="2551" w:type="dxa"/>
+            <w:tcBorders>
+              <w:top w:val="single" w:sz="12" w:space="0" w:color="auto"/>
+              <w:left w:val="single" w:sz="12" w:space="0" w:color="auto"/>
+              <w:bottom w:val="single" w:sz="12" w:space="0" w:color="auto"/>
+              <w:right w:val="single" w:sz="12" w:space="0" w:color="auto"/>
+            </w:tcBorders>
+          </w:tcPr>
+          <w:p>
+            <w:pPr>
+              <w:jc w:val="center"/>
+              <w:rPr>
+                <w:b/>
+                <w:bCs/>
+                <w:color w:val="000000" w:themeColor="text1"/>
+              </w:rPr>
+            </w:pPr>
+            <w:r>
+              <w:rPr>
+                <w:b/>
+                <w:bCs/>
+                <w:color w:val="000000" w:themeColor="text1"/>
+              </w:rPr>
+              <w:t>Recursos Necessários</w:t>
+            </w:r>
+          </w:p>
+        </w:tc>
+      </w:tr>
+      <w:tr>
+        <w:tc>
+          <w:tcPr>
+            <w:tcW w:w="3397" w:type="dxa"/>
+            <w:tcBorders>
+              <w:top w:val="single" w:sz="12" w:space="0" w:color="auto"/>
+              <w:left w:val="single" w:sz="12" w:space="0" w:color="auto"/>
+              <w:right w:val="single" w:sz="12" w:space="0" w:color="auto"/>
+            </w:tcBorders>
+          </w:tcPr>
+          <w:p>
+            <w:r>
+              <w:t xml:space="preserve">1.1. </w:t>
+            </w:r>
+            <w:r>
+              <w:t xml:space="preserve">Implementar um sistema integrado de gestão documental e </w:t>
+            </w:r>
+            <w:proofErr w:type="spellStart"/>
+            <w:r>
+              <w:t>workflow</w:t>
+            </w:r>
+            <w:proofErr w:type="spellEnd"/>
+            <w:r>
+              <w:t xml:space="preserve"> digita</w:t>
+            </w:r>
+            <w:r>
+              <w:t>l</w:t>
+            </w:r>
+          </w:p>
+        </w:tc>
+        <w:tc>
+          <w:tcPr>
+            <w:tcW w:w="3402" w:type="dxa"/>
+            <w:tcBorders>
+              <w:top w:val="single" w:sz="12" w:space="0" w:color="auto"/>
+              <w:left w:val="single" w:sz="12" w:space="0" w:color="auto"/>
+              <w:right w:val="single" w:sz="12" w:space="0" w:color="auto"/>
+            </w:tcBorders>
+          </w:tcPr>
+          <w:p>
+            <w:r>
+              <w:t>Aquisição e personalização de software ERP/SGD; formação dos utilizadores</w:t>
+            </w:r>
+          </w:p>
+        </w:tc>
+        <w:tc>
+          <w:tcPr>
+            <w:tcW w:w="2551" w:type="dxa"/>
+            <w:tcBorders>
+              <w:top w:val="single" w:sz="12" w:space="0" w:color="auto"/>
+              <w:left w:val="single" w:sz="12" w:space="0" w:color="auto"/>
+              <w:right w:val="single" w:sz="12" w:space="0" w:color="auto"/>
+            </w:tcBorders>
+          </w:tcPr>
+          <w:p>
+            <w:r>
+              <w:t>Software, equipa de TI, consultores externos</w:t>
+            </w:r>
+          </w:p>
+        </w:tc>
+      </w:tr>
+      <w:tr>
+        <w:tc>
+          <w:tcPr>
+            <w:tcW w:w="3397" w:type="dxa"/>
+            <w:tcBorders>
+              <w:left w:val="single" w:sz="12" w:space="0" w:color="auto"/>
+              <w:right w:val="single" w:sz="12" w:space="0" w:color="auto"/>
+            </w:tcBorders>
+          </w:tcPr>
+          <w:p>
+            <w:r>
+              <w:lastRenderedPageBreak/>
+              <w:t>2.1.</w:t>
+            </w:r>
+            <w:r>
+              <w:t xml:space="preserve"> </w:t>
+            </w:r>
+            <w:r>
+              <w:t>Criar plataforma interoperável de troca de dados (</w:t>
+            </w:r>
+            <w:proofErr w:type="spellStart"/>
+            <w:r>
+              <w:t>Port</w:t>
+            </w:r>
+            <w:proofErr w:type="spellEnd"/>
+            <w:r>
+              <w:t xml:space="preserve"> </w:t>
+            </w:r>
+            <w:proofErr w:type="spellStart"/>
+            <w:r>
+              <w:t>Community</w:t>
+            </w:r>
+            <w:proofErr w:type="spellEnd"/>
+            <w:r>
+              <w:t xml:space="preserve"> </w:t>
+            </w:r>
+            <w:proofErr w:type="spellStart"/>
+            <w:r>
+              <w:t>System</w:t>
+            </w:r>
+            <w:proofErr w:type="spellEnd"/>
+            <w:r>
+              <w:t>)</w:t>
+            </w:r>
+          </w:p>
+        </w:tc>
+        <w:tc>
+          <w:tcPr>
+            <w:tcW w:w="3402" w:type="dxa"/>
+            <w:tcBorders>
+              <w:left w:val="single" w:sz="12" w:space="0" w:color="auto"/>
+              <w:right w:val="single" w:sz="12" w:space="0" w:color="auto"/>
+            </w:tcBorders>
+          </w:tcPr>
+          <w:p>
+            <w:r>
+              <w:t>Desenvolvimento de plataforma de integração logística</w:t>
+            </w:r>
+          </w:p>
+        </w:tc>
+        <w:tc>
+          <w:tcPr>
+            <w:tcW w:w="2551" w:type="dxa"/>
+            <w:tcBorders>
+              <w:left w:val="single" w:sz="12" w:space="0" w:color="auto"/>
+              <w:right w:val="single" w:sz="12" w:space="0" w:color="auto"/>
+            </w:tcBorders>
+          </w:tcPr>
+          <w:p>
+            <w:r>
+              <w:t xml:space="preserve">Programadores, analistas de sistemas, servidores e </w:t>
+            </w:r>
+            <w:proofErr w:type="spellStart"/>
+            <w:r>
+              <w:t>APIs</w:t>
+            </w:r>
+            <w:proofErr w:type="spellEnd"/>
+            <w:r>
+              <w:t xml:space="preserve"> seguras</w:t>
+            </w:r>
+          </w:p>
+        </w:tc>
+      </w:tr>
+      <w:tr>
+        <w:tc>
+          <w:tcPr>
+            <w:tcW w:w="3397" w:type="dxa"/>
+            <w:tcBorders>
+              <w:left w:val="single" w:sz="12" w:space="0" w:color="auto"/>
+              <w:bottom w:val="single" w:sz="12" w:space="0" w:color="auto"/>
+              <w:right w:val="single" w:sz="12" w:space="0" w:color="auto"/>
+            </w:tcBorders>
+          </w:tcPr>
+          <w:p>
+            <w:r>
+              <w:t xml:space="preserve">3.1. Reforçar </w:t>
+            </w:r>
+            <w:proofErr w:type="spellStart"/>
+            <w:r>
+              <w:t>cibersegurança</w:t>
+            </w:r>
+            <w:proofErr w:type="spellEnd"/>
+            <w:r>
+              <w:t xml:space="preserve"> e boas práticas digitais</w:t>
+            </w:r>
+          </w:p>
+        </w:tc>
+        <w:tc>
+          <w:tcPr>
+            <w:tcW w:w="3402" w:type="dxa"/>
+            <w:tcBorders>
+              <w:left w:val="single" w:sz="12" w:space="0" w:color="auto"/>
+              <w:bottom w:val="single" w:sz="12" w:space="0" w:color="auto"/>
+              <w:right w:val="single" w:sz="12" w:space="0" w:color="auto"/>
+            </w:tcBorders>
+          </w:tcPr>
+          <w:p>
+            <w:r>
+              <w:t>Auditorias de segurança, formação contínua e plano de resposta a incidentes</w:t>
+            </w:r>
+          </w:p>
+        </w:tc>
+        <w:tc>
+          <w:tcPr>
+            <w:tcW w:w="2551" w:type="dxa"/>
+            <w:tcBorders>
+              <w:left w:val="single" w:sz="12" w:space="0" w:color="auto"/>
+              <w:bottom w:val="single" w:sz="12" w:space="0" w:color="auto"/>
+              <w:right w:val="single" w:sz="12" w:space="0" w:color="auto"/>
+            </w:tcBorders>
+          </w:tcPr>
+          <w:p>
+            <w:r>
+              <w:t>Consultores de segurança, ferramentas de monitorização, equipa interna de TI</w:t>
+            </w:r>
+          </w:p>
+        </w:tc>
+      </w:tr>
+    </w:tbl>
+    <w:p>
+      <w:pPr>
+        <w:rPr>
+          <w:b/>
+          <w:bCs/>
+        </w:rPr>
+      </w:pPr>
+    </w:p>
+    <w:p>
+      <w:pPr>
+        <w:pStyle w:val="PargrafodaLista"/>
+        <w:numPr>
+          <w:ilvl w:val="0"/>
+          <w:numId w:val="30"/>
+        </w:numPr>
+        <w:rPr>
+          <w:b/>
+          <w:bCs/>
+        </w:rPr>
+      </w:pPr>
+      <w:r>
+        <w:rPr>
+          <w:b/>
+          <w:bCs/>
+        </w:rPr>
+        <w:t>R</w:t>
+      </w:r>
+      <w:r>
+        <w:rPr>
+          <w:b/>
+          <w:bCs/>
+        </w:rPr>
+        <w:t>esultados Esperados:</w:t>
+      </w:r>
+    </w:p>
+    <w:p>
+      <w:pPr>
+        <w:ind w:firstLine="360"/>
+      </w:pPr>
+      <w:r>
+        <w:t>Aumento da eficiência e transparência dos processos portuários.</w:t>
+      </w:r>
+    </w:p>
+    <w:p>
+      <w:pPr>
+        <w:ind w:firstLine="360"/>
+      </w:pPr>
+      <w:r>
+        <w:t>Melhoria da interoperabilidade logística e da comunicação com parceiros internacionais.</w:t>
+      </w:r>
+    </w:p>
+    <w:p>
+      <w:pPr>
+        <w:ind w:firstLine="360"/>
+      </w:pPr>
+      <w:r>
+        <w:t>Fortalecimento da resiliência digital e da segurança dos sistemas críticos da APS</w:t>
+      </w:r>
+      <w:r>
+        <w:t>.</w:t>
+      </w:r>
+    </w:p>
+    <w:p>
+      <w:pPr>
+        <w:spacing w:line="240" w:lineRule="auto"/>
+        <w:jc w:val="left"/>
         <w:rPr>
           <w:rFonts w:cs="Times New Roman"/>
           <w:b/>
         </w:rPr>
+      </w:pPr>
+      <w:r>
+        <w:rPr>
+          <w:rFonts w:cs="Times New Roman"/>
+          <w:b/>
+        </w:rPr>
         <w:br w:type="page"/>
       </w:r>
     </w:p>
@@ -6634,7 +8178,7 @@
       <w:pPr>
         <w:pStyle w:val="Ttulo2"/>
       </w:pPr>
-      <w:bookmarkStart w:id="24" w:name="_Toc211418004"/>
+      <w:bookmarkStart w:id="30" w:name="_Toc211418579"/>
       <w:r>
         <w:lastRenderedPageBreak/>
         <w:t>II.</w:t>
@@ -6648,14 +8192,14 @@
       <w:r>
         <w:t xml:space="preserve"> e Sistemas de informação</w:t>
       </w:r>
-      <w:bookmarkEnd w:id="24"/>
+      <w:bookmarkEnd w:id="30"/>
     </w:p>
     <w:p/>
     <w:p>
       <w:pPr>
         <w:pStyle w:val="Ttulo2"/>
       </w:pPr>
-      <w:bookmarkStart w:id="25" w:name="_Toc211418005"/>
+      <w:bookmarkStart w:id="31" w:name="_Toc211418580"/>
       <w:r>
         <w:t>II</w:t>
       </w:r>
@@ -6680,50 +8224,50 @@
       <w:r>
         <w:t>Pessoas</w:t>
       </w:r>
-      <w:bookmarkEnd w:id="25"/>
+      <w:bookmarkEnd w:id="31"/>
     </w:p>
     <w:p/>
     <w:p>
       <w:pPr>
         <w:pStyle w:val="Ttulo2"/>
       </w:pPr>
-      <w:bookmarkStart w:id="26" w:name="_Toc211418006"/>
+      <w:bookmarkStart w:id="32" w:name="_Toc211418581"/>
       <w:r>
         <w:t>II.5 Promoção da produtividade</w:t>
       </w:r>
-      <w:bookmarkEnd w:id="26"/>
+      <w:bookmarkEnd w:id="32"/>
     </w:p>
     <w:p/>
     <w:p>
       <w:pPr>
         <w:pStyle w:val="Ttulo2"/>
       </w:pPr>
-      <w:bookmarkStart w:id="27" w:name="_Toc211418007"/>
+      <w:bookmarkStart w:id="33" w:name="_Toc211418582"/>
       <w:r>
         <w:t>II.6 Economia circular</w:t>
       </w:r>
-      <w:bookmarkEnd w:id="27"/>
+      <w:bookmarkEnd w:id="33"/>
     </w:p>
     <w:p/>
     <w:p>
       <w:pPr>
         <w:pStyle w:val="Ttulo2"/>
       </w:pPr>
-      <w:bookmarkStart w:id="28" w:name="_Toc211418008"/>
+      <w:bookmarkStart w:id="34" w:name="_Toc211418583"/>
       <w:r>
         <w:t xml:space="preserve">II.7 </w:t>
       </w:r>
       <w:r>
         <w:t>Marketing</w:t>
       </w:r>
-      <w:bookmarkEnd w:id="28"/>
+      <w:bookmarkEnd w:id="34"/>
     </w:p>
     <w:p/>
     <w:p>
       <w:pPr>
         <w:pStyle w:val="Ttulo2"/>
       </w:pPr>
-      <w:bookmarkStart w:id="29" w:name="_Toc211418009"/>
+      <w:bookmarkStart w:id="35" w:name="_Toc211418584"/>
       <w:r>
         <w:t>II.</w:t>
       </w:r>
@@ -6742,14 +8286,14 @@
       <w:r>
         <w:t>Financeira</w:t>
       </w:r>
-      <w:bookmarkEnd w:id="29"/>
+      <w:bookmarkEnd w:id="35"/>
     </w:p>
     <w:p/>
     <w:p>
       <w:pPr>
         <w:pStyle w:val="Ttulo2"/>
       </w:pPr>
-      <w:bookmarkStart w:id="30" w:name="_Toc211418010"/>
+      <w:bookmarkStart w:id="36" w:name="_Toc211418585"/>
       <w:r>
         <w:t>II.</w:t>
       </w:r>
@@ -6765,7 +8309,7 @@
       <w:r>
         <w:t xml:space="preserve"> e Indústria 4.0</w:t>
       </w:r>
-      <w:bookmarkEnd w:id="30"/>
+      <w:bookmarkEnd w:id="36"/>
     </w:p>
     <w:p/>
     <w:p>
@@ -6789,12 +8333,12 @@
           <w:szCs w:val="22"/>
         </w:rPr>
       </w:pPr>
-      <w:bookmarkStart w:id="31" w:name="_Toc211418011"/>
+      <w:bookmarkStart w:id="37" w:name="_Toc211418586"/>
       <w:r>
         <w:lastRenderedPageBreak/>
         <w:t>Parte III – Conclusão</w:t>
       </w:r>
-      <w:bookmarkEnd w:id="31"/>
+      <w:bookmarkEnd w:id="37"/>
     </w:p>
     <w:p>
       <w:pPr>
@@ -6807,22 +8351,22 @@
       <w:pPr>
         <w:pStyle w:val="Ttulo2"/>
       </w:pPr>
-      <w:bookmarkStart w:id="32" w:name="_Toc211418012"/>
+      <w:bookmarkStart w:id="38" w:name="_Toc211418587"/>
       <w:r>
         <w:t>III.1 Conclusão</w:t>
       </w:r>
-      <w:bookmarkEnd w:id="32"/>
+      <w:bookmarkEnd w:id="38"/>
     </w:p>
     <w:p/>
     <w:p>
       <w:pPr>
         <w:pStyle w:val="Ttulo2"/>
       </w:pPr>
-      <w:bookmarkStart w:id="33" w:name="_Toc211418013"/>
+      <w:bookmarkStart w:id="39" w:name="_Toc211418588"/>
       <w:r>
         <w:t>III.2 Sugestões de melhoria</w:t>
       </w:r>
-      <w:bookmarkEnd w:id="33"/>
+      <w:bookmarkEnd w:id="39"/>
     </w:p>
     <w:p>
       <w:pPr>
@@ -6832,14 +8376,14 @@
       <w:r>
         <w:br w:type="page"/>
       </w:r>
-      <w:bookmarkStart w:id="34" w:name="_Toc471979356"/>
-      <w:bookmarkStart w:id="35" w:name="_Toc211418014"/>
+      <w:bookmarkStart w:id="40" w:name="_Toc471979356"/>
+      <w:bookmarkStart w:id="41" w:name="_Toc211418589"/>
       <w:r>
         <w:lastRenderedPageBreak/>
         <w:t>Referências</w:t>
       </w:r>
-      <w:bookmarkEnd w:id="34"/>
-      <w:bookmarkEnd w:id="35"/>
+      <w:bookmarkEnd w:id="40"/>
+      <w:bookmarkEnd w:id="41"/>
     </w:p>
     <w:p/>
     <w:p>
@@ -6850,16 +8394,16 @@
           <w:rFonts w:eastAsia="Arial Narrow"/>
         </w:rPr>
       </w:pPr>
-      <w:bookmarkStart w:id="36" w:name="_Toc471979357"/>
-      <w:bookmarkStart w:id="37" w:name="_Toc211418015"/>
+      <w:bookmarkStart w:id="42" w:name="_Toc471979357"/>
+      <w:bookmarkStart w:id="43" w:name="_Toc211418590"/>
       <w:r>
         <w:rPr>
           <w:rFonts w:eastAsia="Arial Narrow"/>
         </w:rPr>
         <w:t>Anexos</w:t>
       </w:r>
-      <w:bookmarkEnd w:id="36"/>
-      <w:bookmarkEnd w:id="37"/>
+      <w:bookmarkEnd w:id="42"/>
+      <w:bookmarkEnd w:id="43"/>
       <w:r>
         <w:rPr>
           <w:rFonts w:eastAsia="Arial Narrow"/>
@@ -12485,12 +14029,7 @@
 </file>
 
 <file path=customXml/item1.xml><?xml version="1.0" encoding="utf-8"?>
-<?mso-contentType ?>
-<FormTemplates xmlns="http://schemas.microsoft.com/sharepoint/v3/contenttype/forms">
-  <Display>DocumentLibraryForm</Display>
-  <Edit>DocumentLibraryForm</Edit>
-  <New>DocumentLibraryForm</New>
-</FormTemplates>
+<b:Sources xmlns:b="http://schemas.openxmlformats.org/officeDocument/2006/bibliography" xmlns="http://schemas.openxmlformats.org/officeDocument/2006/bibliography" SelectedStyle="\APA.XSL" StyleName="APA"/>
 </file>
 
 <file path=customXml/item2.xml><?xml version="1.0" encoding="utf-8"?>
@@ -12656,7 +14195,12 @@
 </file>
 
 <file path=customXml/item3.xml><?xml version="1.0" encoding="utf-8"?>
-<b:Sources xmlns:b="http://schemas.openxmlformats.org/officeDocument/2006/bibliography" xmlns="http://schemas.openxmlformats.org/officeDocument/2006/bibliography" SelectedStyle="\APA.XSL" StyleName="APA"/>
+<?mso-contentType ?>
+<FormTemplates xmlns="http://schemas.microsoft.com/sharepoint/v3/contenttype/forms">
+  <Display>DocumentLibraryForm</Display>
+  <Edit>DocumentLibraryForm</Edit>
+  <New>DocumentLibraryForm</New>
+</FormTemplates>
 </file>
 
 <file path=customXml/item4.xml><?xml version="1.0" encoding="utf-8"?>
@@ -12672,9 +14216,9 @@
 </file>
 
 <file path=customXml/itemProps1.xml><?xml version="1.0" encoding="utf-8"?>
-<ds:datastoreItem xmlns:ds="http://schemas.openxmlformats.org/officeDocument/2006/customXml" ds:itemID="{A8BEE9C3-75AD-4607-B106-1B44B05722EA}">
+<ds:datastoreItem xmlns:ds="http://schemas.openxmlformats.org/officeDocument/2006/customXml" ds:itemID="{9C46D67E-02BF-4E37-8EF1-2391CC03D27F}">
   <ds:schemaRefs>
-    <ds:schemaRef ds:uri="http://schemas.microsoft.com/sharepoint/v3/contenttype/forms"/>
+    <ds:schemaRef ds:uri="http://schemas.openxmlformats.org/officeDocument/2006/bibliography"/>
   </ds:schemaRefs>
 </ds:datastoreItem>
 </file>
@@ -12698,9 +14242,9 @@
 </file>
 
 <file path=customXml/itemProps3.xml><?xml version="1.0" encoding="utf-8"?>
-<ds:datastoreItem xmlns:ds="http://schemas.openxmlformats.org/officeDocument/2006/customXml" ds:itemID="{9C46D67E-02BF-4E37-8EF1-2391CC03D27F}">
+<ds:datastoreItem xmlns:ds="http://schemas.openxmlformats.org/officeDocument/2006/customXml" ds:itemID="{A8BEE9C3-75AD-4607-B106-1B44B05722EA}">
   <ds:schemaRefs>
-    <ds:schemaRef ds:uri="http://schemas.openxmlformats.org/officeDocument/2006/bibliography"/>
+    <ds:schemaRef ds:uri="http://schemas.microsoft.com/sharepoint/v3/contenttype/forms"/>
   </ds:schemaRefs>
 </ds:datastoreItem>
 </file>

--- a/docs/client_analysis/report_APS.docx
+++ b/docs/client_analysis/report_APS.docx
@@ -6,25 +6,18 @@
       <w:pPr>
         <w:pStyle w:val="Corpodetexto"/>
       </w:pPr>
-      <w:bookmarkStart w:id="0" w:name="_Toc471979356"/>
-      <w:bookmarkStart w:id="1" w:name="_Toc211418589"/>
-      <w:bookmarkStart w:id="2" w:name="bkRunHead"/>
+      <w:bookmarkStart w:id="0" w:name="bkRunHead"/>
     </w:p>
     <w:p>
       <w:pPr>
         <w:pStyle w:val="Corpodetexto"/>
       </w:pPr>
-    </w:p>
-    <w:p>
-      <w:pPr>
-        <w:pStyle w:val="Corpodetexto"/>
-      </w:pPr>
       <w:r>
         <w:rPr>
           <w:noProof/>
         </w:rPr>
         <w:drawing>
-          <wp:anchor distT="0" distB="0" distL="114300" distR="114300" simplePos="0" relativeHeight="251659264" behindDoc="0" locked="0" layoutInCell="1" allowOverlap="1" wp14:anchorId="60D82EF0" wp14:editId="608DA61F">
+          <wp:anchor distT="0" distB="0" distL="114300" distR="114300" simplePos="0" relativeHeight="251659264" behindDoc="0" locked="0" layoutInCell="1" allowOverlap="1" wp14:anchorId="6BAF49BA" wp14:editId="3EAC4E5F">
             <wp:simplePos x="0" y="0"/>
             <wp:positionH relativeFrom="margin">
               <wp:posOffset>294005</wp:posOffset>
@@ -94,7 +87,7 @@
           <w:noProof/>
         </w:rPr>
         <w:drawing>
-          <wp:inline distT="0" distB="0" distL="0" distR="0" wp14:anchorId="352AD38C" wp14:editId="470264FF">
+          <wp:inline distT="0" distB="0" distL="0" distR="0" wp14:anchorId="73475844" wp14:editId="13122D08">
             <wp:extent cx="3968750" cy="1165608"/>
             <wp:effectExtent l="0" t="0" r="0" b="0"/>
             <wp:docPr id="1" name="Imagem 1" descr="Uma imagem com alimentação&#10;&#10;Descrição gerada automaticamente"/>
@@ -154,14 +147,6 @@
     </w:p>
     <w:p>
       <w:pPr>
-        <w:pStyle w:val="Corpodetexto"/>
-        <w:rPr>
-          <w:rFonts w:asciiTheme="minorHAnsi" w:hAnsiTheme="minorHAnsi" w:cstheme="minorHAnsi"/>
-        </w:rPr>
-      </w:pPr>
-    </w:p>
-    <w:p>
-      <w:pPr>
         <w:pStyle w:val="Ttulo"/>
         <w:jc w:val="center"/>
         <w:rPr>
@@ -276,7 +261,7 @@
         </w:rPr>
       </w:pPr>
     </w:p>
-    <w:bookmarkEnd w:id="2"/>
+    <w:bookmarkEnd w:id="0"/>
     <w:p>
       <w:pPr>
         <w:pStyle w:val="Corpodetexto"/>
@@ -505,15 +490,6 @@
         <w:pStyle w:val="Corpodetexto"/>
         <w:rPr>
           <w:rFonts w:asciiTheme="minorHAnsi" w:hAnsiTheme="minorHAnsi" w:cstheme="minorHAnsi"/>
-          <w:sz w:val="24"/>
-        </w:rPr>
-      </w:pPr>
-    </w:p>
-    <w:p>
-      <w:pPr>
-        <w:pStyle w:val="Corpodetexto"/>
-        <w:rPr>
-          <w:rFonts w:asciiTheme="minorHAnsi" w:hAnsiTheme="minorHAnsi" w:cstheme="minorHAnsi"/>
         </w:rPr>
       </w:pPr>
     </w:p>
@@ -533,7 +509,7 @@
           <w:b/>
         </w:rPr>
       </w:pPr>
-      <w:bookmarkStart w:id="3" w:name="_Toc448847918"/>
+      <w:bookmarkStart w:id="1" w:name="_Toc448847918"/>
       <w:r>
         <w:rPr>
           <w:rFonts w:asciiTheme="minorHAnsi" w:eastAsia="Arial Narrow" w:hAnsiTheme="minorHAnsi" w:cstheme="minorHAnsi"/>
@@ -562,10 +538,10 @@
         </w:rPr>
         <w:t>2025</w:t>
       </w:r>
-      <w:bookmarkStart w:id="4" w:name="_Toc471979348"/>
-      <w:bookmarkEnd w:id="3"/>
-    </w:p>
-    <w:bookmarkEnd w:id="4" w:displacedByCustomXml="next"/>
+      <w:bookmarkStart w:id="2" w:name="_Toc471979348"/>
+      <w:bookmarkEnd w:id="1"/>
+    </w:p>
+    <w:bookmarkEnd w:id="2" w:displacedByCustomXml="next"/>
     <w:sdt>
       <w:sdtPr>
         <w:rPr>
@@ -638,7 +614,7 @@
           <w:r>
             <w:fldChar w:fldCharType="separate"/>
           </w:r>
-          <w:hyperlink w:anchor="_Toc211604096" w:history="1">
+          <w:hyperlink w:anchor="_Toc211610907" w:history="1">
             <w:r>
               <w:rPr>
                 <w:rStyle w:val="Hiperligao"/>
@@ -666,7 +642,7 @@
                 <w:noProof/>
                 <w:webHidden/>
               </w:rPr>
-              <w:instrText xml:space="preserve"> PAGEREF _Toc211604096 \h </w:instrText>
+              <w:instrText xml:space="preserve"> PAGEREF _Toc211610907 \h </w:instrText>
             </w:r>
             <w:r>
               <w:rPr>
@@ -711,7 +687,7 @@
               <w14:ligatures w14:val="standardContextual"/>
             </w:rPr>
           </w:pPr>
-          <w:hyperlink w:anchor="_Toc211604097" w:history="1">
+          <w:hyperlink w:anchor="_Toc211610908" w:history="1">
             <w:r>
               <w:rPr>
                 <w:rStyle w:val="Hiperligao"/>
@@ -739,7 +715,7 @@
                 <w:noProof/>
                 <w:webHidden/>
               </w:rPr>
-              <w:instrText xml:space="preserve"> PAGEREF _Toc211604097 \h </w:instrText>
+              <w:instrText xml:space="preserve"> PAGEREF _Toc211610908 \h </w:instrText>
             </w:r>
             <w:r>
               <w:rPr>
@@ -784,7 +760,7 @@
               <w14:ligatures w14:val="standardContextual"/>
             </w:rPr>
           </w:pPr>
-          <w:hyperlink w:anchor="_Toc211604098" w:history="1">
+          <w:hyperlink w:anchor="_Toc211610909" w:history="1">
             <w:r>
               <w:rPr>
                 <w:rStyle w:val="Hiperligao"/>
@@ -811,7 +787,7 @@
                 <w:noProof/>
                 <w:webHidden/>
               </w:rPr>
-              <w:instrText xml:space="preserve"> PAGEREF _Toc211604098 \h </w:instrText>
+              <w:instrText xml:space="preserve"> PAGEREF _Toc211610909 \h </w:instrText>
             </w:r>
             <w:r>
               <w:rPr>
@@ -856,7 +832,7 @@
               <w14:ligatures w14:val="standardContextual"/>
             </w:rPr>
           </w:pPr>
-          <w:hyperlink w:anchor="_Toc211604099" w:history="1">
+          <w:hyperlink w:anchor="_Toc211610910" w:history="1">
             <w:r>
               <w:rPr>
                 <w:rStyle w:val="Hiperligao"/>
@@ -883,7 +859,7 @@
                 <w:noProof/>
                 <w:webHidden/>
               </w:rPr>
-              <w:instrText xml:space="preserve"> PAGEREF _Toc211604099 \h </w:instrText>
+              <w:instrText xml:space="preserve"> PAGEREF _Toc211610910 \h </w:instrText>
             </w:r>
             <w:r>
               <w:rPr>
@@ -928,7 +904,7 @@
               <w14:ligatures w14:val="standardContextual"/>
             </w:rPr>
           </w:pPr>
-          <w:hyperlink w:anchor="_Toc211604100" w:history="1">
+          <w:hyperlink w:anchor="_Toc211610911" w:history="1">
             <w:r>
               <w:rPr>
                 <w:rStyle w:val="Hiperligao"/>
@@ -955,7 +931,7 @@
                 <w:noProof/>
                 <w:webHidden/>
               </w:rPr>
-              <w:instrText xml:space="preserve"> PAGEREF _Toc211604100 \h </w:instrText>
+              <w:instrText xml:space="preserve"> PAGEREF _Toc211610911 \h </w:instrText>
             </w:r>
             <w:r>
               <w:rPr>
@@ -976,6 +952,376 @@
                 <w:webHidden/>
               </w:rPr>
               <w:t>6</w:t>
+            </w:r>
+            <w:r>
+              <w:rPr>
+                <w:noProof/>
+                <w:webHidden/>
+              </w:rPr>
+              <w:fldChar w:fldCharType="end"/>
+            </w:r>
+          </w:hyperlink>
+        </w:p>
+        <w:p>
+          <w:pPr>
+            <w:pStyle w:val="ndice3"/>
+            <w:tabs>
+              <w:tab w:val="right" w:leader="dot" w:pos="9350"/>
+            </w:tabs>
+            <w:rPr>
+              <w:rFonts w:asciiTheme="minorHAnsi" w:eastAsiaTheme="minorEastAsia" w:hAnsiTheme="minorHAnsi" w:cstheme="minorBidi"/>
+              <w:noProof/>
+              <w:kern w:val="2"/>
+              <w:sz w:val="24"/>
+              <w14:ligatures w14:val="standardContextual"/>
+            </w:rPr>
+          </w:pPr>
+          <w:hyperlink w:anchor="_Toc211610912" w:history="1">
+            <w:r>
+              <w:rPr>
+                <w:rStyle w:val="Hiperligao"/>
+                <w:b/>
+                <w:bCs/>
+                <w:noProof/>
+              </w:rPr>
+              <w:t>Enquadramento Institucional</w:t>
+            </w:r>
+            <w:r>
+              <w:rPr>
+                <w:noProof/>
+                <w:webHidden/>
+              </w:rPr>
+              <w:tab/>
+            </w:r>
+            <w:r>
+              <w:rPr>
+                <w:noProof/>
+                <w:webHidden/>
+              </w:rPr>
+              <w:fldChar w:fldCharType="begin"/>
+            </w:r>
+            <w:r>
+              <w:rPr>
+                <w:noProof/>
+                <w:webHidden/>
+              </w:rPr>
+              <w:instrText xml:space="preserve"> PAGEREF _Toc211610912 \h </w:instrText>
+            </w:r>
+            <w:r>
+              <w:rPr>
+                <w:noProof/>
+                <w:webHidden/>
+              </w:rPr>
+            </w:r>
+            <w:r>
+              <w:rPr>
+                <w:noProof/>
+                <w:webHidden/>
+              </w:rPr>
+              <w:fldChar w:fldCharType="separate"/>
+            </w:r>
+            <w:r>
+              <w:rPr>
+                <w:noProof/>
+                <w:webHidden/>
+              </w:rPr>
+              <w:t>6</w:t>
+            </w:r>
+            <w:r>
+              <w:rPr>
+                <w:noProof/>
+                <w:webHidden/>
+              </w:rPr>
+              <w:fldChar w:fldCharType="end"/>
+            </w:r>
+          </w:hyperlink>
+        </w:p>
+        <w:p>
+          <w:pPr>
+            <w:pStyle w:val="ndice3"/>
+            <w:tabs>
+              <w:tab w:val="right" w:leader="dot" w:pos="9350"/>
+            </w:tabs>
+            <w:rPr>
+              <w:rFonts w:asciiTheme="minorHAnsi" w:eastAsiaTheme="minorEastAsia" w:hAnsiTheme="minorHAnsi" w:cstheme="minorBidi"/>
+              <w:noProof/>
+              <w:kern w:val="2"/>
+              <w:sz w:val="24"/>
+              <w14:ligatures w14:val="standardContextual"/>
+            </w:rPr>
+          </w:pPr>
+          <w:hyperlink w:anchor="_Toc211610913" w:history="1">
+            <w:r>
+              <w:rPr>
+                <w:rStyle w:val="Hiperligao"/>
+                <w:b/>
+                <w:bCs/>
+                <w:noProof/>
+              </w:rPr>
+              <w:t>Missão e Objetivos Estratégicos</w:t>
+            </w:r>
+            <w:r>
+              <w:rPr>
+                <w:noProof/>
+                <w:webHidden/>
+              </w:rPr>
+              <w:tab/>
+            </w:r>
+            <w:r>
+              <w:rPr>
+                <w:noProof/>
+                <w:webHidden/>
+              </w:rPr>
+              <w:fldChar w:fldCharType="begin"/>
+            </w:r>
+            <w:r>
+              <w:rPr>
+                <w:noProof/>
+                <w:webHidden/>
+              </w:rPr>
+              <w:instrText xml:space="preserve"> PAGEREF _Toc211610913 \h </w:instrText>
+            </w:r>
+            <w:r>
+              <w:rPr>
+                <w:noProof/>
+                <w:webHidden/>
+              </w:rPr>
+            </w:r>
+            <w:r>
+              <w:rPr>
+                <w:noProof/>
+                <w:webHidden/>
+              </w:rPr>
+              <w:fldChar w:fldCharType="separate"/>
+            </w:r>
+            <w:r>
+              <w:rPr>
+                <w:noProof/>
+                <w:webHidden/>
+              </w:rPr>
+              <w:t>6</w:t>
+            </w:r>
+            <w:r>
+              <w:rPr>
+                <w:noProof/>
+                <w:webHidden/>
+              </w:rPr>
+              <w:fldChar w:fldCharType="end"/>
+            </w:r>
+          </w:hyperlink>
+        </w:p>
+        <w:p>
+          <w:pPr>
+            <w:pStyle w:val="ndice3"/>
+            <w:tabs>
+              <w:tab w:val="right" w:leader="dot" w:pos="9350"/>
+            </w:tabs>
+            <w:rPr>
+              <w:rFonts w:asciiTheme="minorHAnsi" w:eastAsiaTheme="minorEastAsia" w:hAnsiTheme="minorHAnsi" w:cstheme="minorBidi"/>
+              <w:noProof/>
+              <w:kern w:val="2"/>
+              <w:sz w:val="24"/>
+              <w14:ligatures w14:val="standardContextual"/>
+            </w:rPr>
+          </w:pPr>
+          <w:hyperlink w:anchor="_Toc211610914" w:history="1">
+            <w:r>
+              <w:rPr>
+                <w:rStyle w:val="Hiperligao"/>
+                <w:b/>
+                <w:bCs/>
+                <w:noProof/>
+              </w:rPr>
+              <w:t>Porto de Sines: Papel e Infraestruturas</w:t>
+            </w:r>
+            <w:r>
+              <w:rPr>
+                <w:noProof/>
+                <w:webHidden/>
+              </w:rPr>
+              <w:tab/>
+            </w:r>
+            <w:r>
+              <w:rPr>
+                <w:noProof/>
+                <w:webHidden/>
+              </w:rPr>
+              <w:fldChar w:fldCharType="begin"/>
+            </w:r>
+            <w:r>
+              <w:rPr>
+                <w:noProof/>
+                <w:webHidden/>
+              </w:rPr>
+              <w:instrText xml:space="preserve"> PAGEREF _Toc211610914 \h </w:instrText>
+            </w:r>
+            <w:r>
+              <w:rPr>
+                <w:noProof/>
+                <w:webHidden/>
+              </w:rPr>
+            </w:r>
+            <w:r>
+              <w:rPr>
+                <w:noProof/>
+                <w:webHidden/>
+              </w:rPr>
+              <w:fldChar w:fldCharType="separate"/>
+            </w:r>
+            <w:r>
+              <w:rPr>
+                <w:noProof/>
+                <w:webHidden/>
+              </w:rPr>
+              <w:t>6</w:t>
+            </w:r>
+            <w:r>
+              <w:rPr>
+                <w:noProof/>
+                <w:webHidden/>
+              </w:rPr>
+              <w:fldChar w:fldCharType="end"/>
+            </w:r>
+          </w:hyperlink>
+        </w:p>
+        <w:p>
+          <w:pPr>
+            <w:pStyle w:val="ndice3"/>
+            <w:tabs>
+              <w:tab w:val="right" w:leader="dot" w:pos="9350"/>
+            </w:tabs>
+            <w:rPr>
+              <w:rFonts w:asciiTheme="minorHAnsi" w:eastAsiaTheme="minorEastAsia" w:hAnsiTheme="minorHAnsi" w:cstheme="minorBidi"/>
+              <w:noProof/>
+              <w:kern w:val="2"/>
+              <w:sz w:val="24"/>
+              <w14:ligatures w14:val="standardContextual"/>
+            </w:rPr>
+          </w:pPr>
+          <w:hyperlink w:anchor="_Toc211610915" w:history="1">
+            <w:r>
+              <w:rPr>
+                <w:rStyle w:val="Hiperligao"/>
+                <w:b/>
+                <w:bCs/>
+                <w:noProof/>
+              </w:rPr>
+              <w:t>Indicadores-chave e Atividade Recente</w:t>
+            </w:r>
+            <w:r>
+              <w:rPr>
+                <w:noProof/>
+                <w:webHidden/>
+              </w:rPr>
+              <w:tab/>
+            </w:r>
+            <w:r>
+              <w:rPr>
+                <w:noProof/>
+                <w:webHidden/>
+              </w:rPr>
+              <w:fldChar w:fldCharType="begin"/>
+            </w:r>
+            <w:r>
+              <w:rPr>
+                <w:noProof/>
+                <w:webHidden/>
+              </w:rPr>
+              <w:instrText xml:space="preserve"> PAGEREF _Toc211610915 \h </w:instrText>
+            </w:r>
+            <w:r>
+              <w:rPr>
+                <w:noProof/>
+                <w:webHidden/>
+              </w:rPr>
+            </w:r>
+            <w:r>
+              <w:rPr>
+                <w:noProof/>
+                <w:webHidden/>
+              </w:rPr>
+              <w:fldChar w:fldCharType="separate"/>
+            </w:r>
+            <w:r>
+              <w:rPr>
+                <w:noProof/>
+                <w:webHidden/>
+              </w:rPr>
+              <w:t>6</w:t>
+            </w:r>
+            <w:r>
+              <w:rPr>
+                <w:noProof/>
+                <w:webHidden/>
+              </w:rPr>
+              <w:fldChar w:fldCharType="end"/>
+            </w:r>
+          </w:hyperlink>
+        </w:p>
+        <w:p>
+          <w:pPr>
+            <w:pStyle w:val="ndice3"/>
+            <w:tabs>
+              <w:tab w:val="right" w:leader="dot" w:pos="9350"/>
+            </w:tabs>
+            <w:rPr>
+              <w:rFonts w:asciiTheme="minorHAnsi" w:eastAsiaTheme="minorEastAsia" w:hAnsiTheme="minorHAnsi" w:cstheme="minorBidi"/>
+              <w:noProof/>
+              <w:kern w:val="2"/>
+              <w:sz w:val="24"/>
+              <w14:ligatures w14:val="standardContextual"/>
+            </w:rPr>
+          </w:pPr>
+          <w:hyperlink w:anchor="_Toc211610916" w:history="1">
+            <w:r>
+              <w:rPr>
+                <w:rStyle w:val="Hiperligao"/>
+                <w:b/>
+                <w:bCs/>
+                <w:noProof/>
+              </w:rPr>
+              <w:t>Principais Mercados e Parceiros Internacionais</w:t>
+            </w:r>
+            <w:r>
+              <w:rPr>
+                <w:noProof/>
+                <w:webHidden/>
+              </w:rPr>
+              <w:tab/>
+            </w:r>
+            <w:r>
+              <w:rPr>
+                <w:noProof/>
+                <w:webHidden/>
+              </w:rPr>
+              <w:fldChar w:fldCharType="begin"/>
+            </w:r>
+            <w:r>
+              <w:rPr>
+                <w:noProof/>
+                <w:webHidden/>
+              </w:rPr>
+              <w:instrText xml:space="preserve"> PAGEREF _Toc211610916 \h </w:instrText>
+            </w:r>
+            <w:r>
+              <w:rPr>
+                <w:noProof/>
+                <w:webHidden/>
+              </w:rPr>
+            </w:r>
+            <w:r>
+              <w:rPr>
+                <w:noProof/>
+                <w:webHidden/>
+              </w:rPr>
+              <w:fldChar w:fldCharType="separate"/>
+            </w:r>
+            <w:r>
+              <w:rPr>
+                <w:noProof/>
+                <w:webHidden/>
+              </w:rPr>
+              <w:t>7</w:t>
             </w:r>
             <w:r>
               <w:rPr>
@@ -1000,7 +1346,7 @@
               <w14:ligatures w14:val="standardContextual"/>
             </w:rPr>
           </w:pPr>
-          <w:hyperlink w:anchor="_Toc211604101" w:history="1">
+          <w:hyperlink w:anchor="_Toc211610917" w:history="1">
             <w:r>
               <w:rPr>
                 <w:rStyle w:val="Hiperligao"/>
@@ -1027,7 +1373,7 @@
                 <w:noProof/>
                 <w:webHidden/>
               </w:rPr>
-              <w:instrText xml:space="preserve"> PAGEREF _Toc211604101 \h </w:instrText>
+              <w:instrText xml:space="preserve"> PAGEREF _Toc211610917 \h </w:instrText>
             </w:r>
             <w:r>
               <w:rPr>
@@ -1047,7 +1393,7 @@
                 <w:noProof/>
                 <w:webHidden/>
               </w:rPr>
-              <w:t>7</w:t>
+              <w:t>8</w:t>
             </w:r>
             <w:r>
               <w:rPr>
@@ -1072,7 +1418,7 @@
               <w14:ligatures w14:val="standardContextual"/>
             </w:rPr>
           </w:pPr>
-          <w:hyperlink w:anchor="_Toc211604102" w:history="1">
+          <w:hyperlink w:anchor="_Toc211610918" w:history="1">
             <w:r>
               <w:rPr>
                 <w:rStyle w:val="Hiperligao"/>
@@ -1099,7 +1445,7 @@
                 <w:noProof/>
                 <w:webHidden/>
               </w:rPr>
-              <w:instrText xml:space="preserve"> PAGEREF _Toc211604102 \h </w:instrText>
+              <w:instrText xml:space="preserve"> PAGEREF _Toc211610918 \h </w:instrText>
             </w:r>
             <w:r>
               <w:rPr>
@@ -1119,7 +1465,7 @@
                 <w:noProof/>
                 <w:webHidden/>
               </w:rPr>
-              <w:t>8</w:t>
+              <w:t>10</w:t>
             </w:r>
             <w:r>
               <w:rPr>
@@ -1144,7 +1490,7 @@
               <w14:ligatures w14:val="standardContextual"/>
             </w:rPr>
           </w:pPr>
-          <w:hyperlink w:anchor="_Toc211604103" w:history="1">
+          <w:hyperlink w:anchor="_Toc211610919" w:history="1">
             <w:r>
               <w:rPr>
                 <w:rStyle w:val="Hiperligao"/>
@@ -1171,7 +1517,7 @@
                 <w:noProof/>
                 <w:webHidden/>
               </w:rPr>
-              <w:instrText xml:space="preserve"> PAGEREF _Toc211604103 \h </w:instrText>
+              <w:instrText xml:space="preserve"> PAGEREF _Toc211610919 \h </w:instrText>
             </w:r>
             <w:r>
               <w:rPr>
@@ -1191,7 +1537,7 @@
                 <w:noProof/>
                 <w:webHidden/>
               </w:rPr>
-              <w:t>8</w:t>
+              <w:t>10</w:t>
             </w:r>
             <w:r>
               <w:rPr>
@@ -1216,7 +1562,7 @@
               <w14:ligatures w14:val="standardContextual"/>
             </w:rPr>
           </w:pPr>
-          <w:hyperlink w:anchor="_Toc211604104" w:history="1">
+          <w:hyperlink w:anchor="_Toc211610920" w:history="1">
             <w:r>
               <w:rPr>
                 <w:rStyle w:val="Hiperligao"/>
@@ -1245,7 +1591,7 @@
                 <w:noProof/>
                 <w:webHidden/>
               </w:rPr>
-              <w:instrText xml:space="preserve"> PAGEREF _Toc211604104 \h </w:instrText>
+              <w:instrText xml:space="preserve"> PAGEREF _Toc211610920 \h </w:instrText>
             </w:r>
             <w:r>
               <w:rPr>
@@ -1265,7 +1611,7 @@
                 <w:noProof/>
                 <w:webHidden/>
               </w:rPr>
-              <w:t>8</w:t>
+              <w:t>10</w:t>
             </w:r>
             <w:r>
               <w:rPr>
@@ -1290,7 +1636,7 @@
               <w14:ligatures w14:val="standardContextual"/>
             </w:rPr>
           </w:pPr>
-          <w:hyperlink w:anchor="_Toc211604105" w:history="1">
+          <w:hyperlink w:anchor="_Toc211610921" w:history="1">
             <w:r>
               <w:rPr>
                 <w:rStyle w:val="Hiperligao"/>
@@ -1319,7 +1665,7 @@
                 <w:noProof/>
                 <w:webHidden/>
               </w:rPr>
-              <w:instrText xml:space="preserve"> PAGEREF _Toc211604105 \h </w:instrText>
+              <w:instrText xml:space="preserve"> PAGEREF _Toc211610921 \h </w:instrText>
             </w:r>
             <w:r>
               <w:rPr>
@@ -1339,7 +1685,7 @@
                 <w:noProof/>
                 <w:webHidden/>
               </w:rPr>
-              <w:t>9</w:t>
+              <w:t>11</w:t>
             </w:r>
             <w:r>
               <w:rPr>
@@ -1364,7 +1710,7 @@
               <w14:ligatures w14:val="standardContextual"/>
             </w:rPr>
           </w:pPr>
-          <w:hyperlink w:anchor="_Toc211604106" w:history="1">
+          <w:hyperlink w:anchor="_Toc211610922" w:history="1">
             <w:r>
               <w:rPr>
                 <w:rStyle w:val="Hiperligao"/>
@@ -1391,7 +1737,7 @@
                 <w:noProof/>
                 <w:webHidden/>
               </w:rPr>
-              <w:instrText xml:space="preserve"> PAGEREF _Toc211604106 \h </w:instrText>
+              <w:instrText xml:space="preserve"> PAGEREF _Toc211610922 \h </w:instrText>
             </w:r>
             <w:r>
               <w:rPr>
@@ -1411,7 +1757,7 @@
                 <w:noProof/>
                 <w:webHidden/>
               </w:rPr>
-              <w:t>10</w:t>
+              <w:t>12</w:t>
             </w:r>
             <w:r>
               <w:rPr>
@@ -1436,7 +1782,7 @@
               <w14:ligatures w14:val="standardContextual"/>
             </w:rPr>
           </w:pPr>
-          <w:hyperlink w:anchor="_Toc211604107" w:history="1">
+          <w:hyperlink w:anchor="_Toc211610923" w:history="1">
             <w:r>
               <w:rPr>
                 <w:rStyle w:val="Hiperligao"/>
@@ -1465,7 +1811,7 @@
                 <w:noProof/>
                 <w:webHidden/>
               </w:rPr>
-              <w:instrText xml:space="preserve"> PAGEREF _Toc211604107 \h </w:instrText>
+              <w:instrText xml:space="preserve"> PAGEREF _Toc211610923 \h </w:instrText>
             </w:r>
             <w:r>
               <w:rPr>
@@ -1485,7 +1831,7 @@
                 <w:noProof/>
                 <w:webHidden/>
               </w:rPr>
-              <w:t>10</w:t>
+              <w:t>13</w:t>
             </w:r>
             <w:r>
               <w:rPr>
@@ -1510,7 +1856,7 @@
               <w14:ligatures w14:val="standardContextual"/>
             </w:rPr>
           </w:pPr>
-          <w:hyperlink w:anchor="_Toc211604108" w:history="1">
+          <w:hyperlink w:anchor="_Toc211610924" w:history="1">
             <w:r>
               <w:rPr>
                 <w:rStyle w:val="Hiperligao"/>
@@ -1539,7 +1885,7 @@
                 <w:noProof/>
                 <w:webHidden/>
               </w:rPr>
-              <w:instrText xml:space="preserve"> PAGEREF _Toc211604108 \h </w:instrText>
+              <w:instrText xml:space="preserve"> PAGEREF _Toc211610924 \h </w:instrText>
             </w:r>
             <w:r>
               <w:rPr>
@@ -1559,7 +1905,7 @@
                 <w:noProof/>
                 <w:webHidden/>
               </w:rPr>
-              <w:t>11</w:t>
+              <w:t>13</w:t>
             </w:r>
             <w:r>
               <w:rPr>
@@ -1584,7 +1930,7 @@
               <w14:ligatures w14:val="standardContextual"/>
             </w:rPr>
           </w:pPr>
-          <w:hyperlink w:anchor="_Toc211604109" w:history="1">
+          <w:hyperlink w:anchor="_Toc211610925" w:history="1">
             <w:r>
               <w:rPr>
                 <w:rStyle w:val="Hiperligao"/>
@@ -1613,7 +1959,7 @@
                 <w:noProof/>
                 <w:webHidden/>
               </w:rPr>
-              <w:instrText xml:space="preserve"> PAGEREF _Toc211604109 \h </w:instrText>
+              <w:instrText xml:space="preserve"> PAGEREF _Toc211610925 \h </w:instrText>
             </w:r>
             <w:r>
               <w:rPr>
@@ -1633,7 +1979,7 @@
                 <w:noProof/>
                 <w:webHidden/>
               </w:rPr>
-              <w:t>11</w:t>
+              <w:t>14</w:t>
             </w:r>
             <w:r>
               <w:rPr>
@@ -1658,7 +2004,7 @@
               <w14:ligatures w14:val="standardContextual"/>
             </w:rPr>
           </w:pPr>
-          <w:hyperlink w:anchor="_Toc211604110" w:history="1">
+          <w:hyperlink w:anchor="_Toc211610926" w:history="1">
             <w:r>
               <w:rPr>
                 <w:rStyle w:val="Hiperligao"/>
@@ -1687,7 +2033,7 @@
                 <w:noProof/>
                 <w:webHidden/>
               </w:rPr>
-              <w:instrText xml:space="preserve"> PAGEREF _Toc211604110 \h </w:instrText>
+              <w:instrText xml:space="preserve"> PAGEREF _Toc211610926 \h </w:instrText>
             </w:r>
             <w:r>
               <w:rPr>
@@ -1707,7 +2053,7 @@
                 <w:noProof/>
                 <w:webHidden/>
               </w:rPr>
-              <w:t>13</w:t>
+              <w:t>15</w:t>
             </w:r>
             <w:r>
               <w:rPr>
@@ -1732,7 +2078,7 @@
               <w14:ligatures w14:val="standardContextual"/>
             </w:rPr>
           </w:pPr>
-          <w:hyperlink w:anchor="_Toc211604111" w:history="1">
+          <w:hyperlink w:anchor="_Toc211610927" w:history="1">
             <w:r>
               <w:rPr>
                 <w:rStyle w:val="Hiperligao"/>
@@ -1759,7 +2105,7 @@
                 <w:noProof/>
                 <w:webHidden/>
               </w:rPr>
-              <w:instrText xml:space="preserve"> PAGEREF _Toc211604111 \h </w:instrText>
+              <w:instrText xml:space="preserve"> PAGEREF _Toc211610927 \h </w:instrText>
             </w:r>
             <w:r>
               <w:rPr>
@@ -1779,7 +2125,7 @@
                 <w:noProof/>
                 <w:webHidden/>
               </w:rPr>
-              <w:t>15</w:t>
+              <w:t>17</w:t>
             </w:r>
             <w:r>
               <w:rPr>
@@ -1804,7 +2150,7 @@
               <w14:ligatures w14:val="standardContextual"/>
             </w:rPr>
           </w:pPr>
-          <w:hyperlink w:anchor="_Toc211604112" w:history="1">
+          <w:hyperlink w:anchor="_Toc211610928" w:history="1">
             <w:r>
               <w:rPr>
                 <w:rStyle w:val="Hiperligao"/>
@@ -1831,7 +2177,7 @@
                 <w:noProof/>
                 <w:webHidden/>
               </w:rPr>
-              <w:instrText xml:space="preserve"> PAGEREF _Toc211604112 \h </w:instrText>
+              <w:instrText xml:space="preserve"> PAGEREF _Toc211610928 \h </w:instrText>
             </w:r>
             <w:r>
               <w:rPr>
@@ -1851,7 +2197,7 @@
                 <w:noProof/>
                 <w:webHidden/>
               </w:rPr>
-              <w:t>15</w:t>
+              <w:t>17</w:t>
             </w:r>
             <w:r>
               <w:rPr>
@@ -1876,7 +2222,7 @@
               <w14:ligatures w14:val="standardContextual"/>
             </w:rPr>
           </w:pPr>
-          <w:hyperlink w:anchor="_Toc211604113" w:history="1">
+          <w:hyperlink w:anchor="_Toc211610929" w:history="1">
             <w:r>
               <w:rPr>
                 <w:rStyle w:val="Hiperligao"/>
@@ -1903,7 +2249,7 @@
                 <w:noProof/>
                 <w:webHidden/>
               </w:rPr>
-              <w:instrText xml:space="preserve"> PAGEREF _Toc211604113 \h </w:instrText>
+              <w:instrText xml:space="preserve"> PAGEREF _Toc211610929 \h </w:instrText>
             </w:r>
             <w:r>
               <w:rPr>
@@ -1923,7 +2269,7 @@
                 <w:noProof/>
                 <w:webHidden/>
               </w:rPr>
-              <w:t>15</w:t>
+              <w:t>17</w:t>
             </w:r>
             <w:r>
               <w:rPr>
@@ -1948,7 +2294,7 @@
               <w14:ligatures w14:val="standardContextual"/>
             </w:rPr>
           </w:pPr>
-          <w:hyperlink w:anchor="_Toc211604114" w:history="1">
+          <w:hyperlink w:anchor="_Toc211610930" w:history="1">
             <w:r>
               <w:rPr>
                 <w:rStyle w:val="Hiperligao"/>
@@ -1975,7 +2321,7 @@
                 <w:noProof/>
                 <w:webHidden/>
               </w:rPr>
-              <w:instrText xml:space="preserve"> PAGEREF _Toc211604114 \h </w:instrText>
+              <w:instrText xml:space="preserve"> PAGEREF _Toc211610930 \h </w:instrText>
             </w:r>
             <w:r>
               <w:rPr>
@@ -1995,7 +2341,7 @@
                 <w:noProof/>
                 <w:webHidden/>
               </w:rPr>
-              <w:t>15</w:t>
+              <w:t>17</w:t>
             </w:r>
             <w:r>
               <w:rPr>
@@ -2020,7 +2366,7 @@
               <w14:ligatures w14:val="standardContextual"/>
             </w:rPr>
           </w:pPr>
-          <w:hyperlink w:anchor="_Toc211604115" w:history="1">
+          <w:hyperlink w:anchor="_Toc211610931" w:history="1">
             <w:r>
               <w:rPr>
                 <w:rStyle w:val="Hiperligao"/>
@@ -2047,7 +2393,7 @@
                 <w:noProof/>
                 <w:webHidden/>
               </w:rPr>
-              <w:instrText xml:space="preserve"> PAGEREF _Toc211604115 \h </w:instrText>
+              <w:instrText xml:space="preserve"> PAGEREF _Toc211610931 \h </w:instrText>
             </w:r>
             <w:r>
               <w:rPr>
@@ -2067,7 +2413,7 @@
                 <w:noProof/>
                 <w:webHidden/>
               </w:rPr>
-              <w:t>15</w:t>
+              <w:t>17</w:t>
             </w:r>
             <w:r>
               <w:rPr>
@@ -2092,7 +2438,7 @@
               <w14:ligatures w14:val="standardContextual"/>
             </w:rPr>
           </w:pPr>
-          <w:hyperlink w:anchor="_Toc211604116" w:history="1">
+          <w:hyperlink w:anchor="_Toc211610932" w:history="1">
             <w:r>
               <w:rPr>
                 <w:rStyle w:val="Hiperligao"/>
@@ -2119,7 +2465,7 @@
                 <w:noProof/>
                 <w:webHidden/>
               </w:rPr>
-              <w:instrText xml:space="preserve"> PAGEREF _Toc211604116 \h </w:instrText>
+              <w:instrText xml:space="preserve"> PAGEREF _Toc211610932 \h </w:instrText>
             </w:r>
             <w:r>
               <w:rPr>
@@ -2139,7 +2485,7 @@
                 <w:noProof/>
                 <w:webHidden/>
               </w:rPr>
-              <w:t>15</w:t>
+              <w:t>17</w:t>
             </w:r>
             <w:r>
               <w:rPr>
@@ -2164,7 +2510,7 @@
               <w14:ligatures w14:val="standardContextual"/>
             </w:rPr>
           </w:pPr>
-          <w:hyperlink w:anchor="_Toc211604117" w:history="1">
+          <w:hyperlink w:anchor="_Toc211610933" w:history="1">
             <w:r>
               <w:rPr>
                 <w:rStyle w:val="Hiperligao"/>
@@ -2191,7 +2537,7 @@
                 <w:noProof/>
                 <w:webHidden/>
               </w:rPr>
-              <w:instrText xml:space="preserve"> PAGEREF _Toc211604117 \h </w:instrText>
+              <w:instrText xml:space="preserve"> PAGEREF _Toc211610933 \h </w:instrText>
             </w:r>
             <w:r>
               <w:rPr>
@@ -2211,7 +2557,7 @@
                 <w:noProof/>
                 <w:webHidden/>
               </w:rPr>
-              <w:t>15</w:t>
+              <w:t>17</w:t>
             </w:r>
             <w:r>
               <w:rPr>
@@ -2236,7 +2582,7 @@
               <w14:ligatures w14:val="standardContextual"/>
             </w:rPr>
           </w:pPr>
-          <w:hyperlink w:anchor="_Toc211604118" w:history="1">
+          <w:hyperlink w:anchor="_Toc211610934" w:history="1">
             <w:r>
               <w:rPr>
                 <w:rStyle w:val="Hiperligao"/>
@@ -2263,7 +2609,7 @@
                 <w:noProof/>
                 <w:webHidden/>
               </w:rPr>
-              <w:instrText xml:space="preserve"> PAGEREF _Toc211604118 \h </w:instrText>
+              <w:instrText xml:space="preserve"> PAGEREF _Toc211610934 \h </w:instrText>
             </w:r>
             <w:r>
               <w:rPr>
@@ -2283,7 +2629,7 @@
                 <w:noProof/>
                 <w:webHidden/>
               </w:rPr>
-              <w:t>16</w:t>
+              <w:t>18</w:t>
             </w:r>
             <w:r>
               <w:rPr>
@@ -2308,7 +2654,7 @@
               <w14:ligatures w14:val="standardContextual"/>
             </w:rPr>
           </w:pPr>
-          <w:hyperlink w:anchor="_Toc211604119" w:history="1">
+          <w:hyperlink w:anchor="_Toc211610935" w:history="1">
             <w:r>
               <w:rPr>
                 <w:rStyle w:val="Hiperligao"/>
@@ -2335,7 +2681,7 @@
                 <w:noProof/>
                 <w:webHidden/>
               </w:rPr>
-              <w:instrText xml:space="preserve"> PAGEREF _Toc211604119 \h </w:instrText>
+              <w:instrText xml:space="preserve"> PAGEREF _Toc211610935 \h </w:instrText>
             </w:r>
             <w:r>
               <w:rPr>
@@ -2355,7 +2701,7 @@
                 <w:noProof/>
                 <w:webHidden/>
               </w:rPr>
-              <w:t>16</w:t>
+              <w:t>18</w:t>
             </w:r>
             <w:r>
               <w:rPr>
@@ -2380,7 +2726,7 @@
               <w14:ligatures w14:val="standardContextual"/>
             </w:rPr>
           </w:pPr>
-          <w:hyperlink w:anchor="_Toc211604120" w:history="1">
+          <w:hyperlink w:anchor="_Toc211610936" w:history="1">
             <w:r>
               <w:rPr>
                 <w:rStyle w:val="Hiperligao"/>
@@ -2407,7 +2753,7 @@
                 <w:noProof/>
                 <w:webHidden/>
               </w:rPr>
-              <w:instrText xml:space="preserve"> PAGEREF _Toc211604120 \h </w:instrText>
+              <w:instrText xml:space="preserve"> PAGEREF _Toc211610936 \h </w:instrText>
             </w:r>
             <w:r>
               <w:rPr>
@@ -2427,7 +2773,7 @@
                 <w:noProof/>
                 <w:webHidden/>
               </w:rPr>
-              <w:t>16</w:t>
+              <w:t>18</w:t>
             </w:r>
             <w:r>
               <w:rPr>
@@ -2452,7 +2798,7 @@
               <w14:ligatures w14:val="standardContextual"/>
             </w:rPr>
           </w:pPr>
-          <w:hyperlink w:anchor="_Toc211604121" w:history="1">
+          <w:hyperlink w:anchor="_Toc211610937" w:history="1">
             <w:r>
               <w:rPr>
                 <w:rStyle w:val="Hiperligao"/>
@@ -2479,7 +2825,7 @@
                 <w:noProof/>
                 <w:webHidden/>
               </w:rPr>
-              <w:instrText xml:space="preserve"> PAGEREF _Toc211604121 \h </w:instrText>
+              <w:instrText xml:space="preserve"> PAGEREF _Toc211610937 \h </w:instrText>
             </w:r>
             <w:r>
               <w:rPr>
@@ -2499,7 +2845,7 @@
                 <w:noProof/>
                 <w:webHidden/>
               </w:rPr>
-              <w:t>17</w:t>
+              <w:t>19</w:t>
             </w:r>
             <w:r>
               <w:rPr>
@@ -2524,7 +2870,7 @@
               <w14:ligatures w14:val="standardContextual"/>
             </w:rPr>
           </w:pPr>
-          <w:hyperlink w:anchor="_Toc211604122" w:history="1">
+          <w:hyperlink w:anchor="_Toc211610938" w:history="1">
             <w:r>
               <w:rPr>
                 <w:rStyle w:val="Hiperligao"/>
@@ -2552,7 +2898,7 @@
                 <w:noProof/>
                 <w:webHidden/>
               </w:rPr>
-              <w:instrText xml:space="preserve"> PAGEREF _Toc211604122 \h </w:instrText>
+              <w:instrText xml:space="preserve"> PAGEREF _Toc211610938 \h </w:instrText>
             </w:r>
             <w:r>
               <w:rPr>
@@ -2572,7 +2918,7 @@
                 <w:noProof/>
                 <w:webHidden/>
               </w:rPr>
-              <w:t>17</w:t>
+              <w:t>19</w:t>
             </w:r>
             <w:r>
               <w:rPr>
@@ -2597,14 +2943,13 @@
               <w14:ligatures w14:val="standardContextual"/>
             </w:rPr>
           </w:pPr>
-          <w:hyperlink w:anchor="_Toc211604123" w:history="1">
+          <w:hyperlink w:anchor="_Toc211610939" w:history="1">
             <w:r>
               <w:rPr>
                 <w:rStyle w:val="Hiperligao"/>
                 <w:noProof/>
-                <w:lang w:bidi="pt-PT"/>
-              </w:rPr>
-              <w:t>Organização</w:t>
+              </w:rPr>
+              <w:t>Opções Estratégicas para o Porto de Sines (2020-2030)</w:t>
             </w:r>
             <w:r>
               <w:rPr>
@@ -2625,7 +2970,7 @@
                 <w:noProof/>
                 <w:webHidden/>
               </w:rPr>
-              <w:instrText xml:space="preserve"> PAGEREF _Toc211604123 \h </w:instrText>
+              <w:instrText xml:space="preserve"> PAGEREF _Toc211610939 \h </w:instrText>
             </w:r>
             <w:r>
               <w:rPr>
@@ -2645,7 +2990,7 @@
                 <w:noProof/>
                 <w:webHidden/>
               </w:rPr>
-              <w:t>17</w:t>
+              <w:t>19</w:t>
             </w:r>
             <w:r>
               <w:rPr>
@@ -2670,13 +3015,13 @@
               <w14:ligatures w14:val="standardContextual"/>
             </w:rPr>
           </w:pPr>
-          <w:hyperlink w:anchor="_Toc211604124" w:history="1">
+          <w:hyperlink w:anchor="_Toc211610940" w:history="1">
             <w:r>
               <w:rPr>
                 <w:rStyle w:val="Hiperligao"/>
                 <w:noProof/>
               </w:rPr>
-              <w:t>Opções Estratégicas para o Porto de Sines (2020-2030)</w:t>
+              <w:t>Ligações e Hinterland</w:t>
             </w:r>
             <w:r>
               <w:rPr>
@@ -2697,7 +3042,7 @@
                 <w:noProof/>
                 <w:webHidden/>
               </w:rPr>
-              <w:instrText xml:space="preserve"> PAGEREF _Toc211604124 \h </w:instrText>
+              <w:instrText xml:space="preserve"> PAGEREF _Toc211610940 \h </w:instrText>
             </w:r>
             <w:r>
               <w:rPr>
@@ -2717,7 +3062,7 @@
                 <w:noProof/>
                 <w:webHidden/>
               </w:rPr>
-              <w:t>18</w:t>
+              <w:t>23</w:t>
             </w:r>
             <w:r>
               <w:rPr>
@@ -2742,13 +3087,13 @@
               <w14:ligatures w14:val="standardContextual"/>
             </w:rPr>
           </w:pPr>
-          <w:hyperlink w:anchor="_Toc211604125" w:history="1">
+          <w:hyperlink w:anchor="_Toc211610941" w:history="1">
             <w:r>
               <w:rPr>
                 <w:rStyle w:val="Hiperligao"/>
                 <w:noProof/>
               </w:rPr>
-              <w:t>Ligações e Hinterland</w:t>
+              <w:t>Estatísticas</w:t>
             </w:r>
             <w:r>
               <w:rPr>
@@ -2769,7 +3114,7 @@
                 <w:noProof/>
                 <w:webHidden/>
               </w:rPr>
-              <w:instrText xml:space="preserve"> PAGEREF _Toc211604125 \h </w:instrText>
+              <w:instrText xml:space="preserve"> PAGEREF _Toc211610941 \h </w:instrText>
             </w:r>
             <w:r>
               <w:rPr>
@@ -2789,79 +3134,7 @@
                 <w:noProof/>
                 <w:webHidden/>
               </w:rPr>
-              <w:t>21</w:t>
-            </w:r>
-            <w:r>
-              <w:rPr>
-                <w:noProof/>
-                <w:webHidden/>
-              </w:rPr>
-              <w:fldChar w:fldCharType="end"/>
-            </w:r>
-          </w:hyperlink>
-        </w:p>
-        <w:p>
-          <w:pPr>
-            <w:pStyle w:val="ndice2"/>
-            <w:tabs>
-              <w:tab w:val="right" w:leader="dot" w:pos="9350"/>
-            </w:tabs>
-            <w:rPr>
-              <w:rFonts w:asciiTheme="minorHAnsi" w:eastAsiaTheme="minorEastAsia" w:hAnsiTheme="minorHAnsi" w:cstheme="minorBidi"/>
-              <w:noProof/>
-              <w:kern w:val="2"/>
-              <w:sz w:val="24"/>
-              <w14:ligatures w14:val="standardContextual"/>
-            </w:rPr>
-          </w:pPr>
-          <w:hyperlink w:anchor="_Toc211604126" w:history="1">
-            <w:r>
-              <w:rPr>
-                <w:rStyle w:val="Hiperligao"/>
-                <w:noProof/>
-              </w:rPr>
-              <w:t>Estatísticas</w:t>
-            </w:r>
-            <w:r>
-              <w:rPr>
-                <w:noProof/>
-                <w:webHidden/>
-              </w:rPr>
-              <w:tab/>
-            </w:r>
-            <w:r>
-              <w:rPr>
-                <w:noProof/>
-                <w:webHidden/>
-              </w:rPr>
-              <w:fldChar w:fldCharType="begin"/>
-            </w:r>
-            <w:r>
-              <w:rPr>
-                <w:noProof/>
-                <w:webHidden/>
-              </w:rPr>
-              <w:instrText xml:space="preserve"> PAGEREF _Toc211604126 \h </w:instrText>
-            </w:r>
-            <w:r>
-              <w:rPr>
-                <w:noProof/>
-                <w:webHidden/>
-              </w:rPr>
-            </w:r>
-            <w:r>
-              <w:rPr>
-                <w:noProof/>
-                <w:webHidden/>
-              </w:rPr>
-              <w:fldChar w:fldCharType="separate"/>
-            </w:r>
-            <w:r>
-              <w:rPr>
-                <w:noProof/>
-                <w:webHidden/>
-              </w:rPr>
-              <w:t>22</w:t>
+              <w:t>24</w:t>
             </w:r>
             <w:r>
               <w:rPr>
@@ -2886,7 +3159,7 @@
               <w14:ligatures w14:val="standardContextual"/>
             </w:rPr>
           </w:pPr>
-          <w:hyperlink w:anchor="_Toc211604127" w:history="1">
+          <w:hyperlink w:anchor="_Toc211610942" w:history="1">
             <w:r>
               <w:rPr>
                 <w:rStyle w:val="Hiperligao"/>
@@ -2915,7 +3188,7 @@
                 <w:noProof/>
                 <w:webHidden/>
               </w:rPr>
-              <w:instrText xml:space="preserve"> PAGEREF _Toc211604127 \h </w:instrText>
+              <w:instrText xml:space="preserve"> PAGEREF _Toc211610942 \h </w:instrText>
             </w:r>
             <w:r>
               <w:rPr>
@@ -2935,7 +3208,7 @@
                 <w:noProof/>
                 <w:webHidden/>
               </w:rPr>
-              <w:t>22</w:t>
+              <w:t>24</w:t>
             </w:r>
             <w:r>
               <w:rPr>
@@ -2960,7 +3233,7 @@
               <w14:ligatures w14:val="standardContextual"/>
             </w:rPr>
           </w:pPr>
-          <w:hyperlink w:anchor="_Toc211604128" w:history="1">
+          <w:hyperlink w:anchor="_Toc211610943" w:history="1">
             <w:r>
               <w:rPr>
                 <w:rStyle w:val="Hiperligao"/>
@@ -2989,7 +3262,7 @@
                 <w:noProof/>
                 <w:webHidden/>
               </w:rPr>
-              <w:instrText xml:space="preserve"> PAGEREF _Toc211604128 \h </w:instrText>
+              <w:instrText xml:space="preserve"> PAGEREF _Toc211610943 \h </w:instrText>
             </w:r>
             <w:r>
               <w:rPr>
@@ -3009,7 +3282,7 @@
                 <w:noProof/>
                 <w:webHidden/>
               </w:rPr>
-              <w:t>24</w:t>
+              <w:t>26</w:t>
             </w:r>
             <w:r>
               <w:rPr>
@@ -3034,7 +3307,7 @@
               <w14:ligatures w14:val="standardContextual"/>
             </w:rPr>
           </w:pPr>
-          <w:hyperlink w:anchor="_Toc211604129" w:history="1">
+          <w:hyperlink w:anchor="_Toc211610944" w:history="1">
             <w:r>
               <w:rPr>
                 <w:rStyle w:val="Hiperligao"/>
@@ -3063,7 +3336,7 @@
                 <w:noProof/>
                 <w:webHidden/>
               </w:rPr>
-              <w:instrText xml:space="preserve"> PAGEREF _Toc211604129 \h </w:instrText>
+              <w:instrText xml:space="preserve"> PAGEREF _Toc211610944 \h </w:instrText>
             </w:r>
             <w:r>
               <w:rPr>
@@ -3083,7 +3356,7 @@
                 <w:noProof/>
                 <w:webHidden/>
               </w:rPr>
-              <w:t>25</w:t>
+              <w:t>28</w:t>
             </w:r>
             <w:r>
               <w:rPr>
@@ -3121,7 +3394,7 @@
           <w:lang w:bidi="pt-PT"/>
         </w:rPr>
       </w:pPr>
-      <w:bookmarkStart w:id="5" w:name="_Toc471979349"/>
+      <w:bookmarkStart w:id="3" w:name="_Toc471979349"/>
       <w:r>
         <w:rPr>
           <w:sz w:val="24"/>
@@ -3140,7 +3413,7 @@
           <w:lang w:bidi="pt-PT"/>
         </w:rPr>
       </w:pPr>
-      <w:bookmarkStart w:id="6" w:name="_Toc211604096"/>
+      <w:bookmarkStart w:id="4" w:name="_Toc211610907"/>
       <w:r>
         <w:rPr>
           <w:sz w:val="24"/>
@@ -3149,8 +3422,8 @@
         <w:lastRenderedPageBreak/>
         <w:t>Índice de quadros, figuras, abreviaturas</w:t>
       </w:r>
-      <w:bookmarkEnd w:id="5"/>
-      <w:bookmarkEnd w:id="6"/>
+      <w:bookmarkEnd w:id="3"/>
+      <w:bookmarkEnd w:id="4"/>
       <w:r>
         <w:rPr>
           <w:sz w:val="24"/>
@@ -3166,14 +3439,14 @@
           <w:lang w:bidi="pt-PT"/>
         </w:rPr>
       </w:pPr>
-      <w:bookmarkStart w:id="7" w:name="_Toc211604097"/>
+      <w:bookmarkStart w:id="5" w:name="_Toc211610908"/>
       <w:r>
         <w:rPr>
           <w:lang w:bidi="pt-PT"/>
         </w:rPr>
         <w:t>Figuras</w:t>
       </w:r>
-      <w:bookmarkEnd w:id="7"/>
+      <w:bookmarkEnd w:id="5"/>
     </w:p>
     <w:p>
       <w:pPr>
@@ -3182,19 +3455,35 @@
           <w:tab w:val="right" w:leader="dot" w:pos="9350"/>
         </w:tabs>
         <w:rPr>
+          <w:rFonts w:asciiTheme="minorHAnsi" w:eastAsiaTheme="minorEastAsia" w:hAnsiTheme="minorHAnsi" w:cstheme="minorBidi"/>
           <w:noProof/>
-        </w:rPr>
-      </w:pPr>
-      <w:r>
+          <w:kern w:val="2"/>
+          <w:sz w:val="24"/>
+          <w14:ligatures w14:val="standardContextual"/>
+        </w:rPr>
+      </w:pPr>
+      <w:r>
+        <w:rPr>
+          <w:i/>
+          <w:iCs/>
+        </w:rPr>
         <w:fldChar w:fldCharType="begin"/>
       </w:r>
       <w:r>
+        <w:rPr>
+          <w:i/>
+          <w:iCs/>
+        </w:rPr>
         <w:instrText xml:space="preserve"> TOC \h \z \c "Figura" </w:instrText>
       </w:r>
       <w:r>
+        <w:rPr>
+          <w:i/>
+          <w:iCs/>
+        </w:rPr>
         <w:fldChar w:fldCharType="separate"/>
       </w:r>
-      <w:hyperlink w:anchor="_Toc211422623" w:history="1">
+      <w:hyperlink w:anchor="_Toc211605331" w:history="1">
         <w:r>
           <w:rPr>
             <w:rStyle w:val="Hiperligao"/>
@@ -3221,7 +3510,7 @@
             <w:noProof/>
             <w:webHidden/>
           </w:rPr>
-          <w:instrText xml:space="preserve"> PAGEREF _Toc211422623 \h </w:instrText>
+          <w:instrText xml:space="preserve"> PAGEREF _Toc211605331 \h </w:instrText>
         </w:r>
         <w:r>
           <w:rPr>
@@ -3241,7 +3530,7 @@
             <w:noProof/>
             <w:webHidden/>
           </w:rPr>
-          <w:t>16</w:t>
+          <w:t>8</w:t>
         </w:r>
         <w:r>
           <w:rPr>
@@ -3259,10 +3548,14 @@
           <w:tab w:val="right" w:leader="dot" w:pos="9350"/>
         </w:tabs>
         <w:rPr>
+          <w:rFonts w:asciiTheme="minorHAnsi" w:eastAsiaTheme="minorEastAsia" w:hAnsiTheme="minorHAnsi" w:cstheme="minorBidi"/>
           <w:noProof/>
-        </w:rPr>
-      </w:pPr>
-      <w:hyperlink w:anchor="_Toc211422624" w:history="1">
+          <w:kern w:val="2"/>
+          <w:sz w:val="24"/>
+          <w14:ligatures w14:val="standardContextual"/>
+        </w:rPr>
+      </w:pPr>
+      <w:hyperlink w:anchor="_Toc211605332" w:history="1">
         <w:r>
           <w:rPr>
             <w:rStyle w:val="Hiperligao"/>
@@ -3289,7 +3582,7 @@
             <w:noProof/>
             <w:webHidden/>
           </w:rPr>
-          <w:instrText xml:space="preserve"> PAGEREF _Toc211422624 \h </w:instrText>
+          <w:instrText xml:space="preserve"> PAGEREF _Toc211605332 \h </w:instrText>
         </w:r>
         <w:r>
           <w:rPr>
@@ -3327,10 +3620,14 @@
           <w:tab w:val="right" w:leader="dot" w:pos="9350"/>
         </w:tabs>
         <w:rPr>
+          <w:rFonts w:asciiTheme="minorHAnsi" w:eastAsiaTheme="minorEastAsia" w:hAnsiTheme="minorHAnsi" w:cstheme="minorBidi"/>
           <w:noProof/>
-        </w:rPr>
-      </w:pPr>
-      <w:hyperlink w:anchor="_Toc211422625" w:history="1">
+          <w:kern w:val="2"/>
+          <w:sz w:val="24"/>
+          <w14:ligatures w14:val="standardContextual"/>
+        </w:rPr>
+      </w:pPr>
+      <w:hyperlink w:anchor="_Toc211605333" w:history="1">
         <w:r>
           <w:rPr>
             <w:rStyle w:val="Hiperligao"/>
@@ -3357,75 +3654,7 @@
             <w:noProof/>
             <w:webHidden/>
           </w:rPr>
-          <w:instrText xml:space="preserve"> PAGEREF _Toc211422625 \h </w:instrText>
-        </w:r>
-        <w:r>
-          <w:rPr>
-            <w:noProof/>
-            <w:webHidden/>
-          </w:rPr>
-        </w:r>
-        <w:r>
-          <w:rPr>
-            <w:noProof/>
-            <w:webHidden/>
-          </w:rPr>
-          <w:fldChar w:fldCharType="separate"/>
-        </w:r>
-        <w:r>
-          <w:rPr>
-            <w:noProof/>
-            <w:webHidden/>
-          </w:rPr>
-          <w:t>17</w:t>
-        </w:r>
-        <w:r>
-          <w:rPr>
-            <w:noProof/>
-            <w:webHidden/>
-          </w:rPr>
-          <w:fldChar w:fldCharType="end"/>
-        </w:r>
-      </w:hyperlink>
-    </w:p>
-    <w:p>
-      <w:pPr>
-        <w:pStyle w:val="ndicedeilustraes"/>
-        <w:tabs>
-          <w:tab w:val="right" w:leader="dot" w:pos="9350"/>
-        </w:tabs>
-        <w:rPr>
-          <w:noProof/>
-        </w:rPr>
-      </w:pPr>
-      <w:hyperlink w:anchor="_Toc211422626" w:history="1">
-        <w:r>
-          <w:rPr>
-            <w:rStyle w:val="Hiperligao"/>
-            <w:noProof/>
-          </w:rPr>
-          <w:t>Figura 4 - Iniciativas Estratégicas</w:t>
-        </w:r>
-        <w:r>
-          <w:rPr>
-            <w:noProof/>
-            <w:webHidden/>
-          </w:rPr>
-          <w:tab/>
-        </w:r>
-        <w:r>
-          <w:rPr>
-            <w:noProof/>
-            <w:webHidden/>
-          </w:rPr>
-          <w:fldChar w:fldCharType="begin"/>
-        </w:r>
-        <w:r>
-          <w:rPr>
-            <w:noProof/>
-            <w:webHidden/>
-          </w:rPr>
-          <w:instrText xml:space="preserve"> PAGEREF _Toc211422626 \h </w:instrText>
+          <w:instrText xml:space="preserve"> PAGEREF _Toc211605333 \h </w:instrText>
         </w:r>
         <w:r>
           <w:rPr>
@@ -3463,16 +3692,20 @@
           <w:tab w:val="right" w:leader="dot" w:pos="9350"/>
         </w:tabs>
         <w:rPr>
+          <w:rFonts w:asciiTheme="minorHAnsi" w:eastAsiaTheme="minorEastAsia" w:hAnsiTheme="minorHAnsi" w:cstheme="minorBidi"/>
           <w:noProof/>
-        </w:rPr>
-      </w:pPr>
-      <w:hyperlink w:anchor="_Toc211422627" w:history="1">
+          <w:kern w:val="2"/>
+          <w:sz w:val="24"/>
+          <w14:ligatures w14:val="standardContextual"/>
+        </w:rPr>
+      </w:pPr>
+      <w:hyperlink w:anchor="_Toc211605334" w:history="1">
         <w:r>
           <w:rPr>
             <w:rStyle w:val="Hiperligao"/>
             <w:noProof/>
           </w:rPr>
-          <w:t>Figura 5 - Legacy (riscos estratégicos)</w:t>
+          <w:t>Figura 4 - Iniciativas Estratégicas</w:t>
         </w:r>
         <w:r>
           <w:rPr>
@@ -3493,7 +3726,7 @@
             <w:noProof/>
             <w:webHidden/>
           </w:rPr>
-          <w:instrText xml:space="preserve"> PAGEREF _Toc211422627 \h </w:instrText>
+          <w:instrText xml:space="preserve"> PAGEREF _Toc211605334 \h </w:instrText>
         </w:r>
         <w:r>
           <w:rPr>
@@ -3531,16 +3764,20 @@
           <w:tab w:val="right" w:leader="dot" w:pos="9350"/>
         </w:tabs>
         <w:rPr>
+          <w:rFonts w:asciiTheme="minorHAnsi" w:eastAsiaTheme="minorEastAsia" w:hAnsiTheme="minorHAnsi" w:cstheme="minorBidi"/>
           <w:noProof/>
-        </w:rPr>
-      </w:pPr>
-      <w:hyperlink w:anchor="_Toc211422628" w:history="1">
+          <w:kern w:val="2"/>
+          <w:sz w:val="24"/>
+          <w14:ligatures w14:val="standardContextual"/>
+        </w:rPr>
+      </w:pPr>
+      <w:hyperlink w:anchor="_Toc211605335" w:history="1">
         <w:r>
           <w:rPr>
             <w:rStyle w:val="Hiperligao"/>
             <w:noProof/>
           </w:rPr>
-          <w:t>Figura 6 - Oportunidades (valor potencial)</w:t>
+          <w:t>Figura 5 - Legacy (riscos estratégicos)</w:t>
         </w:r>
         <w:r>
           <w:rPr>
@@ -3561,7 +3798,7 @@
             <w:noProof/>
             <w:webHidden/>
           </w:rPr>
-          <w:instrText xml:space="preserve"> PAGEREF _Toc211422628 \h </w:instrText>
+          <w:instrText xml:space="preserve"> PAGEREF _Toc211605335 \h </w:instrText>
         </w:r>
         <w:r>
           <w:rPr>
@@ -3599,16 +3836,20 @@
           <w:tab w:val="right" w:leader="dot" w:pos="9350"/>
         </w:tabs>
         <w:rPr>
+          <w:rFonts w:asciiTheme="minorHAnsi" w:eastAsiaTheme="minorEastAsia" w:hAnsiTheme="minorHAnsi" w:cstheme="minorBidi"/>
           <w:noProof/>
-        </w:rPr>
-      </w:pPr>
-      <w:hyperlink w:anchor="_Toc211422629" w:history="1">
+          <w:kern w:val="2"/>
+          <w:sz w:val="24"/>
+          <w14:ligatures w14:val="standardContextual"/>
+        </w:rPr>
+      </w:pPr>
+      <w:hyperlink w:anchor="_Toc211605336" w:history="1">
         <w:r>
           <w:rPr>
             <w:rStyle w:val="Hiperligao"/>
             <w:noProof/>
           </w:rPr>
-          <w:t>Figura 7 - Enablers de competitividade (recursos e competências)</w:t>
+          <w:t>Figura 6 - Oportunidades (valor potencial)</w:t>
         </w:r>
         <w:r>
           <w:rPr>
@@ -3629,7 +3870,7 @@
             <w:noProof/>
             <w:webHidden/>
           </w:rPr>
-          <w:instrText xml:space="preserve"> PAGEREF _Toc211422629 \h </w:instrText>
+          <w:instrText xml:space="preserve"> PAGEREF _Toc211605336 \h </w:instrText>
         </w:r>
         <w:r>
           <w:rPr>
@@ -3667,16 +3908,20 @@
           <w:tab w:val="right" w:leader="dot" w:pos="9350"/>
         </w:tabs>
         <w:rPr>
+          <w:rFonts w:asciiTheme="minorHAnsi" w:eastAsiaTheme="minorEastAsia" w:hAnsiTheme="minorHAnsi" w:cstheme="minorBidi"/>
           <w:noProof/>
-        </w:rPr>
-      </w:pPr>
-      <w:hyperlink w:anchor="_Toc211422630" w:history="1">
+          <w:kern w:val="2"/>
+          <w:sz w:val="24"/>
+          <w14:ligatures w14:val="standardContextual"/>
+        </w:rPr>
+      </w:pPr>
+      <w:hyperlink w:anchor="_Toc211605337" w:history="1">
         <w:r>
           <w:rPr>
             <w:rStyle w:val="Hiperligao"/>
             <w:noProof/>
           </w:rPr>
-          <w:t>Figura 8 - Visão dos Stakeholders (competitividade)</w:t>
+          <w:t>Figura 7 - Enablers de competitividade (recursos e competências)</w:t>
         </w:r>
         <w:r>
           <w:rPr>
@@ -3697,7 +3942,7 @@
             <w:noProof/>
             <w:webHidden/>
           </w:rPr>
-          <w:instrText xml:space="preserve"> PAGEREF _Toc211422630 \h </w:instrText>
+          <w:instrText xml:space="preserve"> PAGEREF _Toc211605337 \h </w:instrText>
         </w:r>
         <w:r>
           <w:rPr>
@@ -3735,16 +3980,20 @@
           <w:tab w:val="right" w:leader="dot" w:pos="9350"/>
         </w:tabs>
         <w:rPr>
+          <w:rFonts w:asciiTheme="minorHAnsi" w:eastAsiaTheme="minorEastAsia" w:hAnsiTheme="minorHAnsi" w:cstheme="minorBidi"/>
           <w:noProof/>
-        </w:rPr>
-      </w:pPr>
-      <w:hyperlink w:anchor="_Toc211422631" w:history="1">
+          <w:kern w:val="2"/>
+          <w:sz w:val="24"/>
+          <w14:ligatures w14:val="standardContextual"/>
+        </w:rPr>
+      </w:pPr>
+      <w:hyperlink w:anchor="_Toc211605338" w:history="1">
         <w:r>
           <w:rPr>
             <w:rStyle w:val="Hiperligao"/>
             <w:noProof/>
           </w:rPr>
-          <w:t>Figura 9 - Visão dos Stakeholders (cooperação)</w:t>
+          <w:t>Figura 8 - Visão dos Stakeholders (competitividade)</w:t>
         </w:r>
         <w:r>
           <w:rPr>
@@ -3765,7 +4014,7 @@
             <w:noProof/>
             <w:webHidden/>
           </w:rPr>
-          <w:instrText xml:space="preserve"> PAGEREF _Toc211422631 \h </w:instrText>
+          <w:instrText xml:space="preserve"> PAGEREF _Toc211605338 \h </w:instrText>
         </w:r>
         <w:r>
           <w:rPr>
@@ -3803,16 +4052,20 @@
           <w:tab w:val="right" w:leader="dot" w:pos="9350"/>
         </w:tabs>
         <w:rPr>
+          <w:rFonts w:asciiTheme="minorHAnsi" w:eastAsiaTheme="minorEastAsia" w:hAnsiTheme="minorHAnsi" w:cstheme="minorBidi"/>
           <w:noProof/>
-        </w:rPr>
-      </w:pPr>
-      <w:hyperlink w:anchor="_Toc211422632" w:history="1">
+          <w:kern w:val="2"/>
+          <w:sz w:val="24"/>
+          <w14:ligatures w14:val="standardContextual"/>
+        </w:rPr>
+      </w:pPr>
+      <w:hyperlink w:anchor="_Toc211605339" w:history="1">
         <w:r>
           <w:rPr>
             <w:rStyle w:val="Hiperligao"/>
             <w:noProof/>
           </w:rPr>
-          <w:t>Figura 10 - Visão dos Stakeholders (expectativas)</w:t>
+          <w:t>Figura 9 - Visão dos Stakeholders (cooperação)</w:t>
         </w:r>
         <w:r>
           <w:rPr>
@@ -3833,7 +4086,7 @@
             <w:noProof/>
             <w:webHidden/>
           </w:rPr>
-          <w:instrText xml:space="preserve"> PAGEREF _Toc211422632 \h </w:instrText>
+          <w:instrText xml:space="preserve"> PAGEREF _Toc211605339 \h </w:instrText>
         </w:r>
         <w:r>
           <w:rPr>
@@ -3871,16 +4124,20 @@
           <w:tab w:val="right" w:leader="dot" w:pos="9350"/>
         </w:tabs>
         <w:rPr>
+          <w:rFonts w:asciiTheme="minorHAnsi" w:eastAsiaTheme="minorEastAsia" w:hAnsiTheme="minorHAnsi" w:cstheme="minorBidi"/>
           <w:noProof/>
-        </w:rPr>
-      </w:pPr>
-      <w:hyperlink w:anchor="_Toc211422633" w:history="1">
+          <w:kern w:val="2"/>
+          <w:sz w:val="24"/>
+          <w14:ligatures w14:val="standardContextual"/>
+        </w:rPr>
+      </w:pPr>
+      <w:hyperlink w:anchor="_Toc211605340" w:history="1">
         <w:r>
           <w:rPr>
             <w:rStyle w:val="Hiperligao"/>
             <w:noProof/>
           </w:rPr>
-          <w:t>Figura 11 - Ligações estratégicas do Porto de Sines: acessos marítimos globais e hinterland ibérico</w:t>
+          <w:t>Figura 10 - Visão dos Stakeholders (expectativas)</w:t>
         </w:r>
         <w:r>
           <w:rPr>
@@ -3901,7 +4158,7 @@
             <w:noProof/>
             <w:webHidden/>
           </w:rPr>
-          <w:instrText xml:space="preserve"> PAGEREF _Toc211422633 \h </w:instrText>
+          <w:instrText xml:space="preserve"> PAGEREF _Toc211605340 \h </w:instrText>
         </w:r>
         <w:r>
           <w:rPr>
@@ -3939,16 +4196,20 @@
           <w:tab w:val="right" w:leader="dot" w:pos="9350"/>
         </w:tabs>
         <w:rPr>
+          <w:rFonts w:asciiTheme="minorHAnsi" w:eastAsiaTheme="minorEastAsia" w:hAnsiTheme="minorHAnsi" w:cstheme="minorBidi"/>
           <w:noProof/>
-        </w:rPr>
-      </w:pPr>
-      <w:hyperlink w:anchor="_Toc211422634" w:history="1">
+          <w:kern w:val="2"/>
+          <w:sz w:val="24"/>
+          <w14:ligatures w14:val="standardContextual"/>
+        </w:rPr>
+      </w:pPr>
+      <w:hyperlink w:anchor="_Toc211605341" w:history="1">
         <w:r>
           <w:rPr>
             <w:rStyle w:val="Hiperligao"/>
             <w:noProof/>
           </w:rPr>
-          <w:t>Figura 12 – Evolução do movimento de navios no Porto de Sines (1978-2021)</w:t>
+          <w:t>Figura 11 - Ligações estratégicas do Porto de Sines: acessos marítimos globais e hinterland ibérico</w:t>
         </w:r>
         <w:r>
           <w:rPr>
@@ -3969,7 +4230,7 @@
             <w:noProof/>
             <w:webHidden/>
           </w:rPr>
-          <w:instrText xml:space="preserve"> PAGEREF _Toc211422634 \h </w:instrText>
+          <w:instrText xml:space="preserve"> PAGEREF _Toc211605341 \h </w:instrText>
         </w:r>
         <w:r>
           <w:rPr>
@@ -4007,16 +4268,20 @@
           <w:tab w:val="right" w:leader="dot" w:pos="9350"/>
         </w:tabs>
         <w:rPr>
+          <w:rFonts w:asciiTheme="minorHAnsi" w:eastAsiaTheme="minorEastAsia" w:hAnsiTheme="minorHAnsi" w:cstheme="minorBidi"/>
           <w:noProof/>
-        </w:rPr>
-      </w:pPr>
-      <w:hyperlink w:anchor="_Toc211422635" w:history="1">
+          <w:kern w:val="2"/>
+          <w:sz w:val="24"/>
+          <w14:ligatures w14:val="standardContextual"/>
+        </w:rPr>
+      </w:pPr>
+      <w:hyperlink w:anchor="_Toc211605342" w:history="1">
         <w:r>
           <w:rPr>
             <w:rStyle w:val="Hiperligao"/>
             <w:noProof/>
           </w:rPr>
-          <w:t>Figura 13 - Evolução do movimento de navios no Porto de Faro (2000-2021)</w:t>
+          <w:t>Figura 12 – Evolução do movimento de navios no Porto de Sines (1978-2021)</w:t>
         </w:r>
         <w:r>
           <w:rPr>
@@ -4037,7 +4302,7 @@
             <w:noProof/>
             <w:webHidden/>
           </w:rPr>
-          <w:instrText xml:space="preserve"> PAGEREF _Toc211422635 \h </w:instrText>
+          <w:instrText xml:space="preserve"> PAGEREF _Toc211605342 \h </w:instrText>
         </w:r>
         <w:r>
           <w:rPr>
@@ -4075,16 +4340,20 @@
           <w:tab w:val="right" w:leader="dot" w:pos="9350"/>
         </w:tabs>
         <w:rPr>
+          <w:rFonts w:asciiTheme="minorHAnsi" w:eastAsiaTheme="minorEastAsia" w:hAnsiTheme="minorHAnsi" w:cstheme="minorBidi"/>
           <w:noProof/>
-        </w:rPr>
-      </w:pPr>
-      <w:hyperlink w:anchor="_Toc211422636" w:history="1">
+          <w:kern w:val="2"/>
+          <w:sz w:val="24"/>
+          <w14:ligatures w14:val="standardContextual"/>
+        </w:rPr>
+      </w:pPr>
+      <w:hyperlink w:anchor="_Toc211605343" w:history="1">
         <w:r>
           <w:rPr>
             <w:rStyle w:val="Hiperligao"/>
             <w:noProof/>
           </w:rPr>
-          <w:t>Figura 14 - Evolução do movimento de navios no Porto de Portimão (2000-2021)</w:t>
+          <w:t>Figura 13 - Evolução do movimento de navios no Porto de Faro (2000-2021)</w:t>
         </w:r>
         <w:r>
           <w:rPr>
@@ -4105,7 +4374,7 @@
             <w:noProof/>
             <w:webHidden/>
           </w:rPr>
-          <w:instrText xml:space="preserve"> PAGEREF _Toc211422636 \h </w:instrText>
+          <w:instrText xml:space="preserve"> PAGEREF _Toc211605343 \h </w:instrText>
         </w:r>
         <w:r>
           <w:rPr>
@@ -4143,16 +4412,20 @@
           <w:tab w:val="right" w:leader="dot" w:pos="9350"/>
         </w:tabs>
         <w:rPr>
+          <w:rFonts w:asciiTheme="minorHAnsi" w:eastAsiaTheme="minorEastAsia" w:hAnsiTheme="minorHAnsi" w:cstheme="minorBidi"/>
           <w:noProof/>
-        </w:rPr>
-      </w:pPr>
-      <w:hyperlink w:anchor="_Toc211422637" w:history="1">
+          <w:kern w:val="2"/>
+          <w:sz w:val="24"/>
+          <w14:ligatures w14:val="standardContextual"/>
+        </w:rPr>
+      </w:pPr>
+      <w:hyperlink w:anchor="_Toc211605344" w:history="1">
         <w:r>
           <w:rPr>
             <w:rStyle w:val="Hiperligao"/>
             <w:noProof/>
           </w:rPr>
-          <w:t>Figura 15 - Evolução das mercadorias movimentadas no Porto de Sines (1978-2021)</w:t>
+          <w:t>Figura 14 - Evolução do movimento de navios no Porto de Portimão (2000-2021)</w:t>
         </w:r>
         <w:r>
           <w:rPr>
@@ -4173,7 +4446,7 @@
             <w:noProof/>
             <w:webHidden/>
           </w:rPr>
-          <w:instrText xml:space="preserve"> PAGEREF _Toc211422637 \h </w:instrText>
+          <w:instrText xml:space="preserve"> PAGEREF _Toc211605344 \h </w:instrText>
         </w:r>
         <w:r>
           <w:rPr>
@@ -4211,16 +4484,20 @@
           <w:tab w:val="right" w:leader="dot" w:pos="9350"/>
         </w:tabs>
         <w:rPr>
+          <w:rFonts w:asciiTheme="minorHAnsi" w:eastAsiaTheme="minorEastAsia" w:hAnsiTheme="minorHAnsi" w:cstheme="minorBidi"/>
           <w:noProof/>
-        </w:rPr>
-      </w:pPr>
-      <w:hyperlink w:anchor="_Toc211422638" w:history="1">
+          <w:kern w:val="2"/>
+          <w:sz w:val="24"/>
+          <w14:ligatures w14:val="standardContextual"/>
+        </w:rPr>
+      </w:pPr>
+      <w:hyperlink w:anchor="_Toc211605345" w:history="1">
         <w:r>
           <w:rPr>
             <w:rStyle w:val="Hiperligao"/>
             <w:noProof/>
           </w:rPr>
-          <w:t>Figura 16 - Evolução das mercadorias movimentadas no Porto de Faro (2000-2021)</w:t>
+          <w:t>Figura 15 - Evolução das mercadorias movimentadas no Porto de Sines (1978-2021)</w:t>
         </w:r>
         <w:r>
           <w:rPr>
@@ -4241,7 +4518,7 @@
             <w:noProof/>
             <w:webHidden/>
           </w:rPr>
-          <w:instrText xml:space="preserve"> PAGEREF _Toc211422638 \h </w:instrText>
+          <w:instrText xml:space="preserve"> PAGEREF _Toc211605345 \h </w:instrText>
         </w:r>
         <w:r>
           <w:rPr>
@@ -4279,16 +4556,20 @@
           <w:tab w:val="right" w:leader="dot" w:pos="9350"/>
         </w:tabs>
         <w:rPr>
+          <w:rFonts w:asciiTheme="minorHAnsi" w:eastAsiaTheme="minorEastAsia" w:hAnsiTheme="minorHAnsi" w:cstheme="minorBidi"/>
           <w:noProof/>
-        </w:rPr>
-      </w:pPr>
-      <w:hyperlink w:anchor="_Toc211422639" w:history="1">
+          <w:kern w:val="2"/>
+          <w:sz w:val="24"/>
+          <w14:ligatures w14:val="standardContextual"/>
+        </w:rPr>
+      </w:pPr>
+      <w:hyperlink w:anchor="_Toc211605346" w:history="1">
         <w:r>
           <w:rPr>
             <w:rStyle w:val="Hiperligao"/>
             <w:noProof/>
           </w:rPr>
-          <w:t>Figura 17 - Evolução das mercadorias movimentadas no Porto de Portimão (2000-2021)</w:t>
+          <w:t>Figura 16 - Evolução das mercadorias movimentadas no Porto de Faro (2000-2021)</w:t>
         </w:r>
         <w:r>
           <w:rPr>
@@ -4309,7 +4590,7 @@
             <w:noProof/>
             <w:webHidden/>
           </w:rPr>
-          <w:instrText xml:space="preserve"> PAGEREF _Toc211422639 \h </w:instrText>
+          <w:instrText xml:space="preserve"> PAGEREF _Toc211605346 \h </w:instrText>
         </w:r>
         <w:r>
           <w:rPr>
@@ -4347,16 +4628,20 @@
           <w:tab w:val="right" w:leader="dot" w:pos="9350"/>
         </w:tabs>
         <w:rPr>
+          <w:rFonts w:asciiTheme="minorHAnsi" w:eastAsiaTheme="minorEastAsia" w:hAnsiTheme="minorHAnsi" w:cstheme="minorBidi"/>
           <w:noProof/>
-        </w:rPr>
-      </w:pPr>
-      <w:hyperlink w:anchor="_Toc211422640" w:history="1">
+          <w:kern w:val="2"/>
+          <w:sz w:val="24"/>
+          <w14:ligatures w14:val="standardContextual"/>
+        </w:rPr>
+      </w:pPr>
+      <w:hyperlink w:anchor="_Toc211605347" w:history="1">
         <w:r>
           <w:rPr>
             <w:rStyle w:val="Hiperligao"/>
             <w:noProof/>
           </w:rPr>
-          <w:t>Figura 18 - Evolução do movimento de passageiros no Porto de Portimão (2004-2020)</w:t>
+          <w:t>Figura 17 - Evolução das mercadorias movimentadas no Porto de Portimão (2000-2021)</w:t>
         </w:r>
         <w:r>
           <w:rPr>
@@ -4377,7 +4662,7 @@
             <w:noProof/>
             <w:webHidden/>
           </w:rPr>
-          <w:instrText xml:space="preserve"> PAGEREF _Toc211422640 \h </w:instrText>
+          <w:instrText xml:space="preserve"> PAGEREF _Toc211605347 \h </w:instrText>
         </w:r>
         <w:r>
           <w:rPr>
@@ -4410,10 +4695,89 @@
     </w:p>
     <w:p>
       <w:pPr>
+        <w:pStyle w:val="ndicedeilustraes"/>
+        <w:tabs>
+          <w:tab w:val="right" w:leader="dot" w:pos="9350"/>
+        </w:tabs>
+        <w:rPr>
+          <w:rFonts w:asciiTheme="minorHAnsi" w:eastAsiaTheme="minorEastAsia" w:hAnsiTheme="minorHAnsi" w:cstheme="minorBidi"/>
+          <w:noProof/>
+          <w:kern w:val="2"/>
+          <w:sz w:val="24"/>
+          <w14:ligatures w14:val="standardContextual"/>
+        </w:rPr>
+      </w:pPr>
+      <w:hyperlink w:anchor="_Toc211605348" w:history="1">
+        <w:r>
+          <w:rPr>
+            <w:rStyle w:val="Hiperligao"/>
+            <w:noProof/>
+          </w:rPr>
+          <w:t>Figura 18 - Evolução do movimento de passageiros no Porto de Portimão (2004-2020)</w:t>
+        </w:r>
+        <w:r>
+          <w:rPr>
+            <w:noProof/>
+            <w:webHidden/>
+          </w:rPr>
+          <w:tab/>
+        </w:r>
+        <w:r>
+          <w:rPr>
+            <w:noProof/>
+            <w:webHidden/>
+          </w:rPr>
+          <w:fldChar w:fldCharType="begin"/>
+        </w:r>
+        <w:r>
+          <w:rPr>
+            <w:noProof/>
+            <w:webHidden/>
+          </w:rPr>
+          <w:instrText xml:space="preserve"> PAGEREF _Toc211605348 \h </w:instrText>
+        </w:r>
+        <w:r>
+          <w:rPr>
+            <w:noProof/>
+            <w:webHidden/>
+          </w:rPr>
+        </w:r>
+        <w:r>
+          <w:rPr>
+            <w:noProof/>
+            <w:webHidden/>
+          </w:rPr>
+          <w:fldChar w:fldCharType="separate"/>
+        </w:r>
+        <w:r>
+          <w:rPr>
+            <w:noProof/>
+            <w:webHidden/>
+          </w:rPr>
+          <w:t>25</w:t>
+        </w:r>
+        <w:r>
+          <w:rPr>
+            <w:noProof/>
+            <w:webHidden/>
+          </w:rPr>
+          <w:fldChar w:fldCharType="end"/>
+        </w:r>
+      </w:hyperlink>
+    </w:p>
+    <w:p>
+      <w:pPr>
         <w:pStyle w:val="Legenda"/>
         <w:spacing w:line="276" w:lineRule="auto"/>
       </w:pPr>
       <w:r>
+        <w:rPr>
+          <w:i w:val="0"/>
+          <w:iCs w:val="0"/>
+          <w:color w:val="auto"/>
+          <w:sz w:val="22"/>
+          <w:szCs w:val="24"/>
+        </w:rPr>
         <w:fldChar w:fldCharType="end"/>
       </w:r>
     </w:p>
@@ -4421,18 +4785,21 @@
       <w:pPr>
         <w:pStyle w:val="Ttulo2"/>
       </w:pPr>
-      <w:bookmarkStart w:id="8" w:name="_Toc211604098"/>
+      <w:bookmarkStart w:id="6" w:name="_Toc211610909"/>
       <w:r>
         <w:t>Abreviaturas</w:t>
       </w:r>
-      <w:bookmarkEnd w:id="8"/>
+      <w:bookmarkEnd w:id="6"/>
     </w:p>
     <w:p>
       <w:r>
         <w:t xml:space="preserve">APS - </w:t>
       </w:r>
       <w:r>
-        <w:t xml:space="preserve">Administração dos Portos de Sines e do Algarve, S.A. </w:t>
+        <w:t>Administração dos Portos de Sines e do Algarve, S.A</w:t>
+      </w:r>
+      <w:r>
+        <w:t>;</w:t>
       </w:r>
     </w:p>
     <w:p>
@@ -4443,129 +4810,107 @@
         <w:t xml:space="preserve"> - </w:t>
       </w:r>
       <w:r>
-        <w:t xml:space="preserve">Zona Industrial e Logística de Sines </w:t>
-      </w:r>
-    </w:p>
-    <w:p>
-      <w:r>
-        <w:t xml:space="preserve">ISO – </w:t>
-      </w:r>
-      <w:proofErr w:type="spellStart"/>
-      <w:r>
-        <w:t>International</w:t>
-      </w:r>
-      <w:proofErr w:type="spellEnd"/>
-      <w:r>
-        <w:t xml:space="preserve"> </w:t>
-      </w:r>
-      <w:proofErr w:type="spellStart"/>
-      <w:r>
-        <w:t>Organization</w:t>
-      </w:r>
-      <w:proofErr w:type="spellEnd"/>
-      <w:r>
-        <w:t xml:space="preserve"> for </w:t>
-      </w:r>
-      <w:proofErr w:type="spellStart"/>
-      <w:r>
-        <w:t>Standardization</w:t>
-      </w:r>
-      <w:proofErr w:type="spellEnd"/>
+        <w:t>Zona Industrial e Logística de Sine</w:t>
+      </w:r>
+      <w:r>
+        <w:t>s;</w:t>
+      </w:r>
+    </w:p>
+    <w:p>
+      <w:r>
+        <w:t>EBIT - Resultado Operacional</w:t>
+      </w:r>
+      <w:r>
+        <w:t>;</w:t>
+      </w:r>
+    </w:p>
+    <w:p>
+      <w:r>
+        <w:t>Kt - Q</w:t>
+      </w:r>
+      <w:r>
+        <w:t>uilotonelada</w:t>
+      </w:r>
+      <w:r>
+        <w:t xml:space="preserve"> (mil toneladas)</w:t>
+      </w:r>
+      <w:r>
+        <w:t>;</w:t>
+      </w:r>
+    </w:p>
+    <w:p>
+      <w:r>
+        <w:lastRenderedPageBreak/>
+        <w:t xml:space="preserve">TMS - </w:t>
+      </w:r>
+      <w:r>
+        <w:t>Terminal Multipurpose</w:t>
+      </w:r>
+      <w:r>
+        <w:t>;</w:t>
+      </w:r>
+    </w:p>
+    <w:p>
+      <w:r>
+        <w:t>ISO – International Organization for Standardization (</w:t>
+      </w:r>
+      <w:r>
+        <w:t>Organização Internacional de Normalização</w:t>
+      </w:r>
+      <w:r>
+        <w:t>)</w:t>
+      </w:r>
+      <w:r>
+        <w:t xml:space="preserve">; </w:t>
+      </w:r>
+    </w:p>
+    <w:p>
+      <w:r>
+        <w:t xml:space="preserve">UTD - </w:t>
+      </w:r>
+      <w:r>
+        <w:t>Unidade de Transformação Digital</w:t>
+      </w:r>
+      <w:r>
+        <w:t>;</w:t>
+      </w:r>
+    </w:p>
+    <w:p>
+      <w:r>
+        <w:t xml:space="preserve">ESG </w:t>
+      </w:r>
+      <w:r>
+        <w:t xml:space="preserve">- </w:t>
+      </w:r>
+      <w:r>
+        <w:t>Environmental, Social and Governance</w:t>
+      </w:r>
       <w:r>
         <w:t xml:space="preserve"> (</w:t>
       </w:r>
       <w:r>
-        <w:t>Organização Internacional de Normalização</w:t>
+        <w:t>Ambiental, Social e Governança</w:t>
       </w:r>
       <w:r>
         <w:t>)</w:t>
       </w:r>
-    </w:p>
-    <w:p>
-      <w:r>
-        <w:t xml:space="preserve">UTD - </w:t>
-      </w:r>
-      <w:r>
-        <w:t xml:space="preserve">Unidade de Transformação Digital </w:t>
-      </w:r>
-    </w:p>
-    <w:p>
-      <w:r>
-        <w:t xml:space="preserve">ESG </w:t>
-      </w:r>
-      <w:r>
-        <w:t xml:space="preserve">- </w:t>
-      </w:r>
-      <w:proofErr w:type="spellStart"/>
-      <w:r>
-        <w:t>Environmental</w:t>
-      </w:r>
-      <w:proofErr w:type="spellEnd"/>
-      <w:r>
-        <w:t xml:space="preserve">, Social </w:t>
-      </w:r>
-      <w:proofErr w:type="spellStart"/>
-      <w:r>
-        <w:t>and</w:t>
-      </w:r>
-      <w:proofErr w:type="spellEnd"/>
-      <w:r>
-        <w:t xml:space="preserve"> </w:t>
-      </w:r>
-      <w:proofErr w:type="spellStart"/>
-      <w:r>
-        <w:t>Governance</w:t>
-      </w:r>
-      <w:proofErr w:type="spellEnd"/>
-      <w:r>
-        <w:t xml:space="preserve"> (</w:t>
-      </w:r>
-      <w:r>
-        <w:t>Ambiental, Social e Governança</w:t>
-      </w:r>
-      <w:r>
-        <w:t>)</w:t>
+      <w:r>
+        <w:t>;</w:t>
       </w:r>
     </w:p>
     <w:p>
       <w:r>
         <w:t xml:space="preserve">SWOT - </w:t>
       </w:r>
-      <w:proofErr w:type="spellStart"/>
-      <w:r>
-        <w:t>Strengths</w:t>
-      </w:r>
-      <w:proofErr w:type="spellEnd"/>
-      <w:r>
-        <w:t>, </w:t>
-      </w:r>
-      <w:proofErr w:type="spellStart"/>
-      <w:r>
-        <w:t>Weaknesses</w:t>
-      </w:r>
-      <w:proofErr w:type="spellEnd"/>
-      <w:r>
-        <w:t>, </w:t>
-      </w:r>
-      <w:proofErr w:type="spellStart"/>
-      <w:r>
-        <w:t>Opportunities</w:t>
-      </w:r>
-      <w:proofErr w:type="spellEnd"/>
-      <w:r>
-        <w:t> e </w:t>
-      </w:r>
-      <w:proofErr w:type="spellStart"/>
-      <w:r>
-        <w:t>Threats</w:t>
-      </w:r>
-      <w:proofErr w:type="spellEnd"/>
-      <w:r>
-        <w:t> </w:t>
+      <w:r>
+        <w:t>Strengths, Weaknesses, Opportunities e Threats </w:t>
       </w:r>
       <w:r>
         <w:t>(Forças, Fraquezas, Oportunidades, Ameaças)</w:t>
       </w:r>
+      <w:r>
+        <w:t>;</w:t>
+      </w:r>
     </w:p>
     <w:p>
       <w:r>
@@ -4574,6 +4919,9 @@
       <w:r>
         <w:t>Objetivos de Desenvolvimento Sustentável</w:t>
       </w:r>
+      <w:r>
+        <w:t>;</w:t>
+      </w:r>
     </w:p>
     <w:p>
       <w:r>
@@ -4583,57 +4931,34 @@
         <w:t xml:space="preserve"> - L</w:t>
       </w:r>
       <w:r>
-        <w:t>ight-</w:t>
-      </w:r>
-      <w:proofErr w:type="spellStart"/>
-      <w:r>
-        <w:t>emitting</w:t>
-      </w:r>
-      <w:proofErr w:type="spellEnd"/>
-      <w:r>
-        <w:t xml:space="preserve"> </w:t>
-      </w:r>
-      <w:proofErr w:type="spellStart"/>
-      <w:r>
-        <w:t>diode</w:t>
-      </w:r>
-      <w:proofErr w:type="spellEnd"/>
+        <w:t>ight-emitting diode</w:t>
+      </w:r>
       <w:r>
         <w:t xml:space="preserve"> (Díodo emissor de luz)</w:t>
       </w:r>
-    </w:p>
-    <w:p>
-      <w:proofErr w:type="spellStart"/>
+      <w:r>
+        <w:t>;</w:t>
+      </w:r>
+    </w:p>
+    <w:p>
       <w:r>
         <w:t>IoT</w:t>
       </w:r>
-      <w:proofErr w:type="spellEnd"/>
       <w:r>
         <w:t xml:space="preserve"> -</w:t>
       </w:r>
       <w:r>
-        <w:t xml:space="preserve"> Internet </w:t>
-      </w:r>
-      <w:proofErr w:type="spellStart"/>
-      <w:r>
-        <w:t>of</w:t>
-      </w:r>
-      <w:proofErr w:type="spellEnd"/>
-      <w:r>
-        <w:t xml:space="preserve"> </w:t>
-      </w:r>
-      <w:proofErr w:type="spellStart"/>
-      <w:r>
-        <w:t>Things</w:t>
-      </w:r>
-      <w:proofErr w:type="spellEnd"/>
+        <w:t> Internet of Things</w:t>
+      </w:r>
       <w:r>
         <w:t xml:space="preserve"> (Internet das coisas)</w:t>
       </w:r>
-    </w:p>
-    <w:p>
-      <w:r>
-        <w:lastRenderedPageBreak/>
+      <w:r>
+        <w:t>;</w:t>
+      </w:r>
+    </w:p>
+    <w:p>
+      <w:r>
         <w:t xml:space="preserve">TEU </w:t>
       </w:r>
       <w:r>
@@ -4642,6 +4967,9 @@
       <w:r>
         <w:t xml:space="preserve"> 1 Unidade equivalente a 20 pés</w:t>
       </w:r>
+      <w:r>
+        <w:t>;</w:t>
+      </w:r>
     </w:p>
     <w:p>
       <w:r>
@@ -4652,124 +4980,1707 @@
       <w:pPr>
         <w:pStyle w:val="Ttulo1"/>
       </w:pPr>
-      <w:bookmarkStart w:id="9" w:name="_Toc211604099"/>
+      <w:bookmarkStart w:id="7" w:name="_Toc211610910"/>
       <w:r>
         <w:lastRenderedPageBreak/>
         <w:t>Parte I – Introdução e estrutura do trabalho</w:t>
       </w:r>
+      <w:bookmarkEnd w:id="7"/>
+    </w:p>
+    <w:p>
+      <w:pPr>
+        <w:pStyle w:val="Ttulo2"/>
+      </w:pPr>
+      <w:bookmarkStart w:id="8" w:name="_Toc211610911"/>
+      <w:r>
+        <w:t>I.1 Caracterização da organização</w:t>
+      </w:r>
+      <w:bookmarkEnd w:id="8"/>
+    </w:p>
+    <w:p>
+      <w:pPr>
+        <w:pStyle w:val="Ttulo3"/>
+        <w:rPr>
+          <w:b/>
+          <w:bCs/>
+          <w:color w:val="auto"/>
+          <w:sz w:val="20"/>
+          <w:szCs w:val="20"/>
+        </w:rPr>
+      </w:pPr>
+      <w:bookmarkStart w:id="9" w:name="_Toc211610912"/>
+      <w:r>
+        <w:rPr>
+          <w:b/>
+          <w:bCs/>
+          <w:color w:val="auto"/>
+          <w:sz w:val="20"/>
+          <w:szCs w:val="20"/>
+        </w:rPr>
+        <w:t>Enquadramento Institucional</w:t>
+      </w:r>
       <w:bookmarkEnd w:id="9"/>
     </w:p>
+    <w:p>
+      <w:r>
+        <w:t xml:space="preserve">A Administração dos Portos de Sines e do Algarve, S.A. (APS) é uma sociedade anónima de capitais exclusivamente públicos, detida a 100% pelo Estado Português, através da Direção-Geral do Tesouro e Finanças. Criada em 1998, a APS resultou da transformação da antiga Administração do Porto de Sines em sociedade anónima. </w:t>
+      </w:r>
+    </w:p>
+    <w:p>
+      <w:r>
+        <w:t>Em 2014, com o Decreto-Lei n.º 44/2014, as suas competências foram alargadas aos portos de Faro e Portimão, consolidando a sua jurisdição sobre três portos estratégicos do sistema portuário nacional.</w:t>
+      </w:r>
+    </w:p>
+    <w:p>
+      <w:pPr>
+        <w:pStyle w:val="Ttulo3"/>
+        <w:rPr>
+          <w:b/>
+          <w:bCs/>
+          <w:color w:val="auto"/>
+          <w:sz w:val="20"/>
+          <w:szCs w:val="20"/>
+        </w:rPr>
+      </w:pPr>
+      <w:bookmarkStart w:id="10" w:name="_Toc211610913"/>
+      <w:r>
+        <w:rPr>
+          <w:b/>
+          <w:bCs/>
+          <w:color w:val="auto"/>
+          <w:sz w:val="20"/>
+          <w:szCs w:val="20"/>
+        </w:rPr>
+        <w:t>Missão e Objetivos Estratégicos</w:t>
+      </w:r>
+      <w:bookmarkEnd w:id="10"/>
+    </w:p>
+    <w:p>
+      <w:r>
+        <w:t>A missão</w:t>
+      </w:r>
+      <w:r>
+        <w:t xml:space="preserve"> da APS é</w:t>
+      </w:r>
+      <w:r>
+        <w:t xml:space="preserve"> administrar, conservar e desenvolver os portos sob a sua responsabilidade, promovendo serviços eficientes, seguros e sustentáveis. </w:t>
+      </w:r>
+    </w:p>
+    <w:p>
+      <w:r>
+        <w:t>O seu objetivo estratégico é consolidar o Porto de Sines como um hub logístico, energético e industrial de referência no Atlântico, enquanto reforça a importância dos Portos de Faro e Portimão como infraestruturas de apoio ao turismo de cruzeiros e ao transporte marítimo regional.</w:t>
+      </w:r>
+    </w:p>
+    <w:p>
+      <w:pPr>
+        <w:pStyle w:val="Ttulo3"/>
+        <w:rPr>
+          <w:b/>
+          <w:bCs/>
+          <w:color w:val="auto"/>
+          <w:sz w:val="20"/>
+          <w:szCs w:val="20"/>
+        </w:rPr>
+      </w:pPr>
+      <w:bookmarkStart w:id="11" w:name="_Toc211610914"/>
+      <w:r>
+        <w:rPr>
+          <w:b/>
+          <w:bCs/>
+          <w:color w:val="auto"/>
+          <w:sz w:val="20"/>
+          <w:szCs w:val="20"/>
+        </w:rPr>
+        <w:t>Porto de Sines: Papel e Infraestruturas</w:t>
+      </w:r>
+      <w:bookmarkEnd w:id="11"/>
+    </w:p>
+    <w:p>
+      <w:r>
+        <w:t xml:space="preserve">O Porto de Sines é o maior porto nacional em volume de carga movimentada e uma das principais portas de entrada e saída do comércio externo português. É especializado na movimentação de contentores, graneis líquidos e sólidos, e desempenha um papel crucial no abastecimento energético do país, recebendo petróleo bruto, derivados e gás natural liquefeito. </w:t>
+      </w:r>
+    </w:p>
+    <w:p>
+      <w:r>
+        <w:t>Integra ainda a ZALSINES – Zona Industrial e Logística de Sines –, com mais de 2.000 hectares, que apoia atividades industriais e logísticas complementares.</w:t>
+      </w:r>
+    </w:p>
+    <w:p>
+      <w:pPr>
+        <w:pStyle w:val="Ttulo3"/>
+        <w:rPr>
+          <w:b/>
+          <w:bCs/>
+          <w:color w:val="auto"/>
+          <w:sz w:val="20"/>
+          <w:szCs w:val="20"/>
+        </w:rPr>
+      </w:pPr>
+      <w:bookmarkStart w:id="12" w:name="_Toc211610915"/>
+      <w:r>
+        <w:rPr>
+          <w:b/>
+          <w:bCs/>
+          <w:color w:val="auto"/>
+          <w:sz w:val="20"/>
+          <w:szCs w:val="20"/>
+        </w:rPr>
+        <w:t>Indicadores-chave e Atividade Recente</w:t>
+      </w:r>
+      <w:bookmarkEnd w:id="12"/>
+    </w:p>
+    <w:p>
+      <w:r>
+        <w:t xml:space="preserve">No último ano, a </w:t>
+      </w:r>
+      <w:r>
+        <w:t>APS empreg</w:t>
+      </w:r>
+      <w:r>
+        <w:t>ou</w:t>
+      </w:r>
+      <w:r>
+        <w:t xml:space="preserve"> </w:t>
+      </w:r>
+      <w:r>
+        <w:t>183</w:t>
+      </w:r>
+      <w:r>
+        <w:t xml:space="preserve"> colaboradores</w:t>
+      </w:r>
+      <w:r>
+        <w:t xml:space="preserve">, dos quais, 163 no Porto de Sines, 13 no Porto de Portimão e </w:t>
+      </w:r>
+      <w:r>
+        <w:t>7 no Porto de Faro. Para além disso,</w:t>
+      </w:r>
+      <w:r>
+        <w:t xml:space="preserve"> o ecossistema portuário sob a sua administração envolve milhares de empregos indiretos.</w:t>
+      </w:r>
+    </w:p>
+    <w:p>
+      <w:pPr>
+        <w:spacing w:after="0" w:line="360" w:lineRule="auto"/>
+      </w:pPr>
+      <w:r>
+        <w:t xml:space="preserve">Em termos financeiros, o volume de negócios </w:t>
+      </w:r>
+      <w:r>
+        <w:t xml:space="preserve">e os resultados operacionais </w:t>
+      </w:r>
+      <w:r>
+        <w:t>regist</w:t>
+      </w:r>
+      <w:r>
+        <w:t>aram</w:t>
+      </w:r>
+      <w:r>
+        <w:t>:</w:t>
+      </w:r>
+    </w:p>
+    <w:tbl>
+      <w:tblPr>
+        <w:tblW w:w="9361" w:type="dxa"/>
+        <w:tblInd w:w="-5" w:type="dxa"/>
+        <w:tblBorders>
+          <w:top w:val="single" w:sz="4" w:space="0" w:color="auto"/>
+          <w:left w:val="single" w:sz="4" w:space="0" w:color="auto"/>
+          <w:bottom w:val="single" w:sz="4" w:space="0" w:color="auto"/>
+          <w:right w:val="single" w:sz="4" w:space="0" w:color="auto"/>
+          <w:insideH w:val="single" w:sz="4" w:space="0" w:color="auto"/>
+          <w:insideV w:val="single" w:sz="4" w:space="0" w:color="auto"/>
+        </w:tblBorders>
+        <w:tblCellMar>
+          <w:left w:w="0" w:type="dxa"/>
+          <w:right w:w="0" w:type="dxa"/>
+        </w:tblCellMar>
+        <w:tblLook w:val="04A0" w:firstRow="1" w:lastRow="0" w:firstColumn="1" w:lastColumn="0" w:noHBand="0" w:noVBand="1"/>
+      </w:tblPr>
+      <w:tblGrid>
+        <w:gridCol w:w="4675"/>
+        <w:gridCol w:w="1562"/>
+        <w:gridCol w:w="1562"/>
+        <w:gridCol w:w="1562"/>
+      </w:tblGrid>
+      <w:tr>
+        <w:trPr>
+          <w:trHeight w:val="512"/>
+        </w:trPr>
+        <w:tc>
+          <w:tcPr>
+            <w:tcW w:w="4675" w:type="dxa"/>
+            <w:shd w:val="clear" w:color="auto" w:fill="E8E8E8"/>
+            <w:noWrap/>
+            <w:tcMar>
+              <w:top w:w="0" w:type="dxa"/>
+              <w:left w:w="70" w:type="dxa"/>
+              <w:bottom w:w="0" w:type="dxa"/>
+              <w:right w:w="70" w:type="dxa"/>
+            </w:tcMar>
+            <w:vAlign w:val="bottom"/>
+            <w:hideMark/>
+          </w:tcPr>
+          <w:p>
+            <w:pPr>
+              <w:jc w:val="center"/>
+              <w:rPr>
+                <w:b/>
+                <w:bCs/>
+              </w:rPr>
+            </w:pPr>
+            <w:r>
+              <w:rPr>
+                <w:b/>
+                <w:bCs/>
+              </w:rPr>
+              <w:t>APS</w:t>
+            </w:r>
+          </w:p>
+        </w:tc>
+        <w:tc>
+          <w:tcPr>
+            <w:tcW w:w="1562" w:type="dxa"/>
+            <w:shd w:val="clear" w:color="auto" w:fill="E8E8E8"/>
+            <w:noWrap/>
+            <w:tcMar>
+              <w:top w:w="0" w:type="dxa"/>
+              <w:left w:w="70" w:type="dxa"/>
+              <w:bottom w:w="0" w:type="dxa"/>
+              <w:right w:w="70" w:type="dxa"/>
+            </w:tcMar>
+            <w:vAlign w:val="bottom"/>
+            <w:hideMark/>
+          </w:tcPr>
+          <w:p>
+            <w:pPr>
+              <w:jc w:val="center"/>
+              <w:rPr>
+                <w:b/>
+                <w:bCs/>
+              </w:rPr>
+            </w:pPr>
+            <w:r>
+              <w:rPr>
+                <w:b/>
+                <w:bCs/>
+              </w:rPr>
+              <w:t>2022</w:t>
+            </w:r>
+          </w:p>
+        </w:tc>
+        <w:tc>
+          <w:tcPr>
+            <w:tcW w:w="1562" w:type="dxa"/>
+            <w:shd w:val="clear" w:color="auto" w:fill="E8E8E8"/>
+            <w:noWrap/>
+            <w:tcMar>
+              <w:top w:w="0" w:type="dxa"/>
+              <w:left w:w="70" w:type="dxa"/>
+              <w:bottom w:w="0" w:type="dxa"/>
+              <w:right w:w="70" w:type="dxa"/>
+            </w:tcMar>
+            <w:vAlign w:val="bottom"/>
+            <w:hideMark/>
+          </w:tcPr>
+          <w:p>
+            <w:pPr>
+              <w:jc w:val="center"/>
+              <w:rPr>
+                <w:b/>
+                <w:bCs/>
+              </w:rPr>
+            </w:pPr>
+            <w:r>
+              <w:rPr>
+                <w:b/>
+                <w:bCs/>
+              </w:rPr>
+              <w:t>2023</w:t>
+            </w:r>
+          </w:p>
+        </w:tc>
+        <w:tc>
+          <w:tcPr>
+            <w:tcW w:w="1562" w:type="dxa"/>
+            <w:shd w:val="clear" w:color="auto" w:fill="E8E8E8"/>
+            <w:noWrap/>
+            <w:tcMar>
+              <w:top w:w="0" w:type="dxa"/>
+              <w:left w:w="70" w:type="dxa"/>
+              <w:bottom w:w="0" w:type="dxa"/>
+              <w:right w:w="70" w:type="dxa"/>
+            </w:tcMar>
+            <w:vAlign w:val="bottom"/>
+            <w:hideMark/>
+          </w:tcPr>
+          <w:p>
+            <w:pPr>
+              <w:jc w:val="center"/>
+              <w:rPr>
+                <w:b/>
+                <w:bCs/>
+              </w:rPr>
+            </w:pPr>
+            <w:r>
+              <w:rPr>
+                <w:b/>
+                <w:bCs/>
+              </w:rPr>
+              <w:t>2024</w:t>
+            </w:r>
+          </w:p>
+        </w:tc>
+      </w:tr>
+      <w:tr>
+        <w:trPr>
+          <w:trHeight w:val="512"/>
+        </w:trPr>
+        <w:tc>
+          <w:tcPr>
+            <w:tcW w:w="4675" w:type="dxa"/>
+            <w:noWrap/>
+            <w:tcMar>
+              <w:top w:w="0" w:type="dxa"/>
+              <w:left w:w="70" w:type="dxa"/>
+              <w:bottom w:w="0" w:type="dxa"/>
+              <w:right w:w="70" w:type="dxa"/>
+            </w:tcMar>
+            <w:vAlign w:val="bottom"/>
+            <w:hideMark/>
+          </w:tcPr>
+          <w:p>
+            <w:r>
+              <w:t>Volume de negócios</w:t>
+            </w:r>
+          </w:p>
+        </w:tc>
+        <w:tc>
+          <w:tcPr>
+            <w:tcW w:w="1562" w:type="dxa"/>
+            <w:noWrap/>
+            <w:tcMar>
+              <w:top w:w="0" w:type="dxa"/>
+              <w:left w:w="70" w:type="dxa"/>
+              <w:bottom w:w="0" w:type="dxa"/>
+              <w:right w:w="70" w:type="dxa"/>
+            </w:tcMar>
+            <w:vAlign w:val="bottom"/>
+            <w:hideMark/>
+          </w:tcPr>
+          <w:p>
+            <w:pPr>
+              <w:jc w:val="right"/>
+            </w:pPr>
+            <w:r>
+              <w:t>49 862 375 €</w:t>
+            </w:r>
+          </w:p>
+        </w:tc>
+        <w:tc>
+          <w:tcPr>
+            <w:tcW w:w="1562" w:type="dxa"/>
+            <w:noWrap/>
+            <w:tcMar>
+              <w:top w:w="0" w:type="dxa"/>
+              <w:left w:w="70" w:type="dxa"/>
+              <w:bottom w:w="0" w:type="dxa"/>
+              <w:right w:w="70" w:type="dxa"/>
+            </w:tcMar>
+            <w:vAlign w:val="bottom"/>
+            <w:hideMark/>
+          </w:tcPr>
+          <w:p>
+            <w:pPr>
+              <w:jc w:val="right"/>
+            </w:pPr>
+            <w:r>
+              <w:t>44 942 904 €</w:t>
+            </w:r>
+          </w:p>
+        </w:tc>
+        <w:tc>
+          <w:tcPr>
+            <w:tcW w:w="1562" w:type="dxa"/>
+            <w:noWrap/>
+            <w:tcMar>
+              <w:top w:w="0" w:type="dxa"/>
+              <w:left w:w="70" w:type="dxa"/>
+              <w:bottom w:w="0" w:type="dxa"/>
+              <w:right w:w="70" w:type="dxa"/>
+            </w:tcMar>
+            <w:vAlign w:val="bottom"/>
+            <w:hideMark/>
+          </w:tcPr>
+          <w:p>
+            <w:pPr>
+              <w:jc w:val="right"/>
+            </w:pPr>
+            <w:r>
+              <w:t>48 506 769 €</w:t>
+            </w:r>
+          </w:p>
+        </w:tc>
+      </w:tr>
+      <w:tr>
+        <w:trPr>
+          <w:trHeight w:val="512"/>
+        </w:trPr>
+        <w:tc>
+          <w:tcPr>
+            <w:tcW w:w="4675" w:type="dxa"/>
+            <w:noWrap/>
+            <w:tcMar>
+              <w:top w:w="0" w:type="dxa"/>
+              <w:left w:w="70" w:type="dxa"/>
+              <w:bottom w:w="0" w:type="dxa"/>
+              <w:right w:w="70" w:type="dxa"/>
+            </w:tcMar>
+            <w:vAlign w:val="bottom"/>
+            <w:hideMark/>
+          </w:tcPr>
+          <w:p>
+            <w:r>
+              <w:t>EBIT - Resultado Operacional</w:t>
+            </w:r>
+          </w:p>
+        </w:tc>
+        <w:tc>
+          <w:tcPr>
+            <w:tcW w:w="1562" w:type="dxa"/>
+            <w:noWrap/>
+            <w:tcMar>
+              <w:top w:w="0" w:type="dxa"/>
+              <w:left w:w="70" w:type="dxa"/>
+              <w:bottom w:w="0" w:type="dxa"/>
+              <w:right w:w="70" w:type="dxa"/>
+            </w:tcMar>
+            <w:vAlign w:val="bottom"/>
+            <w:hideMark/>
+          </w:tcPr>
+          <w:p>
+            <w:pPr>
+              <w:jc w:val="right"/>
+            </w:pPr>
+            <w:r>
+              <w:t>17 207 356 €</w:t>
+            </w:r>
+          </w:p>
+        </w:tc>
+        <w:tc>
+          <w:tcPr>
+            <w:tcW w:w="1562" w:type="dxa"/>
+            <w:noWrap/>
+            <w:tcMar>
+              <w:top w:w="0" w:type="dxa"/>
+              <w:left w:w="70" w:type="dxa"/>
+              <w:bottom w:w="0" w:type="dxa"/>
+              <w:right w:w="70" w:type="dxa"/>
+            </w:tcMar>
+            <w:vAlign w:val="bottom"/>
+            <w:hideMark/>
+          </w:tcPr>
+          <w:p>
+            <w:pPr>
+              <w:jc w:val="right"/>
+            </w:pPr>
+            <w:r>
+              <w:t>8 003 192 €</w:t>
+            </w:r>
+          </w:p>
+        </w:tc>
+        <w:tc>
+          <w:tcPr>
+            <w:tcW w:w="1562" w:type="dxa"/>
+            <w:noWrap/>
+            <w:tcMar>
+              <w:top w:w="0" w:type="dxa"/>
+              <w:left w:w="70" w:type="dxa"/>
+              <w:bottom w:w="0" w:type="dxa"/>
+              <w:right w:w="70" w:type="dxa"/>
+            </w:tcMar>
+            <w:vAlign w:val="bottom"/>
+            <w:hideMark/>
+          </w:tcPr>
+          <w:p>
+            <w:pPr>
+              <w:jc w:val="right"/>
+            </w:pPr>
+            <w:r>
+              <w:t>18 143 735 €</w:t>
+            </w:r>
+          </w:p>
+        </w:tc>
+      </w:tr>
+    </w:tbl>
+    <w:p>
+      <w:pPr>
+        <w:spacing w:after="0" w:line="360" w:lineRule="auto"/>
+      </w:pPr>
+      <w:r>
+        <w:lastRenderedPageBreak/>
+        <w:t>No Porto de Sines, a movimentação total atingiu 47,8 milhões de toneladas em 2024, um aumento face aos 42,9 milhões de toneladas de 2023, distribuídas da seguinte forma:</w:t>
+      </w:r>
+    </w:p>
+    <w:tbl>
+      <w:tblPr>
+        <w:tblW w:w="9353" w:type="dxa"/>
+        <w:tblInd w:w="-5" w:type="dxa"/>
+        <w:tblBorders>
+          <w:top w:val="single" w:sz="4" w:space="0" w:color="auto"/>
+          <w:left w:val="single" w:sz="4" w:space="0" w:color="auto"/>
+          <w:bottom w:val="single" w:sz="4" w:space="0" w:color="auto"/>
+          <w:right w:val="single" w:sz="4" w:space="0" w:color="auto"/>
+          <w:insideH w:val="single" w:sz="4" w:space="0" w:color="auto"/>
+          <w:insideV w:val="single" w:sz="4" w:space="0" w:color="auto"/>
+        </w:tblBorders>
+        <w:tblCellMar>
+          <w:left w:w="0" w:type="dxa"/>
+          <w:right w:w="0" w:type="dxa"/>
+        </w:tblCellMar>
+        <w:tblLook w:val="04A0" w:firstRow="1" w:lastRow="0" w:firstColumn="1" w:lastColumn="0" w:noHBand="0" w:noVBand="1"/>
+      </w:tblPr>
+      <w:tblGrid>
+        <w:gridCol w:w="5531"/>
+        <w:gridCol w:w="1274"/>
+        <w:gridCol w:w="1274"/>
+        <w:gridCol w:w="1274"/>
+      </w:tblGrid>
+      <w:tr>
+        <w:trPr>
+          <w:trHeight w:val="488"/>
+        </w:trPr>
+        <w:tc>
+          <w:tcPr>
+            <w:tcW w:w="5531" w:type="dxa"/>
+            <w:shd w:val="clear" w:color="auto" w:fill="E8E8E8"/>
+            <w:noWrap/>
+            <w:tcMar>
+              <w:top w:w="0" w:type="dxa"/>
+              <w:left w:w="70" w:type="dxa"/>
+              <w:bottom w:w="0" w:type="dxa"/>
+              <w:right w:w="70" w:type="dxa"/>
+            </w:tcMar>
+            <w:vAlign w:val="bottom"/>
+            <w:hideMark/>
+          </w:tcPr>
+          <w:p>
+            <w:pPr>
+              <w:jc w:val="center"/>
+              <w:rPr>
+                <w:b/>
+                <w:bCs/>
+              </w:rPr>
+            </w:pPr>
+            <w:r>
+              <w:rPr>
+                <w:b/>
+                <w:bCs/>
+              </w:rPr>
+              <w:t>Sines</w:t>
+            </w:r>
+          </w:p>
+        </w:tc>
+        <w:tc>
+          <w:tcPr>
+            <w:tcW w:w="1274" w:type="dxa"/>
+            <w:shd w:val="clear" w:color="auto" w:fill="E8E8E8"/>
+            <w:noWrap/>
+            <w:tcMar>
+              <w:top w:w="0" w:type="dxa"/>
+              <w:left w:w="70" w:type="dxa"/>
+              <w:bottom w:w="0" w:type="dxa"/>
+              <w:right w:w="70" w:type="dxa"/>
+            </w:tcMar>
+            <w:vAlign w:val="bottom"/>
+            <w:hideMark/>
+          </w:tcPr>
+          <w:p>
+            <w:pPr>
+              <w:jc w:val="center"/>
+              <w:rPr>
+                <w:b/>
+                <w:bCs/>
+              </w:rPr>
+            </w:pPr>
+            <w:r>
+              <w:rPr>
+                <w:b/>
+                <w:bCs/>
+              </w:rPr>
+              <w:t>2022</w:t>
+            </w:r>
+          </w:p>
+        </w:tc>
+        <w:tc>
+          <w:tcPr>
+            <w:tcW w:w="1274" w:type="dxa"/>
+            <w:shd w:val="clear" w:color="auto" w:fill="E8E8E8"/>
+            <w:noWrap/>
+            <w:tcMar>
+              <w:top w:w="0" w:type="dxa"/>
+              <w:left w:w="70" w:type="dxa"/>
+              <w:bottom w:w="0" w:type="dxa"/>
+              <w:right w:w="70" w:type="dxa"/>
+            </w:tcMar>
+            <w:vAlign w:val="bottom"/>
+            <w:hideMark/>
+          </w:tcPr>
+          <w:p>
+            <w:pPr>
+              <w:jc w:val="center"/>
+              <w:rPr>
+                <w:b/>
+                <w:bCs/>
+              </w:rPr>
+            </w:pPr>
+            <w:r>
+              <w:rPr>
+                <w:b/>
+                <w:bCs/>
+              </w:rPr>
+              <w:t>2023</w:t>
+            </w:r>
+          </w:p>
+        </w:tc>
+        <w:tc>
+          <w:tcPr>
+            <w:tcW w:w="1274" w:type="dxa"/>
+            <w:shd w:val="clear" w:color="auto" w:fill="E8E8E8"/>
+            <w:noWrap/>
+            <w:tcMar>
+              <w:top w:w="0" w:type="dxa"/>
+              <w:left w:w="70" w:type="dxa"/>
+              <w:bottom w:w="0" w:type="dxa"/>
+              <w:right w:w="70" w:type="dxa"/>
+            </w:tcMar>
+            <w:vAlign w:val="bottom"/>
+            <w:hideMark/>
+          </w:tcPr>
+          <w:p>
+            <w:pPr>
+              <w:jc w:val="center"/>
+              <w:rPr>
+                <w:b/>
+                <w:bCs/>
+              </w:rPr>
+            </w:pPr>
+            <w:r>
+              <w:rPr>
+                <w:b/>
+                <w:bCs/>
+              </w:rPr>
+              <w:t>2024</w:t>
+            </w:r>
+          </w:p>
+        </w:tc>
+      </w:tr>
+      <w:tr>
+        <w:trPr>
+          <w:trHeight w:val="318"/>
+        </w:trPr>
+        <w:tc>
+          <w:tcPr>
+            <w:tcW w:w="5531" w:type="dxa"/>
+            <w:noWrap/>
+            <w:tcMar>
+              <w:top w:w="0" w:type="dxa"/>
+              <w:left w:w="70" w:type="dxa"/>
+              <w:bottom w:w="0" w:type="dxa"/>
+              <w:right w:w="70" w:type="dxa"/>
+            </w:tcMar>
+            <w:vAlign w:val="bottom"/>
+            <w:hideMark/>
+          </w:tcPr>
+          <w:p>
+            <w:r>
+              <w:t>Granéis Líquidos (unidade: kt)</w:t>
+            </w:r>
+          </w:p>
+        </w:tc>
+        <w:tc>
+          <w:tcPr>
+            <w:tcW w:w="1274" w:type="dxa"/>
+            <w:noWrap/>
+            <w:tcMar>
+              <w:top w:w="0" w:type="dxa"/>
+              <w:left w:w="70" w:type="dxa"/>
+              <w:bottom w:w="0" w:type="dxa"/>
+              <w:right w:w="70" w:type="dxa"/>
+            </w:tcMar>
+            <w:vAlign w:val="bottom"/>
+            <w:hideMark/>
+          </w:tcPr>
+          <w:p>
+            <w:pPr>
+              <w:jc w:val="right"/>
+            </w:pPr>
+            <w:r>
+              <w:t>24 826</w:t>
+            </w:r>
+          </w:p>
+        </w:tc>
+        <w:tc>
+          <w:tcPr>
+            <w:tcW w:w="1274" w:type="dxa"/>
+            <w:noWrap/>
+            <w:tcMar>
+              <w:top w:w="0" w:type="dxa"/>
+              <w:left w:w="70" w:type="dxa"/>
+              <w:bottom w:w="0" w:type="dxa"/>
+              <w:right w:w="70" w:type="dxa"/>
+            </w:tcMar>
+            <w:vAlign w:val="bottom"/>
+            <w:hideMark/>
+          </w:tcPr>
+          <w:p>
+            <w:pPr>
+              <w:jc w:val="right"/>
+            </w:pPr>
+            <w:r>
+              <w:t>22 482</w:t>
+            </w:r>
+          </w:p>
+        </w:tc>
+        <w:tc>
+          <w:tcPr>
+            <w:tcW w:w="1274" w:type="dxa"/>
+            <w:noWrap/>
+            <w:tcMar>
+              <w:top w:w="0" w:type="dxa"/>
+              <w:left w:w="70" w:type="dxa"/>
+              <w:bottom w:w="0" w:type="dxa"/>
+              <w:right w:w="70" w:type="dxa"/>
+            </w:tcMar>
+            <w:vAlign w:val="bottom"/>
+            <w:hideMark/>
+          </w:tcPr>
+          <w:p>
+            <w:pPr>
+              <w:jc w:val="right"/>
+            </w:pPr>
+            <w:r>
+              <w:t>24 254</w:t>
+            </w:r>
+          </w:p>
+        </w:tc>
+      </w:tr>
+      <w:tr>
+        <w:trPr>
+          <w:trHeight w:val="318"/>
+        </w:trPr>
+        <w:tc>
+          <w:tcPr>
+            <w:tcW w:w="5531" w:type="dxa"/>
+            <w:noWrap/>
+            <w:tcMar>
+              <w:top w:w="0" w:type="dxa"/>
+              <w:left w:w="70" w:type="dxa"/>
+              <w:bottom w:w="0" w:type="dxa"/>
+              <w:right w:w="70" w:type="dxa"/>
+            </w:tcMar>
+            <w:vAlign w:val="bottom"/>
+            <w:hideMark/>
+          </w:tcPr>
+          <w:p>
+            <w:r>
+              <w:t>Granéis Sólidos (unidade: kt)</w:t>
+            </w:r>
+          </w:p>
+        </w:tc>
+        <w:tc>
+          <w:tcPr>
+            <w:tcW w:w="1274" w:type="dxa"/>
+            <w:noWrap/>
+            <w:tcMar>
+              <w:top w:w="0" w:type="dxa"/>
+              <w:left w:w="70" w:type="dxa"/>
+              <w:bottom w:w="0" w:type="dxa"/>
+              <w:right w:w="70" w:type="dxa"/>
+            </w:tcMar>
+            <w:vAlign w:val="bottom"/>
+            <w:hideMark/>
+          </w:tcPr>
+          <w:p>
+            <w:pPr>
+              <w:jc w:val="right"/>
+            </w:pPr>
+            <w:r>
+              <w:t>327</w:t>
+            </w:r>
+          </w:p>
+        </w:tc>
+        <w:tc>
+          <w:tcPr>
+            <w:tcW w:w="1274" w:type="dxa"/>
+            <w:noWrap/>
+            <w:tcMar>
+              <w:top w:w="0" w:type="dxa"/>
+              <w:left w:w="70" w:type="dxa"/>
+              <w:bottom w:w="0" w:type="dxa"/>
+              <w:right w:w="70" w:type="dxa"/>
+            </w:tcMar>
+            <w:vAlign w:val="bottom"/>
+            <w:hideMark/>
+          </w:tcPr>
+          <w:p>
+            <w:pPr>
+              <w:jc w:val="right"/>
+            </w:pPr>
+            <w:r>
+              <w:t>436</w:t>
+            </w:r>
+          </w:p>
+        </w:tc>
+        <w:tc>
+          <w:tcPr>
+            <w:tcW w:w="1274" w:type="dxa"/>
+            <w:noWrap/>
+            <w:tcMar>
+              <w:top w:w="0" w:type="dxa"/>
+              <w:left w:w="70" w:type="dxa"/>
+              <w:bottom w:w="0" w:type="dxa"/>
+              <w:right w:w="70" w:type="dxa"/>
+            </w:tcMar>
+            <w:vAlign w:val="bottom"/>
+            <w:hideMark/>
+          </w:tcPr>
+          <w:p>
+            <w:pPr>
+              <w:jc w:val="right"/>
+            </w:pPr>
+            <w:r>
+              <w:t>401</w:t>
+            </w:r>
+          </w:p>
+        </w:tc>
+      </w:tr>
+      <w:tr>
+        <w:trPr>
+          <w:trHeight w:val="318"/>
+        </w:trPr>
+        <w:tc>
+          <w:tcPr>
+            <w:tcW w:w="5531" w:type="dxa"/>
+            <w:noWrap/>
+            <w:tcMar>
+              <w:top w:w="0" w:type="dxa"/>
+              <w:left w:w="70" w:type="dxa"/>
+              <w:bottom w:w="0" w:type="dxa"/>
+              <w:right w:w="70" w:type="dxa"/>
+            </w:tcMar>
+            <w:vAlign w:val="bottom"/>
+            <w:hideMark/>
+          </w:tcPr>
+          <w:p>
+            <w:r>
+              <w:t>Carga Geral Contentorizada (unidade: kt)</w:t>
+            </w:r>
+          </w:p>
+        </w:tc>
+        <w:tc>
+          <w:tcPr>
+            <w:tcW w:w="1274" w:type="dxa"/>
+            <w:noWrap/>
+            <w:tcMar>
+              <w:top w:w="0" w:type="dxa"/>
+              <w:left w:w="70" w:type="dxa"/>
+              <w:bottom w:w="0" w:type="dxa"/>
+              <w:right w:w="70" w:type="dxa"/>
+            </w:tcMar>
+            <w:vAlign w:val="bottom"/>
+            <w:hideMark/>
+          </w:tcPr>
+          <w:p>
+            <w:pPr>
+              <w:jc w:val="right"/>
+            </w:pPr>
+            <w:r>
+              <w:t>19 595</w:t>
+            </w:r>
+          </w:p>
+        </w:tc>
+        <w:tc>
+          <w:tcPr>
+            <w:tcW w:w="1274" w:type="dxa"/>
+            <w:noWrap/>
+            <w:tcMar>
+              <w:top w:w="0" w:type="dxa"/>
+              <w:left w:w="70" w:type="dxa"/>
+              <w:bottom w:w="0" w:type="dxa"/>
+              <w:right w:w="70" w:type="dxa"/>
+            </w:tcMar>
+            <w:vAlign w:val="bottom"/>
+            <w:hideMark/>
+          </w:tcPr>
+          <w:p>
+            <w:pPr>
+              <w:jc w:val="right"/>
+            </w:pPr>
+            <w:r>
+              <w:t>20 009</w:t>
+            </w:r>
+          </w:p>
+        </w:tc>
+        <w:tc>
+          <w:tcPr>
+            <w:tcW w:w="1274" w:type="dxa"/>
+            <w:noWrap/>
+            <w:tcMar>
+              <w:top w:w="0" w:type="dxa"/>
+              <w:left w:w="70" w:type="dxa"/>
+              <w:bottom w:w="0" w:type="dxa"/>
+              <w:right w:w="70" w:type="dxa"/>
+            </w:tcMar>
+            <w:vAlign w:val="bottom"/>
+            <w:hideMark/>
+          </w:tcPr>
+          <w:p>
+            <w:pPr>
+              <w:jc w:val="right"/>
+            </w:pPr>
+            <w:r>
+              <w:t>23 129</w:t>
+            </w:r>
+          </w:p>
+        </w:tc>
+      </w:tr>
+      <w:tr>
+        <w:trPr>
+          <w:trHeight w:val="318"/>
+        </w:trPr>
+        <w:tc>
+          <w:tcPr>
+            <w:tcW w:w="5531" w:type="dxa"/>
+            <w:tcBorders>
+              <w:bottom w:val="single" w:sz="4" w:space="0" w:color="auto"/>
+            </w:tcBorders>
+            <w:noWrap/>
+            <w:tcMar>
+              <w:top w:w="0" w:type="dxa"/>
+              <w:left w:w="70" w:type="dxa"/>
+              <w:bottom w:w="0" w:type="dxa"/>
+              <w:right w:w="70" w:type="dxa"/>
+            </w:tcMar>
+            <w:vAlign w:val="bottom"/>
+            <w:hideMark/>
+          </w:tcPr>
+          <w:p>
+            <w:r>
+              <w:t>Carga Geral Fracionada (unidade: kt)</w:t>
+            </w:r>
+          </w:p>
+        </w:tc>
+        <w:tc>
+          <w:tcPr>
+            <w:tcW w:w="1274" w:type="dxa"/>
+            <w:noWrap/>
+            <w:tcMar>
+              <w:top w:w="0" w:type="dxa"/>
+              <w:left w:w="70" w:type="dxa"/>
+              <w:bottom w:w="0" w:type="dxa"/>
+              <w:right w:w="70" w:type="dxa"/>
+            </w:tcMar>
+            <w:vAlign w:val="bottom"/>
+            <w:hideMark/>
+          </w:tcPr>
+          <w:p>
+            <w:pPr>
+              <w:jc w:val="right"/>
+            </w:pPr>
+            <w:r>
+              <w:t>16</w:t>
+            </w:r>
+          </w:p>
+        </w:tc>
+        <w:tc>
+          <w:tcPr>
+            <w:tcW w:w="1274" w:type="dxa"/>
+            <w:noWrap/>
+            <w:tcMar>
+              <w:top w:w="0" w:type="dxa"/>
+              <w:left w:w="70" w:type="dxa"/>
+              <w:bottom w:w="0" w:type="dxa"/>
+              <w:right w:w="70" w:type="dxa"/>
+            </w:tcMar>
+            <w:vAlign w:val="bottom"/>
+            <w:hideMark/>
+          </w:tcPr>
+          <w:p>
+            <w:pPr>
+              <w:jc w:val="right"/>
+            </w:pPr>
+            <w:r>
+              <w:t>19</w:t>
+            </w:r>
+          </w:p>
+        </w:tc>
+        <w:tc>
+          <w:tcPr>
+            <w:tcW w:w="1274" w:type="dxa"/>
+            <w:noWrap/>
+            <w:tcMar>
+              <w:top w:w="0" w:type="dxa"/>
+              <w:left w:w="70" w:type="dxa"/>
+              <w:bottom w:w="0" w:type="dxa"/>
+              <w:right w:w="70" w:type="dxa"/>
+            </w:tcMar>
+            <w:vAlign w:val="bottom"/>
+            <w:hideMark/>
+          </w:tcPr>
+          <w:p>
+            <w:pPr>
+              <w:jc w:val="right"/>
+            </w:pPr>
+            <w:r>
+              <w:t>22</w:t>
+            </w:r>
+          </w:p>
+        </w:tc>
+      </w:tr>
+      <w:tr>
+        <w:trPr>
+          <w:trHeight w:val="318"/>
+        </w:trPr>
+        <w:tc>
+          <w:tcPr>
+            <w:tcW w:w="5531" w:type="dxa"/>
+            <w:tcBorders>
+              <w:bottom w:val="single" w:sz="4" w:space="0" w:color="auto"/>
+            </w:tcBorders>
+            <w:noWrap/>
+            <w:tcMar>
+              <w:top w:w="0" w:type="dxa"/>
+              <w:left w:w="70" w:type="dxa"/>
+              <w:bottom w:w="0" w:type="dxa"/>
+              <w:right w:w="70" w:type="dxa"/>
+            </w:tcMar>
+            <w:vAlign w:val="bottom"/>
+            <w:hideMark/>
+          </w:tcPr>
+          <w:p>
+            <w:r>
+              <w:t>Ro-Ro (unidade: kt)</w:t>
+            </w:r>
+          </w:p>
+        </w:tc>
+        <w:tc>
+          <w:tcPr>
+            <w:tcW w:w="1274" w:type="dxa"/>
+            <w:tcBorders>
+              <w:bottom w:val="single" w:sz="4" w:space="0" w:color="auto"/>
+            </w:tcBorders>
+            <w:noWrap/>
+            <w:tcMar>
+              <w:top w:w="0" w:type="dxa"/>
+              <w:left w:w="70" w:type="dxa"/>
+              <w:bottom w:w="0" w:type="dxa"/>
+              <w:right w:w="70" w:type="dxa"/>
+            </w:tcMar>
+            <w:vAlign w:val="bottom"/>
+            <w:hideMark/>
+          </w:tcPr>
+          <w:p>
+            <w:pPr>
+              <w:jc w:val="right"/>
+            </w:pPr>
+            <w:r>
+              <w:t>49</w:t>
+            </w:r>
+          </w:p>
+        </w:tc>
+        <w:tc>
+          <w:tcPr>
+            <w:tcW w:w="1274" w:type="dxa"/>
+            <w:tcBorders>
+              <w:bottom w:val="single" w:sz="4" w:space="0" w:color="auto"/>
+            </w:tcBorders>
+            <w:noWrap/>
+            <w:tcMar>
+              <w:top w:w="0" w:type="dxa"/>
+              <w:left w:w="70" w:type="dxa"/>
+              <w:bottom w:w="0" w:type="dxa"/>
+              <w:right w:w="70" w:type="dxa"/>
+            </w:tcMar>
+            <w:vAlign w:val="bottom"/>
+            <w:hideMark/>
+          </w:tcPr>
+          <w:p>
+            <w:pPr>
+              <w:jc w:val="right"/>
+            </w:pPr>
+            <w:r>
+              <w:t>32</w:t>
+            </w:r>
+          </w:p>
+        </w:tc>
+        <w:tc>
+          <w:tcPr>
+            <w:tcW w:w="1274" w:type="dxa"/>
+            <w:tcBorders>
+              <w:bottom w:val="single" w:sz="4" w:space="0" w:color="auto"/>
+            </w:tcBorders>
+            <w:noWrap/>
+            <w:tcMar>
+              <w:top w:w="0" w:type="dxa"/>
+              <w:left w:w="70" w:type="dxa"/>
+              <w:bottom w:w="0" w:type="dxa"/>
+              <w:right w:w="70" w:type="dxa"/>
+            </w:tcMar>
+            <w:vAlign w:val="bottom"/>
+            <w:hideMark/>
+          </w:tcPr>
+          <w:p>
+            <w:pPr>
+              <w:jc w:val="right"/>
+            </w:pPr>
+            <w:r>
+              <w:t>21</w:t>
+            </w:r>
+          </w:p>
+        </w:tc>
+      </w:tr>
+      <w:tr>
+        <w:trPr>
+          <w:trHeight w:val="318"/>
+        </w:trPr>
+        <w:tc>
+          <w:tcPr>
+            <w:tcW w:w="5531" w:type="dxa"/>
+            <w:tcBorders>
+              <w:top w:val="single" w:sz="4" w:space="0" w:color="auto"/>
+              <w:left w:val="single" w:sz="4" w:space="0" w:color="auto"/>
+              <w:bottom w:val="single" w:sz="4" w:space="0" w:color="auto"/>
+              <w:right w:val="single" w:sz="4" w:space="0" w:color="auto"/>
+            </w:tcBorders>
+            <w:noWrap/>
+            <w:tcMar>
+              <w:top w:w="0" w:type="dxa"/>
+              <w:left w:w="70" w:type="dxa"/>
+              <w:bottom w:w="0" w:type="dxa"/>
+              <w:right w:w="70" w:type="dxa"/>
+            </w:tcMar>
+            <w:vAlign w:val="bottom"/>
+            <w:hideMark/>
+          </w:tcPr>
+          <w:p>
+            <w:pPr>
+              <w:rPr>
+                <w:b/>
+                <w:bCs/>
+              </w:rPr>
+            </w:pPr>
+            <w:r>
+              <w:rPr>
+                <w:b/>
+                <w:bCs/>
+              </w:rPr>
+              <w:t xml:space="preserve">TOTAL Sines </w:t>
+            </w:r>
+            <w:r>
+              <w:t>(unidade: kt)</w:t>
+            </w:r>
+          </w:p>
+        </w:tc>
+        <w:tc>
+          <w:tcPr>
+            <w:tcW w:w="1274" w:type="dxa"/>
+            <w:tcBorders>
+              <w:left w:val="single" w:sz="4" w:space="0" w:color="auto"/>
+              <w:bottom w:val="single" w:sz="4" w:space="0" w:color="auto"/>
+            </w:tcBorders>
+            <w:noWrap/>
+            <w:tcMar>
+              <w:top w:w="0" w:type="dxa"/>
+              <w:left w:w="70" w:type="dxa"/>
+              <w:bottom w:w="0" w:type="dxa"/>
+              <w:right w:w="70" w:type="dxa"/>
+            </w:tcMar>
+            <w:vAlign w:val="bottom"/>
+            <w:hideMark/>
+          </w:tcPr>
+          <w:p>
+            <w:pPr>
+              <w:jc w:val="right"/>
+              <w:rPr>
+                <w:b/>
+                <w:bCs/>
+              </w:rPr>
+            </w:pPr>
+            <w:r>
+              <w:rPr>
+                <w:b/>
+                <w:bCs/>
+              </w:rPr>
+              <w:t>44 812</w:t>
+            </w:r>
+          </w:p>
+        </w:tc>
+        <w:tc>
+          <w:tcPr>
+            <w:tcW w:w="1274" w:type="dxa"/>
+            <w:tcBorders>
+              <w:bottom w:val="single" w:sz="4" w:space="0" w:color="auto"/>
+            </w:tcBorders>
+            <w:noWrap/>
+            <w:tcMar>
+              <w:top w:w="0" w:type="dxa"/>
+              <w:left w:w="70" w:type="dxa"/>
+              <w:bottom w:w="0" w:type="dxa"/>
+              <w:right w:w="70" w:type="dxa"/>
+            </w:tcMar>
+            <w:vAlign w:val="bottom"/>
+            <w:hideMark/>
+          </w:tcPr>
+          <w:p>
+            <w:pPr>
+              <w:jc w:val="right"/>
+              <w:rPr>
+                <w:b/>
+                <w:bCs/>
+              </w:rPr>
+            </w:pPr>
+            <w:r>
+              <w:rPr>
+                <w:b/>
+                <w:bCs/>
+              </w:rPr>
+              <w:t>42 977</w:t>
+            </w:r>
+          </w:p>
+        </w:tc>
+        <w:tc>
+          <w:tcPr>
+            <w:tcW w:w="1274" w:type="dxa"/>
+            <w:tcBorders>
+              <w:bottom w:val="single" w:sz="4" w:space="0" w:color="auto"/>
+            </w:tcBorders>
+            <w:noWrap/>
+            <w:tcMar>
+              <w:top w:w="0" w:type="dxa"/>
+              <w:left w:w="70" w:type="dxa"/>
+              <w:bottom w:w="0" w:type="dxa"/>
+              <w:right w:w="70" w:type="dxa"/>
+            </w:tcMar>
+            <w:vAlign w:val="bottom"/>
+            <w:hideMark/>
+          </w:tcPr>
+          <w:p>
+            <w:pPr>
+              <w:jc w:val="right"/>
+              <w:rPr>
+                <w:b/>
+                <w:bCs/>
+              </w:rPr>
+            </w:pPr>
+            <w:r>
+              <w:rPr>
+                <w:b/>
+                <w:bCs/>
+              </w:rPr>
+              <w:t>47 827</w:t>
+            </w:r>
+          </w:p>
+        </w:tc>
+      </w:tr>
+    </w:tbl>
     <w:p/>
     <w:p>
-      <w:pPr>
-        <w:pStyle w:val="Ttulo2"/>
-      </w:pPr>
-      <w:bookmarkStart w:id="10" w:name="_Toc211604100"/>
-      <w:r>
-        <w:t>I.1 Caracterização da organização</w:t>
-      </w:r>
-      <w:bookmarkEnd w:id="10"/>
-    </w:p>
-    <w:p>
-      <w:r>
-        <w:t>A Administração dos Portos de Sines e do Algarve, S.A. (APS) é uma sociedade anónima de capitais exclusivamente públicos, detida a 100% pelo Estado Português, através da Direção-Geral do Tesouro e Finanças. Criada em 1998, a APS resultou da transformação da antiga Administração do Porto de Sines em sociedade anónima. Em 2014, com o Decreto-Lei n.º 44/2014, as suas competências foram alargadas aos portos de Faro e Portimão, consolidando a sua jurisdição sobre três portos estratégicos do sistema portuário nacional.</w:t>
-      </w:r>
-    </w:p>
-    <w:p>
-      <w:r>
-        <w:t xml:space="preserve">A APS tem como missão administrar, conservar e desenvolver os portos sob a sua responsabilidade, promovendo serviços eficientes, seguros e sustentáveis. O seu objetivo estratégico é consolidar o Porto de Sines como um </w:t>
-      </w:r>
-      <w:proofErr w:type="spellStart"/>
-      <w:r>
-        <w:t>hub</w:t>
-      </w:r>
-      <w:proofErr w:type="spellEnd"/>
-      <w:r>
-        <w:t xml:space="preserve"> logístico, energético e industrial de referência no Atlântico, enquanto reforça a importância dos Portos de Faro e Portimão como infraestruturas de apoio ao turismo de cruzeiros e ao transporte marítimo regional.</w:t>
-      </w:r>
-    </w:p>
-    <w:p>
-      <w:r>
-        <w:t>A empresa pauta-se por valores de eficiência, inovação, sustentabilidade ambiental, ética, transparência e responsabilidade pública, destacando ainda a segurança operacional como prioridade essencial.</w:t>
-      </w:r>
-    </w:p>
-    <w:p>
-      <w:r>
-        <w:t>O Porto de Sines é o maior porto nacional em volume de carga movimentada e uma das principais portas de entrada e saída do comércio externo português. É especializado na movimentação de contentores, graneis líquidos e sólidos, e desempenha um papel crucial no abastecimento energético do país, recebendo petróleo bruto, derivados e gás natural liquefeito. Integra ainda a ZALSINES – Zona Industrial e Logística de Sines –, com mais de 2.000 hectares, que apoia atividades industriais e logísticas complementares.</w:t>
-      </w:r>
-    </w:p>
-    <w:p>
-      <w:r>
-        <w:t>O Porto de Faro tem uma vocação regional, centrada em operações de menor escala, enquanto o Porto de Portimão é um dos principais destinos de navios de cruzeiro no sul de Portugal, com impacto significativo na economia turística algarvia.</w:t>
-      </w:r>
-    </w:p>
-    <w:p>
-      <w:r>
-        <w:t xml:space="preserve">Em termos de indicadores-chave, o Porto de Sines movimenta anualmente mais de 50 milhões de toneladas de carga, representando uma parcela expressiva do comércio externo nacional. É líder em movimentação de contentores em Portugal, com cerca de 65% das operações correspondentes a </w:t>
-      </w:r>
-      <w:proofErr w:type="spellStart"/>
-      <w:r>
-        <w:t>transshipment</w:t>
-      </w:r>
-      <w:proofErr w:type="spellEnd"/>
-      <w:r>
-        <w:t xml:space="preserve"> (transbordo). A APS emprega cerca de 200 colaboradores, e o ecossistema portuário sob a sua administração envolve milhares de empregos indiretos.</w:t>
+      <w:r>
+        <w:t>O Porto de Faro movimentou 27 mil toneladas em 2024</w:t>
+      </w:r>
+      <w:r>
+        <w:t xml:space="preserve">, apresentou uma quebra bastante acentuada, visto que em 2023 </w:t>
+      </w:r>
+      <w:r>
+        <w:t>tinha movimentado 78 mil toneladas</w:t>
+      </w:r>
+      <w:r>
+        <w:t>.</w:t>
+      </w:r>
+    </w:p>
+    <w:p>
+      <w:r>
+        <w:t>O Porto de Portimão registou 13 980 passageiros de cruzeiro em 2024</w:t>
+      </w:r>
+      <w:r>
+        <w:t>, apresentando também uma quebra face ao ano anterior</w:t>
+      </w:r>
+      <w:r>
+        <w:t xml:space="preserve"> que tinha sido de 22 481 passageiros de cruzeiro</w:t>
+      </w:r>
+      <w:r>
+        <w:t>. Ainda assim,</w:t>
+      </w:r>
+      <w:r>
+        <w:t xml:space="preserve"> confirm</w:t>
+      </w:r>
+      <w:r>
+        <w:t>ou</w:t>
+      </w:r>
+      <w:r>
+        <w:t xml:space="preserve"> o seu papel de destaque no turismo marítimo do Algarve.</w:t>
+      </w:r>
+    </w:p>
+    <w:p>
+      <w:pPr>
+        <w:pStyle w:val="Ttulo3"/>
+        <w:rPr>
+          <w:b/>
+          <w:bCs/>
+          <w:color w:val="auto"/>
+          <w:sz w:val="20"/>
+          <w:szCs w:val="20"/>
+        </w:rPr>
+      </w:pPr>
+      <w:bookmarkStart w:id="13" w:name="_Toc211610916"/>
+      <w:r>
+        <w:rPr>
+          <w:b/>
+          <w:bCs/>
+          <w:color w:val="auto"/>
+          <w:sz w:val="20"/>
+          <w:szCs w:val="20"/>
+        </w:rPr>
+        <w:t>Principais Mercados e Parceiros Internacionais</w:t>
+      </w:r>
+      <w:bookmarkEnd w:id="13"/>
+    </w:p>
+    <w:p>
+      <w:pPr>
+        <w:spacing w:after="0" w:line="360" w:lineRule="auto"/>
+      </w:pPr>
+      <w:r>
+        <w:t>O Porto de Sines é um porto de génese industrial, que entrou em atividade em 1978 para dar suporte à Refinaria de Sines da Petrogal e, pouco depois, ao Complexo Petroquímico de Sines, hoje da Repsol.</w:t>
+      </w:r>
+      <w:r>
+        <w:br/>
+        <w:t>Atualmente, os principais fluxos são:</w:t>
+      </w:r>
+    </w:p>
+    <w:p>
+      <w:pPr>
+        <w:numPr>
+          <w:ilvl w:val="0"/>
+          <w:numId w:val="36"/>
+        </w:numPr>
+        <w:spacing w:after="0" w:line="360" w:lineRule="auto"/>
+      </w:pPr>
+      <w:r>
+        <w:rPr>
+          <w:u w:val="single"/>
+        </w:rPr>
+        <w:t>Importação de crude:</w:t>
+      </w:r>
+      <w:r>
+        <w:t xml:space="preserve"> Brasil</w:t>
+      </w:r>
+      <w:r>
+        <w:t xml:space="preserve"> (principal fornecedor)</w:t>
+      </w:r>
+      <w:r>
+        <w:t>, Argélia, Nigéria, Turquia, EUA e Angola.</w:t>
+      </w:r>
+    </w:p>
+    <w:p>
+      <w:pPr>
+        <w:numPr>
+          <w:ilvl w:val="0"/>
+          <w:numId w:val="36"/>
+        </w:numPr>
+        <w:spacing w:after="0" w:line="360" w:lineRule="auto"/>
+      </w:pPr>
+      <w:r>
+        <w:rPr>
+          <w:u w:val="single"/>
+        </w:rPr>
+        <w:t>Exportação de refinados:</w:t>
+      </w:r>
+      <w:r>
+        <w:t xml:space="preserve"> EUA</w:t>
+      </w:r>
+      <w:r>
+        <w:t xml:space="preserve"> (principal destino)</w:t>
+      </w:r>
+      <w:r>
+        <w:t>, Gibraltar, Países Baixos, Espanha e Bélgica.</w:t>
+      </w:r>
+    </w:p>
+    <w:p>
+      <w:pPr>
+        <w:numPr>
+          <w:ilvl w:val="0"/>
+          <w:numId w:val="36"/>
+        </w:numPr>
+        <w:spacing w:after="0" w:line="360" w:lineRule="auto"/>
+      </w:pPr>
+      <w:r>
+        <w:rPr>
+          <w:u w:val="single"/>
+        </w:rPr>
+        <w:t>Produtos petroquímicos:</w:t>
+      </w:r>
+      <w:r>
+        <w:t xml:space="preserve"> importação de olefinas e exportação de subprodutos, com destaque para os investimentos da Repsol em modernização e competitividade.</w:t>
+      </w:r>
+    </w:p>
+    <w:p>
+      <w:pPr>
+        <w:numPr>
+          <w:ilvl w:val="0"/>
+          <w:numId w:val="36"/>
+        </w:numPr>
+        <w:spacing w:after="0" w:line="360" w:lineRule="auto"/>
+      </w:pPr>
+      <w:r>
+        <w:rPr>
+          <w:u w:val="single"/>
+        </w:rPr>
+        <w:t>Granéis sólidos</w:t>
+      </w:r>
+      <w:r>
+        <w:rPr>
+          <w:u w:val="single"/>
+        </w:rPr>
+        <w:t xml:space="preserve"> e carga geral fracionada (movimentados</w:t>
+      </w:r>
+      <w:r>
+        <w:rPr>
+          <w:u w:val="single"/>
+        </w:rPr>
+        <w:t xml:space="preserve"> no TMS</w:t>
+      </w:r>
+      <w:r>
+        <w:rPr>
+          <w:u w:val="single"/>
+        </w:rPr>
+        <w:t>)</w:t>
+      </w:r>
+      <w:r>
+        <w:rPr>
+          <w:u w:val="single"/>
+        </w:rPr>
+        <w:t>:</w:t>
+      </w:r>
+      <w:r>
+        <w:t xml:space="preserve"> exportação de animais vivos para Israel, pellets de madeira para França e Reino Unido, e sílica para Espanha, além de transhipment de pás eólicas e receção de gesso e ureia.</w:t>
+      </w:r>
+    </w:p>
+    <w:p>
+      <w:pPr>
+        <w:numPr>
+          <w:ilvl w:val="0"/>
+          <w:numId w:val="36"/>
+        </w:numPr>
+        <w:spacing w:after="0" w:line="360" w:lineRule="auto"/>
+      </w:pPr>
+      <w:r>
+        <w:rPr>
+          <w:u w:val="single"/>
+        </w:rPr>
+        <w:t>Gás natural:</w:t>
+      </w:r>
+      <w:r>
+        <w:t xml:space="preserve"> cerca de 95 % do gás consumido em Portugal é importado via o Terminal de Gás Natural de Sines, principalmente da Nigéria e dos EUA.</w:t>
+      </w:r>
+    </w:p>
+    <w:p>
+      <w:pPr>
+        <w:numPr>
+          <w:ilvl w:val="0"/>
+          <w:numId w:val="36"/>
+        </w:numPr>
+      </w:pPr>
+      <w:r>
+        <w:rPr>
+          <w:u w:val="single"/>
+        </w:rPr>
+        <w:t>Carga contentorizada:</w:t>
+      </w:r>
+      <w:r>
+        <w:t xml:space="preserve"> exportações dirigidas às Américas (EUA, Brasil, México, Canadá) e importações originárias da Ásia (China, Índia, Malásia).</w:t>
       </w:r>
     </w:p>
     <w:p>
       <w:r>
         <w:lastRenderedPageBreak/>
-        <w:t xml:space="preserve">Entre os seus principais parceiros e </w:t>
-      </w:r>
-      <w:proofErr w:type="spellStart"/>
-      <w:r>
-        <w:t>stakeholders</w:t>
-      </w:r>
-      <w:proofErr w:type="spellEnd"/>
-      <w:r>
-        <w:t xml:space="preserve"> encontram-se o Governo Português, as concessionárias </w:t>
-      </w:r>
-      <w:r>
-        <w:t>de</w:t>
-      </w:r>
-      <w:r>
-        <w:t xml:space="preserve"> terminais (como a PSA Sines e a REN Atlântico), empresas energéticas e industriais (Galp, Repsol, EDP, entre outras), operadores logísticos, municípios e entidades locais. A APS adota sistemas de gestão certificados nas áreas da qualidade, ambiente e segurança, seguindo normas internacionais (ISO 9001, ISO 14001, ISO 45001), e mantém políticas de </w:t>
-      </w:r>
-      <w:proofErr w:type="spellStart"/>
-      <w:r>
-        <w:t>compliance</w:t>
-      </w:r>
-      <w:proofErr w:type="spellEnd"/>
-      <w:r>
-        <w:t xml:space="preserve"> e transparência alinhadas com os princípios de bom governo corporativo.</w:t>
-      </w:r>
-    </w:p>
-    <w:p>
-      <w:r>
-        <w:t>Com presença nos portos de Sines, Faro e Portimão, a APS afirma-se como um agente central na competitividade e sustentabilidade do sistema portuário português, contribuindo para a integração de Portugal nas redes logísticas globais e para o desenvolvimento económico regional e nacional.</w:t>
+        <w:t xml:space="preserve">O </w:t>
+      </w:r>
+      <w:r>
+        <w:t xml:space="preserve">TMS </w:t>
+      </w:r>
+      <w:r>
+        <w:t>entrou em atividade no final dos anos 80 com a função principal de rececionar o carvão para alimentar as duas centrais termoelétricas do país. As duas centrais cessaram a atividade dos seus grupos a carvão em 2019, pondo assim término à importação de carvão.</w:t>
+      </w:r>
+      <w:r>
+        <w:t xml:space="preserve"> </w:t>
+      </w:r>
+      <w:r>
+        <w:t>O TMS está hoje com um movimento reduzido e a relançar a sua atividade.</w:t>
+      </w:r>
+    </w:p>
+    <w:p>
+      <w:r>
+        <w:t>A imagem seguinte permite uma visualização dos serviços regulares de carga contentorizada que integram o Terminal de Contentores de Sines (Terminal XXI) nos seus portos de escala, ou seja, dos diferentes mercados a que o Porto de Sines está ligado no segmento da carga contentorizada:  </w:t>
+      </w:r>
+    </w:p>
+    <w:p>
+      <w:pPr>
+        <w:jc w:val="center"/>
+      </w:pPr>
+      <w:r>
+        <w:rPr>
+          <w:noProof/>
+        </w:rPr>
+        <w:drawing>
+          <wp:inline distT="0" distB="0" distL="0" distR="0" wp14:anchorId="68B4EA67" wp14:editId="6EF6FCFF">
+            <wp:extent cx="5226685" cy="3020060"/>
+            <wp:effectExtent l="19050" t="19050" r="12065" b="27940"/>
+            <wp:docPr id="1965649793" name="Imagem 6" descr="Uma imagem com texto, mapa, captura de ecrã, diagrama&#10;&#10;Os conteúdos gerados por IA podem estar incorretos."/>
+            <wp:cNvGraphicFramePr>
+              <a:graphicFrameLocks xmlns:a="http://schemas.openxmlformats.org/drawingml/2006/main" noChangeAspect="1"/>
+            </wp:cNvGraphicFramePr>
+            <a:graphic xmlns:a="http://schemas.openxmlformats.org/drawingml/2006/main">
+              <a:graphicData uri="http://schemas.openxmlformats.org/drawingml/2006/picture">
+                <pic:pic xmlns:pic="http://schemas.openxmlformats.org/drawingml/2006/picture">
+                  <pic:nvPicPr>
+                    <pic:cNvPr id="0" name="Imagem 3" descr="Uma imagem com texto, mapa, captura de ecrã, diagrama&#10;&#10;Os conteúdos gerados por IA podem estar incorretos."/>
+                    <pic:cNvPicPr>
+                      <a:picLocks noChangeAspect="1" noChangeArrowheads="1"/>
+                    </pic:cNvPicPr>
+                  </pic:nvPicPr>
+                  <pic:blipFill>
+                    <a:blip r:embed="rId13" r:link="rId14" cstate="print">
+                      <a:extLst>
+                        <a:ext uri="{28A0092B-C50C-407E-A947-70E740481C1C}">
+                          <a14:useLocalDpi xmlns:a14="http://schemas.microsoft.com/office/drawing/2010/main" val="0"/>
+                        </a:ext>
+                      </a:extLst>
+                    </a:blip>
+                    <a:srcRect/>
+                    <a:stretch>
+                      <a:fillRect/>
+                    </a:stretch>
+                  </pic:blipFill>
+                  <pic:spPr bwMode="auto">
+                    <a:xfrm>
+                      <a:off x="0" y="0"/>
+                      <a:ext cx="5226685" cy="3020060"/>
+                    </a:xfrm>
+                    <a:prstGeom prst="rect">
+                      <a:avLst/>
+                    </a:prstGeom>
+                    <a:noFill/>
+                    <a:ln>
+                      <a:solidFill>
+                        <a:schemeClr val="tx1"/>
+                      </a:solidFill>
+                    </a:ln>
+                  </pic:spPr>
+                </pic:pic>
+              </a:graphicData>
+            </a:graphic>
+          </wp:inline>
+        </w:drawing>
+      </w:r>
+    </w:p>
+    <w:p>
+      <w:pPr>
+        <w:pStyle w:val="Legenda"/>
+        <w:jc w:val="center"/>
+        <w:rPr>
+          <w:color w:val="auto"/>
+        </w:rPr>
+      </w:pPr>
+      <w:r>
+        <w:rPr>
+          <w:color w:val="auto"/>
+        </w:rPr>
+        <w:t xml:space="preserve">Figura </w:t>
+      </w:r>
+      <w:r>
+        <w:rPr>
+          <w:color w:val="auto"/>
+        </w:rPr>
+        <w:fldChar w:fldCharType="begin"/>
+      </w:r>
+      <w:r>
+        <w:rPr>
+          <w:color w:val="auto"/>
+        </w:rPr>
+        <w:instrText xml:space="preserve"> SEQ Figura \* ARABIC </w:instrText>
+      </w:r>
+      <w:r>
+        <w:rPr>
+          <w:color w:val="auto"/>
+        </w:rPr>
+        <w:fldChar w:fldCharType="separate"/>
+      </w:r>
+      <w:r>
+        <w:rPr>
+          <w:noProof/>
+          <w:color w:val="auto"/>
+        </w:rPr>
+        <w:t>1</w:t>
+      </w:r>
+      <w:r>
+        <w:rPr>
+          <w:color w:val="auto"/>
+        </w:rPr>
+        <w:fldChar w:fldCharType="end"/>
+      </w:r>
+      <w:r>
+        <w:rPr>
+          <w:color w:val="auto"/>
+        </w:rPr>
+        <w:t xml:space="preserve"> </w:t>
+      </w:r>
+      <w:r>
+        <w:rPr>
+          <w:color w:val="auto"/>
+        </w:rPr>
+        <w:t xml:space="preserve">– </w:t>
+      </w:r>
+      <w:r>
+        <w:rPr>
+          <w:color w:val="auto"/>
+        </w:rPr>
+        <w:t>Serviços regulares de carga contentorizada do Terminal XXI</w:t>
       </w:r>
     </w:p>
     <w:p/>
     <w:p>
       <w:pPr>
-        <w:pStyle w:val="Ttulo2"/>
-      </w:pPr>
-      <w:bookmarkStart w:id="11" w:name="_Toc211604101"/>
-      <w:r>
-        <w:t>I.2 Fontes de informação</w:t>
-      </w:r>
-      <w:bookmarkEnd w:id="11"/>
+        <w:spacing w:after="0" w:line="360" w:lineRule="auto"/>
+      </w:pPr>
+      <w:r>
+        <w:t>O Porto Comercial de Faro tem uma utilização pontual, enquanto o Porto de Portimão foca-se no setor de cruzeiros, recebendo navios de passageiros provenientes de portos como Lisboa, Funchal, Vigo, Cádiz e Gibraltar.</w:t>
+      </w:r>
+    </w:p>
+    <w:p>
+      <w:pPr>
+        <w:spacing w:after="0" w:line="360" w:lineRule="auto"/>
+      </w:pPr>
+      <w:r>
+        <w:t>Estes dados reforçam a relevância estratégica da APS na economia nacional, como principal hub logístico e energético português, com forte integração nos mercados internacionais.</w:t>
+      </w:r>
     </w:p>
     <w:p/>
     <w:p/>
     <w:p>
       <w:pPr>
+        <w:pStyle w:val="Ttulo2"/>
+      </w:pPr>
+      <w:bookmarkStart w:id="14" w:name="_Toc211610917"/>
+      <w:r>
+        <w:t>I.2 Fontes de informação</w:t>
+      </w:r>
+      <w:bookmarkEnd w:id="14"/>
+    </w:p>
+    <w:p>
+      <w:pPr>
         <w:spacing w:line="240" w:lineRule="auto"/>
         <w:jc w:val="left"/>
       </w:pPr>
-      <w:r>
-        <w:br w:type="page"/>
-      </w:r>
     </w:p>
     <w:p>
       <w:pPr>
@@ -4779,7 +6690,7 @@
           <w:szCs w:val="22"/>
         </w:rPr>
       </w:pPr>
-      <w:bookmarkStart w:id="12" w:name="_Toc211604102"/>
+      <w:bookmarkStart w:id="15" w:name="_Toc211610918"/>
       <w:r>
         <w:lastRenderedPageBreak/>
         <w:t xml:space="preserve">Parte II – </w:t>
@@ -4787,18 +6698,17 @@
       <w:r>
         <w:t>Desenvolvimento</w:t>
       </w:r>
-      <w:bookmarkEnd w:id="12"/>
-    </w:p>
-    <w:p/>
+      <w:bookmarkEnd w:id="15"/>
+    </w:p>
     <w:p>
       <w:pPr>
         <w:pStyle w:val="Ttulo2"/>
       </w:pPr>
-      <w:bookmarkStart w:id="13" w:name="_Toc211604103"/>
+      <w:bookmarkStart w:id="16" w:name="_Toc211610919"/>
       <w:r>
         <w:t>II.1 Organização</w:t>
       </w:r>
-      <w:bookmarkEnd w:id="13"/>
+      <w:bookmarkEnd w:id="16"/>
       <w:r>
         <w:t xml:space="preserve"> </w:t>
       </w:r>
@@ -4814,7 +6724,7 @@
           <w:szCs w:val="20"/>
         </w:rPr>
       </w:pPr>
-      <w:bookmarkStart w:id="14" w:name="_Toc211604104"/>
+      <w:bookmarkStart w:id="17" w:name="_Toc211610920"/>
       <w:r>
         <w:rPr>
           <w:b/>
@@ -4825,7 +6735,7 @@
         </w:rPr>
         <w:t>Estrutura organizacional</w:t>
       </w:r>
-      <w:bookmarkEnd w:id="14"/>
+      <w:bookmarkEnd w:id="17"/>
     </w:p>
     <w:p>
       <w:r>
@@ -4895,9 +6805,131 @@
         <w:t>Serviços Jurídicos e de Auditoria Interna, com funções de controlo e conformidade.</w:t>
       </w:r>
     </w:p>
-    <w:p>
-      <w:r>
-        <w:t>O organograma disponível evidencia uma cadeia de comando clara, composta por três níveis hierárquicos principais: Conselho de Administração, Direções e Departamentos/Serviços Técnicos. Esta estrutura favorece a coordenação e o controlo operacional, sendo adequada a uma entidade pública com funções estratégicas de interesse nacional.</w:t>
+    <w:p/>
+    <w:p>
+      <w:pPr>
+        <w:keepNext/>
+        <w:spacing w:line="276" w:lineRule="auto"/>
+        <w:jc w:val="center"/>
+      </w:pPr>
+      <w:r>
+        <w:rPr>
+          <w:noProof/>
+          <w:lang w:bidi="pt-PT"/>
+        </w:rPr>
+        <w:drawing>
+          <wp:inline distT="0" distB="0" distL="0" distR="0" wp14:anchorId="3B5636FE" wp14:editId="758872C1">
+            <wp:extent cx="4827270" cy="2753118"/>
+            <wp:effectExtent l="19050" t="19050" r="11430" b="28575"/>
+            <wp:docPr id="230190004" name="Imagem 1" descr="Uma imagem com texto, captura de ecrã, diagrama, Tipo de letra&#10;&#10;Os conteúdos gerados por IA podem estar incorretos."/>
+            <wp:cNvGraphicFramePr>
+              <a:graphicFrameLocks xmlns:a="http://schemas.openxmlformats.org/drawingml/2006/main" noChangeAspect="1"/>
+            </wp:cNvGraphicFramePr>
+            <a:graphic xmlns:a="http://schemas.openxmlformats.org/drawingml/2006/main">
+              <a:graphicData uri="http://schemas.openxmlformats.org/drawingml/2006/picture">
+                <pic:pic xmlns:pic="http://schemas.openxmlformats.org/drawingml/2006/picture">
+                  <pic:nvPicPr>
+                    <pic:cNvPr id="230190004" name="Imagem 1" descr="Uma imagem com texto, captura de ecrã, diagrama, Tipo de letra&#10;&#10;Os conteúdos gerados por IA podem estar incorretos."/>
+                    <pic:cNvPicPr/>
+                  </pic:nvPicPr>
+                  <pic:blipFill rotWithShape="1">
+                    <a:blip r:embed="rId15"/>
+                    <a:srcRect t="2220" r="342" b="1000"/>
+                    <a:stretch>
+                      <a:fillRect/>
+                    </a:stretch>
+                  </pic:blipFill>
+                  <pic:spPr bwMode="auto">
+                    <a:xfrm>
+                      <a:off x="0" y="0"/>
+                      <a:ext cx="4849867" cy="2766006"/>
+                    </a:xfrm>
+                    <a:prstGeom prst="rect">
+                      <a:avLst/>
+                    </a:prstGeom>
+                    <a:ln w="3175">
+                      <a:solidFill>
+                        <a:schemeClr val="tx1"/>
+                      </a:solidFill>
+                    </a:ln>
+                    <a:extLst>
+                      <a:ext uri="{53640926-AAD7-44D8-BBD7-CCE9431645EC}">
+                        <a14:shadowObscured xmlns:a14="http://schemas.microsoft.com/office/drawing/2010/main"/>
+                      </a:ext>
+                    </a:extLst>
+                  </pic:spPr>
+                </pic:pic>
+              </a:graphicData>
+            </a:graphic>
+          </wp:inline>
+        </w:drawing>
+      </w:r>
+    </w:p>
+    <w:p>
+      <w:pPr>
+        <w:pStyle w:val="Legenda"/>
+        <w:spacing w:line="276" w:lineRule="auto"/>
+        <w:jc w:val="center"/>
+        <w:rPr>
+          <w:color w:val="auto"/>
+        </w:rPr>
+      </w:pPr>
+      <w:bookmarkStart w:id="18" w:name="_Toc211605331"/>
+      <w:r>
+        <w:rPr>
+          <w:color w:val="auto"/>
+        </w:rPr>
+        <w:t xml:space="preserve">Figura </w:t>
+      </w:r>
+      <w:r>
+        <w:rPr>
+          <w:color w:val="auto"/>
+        </w:rPr>
+        <w:fldChar w:fldCharType="begin"/>
+      </w:r>
+      <w:r>
+        <w:rPr>
+          <w:color w:val="auto"/>
+        </w:rPr>
+        <w:instrText xml:space="preserve"> SEQ Figura \* ARABIC </w:instrText>
+      </w:r>
+      <w:r>
+        <w:rPr>
+          <w:color w:val="auto"/>
+        </w:rPr>
+        <w:fldChar w:fldCharType="separate"/>
+      </w:r>
+      <w:r>
+        <w:rPr>
+          <w:noProof/>
+          <w:color w:val="auto"/>
+        </w:rPr>
+        <w:t>2</w:t>
+      </w:r>
+      <w:r>
+        <w:rPr>
+          <w:color w:val="auto"/>
+        </w:rPr>
+        <w:fldChar w:fldCharType="end"/>
+      </w:r>
+      <w:r>
+        <w:rPr>
+          <w:color w:val="auto"/>
+        </w:rPr>
+        <w:t xml:space="preserve"> - Estrutura Organizacional</w:t>
+      </w:r>
+      <w:bookmarkEnd w:id="18"/>
+    </w:p>
+    <w:p>
+      <w:r>
+        <w:lastRenderedPageBreak/>
+        <w:t>O organograma disponível</w:t>
+      </w:r>
+      <w:r>
+        <w:t xml:space="preserve"> (acima)</w:t>
+      </w:r>
+      <w:r>
+        <w:t xml:space="preserve"> evidencia uma cadeia de comando clara, composta por três níveis hierárquicos principais: Conselho de Administração, Direções e Departamentos/Serviços Técnicos. Esta estrutura favorece a coordenação e o controlo operacional, sendo adequada a uma entidade pública com funções estratégicas de interesse nacional.</w:t>
       </w:r>
     </w:p>
     <w:p>
@@ -4912,7 +6944,6 @@
     </w:p>
     <w:p>
       <w:r>
-        <w:lastRenderedPageBreak/>
         <w:t>No entanto, a estrutura formal ainda apresenta características de centralização decisória, com decisões estratégicas concentradas no Conselho de Administração. Apesar disso, há evidências de estruturas informais de cooperação entre direções, especialmente em projetos transversais (por exemplo, iniciativas de eficiência energética ou de transformação digital). Esta articulação informal tem contribuído para maior agilidade na resposta a desafios emergentes, como os associados à transição verde e à digitalização dos processos portuários.</w:t>
       </w:r>
     </w:p>
@@ -4943,7 +6974,7 @@
           <w:szCs w:val="20"/>
         </w:rPr>
       </w:pPr>
-      <w:bookmarkStart w:id="15" w:name="_Toc211604105"/>
+      <w:bookmarkStart w:id="19" w:name="_Toc211610921"/>
       <w:r>
         <w:rPr>
           <w:b/>
@@ -4954,7 +6985,7 @@
         </w:rPr>
         <w:t>Proposta de melhoria</w:t>
       </w:r>
-      <w:bookmarkEnd w:id="15"/>
+      <w:bookmarkEnd w:id="19"/>
     </w:p>
     <w:p>
       <w:r>
@@ -5011,6 +7042,7 @@
         <w:rPr>
           <w:u w:val="single"/>
         </w:rPr>
+        <w:lastRenderedPageBreak/>
         <w:t>Impacto esperado:</w:t>
       </w:r>
       <w:r>
@@ -5086,7 +7118,6 @@
         </w:numPr>
       </w:pPr>
       <w:r>
-        <w:lastRenderedPageBreak/>
         <w:t>Justificação: A crescente exigência de relatórios de desempenho ambiental e indicadores logísticos requer competências analíticas avançadas.</w:t>
       </w:r>
     </w:p>
@@ -5188,11 +7219,11 @@
       <w:pPr>
         <w:pStyle w:val="Ttulo2"/>
       </w:pPr>
-      <w:bookmarkStart w:id="16" w:name="_Toc211604106"/>
+      <w:bookmarkStart w:id="20" w:name="_Toc211610922"/>
       <w:r>
         <w:t>II.2 Planeamento</w:t>
       </w:r>
-      <w:bookmarkEnd w:id="16"/>
+      <w:bookmarkEnd w:id="20"/>
     </w:p>
     <w:p>
       <w:r>
@@ -5200,6 +7231,9 @@
       </w:r>
       <w:r>
         <w:br/>
+      </w:r>
+      <w:r>
+        <w:lastRenderedPageBreak/>
         <w:t>Este planeamento define como eixos estruturantes a expansão e modernização das infraestruturas portuárias, o reforço da eficiência logística, a sustentabilidade ambiental e a inovação tecnológica.</w:t>
       </w:r>
       <w:r>
@@ -5219,7 +7253,7 @@
           <w:szCs w:val="20"/>
         </w:rPr>
       </w:pPr>
-      <w:bookmarkStart w:id="17" w:name="_Toc211604107"/>
+      <w:bookmarkStart w:id="21" w:name="_Toc211610923"/>
       <w:r>
         <w:rPr>
           <w:b/>
@@ -5240,7 +7274,7 @@
         </w:rPr>
         <w:t>T</w:t>
       </w:r>
-      <w:bookmarkEnd w:id="17"/>
+      <w:bookmarkEnd w:id="21"/>
     </w:p>
     <w:tbl>
       <w:tblPr>
@@ -5372,7 +7406,6 @@
                 <w:bCs/>
                 <w:color w:val="000000" w:themeColor="text1"/>
               </w:rPr>
-              <w:lastRenderedPageBreak/>
               <w:t>Estratégico</w:t>
             </w:r>
           </w:p>
@@ -5405,15 +7438,7 @@
           </w:tcPr>
           <w:p>
             <w:r>
-              <w:t xml:space="preserve">Reforçar o papel do Porto de Sines como </w:t>
-            </w:r>
-            <w:proofErr w:type="spellStart"/>
-            <w:r>
-              <w:t>hub</w:t>
-            </w:r>
-            <w:proofErr w:type="spellEnd"/>
-            <w:r>
-              <w:t xml:space="preserve"> logístico e energético do Atlântico.</w:t>
+              <w:t>Reforçar o papel do Porto de Sines como hub logístico e energético do Atlântico.</w:t>
             </w:r>
           </w:p>
         </w:tc>
@@ -5548,7 +7573,6 @@
       </w:tr>
     </w:tbl>
     <w:p/>
-    <w:p/>
     <w:p>
       <w:pPr>
         <w:pStyle w:val="Ttulo3"/>
@@ -5560,7 +7584,7 @@
           <w:szCs w:val="20"/>
         </w:rPr>
       </w:pPr>
-      <w:bookmarkStart w:id="18" w:name="_Toc211604108"/>
+      <w:bookmarkStart w:id="22" w:name="_Toc211610924"/>
       <w:r>
         <w:rPr>
           <w:b/>
@@ -5571,7 +7595,7 @@
         </w:rPr>
         <w:t>Análise SWOT</w:t>
       </w:r>
-      <w:bookmarkEnd w:id="18"/>
+      <w:bookmarkEnd w:id="22"/>
     </w:p>
     <w:p>
       <w:r>
@@ -5891,15 +7915,7 @@
           </w:tcPr>
           <w:p>
             <w:r>
-              <w:t xml:space="preserve">Expansão dos terminais, utilização de energias verdes, automação portuária e reforço da ligação ferroviária ao </w:t>
-            </w:r>
-            <w:proofErr w:type="spellStart"/>
-            <w:r>
-              <w:t>hinterland</w:t>
-            </w:r>
-            <w:proofErr w:type="spellEnd"/>
-            <w:r>
-              <w:t xml:space="preserve"> ibérico.</w:t>
+              <w:t>Expansão dos terminais, utilização de energias verdes, automação portuária e reforço da ligação ferroviária ao hinterland ibérico.</w:t>
             </w:r>
           </w:p>
         </w:tc>
@@ -5955,8 +7971,6 @@
         </w:tc>
       </w:tr>
     </w:tbl>
-    <w:p/>
-    <w:p/>
     <w:p>
       <w:pPr>
         <w:pStyle w:val="Ttulo3"/>
@@ -5968,7 +7982,7 @@
           <w:szCs w:val="20"/>
         </w:rPr>
       </w:pPr>
-      <w:bookmarkStart w:id="19" w:name="_Toc211604109"/>
+      <w:bookmarkStart w:id="23" w:name="_Toc211610925"/>
       <w:r>
         <w:rPr>
           <w:b/>
@@ -5977,6 +7991,7 @@
           <w:sz w:val="20"/>
           <w:szCs w:val="20"/>
         </w:rPr>
+        <w:lastRenderedPageBreak/>
         <w:t xml:space="preserve">Propostas </w:t>
       </w:r>
       <w:r>
@@ -6019,7 +8034,7 @@
         </w:rPr>
         <w:t>Sustentabilidade e Eficiência Energética</w:t>
       </w:r>
-      <w:bookmarkEnd w:id="19"/>
+      <w:bookmarkEnd w:id="23"/>
     </w:p>
     <w:p>
       <w:pPr>
@@ -6067,7 +8082,6 @@
           <w:b/>
           <w:bCs/>
         </w:rPr>
-        <w:lastRenderedPageBreak/>
         <w:t>Justificação:</w:t>
       </w:r>
     </w:p>
@@ -6127,11 +8141,7 @@
         <w:t>Além disso, reforça o compromisso da APS com os Objetivos de Desenvolvimento Sustentável e com a Estratégia Nacional para o Mar 2030, consolidando a sua imagem de porto sustentável e competitivo.</w:t>
       </w:r>
     </w:p>
-    <w:p>
-      <w:pPr>
-        <w:ind w:left="360"/>
-      </w:pPr>
-    </w:p>
+    <w:p/>
     <w:p>
       <w:pPr>
         <w:pStyle w:val="PargrafodaLista"/>
@@ -6368,6 +8378,7 @@
           </w:tcPr>
           <w:p>
             <w:r>
+              <w:lastRenderedPageBreak/>
               <w:t>1.2. Modernizar a iluminação portuária com tecnologia LED inteligente</w:t>
             </w:r>
           </w:p>
@@ -6426,23 +8437,7 @@
           </w:tcPr>
           <w:p>
             <w:r>
-              <w:t xml:space="preserve">Desenvolvimento de sistema </w:t>
-            </w:r>
-            <w:proofErr w:type="spellStart"/>
-            <w:r>
-              <w:t>IoT</w:t>
-            </w:r>
-            <w:proofErr w:type="spellEnd"/>
-            <w:r>
-              <w:t xml:space="preserve"> e </w:t>
-            </w:r>
-            <w:proofErr w:type="spellStart"/>
-            <w:r>
-              <w:t>dashboard</w:t>
-            </w:r>
-            <w:proofErr w:type="spellEnd"/>
-            <w:r>
-              <w:t xml:space="preserve"> analítico</w:t>
+              <w:t>Desenvolvimento de sistema IoT e dashboard analítico</w:t>
             </w:r>
           </w:p>
         </w:tc>
@@ -6534,7 +8529,6 @@
           <w:b/>
           <w:bCs/>
         </w:rPr>
-        <w:lastRenderedPageBreak/>
         <w:t>Resultados Esperados:</w:t>
       </w:r>
     </w:p>
@@ -6575,7 +8569,7 @@
           <w:szCs w:val="20"/>
         </w:rPr>
       </w:pPr>
-      <w:bookmarkStart w:id="20" w:name="_Toc211604110"/>
+      <w:bookmarkStart w:id="24" w:name="_Toc211610926"/>
       <w:r>
         <w:rPr>
           <w:b/>
@@ -6626,7 +8620,7 @@
         </w:rPr>
         <w:t>Transformação Digital e Inovação Tecnológica</w:t>
       </w:r>
-      <w:bookmarkEnd w:id="20"/>
+      <w:bookmarkEnd w:id="24"/>
     </w:p>
     <w:p>
       <w:pPr>
@@ -6734,30 +8728,10 @@
         <w:ind w:left="360"/>
       </w:pPr>
       <w:r>
-        <w:t xml:space="preserve">A digitalização é uma prioridade tanto para a Estratégia Nacional para o Mar 2030 como para a agenda europeia dos </w:t>
-      </w:r>
-      <w:proofErr w:type="spellStart"/>
-      <w:r>
-        <w:t>Smart</w:t>
-      </w:r>
-      <w:proofErr w:type="spellEnd"/>
-      <w:r>
-        <w:t xml:space="preserve"> </w:t>
-      </w:r>
-      <w:proofErr w:type="spellStart"/>
-      <w:r>
-        <w:t>Ports</w:t>
-      </w:r>
-      <w:proofErr w:type="spellEnd"/>
-      <w:r>
-        <w:t>, permitindo maior integração logística e competitividade.</w:t>
-      </w:r>
-    </w:p>
-    <w:p>
-      <w:pPr>
-        <w:ind w:left="360"/>
-      </w:pPr>
-    </w:p>
+        <w:t>A digitalização é uma prioridade tanto para a Estratégia Nacional para o Mar 2030 como para a agenda europeia dos Smart Ports, permitindo maior integração logística e competitividade.</w:t>
+      </w:r>
+    </w:p>
+    <w:p/>
     <w:p>
       <w:pPr>
         <w:pStyle w:val="PargrafodaLista"/>
@@ -6783,6 +8757,7 @@
         <w:ind w:left="360"/>
       </w:pPr>
       <w:r>
+        <w:lastRenderedPageBreak/>
         <w:t xml:space="preserve">1. </w:t>
       </w:r>
       <w:r>
@@ -6808,15 +8783,7 @@
         <w:t xml:space="preserve">3. </w:t>
       </w:r>
       <w:r>
-        <w:t xml:space="preserve">Reforçar a </w:t>
-      </w:r>
-      <w:proofErr w:type="spellStart"/>
-      <w:r>
-        <w:t>cibersegurança</w:t>
-      </w:r>
-      <w:proofErr w:type="spellEnd"/>
-      <w:r>
-        <w:t xml:space="preserve"> e a proteção de dados nas infraestruturas digitais da APS.</w:t>
+        <w:t>Reforçar a cibersegurança e a proteção de dados nas infraestruturas digitais da APS.</w:t>
       </w:r>
     </w:p>
     <w:p>
@@ -6959,15 +8926,7 @@
               <w:t xml:space="preserve">1.1. </w:t>
             </w:r>
             <w:r>
-              <w:t xml:space="preserve">Implementar um sistema integrado de gestão documental e </w:t>
-            </w:r>
-            <w:proofErr w:type="spellStart"/>
-            <w:r>
-              <w:t>workflow</w:t>
-            </w:r>
-            <w:proofErr w:type="spellEnd"/>
-            <w:r>
-              <w:t xml:space="preserve"> digita</w:t>
+              <w:t>Implementar um sistema integrado de gestão documental e workflow digita</w:t>
             </w:r>
             <w:r>
               <w:t>l</w:t>
@@ -7016,38 +8975,13 @@
           </w:tcPr>
           <w:p>
             <w:r>
-              <w:lastRenderedPageBreak/>
               <w:t>2.1.</w:t>
             </w:r>
             <w:r>
               <w:t xml:space="preserve"> </w:t>
             </w:r>
             <w:r>
-              <w:t>Criar plataforma interoperável de troca de dados (</w:t>
-            </w:r>
-            <w:proofErr w:type="spellStart"/>
-            <w:r>
-              <w:t>Port</w:t>
-            </w:r>
-            <w:proofErr w:type="spellEnd"/>
-            <w:r>
-              <w:t xml:space="preserve"> </w:t>
-            </w:r>
-            <w:proofErr w:type="spellStart"/>
-            <w:r>
-              <w:t>Community</w:t>
-            </w:r>
-            <w:proofErr w:type="spellEnd"/>
-            <w:r>
-              <w:t xml:space="preserve"> </w:t>
-            </w:r>
-            <w:proofErr w:type="spellStart"/>
-            <w:r>
-              <w:t>System</w:t>
-            </w:r>
-            <w:proofErr w:type="spellEnd"/>
-            <w:r>
-              <w:t>)</w:t>
+              <w:t>Criar plataforma interoperável de troca de dados (Port Community System)</w:t>
             </w:r>
           </w:p>
         </w:tc>
@@ -7075,15 +9009,7 @@
           </w:tcPr>
           <w:p>
             <w:r>
-              <w:t xml:space="preserve">Programadores, analistas de sistemas, servidores e </w:t>
-            </w:r>
-            <w:proofErr w:type="spellStart"/>
-            <w:r>
-              <w:t>APIs</w:t>
-            </w:r>
-            <w:proofErr w:type="spellEnd"/>
-            <w:r>
-              <w:t xml:space="preserve"> seguras</w:t>
+              <w:t>Programadores, analistas de sistemas, servidores e APIs seguras</w:t>
             </w:r>
           </w:p>
         </w:tc>
@@ -7100,15 +9026,7 @@
           </w:tcPr>
           <w:p>
             <w:r>
-              <w:t xml:space="preserve">3.1. Reforçar </w:t>
-            </w:r>
-            <w:proofErr w:type="spellStart"/>
-            <w:r>
-              <w:t>cibersegurança</w:t>
-            </w:r>
-            <w:proofErr w:type="spellEnd"/>
-            <w:r>
-              <w:t xml:space="preserve"> e boas práticas digitais</w:t>
+              <w:t>3.1. Reforçar cibersegurança e boas práticas digitais</w:t>
             </w:r>
           </w:p>
         </w:tc>
@@ -7224,12 +9142,12 @@
       <w:pPr>
         <w:pStyle w:val="Ttulo2"/>
       </w:pPr>
-      <w:bookmarkStart w:id="21" w:name="_Toc211604111"/>
+      <w:bookmarkStart w:id="25" w:name="_Toc211610927"/>
       <w:r>
         <w:lastRenderedPageBreak/>
         <w:t>II.3 Controlo e Sistemas de informação</w:t>
       </w:r>
-      <w:bookmarkEnd w:id="21"/>
+      <w:bookmarkEnd w:id="25"/>
     </w:p>
     <w:p/>
     <w:p/>
@@ -7237,7 +9155,7 @@
       <w:pPr>
         <w:pStyle w:val="Ttulo2"/>
       </w:pPr>
-      <w:bookmarkStart w:id="22" w:name="_Toc211604112"/>
+      <w:bookmarkStart w:id="26" w:name="_Toc211610928"/>
       <w:r>
         <w:t>II.</w:t>
       </w:r>
@@ -7247,7 +9165,7 @@
       <w:r>
         <w:t>4 Direção e Gestão de Pessoas</w:t>
       </w:r>
-      <w:bookmarkEnd w:id="22"/>
+      <w:bookmarkEnd w:id="26"/>
     </w:p>
     <w:p/>
     <w:p/>
@@ -7255,11 +9173,11 @@
       <w:pPr>
         <w:pStyle w:val="Ttulo2"/>
       </w:pPr>
-      <w:bookmarkStart w:id="23" w:name="_Toc211604113"/>
+      <w:bookmarkStart w:id="27" w:name="_Toc211610929"/>
       <w:r>
         <w:t>II.5 Promoção da produtividade</w:t>
       </w:r>
-      <w:bookmarkEnd w:id="23"/>
+      <w:bookmarkEnd w:id="27"/>
     </w:p>
     <w:p/>
     <w:p/>
@@ -7267,11 +9185,11 @@
       <w:pPr>
         <w:pStyle w:val="Ttulo2"/>
       </w:pPr>
-      <w:bookmarkStart w:id="24" w:name="_Toc211604114"/>
+      <w:bookmarkStart w:id="28" w:name="_Toc211610930"/>
       <w:r>
         <w:t>II.6 Economia circular</w:t>
       </w:r>
-      <w:bookmarkEnd w:id="24"/>
+      <w:bookmarkEnd w:id="28"/>
     </w:p>
     <w:p/>
     <w:p/>
@@ -7279,14 +9197,14 @@
       <w:pPr>
         <w:pStyle w:val="Ttulo2"/>
       </w:pPr>
-      <w:bookmarkStart w:id="25" w:name="_Toc211604115"/>
+      <w:bookmarkStart w:id="29" w:name="_Toc211610931"/>
       <w:r>
         <w:t xml:space="preserve">II.7 </w:t>
       </w:r>
       <w:r>
         <w:t>Marketing</w:t>
       </w:r>
-      <w:bookmarkEnd w:id="25"/>
+      <w:bookmarkEnd w:id="29"/>
     </w:p>
     <w:p/>
     <w:p/>
@@ -7294,7 +9212,7 @@
       <w:pPr>
         <w:pStyle w:val="Ttulo2"/>
       </w:pPr>
-      <w:bookmarkStart w:id="26" w:name="_Toc211604116"/>
+      <w:bookmarkStart w:id="30" w:name="_Toc211610932"/>
       <w:r>
         <w:t>II.</w:t>
       </w:r>
@@ -7304,7 +9222,7 @@
       <w:r>
         <w:t>8 Gestão Financeira</w:t>
       </w:r>
-      <w:bookmarkEnd w:id="26"/>
+      <w:bookmarkEnd w:id="30"/>
     </w:p>
     <w:p/>
     <w:p/>
@@ -7312,11 +9230,11 @@
       <w:pPr>
         <w:pStyle w:val="Ttulo2"/>
       </w:pPr>
-      <w:bookmarkStart w:id="27" w:name="_Toc211604117"/>
+      <w:bookmarkStart w:id="31" w:name="_Toc211610933"/>
       <w:r>
         <w:t>II.9 Gestão das Operações e Indústria 4.0</w:t>
       </w:r>
-      <w:bookmarkEnd w:id="27"/>
+      <w:bookmarkEnd w:id="31"/>
     </w:p>
     <w:p/>
     <w:p>
@@ -7340,29 +9258,22 @@
           <w:szCs w:val="22"/>
         </w:rPr>
       </w:pPr>
-      <w:bookmarkStart w:id="28" w:name="_Toc211604118"/>
+      <w:bookmarkStart w:id="32" w:name="_Toc211610934"/>
       <w:r>
         <w:lastRenderedPageBreak/>
         <w:t>Parte III – Conclusão</w:t>
       </w:r>
-      <w:bookmarkEnd w:id="28"/>
-    </w:p>
-    <w:p>
-      <w:pPr>
-        <w:rPr>
-          <w:rFonts w:eastAsia="Arial Narrow"/>
-        </w:rPr>
-      </w:pPr>
+      <w:bookmarkEnd w:id="32"/>
     </w:p>
     <w:p>
       <w:pPr>
         <w:pStyle w:val="Ttulo2"/>
       </w:pPr>
-      <w:bookmarkStart w:id="29" w:name="_Toc211604119"/>
+      <w:bookmarkStart w:id="33" w:name="_Toc211610935"/>
       <w:r>
         <w:t>III.1 Conclusão</w:t>
       </w:r>
-      <w:bookmarkEnd w:id="29"/>
+      <w:bookmarkEnd w:id="33"/>
     </w:p>
     <w:p/>
     <w:p/>
@@ -7370,11 +9281,11 @@
       <w:pPr>
         <w:pStyle w:val="Ttulo2"/>
       </w:pPr>
-      <w:bookmarkStart w:id="30" w:name="_Toc211604120"/>
+      <w:bookmarkStart w:id="34" w:name="_Toc211610936"/>
       <w:r>
         <w:t>III.2 Sugestões de melhoria</w:t>
       </w:r>
-      <w:bookmarkEnd w:id="30"/>
+      <w:bookmarkEnd w:id="34"/>
     </w:p>
     <w:p>
       <w:pPr>
@@ -7384,12 +9295,14 @@
       <w:r>
         <w:br w:type="page"/>
       </w:r>
-      <w:bookmarkStart w:id="31" w:name="_Toc211604121"/>
+      <w:bookmarkStart w:id="35" w:name="_Toc471979356"/>
+      <w:bookmarkStart w:id="36" w:name="_Toc211610937"/>
       <w:r>
         <w:lastRenderedPageBreak/>
         <w:t>Referências</w:t>
       </w:r>
-      <w:bookmarkEnd w:id="31"/>
+      <w:bookmarkEnd w:id="35"/>
+      <w:bookmarkEnd w:id="36"/>
     </w:p>
     <w:p>
       <w:pPr>
@@ -7403,7 +9316,7 @@
         </w:rPr>
         <w:t xml:space="preserve">Administração dos Portos de Sines e do Algarve – Website oficial: </w:t>
       </w:r>
-      <w:hyperlink r:id="rId13" w:history="1">
+      <w:hyperlink r:id="rId16" w:history="1">
         <w:r>
           <w:rPr>
             <w:rStyle w:val="Hiperligao"/>
@@ -7450,7 +9363,7 @@
     </w:p>
     <w:p/>
     <w:p>
-      <w:hyperlink r:id="rId14" w:history="1">
+      <w:hyperlink r:id="rId17" w:history="1">
         <w:r>
           <w:rPr>
             <w:rStyle w:val="Hiperligao"/>
@@ -7461,7 +9374,7 @@
       <w:r>
         <w:br/>
       </w:r>
-      <w:hyperlink r:id="rId15" w:history="1">
+      <w:hyperlink r:id="rId18" w:history="1">
         <w:r>
           <w:rPr>
             <w:rStyle w:val="Hiperligao"/>
@@ -7482,14 +9395,16 @@
           <w:rFonts w:eastAsia="Arial Narrow"/>
         </w:rPr>
       </w:pPr>
-      <w:bookmarkStart w:id="32" w:name="_Toc211604122"/>
+      <w:bookmarkStart w:id="37" w:name="_Toc471979357"/>
+      <w:bookmarkStart w:id="38" w:name="_Toc211610938"/>
       <w:r>
         <w:rPr>
           <w:rFonts w:eastAsia="Arial Narrow"/>
         </w:rPr>
         <w:t>Anexos</w:t>
       </w:r>
-      <w:bookmarkEnd w:id="32"/>
+      <w:bookmarkEnd w:id="37"/>
+      <w:bookmarkEnd w:id="38"/>
       <w:r>
         <w:rPr>
           <w:rFonts w:eastAsia="Arial Narrow"/>
@@ -7500,18 +9415,12 @@
     <w:p>
       <w:pPr>
         <w:pStyle w:val="Ttulo2"/>
-        <w:rPr>
-          <w:lang w:bidi="pt-PT"/>
-        </w:rPr>
-      </w:pPr>
-      <w:bookmarkStart w:id="33" w:name="_Toc211604123"/>
-      <w:r>
-        <w:rPr>
-          <w:lang w:bidi="pt-PT"/>
-        </w:rPr>
-        <w:t>Organização</w:t>
-      </w:r>
-      <w:bookmarkEnd w:id="33"/>
+      </w:pPr>
+      <w:bookmarkStart w:id="39" w:name="_Toc211610939"/>
+      <w:r>
+        <w:t>Opções Estratégicas para o Porto de Sines (2020-2030)</w:t>
+      </w:r>
+      <w:bookmarkEnd w:id="39"/>
     </w:p>
     <w:p>
       <w:pPr>
@@ -7522,135 +9431,9 @@
       <w:r>
         <w:rPr>
           <w:noProof/>
-          <w:lang w:bidi="pt-PT"/>
         </w:rPr>
         <w:drawing>
-          <wp:inline distT="0" distB="0" distL="0" distR="0" wp14:anchorId="41E95AE3" wp14:editId="30507E8C">
-            <wp:extent cx="5220000" cy="2977102"/>
-            <wp:effectExtent l="19050" t="19050" r="19050" b="13970"/>
-            <wp:docPr id="230190004" name="Imagem 1" descr="Uma imagem com texto, captura de ecrã, diagrama, Tipo de letra&#10;&#10;Os conteúdos gerados por IA podem estar incorretos."/>
-            <wp:cNvGraphicFramePr>
-              <a:graphicFrameLocks xmlns:a="http://schemas.openxmlformats.org/drawingml/2006/main" noChangeAspect="1"/>
-            </wp:cNvGraphicFramePr>
-            <a:graphic xmlns:a="http://schemas.openxmlformats.org/drawingml/2006/main">
-              <a:graphicData uri="http://schemas.openxmlformats.org/drawingml/2006/picture">
-                <pic:pic xmlns:pic="http://schemas.openxmlformats.org/drawingml/2006/picture">
-                  <pic:nvPicPr>
-                    <pic:cNvPr id="230190004" name="Imagem 1" descr="Uma imagem com texto, captura de ecrã, diagrama, Tipo de letra&#10;&#10;Os conteúdos gerados por IA podem estar incorretos."/>
-                    <pic:cNvPicPr/>
-                  </pic:nvPicPr>
-                  <pic:blipFill rotWithShape="1">
-                    <a:blip r:embed="rId16"/>
-                    <a:srcRect t="2220" r="342" b="1000"/>
-                    <a:stretch>
-                      <a:fillRect/>
-                    </a:stretch>
-                  </pic:blipFill>
-                  <pic:spPr bwMode="auto">
-                    <a:xfrm>
-                      <a:off x="0" y="0"/>
-                      <a:ext cx="5220000" cy="2977102"/>
-                    </a:xfrm>
-                    <a:prstGeom prst="rect">
-                      <a:avLst/>
-                    </a:prstGeom>
-                    <a:ln w="3175">
-                      <a:solidFill>
-                        <a:schemeClr val="tx1"/>
-                      </a:solidFill>
-                    </a:ln>
-                    <a:extLst>
-                      <a:ext uri="{53640926-AAD7-44D8-BBD7-CCE9431645EC}">
-                        <a14:shadowObscured xmlns:a14="http://schemas.microsoft.com/office/drawing/2010/main"/>
-                      </a:ext>
-                    </a:extLst>
-                  </pic:spPr>
-                </pic:pic>
-              </a:graphicData>
-            </a:graphic>
-          </wp:inline>
-        </w:drawing>
-      </w:r>
-    </w:p>
-    <w:p>
-      <w:pPr>
-        <w:pStyle w:val="Legenda"/>
-        <w:spacing w:line="276" w:lineRule="auto"/>
-        <w:jc w:val="center"/>
-        <w:rPr>
-          <w:color w:val="auto"/>
-        </w:rPr>
-      </w:pPr>
-      <w:bookmarkStart w:id="34" w:name="_Toc211422623"/>
-      <w:r>
-        <w:rPr>
-          <w:color w:val="auto"/>
-        </w:rPr>
-        <w:t xml:space="preserve">Figura </w:t>
-      </w:r>
-      <w:r>
-        <w:rPr>
-          <w:color w:val="auto"/>
-        </w:rPr>
-        <w:fldChar w:fldCharType="begin"/>
-      </w:r>
-      <w:r>
-        <w:rPr>
-          <w:color w:val="auto"/>
-        </w:rPr>
-        <w:instrText xml:space="preserve"> SEQ Figura \* ARABIC </w:instrText>
-      </w:r>
-      <w:r>
-        <w:rPr>
-          <w:color w:val="auto"/>
-        </w:rPr>
-        <w:fldChar w:fldCharType="separate"/>
-      </w:r>
-      <w:r>
-        <w:rPr>
-          <w:noProof/>
-          <w:color w:val="auto"/>
-        </w:rPr>
-        <w:t>1</w:t>
-      </w:r>
-      <w:r>
-        <w:rPr>
-          <w:color w:val="auto"/>
-        </w:rPr>
-        <w:fldChar w:fldCharType="end"/>
-      </w:r>
-      <w:r>
-        <w:rPr>
-          <w:color w:val="auto"/>
-        </w:rPr>
-        <w:t xml:space="preserve"> - Estrutura Organizacional</w:t>
-      </w:r>
-      <w:bookmarkEnd w:id="34"/>
-    </w:p>
-    <w:p/>
-    <w:p>
-      <w:pPr>
-        <w:pStyle w:val="Ttulo2"/>
-      </w:pPr>
-      <w:bookmarkStart w:id="35" w:name="_Toc211604124"/>
-      <w:r>
-        <w:lastRenderedPageBreak/>
-        <w:t>Opções Estratégicas para o Porto de Sines (2020-2030)</w:t>
-      </w:r>
-      <w:bookmarkEnd w:id="35"/>
-    </w:p>
-    <w:p>
-      <w:pPr>
-        <w:keepNext/>
-        <w:spacing w:line="276" w:lineRule="auto"/>
-        <w:jc w:val="center"/>
-      </w:pPr>
-      <w:r>
-        <w:rPr>
-          <w:noProof/>
-        </w:rPr>
-        <w:drawing>
-          <wp:inline distT="0" distB="0" distL="0" distR="0" wp14:anchorId="1B1390A9" wp14:editId="58A16807">
+          <wp:inline distT="0" distB="0" distL="0" distR="0" wp14:anchorId="0EA75711" wp14:editId="44C3F1E1">
             <wp:extent cx="5220000" cy="2706221"/>
             <wp:effectExtent l="19050" t="19050" r="19050" b="18415"/>
             <wp:docPr id="1735002641" name="Imagem 1" descr="Uma imagem com texto, captura de ecrã, diagrama, Tipo de letra&#10;&#10;Os conteúdos gerados por IA podem estar incorretos."/>
@@ -7665,7 +9448,7 @@
                     <pic:cNvPicPr/>
                   </pic:nvPicPr>
                   <pic:blipFill rotWithShape="1">
-                    <a:blip r:embed="rId17"/>
+                    <a:blip r:embed="rId19"/>
                     <a:srcRect l="2245" t="3977" r="5016" b="6537"/>
                     <a:stretch>
                       <a:fillRect/>
@@ -7706,7 +9489,7 @@
           <w:color w:val="auto"/>
         </w:rPr>
       </w:pPr>
-      <w:bookmarkStart w:id="36" w:name="_Toc211422624"/>
+      <w:bookmarkStart w:id="40" w:name="_Toc211605332"/>
       <w:r>
         <w:rPr>
           <w:color w:val="auto"/>
@@ -7736,7 +9519,7 @@
           <w:noProof/>
           <w:color w:val="auto"/>
         </w:rPr>
-        <w:t>2</w:t>
+        <w:t>3</w:t>
       </w:r>
       <w:r>
         <w:rPr>
@@ -7750,7 +9533,7 @@
         </w:rPr>
         <w:t xml:space="preserve"> - Sistemas Portuários (conectividade)</w:t>
       </w:r>
-      <w:bookmarkEnd w:id="36"/>
+      <w:bookmarkEnd w:id="40"/>
     </w:p>
     <w:p>
       <w:pPr>
@@ -7772,7 +9555,7 @@
           <w:noProof/>
         </w:rPr>
         <w:drawing>
-          <wp:inline distT="0" distB="0" distL="0" distR="0" wp14:anchorId="4320BD11" wp14:editId="5A021DED">
+          <wp:inline distT="0" distB="0" distL="0" distR="0" wp14:anchorId="2C232240" wp14:editId="5AE5BF19">
             <wp:extent cx="5220000" cy="2818800"/>
             <wp:effectExtent l="19050" t="19050" r="19050" b="19685"/>
             <wp:docPr id="1976328589" name="Imagem 1" descr="Uma imagem com texto, captura de ecrã, Tipo de letra, diagrama&#10;&#10;Os conteúdos gerados por IA podem estar incorretos."/>
@@ -7787,7 +9570,7 @@
                     <pic:cNvPicPr/>
                   </pic:nvPicPr>
                   <pic:blipFill rotWithShape="1">
-                    <a:blip r:embed="rId18"/>
+                    <a:blip r:embed="rId20"/>
                     <a:srcRect l="2405" t="1192" r="1441" b="2284"/>
                     <a:stretch>
                       <a:fillRect/>
@@ -7828,7 +9611,7 @@
           <w:color w:val="auto"/>
         </w:rPr>
       </w:pPr>
-      <w:bookmarkStart w:id="37" w:name="_Toc211422625"/>
+      <w:bookmarkStart w:id="41" w:name="_Toc211605333"/>
       <w:r>
         <w:rPr>
           <w:color w:val="auto"/>
@@ -7858,7 +9641,7 @@
           <w:noProof/>
           <w:color w:val="auto"/>
         </w:rPr>
-        <w:t>3</w:t>
+        <w:t>4</w:t>
       </w:r>
       <w:r>
         <w:rPr>
@@ -7872,7 +9655,7 @@
         </w:rPr>
         <w:t xml:space="preserve"> - Sistemas Portuários (comunidade)</w:t>
       </w:r>
-      <w:bookmarkEnd w:id="37"/>
+      <w:bookmarkEnd w:id="41"/>
     </w:p>
     <w:p>
       <w:pPr>
@@ -7891,7 +9674,7 @@
           <w:noProof/>
         </w:rPr>
         <w:drawing>
-          <wp:inline distT="0" distB="0" distL="0" distR="0" wp14:anchorId="1E42E464" wp14:editId="07409B43">
+          <wp:inline distT="0" distB="0" distL="0" distR="0" wp14:anchorId="3AE117B8" wp14:editId="6857CE6D">
             <wp:extent cx="5220000" cy="2848262"/>
             <wp:effectExtent l="19050" t="19050" r="19050" b="28575"/>
             <wp:docPr id="249243873" name="Imagem 1" descr="Uma imagem com texto, captura de ecrã, desenho, círculo&#10;&#10;Os conteúdos gerados por IA podem estar incorretos."/>
@@ -7906,7 +9689,7 @@
                     <pic:cNvPicPr/>
                   </pic:nvPicPr>
                   <pic:blipFill rotWithShape="1">
-                    <a:blip r:embed="rId19"/>
+                    <a:blip r:embed="rId21"/>
                     <a:srcRect l="3572" r="3986" b="3609"/>
                     <a:stretch>
                       <a:fillRect/>
@@ -7963,7 +9746,7 @@
         <w:spacing w:line="276" w:lineRule="auto"/>
         <w:jc w:val="center"/>
       </w:pPr>
-      <w:bookmarkStart w:id="38" w:name="_Toc211422626"/>
+      <w:bookmarkStart w:id="42" w:name="_Toc211605334"/>
       <w:r>
         <w:rPr>
           <w:color w:val="auto"/>
@@ -7993,7 +9776,7 @@
           <w:noProof/>
           <w:color w:val="auto"/>
         </w:rPr>
-        <w:t>4</w:t>
+        <w:t>5</w:t>
       </w:r>
       <w:r>
         <w:rPr>
@@ -8007,7 +9790,7 @@
         </w:rPr>
         <w:t xml:space="preserve"> - Iniciativas Estratégicas</w:t>
       </w:r>
-      <w:bookmarkEnd w:id="38"/>
+      <w:bookmarkEnd w:id="42"/>
     </w:p>
     <w:p>
       <w:pPr>
@@ -8019,8 +9802,9 @@
         <w:rPr>
           <w:noProof/>
         </w:rPr>
+        <w:lastRenderedPageBreak/>
         <w:drawing>
-          <wp:inline distT="0" distB="0" distL="0" distR="0" wp14:anchorId="5490FF07" wp14:editId="59949764">
+          <wp:inline distT="0" distB="0" distL="0" distR="0" wp14:anchorId="0B970A9C" wp14:editId="3C7EC270">
             <wp:extent cx="5220000" cy="2002381"/>
             <wp:effectExtent l="19050" t="19050" r="19050" b="17145"/>
             <wp:docPr id="10461194" name="Imagem 1" descr="Uma imagem com texto, captura de ecrã, Tipo de letra, logótipo&#10;&#10;Os conteúdos gerados por IA podem estar incorretos."/>
@@ -8035,7 +9819,7 @@
                     <pic:cNvPicPr/>
                   </pic:nvPicPr>
                   <pic:blipFill rotWithShape="1">
-                    <a:blip r:embed="rId20"/>
+                    <a:blip r:embed="rId22"/>
                     <a:srcRect l="898" t="4159" r="2179" b="3040"/>
                     <a:stretch>
                       <a:fillRect/>
@@ -8076,7 +9860,7 @@
           <w:color w:val="auto"/>
         </w:rPr>
       </w:pPr>
-      <w:bookmarkStart w:id="39" w:name="_Toc211422627"/>
+      <w:bookmarkStart w:id="43" w:name="_Toc211605335"/>
       <w:r>
         <w:rPr>
           <w:color w:val="auto"/>
@@ -8106,7 +9890,7 @@
           <w:noProof/>
           <w:color w:val="auto"/>
         </w:rPr>
-        <w:t>5</w:t>
+        <w:t>6</w:t>
       </w:r>
       <w:r>
         <w:rPr>
@@ -8118,23 +9902,9 @@
         <w:rPr>
           <w:color w:val="auto"/>
         </w:rPr>
-        <w:t xml:space="preserve"> - </w:t>
-      </w:r>
-      <w:proofErr w:type="spellStart"/>
-      <w:r>
-        <w:rPr>
-          <w:color w:val="auto"/>
-        </w:rPr>
-        <w:t>Legacy</w:t>
-      </w:r>
-      <w:proofErr w:type="spellEnd"/>
-      <w:r>
-        <w:rPr>
-          <w:color w:val="auto"/>
-        </w:rPr>
-        <w:t xml:space="preserve"> (riscos estratégicos)</w:t>
-      </w:r>
-      <w:bookmarkEnd w:id="39"/>
+        <w:t xml:space="preserve"> - Legacy (riscos estratégicos)</w:t>
+      </w:r>
+      <w:bookmarkEnd w:id="43"/>
     </w:p>
     <w:p>
       <w:pPr>
@@ -8154,7 +9924,7 @@
           <w:noProof/>
         </w:rPr>
         <w:drawing>
-          <wp:inline distT="0" distB="0" distL="0" distR="0" wp14:anchorId="3480CE17" wp14:editId="4C6F1E5F">
+          <wp:inline distT="0" distB="0" distL="0" distR="0" wp14:anchorId="65F60C44" wp14:editId="2B4174C8">
             <wp:extent cx="5220000" cy="2183304"/>
             <wp:effectExtent l="19050" t="19050" r="19050" b="26670"/>
             <wp:docPr id="1934064986" name="Imagem 1" descr="Uma imagem com texto, captura de ecrã, círculo, Tipo de letra&#10;&#10;Os conteúdos gerados por IA podem estar incorretos."/>
@@ -8169,7 +9939,7 @@
                     <pic:cNvPicPr/>
                   </pic:nvPicPr>
                   <pic:blipFill rotWithShape="1">
-                    <a:blip r:embed="rId21"/>
+                    <a:blip r:embed="rId23"/>
                     <a:srcRect l="2664" t="2156" r="3231" b="2226"/>
                     <a:stretch>
                       <a:fillRect/>
@@ -8210,7 +9980,7 @@
           <w:color w:val="auto"/>
         </w:rPr>
       </w:pPr>
-      <w:bookmarkStart w:id="40" w:name="_Toc211422628"/>
+      <w:bookmarkStart w:id="44" w:name="_Toc211605336"/>
       <w:r>
         <w:rPr>
           <w:color w:val="auto"/>
@@ -8240,7 +10010,7 @@
           <w:noProof/>
           <w:color w:val="auto"/>
         </w:rPr>
-        <w:t>6</w:t>
+        <w:t>7</w:t>
       </w:r>
       <w:r>
         <w:rPr>
@@ -8254,7 +10024,7 @@
         </w:rPr>
         <w:t xml:space="preserve"> - Oportunidades (valor potencial)</w:t>
       </w:r>
-      <w:bookmarkEnd w:id="40"/>
+      <w:bookmarkEnd w:id="44"/>
     </w:p>
     <w:p>
       <w:pPr>
@@ -8266,8 +10036,9 @@
         <w:rPr>
           <w:noProof/>
         </w:rPr>
+        <w:lastRenderedPageBreak/>
         <w:drawing>
-          <wp:inline distT="0" distB="0" distL="0" distR="0" wp14:anchorId="5DED106E" wp14:editId="6A9C37B5">
+          <wp:inline distT="0" distB="0" distL="0" distR="0" wp14:anchorId="0929DB9A" wp14:editId="25DA463D">
             <wp:extent cx="3255837" cy="3060000"/>
             <wp:effectExtent l="19050" t="19050" r="20955" b="26670"/>
             <wp:docPr id="17170418" name="Imagem 1" descr="Uma imagem com círculo, relógio, diagrama&#10;&#10;Os conteúdos gerados por IA podem estar incorretos."/>
@@ -8282,7 +10053,7 @@
                     <pic:cNvPicPr/>
                   </pic:nvPicPr>
                   <pic:blipFill>
-                    <a:blip r:embed="rId22"/>
+                    <a:blip r:embed="rId24"/>
                     <a:stretch>
                       <a:fillRect/>
                     </a:stretch>
@@ -8317,7 +10088,7 @@
           <w:color w:val="auto"/>
         </w:rPr>
       </w:pPr>
-      <w:bookmarkStart w:id="41" w:name="_Toc211422629"/>
+      <w:bookmarkStart w:id="45" w:name="_Toc211605337"/>
       <w:r>
         <w:rPr>
           <w:color w:val="auto"/>
@@ -8347,7 +10118,7 @@
           <w:noProof/>
           <w:color w:val="auto"/>
         </w:rPr>
-        <w:t>7</w:t>
+        <w:t>8</w:t>
       </w:r>
       <w:r>
         <w:rPr>
@@ -8359,23 +10130,9 @@
         <w:rPr>
           <w:color w:val="auto"/>
         </w:rPr>
-        <w:t xml:space="preserve"> - </w:t>
-      </w:r>
-      <w:proofErr w:type="spellStart"/>
-      <w:r>
-        <w:rPr>
-          <w:color w:val="auto"/>
-        </w:rPr>
-        <w:t>Enablers</w:t>
-      </w:r>
-      <w:proofErr w:type="spellEnd"/>
-      <w:r>
-        <w:rPr>
-          <w:color w:val="auto"/>
-        </w:rPr>
-        <w:t xml:space="preserve"> de competitividade (recursos e competências)</w:t>
-      </w:r>
-      <w:bookmarkEnd w:id="41"/>
+        <w:t xml:space="preserve"> - Enablers de competitividade (recursos e competências)</w:t>
+      </w:r>
+      <w:bookmarkEnd w:id="45"/>
     </w:p>
     <w:p/>
     <w:p>
@@ -8388,9 +10145,8 @@
         <w:rPr>
           <w:noProof/>
         </w:rPr>
-        <w:lastRenderedPageBreak/>
         <w:drawing>
-          <wp:inline distT="0" distB="0" distL="0" distR="0" wp14:anchorId="0611FC3D" wp14:editId="7B066FB2">
+          <wp:inline distT="0" distB="0" distL="0" distR="0" wp14:anchorId="41C55AD7" wp14:editId="4B3ACB49">
             <wp:extent cx="5220000" cy="1745734"/>
             <wp:effectExtent l="19050" t="19050" r="19050" b="26035"/>
             <wp:docPr id="866571186" name="Imagem 1" descr="Uma imagem com diagrama, texto, Gráfico, file&#10;&#10;Os conteúdos gerados por IA podem estar incorretos."/>
@@ -8405,7 +10161,7 @@
                     <pic:cNvPicPr/>
                   </pic:nvPicPr>
                   <pic:blipFill rotWithShape="1">
-                    <a:blip r:embed="rId23"/>
+                    <a:blip r:embed="rId25"/>
                     <a:srcRect l="1791" t="3810" r="3756" b="11083"/>
                     <a:stretch>
                       <a:fillRect/>
@@ -8465,7 +10221,7 @@
           <w:color w:val="auto"/>
         </w:rPr>
       </w:pPr>
-      <w:bookmarkStart w:id="42" w:name="_Toc211422630"/>
+      <w:bookmarkStart w:id="46" w:name="_Toc211605338"/>
       <w:r>
         <w:rPr>
           <w:color w:val="auto"/>
@@ -8495,7 +10251,7 @@
           <w:noProof/>
           <w:color w:val="auto"/>
         </w:rPr>
-        <w:t>8</w:t>
+        <w:t>9</w:t>
       </w:r>
       <w:r>
         <w:rPr>
@@ -8507,21 +10263,7 @@
         <w:rPr>
           <w:color w:val="auto"/>
         </w:rPr>
-        <w:t xml:space="preserve"> - Visão dos </w:t>
-      </w:r>
-      <w:proofErr w:type="spellStart"/>
-      <w:r>
-        <w:rPr>
-          <w:color w:val="auto"/>
-        </w:rPr>
-        <w:t>Stakeholders</w:t>
-      </w:r>
-      <w:proofErr w:type="spellEnd"/>
-      <w:r>
-        <w:rPr>
-          <w:color w:val="auto"/>
-        </w:rPr>
-        <w:t xml:space="preserve"> (competitividade</w:t>
+        <w:t xml:space="preserve"> - Visão dos Stakeholders (competitividade</w:t>
       </w:r>
       <w:r>
         <w:rPr>
@@ -8529,7 +10271,7 @@
         </w:rPr>
         <w:t>)</w:t>
       </w:r>
-      <w:bookmarkEnd w:id="42"/>
+      <w:bookmarkEnd w:id="46"/>
     </w:p>
     <w:p/>
     <w:p>
@@ -8542,8 +10284,9 @@
         <w:rPr>
           <w:noProof/>
         </w:rPr>
+        <w:lastRenderedPageBreak/>
         <w:drawing>
-          <wp:inline distT="0" distB="0" distL="0" distR="0" wp14:anchorId="40F80111" wp14:editId="054DB754">
+          <wp:inline distT="0" distB="0" distL="0" distR="0" wp14:anchorId="29959FEA" wp14:editId="6C24992A">
             <wp:extent cx="5220000" cy="1827309"/>
             <wp:effectExtent l="19050" t="19050" r="19050" b="20955"/>
             <wp:docPr id="429476215" name="Imagem 1" descr="Uma imagem com diagrama, texto, Gráfico, file&#10;&#10;Os conteúdos gerados por IA podem estar incorretos."/>
@@ -8558,7 +10301,7 @@
                     <pic:cNvPicPr/>
                   </pic:nvPicPr>
                   <pic:blipFill rotWithShape="1">
-                    <a:blip r:embed="rId24"/>
+                    <a:blip r:embed="rId26"/>
                     <a:srcRect l="2644" t="6034" r="1908" b="4150"/>
                     <a:stretch>
                       <a:fillRect/>
@@ -8599,7 +10342,7 @@
           <w:color w:val="auto"/>
         </w:rPr>
       </w:pPr>
-      <w:bookmarkStart w:id="43" w:name="_Toc211422631"/>
+      <w:bookmarkStart w:id="47" w:name="_Toc211605339"/>
       <w:r>
         <w:rPr>
           <w:color w:val="auto"/>
@@ -8629,7 +10372,7 @@
           <w:noProof/>
           <w:color w:val="auto"/>
         </w:rPr>
-        <w:t>9</w:t>
+        <w:t>10</w:t>
       </w:r>
       <w:r>
         <w:rPr>
@@ -8641,23 +10384,9 @@
         <w:rPr>
           <w:color w:val="auto"/>
         </w:rPr>
-        <w:t xml:space="preserve"> - Visão dos </w:t>
-      </w:r>
-      <w:proofErr w:type="spellStart"/>
-      <w:r>
-        <w:rPr>
-          <w:color w:val="auto"/>
-        </w:rPr>
-        <w:t>Stakeholders</w:t>
-      </w:r>
-      <w:proofErr w:type="spellEnd"/>
-      <w:r>
-        <w:rPr>
-          <w:color w:val="auto"/>
-        </w:rPr>
-        <w:t xml:space="preserve"> (cooperação)</w:t>
-      </w:r>
-      <w:bookmarkEnd w:id="43"/>
+        <w:t xml:space="preserve"> - Visão dos Stakeholders (cooperação)</w:t>
+      </w:r>
+      <w:bookmarkEnd w:id="47"/>
     </w:p>
     <w:p>
       <w:pPr>
@@ -8670,7 +10399,7 @@
           <w:noProof/>
         </w:rPr>
         <w:drawing>
-          <wp:inline distT="0" distB="0" distL="0" distR="0" wp14:anchorId="117ED64E" wp14:editId="49F01812">
+          <wp:inline distT="0" distB="0" distL="0" distR="0" wp14:anchorId="5314D332" wp14:editId="60F71794">
             <wp:extent cx="5220000" cy="2475107"/>
             <wp:effectExtent l="19050" t="19050" r="19050" b="20955"/>
             <wp:docPr id="284104677" name="Imagem 1" descr="Uma imagem com texto, captura de ecrã, diagrama, círculo&#10;&#10;Os conteúdos gerados por IA podem estar incorretos."/>
@@ -8685,7 +10414,7 @@
                     <pic:cNvPicPr/>
                   </pic:nvPicPr>
                   <pic:blipFill rotWithShape="1">
-                    <a:blip r:embed="rId25"/>
+                    <a:blip r:embed="rId27"/>
                     <a:srcRect l="1283" t="3396" r="2163" b="9079"/>
                     <a:stretch>
                       <a:fillRect/>
@@ -8723,7 +10452,7 @@
         <w:spacing w:line="276" w:lineRule="auto"/>
         <w:jc w:val="center"/>
       </w:pPr>
-      <w:bookmarkStart w:id="44" w:name="_Toc211422632"/>
+      <w:bookmarkStart w:id="48" w:name="_Toc211605340"/>
       <w:r>
         <w:rPr>
           <w:color w:val="auto"/>
@@ -8753,7 +10482,7 @@
           <w:noProof/>
           <w:color w:val="auto"/>
         </w:rPr>
-        <w:t>10</w:t>
+        <w:t>11</w:t>
       </w:r>
       <w:r>
         <w:rPr>
@@ -8765,23 +10494,9 @@
         <w:rPr>
           <w:color w:val="auto"/>
         </w:rPr>
-        <w:t xml:space="preserve"> - Visão dos </w:t>
-      </w:r>
-      <w:proofErr w:type="spellStart"/>
-      <w:r>
-        <w:rPr>
-          <w:color w:val="auto"/>
-        </w:rPr>
-        <w:t>Stakeholders</w:t>
-      </w:r>
-      <w:proofErr w:type="spellEnd"/>
-      <w:r>
-        <w:rPr>
-          <w:color w:val="auto"/>
-        </w:rPr>
-        <w:t xml:space="preserve"> (expectativas)</w:t>
-      </w:r>
-      <w:bookmarkEnd w:id="44"/>
+        <w:t xml:space="preserve"> - Visão dos Stakeholders (expectativas)</w:t>
+      </w:r>
+      <w:bookmarkEnd w:id="48"/>
     </w:p>
     <w:p>
       <w:pPr>
@@ -8794,16 +10509,11 @@
       <w:pPr>
         <w:pStyle w:val="Ttulo2"/>
       </w:pPr>
-      <w:bookmarkStart w:id="45" w:name="_Toc211604125"/>
-      <w:r>
-        <w:t xml:space="preserve">Ligações e </w:t>
-      </w:r>
-      <w:proofErr w:type="spellStart"/>
-      <w:r>
-        <w:t>Hinterland</w:t>
-      </w:r>
-      <w:bookmarkEnd w:id="45"/>
-      <w:proofErr w:type="spellEnd"/>
+      <w:bookmarkStart w:id="49" w:name="_Toc211610940"/>
+      <w:r>
+        <w:t>Ligações e Hinterland</w:t>
+      </w:r>
+      <w:bookmarkEnd w:id="49"/>
     </w:p>
     <w:p>
       <w:pPr>
@@ -8817,7 +10527,7 @@
         </w:rPr>
         <w:lastRenderedPageBreak/>
         <w:drawing>
-          <wp:inline distT="0" distB="0" distL="0" distR="0" wp14:anchorId="1AD84B0D" wp14:editId="76C3E366">
+          <wp:inline distT="0" distB="0" distL="0" distR="0" wp14:anchorId="0250709F" wp14:editId="62FD2DCB">
             <wp:extent cx="5222353" cy="2797810"/>
             <wp:effectExtent l="19050" t="19050" r="16510" b="21590"/>
             <wp:docPr id="100957512" name="Imagem 1" descr="Uma imagem com texto, mapa, diagrama, atlas&#10;&#10;Os conteúdos gerados por IA podem estar incorretos."/>
@@ -8832,7 +10542,7 @@
                     <pic:cNvPicPr/>
                   </pic:nvPicPr>
                   <pic:blipFill rotWithShape="1">
-                    <a:blip r:embed="rId26"/>
+                    <a:blip r:embed="rId28"/>
                     <a:srcRect l="197" t="665" r="499" b="789"/>
                     <a:stretch>
                       <a:fillRect/>
@@ -8892,7 +10602,7 @@
           <w:color w:val="auto"/>
         </w:rPr>
       </w:pPr>
-      <w:bookmarkStart w:id="46" w:name="_Toc211422633"/>
+      <w:bookmarkStart w:id="50" w:name="_Toc211605341"/>
       <w:r>
         <w:rPr>
           <w:color w:val="auto"/>
@@ -8922,7 +10632,7 @@
           <w:noProof/>
           <w:color w:val="auto"/>
         </w:rPr>
-        <w:t>11</w:t>
+        <w:t>12</w:t>
       </w:r>
       <w:r>
         <w:rPr>
@@ -8934,21 +10644,7 @@
         <w:rPr>
           <w:color w:val="auto"/>
         </w:rPr>
-        <w:t xml:space="preserve"> - Ligações estratégicas do Porto de Sines: acessos marítimos globais e </w:t>
-      </w:r>
-      <w:proofErr w:type="spellStart"/>
-      <w:r>
-        <w:rPr>
-          <w:color w:val="auto"/>
-        </w:rPr>
-        <w:t>hinterland</w:t>
-      </w:r>
-      <w:proofErr w:type="spellEnd"/>
-      <w:r>
-        <w:rPr>
-          <w:color w:val="auto"/>
-        </w:rPr>
-        <w:t xml:space="preserve"> ibéric</w:t>
+        <w:t xml:space="preserve"> - Ligações estratégicas do Porto de Sines: acessos marítimos globais e hinterland ibéric</w:t>
       </w:r>
       <w:r>
         <w:rPr>
@@ -8956,7 +10652,7 @@
         </w:rPr>
         <w:t>o</w:t>
       </w:r>
-      <w:bookmarkEnd w:id="46"/>
+      <w:bookmarkEnd w:id="50"/>
     </w:p>
     <w:p>
       <w:pPr>
@@ -8991,11 +10687,11 @@
       <w:pPr>
         <w:pStyle w:val="Ttulo2"/>
       </w:pPr>
-      <w:bookmarkStart w:id="47" w:name="_Toc211604126"/>
+      <w:bookmarkStart w:id="51" w:name="_Toc211610941"/>
       <w:r>
         <w:t>Estatísticas</w:t>
       </w:r>
-      <w:bookmarkEnd w:id="47"/>
+      <w:bookmarkEnd w:id="51"/>
     </w:p>
     <w:p>
       <w:pPr>
@@ -9008,7 +10704,7 @@
           <w:szCs w:val="20"/>
         </w:rPr>
       </w:pPr>
-      <w:bookmarkStart w:id="48" w:name="_Toc211604127"/>
+      <w:bookmarkStart w:id="52" w:name="_Toc211610942"/>
       <w:r>
         <w:rPr>
           <w:b/>
@@ -9019,7 +10715,7 @@
         </w:rPr>
         <w:t>Navios</w:t>
       </w:r>
-      <w:bookmarkEnd w:id="48"/>
+      <w:bookmarkEnd w:id="52"/>
     </w:p>
     <w:p>
       <w:pPr>
@@ -9032,7 +10728,7 @@
           <w:noProof/>
         </w:rPr>
         <w:drawing>
-          <wp:inline distT="0" distB="0" distL="0" distR="0" wp14:anchorId="53F7AA4D" wp14:editId="5F4D3BB0">
+          <wp:inline distT="0" distB="0" distL="0" distR="0" wp14:anchorId="25D2C122" wp14:editId="2147ED8D">
             <wp:extent cx="5220000" cy="1624558"/>
             <wp:effectExtent l="19050" t="19050" r="19050" b="13970"/>
             <wp:docPr id="1732712460" name="Imagem 1" descr="Uma imagem com file&#10;&#10;Os conteúdos gerados por IA podem estar incorretos."/>
@@ -9047,7 +10743,7 @@
                     <pic:cNvPicPr/>
                   </pic:nvPicPr>
                   <pic:blipFill>
-                    <a:blip r:embed="rId27"/>
+                    <a:blip r:embed="rId29"/>
                     <a:stretch>
                       <a:fillRect/>
                     </a:stretch>
@@ -9082,7 +10778,7 @@
           <w:color w:val="auto"/>
         </w:rPr>
       </w:pPr>
-      <w:bookmarkStart w:id="49" w:name="_Toc211422634"/>
+      <w:bookmarkStart w:id="53" w:name="_Toc211605342"/>
       <w:r>
         <w:rPr>
           <w:color w:val="auto"/>
@@ -9112,7 +10808,7 @@
           <w:noProof/>
           <w:color w:val="auto"/>
         </w:rPr>
-        <w:t>12</w:t>
+        <w:t>13</w:t>
       </w:r>
       <w:r>
         <w:rPr>
@@ -9132,7 +10828,7 @@
         </w:rPr>
         <w:t xml:space="preserve"> (1978-2021)</w:t>
       </w:r>
-      <w:bookmarkEnd w:id="49"/>
+      <w:bookmarkEnd w:id="53"/>
     </w:p>
     <w:p>
       <w:pPr>
@@ -9154,9 +10850,8 @@
         <w:rPr>
           <w:noProof/>
         </w:rPr>
-        <w:lastRenderedPageBreak/>
         <w:drawing>
-          <wp:inline distT="0" distB="0" distL="0" distR="0" wp14:anchorId="30F7C879" wp14:editId="2CD29543">
+          <wp:inline distT="0" distB="0" distL="0" distR="0" wp14:anchorId="5F70F68A" wp14:editId="0BAEEE71">
             <wp:extent cx="5220000" cy="2772288"/>
             <wp:effectExtent l="19050" t="19050" r="19050" b="28575"/>
             <wp:docPr id="2144280449" name="Imagem 1"/>
@@ -9171,7 +10866,7 @@
                     <pic:cNvPicPr/>
                   </pic:nvPicPr>
                   <pic:blipFill>
-                    <a:blip r:embed="rId28"/>
+                    <a:blip r:embed="rId30"/>
                     <a:stretch>
                       <a:fillRect/>
                     </a:stretch>
@@ -9206,7 +10901,7 @@
           <w:color w:val="auto"/>
         </w:rPr>
       </w:pPr>
-      <w:bookmarkStart w:id="50" w:name="_Toc211422635"/>
+      <w:bookmarkStart w:id="54" w:name="_Toc211605343"/>
       <w:r>
         <w:rPr>
           <w:color w:val="auto"/>
@@ -9236,7 +10931,7 @@
           <w:noProof/>
           <w:color w:val="auto"/>
         </w:rPr>
-        <w:t>13</w:t>
+        <w:t>14</w:t>
       </w:r>
       <w:r>
         <w:rPr>
@@ -9256,7 +10951,7 @@
         </w:rPr>
         <w:t xml:space="preserve"> (2000-2021)</w:t>
       </w:r>
-      <w:bookmarkEnd w:id="50"/>
+      <w:bookmarkEnd w:id="54"/>
     </w:p>
     <w:p/>
     <w:p>
@@ -9270,7 +10965,7 @@
           <w:noProof/>
         </w:rPr>
         <w:drawing>
-          <wp:inline distT="0" distB="0" distL="0" distR="0" wp14:anchorId="25B4F3DF" wp14:editId="29FC8542">
+          <wp:inline distT="0" distB="0" distL="0" distR="0" wp14:anchorId="50FE2484" wp14:editId="40CBB006">
             <wp:extent cx="5220000" cy="2927327"/>
             <wp:effectExtent l="19050" t="19050" r="19050" b="26035"/>
             <wp:docPr id="646368426" name="Imagem 1" descr="Uma imagem com captura de ecrã, texto&#10;&#10;Os conteúdos gerados por IA podem estar incorretos."/>
@@ -9285,7 +10980,7 @@
                     <pic:cNvPicPr/>
                   </pic:nvPicPr>
                   <pic:blipFill>
-                    <a:blip r:embed="rId29"/>
+                    <a:blip r:embed="rId31"/>
                     <a:stretch>
                       <a:fillRect/>
                     </a:stretch>
@@ -9320,7 +11015,7 @@
           <w:color w:val="auto"/>
         </w:rPr>
       </w:pPr>
-      <w:bookmarkStart w:id="51" w:name="_Toc211422636"/>
+      <w:bookmarkStart w:id="55" w:name="_Toc211605344"/>
       <w:r>
         <w:rPr>
           <w:color w:val="auto"/>
@@ -9350,7 +11045,7 @@
           <w:noProof/>
           <w:color w:val="auto"/>
         </w:rPr>
-        <w:t>14</w:t>
+        <w:t>15</w:t>
       </w:r>
       <w:r>
         <w:rPr>
@@ -9370,7 +11065,7 @@
         </w:rPr>
         <w:t xml:space="preserve"> (2000-2021)</w:t>
       </w:r>
-      <w:bookmarkEnd w:id="51"/>
+      <w:bookmarkEnd w:id="55"/>
     </w:p>
     <w:p/>
     <w:p>
@@ -9384,7 +11079,7 @@
           <w:szCs w:val="20"/>
         </w:rPr>
       </w:pPr>
-      <w:bookmarkStart w:id="52" w:name="_Toc211604128"/>
+      <w:bookmarkStart w:id="56" w:name="_Toc211610943"/>
       <w:r>
         <w:rPr>
           <w:b/>
@@ -9396,7 +11091,7 @@
         <w:lastRenderedPageBreak/>
         <w:t>Mercadorias</w:t>
       </w:r>
-      <w:bookmarkEnd w:id="52"/>
+      <w:bookmarkEnd w:id="56"/>
     </w:p>
     <w:p>
       <w:pPr>
@@ -9409,7 +11104,7 @@
           <w:noProof/>
         </w:rPr>
         <w:drawing>
-          <wp:inline distT="0" distB="0" distL="0" distR="0" wp14:anchorId="5791073F" wp14:editId="71CFE6A8">
+          <wp:inline distT="0" distB="0" distL="0" distR="0" wp14:anchorId="612CA860" wp14:editId="09444EAF">
             <wp:extent cx="5220000" cy="2814789"/>
             <wp:effectExtent l="19050" t="19050" r="19050" b="24130"/>
             <wp:docPr id="2099083977" name="Imagem 1" descr="Uma imagem com file, texto, captura de ecrã, Gráfico&#10;&#10;Os conteúdos gerados por IA podem estar incorretos."/>
@@ -9424,7 +11119,7 @@
                     <pic:cNvPicPr/>
                   </pic:nvPicPr>
                   <pic:blipFill rotWithShape="1">
-                    <a:blip r:embed="rId30"/>
+                    <a:blip r:embed="rId32"/>
                     <a:srcRect l="1282" t="929" r="1262"/>
                     <a:stretch>
                       <a:fillRect/>
@@ -9465,7 +11160,7 @@
           <w:color w:val="auto"/>
         </w:rPr>
       </w:pPr>
-      <w:bookmarkStart w:id="53" w:name="_Toc211422637"/>
+      <w:bookmarkStart w:id="57" w:name="_Toc211605345"/>
       <w:r>
         <w:rPr>
           <w:color w:val="auto"/>
@@ -9495,7 +11190,7 @@
           <w:noProof/>
           <w:color w:val="auto"/>
         </w:rPr>
-        <w:t>15</w:t>
+        <w:t>16</w:t>
       </w:r>
       <w:r>
         <w:rPr>
@@ -9515,7 +11210,7 @@
         </w:rPr>
         <w:t xml:space="preserve"> (1978-2021)</w:t>
       </w:r>
-      <w:bookmarkEnd w:id="53"/>
+      <w:bookmarkEnd w:id="57"/>
     </w:p>
     <w:p>
       <w:pPr>
@@ -9528,7 +11223,7 @@
           <w:noProof/>
         </w:rPr>
         <w:drawing>
-          <wp:inline distT="0" distB="0" distL="0" distR="0" wp14:anchorId="4FD0B504" wp14:editId="14BD2935">
+          <wp:inline distT="0" distB="0" distL="0" distR="0" wp14:anchorId="1C8B40F4" wp14:editId="25479F04">
             <wp:extent cx="5220000" cy="2841283"/>
             <wp:effectExtent l="19050" t="19050" r="19050" b="16510"/>
             <wp:docPr id="956154264" name="Imagem 1" descr="Uma imagem com texto, captura de ecrã, Gráfico, diagrama&#10;&#10;Os conteúdos gerados por IA podem estar incorretos."/>
@@ -9543,7 +11238,7 @@
                     <pic:cNvPicPr/>
                   </pic:nvPicPr>
                   <pic:blipFill rotWithShape="1">
-                    <a:blip r:embed="rId31"/>
+                    <a:blip r:embed="rId33"/>
                     <a:srcRect t="668" b="1"/>
                     <a:stretch>
                       <a:fillRect/>
@@ -9584,7 +11279,7 @@
           <w:color w:val="auto"/>
         </w:rPr>
       </w:pPr>
-      <w:bookmarkStart w:id="54" w:name="_Toc211422638"/>
+      <w:bookmarkStart w:id="58" w:name="_Toc211605346"/>
       <w:r>
         <w:rPr>
           <w:color w:val="auto"/>
@@ -9614,7 +11309,7 @@
           <w:noProof/>
           <w:color w:val="auto"/>
         </w:rPr>
-        <w:t>16</w:t>
+        <w:t>17</w:t>
       </w:r>
       <w:r>
         <w:rPr>
@@ -9628,7 +11323,7 @@
         </w:rPr>
         <w:t xml:space="preserve"> - Evolução das mercadorias movimentadas no Porto de Faro (2000-2021)</w:t>
       </w:r>
-      <w:bookmarkEnd w:id="54"/>
+      <w:bookmarkEnd w:id="58"/>
       <w:r>
         <w:rPr>
           <w:color w:val="auto"/>
@@ -9648,7 +11343,7 @@
         </w:rPr>
         <w:lastRenderedPageBreak/>
         <w:drawing>
-          <wp:inline distT="0" distB="0" distL="0" distR="0" wp14:anchorId="37E2860F" wp14:editId="083DC2F2">
+          <wp:inline distT="0" distB="0" distL="0" distR="0" wp14:anchorId="47AC3624" wp14:editId="34A5ED2D">
             <wp:extent cx="5220000" cy="3260189"/>
             <wp:effectExtent l="19050" t="19050" r="19050" b="16510"/>
             <wp:docPr id="590637665" name="Imagem 1" descr="Uma imagem com texto, captura de ecrã, Gráfico, diagrama&#10;&#10;Os conteúdos gerados por IA podem estar incorretos."/>
@@ -9663,7 +11358,7 @@
                     <pic:cNvPicPr/>
                   </pic:nvPicPr>
                   <pic:blipFill rotWithShape="1">
-                    <a:blip r:embed="rId32"/>
+                    <a:blip r:embed="rId34"/>
                     <a:srcRect t="717" b="1445"/>
                     <a:stretch>
                       <a:fillRect/>
@@ -9704,7 +11399,7 @@
           <w:color w:val="auto"/>
         </w:rPr>
       </w:pPr>
-      <w:bookmarkStart w:id="55" w:name="_Toc211422639"/>
+      <w:bookmarkStart w:id="59" w:name="_Toc211605347"/>
       <w:r>
         <w:rPr>
           <w:color w:val="auto"/>
@@ -9734,7 +11429,7 @@
           <w:noProof/>
           <w:color w:val="auto"/>
         </w:rPr>
-        <w:t>17</w:t>
+        <w:t>18</w:t>
       </w:r>
       <w:r>
         <w:rPr>
@@ -9748,7 +11443,7 @@
         </w:rPr>
         <w:t xml:space="preserve"> - Evolução das mercadorias movimentadas no Porto de Portimão (2000-2021)</w:t>
       </w:r>
-      <w:bookmarkEnd w:id="55"/>
+      <w:bookmarkEnd w:id="59"/>
     </w:p>
     <w:p>
       <w:pPr>
@@ -9793,7 +11488,7 @@
           <w:szCs w:val="20"/>
         </w:rPr>
       </w:pPr>
-      <w:bookmarkStart w:id="56" w:name="_Toc211604129"/>
+      <w:bookmarkStart w:id="60" w:name="_Toc211610944"/>
       <w:r>
         <w:rPr>
           <w:b/>
@@ -9802,9 +11497,10 @@
           <w:sz w:val="20"/>
           <w:szCs w:val="20"/>
         </w:rPr>
+        <w:lastRenderedPageBreak/>
         <w:t>Passageiros</w:t>
       </w:r>
-      <w:bookmarkEnd w:id="56"/>
+      <w:bookmarkEnd w:id="60"/>
     </w:p>
     <w:p>
       <w:pPr>
@@ -9817,7 +11513,7 @@
           <w:noProof/>
         </w:rPr>
         <w:drawing>
-          <wp:inline distT="0" distB="0" distL="0" distR="0" wp14:anchorId="446C7B0E" wp14:editId="10B9AA52">
+          <wp:inline distT="0" distB="0" distL="0" distR="0" wp14:anchorId="5C88B8FA" wp14:editId="042D42AA">
             <wp:extent cx="5220000" cy="2772001"/>
             <wp:effectExtent l="19050" t="19050" r="19050" b="28575"/>
             <wp:docPr id="1366741044" name="Imagem 1" descr="Uma imagem com texto, captura de ecrã, tipografia, design&#10;&#10;Os conteúdos gerados por IA podem estar incorretos."/>
@@ -9832,7 +11528,7 @@
                     <pic:cNvPicPr/>
                   </pic:nvPicPr>
                   <pic:blipFill rotWithShape="1">
-                    <a:blip r:embed="rId33"/>
+                    <a:blip r:embed="rId35"/>
                     <a:srcRect l="2336" r="2043" b="2784"/>
                     <a:stretch>
                       <a:fillRect/>
@@ -9892,7 +11588,7 @@
           <w:color w:val="auto"/>
         </w:rPr>
       </w:pPr>
-      <w:bookmarkStart w:id="57" w:name="_Toc211422640"/>
+      <w:bookmarkStart w:id="61" w:name="_Toc211605348"/>
       <w:r>
         <w:rPr>
           <w:color w:val="auto"/>
@@ -9922,7 +11618,7 @@
           <w:noProof/>
           <w:color w:val="auto"/>
         </w:rPr>
-        <w:t>18</w:t>
+        <w:t>19</w:t>
       </w:r>
       <w:r>
         <w:rPr>
@@ -9960,10 +11656,8 @@
         </w:rPr>
         <w:t xml:space="preserve"> de passageiros no Porto de Portimão (2004-2020)</w:t>
       </w:r>
-      <w:bookmarkEnd w:id="57"/>
-    </w:p>
-    <w:bookmarkEnd w:id="0"/>
-    <w:bookmarkEnd w:id="1"/>
+      <w:bookmarkEnd w:id="61"/>
+    </w:p>
     <w:p>
       <w:pPr>
         <w:pStyle w:val="BodyText1"/>
@@ -9972,8 +11666,23 @@
         </w:rPr>
       </w:pPr>
     </w:p>
+    <w:p>
+      <w:pPr>
+        <w:pStyle w:val="BodyText1"/>
+        <w:rPr>
+          <w:rFonts w:eastAsia="Arial Narrow"/>
+        </w:rPr>
+      </w:pPr>
+    </w:p>
+    <w:p>
+      <w:pPr>
+        <w:rPr>
+          <w:rFonts w:eastAsia="Arial Narrow"/>
+        </w:rPr>
+      </w:pPr>
+    </w:p>
     <w:sectPr>
-      <w:footerReference w:type="default" r:id="rId34"/>
+      <w:footerReference w:type="default" r:id="rId36"/>
       <w:pgSz w:w="12240" w:h="15840" w:code="1"/>
       <w:pgMar w:top="1440" w:right="1440" w:bottom="1440" w:left="1440" w:header="720" w:footer="720" w:gutter="0"/>
       <w:pgNumType w:start="1"/>
@@ -10913,6 +12622,155 @@
     </w:lvl>
   </w:abstractNum>
   <w:abstractNum w:abstractNumId="6" w15:restartNumberingAfterBreak="0">
+    <w:nsid w:val="20324A89"/>
+    <w:multiLevelType w:val="multilevel"/>
+    <w:tmpl w:val="407E8344"/>
+    <w:lvl w:ilvl="0">
+      <w:start w:val="1"/>
+      <w:numFmt w:val="bullet"/>
+      <w:lvlText w:val=""/>
+      <w:lvlJc w:val="left"/>
+      <w:pPr>
+        <w:tabs>
+          <w:tab w:val="num" w:pos="720"/>
+        </w:tabs>
+        <w:ind w:left="720" w:hanging="360"/>
+      </w:pPr>
+      <w:rPr>
+        <w:rFonts w:ascii="Symbol" w:hAnsi="Symbol" w:hint="default"/>
+        <w:sz w:val="20"/>
+      </w:rPr>
+    </w:lvl>
+    <w:lvl w:ilvl="1" w:tentative="1">
+      <w:start w:val="1"/>
+      <w:numFmt w:val="bullet"/>
+      <w:lvlText w:val="o"/>
+      <w:lvlJc w:val="left"/>
+      <w:pPr>
+        <w:tabs>
+          <w:tab w:val="num" w:pos="1440"/>
+        </w:tabs>
+        <w:ind w:left="1440" w:hanging="360"/>
+      </w:pPr>
+      <w:rPr>
+        <w:rFonts w:ascii="Courier New" w:hAnsi="Courier New" w:hint="default"/>
+        <w:sz w:val="20"/>
+      </w:rPr>
+    </w:lvl>
+    <w:lvl w:ilvl="2" w:tentative="1">
+      <w:start w:val="1"/>
+      <w:numFmt w:val="bullet"/>
+      <w:lvlText w:val=""/>
+      <w:lvlJc w:val="left"/>
+      <w:pPr>
+        <w:tabs>
+          <w:tab w:val="num" w:pos="2160"/>
+        </w:tabs>
+        <w:ind w:left="2160" w:hanging="360"/>
+      </w:pPr>
+      <w:rPr>
+        <w:rFonts w:ascii="Wingdings" w:hAnsi="Wingdings" w:hint="default"/>
+        <w:sz w:val="20"/>
+      </w:rPr>
+    </w:lvl>
+    <w:lvl w:ilvl="3" w:tentative="1">
+      <w:start w:val="1"/>
+      <w:numFmt w:val="bullet"/>
+      <w:lvlText w:val=""/>
+      <w:lvlJc w:val="left"/>
+      <w:pPr>
+        <w:tabs>
+          <w:tab w:val="num" w:pos="2880"/>
+        </w:tabs>
+        <w:ind w:left="2880" w:hanging="360"/>
+      </w:pPr>
+      <w:rPr>
+        <w:rFonts w:ascii="Wingdings" w:hAnsi="Wingdings" w:hint="default"/>
+        <w:sz w:val="20"/>
+      </w:rPr>
+    </w:lvl>
+    <w:lvl w:ilvl="4" w:tentative="1">
+      <w:start w:val="1"/>
+      <w:numFmt w:val="bullet"/>
+      <w:lvlText w:val=""/>
+      <w:lvlJc w:val="left"/>
+      <w:pPr>
+        <w:tabs>
+          <w:tab w:val="num" w:pos="3600"/>
+        </w:tabs>
+        <w:ind w:left="3600" w:hanging="360"/>
+      </w:pPr>
+      <w:rPr>
+        <w:rFonts w:ascii="Wingdings" w:hAnsi="Wingdings" w:hint="default"/>
+        <w:sz w:val="20"/>
+      </w:rPr>
+    </w:lvl>
+    <w:lvl w:ilvl="5" w:tentative="1">
+      <w:start w:val="1"/>
+      <w:numFmt w:val="bullet"/>
+      <w:lvlText w:val=""/>
+      <w:lvlJc w:val="left"/>
+      <w:pPr>
+        <w:tabs>
+          <w:tab w:val="num" w:pos="4320"/>
+        </w:tabs>
+        <w:ind w:left="4320" w:hanging="360"/>
+      </w:pPr>
+      <w:rPr>
+        <w:rFonts w:ascii="Wingdings" w:hAnsi="Wingdings" w:hint="default"/>
+        <w:sz w:val="20"/>
+      </w:rPr>
+    </w:lvl>
+    <w:lvl w:ilvl="6" w:tentative="1">
+      <w:start w:val="1"/>
+      <w:numFmt w:val="bullet"/>
+      <w:lvlText w:val=""/>
+      <w:lvlJc w:val="left"/>
+      <w:pPr>
+        <w:tabs>
+          <w:tab w:val="num" w:pos="5040"/>
+        </w:tabs>
+        <w:ind w:left="5040" w:hanging="360"/>
+      </w:pPr>
+      <w:rPr>
+        <w:rFonts w:ascii="Wingdings" w:hAnsi="Wingdings" w:hint="default"/>
+        <w:sz w:val="20"/>
+      </w:rPr>
+    </w:lvl>
+    <w:lvl w:ilvl="7" w:tentative="1">
+      <w:start w:val="1"/>
+      <w:numFmt w:val="bullet"/>
+      <w:lvlText w:val=""/>
+      <w:lvlJc w:val="left"/>
+      <w:pPr>
+        <w:tabs>
+          <w:tab w:val="num" w:pos="5760"/>
+        </w:tabs>
+        <w:ind w:left="5760" w:hanging="360"/>
+      </w:pPr>
+      <w:rPr>
+        <w:rFonts w:ascii="Wingdings" w:hAnsi="Wingdings" w:hint="default"/>
+        <w:sz w:val="20"/>
+      </w:rPr>
+    </w:lvl>
+    <w:lvl w:ilvl="8" w:tentative="1">
+      <w:start w:val="1"/>
+      <w:numFmt w:val="bullet"/>
+      <w:lvlText w:val=""/>
+      <w:lvlJc w:val="left"/>
+      <w:pPr>
+        <w:tabs>
+          <w:tab w:val="num" w:pos="6480"/>
+        </w:tabs>
+        <w:ind w:left="6480" w:hanging="360"/>
+      </w:pPr>
+      <w:rPr>
+        <w:rFonts w:ascii="Wingdings" w:hAnsi="Wingdings" w:hint="default"/>
+        <w:sz w:val="20"/>
+      </w:rPr>
+    </w:lvl>
+  </w:abstractNum>
+  <w:abstractNum w:abstractNumId="7" w15:restartNumberingAfterBreak="0">
     <w:nsid w:val="226A0563"/>
     <w:multiLevelType w:val="hybridMultilevel"/>
     <w:tmpl w:val="102853FE"/>
@@ -11001,7 +12859,7 @@
       </w:pPr>
     </w:lvl>
   </w:abstractNum>
-  <w:abstractNum w:abstractNumId="7" w15:restartNumberingAfterBreak="0">
+  <w:abstractNum w:abstractNumId="8" w15:restartNumberingAfterBreak="0">
     <w:nsid w:val="239A0739"/>
     <w:multiLevelType w:val="hybridMultilevel"/>
     <w:tmpl w:val="848092E0"/>
@@ -11114,7 +12972,7 @@
       </w:rPr>
     </w:lvl>
   </w:abstractNum>
-  <w:abstractNum w:abstractNumId="8" w15:restartNumberingAfterBreak="0">
+  <w:abstractNum w:abstractNumId="9" w15:restartNumberingAfterBreak="0">
     <w:nsid w:val="28230EA0"/>
     <w:multiLevelType w:val="multilevel"/>
     <w:tmpl w:val="7F5674C6"/>
@@ -11263,7 +13121,7 @@
       </w:rPr>
     </w:lvl>
   </w:abstractNum>
-  <w:abstractNum w:abstractNumId="9" w15:restartNumberingAfterBreak="0">
+  <w:abstractNum w:abstractNumId="10" w15:restartNumberingAfterBreak="0">
     <w:nsid w:val="28BA21AB"/>
     <w:multiLevelType w:val="multilevel"/>
     <w:tmpl w:val="C8FE7724"/>
@@ -11412,7 +13270,7 @@
       </w:rPr>
     </w:lvl>
   </w:abstractNum>
-  <w:abstractNum w:abstractNumId="10" w15:restartNumberingAfterBreak="0">
+  <w:abstractNum w:abstractNumId="11" w15:restartNumberingAfterBreak="0">
     <w:nsid w:val="2A123E71"/>
     <w:multiLevelType w:val="multilevel"/>
     <w:tmpl w:val="7F9E537E"/>
@@ -11561,7 +13419,7 @@
       </w:rPr>
     </w:lvl>
   </w:abstractNum>
-  <w:abstractNum w:abstractNumId="11" w15:restartNumberingAfterBreak="0">
+  <w:abstractNum w:abstractNumId="12" w15:restartNumberingAfterBreak="0">
     <w:nsid w:val="2AFF22B0"/>
     <w:multiLevelType w:val="multilevel"/>
     <w:tmpl w:val="CB1EF420"/>
@@ -11710,7 +13568,7 @@
       </w:rPr>
     </w:lvl>
   </w:abstractNum>
-  <w:abstractNum w:abstractNumId="12" w15:restartNumberingAfterBreak="0">
+  <w:abstractNum w:abstractNumId="13" w15:restartNumberingAfterBreak="0">
     <w:nsid w:val="2B7C647E"/>
     <w:multiLevelType w:val="multilevel"/>
     <w:tmpl w:val="18AE20AC"/>
@@ -11859,7 +13717,7 @@
       </w:rPr>
     </w:lvl>
   </w:abstractNum>
-  <w:abstractNum w:abstractNumId="13" w15:restartNumberingAfterBreak="0">
+  <w:abstractNum w:abstractNumId="14" w15:restartNumberingAfterBreak="0">
     <w:nsid w:val="2C1851B1"/>
     <w:multiLevelType w:val="multilevel"/>
     <w:tmpl w:val="998AC6CE"/>
@@ -12008,7 +13866,7 @@
       </w:rPr>
     </w:lvl>
   </w:abstractNum>
-  <w:abstractNum w:abstractNumId="14" w15:restartNumberingAfterBreak="0">
+  <w:abstractNum w:abstractNumId="15" w15:restartNumberingAfterBreak="0">
     <w:nsid w:val="2C45119C"/>
     <w:multiLevelType w:val="multilevel"/>
     <w:tmpl w:val="5D68D430"/>
@@ -12157,7 +14015,7 @@
       </w:rPr>
     </w:lvl>
   </w:abstractNum>
-  <w:abstractNum w:abstractNumId="15" w15:restartNumberingAfterBreak="0">
+  <w:abstractNum w:abstractNumId="16" w15:restartNumberingAfterBreak="0">
     <w:nsid w:val="2F503F09"/>
     <w:multiLevelType w:val="hybridMultilevel"/>
     <w:tmpl w:val="05341264"/>
@@ -12270,7 +14128,7 @@
       </w:rPr>
     </w:lvl>
   </w:abstractNum>
-  <w:abstractNum w:abstractNumId="16" w15:restartNumberingAfterBreak="0">
+  <w:abstractNum w:abstractNumId="17" w15:restartNumberingAfterBreak="0">
     <w:nsid w:val="30F552F9"/>
     <w:multiLevelType w:val="hybridMultilevel"/>
     <w:tmpl w:val="AE4C47A8"/>
@@ -12383,7 +14241,7 @@
       </w:rPr>
     </w:lvl>
   </w:abstractNum>
-  <w:abstractNum w:abstractNumId="17" w15:restartNumberingAfterBreak="0">
+  <w:abstractNum w:abstractNumId="18" w15:restartNumberingAfterBreak="0">
     <w:nsid w:val="370E45D4"/>
     <w:multiLevelType w:val="hybridMultilevel"/>
     <w:tmpl w:val="5334627C"/>
@@ -12496,7 +14354,7 @@
       </w:rPr>
     </w:lvl>
   </w:abstractNum>
-  <w:abstractNum w:abstractNumId="18" w15:restartNumberingAfterBreak="0">
+  <w:abstractNum w:abstractNumId="19" w15:restartNumberingAfterBreak="0">
     <w:nsid w:val="391641E2"/>
     <w:multiLevelType w:val="hybridMultilevel"/>
     <w:tmpl w:val="76343DA4"/>
@@ -12609,7 +14467,7 @@
       </w:rPr>
     </w:lvl>
   </w:abstractNum>
-  <w:abstractNum w:abstractNumId="19" w15:restartNumberingAfterBreak="0">
+  <w:abstractNum w:abstractNumId="20" w15:restartNumberingAfterBreak="0">
     <w:nsid w:val="3F29463D"/>
     <w:multiLevelType w:val="hybridMultilevel"/>
     <w:tmpl w:val="CF0A6EBC"/>
@@ -12722,7 +14580,7 @@
       </w:rPr>
     </w:lvl>
   </w:abstractNum>
-  <w:abstractNum w:abstractNumId="20" w15:restartNumberingAfterBreak="0">
+  <w:abstractNum w:abstractNumId="21" w15:restartNumberingAfterBreak="0">
     <w:nsid w:val="41DB38A3"/>
     <w:multiLevelType w:val="hybridMultilevel"/>
     <w:tmpl w:val="F5F8D66A"/>
@@ -12835,7 +14693,7 @@
       </w:rPr>
     </w:lvl>
   </w:abstractNum>
-  <w:abstractNum w:abstractNumId="21" w15:restartNumberingAfterBreak="0">
+  <w:abstractNum w:abstractNumId="22" w15:restartNumberingAfterBreak="0">
     <w:nsid w:val="44CF0B65"/>
     <w:multiLevelType w:val="multilevel"/>
     <w:tmpl w:val="8D4C1900"/>
@@ -12984,7 +14842,156 @@
       </w:rPr>
     </w:lvl>
   </w:abstractNum>
-  <w:abstractNum w:abstractNumId="22" w15:restartNumberingAfterBreak="0">
+  <w:abstractNum w:abstractNumId="23" w15:restartNumberingAfterBreak="0">
+    <w:nsid w:val="453371E5"/>
+    <w:multiLevelType w:val="multilevel"/>
+    <w:tmpl w:val="50043574"/>
+    <w:lvl w:ilvl="0">
+      <w:start w:val="1"/>
+      <w:numFmt w:val="bullet"/>
+      <w:lvlText w:val=""/>
+      <w:lvlJc w:val="left"/>
+      <w:pPr>
+        <w:tabs>
+          <w:tab w:val="num" w:pos="720"/>
+        </w:tabs>
+        <w:ind w:left="720" w:hanging="360"/>
+      </w:pPr>
+      <w:rPr>
+        <w:rFonts w:ascii="Symbol" w:hAnsi="Symbol" w:hint="default"/>
+        <w:sz w:val="20"/>
+      </w:rPr>
+    </w:lvl>
+    <w:lvl w:ilvl="1" w:tentative="1">
+      <w:start w:val="1"/>
+      <w:numFmt w:val="bullet"/>
+      <w:lvlText w:val="o"/>
+      <w:lvlJc w:val="left"/>
+      <w:pPr>
+        <w:tabs>
+          <w:tab w:val="num" w:pos="1440"/>
+        </w:tabs>
+        <w:ind w:left="1440" w:hanging="360"/>
+      </w:pPr>
+      <w:rPr>
+        <w:rFonts w:ascii="Courier New" w:hAnsi="Courier New" w:hint="default"/>
+        <w:sz w:val="20"/>
+      </w:rPr>
+    </w:lvl>
+    <w:lvl w:ilvl="2" w:tentative="1">
+      <w:start w:val="1"/>
+      <w:numFmt w:val="bullet"/>
+      <w:lvlText w:val=""/>
+      <w:lvlJc w:val="left"/>
+      <w:pPr>
+        <w:tabs>
+          <w:tab w:val="num" w:pos="2160"/>
+        </w:tabs>
+        <w:ind w:left="2160" w:hanging="360"/>
+      </w:pPr>
+      <w:rPr>
+        <w:rFonts w:ascii="Wingdings" w:hAnsi="Wingdings" w:hint="default"/>
+        <w:sz w:val="20"/>
+      </w:rPr>
+    </w:lvl>
+    <w:lvl w:ilvl="3" w:tentative="1">
+      <w:start w:val="1"/>
+      <w:numFmt w:val="bullet"/>
+      <w:lvlText w:val=""/>
+      <w:lvlJc w:val="left"/>
+      <w:pPr>
+        <w:tabs>
+          <w:tab w:val="num" w:pos="2880"/>
+        </w:tabs>
+        <w:ind w:left="2880" w:hanging="360"/>
+      </w:pPr>
+      <w:rPr>
+        <w:rFonts w:ascii="Wingdings" w:hAnsi="Wingdings" w:hint="default"/>
+        <w:sz w:val="20"/>
+      </w:rPr>
+    </w:lvl>
+    <w:lvl w:ilvl="4" w:tentative="1">
+      <w:start w:val="1"/>
+      <w:numFmt w:val="bullet"/>
+      <w:lvlText w:val=""/>
+      <w:lvlJc w:val="left"/>
+      <w:pPr>
+        <w:tabs>
+          <w:tab w:val="num" w:pos="3600"/>
+        </w:tabs>
+        <w:ind w:left="3600" w:hanging="360"/>
+      </w:pPr>
+      <w:rPr>
+        <w:rFonts w:ascii="Wingdings" w:hAnsi="Wingdings" w:hint="default"/>
+        <w:sz w:val="20"/>
+      </w:rPr>
+    </w:lvl>
+    <w:lvl w:ilvl="5" w:tentative="1">
+      <w:start w:val="1"/>
+      <w:numFmt w:val="bullet"/>
+      <w:lvlText w:val=""/>
+      <w:lvlJc w:val="left"/>
+      <w:pPr>
+        <w:tabs>
+          <w:tab w:val="num" w:pos="4320"/>
+        </w:tabs>
+        <w:ind w:left="4320" w:hanging="360"/>
+      </w:pPr>
+      <w:rPr>
+        <w:rFonts w:ascii="Wingdings" w:hAnsi="Wingdings" w:hint="default"/>
+        <w:sz w:val="20"/>
+      </w:rPr>
+    </w:lvl>
+    <w:lvl w:ilvl="6" w:tentative="1">
+      <w:start w:val="1"/>
+      <w:numFmt w:val="bullet"/>
+      <w:lvlText w:val=""/>
+      <w:lvlJc w:val="left"/>
+      <w:pPr>
+        <w:tabs>
+          <w:tab w:val="num" w:pos="5040"/>
+        </w:tabs>
+        <w:ind w:left="5040" w:hanging="360"/>
+      </w:pPr>
+      <w:rPr>
+        <w:rFonts w:ascii="Wingdings" w:hAnsi="Wingdings" w:hint="default"/>
+        <w:sz w:val="20"/>
+      </w:rPr>
+    </w:lvl>
+    <w:lvl w:ilvl="7" w:tentative="1">
+      <w:start w:val="1"/>
+      <w:numFmt w:val="bullet"/>
+      <w:lvlText w:val=""/>
+      <w:lvlJc w:val="left"/>
+      <w:pPr>
+        <w:tabs>
+          <w:tab w:val="num" w:pos="5760"/>
+        </w:tabs>
+        <w:ind w:left="5760" w:hanging="360"/>
+      </w:pPr>
+      <w:rPr>
+        <w:rFonts w:ascii="Wingdings" w:hAnsi="Wingdings" w:hint="default"/>
+        <w:sz w:val="20"/>
+      </w:rPr>
+    </w:lvl>
+    <w:lvl w:ilvl="8" w:tentative="1">
+      <w:start w:val="1"/>
+      <w:numFmt w:val="bullet"/>
+      <w:lvlText w:val=""/>
+      <w:lvlJc w:val="left"/>
+      <w:pPr>
+        <w:tabs>
+          <w:tab w:val="num" w:pos="6480"/>
+        </w:tabs>
+        <w:ind w:left="6480" w:hanging="360"/>
+      </w:pPr>
+      <w:rPr>
+        <w:rFonts w:ascii="Wingdings" w:hAnsi="Wingdings" w:hint="default"/>
+        <w:sz w:val="20"/>
+      </w:rPr>
+    </w:lvl>
+  </w:abstractNum>
+  <w:abstractNum w:abstractNumId="24" w15:restartNumberingAfterBreak="0">
     <w:nsid w:val="47111BEA"/>
     <w:multiLevelType w:val="hybridMultilevel"/>
     <w:tmpl w:val="30CA0606"/>
@@ -13097,7 +15104,7 @@
       </w:rPr>
     </w:lvl>
   </w:abstractNum>
-  <w:abstractNum w:abstractNumId="23" w15:restartNumberingAfterBreak="0">
+  <w:abstractNum w:abstractNumId="25" w15:restartNumberingAfterBreak="0">
     <w:nsid w:val="47541B22"/>
     <w:multiLevelType w:val="multilevel"/>
     <w:tmpl w:val="BA2E0D68"/>
@@ -13226,7 +15233,7 @@
       </w:rPr>
     </w:lvl>
   </w:abstractNum>
-  <w:abstractNum w:abstractNumId="24" w15:restartNumberingAfterBreak="0">
+  <w:abstractNum w:abstractNumId="26" w15:restartNumberingAfterBreak="0">
     <w:nsid w:val="47DF0596"/>
     <w:multiLevelType w:val="hybridMultilevel"/>
     <w:tmpl w:val="00B219E8"/>
@@ -13339,7 +15346,7 @@
       </w:rPr>
     </w:lvl>
   </w:abstractNum>
-  <w:abstractNum w:abstractNumId="25" w15:restartNumberingAfterBreak="0">
+  <w:abstractNum w:abstractNumId="27" w15:restartNumberingAfterBreak="0">
     <w:nsid w:val="506157B0"/>
     <w:multiLevelType w:val="multilevel"/>
     <w:tmpl w:val="7B0620D2"/>
@@ -13452,7 +15459,7 @@
       </w:pPr>
     </w:lvl>
   </w:abstractNum>
-  <w:abstractNum w:abstractNumId="26" w15:restartNumberingAfterBreak="0">
+  <w:abstractNum w:abstractNumId="28" w15:restartNumberingAfterBreak="0">
     <w:nsid w:val="562051D5"/>
     <w:multiLevelType w:val="hybridMultilevel"/>
     <w:tmpl w:val="5E8A59FE"/>
@@ -13565,7 +15572,7 @@
       </w:rPr>
     </w:lvl>
   </w:abstractNum>
-  <w:abstractNum w:abstractNumId="27" w15:restartNumberingAfterBreak="0">
+  <w:abstractNum w:abstractNumId="29" w15:restartNumberingAfterBreak="0">
     <w:nsid w:val="56820DB3"/>
     <w:multiLevelType w:val="hybridMultilevel"/>
     <w:tmpl w:val="45F64BB2"/>
@@ -13679,7 +15686,7 @@
       </w:pPr>
     </w:lvl>
   </w:abstractNum>
-  <w:abstractNum w:abstractNumId="28" w15:restartNumberingAfterBreak="0">
+  <w:abstractNum w:abstractNumId="30" w15:restartNumberingAfterBreak="0">
     <w:nsid w:val="6787791A"/>
     <w:multiLevelType w:val="multilevel"/>
     <w:tmpl w:val="4E72DF3E"/>
@@ -13768,7 +15775,7 @@
       </w:pPr>
     </w:lvl>
   </w:abstractNum>
-  <w:abstractNum w:abstractNumId="29" w15:restartNumberingAfterBreak="0">
+  <w:abstractNum w:abstractNumId="31" w15:restartNumberingAfterBreak="0">
     <w:nsid w:val="69110CB2"/>
     <w:multiLevelType w:val="hybridMultilevel"/>
     <w:tmpl w:val="50428718"/>
@@ -13881,7 +15888,7 @@
       </w:rPr>
     </w:lvl>
   </w:abstractNum>
-  <w:abstractNum w:abstractNumId="30" w15:restartNumberingAfterBreak="0">
+  <w:abstractNum w:abstractNumId="32" w15:restartNumberingAfterBreak="0">
     <w:nsid w:val="74A110AB"/>
     <w:multiLevelType w:val="multilevel"/>
     <w:tmpl w:val="6B507A62"/>
@@ -14030,7 +16037,7 @@
       </w:rPr>
     </w:lvl>
   </w:abstractNum>
-  <w:abstractNum w:abstractNumId="31" w15:restartNumberingAfterBreak="0">
+  <w:abstractNum w:abstractNumId="33" w15:restartNumberingAfterBreak="0">
     <w:nsid w:val="77345C75"/>
     <w:multiLevelType w:val="hybridMultilevel"/>
     <w:tmpl w:val="BB7AAD66"/>
@@ -14143,11 +16150,160 @@
       </w:rPr>
     </w:lvl>
   </w:abstractNum>
+  <w:abstractNum w:abstractNumId="34" w15:restartNumberingAfterBreak="0">
+    <w:nsid w:val="7BB647B6"/>
+    <w:multiLevelType w:val="multilevel"/>
+    <w:tmpl w:val="849E45F0"/>
+    <w:lvl w:ilvl="0">
+      <w:start w:val="1"/>
+      <w:numFmt w:val="bullet"/>
+      <w:lvlText w:val=""/>
+      <w:lvlJc w:val="left"/>
+      <w:pPr>
+        <w:tabs>
+          <w:tab w:val="num" w:pos="720"/>
+        </w:tabs>
+        <w:ind w:left="720" w:hanging="360"/>
+      </w:pPr>
+      <w:rPr>
+        <w:rFonts w:ascii="Symbol" w:hAnsi="Symbol" w:hint="default"/>
+        <w:sz w:val="20"/>
+      </w:rPr>
+    </w:lvl>
+    <w:lvl w:ilvl="1" w:tentative="1">
+      <w:start w:val="1"/>
+      <w:numFmt w:val="bullet"/>
+      <w:lvlText w:val="o"/>
+      <w:lvlJc w:val="left"/>
+      <w:pPr>
+        <w:tabs>
+          <w:tab w:val="num" w:pos="1440"/>
+        </w:tabs>
+        <w:ind w:left="1440" w:hanging="360"/>
+      </w:pPr>
+      <w:rPr>
+        <w:rFonts w:ascii="Courier New" w:hAnsi="Courier New" w:hint="default"/>
+        <w:sz w:val="20"/>
+      </w:rPr>
+    </w:lvl>
+    <w:lvl w:ilvl="2" w:tentative="1">
+      <w:start w:val="1"/>
+      <w:numFmt w:val="bullet"/>
+      <w:lvlText w:val=""/>
+      <w:lvlJc w:val="left"/>
+      <w:pPr>
+        <w:tabs>
+          <w:tab w:val="num" w:pos="2160"/>
+        </w:tabs>
+        <w:ind w:left="2160" w:hanging="360"/>
+      </w:pPr>
+      <w:rPr>
+        <w:rFonts w:ascii="Wingdings" w:hAnsi="Wingdings" w:hint="default"/>
+        <w:sz w:val="20"/>
+      </w:rPr>
+    </w:lvl>
+    <w:lvl w:ilvl="3" w:tentative="1">
+      <w:start w:val="1"/>
+      <w:numFmt w:val="bullet"/>
+      <w:lvlText w:val=""/>
+      <w:lvlJc w:val="left"/>
+      <w:pPr>
+        <w:tabs>
+          <w:tab w:val="num" w:pos="2880"/>
+        </w:tabs>
+        <w:ind w:left="2880" w:hanging="360"/>
+      </w:pPr>
+      <w:rPr>
+        <w:rFonts w:ascii="Wingdings" w:hAnsi="Wingdings" w:hint="default"/>
+        <w:sz w:val="20"/>
+      </w:rPr>
+    </w:lvl>
+    <w:lvl w:ilvl="4" w:tentative="1">
+      <w:start w:val="1"/>
+      <w:numFmt w:val="bullet"/>
+      <w:lvlText w:val=""/>
+      <w:lvlJc w:val="left"/>
+      <w:pPr>
+        <w:tabs>
+          <w:tab w:val="num" w:pos="3600"/>
+        </w:tabs>
+        <w:ind w:left="3600" w:hanging="360"/>
+      </w:pPr>
+      <w:rPr>
+        <w:rFonts w:ascii="Wingdings" w:hAnsi="Wingdings" w:hint="default"/>
+        <w:sz w:val="20"/>
+      </w:rPr>
+    </w:lvl>
+    <w:lvl w:ilvl="5" w:tentative="1">
+      <w:start w:val="1"/>
+      <w:numFmt w:val="bullet"/>
+      <w:lvlText w:val=""/>
+      <w:lvlJc w:val="left"/>
+      <w:pPr>
+        <w:tabs>
+          <w:tab w:val="num" w:pos="4320"/>
+        </w:tabs>
+        <w:ind w:left="4320" w:hanging="360"/>
+      </w:pPr>
+      <w:rPr>
+        <w:rFonts w:ascii="Wingdings" w:hAnsi="Wingdings" w:hint="default"/>
+        <w:sz w:val="20"/>
+      </w:rPr>
+    </w:lvl>
+    <w:lvl w:ilvl="6" w:tentative="1">
+      <w:start w:val="1"/>
+      <w:numFmt w:val="bullet"/>
+      <w:lvlText w:val=""/>
+      <w:lvlJc w:val="left"/>
+      <w:pPr>
+        <w:tabs>
+          <w:tab w:val="num" w:pos="5040"/>
+        </w:tabs>
+        <w:ind w:left="5040" w:hanging="360"/>
+      </w:pPr>
+      <w:rPr>
+        <w:rFonts w:ascii="Wingdings" w:hAnsi="Wingdings" w:hint="default"/>
+        <w:sz w:val="20"/>
+      </w:rPr>
+    </w:lvl>
+    <w:lvl w:ilvl="7" w:tentative="1">
+      <w:start w:val="1"/>
+      <w:numFmt w:val="bullet"/>
+      <w:lvlText w:val=""/>
+      <w:lvlJc w:val="left"/>
+      <w:pPr>
+        <w:tabs>
+          <w:tab w:val="num" w:pos="5760"/>
+        </w:tabs>
+        <w:ind w:left="5760" w:hanging="360"/>
+      </w:pPr>
+      <w:rPr>
+        <w:rFonts w:ascii="Wingdings" w:hAnsi="Wingdings" w:hint="default"/>
+        <w:sz w:val="20"/>
+      </w:rPr>
+    </w:lvl>
+    <w:lvl w:ilvl="8" w:tentative="1">
+      <w:start w:val="1"/>
+      <w:numFmt w:val="bullet"/>
+      <w:lvlText w:val=""/>
+      <w:lvlJc w:val="left"/>
+      <w:pPr>
+        <w:tabs>
+          <w:tab w:val="num" w:pos="6480"/>
+        </w:tabs>
+        <w:ind w:left="6480" w:hanging="360"/>
+      </w:pPr>
+      <w:rPr>
+        <w:rFonts w:ascii="Wingdings" w:hAnsi="Wingdings" w:hint="default"/>
+        <w:sz w:val="20"/>
+      </w:rPr>
+    </w:lvl>
+  </w:abstractNum>
   <w:num w:numId="1" w16cid:durableId="1307973366">
-    <w:abstractNumId w:val="27"/>
+    <w:abstractNumId w:val="29"/>
   </w:num>
   <w:num w:numId="2" w16cid:durableId="1734770271">
-    <w:abstractNumId w:val="27"/>
+    <w:abstractNumId w:val="29"/>
     <w:lvlOverride w:ilvl="0">
       <w:startOverride w:val="1"/>
     </w:lvlOverride>
@@ -14177,76 +16333,76 @@
     </w:lvlOverride>
   </w:num>
   <w:num w:numId="3" w16cid:durableId="1940985300">
-    <w:abstractNumId w:val="28"/>
+    <w:abstractNumId w:val="30"/>
   </w:num>
   <w:num w:numId="4" w16cid:durableId="97649398">
     <w:abstractNumId w:val="0"/>
   </w:num>
   <w:num w:numId="5" w16cid:durableId="1812288132">
-    <w:abstractNumId w:val="22"/>
+    <w:abstractNumId w:val="24"/>
   </w:num>
   <w:num w:numId="6" w16cid:durableId="1642464320">
-    <w:abstractNumId w:val="23"/>
+    <w:abstractNumId w:val="25"/>
   </w:num>
   <w:num w:numId="7" w16cid:durableId="1808275634">
-    <w:abstractNumId w:val="19"/>
+    <w:abstractNumId w:val="20"/>
   </w:num>
   <w:num w:numId="8" w16cid:durableId="1200897323">
-    <w:abstractNumId w:val="16"/>
+    <w:abstractNumId w:val="17"/>
   </w:num>
   <w:num w:numId="9" w16cid:durableId="1847789773">
     <w:abstractNumId w:val="2"/>
   </w:num>
   <w:num w:numId="10" w16cid:durableId="1597782777">
-    <w:abstractNumId w:val="7"/>
+    <w:abstractNumId w:val="8"/>
   </w:num>
   <w:num w:numId="11" w16cid:durableId="1585870811">
-    <w:abstractNumId w:val="26"/>
+    <w:abstractNumId w:val="28"/>
   </w:num>
   <w:num w:numId="12" w16cid:durableId="325521276">
-    <w:abstractNumId w:val="29"/>
+    <w:abstractNumId w:val="31"/>
   </w:num>
   <w:num w:numId="13" w16cid:durableId="627933182">
-    <w:abstractNumId w:val="18"/>
+    <w:abstractNumId w:val="19"/>
   </w:num>
   <w:num w:numId="14" w16cid:durableId="915015777">
     <w:abstractNumId w:val="3"/>
   </w:num>
   <w:num w:numId="15" w16cid:durableId="1285234806">
-    <w:abstractNumId w:val="17"/>
+    <w:abstractNumId w:val="18"/>
   </w:num>
   <w:num w:numId="16" w16cid:durableId="273832372">
+    <w:abstractNumId w:val="16"/>
+  </w:num>
+  <w:num w:numId="17" w16cid:durableId="1697347813">
+    <w:abstractNumId w:val="21"/>
+  </w:num>
+  <w:num w:numId="18" w16cid:durableId="1968464136">
+    <w:abstractNumId w:val="13"/>
+  </w:num>
+  <w:num w:numId="19" w16cid:durableId="400444398">
+    <w:abstractNumId w:val="10"/>
+  </w:num>
+  <w:num w:numId="20" w16cid:durableId="406536023">
+    <w:abstractNumId w:val="12"/>
+  </w:num>
+  <w:num w:numId="21" w16cid:durableId="1030881303">
+    <w:abstractNumId w:val="14"/>
+  </w:num>
+  <w:num w:numId="22" w16cid:durableId="1219239829">
+    <w:abstractNumId w:val="26"/>
+  </w:num>
+  <w:num w:numId="23" w16cid:durableId="1989554229">
     <w:abstractNumId w:val="15"/>
   </w:num>
-  <w:num w:numId="17" w16cid:durableId="1697347813">
-    <w:abstractNumId w:val="20"/>
+  <w:num w:numId="24" w16cid:durableId="881403803">
+    <w:abstractNumId w:val="11"/>
   </w:num>
-  <w:num w:numId="18" w16cid:durableId="1968464136">
-    <w:abstractNumId w:val="12"/>
-  </w:num>
-  <w:num w:numId="19" w16cid:durableId="400444398">
+  <w:num w:numId="25" w16cid:durableId="869145322">
     <w:abstractNumId w:val="9"/>
   </w:num>
-  <w:num w:numId="20" w16cid:durableId="406536023">
-    <w:abstractNumId w:val="11"/>
-  </w:num>
-  <w:num w:numId="21" w16cid:durableId="1030881303">
-    <w:abstractNumId w:val="13"/>
-  </w:num>
-  <w:num w:numId="22" w16cid:durableId="1219239829">
-    <w:abstractNumId w:val="24"/>
-  </w:num>
-  <w:num w:numId="23" w16cid:durableId="1989554229">
-    <w:abstractNumId w:val="14"/>
-  </w:num>
-  <w:num w:numId="24" w16cid:durableId="881403803">
-    <w:abstractNumId w:val="10"/>
-  </w:num>
-  <w:num w:numId="25" w16cid:durableId="869145322">
-    <w:abstractNumId w:val="8"/>
-  </w:num>
   <w:num w:numId="26" w16cid:durableId="1053118409">
-    <w:abstractNumId w:val="21"/>
+    <w:abstractNumId w:val="22"/>
   </w:num>
   <w:num w:numId="27" w16cid:durableId="677079251">
     <w:abstractNumId w:val="5"/>
@@ -14255,19 +16411,28 @@
     <w:abstractNumId w:val="1"/>
   </w:num>
   <w:num w:numId="29" w16cid:durableId="1264415386">
-    <w:abstractNumId w:val="25"/>
+    <w:abstractNumId w:val="27"/>
   </w:num>
   <w:num w:numId="30" w16cid:durableId="1238442288">
-    <w:abstractNumId w:val="31"/>
+    <w:abstractNumId w:val="33"/>
   </w:num>
   <w:num w:numId="31" w16cid:durableId="1900823946">
-    <w:abstractNumId w:val="6"/>
+    <w:abstractNumId w:val="7"/>
   </w:num>
   <w:num w:numId="32" w16cid:durableId="1076778013">
     <w:abstractNumId w:val="4"/>
   </w:num>
   <w:num w:numId="33" w16cid:durableId="1331715260">
-    <w:abstractNumId w:val="30"/>
+    <w:abstractNumId w:val="32"/>
+  </w:num>
+  <w:num w:numId="34" w16cid:durableId="199317269">
+    <w:abstractNumId w:val="23"/>
+  </w:num>
+  <w:num w:numId="35" w16cid:durableId="803740452">
+    <w:abstractNumId w:val="34"/>
+  </w:num>
+  <w:num w:numId="36" w16cid:durableId="817266422">
+    <w:abstractNumId w:val="6"/>
   </w:num>
 </w:numbering>
 </file>
@@ -14281,7 +16446,11 @@
         <w:lang w:val="pt-PT" w:eastAsia="pt-PT" w:bidi="ar-SA"/>
       </w:rPr>
     </w:rPrDefault>
-    <w:pPrDefault/>
+    <w:pPrDefault>
+      <w:pPr>
+        <w:spacing w:after="160" w:line="278" w:lineRule="auto"/>
+      </w:pPr>
+    </w:pPrDefault>
   </w:docDefaults>
   <w:latentStyles w:defLockedState="0" w:defUIPriority="0" w:defSemiHidden="0" w:defUnhideWhenUsed="0" w:defQFormat="0" w:count="376">
     <w:lsdException w:name="Normal" w:qFormat="1"/>
@@ -14659,7 +16828,6 @@
     <w:qFormat/>
     <w:rsid w:val="00B731BA"/>
     <w:pPr>
-      <w:spacing w:line="360" w:lineRule="auto"/>
       <w:jc w:val="both"/>
     </w:pPr>
     <w:rPr>
@@ -14746,7 +16914,6 @@
   <w:style w:type="character" w:default="1" w:styleId="Tipodeletrapredefinidodopargrafo">
     <w:name w:val="Default Paragraph Font"/>
     <w:uiPriority w:val="1"/>
-    <w:semiHidden/>
     <w:unhideWhenUsed/>
   </w:style>
   <w:style w:type="table" w:default="1" w:styleId="Tabelanormal">
@@ -15608,10 +17775,6 @@
 </file>
 
 <file path=customXml/item1.xml><?xml version="1.0" encoding="utf-8"?>
-<b:Sources xmlns:b="http://schemas.openxmlformats.org/officeDocument/2006/bibliography" xmlns="http://schemas.openxmlformats.org/officeDocument/2006/bibliography" SelectedStyle="\APA.XSL" StyleName="APA"/>
-</file>
-
-<file path=customXml/item2.xml><?xml version="1.0" encoding="utf-8"?>
 <p:properties xmlns:p="http://schemas.microsoft.com/office/2006/metadata/properties" xmlns:xsi="http://www.w3.org/2001/XMLSchema-instance" xmlns:pc="http://schemas.microsoft.com/office/infopath/2007/PartnerControls">
   <documentManagement>
     <NotebookType xmlns="6e977478-40fc-4c96-9b59-58f9adc62218" xsi:nil="true"/>
@@ -15623,7 +17786,7 @@
 </p:properties>
 </file>
 
-<file path=customXml/item3.xml><?xml version="1.0" encoding="utf-8"?>
+<file path=customXml/item2.xml><?xml version="1.0" encoding="utf-8"?>
 <?mso-contentType ?>
 <FormTemplates xmlns="http://schemas.microsoft.com/sharepoint/v3/contenttype/forms">
   <Display>DocumentLibraryForm</Display>
@@ -15632,7 +17795,7 @@
 </FormTemplates>
 </file>
 
-<file path=customXml/item4.xml><?xml version="1.0" encoding="utf-8"?>
+<file path=customXml/item3.xml><?xml version="1.0" encoding="utf-8"?>
 <ct:contentTypeSchema xmlns:ct="http://schemas.microsoft.com/office/2006/metadata/contentType" xmlns:ma="http://schemas.microsoft.com/office/2006/metadata/properties/metaAttributes" ct:_="" ma:_="" ma:contentTypeName="Documento" ma:contentTypeID="0x0101008F0F40A57A4B4943AE5F0D22A00E6876" ma:contentTypeVersion="7" ma:contentTypeDescription="Criar um novo documento." ma:contentTypeScope="" ma:versionID="0777f9d8bcaf4fa9f3f247f35de05543">
   <xsd:schema xmlns:xsd="http://www.w3.org/2001/XMLSchema" xmlns:xs="http://www.w3.org/2001/XMLSchema" xmlns:p="http://schemas.microsoft.com/office/2006/metadata/properties" xmlns:ns2="6e977478-40fc-4c96-9b59-58f9adc62218" targetNamespace="http://schemas.microsoft.com/office/2006/metadata/properties" ma:root="true" ma:fieldsID="6e1588d9447c950b5d06efd32159bf41" ns2:_="">
     <xsd:import namespace="6e977478-40fc-4c96-9b59-58f9adc62218"/>
@@ -15794,15 +17957,11 @@
 </ct:contentTypeSchema>
 </file>
 
-<file path=customXml/itemProps1.xml><?xml version="1.0" encoding="utf-8"?>
-<ds:datastoreItem xmlns:ds="http://schemas.openxmlformats.org/officeDocument/2006/customXml" ds:itemID="{9C46D67E-02BF-4E37-8EF1-2391CC03D27F}">
-  <ds:schemaRefs>
-    <ds:schemaRef ds:uri="http://schemas.openxmlformats.org/officeDocument/2006/bibliography"/>
-  </ds:schemaRefs>
-</ds:datastoreItem>
+<file path=customXml/item4.xml><?xml version="1.0" encoding="utf-8"?>
+<b:Sources xmlns:b="http://schemas.openxmlformats.org/officeDocument/2006/bibliography" xmlns="http://schemas.openxmlformats.org/officeDocument/2006/bibliography" SelectedStyle="\APA.XSL" StyleName="APA"/>
 </file>
 
-<file path=customXml/itemProps2.xml><?xml version="1.0" encoding="utf-8"?>
+<file path=customXml/itemProps1.xml><?xml version="1.0" encoding="utf-8"?>
 <ds:datastoreItem xmlns:ds="http://schemas.openxmlformats.org/officeDocument/2006/customXml" ds:itemID="{A02BD9CC-6025-4F76-BD90-0F1427CF0A06}">
   <ds:schemaRefs>
     <ds:schemaRef ds:uri="http://schemas.microsoft.com/office/2006/metadata/properties"/>
@@ -15812,7 +17971,7 @@
 </ds:datastoreItem>
 </file>
 
-<file path=customXml/itemProps3.xml><?xml version="1.0" encoding="utf-8"?>
+<file path=customXml/itemProps2.xml><?xml version="1.0" encoding="utf-8"?>
 <ds:datastoreItem xmlns:ds="http://schemas.openxmlformats.org/officeDocument/2006/customXml" ds:itemID="{A8BEE9C3-75AD-4607-B106-1B44B05722EA}">
   <ds:schemaRefs>
     <ds:schemaRef ds:uri="http://schemas.microsoft.com/sharepoint/v3/contenttype/forms"/>
@@ -15820,7 +17979,7 @@
 </ds:datastoreItem>
 </file>
 
-<file path=customXml/itemProps4.xml><?xml version="1.0" encoding="utf-8"?>
+<file path=customXml/itemProps3.xml><?xml version="1.0" encoding="utf-8"?>
 <ds:datastoreItem xmlns:ds="http://schemas.openxmlformats.org/officeDocument/2006/customXml" ds:itemID="{F22FBF9B-697C-4384-8BA9-D9CACC814933}">
   <ds:schemaRefs>
     <ds:schemaRef ds:uri="http://schemas.microsoft.com/office/2006/metadata/contentType"/>
@@ -15836,4 +17995,12 @@
     <ds:schemaRef ds:uri="http://schemas.microsoft.com/internal/obd"/>
   </ds:schemaRefs>
 </ds:datastoreItem>
+</file>
+
+<file path=customXml/itemProps4.xml><?xml version="1.0" encoding="utf-8"?>
+<ds:datastoreItem xmlns:ds="http://schemas.openxmlformats.org/officeDocument/2006/customXml" ds:itemID="{9C46D67E-02BF-4E37-8EF1-2391CC03D27F}">
+  <ds:schemaRefs>
+    <ds:schemaRef ds:uri="http://schemas.openxmlformats.org/officeDocument/2006/bibliography"/>
+  </ds:schemaRefs>
+</ds:datastoreItem>
 </file>
--- a/docs/client_analysis/report_APS.docx
+++ b/docs/client_analysis/report_APS.docx
@@ -3463,33 +3463,21 @@
         </w:rPr>
       </w:pPr>
       <w:r>
-        <w:rPr>
-          <w:i/>
-          <w:iCs/>
-        </w:rPr>
         <w:fldChar w:fldCharType="begin"/>
       </w:r>
       <w:r>
-        <w:rPr>
-          <w:i/>
-          <w:iCs/>
-        </w:rPr>
         <w:instrText xml:space="preserve"> TOC \h \z \c "Figura" </w:instrText>
       </w:r>
       <w:r>
-        <w:rPr>
-          <w:i/>
-          <w:iCs/>
-        </w:rPr>
         <w:fldChar w:fldCharType="separate"/>
       </w:r>
-      <w:hyperlink w:anchor="_Toc211605331" w:history="1">
+      <w:hyperlink w:anchor="_Toc211611355" w:history="1">
         <w:r>
           <w:rPr>
             <w:rStyle w:val="Hiperligao"/>
             <w:noProof/>
           </w:rPr>
-          <w:t>Figura 1 - Estrutura Organizacional</w:t>
+          <w:t>Figura 1 – Serviços regulares de carga contentorizada do Terminal XXI</w:t>
         </w:r>
         <w:r>
           <w:rPr>
@@ -3510,7 +3498,7 @@
             <w:noProof/>
             <w:webHidden/>
           </w:rPr>
-          <w:instrText xml:space="preserve"> PAGEREF _Toc211605331 \h </w:instrText>
+          <w:instrText xml:space="preserve"> PAGEREF _Toc211611355 \h </w:instrText>
         </w:r>
         <w:r>
           <w:rPr>
@@ -3555,13 +3543,13 @@
           <w14:ligatures w14:val="standardContextual"/>
         </w:rPr>
       </w:pPr>
-      <w:hyperlink w:anchor="_Toc211605332" w:history="1">
+      <w:hyperlink w:anchor="_Toc211611356" w:history="1">
         <w:r>
           <w:rPr>
             <w:rStyle w:val="Hiperligao"/>
             <w:noProof/>
           </w:rPr>
-          <w:t>Figura 2 - Sistemas Portuários (conectividade)</w:t>
+          <w:t>Figura 2 - Estrutura Organizacional</w:t>
         </w:r>
         <w:r>
           <w:rPr>
@@ -3582,7 +3570,7 @@
             <w:noProof/>
             <w:webHidden/>
           </w:rPr>
-          <w:instrText xml:space="preserve"> PAGEREF _Toc211605332 \h </w:instrText>
+          <w:instrText xml:space="preserve"> PAGEREF _Toc211611356 \h </w:instrText>
         </w:r>
         <w:r>
           <w:rPr>
@@ -3602,7 +3590,7 @@
             <w:noProof/>
             <w:webHidden/>
           </w:rPr>
-          <w:t>17</w:t>
+          <w:t>9</w:t>
         </w:r>
         <w:r>
           <w:rPr>
@@ -3627,13 +3615,13 @@
           <w14:ligatures w14:val="standardContextual"/>
         </w:rPr>
       </w:pPr>
-      <w:hyperlink w:anchor="_Toc211605333" w:history="1">
+      <w:hyperlink w:anchor="_Toc211611357" w:history="1">
         <w:r>
           <w:rPr>
             <w:rStyle w:val="Hiperligao"/>
             <w:noProof/>
           </w:rPr>
-          <w:t>Figura 3 - Sistemas Portuários (comunidade)</w:t>
+          <w:t>Figura 3 - Sistemas Portuários (conectividade)</w:t>
         </w:r>
         <w:r>
           <w:rPr>
@@ -3654,7 +3642,7 @@
             <w:noProof/>
             <w:webHidden/>
           </w:rPr>
-          <w:instrText xml:space="preserve"> PAGEREF _Toc211605333 \h </w:instrText>
+          <w:instrText xml:space="preserve"> PAGEREF _Toc211611357 \h </w:instrText>
         </w:r>
         <w:r>
           <w:rPr>
@@ -3699,13 +3687,13 @@
           <w14:ligatures w14:val="standardContextual"/>
         </w:rPr>
       </w:pPr>
-      <w:hyperlink w:anchor="_Toc211605334" w:history="1">
+      <w:hyperlink w:anchor="_Toc211611358" w:history="1">
         <w:r>
           <w:rPr>
             <w:rStyle w:val="Hiperligao"/>
             <w:noProof/>
           </w:rPr>
-          <w:t>Figura 4 - Iniciativas Estratégicas</w:t>
+          <w:t>Figura 4 - Sistemas Portuários (comunidade)</w:t>
         </w:r>
         <w:r>
           <w:rPr>
@@ -3726,79 +3714,7 @@
             <w:noProof/>
             <w:webHidden/>
           </w:rPr>
-          <w:instrText xml:space="preserve"> PAGEREF _Toc211605334 \h </w:instrText>
-        </w:r>
-        <w:r>
-          <w:rPr>
-            <w:noProof/>
-            <w:webHidden/>
-          </w:rPr>
-        </w:r>
-        <w:r>
-          <w:rPr>
-            <w:noProof/>
-            <w:webHidden/>
-          </w:rPr>
-          <w:fldChar w:fldCharType="separate"/>
-        </w:r>
-        <w:r>
-          <w:rPr>
-            <w:noProof/>
-            <w:webHidden/>
-          </w:rPr>
-          <w:t>18</w:t>
-        </w:r>
-        <w:r>
-          <w:rPr>
-            <w:noProof/>
-            <w:webHidden/>
-          </w:rPr>
-          <w:fldChar w:fldCharType="end"/>
-        </w:r>
-      </w:hyperlink>
-    </w:p>
-    <w:p>
-      <w:pPr>
-        <w:pStyle w:val="ndicedeilustraes"/>
-        <w:tabs>
-          <w:tab w:val="right" w:leader="dot" w:pos="9350"/>
-        </w:tabs>
-        <w:rPr>
-          <w:rFonts w:asciiTheme="minorHAnsi" w:eastAsiaTheme="minorEastAsia" w:hAnsiTheme="minorHAnsi" w:cstheme="minorBidi"/>
-          <w:noProof/>
-          <w:kern w:val="2"/>
-          <w:sz w:val="24"/>
-          <w14:ligatures w14:val="standardContextual"/>
-        </w:rPr>
-      </w:pPr>
-      <w:hyperlink w:anchor="_Toc211605335" w:history="1">
-        <w:r>
-          <w:rPr>
-            <w:rStyle w:val="Hiperligao"/>
-            <w:noProof/>
-          </w:rPr>
-          <w:t>Figura 5 - Legacy (riscos estratégicos)</w:t>
-        </w:r>
-        <w:r>
-          <w:rPr>
-            <w:noProof/>
-            <w:webHidden/>
-          </w:rPr>
-          <w:tab/>
-        </w:r>
-        <w:r>
-          <w:rPr>
-            <w:noProof/>
-            <w:webHidden/>
-          </w:rPr>
-          <w:fldChar w:fldCharType="begin"/>
-        </w:r>
-        <w:r>
-          <w:rPr>
-            <w:noProof/>
-            <w:webHidden/>
-          </w:rPr>
-          <w:instrText xml:space="preserve"> PAGEREF _Toc211605335 \h </w:instrText>
+          <w:instrText xml:space="preserve"> PAGEREF _Toc211611358 \h </w:instrText>
         </w:r>
         <w:r>
           <w:rPr>
@@ -3843,13 +3759,13 @@
           <w14:ligatures w14:val="standardContextual"/>
         </w:rPr>
       </w:pPr>
-      <w:hyperlink w:anchor="_Toc211605336" w:history="1">
+      <w:hyperlink w:anchor="_Toc211611359" w:history="1">
         <w:r>
           <w:rPr>
             <w:rStyle w:val="Hiperligao"/>
             <w:noProof/>
           </w:rPr>
-          <w:t>Figura 6 - Oportunidades (valor potencial)</w:t>
+          <w:t>Figura 5 - Iniciativas Estratégicas</w:t>
         </w:r>
         <w:r>
           <w:rPr>
@@ -3870,7 +3786,7 @@
             <w:noProof/>
             <w:webHidden/>
           </w:rPr>
-          <w:instrText xml:space="preserve"> PAGEREF _Toc211605336 \h </w:instrText>
+          <w:instrText xml:space="preserve"> PAGEREF _Toc211611359 \h </w:instrText>
         </w:r>
         <w:r>
           <w:rPr>
@@ -3915,13 +3831,13 @@
           <w14:ligatures w14:val="standardContextual"/>
         </w:rPr>
       </w:pPr>
-      <w:hyperlink w:anchor="_Toc211605337" w:history="1">
+      <w:hyperlink w:anchor="_Toc211611360" w:history="1">
         <w:r>
           <w:rPr>
             <w:rStyle w:val="Hiperligao"/>
             <w:noProof/>
           </w:rPr>
-          <w:t>Figura 7 - Enablers de competitividade (recursos e competências)</w:t>
+          <w:t>Figura 6 - Legacy (riscos estratégicos)</w:t>
         </w:r>
         <w:r>
           <w:rPr>
@@ -3942,7 +3858,7 @@
             <w:noProof/>
             <w:webHidden/>
           </w:rPr>
-          <w:instrText xml:space="preserve"> PAGEREF _Toc211605337 \h </w:instrText>
+          <w:instrText xml:space="preserve"> PAGEREF _Toc211611360 \h </w:instrText>
         </w:r>
         <w:r>
           <w:rPr>
@@ -3987,13 +3903,13 @@
           <w14:ligatures w14:val="standardContextual"/>
         </w:rPr>
       </w:pPr>
-      <w:hyperlink w:anchor="_Toc211605338" w:history="1">
+      <w:hyperlink w:anchor="_Toc211611361" w:history="1">
         <w:r>
           <w:rPr>
             <w:rStyle w:val="Hiperligao"/>
             <w:noProof/>
           </w:rPr>
-          <w:t>Figura 8 - Visão dos Stakeholders (competitividade)</w:t>
+          <w:t>Figura 7 - Oportunidades (valor potencial)</w:t>
         </w:r>
         <w:r>
           <w:rPr>
@@ -4014,7 +3930,7 @@
             <w:noProof/>
             <w:webHidden/>
           </w:rPr>
-          <w:instrText xml:space="preserve"> PAGEREF _Toc211605338 \h </w:instrText>
+          <w:instrText xml:space="preserve"> PAGEREF _Toc211611361 \h </w:instrText>
         </w:r>
         <w:r>
           <w:rPr>
@@ -4059,13 +3975,13 @@
           <w14:ligatures w14:val="standardContextual"/>
         </w:rPr>
       </w:pPr>
-      <w:hyperlink w:anchor="_Toc211605339" w:history="1">
+      <w:hyperlink w:anchor="_Toc211611362" w:history="1">
         <w:r>
           <w:rPr>
             <w:rStyle w:val="Hiperligao"/>
             <w:noProof/>
           </w:rPr>
-          <w:t>Figura 9 - Visão dos Stakeholders (cooperação)</w:t>
+          <w:t>Figura 8 - Enablers de competitividade (recursos e competências)</w:t>
         </w:r>
         <w:r>
           <w:rPr>
@@ -4086,79 +4002,7 @@
             <w:noProof/>
             <w:webHidden/>
           </w:rPr>
-          <w:instrText xml:space="preserve"> PAGEREF _Toc211605339 \h </w:instrText>
-        </w:r>
-        <w:r>
-          <w:rPr>
-            <w:noProof/>
-            <w:webHidden/>
-          </w:rPr>
-        </w:r>
-        <w:r>
-          <w:rPr>
-            <w:noProof/>
-            <w:webHidden/>
-          </w:rPr>
-          <w:fldChar w:fldCharType="separate"/>
-        </w:r>
-        <w:r>
-          <w:rPr>
-            <w:noProof/>
-            <w:webHidden/>
-          </w:rPr>
-          <w:t>20</w:t>
-        </w:r>
-        <w:r>
-          <w:rPr>
-            <w:noProof/>
-            <w:webHidden/>
-          </w:rPr>
-          <w:fldChar w:fldCharType="end"/>
-        </w:r>
-      </w:hyperlink>
-    </w:p>
-    <w:p>
-      <w:pPr>
-        <w:pStyle w:val="ndicedeilustraes"/>
-        <w:tabs>
-          <w:tab w:val="right" w:leader="dot" w:pos="9350"/>
-        </w:tabs>
-        <w:rPr>
-          <w:rFonts w:asciiTheme="minorHAnsi" w:eastAsiaTheme="minorEastAsia" w:hAnsiTheme="minorHAnsi" w:cstheme="minorBidi"/>
-          <w:noProof/>
-          <w:kern w:val="2"/>
-          <w:sz w:val="24"/>
-          <w14:ligatures w14:val="standardContextual"/>
-        </w:rPr>
-      </w:pPr>
-      <w:hyperlink w:anchor="_Toc211605340" w:history="1">
-        <w:r>
-          <w:rPr>
-            <w:rStyle w:val="Hiperligao"/>
-            <w:noProof/>
-          </w:rPr>
-          <w:t>Figura 10 - Visão dos Stakeholders (expectativas)</w:t>
-        </w:r>
-        <w:r>
-          <w:rPr>
-            <w:noProof/>
-            <w:webHidden/>
-          </w:rPr>
-          <w:tab/>
-        </w:r>
-        <w:r>
-          <w:rPr>
-            <w:noProof/>
-            <w:webHidden/>
-          </w:rPr>
-          <w:fldChar w:fldCharType="begin"/>
-        </w:r>
-        <w:r>
-          <w:rPr>
-            <w:noProof/>
-            <w:webHidden/>
-          </w:rPr>
-          <w:instrText xml:space="preserve"> PAGEREF _Toc211605340 \h </w:instrText>
+          <w:instrText xml:space="preserve"> PAGEREF _Toc211611362 \h </w:instrText>
         </w:r>
         <w:r>
           <w:rPr>
@@ -4203,13 +4047,13 @@
           <w14:ligatures w14:val="standardContextual"/>
         </w:rPr>
       </w:pPr>
-      <w:hyperlink w:anchor="_Toc211605341" w:history="1">
+      <w:hyperlink w:anchor="_Toc211611363" w:history="1">
         <w:r>
           <w:rPr>
             <w:rStyle w:val="Hiperligao"/>
             <w:noProof/>
           </w:rPr>
-          <w:t>Figura 11 - Ligações estratégicas do Porto de Sines: acessos marítimos globais e hinterland ibérico</w:t>
+          <w:t>Figura 9 - Visão dos Stakeholders (competitividade)</w:t>
         </w:r>
         <w:r>
           <w:rPr>
@@ -4230,7 +4074,7 @@
             <w:noProof/>
             <w:webHidden/>
           </w:rPr>
-          <w:instrText xml:space="preserve"> PAGEREF _Toc211605341 \h </w:instrText>
+          <w:instrText xml:space="preserve"> PAGEREF _Toc211611363 \h </w:instrText>
         </w:r>
         <w:r>
           <w:rPr>
@@ -4275,13 +4119,13 @@
           <w14:ligatures w14:val="standardContextual"/>
         </w:rPr>
       </w:pPr>
-      <w:hyperlink w:anchor="_Toc211605342" w:history="1">
+      <w:hyperlink w:anchor="_Toc211611364" w:history="1">
         <w:r>
           <w:rPr>
             <w:rStyle w:val="Hiperligao"/>
             <w:noProof/>
           </w:rPr>
-          <w:t>Figura 12 – Evolução do movimento de navios no Porto de Sines (1978-2021)</w:t>
+          <w:t>Figura 10 - Visão dos Stakeholders (cooperação)</w:t>
         </w:r>
         <w:r>
           <w:rPr>
@@ -4302,7 +4146,7 @@
             <w:noProof/>
             <w:webHidden/>
           </w:rPr>
-          <w:instrText xml:space="preserve"> PAGEREF _Toc211605342 \h </w:instrText>
+          <w:instrText xml:space="preserve"> PAGEREF _Toc211611364 \h </w:instrText>
         </w:r>
         <w:r>
           <w:rPr>
@@ -4347,13 +4191,13 @@
           <w14:ligatures w14:val="standardContextual"/>
         </w:rPr>
       </w:pPr>
-      <w:hyperlink w:anchor="_Toc211605343" w:history="1">
+      <w:hyperlink w:anchor="_Toc211611365" w:history="1">
         <w:r>
           <w:rPr>
             <w:rStyle w:val="Hiperligao"/>
             <w:noProof/>
           </w:rPr>
-          <w:t>Figura 13 - Evolução do movimento de navios no Porto de Faro (2000-2021)</w:t>
+          <w:t>Figura 11 - Visão dos Stakeholders (expectativas)</w:t>
         </w:r>
         <w:r>
           <w:rPr>
@@ -4374,7 +4218,7 @@
             <w:noProof/>
             <w:webHidden/>
           </w:rPr>
-          <w:instrText xml:space="preserve"> PAGEREF _Toc211605343 \h </w:instrText>
+          <w:instrText xml:space="preserve"> PAGEREF _Toc211611365 \h </w:instrText>
         </w:r>
         <w:r>
           <w:rPr>
@@ -4419,13 +4263,13 @@
           <w14:ligatures w14:val="standardContextual"/>
         </w:rPr>
       </w:pPr>
-      <w:hyperlink w:anchor="_Toc211605344" w:history="1">
+      <w:hyperlink w:anchor="_Toc211611366" w:history="1">
         <w:r>
           <w:rPr>
             <w:rStyle w:val="Hiperligao"/>
             <w:noProof/>
           </w:rPr>
-          <w:t>Figura 14 - Evolução do movimento de navios no Porto de Portimão (2000-2021)</w:t>
+          <w:t>Figura 12 - Ligações estratégicas do Porto de Sines: acessos marítimos globais e hinterland ibérico</w:t>
         </w:r>
         <w:r>
           <w:rPr>
@@ -4446,7 +4290,7 @@
             <w:noProof/>
             <w:webHidden/>
           </w:rPr>
-          <w:instrText xml:space="preserve"> PAGEREF _Toc211605344 \h </w:instrText>
+          <w:instrText xml:space="preserve"> PAGEREF _Toc211611366 \h </w:instrText>
         </w:r>
         <w:r>
           <w:rPr>
@@ -4491,13 +4335,13 @@
           <w14:ligatures w14:val="standardContextual"/>
         </w:rPr>
       </w:pPr>
-      <w:hyperlink w:anchor="_Toc211605345" w:history="1">
+      <w:hyperlink w:anchor="_Toc211611367" w:history="1">
         <w:r>
           <w:rPr>
             <w:rStyle w:val="Hiperligao"/>
             <w:noProof/>
           </w:rPr>
-          <w:t>Figura 15 - Evolução das mercadorias movimentadas no Porto de Sines (1978-2021)</w:t>
+          <w:t>Figura 13 – Evolução do movimento de navios no Porto de Sines (1978-2021)</w:t>
         </w:r>
         <w:r>
           <w:rPr>
@@ -4518,7 +4362,7 @@
             <w:noProof/>
             <w:webHidden/>
           </w:rPr>
-          <w:instrText xml:space="preserve"> PAGEREF _Toc211605345 \h </w:instrText>
+          <w:instrText xml:space="preserve"> PAGEREF _Toc211611367 \h </w:instrText>
         </w:r>
         <w:r>
           <w:rPr>
@@ -4563,13 +4407,13 @@
           <w14:ligatures w14:val="standardContextual"/>
         </w:rPr>
       </w:pPr>
-      <w:hyperlink w:anchor="_Toc211605346" w:history="1">
+      <w:hyperlink w:anchor="_Toc211611368" w:history="1">
         <w:r>
           <w:rPr>
             <w:rStyle w:val="Hiperligao"/>
             <w:noProof/>
           </w:rPr>
-          <w:t>Figura 16 - Evolução das mercadorias movimentadas no Porto de Faro (2000-2021)</w:t>
+          <w:t>Figura 14 - Evolução do movimento de navios no Porto de Faro (2000-2021)</w:t>
         </w:r>
         <w:r>
           <w:rPr>
@@ -4590,7 +4434,7 @@
             <w:noProof/>
             <w:webHidden/>
           </w:rPr>
-          <w:instrText xml:space="preserve"> PAGEREF _Toc211605346 \h </w:instrText>
+          <w:instrText xml:space="preserve"> PAGEREF _Toc211611368 \h </w:instrText>
         </w:r>
         <w:r>
           <w:rPr>
@@ -4635,13 +4479,13 @@
           <w14:ligatures w14:val="standardContextual"/>
         </w:rPr>
       </w:pPr>
-      <w:hyperlink w:anchor="_Toc211605347" w:history="1">
+      <w:hyperlink w:anchor="_Toc211611369" w:history="1">
         <w:r>
           <w:rPr>
             <w:rStyle w:val="Hiperligao"/>
             <w:noProof/>
           </w:rPr>
-          <w:t>Figura 17 - Evolução das mercadorias movimentadas no Porto de Portimão (2000-2021)</w:t>
+          <w:t>Figura 15 - Evolução do movimento de navios no Porto de Portimão (2000-2021)</w:t>
         </w:r>
         <w:r>
           <w:rPr>
@@ -4662,7 +4506,7 @@
             <w:noProof/>
             <w:webHidden/>
           </w:rPr>
-          <w:instrText xml:space="preserve"> PAGEREF _Toc211605347 \h </w:instrText>
+          <w:instrText xml:space="preserve"> PAGEREF _Toc211611369 \h </w:instrText>
         </w:r>
         <w:r>
           <w:rPr>
@@ -4707,13 +4551,13 @@
           <w14:ligatures w14:val="standardContextual"/>
         </w:rPr>
       </w:pPr>
-      <w:hyperlink w:anchor="_Toc211605348" w:history="1">
+      <w:hyperlink w:anchor="_Toc211611370" w:history="1">
         <w:r>
           <w:rPr>
             <w:rStyle w:val="Hiperligao"/>
             <w:noProof/>
           </w:rPr>
-          <w:t>Figura 18 - Evolução do movimento de passageiros no Porto de Portimão (2004-2020)</w:t>
+          <w:t>Figura 16 - Evolução das mercadorias movimentadas no Porto de Sines (1978-2021)</w:t>
         </w:r>
         <w:r>
           <w:rPr>
@@ -4734,7 +4578,7 @@
             <w:noProof/>
             <w:webHidden/>
           </w:rPr>
-          <w:instrText xml:space="preserve"> PAGEREF _Toc211605348 \h </w:instrText>
+          <w:instrText xml:space="preserve"> PAGEREF _Toc211611370 \h </w:instrText>
         </w:r>
         <w:r>
           <w:rPr>
@@ -4767,13 +4611,227 @@
     </w:p>
     <w:p>
       <w:pPr>
+        <w:pStyle w:val="ndicedeilustraes"/>
+        <w:tabs>
+          <w:tab w:val="right" w:leader="dot" w:pos="9350"/>
+        </w:tabs>
+        <w:rPr>
+          <w:rFonts w:asciiTheme="minorHAnsi" w:eastAsiaTheme="minorEastAsia" w:hAnsiTheme="minorHAnsi" w:cstheme="minorBidi"/>
+          <w:noProof/>
+          <w:kern w:val="2"/>
+          <w:sz w:val="24"/>
+          <w14:ligatures w14:val="standardContextual"/>
+        </w:rPr>
+      </w:pPr>
+      <w:hyperlink w:anchor="_Toc211611371" w:history="1">
+        <w:r>
+          <w:rPr>
+            <w:rStyle w:val="Hiperligao"/>
+            <w:noProof/>
+          </w:rPr>
+          <w:t>Figura 17 - Evolução das mercadorias movimentadas no Porto de Faro (2000-2021)</w:t>
+        </w:r>
+        <w:r>
+          <w:rPr>
+            <w:noProof/>
+            <w:webHidden/>
+          </w:rPr>
+          <w:tab/>
+        </w:r>
+        <w:r>
+          <w:rPr>
+            <w:noProof/>
+            <w:webHidden/>
+          </w:rPr>
+          <w:fldChar w:fldCharType="begin"/>
+        </w:r>
+        <w:r>
+          <w:rPr>
+            <w:noProof/>
+            <w:webHidden/>
+          </w:rPr>
+          <w:instrText xml:space="preserve"> PAGEREF _Toc211611371 \h </w:instrText>
+        </w:r>
+        <w:r>
+          <w:rPr>
+            <w:noProof/>
+            <w:webHidden/>
+          </w:rPr>
+        </w:r>
+        <w:r>
+          <w:rPr>
+            <w:noProof/>
+            <w:webHidden/>
+          </w:rPr>
+          <w:fldChar w:fldCharType="separate"/>
+        </w:r>
+        <w:r>
+          <w:rPr>
+            <w:noProof/>
+            <w:webHidden/>
+          </w:rPr>
+          <w:t>25</w:t>
+        </w:r>
+        <w:r>
+          <w:rPr>
+            <w:noProof/>
+            <w:webHidden/>
+          </w:rPr>
+          <w:fldChar w:fldCharType="end"/>
+        </w:r>
+      </w:hyperlink>
+    </w:p>
+    <w:p>
+      <w:pPr>
+        <w:pStyle w:val="ndicedeilustraes"/>
+        <w:tabs>
+          <w:tab w:val="right" w:leader="dot" w:pos="9350"/>
+        </w:tabs>
+        <w:rPr>
+          <w:rFonts w:asciiTheme="minorHAnsi" w:eastAsiaTheme="minorEastAsia" w:hAnsiTheme="minorHAnsi" w:cstheme="minorBidi"/>
+          <w:noProof/>
+          <w:kern w:val="2"/>
+          <w:sz w:val="24"/>
+          <w14:ligatures w14:val="standardContextual"/>
+        </w:rPr>
+      </w:pPr>
+      <w:hyperlink w:anchor="_Toc211611372" w:history="1">
+        <w:r>
+          <w:rPr>
+            <w:rStyle w:val="Hiperligao"/>
+            <w:noProof/>
+          </w:rPr>
+          <w:t>Figura 18 - Evolução das mercadorias movimentadas no Porto de Portimão (2000-2021)</w:t>
+        </w:r>
+        <w:r>
+          <w:rPr>
+            <w:noProof/>
+            <w:webHidden/>
+          </w:rPr>
+          <w:tab/>
+        </w:r>
+        <w:r>
+          <w:rPr>
+            <w:noProof/>
+            <w:webHidden/>
+          </w:rPr>
+          <w:fldChar w:fldCharType="begin"/>
+        </w:r>
+        <w:r>
+          <w:rPr>
+            <w:noProof/>
+            <w:webHidden/>
+          </w:rPr>
+          <w:instrText xml:space="preserve"> PAGEREF _Toc211611372 \h </w:instrText>
+        </w:r>
+        <w:r>
+          <w:rPr>
+            <w:noProof/>
+            <w:webHidden/>
+          </w:rPr>
+        </w:r>
+        <w:r>
+          <w:rPr>
+            <w:noProof/>
+            <w:webHidden/>
+          </w:rPr>
+          <w:fldChar w:fldCharType="separate"/>
+        </w:r>
+        <w:r>
+          <w:rPr>
+            <w:noProof/>
+            <w:webHidden/>
+          </w:rPr>
+          <w:t>26</w:t>
+        </w:r>
+        <w:r>
+          <w:rPr>
+            <w:noProof/>
+            <w:webHidden/>
+          </w:rPr>
+          <w:fldChar w:fldCharType="end"/>
+        </w:r>
+      </w:hyperlink>
+    </w:p>
+    <w:p>
+      <w:pPr>
+        <w:pStyle w:val="ndicedeilustraes"/>
+        <w:tabs>
+          <w:tab w:val="right" w:leader="dot" w:pos="9350"/>
+        </w:tabs>
+        <w:rPr>
+          <w:rFonts w:asciiTheme="minorHAnsi" w:eastAsiaTheme="minorEastAsia" w:hAnsiTheme="minorHAnsi" w:cstheme="minorBidi"/>
+          <w:noProof/>
+          <w:kern w:val="2"/>
+          <w:sz w:val="24"/>
+          <w14:ligatures w14:val="standardContextual"/>
+        </w:rPr>
+      </w:pPr>
+      <w:hyperlink w:anchor="_Toc211611373" w:history="1">
+        <w:r>
+          <w:rPr>
+            <w:rStyle w:val="Hiperligao"/>
+            <w:noProof/>
+          </w:rPr>
+          <w:t>Figura 19 - Evolução do movimento de passageiros no Porto de Portimão (2004-2020)</w:t>
+        </w:r>
+        <w:r>
+          <w:rPr>
+            <w:noProof/>
+            <w:webHidden/>
+          </w:rPr>
+          <w:tab/>
+        </w:r>
+        <w:r>
+          <w:rPr>
+            <w:noProof/>
+            <w:webHidden/>
+          </w:rPr>
+          <w:fldChar w:fldCharType="begin"/>
+        </w:r>
+        <w:r>
+          <w:rPr>
+            <w:noProof/>
+            <w:webHidden/>
+          </w:rPr>
+          <w:instrText xml:space="preserve"> PAGEREF _Toc211611373 \h </w:instrText>
+        </w:r>
+        <w:r>
+          <w:rPr>
+            <w:noProof/>
+            <w:webHidden/>
+          </w:rPr>
+        </w:r>
+        <w:r>
+          <w:rPr>
+            <w:noProof/>
+            <w:webHidden/>
+          </w:rPr>
+          <w:fldChar w:fldCharType="separate"/>
+        </w:r>
+        <w:r>
+          <w:rPr>
+            <w:noProof/>
+            <w:webHidden/>
+          </w:rPr>
+          <w:t>27</w:t>
+        </w:r>
+        <w:r>
+          <w:rPr>
+            <w:noProof/>
+            <w:webHidden/>
+          </w:rPr>
+          <w:fldChar w:fldCharType="end"/>
+        </w:r>
+      </w:hyperlink>
+    </w:p>
+    <w:p>
+      <w:pPr>
         <w:pStyle w:val="Legenda"/>
         <w:spacing w:line="276" w:lineRule="auto"/>
       </w:pPr>
       <w:r>
         <w:rPr>
-          <w:i w:val="0"/>
-          <w:iCs w:val="0"/>
           <w:color w:val="auto"/>
           <w:sz w:val="22"/>
           <w:szCs w:val="24"/>
@@ -4825,8 +4883,14 @@
       </w:r>
     </w:p>
     <w:p>
-      <w:r>
-        <w:t>Kt - Q</w:t>
+      <w:proofErr w:type="spellStart"/>
+      <w:r>
+        <w:lastRenderedPageBreak/>
+        <w:t>Kt</w:t>
+      </w:r>
+      <w:proofErr w:type="spellEnd"/>
+      <w:r>
+        <w:t xml:space="preserve"> - Q</w:t>
       </w:r>
       <w:r>
         <w:t>uilotonelada</w:t>
@@ -4840,19 +4904,47 @@
     </w:p>
     <w:p>
       <w:r>
-        <w:lastRenderedPageBreak/>
         <w:t xml:space="preserve">TMS - </w:t>
       </w:r>
       <w:r>
-        <w:t>Terminal Multipurpose</w:t>
-      </w:r>
+        <w:t xml:space="preserve">Terminal </w:t>
+      </w:r>
+      <w:proofErr w:type="spellStart"/>
+      <w:r>
+        <w:t>Multipurpose</w:t>
+      </w:r>
+      <w:proofErr w:type="spellEnd"/>
       <w:r>
         <w:t>;</w:t>
       </w:r>
     </w:p>
     <w:p>
       <w:r>
-        <w:t>ISO – International Organization for Standardization (</w:t>
+        <w:t xml:space="preserve">ISO – </w:t>
+      </w:r>
+      <w:proofErr w:type="spellStart"/>
+      <w:r>
+        <w:t>International</w:t>
+      </w:r>
+      <w:proofErr w:type="spellEnd"/>
+      <w:r>
+        <w:t xml:space="preserve"> </w:t>
+      </w:r>
+      <w:proofErr w:type="spellStart"/>
+      <w:r>
+        <w:t>Organization</w:t>
+      </w:r>
+      <w:proofErr w:type="spellEnd"/>
+      <w:r>
+        <w:t xml:space="preserve"> for </w:t>
+      </w:r>
+      <w:proofErr w:type="spellStart"/>
+      <w:r>
+        <w:t>Standardization</w:t>
+      </w:r>
+      <w:proofErr w:type="spellEnd"/>
+      <w:r>
+        <w:t xml:space="preserve"> (</w:t>
       </w:r>
       <w:r>
         <w:t>Organização Internacional de Normalização</w:t>
@@ -4882,9 +4974,27 @@
       <w:r>
         <w:t xml:space="preserve">- </w:t>
       </w:r>
-      <w:r>
-        <w:t>Environmental, Social and Governance</w:t>
-      </w:r>
+      <w:proofErr w:type="spellStart"/>
+      <w:r>
+        <w:t>Environmental</w:t>
+      </w:r>
+      <w:proofErr w:type="spellEnd"/>
+      <w:r>
+        <w:t xml:space="preserve">, Social </w:t>
+      </w:r>
+      <w:proofErr w:type="spellStart"/>
+      <w:r>
+        <w:t>and</w:t>
+      </w:r>
+      <w:proofErr w:type="spellEnd"/>
+      <w:r>
+        <w:t xml:space="preserve"> </w:t>
+      </w:r>
+      <w:proofErr w:type="spellStart"/>
+      <w:r>
+        <w:t>Governance</w:t>
+      </w:r>
+      <w:proofErr w:type="spellEnd"/>
       <w:r>
         <w:t xml:space="preserve"> (</w:t>
       </w:r>
@@ -4902,8 +5012,37 @@
       <w:r>
         <w:t xml:space="preserve">SWOT - </w:t>
       </w:r>
-      <w:r>
-        <w:t>Strengths, Weaknesses, Opportunities e Threats </w:t>
+      <w:proofErr w:type="spellStart"/>
+      <w:r>
+        <w:t>Strengths</w:t>
+      </w:r>
+      <w:proofErr w:type="spellEnd"/>
+      <w:r>
+        <w:t>, </w:t>
+      </w:r>
+      <w:proofErr w:type="spellStart"/>
+      <w:r>
+        <w:t>Weaknesses</w:t>
+      </w:r>
+      <w:proofErr w:type="spellEnd"/>
+      <w:r>
+        <w:t>, </w:t>
+      </w:r>
+      <w:proofErr w:type="spellStart"/>
+      <w:r>
+        <w:t>Opportunities</w:t>
+      </w:r>
+      <w:proofErr w:type="spellEnd"/>
+      <w:r>
+        <w:t> e </w:t>
+      </w:r>
+      <w:proofErr w:type="spellStart"/>
+      <w:r>
+        <w:t>Threats</w:t>
+      </w:r>
+      <w:proofErr w:type="spellEnd"/>
+      <w:r>
+        <w:t> </w:t>
       </w:r>
       <w:r>
         <w:t>(Forças, Fraquezas, Oportunidades, Ameaças)</w:t>
@@ -4931,8 +5070,21 @@
         <w:t xml:space="preserve"> - L</w:t>
       </w:r>
       <w:r>
-        <w:t>ight-emitting diode</w:t>
-      </w:r>
+        <w:t>ight-</w:t>
+      </w:r>
+      <w:proofErr w:type="spellStart"/>
+      <w:r>
+        <w:t>emitting</w:t>
+      </w:r>
+      <w:proofErr w:type="spellEnd"/>
+      <w:r>
+        <w:t xml:space="preserve"> </w:t>
+      </w:r>
+      <w:proofErr w:type="spellStart"/>
+      <w:r>
+        <w:t>diode</w:t>
+      </w:r>
+      <w:proofErr w:type="spellEnd"/>
       <w:r>
         <w:t xml:space="preserve"> (Díodo emissor de luz)</w:t>
       </w:r>
@@ -4941,15 +5093,30 @@
       </w:r>
     </w:p>
     <w:p>
+      <w:proofErr w:type="spellStart"/>
       <w:r>
         <w:t>IoT</w:t>
       </w:r>
+      <w:proofErr w:type="spellEnd"/>
       <w:r>
         <w:t xml:space="preserve"> -</w:t>
       </w:r>
       <w:r>
-        <w:t> Internet of Things</w:t>
-      </w:r>
+        <w:t xml:space="preserve"> Internet </w:t>
+      </w:r>
+      <w:proofErr w:type="spellStart"/>
+      <w:r>
+        <w:t>of</w:t>
+      </w:r>
+      <w:proofErr w:type="spellEnd"/>
+      <w:r>
+        <w:t xml:space="preserve"> </w:t>
+      </w:r>
+      <w:proofErr w:type="spellStart"/>
+      <w:r>
+        <w:t>Things</w:t>
+      </w:r>
+      <w:proofErr w:type="spellEnd"/>
       <w:r>
         <w:t xml:space="preserve"> (Internet das coisas)</w:t>
       </w:r>
@@ -5004,8 +5171,8 @@
           <w:b/>
           <w:bCs/>
           <w:color w:val="auto"/>
-          <w:sz w:val="20"/>
-          <w:szCs w:val="20"/>
+          <w:sz w:val="22"/>
+          <w:szCs w:val="22"/>
         </w:rPr>
       </w:pPr>
       <w:bookmarkStart w:id="9" w:name="_Toc211610912"/>
@@ -5014,8 +5181,8 @@
           <w:b/>
           <w:bCs/>
           <w:color w:val="auto"/>
-          <w:sz w:val="20"/>
-          <w:szCs w:val="20"/>
+          <w:sz w:val="22"/>
+          <w:szCs w:val="22"/>
         </w:rPr>
         <w:t>Enquadramento Institucional</w:t>
       </w:r>
@@ -5038,8 +5205,8 @@
           <w:b/>
           <w:bCs/>
           <w:color w:val="auto"/>
-          <w:sz w:val="20"/>
-          <w:szCs w:val="20"/>
+          <w:sz w:val="22"/>
+          <w:szCs w:val="22"/>
         </w:rPr>
       </w:pPr>
       <w:bookmarkStart w:id="10" w:name="_Toc211610913"/>
@@ -5048,8 +5215,8 @@
           <w:b/>
           <w:bCs/>
           <w:color w:val="auto"/>
-          <w:sz w:val="20"/>
-          <w:szCs w:val="20"/>
+          <w:sz w:val="22"/>
+          <w:szCs w:val="22"/>
         </w:rPr>
         <w:t>Missão e Objetivos Estratégicos</w:t>
       </w:r>
@@ -5068,7 +5235,15 @@
     </w:p>
     <w:p>
       <w:r>
-        <w:t>O seu objetivo estratégico é consolidar o Porto de Sines como um hub logístico, energético e industrial de referência no Atlântico, enquanto reforça a importância dos Portos de Faro e Portimão como infraestruturas de apoio ao turismo de cruzeiros e ao transporte marítimo regional.</w:t>
+        <w:t xml:space="preserve">O seu objetivo estratégico é consolidar o Porto de Sines como um </w:t>
+      </w:r>
+      <w:proofErr w:type="spellStart"/>
+      <w:r>
+        <w:t>hub</w:t>
+      </w:r>
+      <w:proofErr w:type="spellEnd"/>
+      <w:r>
+        <w:t xml:space="preserve"> logístico, energético e industrial de referência no Atlântico, enquanto reforça a importância dos Portos de Faro e Portimão como infraestruturas de apoio ao turismo de cruzeiros e ao transporte marítimo regional.</w:t>
       </w:r>
     </w:p>
     <w:p>
@@ -5078,8 +5253,8 @@
           <w:b/>
           <w:bCs/>
           <w:color w:val="auto"/>
-          <w:sz w:val="20"/>
-          <w:szCs w:val="20"/>
+          <w:sz w:val="22"/>
+          <w:szCs w:val="22"/>
         </w:rPr>
       </w:pPr>
       <w:bookmarkStart w:id="11" w:name="_Toc211610914"/>
@@ -5088,8 +5263,8 @@
           <w:b/>
           <w:bCs/>
           <w:color w:val="auto"/>
-          <w:sz w:val="20"/>
-          <w:szCs w:val="20"/>
+          <w:sz w:val="22"/>
+          <w:szCs w:val="22"/>
         </w:rPr>
         <w:t>Porto de Sines: Papel e Infraestruturas</w:t>
       </w:r>
@@ -5112,8 +5287,8 @@
           <w:b/>
           <w:bCs/>
           <w:color w:val="auto"/>
-          <w:sz w:val="20"/>
-          <w:szCs w:val="20"/>
+          <w:sz w:val="22"/>
+          <w:szCs w:val="22"/>
         </w:rPr>
       </w:pPr>
       <w:bookmarkStart w:id="12" w:name="_Toc211610915"/>
@@ -5122,8 +5297,8 @@
           <w:b/>
           <w:bCs/>
           <w:color w:val="auto"/>
-          <w:sz w:val="20"/>
-          <w:szCs w:val="20"/>
+          <w:sz w:val="22"/>
+          <w:szCs w:val="22"/>
         </w:rPr>
         <w:t>Indicadores-chave e Atividade Recente</w:t>
       </w:r>
@@ -5693,7 +5868,15 @@
           </w:tcPr>
           <w:p>
             <w:r>
-              <w:t>Granéis Líquidos (unidade: kt)</w:t>
+              <w:t xml:space="preserve">Granéis Líquidos (unidade: </w:t>
+            </w:r>
+            <w:proofErr w:type="spellStart"/>
+            <w:r>
+              <w:t>kt</w:t>
+            </w:r>
+            <w:proofErr w:type="spellEnd"/>
+            <w:r>
+              <w:t>)</w:t>
             </w:r>
           </w:p>
         </w:tc>
@@ -5783,7 +5966,15 @@
           </w:tcPr>
           <w:p>
             <w:r>
-              <w:t>Granéis Sólidos (unidade: kt)</w:t>
+              <w:t xml:space="preserve">Granéis Sólidos (unidade: </w:t>
+            </w:r>
+            <w:proofErr w:type="spellStart"/>
+            <w:r>
+              <w:t>kt</w:t>
+            </w:r>
+            <w:proofErr w:type="spellEnd"/>
+            <w:r>
+              <w:t>)</w:t>
             </w:r>
           </w:p>
         </w:tc>
@@ -5873,7 +6064,15 @@
           </w:tcPr>
           <w:p>
             <w:r>
-              <w:t>Carga Geral Contentorizada (unidade: kt)</w:t>
+              <w:t xml:space="preserve">Carga Geral Contentorizada (unidade: </w:t>
+            </w:r>
+            <w:proofErr w:type="spellStart"/>
+            <w:r>
+              <w:t>kt</w:t>
+            </w:r>
+            <w:proofErr w:type="spellEnd"/>
+            <w:r>
+              <w:t>)</w:t>
             </w:r>
           </w:p>
         </w:tc>
@@ -5966,7 +6165,15 @@
           </w:tcPr>
           <w:p>
             <w:r>
-              <w:t>Carga Geral Fracionada (unidade: kt)</w:t>
+              <w:t xml:space="preserve">Carga Geral Fracionada (unidade: </w:t>
+            </w:r>
+            <w:proofErr w:type="spellStart"/>
+            <w:r>
+              <w:t>kt</w:t>
+            </w:r>
+            <w:proofErr w:type="spellEnd"/>
+            <w:r>
+              <w:t>)</w:t>
             </w:r>
           </w:p>
         </w:tc>
@@ -6058,8 +6265,21 @@
             <w:hideMark/>
           </w:tcPr>
           <w:p>
-            <w:r>
-              <w:t>Ro-Ro (unidade: kt)</w:t>
+            <w:proofErr w:type="spellStart"/>
+            <w:r>
+              <w:t>Ro-Ro</w:t>
+            </w:r>
+            <w:proofErr w:type="spellEnd"/>
+            <w:r>
+              <w:t xml:space="preserve"> (unidade: </w:t>
+            </w:r>
+            <w:proofErr w:type="spellStart"/>
+            <w:r>
+              <w:t>kt</w:t>
+            </w:r>
+            <w:proofErr w:type="spellEnd"/>
+            <w:r>
+              <w:t>)</w:t>
             </w:r>
           </w:p>
         </w:tc>
@@ -6177,7 +6397,15 @@
               <w:t xml:space="preserve">TOTAL Sines </w:t>
             </w:r>
             <w:r>
-              <w:t>(unidade: kt)</w:t>
+              <w:t xml:space="preserve">(unidade: </w:t>
+            </w:r>
+            <w:proofErr w:type="spellStart"/>
+            <w:r>
+              <w:t>kt</w:t>
+            </w:r>
+            <w:proofErr w:type="spellEnd"/>
+            <w:r>
+              <w:t>)</w:t>
             </w:r>
           </w:p>
         </w:tc>
@@ -6328,20 +6556,30 @@
           <w:b/>
           <w:bCs/>
           <w:color w:val="auto"/>
-          <w:sz w:val="20"/>
-          <w:szCs w:val="20"/>
-        </w:rPr>
-      </w:pPr>
-      <w:bookmarkStart w:id="13" w:name="_Toc211610916"/>
+          <w:sz w:val="22"/>
+          <w:szCs w:val="22"/>
+        </w:rPr>
+      </w:pPr>
       <w:r>
         <w:rPr>
           <w:b/>
           <w:bCs/>
           <w:color w:val="auto"/>
-          <w:sz w:val="20"/>
-          <w:szCs w:val="20"/>
-        </w:rPr>
-        <w:t>Principais Mercados e Parceiros Internacionais</w:t>
+          <w:sz w:val="22"/>
+          <w:szCs w:val="22"/>
+        </w:rPr>
+        <w:t xml:space="preserve">Principais </w:t>
+      </w:r>
+      <w:bookmarkStart w:id="13" w:name="_Toc211610916"/>
+      <w:r>
+        <w:rPr>
+          <w:b/>
+          <w:bCs/>
+          <w:color w:val="auto"/>
+          <w:sz w:val="22"/>
+          <w:szCs w:val="22"/>
+        </w:rPr>
+        <w:t>Mercados e Parceiros Internacionais</w:t>
       </w:r>
       <w:bookmarkEnd w:id="13"/>
     </w:p>
@@ -6462,7 +6700,23 @@
         <w:t>:</w:t>
       </w:r>
       <w:r>
-        <w:t xml:space="preserve"> exportação de animais vivos para Israel, pellets de madeira para França e Reino Unido, e sílica para Espanha, além de transhipment de pás eólicas e receção de gesso e ureia.</w:t>
+        <w:t xml:space="preserve"> exportação de animais vivos para Israel, </w:t>
+      </w:r>
+      <w:proofErr w:type="spellStart"/>
+      <w:r>
+        <w:t>pellets</w:t>
+      </w:r>
+      <w:proofErr w:type="spellEnd"/>
+      <w:r>
+        <w:t xml:space="preserve"> de madeira para França e Reino Unido, e sílica para Espanha, além de </w:t>
+      </w:r>
+      <w:proofErr w:type="spellStart"/>
+      <w:r>
+        <w:t>transhipment</w:t>
+      </w:r>
+      <w:proofErr w:type="spellEnd"/>
+      <w:r>
+        <w:t xml:space="preserve"> de pás eólicas e receção de gesso e ureia.</w:t>
       </w:r>
     </w:p>
     <w:p>
@@ -6532,7 +6786,7 @@
           <w:noProof/>
         </w:rPr>
         <w:drawing>
-          <wp:inline distT="0" distB="0" distL="0" distR="0" wp14:anchorId="68B4EA67" wp14:editId="6EF6FCFF">
+          <wp:inline distT="0" distB="0" distL="0" distR="0" wp14:anchorId="68B4EA67" wp14:editId="63682785">
             <wp:extent cx="5226685" cy="3020060"/>
             <wp:effectExtent l="19050" t="19050" r="12065" b="27940"/>
             <wp:docPr id="1965649793" name="Imagem 6" descr="Uma imagem com texto, mapa, captura de ecrã, diagrama&#10;&#10;Os conteúdos gerados por IA podem estar incorretos."/>
@@ -6591,6 +6845,7 @@
           <w:color w:val="auto"/>
         </w:rPr>
       </w:pPr>
+      <w:bookmarkStart w:id="14" w:name="_Toc211611355"/>
       <w:r>
         <w:rPr>
           <w:color w:val="auto"/>
@@ -6646,6 +6901,7 @@
         </w:rPr>
         <w:t>Serviços regulares de carga contentorizada do Terminal XXI</w:t>
       </w:r>
+      <w:bookmarkEnd w:id="14"/>
     </w:p>
     <w:p/>
     <w:p>
@@ -6653,7 +6909,15 @@
         <w:spacing w:after="0" w:line="360" w:lineRule="auto"/>
       </w:pPr>
       <w:r>
-        <w:t>O Porto Comercial de Faro tem uma utilização pontual, enquanto o Porto de Portimão foca-se no setor de cruzeiros, recebendo navios de passageiros provenientes de portos como Lisboa, Funchal, Vigo, Cádiz e Gibraltar.</w:t>
+        <w:t xml:space="preserve">O Porto Comercial de Faro tem uma utilização pontual, enquanto o Porto de Portimão foca-se no setor de cruzeiros, recebendo navios de passageiros provenientes de portos como Lisboa, Funchal, Vigo, </w:t>
+      </w:r>
+      <w:proofErr w:type="spellStart"/>
+      <w:r>
+        <w:t>Cádiz</w:t>
+      </w:r>
+      <w:proofErr w:type="spellEnd"/>
+      <w:r>
+        <w:t xml:space="preserve"> e Gibraltar.</w:t>
       </w:r>
     </w:p>
     <w:p>
@@ -6661,7 +6925,15 @@
         <w:spacing w:after="0" w:line="360" w:lineRule="auto"/>
       </w:pPr>
       <w:r>
-        <w:t>Estes dados reforçam a relevância estratégica da APS na economia nacional, como principal hub logístico e energético português, com forte integração nos mercados internacionais.</w:t>
+        <w:t xml:space="preserve">Estes dados reforçam a relevância estratégica da APS na economia nacional, como principal </w:t>
+      </w:r>
+      <w:proofErr w:type="spellStart"/>
+      <w:r>
+        <w:t>hub</w:t>
+      </w:r>
+      <w:proofErr w:type="spellEnd"/>
+      <w:r>
+        <w:t xml:space="preserve"> logístico e energético português, com forte integração nos mercados internacionais.</w:t>
       </w:r>
     </w:p>
     <w:p/>
@@ -6670,11 +6942,11 @@
       <w:pPr>
         <w:pStyle w:val="Ttulo2"/>
       </w:pPr>
-      <w:bookmarkStart w:id="14" w:name="_Toc211610917"/>
+      <w:bookmarkStart w:id="15" w:name="_Toc211610917"/>
       <w:r>
         <w:t>I.2 Fontes de informação</w:t>
       </w:r>
-      <w:bookmarkEnd w:id="14"/>
+      <w:bookmarkEnd w:id="15"/>
     </w:p>
     <w:p>
       <w:pPr>
@@ -6690,7 +6962,7 @@
           <w:szCs w:val="22"/>
         </w:rPr>
       </w:pPr>
-      <w:bookmarkStart w:id="15" w:name="_Toc211610918"/>
+      <w:bookmarkStart w:id="16" w:name="_Toc211610918"/>
       <w:r>
         <w:lastRenderedPageBreak/>
         <w:t xml:space="preserve">Parte II – </w:t>
@@ -6698,17 +6970,17 @@
       <w:r>
         <w:t>Desenvolvimento</w:t>
       </w:r>
-      <w:bookmarkEnd w:id="15"/>
+      <w:bookmarkEnd w:id="16"/>
     </w:p>
     <w:p>
       <w:pPr>
         <w:pStyle w:val="Ttulo2"/>
       </w:pPr>
-      <w:bookmarkStart w:id="16" w:name="_Toc211610919"/>
+      <w:bookmarkStart w:id="17" w:name="_Toc211610919"/>
       <w:r>
         <w:t>II.1 Organização</w:t>
       </w:r>
-      <w:bookmarkEnd w:id="16"/>
+      <w:bookmarkEnd w:id="17"/>
       <w:r>
         <w:t xml:space="preserve"> </w:t>
       </w:r>
@@ -6720,22 +6992,22 @@
           <w:b/>
           <w:bCs/>
           <w:color w:val="auto"/>
-          <w:sz w:val="20"/>
-          <w:szCs w:val="20"/>
-        </w:rPr>
-      </w:pPr>
-      <w:bookmarkStart w:id="17" w:name="_Toc211610920"/>
+          <w:sz w:val="22"/>
+          <w:szCs w:val="22"/>
+        </w:rPr>
+      </w:pPr>
+      <w:bookmarkStart w:id="18" w:name="_Toc211610920"/>
       <w:r>
         <w:rPr>
           <w:b/>
           <w:bCs/>
           <w:color w:val="auto"/>
-          <w:sz w:val="20"/>
-          <w:szCs w:val="20"/>
+          <w:sz w:val="22"/>
+          <w:szCs w:val="22"/>
         </w:rPr>
         <w:t>Estrutura organizacional</w:t>
       </w:r>
-      <w:bookmarkEnd w:id="17"/>
+      <w:bookmarkEnd w:id="18"/>
     </w:p>
     <w:p>
       <w:r>
@@ -6874,7 +7146,7 @@
           <w:color w:val="auto"/>
         </w:rPr>
       </w:pPr>
-      <w:bookmarkStart w:id="18" w:name="_Toc211605331"/>
+      <w:bookmarkStart w:id="19" w:name="_Toc211611356"/>
       <w:r>
         <w:rPr>
           <w:color w:val="auto"/>
@@ -6918,7 +7190,7 @@
         </w:rPr>
         <w:t xml:space="preserve"> - Estrutura Organizacional</w:t>
       </w:r>
-      <w:bookmarkEnd w:id="18"/>
+      <w:bookmarkEnd w:id="19"/>
     </w:p>
     <w:p>
       <w:r>
@@ -6957,35 +7229,27 @@
     </w:p>
     <w:p>
       <w:pPr>
+        <w:pStyle w:val="Ttulo3"/>
         <w:rPr>
           <w:b/>
           <w:bCs/>
-        </w:rPr>
-      </w:pPr>
-    </w:p>
-    <w:p>
-      <w:pPr>
-        <w:pStyle w:val="Ttulo3"/>
+          <w:color w:val="auto"/>
+          <w:sz w:val="22"/>
+          <w:szCs w:val="22"/>
+        </w:rPr>
+      </w:pPr>
+      <w:bookmarkStart w:id="20" w:name="_Toc211610921"/>
+      <w:r>
         <w:rPr>
           <w:b/>
           <w:bCs/>
           <w:color w:val="auto"/>
-          <w:sz w:val="20"/>
-          <w:szCs w:val="20"/>
-        </w:rPr>
-      </w:pPr>
-      <w:bookmarkStart w:id="19" w:name="_Toc211610921"/>
-      <w:r>
-        <w:rPr>
-          <w:b/>
-          <w:bCs/>
-          <w:color w:val="auto"/>
-          <w:sz w:val="20"/>
-          <w:szCs w:val="20"/>
+          <w:sz w:val="22"/>
+          <w:szCs w:val="22"/>
         </w:rPr>
         <w:t>Proposta de melhoria</w:t>
       </w:r>
-      <w:bookmarkEnd w:id="19"/>
+      <w:bookmarkEnd w:id="20"/>
     </w:p>
     <w:p>
       <w:r>
@@ -7042,15 +7306,15 @@
         <w:rPr>
           <w:u w:val="single"/>
         </w:rPr>
+        <w:t>Impacto esperado:</w:t>
+      </w:r>
+      <w:r>
+        <w:t xml:space="preserve"> Maior coerência entre os sistemas tecnológicos, aumento da eficiência dos fluxos informacionais e suporte direto à inovação portuária.</w:t>
+      </w:r>
+    </w:p>
+    <w:p>
+      <w:r>
         <w:lastRenderedPageBreak/>
-        <w:t>Impacto esperado:</w:t>
-      </w:r>
-      <w:r>
-        <w:t xml:space="preserve"> Maior coerência entre os sistemas tecnológicos, aumento da eficiência dos fluxos informacionais e suporte direto à inovação portuária.</w:t>
-      </w:r>
-    </w:p>
-    <w:p>
-      <w:r>
         <w:t>2. Descentralização controlada da tomada de decisão operacional</w:t>
       </w:r>
     </w:p>
@@ -7118,7 +7382,16 @@
         </w:numPr>
       </w:pPr>
       <w:r>
-        <w:t>Justificação: A crescente exigência de relatórios de desempenho ambiental e indicadores logísticos requer competências analíticas avançadas.</w:t>
+        <w:rPr>
+          <w:u w:val="single"/>
+        </w:rPr>
+        <w:t>Justificação:</w:t>
+      </w:r>
+      <w:r>
+        <w:t xml:space="preserve"> </w:t>
+      </w:r>
+      <w:r>
+        <w:t>A crescente exigência de relatórios de desempenho ambiental e indicadores logísticos requer competências analíticas avançadas.</w:t>
       </w:r>
     </w:p>
     <w:p>
@@ -7129,7 +7402,13 @@
         </w:numPr>
       </w:pPr>
       <w:r>
-        <w:t>Ação recomendada: Recrutamento de analistas de dados e especialistas em ESG</w:t>
+        <w:rPr>
+          <w:u w:val="single"/>
+        </w:rPr>
+        <w:t>Ação recomendada:</w:t>
+      </w:r>
+      <w:r>
+        <w:t xml:space="preserve"> Recrutamento de analistas de dados e especialistas em ESG</w:t>
       </w:r>
       <w:r>
         <w:t>.</w:t>
@@ -7143,7 +7422,13 @@
         </w:numPr>
       </w:pPr>
       <w:r>
-        <w:t>Impacto esperado: Melhoria da qualidade da informação estratégica e fortalecimento da reputação institucional.</w:t>
+        <w:rPr>
+          <w:u w:val="single"/>
+        </w:rPr>
+        <w:t>Impacto esperado:</w:t>
+      </w:r>
+      <w:r>
+        <w:t xml:space="preserve"> Melhoria da qualidade da informação estratégica e fortalecimento da reputação institucional.</w:t>
       </w:r>
     </w:p>
     <w:p>
@@ -7219,11 +7504,11 @@
       <w:pPr>
         <w:pStyle w:val="Ttulo2"/>
       </w:pPr>
-      <w:bookmarkStart w:id="20" w:name="_Toc211610922"/>
+      <w:bookmarkStart w:id="21" w:name="_Toc211610922"/>
       <w:r>
         <w:t>II.2 Planeamento</w:t>
       </w:r>
-      <w:bookmarkEnd w:id="20"/>
+      <w:bookmarkEnd w:id="21"/>
     </w:p>
     <w:p>
       <w:r>
@@ -7231,17 +7516,16 @@
       </w:r>
       <w:r>
         <w:br/>
+        <w:t>Este planeamento define como eixos estruturantes a expansão e modernização das infraestruturas portuárias, o reforço da eficiência logística, a sustentabilidade ambiental e a inovação tecnológica.</w:t>
+      </w:r>
+      <w:r>
+        <w:br/>
       </w:r>
       <w:r>
         <w:lastRenderedPageBreak/>
-        <w:t>Este planeamento define como eixos estruturantes a expansão e modernização das infraestruturas portuárias, o reforço da eficiência logística, a sustentabilidade ambiental e a inovação tecnológica.</w:t>
-      </w:r>
-      <w:r>
-        <w:br/>
         <w:t>A APS procura integrar estes pilares através de investimentos em projetos como a ampliação do Terminal XXI, a criação do novo Terminal Vasco da Gama e a implementação de sistemas digitais integrados de gestão portuária, reforçando a sua posição como plataforma logística estratégica para o comércio atlântico e ibérico.</w:t>
       </w:r>
     </w:p>
-    <w:p/>
     <w:p>
       <w:pPr>
         <w:pStyle w:val="Ttulo3"/>
@@ -7249,32 +7533,22 @@
           <w:b/>
           <w:bCs/>
           <w:color w:val="000000" w:themeColor="text1"/>
-          <w:sz w:val="20"/>
-          <w:szCs w:val="20"/>
-        </w:rPr>
-      </w:pPr>
-      <w:bookmarkStart w:id="21" w:name="_Toc211610923"/>
+          <w:sz w:val="22"/>
+          <w:szCs w:val="22"/>
+        </w:rPr>
+      </w:pPr>
+      <w:bookmarkStart w:id="22" w:name="_Toc211610923"/>
       <w:r>
         <w:rPr>
           <w:b/>
           <w:bCs/>
           <w:color w:val="000000" w:themeColor="text1"/>
-          <w:sz w:val="20"/>
-          <w:szCs w:val="20"/>
-        </w:rPr>
-        <w:t>Objetivos SMAR</w:t>
-      </w:r>
-      <w:r>
-        <w:rPr>
-          <w:b/>
-          <w:bCs/>
-          <w:color w:val="000000" w:themeColor="text1"/>
-          <w:sz w:val="20"/>
-          <w:szCs w:val="20"/>
-        </w:rPr>
-        <w:t>T</w:t>
-      </w:r>
-      <w:bookmarkEnd w:id="21"/>
+          <w:sz w:val="22"/>
+          <w:szCs w:val="22"/>
+        </w:rPr>
+        <w:t>Objetivos SMART</w:t>
+      </w:r>
+      <w:bookmarkEnd w:id="22"/>
     </w:p>
     <w:tbl>
       <w:tblPr>
@@ -7438,7 +7712,15 @@
           </w:tcPr>
           <w:p>
             <w:r>
-              <w:t>Reforçar o papel do Porto de Sines como hub logístico e energético do Atlântico.</w:t>
+              <w:t xml:space="preserve">Reforçar o papel do Porto de Sines como </w:t>
+            </w:r>
+            <w:proofErr w:type="spellStart"/>
+            <w:r>
+              <w:t>hub</w:t>
+            </w:r>
+            <w:proofErr w:type="spellEnd"/>
+            <w:r>
+              <w:t xml:space="preserve"> logístico e energético do Atlântico.</w:t>
             </w:r>
           </w:p>
         </w:tc>
@@ -7580,22 +7862,22 @@
           <w:b/>
           <w:bCs/>
           <w:color w:val="000000" w:themeColor="text1"/>
-          <w:sz w:val="20"/>
-          <w:szCs w:val="20"/>
-        </w:rPr>
-      </w:pPr>
-      <w:bookmarkStart w:id="22" w:name="_Toc211610924"/>
+          <w:sz w:val="22"/>
+          <w:szCs w:val="22"/>
+        </w:rPr>
+      </w:pPr>
+      <w:bookmarkStart w:id="23" w:name="_Toc211610924"/>
       <w:r>
         <w:rPr>
           <w:b/>
           <w:bCs/>
           <w:color w:val="000000" w:themeColor="text1"/>
-          <w:sz w:val="20"/>
-          <w:szCs w:val="20"/>
+          <w:sz w:val="22"/>
+          <w:szCs w:val="22"/>
         </w:rPr>
         <w:t>Análise SWOT</w:t>
       </w:r>
-      <w:bookmarkEnd w:id="22"/>
+      <w:bookmarkEnd w:id="23"/>
     </w:p>
     <w:p>
       <w:r>
@@ -7618,7 +7900,7 @@
       <w:tr>
         <w:tc>
           <w:tcPr>
-            <w:tcW w:w="2337" w:type="dxa"/>
+            <w:tcW w:w="2335" w:type="dxa"/>
             <w:vMerge w:val="restart"/>
             <w:tcBorders>
               <w:top w:val="single" w:sz="12" w:space="0" w:color="auto"/>
@@ -7648,7 +7930,7 @@
         </w:tc>
         <w:tc>
           <w:tcPr>
-            <w:tcW w:w="7013" w:type="dxa"/>
+            <w:tcW w:w="6995" w:type="dxa"/>
             <w:tcBorders>
               <w:top w:val="single" w:sz="12" w:space="0" w:color="auto"/>
               <w:left w:val="single" w:sz="12" w:space="0" w:color="auto"/>
@@ -7665,7 +7947,7 @@
       <w:tr>
         <w:tc>
           <w:tcPr>
-            <w:tcW w:w="2337" w:type="dxa"/>
+            <w:tcW w:w="2335" w:type="dxa"/>
             <w:vMerge/>
             <w:tcBorders>
               <w:left w:val="single" w:sz="12" w:space="0" w:color="auto"/>
@@ -7687,7 +7969,7 @@
         </w:tc>
         <w:tc>
           <w:tcPr>
-            <w:tcW w:w="7013" w:type="dxa"/>
+            <w:tcW w:w="6995" w:type="dxa"/>
             <w:tcBorders>
               <w:left w:val="single" w:sz="12" w:space="0" w:color="auto"/>
               <w:right w:val="single" w:sz="12" w:space="0" w:color="auto"/>
@@ -7703,7 +7985,7 @@
       <w:tr>
         <w:tc>
           <w:tcPr>
-            <w:tcW w:w="2337" w:type="dxa"/>
+            <w:tcW w:w="2335" w:type="dxa"/>
             <w:vMerge/>
             <w:tcBorders>
               <w:left w:val="single" w:sz="12" w:space="0" w:color="auto"/>
@@ -7726,7 +8008,7 @@
         </w:tc>
         <w:tc>
           <w:tcPr>
-            <w:tcW w:w="7013" w:type="dxa"/>
+            <w:tcW w:w="6995" w:type="dxa"/>
             <w:tcBorders>
               <w:left w:val="single" w:sz="12" w:space="0" w:color="auto"/>
               <w:bottom w:val="single" w:sz="12" w:space="0" w:color="auto"/>
@@ -7743,7 +8025,7 @@
       <w:tr>
         <w:tc>
           <w:tcPr>
-            <w:tcW w:w="2337" w:type="dxa"/>
+            <w:tcW w:w="2335" w:type="dxa"/>
             <w:vMerge w:val="restart"/>
             <w:tcBorders>
               <w:top w:val="single" w:sz="12" w:space="0" w:color="auto"/>
@@ -7775,7 +8057,7 @@
         </w:tc>
         <w:tc>
           <w:tcPr>
-            <w:tcW w:w="7013" w:type="dxa"/>
+            <w:tcW w:w="6995" w:type="dxa"/>
             <w:tcBorders>
               <w:top w:val="single" w:sz="12" w:space="0" w:color="auto"/>
               <w:left w:val="single" w:sz="12" w:space="0" w:color="auto"/>
@@ -7795,7 +8077,7 @@
         </w:trPr>
         <w:tc>
           <w:tcPr>
-            <w:tcW w:w="2337" w:type="dxa"/>
+            <w:tcW w:w="2335" w:type="dxa"/>
             <w:vMerge/>
             <w:tcBorders>
               <w:left w:val="single" w:sz="12" w:space="0" w:color="auto"/>
@@ -7817,7 +8099,7 @@
         </w:tc>
         <w:tc>
           <w:tcPr>
-            <w:tcW w:w="7013" w:type="dxa"/>
+            <w:tcW w:w="6995" w:type="dxa"/>
             <w:tcBorders>
               <w:left w:val="single" w:sz="12" w:space="0" w:color="auto"/>
               <w:right w:val="single" w:sz="12" w:space="0" w:color="auto"/>
@@ -7833,7 +8115,7 @@
       <w:tr>
         <w:tc>
           <w:tcPr>
-            <w:tcW w:w="2337" w:type="dxa"/>
+            <w:tcW w:w="2335" w:type="dxa"/>
             <w:vMerge/>
             <w:tcBorders>
               <w:left w:val="single" w:sz="12" w:space="0" w:color="auto"/>
@@ -7856,7 +8138,7 @@
         </w:tc>
         <w:tc>
           <w:tcPr>
-            <w:tcW w:w="7013" w:type="dxa"/>
+            <w:tcW w:w="6995" w:type="dxa"/>
             <w:tcBorders>
               <w:left w:val="single" w:sz="12" w:space="0" w:color="auto"/>
               <w:bottom w:val="single" w:sz="12" w:space="0" w:color="auto"/>
@@ -7873,7 +8155,7 @@
       <w:tr>
         <w:tc>
           <w:tcPr>
-            <w:tcW w:w="2337" w:type="dxa"/>
+            <w:tcW w:w="2335" w:type="dxa"/>
             <w:tcBorders>
               <w:top w:val="single" w:sz="12" w:space="0" w:color="auto"/>
               <w:left w:val="single" w:sz="12" w:space="0" w:color="auto"/>
@@ -7905,7 +8187,7 @@
         </w:tc>
         <w:tc>
           <w:tcPr>
-            <w:tcW w:w="7013" w:type="dxa"/>
+            <w:tcW w:w="6995" w:type="dxa"/>
             <w:tcBorders>
               <w:top w:val="single" w:sz="12" w:space="0" w:color="auto"/>
               <w:left w:val="single" w:sz="12" w:space="0" w:color="auto"/>
@@ -7915,7 +8197,15 @@
           </w:tcPr>
           <w:p>
             <w:r>
-              <w:t>Expansão dos terminais, utilização de energias verdes, automação portuária e reforço da ligação ferroviária ao hinterland ibérico.</w:t>
+              <w:t xml:space="preserve">Expansão dos terminais, utilização de energias verdes, automação portuária e reforço da ligação ferroviária ao </w:t>
+            </w:r>
+            <w:proofErr w:type="spellStart"/>
+            <w:r>
+              <w:t>hinterland</w:t>
+            </w:r>
+            <w:proofErr w:type="spellEnd"/>
+            <w:r>
+              <w:t xml:space="preserve"> ibérico.</w:t>
             </w:r>
           </w:p>
         </w:tc>
@@ -7923,7 +8213,7 @@
       <w:tr>
         <w:tc>
           <w:tcPr>
-            <w:tcW w:w="2337" w:type="dxa"/>
+            <w:tcW w:w="2335" w:type="dxa"/>
             <w:tcBorders>
               <w:top w:val="single" w:sz="12" w:space="0" w:color="auto"/>
               <w:left w:val="single" w:sz="12" w:space="0" w:color="auto"/>
@@ -7955,7 +8245,7 @@
         </w:tc>
         <w:tc>
           <w:tcPr>
-            <w:tcW w:w="7013" w:type="dxa"/>
+            <w:tcW w:w="6995" w:type="dxa"/>
             <w:tcBorders>
               <w:top w:val="single" w:sz="12" w:space="0" w:color="auto"/>
               <w:left w:val="single" w:sz="12" w:space="0" w:color="auto"/>
@@ -7978,12 +8268,16 @@
           <w:b/>
           <w:bCs/>
           <w:color w:val="000000" w:themeColor="text1"/>
-          <w:sz w:val="20"/>
-          <w:szCs w:val="20"/>
-        </w:rPr>
-      </w:pPr>
-      <w:bookmarkStart w:id="23" w:name="_Toc211610925"/>
-      <w:r>
+          <w:sz w:val="22"/>
+          <w:szCs w:val="22"/>
+        </w:rPr>
+      </w:pPr>
+      <w:bookmarkStart w:id="24" w:name="_Toc211610925"/>
+    </w:p>
+    <w:p/>
+    <w:p>
+      <w:pPr>
+        <w:pStyle w:val="Ttulo3"/>
         <w:rPr>
           <w:b/>
           <w:bCs/>
@@ -7991,50 +8285,19 @@
           <w:sz w:val="20"/>
           <w:szCs w:val="20"/>
         </w:rPr>
-        <w:lastRenderedPageBreak/>
-        <w:t xml:space="preserve">Propostas </w:t>
-      </w:r>
+      </w:pPr>
       <w:r>
         <w:rPr>
           <w:b/>
           <w:bCs/>
           <w:color w:val="000000" w:themeColor="text1"/>
-          <w:sz w:val="20"/>
-          <w:szCs w:val="20"/>
-        </w:rPr>
-        <w:t>E</w:t>
-      </w:r>
-      <w:r>
-        <w:rPr>
-          <w:b/>
-          <w:bCs/>
-          <w:color w:val="000000" w:themeColor="text1"/>
-          <w:sz w:val="20"/>
-          <w:szCs w:val="20"/>
-        </w:rPr>
-        <w:t>stratégic</w:t>
-      </w:r>
-      <w:r>
-        <w:rPr>
-          <w:b/>
-          <w:bCs/>
-          <w:color w:val="000000" w:themeColor="text1"/>
-          <w:sz w:val="20"/>
-          <w:szCs w:val="20"/>
-        </w:rPr>
-        <w:t xml:space="preserve">a 1 - </w:t>
-      </w:r>
-      <w:r>
-        <w:rPr>
-          <w:b/>
-          <w:bCs/>
-          <w:color w:val="000000" w:themeColor="text1"/>
-          <w:sz w:val="20"/>
-          <w:szCs w:val="20"/>
-        </w:rPr>
-        <w:t>Sustentabilidade e Eficiência Energética</w:t>
-      </w:r>
-      <w:bookmarkEnd w:id="23"/>
+          <w:sz w:val="22"/>
+          <w:szCs w:val="22"/>
+        </w:rPr>
+        <w:lastRenderedPageBreak/>
+        <w:t>Propostas Estratégica 1 - Sustentabilidade e Eficiência Energética</w:t>
+      </w:r>
+      <w:bookmarkEnd w:id="24"/>
     </w:p>
     <w:p>
       <w:pPr>
@@ -8064,7 +8327,6 @@
         <w:t>Reforçar a sustentabilidade ambiental e a eficiência energética nos portos sob administração da APS, promovendo operações portuárias com menores emissões e maior responsabilidade ambiental até 2030.</w:t>
       </w:r>
     </w:p>
-    <w:p/>
     <w:p>
       <w:pPr>
         <w:pStyle w:val="PargrafodaLista"/>
@@ -8141,7 +8403,6 @@
         <w:t>Além disso, reforça o compromisso da APS com os Objetivos de Desenvolvimento Sustentável e com a Estratégia Nacional para o Mar 2030, consolidando a sua imagem de porto sustentável e competitivo.</w:t>
       </w:r>
     </w:p>
-    <w:p/>
     <w:p>
       <w:pPr>
         <w:pStyle w:val="PargrafodaLista"/>
@@ -8194,11 +8455,6 @@
       <w:r>
         <w:t>Aumentar a produção e utilização de energia proveniente de fontes renováveis nas áreas portuárias.</w:t>
       </w:r>
-    </w:p>
-    <w:p>
-      <w:pPr>
-        <w:ind w:left="360"/>
-      </w:pPr>
     </w:p>
     <w:p>
       <w:pPr>
@@ -8378,7 +8634,6 @@
           </w:tcPr>
           <w:p>
             <w:r>
-              <w:lastRenderedPageBreak/>
               <w:t>1.2. Modernizar a iluminação portuária com tecnologia LED inteligente</w:t>
             </w:r>
           </w:p>
@@ -8437,7 +8692,23 @@
           </w:tcPr>
           <w:p>
             <w:r>
-              <w:t>Desenvolvimento de sistema IoT e dashboard analítico</w:t>
+              <w:t xml:space="preserve">Desenvolvimento de sistema </w:t>
+            </w:r>
+            <w:proofErr w:type="spellStart"/>
+            <w:r>
+              <w:t>IoT</w:t>
+            </w:r>
+            <w:proofErr w:type="spellEnd"/>
+            <w:r>
+              <w:t xml:space="preserve"> e </w:t>
+            </w:r>
+            <w:proofErr w:type="spellStart"/>
+            <w:r>
+              <w:t>dashboard</w:t>
+            </w:r>
+            <w:proofErr w:type="spellEnd"/>
+            <w:r>
+              <w:t xml:space="preserve"> analítico</w:t>
             </w:r>
           </w:p>
         </w:tc>
@@ -8468,6 +8739,7 @@
           </w:tcPr>
           <w:p>
             <w:r>
+              <w:lastRenderedPageBreak/>
               <w:t>3.1. Estabelecer parcerias com empresas de energia verde</w:t>
             </w:r>
           </w:p>
@@ -8506,14 +8778,6 @@
     </w:tbl>
     <w:p>
       <w:pPr>
-        <w:rPr>
-          <w:b/>
-          <w:bCs/>
-        </w:rPr>
-      </w:pPr>
-    </w:p>
-    <w:p>
-      <w:pPr>
         <w:pStyle w:val="PargrafodaLista"/>
         <w:numPr>
           <w:ilvl w:val="0"/>
@@ -8557,7 +8821,6 @@
       </w:r>
     </w:p>
     <w:p/>
-    <w:p/>
     <w:p>
       <w:pPr>
         <w:pStyle w:val="Ttulo3"/>
@@ -8565,62 +8828,22 @@
           <w:b/>
           <w:bCs/>
           <w:color w:val="000000" w:themeColor="text1"/>
-          <w:sz w:val="20"/>
-          <w:szCs w:val="20"/>
-        </w:rPr>
-      </w:pPr>
-      <w:bookmarkStart w:id="24" w:name="_Toc211610926"/>
+          <w:sz w:val="22"/>
+          <w:szCs w:val="22"/>
+        </w:rPr>
+      </w:pPr>
+      <w:bookmarkStart w:id="25" w:name="_Toc211610926"/>
       <w:r>
         <w:rPr>
           <w:b/>
           <w:bCs/>
           <w:color w:val="000000" w:themeColor="text1"/>
-          <w:sz w:val="20"/>
-          <w:szCs w:val="20"/>
-        </w:rPr>
-        <w:t xml:space="preserve">Propostas </w:t>
-      </w:r>
-      <w:r>
-        <w:rPr>
-          <w:b/>
-          <w:bCs/>
-          <w:color w:val="000000" w:themeColor="text1"/>
-          <w:sz w:val="20"/>
-          <w:szCs w:val="20"/>
-        </w:rPr>
-        <w:t>E</w:t>
-      </w:r>
-      <w:r>
-        <w:rPr>
-          <w:b/>
-          <w:bCs/>
-          <w:color w:val="000000" w:themeColor="text1"/>
-          <w:sz w:val="20"/>
-          <w:szCs w:val="20"/>
-        </w:rPr>
-        <w:t>stratégic</w:t>
-      </w:r>
-      <w:r>
-        <w:rPr>
-          <w:b/>
-          <w:bCs/>
-          <w:color w:val="000000" w:themeColor="text1"/>
-          <w:sz w:val="20"/>
-          <w:szCs w:val="20"/>
-        </w:rPr>
-        <w:t xml:space="preserve">a 2 - </w:t>
-      </w:r>
-      <w:r>
-        <w:rPr>
-          <w:b/>
-          <w:bCs/>
-          <w:color w:val="000000" w:themeColor="text1"/>
-          <w:sz w:val="20"/>
-          <w:szCs w:val="20"/>
-        </w:rPr>
-        <w:t>Transformação Digital e Inovação Tecnológica</w:t>
-      </w:r>
-      <w:bookmarkEnd w:id="24"/>
+          <w:sz w:val="22"/>
+          <w:szCs w:val="22"/>
+        </w:rPr>
+        <w:t>Propostas Estratégica 2 - Transformação Digital e Inovação Tecnológica</w:t>
+      </w:r>
+      <w:bookmarkEnd w:id="25"/>
     </w:p>
     <w:p>
       <w:pPr>
@@ -8652,11 +8875,6 @@
     </w:p>
     <w:p>
       <w:pPr>
-        <w:ind w:left="360"/>
-      </w:pPr>
-    </w:p>
-    <w:p>
-      <w:pPr>
         <w:pStyle w:val="PargrafodaLista"/>
         <w:numPr>
           <w:ilvl w:val="0"/>
@@ -8728,10 +8946,25 @@
         <w:ind w:left="360"/>
       </w:pPr>
       <w:r>
-        <w:t>A digitalização é uma prioridade tanto para a Estratégia Nacional para o Mar 2030 como para a agenda europeia dos Smart Ports, permitindo maior integração logística e competitividade.</w:t>
-      </w:r>
-    </w:p>
-    <w:p/>
+        <w:t xml:space="preserve">A digitalização é uma prioridade tanto para a Estratégia Nacional para o Mar 2030 como para a agenda europeia dos </w:t>
+      </w:r>
+      <w:proofErr w:type="spellStart"/>
+      <w:r>
+        <w:t>Smart</w:t>
+      </w:r>
+      <w:proofErr w:type="spellEnd"/>
+      <w:r>
+        <w:t xml:space="preserve"> </w:t>
+      </w:r>
+      <w:proofErr w:type="spellStart"/>
+      <w:r>
+        <w:t>Ports</w:t>
+      </w:r>
+      <w:proofErr w:type="spellEnd"/>
+      <w:r>
+        <w:t>, permitindo maior integração logística e competitividade.</w:t>
+      </w:r>
+    </w:p>
     <w:p>
       <w:pPr>
         <w:pStyle w:val="PargrafodaLista"/>
@@ -8757,7 +8990,6 @@
         <w:ind w:left="360"/>
       </w:pPr>
       <w:r>
-        <w:lastRenderedPageBreak/>
         <w:t xml:space="preserve">1. </w:t>
       </w:r>
       <w:r>
@@ -8783,13 +9015,16 @@
         <w:t xml:space="preserve">3. </w:t>
       </w:r>
       <w:r>
-        <w:t>Reforçar a cibersegurança e a proteção de dados nas infraestruturas digitais da APS.</w:t>
-      </w:r>
-    </w:p>
-    <w:p>
-      <w:pPr>
-        <w:ind w:left="360"/>
-      </w:pPr>
+        <w:t xml:space="preserve">Reforçar a </w:t>
+      </w:r>
+      <w:proofErr w:type="spellStart"/>
+      <w:r>
+        <w:t>cibersegurança</w:t>
+      </w:r>
+      <w:proofErr w:type="spellEnd"/>
+      <w:r>
+        <w:t xml:space="preserve"> e a proteção de dados nas infraestruturas digitais da APS.</w:t>
+      </w:r>
     </w:p>
     <w:p>
       <w:pPr>
@@ -8926,7 +9161,15 @@
               <w:t xml:space="preserve">1.1. </w:t>
             </w:r>
             <w:r>
-              <w:t>Implementar um sistema integrado de gestão documental e workflow digita</w:t>
+              <w:t xml:space="preserve">Implementar um sistema integrado de gestão documental e </w:t>
+            </w:r>
+            <w:proofErr w:type="spellStart"/>
+            <w:r>
+              <w:t>workflow</w:t>
+            </w:r>
+            <w:proofErr w:type="spellEnd"/>
+            <w:r>
+              <w:t xml:space="preserve"> digita</w:t>
             </w:r>
             <w:r>
               <w:t>l</w:t>
@@ -8975,13 +9218,38 @@
           </w:tcPr>
           <w:p>
             <w:r>
+              <w:lastRenderedPageBreak/>
               <w:t>2.1.</w:t>
             </w:r>
             <w:r>
               <w:t xml:space="preserve"> </w:t>
             </w:r>
             <w:r>
-              <w:t>Criar plataforma interoperável de troca de dados (Port Community System)</w:t>
+              <w:t>Criar plataforma interoperável de troca de dados (</w:t>
+            </w:r>
+            <w:proofErr w:type="spellStart"/>
+            <w:r>
+              <w:t>Port</w:t>
+            </w:r>
+            <w:proofErr w:type="spellEnd"/>
+            <w:r>
+              <w:t xml:space="preserve"> </w:t>
+            </w:r>
+            <w:proofErr w:type="spellStart"/>
+            <w:r>
+              <w:t>Community</w:t>
+            </w:r>
+            <w:proofErr w:type="spellEnd"/>
+            <w:r>
+              <w:t xml:space="preserve"> </w:t>
+            </w:r>
+            <w:proofErr w:type="spellStart"/>
+            <w:r>
+              <w:t>System</w:t>
+            </w:r>
+            <w:proofErr w:type="spellEnd"/>
+            <w:r>
+              <w:t>)</w:t>
             </w:r>
           </w:p>
         </w:tc>
@@ -9009,7 +9277,15 @@
           </w:tcPr>
           <w:p>
             <w:r>
-              <w:t>Programadores, analistas de sistemas, servidores e APIs seguras</w:t>
+              <w:t xml:space="preserve">Programadores, analistas de sistemas, servidores e </w:t>
+            </w:r>
+            <w:proofErr w:type="spellStart"/>
+            <w:r>
+              <w:t>APIs</w:t>
+            </w:r>
+            <w:proofErr w:type="spellEnd"/>
+            <w:r>
+              <w:t xml:space="preserve"> seguras</w:t>
             </w:r>
           </w:p>
         </w:tc>
@@ -9026,7 +9302,15 @@
           </w:tcPr>
           <w:p>
             <w:r>
-              <w:t>3.1. Reforçar cibersegurança e boas práticas digitais</w:t>
+              <w:t xml:space="preserve">3.1. Reforçar </w:t>
+            </w:r>
+            <w:proofErr w:type="spellStart"/>
+            <w:r>
+              <w:t>cibersegurança</w:t>
+            </w:r>
+            <w:proofErr w:type="spellEnd"/>
+            <w:r>
+              <w:t xml:space="preserve"> e boas práticas digitais</w:t>
             </w:r>
           </w:p>
         </w:tc>
@@ -9064,14 +9348,6 @@
     </w:tbl>
     <w:p>
       <w:pPr>
-        <w:rPr>
-          <w:b/>
-          <w:bCs/>
-        </w:rPr>
-      </w:pPr>
-    </w:p>
-    <w:p>
-      <w:pPr>
         <w:pStyle w:val="PargrafodaLista"/>
         <w:numPr>
           <w:ilvl w:val="0"/>
@@ -9142,12 +9418,12 @@
       <w:pPr>
         <w:pStyle w:val="Ttulo2"/>
       </w:pPr>
-      <w:bookmarkStart w:id="25" w:name="_Toc211610927"/>
+      <w:bookmarkStart w:id="26" w:name="_Toc211610927"/>
       <w:r>
         <w:lastRenderedPageBreak/>
         <w:t>II.3 Controlo e Sistemas de informação</w:t>
       </w:r>
-      <w:bookmarkEnd w:id="25"/>
+      <w:bookmarkEnd w:id="26"/>
     </w:p>
     <w:p/>
     <w:p/>
@@ -9155,7 +9431,7 @@
       <w:pPr>
         <w:pStyle w:val="Ttulo2"/>
       </w:pPr>
-      <w:bookmarkStart w:id="26" w:name="_Toc211610928"/>
+      <w:bookmarkStart w:id="27" w:name="_Toc211610928"/>
       <w:r>
         <w:t>II.</w:t>
       </w:r>
@@ -9165,7 +9441,7 @@
       <w:r>
         <w:t>4 Direção e Gestão de Pessoas</w:t>
       </w:r>
-      <w:bookmarkEnd w:id="26"/>
+      <w:bookmarkEnd w:id="27"/>
     </w:p>
     <w:p/>
     <w:p/>
@@ -9173,11 +9449,11 @@
       <w:pPr>
         <w:pStyle w:val="Ttulo2"/>
       </w:pPr>
-      <w:bookmarkStart w:id="27" w:name="_Toc211610929"/>
+      <w:bookmarkStart w:id="28" w:name="_Toc211610929"/>
       <w:r>
         <w:t>II.5 Promoção da produtividade</w:t>
       </w:r>
-      <w:bookmarkEnd w:id="27"/>
+      <w:bookmarkEnd w:id="28"/>
     </w:p>
     <w:p/>
     <w:p/>
@@ -9185,11 +9461,11 @@
       <w:pPr>
         <w:pStyle w:val="Ttulo2"/>
       </w:pPr>
-      <w:bookmarkStart w:id="28" w:name="_Toc211610930"/>
+      <w:bookmarkStart w:id="29" w:name="_Toc211610930"/>
       <w:r>
         <w:t>II.6 Economia circular</w:t>
       </w:r>
-      <w:bookmarkEnd w:id="28"/>
+      <w:bookmarkEnd w:id="29"/>
     </w:p>
     <w:p/>
     <w:p/>
@@ -9197,14 +9473,14 @@
       <w:pPr>
         <w:pStyle w:val="Ttulo2"/>
       </w:pPr>
-      <w:bookmarkStart w:id="29" w:name="_Toc211610931"/>
+      <w:bookmarkStart w:id="30" w:name="_Toc211610931"/>
       <w:r>
         <w:t xml:space="preserve">II.7 </w:t>
       </w:r>
       <w:r>
         <w:t>Marketing</w:t>
       </w:r>
-      <w:bookmarkEnd w:id="29"/>
+      <w:bookmarkEnd w:id="30"/>
     </w:p>
     <w:p/>
     <w:p/>
@@ -9212,7 +9488,7 @@
       <w:pPr>
         <w:pStyle w:val="Ttulo2"/>
       </w:pPr>
-      <w:bookmarkStart w:id="30" w:name="_Toc211610932"/>
+      <w:bookmarkStart w:id="31" w:name="_Toc211610932"/>
       <w:r>
         <w:t>II.</w:t>
       </w:r>
@@ -9222,7 +9498,7 @@
       <w:r>
         <w:t>8 Gestão Financeira</w:t>
       </w:r>
-      <w:bookmarkEnd w:id="30"/>
+      <w:bookmarkEnd w:id="31"/>
     </w:p>
     <w:p/>
     <w:p/>
@@ -9230,11 +9506,11 @@
       <w:pPr>
         <w:pStyle w:val="Ttulo2"/>
       </w:pPr>
-      <w:bookmarkStart w:id="31" w:name="_Toc211610933"/>
+      <w:bookmarkStart w:id="32" w:name="_Toc211610933"/>
       <w:r>
         <w:t>II.9 Gestão das Operações e Indústria 4.0</w:t>
       </w:r>
-      <w:bookmarkEnd w:id="31"/>
+      <w:bookmarkEnd w:id="32"/>
     </w:p>
     <w:p/>
     <w:p>
@@ -9258,22 +9534,22 @@
           <w:szCs w:val="22"/>
         </w:rPr>
       </w:pPr>
-      <w:bookmarkStart w:id="32" w:name="_Toc211610934"/>
+      <w:bookmarkStart w:id="33" w:name="_Toc211610934"/>
       <w:r>
         <w:lastRenderedPageBreak/>
         <w:t>Parte III – Conclusão</w:t>
       </w:r>
-      <w:bookmarkEnd w:id="32"/>
+      <w:bookmarkEnd w:id="33"/>
     </w:p>
     <w:p>
       <w:pPr>
         <w:pStyle w:val="Ttulo2"/>
       </w:pPr>
-      <w:bookmarkStart w:id="33" w:name="_Toc211610935"/>
+      <w:bookmarkStart w:id="34" w:name="_Toc211610935"/>
       <w:r>
         <w:t>III.1 Conclusão</w:t>
       </w:r>
-      <w:bookmarkEnd w:id="33"/>
+      <w:bookmarkEnd w:id="34"/>
     </w:p>
     <w:p/>
     <w:p/>
@@ -9281,11 +9557,11 @@
       <w:pPr>
         <w:pStyle w:val="Ttulo2"/>
       </w:pPr>
-      <w:bookmarkStart w:id="34" w:name="_Toc211610936"/>
+      <w:bookmarkStart w:id="35" w:name="_Toc211610936"/>
       <w:r>
         <w:t>III.2 Sugestões de melhoria</w:t>
       </w:r>
-      <w:bookmarkEnd w:id="34"/>
+      <w:bookmarkEnd w:id="35"/>
     </w:p>
     <w:p>
       <w:pPr>
@@ -9295,14 +9571,14 @@
       <w:r>
         <w:br w:type="page"/>
       </w:r>
-      <w:bookmarkStart w:id="35" w:name="_Toc471979356"/>
-      <w:bookmarkStart w:id="36" w:name="_Toc211610937"/>
+      <w:bookmarkStart w:id="36" w:name="_Toc471979356"/>
+      <w:bookmarkStart w:id="37" w:name="_Toc211610937"/>
       <w:r>
         <w:lastRenderedPageBreak/>
         <w:t>Referências</w:t>
       </w:r>
-      <w:bookmarkEnd w:id="35"/>
       <w:bookmarkEnd w:id="36"/>
+      <w:bookmarkEnd w:id="37"/>
     </w:p>
     <w:p>
       <w:pPr>
@@ -9395,16 +9671,16 @@
           <w:rFonts w:eastAsia="Arial Narrow"/>
         </w:rPr>
       </w:pPr>
-      <w:bookmarkStart w:id="37" w:name="_Toc471979357"/>
-      <w:bookmarkStart w:id="38" w:name="_Toc211610938"/>
+      <w:bookmarkStart w:id="38" w:name="_Toc471979357"/>
+      <w:bookmarkStart w:id="39" w:name="_Toc211610938"/>
       <w:r>
         <w:rPr>
           <w:rFonts w:eastAsia="Arial Narrow"/>
         </w:rPr>
         <w:t>Anexos</w:t>
       </w:r>
-      <w:bookmarkEnd w:id="37"/>
       <w:bookmarkEnd w:id="38"/>
+      <w:bookmarkEnd w:id="39"/>
       <w:r>
         <w:rPr>
           <w:rFonts w:eastAsia="Arial Narrow"/>
@@ -9416,11 +9692,11 @@
       <w:pPr>
         <w:pStyle w:val="Ttulo2"/>
       </w:pPr>
-      <w:bookmarkStart w:id="39" w:name="_Toc211610939"/>
+      <w:bookmarkStart w:id="40" w:name="_Toc211610939"/>
       <w:r>
         <w:t>Opções Estratégicas para o Porto de Sines (2020-2030)</w:t>
       </w:r>
-      <w:bookmarkEnd w:id="39"/>
+      <w:bookmarkEnd w:id="40"/>
     </w:p>
     <w:p>
       <w:pPr>
@@ -9489,7 +9765,7 @@
           <w:color w:val="auto"/>
         </w:rPr>
       </w:pPr>
-      <w:bookmarkStart w:id="40" w:name="_Toc211605332"/>
+      <w:bookmarkStart w:id="41" w:name="_Toc211611357"/>
       <w:r>
         <w:rPr>
           <w:color w:val="auto"/>
@@ -9533,7 +9809,7 @@
         </w:rPr>
         <w:t xml:space="preserve"> - Sistemas Portuários (conectividade)</w:t>
       </w:r>
-      <w:bookmarkEnd w:id="40"/>
+      <w:bookmarkEnd w:id="41"/>
     </w:p>
     <w:p>
       <w:pPr>
@@ -9611,7 +9887,7 @@
           <w:color w:val="auto"/>
         </w:rPr>
       </w:pPr>
-      <w:bookmarkStart w:id="41" w:name="_Toc211605333"/>
+      <w:bookmarkStart w:id="42" w:name="_Toc211611358"/>
       <w:r>
         <w:rPr>
           <w:color w:val="auto"/>
@@ -9655,7 +9931,7 @@
         </w:rPr>
         <w:t xml:space="preserve"> - Sistemas Portuários (comunidade)</w:t>
       </w:r>
-      <w:bookmarkEnd w:id="41"/>
+      <w:bookmarkEnd w:id="42"/>
     </w:p>
     <w:p>
       <w:pPr>
@@ -9746,7 +10022,7 @@
         <w:spacing w:line="276" w:lineRule="auto"/>
         <w:jc w:val="center"/>
       </w:pPr>
-      <w:bookmarkStart w:id="42" w:name="_Toc211605334"/>
+      <w:bookmarkStart w:id="43" w:name="_Toc211611359"/>
       <w:r>
         <w:rPr>
           <w:color w:val="auto"/>
@@ -9790,7 +10066,7 @@
         </w:rPr>
         <w:t xml:space="preserve"> - Iniciativas Estratégicas</w:t>
       </w:r>
-      <w:bookmarkEnd w:id="42"/>
+      <w:bookmarkEnd w:id="43"/>
     </w:p>
     <w:p>
       <w:pPr>
@@ -9860,7 +10136,7 @@
           <w:color w:val="auto"/>
         </w:rPr>
       </w:pPr>
-      <w:bookmarkStart w:id="43" w:name="_Toc211605335"/>
+      <w:bookmarkStart w:id="44" w:name="_Toc211611360"/>
       <w:r>
         <w:rPr>
           <w:color w:val="auto"/>
@@ -9902,9 +10178,23 @@
         <w:rPr>
           <w:color w:val="auto"/>
         </w:rPr>
-        <w:t xml:space="preserve"> - Legacy (riscos estratégicos)</w:t>
-      </w:r>
-      <w:bookmarkEnd w:id="43"/>
+        <w:t xml:space="preserve"> - </w:t>
+      </w:r>
+      <w:proofErr w:type="spellStart"/>
+      <w:r>
+        <w:rPr>
+          <w:color w:val="auto"/>
+        </w:rPr>
+        <w:t>Legacy</w:t>
+      </w:r>
+      <w:proofErr w:type="spellEnd"/>
+      <w:r>
+        <w:rPr>
+          <w:color w:val="auto"/>
+        </w:rPr>
+        <w:t xml:space="preserve"> (riscos estratégicos)</w:t>
+      </w:r>
+      <w:bookmarkEnd w:id="44"/>
     </w:p>
     <w:p>
       <w:pPr>
@@ -9980,7 +10270,7 @@
           <w:color w:val="auto"/>
         </w:rPr>
       </w:pPr>
-      <w:bookmarkStart w:id="44" w:name="_Toc211605336"/>
+      <w:bookmarkStart w:id="45" w:name="_Toc211611361"/>
       <w:r>
         <w:rPr>
           <w:color w:val="auto"/>
@@ -10024,7 +10314,7 @@
         </w:rPr>
         <w:t xml:space="preserve"> - Oportunidades (valor potencial)</w:t>
       </w:r>
-      <w:bookmarkEnd w:id="44"/>
+      <w:bookmarkEnd w:id="45"/>
     </w:p>
     <w:p>
       <w:pPr>
@@ -10088,7 +10378,7 @@
           <w:color w:val="auto"/>
         </w:rPr>
       </w:pPr>
-      <w:bookmarkStart w:id="45" w:name="_Toc211605337"/>
+      <w:bookmarkStart w:id="46" w:name="_Toc211611362"/>
       <w:r>
         <w:rPr>
           <w:color w:val="auto"/>
@@ -10130,9 +10420,23 @@
         <w:rPr>
           <w:color w:val="auto"/>
         </w:rPr>
-        <w:t xml:space="preserve"> - Enablers de competitividade (recursos e competências)</w:t>
-      </w:r>
-      <w:bookmarkEnd w:id="45"/>
+        <w:t xml:space="preserve"> - </w:t>
+      </w:r>
+      <w:proofErr w:type="spellStart"/>
+      <w:r>
+        <w:rPr>
+          <w:color w:val="auto"/>
+        </w:rPr>
+        <w:t>Enablers</w:t>
+      </w:r>
+      <w:proofErr w:type="spellEnd"/>
+      <w:r>
+        <w:rPr>
+          <w:color w:val="auto"/>
+        </w:rPr>
+        <w:t xml:space="preserve"> de competitividade (recursos e competências)</w:t>
+      </w:r>
+      <w:bookmarkEnd w:id="46"/>
     </w:p>
     <w:p/>
     <w:p>
@@ -10221,7 +10525,7 @@
           <w:color w:val="auto"/>
         </w:rPr>
       </w:pPr>
-      <w:bookmarkStart w:id="46" w:name="_Toc211605338"/>
+      <w:bookmarkStart w:id="47" w:name="_Toc211611363"/>
       <w:r>
         <w:rPr>
           <w:color w:val="auto"/>
@@ -10263,7 +10567,21 @@
         <w:rPr>
           <w:color w:val="auto"/>
         </w:rPr>
-        <w:t xml:space="preserve"> - Visão dos Stakeholders (competitividade</w:t>
+        <w:t xml:space="preserve"> - Visão dos </w:t>
+      </w:r>
+      <w:proofErr w:type="spellStart"/>
+      <w:r>
+        <w:rPr>
+          <w:color w:val="auto"/>
+        </w:rPr>
+        <w:t>Stakeholders</w:t>
+      </w:r>
+      <w:proofErr w:type="spellEnd"/>
+      <w:r>
+        <w:rPr>
+          <w:color w:val="auto"/>
+        </w:rPr>
+        <w:t xml:space="preserve"> (competitividade</w:t>
       </w:r>
       <w:r>
         <w:rPr>
@@ -10271,7 +10589,7 @@
         </w:rPr>
         <w:t>)</w:t>
       </w:r>
-      <w:bookmarkEnd w:id="46"/>
+      <w:bookmarkEnd w:id="47"/>
     </w:p>
     <w:p/>
     <w:p>
@@ -10342,7 +10660,7 @@
           <w:color w:val="auto"/>
         </w:rPr>
       </w:pPr>
-      <w:bookmarkStart w:id="47" w:name="_Toc211605339"/>
+      <w:bookmarkStart w:id="48" w:name="_Toc211611364"/>
       <w:r>
         <w:rPr>
           <w:color w:val="auto"/>
@@ -10384,9 +10702,23 @@
         <w:rPr>
           <w:color w:val="auto"/>
         </w:rPr>
-        <w:t xml:space="preserve"> - Visão dos Stakeholders (cooperação)</w:t>
-      </w:r>
-      <w:bookmarkEnd w:id="47"/>
+        <w:t xml:space="preserve"> - Visão dos </w:t>
+      </w:r>
+      <w:proofErr w:type="spellStart"/>
+      <w:r>
+        <w:rPr>
+          <w:color w:val="auto"/>
+        </w:rPr>
+        <w:t>Stakeholders</w:t>
+      </w:r>
+      <w:proofErr w:type="spellEnd"/>
+      <w:r>
+        <w:rPr>
+          <w:color w:val="auto"/>
+        </w:rPr>
+        <w:t xml:space="preserve"> (cooperação)</w:t>
+      </w:r>
+      <w:bookmarkEnd w:id="48"/>
     </w:p>
     <w:p>
       <w:pPr>
@@ -10452,7 +10784,7 @@
         <w:spacing w:line="276" w:lineRule="auto"/>
         <w:jc w:val="center"/>
       </w:pPr>
-      <w:bookmarkStart w:id="48" w:name="_Toc211605340"/>
+      <w:bookmarkStart w:id="49" w:name="_Toc211611365"/>
       <w:r>
         <w:rPr>
           <w:color w:val="auto"/>
@@ -10494,9 +10826,23 @@
         <w:rPr>
           <w:color w:val="auto"/>
         </w:rPr>
-        <w:t xml:space="preserve"> - Visão dos Stakeholders (expectativas)</w:t>
-      </w:r>
-      <w:bookmarkEnd w:id="48"/>
+        <w:t xml:space="preserve"> - Visão dos </w:t>
+      </w:r>
+      <w:proofErr w:type="spellStart"/>
+      <w:r>
+        <w:rPr>
+          <w:color w:val="auto"/>
+        </w:rPr>
+        <w:t>Stakeholders</w:t>
+      </w:r>
+      <w:proofErr w:type="spellEnd"/>
+      <w:r>
+        <w:rPr>
+          <w:color w:val="auto"/>
+        </w:rPr>
+        <w:t xml:space="preserve"> (expectativas)</w:t>
+      </w:r>
+      <w:bookmarkEnd w:id="49"/>
     </w:p>
     <w:p>
       <w:pPr>
@@ -10509,11 +10855,16 @@
       <w:pPr>
         <w:pStyle w:val="Ttulo2"/>
       </w:pPr>
-      <w:bookmarkStart w:id="49" w:name="_Toc211610940"/>
-      <w:r>
-        <w:t>Ligações e Hinterland</w:t>
-      </w:r>
-      <w:bookmarkEnd w:id="49"/>
+      <w:bookmarkStart w:id="50" w:name="_Toc211610940"/>
+      <w:r>
+        <w:t xml:space="preserve">Ligações e </w:t>
+      </w:r>
+      <w:proofErr w:type="spellStart"/>
+      <w:r>
+        <w:t>Hinterland</w:t>
+      </w:r>
+      <w:bookmarkEnd w:id="50"/>
+      <w:proofErr w:type="spellEnd"/>
     </w:p>
     <w:p>
       <w:pPr>
@@ -10602,7 +10953,7 @@
           <w:color w:val="auto"/>
         </w:rPr>
       </w:pPr>
-      <w:bookmarkStart w:id="50" w:name="_Toc211605341"/>
+      <w:bookmarkStart w:id="51" w:name="_Toc211611366"/>
       <w:r>
         <w:rPr>
           <w:color w:val="auto"/>
@@ -10644,7 +10995,21 @@
         <w:rPr>
           <w:color w:val="auto"/>
         </w:rPr>
-        <w:t xml:space="preserve"> - Ligações estratégicas do Porto de Sines: acessos marítimos globais e hinterland ibéric</w:t>
+        <w:t xml:space="preserve"> - Ligações estratégicas do Porto de Sines: acessos marítimos globais e </w:t>
+      </w:r>
+      <w:proofErr w:type="spellStart"/>
+      <w:r>
+        <w:rPr>
+          <w:color w:val="auto"/>
+        </w:rPr>
+        <w:t>hinterland</w:t>
+      </w:r>
+      <w:proofErr w:type="spellEnd"/>
+      <w:r>
+        <w:rPr>
+          <w:color w:val="auto"/>
+        </w:rPr>
+        <w:t xml:space="preserve"> ibéric</w:t>
       </w:r>
       <w:r>
         <w:rPr>
@@ -10652,7 +11017,7 @@
         </w:rPr>
         <w:t>o</w:t>
       </w:r>
-      <w:bookmarkEnd w:id="50"/>
+      <w:bookmarkEnd w:id="51"/>
     </w:p>
     <w:p>
       <w:pPr>
@@ -10687,11 +11052,11 @@
       <w:pPr>
         <w:pStyle w:val="Ttulo2"/>
       </w:pPr>
-      <w:bookmarkStart w:id="51" w:name="_Toc211610941"/>
+      <w:bookmarkStart w:id="52" w:name="_Toc211610941"/>
       <w:r>
         <w:t>Estatísticas</w:t>
       </w:r>
-      <w:bookmarkEnd w:id="51"/>
+      <w:bookmarkEnd w:id="52"/>
     </w:p>
     <w:p>
       <w:pPr>
@@ -10704,7 +11069,7 @@
           <w:szCs w:val="20"/>
         </w:rPr>
       </w:pPr>
-      <w:bookmarkStart w:id="52" w:name="_Toc211610942"/>
+      <w:bookmarkStart w:id="53" w:name="_Toc211610942"/>
       <w:r>
         <w:rPr>
           <w:b/>
@@ -10715,7 +11080,7 @@
         </w:rPr>
         <w:t>Navios</w:t>
       </w:r>
-      <w:bookmarkEnd w:id="52"/>
+      <w:bookmarkEnd w:id="53"/>
     </w:p>
     <w:p>
       <w:pPr>
@@ -10778,7 +11143,7 @@
           <w:color w:val="auto"/>
         </w:rPr>
       </w:pPr>
-      <w:bookmarkStart w:id="53" w:name="_Toc211605342"/>
+      <w:bookmarkStart w:id="54" w:name="_Toc211611367"/>
       <w:r>
         <w:rPr>
           <w:color w:val="auto"/>
@@ -10828,7 +11193,7 @@
         </w:rPr>
         <w:t xml:space="preserve"> (1978-2021)</w:t>
       </w:r>
-      <w:bookmarkEnd w:id="53"/>
+      <w:bookmarkEnd w:id="54"/>
     </w:p>
     <w:p>
       <w:pPr>
@@ -10901,7 +11266,7 @@
           <w:color w:val="auto"/>
         </w:rPr>
       </w:pPr>
-      <w:bookmarkStart w:id="54" w:name="_Toc211605343"/>
+      <w:bookmarkStart w:id="55" w:name="_Toc211611368"/>
       <w:r>
         <w:rPr>
           <w:color w:val="auto"/>
@@ -10951,7 +11316,7 @@
         </w:rPr>
         <w:t xml:space="preserve"> (2000-2021)</w:t>
       </w:r>
-      <w:bookmarkEnd w:id="54"/>
+      <w:bookmarkEnd w:id="55"/>
     </w:p>
     <w:p/>
     <w:p>
@@ -11015,7 +11380,7 @@
           <w:color w:val="auto"/>
         </w:rPr>
       </w:pPr>
-      <w:bookmarkStart w:id="55" w:name="_Toc211605344"/>
+      <w:bookmarkStart w:id="56" w:name="_Toc211611369"/>
       <w:r>
         <w:rPr>
           <w:color w:val="auto"/>
@@ -11065,7 +11430,7 @@
         </w:rPr>
         <w:t xml:space="preserve"> (2000-2021)</w:t>
       </w:r>
-      <w:bookmarkEnd w:id="55"/>
+      <w:bookmarkEnd w:id="56"/>
     </w:p>
     <w:p/>
     <w:p>
@@ -11079,7 +11444,7 @@
           <w:szCs w:val="20"/>
         </w:rPr>
       </w:pPr>
-      <w:bookmarkStart w:id="56" w:name="_Toc211610943"/>
+      <w:bookmarkStart w:id="57" w:name="_Toc211610943"/>
       <w:r>
         <w:rPr>
           <w:b/>
@@ -11091,7 +11456,7 @@
         <w:lastRenderedPageBreak/>
         <w:t>Mercadorias</w:t>
       </w:r>
-      <w:bookmarkEnd w:id="56"/>
+      <w:bookmarkEnd w:id="57"/>
     </w:p>
     <w:p>
       <w:pPr>
@@ -11160,7 +11525,7 @@
           <w:color w:val="auto"/>
         </w:rPr>
       </w:pPr>
-      <w:bookmarkStart w:id="57" w:name="_Toc211605345"/>
+      <w:bookmarkStart w:id="58" w:name="_Toc211611370"/>
       <w:r>
         <w:rPr>
           <w:color w:val="auto"/>
@@ -11210,7 +11575,7 @@
         </w:rPr>
         <w:t xml:space="preserve"> (1978-2021)</w:t>
       </w:r>
-      <w:bookmarkEnd w:id="57"/>
+      <w:bookmarkEnd w:id="58"/>
     </w:p>
     <w:p>
       <w:pPr>
@@ -11279,7 +11644,7 @@
           <w:color w:val="auto"/>
         </w:rPr>
       </w:pPr>
-      <w:bookmarkStart w:id="58" w:name="_Toc211605346"/>
+      <w:bookmarkStart w:id="59" w:name="_Toc211611371"/>
       <w:r>
         <w:rPr>
           <w:color w:val="auto"/>
@@ -11323,7 +11688,7 @@
         </w:rPr>
         <w:t xml:space="preserve"> - Evolução das mercadorias movimentadas no Porto de Faro (2000-2021)</w:t>
       </w:r>
-      <w:bookmarkEnd w:id="58"/>
+      <w:bookmarkEnd w:id="59"/>
       <w:r>
         <w:rPr>
           <w:color w:val="auto"/>
@@ -11399,7 +11764,7 @@
           <w:color w:val="auto"/>
         </w:rPr>
       </w:pPr>
-      <w:bookmarkStart w:id="59" w:name="_Toc211605347"/>
+      <w:bookmarkStart w:id="60" w:name="_Toc211611372"/>
       <w:r>
         <w:rPr>
           <w:color w:val="auto"/>
@@ -11443,7 +11808,7 @@
         </w:rPr>
         <w:t xml:space="preserve"> - Evolução das mercadorias movimentadas no Porto de Portimão (2000-2021)</w:t>
       </w:r>
-      <w:bookmarkEnd w:id="59"/>
+      <w:bookmarkEnd w:id="60"/>
     </w:p>
     <w:p>
       <w:pPr>
@@ -11488,7 +11853,7 @@
           <w:szCs w:val="20"/>
         </w:rPr>
       </w:pPr>
-      <w:bookmarkStart w:id="60" w:name="_Toc211610944"/>
+      <w:bookmarkStart w:id="61" w:name="_Toc211610944"/>
       <w:r>
         <w:rPr>
           <w:b/>
@@ -11500,7 +11865,7 @@
         <w:lastRenderedPageBreak/>
         <w:t>Passageiros</w:t>
       </w:r>
-      <w:bookmarkEnd w:id="60"/>
+      <w:bookmarkEnd w:id="61"/>
     </w:p>
     <w:p>
       <w:pPr>
@@ -11588,7 +11953,7 @@
           <w:color w:val="auto"/>
         </w:rPr>
       </w:pPr>
-      <w:bookmarkStart w:id="61" w:name="_Toc211605348"/>
+      <w:bookmarkStart w:id="62" w:name="_Toc211611373"/>
       <w:r>
         <w:rPr>
           <w:color w:val="auto"/>
@@ -11656,7 +12021,7 @@
         </w:rPr>
         <w:t xml:space="preserve"> de passageiros no Porto de Portimão (2004-2020)</w:t>
       </w:r>
-      <w:bookmarkEnd w:id="61"/>
+      <w:bookmarkEnd w:id="62"/>
     </w:p>
     <w:p>
       <w:pPr>
@@ -16914,6 +17279,7 @@
   <w:style w:type="character" w:default="1" w:styleId="Tipodeletrapredefinidodopargrafo">
     <w:name w:val="Default Paragraph Font"/>
     <w:uiPriority w:val="1"/>
+    <w:semiHidden/>
     <w:unhideWhenUsed/>
   </w:style>
   <w:style w:type="table" w:default="1" w:styleId="Tabelanormal">
@@ -17787,12 +18153,7 @@
 </file>
 
 <file path=customXml/item2.xml><?xml version="1.0" encoding="utf-8"?>
-<?mso-contentType ?>
-<FormTemplates xmlns="http://schemas.microsoft.com/sharepoint/v3/contenttype/forms">
-  <Display>DocumentLibraryForm</Display>
-  <Edit>DocumentLibraryForm</Edit>
-  <New>DocumentLibraryForm</New>
-</FormTemplates>
+<b:Sources xmlns:b="http://schemas.openxmlformats.org/officeDocument/2006/bibliography" xmlns="http://schemas.openxmlformats.org/officeDocument/2006/bibliography" SelectedStyle="\APA.XSL" StyleName="APA"/>
 </file>
 
 <file path=customXml/item3.xml><?xml version="1.0" encoding="utf-8"?>
@@ -17958,7 +18319,12 @@
 </file>
 
 <file path=customXml/item4.xml><?xml version="1.0" encoding="utf-8"?>
-<b:Sources xmlns:b="http://schemas.openxmlformats.org/officeDocument/2006/bibliography" xmlns="http://schemas.openxmlformats.org/officeDocument/2006/bibliography" SelectedStyle="\APA.XSL" StyleName="APA"/>
+<?mso-contentType ?>
+<FormTemplates xmlns="http://schemas.microsoft.com/sharepoint/v3/contenttype/forms">
+  <Display>DocumentLibraryForm</Display>
+  <Edit>DocumentLibraryForm</Edit>
+  <New>DocumentLibraryForm</New>
+</FormTemplates>
 </file>
 
 <file path=customXml/itemProps1.xml><?xml version="1.0" encoding="utf-8"?>
@@ -17972,9 +18338,9 @@
 </file>
 
 <file path=customXml/itemProps2.xml><?xml version="1.0" encoding="utf-8"?>
-<ds:datastoreItem xmlns:ds="http://schemas.openxmlformats.org/officeDocument/2006/customXml" ds:itemID="{A8BEE9C3-75AD-4607-B106-1B44B05722EA}">
+<ds:datastoreItem xmlns:ds="http://schemas.openxmlformats.org/officeDocument/2006/customXml" ds:itemID="{9C46D67E-02BF-4E37-8EF1-2391CC03D27F}">
   <ds:schemaRefs>
-    <ds:schemaRef ds:uri="http://schemas.microsoft.com/sharepoint/v3/contenttype/forms"/>
+    <ds:schemaRef ds:uri="http://schemas.openxmlformats.org/officeDocument/2006/bibliography"/>
   </ds:schemaRefs>
 </ds:datastoreItem>
 </file>
@@ -17998,9 +18364,9 @@
 </file>
 
 <file path=customXml/itemProps4.xml><?xml version="1.0" encoding="utf-8"?>
-<ds:datastoreItem xmlns:ds="http://schemas.openxmlformats.org/officeDocument/2006/customXml" ds:itemID="{9C46D67E-02BF-4E37-8EF1-2391CC03D27F}">
+<ds:datastoreItem xmlns:ds="http://schemas.openxmlformats.org/officeDocument/2006/customXml" ds:itemID="{A8BEE9C3-75AD-4607-B106-1B44B05722EA}">
   <ds:schemaRefs>
-    <ds:schemaRef ds:uri="http://schemas.openxmlformats.org/officeDocument/2006/bibliography"/>
+    <ds:schemaRef ds:uri="http://schemas.microsoft.com/sharepoint/v3/contenttype/forms"/>
   </ds:schemaRefs>
 </ds:datastoreItem>
 </file>
--- a/docs/client_analysis/report_APS.docx
+++ b/docs/client_analysis/report_APS.docx
@@ -614,7 +614,7 @@
           <w:r>
             <w:fldChar w:fldCharType="separate"/>
           </w:r>
-          <w:hyperlink w:anchor="_Toc211610907" w:history="1">
+          <w:hyperlink w:anchor="_Toc211616092" w:history="1">
             <w:r>
               <w:rPr>
                 <w:rStyle w:val="Hiperligao"/>
@@ -642,7 +642,7 @@
                 <w:noProof/>
                 <w:webHidden/>
               </w:rPr>
-              <w:instrText xml:space="preserve"> PAGEREF _Toc211610907 \h </w:instrText>
+              <w:instrText xml:space="preserve"> PAGEREF _Toc211616092 \h </w:instrText>
             </w:r>
             <w:r>
               <w:rPr>
@@ -687,7 +687,7 @@
               <w14:ligatures w14:val="standardContextual"/>
             </w:rPr>
           </w:pPr>
-          <w:hyperlink w:anchor="_Toc211610908" w:history="1">
+          <w:hyperlink w:anchor="_Toc211616093" w:history="1">
             <w:r>
               <w:rPr>
                 <w:rStyle w:val="Hiperligao"/>
@@ -715,7 +715,7 @@
                 <w:noProof/>
                 <w:webHidden/>
               </w:rPr>
-              <w:instrText xml:space="preserve"> PAGEREF _Toc211610908 \h </w:instrText>
+              <w:instrText xml:space="preserve"> PAGEREF _Toc211616093 \h </w:instrText>
             </w:r>
             <w:r>
               <w:rPr>
@@ -760,7 +760,7 @@
               <w14:ligatures w14:val="standardContextual"/>
             </w:rPr>
           </w:pPr>
-          <w:hyperlink w:anchor="_Toc211610909" w:history="1">
+          <w:hyperlink w:anchor="_Toc211616094" w:history="1">
             <w:r>
               <w:rPr>
                 <w:rStyle w:val="Hiperligao"/>
@@ -787,7 +787,7 @@
                 <w:noProof/>
                 <w:webHidden/>
               </w:rPr>
-              <w:instrText xml:space="preserve"> PAGEREF _Toc211610909 \h </w:instrText>
+              <w:instrText xml:space="preserve"> PAGEREF _Toc211616094 \h </w:instrText>
             </w:r>
             <w:r>
               <w:rPr>
@@ -832,7 +832,7 @@
               <w14:ligatures w14:val="standardContextual"/>
             </w:rPr>
           </w:pPr>
-          <w:hyperlink w:anchor="_Toc211610910" w:history="1">
+          <w:hyperlink w:anchor="_Toc211616095" w:history="1">
             <w:r>
               <w:rPr>
                 <w:rStyle w:val="Hiperligao"/>
@@ -859,7 +859,7 @@
                 <w:noProof/>
                 <w:webHidden/>
               </w:rPr>
-              <w:instrText xml:space="preserve"> PAGEREF _Toc211610910 \h </w:instrText>
+              <w:instrText xml:space="preserve"> PAGEREF _Toc211616095 \h </w:instrText>
             </w:r>
             <w:r>
               <w:rPr>
@@ -904,7 +904,7 @@
               <w14:ligatures w14:val="standardContextual"/>
             </w:rPr>
           </w:pPr>
-          <w:hyperlink w:anchor="_Toc211610911" w:history="1">
+          <w:hyperlink w:anchor="_Toc211616096" w:history="1">
             <w:r>
               <w:rPr>
                 <w:rStyle w:val="Hiperligao"/>
@@ -931,7 +931,7 @@
                 <w:noProof/>
                 <w:webHidden/>
               </w:rPr>
-              <w:instrText xml:space="preserve"> PAGEREF _Toc211610911 \h </w:instrText>
+              <w:instrText xml:space="preserve"> PAGEREF _Toc211616096 \h </w:instrText>
             </w:r>
             <w:r>
               <w:rPr>
@@ -976,7 +976,7 @@
               <w14:ligatures w14:val="standardContextual"/>
             </w:rPr>
           </w:pPr>
-          <w:hyperlink w:anchor="_Toc211610912" w:history="1">
+          <w:hyperlink w:anchor="_Toc211616097" w:history="1">
             <w:r>
               <w:rPr>
                 <w:rStyle w:val="Hiperligao"/>
@@ -1005,7 +1005,7 @@
                 <w:noProof/>
                 <w:webHidden/>
               </w:rPr>
-              <w:instrText xml:space="preserve"> PAGEREF _Toc211610912 \h </w:instrText>
+              <w:instrText xml:space="preserve"> PAGEREF _Toc211616097 \h </w:instrText>
             </w:r>
             <w:r>
               <w:rPr>
@@ -1050,7 +1050,7 @@
               <w14:ligatures w14:val="standardContextual"/>
             </w:rPr>
           </w:pPr>
-          <w:hyperlink w:anchor="_Toc211610913" w:history="1">
+          <w:hyperlink w:anchor="_Toc211616098" w:history="1">
             <w:r>
               <w:rPr>
                 <w:rStyle w:val="Hiperligao"/>
@@ -1079,7 +1079,7 @@
                 <w:noProof/>
                 <w:webHidden/>
               </w:rPr>
-              <w:instrText xml:space="preserve"> PAGEREF _Toc211610913 \h </w:instrText>
+              <w:instrText xml:space="preserve"> PAGEREF _Toc211616098 \h </w:instrText>
             </w:r>
             <w:r>
               <w:rPr>
@@ -1124,7 +1124,7 @@
               <w14:ligatures w14:val="standardContextual"/>
             </w:rPr>
           </w:pPr>
-          <w:hyperlink w:anchor="_Toc211610914" w:history="1">
+          <w:hyperlink w:anchor="_Toc211616099" w:history="1">
             <w:r>
               <w:rPr>
                 <w:rStyle w:val="Hiperligao"/>
@@ -1153,7 +1153,7 @@
                 <w:noProof/>
                 <w:webHidden/>
               </w:rPr>
-              <w:instrText xml:space="preserve"> PAGEREF _Toc211610914 \h </w:instrText>
+              <w:instrText xml:space="preserve"> PAGEREF _Toc211616099 \h </w:instrText>
             </w:r>
             <w:r>
               <w:rPr>
@@ -1198,7 +1198,7 @@
               <w14:ligatures w14:val="standardContextual"/>
             </w:rPr>
           </w:pPr>
-          <w:hyperlink w:anchor="_Toc211610915" w:history="1">
+          <w:hyperlink w:anchor="_Toc211616100" w:history="1">
             <w:r>
               <w:rPr>
                 <w:rStyle w:val="Hiperligao"/>
@@ -1227,7 +1227,7 @@
                 <w:noProof/>
                 <w:webHidden/>
               </w:rPr>
-              <w:instrText xml:space="preserve"> PAGEREF _Toc211610915 \h </w:instrText>
+              <w:instrText xml:space="preserve"> PAGEREF _Toc211616100 \h </w:instrText>
             </w:r>
             <w:r>
               <w:rPr>
@@ -1272,7 +1272,7 @@
               <w14:ligatures w14:val="standardContextual"/>
             </w:rPr>
           </w:pPr>
-          <w:hyperlink w:anchor="_Toc211610916" w:history="1">
+          <w:hyperlink w:anchor="_Toc211616101" w:history="1">
             <w:r>
               <w:rPr>
                 <w:rStyle w:val="Hiperligao"/>
@@ -1301,7 +1301,7 @@
                 <w:noProof/>
                 <w:webHidden/>
               </w:rPr>
-              <w:instrText xml:space="preserve"> PAGEREF _Toc211610916 \h </w:instrText>
+              <w:instrText xml:space="preserve"> PAGEREF _Toc211616101 \h </w:instrText>
             </w:r>
             <w:r>
               <w:rPr>
@@ -1346,7 +1346,7 @@
               <w14:ligatures w14:val="standardContextual"/>
             </w:rPr>
           </w:pPr>
-          <w:hyperlink w:anchor="_Toc211610917" w:history="1">
+          <w:hyperlink w:anchor="_Toc211616102" w:history="1">
             <w:r>
               <w:rPr>
                 <w:rStyle w:val="Hiperligao"/>
@@ -1373,7 +1373,7 @@
                 <w:noProof/>
                 <w:webHidden/>
               </w:rPr>
-              <w:instrText xml:space="preserve"> PAGEREF _Toc211610917 \h </w:instrText>
+              <w:instrText xml:space="preserve"> PAGEREF _Toc211616102 \h </w:instrText>
             </w:r>
             <w:r>
               <w:rPr>
@@ -1418,7 +1418,7 @@
               <w14:ligatures w14:val="standardContextual"/>
             </w:rPr>
           </w:pPr>
-          <w:hyperlink w:anchor="_Toc211610918" w:history="1">
+          <w:hyperlink w:anchor="_Toc211616103" w:history="1">
             <w:r>
               <w:rPr>
                 <w:rStyle w:val="Hiperligao"/>
@@ -1445,7 +1445,7 @@
                 <w:noProof/>
                 <w:webHidden/>
               </w:rPr>
-              <w:instrText xml:space="preserve"> PAGEREF _Toc211610918 \h </w:instrText>
+              <w:instrText xml:space="preserve"> PAGEREF _Toc211616103 \h </w:instrText>
             </w:r>
             <w:r>
               <w:rPr>
@@ -1465,7 +1465,7 @@
                 <w:noProof/>
                 <w:webHidden/>
               </w:rPr>
-              <w:t>10</w:t>
+              <w:t>9</w:t>
             </w:r>
             <w:r>
               <w:rPr>
@@ -1490,7 +1490,7 @@
               <w14:ligatures w14:val="standardContextual"/>
             </w:rPr>
           </w:pPr>
-          <w:hyperlink w:anchor="_Toc211610919" w:history="1">
+          <w:hyperlink w:anchor="_Toc211616104" w:history="1">
             <w:r>
               <w:rPr>
                 <w:rStyle w:val="Hiperligao"/>
@@ -1517,7 +1517,7 @@
                 <w:noProof/>
                 <w:webHidden/>
               </w:rPr>
-              <w:instrText xml:space="preserve"> PAGEREF _Toc211610919 \h </w:instrText>
+              <w:instrText xml:space="preserve"> PAGEREF _Toc211616104 \h </w:instrText>
             </w:r>
             <w:r>
               <w:rPr>
@@ -1537,7 +1537,7 @@
                 <w:noProof/>
                 <w:webHidden/>
               </w:rPr>
-              <w:t>10</w:t>
+              <w:t>9</w:t>
             </w:r>
             <w:r>
               <w:rPr>
@@ -1562,7 +1562,7 @@
               <w14:ligatures w14:val="standardContextual"/>
             </w:rPr>
           </w:pPr>
-          <w:hyperlink w:anchor="_Toc211610920" w:history="1">
+          <w:hyperlink w:anchor="_Toc211616105" w:history="1">
             <w:r>
               <w:rPr>
                 <w:rStyle w:val="Hiperligao"/>
@@ -1591,7 +1591,7 @@
                 <w:noProof/>
                 <w:webHidden/>
               </w:rPr>
-              <w:instrText xml:space="preserve"> PAGEREF _Toc211610920 \h </w:instrText>
+              <w:instrText xml:space="preserve"> PAGEREF _Toc211616105 \h </w:instrText>
             </w:r>
             <w:r>
               <w:rPr>
@@ -1611,7 +1611,7 @@
                 <w:noProof/>
                 <w:webHidden/>
               </w:rPr>
-              <w:t>10</w:t>
+              <w:t>9</w:t>
             </w:r>
             <w:r>
               <w:rPr>
@@ -1636,7 +1636,7 @@
               <w14:ligatures w14:val="standardContextual"/>
             </w:rPr>
           </w:pPr>
-          <w:hyperlink w:anchor="_Toc211610921" w:history="1">
+          <w:hyperlink w:anchor="_Toc211616106" w:history="1">
             <w:r>
               <w:rPr>
                 <w:rStyle w:val="Hiperligao"/>
@@ -1665,7 +1665,7 @@
                 <w:noProof/>
                 <w:webHidden/>
               </w:rPr>
-              <w:instrText xml:space="preserve"> PAGEREF _Toc211610921 \h </w:instrText>
+              <w:instrText xml:space="preserve"> PAGEREF _Toc211616106 \h </w:instrText>
             </w:r>
             <w:r>
               <w:rPr>
@@ -1685,7 +1685,7 @@
                 <w:noProof/>
                 <w:webHidden/>
               </w:rPr>
-              <w:t>11</w:t>
+              <w:t>10</w:t>
             </w:r>
             <w:r>
               <w:rPr>
@@ -1710,7 +1710,7 @@
               <w14:ligatures w14:val="standardContextual"/>
             </w:rPr>
           </w:pPr>
-          <w:hyperlink w:anchor="_Toc211610922" w:history="1">
+          <w:hyperlink w:anchor="_Toc211616107" w:history="1">
             <w:r>
               <w:rPr>
                 <w:rStyle w:val="Hiperligao"/>
@@ -1737,7 +1737,7 @@
                 <w:noProof/>
                 <w:webHidden/>
               </w:rPr>
-              <w:instrText xml:space="preserve"> PAGEREF _Toc211610922 \h </w:instrText>
+              <w:instrText xml:space="preserve"> PAGEREF _Toc211616107 \h </w:instrText>
             </w:r>
             <w:r>
               <w:rPr>
@@ -1757,7 +1757,7 @@
                 <w:noProof/>
                 <w:webHidden/>
               </w:rPr>
-              <w:t>12</w:t>
+              <w:t>11</w:t>
             </w:r>
             <w:r>
               <w:rPr>
@@ -1782,7 +1782,7 @@
               <w14:ligatures w14:val="standardContextual"/>
             </w:rPr>
           </w:pPr>
-          <w:hyperlink w:anchor="_Toc211610923" w:history="1">
+          <w:hyperlink w:anchor="_Toc211616108" w:history="1">
             <w:r>
               <w:rPr>
                 <w:rStyle w:val="Hiperligao"/>
@@ -1811,7 +1811,7 @@
                 <w:noProof/>
                 <w:webHidden/>
               </w:rPr>
-              <w:instrText xml:space="preserve"> PAGEREF _Toc211610923 \h </w:instrText>
+              <w:instrText xml:space="preserve"> PAGEREF _Toc211616108 \h </w:instrText>
             </w:r>
             <w:r>
               <w:rPr>
@@ -1831,7 +1831,7 @@
                 <w:noProof/>
                 <w:webHidden/>
               </w:rPr>
-              <w:t>13</w:t>
+              <w:t>12</w:t>
             </w:r>
             <w:r>
               <w:rPr>
@@ -1856,7 +1856,7 @@
               <w14:ligatures w14:val="standardContextual"/>
             </w:rPr>
           </w:pPr>
-          <w:hyperlink w:anchor="_Toc211610924" w:history="1">
+          <w:hyperlink w:anchor="_Toc211616109" w:history="1">
             <w:r>
               <w:rPr>
                 <w:rStyle w:val="Hiperligao"/>
@@ -1885,7 +1885,7 @@
                 <w:noProof/>
                 <w:webHidden/>
               </w:rPr>
-              <w:instrText xml:space="preserve"> PAGEREF _Toc211610924 \h </w:instrText>
+              <w:instrText xml:space="preserve"> PAGEREF _Toc211616109 \h </w:instrText>
             </w:r>
             <w:r>
               <w:rPr>
@@ -1905,7 +1905,7 @@
                 <w:noProof/>
                 <w:webHidden/>
               </w:rPr>
-              <w:t>13</w:t>
+              <w:t>12</w:t>
             </w:r>
             <w:r>
               <w:rPr>
@@ -1930,7 +1930,7 @@
               <w14:ligatures w14:val="standardContextual"/>
             </w:rPr>
           </w:pPr>
-          <w:hyperlink w:anchor="_Toc211610925" w:history="1">
+          <w:hyperlink w:anchor="_Toc211616110" w:history="1">
             <w:r>
               <w:rPr>
                 <w:rStyle w:val="Hiperligao"/>
@@ -1959,7 +1959,7 @@
                 <w:noProof/>
                 <w:webHidden/>
               </w:rPr>
-              <w:instrText xml:space="preserve"> PAGEREF _Toc211610925 \h </w:instrText>
+              <w:instrText xml:space="preserve"> PAGEREF _Toc211616110 \h </w:instrText>
             </w:r>
             <w:r>
               <w:rPr>
@@ -1979,7 +1979,7 @@
                 <w:noProof/>
                 <w:webHidden/>
               </w:rPr>
-              <w:t>14</w:t>
+              <w:t>13</w:t>
             </w:r>
             <w:r>
               <w:rPr>
@@ -2004,7 +2004,7 @@
               <w14:ligatures w14:val="standardContextual"/>
             </w:rPr>
           </w:pPr>
-          <w:hyperlink w:anchor="_Toc211610926" w:history="1">
+          <w:hyperlink w:anchor="_Toc211616111" w:history="1">
             <w:r>
               <w:rPr>
                 <w:rStyle w:val="Hiperligao"/>
@@ -2033,7 +2033,7 @@
                 <w:noProof/>
                 <w:webHidden/>
               </w:rPr>
-              <w:instrText xml:space="preserve"> PAGEREF _Toc211610926 \h </w:instrText>
+              <w:instrText xml:space="preserve"> PAGEREF _Toc211616111 \h </w:instrText>
             </w:r>
             <w:r>
               <w:rPr>
@@ -2053,7 +2053,7 @@
                 <w:noProof/>
                 <w:webHidden/>
               </w:rPr>
-              <w:t>15</w:t>
+              <w:t>14</w:t>
             </w:r>
             <w:r>
               <w:rPr>
@@ -2078,7 +2078,7 @@
               <w14:ligatures w14:val="standardContextual"/>
             </w:rPr>
           </w:pPr>
-          <w:hyperlink w:anchor="_Toc211610927" w:history="1">
+          <w:hyperlink w:anchor="_Toc211616112" w:history="1">
             <w:r>
               <w:rPr>
                 <w:rStyle w:val="Hiperligao"/>
@@ -2105,7 +2105,7 @@
                 <w:noProof/>
                 <w:webHidden/>
               </w:rPr>
-              <w:instrText xml:space="preserve"> PAGEREF _Toc211610927 \h </w:instrText>
+              <w:instrText xml:space="preserve"> PAGEREF _Toc211616112 \h </w:instrText>
             </w:r>
             <w:r>
               <w:rPr>
@@ -2125,7 +2125,7 @@
                 <w:noProof/>
                 <w:webHidden/>
               </w:rPr>
-              <w:t>17</w:t>
+              <w:t>16</w:t>
             </w:r>
             <w:r>
               <w:rPr>
@@ -2150,7 +2150,7 @@
               <w14:ligatures w14:val="standardContextual"/>
             </w:rPr>
           </w:pPr>
-          <w:hyperlink w:anchor="_Toc211610928" w:history="1">
+          <w:hyperlink w:anchor="_Toc211616113" w:history="1">
             <w:r>
               <w:rPr>
                 <w:rStyle w:val="Hiperligao"/>
@@ -2177,7 +2177,7 @@
                 <w:noProof/>
                 <w:webHidden/>
               </w:rPr>
-              <w:instrText xml:space="preserve"> PAGEREF _Toc211610928 \h </w:instrText>
+              <w:instrText xml:space="preserve"> PAGEREF _Toc211616113 \h </w:instrText>
             </w:r>
             <w:r>
               <w:rPr>
@@ -2197,7 +2197,7 @@
                 <w:noProof/>
                 <w:webHidden/>
               </w:rPr>
-              <w:t>17</w:t>
+              <w:t>16</w:t>
             </w:r>
             <w:r>
               <w:rPr>
@@ -2222,7 +2222,7 @@
               <w14:ligatures w14:val="standardContextual"/>
             </w:rPr>
           </w:pPr>
-          <w:hyperlink w:anchor="_Toc211610929" w:history="1">
+          <w:hyperlink w:anchor="_Toc211616114" w:history="1">
             <w:r>
               <w:rPr>
                 <w:rStyle w:val="Hiperligao"/>
@@ -2249,7 +2249,7 @@
                 <w:noProof/>
                 <w:webHidden/>
               </w:rPr>
-              <w:instrText xml:space="preserve"> PAGEREF _Toc211610929 \h </w:instrText>
+              <w:instrText xml:space="preserve"> PAGEREF _Toc211616114 \h </w:instrText>
             </w:r>
             <w:r>
               <w:rPr>
@@ -2269,7 +2269,7 @@
                 <w:noProof/>
                 <w:webHidden/>
               </w:rPr>
-              <w:t>17</w:t>
+              <w:t>16</w:t>
             </w:r>
             <w:r>
               <w:rPr>
@@ -2294,7 +2294,7 @@
               <w14:ligatures w14:val="standardContextual"/>
             </w:rPr>
           </w:pPr>
-          <w:hyperlink w:anchor="_Toc211610930" w:history="1">
+          <w:hyperlink w:anchor="_Toc211616115" w:history="1">
             <w:r>
               <w:rPr>
                 <w:rStyle w:val="Hiperligao"/>
@@ -2321,7 +2321,7 @@
                 <w:noProof/>
                 <w:webHidden/>
               </w:rPr>
-              <w:instrText xml:space="preserve"> PAGEREF _Toc211610930 \h </w:instrText>
+              <w:instrText xml:space="preserve"> PAGEREF _Toc211616115 \h </w:instrText>
             </w:r>
             <w:r>
               <w:rPr>
@@ -2341,7 +2341,7 @@
                 <w:noProof/>
                 <w:webHidden/>
               </w:rPr>
-              <w:t>17</w:t>
+              <w:t>16</w:t>
             </w:r>
             <w:r>
               <w:rPr>
@@ -2366,7 +2366,7 @@
               <w14:ligatures w14:val="standardContextual"/>
             </w:rPr>
           </w:pPr>
-          <w:hyperlink w:anchor="_Toc211610931" w:history="1">
+          <w:hyperlink w:anchor="_Toc211616116" w:history="1">
             <w:r>
               <w:rPr>
                 <w:rStyle w:val="Hiperligao"/>
@@ -2393,7 +2393,7 @@
                 <w:noProof/>
                 <w:webHidden/>
               </w:rPr>
-              <w:instrText xml:space="preserve"> PAGEREF _Toc211610931 \h </w:instrText>
+              <w:instrText xml:space="preserve"> PAGEREF _Toc211616116 \h </w:instrText>
             </w:r>
             <w:r>
               <w:rPr>
@@ -2413,7 +2413,7 @@
                 <w:noProof/>
                 <w:webHidden/>
               </w:rPr>
-              <w:t>17</w:t>
+              <w:t>16</w:t>
             </w:r>
             <w:r>
               <w:rPr>
@@ -2438,7 +2438,7 @@
               <w14:ligatures w14:val="standardContextual"/>
             </w:rPr>
           </w:pPr>
-          <w:hyperlink w:anchor="_Toc211610932" w:history="1">
+          <w:hyperlink w:anchor="_Toc211616117" w:history="1">
             <w:r>
               <w:rPr>
                 <w:rStyle w:val="Hiperligao"/>
@@ -2465,7 +2465,7 @@
                 <w:noProof/>
                 <w:webHidden/>
               </w:rPr>
-              <w:instrText xml:space="preserve"> PAGEREF _Toc211610932 \h </w:instrText>
+              <w:instrText xml:space="preserve"> PAGEREF _Toc211616117 \h </w:instrText>
             </w:r>
             <w:r>
               <w:rPr>
@@ -2485,7 +2485,7 @@
                 <w:noProof/>
                 <w:webHidden/>
               </w:rPr>
-              <w:t>17</w:t>
+              <w:t>16</w:t>
             </w:r>
             <w:r>
               <w:rPr>
@@ -2510,7 +2510,7 @@
               <w14:ligatures w14:val="standardContextual"/>
             </w:rPr>
           </w:pPr>
-          <w:hyperlink w:anchor="_Toc211610933" w:history="1">
+          <w:hyperlink w:anchor="_Toc211616118" w:history="1">
             <w:r>
               <w:rPr>
                 <w:rStyle w:val="Hiperligao"/>
@@ -2537,7 +2537,7 @@
                 <w:noProof/>
                 <w:webHidden/>
               </w:rPr>
-              <w:instrText xml:space="preserve"> PAGEREF _Toc211610933 \h </w:instrText>
+              <w:instrText xml:space="preserve"> PAGEREF _Toc211616118 \h </w:instrText>
             </w:r>
             <w:r>
               <w:rPr>
@@ -2557,7 +2557,7 @@
                 <w:noProof/>
                 <w:webHidden/>
               </w:rPr>
-              <w:t>17</w:t>
+              <w:t>16</w:t>
             </w:r>
             <w:r>
               <w:rPr>
@@ -2582,7 +2582,7 @@
               <w14:ligatures w14:val="standardContextual"/>
             </w:rPr>
           </w:pPr>
-          <w:hyperlink w:anchor="_Toc211610934" w:history="1">
+          <w:hyperlink w:anchor="_Toc211616119" w:history="1">
             <w:r>
               <w:rPr>
                 <w:rStyle w:val="Hiperligao"/>
@@ -2609,7 +2609,7 @@
                 <w:noProof/>
                 <w:webHidden/>
               </w:rPr>
-              <w:instrText xml:space="preserve"> PAGEREF _Toc211610934 \h </w:instrText>
+              <w:instrText xml:space="preserve"> PAGEREF _Toc211616119 \h </w:instrText>
             </w:r>
             <w:r>
               <w:rPr>
@@ -2629,7 +2629,7 @@
                 <w:noProof/>
                 <w:webHidden/>
               </w:rPr>
-              <w:t>18</w:t>
+              <w:t>17</w:t>
             </w:r>
             <w:r>
               <w:rPr>
@@ -2654,7 +2654,7 @@
               <w14:ligatures w14:val="standardContextual"/>
             </w:rPr>
           </w:pPr>
-          <w:hyperlink w:anchor="_Toc211610935" w:history="1">
+          <w:hyperlink w:anchor="_Toc211616120" w:history="1">
             <w:r>
               <w:rPr>
                 <w:rStyle w:val="Hiperligao"/>
@@ -2681,7 +2681,7 @@
                 <w:noProof/>
                 <w:webHidden/>
               </w:rPr>
-              <w:instrText xml:space="preserve"> PAGEREF _Toc211610935 \h </w:instrText>
+              <w:instrText xml:space="preserve"> PAGEREF _Toc211616120 \h </w:instrText>
             </w:r>
             <w:r>
               <w:rPr>
@@ -2701,7 +2701,7 @@
                 <w:noProof/>
                 <w:webHidden/>
               </w:rPr>
-              <w:t>18</w:t>
+              <w:t>17</w:t>
             </w:r>
             <w:r>
               <w:rPr>
@@ -2726,7 +2726,7 @@
               <w14:ligatures w14:val="standardContextual"/>
             </w:rPr>
           </w:pPr>
-          <w:hyperlink w:anchor="_Toc211610936" w:history="1">
+          <w:hyperlink w:anchor="_Toc211616121" w:history="1">
             <w:r>
               <w:rPr>
                 <w:rStyle w:val="Hiperligao"/>
@@ -2753,7 +2753,7 @@
                 <w:noProof/>
                 <w:webHidden/>
               </w:rPr>
-              <w:instrText xml:space="preserve"> PAGEREF _Toc211610936 \h </w:instrText>
+              <w:instrText xml:space="preserve"> PAGEREF _Toc211616121 \h </w:instrText>
             </w:r>
             <w:r>
               <w:rPr>
@@ -2773,7 +2773,7 @@
                 <w:noProof/>
                 <w:webHidden/>
               </w:rPr>
-              <w:t>18</w:t>
+              <w:t>17</w:t>
             </w:r>
             <w:r>
               <w:rPr>
@@ -2798,7 +2798,7 @@
               <w14:ligatures w14:val="standardContextual"/>
             </w:rPr>
           </w:pPr>
-          <w:hyperlink w:anchor="_Toc211610937" w:history="1">
+          <w:hyperlink w:anchor="_Toc211616122" w:history="1">
             <w:r>
               <w:rPr>
                 <w:rStyle w:val="Hiperligao"/>
@@ -2825,7 +2825,7 @@
                 <w:noProof/>
                 <w:webHidden/>
               </w:rPr>
-              <w:instrText xml:space="preserve"> PAGEREF _Toc211610937 \h </w:instrText>
+              <w:instrText xml:space="preserve"> PAGEREF _Toc211616122 \h </w:instrText>
             </w:r>
             <w:r>
               <w:rPr>
@@ -2845,7 +2845,7 @@
                 <w:noProof/>
                 <w:webHidden/>
               </w:rPr>
-              <w:t>19</w:t>
+              <w:t>18</w:t>
             </w:r>
             <w:r>
               <w:rPr>
@@ -2870,7 +2870,7 @@
               <w14:ligatures w14:val="standardContextual"/>
             </w:rPr>
           </w:pPr>
-          <w:hyperlink w:anchor="_Toc211610938" w:history="1">
+          <w:hyperlink w:anchor="_Toc211616123" w:history="1">
             <w:r>
               <w:rPr>
                 <w:rStyle w:val="Hiperligao"/>
@@ -2898,7 +2898,7 @@
                 <w:noProof/>
                 <w:webHidden/>
               </w:rPr>
-              <w:instrText xml:space="preserve"> PAGEREF _Toc211610938 \h </w:instrText>
+              <w:instrText xml:space="preserve"> PAGEREF _Toc211616123 \h </w:instrText>
             </w:r>
             <w:r>
               <w:rPr>
@@ -2918,7 +2918,7 @@
                 <w:noProof/>
                 <w:webHidden/>
               </w:rPr>
-              <w:t>19</w:t>
+              <w:t>18</w:t>
             </w:r>
             <w:r>
               <w:rPr>
@@ -2943,7 +2943,7 @@
               <w14:ligatures w14:val="standardContextual"/>
             </w:rPr>
           </w:pPr>
-          <w:hyperlink w:anchor="_Toc211610939" w:history="1">
+          <w:hyperlink w:anchor="_Toc211616124" w:history="1">
             <w:r>
               <w:rPr>
                 <w:rStyle w:val="Hiperligao"/>
@@ -2970,7 +2970,7 @@
                 <w:noProof/>
                 <w:webHidden/>
               </w:rPr>
-              <w:instrText xml:space="preserve"> PAGEREF _Toc211610939 \h </w:instrText>
+              <w:instrText xml:space="preserve"> PAGEREF _Toc211616124 \h </w:instrText>
             </w:r>
             <w:r>
               <w:rPr>
@@ -2990,7 +2990,7 @@
                 <w:noProof/>
                 <w:webHidden/>
               </w:rPr>
-              <w:t>19</w:t>
+              <w:t>18</w:t>
             </w:r>
             <w:r>
               <w:rPr>
@@ -3015,7 +3015,7 @@
               <w14:ligatures w14:val="standardContextual"/>
             </w:rPr>
           </w:pPr>
-          <w:hyperlink w:anchor="_Toc211610940" w:history="1">
+          <w:hyperlink w:anchor="_Toc211616125" w:history="1">
             <w:r>
               <w:rPr>
                 <w:rStyle w:val="Hiperligao"/>
@@ -3042,7 +3042,7 @@
                 <w:noProof/>
                 <w:webHidden/>
               </w:rPr>
-              <w:instrText xml:space="preserve"> PAGEREF _Toc211610940 \h </w:instrText>
+              <w:instrText xml:space="preserve"> PAGEREF _Toc211616125 \h </w:instrText>
             </w:r>
             <w:r>
               <w:rPr>
@@ -3062,7 +3062,7 @@
                 <w:noProof/>
                 <w:webHidden/>
               </w:rPr>
-              <w:t>23</w:t>
+              <w:t>22</w:t>
             </w:r>
             <w:r>
               <w:rPr>
@@ -3087,7 +3087,7 @@
               <w14:ligatures w14:val="standardContextual"/>
             </w:rPr>
           </w:pPr>
-          <w:hyperlink w:anchor="_Toc211610941" w:history="1">
+          <w:hyperlink w:anchor="_Toc211616126" w:history="1">
             <w:r>
               <w:rPr>
                 <w:rStyle w:val="Hiperligao"/>
@@ -3114,7 +3114,7 @@
                 <w:noProof/>
                 <w:webHidden/>
               </w:rPr>
-              <w:instrText xml:space="preserve"> PAGEREF _Toc211610941 \h </w:instrText>
+              <w:instrText xml:space="preserve"> PAGEREF _Toc211616126 \h </w:instrText>
             </w:r>
             <w:r>
               <w:rPr>
@@ -3134,7 +3134,7 @@
                 <w:noProof/>
                 <w:webHidden/>
               </w:rPr>
-              <w:t>24</w:t>
+              <w:t>23</w:t>
             </w:r>
             <w:r>
               <w:rPr>
@@ -3159,7 +3159,7 @@
               <w14:ligatures w14:val="standardContextual"/>
             </w:rPr>
           </w:pPr>
-          <w:hyperlink w:anchor="_Toc211610942" w:history="1">
+          <w:hyperlink w:anchor="_Toc211616127" w:history="1">
             <w:r>
               <w:rPr>
                 <w:rStyle w:val="Hiperligao"/>
@@ -3188,7 +3188,7 @@
                 <w:noProof/>
                 <w:webHidden/>
               </w:rPr>
-              <w:instrText xml:space="preserve"> PAGEREF _Toc211610942 \h </w:instrText>
+              <w:instrText xml:space="preserve"> PAGEREF _Toc211616127 \h </w:instrText>
             </w:r>
             <w:r>
               <w:rPr>
@@ -3208,7 +3208,7 @@
                 <w:noProof/>
                 <w:webHidden/>
               </w:rPr>
-              <w:t>24</w:t>
+              <w:t>23</w:t>
             </w:r>
             <w:r>
               <w:rPr>
@@ -3233,7 +3233,7 @@
               <w14:ligatures w14:val="standardContextual"/>
             </w:rPr>
           </w:pPr>
-          <w:hyperlink w:anchor="_Toc211610943" w:history="1">
+          <w:hyperlink w:anchor="_Toc211616128" w:history="1">
             <w:r>
               <w:rPr>
                 <w:rStyle w:val="Hiperligao"/>
@@ -3262,7 +3262,7 @@
                 <w:noProof/>
                 <w:webHidden/>
               </w:rPr>
-              <w:instrText xml:space="preserve"> PAGEREF _Toc211610943 \h </w:instrText>
+              <w:instrText xml:space="preserve"> PAGEREF _Toc211616128 \h </w:instrText>
             </w:r>
             <w:r>
               <w:rPr>
@@ -3282,7 +3282,7 @@
                 <w:noProof/>
                 <w:webHidden/>
               </w:rPr>
-              <w:t>26</w:t>
+              <w:t>25</w:t>
             </w:r>
             <w:r>
               <w:rPr>
@@ -3307,7 +3307,7 @@
               <w14:ligatures w14:val="standardContextual"/>
             </w:rPr>
           </w:pPr>
-          <w:hyperlink w:anchor="_Toc211610944" w:history="1">
+          <w:hyperlink w:anchor="_Toc211616129" w:history="1">
             <w:r>
               <w:rPr>
                 <w:rStyle w:val="Hiperligao"/>
@@ -3336,7 +3336,7 @@
                 <w:noProof/>
                 <w:webHidden/>
               </w:rPr>
-              <w:instrText xml:space="preserve"> PAGEREF _Toc211610944 \h </w:instrText>
+              <w:instrText xml:space="preserve"> PAGEREF _Toc211616129 \h </w:instrText>
             </w:r>
             <w:r>
               <w:rPr>
@@ -3356,7 +3356,7 @@
                 <w:noProof/>
                 <w:webHidden/>
               </w:rPr>
-              <w:t>28</w:t>
+              <w:t>27</w:t>
             </w:r>
             <w:r>
               <w:rPr>
@@ -3413,7 +3413,7 @@
           <w:lang w:bidi="pt-PT"/>
         </w:rPr>
       </w:pPr>
-      <w:bookmarkStart w:id="4" w:name="_Toc211610907"/>
+      <w:bookmarkStart w:id="4" w:name="_Toc211616092"/>
       <w:r>
         <w:rPr>
           <w:sz w:val="24"/>
@@ -3439,7 +3439,7 @@
           <w:lang w:bidi="pt-PT"/>
         </w:rPr>
       </w:pPr>
-      <w:bookmarkStart w:id="5" w:name="_Toc211610908"/>
+      <w:bookmarkStart w:id="5" w:name="_Toc211616093"/>
       <w:r>
         <w:rPr>
           <w:lang w:bidi="pt-PT"/>
@@ -4843,7 +4843,7 @@
       <w:pPr>
         <w:pStyle w:val="Ttulo2"/>
       </w:pPr>
-      <w:bookmarkStart w:id="6" w:name="_Toc211610909"/>
+      <w:bookmarkStart w:id="6" w:name="_Toc211616094"/>
       <w:r>
         <w:t>Abreviaturas</w:t>
       </w:r>
@@ -4980,72 +4980,137 @@
       </w:r>
       <w:proofErr w:type="spellEnd"/>
       <w:r>
-        <w:t xml:space="preserve">, Social </w:t>
+        <w:t xml:space="preserve">, Social and </w:t>
       </w:r>
       <w:proofErr w:type="spellStart"/>
       <w:r>
-        <w:t>and</w:t>
+        <w:t>Governance</w:t>
       </w:r>
       <w:proofErr w:type="spellEnd"/>
       <w:r>
+        <w:t xml:space="preserve"> (</w:t>
+      </w:r>
+      <w:r>
+        <w:t>Ambiental, Social e Governança</w:t>
+      </w:r>
+      <w:r>
+        <w:t>)</w:t>
+      </w:r>
+      <w:r>
+        <w:t>;</w:t>
+      </w:r>
+    </w:p>
+    <w:p>
+      <w:r>
+        <w:t xml:space="preserve">SWOT - </w:t>
+      </w:r>
+      <w:proofErr w:type="spellStart"/>
+      <w:r>
+        <w:t>Strengths</w:t>
+      </w:r>
+      <w:proofErr w:type="spellEnd"/>
+      <w:r>
+        <w:t>, </w:t>
+      </w:r>
+      <w:proofErr w:type="spellStart"/>
+      <w:r>
+        <w:t>Weaknesses</w:t>
+      </w:r>
+      <w:proofErr w:type="spellEnd"/>
+      <w:r>
+        <w:t>, </w:t>
+      </w:r>
+      <w:proofErr w:type="spellStart"/>
+      <w:r>
+        <w:t>Opportunities</w:t>
+      </w:r>
+      <w:proofErr w:type="spellEnd"/>
+      <w:r>
+        <w:t> e </w:t>
+      </w:r>
+      <w:proofErr w:type="spellStart"/>
+      <w:r>
+        <w:t>Threats</w:t>
+      </w:r>
+      <w:proofErr w:type="spellEnd"/>
+      <w:r>
+        <w:t> </w:t>
+      </w:r>
+      <w:r>
+        <w:t>(Forças, Fraquezas, Oportunidades, Ameaças)</w:t>
+      </w:r>
+      <w:r>
+        <w:t>;</w:t>
+      </w:r>
+    </w:p>
+    <w:p>
+      <w:r>
+        <w:t xml:space="preserve">ODS - </w:t>
+      </w:r>
+      <w:r>
+        <w:t>Objetivos de Desenvolvimento Sustentável</w:t>
+      </w:r>
+      <w:r>
+        <w:t>;</w:t>
+      </w:r>
+    </w:p>
+    <w:p>
+      <w:r>
+        <w:t>LED</w:t>
+      </w:r>
+      <w:r>
+        <w:t xml:space="preserve"> - L</w:t>
+      </w:r>
+      <w:r>
+        <w:t>ight-</w:t>
+      </w:r>
+      <w:proofErr w:type="spellStart"/>
+      <w:r>
+        <w:t>emitting</w:t>
+      </w:r>
+      <w:proofErr w:type="spellEnd"/>
+      <w:r>
         <w:t xml:space="preserve"> </w:t>
       </w:r>
       <w:proofErr w:type="spellStart"/>
       <w:r>
-        <w:t>Governance</w:t>
+        <w:t>diode</w:t>
       </w:r>
       <w:proofErr w:type="spellEnd"/>
       <w:r>
-        <w:t xml:space="preserve"> (</w:t>
-      </w:r>
-      <w:r>
-        <w:t>Ambiental, Social e Governança</w:t>
-      </w:r>
-      <w:r>
-        <w:t>)</w:t>
+        <w:t xml:space="preserve"> (Díodo emissor de luz)</w:t>
       </w:r>
       <w:r>
         <w:t>;</w:t>
       </w:r>
     </w:p>
     <w:p>
-      <w:r>
-        <w:t xml:space="preserve">SWOT - </w:t>
-      </w:r>
       <w:proofErr w:type="spellStart"/>
       <w:r>
-        <w:t>Strengths</w:t>
+        <w:t>IoT</w:t>
       </w:r>
       <w:proofErr w:type="spellEnd"/>
       <w:r>
-        <w:t>, </w:t>
+        <w:t xml:space="preserve"> -</w:t>
+      </w:r>
+      <w:r>
+        <w:t xml:space="preserve"> Internet </w:t>
       </w:r>
       <w:proofErr w:type="spellStart"/>
       <w:r>
-        <w:t>Weaknesses</w:t>
+        <w:t>of</w:t>
       </w:r>
       <w:proofErr w:type="spellEnd"/>
       <w:r>
-        <w:t>, </w:t>
+        <w:t xml:space="preserve"> </w:t>
       </w:r>
       <w:proofErr w:type="spellStart"/>
       <w:r>
-        <w:t>Opportunities</w:t>
+        <w:t>Things</w:t>
       </w:r>
       <w:proofErr w:type="spellEnd"/>
       <w:r>
-        <w:t> e </w:t>
-      </w:r>
-      <w:proofErr w:type="spellStart"/>
-      <w:r>
-        <w:t>Threats</w:t>
-      </w:r>
-      <w:proofErr w:type="spellEnd"/>
-      <w:r>
-        <w:t> </w:t>
-      </w:r>
-      <w:r>
-        <w:t>(Forças, Fraquezas, Oportunidades, Ameaças)</w:t>
+        <w:t xml:space="preserve"> (Internet das coisas)</w:t>
       </w:r>
       <w:r>
         <w:t>;</w:t>
@@ -5053,10 +5118,13 @@
     </w:p>
     <w:p>
       <w:r>
-        <w:t xml:space="preserve">ODS - </w:t>
-      </w:r>
-      <w:r>
-        <w:t>Objetivos de Desenvolvimento Sustentável</w:t>
+        <w:t xml:space="preserve">TEU </w:t>
+      </w:r>
+      <w:r>
+        <w:t>-</w:t>
+      </w:r>
+      <w:r>
+        <w:t xml:space="preserve"> 1 Unidade equivalente a 20 pés</w:t>
       </w:r>
       <w:r>
         <w:t>;</w:t>
@@ -5064,82 +5132,6 @@
     </w:p>
     <w:p>
       <w:r>
-        <w:t>LED</w:t>
-      </w:r>
-      <w:r>
-        <w:t xml:space="preserve"> - L</w:t>
-      </w:r>
-      <w:r>
-        <w:t>ight-</w:t>
-      </w:r>
-      <w:proofErr w:type="spellStart"/>
-      <w:r>
-        <w:t>emitting</w:t>
-      </w:r>
-      <w:proofErr w:type="spellEnd"/>
-      <w:r>
-        <w:t xml:space="preserve"> </w:t>
-      </w:r>
-      <w:proofErr w:type="spellStart"/>
-      <w:r>
-        <w:t>diode</w:t>
-      </w:r>
-      <w:proofErr w:type="spellEnd"/>
-      <w:r>
-        <w:t xml:space="preserve"> (Díodo emissor de luz)</w:t>
-      </w:r>
-      <w:r>
-        <w:t>;</w:t>
-      </w:r>
-    </w:p>
-    <w:p>
-      <w:proofErr w:type="spellStart"/>
-      <w:r>
-        <w:t>IoT</w:t>
-      </w:r>
-      <w:proofErr w:type="spellEnd"/>
-      <w:r>
-        <w:t xml:space="preserve"> -</w:t>
-      </w:r>
-      <w:r>
-        <w:t xml:space="preserve"> Internet </w:t>
-      </w:r>
-      <w:proofErr w:type="spellStart"/>
-      <w:r>
-        <w:t>of</w:t>
-      </w:r>
-      <w:proofErr w:type="spellEnd"/>
-      <w:r>
-        <w:t xml:space="preserve"> </w:t>
-      </w:r>
-      <w:proofErr w:type="spellStart"/>
-      <w:r>
-        <w:t>Things</w:t>
-      </w:r>
-      <w:proofErr w:type="spellEnd"/>
-      <w:r>
-        <w:t xml:space="preserve"> (Internet das coisas)</w:t>
-      </w:r>
-      <w:r>
-        <w:t>;</w:t>
-      </w:r>
-    </w:p>
-    <w:p>
-      <w:r>
-        <w:t xml:space="preserve">TEU </w:t>
-      </w:r>
-      <w:r>
-        <w:t>-</w:t>
-      </w:r>
-      <w:r>
-        <w:t xml:space="preserve"> 1 Unidade equivalente a 20 pés</w:t>
-      </w:r>
-      <w:r>
-        <w:t>;</w:t>
-      </w:r>
-    </w:p>
-    <w:p>
-      <w:r>
         <w:br w:type="page"/>
       </w:r>
     </w:p>
@@ -5147,7 +5139,7 @@
       <w:pPr>
         <w:pStyle w:val="Ttulo1"/>
       </w:pPr>
-      <w:bookmarkStart w:id="7" w:name="_Toc211610910"/>
+      <w:bookmarkStart w:id="7" w:name="_Toc211616095"/>
       <w:r>
         <w:lastRenderedPageBreak/>
         <w:t>Parte I – Introdução e estrutura do trabalho</w:t>
@@ -5158,7 +5150,7 @@
       <w:pPr>
         <w:pStyle w:val="Ttulo2"/>
       </w:pPr>
-      <w:bookmarkStart w:id="8" w:name="_Toc211610911"/>
+      <w:bookmarkStart w:id="8" w:name="_Toc211616096"/>
       <w:r>
         <w:t>I.1 Caracterização da organização</w:t>
       </w:r>
@@ -5175,7 +5167,7 @@
           <w:szCs w:val="22"/>
         </w:rPr>
       </w:pPr>
-      <w:bookmarkStart w:id="9" w:name="_Toc211610912"/>
+      <w:bookmarkStart w:id="9" w:name="_Toc211616097"/>
       <w:r>
         <w:rPr>
           <w:b/>
@@ -5209,7 +5201,7 @@
           <w:szCs w:val="22"/>
         </w:rPr>
       </w:pPr>
-      <w:bookmarkStart w:id="10" w:name="_Toc211610913"/>
+      <w:bookmarkStart w:id="10" w:name="_Toc211616098"/>
       <w:r>
         <w:rPr>
           <w:b/>
@@ -5257,7 +5249,7 @@
           <w:szCs w:val="22"/>
         </w:rPr>
       </w:pPr>
-      <w:bookmarkStart w:id="11" w:name="_Toc211610914"/>
+      <w:bookmarkStart w:id="11" w:name="_Toc211616099"/>
       <w:r>
         <w:rPr>
           <w:b/>
@@ -5277,7 +5269,13 @@
     </w:p>
     <w:p>
       <w:r>
-        <w:t>Integra ainda a ZALSINES – Zona Industrial e Logística de Sines –, com mais de 2.000 hectares, que apoia atividades industriais e logísticas complementares.</w:t>
+        <w:t>Integra ainda a ZALSINES</w:t>
+      </w:r>
+      <w:r>
+        <w:t xml:space="preserve">, </w:t>
+      </w:r>
+      <w:r>
+        <w:t>com mais de 2.000 hectares, que apoia atividades industriais e logísticas complementares.</w:t>
       </w:r>
     </w:p>
     <w:p>
@@ -5291,7 +5289,7 @@
           <w:szCs w:val="22"/>
         </w:rPr>
       </w:pPr>
-      <w:bookmarkStart w:id="12" w:name="_Toc211610915"/>
+      <w:bookmarkStart w:id="12" w:name="_Toc211616100"/>
       <w:r>
         <w:rPr>
           <w:b/>
@@ -6560,6 +6558,7 @@
           <w:szCs w:val="22"/>
         </w:rPr>
       </w:pPr>
+      <w:bookmarkStart w:id="13" w:name="_Toc211616101"/>
       <w:r>
         <w:rPr>
           <w:b/>
@@ -6568,18 +6567,7 @@
           <w:sz w:val="22"/>
           <w:szCs w:val="22"/>
         </w:rPr>
-        <w:t xml:space="preserve">Principais </w:t>
-      </w:r>
-      <w:bookmarkStart w:id="13" w:name="_Toc211610916"/>
-      <w:r>
-        <w:rPr>
-          <w:b/>
-          <w:bCs/>
-          <w:color w:val="auto"/>
-          <w:sz w:val="22"/>
-          <w:szCs w:val="22"/>
-        </w:rPr>
-        <w:t>Mercados e Parceiros Internacionais</w:t>
+        <w:t>Principais Mercados e Parceiros Internacionais</w:t>
       </w:r>
       <w:bookmarkEnd w:id="13"/>
     </w:p>
@@ -6786,7 +6774,7 @@
           <w:noProof/>
         </w:rPr>
         <w:drawing>
-          <wp:inline distT="0" distB="0" distL="0" distR="0" wp14:anchorId="68B4EA67" wp14:editId="63682785">
+          <wp:inline distT="0" distB="0" distL="0" distR="0" wp14:anchorId="68B4EA67" wp14:editId="65851DD7">
             <wp:extent cx="5226685" cy="3020060"/>
             <wp:effectExtent l="19050" t="19050" r="12065" b="27940"/>
             <wp:docPr id="1965649793" name="Imagem 6" descr="Uma imagem com texto, mapa, captura de ecrã, diagrama&#10;&#10;Os conteúdos gerados por IA podem estar incorretos."/>
@@ -6936,18 +6924,6 @@
         <w:t xml:space="preserve"> logístico e energético português, com forte integração nos mercados internacionais.</w:t>
       </w:r>
     </w:p>
-    <w:p/>
-    <w:p/>
-    <w:p>
-      <w:pPr>
-        <w:pStyle w:val="Ttulo2"/>
-      </w:pPr>
-      <w:bookmarkStart w:id="15" w:name="_Toc211610917"/>
-      <w:r>
-        <w:t>I.2 Fontes de informação</w:t>
-      </w:r>
-      <w:bookmarkEnd w:id="15"/>
-    </w:p>
     <w:p>
       <w:pPr>
         <w:spacing w:line="240" w:lineRule="auto"/>
@@ -6956,13 +6932,25 @@
     </w:p>
     <w:p>
       <w:pPr>
+        <w:jc w:val="left"/>
+        <w:rPr>
+          <w:rFonts w:cs="Times New Roman"/>
+          <w:b/>
+        </w:rPr>
+      </w:pPr>
+      <w:bookmarkStart w:id="15" w:name="_Toc211616103"/>
+      <w:r>
+        <w:br w:type="page"/>
+      </w:r>
+    </w:p>
+    <w:p>
+      <w:pPr>
         <w:pStyle w:val="Ttulo1"/>
         <w:rPr>
           <w:rFonts w:cstheme="minorBidi"/>
           <w:szCs w:val="22"/>
         </w:rPr>
       </w:pPr>
-      <w:bookmarkStart w:id="16" w:name="_Toc211610918"/>
       <w:r>
         <w:lastRenderedPageBreak/>
         <w:t xml:space="preserve">Parte II – </w:t>
@@ -6970,17 +6958,17 @@
       <w:r>
         <w:t>Desenvolvimento</w:t>
       </w:r>
+      <w:bookmarkEnd w:id="15"/>
+    </w:p>
+    <w:p>
+      <w:pPr>
+        <w:pStyle w:val="Ttulo2"/>
+      </w:pPr>
+      <w:bookmarkStart w:id="16" w:name="_Toc211616104"/>
+      <w:r>
+        <w:t>II.1 Organização</w:t>
+      </w:r>
       <w:bookmarkEnd w:id="16"/>
-    </w:p>
-    <w:p>
-      <w:pPr>
-        <w:pStyle w:val="Ttulo2"/>
-      </w:pPr>
-      <w:bookmarkStart w:id="17" w:name="_Toc211610919"/>
-      <w:r>
-        <w:t>II.1 Organização</w:t>
-      </w:r>
-      <w:bookmarkEnd w:id="17"/>
       <w:r>
         <w:t xml:space="preserve"> </w:t>
       </w:r>
@@ -6996,7 +6984,7 @@
           <w:szCs w:val="22"/>
         </w:rPr>
       </w:pPr>
-      <w:bookmarkStart w:id="18" w:name="_Toc211610920"/>
+      <w:bookmarkStart w:id="17" w:name="_Toc211616105"/>
       <w:r>
         <w:rPr>
           <w:b/>
@@ -7007,7 +6995,7 @@
         </w:rPr>
         <w:t>Estrutura organizacional</w:t>
       </w:r>
-      <w:bookmarkEnd w:id="18"/>
+      <w:bookmarkEnd w:id="17"/>
     </w:p>
     <w:p>
       <w:r>
@@ -7146,7 +7134,7 @@
           <w:color w:val="auto"/>
         </w:rPr>
       </w:pPr>
-      <w:bookmarkStart w:id="19" w:name="_Toc211611356"/>
+      <w:bookmarkStart w:id="18" w:name="_Toc211611356"/>
       <w:r>
         <w:rPr>
           <w:color w:val="auto"/>
@@ -7190,7 +7178,7 @@
         </w:rPr>
         <w:t xml:space="preserve"> - Estrutura Organizacional</w:t>
       </w:r>
-      <w:bookmarkEnd w:id="19"/>
+      <w:bookmarkEnd w:id="18"/>
     </w:p>
     <w:p>
       <w:r>
@@ -7238,7 +7226,7 @@
           <w:szCs w:val="22"/>
         </w:rPr>
       </w:pPr>
-      <w:bookmarkStart w:id="20" w:name="_Toc211610921"/>
+      <w:bookmarkStart w:id="19" w:name="_Toc211616106"/>
       <w:r>
         <w:rPr>
           <w:b/>
@@ -7249,7 +7237,7 @@
         </w:rPr>
         <w:t>Proposta de melhoria</w:t>
       </w:r>
-      <w:bookmarkEnd w:id="20"/>
+      <w:bookmarkEnd w:id="19"/>
     </w:p>
     <w:p>
       <w:r>
@@ -7504,11 +7492,11 @@
       <w:pPr>
         <w:pStyle w:val="Ttulo2"/>
       </w:pPr>
-      <w:bookmarkStart w:id="21" w:name="_Toc211610922"/>
+      <w:bookmarkStart w:id="20" w:name="_Toc211616107"/>
       <w:r>
         <w:t>II.2 Planeamento</w:t>
       </w:r>
-      <w:bookmarkEnd w:id="21"/>
+      <w:bookmarkEnd w:id="20"/>
     </w:p>
     <w:p>
       <w:r>
@@ -7537,7 +7525,7 @@
           <w:szCs w:val="22"/>
         </w:rPr>
       </w:pPr>
-      <w:bookmarkStart w:id="22" w:name="_Toc211610923"/>
+      <w:bookmarkStart w:id="21" w:name="_Toc211616108"/>
       <w:r>
         <w:rPr>
           <w:b/>
@@ -7548,7 +7536,7 @@
         </w:rPr>
         <w:t>Objetivos SMART</w:t>
       </w:r>
-      <w:bookmarkEnd w:id="22"/>
+      <w:bookmarkEnd w:id="21"/>
     </w:p>
     <w:tbl>
       <w:tblPr>
@@ -7866,7 +7854,7 @@
           <w:szCs w:val="22"/>
         </w:rPr>
       </w:pPr>
-      <w:bookmarkStart w:id="23" w:name="_Toc211610924"/>
+      <w:bookmarkStart w:id="22" w:name="_Toc211616109"/>
       <w:r>
         <w:rPr>
           <w:b/>
@@ -7877,7 +7865,7 @@
         </w:rPr>
         <w:t>Análise SWOT</w:t>
       </w:r>
-      <w:bookmarkEnd w:id="23"/>
+      <w:bookmarkEnd w:id="22"/>
     </w:p>
     <w:p>
       <w:r>
@@ -8272,7 +8260,6 @@
           <w:szCs w:val="22"/>
         </w:rPr>
       </w:pPr>
-      <w:bookmarkStart w:id="24" w:name="_Toc211610925"/>
     </w:p>
     <w:p/>
     <w:p>
@@ -8286,6 +8273,7 @@
           <w:szCs w:val="20"/>
         </w:rPr>
       </w:pPr>
+      <w:bookmarkStart w:id="23" w:name="_Toc211616110"/>
       <w:r>
         <w:rPr>
           <w:b/>
@@ -8297,7 +8285,7 @@
         <w:lastRenderedPageBreak/>
         <w:t>Propostas Estratégica 1 - Sustentabilidade e Eficiência Energética</w:t>
       </w:r>
-      <w:bookmarkEnd w:id="24"/>
+      <w:bookmarkEnd w:id="23"/>
     </w:p>
     <w:p>
       <w:pPr>
@@ -8832,7 +8820,7 @@
           <w:szCs w:val="22"/>
         </w:rPr>
       </w:pPr>
-      <w:bookmarkStart w:id="25" w:name="_Toc211610926"/>
+      <w:bookmarkStart w:id="24" w:name="_Toc211616111"/>
       <w:r>
         <w:rPr>
           <w:b/>
@@ -8843,7 +8831,7 @@
         </w:rPr>
         <w:t>Propostas Estratégica 2 - Transformação Digital e Inovação Tecnológica</w:t>
       </w:r>
-      <w:bookmarkEnd w:id="25"/>
+      <w:bookmarkEnd w:id="24"/>
     </w:p>
     <w:p>
       <w:pPr>
@@ -9418,12 +9406,12 @@
       <w:pPr>
         <w:pStyle w:val="Ttulo2"/>
       </w:pPr>
-      <w:bookmarkStart w:id="26" w:name="_Toc211610927"/>
+      <w:bookmarkStart w:id="25" w:name="_Toc211616112"/>
       <w:r>
         <w:lastRenderedPageBreak/>
         <w:t>II.3 Controlo e Sistemas de informação</w:t>
       </w:r>
-      <w:bookmarkEnd w:id="26"/>
+      <w:bookmarkEnd w:id="25"/>
     </w:p>
     <w:p/>
     <w:p/>
@@ -9431,7 +9419,7 @@
       <w:pPr>
         <w:pStyle w:val="Ttulo2"/>
       </w:pPr>
-      <w:bookmarkStart w:id="27" w:name="_Toc211610928"/>
+      <w:bookmarkStart w:id="26" w:name="_Toc211616113"/>
       <w:r>
         <w:t>II.</w:t>
       </w:r>
@@ -9441,7 +9429,7 @@
       <w:r>
         <w:t>4 Direção e Gestão de Pessoas</w:t>
       </w:r>
-      <w:bookmarkEnd w:id="27"/>
+      <w:bookmarkEnd w:id="26"/>
     </w:p>
     <w:p/>
     <w:p/>
@@ -9449,11 +9437,11 @@
       <w:pPr>
         <w:pStyle w:val="Ttulo2"/>
       </w:pPr>
-      <w:bookmarkStart w:id="28" w:name="_Toc211610929"/>
+      <w:bookmarkStart w:id="27" w:name="_Toc211616114"/>
       <w:r>
         <w:t>II.5 Promoção da produtividade</w:t>
       </w:r>
-      <w:bookmarkEnd w:id="28"/>
+      <w:bookmarkEnd w:id="27"/>
     </w:p>
     <w:p/>
     <w:p/>
@@ -9461,11 +9449,11 @@
       <w:pPr>
         <w:pStyle w:val="Ttulo2"/>
       </w:pPr>
-      <w:bookmarkStart w:id="29" w:name="_Toc211610930"/>
+      <w:bookmarkStart w:id="28" w:name="_Toc211616115"/>
       <w:r>
         <w:t>II.6 Economia circular</w:t>
       </w:r>
-      <w:bookmarkEnd w:id="29"/>
+      <w:bookmarkEnd w:id="28"/>
     </w:p>
     <w:p/>
     <w:p/>
@@ -9473,14 +9461,14 @@
       <w:pPr>
         <w:pStyle w:val="Ttulo2"/>
       </w:pPr>
-      <w:bookmarkStart w:id="30" w:name="_Toc211610931"/>
+      <w:bookmarkStart w:id="29" w:name="_Toc211616116"/>
       <w:r>
         <w:t xml:space="preserve">II.7 </w:t>
       </w:r>
       <w:r>
         <w:t>Marketing</w:t>
       </w:r>
-      <w:bookmarkEnd w:id="30"/>
+      <w:bookmarkEnd w:id="29"/>
     </w:p>
     <w:p/>
     <w:p/>
@@ -9488,7 +9476,7 @@
       <w:pPr>
         <w:pStyle w:val="Ttulo2"/>
       </w:pPr>
-      <w:bookmarkStart w:id="31" w:name="_Toc211610932"/>
+      <w:bookmarkStart w:id="30" w:name="_Toc211616117"/>
       <w:r>
         <w:t>II.</w:t>
       </w:r>
@@ -9498,7 +9486,7 @@
       <w:r>
         <w:t>8 Gestão Financeira</w:t>
       </w:r>
-      <w:bookmarkEnd w:id="31"/>
+      <w:bookmarkEnd w:id="30"/>
     </w:p>
     <w:p/>
     <w:p/>
@@ -9506,11 +9494,11 @@
       <w:pPr>
         <w:pStyle w:val="Ttulo2"/>
       </w:pPr>
-      <w:bookmarkStart w:id="32" w:name="_Toc211610933"/>
+      <w:bookmarkStart w:id="31" w:name="_Toc211616118"/>
       <w:r>
         <w:t>II.9 Gestão das Operações e Indústria 4.0</w:t>
       </w:r>
-      <w:bookmarkEnd w:id="32"/>
+      <w:bookmarkEnd w:id="31"/>
     </w:p>
     <w:p/>
     <w:p>
@@ -9534,22 +9522,22 @@
           <w:szCs w:val="22"/>
         </w:rPr>
       </w:pPr>
-      <w:bookmarkStart w:id="33" w:name="_Toc211610934"/>
+      <w:bookmarkStart w:id="32" w:name="_Toc211616119"/>
       <w:r>
         <w:lastRenderedPageBreak/>
         <w:t>Parte III – Conclusão</w:t>
       </w:r>
+      <w:bookmarkEnd w:id="32"/>
+    </w:p>
+    <w:p>
+      <w:pPr>
+        <w:pStyle w:val="Ttulo2"/>
+      </w:pPr>
+      <w:bookmarkStart w:id="33" w:name="_Toc211616120"/>
+      <w:r>
+        <w:t>III.1 Conclusão</w:t>
+      </w:r>
       <w:bookmarkEnd w:id="33"/>
-    </w:p>
-    <w:p>
-      <w:pPr>
-        <w:pStyle w:val="Ttulo2"/>
-      </w:pPr>
-      <w:bookmarkStart w:id="34" w:name="_Toc211610935"/>
-      <w:r>
-        <w:t>III.1 Conclusão</w:t>
-      </w:r>
-      <w:bookmarkEnd w:id="34"/>
     </w:p>
     <w:p/>
     <w:p/>
@@ -9557,11 +9545,11 @@
       <w:pPr>
         <w:pStyle w:val="Ttulo2"/>
       </w:pPr>
-      <w:bookmarkStart w:id="35" w:name="_Toc211610936"/>
+      <w:bookmarkStart w:id="34" w:name="_Toc211616121"/>
       <w:r>
         <w:t>III.2 Sugestões de melhoria</w:t>
       </w:r>
-      <w:bookmarkEnd w:id="35"/>
+      <w:bookmarkEnd w:id="34"/>
     </w:p>
     <w:p>
       <w:pPr>
@@ -9571,14 +9559,14 @@
       <w:r>
         <w:br w:type="page"/>
       </w:r>
-      <w:bookmarkStart w:id="36" w:name="_Toc471979356"/>
-      <w:bookmarkStart w:id="37" w:name="_Toc211610937"/>
+      <w:bookmarkStart w:id="35" w:name="_Toc471979356"/>
+      <w:bookmarkStart w:id="36" w:name="_Toc211616122"/>
       <w:r>
         <w:lastRenderedPageBreak/>
         <w:t>Referências</w:t>
       </w:r>
+      <w:bookmarkEnd w:id="35"/>
       <w:bookmarkEnd w:id="36"/>
-      <w:bookmarkEnd w:id="37"/>
     </w:p>
     <w:p>
       <w:pPr>
@@ -9671,32 +9659,32 @@
           <w:rFonts w:eastAsia="Arial Narrow"/>
         </w:rPr>
       </w:pPr>
-      <w:bookmarkStart w:id="38" w:name="_Toc471979357"/>
-      <w:bookmarkStart w:id="39" w:name="_Toc211610938"/>
+      <w:bookmarkStart w:id="37" w:name="_Toc471979357"/>
+      <w:bookmarkStart w:id="38" w:name="_Toc211616123"/>
       <w:r>
         <w:rPr>
           <w:rFonts w:eastAsia="Arial Narrow"/>
         </w:rPr>
         <w:t>Anexos</w:t>
       </w:r>
+      <w:bookmarkEnd w:id="37"/>
       <w:bookmarkEnd w:id="38"/>
+      <w:r>
+        <w:rPr>
+          <w:rFonts w:eastAsia="Arial Narrow"/>
+        </w:rPr>
+        <w:t xml:space="preserve"> </w:t>
+      </w:r>
+    </w:p>
+    <w:p>
+      <w:pPr>
+        <w:pStyle w:val="Ttulo2"/>
+      </w:pPr>
+      <w:bookmarkStart w:id="39" w:name="_Toc211616124"/>
+      <w:r>
+        <w:t>Opções Estratégicas para o Porto de Sines (2020-2030)</w:t>
+      </w:r>
       <w:bookmarkEnd w:id="39"/>
-      <w:r>
-        <w:rPr>
-          <w:rFonts w:eastAsia="Arial Narrow"/>
-        </w:rPr>
-        <w:t xml:space="preserve"> </w:t>
-      </w:r>
-    </w:p>
-    <w:p>
-      <w:pPr>
-        <w:pStyle w:val="Ttulo2"/>
-      </w:pPr>
-      <w:bookmarkStart w:id="40" w:name="_Toc211610939"/>
-      <w:r>
-        <w:t>Opções Estratégicas para o Porto de Sines (2020-2030)</w:t>
-      </w:r>
-      <w:bookmarkEnd w:id="40"/>
     </w:p>
     <w:p>
       <w:pPr>
@@ -9765,7 +9753,7 @@
           <w:color w:val="auto"/>
         </w:rPr>
       </w:pPr>
-      <w:bookmarkStart w:id="41" w:name="_Toc211611357"/>
+      <w:bookmarkStart w:id="40" w:name="_Toc211611357"/>
       <w:r>
         <w:rPr>
           <w:color w:val="auto"/>
@@ -9809,7 +9797,7 @@
         </w:rPr>
         <w:t xml:space="preserve"> - Sistemas Portuários (conectividade)</w:t>
       </w:r>
-      <w:bookmarkEnd w:id="41"/>
+      <w:bookmarkEnd w:id="40"/>
     </w:p>
     <w:p>
       <w:pPr>
@@ -9887,7 +9875,7 @@
           <w:color w:val="auto"/>
         </w:rPr>
       </w:pPr>
-      <w:bookmarkStart w:id="42" w:name="_Toc211611358"/>
+      <w:bookmarkStart w:id="41" w:name="_Toc211611358"/>
       <w:r>
         <w:rPr>
           <w:color w:val="auto"/>
@@ -9931,7 +9919,7 @@
         </w:rPr>
         <w:t xml:space="preserve"> - Sistemas Portuários (comunidade)</w:t>
       </w:r>
-      <w:bookmarkEnd w:id="42"/>
+      <w:bookmarkEnd w:id="41"/>
     </w:p>
     <w:p>
       <w:pPr>
@@ -10022,7 +10010,7 @@
         <w:spacing w:line="276" w:lineRule="auto"/>
         <w:jc w:val="center"/>
       </w:pPr>
-      <w:bookmarkStart w:id="43" w:name="_Toc211611359"/>
+      <w:bookmarkStart w:id="42" w:name="_Toc211611359"/>
       <w:r>
         <w:rPr>
           <w:color w:val="auto"/>
@@ -10066,7 +10054,7 @@
         </w:rPr>
         <w:t xml:space="preserve"> - Iniciativas Estratégicas</w:t>
       </w:r>
-      <w:bookmarkEnd w:id="43"/>
+      <w:bookmarkEnd w:id="42"/>
     </w:p>
     <w:p>
       <w:pPr>
@@ -10136,7 +10124,7 @@
           <w:color w:val="auto"/>
         </w:rPr>
       </w:pPr>
-      <w:bookmarkStart w:id="44" w:name="_Toc211611360"/>
+      <w:bookmarkStart w:id="43" w:name="_Toc211611360"/>
       <w:r>
         <w:rPr>
           <w:color w:val="auto"/>
@@ -10194,7 +10182,7 @@
         </w:rPr>
         <w:t xml:space="preserve"> (riscos estratégicos)</w:t>
       </w:r>
-      <w:bookmarkEnd w:id="44"/>
+      <w:bookmarkEnd w:id="43"/>
     </w:p>
     <w:p>
       <w:pPr>
@@ -10270,7 +10258,7 @@
           <w:color w:val="auto"/>
         </w:rPr>
       </w:pPr>
-      <w:bookmarkStart w:id="45" w:name="_Toc211611361"/>
+      <w:bookmarkStart w:id="44" w:name="_Toc211611361"/>
       <w:r>
         <w:rPr>
           <w:color w:val="auto"/>
@@ -10314,7 +10302,7 @@
         </w:rPr>
         <w:t xml:space="preserve"> - Oportunidades (valor potencial)</w:t>
       </w:r>
-      <w:bookmarkEnd w:id="45"/>
+      <w:bookmarkEnd w:id="44"/>
     </w:p>
     <w:p>
       <w:pPr>
@@ -10378,7 +10366,7 @@
           <w:color w:val="auto"/>
         </w:rPr>
       </w:pPr>
-      <w:bookmarkStart w:id="46" w:name="_Toc211611362"/>
+      <w:bookmarkStart w:id="45" w:name="_Toc211611362"/>
       <w:r>
         <w:rPr>
           <w:color w:val="auto"/>
@@ -10436,7 +10424,7 @@
         </w:rPr>
         <w:t xml:space="preserve"> de competitividade (recursos e competências)</w:t>
       </w:r>
-      <w:bookmarkEnd w:id="46"/>
+      <w:bookmarkEnd w:id="45"/>
     </w:p>
     <w:p/>
     <w:p>
@@ -10525,7 +10513,7 @@
           <w:color w:val="auto"/>
         </w:rPr>
       </w:pPr>
-      <w:bookmarkStart w:id="47" w:name="_Toc211611363"/>
+      <w:bookmarkStart w:id="46" w:name="_Toc211611363"/>
       <w:r>
         <w:rPr>
           <w:color w:val="auto"/>
@@ -10589,7 +10577,7 @@
         </w:rPr>
         <w:t>)</w:t>
       </w:r>
-      <w:bookmarkEnd w:id="47"/>
+      <w:bookmarkEnd w:id="46"/>
     </w:p>
     <w:p/>
     <w:p>
@@ -10660,7 +10648,7 @@
           <w:color w:val="auto"/>
         </w:rPr>
       </w:pPr>
-      <w:bookmarkStart w:id="48" w:name="_Toc211611364"/>
+      <w:bookmarkStart w:id="47" w:name="_Toc211611364"/>
       <w:r>
         <w:rPr>
           <w:color w:val="auto"/>
@@ -10718,7 +10706,7 @@
         </w:rPr>
         <w:t xml:space="preserve"> (cooperação)</w:t>
       </w:r>
-      <w:bookmarkEnd w:id="48"/>
+      <w:bookmarkEnd w:id="47"/>
     </w:p>
     <w:p>
       <w:pPr>
@@ -10784,7 +10772,7 @@
         <w:spacing w:line="276" w:lineRule="auto"/>
         <w:jc w:val="center"/>
       </w:pPr>
-      <w:bookmarkStart w:id="49" w:name="_Toc211611365"/>
+      <w:bookmarkStart w:id="48" w:name="_Toc211611365"/>
       <w:r>
         <w:rPr>
           <w:color w:val="auto"/>
@@ -10842,7 +10830,7 @@
         </w:rPr>
         <w:t xml:space="preserve"> (expectativas)</w:t>
       </w:r>
-      <w:bookmarkEnd w:id="49"/>
+      <w:bookmarkEnd w:id="48"/>
     </w:p>
     <w:p>
       <w:pPr>
@@ -10855,7 +10843,7 @@
       <w:pPr>
         <w:pStyle w:val="Ttulo2"/>
       </w:pPr>
-      <w:bookmarkStart w:id="50" w:name="_Toc211610940"/>
+      <w:bookmarkStart w:id="49" w:name="_Toc211616125"/>
       <w:r>
         <w:t xml:space="preserve">Ligações e </w:t>
       </w:r>
@@ -10863,7 +10851,7 @@
       <w:r>
         <w:t>Hinterland</w:t>
       </w:r>
-      <w:bookmarkEnd w:id="50"/>
+      <w:bookmarkEnd w:id="49"/>
       <w:proofErr w:type="spellEnd"/>
     </w:p>
     <w:p>
@@ -10953,7 +10941,7 @@
           <w:color w:val="auto"/>
         </w:rPr>
       </w:pPr>
-      <w:bookmarkStart w:id="51" w:name="_Toc211611366"/>
+      <w:bookmarkStart w:id="50" w:name="_Toc211611366"/>
       <w:r>
         <w:rPr>
           <w:color w:val="auto"/>
@@ -11017,7 +11005,7 @@
         </w:rPr>
         <w:t>o</w:t>
       </w:r>
-      <w:bookmarkEnd w:id="51"/>
+      <w:bookmarkEnd w:id="50"/>
     </w:p>
     <w:p>
       <w:pPr>
@@ -11052,11 +11040,11 @@
       <w:pPr>
         <w:pStyle w:val="Ttulo2"/>
       </w:pPr>
-      <w:bookmarkStart w:id="52" w:name="_Toc211610941"/>
+      <w:bookmarkStart w:id="51" w:name="_Toc211616126"/>
       <w:r>
         <w:t>Estatísticas</w:t>
       </w:r>
-      <w:bookmarkEnd w:id="52"/>
+      <w:bookmarkEnd w:id="51"/>
     </w:p>
     <w:p>
       <w:pPr>
@@ -11069,7 +11057,7 @@
           <w:szCs w:val="20"/>
         </w:rPr>
       </w:pPr>
-      <w:bookmarkStart w:id="53" w:name="_Toc211610942"/>
+      <w:bookmarkStart w:id="52" w:name="_Toc211616127"/>
       <w:r>
         <w:rPr>
           <w:b/>
@@ -11080,7 +11068,7 @@
         </w:rPr>
         <w:t>Navios</w:t>
       </w:r>
-      <w:bookmarkEnd w:id="53"/>
+      <w:bookmarkEnd w:id="52"/>
     </w:p>
     <w:p>
       <w:pPr>
@@ -11143,7 +11131,7 @@
           <w:color w:val="auto"/>
         </w:rPr>
       </w:pPr>
-      <w:bookmarkStart w:id="54" w:name="_Toc211611367"/>
+      <w:bookmarkStart w:id="53" w:name="_Toc211611367"/>
       <w:r>
         <w:rPr>
           <w:color w:val="auto"/>
@@ -11193,7 +11181,7 @@
         </w:rPr>
         <w:t xml:space="preserve"> (1978-2021)</w:t>
       </w:r>
-      <w:bookmarkEnd w:id="54"/>
+      <w:bookmarkEnd w:id="53"/>
     </w:p>
     <w:p>
       <w:pPr>
@@ -11266,7 +11254,7 @@
           <w:color w:val="auto"/>
         </w:rPr>
       </w:pPr>
-      <w:bookmarkStart w:id="55" w:name="_Toc211611368"/>
+      <w:bookmarkStart w:id="54" w:name="_Toc211611368"/>
       <w:r>
         <w:rPr>
           <w:color w:val="auto"/>
@@ -11316,7 +11304,7 @@
         </w:rPr>
         <w:t xml:space="preserve"> (2000-2021)</w:t>
       </w:r>
-      <w:bookmarkEnd w:id="55"/>
+      <w:bookmarkEnd w:id="54"/>
     </w:p>
     <w:p/>
     <w:p>
@@ -11380,7 +11368,7 @@
           <w:color w:val="auto"/>
         </w:rPr>
       </w:pPr>
-      <w:bookmarkStart w:id="56" w:name="_Toc211611369"/>
+      <w:bookmarkStart w:id="55" w:name="_Toc211611369"/>
       <w:r>
         <w:rPr>
           <w:color w:val="auto"/>
@@ -11430,7 +11418,7 @@
         </w:rPr>
         <w:t xml:space="preserve"> (2000-2021)</w:t>
       </w:r>
-      <w:bookmarkEnd w:id="56"/>
+      <w:bookmarkEnd w:id="55"/>
     </w:p>
     <w:p/>
     <w:p>
@@ -11444,7 +11432,7 @@
           <w:szCs w:val="20"/>
         </w:rPr>
       </w:pPr>
-      <w:bookmarkStart w:id="57" w:name="_Toc211610943"/>
+      <w:bookmarkStart w:id="56" w:name="_Toc211616128"/>
       <w:r>
         <w:rPr>
           <w:b/>
@@ -11456,7 +11444,7 @@
         <w:lastRenderedPageBreak/>
         <w:t>Mercadorias</w:t>
       </w:r>
-      <w:bookmarkEnd w:id="57"/>
+      <w:bookmarkEnd w:id="56"/>
     </w:p>
     <w:p>
       <w:pPr>
@@ -11525,7 +11513,7 @@
           <w:color w:val="auto"/>
         </w:rPr>
       </w:pPr>
-      <w:bookmarkStart w:id="58" w:name="_Toc211611370"/>
+      <w:bookmarkStart w:id="57" w:name="_Toc211611370"/>
       <w:r>
         <w:rPr>
           <w:color w:val="auto"/>
@@ -11575,7 +11563,7 @@
         </w:rPr>
         <w:t xml:space="preserve"> (1978-2021)</w:t>
       </w:r>
-      <w:bookmarkEnd w:id="58"/>
+      <w:bookmarkEnd w:id="57"/>
     </w:p>
     <w:p>
       <w:pPr>
@@ -11644,7 +11632,7 @@
           <w:color w:val="auto"/>
         </w:rPr>
       </w:pPr>
-      <w:bookmarkStart w:id="59" w:name="_Toc211611371"/>
+      <w:bookmarkStart w:id="58" w:name="_Toc211611371"/>
       <w:r>
         <w:rPr>
           <w:color w:val="auto"/>
@@ -11688,7 +11676,7 @@
         </w:rPr>
         <w:t xml:space="preserve"> - Evolução das mercadorias movimentadas no Porto de Faro (2000-2021)</w:t>
       </w:r>
-      <w:bookmarkEnd w:id="59"/>
+      <w:bookmarkEnd w:id="58"/>
       <w:r>
         <w:rPr>
           <w:color w:val="auto"/>
@@ -11764,7 +11752,7 @@
           <w:color w:val="auto"/>
         </w:rPr>
       </w:pPr>
-      <w:bookmarkStart w:id="60" w:name="_Toc211611372"/>
+      <w:bookmarkStart w:id="59" w:name="_Toc211611372"/>
       <w:r>
         <w:rPr>
           <w:color w:val="auto"/>
@@ -11808,7 +11796,7 @@
         </w:rPr>
         <w:t xml:space="preserve"> - Evolução das mercadorias movimentadas no Porto de Portimão (2000-2021)</w:t>
       </w:r>
-      <w:bookmarkEnd w:id="60"/>
+      <w:bookmarkEnd w:id="59"/>
     </w:p>
     <w:p>
       <w:pPr>
@@ -11853,7 +11841,7 @@
           <w:szCs w:val="20"/>
         </w:rPr>
       </w:pPr>
-      <w:bookmarkStart w:id="61" w:name="_Toc211610944"/>
+      <w:bookmarkStart w:id="60" w:name="_Toc211616129"/>
       <w:r>
         <w:rPr>
           <w:b/>
@@ -11865,7 +11853,7 @@
         <w:lastRenderedPageBreak/>
         <w:t>Passageiros</w:t>
       </w:r>
-      <w:bookmarkEnd w:id="61"/>
+      <w:bookmarkEnd w:id="60"/>
     </w:p>
     <w:p>
       <w:pPr>
@@ -11953,7 +11941,7 @@
           <w:color w:val="auto"/>
         </w:rPr>
       </w:pPr>
-      <w:bookmarkStart w:id="62" w:name="_Toc211611373"/>
+      <w:bookmarkStart w:id="61" w:name="_Toc211611373"/>
       <w:r>
         <w:rPr>
           <w:color w:val="auto"/>
@@ -12021,7 +12009,7 @@
         </w:rPr>
         <w:t xml:space="preserve"> de passageiros no Porto de Portimão (2004-2020)</w:t>
       </w:r>
-      <w:bookmarkEnd w:id="62"/>
+      <w:bookmarkEnd w:id="61"/>
     </w:p>
     <w:p>
       <w:pPr>
@@ -18141,6 +18129,10 @@
 </file>
 
 <file path=customXml/item1.xml><?xml version="1.0" encoding="utf-8"?>
+<b:Sources xmlns:b="http://schemas.openxmlformats.org/officeDocument/2006/bibliography" xmlns="http://schemas.openxmlformats.org/officeDocument/2006/bibliography" SelectedStyle="\APA.XSL" StyleName="APA"/>
+</file>
+
+<file path=customXml/item2.xml><?xml version="1.0" encoding="utf-8"?>
 <p:properties xmlns:p="http://schemas.microsoft.com/office/2006/metadata/properties" xmlns:xsi="http://www.w3.org/2001/XMLSchema-instance" xmlns:pc="http://schemas.microsoft.com/office/infopath/2007/PartnerControls">
   <documentManagement>
     <NotebookType xmlns="6e977478-40fc-4c96-9b59-58f9adc62218" xsi:nil="true"/>
@@ -18152,11 +18144,16 @@
 </p:properties>
 </file>
 
-<file path=customXml/item2.xml><?xml version="1.0" encoding="utf-8"?>
-<b:Sources xmlns:b="http://schemas.openxmlformats.org/officeDocument/2006/bibliography" xmlns="http://schemas.openxmlformats.org/officeDocument/2006/bibliography" SelectedStyle="\APA.XSL" StyleName="APA"/>
+<file path=customXml/item3.xml><?xml version="1.0" encoding="utf-8"?>
+<?mso-contentType ?>
+<FormTemplates xmlns="http://schemas.microsoft.com/sharepoint/v3/contenttype/forms">
+  <Display>DocumentLibraryForm</Display>
+  <Edit>DocumentLibraryForm</Edit>
+  <New>DocumentLibraryForm</New>
+</FormTemplates>
 </file>
 
-<file path=customXml/item3.xml><?xml version="1.0" encoding="utf-8"?>
+<file path=customXml/item4.xml><?xml version="1.0" encoding="utf-8"?>
 <ct:contentTypeSchema xmlns:ct="http://schemas.microsoft.com/office/2006/metadata/contentType" xmlns:ma="http://schemas.microsoft.com/office/2006/metadata/properties/metaAttributes" ct:_="" ma:_="" ma:contentTypeName="Documento" ma:contentTypeID="0x0101008F0F40A57A4B4943AE5F0D22A00E6876" ma:contentTypeVersion="7" ma:contentTypeDescription="Criar um novo documento." ma:contentTypeScope="" ma:versionID="0777f9d8bcaf4fa9f3f247f35de05543">
   <xsd:schema xmlns:xsd="http://www.w3.org/2001/XMLSchema" xmlns:xs="http://www.w3.org/2001/XMLSchema" xmlns:p="http://schemas.microsoft.com/office/2006/metadata/properties" xmlns:ns2="6e977478-40fc-4c96-9b59-58f9adc62218" targetNamespace="http://schemas.microsoft.com/office/2006/metadata/properties" ma:root="true" ma:fieldsID="6e1588d9447c950b5d06efd32159bf41" ns2:_="">
     <xsd:import namespace="6e977478-40fc-4c96-9b59-58f9adc62218"/>
@@ -18318,16 +18315,15 @@
 </ct:contentTypeSchema>
 </file>
 
-<file path=customXml/item4.xml><?xml version="1.0" encoding="utf-8"?>
-<?mso-contentType ?>
-<FormTemplates xmlns="http://schemas.microsoft.com/sharepoint/v3/contenttype/forms">
-  <Display>DocumentLibraryForm</Display>
-  <Edit>DocumentLibraryForm</Edit>
-  <New>DocumentLibraryForm</New>
-</FormTemplates>
+<file path=customXml/itemProps1.xml><?xml version="1.0" encoding="utf-8"?>
+<ds:datastoreItem xmlns:ds="http://schemas.openxmlformats.org/officeDocument/2006/customXml" ds:itemID="{9C46D67E-02BF-4E37-8EF1-2391CC03D27F}">
+  <ds:schemaRefs>
+    <ds:schemaRef ds:uri="http://schemas.openxmlformats.org/officeDocument/2006/bibliography"/>
+  </ds:schemaRefs>
+</ds:datastoreItem>
 </file>
 
-<file path=customXml/itemProps1.xml><?xml version="1.0" encoding="utf-8"?>
+<file path=customXml/itemProps2.xml><?xml version="1.0" encoding="utf-8"?>
 <ds:datastoreItem xmlns:ds="http://schemas.openxmlformats.org/officeDocument/2006/customXml" ds:itemID="{A02BD9CC-6025-4F76-BD90-0F1427CF0A06}">
   <ds:schemaRefs>
     <ds:schemaRef ds:uri="http://schemas.microsoft.com/office/2006/metadata/properties"/>
@@ -18337,15 +18333,15 @@
 </ds:datastoreItem>
 </file>
 
-<file path=customXml/itemProps2.xml><?xml version="1.0" encoding="utf-8"?>
-<ds:datastoreItem xmlns:ds="http://schemas.openxmlformats.org/officeDocument/2006/customXml" ds:itemID="{9C46D67E-02BF-4E37-8EF1-2391CC03D27F}">
+<file path=customXml/itemProps3.xml><?xml version="1.0" encoding="utf-8"?>
+<ds:datastoreItem xmlns:ds="http://schemas.openxmlformats.org/officeDocument/2006/customXml" ds:itemID="{A8BEE9C3-75AD-4607-B106-1B44B05722EA}">
   <ds:schemaRefs>
-    <ds:schemaRef ds:uri="http://schemas.openxmlformats.org/officeDocument/2006/bibliography"/>
+    <ds:schemaRef ds:uri="http://schemas.microsoft.com/sharepoint/v3/contenttype/forms"/>
   </ds:schemaRefs>
 </ds:datastoreItem>
 </file>
 
-<file path=customXml/itemProps3.xml><?xml version="1.0" encoding="utf-8"?>
+<file path=customXml/itemProps4.xml><?xml version="1.0" encoding="utf-8"?>
 <ds:datastoreItem xmlns:ds="http://schemas.openxmlformats.org/officeDocument/2006/customXml" ds:itemID="{F22FBF9B-697C-4384-8BA9-D9CACC814933}">
   <ds:schemaRefs>
     <ds:schemaRef ds:uri="http://schemas.microsoft.com/office/2006/metadata/contentType"/>
@@ -18361,12 +18357,4 @@
     <ds:schemaRef ds:uri="http://schemas.microsoft.com/internal/obd"/>
   </ds:schemaRefs>
 </ds:datastoreItem>
-</file>
-
-<file path=customXml/itemProps4.xml><?xml version="1.0" encoding="utf-8"?>
-<ds:datastoreItem xmlns:ds="http://schemas.openxmlformats.org/officeDocument/2006/customXml" ds:itemID="{A8BEE9C3-75AD-4607-B106-1B44B05722EA}">
-  <ds:schemaRefs>
-    <ds:schemaRef ds:uri="http://schemas.microsoft.com/sharepoint/v3/contenttype/forms"/>
-  </ds:schemaRefs>
-</ds:datastoreItem>
 </file>
--- a/docs/client_analysis/report_APS.docx
+++ b/docs/client_analysis/report_APS.docx
@@ -4883,14 +4883,9 @@
       </w:r>
     </w:p>
     <w:p>
-      <w:proofErr w:type="spellStart"/>
       <w:r>
         <w:lastRenderedPageBreak/>
-        <w:t>Kt</w:t>
-      </w:r>
-      <w:proofErr w:type="spellEnd"/>
-      <w:r>
-        <w:t xml:space="preserve"> - Q</w:t>
+        <w:t>Kt - Q</w:t>
       </w:r>
       <w:r>
         <w:t>uilotonelada</w:t>
@@ -4907,94 +4902,69 @@
         <w:t xml:space="preserve">TMS - </w:t>
       </w:r>
       <w:r>
-        <w:t xml:space="preserve">Terminal </w:t>
-      </w:r>
-      <w:proofErr w:type="spellStart"/>
-      <w:r>
-        <w:t>Multipurpose</w:t>
-      </w:r>
-      <w:proofErr w:type="spellEnd"/>
+        <w:t>Terminal Multipurpose</w:t>
+      </w:r>
       <w:r>
         <w:t>;</w:t>
       </w:r>
     </w:p>
     <w:p>
       <w:r>
-        <w:t xml:space="preserve">ISO – </w:t>
-      </w:r>
-      <w:proofErr w:type="spellStart"/>
-      <w:r>
-        <w:t>International</w:t>
-      </w:r>
-      <w:proofErr w:type="spellEnd"/>
-      <w:r>
-        <w:t xml:space="preserve"> </w:t>
-      </w:r>
-      <w:proofErr w:type="spellStart"/>
-      <w:r>
-        <w:t>Organization</w:t>
-      </w:r>
-      <w:proofErr w:type="spellEnd"/>
-      <w:r>
-        <w:t xml:space="preserve"> for </w:t>
-      </w:r>
-      <w:proofErr w:type="spellStart"/>
-      <w:r>
-        <w:t>Standardization</w:t>
-      </w:r>
-      <w:proofErr w:type="spellEnd"/>
+        <w:t>ISO – International Organization for Standardization (</w:t>
+      </w:r>
+      <w:r>
+        <w:t>Organização Internacional de Normalização</w:t>
+      </w:r>
+      <w:r>
+        <w:t>)</w:t>
+      </w:r>
+      <w:r>
+        <w:t xml:space="preserve">; </w:t>
+      </w:r>
+    </w:p>
+    <w:p>
+      <w:r>
+        <w:t xml:space="preserve">UTD - </w:t>
+      </w:r>
+      <w:r>
+        <w:t>Unidade de Transformação Digital</w:t>
+      </w:r>
+      <w:r>
+        <w:t>;</w:t>
+      </w:r>
+    </w:p>
+    <w:p>
+      <w:r>
+        <w:t xml:space="preserve">ESG </w:t>
+      </w:r>
+      <w:r>
+        <w:t xml:space="preserve">- </w:t>
+      </w:r>
+      <w:r>
+        <w:t>Environmental, Social and Governance</w:t>
+      </w:r>
       <w:r>
         <w:t xml:space="preserve"> (</w:t>
       </w:r>
       <w:r>
-        <w:t>Organização Internacional de Normalização</w:t>
+        <w:t>Ambiental, Social e Governança</w:t>
       </w:r>
       <w:r>
         <w:t>)</w:t>
       </w:r>
       <w:r>
-        <w:t xml:space="preserve">; </w:t>
-      </w:r>
-    </w:p>
-    <w:p>
-      <w:r>
-        <w:t xml:space="preserve">UTD - </w:t>
-      </w:r>
-      <w:r>
-        <w:t>Unidade de Transformação Digital</w:t>
-      </w:r>
-      <w:r>
         <w:t>;</w:t>
       </w:r>
     </w:p>
     <w:p>
       <w:r>
-        <w:t xml:space="preserve">ESG </w:t>
-      </w:r>
-      <w:r>
-        <w:t xml:space="preserve">- </w:t>
-      </w:r>
-      <w:proofErr w:type="spellStart"/>
-      <w:r>
-        <w:t>Environmental</w:t>
-      </w:r>
-      <w:proofErr w:type="spellEnd"/>
-      <w:r>
-        <w:t xml:space="preserve">, Social and </w:t>
-      </w:r>
-      <w:proofErr w:type="spellStart"/>
-      <w:r>
-        <w:t>Governance</w:t>
-      </w:r>
-      <w:proofErr w:type="spellEnd"/>
-      <w:r>
-        <w:t xml:space="preserve"> (</w:t>
-      </w:r>
-      <w:r>
-        <w:t>Ambiental, Social e Governança</w:t>
-      </w:r>
-      <w:r>
-        <w:t>)</w:t>
+        <w:t xml:space="preserve">SWOT - </w:t>
+      </w:r>
+      <w:r>
+        <w:t>Strengths, Weaknesses, Opportunities e Threats </w:t>
+      </w:r>
+      <w:r>
+        <w:t>(Forças, Fraquezas, Oportunidades, Ameaças)</w:t>
       </w:r>
       <w:r>
         <w:t>;</w:t>
@@ -5002,42 +4972,10 @@
     </w:p>
     <w:p>
       <w:r>
-        <w:t xml:space="preserve">SWOT - </w:t>
-      </w:r>
-      <w:proofErr w:type="spellStart"/>
-      <w:r>
-        <w:t>Strengths</w:t>
-      </w:r>
-      <w:proofErr w:type="spellEnd"/>
-      <w:r>
-        <w:t>, </w:t>
-      </w:r>
-      <w:proofErr w:type="spellStart"/>
-      <w:r>
-        <w:t>Weaknesses</w:t>
-      </w:r>
-      <w:proofErr w:type="spellEnd"/>
-      <w:r>
-        <w:t>, </w:t>
-      </w:r>
-      <w:proofErr w:type="spellStart"/>
-      <w:r>
-        <w:t>Opportunities</w:t>
-      </w:r>
-      <w:proofErr w:type="spellEnd"/>
-      <w:r>
-        <w:t> e </w:t>
-      </w:r>
-      <w:proofErr w:type="spellStart"/>
-      <w:r>
-        <w:t>Threats</w:t>
-      </w:r>
-      <w:proofErr w:type="spellEnd"/>
-      <w:r>
-        <w:t> </w:t>
-      </w:r>
-      <w:r>
-        <w:t>(Forças, Fraquezas, Oportunidades, Ameaças)</w:t>
+        <w:t xml:space="preserve">ODS - </w:t>
+      </w:r>
+      <w:r>
+        <w:t>Objetivos de Desenvolvimento Sustentável</w:t>
       </w:r>
       <w:r>
         <w:t>;</w:t>
@@ -5045,10 +4983,16 @@
     </w:p>
     <w:p>
       <w:r>
-        <w:t xml:space="preserve">ODS - </w:t>
-      </w:r>
-      <w:r>
-        <w:t>Objetivos de Desenvolvimento Sustentável</w:t>
+        <w:t>LED</w:t>
+      </w:r>
+      <w:r>
+        <w:t xml:space="preserve"> - L</w:t>
+      </w:r>
+      <w:r>
+        <w:t>ight-emitting diode</w:t>
+      </w:r>
+      <w:r>
+        <w:t xml:space="preserve"> (Díodo emissor de luz)</w:t>
       </w:r>
       <w:r>
         <w:t>;</w:t>
@@ -5056,59 +5000,14 @@
     </w:p>
     <w:p>
       <w:r>
-        <w:t>LED</w:t>
-      </w:r>
-      <w:r>
-        <w:t xml:space="preserve"> - L</w:t>
-      </w:r>
-      <w:r>
-        <w:t>ight-</w:t>
-      </w:r>
-      <w:proofErr w:type="spellStart"/>
-      <w:r>
-        <w:t>emitting</w:t>
-      </w:r>
-      <w:proofErr w:type="spellEnd"/>
-      <w:r>
-        <w:t xml:space="preserve"> </w:t>
-      </w:r>
-      <w:proofErr w:type="spellStart"/>
-      <w:r>
-        <w:t>diode</w:t>
-      </w:r>
-      <w:proofErr w:type="spellEnd"/>
-      <w:r>
-        <w:t xml:space="preserve"> (Díodo emissor de luz)</w:t>
-      </w:r>
-      <w:r>
-        <w:t>;</w:t>
-      </w:r>
-    </w:p>
-    <w:p>
-      <w:proofErr w:type="spellStart"/>
-      <w:r>
         <w:t>IoT</w:t>
       </w:r>
-      <w:proofErr w:type="spellEnd"/>
       <w:r>
         <w:t xml:space="preserve"> -</w:t>
       </w:r>
       <w:r>
-        <w:t xml:space="preserve"> Internet </w:t>
-      </w:r>
-      <w:proofErr w:type="spellStart"/>
-      <w:r>
-        <w:t>of</w:t>
-      </w:r>
-      <w:proofErr w:type="spellEnd"/>
-      <w:r>
-        <w:t xml:space="preserve"> </w:t>
-      </w:r>
-      <w:proofErr w:type="spellStart"/>
-      <w:r>
-        <w:t>Things</w:t>
-      </w:r>
-      <w:proofErr w:type="spellEnd"/>
+        <w:t> Internet of Things</w:t>
+      </w:r>
       <w:r>
         <w:t xml:space="preserve"> (Internet das coisas)</w:t>
       </w:r>
@@ -5227,15 +5126,7 @@
     </w:p>
     <w:p>
       <w:r>
-        <w:t xml:space="preserve">O seu objetivo estratégico é consolidar o Porto de Sines como um </w:t>
-      </w:r>
-      <w:proofErr w:type="spellStart"/>
-      <w:r>
-        <w:t>hub</w:t>
-      </w:r>
-      <w:proofErr w:type="spellEnd"/>
-      <w:r>
-        <w:t xml:space="preserve"> logístico, energético e industrial de referência no Atlântico, enquanto reforça a importância dos Portos de Faro e Portimão como infraestruturas de apoio ao turismo de cruzeiros e ao transporte marítimo regional.</w:t>
+        <w:t>O seu objetivo estratégico é consolidar o Porto de Sines como um hub logístico, energético e industrial de referência no Atlântico, enquanto reforça a importância dos Portos de Faro e Portimão como infraestruturas de apoio ao turismo de cruzeiros e ao transporte marítimo regional.</w:t>
       </w:r>
     </w:p>
     <w:p>
@@ -5866,15 +5757,7 @@
           </w:tcPr>
           <w:p>
             <w:r>
-              <w:t xml:space="preserve">Granéis Líquidos (unidade: </w:t>
-            </w:r>
-            <w:proofErr w:type="spellStart"/>
-            <w:r>
-              <w:t>kt</w:t>
-            </w:r>
-            <w:proofErr w:type="spellEnd"/>
-            <w:r>
-              <w:t>)</w:t>
+              <w:t>Granéis Líquidos (unidade: kt)</w:t>
             </w:r>
           </w:p>
         </w:tc>
@@ -5964,15 +5847,7 @@
           </w:tcPr>
           <w:p>
             <w:r>
-              <w:t xml:space="preserve">Granéis Sólidos (unidade: </w:t>
-            </w:r>
-            <w:proofErr w:type="spellStart"/>
-            <w:r>
-              <w:t>kt</w:t>
-            </w:r>
-            <w:proofErr w:type="spellEnd"/>
-            <w:r>
-              <w:t>)</w:t>
+              <w:t>Granéis Sólidos (unidade: kt)</w:t>
             </w:r>
           </w:p>
         </w:tc>
@@ -6062,15 +5937,7 @@
           </w:tcPr>
           <w:p>
             <w:r>
-              <w:t xml:space="preserve">Carga Geral Contentorizada (unidade: </w:t>
-            </w:r>
-            <w:proofErr w:type="spellStart"/>
-            <w:r>
-              <w:t>kt</w:t>
-            </w:r>
-            <w:proofErr w:type="spellEnd"/>
-            <w:r>
-              <w:t>)</w:t>
+              <w:t>Carga Geral Contentorizada (unidade: kt)</w:t>
             </w:r>
           </w:p>
         </w:tc>
@@ -6163,15 +6030,7 @@
           </w:tcPr>
           <w:p>
             <w:r>
-              <w:t xml:space="preserve">Carga Geral Fracionada (unidade: </w:t>
-            </w:r>
-            <w:proofErr w:type="spellStart"/>
-            <w:r>
-              <w:t>kt</w:t>
-            </w:r>
-            <w:proofErr w:type="spellEnd"/>
-            <w:r>
-              <w:t>)</w:t>
+              <w:t>Carga Geral Fracionada (unidade: kt)</w:t>
             </w:r>
           </w:p>
         </w:tc>
@@ -6263,21 +6122,8 @@
             <w:hideMark/>
           </w:tcPr>
           <w:p>
-            <w:proofErr w:type="spellStart"/>
-            <w:r>
-              <w:t>Ro-Ro</w:t>
-            </w:r>
-            <w:proofErr w:type="spellEnd"/>
-            <w:r>
-              <w:t xml:space="preserve"> (unidade: </w:t>
-            </w:r>
-            <w:proofErr w:type="spellStart"/>
-            <w:r>
-              <w:t>kt</w:t>
-            </w:r>
-            <w:proofErr w:type="spellEnd"/>
-            <w:r>
-              <w:t>)</w:t>
+            <w:r>
+              <w:t>Ro-Ro (unidade: kt)</w:t>
             </w:r>
           </w:p>
         </w:tc>
@@ -6395,15 +6241,7 @@
               <w:t xml:space="preserve">TOTAL Sines </w:t>
             </w:r>
             <w:r>
-              <w:t xml:space="preserve">(unidade: </w:t>
-            </w:r>
-            <w:proofErr w:type="spellStart"/>
-            <w:r>
-              <w:t>kt</w:t>
-            </w:r>
-            <w:proofErr w:type="spellEnd"/>
-            <w:r>
-              <w:t>)</w:t>
+              <w:t>(unidade: kt)</w:t>
             </w:r>
           </w:p>
         </w:tc>
@@ -6688,23 +6526,7 @@
         <w:t>:</w:t>
       </w:r>
       <w:r>
-        <w:t xml:space="preserve"> exportação de animais vivos para Israel, </w:t>
-      </w:r>
-      <w:proofErr w:type="spellStart"/>
-      <w:r>
-        <w:t>pellets</w:t>
-      </w:r>
-      <w:proofErr w:type="spellEnd"/>
-      <w:r>
-        <w:t xml:space="preserve"> de madeira para França e Reino Unido, e sílica para Espanha, além de </w:t>
-      </w:r>
-      <w:proofErr w:type="spellStart"/>
-      <w:r>
-        <w:t>transhipment</w:t>
-      </w:r>
-      <w:proofErr w:type="spellEnd"/>
-      <w:r>
-        <w:t xml:space="preserve"> de pás eólicas e receção de gesso e ureia.</w:t>
+        <w:t xml:space="preserve"> exportação de animais vivos para Israel, pellets de madeira para França e Reino Unido, e sílica para Espanha, além de transhipment de pás eólicas e receção de gesso e ureia.</w:t>
       </w:r>
     </w:p>
     <w:p>
@@ -6745,23 +6567,6 @@
     <w:p>
       <w:r>
         <w:lastRenderedPageBreak/>
-        <w:t xml:space="preserve">O </w:t>
-      </w:r>
-      <w:r>
-        <w:t xml:space="preserve">TMS </w:t>
-      </w:r>
-      <w:r>
-        <w:t>entrou em atividade no final dos anos 80 com a função principal de rececionar o carvão para alimentar as duas centrais termoelétricas do país. As duas centrais cessaram a atividade dos seus grupos a carvão em 2019, pondo assim término à importação de carvão.</w:t>
-      </w:r>
-      <w:r>
-        <w:t xml:space="preserve"> </w:t>
-      </w:r>
-      <w:r>
-        <w:t>O TMS está hoje com um movimento reduzido e a relançar a sua atividade.</w:t>
-      </w:r>
-    </w:p>
-    <w:p>
-      <w:r>
         <w:t>A imagem seguinte permite uma visualização dos serviços regulares de carga contentorizada que integram o Terminal de Contentores de Sines (Terminal XXI) nos seus portos de escala, ou seja, dos diferentes mercados a que o Porto de Sines está ligado no segmento da carga contentorizada:  </w:t>
       </w:r>
     </w:p>
@@ -6774,7 +6579,7 @@
           <w:noProof/>
         </w:rPr>
         <w:drawing>
-          <wp:inline distT="0" distB="0" distL="0" distR="0" wp14:anchorId="68B4EA67" wp14:editId="65851DD7">
+          <wp:inline distT="0" distB="0" distL="0" distR="0" wp14:anchorId="68B4EA67" wp14:editId="39D36553">
             <wp:extent cx="5226685" cy="3020060"/>
             <wp:effectExtent l="19050" t="19050" r="12065" b="27940"/>
             <wp:docPr id="1965649793" name="Imagem 6" descr="Uma imagem com texto, mapa, captura de ecrã, diagrama&#10;&#10;Os conteúdos gerados por IA podem estar incorretos."/>
@@ -6897,15 +6702,7 @@
         <w:spacing w:after="0" w:line="360" w:lineRule="auto"/>
       </w:pPr>
       <w:r>
-        <w:t xml:space="preserve">O Porto Comercial de Faro tem uma utilização pontual, enquanto o Porto de Portimão foca-se no setor de cruzeiros, recebendo navios de passageiros provenientes de portos como Lisboa, Funchal, Vigo, </w:t>
-      </w:r>
-      <w:proofErr w:type="spellStart"/>
-      <w:r>
-        <w:t>Cádiz</w:t>
-      </w:r>
-      <w:proofErr w:type="spellEnd"/>
-      <w:r>
-        <w:t xml:space="preserve"> e Gibraltar.</w:t>
+        <w:t>O Porto Comercial de Faro tem uma utilização pontual, enquanto o Porto de Portimão foca-se no setor de cruzeiros, recebendo navios de passageiros provenientes de portos como Lisboa, Funchal, Vigo, Cádiz e Gibraltar.</w:t>
       </w:r>
     </w:p>
     <w:p>
@@ -6913,15 +6710,7 @@
         <w:spacing w:after="0" w:line="360" w:lineRule="auto"/>
       </w:pPr>
       <w:r>
-        <w:t xml:space="preserve">Estes dados reforçam a relevância estratégica da APS na economia nacional, como principal </w:t>
-      </w:r>
-      <w:proofErr w:type="spellStart"/>
-      <w:r>
-        <w:t>hub</w:t>
-      </w:r>
-      <w:proofErr w:type="spellEnd"/>
-      <w:r>
-        <w:t xml:space="preserve"> logístico e energético português, com forte integração nos mercados internacionais.</w:t>
+        <w:t>Estes dados reforçam a relevância estratégica da APS na economia nacional, como principal hub logístico e energético português, com forte integração nos mercados internacionais.</w:t>
       </w:r>
     </w:p>
     <w:p>
@@ -6999,10 +6788,19 @@
     </w:p>
     <w:p>
       <w:r>
-        <w:t>Tal como referido anteriormente, a</w:t>
-      </w:r>
-      <w:r>
-        <w:t xml:space="preserve"> Administração dos Portos de Sines e do Algarve, S.A. (APS) é uma sociedade anónima de capitais públicos, detida a 100% pelo Estado Português, sob tutela do Ministério das Infraestruturas e da Habitação. O órgão de superintendência é o Conselho de Administração, apoiado por várias unidades de suporte técnico e operacional.</w:t>
+        <w:t>N</w:t>
+      </w:r>
+      <w:r>
+        <w:t>a</w:t>
+      </w:r>
+      <w:r>
+        <w:t xml:space="preserve"> </w:t>
+      </w:r>
+      <w:r>
+        <w:t xml:space="preserve">APS o </w:t>
+      </w:r>
+      <w:r>
+        <w:t>órgão de superintendência é o Conselho de Administração, apoiado por várias unidades de suporte técnico e operacional.</w:t>
       </w:r>
     </w:p>
     <w:p>
@@ -7208,14 +7006,6 @@
       </w:r>
     </w:p>
     <w:p>
-      <w:r>
-        <w:t>Concluindo</w:t>
-      </w:r>
-      <w:r>
-        <w:t>, a APS possui uma estrutura funcional hierarquizada, estável e tecnicamente orientada, adequada à natureza pública da organização, mas que enfrenta o desafio de equilibrar a conformidade administrativa com a necessidade de inovação e flexibilidade no setor portuário moderno.</w:t>
-      </w:r>
-    </w:p>
-    <w:p>
       <w:pPr>
         <w:pStyle w:val="Ttulo3"/>
         <w:rPr>
@@ -7302,7 +7092,6 @@
     </w:p>
     <w:p>
       <w:r>
-        <w:lastRenderedPageBreak/>
         <w:t>2. Descentralização controlada da tomada de decisão operacional</w:t>
       </w:r>
     </w:p>
@@ -7334,6 +7123,7 @@
         <w:rPr>
           <w:u w:val="single"/>
         </w:rPr>
+        <w:lastRenderedPageBreak/>
         <w:t>Ação recomendada:</w:t>
       </w:r>
       <w:r>
@@ -7421,62 +7211,6 @@
     </w:p>
     <w:p>
       <w:r>
-        <w:t>4. Implementação de um sistema interno de comunicação e inovação colaborativa</w:t>
-      </w:r>
-    </w:p>
-    <w:p>
-      <w:pPr>
-        <w:numPr>
-          <w:ilvl w:val="0"/>
-          <w:numId w:val="27"/>
-        </w:numPr>
-      </w:pPr>
-      <w:r>
-        <w:rPr>
-          <w:u w:val="single"/>
-        </w:rPr>
-        <w:t>Justificação:</w:t>
-      </w:r>
-      <w:r>
-        <w:t xml:space="preserve"> As estruturas informais existentes poderiam ser formalizadas através de um canal digital interno (plataforma colaborativa) que promova a partilha de ideias e boas práticas.</w:t>
-      </w:r>
-    </w:p>
-    <w:p>
-      <w:pPr>
-        <w:numPr>
-          <w:ilvl w:val="0"/>
-          <w:numId w:val="27"/>
-        </w:numPr>
-      </w:pPr>
-      <w:r>
-        <w:rPr>
-          <w:u w:val="single"/>
-        </w:rPr>
-        <w:t>Ação recomendada:</w:t>
-      </w:r>
-      <w:r>
-        <w:t xml:space="preserve"> Desenvolvimento ou adoção de uma plataforma de gestão de conhecimento.</w:t>
-      </w:r>
-    </w:p>
-    <w:p>
-      <w:pPr>
-        <w:numPr>
-          <w:ilvl w:val="0"/>
-          <w:numId w:val="27"/>
-        </w:numPr>
-      </w:pPr>
-      <w:r>
-        <w:rPr>
-          <w:u w:val="single"/>
-        </w:rPr>
-        <w:t>Impacto esperado:</w:t>
-      </w:r>
-      <w:r>
-        <w:t xml:space="preserve"> Aumento do envolvimento dos colaboradores e fomento de uma cultura de melhoria contínua.</w:t>
-      </w:r>
-    </w:p>
-    <w:p>
-      <w:r>
         <w:t>Para concluir, a</w:t>
       </w:r>
       <w:r>
@@ -7508,9 +7242,6 @@
       </w:r>
       <w:r>
         <w:br/>
-      </w:r>
-      <w:r>
-        <w:lastRenderedPageBreak/>
         <w:t>A APS procura integrar estes pilares através de investimentos em projetos como a ampliação do Terminal XXI, a criação do novo Terminal Vasco da Gama e a implementação de sistemas digitais integrados de gestão portuária, reforçando a sua posição como plataforma logística estratégica para o comércio atlântico e ibérico.</w:t>
       </w:r>
     </w:p>
@@ -7700,15 +7431,7 @@
           </w:tcPr>
           <w:p>
             <w:r>
-              <w:t xml:space="preserve">Reforçar o papel do Porto de Sines como </w:t>
-            </w:r>
-            <w:proofErr w:type="spellStart"/>
-            <w:r>
-              <w:t>hub</w:t>
-            </w:r>
-            <w:proofErr w:type="spellEnd"/>
-            <w:r>
-              <w:t xml:space="preserve"> logístico e energético do Atlântico.</w:t>
+              <w:t>Reforçar o papel do Porto de Sines como hub logístico e energético do Atlântico.</w:t>
             </w:r>
           </w:p>
         </w:tc>
@@ -7740,6 +7463,7 @@
                 <w:bCs/>
                 <w:color w:val="000000" w:themeColor="text1"/>
               </w:rPr>
+              <w:lastRenderedPageBreak/>
               <w:t>Tático</w:t>
             </w:r>
           </w:p>
@@ -8185,15 +7909,7 @@
           </w:tcPr>
           <w:p>
             <w:r>
-              <w:t xml:space="preserve">Expansão dos terminais, utilização de energias verdes, automação portuária e reforço da ligação ferroviária ao </w:t>
-            </w:r>
-            <w:proofErr w:type="spellStart"/>
-            <w:r>
-              <w:t>hinterland</w:t>
-            </w:r>
-            <w:proofErr w:type="spellEnd"/>
-            <w:r>
-              <w:t xml:space="preserve"> ibérico.</w:t>
+              <w:t>Expansão dos terminais, utilização de energias verdes, automação portuária e reforço da ligação ferroviária ao hinterland ibérico.</w:t>
             </w:r>
           </w:p>
         </w:tc>
@@ -8282,7 +7998,6 @@
           <w:sz w:val="22"/>
           <w:szCs w:val="22"/>
         </w:rPr>
-        <w:lastRenderedPageBreak/>
         <w:t>Propostas Estratégica 1 - Sustentabilidade e Eficiência Energética</w:t>
       </w:r>
       <w:bookmarkEnd w:id="23"/>
@@ -8388,6 +8103,7 @@
         <w:ind w:left="360"/>
       </w:pPr>
       <w:r>
+        <w:lastRenderedPageBreak/>
         <w:t>Além disso, reforça o compromisso da APS com os Objetivos de Desenvolvimento Sustentável e com a Estratégia Nacional para o Mar 2030, consolidando a sua imagem de porto sustentável e competitivo.</w:t>
       </w:r>
     </w:p>
@@ -8680,23 +8396,7 @@
           </w:tcPr>
           <w:p>
             <w:r>
-              <w:t xml:space="preserve">Desenvolvimento de sistema </w:t>
-            </w:r>
-            <w:proofErr w:type="spellStart"/>
-            <w:r>
-              <w:t>IoT</w:t>
-            </w:r>
-            <w:proofErr w:type="spellEnd"/>
-            <w:r>
-              <w:t xml:space="preserve"> e </w:t>
-            </w:r>
-            <w:proofErr w:type="spellStart"/>
-            <w:r>
-              <w:t>dashboard</w:t>
-            </w:r>
-            <w:proofErr w:type="spellEnd"/>
-            <w:r>
-              <w:t xml:space="preserve"> analítico</w:t>
+              <w:t>Desenvolvimento de sistema IoT e dashboard analítico</w:t>
             </w:r>
           </w:p>
         </w:tc>
@@ -8727,7 +8427,6 @@
           </w:tcPr>
           <w:p>
             <w:r>
-              <w:lastRenderedPageBreak/>
               <w:t>3.1. Estabelecer parcerias com empresas de energia verde</w:t>
             </w:r>
           </w:p>
@@ -8858,6 +8557,7 @@
         <w:ind w:left="360"/>
       </w:pPr>
       <w:r>
+        <w:lastRenderedPageBreak/>
         <w:t>Promover a transformação digital dos processos portuários da APS, aumentando a eficiência operacional, a integração com as cadeias logísticas internacionais e a segurança digital até 2028.</w:t>
       </w:r>
     </w:p>
@@ -8934,23 +8634,7 @@
         <w:ind w:left="360"/>
       </w:pPr>
       <w:r>
-        <w:t xml:space="preserve">A digitalização é uma prioridade tanto para a Estratégia Nacional para o Mar 2030 como para a agenda europeia dos </w:t>
-      </w:r>
-      <w:proofErr w:type="spellStart"/>
-      <w:r>
-        <w:t>Smart</w:t>
-      </w:r>
-      <w:proofErr w:type="spellEnd"/>
-      <w:r>
-        <w:t xml:space="preserve"> </w:t>
-      </w:r>
-      <w:proofErr w:type="spellStart"/>
-      <w:r>
-        <w:t>Ports</w:t>
-      </w:r>
-      <w:proofErr w:type="spellEnd"/>
-      <w:r>
-        <w:t>, permitindo maior integração logística e competitividade.</w:t>
+        <w:t>A digitalização é uma prioridade tanto para a Estratégia Nacional para o Mar 2030 como para a agenda europeia dos Smart Ports, permitindo maior integração logística e competitividade.</w:t>
       </w:r>
     </w:p>
     <w:p>
@@ -9003,15 +8687,7 @@
         <w:t xml:space="preserve">3. </w:t>
       </w:r>
       <w:r>
-        <w:t xml:space="preserve">Reforçar a </w:t>
-      </w:r>
-      <w:proofErr w:type="spellStart"/>
-      <w:r>
-        <w:t>cibersegurança</w:t>
-      </w:r>
-      <w:proofErr w:type="spellEnd"/>
-      <w:r>
-        <w:t xml:space="preserve"> e a proteção de dados nas infraestruturas digitais da APS.</w:t>
+        <w:t>Reforçar a cibersegurança e a proteção de dados nas infraestruturas digitais da APS.</w:t>
       </w:r>
     </w:p>
     <w:p>
@@ -9149,15 +8825,7 @@
               <w:t xml:space="preserve">1.1. </w:t>
             </w:r>
             <w:r>
-              <w:t xml:space="preserve">Implementar um sistema integrado de gestão documental e </w:t>
-            </w:r>
-            <w:proofErr w:type="spellStart"/>
-            <w:r>
-              <w:t>workflow</w:t>
-            </w:r>
-            <w:proofErr w:type="spellEnd"/>
-            <w:r>
-              <w:t xml:space="preserve"> digita</w:t>
+              <w:t>Implementar um sistema integrado de gestão documental e workflow digita</w:t>
             </w:r>
             <w:r>
               <w:t>l</w:t>
@@ -9206,38 +8874,13 @@
           </w:tcPr>
           <w:p>
             <w:r>
-              <w:lastRenderedPageBreak/>
               <w:t>2.1.</w:t>
             </w:r>
             <w:r>
               <w:t xml:space="preserve"> </w:t>
             </w:r>
             <w:r>
-              <w:t>Criar plataforma interoperável de troca de dados (</w:t>
-            </w:r>
-            <w:proofErr w:type="spellStart"/>
-            <w:r>
-              <w:t>Port</w:t>
-            </w:r>
-            <w:proofErr w:type="spellEnd"/>
-            <w:r>
-              <w:t xml:space="preserve"> </w:t>
-            </w:r>
-            <w:proofErr w:type="spellStart"/>
-            <w:r>
-              <w:t>Community</w:t>
-            </w:r>
-            <w:proofErr w:type="spellEnd"/>
-            <w:r>
-              <w:t xml:space="preserve"> </w:t>
-            </w:r>
-            <w:proofErr w:type="spellStart"/>
-            <w:r>
-              <w:t>System</w:t>
-            </w:r>
-            <w:proofErr w:type="spellEnd"/>
-            <w:r>
-              <w:t>)</w:t>
+              <w:t>Criar plataforma interoperável de troca de dados (Port Community System)</w:t>
             </w:r>
           </w:p>
         </w:tc>
@@ -9265,15 +8908,7 @@
           </w:tcPr>
           <w:p>
             <w:r>
-              <w:t xml:space="preserve">Programadores, analistas de sistemas, servidores e </w:t>
-            </w:r>
-            <w:proofErr w:type="spellStart"/>
-            <w:r>
-              <w:t>APIs</w:t>
-            </w:r>
-            <w:proofErr w:type="spellEnd"/>
-            <w:r>
-              <w:t xml:space="preserve"> seguras</w:t>
+              <w:t>Programadores, analistas de sistemas, servidores e APIs seguras</w:t>
             </w:r>
           </w:p>
         </w:tc>
@@ -9290,15 +8925,7 @@
           </w:tcPr>
           <w:p>
             <w:r>
-              <w:t xml:space="preserve">3.1. Reforçar </w:t>
-            </w:r>
-            <w:proofErr w:type="spellStart"/>
-            <w:r>
-              <w:t>cibersegurança</w:t>
-            </w:r>
-            <w:proofErr w:type="spellEnd"/>
-            <w:r>
-              <w:t xml:space="preserve"> e boas práticas digitais</w:t>
+              <w:t>3.1. Reforçar cibersegurança e boas práticas digitais</w:t>
             </w:r>
           </w:p>
         </w:tc>
@@ -9399,6 +9026,7 @@
         </w:rPr>
       </w:pPr>
       <w:r>
+        <w:lastRenderedPageBreak/>
         <w:br w:type="page"/>
       </w:r>
     </w:p>
@@ -10166,21 +9794,7 @@
         <w:rPr>
           <w:color w:val="auto"/>
         </w:rPr>
-        <w:t xml:space="preserve"> - </w:t>
-      </w:r>
-      <w:proofErr w:type="spellStart"/>
-      <w:r>
-        <w:rPr>
-          <w:color w:val="auto"/>
-        </w:rPr>
-        <w:t>Legacy</w:t>
-      </w:r>
-      <w:proofErr w:type="spellEnd"/>
-      <w:r>
-        <w:rPr>
-          <w:color w:val="auto"/>
-        </w:rPr>
-        <w:t xml:space="preserve"> (riscos estratégicos)</w:t>
+        <w:t xml:space="preserve"> - Legacy (riscos estratégicos)</w:t>
       </w:r>
       <w:bookmarkEnd w:id="43"/>
     </w:p>
@@ -10408,21 +10022,7 @@
         <w:rPr>
           <w:color w:val="auto"/>
         </w:rPr>
-        <w:t xml:space="preserve"> - </w:t>
-      </w:r>
-      <w:proofErr w:type="spellStart"/>
-      <w:r>
-        <w:rPr>
-          <w:color w:val="auto"/>
-        </w:rPr>
-        <w:t>Enablers</w:t>
-      </w:r>
-      <w:proofErr w:type="spellEnd"/>
-      <w:r>
-        <w:rPr>
-          <w:color w:val="auto"/>
-        </w:rPr>
-        <w:t xml:space="preserve"> de competitividade (recursos e competências)</w:t>
+        <w:t xml:space="preserve"> - Enablers de competitividade (recursos e competências)</w:t>
       </w:r>
       <w:bookmarkEnd w:id="45"/>
     </w:p>
@@ -10555,21 +10155,7 @@
         <w:rPr>
           <w:color w:val="auto"/>
         </w:rPr>
-        <w:t xml:space="preserve"> - Visão dos </w:t>
-      </w:r>
-      <w:proofErr w:type="spellStart"/>
-      <w:r>
-        <w:rPr>
-          <w:color w:val="auto"/>
-        </w:rPr>
-        <w:t>Stakeholders</w:t>
-      </w:r>
-      <w:proofErr w:type="spellEnd"/>
-      <w:r>
-        <w:rPr>
-          <w:color w:val="auto"/>
-        </w:rPr>
-        <w:t xml:space="preserve"> (competitividade</w:t>
+        <w:t xml:space="preserve"> - Visão dos Stakeholders (competitividade</w:t>
       </w:r>
       <w:r>
         <w:rPr>
@@ -10690,21 +10276,7 @@
         <w:rPr>
           <w:color w:val="auto"/>
         </w:rPr>
-        <w:t xml:space="preserve"> - Visão dos </w:t>
-      </w:r>
-      <w:proofErr w:type="spellStart"/>
-      <w:r>
-        <w:rPr>
-          <w:color w:val="auto"/>
-        </w:rPr>
-        <w:t>Stakeholders</w:t>
-      </w:r>
-      <w:proofErr w:type="spellEnd"/>
-      <w:r>
-        <w:rPr>
-          <w:color w:val="auto"/>
-        </w:rPr>
-        <w:t xml:space="preserve"> (cooperação)</w:t>
+        <w:t xml:space="preserve"> - Visão dos Stakeholders (cooperação)</w:t>
       </w:r>
       <w:bookmarkEnd w:id="47"/>
     </w:p>
@@ -10814,21 +10386,7 @@
         <w:rPr>
           <w:color w:val="auto"/>
         </w:rPr>
-        <w:t xml:space="preserve"> - Visão dos </w:t>
-      </w:r>
-      <w:proofErr w:type="spellStart"/>
-      <w:r>
-        <w:rPr>
-          <w:color w:val="auto"/>
-        </w:rPr>
-        <w:t>Stakeholders</w:t>
-      </w:r>
-      <w:proofErr w:type="spellEnd"/>
-      <w:r>
-        <w:rPr>
-          <w:color w:val="auto"/>
-        </w:rPr>
-        <w:t xml:space="preserve"> (expectativas)</w:t>
+        <w:t xml:space="preserve"> - Visão dos Stakeholders (expectativas)</w:t>
       </w:r>
       <w:bookmarkEnd w:id="48"/>
     </w:p>
@@ -10845,14 +10403,9 @@
       </w:pPr>
       <w:bookmarkStart w:id="49" w:name="_Toc211616125"/>
       <w:r>
-        <w:t xml:space="preserve">Ligações e </w:t>
-      </w:r>
-      <w:proofErr w:type="spellStart"/>
-      <w:r>
-        <w:t>Hinterland</w:t>
+        <w:t>Ligações e Hinterland</w:t>
       </w:r>
       <w:bookmarkEnd w:id="49"/>
-      <w:proofErr w:type="spellEnd"/>
     </w:p>
     <w:p>
       <w:pPr>
@@ -10983,21 +10536,7 @@
         <w:rPr>
           <w:color w:val="auto"/>
         </w:rPr>
-        <w:t xml:space="preserve"> - Ligações estratégicas do Porto de Sines: acessos marítimos globais e </w:t>
-      </w:r>
-      <w:proofErr w:type="spellStart"/>
-      <w:r>
-        <w:rPr>
-          <w:color w:val="auto"/>
-        </w:rPr>
-        <w:t>hinterland</w:t>
-      </w:r>
-      <w:proofErr w:type="spellEnd"/>
-      <w:r>
-        <w:rPr>
-          <w:color w:val="auto"/>
-        </w:rPr>
-        <w:t xml:space="preserve"> ibéric</w:t>
+        <w:t xml:space="preserve"> - Ligações estratégicas do Porto de Sines: acessos marítimos globais e hinterland ibéric</w:t>
       </w:r>
       <w:r>
         <w:rPr>
@@ -18129,10 +17668,6 @@
 </file>
 
 <file path=customXml/item1.xml><?xml version="1.0" encoding="utf-8"?>
-<b:Sources xmlns:b="http://schemas.openxmlformats.org/officeDocument/2006/bibliography" xmlns="http://schemas.openxmlformats.org/officeDocument/2006/bibliography" SelectedStyle="\APA.XSL" StyleName="APA"/>
-</file>
-
-<file path=customXml/item2.xml><?xml version="1.0" encoding="utf-8"?>
 <p:properties xmlns:p="http://schemas.microsoft.com/office/2006/metadata/properties" xmlns:xsi="http://www.w3.org/2001/XMLSchema-instance" xmlns:pc="http://schemas.microsoft.com/office/infopath/2007/PartnerControls">
   <documentManagement>
     <NotebookType xmlns="6e977478-40fc-4c96-9b59-58f9adc62218" xsi:nil="true"/>
@@ -18144,16 +17679,11 @@
 </p:properties>
 </file>
 
-<file path=customXml/item3.xml><?xml version="1.0" encoding="utf-8"?>
-<?mso-contentType ?>
-<FormTemplates xmlns="http://schemas.microsoft.com/sharepoint/v3/contenttype/forms">
-  <Display>DocumentLibraryForm</Display>
-  <Edit>DocumentLibraryForm</Edit>
-  <New>DocumentLibraryForm</New>
-</FormTemplates>
+<file path=customXml/item2.xml><?xml version="1.0" encoding="utf-8"?>
+<b:Sources xmlns:b="http://schemas.openxmlformats.org/officeDocument/2006/bibliography" xmlns="http://schemas.openxmlformats.org/officeDocument/2006/bibliography" SelectedStyle="\APA.XSL" StyleName="APA"/>
 </file>
 
-<file path=customXml/item4.xml><?xml version="1.0" encoding="utf-8"?>
+<file path=customXml/item3.xml><?xml version="1.0" encoding="utf-8"?>
 <ct:contentTypeSchema xmlns:ct="http://schemas.microsoft.com/office/2006/metadata/contentType" xmlns:ma="http://schemas.microsoft.com/office/2006/metadata/properties/metaAttributes" ct:_="" ma:_="" ma:contentTypeName="Documento" ma:contentTypeID="0x0101008F0F40A57A4B4943AE5F0D22A00E6876" ma:contentTypeVersion="7" ma:contentTypeDescription="Criar um novo documento." ma:contentTypeScope="" ma:versionID="0777f9d8bcaf4fa9f3f247f35de05543">
   <xsd:schema xmlns:xsd="http://www.w3.org/2001/XMLSchema" xmlns:xs="http://www.w3.org/2001/XMLSchema" xmlns:p="http://schemas.microsoft.com/office/2006/metadata/properties" xmlns:ns2="6e977478-40fc-4c96-9b59-58f9adc62218" targetNamespace="http://schemas.microsoft.com/office/2006/metadata/properties" ma:root="true" ma:fieldsID="6e1588d9447c950b5d06efd32159bf41" ns2:_="">
     <xsd:import namespace="6e977478-40fc-4c96-9b59-58f9adc62218"/>
@@ -18315,15 +17845,16 @@
 </ct:contentTypeSchema>
 </file>
 
-<file path=customXml/itemProps1.xml><?xml version="1.0" encoding="utf-8"?>
-<ds:datastoreItem xmlns:ds="http://schemas.openxmlformats.org/officeDocument/2006/customXml" ds:itemID="{9C46D67E-02BF-4E37-8EF1-2391CC03D27F}">
-  <ds:schemaRefs>
-    <ds:schemaRef ds:uri="http://schemas.openxmlformats.org/officeDocument/2006/bibliography"/>
-  </ds:schemaRefs>
-</ds:datastoreItem>
+<file path=customXml/item4.xml><?xml version="1.0" encoding="utf-8"?>
+<?mso-contentType ?>
+<FormTemplates xmlns="http://schemas.microsoft.com/sharepoint/v3/contenttype/forms">
+  <Display>DocumentLibraryForm</Display>
+  <Edit>DocumentLibraryForm</Edit>
+  <New>DocumentLibraryForm</New>
+</FormTemplates>
 </file>
 
-<file path=customXml/itemProps2.xml><?xml version="1.0" encoding="utf-8"?>
+<file path=customXml/itemProps1.xml><?xml version="1.0" encoding="utf-8"?>
 <ds:datastoreItem xmlns:ds="http://schemas.openxmlformats.org/officeDocument/2006/customXml" ds:itemID="{A02BD9CC-6025-4F76-BD90-0F1427CF0A06}">
   <ds:schemaRefs>
     <ds:schemaRef ds:uri="http://schemas.microsoft.com/office/2006/metadata/properties"/>
@@ -18333,15 +17864,15 @@
 </ds:datastoreItem>
 </file>
 
-<file path=customXml/itemProps3.xml><?xml version="1.0" encoding="utf-8"?>
-<ds:datastoreItem xmlns:ds="http://schemas.openxmlformats.org/officeDocument/2006/customXml" ds:itemID="{A8BEE9C3-75AD-4607-B106-1B44B05722EA}">
+<file path=customXml/itemProps2.xml><?xml version="1.0" encoding="utf-8"?>
+<ds:datastoreItem xmlns:ds="http://schemas.openxmlformats.org/officeDocument/2006/customXml" ds:itemID="{9C46D67E-02BF-4E37-8EF1-2391CC03D27F}">
   <ds:schemaRefs>
-    <ds:schemaRef ds:uri="http://schemas.microsoft.com/sharepoint/v3/contenttype/forms"/>
+    <ds:schemaRef ds:uri="http://schemas.openxmlformats.org/officeDocument/2006/bibliography"/>
   </ds:schemaRefs>
 </ds:datastoreItem>
 </file>
 
-<file path=customXml/itemProps4.xml><?xml version="1.0" encoding="utf-8"?>
+<file path=customXml/itemProps3.xml><?xml version="1.0" encoding="utf-8"?>
 <ds:datastoreItem xmlns:ds="http://schemas.openxmlformats.org/officeDocument/2006/customXml" ds:itemID="{F22FBF9B-697C-4384-8BA9-D9CACC814933}">
   <ds:schemaRefs>
     <ds:schemaRef ds:uri="http://schemas.microsoft.com/office/2006/metadata/contentType"/>
@@ -18357,4 +17888,12 @@
     <ds:schemaRef ds:uri="http://schemas.microsoft.com/internal/obd"/>
   </ds:schemaRefs>
 </ds:datastoreItem>
+</file>
+
+<file path=customXml/itemProps4.xml><?xml version="1.0" encoding="utf-8"?>
+<ds:datastoreItem xmlns:ds="http://schemas.openxmlformats.org/officeDocument/2006/customXml" ds:itemID="{A8BEE9C3-75AD-4607-B106-1B44B05722EA}">
+  <ds:schemaRefs>
+    <ds:schemaRef ds:uri="http://schemas.microsoft.com/sharepoint/v3/contenttype/forms"/>
+  </ds:schemaRefs>
+</ds:datastoreItem>
 </file>
--- a/docs/client_analysis/report_APS.docx
+++ b/docs/client_analysis/report_APS.docx
@@ -6579,7 +6579,7 @@
           <w:noProof/>
         </w:rPr>
         <w:drawing>
-          <wp:inline distT="0" distB="0" distL="0" distR="0" wp14:anchorId="68B4EA67" wp14:editId="39D36553">
+          <wp:inline distT="0" distB="0" distL="0" distR="0" wp14:anchorId="68B4EA67" wp14:editId="538FA032">
             <wp:extent cx="5226685" cy="3020060"/>
             <wp:effectExtent l="19050" t="19050" r="12065" b="27940"/>
             <wp:docPr id="1965649793" name="Imagem 6" descr="Uma imagem com texto, mapa, captura de ecrã, diagrama&#10;&#10;Os conteúdos gerados por IA podem estar incorretos."/>
@@ -7636,7 +7636,7 @@
                 <w:bCs/>
                 <w:color w:val="000000" w:themeColor="text1"/>
               </w:rPr>
-              <w:t>Forças (internas)</w:t>
+              <w:t>Pontos fortes</w:t>
             </w:r>
           </w:p>
         </w:tc>
@@ -7763,7 +7763,7 @@
                 <w:color w:val="000000" w:themeColor="text1"/>
                 <w:szCs w:val="22"/>
               </w:rPr>
-              <w:t>Fraquezas (internas)</w:t>
+              <w:t>Pontos fracos</w:t>
             </w:r>
           </w:p>
         </w:tc>
@@ -17668,6 +17668,10 @@
 </file>
 
 <file path=customXml/item1.xml><?xml version="1.0" encoding="utf-8"?>
+<b:Sources xmlns:b="http://schemas.openxmlformats.org/officeDocument/2006/bibliography" xmlns="http://schemas.openxmlformats.org/officeDocument/2006/bibliography" SelectedStyle="\APA.XSL" StyleName="APA"/>
+</file>
+
+<file path=customXml/item2.xml><?xml version="1.0" encoding="utf-8"?>
 <p:properties xmlns:p="http://schemas.microsoft.com/office/2006/metadata/properties" xmlns:xsi="http://www.w3.org/2001/XMLSchema-instance" xmlns:pc="http://schemas.microsoft.com/office/infopath/2007/PartnerControls">
   <documentManagement>
     <NotebookType xmlns="6e977478-40fc-4c96-9b59-58f9adc62218" xsi:nil="true"/>
@@ -17679,11 +17683,16 @@
 </p:properties>
 </file>
 
-<file path=customXml/item2.xml><?xml version="1.0" encoding="utf-8"?>
-<b:Sources xmlns:b="http://schemas.openxmlformats.org/officeDocument/2006/bibliography" xmlns="http://schemas.openxmlformats.org/officeDocument/2006/bibliography" SelectedStyle="\APA.XSL" StyleName="APA"/>
+<file path=customXml/item3.xml><?xml version="1.0" encoding="utf-8"?>
+<?mso-contentType ?>
+<FormTemplates xmlns="http://schemas.microsoft.com/sharepoint/v3/contenttype/forms">
+  <Display>DocumentLibraryForm</Display>
+  <Edit>DocumentLibraryForm</Edit>
+  <New>DocumentLibraryForm</New>
+</FormTemplates>
 </file>
 
-<file path=customXml/item3.xml><?xml version="1.0" encoding="utf-8"?>
+<file path=customXml/item4.xml><?xml version="1.0" encoding="utf-8"?>
 <ct:contentTypeSchema xmlns:ct="http://schemas.microsoft.com/office/2006/metadata/contentType" xmlns:ma="http://schemas.microsoft.com/office/2006/metadata/properties/metaAttributes" ct:_="" ma:_="" ma:contentTypeName="Documento" ma:contentTypeID="0x0101008F0F40A57A4B4943AE5F0D22A00E6876" ma:contentTypeVersion="7" ma:contentTypeDescription="Criar um novo documento." ma:contentTypeScope="" ma:versionID="0777f9d8bcaf4fa9f3f247f35de05543">
   <xsd:schema xmlns:xsd="http://www.w3.org/2001/XMLSchema" xmlns:xs="http://www.w3.org/2001/XMLSchema" xmlns:p="http://schemas.microsoft.com/office/2006/metadata/properties" xmlns:ns2="6e977478-40fc-4c96-9b59-58f9adc62218" targetNamespace="http://schemas.microsoft.com/office/2006/metadata/properties" ma:root="true" ma:fieldsID="6e1588d9447c950b5d06efd32159bf41" ns2:_="">
     <xsd:import namespace="6e977478-40fc-4c96-9b59-58f9adc62218"/>
@@ -17845,16 +17854,15 @@
 </ct:contentTypeSchema>
 </file>
 
-<file path=customXml/item4.xml><?xml version="1.0" encoding="utf-8"?>
-<?mso-contentType ?>
-<FormTemplates xmlns="http://schemas.microsoft.com/sharepoint/v3/contenttype/forms">
-  <Display>DocumentLibraryForm</Display>
-  <Edit>DocumentLibraryForm</Edit>
-  <New>DocumentLibraryForm</New>
-</FormTemplates>
+<file path=customXml/itemProps1.xml><?xml version="1.0" encoding="utf-8"?>
+<ds:datastoreItem xmlns:ds="http://schemas.openxmlformats.org/officeDocument/2006/customXml" ds:itemID="{9C46D67E-02BF-4E37-8EF1-2391CC03D27F}">
+  <ds:schemaRefs>
+    <ds:schemaRef ds:uri="http://schemas.openxmlformats.org/officeDocument/2006/bibliography"/>
+  </ds:schemaRefs>
+</ds:datastoreItem>
 </file>
 
-<file path=customXml/itemProps1.xml><?xml version="1.0" encoding="utf-8"?>
+<file path=customXml/itemProps2.xml><?xml version="1.0" encoding="utf-8"?>
 <ds:datastoreItem xmlns:ds="http://schemas.openxmlformats.org/officeDocument/2006/customXml" ds:itemID="{A02BD9CC-6025-4F76-BD90-0F1427CF0A06}">
   <ds:schemaRefs>
     <ds:schemaRef ds:uri="http://schemas.microsoft.com/office/2006/metadata/properties"/>
@@ -17864,15 +17872,15 @@
 </ds:datastoreItem>
 </file>
 
-<file path=customXml/itemProps2.xml><?xml version="1.0" encoding="utf-8"?>
-<ds:datastoreItem xmlns:ds="http://schemas.openxmlformats.org/officeDocument/2006/customXml" ds:itemID="{9C46D67E-02BF-4E37-8EF1-2391CC03D27F}">
+<file path=customXml/itemProps3.xml><?xml version="1.0" encoding="utf-8"?>
+<ds:datastoreItem xmlns:ds="http://schemas.openxmlformats.org/officeDocument/2006/customXml" ds:itemID="{A8BEE9C3-75AD-4607-B106-1B44B05722EA}">
   <ds:schemaRefs>
-    <ds:schemaRef ds:uri="http://schemas.openxmlformats.org/officeDocument/2006/bibliography"/>
+    <ds:schemaRef ds:uri="http://schemas.microsoft.com/sharepoint/v3/contenttype/forms"/>
   </ds:schemaRefs>
 </ds:datastoreItem>
 </file>
 
-<file path=customXml/itemProps3.xml><?xml version="1.0" encoding="utf-8"?>
+<file path=customXml/itemProps4.xml><?xml version="1.0" encoding="utf-8"?>
 <ds:datastoreItem xmlns:ds="http://schemas.openxmlformats.org/officeDocument/2006/customXml" ds:itemID="{F22FBF9B-697C-4384-8BA9-D9CACC814933}">
   <ds:schemaRefs>
     <ds:schemaRef ds:uri="http://schemas.microsoft.com/office/2006/metadata/contentType"/>
@@ -17888,12 +17896,4 @@
     <ds:schemaRef ds:uri="http://schemas.microsoft.com/internal/obd"/>
   </ds:schemaRefs>
 </ds:datastoreItem>
-</file>
-
-<file path=customXml/itemProps4.xml><?xml version="1.0" encoding="utf-8"?>
-<ds:datastoreItem xmlns:ds="http://schemas.openxmlformats.org/officeDocument/2006/customXml" ds:itemID="{A8BEE9C3-75AD-4607-B106-1B44B05722EA}">
-  <ds:schemaRefs>
-    <ds:schemaRef ds:uri="http://schemas.microsoft.com/sharepoint/v3/contenttype/forms"/>
-  </ds:schemaRefs>
-</ds:datastoreItem>
 </file>
--- a/docs/client_analysis/report_APS.docx
+++ b/docs/client_analysis/report_APS.docx
@@ -6579,7 +6579,7 @@
           <w:noProof/>
         </w:rPr>
         <w:drawing>
-          <wp:inline distT="0" distB="0" distL="0" distR="0" wp14:anchorId="68B4EA67" wp14:editId="538FA032">
+          <wp:inline distT="0" distB="0" distL="0" distR="0" wp14:anchorId="68B4EA67" wp14:editId="32EE1FD7">
             <wp:extent cx="5226685" cy="3020060"/>
             <wp:effectExtent l="19050" t="19050" r="12065" b="27940"/>
             <wp:docPr id="1965649793" name="Imagem 6" descr="Uma imagem com texto, mapa, captura de ecrã, diagrama&#10;&#10;Os conteúdos gerados por IA podem estar incorretos."/>
@@ -7965,18 +7965,6 @@
         </w:tc>
       </w:tr>
     </w:tbl>
-    <w:p>
-      <w:pPr>
-        <w:pStyle w:val="Ttulo3"/>
-        <w:rPr>
-          <w:b/>
-          <w:bCs/>
-          <w:color w:val="000000" w:themeColor="text1"/>
-          <w:sz w:val="22"/>
-          <w:szCs w:val="22"/>
-        </w:rPr>
-      </w:pPr>
-    </w:p>
     <w:p/>
     <w:p>
       <w:pPr>
@@ -9016,20 +9004,6 @@
       </w:r>
     </w:p>
     <w:p/>
-    <w:p>
-      <w:pPr>
-        <w:spacing w:line="240" w:lineRule="auto"/>
-        <w:jc w:val="left"/>
-        <w:rPr>
-          <w:rFonts w:cs="Times New Roman"/>
-          <w:b/>
-        </w:rPr>
-      </w:pPr>
-      <w:r>
-        <w:lastRenderedPageBreak/>
-        <w:br w:type="page"/>
-      </w:r>
-    </w:p>
     <w:p>
       <w:pPr>
         <w:pStyle w:val="Ttulo2"/>
@@ -17672,27 +17646,6 @@
 </file>
 
 <file path=customXml/item2.xml><?xml version="1.0" encoding="utf-8"?>
-<p:properties xmlns:p="http://schemas.microsoft.com/office/2006/metadata/properties" xmlns:xsi="http://www.w3.org/2001/XMLSchema-instance" xmlns:pc="http://schemas.microsoft.com/office/infopath/2007/PartnerControls">
-  <documentManagement>
-    <NotebookType xmlns="6e977478-40fc-4c96-9b59-58f9adc62218" xsi:nil="true"/>
-    <AppVersion xmlns="6e977478-40fc-4c96-9b59-58f9adc62218" xsi:nil="true"/>
-    <TeamsChannelId xmlns="6e977478-40fc-4c96-9b59-58f9adc62218" xsi:nil="true"/>
-    <FolderType xmlns="6e977478-40fc-4c96-9b59-58f9adc62218" xsi:nil="true"/>
-    <CultureName xmlns="6e977478-40fc-4c96-9b59-58f9adc62218" xsi:nil="true"/>
-  </documentManagement>
-</p:properties>
-</file>
-
-<file path=customXml/item3.xml><?xml version="1.0" encoding="utf-8"?>
-<?mso-contentType ?>
-<FormTemplates xmlns="http://schemas.microsoft.com/sharepoint/v3/contenttype/forms">
-  <Display>DocumentLibraryForm</Display>
-  <Edit>DocumentLibraryForm</Edit>
-  <New>DocumentLibraryForm</New>
-</FormTemplates>
-</file>
-
-<file path=customXml/item4.xml><?xml version="1.0" encoding="utf-8"?>
 <ct:contentTypeSchema xmlns:ct="http://schemas.microsoft.com/office/2006/metadata/contentType" xmlns:ma="http://schemas.microsoft.com/office/2006/metadata/properties/metaAttributes" ct:_="" ma:_="" ma:contentTypeName="Documento" ma:contentTypeID="0x0101008F0F40A57A4B4943AE5F0D22A00E6876" ma:contentTypeVersion="7" ma:contentTypeDescription="Criar um novo documento." ma:contentTypeScope="" ma:versionID="0777f9d8bcaf4fa9f3f247f35de05543">
   <xsd:schema xmlns:xsd="http://www.w3.org/2001/XMLSchema" xmlns:xs="http://www.w3.org/2001/XMLSchema" xmlns:p="http://schemas.microsoft.com/office/2006/metadata/properties" xmlns:ns2="6e977478-40fc-4c96-9b59-58f9adc62218" targetNamespace="http://schemas.microsoft.com/office/2006/metadata/properties" ma:root="true" ma:fieldsID="6e1588d9447c950b5d06efd32159bf41" ns2:_="">
     <xsd:import namespace="6e977478-40fc-4c96-9b59-58f9adc62218"/>
@@ -17854,6 +17807,27 @@
 </ct:contentTypeSchema>
 </file>
 
+<file path=customXml/item3.xml><?xml version="1.0" encoding="utf-8"?>
+<?mso-contentType ?>
+<FormTemplates xmlns="http://schemas.microsoft.com/sharepoint/v3/contenttype/forms">
+  <Display>DocumentLibraryForm</Display>
+  <Edit>DocumentLibraryForm</Edit>
+  <New>DocumentLibraryForm</New>
+</FormTemplates>
+</file>
+
+<file path=customXml/item4.xml><?xml version="1.0" encoding="utf-8"?>
+<p:properties xmlns:p="http://schemas.microsoft.com/office/2006/metadata/properties" xmlns:xsi="http://www.w3.org/2001/XMLSchema-instance" xmlns:pc="http://schemas.microsoft.com/office/infopath/2007/PartnerControls">
+  <documentManagement>
+    <NotebookType xmlns="6e977478-40fc-4c96-9b59-58f9adc62218" xsi:nil="true"/>
+    <AppVersion xmlns="6e977478-40fc-4c96-9b59-58f9adc62218" xsi:nil="true"/>
+    <TeamsChannelId xmlns="6e977478-40fc-4c96-9b59-58f9adc62218" xsi:nil="true"/>
+    <FolderType xmlns="6e977478-40fc-4c96-9b59-58f9adc62218" xsi:nil="true"/>
+    <CultureName xmlns="6e977478-40fc-4c96-9b59-58f9adc62218" xsi:nil="true"/>
+  </documentManagement>
+</p:properties>
+</file>
+
 <file path=customXml/itemProps1.xml><?xml version="1.0" encoding="utf-8"?>
 <ds:datastoreItem xmlns:ds="http://schemas.openxmlformats.org/officeDocument/2006/customXml" ds:itemID="{9C46D67E-02BF-4E37-8EF1-2391CC03D27F}">
   <ds:schemaRefs>
@@ -17863,24 +17837,6 @@
 </file>
 
 <file path=customXml/itemProps2.xml><?xml version="1.0" encoding="utf-8"?>
-<ds:datastoreItem xmlns:ds="http://schemas.openxmlformats.org/officeDocument/2006/customXml" ds:itemID="{A02BD9CC-6025-4F76-BD90-0F1427CF0A06}">
-  <ds:schemaRefs>
-    <ds:schemaRef ds:uri="http://schemas.microsoft.com/office/2006/metadata/properties"/>
-    <ds:schemaRef ds:uri="http://schemas.microsoft.com/office/infopath/2007/PartnerControls"/>
-    <ds:schemaRef ds:uri="6e977478-40fc-4c96-9b59-58f9adc62218"/>
-  </ds:schemaRefs>
-</ds:datastoreItem>
-</file>
-
-<file path=customXml/itemProps3.xml><?xml version="1.0" encoding="utf-8"?>
-<ds:datastoreItem xmlns:ds="http://schemas.openxmlformats.org/officeDocument/2006/customXml" ds:itemID="{A8BEE9C3-75AD-4607-B106-1B44B05722EA}">
-  <ds:schemaRefs>
-    <ds:schemaRef ds:uri="http://schemas.microsoft.com/sharepoint/v3/contenttype/forms"/>
-  </ds:schemaRefs>
-</ds:datastoreItem>
-</file>
-
-<file path=customXml/itemProps4.xml><?xml version="1.0" encoding="utf-8"?>
 <ds:datastoreItem xmlns:ds="http://schemas.openxmlformats.org/officeDocument/2006/customXml" ds:itemID="{F22FBF9B-697C-4384-8BA9-D9CACC814933}">
   <ds:schemaRefs>
     <ds:schemaRef ds:uri="http://schemas.microsoft.com/office/2006/metadata/contentType"/>
@@ -17896,4 +17852,22 @@
     <ds:schemaRef ds:uri="http://schemas.microsoft.com/internal/obd"/>
   </ds:schemaRefs>
 </ds:datastoreItem>
+</file>
+
+<file path=customXml/itemProps3.xml><?xml version="1.0" encoding="utf-8"?>
+<ds:datastoreItem xmlns:ds="http://schemas.openxmlformats.org/officeDocument/2006/customXml" ds:itemID="{A8BEE9C3-75AD-4607-B106-1B44B05722EA}">
+  <ds:schemaRefs>
+    <ds:schemaRef ds:uri="http://schemas.microsoft.com/sharepoint/v3/contenttype/forms"/>
+  </ds:schemaRefs>
+</ds:datastoreItem>
+</file>
+
+<file path=customXml/itemProps4.xml><?xml version="1.0" encoding="utf-8"?>
+<ds:datastoreItem xmlns:ds="http://schemas.openxmlformats.org/officeDocument/2006/customXml" ds:itemID="{A02BD9CC-6025-4F76-BD90-0F1427CF0A06}">
+  <ds:schemaRefs>
+    <ds:schemaRef ds:uri="http://schemas.microsoft.com/office/2006/metadata/properties"/>
+    <ds:schemaRef ds:uri="http://schemas.microsoft.com/office/infopath/2007/PartnerControls"/>
+    <ds:schemaRef ds:uri="6e977478-40fc-4c96-9b59-58f9adc62218"/>
+  </ds:schemaRefs>
+</ds:datastoreItem>
 </file>
--- a/docs/client_analysis/report_APS.docx
+++ b/docs/client_analysis/report_APS.docx
@@ -4883,9 +4883,14 @@
       </w:r>
     </w:p>
     <w:p>
+      <w:proofErr w:type="spellStart"/>
       <w:r>
         <w:lastRenderedPageBreak/>
-        <w:t>Kt - Q</w:t>
+        <w:t>Kt</w:t>
+      </w:r>
+      <w:proofErr w:type="spellEnd"/>
+      <w:r>
+        <w:t xml:space="preserve"> - Q</w:t>
       </w:r>
       <w:r>
         <w:t>uilotonelada</w:t>
@@ -4902,15 +4907,44 @@
         <w:t xml:space="preserve">TMS - </w:t>
       </w:r>
       <w:r>
-        <w:t>Terminal Multipurpose</w:t>
-      </w:r>
+        <w:t xml:space="preserve">Terminal </w:t>
+      </w:r>
+      <w:proofErr w:type="spellStart"/>
+      <w:r>
+        <w:t>Multipurpose</w:t>
+      </w:r>
+      <w:proofErr w:type="spellEnd"/>
       <w:r>
         <w:t>;</w:t>
       </w:r>
     </w:p>
     <w:p>
       <w:r>
-        <w:t>ISO – International Organization for Standardization (</w:t>
+        <w:t xml:space="preserve">ISO – </w:t>
+      </w:r>
+      <w:proofErr w:type="spellStart"/>
+      <w:r>
+        <w:t>International</w:t>
+      </w:r>
+      <w:proofErr w:type="spellEnd"/>
+      <w:r>
+        <w:t xml:space="preserve"> </w:t>
+      </w:r>
+      <w:proofErr w:type="spellStart"/>
+      <w:r>
+        <w:t>Organization</w:t>
+      </w:r>
+      <w:proofErr w:type="spellEnd"/>
+      <w:r>
+        <w:t xml:space="preserve"> for </w:t>
+      </w:r>
+      <w:proofErr w:type="spellStart"/>
+      <w:r>
+        <w:t>Standardization</w:t>
+      </w:r>
+      <w:proofErr w:type="spellEnd"/>
+      <w:r>
+        <w:t xml:space="preserve"> (</w:t>
       </w:r>
       <w:r>
         <w:t>Organização Internacional de Normalização</w:t>
@@ -4940,9 +4974,27 @@
       <w:r>
         <w:t xml:space="preserve">- </w:t>
       </w:r>
-      <w:r>
-        <w:t>Environmental, Social and Governance</w:t>
-      </w:r>
+      <w:proofErr w:type="spellStart"/>
+      <w:r>
+        <w:t>Environmental</w:t>
+      </w:r>
+      <w:proofErr w:type="spellEnd"/>
+      <w:r>
+        <w:t xml:space="preserve">, Social </w:t>
+      </w:r>
+      <w:proofErr w:type="spellStart"/>
+      <w:r>
+        <w:t>and</w:t>
+      </w:r>
+      <w:proofErr w:type="spellEnd"/>
+      <w:r>
+        <w:t xml:space="preserve"> </w:t>
+      </w:r>
+      <w:proofErr w:type="spellStart"/>
+      <w:r>
+        <w:t>Governance</w:t>
+      </w:r>
+      <w:proofErr w:type="spellEnd"/>
       <w:r>
         <w:t xml:space="preserve"> (</w:t>
       </w:r>
@@ -4960,8 +5012,37 @@
       <w:r>
         <w:t xml:space="preserve">SWOT - </w:t>
       </w:r>
-      <w:r>
-        <w:t>Strengths, Weaknesses, Opportunities e Threats </w:t>
+      <w:proofErr w:type="spellStart"/>
+      <w:r>
+        <w:t>Strengths</w:t>
+      </w:r>
+      <w:proofErr w:type="spellEnd"/>
+      <w:r>
+        <w:t>, </w:t>
+      </w:r>
+      <w:proofErr w:type="spellStart"/>
+      <w:r>
+        <w:t>Weaknesses</w:t>
+      </w:r>
+      <w:proofErr w:type="spellEnd"/>
+      <w:r>
+        <w:t>, </w:t>
+      </w:r>
+      <w:proofErr w:type="spellStart"/>
+      <w:r>
+        <w:t>Opportunities</w:t>
+      </w:r>
+      <w:proofErr w:type="spellEnd"/>
+      <w:r>
+        <w:t> e </w:t>
+      </w:r>
+      <w:proofErr w:type="spellStart"/>
+      <w:r>
+        <w:t>Threats</w:t>
+      </w:r>
+      <w:proofErr w:type="spellEnd"/>
+      <w:r>
+        <w:t> </w:t>
       </w:r>
       <w:r>
         <w:t>(Forças, Fraquezas, Oportunidades, Ameaças)</w:t>
@@ -4989,8 +5070,21 @@
         <w:t xml:space="preserve"> - L</w:t>
       </w:r>
       <w:r>
-        <w:t>ight-emitting diode</w:t>
-      </w:r>
+        <w:t>ight-</w:t>
+      </w:r>
+      <w:proofErr w:type="spellStart"/>
+      <w:r>
+        <w:t>emitting</w:t>
+      </w:r>
+      <w:proofErr w:type="spellEnd"/>
+      <w:r>
+        <w:t xml:space="preserve"> </w:t>
+      </w:r>
+      <w:proofErr w:type="spellStart"/>
+      <w:r>
+        <w:t>diode</w:t>
+      </w:r>
+      <w:proofErr w:type="spellEnd"/>
       <w:r>
         <w:t xml:space="preserve"> (Díodo emissor de luz)</w:t>
       </w:r>
@@ -4999,15 +5093,30 @@
       </w:r>
     </w:p>
     <w:p>
+      <w:proofErr w:type="spellStart"/>
       <w:r>
         <w:t>IoT</w:t>
       </w:r>
+      <w:proofErr w:type="spellEnd"/>
       <w:r>
         <w:t xml:space="preserve"> -</w:t>
       </w:r>
       <w:r>
-        <w:t> Internet of Things</w:t>
-      </w:r>
+        <w:t xml:space="preserve"> Internet </w:t>
+      </w:r>
+      <w:proofErr w:type="spellStart"/>
+      <w:r>
+        <w:t>of</w:t>
+      </w:r>
+      <w:proofErr w:type="spellEnd"/>
+      <w:r>
+        <w:t xml:space="preserve"> </w:t>
+      </w:r>
+      <w:proofErr w:type="spellStart"/>
+      <w:r>
+        <w:t>Things</w:t>
+      </w:r>
+      <w:proofErr w:type="spellEnd"/>
       <w:r>
         <w:t xml:space="preserve"> (Internet das coisas)</w:t>
       </w:r>
@@ -5126,7 +5235,15 @@
     </w:p>
     <w:p>
       <w:r>
-        <w:t>O seu objetivo estratégico é consolidar o Porto de Sines como um hub logístico, energético e industrial de referência no Atlântico, enquanto reforça a importância dos Portos de Faro e Portimão como infraestruturas de apoio ao turismo de cruzeiros e ao transporte marítimo regional.</w:t>
+        <w:t xml:space="preserve">O seu objetivo estratégico é consolidar o Porto de Sines como um </w:t>
+      </w:r>
+      <w:proofErr w:type="spellStart"/>
+      <w:r>
+        <w:t>hub</w:t>
+      </w:r>
+      <w:proofErr w:type="spellEnd"/>
+      <w:r>
+        <w:t xml:space="preserve"> logístico, energético e industrial de referência no Atlântico, enquanto reforça a importância dos Portos de Faro e Portimão como infraestruturas de apoio ao turismo de cruzeiros e ao transporte marítimo regional.</w:t>
       </w:r>
     </w:p>
     <w:p>
@@ -5757,7 +5874,15 @@
           </w:tcPr>
           <w:p>
             <w:r>
-              <w:t>Granéis Líquidos (unidade: kt)</w:t>
+              <w:t xml:space="preserve">Granéis Líquidos (unidade: </w:t>
+            </w:r>
+            <w:proofErr w:type="spellStart"/>
+            <w:r>
+              <w:t>kt</w:t>
+            </w:r>
+            <w:proofErr w:type="spellEnd"/>
+            <w:r>
+              <w:t>)</w:t>
             </w:r>
           </w:p>
         </w:tc>
@@ -5847,7 +5972,15 @@
           </w:tcPr>
           <w:p>
             <w:r>
-              <w:t>Granéis Sólidos (unidade: kt)</w:t>
+              <w:t xml:space="preserve">Granéis Sólidos (unidade: </w:t>
+            </w:r>
+            <w:proofErr w:type="spellStart"/>
+            <w:r>
+              <w:t>kt</w:t>
+            </w:r>
+            <w:proofErr w:type="spellEnd"/>
+            <w:r>
+              <w:t>)</w:t>
             </w:r>
           </w:p>
         </w:tc>
@@ -5937,7 +6070,15 @@
           </w:tcPr>
           <w:p>
             <w:r>
-              <w:t>Carga Geral Contentorizada (unidade: kt)</w:t>
+              <w:t xml:space="preserve">Carga Geral Contentorizada (unidade: </w:t>
+            </w:r>
+            <w:proofErr w:type="spellStart"/>
+            <w:r>
+              <w:t>kt</w:t>
+            </w:r>
+            <w:proofErr w:type="spellEnd"/>
+            <w:r>
+              <w:t>)</w:t>
             </w:r>
           </w:p>
         </w:tc>
@@ -6030,7 +6171,15 @@
           </w:tcPr>
           <w:p>
             <w:r>
-              <w:t>Carga Geral Fracionada (unidade: kt)</w:t>
+              <w:t xml:space="preserve">Carga Geral Fracionada (unidade: </w:t>
+            </w:r>
+            <w:proofErr w:type="spellStart"/>
+            <w:r>
+              <w:t>kt</w:t>
+            </w:r>
+            <w:proofErr w:type="spellEnd"/>
+            <w:r>
+              <w:t>)</w:t>
             </w:r>
           </w:p>
         </w:tc>
@@ -6122,8 +6271,21 @@
             <w:hideMark/>
           </w:tcPr>
           <w:p>
-            <w:r>
-              <w:t>Ro-Ro (unidade: kt)</w:t>
+            <w:proofErr w:type="spellStart"/>
+            <w:r>
+              <w:t>Ro-Ro</w:t>
+            </w:r>
+            <w:proofErr w:type="spellEnd"/>
+            <w:r>
+              <w:t xml:space="preserve"> (unidade: </w:t>
+            </w:r>
+            <w:proofErr w:type="spellStart"/>
+            <w:r>
+              <w:t>kt</w:t>
+            </w:r>
+            <w:proofErr w:type="spellEnd"/>
+            <w:r>
+              <w:t>)</w:t>
             </w:r>
           </w:p>
         </w:tc>
@@ -6241,7 +6403,15 @@
               <w:t xml:space="preserve">TOTAL Sines </w:t>
             </w:r>
             <w:r>
-              <w:t>(unidade: kt)</w:t>
+              <w:t xml:space="preserve">(unidade: </w:t>
+            </w:r>
+            <w:proofErr w:type="spellStart"/>
+            <w:r>
+              <w:t>kt</w:t>
+            </w:r>
+            <w:proofErr w:type="spellEnd"/>
+            <w:r>
+              <w:t>)</w:t>
             </w:r>
           </w:p>
         </w:tc>
@@ -6526,7 +6696,23 @@
         <w:t>:</w:t>
       </w:r>
       <w:r>
-        <w:t xml:space="preserve"> exportação de animais vivos para Israel, pellets de madeira para França e Reino Unido, e sílica para Espanha, além de transhipment de pás eólicas e receção de gesso e ureia.</w:t>
+        <w:t xml:space="preserve"> exportação de animais vivos para Israel, </w:t>
+      </w:r>
+      <w:proofErr w:type="spellStart"/>
+      <w:r>
+        <w:t>pellets</w:t>
+      </w:r>
+      <w:proofErr w:type="spellEnd"/>
+      <w:r>
+        <w:t xml:space="preserve"> de madeira para França e Reino Unido, e sílica para Espanha, além de </w:t>
+      </w:r>
+      <w:proofErr w:type="spellStart"/>
+      <w:r>
+        <w:t>transhipment</w:t>
+      </w:r>
+      <w:proofErr w:type="spellEnd"/>
+      <w:r>
+        <w:t xml:space="preserve"> de pás eólicas e receção de gesso e ureia.</w:t>
       </w:r>
     </w:p>
     <w:p>
@@ -6579,7 +6765,7 @@
           <w:noProof/>
         </w:rPr>
         <w:drawing>
-          <wp:inline distT="0" distB="0" distL="0" distR="0" wp14:anchorId="68B4EA67" wp14:editId="32EE1FD7">
+          <wp:inline distT="0" distB="0" distL="0" distR="0" wp14:anchorId="68B4EA67" wp14:editId="41AD26BA">
             <wp:extent cx="5226685" cy="3020060"/>
             <wp:effectExtent l="19050" t="19050" r="12065" b="27940"/>
             <wp:docPr id="1965649793" name="Imagem 6" descr="Uma imagem com texto, mapa, captura de ecrã, diagrama&#10;&#10;Os conteúdos gerados por IA podem estar incorretos."/>
@@ -6702,7 +6888,15 @@
         <w:spacing w:after="0" w:line="360" w:lineRule="auto"/>
       </w:pPr>
       <w:r>
-        <w:t>O Porto Comercial de Faro tem uma utilização pontual, enquanto o Porto de Portimão foca-se no setor de cruzeiros, recebendo navios de passageiros provenientes de portos como Lisboa, Funchal, Vigo, Cádiz e Gibraltar.</w:t>
+        <w:t xml:space="preserve">O Porto Comercial de Faro tem uma utilização pontual, enquanto o Porto de Portimão foca-se no setor de cruzeiros, recebendo navios de passageiros provenientes de portos como Lisboa, Funchal, Vigo, </w:t>
+      </w:r>
+      <w:proofErr w:type="spellStart"/>
+      <w:r>
+        <w:t>Cádiz</w:t>
+      </w:r>
+      <w:proofErr w:type="spellEnd"/>
+      <w:r>
+        <w:t xml:space="preserve"> e Gibraltar.</w:t>
       </w:r>
     </w:p>
     <w:p>
@@ -6710,7 +6904,15 @@
         <w:spacing w:after="0" w:line="360" w:lineRule="auto"/>
       </w:pPr>
       <w:r>
-        <w:t>Estes dados reforçam a relevância estratégica da APS na economia nacional, como principal hub logístico e energético português, com forte integração nos mercados internacionais.</w:t>
+        <w:t xml:space="preserve">Estes dados reforçam a relevância estratégica da APS na economia nacional, como principal </w:t>
+      </w:r>
+      <w:proofErr w:type="spellStart"/>
+      <w:r>
+        <w:t>hub</w:t>
+      </w:r>
+      <w:proofErr w:type="spellEnd"/>
+      <w:r>
+        <w:t xml:space="preserve"> logístico e energético português, com forte integração nos mercados internacionais.</w:t>
       </w:r>
     </w:p>
     <w:p>
@@ -7233,16 +7435,28 @@
       <w:bookmarkEnd w:id="20"/>
     </w:p>
     <w:p>
-      <w:r>
-        <w:t>O planeamento estratégico da APS está alinhado com a Estratégia Nacional para o Mar 2030 e com as prioridades europeias de transição energética, digital e verde, definidas no Pacto Ecológico Europeu.</w:t>
-      </w:r>
-      <w:r>
-        <w:br/>
-        <w:t>Este planeamento define como eixos estruturantes a expansão e modernização das infraestruturas portuárias, o reforço da eficiência logística, a sustentabilidade ambiental e a inovação tecnológica.</w:t>
-      </w:r>
-      <w:r>
-        <w:br/>
+      <w:bookmarkStart w:id="21" w:name="_Toc211616108"/>
+      <w:r>
+        <w:t>O planeamento estratégico da APS está alinhado com a Estratégia Nacional para o Mar 2030 e com as prioridades europeias de transição energética, digital e verde, definidas no Pacto Ecológico Europeu. Este planeamento define como eixos estruturantes a expansão e modernização das infraestruturas portuárias, o reforço da eficiência logística, a sustentabilidade ambiental e a inovação tecnológica.</w:t>
+      </w:r>
+    </w:p>
+    <w:p>
+      <w:r>
         <w:t>A APS procura integrar estes pilares através de investimentos em projetos como a ampliação do Terminal XXI, a criação do novo Terminal Vasco da Gama e a implementação de sistemas digitais integrados de gestão portuária, reforçando a sua posição como plataforma logística estratégica para o comércio atlântico e ibérico.</w:t>
+      </w:r>
+    </w:p>
+    <w:p>
+      <w:r>
+        <w:t>Este planeamento estratégico reflete a visão da APS de afirmar-se como uma plataforma logística de referência no Atlântico e na Península Ibérica, sustentando a sua missão de promover o desenvolvimento portuário através da modernização, eficiência e sustentabilidade. Os seus valores — inovação tecnológica, responsabilidade ambiental e excelência operacional — orientam a sua cultura organizacional e guiam a tomada de decisão estratégica.</w:t>
+      </w:r>
+    </w:p>
+    <w:p>
+      <w:r>
+        <w:t xml:space="preserve">Desta forma, observa-se uma forte coerência entre a visão, missão e valores da APS, evidenciando uma orientação cultural baseada na sustentabilidade, na inovação e na integração com as políticas nacionais e </w:t>
+      </w:r>
+      <w:r>
+        <w:lastRenderedPageBreak/>
+        <w:t>europeias. Essa coerência reforça o posicionamento da APS como um agente essencial na transição energética e digital do setor portuário português.</w:t>
       </w:r>
     </w:p>
     <w:p>
@@ -7256,7 +7470,6 @@
           <w:szCs w:val="22"/>
         </w:rPr>
       </w:pPr>
-      <w:bookmarkStart w:id="21" w:name="_Toc211616108"/>
       <w:r>
         <w:rPr>
           <w:b/>
@@ -7431,7 +7644,15 @@
           </w:tcPr>
           <w:p>
             <w:r>
-              <w:t>Reforçar o papel do Porto de Sines como hub logístico e energético do Atlântico.</w:t>
+              <w:t xml:space="preserve">Reforçar o papel do Porto de Sines como </w:t>
+            </w:r>
+            <w:proofErr w:type="spellStart"/>
+            <w:r>
+              <w:t>hub</w:t>
+            </w:r>
+            <w:proofErr w:type="spellEnd"/>
+            <w:r>
+              <w:t xml:space="preserve"> logístico e energético do Atlântico.</w:t>
             </w:r>
           </w:p>
         </w:tc>
@@ -7463,7 +7684,6 @@
                 <w:bCs/>
                 <w:color w:val="000000" w:themeColor="text1"/>
               </w:rPr>
-              <w:lastRenderedPageBreak/>
               <w:t>Tático</w:t>
             </w:r>
           </w:p>
@@ -7909,7 +8129,15 @@
           </w:tcPr>
           <w:p>
             <w:r>
-              <w:t>Expansão dos terminais, utilização de energias verdes, automação portuária e reforço da ligação ferroviária ao hinterland ibérico.</w:t>
+              <w:t xml:space="preserve">Expansão dos terminais, utilização de energias verdes, automação portuária e reforço da ligação ferroviária ao </w:t>
+            </w:r>
+            <w:proofErr w:type="spellStart"/>
+            <w:r>
+              <w:t>hinterland</w:t>
+            </w:r>
+            <w:proofErr w:type="spellEnd"/>
+            <w:r>
+              <w:t xml:space="preserve"> ibérico.</w:t>
             </w:r>
           </w:p>
         </w:tc>
@@ -8015,6 +8243,7 @@
         <w:ind w:left="360"/>
       </w:pPr>
       <w:r>
+        <w:lastRenderedPageBreak/>
         <w:t>Reforçar a sustentabilidade ambiental e a eficiência energética nos portos sob administração da APS, promovendo operações portuárias com menores emissões e maior responsabilidade ambiental até 2030.</w:t>
       </w:r>
     </w:p>
@@ -8091,7 +8320,6 @@
         <w:ind w:left="360"/>
       </w:pPr>
       <w:r>
-        <w:lastRenderedPageBreak/>
         <w:t>Além disso, reforça o compromisso da APS com os Objetivos de Desenvolvimento Sustentável e com a Estratégia Nacional para o Mar 2030, consolidando a sua imagem de porto sustentável e competitivo.</w:t>
       </w:r>
     </w:p>
@@ -8384,7 +8612,23 @@
           </w:tcPr>
           <w:p>
             <w:r>
-              <w:t>Desenvolvimento de sistema IoT e dashboard analítico</w:t>
+              <w:t xml:space="preserve">Desenvolvimento de sistema </w:t>
+            </w:r>
+            <w:proofErr w:type="spellStart"/>
+            <w:r>
+              <w:t>IoT</w:t>
+            </w:r>
+            <w:proofErr w:type="spellEnd"/>
+            <w:r>
+              <w:t xml:space="preserve"> e </w:t>
+            </w:r>
+            <w:proofErr w:type="spellStart"/>
+            <w:r>
+              <w:t>dashboard</w:t>
+            </w:r>
+            <w:proofErr w:type="spellEnd"/>
+            <w:r>
+              <w:t xml:space="preserve"> analítico</w:t>
             </w:r>
           </w:p>
         </w:tc>
@@ -8468,6 +8712,7 @@
           <w:b/>
           <w:bCs/>
         </w:rPr>
+        <w:lastRenderedPageBreak/>
         <w:t>Resultados Esperados:</w:t>
       </w:r>
     </w:p>
@@ -8545,7 +8790,6 @@
         <w:ind w:left="360"/>
       </w:pPr>
       <w:r>
-        <w:lastRenderedPageBreak/>
         <w:t>Promover a transformação digital dos processos portuários da APS, aumentando a eficiência operacional, a integração com as cadeias logísticas internacionais e a segurança digital até 2028.</w:t>
       </w:r>
     </w:p>
@@ -8622,7 +8866,23 @@
         <w:ind w:left="360"/>
       </w:pPr>
       <w:r>
-        <w:t>A digitalização é uma prioridade tanto para a Estratégia Nacional para o Mar 2030 como para a agenda europeia dos Smart Ports, permitindo maior integração logística e competitividade.</w:t>
+        <w:t xml:space="preserve">A digitalização é uma prioridade tanto para a Estratégia Nacional para o Mar 2030 como para a agenda europeia dos </w:t>
+      </w:r>
+      <w:proofErr w:type="spellStart"/>
+      <w:r>
+        <w:t>Smart</w:t>
+      </w:r>
+      <w:proofErr w:type="spellEnd"/>
+      <w:r>
+        <w:t xml:space="preserve"> </w:t>
+      </w:r>
+      <w:proofErr w:type="spellStart"/>
+      <w:r>
+        <w:t>Ports</w:t>
+      </w:r>
+      <w:proofErr w:type="spellEnd"/>
+      <w:r>
+        <w:t>, permitindo maior integração logística e competitividade.</w:t>
       </w:r>
     </w:p>
     <w:p>
@@ -8675,7 +8935,15 @@
         <w:t xml:space="preserve">3. </w:t>
       </w:r>
       <w:r>
-        <w:t>Reforçar a cibersegurança e a proteção de dados nas infraestruturas digitais da APS.</w:t>
+        <w:t xml:space="preserve">Reforçar a </w:t>
+      </w:r>
+      <w:proofErr w:type="spellStart"/>
+      <w:r>
+        <w:t>cibersegurança</w:t>
+      </w:r>
+      <w:proofErr w:type="spellEnd"/>
+      <w:r>
+        <w:t xml:space="preserve"> e a proteção de dados nas infraestruturas digitais da APS.</w:t>
       </w:r>
     </w:p>
     <w:p>
@@ -8813,7 +9081,15 @@
               <w:t xml:space="preserve">1.1. </w:t>
             </w:r>
             <w:r>
-              <w:t>Implementar um sistema integrado de gestão documental e workflow digita</w:t>
+              <w:t xml:space="preserve">Implementar um sistema integrado de gestão documental e </w:t>
+            </w:r>
+            <w:proofErr w:type="spellStart"/>
+            <w:r>
+              <w:t>workflow</w:t>
+            </w:r>
+            <w:proofErr w:type="spellEnd"/>
+            <w:r>
+              <w:t xml:space="preserve"> digita</w:t>
             </w:r>
             <w:r>
               <w:t>l</w:t>
@@ -8868,7 +9144,31 @@
               <w:t xml:space="preserve"> </w:t>
             </w:r>
             <w:r>
-              <w:t>Criar plataforma interoperável de troca de dados (Port Community System)</w:t>
+              <w:t>Criar plataforma interoperável de troca de dados (</w:t>
+            </w:r>
+            <w:proofErr w:type="spellStart"/>
+            <w:r>
+              <w:t>Port</w:t>
+            </w:r>
+            <w:proofErr w:type="spellEnd"/>
+            <w:r>
+              <w:t xml:space="preserve"> </w:t>
+            </w:r>
+            <w:proofErr w:type="spellStart"/>
+            <w:r>
+              <w:t>Community</w:t>
+            </w:r>
+            <w:proofErr w:type="spellEnd"/>
+            <w:r>
+              <w:t xml:space="preserve"> </w:t>
+            </w:r>
+            <w:proofErr w:type="spellStart"/>
+            <w:r>
+              <w:t>System</w:t>
+            </w:r>
+            <w:proofErr w:type="spellEnd"/>
+            <w:r>
+              <w:t>)</w:t>
             </w:r>
           </w:p>
         </w:tc>
@@ -8896,7 +9196,15 @@
           </w:tcPr>
           <w:p>
             <w:r>
-              <w:t>Programadores, analistas de sistemas, servidores e APIs seguras</w:t>
+              <w:t xml:space="preserve">Programadores, analistas de sistemas, servidores e </w:t>
+            </w:r>
+            <w:proofErr w:type="spellStart"/>
+            <w:r>
+              <w:t>APIs</w:t>
+            </w:r>
+            <w:proofErr w:type="spellEnd"/>
+            <w:r>
+              <w:t xml:space="preserve"> seguras</w:t>
             </w:r>
           </w:p>
         </w:tc>
@@ -8913,7 +9221,16 @@
           </w:tcPr>
           <w:p>
             <w:r>
-              <w:t>3.1. Reforçar cibersegurança e boas práticas digitais</w:t>
+              <w:lastRenderedPageBreak/>
+              <w:t xml:space="preserve">3.1. Reforçar </w:t>
+            </w:r>
+            <w:proofErr w:type="spellStart"/>
+            <w:r>
+              <w:t>cibersegurança</w:t>
+            </w:r>
+            <w:proofErr w:type="spellEnd"/>
+            <w:r>
+              <w:t xml:space="preserve"> e boas práticas digitais</w:t>
             </w:r>
           </w:p>
         </w:tc>
@@ -9010,7 +9327,6 @@
       </w:pPr>
       <w:bookmarkStart w:id="25" w:name="_Toc211616112"/>
       <w:r>
-        <w:lastRenderedPageBreak/>
         <w:t>II.3 Controlo e Sistemas de informação</w:t>
       </w:r>
       <w:bookmarkEnd w:id="25"/>
@@ -9768,7 +10084,21 @@
         <w:rPr>
           <w:color w:val="auto"/>
         </w:rPr>
-        <w:t xml:space="preserve"> - Legacy (riscos estratégicos)</w:t>
+        <w:t xml:space="preserve"> - </w:t>
+      </w:r>
+      <w:proofErr w:type="spellStart"/>
+      <w:r>
+        <w:rPr>
+          <w:color w:val="auto"/>
+        </w:rPr>
+        <w:t>Legacy</w:t>
+      </w:r>
+      <w:proofErr w:type="spellEnd"/>
+      <w:r>
+        <w:rPr>
+          <w:color w:val="auto"/>
+        </w:rPr>
+        <w:t xml:space="preserve"> (riscos estratégicos)</w:t>
       </w:r>
       <w:bookmarkEnd w:id="43"/>
     </w:p>
@@ -9996,7 +10326,21 @@
         <w:rPr>
           <w:color w:val="auto"/>
         </w:rPr>
-        <w:t xml:space="preserve"> - Enablers de competitividade (recursos e competências)</w:t>
+        <w:t xml:space="preserve"> - </w:t>
+      </w:r>
+      <w:proofErr w:type="spellStart"/>
+      <w:r>
+        <w:rPr>
+          <w:color w:val="auto"/>
+        </w:rPr>
+        <w:t>Enablers</w:t>
+      </w:r>
+      <w:proofErr w:type="spellEnd"/>
+      <w:r>
+        <w:rPr>
+          <w:color w:val="auto"/>
+        </w:rPr>
+        <w:t xml:space="preserve"> de competitividade (recursos e competências)</w:t>
       </w:r>
       <w:bookmarkEnd w:id="45"/>
     </w:p>
@@ -10129,7 +10473,21 @@
         <w:rPr>
           <w:color w:val="auto"/>
         </w:rPr>
-        <w:t xml:space="preserve"> - Visão dos Stakeholders (competitividade</w:t>
+        <w:t xml:space="preserve"> - Visão dos </w:t>
+      </w:r>
+      <w:proofErr w:type="spellStart"/>
+      <w:r>
+        <w:rPr>
+          <w:color w:val="auto"/>
+        </w:rPr>
+        <w:t>Stakeholders</w:t>
+      </w:r>
+      <w:proofErr w:type="spellEnd"/>
+      <w:r>
+        <w:rPr>
+          <w:color w:val="auto"/>
+        </w:rPr>
+        <w:t xml:space="preserve"> (competitividade</w:t>
       </w:r>
       <w:r>
         <w:rPr>
@@ -10250,7 +10608,21 @@
         <w:rPr>
           <w:color w:val="auto"/>
         </w:rPr>
-        <w:t xml:space="preserve"> - Visão dos Stakeholders (cooperação)</w:t>
+        <w:t xml:space="preserve"> - Visão dos </w:t>
+      </w:r>
+      <w:proofErr w:type="spellStart"/>
+      <w:r>
+        <w:rPr>
+          <w:color w:val="auto"/>
+        </w:rPr>
+        <w:t>Stakeholders</w:t>
+      </w:r>
+      <w:proofErr w:type="spellEnd"/>
+      <w:r>
+        <w:rPr>
+          <w:color w:val="auto"/>
+        </w:rPr>
+        <w:t xml:space="preserve"> (cooperação)</w:t>
       </w:r>
       <w:bookmarkEnd w:id="47"/>
     </w:p>
@@ -10360,7 +10732,21 @@
         <w:rPr>
           <w:color w:val="auto"/>
         </w:rPr>
-        <w:t xml:space="preserve"> - Visão dos Stakeholders (expectativas)</w:t>
+        <w:t xml:space="preserve"> - Visão dos </w:t>
+      </w:r>
+      <w:proofErr w:type="spellStart"/>
+      <w:r>
+        <w:rPr>
+          <w:color w:val="auto"/>
+        </w:rPr>
+        <w:t>Stakeholders</w:t>
+      </w:r>
+      <w:proofErr w:type="spellEnd"/>
+      <w:r>
+        <w:rPr>
+          <w:color w:val="auto"/>
+        </w:rPr>
+        <w:t xml:space="preserve"> (expectativas)</w:t>
       </w:r>
       <w:bookmarkEnd w:id="48"/>
     </w:p>
@@ -10377,9 +10763,14 @@
       </w:pPr>
       <w:bookmarkStart w:id="49" w:name="_Toc211616125"/>
       <w:r>
-        <w:t>Ligações e Hinterland</w:t>
+        <w:t xml:space="preserve">Ligações e </w:t>
+      </w:r>
+      <w:proofErr w:type="spellStart"/>
+      <w:r>
+        <w:t>Hinterland</w:t>
       </w:r>
       <w:bookmarkEnd w:id="49"/>
+      <w:proofErr w:type="spellEnd"/>
     </w:p>
     <w:p>
       <w:pPr>
@@ -10510,7 +10901,21 @@
         <w:rPr>
           <w:color w:val="auto"/>
         </w:rPr>
-        <w:t xml:space="preserve"> - Ligações estratégicas do Porto de Sines: acessos marítimos globais e hinterland ibéric</w:t>
+        <w:t xml:space="preserve"> - Ligações estratégicas do Porto de Sines: acessos marítimos globais e </w:t>
+      </w:r>
+      <w:proofErr w:type="spellStart"/>
+      <w:r>
+        <w:rPr>
+          <w:color w:val="auto"/>
+        </w:rPr>
+        <w:t>hinterland</w:t>
+      </w:r>
+      <w:proofErr w:type="spellEnd"/>
+      <w:r>
+        <w:rPr>
+          <w:color w:val="auto"/>
+        </w:rPr>
+        <w:t xml:space="preserve"> ibéric</w:t>
       </w:r>
       <w:r>
         <w:rPr>
@@ -16780,7 +17185,6 @@
   <w:style w:type="character" w:default="1" w:styleId="Tipodeletrapredefinidodopargrafo">
     <w:name w:val="Default Paragraph Font"/>
     <w:uiPriority w:val="1"/>
-    <w:semiHidden/>
     <w:unhideWhenUsed/>
   </w:style>
   <w:style w:type="table" w:default="1" w:styleId="Tabelanormal">
@@ -17646,6 +18050,27 @@
 </file>
 
 <file path=customXml/item2.xml><?xml version="1.0" encoding="utf-8"?>
+<p:properties xmlns:p="http://schemas.microsoft.com/office/2006/metadata/properties" xmlns:xsi="http://www.w3.org/2001/XMLSchema-instance" xmlns:pc="http://schemas.microsoft.com/office/infopath/2007/PartnerControls">
+  <documentManagement>
+    <NotebookType xmlns="6e977478-40fc-4c96-9b59-58f9adc62218" xsi:nil="true"/>
+    <AppVersion xmlns="6e977478-40fc-4c96-9b59-58f9adc62218" xsi:nil="true"/>
+    <TeamsChannelId xmlns="6e977478-40fc-4c96-9b59-58f9adc62218" xsi:nil="true"/>
+    <FolderType xmlns="6e977478-40fc-4c96-9b59-58f9adc62218" xsi:nil="true"/>
+    <CultureName xmlns="6e977478-40fc-4c96-9b59-58f9adc62218" xsi:nil="true"/>
+  </documentManagement>
+</p:properties>
+</file>
+
+<file path=customXml/item3.xml><?xml version="1.0" encoding="utf-8"?>
+<?mso-contentType ?>
+<FormTemplates xmlns="http://schemas.microsoft.com/sharepoint/v3/contenttype/forms">
+  <Display>DocumentLibraryForm</Display>
+  <Edit>DocumentLibraryForm</Edit>
+  <New>DocumentLibraryForm</New>
+</FormTemplates>
+</file>
+
+<file path=customXml/item4.xml><?xml version="1.0" encoding="utf-8"?>
 <ct:contentTypeSchema xmlns:ct="http://schemas.microsoft.com/office/2006/metadata/contentType" xmlns:ma="http://schemas.microsoft.com/office/2006/metadata/properties/metaAttributes" ct:_="" ma:_="" ma:contentTypeName="Documento" ma:contentTypeID="0x0101008F0F40A57A4B4943AE5F0D22A00E6876" ma:contentTypeVersion="7" ma:contentTypeDescription="Criar um novo documento." ma:contentTypeScope="" ma:versionID="0777f9d8bcaf4fa9f3f247f35de05543">
   <xsd:schema xmlns:xsd="http://www.w3.org/2001/XMLSchema" xmlns:xs="http://www.w3.org/2001/XMLSchema" xmlns:p="http://schemas.microsoft.com/office/2006/metadata/properties" xmlns:ns2="6e977478-40fc-4c96-9b59-58f9adc62218" targetNamespace="http://schemas.microsoft.com/office/2006/metadata/properties" ma:root="true" ma:fieldsID="6e1588d9447c950b5d06efd32159bf41" ns2:_="">
     <xsd:import namespace="6e977478-40fc-4c96-9b59-58f9adc62218"/>
@@ -17807,27 +18232,6 @@
 </ct:contentTypeSchema>
 </file>
 
-<file path=customXml/item3.xml><?xml version="1.0" encoding="utf-8"?>
-<?mso-contentType ?>
-<FormTemplates xmlns="http://schemas.microsoft.com/sharepoint/v3/contenttype/forms">
-  <Display>DocumentLibraryForm</Display>
-  <Edit>DocumentLibraryForm</Edit>
-  <New>DocumentLibraryForm</New>
-</FormTemplates>
-</file>
-
-<file path=customXml/item4.xml><?xml version="1.0" encoding="utf-8"?>
-<p:properties xmlns:p="http://schemas.microsoft.com/office/2006/metadata/properties" xmlns:xsi="http://www.w3.org/2001/XMLSchema-instance" xmlns:pc="http://schemas.microsoft.com/office/infopath/2007/PartnerControls">
-  <documentManagement>
-    <NotebookType xmlns="6e977478-40fc-4c96-9b59-58f9adc62218" xsi:nil="true"/>
-    <AppVersion xmlns="6e977478-40fc-4c96-9b59-58f9adc62218" xsi:nil="true"/>
-    <TeamsChannelId xmlns="6e977478-40fc-4c96-9b59-58f9adc62218" xsi:nil="true"/>
-    <FolderType xmlns="6e977478-40fc-4c96-9b59-58f9adc62218" xsi:nil="true"/>
-    <CultureName xmlns="6e977478-40fc-4c96-9b59-58f9adc62218" xsi:nil="true"/>
-  </documentManagement>
-</p:properties>
-</file>
-
 <file path=customXml/itemProps1.xml><?xml version="1.0" encoding="utf-8"?>
 <ds:datastoreItem xmlns:ds="http://schemas.openxmlformats.org/officeDocument/2006/customXml" ds:itemID="{9C46D67E-02BF-4E37-8EF1-2391CC03D27F}">
   <ds:schemaRefs>
@@ -17837,6 +18241,24 @@
 </file>
 
 <file path=customXml/itemProps2.xml><?xml version="1.0" encoding="utf-8"?>
+<ds:datastoreItem xmlns:ds="http://schemas.openxmlformats.org/officeDocument/2006/customXml" ds:itemID="{A02BD9CC-6025-4F76-BD90-0F1427CF0A06}">
+  <ds:schemaRefs>
+    <ds:schemaRef ds:uri="http://schemas.microsoft.com/office/2006/metadata/properties"/>
+    <ds:schemaRef ds:uri="http://schemas.microsoft.com/office/infopath/2007/PartnerControls"/>
+    <ds:schemaRef ds:uri="6e977478-40fc-4c96-9b59-58f9adc62218"/>
+  </ds:schemaRefs>
+</ds:datastoreItem>
+</file>
+
+<file path=customXml/itemProps3.xml><?xml version="1.0" encoding="utf-8"?>
+<ds:datastoreItem xmlns:ds="http://schemas.openxmlformats.org/officeDocument/2006/customXml" ds:itemID="{A8BEE9C3-75AD-4607-B106-1B44B05722EA}">
+  <ds:schemaRefs>
+    <ds:schemaRef ds:uri="http://schemas.microsoft.com/sharepoint/v3/contenttype/forms"/>
+  </ds:schemaRefs>
+</ds:datastoreItem>
+</file>
+
+<file path=customXml/itemProps4.xml><?xml version="1.0" encoding="utf-8"?>
 <ds:datastoreItem xmlns:ds="http://schemas.openxmlformats.org/officeDocument/2006/customXml" ds:itemID="{F22FBF9B-697C-4384-8BA9-D9CACC814933}">
   <ds:schemaRefs>
     <ds:schemaRef ds:uri="http://schemas.microsoft.com/office/2006/metadata/contentType"/>
@@ -17852,22 +18274,4 @@
     <ds:schemaRef ds:uri="http://schemas.microsoft.com/internal/obd"/>
   </ds:schemaRefs>
 </ds:datastoreItem>
-</file>
-
-<file path=customXml/itemProps3.xml><?xml version="1.0" encoding="utf-8"?>
-<ds:datastoreItem xmlns:ds="http://schemas.openxmlformats.org/officeDocument/2006/customXml" ds:itemID="{A8BEE9C3-75AD-4607-B106-1B44B05722EA}">
-  <ds:schemaRefs>
-    <ds:schemaRef ds:uri="http://schemas.microsoft.com/sharepoint/v3/contenttype/forms"/>
-  </ds:schemaRefs>
-</ds:datastoreItem>
-</file>
-
-<file path=customXml/itemProps4.xml><?xml version="1.0" encoding="utf-8"?>
-<ds:datastoreItem xmlns:ds="http://schemas.openxmlformats.org/officeDocument/2006/customXml" ds:itemID="{A02BD9CC-6025-4F76-BD90-0F1427CF0A06}">
-  <ds:schemaRefs>
-    <ds:schemaRef ds:uri="http://schemas.microsoft.com/office/2006/metadata/properties"/>
-    <ds:schemaRef ds:uri="http://schemas.microsoft.com/office/infopath/2007/PartnerControls"/>
-    <ds:schemaRef ds:uri="6e977478-40fc-4c96-9b59-58f9adc62218"/>
-  </ds:schemaRefs>
-</ds:datastoreItem>
 </file>
--- a/docs/client_analysis/report_APS.docx
+++ b/docs/client_analysis/report_APS.docx
@@ -614,7 +614,7 @@
           <w:r>
             <w:fldChar w:fldCharType="separate"/>
           </w:r>
-          <w:hyperlink w:anchor="_Toc211616092" w:history="1">
+          <w:hyperlink w:anchor="_Toc212402196" w:history="1">
             <w:r>
               <w:rPr>
                 <w:rStyle w:val="Hiperligao"/>
@@ -642,7 +642,7 @@
                 <w:noProof/>
                 <w:webHidden/>
               </w:rPr>
-              <w:instrText xml:space="preserve"> PAGEREF _Toc211616092 \h </w:instrText>
+              <w:instrText xml:space="preserve"> PAGEREF _Toc212402196 \h </w:instrText>
             </w:r>
             <w:r>
               <w:rPr>
@@ -687,7 +687,7 @@
               <w14:ligatures w14:val="standardContextual"/>
             </w:rPr>
           </w:pPr>
-          <w:hyperlink w:anchor="_Toc211616093" w:history="1">
+          <w:hyperlink w:anchor="_Toc212402197" w:history="1">
             <w:r>
               <w:rPr>
                 <w:rStyle w:val="Hiperligao"/>
@@ -715,7 +715,7 @@
                 <w:noProof/>
                 <w:webHidden/>
               </w:rPr>
-              <w:instrText xml:space="preserve"> PAGEREF _Toc211616093 \h </w:instrText>
+              <w:instrText xml:space="preserve"> PAGEREF _Toc212402197 \h </w:instrText>
             </w:r>
             <w:r>
               <w:rPr>
@@ -760,7 +760,7 @@
               <w14:ligatures w14:val="standardContextual"/>
             </w:rPr>
           </w:pPr>
-          <w:hyperlink w:anchor="_Toc211616094" w:history="1">
+          <w:hyperlink w:anchor="_Toc212402198" w:history="1">
             <w:r>
               <w:rPr>
                 <w:rStyle w:val="Hiperligao"/>
@@ -787,7 +787,7 @@
                 <w:noProof/>
                 <w:webHidden/>
               </w:rPr>
-              <w:instrText xml:space="preserve"> PAGEREF _Toc211616094 \h </w:instrText>
+              <w:instrText xml:space="preserve"> PAGEREF _Toc212402198 \h </w:instrText>
             </w:r>
             <w:r>
               <w:rPr>
@@ -832,7 +832,7 @@
               <w14:ligatures w14:val="standardContextual"/>
             </w:rPr>
           </w:pPr>
-          <w:hyperlink w:anchor="_Toc211616095" w:history="1">
+          <w:hyperlink w:anchor="_Toc212402199" w:history="1">
             <w:r>
               <w:rPr>
                 <w:rStyle w:val="Hiperligao"/>
@@ -859,7 +859,7 @@
                 <w:noProof/>
                 <w:webHidden/>
               </w:rPr>
-              <w:instrText xml:space="preserve"> PAGEREF _Toc211616095 \h </w:instrText>
+              <w:instrText xml:space="preserve"> PAGEREF _Toc212402199 \h </w:instrText>
             </w:r>
             <w:r>
               <w:rPr>
@@ -904,7 +904,7 @@
               <w14:ligatures w14:val="standardContextual"/>
             </w:rPr>
           </w:pPr>
-          <w:hyperlink w:anchor="_Toc211616096" w:history="1">
+          <w:hyperlink w:anchor="_Toc212402200" w:history="1">
             <w:r>
               <w:rPr>
                 <w:rStyle w:val="Hiperligao"/>
@@ -931,7 +931,7 @@
                 <w:noProof/>
                 <w:webHidden/>
               </w:rPr>
-              <w:instrText xml:space="preserve"> PAGEREF _Toc211616096 \h </w:instrText>
+              <w:instrText xml:space="preserve"> PAGEREF _Toc212402200 \h </w:instrText>
             </w:r>
             <w:r>
               <w:rPr>
@@ -976,7 +976,7 @@
               <w14:ligatures w14:val="standardContextual"/>
             </w:rPr>
           </w:pPr>
-          <w:hyperlink w:anchor="_Toc211616097" w:history="1">
+          <w:hyperlink w:anchor="_Toc212402201" w:history="1">
             <w:r>
               <w:rPr>
                 <w:rStyle w:val="Hiperligao"/>
@@ -1005,7 +1005,7 @@
                 <w:noProof/>
                 <w:webHidden/>
               </w:rPr>
-              <w:instrText xml:space="preserve"> PAGEREF _Toc211616097 \h </w:instrText>
+              <w:instrText xml:space="preserve"> PAGEREF _Toc212402201 \h </w:instrText>
             </w:r>
             <w:r>
               <w:rPr>
@@ -1050,7 +1050,7 @@
               <w14:ligatures w14:val="standardContextual"/>
             </w:rPr>
           </w:pPr>
-          <w:hyperlink w:anchor="_Toc211616098" w:history="1">
+          <w:hyperlink w:anchor="_Toc212402202" w:history="1">
             <w:r>
               <w:rPr>
                 <w:rStyle w:val="Hiperligao"/>
@@ -1079,7 +1079,7 @@
                 <w:noProof/>
                 <w:webHidden/>
               </w:rPr>
-              <w:instrText xml:space="preserve"> PAGEREF _Toc211616098 \h </w:instrText>
+              <w:instrText xml:space="preserve"> PAGEREF _Toc212402202 \h </w:instrText>
             </w:r>
             <w:r>
               <w:rPr>
@@ -1124,7 +1124,7 @@
               <w14:ligatures w14:val="standardContextual"/>
             </w:rPr>
           </w:pPr>
-          <w:hyperlink w:anchor="_Toc211616099" w:history="1">
+          <w:hyperlink w:anchor="_Toc212402203" w:history="1">
             <w:r>
               <w:rPr>
                 <w:rStyle w:val="Hiperligao"/>
@@ -1153,7 +1153,7 @@
                 <w:noProof/>
                 <w:webHidden/>
               </w:rPr>
-              <w:instrText xml:space="preserve"> PAGEREF _Toc211616099 \h </w:instrText>
+              <w:instrText xml:space="preserve"> PAGEREF _Toc212402203 \h </w:instrText>
             </w:r>
             <w:r>
               <w:rPr>
@@ -1198,7 +1198,7 @@
               <w14:ligatures w14:val="standardContextual"/>
             </w:rPr>
           </w:pPr>
-          <w:hyperlink w:anchor="_Toc211616100" w:history="1">
+          <w:hyperlink w:anchor="_Toc212402204" w:history="1">
             <w:r>
               <w:rPr>
                 <w:rStyle w:val="Hiperligao"/>
@@ -1227,7 +1227,7 @@
                 <w:noProof/>
                 <w:webHidden/>
               </w:rPr>
-              <w:instrText xml:space="preserve"> PAGEREF _Toc211616100 \h </w:instrText>
+              <w:instrText xml:space="preserve"> PAGEREF _Toc212402204 \h </w:instrText>
             </w:r>
             <w:r>
               <w:rPr>
@@ -1272,7 +1272,7 @@
               <w14:ligatures w14:val="standardContextual"/>
             </w:rPr>
           </w:pPr>
-          <w:hyperlink w:anchor="_Toc211616101" w:history="1">
+          <w:hyperlink w:anchor="_Toc212402205" w:history="1">
             <w:r>
               <w:rPr>
                 <w:rStyle w:val="Hiperligao"/>
@@ -1301,7 +1301,7 @@
                 <w:noProof/>
                 <w:webHidden/>
               </w:rPr>
-              <w:instrText xml:space="preserve"> PAGEREF _Toc211616101 \h </w:instrText>
+              <w:instrText xml:space="preserve"> PAGEREF _Toc212402205 \h </w:instrText>
             </w:r>
             <w:r>
               <w:rPr>
@@ -1322,6 +1322,78 @@
                 <w:webHidden/>
               </w:rPr>
               <w:t>7</w:t>
+            </w:r>
+            <w:r>
+              <w:rPr>
+                <w:noProof/>
+                <w:webHidden/>
+              </w:rPr>
+              <w:fldChar w:fldCharType="end"/>
+            </w:r>
+          </w:hyperlink>
+        </w:p>
+        <w:p>
+          <w:pPr>
+            <w:pStyle w:val="ndice1"/>
+            <w:tabs>
+              <w:tab w:val="right" w:leader="dot" w:pos="9350"/>
+            </w:tabs>
+            <w:rPr>
+              <w:rFonts w:asciiTheme="minorHAnsi" w:eastAsiaTheme="minorEastAsia" w:hAnsiTheme="minorHAnsi" w:cstheme="minorBidi"/>
+              <w:noProof/>
+              <w:kern w:val="2"/>
+              <w:sz w:val="24"/>
+              <w14:ligatures w14:val="standardContextual"/>
+            </w:rPr>
+          </w:pPr>
+          <w:hyperlink w:anchor="_Toc212402206" w:history="1">
+            <w:r>
+              <w:rPr>
+                <w:rStyle w:val="Hiperligao"/>
+                <w:noProof/>
+              </w:rPr>
+              <w:t>Parte II – Desenvolvimento</w:t>
+            </w:r>
+            <w:r>
+              <w:rPr>
+                <w:noProof/>
+                <w:webHidden/>
+              </w:rPr>
+              <w:tab/>
+            </w:r>
+            <w:r>
+              <w:rPr>
+                <w:noProof/>
+                <w:webHidden/>
+              </w:rPr>
+              <w:fldChar w:fldCharType="begin"/>
+            </w:r>
+            <w:r>
+              <w:rPr>
+                <w:noProof/>
+                <w:webHidden/>
+              </w:rPr>
+              <w:instrText xml:space="preserve"> PAGEREF _Toc212402206 \h </w:instrText>
+            </w:r>
+            <w:r>
+              <w:rPr>
+                <w:noProof/>
+                <w:webHidden/>
+              </w:rPr>
+            </w:r>
+            <w:r>
+              <w:rPr>
+                <w:noProof/>
+                <w:webHidden/>
+              </w:rPr>
+              <w:fldChar w:fldCharType="separate"/>
+            </w:r>
+            <w:r>
+              <w:rPr>
+                <w:noProof/>
+                <w:webHidden/>
+              </w:rPr>
+              <w:t>9</w:t>
             </w:r>
             <w:r>
               <w:rPr>
@@ -1346,13 +1418,13 @@
               <w14:ligatures w14:val="standardContextual"/>
             </w:rPr>
           </w:pPr>
-          <w:hyperlink w:anchor="_Toc211616102" w:history="1">
+          <w:hyperlink w:anchor="_Toc212402207" w:history="1">
             <w:r>
               <w:rPr>
                 <w:rStyle w:val="Hiperligao"/>
                 <w:noProof/>
               </w:rPr>
-              <w:t>I.2 Fontes de informação</w:t>
+              <w:t>II.1 Organização</w:t>
             </w:r>
             <w:r>
               <w:rPr>
@@ -1373,7 +1445,7 @@
                 <w:noProof/>
                 <w:webHidden/>
               </w:rPr>
-              <w:instrText xml:space="preserve"> PAGEREF _Toc211616102 \h </w:instrText>
+              <w:instrText xml:space="preserve"> PAGEREF _Toc212402207 \h </w:instrText>
             </w:r>
             <w:r>
               <w:rPr>
@@ -1393,7 +1465,1027 @@
                 <w:noProof/>
                 <w:webHidden/>
               </w:rPr>
-              <w:t>8</w:t>
+              <w:t>9</w:t>
+            </w:r>
+            <w:r>
+              <w:rPr>
+                <w:noProof/>
+                <w:webHidden/>
+              </w:rPr>
+              <w:fldChar w:fldCharType="end"/>
+            </w:r>
+          </w:hyperlink>
+        </w:p>
+        <w:p>
+          <w:pPr>
+            <w:pStyle w:val="ndice3"/>
+            <w:tabs>
+              <w:tab w:val="right" w:leader="dot" w:pos="9350"/>
+            </w:tabs>
+            <w:rPr>
+              <w:rFonts w:asciiTheme="minorHAnsi" w:eastAsiaTheme="minorEastAsia" w:hAnsiTheme="minorHAnsi" w:cstheme="minorBidi"/>
+              <w:noProof/>
+              <w:kern w:val="2"/>
+              <w:sz w:val="24"/>
+              <w14:ligatures w14:val="standardContextual"/>
+            </w:rPr>
+          </w:pPr>
+          <w:hyperlink w:anchor="_Toc212402208" w:history="1">
+            <w:r>
+              <w:rPr>
+                <w:rStyle w:val="Hiperligao"/>
+                <w:b/>
+                <w:bCs/>
+                <w:noProof/>
+              </w:rPr>
+              <w:t>Estrutura organizacional</w:t>
+            </w:r>
+            <w:r>
+              <w:rPr>
+                <w:noProof/>
+                <w:webHidden/>
+              </w:rPr>
+              <w:tab/>
+            </w:r>
+            <w:r>
+              <w:rPr>
+                <w:noProof/>
+                <w:webHidden/>
+              </w:rPr>
+              <w:fldChar w:fldCharType="begin"/>
+            </w:r>
+            <w:r>
+              <w:rPr>
+                <w:noProof/>
+                <w:webHidden/>
+              </w:rPr>
+              <w:instrText xml:space="preserve"> PAGEREF _Toc212402208 \h </w:instrText>
+            </w:r>
+            <w:r>
+              <w:rPr>
+                <w:noProof/>
+                <w:webHidden/>
+              </w:rPr>
+            </w:r>
+            <w:r>
+              <w:rPr>
+                <w:noProof/>
+                <w:webHidden/>
+              </w:rPr>
+              <w:fldChar w:fldCharType="separate"/>
+            </w:r>
+            <w:r>
+              <w:rPr>
+                <w:noProof/>
+                <w:webHidden/>
+              </w:rPr>
+              <w:t>9</w:t>
+            </w:r>
+            <w:r>
+              <w:rPr>
+                <w:noProof/>
+                <w:webHidden/>
+              </w:rPr>
+              <w:fldChar w:fldCharType="end"/>
+            </w:r>
+          </w:hyperlink>
+        </w:p>
+        <w:p>
+          <w:pPr>
+            <w:pStyle w:val="ndice3"/>
+            <w:tabs>
+              <w:tab w:val="right" w:leader="dot" w:pos="9350"/>
+            </w:tabs>
+            <w:rPr>
+              <w:rFonts w:asciiTheme="minorHAnsi" w:eastAsiaTheme="minorEastAsia" w:hAnsiTheme="minorHAnsi" w:cstheme="minorBidi"/>
+              <w:noProof/>
+              <w:kern w:val="2"/>
+              <w:sz w:val="24"/>
+              <w14:ligatures w14:val="standardContextual"/>
+            </w:rPr>
+          </w:pPr>
+          <w:hyperlink w:anchor="_Toc212402209" w:history="1">
+            <w:r>
+              <w:rPr>
+                <w:rStyle w:val="Hiperligao"/>
+                <w:b/>
+                <w:bCs/>
+                <w:noProof/>
+              </w:rPr>
+              <w:t>Proposta de melhoria</w:t>
+            </w:r>
+            <w:r>
+              <w:rPr>
+                <w:noProof/>
+                <w:webHidden/>
+              </w:rPr>
+              <w:tab/>
+            </w:r>
+            <w:r>
+              <w:rPr>
+                <w:noProof/>
+                <w:webHidden/>
+              </w:rPr>
+              <w:fldChar w:fldCharType="begin"/>
+            </w:r>
+            <w:r>
+              <w:rPr>
+                <w:noProof/>
+                <w:webHidden/>
+              </w:rPr>
+              <w:instrText xml:space="preserve"> PAGEREF _Toc212402209 \h </w:instrText>
+            </w:r>
+            <w:r>
+              <w:rPr>
+                <w:noProof/>
+                <w:webHidden/>
+              </w:rPr>
+            </w:r>
+            <w:r>
+              <w:rPr>
+                <w:noProof/>
+                <w:webHidden/>
+              </w:rPr>
+              <w:fldChar w:fldCharType="separate"/>
+            </w:r>
+            <w:r>
+              <w:rPr>
+                <w:noProof/>
+                <w:webHidden/>
+              </w:rPr>
+              <w:t>10</w:t>
+            </w:r>
+            <w:r>
+              <w:rPr>
+                <w:noProof/>
+                <w:webHidden/>
+              </w:rPr>
+              <w:fldChar w:fldCharType="end"/>
+            </w:r>
+          </w:hyperlink>
+        </w:p>
+        <w:p>
+          <w:pPr>
+            <w:pStyle w:val="ndice2"/>
+            <w:tabs>
+              <w:tab w:val="right" w:leader="dot" w:pos="9350"/>
+            </w:tabs>
+            <w:rPr>
+              <w:rFonts w:asciiTheme="minorHAnsi" w:eastAsiaTheme="minorEastAsia" w:hAnsiTheme="minorHAnsi" w:cstheme="minorBidi"/>
+              <w:noProof/>
+              <w:kern w:val="2"/>
+              <w:sz w:val="24"/>
+              <w14:ligatures w14:val="standardContextual"/>
+            </w:rPr>
+          </w:pPr>
+          <w:hyperlink w:anchor="_Toc212402210" w:history="1">
+            <w:r>
+              <w:rPr>
+                <w:rStyle w:val="Hiperligao"/>
+                <w:noProof/>
+              </w:rPr>
+              <w:t>II.2 Planeamento</w:t>
+            </w:r>
+            <w:r>
+              <w:rPr>
+                <w:noProof/>
+                <w:webHidden/>
+              </w:rPr>
+              <w:tab/>
+            </w:r>
+            <w:r>
+              <w:rPr>
+                <w:noProof/>
+                <w:webHidden/>
+              </w:rPr>
+              <w:fldChar w:fldCharType="begin"/>
+            </w:r>
+            <w:r>
+              <w:rPr>
+                <w:noProof/>
+                <w:webHidden/>
+              </w:rPr>
+              <w:instrText xml:space="preserve"> PAGEREF _Toc212402210 \h </w:instrText>
+            </w:r>
+            <w:r>
+              <w:rPr>
+                <w:noProof/>
+                <w:webHidden/>
+              </w:rPr>
+            </w:r>
+            <w:r>
+              <w:rPr>
+                <w:noProof/>
+                <w:webHidden/>
+              </w:rPr>
+              <w:fldChar w:fldCharType="separate"/>
+            </w:r>
+            <w:r>
+              <w:rPr>
+                <w:noProof/>
+                <w:webHidden/>
+              </w:rPr>
+              <w:t>11</w:t>
+            </w:r>
+            <w:r>
+              <w:rPr>
+                <w:noProof/>
+                <w:webHidden/>
+              </w:rPr>
+              <w:fldChar w:fldCharType="end"/>
+            </w:r>
+          </w:hyperlink>
+        </w:p>
+        <w:p>
+          <w:pPr>
+            <w:pStyle w:val="ndice3"/>
+            <w:tabs>
+              <w:tab w:val="right" w:leader="dot" w:pos="9350"/>
+            </w:tabs>
+            <w:rPr>
+              <w:rFonts w:asciiTheme="minorHAnsi" w:eastAsiaTheme="minorEastAsia" w:hAnsiTheme="minorHAnsi" w:cstheme="minorBidi"/>
+              <w:noProof/>
+              <w:kern w:val="2"/>
+              <w:sz w:val="24"/>
+              <w14:ligatures w14:val="standardContextual"/>
+            </w:rPr>
+          </w:pPr>
+          <w:hyperlink w:anchor="_Toc212402211" w:history="1">
+            <w:r>
+              <w:rPr>
+                <w:rStyle w:val="Hiperligao"/>
+                <w:b/>
+                <w:bCs/>
+                <w:noProof/>
+              </w:rPr>
+              <w:t>Objetivos SMART</w:t>
+            </w:r>
+            <w:r>
+              <w:rPr>
+                <w:noProof/>
+                <w:webHidden/>
+              </w:rPr>
+              <w:tab/>
+            </w:r>
+            <w:r>
+              <w:rPr>
+                <w:noProof/>
+                <w:webHidden/>
+              </w:rPr>
+              <w:fldChar w:fldCharType="begin"/>
+            </w:r>
+            <w:r>
+              <w:rPr>
+                <w:noProof/>
+                <w:webHidden/>
+              </w:rPr>
+              <w:instrText xml:space="preserve"> PAGEREF _Toc212402211 \h </w:instrText>
+            </w:r>
+            <w:r>
+              <w:rPr>
+                <w:noProof/>
+                <w:webHidden/>
+              </w:rPr>
+            </w:r>
+            <w:r>
+              <w:rPr>
+                <w:noProof/>
+                <w:webHidden/>
+              </w:rPr>
+              <w:fldChar w:fldCharType="separate"/>
+            </w:r>
+            <w:r>
+              <w:rPr>
+                <w:noProof/>
+                <w:webHidden/>
+              </w:rPr>
+              <w:t>12</w:t>
+            </w:r>
+            <w:r>
+              <w:rPr>
+                <w:noProof/>
+                <w:webHidden/>
+              </w:rPr>
+              <w:fldChar w:fldCharType="end"/>
+            </w:r>
+          </w:hyperlink>
+        </w:p>
+        <w:p>
+          <w:pPr>
+            <w:pStyle w:val="ndice3"/>
+            <w:tabs>
+              <w:tab w:val="right" w:leader="dot" w:pos="9350"/>
+            </w:tabs>
+            <w:rPr>
+              <w:rFonts w:asciiTheme="minorHAnsi" w:eastAsiaTheme="minorEastAsia" w:hAnsiTheme="minorHAnsi" w:cstheme="minorBidi"/>
+              <w:noProof/>
+              <w:kern w:val="2"/>
+              <w:sz w:val="24"/>
+              <w14:ligatures w14:val="standardContextual"/>
+            </w:rPr>
+          </w:pPr>
+          <w:hyperlink w:anchor="_Toc212402212" w:history="1">
+            <w:r>
+              <w:rPr>
+                <w:rStyle w:val="Hiperligao"/>
+                <w:b/>
+                <w:bCs/>
+                <w:noProof/>
+              </w:rPr>
+              <w:t>Análise SWOT</w:t>
+            </w:r>
+            <w:r>
+              <w:rPr>
+                <w:noProof/>
+                <w:webHidden/>
+              </w:rPr>
+              <w:tab/>
+            </w:r>
+            <w:r>
+              <w:rPr>
+                <w:noProof/>
+                <w:webHidden/>
+              </w:rPr>
+              <w:fldChar w:fldCharType="begin"/>
+            </w:r>
+            <w:r>
+              <w:rPr>
+                <w:noProof/>
+                <w:webHidden/>
+              </w:rPr>
+              <w:instrText xml:space="preserve"> PAGEREF _Toc212402212 \h </w:instrText>
+            </w:r>
+            <w:r>
+              <w:rPr>
+                <w:noProof/>
+                <w:webHidden/>
+              </w:rPr>
+            </w:r>
+            <w:r>
+              <w:rPr>
+                <w:noProof/>
+                <w:webHidden/>
+              </w:rPr>
+              <w:fldChar w:fldCharType="separate"/>
+            </w:r>
+            <w:r>
+              <w:rPr>
+                <w:noProof/>
+                <w:webHidden/>
+              </w:rPr>
+              <w:t>12</w:t>
+            </w:r>
+            <w:r>
+              <w:rPr>
+                <w:noProof/>
+                <w:webHidden/>
+              </w:rPr>
+              <w:fldChar w:fldCharType="end"/>
+            </w:r>
+          </w:hyperlink>
+        </w:p>
+        <w:p>
+          <w:pPr>
+            <w:pStyle w:val="ndice3"/>
+            <w:tabs>
+              <w:tab w:val="right" w:leader="dot" w:pos="9350"/>
+            </w:tabs>
+            <w:rPr>
+              <w:rFonts w:asciiTheme="minorHAnsi" w:eastAsiaTheme="minorEastAsia" w:hAnsiTheme="minorHAnsi" w:cstheme="minorBidi"/>
+              <w:noProof/>
+              <w:kern w:val="2"/>
+              <w:sz w:val="24"/>
+              <w14:ligatures w14:val="standardContextual"/>
+            </w:rPr>
+          </w:pPr>
+          <w:hyperlink w:anchor="_Toc212402213" w:history="1">
+            <w:r>
+              <w:rPr>
+                <w:rStyle w:val="Hiperligao"/>
+                <w:b/>
+                <w:bCs/>
+                <w:noProof/>
+              </w:rPr>
+              <w:t>Propostas Estratégica 1 - Sustentabilidade e Eficiência Energética</w:t>
+            </w:r>
+            <w:r>
+              <w:rPr>
+                <w:noProof/>
+                <w:webHidden/>
+              </w:rPr>
+              <w:tab/>
+            </w:r>
+            <w:r>
+              <w:rPr>
+                <w:noProof/>
+                <w:webHidden/>
+              </w:rPr>
+              <w:fldChar w:fldCharType="begin"/>
+            </w:r>
+            <w:r>
+              <w:rPr>
+                <w:noProof/>
+                <w:webHidden/>
+              </w:rPr>
+              <w:instrText xml:space="preserve"> PAGEREF _Toc212402213 \h </w:instrText>
+            </w:r>
+            <w:r>
+              <w:rPr>
+                <w:noProof/>
+                <w:webHidden/>
+              </w:rPr>
+            </w:r>
+            <w:r>
+              <w:rPr>
+                <w:noProof/>
+                <w:webHidden/>
+              </w:rPr>
+              <w:fldChar w:fldCharType="separate"/>
+            </w:r>
+            <w:r>
+              <w:rPr>
+                <w:noProof/>
+                <w:webHidden/>
+              </w:rPr>
+              <w:t>12</w:t>
+            </w:r>
+            <w:r>
+              <w:rPr>
+                <w:noProof/>
+                <w:webHidden/>
+              </w:rPr>
+              <w:fldChar w:fldCharType="end"/>
+            </w:r>
+          </w:hyperlink>
+        </w:p>
+        <w:p>
+          <w:pPr>
+            <w:pStyle w:val="ndice3"/>
+            <w:tabs>
+              <w:tab w:val="right" w:leader="dot" w:pos="9350"/>
+            </w:tabs>
+            <w:rPr>
+              <w:rFonts w:asciiTheme="minorHAnsi" w:eastAsiaTheme="minorEastAsia" w:hAnsiTheme="minorHAnsi" w:cstheme="minorBidi"/>
+              <w:noProof/>
+              <w:kern w:val="2"/>
+              <w:sz w:val="24"/>
+              <w14:ligatures w14:val="standardContextual"/>
+            </w:rPr>
+          </w:pPr>
+          <w:hyperlink w:anchor="_Toc212402214" w:history="1">
+            <w:r>
+              <w:rPr>
+                <w:rStyle w:val="Hiperligao"/>
+                <w:b/>
+                <w:bCs/>
+                <w:noProof/>
+              </w:rPr>
+              <w:t>Propostas Estratégica 2 - Transformação Digital e Inovação Tecnológica</w:t>
+            </w:r>
+            <w:r>
+              <w:rPr>
+                <w:noProof/>
+                <w:webHidden/>
+              </w:rPr>
+              <w:tab/>
+            </w:r>
+            <w:r>
+              <w:rPr>
+                <w:noProof/>
+                <w:webHidden/>
+              </w:rPr>
+              <w:fldChar w:fldCharType="begin"/>
+            </w:r>
+            <w:r>
+              <w:rPr>
+                <w:noProof/>
+                <w:webHidden/>
+              </w:rPr>
+              <w:instrText xml:space="preserve"> PAGEREF _Toc212402214 \h </w:instrText>
+            </w:r>
+            <w:r>
+              <w:rPr>
+                <w:noProof/>
+                <w:webHidden/>
+              </w:rPr>
+            </w:r>
+            <w:r>
+              <w:rPr>
+                <w:noProof/>
+                <w:webHidden/>
+              </w:rPr>
+              <w:fldChar w:fldCharType="separate"/>
+            </w:r>
+            <w:r>
+              <w:rPr>
+                <w:noProof/>
+                <w:webHidden/>
+              </w:rPr>
+              <w:t>14</w:t>
+            </w:r>
+            <w:r>
+              <w:rPr>
+                <w:noProof/>
+                <w:webHidden/>
+              </w:rPr>
+              <w:fldChar w:fldCharType="end"/>
+            </w:r>
+          </w:hyperlink>
+        </w:p>
+        <w:p>
+          <w:pPr>
+            <w:pStyle w:val="ndice2"/>
+            <w:tabs>
+              <w:tab w:val="right" w:leader="dot" w:pos="9350"/>
+            </w:tabs>
+            <w:rPr>
+              <w:rFonts w:asciiTheme="minorHAnsi" w:eastAsiaTheme="minorEastAsia" w:hAnsiTheme="minorHAnsi" w:cstheme="minorBidi"/>
+              <w:noProof/>
+              <w:kern w:val="2"/>
+              <w:sz w:val="24"/>
+              <w14:ligatures w14:val="standardContextual"/>
+            </w:rPr>
+          </w:pPr>
+          <w:hyperlink w:anchor="_Toc212402215" w:history="1">
+            <w:r>
+              <w:rPr>
+                <w:rStyle w:val="Hiperligao"/>
+                <w:noProof/>
+              </w:rPr>
+              <w:t>II.3 Controlo e Sistemas de informação</w:t>
+            </w:r>
+            <w:r>
+              <w:rPr>
+                <w:noProof/>
+                <w:webHidden/>
+              </w:rPr>
+              <w:tab/>
+            </w:r>
+            <w:r>
+              <w:rPr>
+                <w:noProof/>
+                <w:webHidden/>
+              </w:rPr>
+              <w:fldChar w:fldCharType="begin"/>
+            </w:r>
+            <w:r>
+              <w:rPr>
+                <w:noProof/>
+                <w:webHidden/>
+              </w:rPr>
+              <w:instrText xml:space="preserve"> PAGEREF _Toc212402215 \h </w:instrText>
+            </w:r>
+            <w:r>
+              <w:rPr>
+                <w:noProof/>
+                <w:webHidden/>
+              </w:rPr>
+            </w:r>
+            <w:r>
+              <w:rPr>
+                <w:noProof/>
+                <w:webHidden/>
+              </w:rPr>
+              <w:fldChar w:fldCharType="separate"/>
+            </w:r>
+            <w:r>
+              <w:rPr>
+                <w:noProof/>
+                <w:webHidden/>
+              </w:rPr>
+              <w:t>15</w:t>
+            </w:r>
+            <w:r>
+              <w:rPr>
+                <w:noProof/>
+                <w:webHidden/>
+              </w:rPr>
+              <w:fldChar w:fldCharType="end"/>
+            </w:r>
+          </w:hyperlink>
+        </w:p>
+        <w:p>
+          <w:pPr>
+            <w:pStyle w:val="ndice2"/>
+            <w:tabs>
+              <w:tab w:val="right" w:leader="dot" w:pos="9350"/>
+            </w:tabs>
+            <w:rPr>
+              <w:rFonts w:asciiTheme="minorHAnsi" w:eastAsiaTheme="minorEastAsia" w:hAnsiTheme="minorHAnsi" w:cstheme="minorBidi"/>
+              <w:noProof/>
+              <w:kern w:val="2"/>
+              <w:sz w:val="24"/>
+              <w14:ligatures w14:val="standardContextual"/>
+            </w:rPr>
+          </w:pPr>
+          <w:hyperlink w:anchor="_Toc212402216" w:history="1">
+            <w:r>
+              <w:rPr>
+                <w:rStyle w:val="Hiperligao"/>
+                <w:noProof/>
+              </w:rPr>
+              <w:t>II. 4 Direção e Gestão de Pessoas</w:t>
+            </w:r>
+            <w:r>
+              <w:rPr>
+                <w:noProof/>
+                <w:webHidden/>
+              </w:rPr>
+              <w:tab/>
+            </w:r>
+            <w:r>
+              <w:rPr>
+                <w:noProof/>
+                <w:webHidden/>
+              </w:rPr>
+              <w:fldChar w:fldCharType="begin"/>
+            </w:r>
+            <w:r>
+              <w:rPr>
+                <w:noProof/>
+                <w:webHidden/>
+              </w:rPr>
+              <w:instrText xml:space="preserve"> PAGEREF _Toc212402216 \h </w:instrText>
+            </w:r>
+            <w:r>
+              <w:rPr>
+                <w:noProof/>
+                <w:webHidden/>
+              </w:rPr>
+            </w:r>
+            <w:r>
+              <w:rPr>
+                <w:noProof/>
+                <w:webHidden/>
+              </w:rPr>
+              <w:fldChar w:fldCharType="separate"/>
+            </w:r>
+            <w:r>
+              <w:rPr>
+                <w:noProof/>
+                <w:webHidden/>
+              </w:rPr>
+              <w:t>15</w:t>
+            </w:r>
+            <w:r>
+              <w:rPr>
+                <w:noProof/>
+                <w:webHidden/>
+              </w:rPr>
+              <w:fldChar w:fldCharType="end"/>
+            </w:r>
+          </w:hyperlink>
+        </w:p>
+        <w:p>
+          <w:pPr>
+            <w:pStyle w:val="ndice2"/>
+            <w:tabs>
+              <w:tab w:val="right" w:leader="dot" w:pos="9350"/>
+            </w:tabs>
+            <w:rPr>
+              <w:rFonts w:asciiTheme="minorHAnsi" w:eastAsiaTheme="minorEastAsia" w:hAnsiTheme="minorHAnsi" w:cstheme="minorBidi"/>
+              <w:noProof/>
+              <w:kern w:val="2"/>
+              <w:sz w:val="24"/>
+              <w14:ligatures w14:val="standardContextual"/>
+            </w:rPr>
+          </w:pPr>
+          <w:hyperlink w:anchor="_Toc212402217" w:history="1">
+            <w:r>
+              <w:rPr>
+                <w:rStyle w:val="Hiperligao"/>
+                <w:noProof/>
+              </w:rPr>
+              <w:t>II.5 Promoção da produtividade</w:t>
+            </w:r>
+            <w:r>
+              <w:rPr>
+                <w:noProof/>
+                <w:webHidden/>
+              </w:rPr>
+              <w:tab/>
+            </w:r>
+            <w:r>
+              <w:rPr>
+                <w:noProof/>
+                <w:webHidden/>
+              </w:rPr>
+              <w:fldChar w:fldCharType="begin"/>
+            </w:r>
+            <w:r>
+              <w:rPr>
+                <w:noProof/>
+                <w:webHidden/>
+              </w:rPr>
+              <w:instrText xml:space="preserve"> PAGEREF _Toc212402217 \h </w:instrText>
+            </w:r>
+            <w:r>
+              <w:rPr>
+                <w:noProof/>
+                <w:webHidden/>
+              </w:rPr>
+            </w:r>
+            <w:r>
+              <w:rPr>
+                <w:noProof/>
+                <w:webHidden/>
+              </w:rPr>
+              <w:fldChar w:fldCharType="separate"/>
+            </w:r>
+            <w:r>
+              <w:rPr>
+                <w:noProof/>
+                <w:webHidden/>
+              </w:rPr>
+              <w:t>15</w:t>
+            </w:r>
+            <w:r>
+              <w:rPr>
+                <w:noProof/>
+                <w:webHidden/>
+              </w:rPr>
+              <w:fldChar w:fldCharType="end"/>
+            </w:r>
+          </w:hyperlink>
+        </w:p>
+        <w:p>
+          <w:pPr>
+            <w:pStyle w:val="ndice2"/>
+            <w:tabs>
+              <w:tab w:val="right" w:leader="dot" w:pos="9350"/>
+            </w:tabs>
+            <w:rPr>
+              <w:rFonts w:asciiTheme="minorHAnsi" w:eastAsiaTheme="minorEastAsia" w:hAnsiTheme="minorHAnsi" w:cstheme="minorBidi"/>
+              <w:noProof/>
+              <w:kern w:val="2"/>
+              <w:sz w:val="24"/>
+              <w14:ligatures w14:val="standardContextual"/>
+            </w:rPr>
+          </w:pPr>
+          <w:hyperlink w:anchor="_Toc212402218" w:history="1">
+            <w:r>
+              <w:rPr>
+                <w:rStyle w:val="Hiperligao"/>
+                <w:noProof/>
+              </w:rPr>
+              <w:t>II.6 Economia circular</w:t>
+            </w:r>
+            <w:r>
+              <w:rPr>
+                <w:noProof/>
+                <w:webHidden/>
+              </w:rPr>
+              <w:tab/>
+            </w:r>
+            <w:r>
+              <w:rPr>
+                <w:noProof/>
+                <w:webHidden/>
+              </w:rPr>
+              <w:fldChar w:fldCharType="begin"/>
+            </w:r>
+            <w:r>
+              <w:rPr>
+                <w:noProof/>
+                <w:webHidden/>
+              </w:rPr>
+              <w:instrText xml:space="preserve"> PAGEREF _Toc212402218 \h </w:instrText>
+            </w:r>
+            <w:r>
+              <w:rPr>
+                <w:noProof/>
+                <w:webHidden/>
+              </w:rPr>
+            </w:r>
+            <w:r>
+              <w:rPr>
+                <w:noProof/>
+                <w:webHidden/>
+              </w:rPr>
+              <w:fldChar w:fldCharType="separate"/>
+            </w:r>
+            <w:r>
+              <w:rPr>
+                <w:noProof/>
+                <w:webHidden/>
+              </w:rPr>
+              <w:t>15</w:t>
+            </w:r>
+            <w:r>
+              <w:rPr>
+                <w:noProof/>
+                <w:webHidden/>
+              </w:rPr>
+              <w:fldChar w:fldCharType="end"/>
+            </w:r>
+          </w:hyperlink>
+        </w:p>
+        <w:p>
+          <w:pPr>
+            <w:pStyle w:val="ndice2"/>
+            <w:tabs>
+              <w:tab w:val="right" w:leader="dot" w:pos="9350"/>
+            </w:tabs>
+            <w:rPr>
+              <w:rFonts w:asciiTheme="minorHAnsi" w:eastAsiaTheme="minorEastAsia" w:hAnsiTheme="minorHAnsi" w:cstheme="minorBidi"/>
+              <w:noProof/>
+              <w:kern w:val="2"/>
+              <w:sz w:val="24"/>
+              <w14:ligatures w14:val="standardContextual"/>
+            </w:rPr>
+          </w:pPr>
+          <w:hyperlink w:anchor="_Toc212402219" w:history="1">
+            <w:r>
+              <w:rPr>
+                <w:rStyle w:val="Hiperligao"/>
+                <w:noProof/>
+              </w:rPr>
+              <w:t>II.7 Marketing</w:t>
+            </w:r>
+            <w:r>
+              <w:rPr>
+                <w:noProof/>
+                <w:webHidden/>
+              </w:rPr>
+              <w:tab/>
+            </w:r>
+            <w:r>
+              <w:rPr>
+                <w:noProof/>
+                <w:webHidden/>
+              </w:rPr>
+              <w:fldChar w:fldCharType="begin"/>
+            </w:r>
+            <w:r>
+              <w:rPr>
+                <w:noProof/>
+                <w:webHidden/>
+              </w:rPr>
+              <w:instrText xml:space="preserve"> PAGEREF _Toc212402219 \h </w:instrText>
+            </w:r>
+            <w:r>
+              <w:rPr>
+                <w:noProof/>
+                <w:webHidden/>
+              </w:rPr>
+            </w:r>
+            <w:r>
+              <w:rPr>
+                <w:noProof/>
+                <w:webHidden/>
+              </w:rPr>
+              <w:fldChar w:fldCharType="separate"/>
+            </w:r>
+            <w:r>
+              <w:rPr>
+                <w:noProof/>
+                <w:webHidden/>
+              </w:rPr>
+              <w:t>15</w:t>
+            </w:r>
+            <w:r>
+              <w:rPr>
+                <w:noProof/>
+                <w:webHidden/>
+              </w:rPr>
+              <w:fldChar w:fldCharType="end"/>
+            </w:r>
+          </w:hyperlink>
+        </w:p>
+        <w:p>
+          <w:pPr>
+            <w:pStyle w:val="ndice2"/>
+            <w:tabs>
+              <w:tab w:val="right" w:leader="dot" w:pos="9350"/>
+            </w:tabs>
+            <w:rPr>
+              <w:rFonts w:asciiTheme="minorHAnsi" w:eastAsiaTheme="minorEastAsia" w:hAnsiTheme="minorHAnsi" w:cstheme="minorBidi"/>
+              <w:noProof/>
+              <w:kern w:val="2"/>
+              <w:sz w:val="24"/>
+              <w14:ligatures w14:val="standardContextual"/>
+            </w:rPr>
+          </w:pPr>
+          <w:hyperlink w:anchor="_Toc212402220" w:history="1">
+            <w:r>
+              <w:rPr>
+                <w:rStyle w:val="Hiperligao"/>
+                <w:noProof/>
+              </w:rPr>
+              <w:t>II. 8 Gestão Financeira</w:t>
+            </w:r>
+            <w:r>
+              <w:rPr>
+                <w:noProof/>
+                <w:webHidden/>
+              </w:rPr>
+              <w:tab/>
+            </w:r>
+            <w:r>
+              <w:rPr>
+                <w:noProof/>
+                <w:webHidden/>
+              </w:rPr>
+              <w:fldChar w:fldCharType="begin"/>
+            </w:r>
+            <w:r>
+              <w:rPr>
+                <w:noProof/>
+                <w:webHidden/>
+              </w:rPr>
+              <w:instrText xml:space="preserve"> PAGEREF _Toc212402220 \h </w:instrText>
+            </w:r>
+            <w:r>
+              <w:rPr>
+                <w:noProof/>
+                <w:webHidden/>
+              </w:rPr>
+            </w:r>
+            <w:r>
+              <w:rPr>
+                <w:noProof/>
+                <w:webHidden/>
+              </w:rPr>
+              <w:fldChar w:fldCharType="separate"/>
+            </w:r>
+            <w:r>
+              <w:rPr>
+                <w:noProof/>
+                <w:webHidden/>
+              </w:rPr>
+              <w:t>15</w:t>
+            </w:r>
+            <w:r>
+              <w:rPr>
+                <w:noProof/>
+                <w:webHidden/>
+              </w:rPr>
+              <w:fldChar w:fldCharType="end"/>
+            </w:r>
+          </w:hyperlink>
+        </w:p>
+        <w:p>
+          <w:pPr>
+            <w:pStyle w:val="ndice2"/>
+            <w:tabs>
+              <w:tab w:val="right" w:leader="dot" w:pos="9350"/>
+            </w:tabs>
+            <w:rPr>
+              <w:rFonts w:asciiTheme="minorHAnsi" w:eastAsiaTheme="minorEastAsia" w:hAnsiTheme="minorHAnsi" w:cstheme="minorBidi"/>
+              <w:noProof/>
+              <w:kern w:val="2"/>
+              <w:sz w:val="24"/>
+              <w14:ligatures w14:val="standardContextual"/>
+            </w:rPr>
+          </w:pPr>
+          <w:hyperlink w:anchor="_Toc212402221" w:history="1">
+            <w:r>
+              <w:rPr>
+                <w:rStyle w:val="Hiperligao"/>
+                <w:noProof/>
+              </w:rPr>
+              <w:t>II.9 Gestão das Operações e Indústria 4.0</w:t>
+            </w:r>
+            <w:r>
+              <w:rPr>
+                <w:noProof/>
+                <w:webHidden/>
+              </w:rPr>
+              <w:tab/>
+            </w:r>
+            <w:r>
+              <w:rPr>
+                <w:noProof/>
+                <w:webHidden/>
+              </w:rPr>
+              <w:fldChar w:fldCharType="begin"/>
+            </w:r>
+            <w:r>
+              <w:rPr>
+                <w:noProof/>
+                <w:webHidden/>
+              </w:rPr>
+              <w:instrText xml:space="preserve"> PAGEREF _Toc212402221 \h </w:instrText>
+            </w:r>
+            <w:r>
+              <w:rPr>
+                <w:noProof/>
+                <w:webHidden/>
+              </w:rPr>
+            </w:r>
+            <w:r>
+              <w:rPr>
+                <w:noProof/>
+                <w:webHidden/>
+              </w:rPr>
+              <w:fldChar w:fldCharType="separate"/>
+            </w:r>
+            <w:r>
+              <w:rPr>
+                <w:noProof/>
+                <w:webHidden/>
+              </w:rPr>
+              <w:t>16</w:t>
             </w:r>
             <w:r>
               <w:rPr>
@@ -1418,13 +2510,13 @@
               <w14:ligatures w14:val="standardContextual"/>
             </w:rPr>
           </w:pPr>
-          <w:hyperlink w:anchor="_Toc211616103" w:history="1">
+          <w:hyperlink w:anchor="_Toc212402222" w:history="1">
             <w:r>
               <w:rPr>
                 <w:rStyle w:val="Hiperligao"/>
                 <w:noProof/>
               </w:rPr>
-              <w:t>Parte II – Desenvolvimento</w:t>
+              <w:t>Parte III – Conclusão</w:t>
             </w:r>
             <w:r>
               <w:rPr>
@@ -1445,7 +2537,7 @@
                 <w:noProof/>
                 <w:webHidden/>
               </w:rPr>
-              <w:instrText xml:space="preserve"> PAGEREF _Toc211616103 \h </w:instrText>
+              <w:instrText xml:space="preserve"> PAGEREF _Toc212402222 \h </w:instrText>
             </w:r>
             <w:r>
               <w:rPr>
@@ -1465,7 +2557,7 @@
                 <w:noProof/>
                 <w:webHidden/>
               </w:rPr>
-              <w:t>9</w:t>
+              <w:t>17</w:t>
             </w:r>
             <w:r>
               <w:rPr>
@@ -1490,13 +2582,13 @@
               <w14:ligatures w14:val="standardContextual"/>
             </w:rPr>
           </w:pPr>
-          <w:hyperlink w:anchor="_Toc211616104" w:history="1">
+          <w:hyperlink w:anchor="_Toc212402223" w:history="1">
             <w:r>
               <w:rPr>
                 <w:rStyle w:val="Hiperligao"/>
                 <w:noProof/>
               </w:rPr>
-              <w:t>II.1 Organização</w:t>
+              <w:t>III.1 Conclusão</w:t>
             </w:r>
             <w:r>
               <w:rPr>
@@ -1517,7 +2609,7 @@
                 <w:noProof/>
                 <w:webHidden/>
               </w:rPr>
-              <w:instrText xml:space="preserve"> PAGEREF _Toc211616104 \h </w:instrText>
+              <w:instrText xml:space="preserve"> PAGEREF _Toc212402223 \h </w:instrText>
             </w:r>
             <w:r>
               <w:rPr>
@@ -1537,7 +2629,440 @@
                 <w:noProof/>
                 <w:webHidden/>
               </w:rPr>
-              <w:t>9</w:t>
+              <w:t>17</w:t>
+            </w:r>
+            <w:r>
+              <w:rPr>
+                <w:noProof/>
+                <w:webHidden/>
+              </w:rPr>
+              <w:fldChar w:fldCharType="end"/>
+            </w:r>
+          </w:hyperlink>
+        </w:p>
+        <w:p>
+          <w:pPr>
+            <w:pStyle w:val="ndice2"/>
+            <w:tabs>
+              <w:tab w:val="right" w:leader="dot" w:pos="9350"/>
+            </w:tabs>
+            <w:rPr>
+              <w:rFonts w:asciiTheme="minorHAnsi" w:eastAsiaTheme="minorEastAsia" w:hAnsiTheme="minorHAnsi" w:cstheme="minorBidi"/>
+              <w:noProof/>
+              <w:kern w:val="2"/>
+              <w:sz w:val="24"/>
+              <w14:ligatures w14:val="standardContextual"/>
+            </w:rPr>
+          </w:pPr>
+          <w:hyperlink w:anchor="_Toc212402224" w:history="1">
+            <w:r>
+              <w:rPr>
+                <w:rStyle w:val="Hiperligao"/>
+                <w:noProof/>
+              </w:rPr>
+              <w:t>III.2 Sugestões de melhoria</w:t>
+            </w:r>
+            <w:r>
+              <w:rPr>
+                <w:noProof/>
+                <w:webHidden/>
+              </w:rPr>
+              <w:tab/>
+            </w:r>
+            <w:r>
+              <w:rPr>
+                <w:noProof/>
+                <w:webHidden/>
+              </w:rPr>
+              <w:fldChar w:fldCharType="begin"/>
+            </w:r>
+            <w:r>
+              <w:rPr>
+                <w:noProof/>
+                <w:webHidden/>
+              </w:rPr>
+              <w:instrText xml:space="preserve"> PAGEREF _Toc212402224 \h </w:instrText>
+            </w:r>
+            <w:r>
+              <w:rPr>
+                <w:noProof/>
+                <w:webHidden/>
+              </w:rPr>
+            </w:r>
+            <w:r>
+              <w:rPr>
+                <w:noProof/>
+                <w:webHidden/>
+              </w:rPr>
+              <w:fldChar w:fldCharType="separate"/>
+            </w:r>
+            <w:r>
+              <w:rPr>
+                <w:noProof/>
+                <w:webHidden/>
+              </w:rPr>
+              <w:t>17</w:t>
+            </w:r>
+            <w:r>
+              <w:rPr>
+                <w:noProof/>
+                <w:webHidden/>
+              </w:rPr>
+              <w:fldChar w:fldCharType="end"/>
+            </w:r>
+          </w:hyperlink>
+        </w:p>
+        <w:p>
+          <w:pPr>
+            <w:pStyle w:val="ndice1"/>
+            <w:tabs>
+              <w:tab w:val="right" w:leader="dot" w:pos="9350"/>
+            </w:tabs>
+            <w:rPr>
+              <w:rFonts w:asciiTheme="minorHAnsi" w:eastAsiaTheme="minorEastAsia" w:hAnsiTheme="minorHAnsi" w:cstheme="minorBidi"/>
+              <w:noProof/>
+              <w:kern w:val="2"/>
+              <w:sz w:val="24"/>
+              <w14:ligatures w14:val="standardContextual"/>
+            </w:rPr>
+          </w:pPr>
+          <w:hyperlink w:anchor="_Toc212402225" w:history="1">
+            <w:r>
+              <w:rPr>
+                <w:rStyle w:val="Hiperligao"/>
+                <w:noProof/>
+              </w:rPr>
+              <w:t>Referências</w:t>
+            </w:r>
+            <w:r>
+              <w:rPr>
+                <w:noProof/>
+                <w:webHidden/>
+              </w:rPr>
+              <w:tab/>
+            </w:r>
+            <w:r>
+              <w:rPr>
+                <w:noProof/>
+                <w:webHidden/>
+              </w:rPr>
+              <w:fldChar w:fldCharType="begin"/>
+            </w:r>
+            <w:r>
+              <w:rPr>
+                <w:noProof/>
+                <w:webHidden/>
+              </w:rPr>
+              <w:instrText xml:space="preserve"> PAGEREF _Toc212402225 \h </w:instrText>
+            </w:r>
+            <w:r>
+              <w:rPr>
+                <w:noProof/>
+                <w:webHidden/>
+              </w:rPr>
+            </w:r>
+            <w:r>
+              <w:rPr>
+                <w:noProof/>
+                <w:webHidden/>
+              </w:rPr>
+              <w:fldChar w:fldCharType="separate"/>
+            </w:r>
+            <w:r>
+              <w:rPr>
+                <w:noProof/>
+                <w:webHidden/>
+              </w:rPr>
+              <w:t>18</w:t>
+            </w:r>
+            <w:r>
+              <w:rPr>
+                <w:noProof/>
+                <w:webHidden/>
+              </w:rPr>
+              <w:fldChar w:fldCharType="end"/>
+            </w:r>
+          </w:hyperlink>
+        </w:p>
+        <w:p>
+          <w:pPr>
+            <w:pStyle w:val="ndice1"/>
+            <w:tabs>
+              <w:tab w:val="right" w:leader="dot" w:pos="9350"/>
+            </w:tabs>
+            <w:rPr>
+              <w:rFonts w:asciiTheme="minorHAnsi" w:eastAsiaTheme="minorEastAsia" w:hAnsiTheme="minorHAnsi" w:cstheme="minorBidi"/>
+              <w:noProof/>
+              <w:kern w:val="2"/>
+              <w:sz w:val="24"/>
+              <w14:ligatures w14:val="standardContextual"/>
+            </w:rPr>
+          </w:pPr>
+          <w:hyperlink w:anchor="_Toc212402226" w:history="1">
+            <w:r>
+              <w:rPr>
+                <w:rStyle w:val="Hiperligao"/>
+                <w:rFonts w:eastAsia="Arial Narrow"/>
+                <w:noProof/>
+              </w:rPr>
+              <w:t>Anexos</w:t>
+            </w:r>
+            <w:r>
+              <w:rPr>
+                <w:noProof/>
+                <w:webHidden/>
+              </w:rPr>
+              <w:tab/>
+            </w:r>
+            <w:r>
+              <w:rPr>
+                <w:noProof/>
+                <w:webHidden/>
+              </w:rPr>
+              <w:fldChar w:fldCharType="begin"/>
+            </w:r>
+            <w:r>
+              <w:rPr>
+                <w:noProof/>
+                <w:webHidden/>
+              </w:rPr>
+              <w:instrText xml:space="preserve"> PAGEREF _Toc212402226 \h </w:instrText>
+            </w:r>
+            <w:r>
+              <w:rPr>
+                <w:noProof/>
+                <w:webHidden/>
+              </w:rPr>
+            </w:r>
+            <w:r>
+              <w:rPr>
+                <w:noProof/>
+                <w:webHidden/>
+              </w:rPr>
+              <w:fldChar w:fldCharType="separate"/>
+            </w:r>
+            <w:r>
+              <w:rPr>
+                <w:noProof/>
+                <w:webHidden/>
+              </w:rPr>
+              <w:t>18</w:t>
+            </w:r>
+            <w:r>
+              <w:rPr>
+                <w:noProof/>
+                <w:webHidden/>
+              </w:rPr>
+              <w:fldChar w:fldCharType="end"/>
+            </w:r>
+          </w:hyperlink>
+        </w:p>
+        <w:p>
+          <w:pPr>
+            <w:pStyle w:val="ndice2"/>
+            <w:tabs>
+              <w:tab w:val="right" w:leader="dot" w:pos="9350"/>
+            </w:tabs>
+            <w:rPr>
+              <w:rFonts w:asciiTheme="minorHAnsi" w:eastAsiaTheme="minorEastAsia" w:hAnsiTheme="minorHAnsi" w:cstheme="minorBidi"/>
+              <w:noProof/>
+              <w:kern w:val="2"/>
+              <w:sz w:val="24"/>
+              <w14:ligatures w14:val="standardContextual"/>
+            </w:rPr>
+          </w:pPr>
+          <w:hyperlink w:anchor="_Toc212402227" w:history="1">
+            <w:r>
+              <w:rPr>
+                <w:rStyle w:val="Hiperligao"/>
+                <w:noProof/>
+              </w:rPr>
+              <w:t>Opções Estratégicas para o Porto de Sines (2020-2030)</w:t>
+            </w:r>
+            <w:r>
+              <w:rPr>
+                <w:noProof/>
+                <w:webHidden/>
+              </w:rPr>
+              <w:tab/>
+            </w:r>
+            <w:r>
+              <w:rPr>
+                <w:noProof/>
+                <w:webHidden/>
+              </w:rPr>
+              <w:fldChar w:fldCharType="begin"/>
+            </w:r>
+            <w:r>
+              <w:rPr>
+                <w:noProof/>
+                <w:webHidden/>
+              </w:rPr>
+              <w:instrText xml:space="preserve"> PAGEREF _Toc212402227 \h </w:instrText>
+            </w:r>
+            <w:r>
+              <w:rPr>
+                <w:noProof/>
+                <w:webHidden/>
+              </w:rPr>
+            </w:r>
+            <w:r>
+              <w:rPr>
+                <w:noProof/>
+                <w:webHidden/>
+              </w:rPr>
+              <w:fldChar w:fldCharType="separate"/>
+            </w:r>
+            <w:r>
+              <w:rPr>
+                <w:noProof/>
+                <w:webHidden/>
+              </w:rPr>
+              <w:t>18</w:t>
+            </w:r>
+            <w:r>
+              <w:rPr>
+                <w:noProof/>
+                <w:webHidden/>
+              </w:rPr>
+              <w:fldChar w:fldCharType="end"/>
+            </w:r>
+          </w:hyperlink>
+        </w:p>
+        <w:p>
+          <w:pPr>
+            <w:pStyle w:val="ndice2"/>
+            <w:tabs>
+              <w:tab w:val="right" w:leader="dot" w:pos="9350"/>
+            </w:tabs>
+            <w:rPr>
+              <w:rFonts w:asciiTheme="minorHAnsi" w:eastAsiaTheme="minorEastAsia" w:hAnsiTheme="minorHAnsi" w:cstheme="minorBidi"/>
+              <w:noProof/>
+              <w:kern w:val="2"/>
+              <w:sz w:val="24"/>
+              <w14:ligatures w14:val="standardContextual"/>
+            </w:rPr>
+          </w:pPr>
+          <w:hyperlink w:anchor="_Toc212402228" w:history="1">
+            <w:r>
+              <w:rPr>
+                <w:rStyle w:val="Hiperligao"/>
+                <w:noProof/>
+              </w:rPr>
+              <w:t>Ligações e Hinterland</w:t>
+            </w:r>
+            <w:r>
+              <w:rPr>
+                <w:noProof/>
+                <w:webHidden/>
+              </w:rPr>
+              <w:tab/>
+            </w:r>
+            <w:r>
+              <w:rPr>
+                <w:noProof/>
+                <w:webHidden/>
+              </w:rPr>
+              <w:fldChar w:fldCharType="begin"/>
+            </w:r>
+            <w:r>
+              <w:rPr>
+                <w:noProof/>
+                <w:webHidden/>
+              </w:rPr>
+              <w:instrText xml:space="preserve"> PAGEREF _Toc212402228 \h </w:instrText>
+            </w:r>
+            <w:r>
+              <w:rPr>
+                <w:noProof/>
+                <w:webHidden/>
+              </w:rPr>
+            </w:r>
+            <w:r>
+              <w:rPr>
+                <w:noProof/>
+                <w:webHidden/>
+              </w:rPr>
+              <w:fldChar w:fldCharType="separate"/>
+            </w:r>
+            <w:r>
+              <w:rPr>
+                <w:noProof/>
+                <w:webHidden/>
+              </w:rPr>
+              <w:t>22</w:t>
+            </w:r>
+            <w:r>
+              <w:rPr>
+                <w:noProof/>
+                <w:webHidden/>
+              </w:rPr>
+              <w:fldChar w:fldCharType="end"/>
+            </w:r>
+          </w:hyperlink>
+        </w:p>
+        <w:p>
+          <w:pPr>
+            <w:pStyle w:val="ndice2"/>
+            <w:tabs>
+              <w:tab w:val="right" w:leader="dot" w:pos="9350"/>
+            </w:tabs>
+            <w:rPr>
+              <w:rFonts w:asciiTheme="minorHAnsi" w:eastAsiaTheme="minorEastAsia" w:hAnsiTheme="minorHAnsi" w:cstheme="minorBidi"/>
+              <w:noProof/>
+              <w:kern w:val="2"/>
+              <w:sz w:val="24"/>
+              <w14:ligatures w14:val="standardContextual"/>
+            </w:rPr>
+          </w:pPr>
+          <w:hyperlink w:anchor="_Toc212402229" w:history="1">
+            <w:r>
+              <w:rPr>
+                <w:rStyle w:val="Hiperligao"/>
+                <w:noProof/>
+              </w:rPr>
+              <w:t>Estatísticas</w:t>
+            </w:r>
+            <w:r>
+              <w:rPr>
+                <w:noProof/>
+                <w:webHidden/>
+              </w:rPr>
+              <w:tab/>
+            </w:r>
+            <w:r>
+              <w:rPr>
+                <w:noProof/>
+                <w:webHidden/>
+              </w:rPr>
+              <w:fldChar w:fldCharType="begin"/>
+            </w:r>
+            <w:r>
+              <w:rPr>
+                <w:noProof/>
+                <w:webHidden/>
+              </w:rPr>
+              <w:instrText xml:space="preserve"> PAGEREF _Toc212402229 \h </w:instrText>
+            </w:r>
+            <w:r>
+              <w:rPr>
+                <w:noProof/>
+                <w:webHidden/>
+              </w:rPr>
+            </w:r>
+            <w:r>
+              <w:rPr>
+                <w:noProof/>
+                <w:webHidden/>
+              </w:rPr>
+              <w:fldChar w:fldCharType="separate"/>
+            </w:r>
+            <w:r>
+              <w:rPr>
+                <w:noProof/>
+                <w:webHidden/>
+              </w:rPr>
+              <w:t>23</w:t>
             </w:r>
             <w:r>
               <w:rPr>
@@ -1562,7 +3087,7 @@
               <w14:ligatures w14:val="standardContextual"/>
             </w:rPr>
           </w:pPr>
-          <w:hyperlink w:anchor="_Toc211616105" w:history="1">
+          <w:hyperlink w:anchor="_Toc212402230" w:history="1">
             <w:r>
               <w:rPr>
                 <w:rStyle w:val="Hiperligao"/>
@@ -1570,7 +3095,7 @@
                 <w:bCs/>
                 <w:noProof/>
               </w:rPr>
-              <w:t>Estrutura organizacional</w:t>
+              <w:t>Navios</w:t>
             </w:r>
             <w:r>
               <w:rPr>
@@ -1591,7 +3116,7 @@
                 <w:noProof/>
                 <w:webHidden/>
               </w:rPr>
-              <w:instrText xml:space="preserve"> PAGEREF _Toc211616105 \h </w:instrText>
+              <w:instrText xml:space="preserve"> PAGEREF _Toc212402230 \h </w:instrText>
             </w:r>
             <w:r>
               <w:rPr>
@@ -1611,7 +3136,7 @@
                 <w:noProof/>
                 <w:webHidden/>
               </w:rPr>
-              <w:t>9</w:t>
+              <w:t>23</w:t>
             </w:r>
             <w:r>
               <w:rPr>
@@ -1636,7 +3161,7 @@
               <w14:ligatures w14:val="standardContextual"/>
             </w:rPr>
           </w:pPr>
-          <w:hyperlink w:anchor="_Toc211616106" w:history="1">
+          <w:hyperlink w:anchor="_Toc212402231" w:history="1">
             <w:r>
               <w:rPr>
                 <w:rStyle w:val="Hiperligao"/>
@@ -1644,7 +3169,7 @@
                 <w:bCs/>
                 <w:noProof/>
               </w:rPr>
-              <w:t>Proposta de melhoria</w:t>
+              <w:t>Mercadorias</w:t>
             </w:r>
             <w:r>
               <w:rPr>
@@ -1665,7 +3190,7 @@
                 <w:noProof/>
                 <w:webHidden/>
               </w:rPr>
-              <w:instrText xml:space="preserve"> PAGEREF _Toc211616106 \h </w:instrText>
+              <w:instrText xml:space="preserve"> PAGEREF _Toc212402231 \h </w:instrText>
             </w:r>
             <w:r>
               <w:rPr>
@@ -1685,79 +3210,7 @@
                 <w:noProof/>
                 <w:webHidden/>
               </w:rPr>
-              <w:t>10</w:t>
-            </w:r>
-            <w:r>
-              <w:rPr>
-                <w:noProof/>
-                <w:webHidden/>
-              </w:rPr>
-              <w:fldChar w:fldCharType="end"/>
-            </w:r>
-          </w:hyperlink>
-        </w:p>
-        <w:p>
-          <w:pPr>
-            <w:pStyle w:val="ndice2"/>
-            <w:tabs>
-              <w:tab w:val="right" w:leader="dot" w:pos="9350"/>
-            </w:tabs>
-            <w:rPr>
-              <w:rFonts w:asciiTheme="minorHAnsi" w:eastAsiaTheme="minorEastAsia" w:hAnsiTheme="minorHAnsi" w:cstheme="minorBidi"/>
-              <w:noProof/>
-              <w:kern w:val="2"/>
-              <w:sz w:val="24"/>
-              <w14:ligatures w14:val="standardContextual"/>
-            </w:rPr>
-          </w:pPr>
-          <w:hyperlink w:anchor="_Toc211616107" w:history="1">
-            <w:r>
-              <w:rPr>
-                <w:rStyle w:val="Hiperligao"/>
-                <w:noProof/>
-              </w:rPr>
-              <w:t>II.2 Planeamento</w:t>
-            </w:r>
-            <w:r>
-              <w:rPr>
-                <w:noProof/>
-                <w:webHidden/>
-              </w:rPr>
-              <w:tab/>
-            </w:r>
-            <w:r>
-              <w:rPr>
-                <w:noProof/>
-                <w:webHidden/>
-              </w:rPr>
-              <w:fldChar w:fldCharType="begin"/>
-            </w:r>
-            <w:r>
-              <w:rPr>
-                <w:noProof/>
-                <w:webHidden/>
-              </w:rPr>
-              <w:instrText xml:space="preserve"> PAGEREF _Toc211616107 \h </w:instrText>
-            </w:r>
-            <w:r>
-              <w:rPr>
-                <w:noProof/>
-                <w:webHidden/>
-              </w:rPr>
-            </w:r>
-            <w:r>
-              <w:rPr>
-                <w:noProof/>
-                <w:webHidden/>
-              </w:rPr>
-              <w:fldChar w:fldCharType="separate"/>
-            </w:r>
-            <w:r>
-              <w:rPr>
-                <w:noProof/>
-                <w:webHidden/>
-              </w:rPr>
-              <w:t>11</w:t>
+              <w:t>25</w:t>
             </w:r>
             <w:r>
               <w:rPr>
@@ -1782,7 +3235,7 @@
               <w14:ligatures w14:val="standardContextual"/>
             </w:rPr>
           </w:pPr>
-          <w:hyperlink w:anchor="_Toc211616108" w:history="1">
+          <w:hyperlink w:anchor="_Toc212402232" w:history="1">
             <w:r>
               <w:rPr>
                 <w:rStyle w:val="Hiperligao"/>
@@ -1790,7 +3243,7 @@
                 <w:bCs/>
                 <w:noProof/>
               </w:rPr>
-              <w:t>Objetivos SMART</w:t>
+              <w:t>Passageiros</w:t>
             </w:r>
             <w:r>
               <w:rPr>
@@ -1811,1532 +3264,7 @@
                 <w:noProof/>
                 <w:webHidden/>
               </w:rPr>
-              <w:instrText xml:space="preserve"> PAGEREF _Toc211616108 \h </w:instrText>
-            </w:r>
-            <w:r>
-              <w:rPr>
-                <w:noProof/>
-                <w:webHidden/>
-              </w:rPr>
-            </w:r>
-            <w:r>
-              <w:rPr>
-                <w:noProof/>
-                <w:webHidden/>
-              </w:rPr>
-              <w:fldChar w:fldCharType="separate"/>
-            </w:r>
-            <w:r>
-              <w:rPr>
-                <w:noProof/>
-                <w:webHidden/>
-              </w:rPr>
-              <w:t>12</w:t>
-            </w:r>
-            <w:r>
-              <w:rPr>
-                <w:noProof/>
-                <w:webHidden/>
-              </w:rPr>
-              <w:fldChar w:fldCharType="end"/>
-            </w:r>
-          </w:hyperlink>
-        </w:p>
-        <w:p>
-          <w:pPr>
-            <w:pStyle w:val="ndice3"/>
-            <w:tabs>
-              <w:tab w:val="right" w:leader="dot" w:pos="9350"/>
-            </w:tabs>
-            <w:rPr>
-              <w:rFonts w:asciiTheme="minorHAnsi" w:eastAsiaTheme="minorEastAsia" w:hAnsiTheme="minorHAnsi" w:cstheme="minorBidi"/>
-              <w:noProof/>
-              <w:kern w:val="2"/>
-              <w:sz w:val="24"/>
-              <w14:ligatures w14:val="standardContextual"/>
-            </w:rPr>
-          </w:pPr>
-          <w:hyperlink w:anchor="_Toc211616109" w:history="1">
-            <w:r>
-              <w:rPr>
-                <w:rStyle w:val="Hiperligao"/>
-                <w:b/>
-                <w:bCs/>
-                <w:noProof/>
-              </w:rPr>
-              <w:t>Análise SWOT</w:t>
-            </w:r>
-            <w:r>
-              <w:rPr>
-                <w:noProof/>
-                <w:webHidden/>
-              </w:rPr>
-              <w:tab/>
-            </w:r>
-            <w:r>
-              <w:rPr>
-                <w:noProof/>
-                <w:webHidden/>
-              </w:rPr>
-              <w:fldChar w:fldCharType="begin"/>
-            </w:r>
-            <w:r>
-              <w:rPr>
-                <w:noProof/>
-                <w:webHidden/>
-              </w:rPr>
-              <w:instrText xml:space="preserve"> PAGEREF _Toc211616109 \h </w:instrText>
-            </w:r>
-            <w:r>
-              <w:rPr>
-                <w:noProof/>
-                <w:webHidden/>
-              </w:rPr>
-            </w:r>
-            <w:r>
-              <w:rPr>
-                <w:noProof/>
-                <w:webHidden/>
-              </w:rPr>
-              <w:fldChar w:fldCharType="separate"/>
-            </w:r>
-            <w:r>
-              <w:rPr>
-                <w:noProof/>
-                <w:webHidden/>
-              </w:rPr>
-              <w:t>12</w:t>
-            </w:r>
-            <w:r>
-              <w:rPr>
-                <w:noProof/>
-                <w:webHidden/>
-              </w:rPr>
-              <w:fldChar w:fldCharType="end"/>
-            </w:r>
-          </w:hyperlink>
-        </w:p>
-        <w:p>
-          <w:pPr>
-            <w:pStyle w:val="ndice3"/>
-            <w:tabs>
-              <w:tab w:val="right" w:leader="dot" w:pos="9350"/>
-            </w:tabs>
-            <w:rPr>
-              <w:rFonts w:asciiTheme="minorHAnsi" w:eastAsiaTheme="minorEastAsia" w:hAnsiTheme="minorHAnsi" w:cstheme="minorBidi"/>
-              <w:noProof/>
-              <w:kern w:val="2"/>
-              <w:sz w:val="24"/>
-              <w14:ligatures w14:val="standardContextual"/>
-            </w:rPr>
-          </w:pPr>
-          <w:hyperlink w:anchor="_Toc211616110" w:history="1">
-            <w:r>
-              <w:rPr>
-                <w:rStyle w:val="Hiperligao"/>
-                <w:b/>
-                <w:bCs/>
-                <w:noProof/>
-              </w:rPr>
-              <w:t>Propostas Estratégica 1 - Sustentabilidade e Eficiência Energética</w:t>
-            </w:r>
-            <w:r>
-              <w:rPr>
-                <w:noProof/>
-                <w:webHidden/>
-              </w:rPr>
-              <w:tab/>
-            </w:r>
-            <w:r>
-              <w:rPr>
-                <w:noProof/>
-                <w:webHidden/>
-              </w:rPr>
-              <w:fldChar w:fldCharType="begin"/>
-            </w:r>
-            <w:r>
-              <w:rPr>
-                <w:noProof/>
-                <w:webHidden/>
-              </w:rPr>
-              <w:instrText xml:space="preserve"> PAGEREF _Toc211616110 \h </w:instrText>
-            </w:r>
-            <w:r>
-              <w:rPr>
-                <w:noProof/>
-                <w:webHidden/>
-              </w:rPr>
-            </w:r>
-            <w:r>
-              <w:rPr>
-                <w:noProof/>
-                <w:webHidden/>
-              </w:rPr>
-              <w:fldChar w:fldCharType="separate"/>
-            </w:r>
-            <w:r>
-              <w:rPr>
-                <w:noProof/>
-                <w:webHidden/>
-              </w:rPr>
-              <w:t>13</w:t>
-            </w:r>
-            <w:r>
-              <w:rPr>
-                <w:noProof/>
-                <w:webHidden/>
-              </w:rPr>
-              <w:fldChar w:fldCharType="end"/>
-            </w:r>
-          </w:hyperlink>
-        </w:p>
-        <w:p>
-          <w:pPr>
-            <w:pStyle w:val="ndice3"/>
-            <w:tabs>
-              <w:tab w:val="right" w:leader="dot" w:pos="9350"/>
-            </w:tabs>
-            <w:rPr>
-              <w:rFonts w:asciiTheme="minorHAnsi" w:eastAsiaTheme="minorEastAsia" w:hAnsiTheme="minorHAnsi" w:cstheme="minorBidi"/>
-              <w:noProof/>
-              <w:kern w:val="2"/>
-              <w:sz w:val="24"/>
-              <w14:ligatures w14:val="standardContextual"/>
-            </w:rPr>
-          </w:pPr>
-          <w:hyperlink w:anchor="_Toc211616111" w:history="1">
-            <w:r>
-              <w:rPr>
-                <w:rStyle w:val="Hiperligao"/>
-                <w:b/>
-                <w:bCs/>
-                <w:noProof/>
-              </w:rPr>
-              <w:t>Propostas Estratégica 2 - Transformação Digital e Inovação Tecnológica</w:t>
-            </w:r>
-            <w:r>
-              <w:rPr>
-                <w:noProof/>
-                <w:webHidden/>
-              </w:rPr>
-              <w:tab/>
-            </w:r>
-            <w:r>
-              <w:rPr>
-                <w:noProof/>
-                <w:webHidden/>
-              </w:rPr>
-              <w:fldChar w:fldCharType="begin"/>
-            </w:r>
-            <w:r>
-              <w:rPr>
-                <w:noProof/>
-                <w:webHidden/>
-              </w:rPr>
-              <w:instrText xml:space="preserve"> PAGEREF _Toc211616111 \h </w:instrText>
-            </w:r>
-            <w:r>
-              <w:rPr>
-                <w:noProof/>
-                <w:webHidden/>
-              </w:rPr>
-            </w:r>
-            <w:r>
-              <w:rPr>
-                <w:noProof/>
-                <w:webHidden/>
-              </w:rPr>
-              <w:fldChar w:fldCharType="separate"/>
-            </w:r>
-            <w:r>
-              <w:rPr>
-                <w:noProof/>
-                <w:webHidden/>
-              </w:rPr>
-              <w:t>14</w:t>
-            </w:r>
-            <w:r>
-              <w:rPr>
-                <w:noProof/>
-                <w:webHidden/>
-              </w:rPr>
-              <w:fldChar w:fldCharType="end"/>
-            </w:r>
-          </w:hyperlink>
-        </w:p>
-        <w:p>
-          <w:pPr>
-            <w:pStyle w:val="ndice2"/>
-            <w:tabs>
-              <w:tab w:val="right" w:leader="dot" w:pos="9350"/>
-            </w:tabs>
-            <w:rPr>
-              <w:rFonts w:asciiTheme="minorHAnsi" w:eastAsiaTheme="minorEastAsia" w:hAnsiTheme="minorHAnsi" w:cstheme="minorBidi"/>
-              <w:noProof/>
-              <w:kern w:val="2"/>
-              <w:sz w:val="24"/>
-              <w14:ligatures w14:val="standardContextual"/>
-            </w:rPr>
-          </w:pPr>
-          <w:hyperlink w:anchor="_Toc211616112" w:history="1">
-            <w:r>
-              <w:rPr>
-                <w:rStyle w:val="Hiperligao"/>
-                <w:noProof/>
-              </w:rPr>
-              <w:t>II.3 Controlo e Sistemas de informação</w:t>
-            </w:r>
-            <w:r>
-              <w:rPr>
-                <w:noProof/>
-                <w:webHidden/>
-              </w:rPr>
-              <w:tab/>
-            </w:r>
-            <w:r>
-              <w:rPr>
-                <w:noProof/>
-                <w:webHidden/>
-              </w:rPr>
-              <w:fldChar w:fldCharType="begin"/>
-            </w:r>
-            <w:r>
-              <w:rPr>
-                <w:noProof/>
-                <w:webHidden/>
-              </w:rPr>
-              <w:instrText xml:space="preserve"> PAGEREF _Toc211616112 \h </w:instrText>
-            </w:r>
-            <w:r>
-              <w:rPr>
-                <w:noProof/>
-                <w:webHidden/>
-              </w:rPr>
-            </w:r>
-            <w:r>
-              <w:rPr>
-                <w:noProof/>
-                <w:webHidden/>
-              </w:rPr>
-              <w:fldChar w:fldCharType="separate"/>
-            </w:r>
-            <w:r>
-              <w:rPr>
-                <w:noProof/>
-                <w:webHidden/>
-              </w:rPr>
-              <w:t>16</w:t>
-            </w:r>
-            <w:r>
-              <w:rPr>
-                <w:noProof/>
-                <w:webHidden/>
-              </w:rPr>
-              <w:fldChar w:fldCharType="end"/>
-            </w:r>
-          </w:hyperlink>
-        </w:p>
-        <w:p>
-          <w:pPr>
-            <w:pStyle w:val="ndice2"/>
-            <w:tabs>
-              <w:tab w:val="right" w:leader="dot" w:pos="9350"/>
-            </w:tabs>
-            <w:rPr>
-              <w:rFonts w:asciiTheme="minorHAnsi" w:eastAsiaTheme="minorEastAsia" w:hAnsiTheme="minorHAnsi" w:cstheme="minorBidi"/>
-              <w:noProof/>
-              <w:kern w:val="2"/>
-              <w:sz w:val="24"/>
-              <w14:ligatures w14:val="standardContextual"/>
-            </w:rPr>
-          </w:pPr>
-          <w:hyperlink w:anchor="_Toc211616113" w:history="1">
-            <w:r>
-              <w:rPr>
-                <w:rStyle w:val="Hiperligao"/>
-                <w:noProof/>
-              </w:rPr>
-              <w:t>II. 4 Direção e Gestão de Pessoas</w:t>
-            </w:r>
-            <w:r>
-              <w:rPr>
-                <w:noProof/>
-                <w:webHidden/>
-              </w:rPr>
-              <w:tab/>
-            </w:r>
-            <w:r>
-              <w:rPr>
-                <w:noProof/>
-                <w:webHidden/>
-              </w:rPr>
-              <w:fldChar w:fldCharType="begin"/>
-            </w:r>
-            <w:r>
-              <w:rPr>
-                <w:noProof/>
-                <w:webHidden/>
-              </w:rPr>
-              <w:instrText xml:space="preserve"> PAGEREF _Toc211616113 \h </w:instrText>
-            </w:r>
-            <w:r>
-              <w:rPr>
-                <w:noProof/>
-                <w:webHidden/>
-              </w:rPr>
-            </w:r>
-            <w:r>
-              <w:rPr>
-                <w:noProof/>
-                <w:webHidden/>
-              </w:rPr>
-              <w:fldChar w:fldCharType="separate"/>
-            </w:r>
-            <w:r>
-              <w:rPr>
-                <w:noProof/>
-                <w:webHidden/>
-              </w:rPr>
-              <w:t>16</w:t>
-            </w:r>
-            <w:r>
-              <w:rPr>
-                <w:noProof/>
-                <w:webHidden/>
-              </w:rPr>
-              <w:fldChar w:fldCharType="end"/>
-            </w:r>
-          </w:hyperlink>
-        </w:p>
-        <w:p>
-          <w:pPr>
-            <w:pStyle w:val="ndice2"/>
-            <w:tabs>
-              <w:tab w:val="right" w:leader="dot" w:pos="9350"/>
-            </w:tabs>
-            <w:rPr>
-              <w:rFonts w:asciiTheme="minorHAnsi" w:eastAsiaTheme="minorEastAsia" w:hAnsiTheme="minorHAnsi" w:cstheme="minorBidi"/>
-              <w:noProof/>
-              <w:kern w:val="2"/>
-              <w:sz w:val="24"/>
-              <w14:ligatures w14:val="standardContextual"/>
-            </w:rPr>
-          </w:pPr>
-          <w:hyperlink w:anchor="_Toc211616114" w:history="1">
-            <w:r>
-              <w:rPr>
-                <w:rStyle w:val="Hiperligao"/>
-                <w:noProof/>
-              </w:rPr>
-              <w:t>II.5 Promoção da produtividade</w:t>
-            </w:r>
-            <w:r>
-              <w:rPr>
-                <w:noProof/>
-                <w:webHidden/>
-              </w:rPr>
-              <w:tab/>
-            </w:r>
-            <w:r>
-              <w:rPr>
-                <w:noProof/>
-                <w:webHidden/>
-              </w:rPr>
-              <w:fldChar w:fldCharType="begin"/>
-            </w:r>
-            <w:r>
-              <w:rPr>
-                <w:noProof/>
-                <w:webHidden/>
-              </w:rPr>
-              <w:instrText xml:space="preserve"> PAGEREF _Toc211616114 \h </w:instrText>
-            </w:r>
-            <w:r>
-              <w:rPr>
-                <w:noProof/>
-                <w:webHidden/>
-              </w:rPr>
-            </w:r>
-            <w:r>
-              <w:rPr>
-                <w:noProof/>
-                <w:webHidden/>
-              </w:rPr>
-              <w:fldChar w:fldCharType="separate"/>
-            </w:r>
-            <w:r>
-              <w:rPr>
-                <w:noProof/>
-                <w:webHidden/>
-              </w:rPr>
-              <w:t>16</w:t>
-            </w:r>
-            <w:r>
-              <w:rPr>
-                <w:noProof/>
-                <w:webHidden/>
-              </w:rPr>
-              <w:fldChar w:fldCharType="end"/>
-            </w:r>
-          </w:hyperlink>
-        </w:p>
-        <w:p>
-          <w:pPr>
-            <w:pStyle w:val="ndice2"/>
-            <w:tabs>
-              <w:tab w:val="right" w:leader="dot" w:pos="9350"/>
-            </w:tabs>
-            <w:rPr>
-              <w:rFonts w:asciiTheme="minorHAnsi" w:eastAsiaTheme="minorEastAsia" w:hAnsiTheme="minorHAnsi" w:cstheme="minorBidi"/>
-              <w:noProof/>
-              <w:kern w:val="2"/>
-              <w:sz w:val="24"/>
-              <w14:ligatures w14:val="standardContextual"/>
-            </w:rPr>
-          </w:pPr>
-          <w:hyperlink w:anchor="_Toc211616115" w:history="1">
-            <w:r>
-              <w:rPr>
-                <w:rStyle w:val="Hiperligao"/>
-                <w:noProof/>
-              </w:rPr>
-              <w:t>II.6 Economia circular</w:t>
-            </w:r>
-            <w:r>
-              <w:rPr>
-                <w:noProof/>
-                <w:webHidden/>
-              </w:rPr>
-              <w:tab/>
-            </w:r>
-            <w:r>
-              <w:rPr>
-                <w:noProof/>
-                <w:webHidden/>
-              </w:rPr>
-              <w:fldChar w:fldCharType="begin"/>
-            </w:r>
-            <w:r>
-              <w:rPr>
-                <w:noProof/>
-                <w:webHidden/>
-              </w:rPr>
-              <w:instrText xml:space="preserve"> PAGEREF _Toc211616115 \h </w:instrText>
-            </w:r>
-            <w:r>
-              <w:rPr>
-                <w:noProof/>
-                <w:webHidden/>
-              </w:rPr>
-            </w:r>
-            <w:r>
-              <w:rPr>
-                <w:noProof/>
-                <w:webHidden/>
-              </w:rPr>
-              <w:fldChar w:fldCharType="separate"/>
-            </w:r>
-            <w:r>
-              <w:rPr>
-                <w:noProof/>
-                <w:webHidden/>
-              </w:rPr>
-              <w:t>16</w:t>
-            </w:r>
-            <w:r>
-              <w:rPr>
-                <w:noProof/>
-                <w:webHidden/>
-              </w:rPr>
-              <w:fldChar w:fldCharType="end"/>
-            </w:r>
-          </w:hyperlink>
-        </w:p>
-        <w:p>
-          <w:pPr>
-            <w:pStyle w:val="ndice2"/>
-            <w:tabs>
-              <w:tab w:val="right" w:leader="dot" w:pos="9350"/>
-            </w:tabs>
-            <w:rPr>
-              <w:rFonts w:asciiTheme="minorHAnsi" w:eastAsiaTheme="minorEastAsia" w:hAnsiTheme="minorHAnsi" w:cstheme="minorBidi"/>
-              <w:noProof/>
-              <w:kern w:val="2"/>
-              <w:sz w:val="24"/>
-              <w14:ligatures w14:val="standardContextual"/>
-            </w:rPr>
-          </w:pPr>
-          <w:hyperlink w:anchor="_Toc211616116" w:history="1">
-            <w:r>
-              <w:rPr>
-                <w:rStyle w:val="Hiperligao"/>
-                <w:noProof/>
-              </w:rPr>
-              <w:t>II.7 Marketing</w:t>
-            </w:r>
-            <w:r>
-              <w:rPr>
-                <w:noProof/>
-                <w:webHidden/>
-              </w:rPr>
-              <w:tab/>
-            </w:r>
-            <w:r>
-              <w:rPr>
-                <w:noProof/>
-                <w:webHidden/>
-              </w:rPr>
-              <w:fldChar w:fldCharType="begin"/>
-            </w:r>
-            <w:r>
-              <w:rPr>
-                <w:noProof/>
-                <w:webHidden/>
-              </w:rPr>
-              <w:instrText xml:space="preserve"> PAGEREF _Toc211616116 \h </w:instrText>
-            </w:r>
-            <w:r>
-              <w:rPr>
-                <w:noProof/>
-                <w:webHidden/>
-              </w:rPr>
-            </w:r>
-            <w:r>
-              <w:rPr>
-                <w:noProof/>
-                <w:webHidden/>
-              </w:rPr>
-              <w:fldChar w:fldCharType="separate"/>
-            </w:r>
-            <w:r>
-              <w:rPr>
-                <w:noProof/>
-                <w:webHidden/>
-              </w:rPr>
-              <w:t>16</w:t>
-            </w:r>
-            <w:r>
-              <w:rPr>
-                <w:noProof/>
-                <w:webHidden/>
-              </w:rPr>
-              <w:fldChar w:fldCharType="end"/>
-            </w:r>
-          </w:hyperlink>
-        </w:p>
-        <w:p>
-          <w:pPr>
-            <w:pStyle w:val="ndice2"/>
-            <w:tabs>
-              <w:tab w:val="right" w:leader="dot" w:pos="9350"/>
-            </w:tabs>
-            <w:rPr>
-              <w:rFonts w:asciiTheme="minorHAnsi" w:eastAsiaTheme="minorEastAsia" w:hAnsiTheme="minorHAnsi" w:cstheme="minorBidi"/>
-              <w:noProof/>
-              <w:kern w:val="2"/>
-              <w:sz w:val="24"/>
-              <w14:ligatures w14:val="standardContextual"/>
-            </w:rPr>
-          </w:pPr>
-          <w:hyperlink w:anchor="_Toc211616117" w:history="1">
-            <w:r>
-              <w:rPr>
-                <w:rStyle w:val="Hiperligao"/>
-                <w:noProof/>
-              </w:rPr>
-              <w:t>II. 8 Gestão Financeira</w:t>
-            </w:r>
-            <w:r>
-              <w:rPr>
-                <w:noProof/>
-                <w:webHidden/>
-              </w:rPr>
-              <w:tab/>
-            </w:r>
-            <w:r>
-              <w:rPr>
-                <w:noProof/>
-                <w:webHidden/>
-              </w:rPr>
-              <w:fldChar w:fldCharType="begin"/>
-            </w:r>
-            <w:r>
-              <w:rPr>
-                <w:noProof/>
-                <w:webHidden/>
-              </w:rPr>
-              <w:instrText xml:space="preserve"> PAGEREF _Toc211616117 \h </w:instrText>
-            </w:r>
-            <w:r>
-              <w:rPr>
-                <w:noProof/>
-                <w:webHidden/>
-              </w:rPr>
-            </w:r>
-            <w:r>
-              <w:rPr>
-                <w:noProof/>
-                <w:webHidden/>
-              </w:rPr>
-              <w:fldChar w:fldCharType="separate"/>
-            </w:r>
-            <w:r>
-              <w:rPr>
-                <w:noProof/>
-                <w:webHidden/>
-              </w:rPr>
-              <w:t>16</w:t>
-            </w:r>
-            <w:r>
-              <w:rPr>
-                <w:noProof/>
-                <w:webHidden/>
-              </w:rPr>
-              <w:fldChar w:fldCharType="end"/>
-            </w:r>
-          </w:hyperlink>
-        </w:p>
-        <w:p>
-          <w:pPr>
-            <w:pStyle w:val="ndice2"/>
-            <w:tabs>
-              <w:tab w:val="right" w:leader="dot" w:pos="9350"/>
-            </w:tabs>
-            <w:rPr>
-              <w:rFonts w:asciiTheme="minorHAnsi" w:eastAsiaTheme="minorEastAsia" w:hAnsiTheme="minorHAnsi" w:cstheme="minorBidi"/>
-              <w:noProof/>
-              <w:kern w:val="2"/>
-              <w:sz w:val="24"/>
-              <w14:ligatures w14:val="standardContextual"/>
-            </w:rPr>
-          </w:pPr>
-          <w:hyperlink w:anchor="_Toc211616118" w:history="1">
-            <w:r>
-              <w:rPr>
-                <w:rStyle w:val="Hiperligao"/>
-                <w:noProof/>
-              </w:rPr>
-              <w:t>II.9 Gestão das Operações e Indústria 4.0</w:t>
-            </w:r>
-            <w:r>
-              <w:rPr>
-                <w:noProof/>
-                <w:webHidden/>
-              </w:rPr>
-              <w:tab/>
-            </w:r>
-            <w:r>
-              <w:rPr>
-                <w:noProof/>
-                <w:webHidden/>
-              </w:rPr>
-              <w:fldChar w:fldCharType="begin"/>
-            </w:r>
-            <w:r>
-              <w:rPr>
-                <w:noProof/>
-                <w:webHidden/>
-              </w:rPr>
-              <w:instrText xml:space="preserve"> PAGEREF _Toc211616118 \h </w:instrText>
-            </w:r>
-            <w:r>
-              <w:rPr>
-                <w:noProof/>
-                <w:webHidden/>
-              </w:rPr>
-            </w:r>
-            <w:r>
-              <w:rPr>
-                <w:noProof/>
-                <w:webHidden/>
-              </w:rPr>
-              <w:fldChar w:fldCharType="separate"/>
-            </w:r>
-            <w:r>
-              <w:rPr>
-                <w:noProof/>
-                <w:webHidden/>
-              </w:rPr>
-              <w:t>16</w:t>
-            </w:r>
-            <w:r>
-              <w:rPr>
-                <w:noProof/>
-                <w:webHidden/>
-              </w:rPr>
-              <w:fldChar w:fldCharType="end"/>
-            </w:r>
-          </w:hyperlink>
-        </w:p>
-        <w:p>
-          <w:pPr>
-            <w:pStyle w:val="ndice1"/>
-            <w:tabs>
-              <w:tab w:val="right" w:leader="dot" w:pos="9350"/>
-            </w:tabs>
-            <w:rPr>
-              <w:rFonts w:asciiTheme="minorHAnsi" w:eastAsiaTheme="minorEastAsia" w:hAnsiTheme="minorHAnsi" w:cstheme="minorBidi"/>
-              <w:noProof/>
-              <w:kern w:val="2"/>
-              <w:sz w:val="24"/>
-              <w14:ligatures w14:val="standardContextual"/>
-            </w:rPr>
-          </w:pPr>
-          <w:hyperlink w:anchor="_Toc211616119" w:history="1">
-            <w:r>
-              <w:rPr>
-                <w:rStyle w:val="Hiperligao"/>
-                <w:noProof/>
-              </w:rPr>
-              <w:t>Parte III – Conclusão</w:t>
-            </w:r>
-            <w:r>
-              <w:rPr>
-                <w:noProof/>
-                <w:webHidden/>
-              </w:rPr>
-              <w:tab/>
-            </w:r>
-            <w:r>
-              <w:rPr>
-                <w:noProof/>
-                <w:webHidden/>
-              </w:rPr>
-              <w:fldChar w:fldCharType="begin"/>
-            </w:r>
-            <w:r>
-              <w:rPr>
-                <w:noProof/>
-                <w:webHidden/>
-              </w:rPr>
-              <w:instrText xml:space="preserve"> PAGEREF _Toc211616119 \h </w:instrText>
-            </w:r>
-            <w:r>
-              <w:rPr>
-                <w:noProof/>
-                <w:webHidden/>
-              </w:rPr>
-            </w:r>
-            <w:r>
-              <w:rPr>
-                <w:noProof/>
-                <w:webHidden/>
-              </w:rPr>
-              <w:fldChar w:fldCharType="separate"/>
-            </w:r>
-            <w:r>
-              <w:rPr>
-                <w:noProof/>
-                <w:webHidden/>
-              </w:rPr>
-              <w:t>17</w:t>
-            </w:r>
-            <w:r>
-              <w:rPr>
-                <w:noProof/>
-                <w:webHidden/>
-              </w:rPr>
-              <w:fldChar w:fldCharType="end"/>
-            </w:r>
-          </w:hyperlink>
-        </w:p>
-        <w:p>
-          <w:pPr>
-            <w:pStyle w:val="ndice2"/>
-            <w:tabs>
-              <w:tab w:val="right" w:leader="dot" w:pos="9350"/>
-            </w:tabs>
-            <w:rPr>
-              <w:rFonts w:asciiTheme="minorHAnsi" w:eastAsiaTheme="minorEastAsia" w:hAnsiTheme="minorHAnsi" w:cstheme="minorBidi"/>
-              <w:noProof/>
-              <w:kern w:val="2"/>
-              <w:sz w:val="24"/>
-              <w14:ligatures w14:val="standardContextual"/>
-            </w:rPr>
-          </w:pPr>
-          <w:hyperlink w:anchor="_Toc211616120" w:history="1">
-            <w:r>
-              <w:rPr>
-                <w:rStyle w:val="Hiperligao"/>
-                <w:noProof/>
-              </w:rPr>
-              <w:t>III.1 Conclusão</w:t>
-            </w:r>
-            <w:r>
-              <w:rPr>
-                <w:noProof/>
-                <w:webHidden/>
-              </w:rPr>
-              <w:tab/>
-            </w:r>
-            <w:r>
-              <w:rPr>
-                <w:noProof/>
-                <w:webHidden/>
-              </w:rPr>
-              <w:fldChar w:fldCharType="begin"/>
-            </w:r>
-            <w:r>
-              <w:rPr>
-                <w:noProof/>
-                <w:webHidden/>
-              </w:rPr>
-              <w:instrText xml:space="preserve"> PAGEREF _Toc211616120 \h </w:instrText>
-            </w:r>
-            <w:r>
-              <w:rPr>
-                <w:noProof/>
-                <w:webHidden/>
-              </w:rPr>
-            </w:r>
-            <w:r>
-              <w:rPr>
-                <w:noProof/>
-                <w:webHidden/>
-              </w:rPr>
-              <w:fldChar w:fldCharType="separate"/>
-            </w:r>
-            <w:r>
-              <w:rPr>
-                <w:noProof/>
-                <w:webHidden/>
-              </w:rPr>
-              <w:t>17</w:t>
-            </w:r>
-            <w:r>
-              <w:rPr>
-                <w:noProof/>
-                <w:webHidden/>
-              </w:rPr>
-              <w:fldChar w:fldCharType="end"/>
-            </w:r>
-          </w:hyperlink>
-        </w:p>
-        <w:p>
-          <w:pPr>
-            <w:pStyle w:val="ndice2"/>
-            <w:tabs>
-              <w:tab w:val="right" w:leader="dot" w:pos="9350"/>
-            </w:tabs>
-            <w:rPr>
-              <w:rFonts w:asciiTheme="minorHAnsi" w:eastAsiaTheme="minorEastAsia" w:hAnsiTheme="minorHAnsi" w:cstheme="minorBidi"/>
-              <w:noProof/>
-              <w:kern w:val="2"/>
-              <w:sz w:val="24"/>
-              <w14:ligatures w14:val="standardContextual"/>
-            </w:rPr>
-          </w:pPr>
-          <w:hyperlink w:anchor="_Toc211616121" w:history="1">
-            <w:r>
-              <w:rPr>
-                <w:rStyle w:val="Hiperligao"/>
-                <w:noProof/>
-              </w:rPr>
-              <w:t>III.2 Sugestões de melhoria</w:t>
-            </w:r>
-            <w:r>
-              <w:rPr>
-                <w:noProof/>
-                <w:webHidden/>
-              </w:rPr>
-              <w:tab/>
-            </w:r>
-            <w:r>
-              <w:rPr>
-                <w:noProof/>
-                <w:webHidden/>
-              </w:rPr>
-              <w:fldChar w:fldCharType="begin"/>
-            </w:r>
-            <w:r>
-              <w:rPr>
-                <w:noProof/>
-                <w:webHidden/>
-              </w:rPr>
-              <w:instrText xml:space="preserve"> PAGEREF _Toc211616121 \h </w:instrText>
-            </w:r>
-            <w:r>
-              <w:rPr>
-                <w:noProof/>
-                <w:webHidden/>
-              </w:rPr>
-            </w:r>
-            <w:r>
-              <w:rPr>
-                <w:noProof/>
-                <w:webHidden/>
-              </w:rPr>
-              <w:fldChar w:fldCharType="separate"/>
-            </w:r>
-            <w:r>
-              <w:rPr>
-                <w:noProof/>
-                <w:webHidden/>
-              </w:rPr>
-              <w:t>17</w:t>
-            </w:r>
-            <w:r>
-              <w:rPr>
-                <w:noProof/>
-                <w:webHidden/>
-              </w:rPr>
-              <w:fldChar w:fldCharType="end"/>
-            </w:r>
-          </w:hyperlink>
-        </w:p>
-        <w:p>
-          <w:pPr>
-            <w:pStyle w:val="ndice1"/>
-            <w:tabs>
-              <w:tab w:val="right" w:leader="dot" w:pos="9350"/>
-            </w:tabs>
-            <w:rPr>
-              <w:rFonts w:asciiTheme="minorHAnsi" w:eastAsiaTheme="minorEastAsia" w:hAnsiTheme="minorHAnsi" w:cstheme="minorBidi"/>
-              <w:noProof/>
-              <w:kern w:val="2"/>
-              <w:sz w:val="24"/>
-              <w14:ligatures w14:val="standardContextual"/>
-            </w:rPr>
-          </w:pPr>
-          <w:hyperlink w:anchor="_Toc211616122" w:history="1">
-            <w:r>
-              <w:rPr>
-                <w:rStyle w:val="Hiperligao"/>
-                <w:noProof/>
-              </w:rPr>
-              <w:t>Referências</w:t>
-            </w:r>
-            <w:r>
-              <w:rPr>
-                <w:noProof/>
-                <w:webHidden/>
-              </w:rPr>
-              <w:tab/>
-            </w:r>
-            <w:r>
-              <w:rPr>
-                <w:noProof/>
-                <w:webHidden/>
-              </w:rPr>
-              <w:fldChar w:fldCharType="begin"/>
-            </w:r>
-            <w:r>
-              <w:rPr>
-                <w:noProof/>
-                <w:webHidden/>
-              </w:rPr>
-              <w:instrText xml:space="preserve"> PAGEREF _Toc211616122 \h </w:instrText>
-            </w:r>
-            <w:r>
-              <w:rPr>
-                <w:noProof/>
-                <w:webHidden/>
-              </w:rPr>
-            </w:r>
-            <w:r>
-              <w:rPr>
-                <w:noProof/>
-                <w:webHidden/>
-              </w:rPr>
-              <w:fldChar w:fldCharType="separate"/>
-            </w:r>
-            <w:r>
-              <w:rPr>
-                <w:noProof/>
-                <w:webHidden/>
-              </w:rPr>
-              <w:t>18</w:t>
-            </w:r>
-            <w:r>
-              <w:rPr>
-                <w:noProof/>
-                <w:webHidden/>
-              </w:rPr>
-              <w:fldChar w:fldCharType="end"/>
-            </w:r>
-          </w:hyperlink>
-        </w:p>
-        <w:p>
-          <w:pPr>
-            <w:pStyle w:val="ndice1"/>
-            <w:tabs>
-              <w:tab w:val="right" w:leader="dot" w:pos="9350"/>
-            </w:tabs>
-            <w:rPr>
-              <w:rFonts w:asciiTheme="minorHAnsi" w:eastAsiaTheme="minorEastAsia" w:hAnsiTheme="minorHAnsi" w:cstheme="minorBidi"/>
-              <w:noProof/>
-              <w:kern w:val="2"/>
-              <w:sz w:val="24"/>
-              <w14:ligatures w14:val="standardContextual"/>
-            </w:rPr>
-          </w:pPr>
-          <w:hyperlink w:anchor="_Toc211616123" w:history="1">
-            <w:r>
-              <w:rPr>
-                <w:rStyle w:val="Hiperligao"/>
-                <w:rFonts w:eastAsia="Arial Narrow"/>
-                <w:noProof/>
-              </w:rPr>
-              <w:t>Anexos</w:t>
-            </w:r>
-            <w:r>
-              <w:rPr>
-                <w:noProof/>
-                <w:webHidden/>
-              </w:rPr>
-              <w:tab/>
-            </w:r>
-            <w:r>
-              <w:rPr>
-                <w:noProof/>
-                <w:webHidden/>
-              </w:rPr>
-              <w:fldChar w:fldCharType="begin"/>
-            </w:r>
-            <w:r>
-              <w:rPr>
-                <w:noProof/>
-                <w:webHidden/>
-              </w:rPr>
-              <w:instrText xml:space="preserve"> PAGEREF _Toc211616123 \h </w:instrText>
-            </w:r>
-            <w:r>
-              <w:rPr>
-                <w:noProof/>
-                <w:webHidden/>
-              </w:rPr>
-            </w:r>
-            <w:r>
-              <w:rPr>
-                <w:noProof/>
-                <w:webHidden/>
-              </w:rPr>
-              <w:fldChar w:fldCharType="separate"/>
-            </w:r>
-            <w:r>
-              <w:rPr>
-                <w:noProof/>
-                <w:webHidden/>
-              </w:rPr>
-              <w:t>18</w:t>
-            </w:r>
-            <w:r>
-              <w:rPr>
-                <w:noProof/>
-                <w:webHidden/>
-              </w:rPr>
-              <w:fldChar w:fldCharType="end"/>
-            </w:r>
-          </w:hyperlink>
-        </w:p>
-        <w:p>
-          <w:pPr>
-            <w:pStyle w:val="ndice2"/>
-            <w:tabs>
-              <w:tab w:val="right" w:leader="dot" w:pos="9350"/>
-            </w:tabs>
-            <w:rPr>
-              <w:rFonts w:asciiTheme="minorHAnsi" w:eastAsiaTheme="minorEastAsia" w:hAnsiTheme="minorHAnsi" w:cstheme="minorBidi"/>
-              <w:noProof/>
-              <w:kern w:val="2"/>
-              <w:sz w:val="24"/>
-              <w14:ligatures w14:val="standardContextual"/>
-            </w:rPr>
-          </w:pPr>
-          <w:hyperlink w:anchor="_Toc211616124" w:history="1">
-            <w:r>
-              <w:rPr>
-                <w:rStyle w:val="Hiperligao"/>
-                <w:noProof/>
-              </w:rPr>
-              <w:t>Opções Estratégicas para o Porto de Sines (2020-2030)</w:t>
-            </w:r>
-            <w:r>
-              <w:rPr>
-                <w:noProof/>
-                <w:webHidden/>
-              </w:rPr>
-              <w:tab/>
-            </w:r>
-            <w:r>
-              <w:rPr>
-                <w:noProof/>
-                <w:webHidden/>
-              </w:rPr>
-              <w:fldChar w:fldCharType="begin"/>
-            </w:r>
-            <w:r>
-              <w:rPr>
-                <w:noProof/>
-                <w:webHidden/>
-              </w:rPr>
-              <w:instrText xml:space="preserve"> PAGEREF _Toc211616124 \h </w:instrText>
-            </w:r>
-            <w:r>
-              <w:rPr>
-                <w:noProof/>
-                <w:webHidden/>
-              </w:rPr>
-            </w:r>
-            <w:r>
-              <w:rPr>
-                <w:noProof/>
-                <w:webHidden/>
-              </w:rPr>
-              <w:fldChar w:fldCharType="separate"/>
-            </w:r>
-            <w:r>
-              <w:rPr>
-                <w:noProof/>
-                <w:webHidden/>
-              </w:rPr>
-              <w:t>18</w:t>
-            </w:r>
-            <w:r>
-              <w:rPr>
-                <w:noProof/>
-                <w:webHidden/>
-              </w:rPr>
-              <w:fldChar w:fldCharType="end"/>
-            </w:r>
-          </w:hyperlink>
-        </w:p>
-        <w:p>
-          <w:pPr>
-            <w:pStyle w:val="ndice2"/>
-            <w:tabs>
-              <w:tab w:val="right" w:leader="dot" w:pos="9350"/>
-            </w:tabs>
-            <w:rPr>
-              <w:rFonts w:asciiTheme="minorHAnsi" w:eastAsiaTheme="minorEastAsia" w:hAnsiTheme="minorHAnsi" w:cstheme="minorBidi"/>
-              <w:noProof/>
-              <w:kern w:val="2"/>
-              <w:sz w:val="24"/>
-              <w14:ligatures w14:val="standardContextual"/>
-            </w:rPr>
-          </w:pPr>
-          <w:hyperlink w:anchor="_Toc211616125" w:history="1">
-            <w:r>
-              <w:rPr>
-                <w:rStyle w:val="Hiperligao"/>
-                <w:noProof/>
-              </w:rPr>
-              <w:t>Ligações e Hinterland</w:t>
-            </w:r>
-            <w:r>
-              <w:rPr>
-                <w:noProof/>
-                <w:webHidden/>
-              </w:rPr>
-              <w:tab/>
-            </w:r>
-            <w:r>
-              <w:rPr>
-                <w:noProof/>
-                <w:webHidden/>
-              </w:rPr>
-              <w:fldChar w:fldCharType="begin"/>
-            </w:r>
-            <w:r>
-              <w:rPr>
-                <w:noProof/>
-                <w:webHidden/>
-              </w:rPr>
-              <w:instrText xml:space="preserve"> PAGEREF _Toc211616125 \h </w:instrText>
-            </w:r>
-            <w:r>
-              <w:rPr>
-                <w:noProof/>
-                <w:webHidden/>
-              </w:rPr>
-            </w:r>
-            <w:r>
-              <w:rPr>
-                <w:noProof/>
-                <w:webHidden/>
-              </w:rPr>
-              <w:fldChar w:fldCharType="separate"/>
-            </w:r>
-            <w:r>
-              <w:rPr>
-                <w:noProof/>
-                <w:webHidden/>
-              </w:rPr>
-              <w:t>22</w:t>
-            </w:r>
-            <w:r>
-              <w:rPr>
-                <w:noProof/>
-                <w:webHidden/>
-              </w:rPr>
-              <w:fldChar w:fldCharType="end"/>
-            </w:r>
-          </w:hyperlink>
-        </w:p>
-        <w:p>
-          <w:pPr>
-            <w:pStyle w:val="ndice2"/>
-            <w:tabs>
-              <w:tab w:val="right" w:leader="dot" w:pos="9350"/>
-            </w:tabs>
-            <w:rPr>
-              <w:rFonts w:asciiTheme="minorHAnsi" w:eastAsiaTheme="minorEastAsia" w:hAnsiTheme="minorHAnsi" w:cstheme="minorBidi"/>
-              <w:noProof/>
-              <w:kern w:val="2"/>
-              <w:sz w:val="24"/>
-              <w14:ligatures w14:val="standardContextual"/>
-            </w:rPr>
-          </w:pPr>
-          <w:hyperlink w:anchor="_Toc211616126" w:history="1">
-            <w:r>
-              <w:rPr>
-                <w:rStyle w:val="Hiperligao"/>
-                <w:noProof/>
-              </w:rPr>
-              <w:t>Estatísticas</w:t>
-            </w:r>
-            <w:r>
-              <w:rPr>
-                <w:noProof/>
-                <w:webHidden/>
-              </w:rPr>
-              <w:tab/>
-            </w:r>
-            <w:r>
-              <w:rPr>
-                <w:noProof/>
-                <w:webHidden/>
-              </w:rPr>
-              <w:fldChar w:fldCharType="begin"/>
-            </w:r>
-            <w:r>
-              <w:rPr>
-                <w:noProof/>
-                <w:webHidden/>
-              </w:rPr>
-              <w:instrText xml:space="preserve"> PAGEREF _Toc211616126 \h </w:instrText>
-            </w:r>
-            <w:r>
-              <w:rPr>
-                <w:noProof/>
-                <w:webHidden/>
-              </w:rPr>
-            </w:r>
-            <w:r>
-              <w:rPr>
-                <w:noProof/>
-                <w:webHidden/>
-              </w:rPr>
-              <w:fldChar w:fldCharType="separate"/>
-            </w:r>
-            <w:r>
-              <w:rPr>
-                <w:noProof/>
-                <w:webHidden/>
-              </w:rPr>
-              <w:t>23</w:t>
-            </w:r>
-            <w:r>
-              <w:rPr>
-                <w:noProof/>
-                <w:webHidden/>
-              </w:rPr>
-              <w:fldChar w:fldCharType="end"/>
-            </w:r>
-          </w:hyperlink>
-        </w:p>
-        <w:p>
-          <w:pPr>
-            <w:pStyle w:val="ndice3"/>
-            <w:tabs>
-              <w:tab w:val="right" w:leader="dot" w:pos="9350"/>
-            </w:tabs>
-            <w:rPr>
-              <w:rFonts w:asciiTheme="minorHAnsi" w:eastAsiaTheme="minorEastAsia" w:hAnsiTheme="minorHAnsi" w:cstheme="minorBidi"/>
-              <w:noProof/>
-              <w:kern w:val="2"/>
-              <w:sz w:val="24"/>
-              <w14:ligatures w14:val="standardContextual"/>
-            </w:rPr>
-          </w:pPr>
-          <w:hyperlink w:anchor="_Toc211616127" w:history="1">
-            <w:r>
-              <w:rPr>
-                <w:rStyle w:val="Hiperligao"/>
-                <w:b/>
-                <w:bCs/>
-                <w:noProof/>
-              </w:rPr>
-              <w:t>Navios</w:t>
-            </w:r>
-            <w:r>
-              <w:rPr>
-                <w:noProof/>
-                <w:webHidden/>
-              </w:rPr>
-              <w:tab/>
-            </w:r>
-            <w:r>
-              <w:rPr>
-                <w:noProof/>
-                <w:webHidden/>
-              </w:rPr>
-              <w:fldChar w:fldCharType="begin"/>
-            </w:r>
-            <w:r>
-              <w:rPr>
-                <w:noProof/>
-                <w:webHidden/>
-              </w:rPr>
-              <w:instrText xml:space="preserve"> PAGEREF _Toc211616127 \h </w:instrText>
-            </w:r>
-            <w:r>
-              <w:rPr>
-                <w:noProof/>
-                <w:webHidden/>
-              </w:rPr>
-            </w:r>
-            <w:r>
-              <w:rPr>
-                <w:noProof/>
-                <w:webHidden/>
-              </w:rPr>
-              <w:fldChar w:fldCharType="separate"/>
-            </w:r>
-            <w:r>
-              <w:rPr>
-                <w:noProof/>
-                <w:webHidden/>
-              </w:rPr>
-              <w:t>23</w:t>
-            </w:r>
-            <w:r>
-              <w:rPr>
-                <w:noProof/>
-                <w:webHidden/>
-              </w:rPr>
-              <w:fldChar w:fldCharType="end"/>
-            </w:r>
-          </w:hyperlink>
-        </w:p>
-        <w:p>
-          <w:pPr>
-            <w:pStyle w:val="ndice3"/>
-            <w:tabs>
-              <w:tab w:val="right" w:leader="dot" w:pos="9350"/>
-            </w:tabs>
-            <w:rPr>
-              <w:rFonts w:asciiTheme="minorHAnsi" w:eastAsiaTheme="minorEastAsia" w:hAnsiTheme="minorHAnsi" w:cstheme="minorBidi"/>
-              <w:noProof/>
-              <w:kern w:val="2"/>
-              <w:sz w:val="24"/>
-              <w14:ligatures w14:val="standardContextual"/>
-            </w:rPr>
-          </w:pPr>
-          <w:hyperlink w:anchor="_Toc211616128" w:history="1">
-            <w:r>
-              <w:rPr>
-                <w:rStyle w:val="Hiperligao"/>
-                <w:b/>
-                <w:bCs/>
-                <w:noProof/>
-              </w:rPr>
-              <w:t>Mercadorias</w:t>
-            </w:r>
-            <w:r>
-              <w:rPr>
-                <w:noProof/>
-                <w:webHidden/>
-              </w:rPr>
-              <w:tab/>
-            </w:r>
-            <w:r>
-              <w:rPr>
-                <w:noProof/>
-                <w:webHidden/>
-              </w:rPr>
-              <w:fldChar w:fldCharType="begin"/>
-            </w:r>
-            <w:r>
-              <w:rPr>
-                <w:noProof/>
-                <w:webHidden/>
-              </w:rPr>
-              <w:instrText xml:space="preserve"> PAGEREF _Toc211616128 \h </w:instrText>
-            </w:r>
-            <w:r>
-              <w:rPr>
-                <w:noProof/>
-                <w:webHidden/>
-              </w:rPr>
-            </w:r>
-            <w:r>
-              <w:rPr>
-                <w:noProof/>
-                <w:webHidden/>
-              </w:rPr>
-              <w:fldChar w:fldCharType="separate"/>
-            </w:r>
-            <w:r>
-              <w:rPr>
-                <w:noProof/>
-                <w:webHidden/>
-              </w:rPr>
-              <w:t>25</w:t>
-            </w:r>
-            <w:r>
-              <w:rPr>
-                <w:noProof/>
-                <w:webHidden/>
-              </w:rPr>
-              <w:fldChar w:fldCharType="end"/>
-            </w:r>
-          </w:hyperlink>
-        </w:p>
-        <w:p>
-          <w:pPr>
-            <w:pStyle w:val="ndice3"/>
-            <w:tabs>
-              <w:tab w:val="right" w:leader="dot" w:pos="9350"/>
-            </w:tabs>
-            <w:rPr>
-              <w:rFonts w:asciiTheme="minorHAnsi" w:eastAsiaTheme="minorEastAsia" w:hAnsiTheme="minorHAnsi" w:cstheme="minorBidi"/>
-              <w:noProof/>
-              <w:kern w:val="2"/>
-              <w:sz w:val="24"/>
-              <w14:ligatures w14:val="standardContextual"/>
-            </w:rPr>
-          </w:pPr>
-          <w:hyperlink w:anchor="_Toc211616129" w:history="1">
-            <w:r>
-              <w:rPr>
-                <w:rStyle w:val="Hiperligao"/>
-                <w:b/>
-                <w:bCs/>
-                <w:noProof/>
-              </w:rPr>
-              <w:t>Passageiros</w:t>
-            </w:r>
-            <w:r>
-              <w:rPr>
-                <w:noProof/>
-                <w:webHidden/>
-              </w:rPr>
-              <w:tab/>
-            </w:r>
-            <w:r>
-              <w:rPr>
-                <w:noProof/>
-                <w:webHidden/>
-              </w:rPr>
-              <w:fldChar w:fldCharType="begin"/>
-            </w:r>
-            <w:r>
-              <w:rPr>
-                <w:noProof/>
-                <w:webHidden/>
-              </w:rPr>
-              <w:instrText xml:space="preserve"> PAGEREF _Toc211616129 \h </w:instrText>
+              <w:instrText xml:space="preserve"> PAGEREF _Toc212402232 \h </w:instrText>
             </w:r>
             <w:r>
               <w:rPr>
@@ -3413,7 +3341,7 @@
           <w:lang w:bidi="pt-PT"/>
         </w:rPr>
       </w:pPr>
-      <w:bookmarkStart w:id="4" w:name="_Toc211616092"/>
+      <w:bookmarkStart w:id="4" w:name="_Toc212402196"/>
       <w:r>
         <w:rPr>
           <w:sz w:val="24"/>
@@ -3439,7 +3367,7 @@
           <w:lang w:bidi="pt-PT"/>
         </w:rPr>
       </w:pPr>
-      <w:bookmarkStart w:id="5" w:name="_Toc211616093"/>
+      <w:bookmarkStart w:id="5" w:name="_Toc212402197"/>
       <w:r>
         <w:rPr>
           <w:lang w:bidi="pt-PT"/>
@@ -4843,7 +4771,7 @@
       <w:pPr>
         <w:pStyle w:val="Ttulo2"/>
       </w:pPr>
-      <w:bookmarkStart w:id="6" w:name="_Toc211616094"/>
+      <w:bookmarkStart w:id="6" w:name="_Toc212402198"/>
       <w:r>
         <w:t>Abreviaturas</w:t>
       </w:r>
@@ -4883,14 +4811,9 @@
       </w:r>
     </w:p>
     <w:p>
-      <w:proofErr w:type="spellStart"/>
       <w:r>
         <w:lastRenderedPageBreak/>
-        <w:t>Kt</w:t>
-      </w:r>
-      <w:proofErr w:type="spellEnd"/>
-      <w:r>
-        <w:t xml:space="preserve"> - Q</w:t>
+        <w:t>Kt - Q</w:t>
       </w:r>
       <w:r>
         <w:t>uilotonelada</w:t>
@@ -4907,102 +4830,69 @@
         <w:t xml:space="preserve">TMS - </w:t>
       </w:r>
       <w:r>
-        <w:t xml:space="preserve">Terminal </w:t>
-      </w:r>
-      <w:proofErr w:type="spellStart"/>
-      <w:r>
-        <w:t>Multipurpose</w:t>
-      </w:r>
-      <w:proofErr w:type="spellEnd"/>
+        <w:t>Terminal Multipurpose</w:t>
+      </w:r>
       <w:r>
         <w:t>;</w:t>
       </w:r>
     </w:p>
     <w:p>
       <w:r>
-        <w:t xml:space="preserve">ISO – </w:t>
-      </w:r>
-      <w:proofErr w:type="spellStart"/>
-      <w:r>
-        <w:t>International</w:t>
-      </w:r>
-      <w:proofErr w:type="spellEnd"/>
-      <w:r>
-        <w:t xml:space="preserve"> </w:t>
-      </w:r>
-      <w:proofErr w:type="spellStart"/>
-      <w:r>
-        <w:t>Organization</w:t>
-      </w:r>
-      <w:proofErr w:type="spellEnd"/>
-      <w:r>
-        <w:t xml:space="preserve"> for </w:t>
-      </w:r>
-      <w:proofErr w:type="spellStart"/>
-      <w:r>
-        <w:t>Standardization</w:t>
-      </w:r>
-      <w:proofErr w:type="spellEnd"/>
+        <w:t>ISO – International Organization for Standardization (</w:t>
+      </w:r>
+      <w:r>
+        <w:t>Organização Internacional de Normalização</w:t>
+      </w:r>
+      <w:r>
+        <w:t>)</w:t>
+      </w:r>
+      <w:r>
+        <w:t xml:space="preserve">; </w:t>
+      </w:r>
+    </w:p>
+    <w:p>
+      <w:r>
+        <w:t xml:space="preserve">UTD - </w:t>
+      </w:r>
+      <w:r>
+        <w:t>Unidade de Transformação Digital</w:t>
+      </w:r>
+      <w:r>
+        <w:t>;</w:t>
+      </w:r>
+    </w:p>
+    <w:p>
+      <w:r>
+        <w:t xml:space="preserve">ESG </w:t>
+      </w:r>
+      <w:r>
+        <w:t xml:space="preserve">- </w:t>
+      </w:r>
+      <w:r>
+        <w:t>Environmental, Social and Governance</w:t>
+      </w:r>
       <w:r>
         <w:t xml:space="preserve"> (</w:t>
       </w:r>
       <w:r>
-        <w:t>Organização Internacional de Normalização</w:t>
+        <w:t>Ambiental, Social e Governança</w:t>
       </w:r>
       <w:r>
         <w:t>)</w:t>
       </w:r>
       <w:r>
-        <w:t xml:space="preserve">; </w:t>
-      </w:r>
-    </w:p>
-    <w:p>
-      <w:r>
-        <w:t xml:space="preserve">UTD - </w:t>
-      </w:r>
-      <w:r>
-        <w:t>Unidade de Transformação Digital</w:t>
-      </w:r>
-      <w:r>
         <w:t>;</w:t>
       </w:r>
     </w:p>
     <w:p>
       <w:r>
-        <w:t xml:space="preserve">ESG </w:t>
-      </w:r>
-      <w:r>
-        <w:t xml:space="preserve">- </w:t>
-      </w:r>
-      <w:proofErr w:type="spellStart"/>
-      <w:r>
-        <w:t>Environmental</w:t>
-      </w:r>
-      <w:proofErr w:type="spellEnd"/>
-      <w:r>
-        <w:t xml:space="preserve">, Social </w:t>
-      </w:r>
-      <w:proofErr w:type="spellStart"/>
-      <w:r>
-        <w:t>and</w:t>
-      </w:r>
-      <w:proofErr w:type="spellEnd"/>
-      <w:r>
-        <w:t xml:space="preserve"> </w:t>
-      </w:r>
-      <w:proofErr w:type="spellStart"/>
-      <w:r>
-        <w:t>Governance</w:t>
-      </w:r>
-      <w:proofErr w:type="spellEnd"/>
-      <w:r>
-        <w:t xml:space="preserve"> (</w:t>
-      </w:r>
-      <w:r>
-        <w:t>Ambiental, Social e Governança</w:t>
-      </w:r>
-      <w:r>
-        <w:t>)</w:t>
+        <w:t xml:space="preserve">SWOT - </w:t>
+      </w:r>
+      <w:r>
+        <w:t>Strengths, Weaknesses, Opportunities e Threats </w:t>
+      </w:r>
+      <w:r>
+        <w:t>(Forças, Fraquezas, Oportunidades, Ameaças)</w:t>
       </w:r>
       <w:r>
         <w:t>;</w:t>
@@ -5010,42 +4900,10 @@
     </w:p>
     <w:p>
       <w:r>
-        <w:t xml:space="preserve">SWOT - </w:t>
-      </w:r>
-      <w:proofErr w:type="spellStart"/>
-      <w:r>
-        <w:t>Strengths</w:t>
-      </w:r>
-      <w:proofErr w:type="spellEnd"/>
-      <w:r>
-        <w:t>, </w:t>
-      </w:r>
-      <w:proofErr w:type="spellStart"/>
-      <w:r>
-        <w:t>Weaknesses</w:t>
-      </w:r>
-      <w:proofErr w:type="spellEnd"/>
-      <w:r>
-        <w:t>, </w:t>
-      </w:r>
-      <w:proofErr w:type="spellStart"/>
-      <w:r>
-        <w:t>Opportunities</w:t>
-      </w:r>
-      <w:proofErr w:type="spellEnd"/>
-      <w:r>
-        <w:t> e </w:t>
-      </w:r>
-      <w:proofErr w:type="spellStart"/>
-      <w:r>
-        <w:t>Threats</w:t>
-      </w:r>
-      <w:proofErr w:type="spellEnd"/>
-      <w:r>
-        <w:t> </w:t>
-      </w:r>
-      <w:r>
-        <w:t>(Forças, Fraquezas, Oportunidades, Ameaças)</w:t>
+        <w:t xml:space="preserve">ODS - </w:t>
+      </w:r>
+      <w:r>
+        <w:t>Objetivos de Desenvolvimento Sustentável</w:t>
       </w:r>
       <w:r>
         <w:t>;</w:t>
@@ -5053,10 +4911,16 @@
     </w:p>
     <w:p>
       <w:r>
-        <w:t xml:space="preserve">ODS - </w:t>
-      </w:r>
-      <w:r>
-        <w:t>Objetivos de Desenvolvimento Sustentável</w:t>
+        <w:t>LED</w:t>
+      </w:r>
+      <w:r>
+        <w:t xml:space="preserve"> - L</w:t>
+      </w:r>
+      <w:r>
+        <w:t>ight-emitting diode</w:t>
+      </w:r>
+      <w:r>
+        <w:t xml:space="preserve"> (Díodo emissor de luz)</w:t>
       </w:r>
       <w:r>
         <w:t>;</w:t>
@@ -5064,61 +4928,30 @@
     </w:p>
     <w:p>
       <w:r>
-        <w:t>LED</w:t>
-      </w:r>
-      <w:r>
-        <w:t xml:space="preserve"> - L</w:t>
-      </w:r>
-      <w:r>
-        <w:t>ight-</w:t>
-      </w:r>
-      <w:proofErr w:type="spellStart"/>
-      <w:r>
-        <w:t>emitting</w:t>
-      </w:r>
-      <w:proofErr w:type="spellEnd"/>
-      <w:r>
-        <w:t xml:space="preserve"> </w:t>
-      </w:r>
-      <w:proofErr w:type="spellStart"/>
-      <w:r>
-        <w:t>diode</w:t>
-      </w:r>
-      <w:proofErr w:type="spellEnd"/>
-      <w:r>
-        <w:t xml:space="preserve"> (Díodo emissor de luz)</w:t>
+        <w:t>IoT</w:t>
+      </w:r>
+      <w:r>
+        <w:t xml:space="preserve"> -</w:t>
+      </w:r>
+      <w:r>
+        <w:t> Internet of Things</w:t>
+      </w:r>
+      <w:r>
+        <w:t xml:space="preserve"> (Internet das coisas)</w:t>
       </w:r>
       <w:r>
         <w:t>;</w:t>
       </w:r>
     </w:p>
     <w:p>
-      <w:proofErr w:type="spellStart"/>
-      <w:r>
-        <w:t>IoT</w:t>
-      </w:r>
-      <w:proofErr w:type="spellEnd"/>
-      <w:r>
-        <w:t xml:space="preserve"> -</w:t>
-      </w:r>
-      <w:r>
-        <w:t xml:space="preserve"> Internet </w:t>
-      </w:r>
-      <w:proofErr w:type="spellStart"/>
-      <w:r>
-        <w:t>of</w:t>
-      </w:r>
-      <w:proofErr w:type="spellEnd"/>
-      <w:r>
-        <w:t xml:space="preserve"> </w:t>
-      </w:r>
-      <w:proofErr w:type="spellStart"/>
-      <w:r>
-        <w:t>Things</w:t>
-      </w:r>
-      <w:proofErr w:type="spellEnd"/>
-      <w:r>
-        <w:t xml:space="preserve"> (Internet das coisas)</w:t>
+      <w:r>
+        <w:t xml:space="preserve">TEU </w:t>
+      </w:r>
+      <w:r>
+        <w:t>-</w:t>
+      </w:r>
+      <w:r>
+        <w:t xml:space="preserve"> 1 Unidade equivalente a 20 pés</w:t>
       </w:r>
       <w:r>
         <w:t>;</w:t>
@@ -5126,20 +4959,6 @@
     </w:p>
     <w:p>
       <w:r>
-        <w:t xml:space="preserve">TEU </w:t>
-      </w:r>
-      <w:r>
-        <w:t>-</w:t>
-      </w:r>
-      <w:r>
-        <w:t xml:space="preserve"> 1 Unidade equivalente a 20 pés</w:t>
-      </w:r>
-      <w:r>
-        <w:t>;</w:t>
-      </w:r>
-    </w:p>
-    <w:p>
-      <w:r>
         <w:br w:type="page"/>
       </w:r>
     </w:p>
@@ -5147,7 +4966,7 @@
       <w:pPr>
         <w:pStyle w:val="Ttulo1"/>
       </w:pPr>
-      <w:bookmarkStart w:id="7" w:name="_Toc211616095"/>
+      <w:bookmarkStart w:id="7" w:name="_Toc212402199"/>
       <w:r>
         <w:lastRenderedPageBreak/>
         <w:t>Parte I – Introdução e estrutura do trabalho</w:t>
@@ -5158,7 +4977,7 @@
       <w:pPr>
         <w:pStyle w:val="Ttulo2"/>
       </w:pPr>
-      <w:bookmarkStart w:id="8" w:name="_Toc211616096"/>
+      <w:bookmarkStart w:id="8" w:name="_Toc212402200"/>
       <w:r>
         <w:t>I.1 Caracterização da organização</w:t>
       </w:r>
@@ -5175,7 +4994,7 @@
           <w:szCs w:val="22"/>
         </w:rPr>
       </w:pPr>
-      <w:bookmarkStart w:id="9" w:name="_Toc211616097"/>
+      <w:bookmarkStart w:id="9" w:name="_Toc212402201"/>
       <w:r>
         <w:rPr>
           <w:b/>
@@ -5209,7 +5028,7 @@
           <w:szCs w:val="22"/>
         </w:rPr>
       </w:pPr>
-      <w:bookmarkStart w:id="10" w:name="_Toc211616098"/>
+      <w:bookmarkStart w:id="10" w:name="_Toc212402202"/>
       <w:r>
         <w:rPr>
           <w:b/>
@@ -5235,15 +5054,7 @@
     </w:p>
     <w:p>
       <w:r>
-        <w:t xml:space="preserve">O seu objetivo estratégico é consolidar o Porto de Sines como um </w:t>
-      </w:r>
-      <w:proofErr w:type="spellStart"/>
-      <w:r>
-        <w:t>hub</w:t>
-      </w:r>
-      <w:proofErr w:type="spellEnd"/>
-      <w:r>
-        <w:t xml:space="preserve"> logístico, energético e industrial de referência no Atlântico, enquanto reforça a importância dos Portos de Faro e Portimão como infraestruturas de apoio ao turismo de cruzeiros e ao transporte marítimo regional.</w:t>
+        <w:t>O seu objetivo estratégico é consolidar o Porto de Sines como um hub logístico, energético e industrial de referência no Atlântico, enquanto reforça a importância dos Portos de Faro e Portimão como infraestruturas de apoio ao turismo de cruzeiros e ao transporte marítimo regional.</w:t>
       </w:r>
     </w:p>
     <w:p>
@@ -5257,7 +5068,7 @@
           <w:szCs w:val="22"/>
         </w:rPr>
       </w:pPr>
-      <w:bookmarkStart w:id="11" w:name="_Toc211616099"/>
+      <w:bookmarkStart w:id="11" w:name="_Toc212402203"/>
       <w:r>
         <w:rPr>
           <w:b/>
@@ -5297,7 +5108,7 @@
           <w:szCs w:val="22"/>
         </w:rPr>
       </w:pPr>
-      <w:bookmarkStart w:id="12" w:name="_Toc211616100"/>
+      <w:bookmarkStart w:id="12" w:name="_Toc212402204"/>
       <w:r>
         <w:rPr>
           <w:b/>
@@ -5874,15 +5685,7 @@
           </w:tcPr>
           <w:p>
             <w:r>
-              <w:t xml:space="preserve">Granéis Líquidos (unidade: </w:t>
-            </w:r>
-            <w:proofErr w:type="spellStart"/>
-            <w:r>
-              <w:t>kt</w:t>
-            </w:r>
-            <w:proofErr w:type="spellEnd"/>
-            <w:r>
-              <w:t>)</w:t>
+              <w:t>Granéis Líquidos (unidade: kt)</w:t>
             </w:r>
           </w:p>
         </w:tc>
@@ -5972,15 +5775,7 @@
           </w:tcPr>
           <w:p>
             <w:r>
-              <w:t xml:space="preserve">Granéis Sólidos (unidade: </w:t>
-            </w:r>
-            <w:proofErr w:type="spellStart"/>
-            <w:r>
-              <w:t>kt</w:t>
-            </w:r>
-            <w:proofErr w:type="spellEnd"/>
-            <w:r>
-              <w:t>)</w:t>
+              <w:t>Granéis Sólidos (unidade: kt)</w:t>
             </w:r>
           </w:p>
         </w:tc>
@@ -6070,15 +5865,7 @@
           </w:tcPr>
           <w:p>
             <w:r>
-              <w:t xml:space="preserve">Carga Geral Contentorizada (unidade: </w:t>
-            </w:r>
-            <w:proofErr w:type="spellStart"/>
-            <w:r>
-              <w:t>kt</w:t>
-            </w:r>
-            <w:proofErr w:type="spellEnd"/>
-            <w:r>
-              <w:t>)</w:t>
+              <w:t>Carga Geral Contentorizada (unidade: kt)</w:t>
             </w:r>
           </w:p>
         </w:tc>
@@ -6171,15 +5958,7 @@
           </w:tcPr>
           <w:p>
             <w:r>
-              <w:t xml:space="preserve">Carga Geral Fracionada (unidade: </w:t>
-            </w:r>
-            <w:proofErr w:type="spellStart"/>
-            <w:r>
-              <w:t>kt</w:t>
-            </w:r>
-            <w:proofErr w:type="spellEnd"/>
-            <w:r>
-              <w:t>)</w:t>
+              <w:t>Carga Geral Fracionada (unidade: kt)</w:t>
             </w:r>
           </w:p>
         </w:tc>
@@ -6271,21 +6050,8 @@
             <w:hideMark/>
           </w:tcPr>
           <w:p>
-            <w:proofErr w:type="spellStart"/>
-            <w:r>
-              <w:t>Ro-Ro</w:t>
-            </w:r>
-            <w:proofErr w:type="spellEnd"/>
-            <w:r>
-              <w:t xml:space="preserve"> (unidade: </w:t>
-            </w:r>
-            <w:proofErr w:type="spellStart"/>
-            <w:r>
-              <w:t>kt</w:t>
-            </w:r>
-            <w:proofErr w:type="spellEnd"/>
-            <w:r>
-              <w:t>)</w:t>
+            <w:r>
+              <w:t>Ro-Ro (unidade: kt)</w:t>
             </w:r>
           </w:p>
         </w:tc>
@@ -6403,15 +6169,7 @@
               <w:t xml:space="preserve">TOTAL Sines </w:t>
             </w:r>
             <w:r>
-              <w:t xml:space="preserve">(unidade: </w:t>
-            </w:r>
-            <w:proofErr w:type="spellStart"/>
-            <w:r>
-              <w:t>kt</w:t>
-            </w:r>
-            <w:proofErr w:type="spellEnd"/>
-            <w:r>
-              <w:t>)</w:t>
+              <w:t>(unidade: kt)</w:t>
             </w:r>
           </w:p>
         </w:tc>
@@ -6566,7 +6324,7 @@
           <w:szCs w:val="22"/>
         </w:rPr>
       </w:pPr>
-      <w:bookmarkStart w:id="13" w:name="_Toc211616101"/>
+      <w:bookmarkStart w:id="13" w:name="_Toc212402205"/>
       <w:r>
         <w:rPr>
           <w:b/>
@@ -6696,23 +6454,7 @@
         <w:t>:</w:t>
       </w:r>
       <w:r>
-        <w:t xml:space="preserve"> exportação de animais vivos para Israel, </w:t>
-      </w:r>
-      <w:proofErr w:type="spellStart"/>
-      <w:r>
-        <w:t>pellets</w:t>
-      </w:r>
-      <w:proofErr w:type="spellEnd"/>
-      <w:r>
-        <w:t xml:space="preserve"> de madeira para França e Reino Unido, e sílica para Espanha, além de </w:t>
-      </w:r>
-      <w:proofErr w:type="spellStart"/>
-      <w:r>
-        <w:t>transhipment</w:t>
-      </w:r>
-      <w:proofErr w:type="spellEnd"/>
-      <w:r>
-        <w:t xml:space="preserve"> de pás eólicas e receção de gesso e ureia.</w:t>
+        <w:t xml:space="preserve"> exportação de animais vivos para Israel, pellets de madeira para França e Reino Unido, e sílica para Espanha, além de transhipment de pás eólicas e receção de gesso e ureia.</w:t>
       </w:r>
     </w:p>
     <w:p>
@@ -6765,7 +6507,7 @@
           <w:noProof/>
         </w:rPr>
         <w:drawing>
-          <wp:inline distT="0" distB="0" distL="0" distR="0" wp14:anchorId="68B4EA67" wp14:editId="41AD26BA">
+          <wp:inline distT="0" distB="0" distL="0" distR="0" wp14:anchorId="68B4EA67" wp14:editId="629EA3D1">
             <wp:extent cx="5226685" cy="3020060"/>
             <wp:effectExtent l="19050" t="19050" r="12065" b="27940"/>
             <wp:docPr id="1965649793" name="Imagem 6" descr="Uma imagem com texto, mapa, captura de ecrã, diagrama&#10;&#10;Os conteúdos gerados por IA podem estar incorretos."/>
@@ -6888,15 +6630,7 @@
         <w:spacing w:after="0" w:line="360" w:lineRule="auto"/>
       </w:pPr>
       <w:r>
-        <w:t xml:space="preserve">O Porto Comercial de Faro tem uma utilização pontual, enquanto o Porto de Portimão foca-se no setor de cruzeiros, recebendo navios de passageiros provenientes de portos como Lisboa, Funchal, Vigo, </w:t>
-      </w:r>
-      <w:proofErr w:type="spellStart"/>
-      <w:r>
-        <w:t>Cádiz</w:t>
-      </w:r>
-      <w:proofErr w:type="spellEnd"/>
-      <w:r>
-        <w:t xml:space="preserve"> e Gibraltar.</w:t>
+        <w:t>O Porto Comercial de Faro tem uma utilização pontual, enquanto o Porto de Portimão foca-se no setor de cruzeiros, recebendo navios de passageiros provenientes de portos como Lisboa, Funchal, Vigo, Cádiz e Gibraltar.</w:t>
       </w:r>
     </w:p>
     <w:p>
@@ -6904,15 +6638,7 @@
         <w:spacing w:after="0" w:line="360" w:lineRule="auto"/>
       </w:pPr>
       <w:r>
-        <w:t xml:space="preserve">Estes dados reforçam a relevância estratégica da APS na economia nacional, como principal </w:t>
-      </w:r>
-      <w:proofErr w:type="spellStart"/>
-      <w:r>
-        <w:t>hub</w:t>
-      </w:r>
-      <w:proofErr w:type="spellEnd"/>
-      <w:r>
-        <w:t xml:space="preserve"> logístico e energético português, com forte integração nos mercados internacionais.</w:t>
+        <w:t>Estes dados reforçam a relevância estratégica da APS na economia nacional, como principal hub logístico e energético português, com forte integração nos mercados internacionais.</w:t>
       </w:r>
     </w:p>
     <w:p>
@@ -6929,7 +6655,6 @@
           <w:b/>
         </w:rPr>
       </w:pPr>
-      <w:bookmarkStart w:id="15" w:name="_Toc211616103"/>
       <w:r>
         <w:br w:type="page"/>
       </w:r>
@@ -6942,6 +6667,7 @@
           <w:szCs w:val="22"/>
         </w:rPr>
       </w:pPr>
+      <w:bookmarkStart w:id="15" w:name="_Toc212402206"/>
       <w:r>
         <w:lastRenderedPageBreak/>
         <w:t xml:space="preserve">Parte II – </w:t>
@@ -6955,7 +6681,7 @@
       <w:pPr>
         <w:pStyle w:val="Ttulo2"/>
       </w:pPr>
-      <w:bookmarkStart w:id="16" w:name="_Toc211616104"/>
+      <w:bookmarkStart w:id="16" w:name="_Toc212402207"/>
       <w:r>
         <w:t>II.1 Organização</w:t>
       </w:r>
@@ -6975,7 +6701,7 @@
           <w:szCs w:val="22"/>
         </w:rPr>
       </w:pPr>
-      <w:bookmarkStart w:id="17" w:name="_Toc211616105"/>
+      <w:bookmarkStart w:id="17" w:name="_Toc212402208"/>
       <w:r>
         <w:rPr>
           <w:b/>
@@ -7218,7 +6944,7 @@
           <w:szCs w:val="22"/>
         </w:rPr>
       </w:pPr>
-      <w:bookmarkStart w:id="19" w:name="_Toc211616106"/>
+      <w:bookmarkStart w:id="19" w:name="_Toc212402209"/>
       <w:r>
         <w:rPr>
           <w:b/>
@@ -7428,14 +7154,13 @@
       <w:pPr>
         <w:pStyle w:val="Ttulo2"/>
       </w:pPr>
-      <w:bookmarkStart w:id="20" w:name="_Toc211616107"/>
+      <w:bookmarkStart w:id="20" w:name="_Toc212402210"/>
       <w:r>
         <w:t>II.2 Planeamento</w:t>
       </w:r>
       <w:bookmarkEnd w:id="20"/>
     </w:p>
     <w:p>
-      <w:bookmarkStart w:id="21" w:name="_Toc211616108"/>
       <w:r>
         <w:t>O planeamento estratégico da APS está alinhado com a Estratégia Nacional para o Mar 2030 e com as prioridades europeias de transição energética, digital e verde, definidas no Pacto Ecológico Europeu. Este planeamento define como eixos estruturantes a expansão e modernização das infraestruturas portuárias, o reforço da eficiência logística, a sustentabilidade ambiental e a inovação tecnológica.</w:t>
       </w:r>
@@ -7470,6 +7195,7 @@
           <w:szCs w:val="22"/>
         </w:rPr>
       </w:pPr>
+      <w:bookmarkStart w:id="21" w:name="_Toc212402211"/>
       <w:r>
         <w:rPr>
           <w:b/>
@@ -7644,15 +7370,7 @@
           </w:tcPr>
           <w:p>
             <w:r>
-              <w:t xml:space="preserve">Reforçar o papel do Porto de Sines como </w:t>
-            </w:r>
-            <w:proofErr w:type="spellStart"/>
-            <w:r>
-              <w:t>hub</w:t>
-            </w:r>
-            <w:proofErr w:type="spellEnd"/>
-            <w:r>
-              <w:t xml:space="preserve"> logístico e energético do Atlântico.</w:t>
+              <w:t>Reforçar o papel do Porto de Sines como hub logístico e energético do Atlântico.</w:t>
             </w:r>
           </w:p>
         </w:tc>
@@ -7798,7 +7516,7 @@
           <w:szCs w:val="22"/>
         </w:rPr>
       </w:pPr>
-      <w:bookmarkStart w:id="22" w:name="_Toc211616109"/>
+      <w:bookmarkStart w:id="22" w:name="_Toc212402212"/>
       <w:r>
         <w:rPr>
           <w:b/>
@@ -8129,15 +7847,7 @@
           </w:tcPr>
           <w:p>
             <w:r>
-              <w:t xml:space="preserve">Expansão dos terminais, utilização de energias verdes, automação portuária e reforço da ligação ferroviária ao </w:t>
-            </w:r>
-            <w:proofErr w:type="spellStart"/>
-            <w:r>
-              <w:t>hinterland</w:t>
-            </w:r>
-            <w:proofErr w:type="spellEnd"/>
-            <w:r>
-              <w:t xml:space="preserve"> ibérico.</w:t>
+              <w:t>Expansão dos terminais, utilização de energias verdes, automação portuária e reforço da ligação ferroviária ao hinterland ibérico.</w:t>
             </w:r>
           </w:p>
         </w:tc>
@@ -8205,7 +7915,7 @@
           <w:szCs w:val="20"/>
         </w:rPr>
       </w:pPr>
-      <w:bookmarkStart w:id="23" w:name="_Toc211616110"/>
+      <w:bookmarkStart w:id="23" w:name="_Toc212402213"/>
       <w:r>
         <w:rPr>
           <w:b/>
@@ -8612,23 +8322,7 @@
           </w:tcPr>
           <w:p>
             <w:r>
-              <w:t xml:space="preserve">Desenvolvimento de sistema </w:t>
-            </w:r>
-            <w:proofErr w:type="spellStart"/>
-            <w:r>
-              <w:t>IoT</w:t>
-            </w:r>
-            <w:proofErr w:type="spellEnd"/>
-            <w:r>
-              <w:t xml:space="preserve"> e </w:t>
-            </w:r>
-            <w:proofErr w:type="spellStart"/>
-            <w:r>
-              <w:t>dashboard</w:t>
-            </w:r>
-            <w:proofErr w:type="spellEnd"/>
-            <w:r>
-              <w:t xml:space="preserve"> analítico</w:t>
+              <w:t>Desenvolvimento de sistema IoT e dashboard analítico</w:t>
             </w:r>
           </w:p>
         </w:tc>
@@ -8752,7 +8446,7 @@
           <w:szCs w:val="22"/>
         </w:rPr>
       </w:pPr>
-      <w:bookmarkStart w:id="24" w:name="_Toc211616111"/>
+      <w:bookmarkStart w:id="24" w:name="_Toc212402214"/>
       <w:r>
         <w:rPr>
           <w:b/>
@@ -8829,7 +8523,7 @@
         <w:rPr>
           <w:u w:val="single"/>
         </w:rPr>
-        <w:t>Fraqueza</w:t>
+        <w:t>Ponto fraco</w:t>
       </w:r>
       <w:r>
         <w:t xml:space="preserve"> </w:t>
@@ -8866,23 +8560,7 @@
         <w:ind w:left="360"/>
       </w:pPr>
       <w:r>
-        <w:t xml:space="preserve">A digitalização é uma prioridade tanto para a Estratégia Nacional para o Mar 2030 como para a agenda europeia dos </w:t>
-      </w:r>
-      <w:proofErr w:type="spellStart"/>
-      <w:r>
-        <w:t>Smart</w:t>
-      </w:r>
-      <w:proofErr w:type="spellEnd"/>
-      <w:r>
-        <w:t xml:space="preserve"> </w:t>
-      </w:r>
-      <w:proofErr w:type="spellStart"/>
-      <w:r>
-        <w:t>Ports</w:t>
-      </w:r>
-      <w:proofErr w:type="spellEnd"/>
-      <w:r>
-        <w:t>, permitindo maior integração logística e competitividade.</w:t>
+        <w:t>A digitalização é uma prioridade tanto para a Estratégia Nacional para o Mar 2030 como para a agenda europeia dos Smart Ports, permitindo maior integração logística e competitividade.</w:t>
       </w:r>
     </w:p>
     <w:p>
@@ -8935,15 +8613,7 @@
         <w:t xml:space="preserve">3. </w:t>
       </w:r>
       <w:r>
-        <w:t xml:space="preserve">Reforçar a </w:t>
-      </w:r>
-      <w:proofErr w:type="spellStart"/>
-      <w:r>
-        <w:t>cibersegurança</w:t>
-      </w:r>
-      <w:proofErr w:type="spellEnd"/>
-      <w:r>
-        <w:t xml:space="preserve"> e a proteção de dados nas infraestruturas digitais da APS.</w:t>
+        <w:t>Reforçar a cibersegurança e a proteção de dados nas infraestruturas digitais da APS.</w:t>
       </w:r>
     </w:p>
     <w:p>
@@ -9081,15 +8751,7 @@
               <w:t xml:space="preserve">1.1. </w:t>
             </w:r>
             <w:r>
-              <w:t xml:space="preserve">Implementar um sistema integrado de gestão documental e </w:t>
-            </w:r>
-            <w:proofErr w:type="spellStart"/>
-            <w:r>
-              <w:t>workflow</w:t>
-            </w:r>
-            <w:proofErr w:type="spellEnd"/>
-            <w:r>
-              <w:t xml:space="preserve"> digita</w:t>
+              <w:t>Implementar um sistema integrado de gestão documental e workflow digita</w:t>
             </w:r>
             <w:r>
               <w:t>l</w:t>
@@ -9144,31 +8806,7 @@
               <w:t xml:space="preserve"> </w:t>
             </w:r>
             <w:r>
-              <w:t>Criar plataforma interoperável de troca de dados (</w:t>
-            </w:r>
-            <w:proofErr w:type="spellStart"/>
-            <w:r>
-              <w:t>Port</w:t>
-            </w:r>
-            <w:proofErr w:type="spellEnd"/>
-            <w:r>
-              <w:t xml:space="preserve"> </w:t>
-            </w:r>
-            <w:proofErr w:type="spellStart"/>
-            <w:r>
-              <w:t>Community</w:t>
-            </w:r>
-            <w:proofErr w:type="spellEnd"/>
-            <w:r>
-              <w:t xml:space="preserve"> </w:t>
-            </w:r>
-            <w:proofErr w:type="spellStart"/>
-            <w:r>
-              <w:t>System</w:t>
-            </w:r>
-            <w:proofErr w:type="spellEnd"/>
-            <w:r>
-              <w:t>)</w:t>
+              <w:t>Criar plataforma interoperável de troca de dados (Port Community System)</w:t>
             </w:r>
           </w:p>
         </w:tc>
@@ -9196,15 +8834,7 @@
           </w:tcPr>
           <w:p>
             <w:r>
-              <w:t xml:space="preserve">Programadores, analistas de sistemas, servidores e </w:t>
-            </w:r>
-            <w:proofErr w:type="spellStart"/>
-            <w:r>
-              <w:t>APIs</w:t>
-            </w:r>
-            <w:proofErr w:type="spellEnd"/>
-            <w:r>
-              <w:t xml:space="preserve"> seguras</w:t>
+              <w:t>Programadores, analistas de sistemas, servidores e APIs seguras</w:t>
             </w:r>
           </w:p>
         </w:tc>
@@ -9222,15 +8852,7 @@
           <w:p>
             <w:r>
               <w:lastRenderedPageBreak/>
-              <w:t xml:space="preserve">3.1. Reforçar </w:t>
-            </w:r>
-            <w:proofErr w:type="spellStart"/>
-            <w:r>
-              <w:t>cibersegurança</w:t>
-            </w:r>
-            <w:proofErr w:type="spellEnd"/>
-            <w:r>
-              <w:t xml:space="preserve"> e boas práticas digitais</w:t>
+              <w:t>3.1. Reforçar cibersegurança e boas práticas digitais</w:t>
             </w:r>
           </w:p>
         </w:tc>
@@ -9325,7 +8947,7 @@
       <w:pPr>
         <w:pStyle w:val="Ttulo2"/>
       </w:pPr>
-      <w:bookmarkStart w:id="25" w:name="_Toc211616112"/>
+      <w:bookmarkStart w:id="25" w:name="_Toc212402215"/>
       <w:r>
         <w:t>II.3 Controlo e Sistemas de informação</w:t>
       </w:r>
@@ -9337,7 +8959,7 @@
       <w:pPr>
         <w:pStyle w:val="Ttulo2"/>
       </w:pPr>
-      <w:bookmarkStart w:id="26" w:name="_Toc211616113"/>
+      <w:bookmarkStart w:id="26" w:name="_Toc212402216"/>
       <w:r>
         <w:t>II.</w:t>
       </w:r>
@@ -9355,7 +8977,7 @@
       <w:pPr>
         <w:pStyle w:val="Ttulo2"/>
       </w:pPr>
-      <w:bookmarkStart w:id="27" w:name="_Toc211616114"/>
+      <w:bookmarkStart w:id="27" w:name="_Toc212402217"/>
       <w:r>
         <w:t>II.5 Promoção da produtividade</w:t>
       </w:r>
@@ -9367,7 +8989,7 @@
       <w:pPr>
         <w:pStyle w:val="Ttulo2"/>
       </w:pPr>
-      <w:bookmarkStart w:id="28" w:name="_Toc211616115"/>
+      <w:bookmarkStart w:id="28" w:name="_Toc212402218"/>
       <w:r>
         <w:t>II.6 Economia circular</w:t>
       </w:r>
@@ -9379,7 +9001,7 @@
       <w:pPr>
         <w:pStyle w:val="Ttulo2"/>
       </w:pPr>
-      <w:bookmarkStart w:id="29" w:name="_Toc211616116"/>
+      <w:bookmarkStart w:id="29" w:name="_Toc212402219"/>
       <w:r>
         <w:t xml:space="preserve">II.7 </w:t>
       </w:r>
@@ -9394,7 +9016,7 @@
       <w:pPr>
         <w:pStyle w:val="Ttulo2"/>
       </w:pPr>
-      <w:bookmarkStart w:id="30" w:name="_Toc211616117"/>
+      <w:bookmarkStart w:id="30" w:name="_Toc212402220"/>
       <w:r>
         <w:t>II.</w:t>
       </w:r>
@@ -9412,7 +9034,7 @@
       <w:pPr>
         <w:pStyle w:val="Ttulo2"/>
       </w:pPr>
-      <w:bookmarkStart w:id="31" w:name="_Toc211616118"/>
+      <w:bookmarkStart w:id="31" w:name="_Toc212402221"/>
       <w:r>
         <w:t>II.9 Gestão das Operações e Indústria 4.0</w:t>
       </w:r>
@@ -9440,7 +9062,7 @@
           <w:szCs w:val="22"/>
         </w:rPr>
       </w:pPr>
-      <w:bookmarkStart w:id="32" w:name="_Toc211616119"/>
+      <w:bookmarkStart w:id="32" w:name="_Toc212402222"/>
       <w:r>
         <w:lastRenderedPageBreak/>
         <w:t>Parte III – Conclusão</w:t>
@@ -9451,7 +9073,7 @@
       <w:pPr>
         <w:pStyle w:val="Ttulo2"/>
       </w:pPr>
-      <w:bookmarkStart w:id="33" w:name="_Toc211616120"/>
+      <w:bookmarkStart w:id="33" w:name="_Toc212402223"/>
       <w:r>
         <w:t>III.1 Conclusão</w:t>
       </w:r>
@@ -9463,7 +9085,7 @@
       <w:pPr>
         <w:pStyle w:val="Ttulo2"/>
       </w:pPr>
-      <w:bookmarkStart w:id="34" w:name="_Toc211616121"/>
+      <w:bookmarkStart w:id="34" w:name="_Toc212402224"/>
       <w:r>
         <w:t>III.2 Sugestões de melhoria</w:t>
       </w:r>
@@ -9478,7 +9100,7 @@
         <w:br w:type="page"/>
       </w:r>
       <w:bookmarkStart w:id="35" w:name="_Toc471979356"/>
-      <w:bookmarkStart w:id="36" w:name="_Toc211616122"/>
+      <w:bookmarkStart w:id="36" w:name="_Toc212402225"/>
       <w:r>
         <w:lastRenderedPageBreak/>
         <w:t>Referências</w:t>
@@ -9578,7 +9200,7 @@
         </w:rPr>
       </w:pPr>
       <w:bookmarkStart w:id="37" w:name="_Toc471979357"/>
-      <w:bookmarkStart w:id="38" w:name="_Toc211616123"/>
+      <w:bookmarkStart w:id="38" w:name="_Toc212402226"/>
       <w:r>
         <w:rPr>
           <w:rFonts w:eastAsia="Arial Narrow"/>
@@ -9598,7 +9220,7 @@
       <w:pPr>
         <w:pStyle w:val="Ttulo2"/>
       </w:pPr>
-      <w:bookmarkStart w:id="39" w:name="_Toc211616124"/>
+      <w:bookmarkStart w:id="39" w:name="_Toc212402227"/>
       <w:r>
         <w:t>Opções Estratégicas para o Porto de Sines (2020-2030)</w:t>
       </w:r>
@@ -10084,21 +9706,7 @@
         <w:rPr>
           <w:color w:val="auto"/>
         </w:rPr>
-        <w:t xml:space="preserve"> - </w:t>
-      </w:r>
-      <w:proofErr w:type="spellStart"/>
-      <w:r>
-        <w:rPr>
-          <w:color w:val="auto"/>
-        </w:rPr>
-        <w:t>Legacy</w:t>
-      </w:r>
-      <w:proofErr w:type="spellEnd"/>
-      <w:r>
-        <w:rPr>
-          <w:color w:val="auto"/>
-        </w:rPr>
-        <w:t xml:space="preserve"> (riscos estratégicos)</w:t>
+        <w:t xml:space="preserve"> - Legacy (riscos estratégicos)</w:t>
       </w:r>
       <w:bookmarkEnd w:id="43"/>
     </w:p>
@@ -10326,21 +9934,7 @@
         <w:rPr>
           <w:color w:val="auto"/>
         </w:rPr>
-        <w:t xml:space="preserve"> - </w:t>
-      </w:r>
-      <w:proofErr w:type="spellStart"/>
-      <w:r>
-        <w:rPr>
-          <w:color w:val="auto"/>
-        </w:rPr>
-        <w:t>Enablers</w:t>
-      </w:r>
-      <w:proofErr w:type="spellEnd"/>
-      <w:r>
-        <w:rPr>
-          <w:color w:val="auto"/>
-        </w:rPr>
-        <w:t xml:space="preserve"> de competitividade (recursos e competências)</w:t>
+        <w:t xml:space="preserve"> - Enablers de competitividade (recursos e competências)</w:t>
       </w:r>
       <w:bookmarkEnd w:id="45"/>
     </w:p>
@@ -10473,21 +10067,7 @@
         <w:rPr>
           <w:color w:val="auto"/>
         </w:rPr>
-        <w:t xml:space="preserve"> - Visão dos </w:t>
-      </w:r>
-      <w:proofErr w:type="spellStart"/>
-      <w:r>
-        <w:rPr>
-          <w:color w:val="auto"/>
-        </w:rPr>
-        <w:t>Stakeholders</w:t>
-      </w:r>
-      <w:proofErr w:type="spellEnd"/>
-      <w:r>
-        <w:rPr>
-          <w:color w:val="auto"/>
-        </w:rPr>
-        <w:t xml:space="preserve"> (competitividade</w:t>
+        <w:t xml:space="preserve"> - Visão dos Stakeholders (competitividade</w:t>
       </w:r>
       <w:r>
         <w:rPr>
@@ -10608,21 +10188,7 @@
         <w:rPr>
           <w:color w:val="auto"/>
         </w:rPr>
-        <w:t xml:space="preserve"> - Visão dos </w:t>
-      </w:r>
-      <w:proofErr w:type="spellStart"/>
-      <w:r>
-        <w:rPr>
-          <w:color w:val="auto"/>
-        </w:rPr>
-        <w:t>Stakeholders</w:t>
-      </w:r>
-      <w:proofErr w:type="spellEnd"/>
-      <w:r>
-        <w:rPr>
-          <w:color w:val="auto"/>
-        </w:rPr>
-        <w:t xml:space="preserve"> (cooperação)</w:t>
+        <w:t xml:space="preserve"> - Visão dos Stakeholders (cooperação)</w:t>
       </w:r>
       <w:bookmarkEnd w:id="47"/>
     </w:p>
@@ -10732,21 +10298,7 @@
         <w:rPr>
           <w:color w:val="auto"/>
         </w:rPr>
-        <w:t xml:space="preserve"> - Visão dos </w:t>
-      </w:r>
-      <w:proofErr w:type="spellStart"/>
-      <w:r>
-        <w:rPr>
-          <w:color w:val="auto"/>
-        </w:rPr>
-        <w:t>Stakeholders</w:t>
-      </w:r>
-      <w:proofErr w:type="spellEnd"/>
-      <w:r>
-        <w:rPr>
-          <w:color w:val="auto"/>
-        </w:rPr>
-        <w:t xml:space="preserve"> (expectativas)</w:t>
+        <w:t xml:space="preserve"> - Visão dos Stakeholders (expectativas)</w:t>
       </w:r>
       <w:bookmarkEnd w:id="48"/>
     </w:p>
@@ -10761,16 +10313,11 @@
       <w:pPr>
         <w:pStyle w:val="Ttulo2"/>
       </w:pPr>
-      <w:bookmarkStart w:id="49" w:name="_Toc211616125"/>
-      <w:r>
-        <w:t xml:space="preserve">Ligações e </w:t>
-      </w:r>
-      <w:proofErr w:type="spellStart"/>
-      <w:r>
-        <w:t>Hinterland</w:t>
+      <w:bookmarkStart w:id="49" w:name="_Toc212402228"/>
+      <w:r>
+        <w:t>Ligações e Hinterland</w:t>
       </w:r>
       <w:bookmarkEnd w:id="49"/>
-      <w:proofErr w:type="spellEnd"/>
     </w:p>
     <w:p>
       <w:pPr>
@@ -10901,21 +10448,7 @@
         <w:rPr>
           <w:color w:val="auto"/>
         </w:rPr>
-        <w:t xml:space="preserve"> - Ligações estratégicas do Porto de Sines: acessos marítimos globais e </w:t>
-      </w:r>
-      <w:proofErr w:type="spellStart"/>
-      <w:r>
-        <w:rPr>
-          <w:color w:val="auto"/>
-        </w:rPr>
-        <w:t>hinterland</w:t>
-      </w:r>
-      <w:proofErr w:type="spellEnd"/>
-      <w:r>
-        <w:rPr>
-          <w:color w:val="auto"/>
-        </w:rPr>
-        <w:t xml:space="preserve"> ibéric</w:t>
+        <w:t xml:space="preserve"> - Ligações estratégicas do Porto de Sines: acessos marítimos globais e hinterland ibéric</w:t>
       </w:r>
       <w:r>
         <w:rPr>
@@ -10958,7 +10491,7 @@
       <w:pPr>
         <w:pStyle w:val="Ttulo2"/>
       </w:pPr>
-      <w:bookmarkStart w:id="51" w:name="_Toc211616126"/>
+      <w:bookmarkStart w:id="51" w:name="_Toc212402229"/>
       <w:r>
         <w:t>Estatísticas</w:t>
       </w:r>
@@ -10975,7 +10508,7 @@
           <w:szCs w:val="20"/>
         </w:rPr>
       </w:pPr>
-      <w:bookmarkStart w:id="52" w:name="_Toc211616127"/>
+      <w:bookmarkStart w:id="52" w:name="_Toc212402230"/>
       <w:r>
         <w:rPr>
           <w:b/>
@@ -11350,7 +10883,7 @@
           <w:szCs w:val="20"/>
         </w:rPr>
       </w:pPr>
-      <w:bookmarkStart w:id="56" w:name="_Toc211616128"/>
+      <w:bookmarkStart w:id="56" w:name="_Toc212402231"/>
       <w:r>
         <w:rPr>
           <w:b/>
@@ -11759,7 +11292,7 @@
           <w:szCs w:val="20"/>
         </w:rPr>
       </w:pPr>
-      <w:bookmarkStart w:id="60" w:name="_Toc211616129"/>
+      <w:bookmarkStart w:id="60" w:name="_Toc212402232"/>
       <w:r>
         <w:rPr>
           <w:b/>
@@ -17185,6 +16718,7 @@
   <w:style w:type="character" w:default="1" w:styleId="Tipodeletrapredefinidodopargrafo">
     <w:name w:val="Default Paragraph Font"/>
     <w:uiPriority w:val="1"/>
+    <w:semiHidden/>
     <w:unhideWhenUsed/>
   </w:style>
   <w:style w:type="table" w:default="1" w:styleId="Tabelanormal">
@@ -18046,10 +17580,6 @@
 </file>
 
 <file path=customXml/item1.xml><?xml version="1.0" encoding="utf-8"?>
-<b:Sources xmlns:b="http://schemas.openxmlformats.org/officeDocument/2006/bibliography" xmlns="http://schemas.openxmlformats.org/officeDocument/2006/bibliography" SelectedStyle="\APA.XSL" StyleName="APA"/>
-</file>
-
-<file path=customXml/item2.xml><?xml version="1.0" encoding="utf-8"?>
 <p:properties xmlns:p="http://schemas.microsoft.com/office/2006/metadata/properties" xmlns:xsi="http://www.w3.org/2001/XMLSchema-instance" xmlns:pc="http://schemas.microsoft.com/office/infopath/2007/PartnerControls">
   <documentManagement>
     <NotebookType xmlns="6e977478-40fc-4c96-9b59-58f9adc62218" xsi:nil="true"/>
@@ -18061,16 +17591,11 @@
 </p:properties>
 </file>
 
-<file path=customXml/item3.xml><?xml version="1.0" encoding="utf-8"?>
-<?mso-contentType ?>
-<FormTemplates xmlns="http://schemas.microsoft.com/sharepoint/v3/contenttype/forms">
-  <Display>DocumentLibraryForm</Display>
-  <Edit>DocumentLibraryForm</Edit>
-  <New>DocumentLibraryForm</New>
-</FormTemplates>
+<file path=customXml/item2.xml><?xml version="1.0" encoding="utf-8"?>
+<b:Sources xmlns:b="http://schemas.openxmlformats.org/officeDocument/2006/bibliography" xmlns="http://schemas.openxmlformats.org/officeDocument/2006/bibliography" SelectedStyle="\APA.XSL" StyleName="APA"/>
 </file>
 
-<file path=customXml/item4.xml><?xml version="1.0" encoding="utf-8"?>
+<file path=customXml/item3.xml><?xml version="1.0" encoding="utf-8"?>
 <ct:contentTypeSchema xmlns:ct="http://schemas.microsoft.com/office/2006/metadata/contentType" xmlns:ma="http://schemas.microsoft.com/office/2006/metadata/properties/metaAttributes" ct:_="" ma:_="" ma:contentTypeName="Documento" ma:contentTypeID="0x0101008F0F40A57A4B4943AE5F0D22A00E6876" ma:contentTypeVersion="7" ma:contentTypeDescription="Criar um novo documento." ma:contentTypeScope="" ma:versionID="0777f9d8bcaf4fa9f3f247f35de05543">
   <xsd:schema xmlns:xsd="http://www.w3.org/2001/XMLSchema" xmlns:xs="http://www.w3.org/2001/XMLSchema" xmlns:p="http://schemas.microsoft.com/office/2006/metadata/properties" xmlns:ns2="6e977478-40fc-4c96-9b59-58f9adc62218" targetNamespace="http://schemas.microsoft.com/office/2006/metadata/properties" ma:root="true" ma:fieldsID="6e1588d9447c950b5d06efd32159bf41" ns2:_="">
     <xsd:import namespace="6e977478-40fc-4c96-9b59-58f9adc62218"/>
@@ -18232,15 +17757,16 @@
 </ct:contentTypeSchema>
 </file>
 
-<file path=customXml/itemProps1.xml><?xml version="1.0" encoding="utf-8"?>
-<ds:datastoreItem xmlns:ds="http://schemas.openxmlformats.org/officeDocument/2006/customXml" ds:itemID="{9C46D67E-02BF-4E37-8EF1-2391CC03D27F}">
-  <ds:schemaRefs>
-    <ds:schemaRef ds:uri="http://schemas.openxmlformats.org/officeDocument/2006/bibliography"/>
-  </ds:schemaRefs>
-</ds:datastoreItem>
+<file path=customXml/item4.xml><?xml version="1.0" encoding="utf-8"?>
+<?mso-contentType ?>
+<FormTemplates xmlns="http://schemas.microsoft.com/sharepoint/v3/contenttype/forms">
+  <Display>DocumentLibraryForm</Display>
+  <Edit>DocumentLibraryForm</Edit>
+  <New>DocumentLibraryForm</New>
+</FormTemplates>
 </file>
 
-<file path=customXml/itemProps2.xml><?xml version="1.0" encoding="utf-8"?>
+<file path=customXml/itemProps1.xml><?xml version="1.0" encoding="utf-8"?>
 <ds:datastoreItem xmlns:ds="http://schemas.openxmlformats.org/officeDocument/2006/customXml" ds:itemID="{A02BD9CC-6025-4F76-BD90-0F1427CF0A06}">
   <ds:schemaRefs>
     <ds:schemaRef ds:uri="http://schemas.microsoft.com/office/2006/metadata/properties"/>
@@ -18250,15 +17776,15 @@
 </ds:datastoreItem>
 </file>
 
-<file path=customXml/itemProps3.xml><?xml version="1.0" encoding="utf-8"?>
-<ds:datastoreItem xmlns:ds="http://schemas.openxmlformats.org/officeDocument/2006/customXml" ds:itemID="{A8BEE9C3-75AD-4607-B106-1B44B05722EA}">
+<file path=customXml/itemProps2.xml><?xml version="1.0" encoding="utf-8"?>
+<ds:datastoreItem xmlns:ds="http://schemas.openxmlformats.org/officeDocument/2006/customXml" ds:itemID="{9C46D67E-02BF-4E37-8EF1-2391CC03D27F}">
   <ds:schemaRefs>
-    <ds:schemaRef ds:uri="http://schemas.microsoft.com/sharepoint/v3/contenttype/forms"/>
+    <ds:schemaRef ds:uri="http://schemas.openxmlformats.org/officeDocument/2006/bibliography"/>
   </ds:schemaRefs>
 </ds:datastoreItem>
 </file>
 
-<file path=customXml/itemProps4.xml><?xml version="1.0" encoding="utf-8"?>
+<file path=customXml/itemProps3.xml><?xml version="1.0" encoding="utf-8"?>
 <ds:datastoreItem xmlns:ds="http://schemas.openxmlformats.org/officeDocument/2006/customXml" ds:itemID="{F22FBF9B-697C-4384-8BA9-D9CACC814933}">
   <ds:schemaRefs>
     <ds:schemaRef ds:uri="http://schemas.microsoft.com/office/2006/metadata/contentType"/>
@@ -18274,4 +17800,12 @@
     <ds:schemaRef ds:uri="http://schemas.microsoft.com/internal/obd"/>
   </ds:schemaRefs>
 </ds:datastoreItem>
+</file>
+
+<file path=customXml/itemProps4.xml><?xml version="1.0" encoding="utf-8"?>
+<ds:datastoreItem xmlns:ds="http://schemas.openxmlformats.org/officeDocument/2006/customXml" ds:itemID="{A8BEE9C3-75AD-4607-B106-1B44B05722EA}">
+  <ds:schemaRefs>
+    <ds:schemaRef ds:uri="http://schemas.microsoft.com/sharepoint/v3/contenttype/forms"/>
+  </ds:schemaRefs>
+</ds:datastoreItem>
 </file>
--- a/docs/client_analysis/report_APS.docx
+++ b/docs/client_analysis/report_APS.docx
@@ -5009,12 +5009,27 @@
     </w:p>
     <w:p>
       <w:r>
-        <w:t xml:space="preserve">A Administração dos Portos de Sines e do Algarve, S.A. (APS) é uma sociedade anónima de capitais exclusivamente públicos, detida a 100% pelo Estado Português, através da Direção-Geral do Tesouro e Finanças. Criada em 1998, a APS resultou da transformação da antiga Administração do Porto de Sines em sociedade anónima. </w:t>
-      </w:r>
-    </w:p>
-    <w:p>
-      <w:r>
-        <w:t>Em 2014, com o Decreto-Lei n.º 44/2014, as suas competências foram alargadas aos portos de Faro e Portimão, consolidando a sua jurisdição sobre três portos estratégicos do sistema portuário nacional.</w:t>
+        <w:t xml:space="preserve">A Administração dos Portos de Sines e do Algarve, S.A. (APS) é uma sociedade anónima de capitais exclusivamente públicos, detida a 100% pelo Estado Português, através da Direção-Geral do Tesouro e Finanças. Criada em 1998, a APS resultou da transformação da antiga Administração do Porto de Sines em sociedade anónima </w:t>
+      </w:r>
+      <w:r>
+        <w:t>(APS, 2025)</w:t>
+      </w:r>
+      <w:r>
+        <w:t>.</w:t>
+      </w:r>
+    </w:p>
+    <w:p>
+      <w:r>
+        <w:t>Em 2014, com o Decreto-Lei n.º 44/2014, as suas competências foram alargadas aos portos de Faro e Portimão, consolidando a sua jurisdição sobre três portos estratégicos do sistema portuário nacional</w:t>
+      </w:r>
+      <w:r>
+        <w:t xml:space="preserve"> </w:t>
+      </w:r>
+      <w:r>
+        <w:t>(APS, 2021–2023)</w:t>
+      </w:r>
+      <w:r>
+        <w:t>.</w:t>
       </w:r>
     </w:p>
     <w:p>
@@ -5049,12 +5064,27 @@
         <w:t xml:space="preserve"> da APS é</w:t>
       </w:r>
       <w:r>
-        <w:t xml:space="preserve"> administrar, conservar e desenvolver os portos sob a sua responsabilidade, promovendo serviços eficientes, seguros e sustentáveis. </w:t>
-      </w:r>
-    </w:p>
-    <w:p>
-      <w:r>
-        <w:t>O seu objetivo estratégico é consolidar o Porto de Sines como um hub logístico, energético e industrial de referência no Atlântico, enquanto reforça a importância dos Portos de Faro e Portimão como infraestruturas de apoio ao turismo de cruzeiros e ao transporte marítimo regional.</w:t>
+        <w:t xml:space="preserve"> administrar, conservar e desenvolver os portos sob a sua responsabilidade, promovendo serviços eficientes, seguros e sustentáveis </w:t>
+      </w:r>
+      <w:r>
+        <w:t>(APS, 2025)</w:t>
+      </w:r>
+      <w:r>
+        <w:t>.</w:t>
+      </w:r>
+    </w:p>
+    <w:p>
+      <w:r>
+        <w:t>O seu objetivo estratégico é consolidar o Porto de Sines como um hub logístico, energético e industrial de referência no Atlântico, enquanto reforça a importância dos Portos de Faro e Portimão como infraestruturas de apoio ao turismo de cruzeiros e ao transporte marítimo regional</w:t>
+      </w:r>
+      <w:r>
+        <w:t xml:space="preserve"> </w:t>
+      </w:r>
+      <w:r>
+        <w:t>(Governo de Portugal, 2023)</w:t>
+      </w:r>
+      <w:r>
+        <w:t>.</w:t>
       </w:r>
     </w:p>
     <w:p>
@@ -5083,7 +5113,13 @@
     </w:p>
     <w:p>
       <w:r>
-        <w:t xml:space="preserve">O Porto de Sines é o maior porto nacional em volume de carga movimentada e uma das principais portas de entrada e saída do comércio externo português. É especializado na movimentação de contentores, graneis líquidos e sólidos, e desempenha um papel crucial no abastecimento energético do país, recebendo petróleo bruto, derivados e gás natural liquefeito. </w:t>
+        <w:t xml:space="preserve">O Porto de Sines é o maior porto nacional em volume de carga movimentada e uma das principais portas de entrada e saída do comércio externo português. É especializado na movimentação de contentores, graneis líquidos e sólidos, e desempenha um papel crucial no abastecimento energético do país, recebendo petróleo bruto, derivados e gás natural liquefeito </w:t>
+      </w:r>
+      <w:r>
+        <w:t>(APA, 2014)</w:t>
+      </w:r>
+      <w:r>
+        <w:t>.</w:t>
       </w:r>
     </w:p>
     <w:p>
@@ -5094,7 +5130,16 @@
         <w:t xml:space="preserve">, </w:t>
       </w:r>
       <w:r>
-        <w:t>com mais de 2.000 hectares, que apoia atividades industriais e logísticas complementares.</w:t>
+        <w:t>com mais de 2.000 hectares, que apoia atividades industriais e logísticas complementares</w:t>
+      </w:r>
+      <w:r>
+        <w:t xml:space="preserve"> </w:t>
+      </w:r>
+      <w:r>
+        <w:t>(APS, 2021–2023)</w:t>
+      </w:r>
+      <w:r>
+        <w:t>.</w:t>
       </w:r>
     </w:p>
     <w:p>
@@ -5147,7 +5192,16 @@
         <w:t>7 no Porto de Faro. Para além disso,</w:t>
       </w:r>
       <w:r>
-        <w:t xml:space="preserve"> o ecossistema portuário sob a sua administração envolve milhares de empregos indiretos.</w:t>
+        <w:t xml:space="preserve"> o ecossistema portuário sob a sua administração envolve milhares de empregos indiretos</w:t>
+      </w:r>
+      <w:r>
+        <w:t xml:space="preserve"> </w:t>
+      </w:r>
+      <w:r>
+        <w:t>(Comunicação pessoal, 15 de setembro de 2025)</w:t>
+      </w:r>
+      <w:r>
+        <w:t>.</w:t>
       </w:r>
     </w:p>
     <w:p>
@@ -5169,6 +5223,11 @@
       <w:r>
         <w:t>:</w:t>
       </w:r>
+    </w:p>
+    <w:p>
+      <w:pPr>
+        <w:spacing w:after="0" w:line="360" w:lineRule="auto"/>
+      </w:pPr>
     </w:p>
     <w:tbl>
       <w:tblPr>
@@ -5342,6 +5401,7 @@
           </w:tcPr>
           <w:p>
             <w:r>
+              <w:lastRenderedPageBreak/>
               <w:t>Volume de negócios</w:t>
             </w:r>
           </w:p>
@@ -5508,8 +5568,12 @@
       <w:pPr>
         <w:spacing w:after="0" w:line="360" w:lineRule="auto"/>
       </w:pPr>
-      <w:r>
-        <w:lastRenderedPageBreak/>
+    </w:p>
+    <w:p>
+      <w:pPr>
+        <w:spacing w:after="0" w:line="360" w:lineRule="auto"/>
+      </w:pPr>
+      <w:r>
         <w:t>No Porto de Sines, a movimentação total atingiu 47,8 milhões de toneladas em 2024, um aumento face aos 42,9 milhões de toneladas de 2023, distribuídas da seguinte forma:</w:t>
       </w:r>
     </w:p>
@@ -6291,6 +6355,9 @@
       </w:r>
     </w:p>
     <w:p>
+      <w:pPr>
+        <w:spacing w:after="0" w:line="360" w:lineRule="auto"/>
+      </w:pPr>
       <w:r>
         <w:t>O Porto de Portimão registou 13 980 passageiros de cruzeiro em 2024</w:t>
       </w:r>
@@ -6310,7 +6377,16 @@
         <w:t>ou</w:t>
       </w:r>
       <w:r>
-        <w:t xml:space="preserve"> o seu papel de destaque no turismo marítimo do Algarve.</w:t>
+        <w:t xml:space="preserve"> o seu papel de destaque no turismo marítimo do Algarve</w:t>
+      </w:r>
+      <w:r>
+        <w:t xml:space="preserve"> </w:t>
+      </w:r>
+      <w:r>
+        <w:t>(Comunicação pessoal, 15 de setembro de 2025)</w:t>
+      </w:r>
+      <w:r>
+        <w:t>.</w:t>
       </w:r>
     </w:p>
     <w:p>
@@ -6342,11 +6418,17 @@
         <w:spacing w:after="0" w:line="360" w:lineRule="auto"/>
       </w:pPr>
       <w:r>
-        <w:t>O Porto de Sines é um porto de génese industrial, que entrou em atividade em 1978 para dar suporte à Refinaria de Sines da Petrogal e, pouco depois, ao Complexo Petroquímico de Sines, hoje da Repsol.</w:t>
+        <w:t>O Porto de Sines é um porto de génese industrial, que entrou em atividade em 1978 para dar suporte à Refinaria de Sines da Petrogal e, pouco depois, ao Complexo Petroquímico de Sines, hoje da Repsol</w:t>
+      </w:r>
+      <w:r>
+        <w:t>.</w:t>
       </w:r>
       <w:r>
         <w:br/>
-        <w:t>Atualmente, os principais fluxos são:</w:t>
+        <w:t>Atualmente, os principais fluxos são</w:t>
+      </w:r>
+      <w:r>
+        <w:t>:</w:t>
       </w:r>
     </w:p>
     <w:p>
@@ -6469,6 +6551,7 @@
         <w:rPr>
           <w:u w:val="single"/>
         </w:rPr>
+        <w:lastRenderedPageBreak/>
         <w:t>Gás natural:</w:t>
       </w:r>
       <w:r>
@@ -6494,7 +6577,6 @@
     </w:p>
     <w:p>
       <w:r>
-        <w:lastRenderedPageBreak/>
         <w:t>A imagem seguinte permite uma visualização dos serviços regulares de carga contentorizada que integram o Terminal de Contentores de Sines (Terminal XXI) nos seus portos de escala, ou seja, dos diferentes mercados a que o Porto de Sines está ligado no segmento da carga contentorizada:  </w:t>
       </w:r>
     </w:p>
@@ -6507,7 +6589,7 @@
           <w:noProof/>
         </w:rPr>
         <w:drawing>
-          <wp:inline distT="0" distB="0" distL="0" distR="0" wp14:anchorId="68B4EA67" wp14:editId="629EA3D1">
+          <wp:inline distT="0" distB="0" distL="0" distR="0" wp14:anchorId="68B4EA67" wp14:editId="36721E6E">
             <wp:extent cx="5226685" cy="3020060"/>
             <wp:effectExtent l="19050" t="19050" r="12065" b="27940"/>
             <wp:docPr id="1965649793" name="Imagem 6" descr="Uma imagem com texto, mapa, captura de ecrã, diagrama&#10;&#10;Os conteúdos gerados por IA podem estar incorretos."/>
@@ -6630,7 +6712,10 @@
         <w:spacing w:after="0" w:line="360" w:lineRule="auto"/>
       </w:pPr>
       <w:r>
-        <w:t>O Porto Comercial de Faro tem uma utilização pontual, enquanto o Porto de Portimão foca-se no setor de cruzeiros, recebendo navios de passageiros provenientes de portos como Lisboa, Funchal, Vigo, Cádiz e Gibraltar.</w:t>
+        <w:t>O Porto Comercial de Faro tem uma utilização pontual, enquanto o Porto de Portimão foca-se no setor de cruzeiros, recebendo navios de passageiros provenientes de portos como Lisboa, Funchal, Vigo, Cádiz e Gibraltar</w:t>
+      </w:r>
+      <w:r>
+        <w:t>.</w:t>
       </w:r>
     </w:p>
     <w:p>
@@ -6638,7 +6723,16 @@
         <w:spacing w:after="0" w:line="360" w:lineRule="auto"/>
       </w:pPr>
       <w:r>
-        <w:t>Estes dados reforçam a relevância estratégica da APS na economia nacional, como principal hub logístico e energético português, com forte integração nos mercados internacionais.</w:t>
+        <w:t>Estes dados reforçam a relevância estratégica da APS na economia nacional, como principal hub logístico e energético português, com forte integração nos mercados internacionais</w:t>
+      </w:r>
+      <w:r>
+        <w:t xml:space="preserve"> </w:t>
+      </w:r>
+      <w:r>
+        <w:t>(Comunicação pessoal, 15 de setembro de 2025)</w:t>
+      </w:r>
+      <w:r>
+        <w:t>.</w:t>
       </w:r>
     </w:p>
     <w:p>
@@ -6655,6 +6749,7 @@
           <w:b/>
         </w:rPr>
       </w:pPr>
+      <w:bookmarkStart w:id="15" w:name="_Toc212402206"/>
       <w:r>
         <w:br w:type="page"/>
       </w:r>
@@ -6667,7 +6762,6 @@
           <w:szCs w:val="22"/>
         </w:rPr>
       </w:pPr>
-      <w:bookmarkStart w:id="15" w:name="_Toc212402206"/>
       <w:r>
         <w:lastRenderedPageBreak/>
         <w:t xml:space="preserve">Parte II – </w:t>
@@ -6733,7 +6827,12 @@
     </w:p>
     <w:p>
       <w:r>
-        <w:t>De acordo com a informação institucional disponibilizada no site oficial da APS, a organização apresenta uma estrutura hierárquica formal e funcional, com departamentalização por funções. Entre as principais áreas destacam-se:</w:t>
+        <w:t xml:space="preserve">De acordo com a informação institucional disponibilizada no site oficial da APS, a organização apresenta uma estrutura hierárquica formal e funcional, com departamentalização por funções. </w:t>
+      </w:r>
+    </w:p>
+    <w:p>
+      <w:r>
+        <w:t>Entre as principais áreas destacam-se:</w:t>
       </w:r>
     </w:p>
     <w:p>
@@ -6915,7 +7014,16 @@
         <w:t xml:space="preserve"> (acima)</w:t>
       </w:r>
       <w:r>
-        <w:t xml:space="preserve"> evidencia uma cadeia de comando clara, composta por três níveis hierárquicos principais: Conselho de Administração, Direções e Departamentos/Serviços Técnicos. Esta estrutura favorece a coordenação e o controlo operacional, sendo adequada a uma entidade pública com funções estratégicas de interesse nacional.</w:t>
+        <w:t xml:space="preserve"> evidencia uma cadeia de comando clara, composta por três níveis hierárquicos principais: Conselho de Administração, Direções e Departamentos/Serviços Técnicos. Esta estrutura favorece a coordenação e o controlo operacional, sendo adequada a uma entidade pública com funções estratégicas de interesse nacional</w:t>
+      </w:r>
+      <w:r>
+        <w:t xml:space="preserve"> </w:t>
+      </w:r>
+      <w:r>
+        <w:t>(APS, 2025)</w:t>
+      </w:r>
+      <w:r>
+        <w:t>.</w:t>
       </w:r>
     </w:p>
     <w:p>
@@ -6925,7 +7033,30 @@
     </w:p>
     <w:p>
       <w:r>
-        <w:t>Quanto à flexibilidade e capacidade de adaptação, a APS demonstra um equilíbrio entre rigidez administrativa, típica de entidades públicas sujeitas a regulamentação estatal, e uma crescente abertura à inovação, sobretudo nas áreas de sustentabilidade, digitalização e logística inteligente. A adesão a normas ISO (9001, 14001, 45001) e a integração em redes internacionais de portos sustentáveis refletem essa capacidade de modernização.</w:t>
+        <w:t>Quanto à flexibilidade e capacidade de adaptação, a APS demonstra um equilíbrio entre rigidez administrativa, típica de entidades públicas sujeitas a regulamentação estatal, e uma crescente abertura à inovação, sobretudo nas áreas de sustentabilidade, digitalização e logística inteligente</w:t>
+      </w:r>
+      <w:r>
+        <w:t xml:space="preserve"> (</w:t>
+      </w:r>
+      <w:r>
+        <w:t>APS, 2021–2023)</w:t>
+      </w:r>
+      <w:r>
+        <w:t xml:space="preserve">. </w:t>
+      </w:r>
+    </w:p>
+    <w:p>
+      <w:r>
+        <w:t>A adesão a normas ISO (9001, 14001, 45001) e a integração em redes internacionais de portos sustentáveis refletem essa capacidade de modernização</w:t>
+      </w:r>
+      <w:r>
+        <w:t xml:space="preserve"> </w:t>
+      </w:r>
+      <w:r>
+        <w:t>(APS, 2021–2023; ETF, 2024)</w:t>
+      </w:r>
+      <w:r>
+        <w:t>.</w:t>
       </w:r>
     </w:p>
     <w:p>
@@ -7034,6 +7165,7 @@
         <w:rPr>
           <w:u w:val="single"/>
         </w:rPr>
+        <w:lastRenderedPageBreak/>
         <w:t>Justificação:</w:t>
       </w:r>
       <w:r>
@@ -7051,7 +7183,6 @@
         <w:rPr>
           <w:u w:val="single"/>
         </w:rPr>
-        <w:lastRenderedPageBreak/>
         <w:t>Ação recomendada:</w:t>
       </w:r>
       <w:r>
@@ -7162,26 +7293,70 @@
     </w:p>
     <w:p>
       <w:r>
-        <w:t>O planeamento estratégico da APS está alinhado com a Estratégia Nacional para o Mar 2030 e com as prioridades europeias de transição energética, digital e verde, definidas no Pacto Ecológico Europeu. Este planeamento define como eixos estruturantes a expansão e modernização das infraestruturas portuárias, o reforço da eficiência logística, a sustentabilidade ambiental e a inovação tecnológica.</w:t>
-      </w:r>
-    </w:p>
-    <w:p>
-      <w:r>
-        <w:t>A APS procura integrar estes pilares através de investimentos em projetos como a ampliação do Terminal XXI, a criação do novo Terminal Vasco da Gama e a implementação de sistemas digitais integrados de gestão portuária, reforçando a sua posição como plataforma logística estratégica para o comércio atlântico e ibérico.</w:t>
-      </w:r>
-    </w:p>
-    <w:p>
-      <w:r>
-        <w:t>Este planeamento estratégico reflete a visão da APS de afirmar-se como uma plataforma logística de referência no Atlântico e na Península Ibérica, sustentando a sua missão de promover o desenvolvimento portuário através da modernização, eficiência e sustentabilidade. Os seus valores — inovação tecnológica, responsabilidade ambiental e excelência operacional — orientam a sua cultura organizacional e guiam a tomada de decisão estratégica.</w:t>
-      </w:r>
-    </w:p>
-    <w:p>
-      <w:r>
-        <w:t xml:space="preserve">Desta forma, observa-se uma forte coerência entre a visão, missão e valores da APS, evidenciando uma orientação cultural baseada na sustentabilidade, na inovação e na integração com as políticas nacionais e </w:t>
-      </w:r>
+        <w:t>O planeamento estratégico da APS está alinhado com a Estratégia Nacional para o Mar 2030 e com as prioridades europeias de transição energética, digital e verde, definidas no Pacto Ecológico Europeu</w:t>
+      </w:r>
+      <w:r>
+        <w:t xml:space="preserve"> </w:t>
+      </w:r>
+      <w:r>
+        <w:t>(Governo de Portugal, 2023)</w:t>
+      </w:r>
+      <w:r>
+        <w:t>. Este planeamento define como eixos estruturantes a expansão e modernização das infraestruturas portuárias, o reforço da eficiência logística, a sustentabilidade ambiental e a inovação tecnológica</w:t>
+      </w:r>
+      <w:r>
+        <w:t xml:space="preserve"> </w:t>
+      </w:r>
+      <w:r>
+        <w:t>(APS, 2025)</w:t>
+      </w:r>
+      <w:r>
+        <w:t>.</w:t>
+      </w:r>
+    </w:p>
+    <w:p>
+      <w:r>
+        <w:t>A APS procura integrar estes pilares através de investimentos em projetos como a ampliação do Terminal XXI, a criação do novo Terminal Vasco da Gama e a implementação de sistemas digitais integrados de gestão portuária, reforçando a sua posição como plataforma logística estratégica para o comércio atlântico e ibérico</w:t>
+      </w:r>
+      <w:r>
+        <w:t xml:space="preserve"> </w:t>
+      </w:r>
+      <w:r>
+        <w:t>(APA, 2014)</w:t>
+      </w:r>
+      <w:r>
+        <w:t>.</w:t>
+      </w:r>
+    </w:p>
+    <w:p>
+      <w:r>
+        <w:t>Este planeamento estratégico reflete a visão da APS de afirmar-se como uma plataforma logística de referência no Atlântico e na Península Ibérica, sustentando a sua missão de promover o desenvolvimento portuário através da modernização, eficiência e sustentabilidade</w:t>
+      </w:r>
+      <w:r>
+        <w:t xml:space="preserve"> </w:t>
+      </w:r>
+      <w:r>
+        <w:t>(APS, 2021–2023)</w:t>
+      </w:r>
+      <w:r>
+        <w:t xml:space="preserve">. </w:t>
+      </w:r>
+    </w:p>
+    <w:p>
       <w:r>
         <w:lastRenderedPageBreak/>
-        <w:t>europeias. Essa coerência reforça o posicionamento da APS como um agente essencial na transição energética e digital do setor portuário português.</w:t>
+        <w:t>Os seus valores — inovação tecnológica, responsabilidade ambiental e excelência operacional — orientam a sua cultura organizacional e guiam a tomada de decisão estratégica</w:t>
+      </w:r>
+      <w:r>
+        <w:t xml:space="preserve"> </w:t>
+      </w:r>
+      <w:r>
+        <w:t>(ETF, 2024).</w:t>
+      </w:r>
+    </w:p>
+    <w:p>
+      <w:r>
+        <w:t>Desta forma, observa-se uma forte coerência entre a visão, missão e valores da APS, evidenciando uma orientação cultural baseada na sustentabilidade, na inovação e na integração com as políticas nacionais e europeias. Essa coerência reforça o posicionamento da APS como um agente essencial na transição energética e digital do setor portuário português.</w:t>
       </w:r>
     </w:p>
     <w:p>
@@ -7534,7 +7709,22 @@
         <w:t>F</w:t>
       </w:r>
       <w:r>
-        <w:t>oi realizada a seguinte análise SWOT para a APS:</w:t>
+        <w:t>oi realizada a seguinte análise SWOT para a APS</w:t>
+      </w:r>
+      <w:r>
+        <w:t xml:space="preserve"> </w:t>
+      </w:r>
+      <w:r>
+        <w:t xml:space="preserve">(APS, 2021–2023; </w:t>
+      </w:r>
+      <w:r>
+        <w:t>APS</w:t>
+      </w:r>
+      <w:r>
+        <w:t>, 2025)</w:t>
+      </w:r>
+      <w:r>
+        <w:t>:</w:t>
       </w:r>
     </w:p>
     <w:tbl>
@@ -7903,7 +8093,6 @@
         </w:tc>
       </w:tr>
     </w:tbl>
-    <w:p/>
     <w:p>
       <w:pPr>
         <w:pStyle w:val="Ttulo3"/>
@@ -7924,6 +8113,7 @@
           <w:sz w:val="22"/>
           <w:szCs w:val="22"/>
         </w:rPr>
+        <w:lastRenderedPageBreak/>
         <w:t>Propostas Estratégica 1 - Sustentabilidade e Eficiência Energética</w:t>
       </w:r>
       <w:bookmarkEnd w:id="23"/>
@@ -7953,7 +8143,6 @@
         <w:ind w:left="360"/>
       </w:pPr>
       <w:r>
-        <w:lastRenderedPageBreak/>
         <w:t>Reforçar a sustentabilidade ambiental e a eficiência energética nos portos sob administração da APS, promovendo operações portuárias com menores emissões e maior responsabilidade ambiental até 2030.</w:t>
       </w:r>
     </w:p>
@@ -8353,6 +8542,7 @@
           </w:tcPr>
           <w:p>
             <w:r>
+              <w:lastRenderedPageBreak/>
               <w:t>3.1. Estabelecer parcerias com empresas de energia verde</w:t>
             </w:r>
           </w:p>
@@ -8406,7 +8596,6 @@
           <w:b/>
           <w:bCs/>
         </w:rPr>
-        <w:lastRenderedPageBreak/>
         <w:t>Resultados Esperados:</w:t>
       </w:r>
     </w:p>
@@ -8800,6 +8989,7 @@
           </w:tcPr>
           <w:p>
             <w:r>
+              <w:lastRenderedPageBreak/>
               <w:t>2.1.</w:t>
             </w:r>
             <w:r>
@@ -8851,7 +9041,6 @@
           </w:tcPr>
           <w:p>
             <w:r>
-              <w:lastRenderedPageBreak/>
               <w:t>3.1. Reforçar cibersegurança e boas práticas digitais</w:t>
             </w:r>
           </w:p>
@@ -9011,13 +9200,13 @@
       <w:bookmarkEnd w:id="29"/>
     </w:p>
     <w:p/>
-    <w:p/>
     <w:p>
       <w:pPr>
         <w:pStyle w:val="Ttulo2"/>
       </w:pPr>
       <w:bookmarkStart w:id="30" w:name="_Toc212402220"/>
       <w:r>
+        <w:lastRenderedPageBreak/>
         <w:t>II.</w:t>
       </w:r>
       <w:r>
@@ -9118,79 +9307,237 @@
         <w:rPr>
           <w:rFonts w:eastAsia="Arial Narrow" w:cs="Arial Narrow"/>
         </w:rPr>
-        <w:t xml:space="preserve">Administração dos Portos de Sines e do Algarve – Website oficial: </w:t>
-      </w:r>
-      <w:hyperlink r:id="rId16" w:history="1">
+        <w:t xml:space="preserve">Administração dos Portos de Sines e do Algarve. (2021–2023). </w:t>
+      </w:r>
+      <w:r>
+        <w:rPr>
+          <w:rFonts w:eastAsia="Arial Narrow" w:cs="Arial Narrow"/>
+          <w:i/>
+          <w:iCs/>
+        </w:rPr>
+        <w:t>Relatórios de Gestão e Contas (2021–2023)</w:t>
+      </w:r>
+      <w:r>
+        <w:rPr>
+          <w:rFonts w:eastAsia="Arial Narrow" w:cs="Arial Narrow"/>
+        </w:rPr>
+        <w:t>. APS.</w:t>
+      </w:r>
+    </w:p>
+    <w:p>
+      <w:pPr>
+        <w:rPr>
+          <w:rFonts w:eastAsia="Arial Narrow" w:cs="Arial Narrow"/>
+        </w:rPr>
+      </w:pPr>
+      <w:r>
+        <w:rPr>
+          <w:rFonts w:eastAsia="Arial Narrow" w:cs="Arial Narrow"/>
+        </w:rPr>
+        <w:t xml:space="preserve">Administração dos Portos de Sines e do Algarve. (2025). </w:t>
+      </w:r>
+      <w:r>
+        <w:rPr>
+          <w:rFonts w:eastAsia="Arial Narrow" w:cs="Arial Narrow"/>
+          <w:i/>
+          <w:iCs/>
+        </w:rPr>
+        <w:t>Website institucional</w:t>
+      </w:r>
+      <w:r>
+        <w:rPr>
+          <w:rFonts w:eastAsia="Arial Narrow" w:cs="Arial Narrow"/>
+        </w:rPr>
+        <w:t>.</w:t>
+      </w:r>
+      <w:r>
+        <w:rPr>
+          <w:rFonts w:eastAsia="Arial Narrow" w:cs="Arial Narrow"/>
+        </w:rPr>
+        <w:t xml:space="preserve"> </w:t>
+      </w:r>
+      <w:hyperlink r:id="rId16" w:tgtFrame="_new" w:history="1">
         <w:r>
           <w:rPr>
             <w:rStyle w:val="Hiperligao"/>
             <w:rFonts w:eastAsia="Arial Narrow" w:cs="Arial Narrow"/>
           </w:rPr>
-          <w:t>www.apsinesalgarve.pt</w:t>
+          <w:t>https://www.apsinesalgarve.pt</w:t>
         </w:r>
       </w:hyperlink>
-      <w:r>
+    </w:p>
+    <w:p>
+      <w:pPr>
         <w:rPr>
           <w:rFonts w:eastAsia="Arial Narrow" w:cs="Arial Narrow"/>
         </w:rPr>
-        <w:br/>
-        <w:t>Relatórios de Gestão e Contas da APS (2021-2023)</w:t>
-      </w:r>
+      </w:pPr>
       <w:r>
         <w:rPr>
           <w:rFonts w:eastAsia="Arial Narrow" w:cs="Arial Narrow"/>
         </w:rPr>
-        <w:br/>
-        <w:t>Estudos académicos sobre operações portuárias e sustentabilidade (Universidade de Évora, 2023; MDPI, 2025)</w:t>
+        <w:t xml:space="preserve">Agência Portuguesa do Ambiente. (2014). </w:t>
       </w:r>
       <w:r>
         <w:rPr>
           <w:rFonts w:eastAsia="Arial Narrow" w:cs="Arial Narrow"/>
-        </w:rPr>
-        <w:br/>
-        <w:t>Estudo de Impacte Ambiental da expansão do Terminal XXI (APA, 2014)</w:t>
+          <w:i/>
+          <w:iCs/>
+        </w:rPr>
+        <w:t>Estudo de Impacte Ambiental da expansão do Terminal XXI</w:t>
       </w:r>
       <w:r>
         <w:rPr>
           <w:rFonts w:eastAsia="Arial Narrow" w:cs="Arial Narrow"/>
         </w:rPr>
-        <w:br/>
-        <w:t>Estratégia Nacional para o Mar 2030 – Governo de Portugal</w:t>
-      </w:r>
-    </w:p>
-    <w:p>
-      <w:pPr>
-        <w:pBdr>
-          <w:bottom w:val="single" w:sz="6" w:space="1" w:color="auto"/>
-        </w:pBdr>
-      </w:pPr>
-    </w:p>
-    <w:p/>
-    <w:p>
-      <w:hyperlink r:id="rId17" w:history="1">
+        <w:t>. APA.</w:t>
+      </w:r>
+    </w:p>
+    <w:p>
+      <w:pPr>
+        <w:rPr>
+          <w:rFonts w:eastAsia="Arial Narrow" w:cs="Arial Narrow"/>
+        </w:rPr>
+      </w:pPr>
+      <w:r>
+        <w:rPr>
+          <w:rFonts w:eastAsia="Arial Narrow" w:cs="Arial Narrow"/>
+        </w:rPr>
+        <w:t xml:space="preserve">Cordeiro, A. S. S. (2018). </w:t>
+      </w:r>
+      <w:r>
+        <w:rPr>
+          <w:rFonts w:eastAsia="Arial Narrow" w:cs="Arial Narrow"/>
+          <w:i/>
+          <w:iCs/>
+        </w:rPr>
+        <w:t>Comunicação de marketing num porto marítimo: O caso do Porto de Sines</w:t>
+      </w:r>
+      <w:r>
+        <w:rPr>
+          <w:rFonts w:eastAsia="Arial Narrow" w:cs="Arial Narrow"/>
+        </w:rPr>
+        <w:t xml:space="preserve"> [Relatório de estágio de mestrado, Universidade do Algarve]. Repositório da Universidade do Algarve.</w:t>
+      </w:r>
+    </w:p>
+    <w:p>
+      <w:pPr>
+        <w:rPr>
+          <w:rFonts w:eastAsia="Arial Narrow" w:cs="Arial Narrow"/>
+        </w:rPr>
+      </w:pPr>
+      <w:r>
+        <w:rPr>
+          <w:rFonts w:eastAsia="Arial Narrow" w:cs="Arial Narrow"/>
+        </w:rPr>
+        <w:t xml:space="preserve">Entidade de Transparência Fiscal. (2024). </w:t>
+      </w:r>
+      <w:r>
+        <w:rPr>
+          <w:rFonts w:eastAsia="Arial Narrow" w:cs="Arial Narrow"/>
+          <w:i/>
+          <w:iCs/>
+        </w:rPr>
+        <w:t>Princípios de bom governo: Administração dos Portos de Sines e do Algarve</w:t>
+      </w:r>
+      <w:r>
+        <w:rPr>
+          <w:rFonts w:eastAsia="Arial Narrow" w:cs="Arial Narrow"/>
+        </w:rPr>
+        <w:t xml:space="preserve">. </w:t>
+      </w:r>
+      <w:hyperlink r:id="rId17" w:tgtFrame="_new" w:history="1">
         <w:r>
           <w:rPr>
             <w:rStyle w:val="Hiperligao"/>
+            <w:rFonts w:eastAsia="Arial Narrow" w:cs="Arial Narrow"/>
           </w:rPr>
-          <w:t>https://www.etf.gov.pt/aps?utm_source</w:t>
+          <w:t>https://www.etf.gov.pt/media/doc/APS-20240906-principios-de-bom-governo.pdf</w:t>
         </w:r>
       </w:hyperlink>
-      <w:r>
-        <w:br/>
-      </w:r>
-      <w:hyperlink r:id="rId18" w:history="1">
-        <w:r>
-          <w:rPr>
-            <w:rStyle w:val="Hiperligao"/>
-          </w:rPr>
-          <w:t>https://www.etf.gov.pt/media/doc/APS-20240906-principios-de-bom-governo.pdf?utm_source</w:t>
-        </w:r>
-      </w:hyperlink>
-    </w:p>
-    <w:p/>
-    <w:p/>
-    <w:p/>
-    <w:p/>
+    </w:p>
+    <w:p>
+      <w:pPr>
+        <w:rPr>
+          <w:rFonts w:eastAsia="Arial Narrow" w:cs="Arial Narrow"/>
+        </w:rPr>
+      </w:pPr>
+      <w:r>
+        <w:rPr>
+          <w:rFonts w:eastAsia="Arial Narrow" w:cs="Arial Narrow"/>
+        </w:rPr>
+        <w:t xml:space="preserve">Governo de Portugal. (2023). </w:t>
+      </w:r>
+      <w:r>
+        <w:rPr>
+          <w:rFonts w:eastAsia="Arial Narrow" w:cs="Arial Narrow"/>
+          <w:i/>
+          <w:iCs/>
+        </w:rPr>
+        <w:t>Estratégia Nacional para o Mar 2030</w:t>
+      </w:r>
+      <w:r>
+        <w:rPr>
+          <w:rFonts w:eastAsia="Arial Narrow" w:cs="Arial Narrow"/>
+        </w:rPr>
+        <w:t>. Lisboa: Ministério do Mar.</w:t>
+      </w:r>
+    </w:p>
+    <w:p>
+      <w:pPr>
+        <w:rPr>
+          <w:rFonts w:eastAsia="Arial Narrow" w:cs="Arial Narrow"/>
+        </w:rPr>
+      </w:pPr>
+      <w:r>
+        <w:rPr>
+          <w:rFonts w:eastAsia="Arial Narrow" w:cs="Arial Narrow"/>
+        </w:rPr>
+        <w:t>Comunicação pessoal (</w:t>
+      </w:r>
+      <w:r>
+        <w:rPr>
+          <w:rFonts w:eastAsia="Arial Narrow" w:cs="Arial Narrow"/>
+        </w:rPr>
+        <w:t>linha informativa</w:t>
+      </w:r>
+      <w:r>
+        <w:rPr>
+          <w:rFonts w:eastAsia="Arial Narrow" w:cs="Arial Narrow"/>
+        </w:rPr>
+        <w:t xml:space="preserve"> da APS). (15 de setembro de 2025). </w:t>
+      </w:r>
+      <w:r>
+        <w:rPr>
+          <w:rFonts w:eastAsia="Arial Narrow" w:cs="Arial Narrow"/>
+          <w:i/>
+          <w:iCs/>
+        </w:rPr>
+        <w:t>Informações institucionais fornecidas para trabalho académico</w:t>
+      </w:r>
+      <w:r>
+        <w:rPr>
+          <w:rFonts w:eastAsia="Arial Narrow" w:cs="Arial Narrow"/>
+        </w:rPr>
+        <w:t>.</w:t>
+      </w:r>
+    </w:p>
+    <w:p>
+      <w:pPr>
+        <w:jc w:val="left"/>
+        <w:rPr>
+          <w:rFonts w:eastAsia="Arial Narrow"/>
+        </w:rPr>
+      </w:pPr>
+      <w:bookmarkStart w:id="37" w:name="_Toc471979357"/>
+      <w:bookmarkStart w:id="38" w:name="_Toc212402226"/>
+      <w:r>
+        <w:rPr>
+          <w:rFonts w:eastAsia="Arial Narrow"/>
+        </w:rPr>
+        <w:br w:type="page"/>
+      </w:r>
+    </w:p>
     <w:p>
       <w:pPr>
         <w:pStyle w:val="Ttulo1"/>
@@ -9199,12 +9546,11 @@
           <w:rFonts w:eastAsia="Arial Narrow"/>
         </w:rPr>
       </w:pPr>
-      <w:bookmarkStart w:id="37" w:name="_Toc471979357"/>
-      <w:bookmarkStart w:id="38" w:name="_Toc212402226"/>
       <w:r>
         <w:rPr>
           <w:rFonts w:eastAsia="Arial Narrow"/>
         </w:rPr>
+        <w:lastRenderedPageBreak/>
         <w:t>Anexos</w:t>
       </w:r>
       <w:bookmarkEnd w:id="37"/>
@@ -9252,7 +9598,7 @@
                     <pic:cNvPicPr/>
                   </pic:nvPicPr>
                   <pic:blipFill rotWithShape="1">
-                    <a:blip r:embed="rId19"/>
+                    <a:blip r:embed="rId18"/>
                     <a:srcRect l="2245" t="3977" r="5016" b="6537"/>
                     <a:stretch>
                       <a:fillRect/>
@@ -9374,7 +9720,7 @@
                     <pic:cNvPicPr/>
                   </pic:nvPicPr>
                   <pic:blipFill rotWithShape="1">
-                    <a:blip r:embed="rId20"/>
+                    <a:blip r:embed="rId19"/>
                     <a:srcRect l="2405" t="1192" r="1441" b="2284"/>
                     <a:stretch>
                       <a:fillRect/>
@@ -9493,7 +9839,7 @@
                     <pic:cNvPicPr/>
                   </pic:nvPicPr>
                   <pic:blipFill rotWithShape="1">
-                    <a:blip r:embed="rId21"/>
+                    <a:blip r:embed="rId20"/>
                     <a:srcRect l="3572" r="3986" b="3609"/>
                     <a:stretch>
                       <a:fillRect/>
@@ -9606,7 +9952,6 @@
         <w:rPr>
           <w:noProof/>
         </w:rPr>
-        <w:lastRenderedPageBreak/>
         <w:drawing>
           <wp:inline distT="0" distB="0" distL="0" distR="0" wp14:anchorId="0B970A9C" wp14:editId="3C7EC270">
             <wp:extent cx="5220000" cy="2002381"/>
@@ -9623,7 +9968,7 @@
                     <pic:cNvPicPr/>
                   </pic:nvPicPr>
                   <pic:blipFill rotWithShape="1">
-                    <a:blip r:embed="rId22"/>
+                    <a:blip r:embed="rId21"/>
                     <a:srcRect l="898" t="4159" r="2179" b="3040"/>
                     <a:stretch>
                       <a:fillRect/>
@@ -9743,7 +10088,7 @@
                     <pic:cNvPicPr/>
                   </pic:nvPicPr>
                   <pic:blipFill rotWithShape="1">
-                    <a:blip r:embed="rId23"/>
+                    <a:blip r:embed="rId22"/>
                     <a:srcRect l="2664" t="2156" r="3231" b="2226"/>
                     <a:stretch>
                       <a:fillRect/>
@@ -9840,7 +10185,6 @@
         <w:rPr>
           <w:noProof/>
         </w:rPr>
-        <w:lastRenderedPageBreak/>
         <w:drawing>
           <wp:inline distT="0" distB="0" distL="0" distR="0" wp14:anchorId="0929DB9A" wp14:editId="25DA463D">
             <wp:extent cx="3255837" cy="3060000"/>
@@ -9857,7 +10201,7 @@
                     <pic:cNvPicPr/>
                   </pic:nvPicPr>
                   <pic:blipFill>
-                    <a:blip r:embed="rId24"/>
+                    <a:blip r:embed="rId23"/>
                     <a:stretch>
                       <a:fillRect/>
                     </a:stretch>
@@ -9949,6 +10293,7 @@
         <w:rPr>
           <w:noProof/>
         </w:rPr>
+        <w:lastRenderedPageBreak/>
         <w:drawing>
           <wp:inline distT="0" distB="0" distL="0" distR="0" wp14:anchorId="41C55AD7" wp14:editId="4B3ACB49">
             <wp:extent cx="5220000" cy="1745734"/>
@@ -9965,7 +10310,7 @@
                     <pic:cNvPicPr/>
                   </pic:nvPicPr>
                   <pic:blipFill rotWithShape="1">
-                    <a:blip r:embed="rId25"/>
+                    <a:blip r:embed="rId24"/>
                     <a:srcRect l="1791" t="3810" r="3756" b="11083"/>
                     <a:stretch>
                       <a:fillRect/>
@@ -10088,7 +10433,6 @@
         <w:rPr>
           <w:noProof/>
         </w:rPr>
-        <w:lastRenderedPageBreak/>
         <w:drawing>
           <wp:inline distT="0" distB="0" distL="0" distR="0" wp14:anchorId="29959FEA" wp14:editId="6C24992A">
             <wp:extent cx="5220000" cy="1827309"/>
@@ -10105,7 +10449,7 @@
                     <pic:cNvPicPr/>
                   </pic:nvPicPr>
                   <pic:blipFill rotWithShape="1">
-                    <a:blip r:embed="rId26"/>
+                    <a:blip r:embed="rId25"/>
                     <a:srcRect l="2644" t="6034" r="1908" b="4150"/>
                     <a:stretch>
                       <a:fillRect/>
@@ -10218,7 +10562,7 @@
                     <pic:cNvPicPr/>
                   </pic:nvPicPr>
                   <pic:blipFill rotWithShape="1">
-                    <a:blip r:embed="rId27"/>
+                    <a:blip r:embed="rId26"/>
                     <a:srcRect l="1283" t="3396" r="2163" b="9079"/>
                     <a:stretch>
                       <a:fillRect/>
@@ -10329,7 +10673,6 @@
         <w:rPr>
           <w:noProof/>
         </w:rPr>
-        <w:lastRenderedPageBreak/>
         <w:drawing>
           <wp:inline distT="0" distB="0" distL="0" distR="0" wp14:anchorId="0250709F" wp14:editId="62FD2DCB">
             <wp:extent cx="5222353" cy="2797810"/>
@@ -10346,7 +10689,7 @@
                     <pic:cNvPicPr/>
                   </pic:nvPicPr>
                   <pic:blipFill rotWithShape="1">
-                    <a:blip r:embed="rId28"/>
+                    <a:blip r:embed="rId27"/>
                     <a:srcRect l="197" t="665" r="499" b="789"/>
                     <a:stretch>
                       <a:fillRect/>
@@ -10517,6 +10860,7 @@
           <w:sz w:val="20"/>
           <w:szCs w:val="20"/>
         </w:rPr>
+        <w:lastRenderedPageBreak/>
         <w:t>Navios</w:t>
       </w:r>
       <w:bookmarkEnd w:id="52"/>
@@ -10547,7 +10891,7 @@
                     <pic:cNvPicPr/>
                   </pic:nvPicPr>
                   <pic:blipFill>
-                    <a:blip r:embed="rId29"/>
+                    <a:blip r:embed="rId28"/>
                     <a:stretch>
                       <a:fillRect/>
                     </a:stretch>
@@ -10670,7 +11014,7 @@
                     <pic:cNvPicPr/>
                   </pic:nvPicPr>
                   <pic:blipFill>
-                    <a:blip r:embed="rId30"/>
+                    <a:blip r:embed="rId29"/>
                     <a:stretch>
                       <a:fillRect/>
                     </a:stretch>
@@ -10768,6 +11112,7 @@
         <w:rPr>
           <w:noProof/>
         </w:rPr>
+        <w:lastRenderedPageBreak/>
         <w:drawing>
           <wp:inline distT="0" distB="0" distL="0" distR="0" wp14:anchorId="50FE2484" wp14:editId="40CBB006">
             <wp:extent cx="5220000" cy="2927327"/>
@@ -10784,7 +11129,7 @@
                     <pic:cNvPicPr/>
                   </pic:nvPicPr>
                   <pic:blipFill>
-                    <a:blip r:embed="rId31"/>
+                    <a:blip r:embed="rId30"/>
                     <a:stretch>
                       <a:fillRect/>
                     </a:stretch>
@@ -10892,7 +11237,6 @@
           <w:sz w:val="20"/>
           <w:szCs w:val="20"/>
         </w:rPr>
-        <w:lastRenderedPageBreak/>
         <w:t>Mercadorias</w:t>
       </w:r>
       <w:bookmarkEnd w:id="56"/>
@@ -10923,7 +11267,7 @@
                     <pic:cNvPicPr/>
                   </pic:nvPicPr>
                   <pic:blipFill rotWithShape="1">
-                    <a:blip r:embed="rId32"/>
+                    <a:blip r:embed="rId31"/>
                     <a:srcRect l="1282" t="929" r="1262"/>
                     <a:stretch>
                       <a:fillRect/>
@@ -11026,6 +11370,7 @@
         <w:rPr>
           <w:noProof/>
         </w:rPr>
+        <w:lastRenderedPageBreak/>
         <w:drawing>
           <wp:inline distT="0" distB="0" distL="0" distR="0" wp14:anchorId="1C8B40F4" wp14:editId="25479F04">
             <wp:extent cx="5220000" cy="2841283"/>
@@ -11042,7 +11387,7 @@
                     <pic:cNvPicPr/>
                   </pic:nvPicPr>
                   <pic:blipFill rotWithShape="1">
-                    <a:blip r:embed="rId33"/>
+                    <a:blip r:embed="rId32"/>
                     <a:srcRect t="668" b="1"/>
                     <a:stretch>
                       <a:fillRect/>
@@ -11145,7 +11490,6 @@
         <w:rPr>
           <w:noProof/>
         </w:rPr>
-        <w:lastRenderedPageBreak/>
         <w:drawing>
           <wp:inline distT="0" distB="0" distL="0" distR="0" wp14:anchorId="47AC3624" wp14:editId="34A5ED2D">
             <wp:extent cx="5220000" cy="3260189"/>
@@ -11162,7 +11506,7 @@
                     <pic:cNvPicPr/>
                   </pic:nvPicPr>
                   <pic:blipFill rotWithShape="1">
-                    <a:blip r:embed="rId34"/>
+                    <a:blip r:embed="rId33"/>
                     <a:srcRect t="717" b="1445"/>
                     <a:stretch>
                       <a:fillRect/>
@@ -11301,7 +11645,6 @@
           <w:sz w:val="20"/>
           <w:szCs w:val="20"/>
         </w:rPr>
-        <w:lastRenderedPageBreak/>
         <w:t>Passageiros</w:t>
       </w:r>
       <w:bookmarkEnd w:id="60"/>
@@ -11332,7 +11675,7 @@
                     <pic:cNvPicPr/>
                   </pic:nvPicPr>
                   <pic:blipFill rotWithShape="1">
-                    <a:blip r:embed="rId35"/>
+                    <a:blip r:embed="rId34"/>
                     <a:srcRect l="2336" r="2043" b="2784"/>
                     <a:stretch>
                       <a:fillRect/>
@@ -11486,7 +11829,7 @@
       </w:pPr>
     </w:p>
     <w:sectPr>
-      <w:footerReference w:type="default" r:id="rId36"/>
+      <w:footerReference w:type="default" r:id="rId35"/>
       <w:pgSz w:w="12240" w:h="15840" w:code="1"/>
       <w:pgMar w:top="1440" w:right="1440" w:bottom="1440" w:left="1440" w:header="720" w:footer="720" w:gutter="0"/>
       <w:pgNumType w:start="1"/>
@@ -16718,7 +17061,6 @@
   <w:style w:type="character" w:default="1" w:styleId="Tipodeletrapredefinidodopargrafo">
     <w:name w:val="Default Paragraph Font"/>
     <w:uiPriority w:val="1"/>
-    <w:semiHidden/>
     <w:unhideWhenUsed/>
   </w:style>
   <w:style w:type="table" w:default="1" w:styleId="Tabelanormal">
@@ -17580,6 +17922,10 @@
 </file>
 
 <file path=customXml/item1.xml><?xml version="1.0" encoding="utf-8"?>
+<b:Sources xmlns:b="http://schemas.openxmlformats.org/officeDocument/2006/bibliography" xmlns="http://schemas.openxmlformats.org/officeDocument/2006/bibliography" SelectedStyle="\APA.XSL" StyleName="APA"/>
+</file>
+
+<file path=customXml/item2.xml><?xml version="1.0" encoding="utf-8"?>
 <p:properties xmlns:p="http://schemas.microsoft.com/office/2006/metadata/properties" xmlns:xsi="http://www.w3.org/2001/XMLSchema-instance" xmlns:pc="http://schemas.microsoft.com/office/infopath/2007/PartnerControls">
   <documentManagement>
     <NotebookType xmlns="6e977478-40fc-4c96-9b59-58f9adc62218" xsi:nil="true"/>
@@ -17591,11 +17937,16 @@
 </p:properties>
 </file>
 
-<file path=customXml/item2.xml><?xml version="1.0" encoding="utf-8"?>
-<b:Sources xmlns:b="http://schemas.openxmlformats.org/officeDocument/2006/bibliography" xmlns="http://schemas.openxmlformats.org/officeDocument/2006/bibliography" SelectedStyle="\APA.XSL" StyleName="APA"/>
+<file path=customXml/item3.xml><?xml version="1.0" encoding="utf-8"?>
+<?mso-contentType ?>
+<FormTemplates xmlns="http://schemas.microsoft.com/sharepoint/v3/contenttype/forms">
+  <Display>DocumentLibraryForm</Display>
+  <Edit>DocumentLibraryForm</Edit>
+  <New>DocumentLibraryForm</New>
+</FormTemplates>
 </file>
 
-<file path=customXml/item3.xml><?xml version="1.0" encoding="utf-8"?>
+<file path=customXml/item4.xml><?xml version="1.0" encoding="utf-8"?>
 <ct:contentTypeSchema xmlns:ct="http://schemas.microsoft.com/office/2006/metadata/contentType" xmlns:ma="http://schemas.microsoft.com/office/2006/metadata/properties/metaAttributes" ct:_="" ma:_="" ma:contentTypeName="Documento" ma:contentTypeID="0x0101008F0F40A57A4B4943AE5F0D22A00E6876" ma:contentTypeVersion="7" ma:contentTypeDescription="Criar um novo documento." ma:contentTypeScope="" ma:versionID="0777f9d8bcaf4fa9f3f247f35de05543">
   <xsd:schema xmlns:xsd="http://www.w3.org/2001/XMLSchema" xmlns:xs="http://www.w3.org/2001/XMLSchema" xmlns:p="http://schemas.microsoft.com/office/2006/metadata/properties" xmlns:ns2="6e977478-40fc-4c96-9b59-58f9adc62218" targetNamespace="http://schemas.microsoft.com/office/2006/metadata/properties" ma:root="true" ma:fieldsID="6e1588d9447c950b5d06efd32159bf41" ns2:_="">
     <xsd:import namespace="6e977478-40fc-4c96-9b59-58f9adc62218"/>
@@ -17757,16 +18108,15 @@
 </ct:contentTypeSchema>
 </file>
 
-<file path=customXml/item4.xml><?xml version="1.0" encoding="utf-8"?>
-<?mso-contentType ?>
-<FormTemplates xmlns="http://schemas.microsoft.com/sharepoint/v3/contenttype/forms">
-  <Display>DocumentLibraryForm</Display>
-  <Edit>DocumentLibraryForm</Edit>
-  <New>DocumentLibraryForm</New>
-</FormTemplates>
+<file path=customXml/itemProps1.xml><?xml version="1.0" encoding="utf-8"?>
+<ds:datastoreItem xmlns:ds="http://schemas.openxmlformats.org/officeDocument/2006/customXml" ds:itemID="{9C46D67E-02BF-4E37-8EF1-2391CC03D27F}">
+  <ds:schemaRefs>
+    <ds:schemaRef ds:uri="http://schemas.openxmlformats.org/officeDocument/2006/bibliography"/>
+  </ds:schemaRefs>
+</ds:datastoreItem>
 </file>
 
-<file path=customXml/itemProps1.xml><?xml version="1.0" encoding="utf-8"?>
+<file path=customXml/itemProps2.xml><?xml version="1.0" encoding="utf-8"?>
 <ds:datastoreItem xmlns:ds="http://schemas.openxmlformats.org/officeDocument/2006/customXml" ds:itemID="{A02BD9CC-6025-4F76-BD90-0F1427CF0A06}">
   <ds:schemaRefs>
     <ds:schemaRef ds:uri="http://schemas.microsoft.com/office/2006/metadata/properties"/>
@@ -17776,15 +18126,15 @@
 </ds:datastoreItem>
 </file>
 
-<file path=customXml/itemProps2.xml><?xml version="1.0" encoding="utf-8"?>
-<ds:datastoreItem xmlns:ds="http://schemas.openxmlformats.org/officeDocument/2006/customXml" ds:itemID="{9C46D67E-02BF-4E37-8EF1-2391CC03D27F}">
+<file path=customXml/itemProps3.xml><?xml version="1.0" encoding="utf-8"?>
+<ds:datastoreItem xmlns:ds="http://schemas.openxmlformats.org/officeDocument/2006/customXml" ds:itemID="{A8BEE9C3-75AD-4607-B106-1B44B05722EA}">
   <ds:schemaRefs>
-    <ds:schemaRef ds:uri="http://schemas.openxmlformats.org/officeDocument/2006/bibliography"/>
+    <ds:schemaRef ds:uri="http://schemas.microsoft.com/sharepoint/v3/contenttype/forms"/>
   </ds:schemaRefs>
 </ds:datastoreItem>
 </file>
 
-<file path=customXml/itemProps3.xml><?xml version="1.0" encoding="utf-8"?>
+<file path=customXml/itemProps4.xml><?xml version="1.0" encoding="utf-8"?>
 <ds:datastoreItem xmlns:ds="http://schemas.openxmlformats.org/officeDocument/2006/customXml" ds:itemID="{F22FBF9B-697C-4384-8BA9-D9CACC814933}">
   <ds:schemaRefs>
     <ds:schemaRef ds:uri="http://schemas.microsoft.com/office/2006/metadata/contentType"/>
@@ -17800,12 +18150,4 @@
     <ds:schemaRef ds:uri="http://schemas.microsoft.com/internal/obd"/>
   </ds:schemaRefs>
 </ds:datastoreItem>
-</file>
-
-<file path=customXml/itemProps4.xml><?xml version="1.0" encoding="utf-8"?>
-<ds:datastoreItem xmlns:ds="http://schemas.openxmlformats.org/officeDocument/2006/customXml" ds:itemID="{A8BEE9C3-75AD-4607-B106-1B44B05722EA}">
-  <ds:schemaRefs>
-    <ds:schemaRef ds:uri="http://schemas.microsoft.com/sharepoint/v3/contenttype/forms"/>
-  </ds:schemaRefs>
-</ds:datastoreItem>
 </file>
--- a/docs/client_analysis/report_APS.docx
+++ b/docs/client_analysis/report_APS.docx
@@ -6589,7 +6589,7 @@
           <w:noProof/>
         </w:rPr>
         <w:drawing>
-          <wp:inline distT="0" distB="0" distL="0" distR="0" wp14:anchorId="68B4EA67" wp14:editId="36721E6E">
+          <wp:inline distT="0" distB="0" distL="0" distR="0" wp14:anchorId="68B4EA67" wp14:editId="1245F8CF">
             <wp:extent cx="5226685" cy="3020060"/>
             <wp:effectExtent l="19050" t="19050" r="12065" b="27940"/>
             <wp:docPr id="1965649793" name="Imagem 6" descr="Uma imagem com texto, mapa, captura de ecrã, diagrama&#10;&#10;Os conteúdos gerados por IA podem estar incorretos."/>
@@ -9141,6 +9141,24 @@
         <w:t>II.3 Controlo e Sistemas de informação</w:t>
       </w:r>
       <w:bookmarkEnd w:id="25"/>
+      <w:r>
+        <w:t xml:space="preserve"> </w:t>
+      </w:r>
+      <w:r>
+        <w:t xml:space="preserve">--- </w:t>
+      </w:r>
+      <w:r>
+        <w:rPr>
+          <w:color w:val="EE0000"/>
+        </w:rPr>
+        <w:t>(</w:t>
+      </w:r>
+      <w:r>
+        <w:rPr>
+          <w:color w:val="EE0000"/>
+        </w:rPr>
+        <w:t>3.7.1 a 3.7.3)</w:t>
+      </w:r>
     </w:p>
     <w:p/>
     <w:p/>
@@ -9159,6 +9177,42 @@
         <w:t>4 Direção e Gestão de Pessoas</w:t>
       </w:r>
       <w:bookmarkEnd w:id="26"/>
+      <w:r>
+        <w:t xml:space="preserve"> </w:t>
+      </w:r>
+      <w:r>
+        <w:t xml:space="preserve">--- </w:t>
+      </w:r>
+      <w:r>
+        <w:rPr>
+          <w:color w:val="EE0000"/>
+        </w:rPr>
+        <w:t>(3.7.</w:t>
+      </w:r>
+      <w:r>
+        <w:rPr>
+          <w:color w:val="EE0000"/>
+        </w:rPr>
+        <w:t>4</w:t>
+      </w:r>
+      <w:r>
+        <w:rPr>
+          <w:color w:val="EE0000"/>
+        </w:rPr>
+        <w:t xml:space="preserve"> a 3.7.</w:t>
+      </w:r>
+      <w:r>
+        <w:rPr>
+          <w:color w:val="EE0000"/>
+        </w:rPr>
+        <w:t>6</w:t>
+      </w:r>
+      <w:r>
+        <w:rPr>
+          <w:color w:val="EE0000"/>
+        </w:rPr>
+        <w:t>)</w:t>
+      </w:r>
     </w:p>
     <w:p/>
     <w:p/>
@@ -9171,6 +9225,30 @@
         <w:t>II.5 Promoção da produtividade</w:t>
       </w:r>
       <w:bookmarkEnd w:id="27"/>
+      <w:r>
+        <w:t xml:space="preserve"> </w:t>
+      </w:r>
+      <w:r>
+        <w:t xml:space="preserve">--- </w:t>
+      </w:r>
+      <w:r>
+        <w:rPr>
+          <w:color w:val="EE0000"/>
+        </w:rPr>
+        <w:t>(3.7.</w:t>
+      </w:r>
+      <w:r>
+        <w:rPr>
+          <w:color w:val="EE0000"/>
+        </w:rPr>
+        <w:t>8</w:t>
+      </w:r>
+      <w:r>
+        <w:rPr>
+          <w:color w:val="EE0000"/>
+        </w:rPr>
+        <w:t>)</w:t>
+      </w:r>
     </w:p>
     <w:p/>
     <w:p/>
@@ -9183,6 +9261,54 @@
         <w:t>II.6 Economia circular</w:t>
       </w:r>
       <w:bookmarkEnd w:id="28"/>
+      <w:r>
+        <w:t xml:space="preserve"> </w:t>
+      </w:r>
+      <w:r>
+        <w:t xml:space="preserve">--- </w:t>
+      </w:r>
+      <w:r>
+        <w:rPr>
+          <w:color w:val="EE0000"/>
+        </w:rPr>
+        <w:t>(3.7.</w:t>
+      </w:r>
+      <w:r>
+        <w:rPr>
+          <w:color w:val="EE0000"/>
+        </w:rPr>
+        <w:t>7</w:t>
+      </w:r>
+      <w:r>
+        <w:rPr>
+          <w:color w:val="EE0000"/>
+        </w:rPr>
+        <w:t xml:space="preserve"> </w:t>
+      </w:r>
+      <w:r>
+        <w:rPr>
+          <w:color w:val="EE0000"/>
+        </w:rPr>
+        <w:t>/</w:t>
+      </w:r>
+      <w:r>
+        <w:rPr>
+          <w:color w:val="EE0000"/>
+        </w:rPr>
+        <w:t xml:space="preserve"> 3.7.</w:t>
+      </w:r>
+      <w:r>
+        <w:rPr>
+          <w:color w:val="EE0000"/>
+        </w:rPr>
+        <w:t>9</w:t>
+      </w:r>
+      <w:r>
+        <w:rPr>
+          <w:color w:val="EE0000"/>
+        </w:rPr>
+        <w:t>)</w:t>
+      </w:r>
     </w:p>
     <w:p/>
     <w:p/>
@@ -17061,6 +17187,7 @@
   <w:style w:type="character" w:default="1" w:styleId="Tipodeletrapredefinidodopargrafo">
     <w:name w:val="Default Paragraph Font"/>
     <w:uiPriority w:val="1"/>
+    <w:semiHidden/>
     <w:unhideWhenUsed/>
   </w:style>
   <w:style w:type="table" w:default="1" w:styleId="Tabelanormal">
@@ -17922,10 +18049,6 @@
 </file>
 
 <file path=customXml/item1.xml><?xml version="1.0" encoding="utf-8"?>
-<b:Sources xmlns:b="http://schemas.openxmlformats.org/officeDocument/2006/bibliography" xmlns="http://schemas.openxmlformats.org/officeDocument/2006/bibliography" SelectedStyle="\APA.XSL" StyleName="APA"/>
-</file>
-
-<file path=customXml/item2.xml><?xml version="1.0" encoding="utf-8"?>
 <p:properties xmlns:p="http://schemas.microsoft.com/office/2006/metadata/properties" xmlns:xsi="http://www.w3.org/2001/XMLSchema-instance" xmlns:pc="http://schemas.microsoft.com/office/infopath/2007/PartnerControls">
   <documentManagement>
     <NotebookType xmlns="6e977478-40fc-4c96-9b59-58f9adc62218" xsi:nil="true"/>
@@ -17937,16 +18060,11 @@
 </p:properties>
 </file>
 
-<file path=customXml/item3.xml><?xml version="1.0" encoding="utf-8"?>
-<?mso-contentType ?>
-<FormTemplates xmlns="http://schemas.microsoft.com/sharepoint/v3/contenttype/forms">
-  <Display>DocumentLibraryForm</Display>
-  <Edit>DocumentLibraryForm</Edit>
-  <New>DocumentLibraryForm</New>
-</FormTemplates>
+<file path=customXml/item2.xml><?xml version="1.0" encoding="utf-8"?>
+<b:Sources xmlns:b="http://schemas.openxmlformats.org/officeDocument/2006/bibliography" xmlns="http://schemas.openxmlformats.org/officeDocument/2006/bibliography" SelectedStyle="\APA.XSL" StyleName="APA"/>
 </file>
 
-<file path=customXml/item4.xml><?xml version="1.0" encoding="utf-8"?>
+<file path=customXml/item3.xml><?xml version="1.0" encoding="utf-8"?>
 <ct:contentTypeSchema xmlns:ct="http://schemas.microsoft.com/office/2006/metadata/contentType" xmlns:ma="http://schemas.microsoft.com/office/2006/metadata/properties/metaAttributes" ct:_="" ma:_="" ma:contentTypeName="Documento" ma:contentTypeID="0x0101008F0F40A57A4B4943AE5F0D22A00E6876" ma:contentTypeVersion="7" ma:contentTypeDescription="Criar um novo documento." ma:contentTypeScope="" ma:versionID="0777f9d8bcaf4fa9f3f247f35de05543">
   <xsd:schema xmlns:xsd="http://www.w3.org/2001/XMLSchema" xmlns:xs="http://www.w3.org/2001/XMLSchema" xmlns:p="http://schemas.microsoft.com/office/2006/metadata/properties" xmlns:ns2="6e977478-40fc-4c96-9b59-58f9adc62218" targetNamespace="http://schemas.microsoft.com/office/2006/metadata/properties" ma:root="true" ma:fieldsID="6e1588d9447c950b5d06efd32159bf41" ns2:_="">
     <xsd:import namespace="6e977478-40fc-4c96-9b59-58f9adc62218"/>
@@ -18108,15 +18226,16 @@
 </ct:contentTypeSchema>
 </file>
 
-<file path=customXml/itemProps1.xml><?xml version="1.0" encoding="utf-8"?>
-<ds:datastoreItem xmlns:ds="http://schemas.openxmlformats.org/officeDocument/2006/customXml" ds:itemID="{9C46D67E-02BF-4E37-8EF1-2391CC03D27F}">
-  <ds:schemaRefs>
-    <ds:schemaRef ds:uri="http://schemas.openxmlformats.org/officeDocument/2006/bibliography"/>
-  </ds:schemaRefs>
-</ds:datastoreItem>
+<file path=customXml/item4.xml><?xml version="1.0" encoding="utf-8"?>
+<?mso-contentType ?>
+<FormTemplates xmlns="http://schemas.microsoft.com/sharepoint/v3/contenttype/forms">
+  <Display>DocumentLibraryForm</Display>
+  <Edit>DocumentLibraryForm</Edit>
+  <New>DocumentLibraryForm</New>
+</FormTemplates>
 </file>
 
-<file path=customXml/itemProps2.xml><?xml version="1.0" encoding="utf-8"?>
+<file path=customXml/itemProps1.xml><?xml version="1.0" encoding="utf-8"?>
 <ds:datastoreItem xmlns:ds="http://schemas.openxmlformats.org/officeDocument/2006/customXml" ds:itemID="{A02BD9CC-6025-4F76-BD90-0F1427CF0A06}">
   <ds:schemaRefs>
     <ds:schemaRef ds:uri="http://schemas.microsoft.com/office/2006/metadata/properties"/>
@@ -18126,15 +18245,15 @@
 </ds:datastoreItem>
 </file>
 
-<file path=customXml/itemProps3.xml><?xml version="1.0" encoding="utf-8"?>
-<ds:datastoreItem xmlns:ds="http://schemas.openxmlformats.org/officeDocument/2006/customXml" ds:itemID="{A8BEE9C3-75AD-4607-B106-1B44B05722EA}">
+<file path=customXml/itemProps2.xml><?xml version="1.0" encoding="utf-8"?>
+<ds:datastoreItem xmlns:ds="http://schemas.openxmlformats.org/officeDocument/2006/customXml" ds:itemID="{9C46D67E-02BF-4E37-8EF1-2391CC03D27F}">
   <ds:schemaRefs>
-    <ds:schemaRef ds:uri="http://schemas.microsoft.com/sharepoint/v3/contenttype/forms"/>
+    <ds:schemaRef ds:uri="http://schemas.openxmlformats.org/officeDocument/2006/bibliography"/>
   </ds:schemaRefs>
 </ds:datastoreItem>
 </file>
 
-<file path=customXml/itemProps4.xml><?xml version="1.0" encoding="utf-8"?>
+<file path=customXml/itemProps3.xml><?xml version="1.0" encoding="utf-8"?>
 <ds:datastoreItem xmlns:ds="http://schemas.openxmlformats.org/officeDocument/2006/customXml" ds:itemID="{F22FBF9B-697C-4384-8BA9-D9CACC814933}">
   <ds:schemaRefs>
     <ds:schemaRef ds:uri="http://schemas.microsoft.com/office/2006/metadata/contentType"/>
@@ -18150,4 +18269,12 @@
     <ds:schemaRef ds:uri="http://schemas.microsoft.com/internal/obd"/>
   </ds:schemaRefs>
 </ds:datastoreItem>
+</file>
+
+<file path=customXml/itemProps4.xml><?xml version="1.0" encoding="utf-8"?>
+<ds:datastoreItem xmlns:ds="http://schemas.openxmlformats.org/officeDocument/2006/customXml" ds:itemID="{A8BEE9C3-75AD-4607-B106-1B44B05722EA}">
+  <ds:schemaRefs>
+    <ds:schemaRef ds:uri="http://schemas.microsoft.com/sharepoint/v3/contenttype/forms"/>
+  </ds:schemaRefs>
+</ds:datastoreItem>
 </file>
--- a/docs/client_analysis/report_APS.docx
+++ b/docs/client_analysis/report_APS.docx
@@ -614,7 +614,7 @@
           <w:r>
             <w:fldChar w:fldCharType="separate"/>
           </w:r>
-          <w:hyperlink w:anchor="_Toc212402196" w:history="1">
+          <w:hyperlink w:anchor="_Toc214372229" w:history="1">
             <w:r>
               <w:rPr>
                 <w:rStyle w:val="Hiperligao"/>
@@ -642,7 +642,7 @@
                 <w:noProof/>
                 <w:webHidden/>
               </w:rPr>
-              <w:instrText xml:space="preserve"> PAGEREF _Toc212402196 \h </w:instrText>
+              <w:instrText xml:space="preserve"> PAGEREF _Toc214372229 \h </w:instrText>
             </w:r>
             <w:r>
               <w:rPr>
@@ -687,7 +687,7 @@
               <w14:ligatures w14:val="standardContextual"/>
             </w:rPr>
           </w:pPr>
-          <w:hyperlink w:anchor="_Toc212402197" w:history="1">
+          <w:hyperlink w:anchor="_Toc214372230" w:history="1">
             <w:r>
               <w:rPr>
                 <w:rStyle w:val="Hiperligao"/>
@@ -715,7 +715,7 @@
                 <w:noProof/>
                 <w:webHidden/>
               </w:rPr>
-              <w:instrText xml:space="preserve"> PAGEREF _Toc212402197 \h </w:instrText>
+              <w:instrText xml:space="preserve"> PAGEREF _Toc214372230 \h </w:instrText>
             </w:r>
             <w:r>
               <w:rPr>
@@ -760,7 +760,7 @@
               <w14:ligatures w14:val="standardContextual"/>
             </w:rPr>
           </w:pPr>
-          <w:hyperlink w:anchor="_Toc212402198" w:history="1">
+          <w:hyperlink w:anchor="_Toc214372231" w:history="1">
             <w:r>
               <w:rPr>
                 <w:rStyle w:val="Hiperligao"/>
@@ -787,7 +787,7 @@
                 <w:noProof/>
                 <w:webHidden/>
               </w:rPr>
-              <w:instrText xml:space="preserve"> PAGEREF _Toc212402198 \h </w:instrText>
+              <w:instrText xml:space="preserve"> PAGEREF _Toc214372231 \h </w:instrText>
             </w:r>
             <w:r>
               <w:rPr>
@@ -832,7 +832,7 @@
               <w14:ligatures w14:val="standardContextual"/>
             </w:rPr>
           </w:pPr>
-          <w:hyperlink w:anchor="_Toc212402199" w:history="1">
+          <w:hyperlink w:anchor="_Toc214372232" w:history="1">
             <w:r>
               <w:rPr>
                 <w:rStyle w:val="Hiperligao"/>
@@ -859,7 +859,7 @@
                 <w:noProof/>
                 <w:webHidden/>
               </w:rPr>
-              <w:instrText xml:space="preserve"> PAGEREF _Toc212402199 \h </w:instrText>
+              <w:instrText xml:space="preserve"> PAGEREF _Toc214372232 \h </w:instrText>
             </w:r>
             <w:r>
               <w:rPr>
@@ -904,7 +904,7 @@
               <w14:ligatures w14:val="standardContextual"/>
             </w:rPr>
           </w:pPr>
-          <w:hyperlink w:anchor="_Toc212402200" w:history="1">
+          <w:hyperlink w:anchor="_Toc214372233" w:history="1">
             <w:r>
               <w:rPr>
                 <w:rStyle w:val="Hiperligao"/>
@@ -931,7 +931,7 @@
                 <w:noProof/>
                 <w:webHidden/>
               </w:rPr>
-              <w:instrText xml:space="preserve"> PAGEREF _Toc212402200 \h </w:instrText>
+              <w:instrText xml:space="preserve"> PAGEREF _Toc214372233 \h </w:instrText>
             </w:r>
             <w:r>
               <w:rPr>
@@ -976,7 +976,7 @@
               <w14:ligatures w14:val="standardContextual"/>
             </w:rPr>
           </w:pPr>
-          <w:hyperlink w:anchor="_Toc212402201" w:history="1">
+          <w:hyperlink w:anchor="_Toc214372234" w:history="1">
             <w:r>
               <w:rPr>
                 <w:rStyle w:val="Hiperligao"/>
@@ -1005,7 +1005,7 @@
                 <w:noProof/>
                 <w:webHidden/>
               </w:rPr>
-              <w:instrText xml:space="preserve"> PAGEREF _Toc212402201 \h </w:instrText>
+              <w:instrText xml:space="preserve"> PAGEREF _Toc214372234 \h </w:instrText>
             </w:r>
             <w:r>
               <w:rPr>
@@ -1050,7 +1050,7 @@
               <w14:ligatures w14:val="standardContextual"/>
             </w:rPr>
           </w:pPr>
-          <w:hyperlink w:anchor="_Toc212402202" w:history="1">
+          <w:hyperlink w:anchor="_Toc214372235" w:history="1">
             <w:r>
               <w:rPr>
                 <w:rStyle w:val="Hiperligao"/>
@@ -1079,7 +1079,7 @@
                 <w:noProof/>
                 <w:webHidden/>
               </w:rPr>
-              <w:instrText xml:space="preserve"> PAGEREF _Toc212402202 \h </w:instrText>
+              <w:instrText xml:space="preserve"> PAGEREF _Toc214372235 \h </w:instrText>
             </w:r>
             <w:r>
               <w:rPr>
@@ -1124,7 +1124,7 @@
               <w14:ligatures w14:val="standardContextual"/>
             </w:rPr>
           </w:pPr>
-          <w:hyperlink w:anchor="_Toc212402203" w:history="1">
+          <w:hyperlink w:anchor="_Toc214372236" w:history="1">
             <w:r>
               <w:rPr>
                 <w:rStyle w:val="Hiperligao"/>
@@ -1153,7 +1153,7 @@
                 <w:noProof/>
                 <w:webHidden/>
               </w:rPr>
-              <w:instrText xml:space="preserve"> PAGEREF _Toc212402203 \h </w:instrText>
+              <w:instrText xml:space="preserve"> PAGEREF _Toc214372236 \h </w:instrText>
             </w:r>
             <w:r>
               <w:rPr>
@@ -1198,7 +1198,7 @@
               <w14:ligatures w14:val="standardContextual"/>
             </w:rPr>
           </w:pPr>
-          <w:hyperlink w:anchor="_Toc212402204" w:history="1">
+          <w:hyperlink w:anchor="_Toc214372237" w:history="1">
             <w:r>
               <w:rPr>
                 <w:rStyle w:val="Hiperligao"/>
@@ -1227,7 +1227,7 @@
                 <w:noProof/>
                 <w:webHidden/>
               </w:rPr>
-              <w:instrText xml:space="preserve"> PAGEREF _Toc212402204 \h </w:instrText>
+              <w:instrText xml:space="preserve"> PAGEREF _Toc214372237 \h </w:instrText>
             </w:r>
             <w:r>
               <w:rPr>
@@ -1272,7 +1272,7 @@
               <w14:ligatures w14:val="standardContextual"/>
             </w:rPr>
           </w:pPr>
-          <w:hyperlink w:anchor="_Toc212402205" w:history="1">
+          <w:hyperlink w:anchor="_Toc214372238" w:history="1">
             <w:r>
               <w:rPr>
                 <w:rStyle w:val="Hiperligao"/>
@@ -1301,7 +1301,7 @@
                 <w:noProof/>
                 <w:webHidden/>
               </w:rPr>
-              <w:instrText xml:space="preserve"> PAGEREF _Toc212402205 \h </w:instrText>
+              <w:instrText xml:space="preserve"> PAGEREF _Toc214372238 \h </w:instrText>
             </w:r>
             <w:r>
               <w:rPr>
@@ -1346,7 +1346,7 @@
               <w14:ligatures w14:val="standardContextual"/>
             </w:rPr>
           </w:pPr>
-          <w:hyperlink w:anchor="_Toc212402206" w:history="1">
+          <w:hyperlink w:anchor="_Toc214372239" w:history="1">
             <w:r>
               <w:rPr>
                 <w:rStyle w:val="Hiperligao"/>
@@ -1373,7 +1373,7 @@
                 <w:noProof/>
                 <w:webHidden/>
               </w:rPr>
-              <w:instrText xml:space="preserve"> PAGEREF _Toc212402206 \h </w:instrText>
+              <w:instrText xml:space="preserve"> PAGEREF _Toc214372239 \h </w:instrText>
             </w:r>
             <w:r>
               <w:rPr>
@@ -1418,7 +1418,7 @@
               <w14:ligatures w14:val="standardContextual"/>
             </w:rPr>
           </w:pPr>
-          <w:hyperlink w:anchor="_Toc212402207" w:history="1">
+          <w:hyperlink w:anchor="_Toc214372240" w:history="1">
             <w:r>
               <w:rPr>
                 <w:rStyle w:val="Hiperligao"/>
@@ -1445,7 +1445,7 @@
                 <w:noProof/>
                 <w:webHidden/>
               </w:rPr>
-              <w:instrText xml:space="preserve"> PAGEREF _Toc212402207 \h </w:instrText>
+              <w:instrText xml:space="preserve"> PAGEREF _Toc214372240 \h </w:instrText>
             </w:r>
             <w:r>
               <w:rPr>
@@ -1490,7 +1490,7 @@
               <w14:ligatures w14:val="standardContextual"/>
             </w:rPr>
           </w:pPr>
-          <w:hyperlink w:anchor="_Toc212402208" w:history="1">
+          <w:hyperlink w:anchor="_Toc214372241" w:history="1">
             <w:r>
               <w:rPr>
                 <w:rStyle w:val="Hiperligao"/>
@@ -1519,7 +1519,7 @@
                 <w:noProof/>
                 <w:webHidden/>
               </w:rPr>
-              <w:instrText xml:space="preserve"> PAGEREF _Toc212402208 \h </w:instrText>
+              <w:instrText xml:space="preserve"> PAGEREF _Toc214372241 \h </w:instrText>
             </w:r>
             <w:r>
               <w:rPr>
@@ -1564,7 +1564,7 @@
               <w14:ligatures w14:val="standardContextual"/>
             </w:rPr>
           </w:pPr>
-          <w:hyperlink w:anchor="_Toc212402209" w:history="1">
+          <w:hyperlink w:anchor="_Toc214372242" w:history="1">
             <w:r>
               <w:rPr>
                 <w:rStyle w:val="Hiperligao"/>
@@ -1593,7 +1593,7 @@
                 <w:noProof/>
                 <w:webHidden/>
               </w:rPr>
-              <w:instrText xml:space="preserve"> PAGEREF _Toc212402209 \h </w:instrText>
+              <w:instrText xml:space="preserve"> PAGEREF _Toc214372242 \h </w:instrText>
             </w:r>
             <w:r>
               <w:rPr>
@@ -1638,7 +1638,7 @@
               <w14:ligatures w14:val="standardContextual"/>
             </w:rPr>
           </w:pPr>
-          <w:hyperlink w:anchor="_Toc212402210" w:history="1">
+          <w:hyperlink w:anchor="_Toc214372243" w:history="1">
             <w:r>
               <w:rPr>
                 <w:rStyle w:val="Hiperligao"/>
@@ -1665,7 +1665,7 @@
                 <w:noProof/>
                 <w:webHidden/>
               </w:rPr>
-              <w:instrText xml:space="preserve"> PAGEREF _Toc212402210 \h </w:instrText>
+              <w:instrText xml:space="preserve"> PAGEREF _Toc214372243 \h </w:instrText>
             </w:r>
             <w:r>
               <w:rPr>
@@ -1710,7 +1710,7 @@
               <w14:ligatures w14:val="standardContextual"/>
             </w:rPr>
           </w:pPr>
-          <w:hyperlink w:anchor="_Toc212402211" w:history="1">
+          <w:hyperlink w:anchor="_Toc214372244" w:history="1">
             <w:r>
               <w:rPr>
                 <w:rStyle w:val="Hiperligao"/>
@@ -1739,7 +1739,7 @@
                 <w:noProof/>
                 <w:webHidden/>
               </w:rPr>
-              <w:instrText xml:space="preserve"> PAGEREF _Toc212402211 \h </w:instrText>
+              <w:instrText xml:space="preserve"> PAGEREF _Toc214372244 \h </w:instrText>
             </w:r>
             <w:r>
               <w:rPr>
@@ -1784,7 +1784,7 @@
               <w14:ligatures w14:val="standardContextual"/>
             </w:rPr>
           </w:pPr>
-          <w:hyperlink w:anchor="_Toc212402212" w:history="1">
+          <w:hyperlink w:anchor="_Toc214372245" w:history="1">
             <w:r>
               <w:rPr>
                 <w:rStyle w:val="Hiperligao"/>
@@ -1813,7 +1813,7 @@
                 <w:noProof/>
                 <w:webHidden/>
               </w:rPr>
-              <w:instrText xml:space="preserve"> PAGEREF _Toc212402212 \h </w:instrText>
+              <w:instrText xml:space="preserve"> PAGEREF _Toc214372245 \h </w:instrText>
             </w:r>
             <w:r>
               <w:rPr>
@@ -1858,7 +1858,7 @@
               <w14:ligatures w14:val="standardContextual"/>
             </w:rPr>
           </w:pPr>
-          <w:hyperlink w:anchor="_Toc212402213" w:history="1">
+          <w:hyperlink w:anchor="_Toc214372246" w:history="1">
             <w:r>
               <w:rPr>
                 <w:rStyle w:val="Hiperligao"/>
@@ -1887,7 +1887,7 @@
                 <w:noProof/>
                 <w:webHidden/>
               </w:rPr>
-              <w:instrText xml:space="preserve"> PAGEREF _Toc212402213 \h </w:instrText>
+              <w:instrText xml:space="preserve"> PAGEREF _Toc214372246 \h </w:instrText>
             </w:r>
             <w:r>
               <w:rPr>
@@ -1907,7 +1907,7 @@
                 <w:noProof/>
                 <w:webHidden/>
               </w:rPr>
-              <w:t>12</w:t>
+              <w:t>13</w:t>
             </w:r>
             <w:r>
               <w:rPr>
@@ -1932,7 +1932,7 @@
               <w14:ligatures w14:val="standardContextual"/>
             </w:rPr>
           </w:pPr>
-          <w:hyperlink w:anchor="_Toc212402214" w:history="1">
+          <w:hyperlink w:anchor="_Toc214372247" w:history="1">
             <w:r>
               <w:rPr>
                 <w:rStyle w:val="Hiperligao"/>
@@ -1961,7 +1961,7 @@
                 <w:noProof/>
                 <w:webHidden/>
               </w:rPr>
-              <w:instrText xml:space="preserve"> PAGEREF _Toc212402214 \h </w:instrText>
+              <w:instrText xml:space="preserve"> PAGEREF _Toc214372247 \h </w:instrText>
             </w:r>
             <w:r>
               <w:rPr>
@@ -2006,13 +2006,13 @@
               <w14:ligatures w14:val="standardContextual"/>
             </w:rPr>
           </w:pPr>
-          <w:hyperlink w:anchor="_Toc212402215" w:history="1">
+          <w:hyperlink w:anchor="_Toc214372248" w:history="1">
             <w:r>
               <w:rPr>
                 <w:rStyle w:val="Hiperligao"/>
                 <w:noProof/>
               </w:rPr>
-              <w:t>II.3 Controlo e Sistemas de informação</w:t>
+              <w:t>II.3 Controlo e Sistemas de informação --- (3.7.1 a 3.7.3)</w:t>
             </w:r>
             <w:r>
               <w:rPr>
@@ -2033,7 +2033,7 @@
                 <w:noProof/>
                 <w:webHidden/>
               </w:rPr>
-              <w:instrText xml:space="preserve"> PAGEREF _Toc212402215 \h </w:instrText>
+              <w:instrText xml:space="preserve"> PAGEREF _Toc214372248 \h </w:instrText>
             </w:r>
             <w:r>
               <w:rPr>
@@ -2078,13 +2078,13 @@
               <w14:ligatures w14:val="standardContextual"/>
             </w:rPr>
           </w:pPr>
-          <w:hyperlink w:anchor="_Toc212402216" w:history="1">
+          <w:hyperlink w:anchor="_Toc214372249" w:history="1">
             <w:r>
               <w:rPr>
                 <w:rStyle w:val="Hiperligao"/>
                 <w:noProof/>
               </w:rPr>
-              <w:t>II. 4 Direção e Gestão de Pessoas</w:t>
+              <w:t>II. 4 Direção e Gestão de Pessoas --- (3.7.4 a 3.7.6)</w:t>
             </w:r>
             <w:r>
               <w:rPr>
@@ -2105,7 +2105,7 @@
                 <w:noProof/>
                 <w:webHidden/>
               </w:rPr>
-              <w:instrText xml:space="preserve"> PAGEREF _Toc212402216 \h </w:instrText>
+              <w:instrText xml:space="preserve"> PAGEREF _Toc214372249 \h </w:instrText>
             </w:r>
             <w:r>
               <w:rPr>
@@ -2150,13 +2150,13 @@
               <w14:ligatures w14:val="standardContextual"/>
             </w:rPr>
           </w:pPr>
-          <w:hyperlink w:anchor="_Toc212402217" w:history="1">
+          <w:hyperlink w:anchor="_Toc214372250" w:history="1">
             <w:r>
               <w:rPr>
                 <w:rStyle w:val="Hiperligao"/>
                 <w:noProof/>
               </w:rPr>
-              <w:t>II.5 Promoção da produtividade</w:t>
+              <w:t>II.5 Promoção da produtividade --- (3.7.8)</w:t>
             </w:r>
             <w:r>
               <w:rPr>
@@ -2177,7 +2177,7 @@
                 <w:noProof/>
                 <w:webHidden/>
               </w:rPr>
-              <w:instrText xml:space="preserve"> PAGEREF _Toc212402217 \h </w:instrText>
+              <w:instrText xml:space="preserve"> PAGEREF _Toc214372250 \h </w:instrText>
             </w:r>
             <w:r>
               <w:rPr>
@@ -2222,13 +2222,13 @@
               <w14:ligatures w14:val="standardContextual"/>
             </w:rPr>
           </w:pPr>
-          <w:hyperlink w:anchor="_Toc212402218" w:history="1">
+          <w:hyperlink w:anchor="_Toc214372251" w:history="1">
             <w:r>
               <w:rPr>
                 <w:rStyle w:val="Hiperligao"/>
                 <w:noProof/>
               </w:rPr>
-              <w:t>II.6 Economia circular</w:t>
+              <w:t>II.6 Economia circular --- (3.7.7 / 3.7.9)</w:t>
             </w:r>
             <w:r>
               <w:rPr>
@@ -2249,7 +2249,7 @@
                 <w:noProof/>
                 <w:webHidden/>
               </w:rPr>
-              <w:instrText xml:space="preserve"> PAGEREF _Toc212402218 \h </w:instrText>
+              <w:instrText xml:space="preserve"> PAGEREF _Toc214372251 \h </w:instrText>
             </w:r>
             <w:r>
               <w:rPr>
@@ -2294,7 +2294,7 @@
               <w14:ligatures w14:val="standardContextual"/>
             </w:rPr>
           </w:pPr>
-          <w:hyperlink w:anchor="_Toc212402219" w:history="1">
+          <w:hyperlink w:anchor="_Toc214372252" w:history="1">
             <w:r>
               <w:rPr>
                 <w:rStyle w:val="Hiperligao"/>
@@ -2321,7 +2321,7 @@
                 <w:noProof/>
                 <w:webHidden/>
               </w:rPr>
-              <w:instrText xml:space="preserve"> PAGEREF _Toc212402219 \h </w:instrText>
+              <w:instrText xml:space="preserve"> PAGEREF _Toc214372252 \h </w:instrText>
             </w:r>
             <w:r>
               <w:rPr>
@@ -2366,7 +2366,7 @@
               <w14:ligatures w14:val="standardContextual"/>
             </w:rPr>
           </w:pPr>
-          <w:hyperlink w:anchor="_Toc212402220" w:history="1">
+          <w:hyperlink w:anchor="_Toc214372253" w:history="1">
             <w:r>
               <w:rPr>
                 <w:rStyle w:val="Hiperligao"/>
@@ -2393,7 +2393,7 @@
                 <w:noProof/>
                 <w:webHidden/>
               </w:rPr>
-              <w:instrText xml:space="preserve"> PAGEREF _Toc212402220 \h </w:instrText>
+              <w:instrText xml:space="preserve"> PAGEREF _Toc214372253 \h </w:instrText>
             </w:r>
             <w:r>
               <w:rPr>
@@ -2413,7 +2413,7 @@
                 <w:noProof/>
                 <w:webHidden/>
               </w:rPr>
-              <w:t>15</w:t>
+              <w:t>16</w:t>
             </w:r>
             <w:r>
               <w:rPr>
@@ -2438,7 +2438,7 @@
               <w14:ligatures w14:val="standardContextual"/>
             </w:rPr>
           </w:pPr>
-          <w:hyperlink w:anchor="_Toc212402221" w:history="1">
+          <w:hyperlink w:anchor="_Toc214372254" w:history="1">
             <w:r>
               <w:rPr>
                 <w:rStyle w:val="Hiperligao"/>
@@ -2465,7 +2465,7 @@
                 <w:noProof/>
                 <w:webHidden/>
               </w:rPr>
-              <w:instrText xml:space="preserve"> PAGEREF _Toc212402221 \h </w:instrText>
+              <w:instrText xml:space="preserve"> PAGEREF _Toc214372254 \h </w:instrText>
             </w:r>
             <w:r>
               <w:rPr>
@@ -2510,7 +2510,7 @@
               <w14:ligatures w14:val="standardContextual"/>
             </w:rPr>
           </w:pPr>
-          <w:hyperlink w:anchor="_Toc212402222" w:history="1">
+          <w:hyperlink w:anchor="_Toc214372255" w:history="1">
             <w:r>
               <w:rPr>
                 <w:rStyle w:val="Hiperligao"/>
@@ -2537,7 +2537,7 @@
                 <w:noProof/>
                 <w:webHidden/>
               </w:rPr>
-              <w:instrText xml:space="preserve"> PAGEREF _Toc212402222 \h </w:instrText>
+              <w:instrText xml:space="preserve"> PAGEREF _Toc214372255 \h </w:instrText>
             </w:r>
             <w:r>
               <w:rPr>
@@ -2582,7 +2582,7 @@
               <w14:ligatures w14:val="standardContextual"/>
             </w:rPr>
           </w:pPr>
-          <w:hyperlink w:anchor="_Toc212402223" w:history="1">
+          <w:hyperlink w:anchor="_Toc214372256" w:history="1">
             <w:r>
               <w:rPr>
                 <w:rStyle w:val="Hiperligao"/>
@@ -2609,7 +2609,7 @@
                 <w:noProof/>
                 <w:webHidden/>
               </w:rPr>
-              <w:instrText xml:space="preserve"> PAGEREF _Toc212402223 \h </w:instrText>
+              <w:instrText xml:space="preserve"> PAGEREF _Toc214372256 \h </w:instrText>
             </w:r>
             <w:r>
               <w:rPr>
@@ -2654,7 +2654,7 @@
               <w14:ligatures w14:val="standardContextual"/>
             </w:rPr>
           </w:pPr>
-          <w:hyperlink w:anchor="_Toc212402224" w:history="1">
+          <w:hyperlink w:anchor="_Toc214372257" w:history="1">
             <w:r>
               <w:rPr>
                 <w:rStyle w:val="Hiperligao"/>
@@ -2681,7 +2681,7 @@
                 <w:noProof/>
                 <w:webHidden/>
               </w:rPr>
-              <w:instrText xml:space="preserve"> PAGEREF _Toc212402224 \h </w:instrText>
+              <w:instrText xml:space="preserve"> PAGEREF _Toc214372257 \h </w:instrText>
             </w:r>
             <w:r>
               <w:rPr>
@@ -2726,7 +2726,7 @@
               <w14:ligatures w14:val="standardContextual"/>
             </w:rPr>
           </w:pPr>
-          <w:hyperlink w:anchor="_Toc212402225" w:history="1">
+          <w:hyperlink w:anchor="_Toc214372258" w:history="1">
             <w:r>
               <w:rPr>
                 <w:rStyle w:val="Hiperligao"/>
@@ -2753,7 +2753,7 @@
                 <w:noProof/>
                 <w:webHidden/>
               </w:rPr>
-              <w:instrText xml:space="preserve"> PAGEREF _Toc212402225 \h </w:instrText>
+              <w:instrText xml:space="preserve"> PAGEREF _Toc214372258 \h </w:instrText>
             </w:r>
             <w:r>
               <w:rPr>
@@ -2798,7 +2798,7 @@
               <w14:ligatures w14:val="standardContextual"/>
             </w:rPr>
           </w:pPr>
-          <w:hyperlink w:anchor="_Toc212402226" w:history="1">
+          <w:hyperlink w:anchor="_Toc214372259" w:history="1">
             <w:r>
               <w:rPr>
                 <w:rStyle w:val="Hiperligao"/>
@@ -2826,7 +2826,7 @@
                 <w:noProof/>
                 <w:webHidden/>
               </w:rPr>
-              <w:instrText xml:space="preserve"> PAGEREF _Toc212402226 \h </w:instrText>
+              <w:instrText xml:space="preserve"> PAGEREF _Toc214372259 \h </w:instrText>
             </w:r>
             <w:r>
               <w:rPr>
@@ -2846,7 +2846,7 @@
                 <w:noProof/>
                 <w:webHidden/>
               </w:rPr>
-              <w:t>18</w:t>
+              <w:t>19</w:t>
             </w:r>
             <w:r>
               <w:rPr>
@@ -2871,7 +2871,7 @@
               <w14:ligatures w14:val="standardContextual"/>
             </w:rPr>
           </w:pPr>
-          <w:hyperlink w:anchor="_Toc212402227" w:history="1">
+          <w:hyperlink w:anchor="_Toc214372260" w:history="1">
             <w:r>
               <w:rPr>
                 <w:rStyle w:val="Hiperligao"/>
@@ -2898,7 +2898,7 @@
                 <w:noProof/>
                 <w:webHidden/>
               </w:rPr>
-              <w:instrText xml:space="preserve"> PAGEREF _Toc212402227 \h </w:instrText>
+              <w:instrText xml:space="preserve"> PAGEREF _Toc214372260 \h </w:instrText>
             </w:r>
             <w:r>
               <w:rPr>
@@ -2918,7 +2918,7 @@
                 <w:noProof/>
                 <w:webHidden/>
               </w:rPr>
-              <w:t>18</w:t>
+              <w:t>19</w:t>
             </w:r>
             <w:r>
               <w:rPr>
@@ -2943,7 +2943,7 @@
               <w14:ligatures w14:val="standardContextual"/>
             </w:rPr>
           </w:pPr>
-          <w:hyperlink w:anchor="_Toc212402228" w:history="1">
+          <w:hyperlink w:anchor="_Toc214372261" w:history="1">
             <w:r>
               <w:rPr>
                 <w:rStyle w:val="Hiperligao"/>
@@ -2970,7 +2970,7 @@
                 <w:noProof/>
                 <w:webHidden/>
               </w:rPr>
-              <w:instrText xml:space="preserve"> PAGEREF _Toc212402228 \h </w:instrText>
+              <w:instrText xml:space="preserve"> PAGEREF _Toc214372261 \h </w:instrText>
             </w:r>
             <w:r>
               <w:rPr>
@@ -2990,7 +2990,7 @@
                 <w:noProof/>
                 <w:webHidden/>
               </w:rPr>
-              <w:t>22</w:t>
+              <w:t>23</w:t>
             </w:r>
             <w:r>
               <w:rPr>
@@ -3015,7 +3015,7 @@
               <w14:ligatures w14:val="standardContextual"/>
             </w:rPr>
           </w:pPr>
-          <w:hyperlink w:anchor="_Toc212402229" w:history="1">
+          <w:hyperlink w:anchor="_Toc214372262" w:history="1">
             <w:r>
               <w:rPr>
                 <w:rStyle w:val="Hiperligao"/>
@@ -3042,7 +3042,7 @@
                 <w:noProof/>
                 <w:webHidden/>
               </w:rPr>
-              <w:instrText xml:space="preserve"> PAGEREF _Toc212402229 \h </w:instrText>
+              <w:instrText xml:space="preserve"> PAGEREF _Toc214372262 \h </w:instrText>
             </w:r>
             <w:r>
               <w:rPr>
@@ -3087,7 +3087,7 @@
               <w14:ligatures w14:val="standardContextual"/>
             </w:rPr>
           </w:pPr>
-          <w:hyperlink w:anchor="_Toc212402230" w:history="1">
+          <w:hyperlink w:anchor="_Toc214372263" w:history="1">
             <w:r>
               <w:rPr>
                 <w:rStyle w:val="Hiperligao"/>
@@ -3116,7 +3116,7 @@
                 <w:noProof/>
                 <w:webHidden/>
               </w:rPr>
-              <w:instrText xml:space="preserve"> PAGEREF _Toc212402230 \h </w:instrText>
+              <w:instrText xml:space="preserve"> PAGEREF _Toc214372263 \h </w:instrText>
             </w:r>
             <w:r>
               <w:rPr>
@@ -3161,7 +3161,7 @@
               <w14:ligatures w14:val="standardContextual"/>
             </w:rPr>
           </w:pPr>
-          <w:hyperlink w:anchor="_Toc212402231" w:history="1">
+          <w:hyperlink w:anchor="_Toc214372264" w:history="1">
             <w:r>
               <w:rPr>
                 <w:rStyle w:val="Hiperligao"/>
@@ -3190,7 +3190,7 @@
                 <w:noProof/>
                 <w:webHidden/>
               </w:rPr>
-              <w:instrText xml:space="preserve"> PAGEREF _Toc212402231 \h </w:instrText>
+              <w:instrText xml:space="preserve"> PAGEREF _Toc214372264 \h </w:instrText>
             </w:r>
             <w:r>
               <w:rPr>
@@ -3235,7 +3235,7 @@
               <w14:ligatures w14:val="standardContextual"/>
             </w:rPr>
           </w:pPr>
-          <w:hyperlink w:anchor="_Toc212402232" w:history="1">
+          <w:hyperlink w:anchor="_Toc214372265" w:history="1">
             <w:r>
               <w:rPr>
                 <w:rStyle w:val="Hiperligao"/>
@@ -3264,7 +3264,7 @@
                 <w:noProof/>
                 <w:webHidden/>
               </w:rPr>
-              <w:instrText xml:space="preserve"> PAGEREF _Toc212402232 \h </w:instrText>
+              <w:instrText xml:space="preserve"> PAGEREF _Toc214372265 \h </w:instrText>
             </w:r>
             <w:r>
               <w:rPr>
@@ -3284,7 +3284,7 @@
                 <w:noProof/>
                 <w:webHidden/>
               </w:rPr>
-              <w:t>27</w:t>
+              <w:t>26</w:t>
             </w:r>
             <w:r>
               <w:rPr>
@@ -3341,7 +3341,7 @@
           <w:lang w:bidi="pt-PT"/>
         </w:rPr>
       </w:pPr>
-      <w:bookmarkStart w:id="4" w:name="_Toc212402196"/>
+      <w:bookmarkStart w:id="4" w:name="_Toc214372229"/>
       <w:r>
         <w:rPr>
           <w:sz w:val="24"/>
@@ -3367,7 +3367,7 @@
           <w:lang w:bidi="pt-PT"/>
         </w:rPr>
       </w:pPr>
-      <w:bookmarkStart w:id="5" w:name="_Toc212402197"/>
+      <w:bookmarkStart w:id="5" w:name="_Toc214372230"/>
       <w:r>
         <w:rPr>
           <w:lang w:bidi="pt-PT"/>
@@ -4771,7 +4771,7 @@
       <w:pPr>
         <w:pStyle w:val="Ttulo2"/>
       </w:pPr>
-      <w:bookmarkStart w:id="6" w:name="_Toc212402198"/>
+      <w:bookmarkStart w:id="6" w:name="_Toc214372231"/>
       <w:r>
         <w:t>Abreviaturas</w:t>
       </w:r>
@@ -4811,9 +4811,14 @@
       </w:r>
     </w:p>
     <w:p>
+      <w:proofErr w:type="spellStart"/>
       <w:r>
         <w:lastRenderedPageBreak/>
-        <w:t>Kt - Q</w:t>
+        <w:t>Kt</w:t>
+      </w:r>
+      <w:proofErr w:type="spellEnd"/>
+      <w:r>
+        <w:t xml:space="preserve"> - Q</w:t>
       </w:r>
       <w:r>
         <w:t>uilotonelada</w:t>
@@ -4830,15 +4835,44 @@
         <w:t xml:space="preserve">TMS - </w:t>
       </w:r>
       <w:r>
-        <w:t>Terminal Multipurpose</w:t>
-      </w:r>
+        <w:t xml:space="preserve">Terminal </w:t>
+      </w:r>
+      <w:proofErr w:type="spellStart"/>
+      <w:r>
+        <w:t>Multipurpose</w:t>
+      </w:r>
+      <w:proofErr w:type="spellEnd"/>
       <w:r>
         <w:t>;</w:t>
       </w:r>
     </w:p>
     <w:p>
       <w:r>
-        <w:t>ISO – International Organization for Standardization (</w:t>
+        <w:t xml:space="preserve">ISO – </w:t>
+      </w:r>
+      <w:proofErr w:type="spellStart"/>
+      <w:r>
+        <w:t>International</w:t>
+      </w:r>
+      <w:proofErr w:type="spellEnd"/>
+      <w:r>
+        <w:t xml:space="preserve"> </w:t>
+      </w:r>
+      <w:proofErr w:type="spellStart"/>
+      <w:r>
+        <w:t>Organization</w:t>
+      </w:r>
+      <w:proofErr w:type="spellEnd"/>
+      <w:r>
+        <w:t xml:space="preserve"> for </w:t>
+      </w:r>
+      <w:proofErr w:type="spellStart"/>
+      <w:r>
+        <w:t>Standardization</w:t>
+      </w:r>
+      <w:proofErr w:type="spellEnd"/>
+      <w:r>
+        <w:t xml:space="preserve"> (</w:t>
       </w:r>
       <w:r>
         <w:t>Organização Internacional de Normalização</w:t>
@@ -4868,9 +4902,27 @@
       <w:r>
         <w:t xml:space="preserve">- </w:t>
       </w:r>
-      <w:r>
-        <w:t>Environmental, Social and Governance</w:t>
-      </w:r>
+      <w:proofErr w:type="spellStart"/>
+      <w:r>
+        <w:t>Environmental</w:t>
+      </w:r>
+      <w:proofErr w:type="spellEnd"/>
+      <w:r>
+        <w:t xml:space="preserve">, Social </w:t>
+      </w:r>
+      <w:proofErr w:type="spellStart"/>
+      <w:r>
+        <w:t>and</w:t>
+      </w:r>
+      <w:proofErr w:type="spellEnd"/>
+      <w:r>
+        <w:t xml:space="preserve"> </w:t>
+      </w:r>
+      <w:proofErr w:type="spellStart"/>
+      <w:r>
+        <w:t>Governance</w:t>
+      </w:r>
+      <w:proofErr w:type="spellEnd"/>
       <w:r>
         <w:t xml:space="preserve"> (</w:t>
       </w:r>
@@ -4888,8 +4940,37 @@
       <w:r>
         <w:t xml:space="preserve">SWOT - </w:t>
       </w:r>
-      <w:r>
-        <w:t>Strengths, Weaknesses, Opportunities e Threats </w:t>
+      <w:proofErr w:type="spellStart"/>
+      <w:r>
+        <w:t>Strengths</w:t>
+      </w:r>
+      <w:proofErr w:type="spellEnd"/>
+      <w:r>
+        <w:t>, </w:t>
+      </w:r>
+      <w:proofErr w:type="spellStart"/>
+      <w:r>
+        <w:t>Weaknesses</w:t>
+      </w:r>
+      <w:proofErr w:type="spellEnd"/>
+      <w:r>
+        <w:t>, </w:t>
+      </w:r>
+      <w:proofErr w:type="spellStart"/>
+      <w:r>
+        <w:t>Opportunities</w:t>
+      </w:r>
+      <w:proofErr w:type="spellEnd"/>
+      <w:r>
+        <w:t> e </w:t>
+      </w:r>
+      <w:proofErr w:type="spellStart"/>
+      <w:r>
+        <w:t>Threats</w:t>
+      </w:r>
+      <w:proofErr w:type="spellEnd"/>
+      <w:r>
+        <w:t> </w:t>
       </w:r>
       <w:r>
         <w:t>(Forças, Fraquezas, Oportunidades, Ameaças)</w:t>
@@ -4917,8 +4998,21 @@
         <w:t xml:space="preserve"> - L</w:t>
       </w:r>
       <w:r>
-        <w:t>ight-emitting diode</w:t>
-      </w:r>
+        <w:t>ight-</w:t>
+      </w:r>
+      <w:proofErr w:type="spellStart"/>
+      <w:r>
+        <w:t>emitting</w:t>
+      </w:r>
+      <w:proofErr w:type="spellEnd"/>
+      <w:r>
+        <w:t xml:space="preserve"> </w:t>
+      </w:r>
+      <w:proofErr w:type="spellStart"/>
+      <w:r>
+        <w:t>diode</w:t>
+      </w:r>
+      <w:proofErr w:type="spellEnd"/>
       <w:r>
         <w:t xml:space="preserve"> (Díodo emissor de luz)</w:t>
       </w:r>
@@ -4927,15 +5021,30 @@
       </w:r>
     </w:p>
     <w:p>
+      <w:proofErr w:type="spellStart"/>
       <w:r>
         <w:t>IoT</w:t>
       </w:r>
+      <w:proofErr w:type="spellEnd"/>
       <w:r>
         <w:t xml:space="preserve"> -</w:t>
       </w:r>
       <w:r>
-        <w:t> Internet of Things</w:t>
-      </w:r>
+        <w:t xml:space="preserve"> Internet </w:t>
+      </w:r>
+      <w:proofErr w:type="spellStart"/>
+      <w:r>
+        <w:t>of</w:t>
+      </w:r>
+      <w:proofErr w:type="spellEnd"/>
+      <w:r>
+        <w:t xml:space="preserve"> </w:t>
+      </w:r>
+      <w:proofErr w:type="spellStart"/>
+      <w:r>
+        <w:t>Things</w:t>
+      </w:r>
+      <w:proofErr w:type="spellEnd"/>
       <w:r>
         <w:t xml:space="preserve"> (Internet das coisas)</w:t>
       </w:r>
@@ -4966,7 +5075,7 @@
       <w:pPr>
         <w:pStyle w:val="Ttulo1"/>
       </w:pPr>
-      <w:bookmarkStart w:id="7" w:name="_Toc212402199"/>
+      <w:bookmarkStart w:id="7" w:name="_Toc214372232"/>
       <w:r>
         <w:lastRenderedPageBreak/>
         <w:t>Parte I – Introdução e estrutura do trabalho</w:t>
@@ -4977,7 +5086,7 @@
       <w:pPr>
         <w:pStyle w:val="Ttulo2"/>
       </w:pPr>
-      <w:bookmarkStart w:id="8" w:name="_Toc212402200"/>
+      <w:bookmarkStart w:id="8" w:name="_Toc214372233"/>
       <w:r>
         <w:t>I.1 Caracterização da organização</w:t>
       </w:r>
@@ -4994,7 +5103,7 @@
           <w:szCs w:val="22"/>
         </w:rPr>
       </w:pPr>
-      <w:bookmarkStart w:id="9" w:name="_Toc212402201"/>
+      <w:bookmarkStart w:id="9" w:name="_Toc214372234"/>
       <w:r>
         <w:rPr>
           <w:b/>
@@ -5043,7 +5152,7 @@
           <w:szCs w:val="22"/>
         </w:rPr>
       </w:pPr>
-      <w:bookmarkStart w:id="10" w:name="_Toc212402202"/>
+      <w:bookmarkStart w:id="10" w:name="_Toc214372235"/>
       <w:r>
         <w:rPr>
           <w:b/>
@@ -5075,7 +5184,15 @@
     </w:p>
     <w:p>
       <w:r>
-        <w:t>O seu objetivo estratégico é consolidar o Porto de Sines como um hub logístico, energético e industrial de referência no Atlântico, enquanto reforça a importância dos Portos de Faro e Portimão como infraestruturas de apoio ao turismo de cruzeiros e ao transporte marítimo regional</w:t>
+        <w:t xml:space="preserve">O seu objetivo estratégico é consolidar o Porto de Sines como um </w:t>
+      </w:r>
+      <w:proofErr w:type="spellStart"/>
+      <w:r>
+        <w:t>hub</w:t>
+      </w:r>
+      <w:proofErr w:type="spellEnd"/>
+      <w:r>
+        <w:t xml:space="preserve"> logístico, energético e industrial de referência no Atlântico, enquanto reforça a importância dos Portos de Faro e Portimão como infraestruturas de apoio ao turismo de cruzeiros e ao transporte marítimo regional</w:t>
       </w:r>
       <w:r>
         <w:t xml:space="preserve"> </w:t>
@@ -5098,7 +5215,7 @@
           <w:szCs w:val="22"/>
         </w:rPr>
       </w:pPr>
-      <w:bookmarkStart w:id="11" w:name="_Toc212402203"/>
+      <w:bookmarkStart w:id="11" w:name="_Toc214372236"/>
       <w:r>
         <w:rPr>
           <w:b/>
@@ -5153,7 +5270,7 @@
           <w:szCs w:val="22"/>
         </w:rPr>
       </w:pPr>
-      <w:bookmarkStart w:id="12" w:name="_Toc212402204"/>
+      <w:bookmarkStart w:id="12" w:name="_Toc214372237"/>
       <w:r>
         <w:rPr>
           <w:b/>
@@ -5749,7 +5866,15 @@
           </w:tcPr>
           <w:p>
             <w:r>
-              <w:t>Granéis Líquidos (unidade: kt)</w:t>
+              <w:t xml:space="preserve">Granéis Líquidos (unidade: </w:t>
+            </w:r>
+            <w:proofErr w:type="spellStart"/>
+            <w:r>
+              <w:t>kt</w:t>
+            </w:r>
+            <w:proofErr w:type="spellEnd"/>
+            <w:r>
+              <w:t>)</w:t>
             </w:r>
           </w:p>
         </w:tc>
@@ -5839,7 +5964,15 @@
           </w:tcPr>
           <w:p>
             <w:r>
-              <w:t>Granéis Sólidos (unidade: kt)</w:t>
+              <w:t xml:space="preserve">Granéis Sólidos (unidade: </w:t>
+            </w:r>
+            <w:proofErr w:type="spellStart"/>
+            <w:r>
+              <w:t>kt</w:t>
+            </w:r>
+            <w:proofErr w:type="spellEnd"/>
+            <w:r>
+              <w:t>)</w:t>
             </w:r>
           </w:p>
         </w:tc>
@@ -5929,7 +6062,15 @@
           </w:tcPr>
           <w:p>
             <w:r>
-              <w:t>Carga Geral Contentorizada (unidade: kt)</w:t>
+              <w:t xml:space="preserve">Carga Geral Contentorizada (unidade: </w:t>
+            </w:r>
+            <w:proofErr w:type="spellStart"/>
+            <w:r>
+              <w:t>kt</w:t>
+            </w:r>
+            <w:proofErr w:type="spellEnd"/>
+            <w:r>
+              <w:t>)</w:t>
             </w:r>
           </w:p>
         </w:tc>
@@ -6022,7 +6163,15 @@
           </w:tcPr>
           <w:p>
             <w:r>
-              <w:t>Carga Geral Fracionada (unidade: kt)</w:t>
+              <w:t xml:space="preserve">Carga Geral Fracionada (unidade: </w:t>
+            </w:r>
+            <w:proofErr w:type="spellStart"/>
+            <w:r>
+              <w:t>kt</w:t>
+            </w:r>
+            <w:proofErr w:type="spellEnd"/>
+            <w:r>
+              <w:t>)</w:t>
             </w:r>
           </w:p>
         </w:tc>
@@ -6114,8 +6263,21 @@
             <w:hideMark/>
           </w:tcPr>
           <w:p>
-            <w:r>
-              <w:t>Ro-Ro (unidade: kt)</w:t>
+            <w:proofErr w:type="spellStart"/>
+            <w:r>
+              <w:t>Ro-Ro</w:t>
+            </w:r>
+            <w:proofErr w:type="spellEnd"/>
+            <w:r>
+              <w:t xml:space="preserve"> (unidade: </w:t>
+            </w:r>
+            <w:proofErr w:type="spellStart"/>
+            <w:r>
+              <w:t>kt</w:t>
+            </w:r>
+            <w:proofErr w:type="spellEnd"/>
+            <w:r>
+              <w:t>)</w:t>
             </w:r>
           </w:p>
         </w:tc>
@@ -6233,7 +6395,15 @@
               <w:t xml:space="preserve">TOTAL Sines </w:t>
             </w:r>
             <w:r>
-              <w:t>(unidade: kt)</w:t>
+              <w:t xml:space="preserve">(unidade: </w:t>
+            </w:r>
+            <w:proofErr w:type="spellStart"/>
+            <w:r>
+              <w:t>kt</w:t>
+            </w:r>
+            <w:proofErr w:type="spellEnd"/>
+            <w:r>
+              <w:t>)</w:t>
             </w:r>
           </w:p>
         </w:tc>
@@ -6400,7 +6570,7 @@
           <w:szCs w:val="22"/>
         </w:rPr>
       </w:pPr>
-      <w:bookmarkStart w:id="13" w:name="_Toc212402205"/>
+      <w:bookmarkStart w:id="13" w:name="_Toc214372238"/>
       <w:r>
         <w:rPr>
           <w:b/>
@@ -6536,7 +6706,23 @@
         <w:t>:</w:t>
       </w:r>
       <w:r>
-        <w:t xml:space="preserve"> exportação de animais vivos para Israel, pellets de madeira para França e Reino Unido, e sílica para Espanha, além de transhipment de pás eólicas e receção de gesso e ureia.</w:t>
+        <w:t xml:space="preserve"> exportação de animais vivos para Israel, </w:t>
+      </w:r>
+      <w:proofErr w:type="spellStart"/>
+      <w:r>
+        <w:t>pellets</w:t>
+      </w:r>
+      <w:proofErr w:type="spellEnd"/>
+      <w:r>
+        <w:t xml:space="preserve"> de madeira para França e Reino Unido, e sílica para Espanha, além de </w:t>
+      </w:r>
+      <w:proofErr w:type="spellStart"/>
+      <w:r>
+        <w:t>transhipment</w:t>
+      </w:r>
+      <w:proofErr w:type="spellEnd"/>
+      <w:r>
+        <w:t xml:space="preserve"> de pás eólicas e receção de gesso e ureia.</w:t>
       </w:r>
     </w:p>
     <w:p>
@@ -6589,7 +6775,7 @@
           <w:noProof/>
         </w:rPr>
         <w:drawing>
-          <wp:inline distT="0" distB="0" distL="0" distR="0" wp14:anchorId="68B4EA67" wp14:editId="1245F8CF">
+          <wp:inline distT="0" distB="0" distL="0" distR="0" wp14:anchorId="68B4EA67" wp14:editId="5DCFADE9">
             <wp:extent cx="5226685" cy="3020060"/>
             <wp:effectExtent l="19050" t="19050" r="12065" b="27940"/>
             <wp:docPr id="1965649793" name="Imagem 6" descr="Uma imagem com texto, mapa, captura de ecrã, diagrama&#10;&#10;Os conteúdos gerados por IA podem estar incorretos."/>
@@ -6712,7 +6898,15 @@
         <w:spacing w:after="0" w:line="360" w:lineRule="auto"/>
       </w:pPr>
       <w:r>
-        <w:t>O Porto Comercial de Faro tem uma utilização pontual, enquanto o Porto de Portimão foca-se no setor de cruzeiros, recebendo navios de passageiros provenientes de portos como Lisboa, Funchal, Vigo, Cádiz e Gibraltar</w:t>
+        <w:t xml:space="preserve">O Porto Comercial de Faro tem uma utilização pontual, enquanto o Porto de Portimão foca-se no setor de cruzeiros, recebendo navios de passageiros provenientes de portos como Lisboa, Funchal, Vigo, </w:t>
+      </w:r>
+      <w:proofErr w:type="spellStart"/>
+      <w:r>
+        <w:t>Cádiz</w:t>
+      </w:r>
+      <w:proofErr w:type="spellEnd"/>
+      <w:r>
+        <w:t xml:space="preserve"> e Gibraltar</w:t>
       </w:r>
       <w:r>
         <w:t>.</w:t>
@@ -6723,7 +6917,15 @@
         <w:spacing w:after="0" w:line="360" w:lineRule="auto"/>
       </w:pPr>
       <w:r>
-        <w:t>Estes dados reforçam a relevância estratégica da APS na economia nacional, como principal hub logístico e energético português, com forte integração nos mercados internacionais</w:t>
+        <w:t xml:space="preserve">Estes dados reforçam a relevância estratégica da APS na economia nacional, como principal </w:t>
+      </w:r>
+      <w:proofErr w:type="spellStart"/>
+      <w:r>
+        <w:t>hub</w:t>
+      </w:r>
+      <w:proofErr w:type="spellEnd"/>
+      <w:r>
+        <w:t xml:space="preserve"> logístico e energético português, com forte integração nos mercados internacionais</w:t>
       </w:r>
       <w:r>
         <w:t xml:space="preserve"> </w:t>
@@ -6749,7 +6951,6 @@
           <w:b/>
         </w:rPr>
       </w:pPr>
-      <w:bookmarkStart w:id="15" w:name="_Toc212402206"/>
       <w:r>
         <w:br w:type="page"/>
       </w:r>
@@ -6762,6 +6963,7 @@
           <w:szCs w:val="22"/>
         </w:rPr>
       </w:pPr>
+      <w:bookmarkStart w:id="15" w:name="_Toc214372239"/>
       <w:r>
         <w:lastRenderedPageBreak/>
         <w:t xml:space="preserve">Parte II – </w:t>
@@ -6775,7 +6977,7 @@
       <w:pPr>
         <w:pStyle w:val="Ttulo2"/>
       </w:pPr>
-      <w:bookmarkStart w:id="16" w:name="_Toc212402207"/>
+      <w:bookmarkStart w:id="16" w:name="_Toc214372240"/>
       <w:r>
         <w:t>II.1 Organização</w:t>
       </w:r>
@@ -6795,7 +6997,7 @@
           <w:szCs w:val="22"/>
         </w:rPr>
       </w:pPr>
-      <w:bookmarkStart w:id="17" w:name="_Toc212402208"/>
+      <w:bookmarkStart w:id="17" w:name="_Toc214372241"/>
       <w:r>
         <w:rPr>
           <w:b/>
@@ -7075,7 +7277,7 @@
           <w:szCs w:val="22"/>
         </w:rPr>
       </w:pPr>
-      <w:bookmarkStart w:id="19" w:name="_Toc212402209"/>
+      <w:bookmarkStart w:id="19" w:name="_Toc214372242"/>
       <w:r>
         <w:rPr>
           <w:b/>
@@ -7285,7 +7487,7 @@
       <w:pPr>
         <w:pStyle w:val="Ttulo2"/>
       </w:pPr>
-      <w:bookmarkStart w:id="20" w:name="_Toc212402210"/>
+      <w:bookmarkStart w:id="20" w:name="_Toc214372243"/>
       <w:r>
         <w:t>II.2 Planeamento</w:t>
       </w:r>
@@ -7370,7 +7572,7 @@
           <w:szCs w:val="22"/>
         </w:rPr>
       </w:pPr>
-      <w:bookmarkStart w:id="21" w:name="_Toc212402211"/>
+      <w:bookmarkStart w:id="21" w:name="_Toc214372244"/>
       <w:r>
         <w:rPr>
           <w:b/>
@@ -7545,7 +7747,15 @@
           </w:tcPr>
           <w:p>
             <w:r>
-              <w:t>Reforçar o papel do Porto de Sines como hub logístico e energético do Atlântico.</w:t>
+              <w:t xml:space="preserve">Reforçar o papel do Porto de Sines como </w:t>
+            </w:r>
+            <w:proofErr w:type="spellStart"/>
+            <w:r>
+              <w:t>hub</w:t>
+            </w:r>
+            <w:proofErr w:type="spellEnd"/>
+            <w:r>
+              <w:t xml:space="preserve"> logístico e energético do Atlântico.</w:t>
             </w:r>
           </w:p>
         </w:tc>
@@ -7691,7 +7901,7 @@
           <w:szCs w:val="22"/>
         </w:rPr>
       </w:pPr>
-      <w:bookmarkStart w:id="22" w:name="_Toc212402212"/>
+      <w:bookmarkStart w:id="22" w:name="_Toc214372245"/>
       <w:r>
         <w:rPr>
           <w:b/>
@@ -8037,7 +8247,15 @@
           </w:tcPr>
           <w:p>
             <w:r>
-              <w:t>Expansão dos terminais, utilização de energias verdes, automação portuária e reforço da ligação ferroviária ao hinterland ibérico.</w:t>
+              <w:t xml:space="preserve">Expansão dos terminais, utilização de energias verdes, automação portuária e reforço da ligação ferroviária ao </w:t>
+            </w:r>
+            <w:proofErr w:type="spellStart"/>
+            <w:r>
+              <w:t>hinterland</w:t>
+            </w:r>
+            <w:proofErr w:type="spellEnd"/>
+            <w:r>
+              <w:t xml:space="preserve"> ibérico.</w:t>
             </w:r>
           </w:p>
         </w:tc>
@@ -8104,7 +8322,7 @@
           <w:szCs w:val="20"/>
         </w:rPr>
       </w:pPr>
-      <w:bookmarkStart w:id="23" w:name="_Toc212402213"/>
+      <w:bookmarkStart w:id="23" w:name="_Toc214372246"/>
       <w:r>
         <w:rPr>
           <w:b/>
@@ -8511,7 +8729,23 @@
           </w:tcPr>
           <w:p>
             <w:r>
-              <w:t>Desenvolvimento de sistema IoT e dashboard analítico</w:t>
+              <w:t xml:space="preserve">Desenvolvimento de sistema </w:t>
+            </w:r>
+            <w:proofErr w:type="spellStart"/>
+            <w:r>
+              <w:t>IoT</w:t>
+            </w:r>
+            <w:proofErr w:type="spellEnd"/>
+            <w:r>
+              <w:t xml:space="preserve"> e </w:t>
+            </w:r>
+            <w:proofErr w:type="spellStart"/>
+            <w:r>
+              <w:t>dashboard</w:t>
+            </w:r>
+            <w:proofErr w:type="spellEnd"/>
+            <w:r>
+              <w:t xml:space="preserve"> analítico</w:t>
             </w:r>
           </w:p>
         </w:tc>
@@ -8635,7 +8869,7 @@
           <w:szCs w:val="22"/>
         </w:rPr>
       </w:pPr>
-      <w:bookmarkStart w:id="24" w:name="_Toc212402214"/>
+      <w:bookmarkStart w:id="24" w:name="_Toc214372247"/>
       <w:r>
         <w:rPr>
           <w:b/>
@@ -8749,7 +8983,23 @@
         <w:ind w:left="360"/>
       </w:pPr>
       <w:r>
-        <w:t>A digitalização é uma prioridade tanto para a Estratégia Nacional para o Mar 2030 como para a agenda europeia dos Smart Ports, permitindo maior integração logística e competitividade.</w:t>
+        <w:t xml:space="preserve">A digitalização é uma prioridade tanto para a Estratégia Nacional para o Mar 2030 como para a agenda europeia dos </w:t>
+      </w:r>
+      <w:proofErr w:type="spellStart"/>
+      <w:r>
+        <w:t>Smart</w:t>
+      </w:r>
+      <w:proofErr w:type="spellEnd"/>
+      <w:r>
+        <w:t xml:space="preserve"> </w:t>
+      </w:r>
+      <w:proofErr w:type="spellStart"/>
+      <w:r>
+        <w:t>Ports</w:t>
+      </w:r>
+      <w:proofErr w:type="spellEnd"/>
+      <w:r>
+        <w:t>, permitindo maior integração logística e competitividade.</w:t>
       </w:r>
     </w:p>
     <w:p>
@@ -8802,7 +9052,15 @@
         <w:t xml:space="preserve">3. </w:t>
       </w:r>
       <w:r>
-        <w:t>Reforçar a cibersegurança e a proteção de dados nas infraestruturas digitais da APS.</w:t>
+        <w:t xml:space="preserve">Reforçar a </w:t>
+      </w:r>
+      <w:proofErr w:type="spellStart"/>
+      <w:r>
+        <w:t>cibersegurança</w:t>
+      </w:r>
+      <w:proofErr w:type="spellEnd"/>
+      <w:r>
+        <w:t xml:space="preserve"> e a proteção de dados nas infraestruturas digitais da APS.</w:t>
       </w:r>
     </w:p>
     <w:p>
@@ -8940,7 +9198,15 @@
               <w:t xml:space="preserve">1.1. </w:t>
             </w:r>
             <w:r>
-              <w:t>Implementar um sistema integrado de gestão documental e workflow digita</w:t>
+              <w:t xml:space="preserve">Implementar um sistema integrado de gestão documental e </w:t>
+            </w:r>
+            <w:proofErr w:type="spellStart"/>
+            <w:r>
+              <w:t>workflow</w:t>
+            </w:r>
+            <w:proofErr w:type="spellEnd"/>
+            <w:r>
+              <w:t xml:space="preserve"> digita</w:t>
             </w:r>
             <w:r>
               <w:t>l</w:t>
@@ -8996,7 +9262,31 @@
               <w:t xml:space="preserve"> </w:t>
             </w:r>
             <w:r>
-              <w:t>Criar plataforma interoperável de troca de dados (Port Community System)</w:t>
+              <w:t>Criar plataforma interoperável de troca de dados (</w:t>
+            </w:r>
+            <w:proofErr w:type="spellStart"/>
+            <w:r>
+              <w:t>Port</w:t>
+            </w:r>
+            <w:proofErr w:type="spellEnd"/>
+            <w:r>
+              <w:t xml:space="preserve"> </w:t>
+            </w:r>
+            <w:proofErr w:type="spellStart"/>
+            <w:r>
+              <w:t>Community</w:t>
+            </w:r>
+            <w:proofErr w:type="spellEnd"/>
+            <w:r>
+              <w:t xml:space="preserve"> </w:t>
+            </w:r>
+            <w:proofErr w:type="spellStart"/>
+            <w:r>
+              <w:t>System</w:t>
+            </w:r>
+            <w:proofErr w:type="spellEnd"/>
+            <w:r>
+              <w:t>)</w:t>
             </w:r>
           </w:p>
         </w:tc>
@@ -9024,7 +9314,15 @@
           </w:tcPr>
           <w:p>
             <w:r>
-              <w:t>Programadores, analistas de sistemas, servidores e APIs seguras</w:t>
+              <w:t xml:space="preserve">Programadores, analistas de sistemas, servidores e </w:t>
+            </w:r>
+            <w:proofErr w:type="spellStart"/>
+            <w:r>
+              <w:t>APIs</w:t>
+            </w:r>
+            <w:proofErr w:type="spellEnd"/>
+            <w:r>
+              <w:t xml:space="preserve"> seguras</w:t>
             </w:r>
           </w:p>
         </w:tc>
@@ -9041,7 +9339,15 @@
           </w:tcPr>
           <w:p>
             <w:r>
-              <w:t>3.1. Reforçar cibersegurança e boas práticas digitais</w:t>
+              <w:t xml:space="preserve">3.1. Reforçar </w:t>
+            </w:r>
+            <w:proofErr w:type="spellStart"/>
+            <w:r>
+              <w:t>cibersegurança</w:t>
+            </w:r>
+            <w:proofErr w:type="spellEnd"/>
+            <w:r>
+              <w:t xml:space="preserve"> e boas práticas digitais</w:t>
             </w:r>
           </w:p>
         </w:tc>
@@ -9136,29 +9442,29 @@
       <w:pPr>
         <w:pStyle w:val="Ttulo2"/>
       </w:pPr>
-      <w:bookmarkStart w:id="25" w:name="_Toc212402215"/>
+      <w:bookmarkStart w:id="25" w:name="_Toc214372248"/>
       <w:r>
         <w:t>II.3 Controlo e Sistemas de informação</w:t>
       </w:r>
+      <w:r>
+        <w:t xml:space="preserve"> </w:t>
+      </w:r>
+      <w:r>
+        <w:t xml:space="preserve">--- </w:t>
+      </w:r>
+      <w:r>
+        <w:rPr>
+          <w:color w:val="EE0000"/>
+        </w:rPr>
+        <w:t>(</w:t>
+      </w:r>
+      <w:r>
+        <w:rPr>
+          <w:color w:val="EE0000"/>
+        </w:rPr>
+        <w:t>3.7.1 a 3.7.3)</w:t>
+      </w:r>
       <w:bookmarkEnd w:id="25"/>
-      <w:r>
-        <w:t xml:space="preserve"> </w:t>
-      </w:r>
-      <w:r>
-        <w:t xml:space="preserve">--- </w:t>
-      </w:r>
-      <w:r>
-        <w:rPr>
-          <w:color w:val="EE0000"/>
-        </w:rPr>
-        <w:t>(</w:t>
-      </w:r>
-      <w:r>
-        <w:rPr>
-          <w:color w:val="EE0000"/>
-        </w:rPr>
-        <w:t>3.7.1 a 3.7.3)</w:t>
-      </w:r>
     </w:p>
     <w:p/>
     <w:p/>
@@ -9166,7 +9472,7 @@
       <w:pPr>
         <w:pStyle w:val="Ttulo2"/>
       </w:pPr>
-      <w:bookmarkStart w:id="26" w:name="_Toc212402216"/>
+      <w:bookmarkStart w:id="26" w:name="_Toc214372249"/>
       <w:r>
         <w:t>II.</w:t>
       </w:r>
@@ -9176,43 +9482,40 @@
       <w:r>
         <w:t>4 Direção e Gestão de Pessoas</w:t>
       </w:r>
+      <w:r>
+        <w:t xml:space="preserve"> --- </w:t>
+      </w:r>
+      <w:r>
+        <w:rPr>
+          <w:color w:val="EE0000"/>
+        </w:rPr>
+        <w:t>(3.7.</w:t>
+      </w:r>
+      <w:r>
+        <w:rPr>
+          <w:color w:val="EE0000"/>
+        </w:rPr>
+        <w:t>4</w:t>
+      </w:r>
+      <w:r>
+        <w:rPr>
+          <w:color w:val="EE0000"/>
+        </w:rPr>
+        <w:t xml:space="preserve"> a 3.7.</w:t>
+      </w:r>
+      <w:r>
+        <w:rPr>
+          <w:color w:val="EE0000"/>
+        </w:rPr>
+        <w:t>6</w:t>
+      </w:r>
+      <w:r>
+        <w:rPr>
+          <w:color w:val="EE0000"/>
+        </w:rPr>
+        <w:t>)</w:t>
+      </w:r>
       <w:bookmarkEnd w:id="26"/>
-      <w:r>
-        <w:t xml:space="preserve"> </w:t>
-      </w:r>
-      <w:r>
-        <w:t xml:space="preserve">--- </w:t>
-      </w:r>
-      <w:r>
-        <w:rPr>
-          <w:color w:val="EE0000"/>
-        </w:rPr>
-        <w:t>(3.7.</w:t>
-      </w:r>
-      <w:r>
-        <w:rPr>
-          <w:color w:val="EE0000"/>
-        </w:rPr>
-        <w:t>4</w:t>
-      </w:r>
-      <w:r>
-        <w:rPr>
-          <w:color w:val="EE0000"/>
-        </w:rPr>
-        <w:t xml:space="preserve"> a 3.7.</w:t>
-      </w:r>
-      <w:r>
-        <w:rPr>
-          <w:color w:val="EE0000"/>
-        </w:rPr>
-        <w:t>6</w:t>
-      </w:r>
-      <w:r>
-        <w:rPr>
-          <w:color w:val="EE0000"/>
-        </w:rPr>
-        <w:t>)</w:t>
-      </w:r>
     </w:p>
     <w:p/>
     <w:p/>
@@ -9220,35 +9523,32 @@
       <w:pPr>
         <w:pStyle w:val="Ttulo2"/>
       </w:pPr>
-      <w:bookmarkStart w:id="27" w:name="_Toc212402217"/>
+      <w:bookmarkStart w:id="27" w:name="_Toc214372250"/>
       <w:r>
         <w:t>II.5 Promoção da produtividade</w:t>
       </w:r>
+      <w:r>
+        <w:t xml:space="preserve"> --- </w:t>
+      </w:r>
+      <w:r>
+        <w:rPr>
+          <w:color w:val="EE0000"/>
+        </w:rPr>
+        <w:t>(3.7.</w:t>
+      </w:r>
+      <w:r>
+        <w:rPr>
+          <w:color w:val="EE0000"/>
+        </w:rPr>
+        <w:t>8</w:t>
+      </w:r>
+      <w:r>
+        <w:rPr>
+          <w:color w:val="EE0000"/>
+        </w:rPr>
+        <w:t>)</w:t>
+      </w:r>
       <w:bookmarkEnd w:id="27"/>
-      <w:r>
-        <w:t xml:space="preserve"> </w:t>
-      </w:r>
-      <w:r>
-        <w:t xml:space="preserve">--- </w:t>
-      </w:r>
-      <w:r>
-        <w:rPr>
-          <w:color w:val="EE0000"/>
-        </w:rPr>
-        <w:t>(3.7.</w:t>
-      </w:r>
-      <w:r>
-        <w:rPr>
-          <w:color w:val="EE0000"/>
-        </w:rPr>
-        <w:t>8</w:t>
-      </w:r>
-      <w:r>
-        <w:rPr>
-          <w:color w:val="EE0000"/>
-        </w:rPr>
-        <w:t>)</w:t>
-      </w:r>
     </w:p>
     <w:p/>
     <w:p/>
@@ -9256,59 +9556,56 @@
       <w:pPr>
         <w:pStyle w:val="Ttulo2"/>
       </w:pPr>
-      <w:bookmarkStart w:id="28" w:name="_Toc212402218"/>
+      <w:bookmarkStart w:id="28" w:name="_Toc214372251"/>
       <w:r>
         <w:t>II.6 Economia circular</w:t>
       </w:r>
+      <w:r>
+        <w:t xml:space="preserve"> --- </w:t>
+      </w:r>
+      <w:r>
+        <w:rPr>
+          <w:color w:val="EE0000"/>
+        </w:rPr>
+        <w:t>(3.7.</w:t>
+      </w:r>
+      <w:r>
+        <w:rPr>
+          <w:color w:val="EE0000"/>
+        </w:rPr>
+        <w:t>7</w:t>
+      </w:r>
+      <w:r>
+        <w:rPr>
+          <w:color w:val="EE0000"/>
+        </w:rPr>
+        <w:t xml:space="preserve"> </w:t>
+      </w:r>
+      <w:r>
+        <w:rPr>
+          <w:color w:val="EE0000"/>
+        </w:rPr>
+        <w:t>/</w:t>
+      </w:r>
+      <w:r>
+        <w:rPr>
+          <w:color w:val="EE0000"/>
+        </w:rPr>
+        <w:t xml:space="preserve"> 3.7.</w:t>
+      </w:r>
+      <w:r>
+        <w:rPr>
+          <w:color w:val="EE0000"/>
+        </w:rPr>
+        <w:t>9</w:t>
+      </w:r>
+      <w:r>
+        <w:rPr>
+          <w:color w:val="EE0000"/>
+        </w:rPr>
+        <w:t>)</w:t>
+      </w:r>
       <w:bookmarkEnd w:id="28"/>
-      <w:r>
-        <w:t xml:space="preserve"> </w:t>
-      </w:r>
-      <w:r>
-        <w:t xml:space="preserve">--- </w:t>
-      </w:r>
-      <w:r>
-        <w:rPr>
-          <w:color w:val="EE0000"/>
-        </w:rPr>
-        <w:t>(3.7.</w:t>
-      </w:r>
-      <w:r>
-        <w:rPr>
-          <w:color w:val="EE0000"/>
-        </w:rPr>
-        <w:t>7</w:t>
-      </w:r>
-      <w:r>
-        <w:rPr>
-          <w:color w:val="EE0000"/>
-        </w:rPr>
-        <w:t xml:space="preserve"> </w:t>
-      </w:r>
-      <w:r>
-        <w:rPr>
-          <w:color w:val="EE0000"/>
-        </w:rPr>
-        <w:t>/</w:t>
-      </w:r>
-      <w:r>
-        <w:rPr>
-          <w:color w:val="EE0000"/>
-        </w:rPr>
-        <w:t xml:space="preserve"> 3.7.</w:t>
-      </w:r>
-      <w:r>
-        <w:rPr>
-          <w:color w:val="EE0000"/>
-        </w:rPr>
-        <w:t>9</w:t>
-      </w:r>
-      <w:r>
-        <w:rPr>
-          <w:color w:val="EE0000"/>
-        </w:rPr>
-        <w:t>)</w:t>
-      </w:r>
     </w:p>
     <w:p/>
     <w:p/>
@@ -9316,7 +9613,7 @@
       <w:pPr>
         <w:pStyle w:val="Ttulo2"/>
       </w:pPr>
-      <w:bookmarkStart w:id="29" w:name="_Toc212402219"/>
+      <w:bookmarkStart w:id="29" w:name="_Toc214372252"/>
       <w:r>
         <w:t xml:space="preserve">II.7 </w:t>
       </w:r>
@@ -9330,7 +9627,7 @@
       <w:pPr>
         <w:pStyle w:val="Ttulo2"/>
       </w:pPr>
-      <w:bookmarkStart w:id="30" w:name="_Toc212402220"/>
+      <w:bookmarkStart w:id="30" w:name="_Toc214372253"/>
       <w:r>
         <w:lastRenderedPageBreak/>
         <w:t>II.</w:t>
@@ -9349,7 +9646,7 @@
       <w:pPr>
         <w:pStyle w:val="Ttulo2"/>
       </w:pPr>
-      <w:bookmarkStart w:id="31" w:name="_Toc212402221"/>
+      <w:bookmarkStart w:id="31" w:name="_Toc214372254"/>
       <w:r>
         <w:t>II.9 Gestão das Operações e Indústria 4.0</w:t>
       </w:r>
@@ -9377,7 +9674,7 @@
           <w:szCs w:val="22"/>
         </w:rPr>
       </w:pPr>
-      <w:bookmarkStart w:id="32" w:name="_Toc212402222"/>
+      <w:bookmarkStart w:id="32" w:name="_Toc214372255"/>
       <w:r>
         <w:lastRenderedPageBreak/>
         <w:t>Parte III – Conclusão</w:t>
@@ -9388,7 +9685,7 @@
       <w:pPr>
         <w:pStyle w:val="Ttulo2"/>
       </w:pPr>
-      <w:bookmarkStart w:id="33" w:name="_Toc212402223"/>
+      <w:bookmarkStart w:id="33" w:name="_Toc214372256"/>
       <w:r>
         <w:t>III.1 Conclusão</w:t>
       </w:r>
@@ -9400,7 +9697,7 @@
       <w:pPr>
         <w:pStyle w:val="Ttulo2"/>
       </w:pPr>
-      <w:bookmarkStart w:id="34" w:name="_Toc212402224"/>
+      <w:bookmarkStart w:id="34" w:name="_Toc214372257"/>
       <w:r>
         <w:t>III.2 Sugestões de melhoria</w:t>
       </w:r>
@@ -9415,7 +9712,7 @@
         <w:br w:type="page"/>
       </w:r>
       <w:bookmarkStart w:id="35" w:name="_Toc471979356"/>
-      <w:bookmarkStart w:id="36" w:name="_Toc212402225"/>
+      <w:bookmarkStart w:id="36" w:name="_Toc214372258"/>
       <w:r>
         <w:lastRenderedPageBreak/>
         <w:t>Referências</w:t>
@@ -9656,7 +9953,6 @@
         </w:rPr>
       </w:pPr>
       <w:bookmarkStart w:id="37" w:name="_Toc471979357"/>
-      <w:bookmarkStart w:id="38" w:name="_Toc212402226"/>
       <w:r>
         <w:rPr>
           <w:rFonts w:eastAsia="Arial Narrow"/>
@@ -9672,6 +9968,7 @@
           <w:rFonts w:eastAsia="Arial Narrow"/>
         </w:rPr>
       </w:pPr>
+      <w:bookmarkStart w:id="38" w:name="_Toc214372259"/>
       <w:r>
         <w:rPr>
           <w:rFonts w:eastAsia="Arial Narrow"/>
@@ -9692,7 +9989,7 @@
       <w:pPr>
         <w:pStyle w:val="Ttulo2"/>
       </w:pPr>
-      <w:bookmarkStart w:id="39" w:name="_Toc212402227"/>
+      <w:bookmarkStart w:id="39" w:name="_Toc214372260"/>
       <w:r>
         <w:t>Opções Estratégicas para o Porto de Sines (2020-2030)</w:t>
       </w:r>
@@ -10177,7 +10474,21 @@
         <w:rPr>
           <w:color w:val="auto"/>
         </w:rPr>
-        <w:t xml:space="preserve"> - Legacy (riscos estratégicos)</w:t>
+        <w:t xml:space="preserve"> - </w:t>
+      </w:r>
+      <w:proofErr w:type="spellStart"/>
+      <w:r>
+        <w:rPr>
+          <w:color w:val="auto"/>
+        </w:rPr>
+        <w:t>Legacy</w:t>
+      </w:r>
+      <w:proofErr w:type="spellEnd"/>
+      <w:r>
+        <w:rPr>
+          <w:color w:val="auto"/>
+        </w:rPr>
+        <w:t xml:space="preserve"> (riscos estratégicos)</w:t>
       </w:r>
       <w:bookmarkEnd w:id="43"/>
     </w:p>
@@ -10404,7 +10715,21 @@
         <w:rPr>
           <w:color w:val="auto"/>
         </w:rPr>
-        <w:t xml:space="preserve"> - Enablers de competitividade (recursos e competências)</w:t>
+        <w:t xml:space="preserve"> - </w:t>
+      </w:r>
+      <w:proofErr w:type="spellStart"/>
+      <w:r>
+        <w:rPr>
+          <w:color w:val="auto"/>
+        </w:rPr>
+        <w:t>Enablers</w:t>
+      </w:r>
+      <w:proofErr w:type="spellEnd"/>
+      <w:r>
+        <w:rPr>
+          <w:color w:val="auto"/>
+        </w:rPr>
+        <w:t xml:space="preserve"> de competitividade (recursos e competências)</w:t>
       </w:r>
       <w:bookmarkEnd w:id="45"/>
     </w:p>
@@ -10538,7 +10863,21 @@
         <w:rPr>
           <w:color w:val="auto"/>
         </w:rPr>
-        <w:t xml:space="preserve"> - Visão dos Stakeholders (competitividade</w:t>
+        <w:t xml:space="preserve"> - Visão dos </w:t>
+      </w:r>
+      <w:proofErr w:type="spellStart"/>
+      <w:r>
+        <w:rPr>
+          <w:color w:val="auto"/>
+        </w:rPr>
+        <w:t>Stakeholders</w:t>
+      </w:r>
+      <w:proofErr w:type="spellEnd"/>
+      <w:r>
+        <w:rPr>
+          <w:color w:val="auto"/>
+        </w:rPr>
+        <w:t xml:space="preserve"> (competitividade</w:t>
       </w:r>
       <w:r>
         <w:rPr>
@@ -10658,7 +10997,21 @@
         <w:rPr>
           <w:color w:val="auto"/>
         </w:rPr>
-        <w:t xml:space="preserve"> - Visão dos Stakeholders (cooperação)</w:t>
+        <w:t xml:space="preserve"> - Visão dos </w:t>
+      </w:r>
+      <w:proofErr w:type="spellStart"/>
+      <w:r>
+        <w:rPr>
+          <w:color w:val="auto"/>
+        </w:rPr>
+        <w:t>Stakeholders</w:t>
+      </w:r>
+      <w:proofErr w:type="spellEnd"/>
+      <w:r>
+        <w:rPr>
+          <w:color w:val="auto"/>
+        </w:rPr>
+        <w:t xml:space="preserve"> (cooperação)</w:t>
       </w:r>
       <w:bookmarkEnd w:id="47"/>
     </w:p>
@@ -10768,7 +11121,21 @@
         <w:rPr>
           <w:color w:val="auto"/>
         </w:rPr>
-        <w:t xml:space="preserve"> - Visão dos Stakeholders (expectativas)</w:t>
+        <w:t xml:space="preserve"> - Visão dos </w:t>
+      </w:r>
+      <w:proofErr w:type="spellStart"/>
+      <w:r>
+        <w:rPr>
+          <w:color w:val="auto"/>
+        </w:rPr>
+        <w:t>Stakeholders</w:t>
+      </w:r>
+      <w:proofErr w:type="spellEnd"/>
+      <w:r>
+        <w:rPr>
+          <w:color w:val="auto"/>
+        </w:rPr>
+        <w:t xml:space="preserve"> (expectativas)</w:t>
       </w:r>
       <w:bookmarkEnd w:id="48"/>
     </w:p>
@@ -10783,11 +11150,16 @@
       <w:pPr>
         <w:pStyle w:val="Ttulo2"/>
       </w:pPr>
-      <w:bookmarkStart w:id="49" w:name="_Toc212402228"/>
-      <w:r>
-        <w:t>Ligações e Hinterland</w:t>
+      <w:bookmarkStart w:id="49" w:name="_Toc214372261"/>
+      <w:r>
+        <w:t xml:space="preserve">Ligações e </w:t>
+      </w:r>
+      <w:proofErr w:type="spellStart"/>
+      <w:r>
+        <w:t>Hinterland</w:t>
       </w:r>
       <w:bookmarkEnd w:id="49"/>
+      <w:proofErr w:type="spellEnd"/>
     </w:p>
     <w:p>
       <w:pPr>
@@ -10917,7 +11289,21 @@
         <w:rPr>
           <w:color w:val="auto"/>
         </w:rPr>
-        <w:t xml:space="preserve"> - Ligações estratégicas do Porto de Sines: acessos marítimos globais e hinterland ibéric</w:t>
+        <w:t xml:space="preserve"> - Ligações estratégicas do Porto de Sines: acessos marítimos globais e </w:t>
+      </w:r>
+      <w:proofErr w:type="spellStart"/>
+      <w:r>
+        <w:rPr>
+          <w:color w:val="auto"/>
+        </w:rPr>
+        <w:t>hinterland</w:t>
+      </w:r>
+      <w:proofErr w:type="spellEnd"/>
+      <w:r>
+        <w:rPr>
+          <w:color w:val="auto"/>
+        </w:rPr>
+        <w:t xml:space="preserve"> ibéric</w:t>
       </w:r>
       <w:r>
         <w:rPr>
@@ -10929,38 +11315,9 @@
     </w:p>
     <w:p>
       <w:pPr>
-        <w:pStyle w:val="Legenda"/>
-        <w:spacing w:line="276" w:lineRule="auto"/>
-        <w:rPr>
-          <w:color w:val="auto"/>
-        </w:rPr>
-      </w:pPr>
-    </w:p>
-    <w:p>
-      <w:pPr>
         <w:pStyle w:val="Ttulo2"/>
       </w:pPr>
-    </w:p>
-    <w:p>
-      <w:pPr>
-        <w:pStyle w:val="Ttulo2"/>
-      </w:pPr>
-    </w:p>
-    <w:p>
-      <w:pPr>
-        <w:pStyle w:val="Ttulo2"/>
-      </w:pPr>
-    </w:p>
-    <w:p>
-      <w:pPr>
-        <w:pStyle w:val="Ttulo2"/>
-      </w:pPr>
-    </w:p>
-    <w:p>
-      <w:pPr>
-        <w:pStyle w:val="Ttulo2"/>
-      </w:pPr>
-      <w:bookmarkStart w:id="51" w:name="_Toc212402229"/>
+      <w:bookmarkStart w:id="51" w:name="_Toc214372262"/>
       <w:r>
         <w:t>Estatísticas</w:t>
       </w:r>
@@ -10977,7 +11334,7 @@
           <w:szCs w:val="20"/>
         </w:rPr>
       </w:pPr>
-      <w:bookmarkStart w:id="52" w:name="_Toc212402230"/>
+      <w:bookmarkStart w:id="52" w:name="_Toc214372263"/>
       <w:r>
         <w:rPr>
           <w:b/>
@@ -10986,7 +11343,6 @@
           <w:sz w:val="20"/>
           <w:szCs w:val="20"/>
         </w:rPr>
-        <w:lastRenderedPageBreak/>
         <w:t>Navios</w:t>
       </w:r>
       <w:bookmarkEnd w:id="52"/>
@@ -11124,6 +11480,7 @@
         <w:rPr>
           <w:noProof/>
         </w:rPr>
+        <w:lastRenderedPageBreak/>
         <w:drawing>
           <wp:inline distT="0" distB="0" distL="0" distR="0" wp14:anchorId="5F70F68A" wp14:editId="0BAEEE71">
             <wp:extent cx="5220000" cy="2772288"/>
@@ -11238,7 +11595,6 @@
         <w:rPr>
           <w:noProof/>
         </w:rPr>
-        <w:lastRenderedPageBreak/>
         <w:drawing>
           <wp:inline distT="0" distB="0" distL="0" distR="0" wp14:anchorId="50FE2484" wp14:editId="40CBB006">
             <wp:extent cx="5220000" cy="2927327"/>
@@ -11354,7 +11710,7 @@
           <w:szCs w:val="20"/>
         </w:rPr>
       </w:pPr>
-      <w:bookmarkStart w:id="56" w:name="_Toc212402231"/>
+      <w:bookmarkStart w:id="56" w:name="_Toc214372264"/>
       <w:r>
         <w:rPr>
           <w:b/>
@@ -11363,6 +11719,7 @@
           <w:sz w:val="20"/>
           <w:szCs w:val="20"/>
         </w:rPr>
+        <w:lastRenderedPageBreak/>
         <w:t>Mercadorias</w:t>
       </w:r>
       <w:bookmarkEnd w:id="56"/>
@@ -11496,7 +11853,6 @@
         <w:rPr>
           <w:noProof/>
         </w:rPr>
-        <w:lastRenderedPageBreak/>
         <w:drawing>
           <wp:inline distT="0" distB="0" distL="0" distR="0" wp14:anchorId="1C8B40F4" wp14:editId="25479F04">
             <wp:extent cx="5220000" cy="2841283"/>
@@ -11616,6 +11972,7 @@
         <w:rPr>
           <w:noProof/>
         </w:rPr>
+        <w:lastRenderedPageBreak/>
         <w:drawing>
           <wp:inline distT="0" distB="0" distL="0" distR="0" wp14:anchorId="47AC3624" wp14:editId="34A5ED2D">
             <wp:extent cx="5220000" cy="3260189"/>
@@ -11719,50 +12076,19 @@
       </w:r>
       <w:bookmarkEnd w:id="59"/>
     </w:p>
-    <w:p>
-      <w:pPr>
-        <w:rPr>
+    <w:p/>
+    <w:p>
+      <w:pPr>
+        <w:pStyle w:val="Ttulo3"/>
+        <w:rPr>
+          <w:b/>
+          <w:bCs/>
+          <w:color w:val="auto"/>
           <w:sz w:val="20"/>
           <w:szCs w:val="20"/>
         </w:rPr>
       </w:pPr>
-    </w:p>
-    <w:p>
-      <w:pPr>
-        <w:rPr>
-          <w:sz w:val="20"/>
-          <w:szCs w:val="20"/>
-        </w:rPr>
-      </w:pPr>
-    </w:p>
-    <w:p>
-      <w:pPr>
-        <w:rPr>
-          <w:sz w:val="20"/>
-          <w:szCs w:val="20"/>
-        </w:rPr>
-      </w:pPr>
-    </w:p>
-    <w:p>
-      <w:pPr>
-        <w:rPr>
-          <w:sz w:val="20"/>
-          <w:szCs w:val="20"/>
-        </w:rPr>
-      </w:pPr>
-    </w:p>
-    <w:p>
-      <w:pPr>
-        <w:pStyle w:val="Ttulo3"/>
-        <w:rPr>
-          <w:b/>
-          <w:bCs/>
-          <w:color w:val="auto"/>
-          <w:sz w:val="20"/>
-          <w:szCs w:val="20"/>
-        </w:rPr>
-      </w:pPr>
-      <w:bookmarkStart w:id="60" w:name="_Toc212402232"/>
+      <w:bookmarkStart w:id="60" w:name="_Toc214372265"/>
       <w:r>
         <w:rPr>
           <w:b/>
@@ -11930,29 +12256,6 @@
         <w:t xml:space="preserve"> de passageiros no Porto de Portimão (2004-2020)</w:t>
       </w:r>
       <w:bookmarkEnd w:id="61"/>
-    </w:p>
-    <w:p>
-      <w:pPr>
-        <w:pStyle w:val="BodyText1"/>
-        <w:rPr>
-          <w:rFonts w:eastAsia="Arial Narrow"/>
-        </w:rPr>
-      </w:pPr>
-    </w:p>
-    <w:p>
-      <w:pPr>
-        <w:pStyle w:val="BodyText1"/>
-        <w:rPr>
-          <w:rFonts w:eastAsia="Arial Narrow"/>
-        </w:rPr>
-      </w:pPr>
-    </w:p>
-    <w:p>
-      <w:pPr>
-        <w:rPr>
-          <w:rFonts w:eastAsia="Arial Narrow"/>
-        </w:rPr>
-      </w:pPr>
     </w:p>
     <w:sectPr>
       <w:footerReference w:type="default" r:id="rId35"/>
@@ -18061,7 +18364,12 @@
 </file>
 
 <file path=customXml/item2.xml><?xml version="1.0" encoding="utf-8"?>
-<b:Sources xmlns:b="http://schemas.openxmlformats.org/officeDocument/2006/bibliography" xmlns="http://schemas.openxmlformats.org/officeDocument/2006/bibliography" SelectedStyle="\APA.XSL" StyleName="APA"/>
+<?mso-contentType ?>
+<FormTemplates xmlns="http://schemas.microsoft.com/sharepoint/v3/contenttype/forms">
+  <Display>DocumentLibraryForm</Display>
+  <Edit>DocumentLibraryForm</Edit>
+  <New>DocumentLibraryForm</New>
+</FormTemplates>
 </file>
 
 <file path=customXml/item3.xml><?xml version="1.0" encoding="utf-8"?>
@@ -18227,12 +18535,7 @@
 </file>
 
 <file path=customXml/item4.xml><?xml version="1.0" encoding="utf-8"?>
-<?mso-contentType ?>
-<FormTemplates xmlns="http://schemas.microsoft.com/sharepoint/v3/contenttype/forms">
-  <Display>DocumentLibraryForm</Display>
-  <Edit>DocumentLibraryForm</Edit>
-  <New>DocumentLibraryForm</New>
-</FormTemplates>
+<b:Sources xmlns:b="http://schemas.openxmlformats.org/officeDocument/2006/bibliography" xmlns="http://schemas.openxmlformats.org/officeDocument/2006/bibliography" SelectedStyle="\APA.XSL" StyleName="APA"/>
 </file>
 
 <file path=customXml/itemProps1.xml><?xml version="1.0" encoding="utf-8"?>
@@ -18246,9 +18549,9 @@
 </file>
 
 <file path=customXml/itemProps2.xml><?xml version="1.0" encoding="utf-8"?>
-<ds:datastoreItem xmlns:ds="http://schemas.openxmlformats.org/officeDocument/2006/customXml" ds:itemID="{9C46D67E-02BF-4E37-8EF1-2391CC03D27F}">
+<ds:datastoreItem xmlns:ds="http://schemas.openxmlformats.org/officeDocument/2006/customXml" ds:itemID="{A8BEE9C3-75AD-4607-B106-1B44B05722EA}">
   <ds:schemaRefs>
-    <ds:schemaRef ds:uri="http://schemas.openxmlformats.org/officeDocument/2006/bibliography"/>
+    <ds:schemaRef ds:uri="http://schemas.microsoft.com/sharepoint/v3/contenttype/forms"/>
   </ds:schemaRefs>
 </ds:datastoreItem>
 </file>
@@ -18272,9 +18575,9 @@
 </file>
 
 <file path=customXml/itemProps4.xml><?xml version="1.0" encoding="utf-8"?>
-<ds:datastoreItem xmlns:ds="http://schemas.openxmlformats.org/officeDocument/2006/customXml" ds:itemID="{A8BEE9C3-75AD-4607-B106-1B44B05722EA}">
+<ds:datastoreItem xmlns:ds="http://schemas.openxmlformats.org/officeDocument/2006/customXml" ds:itemID="{9C46D67E-02BF-4E37-8EF1-2391CC03D27F}">
   <ds:schemaRefs>
-    <ds:schemaRef ds:uri="http://schemas.microsoft.com/sharepoint/v3/contenttype/forms"/>
+    <ds:schemaRef ds:uri="http://schemas.openxmlformats.org/officeDocument/2006/bibliography"/>
   </ds:schemaRefs>
 </ds:datastoreItem>
 </file>
--- a/docs/client_analysis/report_APS.docx
+++ b/docs/client_analysis/report_APS.docx
@@ -6775,7 +6775,7 @@
           <w:noProof/>
         </w:rPr>
         <w:drawing>
-          <wp:inline distT="0" distB="0" distL="0" distR="0" wp14:anchorId="68B4EA67" wp14:editId="6F00B856">
+          <wp:inline distT="0" distB="0" distL="0" distR="0" wp14:anchorId="68B4EA67" wp14:editId="41D668AA">
             <wp:extent cx="5226685" cy="3020060"/>
             <wp:effectExtent l="19050" t="19050" r="12065" b="27940"/>
             <wp:docPr id="1965649793" name="Imagem 6" descr="Uma imagem com texto, mapa, captura de ecrã, diagrama&#10;&#10;Os conteúdos gerados por IA podem estar incorretos."/>
@@ -9468,1187 +9468,653 @@
     </w:p>
     <w:p>
       <w:pPr>
-        <w:rPr>
-          <w:b/>
-          <w:bCs/>
-        </w:rPr>
-      </w:pPr>
-      <w:r>
-        <w:rPr>
-          <w:b/>
-          <w:bCs/>
-        </w:rPr>
-        <w:t>Análise de Sistemas de Controlo e Informação em Organizações Empreendedoras</w:t>
-      </w:r>
-    </w:p>
-    <w:p>
-      <w:pPr>
-        <w:rPr>
-          <w:b/>
-          <w:bCs/>
-        </w:rPr>
-      </w:pPr>
-      <w:r>
-        <w:rPr>
-          <w:b/>
-          <w:bCs/>
-        </w:rPr>
-        <w:t>Introdução</w:t>
-      </w:r>
-    </w:p>
-    <w:p>
-      <w:r>
-        <w:t xml:space="preserve">O sucesso e a sustentabilidade de qualquer organização, especialmente em contextos de empreendedorismo e desenvolvimento regional, dependem de mecanismos robustos de controlo e sistemas de informação. Estas ferramentas são a espinha dorsal da gestão estratégica, permitindo que as empresas naveguem em ambientes complexos, monitorem o progresso e se adaptem às mudanças do mercado. Mais do que meros instrumentos de monitorização, estes sistemas constituem componentes fundamentais da </w:t>
-      </w:r>
+        <w:pStyle w:val="Ttulo1"/>
+      </w:pPr>
+      <w:r>
+        <w:t>3.7.1</w:t>
+      </w:r>
+    </w:p>
+    <w:p>
+      <w:bookmarkStart w:id="26" w:name="_Hlk214710191"/>
+      <w:r>
+        <w:t xml:space="preserve">Os principais instrumentos de controlo de gestão utilizados pela </w:t>
+      </w:r>
+      <w:r>
+        <w:t>Administração do Porto de Sines</w:t>
+      </w:r>
+      <w:r>
+        <w:t xml:space="preserve"> (APS), ou que são essenciais para a sua estratégia de desenvolvimento, são:</w:t>
+      </w:r>
+    </w:p>
+    <w:p>
+      <w:r>
+        <w:t>1. Auditoria Energética e Sistema de Gestão de Energia (SGE)</w:t>
+      </w:r>
+    </w:p>
+    <w:p>
+      <w:r>
+        <w:t>A Auditoria Energética é uma ferramenta-chave para o controlo tático e operacional da APS, especialmente no âmbito da sua aposta na gestão sustentável. Este instrumento permite o conhecimento dos consumos de energia na APS e a procura da eficiência energética. Esta auditoria é essencial na tomada de decisão na área da gestão de energia, pois realiza um balanço entre os inputs totais de energia e a sua utilização, quantificando o uso de energia por setor e função. Os resultados mostram que os principais centros de consumo de energia da APS são a climatização, a iluminação e a frota automóvel, além das perdas na rede de distribuição de energia aos terminais.</w:t>
+      </w:r>
+    </w:p>
+    <w:p>
+      <w:r>
+        <w:t xml:space="preserve">Vantagem: </w:t>
+      </w:r>
+      <w:r>
+        <w:t>Ajuda a APS a otimizar o uso de energia, melhorando a sua imagem e competitividade no mercado mundial</w:t>
+      </w:r>
+      <w:r>
+        <w:t>.</w:t>
+      </w:r>
+    </w:p>
+    <w:p>
+      <w:r>
+        <w:t xml:space="preserve">Limitação: </w:t>
+      </w:r>
+      <w:r>
+        <w:t>A APS não possui fronteiras bem definidas, o que torna difícil distinguir todos os tipos de consumos</w:t>
+      </w:r>
+      <w:r>
+        <w:t>.</w:t>
+      </w:r>
+    </w:p>
+    <w:p>
+      <w:r>
+        <w:t xml:space="preserve">Proposta de melhoria: </w:t>
+      </w:r>
+      <w:r>
+        <w:t>Desenvolvimento de um incentivo para a eficiência energética das empresas concessionárias dos terminais do Porto de Sines</w:t>
+      </w:r>
+      <w:r>
+        <w:t>.</w:t>
+      </w:r>
+    </w:p>
+    <w:p>
+      <w:r>
+        <w:t>2. Sistemas de Certificação e Relatório de Sustentabilidade</w:t>
+      </w:r>
+    </w:p>
+    <w:p>
+      <w:r>
+        <w:lastRenderedPageBreak/>
+        <w:t xml:space="preserve">Estes instrumentos são cruciais para o controlo estratégico e o </w:t>
+      </w:r>
+      <w:proofErr w:type="spellStart"/>
       <w:r>
         <w:rPr>
           <w:i/>
           <w:iCs/>
         </w:rPr>
-        <w:t>capacidade estratégica</w:t>
-      </w:r>
-      <w:r>
-        <w:t xml:space="preserve"> de uma organização para criar e sustentar vantagem competitiva em ecossistemas regionais dinâmicos. Este documento analisa os principais instrumentos de controlo de gestão, os indicadores chave de desempenho (</w:t>
+        <w:t>compliance</w:t>
+      </w:r>
+      <w:proofErr w:type="spellEnd"/>
+      <w:r>
+        <w:t xml:space="preserve"> (cumprimento de normas) da APS.</w:t>
+      </w:r>
+    </w:p>
+    <w:p>
+      <w:r>
+        <w:t>• Certificações: A APS adota uma política integrada de qualidade, ambiente e segurança e saúde no trabalho. Desde 2005, possui certificação da qualidade (ISO 9001) e, desde 2008, possui a certificação dos sistemas de gestão de ambiente (ISO 14001) e segurança e saúde (OHSAS 18001).</w:t>
+      </w:r>
+    </w:p>
+    <w:p>
+      <w:r>
+        <w:t xml:space="preserve">• Relatório de Sustentabilidade (Acompanhamento e </w:t>
       </w:r>
       <w:proofErr w:type="spellStart"/>
-      <w:r>
-        <w:t>KPIs</w:t>
-      </w:r>
-      <w:proofErr w:type="spellEnd"/>
-      <w:r>
-        <w:t>) e os sistemas de informação utilizados em diversas organizações, baseando-se exclusivamente nos estudos de caso fornecidos para ilustrar como estas ferramentas apoiam a tomada de decisão e o alinhamento das operações com os objetivos estratégicos de longo prazo.</w:t>
-      </w:r>
-    </w:p>
-    <w:p/>
-    <w:p>
-      <w:pPr>
-        <w:rPr>
-          <w:b/>
-          <w:bCs/>
-        </w:rPr>
-      </w:pPr>
-      <w:r>
-        <w:rPr>
-          <w:b/>
-          <w:bCs/>
-        </w:rPr>
-        <w:t>Instrumentos de Controlo de Gestão</w:t>
-      </w:r>
-    </w:p>
-    <w:p>
-      <w:r>
-        <w:t xml:space="preserve">Os instrumentos de controlo de gestão são componentes estratégicos vitais para qualquer organização. Longe de serem meras ferramentas de reporte, constituem sistemas que alinham as operações diárias com os objetivos estratégicos, permitem uma avaliação de desempenho rigorosa e facilitam a aprendizagem e a melhoria contínua. Sem estes mecanismos, as organizações correm o risco de operar </w:t>
-      </w:r>
-      <w:r>
-        <w:lastRenderedPageBreak/>
-        <w:t>de forma reativa e desalinhada da sua missão. Esta secção analisa dois tipos de instrumentos identificados nos casos de estudo: quadros de orientação estratégica, que definem o rumo da organização, e sistemas de monitorização de projetos, que acompanham a execução e o impacto das iniciativas.</w:t>
-      </w:r>
-    </w:p>
-    <w:p>
-      <w:pPr>
-        <w:rPr>
-          <w:b/>
-          <w:bCs/>
-        </w:rPr>
-      </w:pPr>
-    </w:p>
-    <w:p>
-      <w:pPr>
-        <w:rPr>
-          <w:b/>
-          <w:bCs/>
-        </w:rPr>
-      </w:pPr>
-      <w:r>
-        <w:rPr>
-          <w:b/>
-          <w:bCs/>
-        </w:rPr>
-        <w:t xml:space="preserve">Quadros de Orientação Estratégica: O </w:t>
-      </w:r>
-      <w:proofErr w:type="spellStart"/>
-      <w:r>
-        <w:rPr>
-          <w:b/>
-          <w:bCs/>
-        </w:rPr>
-        <w:t>Balanced</w:t>
-      </w:r>
-      <w:proofErr w:type="spellEnd"/>
-      <w:r>
-        <w:rPr>
-          <w:b/>
-          <w:bCs/>
-        </w:rPr>
-        <w:t xml:space="preserve"> </w:t>
-      </w:r>
-      <w:proofErr w:type="spellStart"/>
-      <w:r>
-        <w:rPr>
-          <w:b/>
-          <w:bCs/>
-        </w:rPr>
-        <w:t>Scorecard</w:t>
-      </w:r>
-      <w:proofErr w:type="spellEnd"/>
-      <w:r>
-        <w:rPr>
-          <w:b/>
-          <w:bCs/>
-        </w:rPr>
-        <w:t xml:space="preserve"> (BSC) e o Quadro Lógico</w:t>
-      </w:r>
-    </w:p>
-    <w:p>
-      <w:r>
-        <w:t xml:space="preserve">A implementação de quadros de orientação estratégica é fundamental para traduzir a visão de uma organização em ações concretas e mensuráveis. O caso do projeto </w:t>
-      </w:r>
-      <w:r>
-        <w:rPr>
-          <w:b/>
-          <w:bCs/>
-        </w:rPr>
-        <w:t>WINNET 8</w:t>
-      </w:r>
-      <w:r>
-        <w:t xml:space="preserve"> ilustra a utilização de ferramentas como o </w:t>
-      </w:r>
-      <w:proofErr w:type="spellStart"/>
-      <w:r>
-        <w:t>Balanced</w:t>
-      </w:r>
-      <w:proofErr w:type="spellEnd"/>
-      <w:r>
-        <w:t xml:space="preserve"> </w:t>
-      </w:r>
-      <w:proofErr w:type="spellStart"/>
-      <w:r>
-        <w:t>Scorecard</w:t>
-      </w:r>
-      <w:proofErr w:type="spellEnd"/>
-      <w:r>
-        <w:t xml:space="preserve"> (BSC) e o Quadro Lógico, cujo propósito central é conferir uma "maior mobilização dos membros" e contribuir para o seu "envolvimento efetivo". Estes documentos funcionam como um roteiro partilhado, garantindo que todos os </w:t>
-      </w:r>
-      <w:proofErr w:type="spellStart"/>
-      <w:r>
-        <w:t>stakeholders</w:t>
-      </w:r>
-      <w:proofErr w:type="spellEnd"/>
-      <w:r>
-        <w:t xml:space="preserve"> compreendem os objetivos e o seu papel na sua concretização.</w:t>
-      </w:r>
-    </w:p>
-    <w:p>
-      <w:pPr>
-        <w:rPr>
-          <w:b/>
-          <w:bCs/>
-        </w:rPr>
-      </w:pPr>
-      <w:r>
-        <w:rPr>
-          <w:b/>
-          <w:bCs/>
-        </w:rPr>
-        <w:t>Análise Estratégica: Vantagens e Dependências</w:t>
-      </w:r>
-    </w:p>
-    <w:p>
-      <w:r>
-        <w:rPr>
-          <w:b/>
-          <w:bCs/>
-        </w:rPr>
-        <w:t>Vantagens:</w:t>
-      </w:r>
-      <w:r>
-        <w:t xml:space="preserve"> A principal vantagem destes quadros é a sua capacidade de estruturar o pensamento estratégico, alinhar ações com objetivos e criar uma base sólida para a avaliação de desempenho. Ao fornecer uma linguagem e um modelo comuns, ajudam a colmatar a "insuficiente comunidade de práticas existentes no território", promovendo a sinergia entre diferentes atores e potenciando o impacto coletivo. Para gestores de ecossistemas regionais, a lição é clara: a coesão estratégica precede e pode até mesmo viabilizar a sustentabilidade financeira.</w:t>
-      </w:r>
-    </w:p>
-    <w:p>
-      <w:r>
-        <w:rPr>
-          <w:b/>
-          <w:bCs/>
-        </w:rPr>
-        <w:t>L</w:t>
-      </w:r>
-      <w:r>
-        <w:rPr>
-          <w:b/>
-          <w:bCs/>
-        </w:rPr>
-        <w:t>imitações e Oportunidades de Melhoria:</w:t>
-      </w:r>
-      <w:r>
-        <w:t xml:space="preserve"> A natureza do projeto WINNET 8, que funcionou "sem qualquer apoio financeiro", revela uma dependência crítica mas também uma poderosa lição estratégica. Demonstra que um quadro estratégico robusto pode funcionar como um poderoso </w:t>
-      </w:r>
       <w:r>
         <w:rPr>
           <w:i/>
           <w:iCs/>
         </w:rPr>
-        <w:t>incentivo não financeiro</w:t>
-      </w:r>
-      <w:r>
-        <w:t xml:space="preserve">, alinhando </w:t>
+        <w:t>Spillovers</w:t>
+      </w:r>
+      <w:proofErr w:type="spellEnd"/>
+      <w:r>
+        <w:t>): Este instrumento permite a identificação de um conjunto de impactos económicos, sociais e ambientais que influenciam o desenvolvimento do território. No caso do Controlo Económico, o relatório apresenta indicadores de desempenho financeiro, como o Resultado Líquido, EBITDA e o Valor Acrescentado Bruto.  A APS monitoriza a quantidade de combustível gasto para calcular o total de emissões de gases com efeito de estufa (GEE), em toneladas equivalentes de CO2, a qualidade dos ambientes marinhos e realiza auditorias anuais aos concessionários e licenciados para garantir o cumprimento de requisitos legais e operacionais relacionados com o ambiente e a segurança, constituindo Controlo Ambiental.</w:t>
+      </w:r>
+    </w:p>
+    <w:p>
+      <w:r>
+        <w:t xml:space="preserve">Vantagens: </w:t>
+      </w:r>
+      <w:r>
+        <w:t>Garante que o porto segue as normas nacionais e internacionais</w:t>
+      </w:r>
+      <w:r>
+        <w:t xml:space="preserve"> e assegura o </w:t>
+      </w:r>
+      <w:r>
+        <w:t>cumprimento de requisitos legais e operacionais por parte dos concessionários</w:t>
+      </w:r>
+    </w:p>
+    <w:p>
+      <w:r>
+        <w:t xml:space="preserve">Limitações: </w:t>
+      </w:r>
+      <w:r>
+        <w:t>A APS não monitoriza sistematicamente as emissões atmosféricas, registando apenas o combustível gasto para calcular o total de emissões de GEE</w:t>
+      </w:r>
+      <w:r>
+        <w:t>.</w:t>
+      </w:r>
+    </w:p>
+    <w:p>
+      <w:r>
+        <w:t xml:space="preserve">Proposta de melhoria: </w:t>
+      </w:r>
+      <w:r>
+        <w:t>Promover a comunicação top-</w:t>
       </w:r>
       <w:proofErr w:type="spellStart"/>
       <w:r>
-        <w:t>stakeholders</w:t>
+        <w:t>down</w:t>
       </w:r>
       <w:proofErr w:type="spellEnd"/>
       <w:r>
-        <w:t xml:space="preserve"> diversos em torno de uma missão comum e fomentando a resiliência institucional. O sucesso depende inteiramente do empenho e da capacidade de mobilizar competências de diversas fontes. A oportunidade de melhoria reside, portanto, na institucionalização destes quadros como ferramentas centrais para a mobilização de recursos em ambientes de elevada escassez.</w:t>
-      </w:r>
-    </w:p>
-    <w:p>
-      <w:pPr>
-        <w:rPr>
-          <w:b/>
-          <w:bCs/>
-        </w:rPr>
-      </w:pPr>
-    </w:p>
-    <w:p>
-      <w:pPr>
-        <w:rPr>
-          <w:b/>
-          <w:bCs/>
-        </w:rPr>
-      </w:pPr>
-      <w:r>
-        <w:rPr>
-          <w:b/>
-          <w:bCs/>
-        </w:rPr>
-        <w:t>Sistemas de Monitorização e Avaliação de Projetos</w:t>
-      </w:r>
-    </w:p>
-    <w:p>
-      <w:r>
-        <w:t xml:space="preserve">A monitorização e avaliação sistemática de projetos são cruciais para medir o impacto, justificar o investimento e identificar áreas de melhoria. Os casos </w:t>
-      </w:r>
-      <w:r>
-        <w:rPr>
-          <w:b/>
-          <w:bCs/>
-        </w:rPr>
-        <w:t>DNA Cascais</w:t>
-      </w:r>
+        <w:t>-top, incentivando os trabalhadores a transmitir recomendações ao conselho de administração</w:t>
+      </w:r>
+      <w:r>
+        <w:t>.</w:t>
+      </w:r>
+    </w:p>
+    <w:p>
+      <w:r>
+        <w:t>3. Sistemas de Informação Geográfica (SIG) e Software de Processamento</w:t>
+      </w:r>
+    </w:p>
+    <w:p>
+      <w:r>
+        <w:t>Estas ferramentas de controlo técnico são utilizadas para o planeamento de infraestruturas e a gestão do domínio territorial marítimo e terrestre.</w:t>
+      </w:r>
+    </w:p>
+    <w:p>
+      <w:r>
+        <w:t xml:space="preserve">• Controlo Técnico Geofísico: O processamento (software </w:t>
+      </w:r>
+      <w:proofErr w:type="spellStart"/>
+      <w:r>
+        <w:t>RadExPro</w:t>
+      </w:r>
+      <w:proofErr w:type="spellEnd"/>
+      <w:r>
+        <w:t>®) e interpretação de dados sísmicos (</w:t>
+      </w:r>
+      <w:proofErr w:type="spellStart"/>
+      <w:r>
+        <w:t>Kingdom</w:t>
+      </w:r>
+      <w:proofErr w:type="spellEnd"/>
+      <w:r>
+        <w:t xml:space="preserve"> </w:t>
+      </w:r>
+      <w:proofErr w:type="spellStart"/>
+      <w:r>
+        <w:t>Advanced</w:t>
+      </w:r>
+      <w:proofErr w:type="spellEnd"/>
+      <w:proofErr w:type="gramStart"/>
+      <w:r>
+        <w:t>® )</w:t>
+      </w:r>
+      <w:proofErr w:type="gramEnd"/>
+      <w:r>
+        <w:t xml:space="preserve"> da plataforma costeira contígua ao Porto de Sines são cruciais para a caracterização da subsuperfície, sendo o controlo de qualidade uma etapa essencial no processamento sísmico.</w:t>
+      </w:r>
+    </w:p>
+    <w:p>
+      <w:r>
+        <w:t xml:space="preserve">• Integração e Planeamento: O software </w:t>
+      </w:r>
+      <w:proofErr w:type="spellStart"/>
+      <w:r>
+        <w:t>ArcGIS</w:t>
+      </w:r>
+      <w:proofErr w:type="spellEnd"/>
+      <w:r>
+        <w:t xml:space="preserve"> Pro® é utilizado para integrar a informação das cartas geológicas e a localização das linhas sísmicas em ambiente de Informação Geográfica. Os Sistemas de Informação Geográfica (SIG) são considerados um aspeto físico do desenvolvimento regional, abrangendo a ordenação do território.</w:t>
+      </w:r>
+    </w:p>
+    <w:p>
+      <w:r>
+        <w:t xml:space="preserve">Vantagens: </w:t>
+      </w:r>
+      <w:r>
+        <w:t>O SIG abrange o acondicionamento de espaços e a ordenação do território</w:t>
+      </w:r>
+      <w:r>
+        <w:t xml:space="preserve">. </w:t>
+      </w:r>
+      <w:r>
+        <w:t>A aposta em novas tecnologias de informação aplicadas à gestão visa minimizar os custos de dispersão e maximizar a produtividade geral</w:t>
+      </w:r>
+    </w:p>
+    <w:p>
+      <w:r>
+        <w:t xml:space="preserve">Limitações: </w:t>
+      </w:r>
+      <w:r>
+        <w:t xml:space="preserve">A análise sísmica exige passos de processamento complexos </w:t>
+      </w:r>
+      <w:r>
+        <w:t xml:space="preserve">e a </w:t>
+      </w:r>
+      <w:r>
+        <w:t>validação final das interpretações geofísicas requer amostras e datações</w:t>
+      </w:r>
+      <w:r>
+        <w:t>.</w:t>
+      </w:r>
+    </w:p>
+    <w:p>
+      <w:r>
+        <w:lastRenderedPageBreak/>
+        <w:t>Propostas de melhoria: Aposta em novas tecnologias para maximizar a qualidades dos serviços.</w:t>
+      </w:r>
+    </w:p>
+    <w:p>
+      <w:r>
+        <w:t>4. Instrumentos de Controlo no Planeamento da Transição Energética</w:t>
+      </w:r>
+    </w:p>
+    <w:p>
+      <w:r>
+        <w:t>O Porto de Sines está em fase de transição energética, utilizando vários instrumentos de planeamento e controlo para atingir os objetivos de descarbonização. O Plano Estratégico e Metas de Consumo, a Avaliação de Potencial Fotovoltaico em Áreas R⁴ (</w:t>
+      </w:r>
+      <w:proofErr w:type="spellStart"/>
+      <w:r>
+        <w:t>Rooftops</w:t>
+      </w:r>
+      <w:proofErr w:type="spellEnd"/>
+      <w:r>
+        <w:t xml:space="preserve">, </w:t>
+      </w:r>
+      <w:proofErr w:type="spellStart"/>
+      <w:r>
+        <w:t>Roads</w:t>
+      </w:r>
+      <w:proofErr w:type="spellEnd"/>
+      <w:r>
+        <w:t xml:space="preserve">, </w:t>
+      </w:r>
+      <w:proofErr w:type="spellStart"/>
+      <w:r>
+        <w:t>Railways</w:t>
+      </w:r>
+      <w:proofErr w:type="spellEnd"/>
       <w:r>
         <w:t xml:space="preserve"> e </w:t>
       </w:r>
-      <w:r>
-        <w:rPr>
-          <w:b/>
-          <w:bCs/>
-        </w:rPr>
-        <w:t>SI-Inovação</w:t>
-      </w:r>
-      <w:r>
-        <w:t xml:space="preserve"> demonstram a aplicação prática destes sistemas com propósitos distintos, mas igualmente importantes.</w:t>
-      </w:r>
-    </w:p>
-    <w:p>
-      <w:r>
-        <w:rPr>
-          <w:b/>
-          <w:bCs/>
-        </w:rPr>
-        <w:t>Propósito e Âmbito:</w:t>
-      </w:r>
-      <w:r>
-        <w:t xml:space="preserve"> O propósito central destes sistemas é avaliar o impacto e o retorno do investimento.</w:t>
-      </w:r>
-    </w:p>
-    <w:p>
-      <w:r>
-        <w:t xml:space="preserve">No caso do </w:t>
-      </w:r>
-      <w:r>
-        <w:rPr>
-          <w:b/>
-          <w:bCs/>
-        </w:rPr>
-        <w:t>DNA Cascais</w:t>
-      </w:r>
-      <w:r>
-        <w:t>, a necessidade de uma "monitorização permanente do projeto" é justificada pela importância de perceber o seu impacto em vertentes críticas como a "criação de empresas, criação de empregos, vendas das empresas, grau de inovação". Este acompanhamento contínuo permite ajustar estratégias e demonstrar o valor gerado.</w:t>
-      </w:r>
-    </w:p>
-    <w:p>
-      <w:r>
-        <w:lastRenderedPageBreak/>
-        <w:t xml:space="preserve">No âmbito do </w:t>
-      </w:r>
-      <w:r>
-        <w:rPr>
-          <w:b/>
-          <w:bCs/>
-        </w:rPr>
-        <w:t>SI-Inovação</w:t>
-      </w:r>
-      <w:r>
-        <w:t>, a avaliação de desempenho assume um papel ainda mais direto e consequencial. A performance do projeto está intrinsecamente ligada à conversão de incentivos reembolsáveis em subsídios a fundo perdido, criando um sistema onde os resultados determinam diretamente o benefício financeiro.</w:t>
-      </w:r>
-    </w:p>
-    <w:p>
-      <w:r>
-        <w:rPr>
-          <w:b/>
-          <w:bCs/>
-        </w:rPr>
-        <w:t>Vantagens e Limitações:</w:t>
-      </w:r>
-    </w:p>
-    <w:p>
-      <w:r>
-        <w:rPr>
-          <w:b/>
-          <w:bCs/>
-        </w:rPr>
-        <w:t>Vantagens:</w:t>
-      </w:r>
-      <w:r>
-        <w:t xml:space="preserve"> A principal vantagem, evidenciada pelo SI-Inovação, é a criação de um forte incentivo para que os projetos atinjam as metas económicas definidas. O sistema não apenas monitoriza, mas recompensa diretamente o desempenho, alinhando os interesses dos empreendedores com os objetivos do programa.</w:t>
-      </w:r>
-    </w:p>
-    <w:p>
-      <w:r>
-        <w:rPr>
-          <w:b/>
-          <w:bCs/>
-        </w:rPr>
-        <w:t>Limitações e Oportunidades de Melhoria:</w:t>
-      </w:r>
-      <w:r>
-        <w:t xml:space="preserve"> A complexidade processual representa uma barreira estratégica significativa. O facto de "o processo de candidatura não é simples" e exigir "conhecimentos técnicos elevados" cria um obstáculo à entrada. A baixa taxa de sucesso das candidaturas ao SI-Inovação (apenas 238 aprovadas em 861) sugere que muitas propostas de valor podem ter sido perdidas. Uma clara oportunidade de melhoria reside na simplificação dos processos ou na disponibilização de maior apoio técnico para capacitar os empreendedores e aumentar as suas hipóteses de sucesso.</w:t>
-      </w:r>
-    </w:p>
-    <w:p>
-      <w:r>
-        <w:t>Assim, enquanto os instrumentos estratégicos definem o rumo e os sistemas de monitorização verificam a posição, ambos são ineficazes sem coordenadas precisas — os indicadores de desempenho específicos que quantificam o sucesso.</w:t>
-      </w:r>
-    </w:p>
+      <w:proofErr w:type="spellStart"/>
+      <w:r>
+        <w:t>Reservoirs</w:t>
+      </w:r>
+      <w:proofErr w:type="spellEnd"/>
+      <w:r>
+        <w:t xml:space="preserve"> e a Avaliação Económico-Financeira dos Investimentos são os instrumentos de controlo de gestão no Porto de Sines. Estes instrumentos abrangem desde as análises técnicas de eficiência energética (Auditorias) e a monitorização geofísica (SIG e software especializado), até ao controlo estratégico do desempenho sustentável (Relatório de Sustentabilidade e Certificações ISO) e a medição da viabilidade técnico-económica de futuros investimentos (NPV, TIR, LCOE).</w:t>
+      </w:r>
+    </w:p>
+    <w:bookmarkEnd w:id="26"/>
     <w:p/>
     <w:p>
       <w:pPr>
-        <w:rPr>
-          <w:b/>
-          <w:bCs/>
-        </w:rPr>
-      </w:pPr>
-      <w:r>
-        <w:rPr>
-          <w:b/>
-          <w:bCs/>
-        </w:rPr>
-        <w:t>Indicadores Chave de Desempenho (</w:t>
+        <w:pStyle w:val="Ttulo1"/>
+      </w:pPr>
+      <w:r>
+        <w:t>3.7.2</w:t>
+      </w:r>
+    </w:p>
+    <w:p>
+      <w:bookmarkStart w:id="27" w:name="_Hlk214710204"/>
+      <w:r>
+        <w:t>A Autonomia Financeira (%) é um KPI de nível Estratégico porque avalia a solidez financeira e o grau de risco da organização ao longo do tempo. É uma métrica crucial para o enquadramento de projetos em sistemas de incentivos e para investidores, sendo um fator determinante para o sucesso de uma candidatura. Este KPI monitoriza um objetivo, nomeadamente a Sustentabilidade Financeira da empresa e a sua solvabilidade perante terceiros. O seu propósito é medir a capacidade da APS de financiar o seu Ativo Total com recursos próprios e é calculada pela relação entre os Capitais Próprios e o Ativo Total. Este KPI é vital para demonstrar a robustez da APS enquanto ativo estratégico nacional, permitindo-lhe prosseguir o fomento de processos de desenvolvimento e grandes investimentos.</w:t>
+      </w:r>
+    </w:p>
+    <w:p>
+      <w:r>
+        <w:t>O Custo Nivelado da Energia (LCOE) é um KPI Tático pois revela-se uma ferramenta essencial para a análise económica na fase de avaliação de viabilidade de projetos. Permite que a gestão compare e selecione a solução tecnológica mais eficiente em termos de custos para a APS, ligando os objetivos estratégicos de descarbonização às implicações financeiras dos investimentos. Este KPI monitoriza um objetivo, pois está focado na otimização de custos e na viabilidade económica dos projetos de produção de energia própria. O objetivo deste KPI é determinar o valor médio do custo da eletricidade produzida (por exemplo, ao longo de 25 anos para um sistema fotovoltaico), permitindo comparar a atratividade económica de diferentes tipologias de sistemas renováveis. A sua lógica de cálculo é a divisão do Custo Total do Ciclo de Vida do investimento pela Produção Total de Energia gerada durante o ciclo de vida do sistema. O Porto de Sines prevê um aumento drástico dos seus consumos energéticos (quase quadruplicando até 2030), sendo que a meta é suprir 73% do consumo com energias renováveis. Este KPI é crucial para analisar a atratividade económica dos investimentos em energia solar.</w:t>
+      </w:r>
+    </w:p>
+    <w:p>
+      <w:r>
+        <w:t xml:space="preserve">O Volume de Carga Contentorizada Movimentada é um KPI Operacional porque mede o resultado direto da atividade de movimentação de mercadorias, que é o cerne da operação. Este KPI é fundamental para o controlo da capacidade e eficiência do terminal, pois monitoriza uma Atividade/Processo, mais especificamente a Produtividade do Terminal e a sua capacidade de </w:t>
       </w:r>
       <w:proofErr w:type="spellStart"/>
-      <w:r>
-        <w:rPr>
-          <w:b/>
-          <w:bCs/>
-        </w:rPr>
-        <w:t>KPIs</w:t>
-      </w:r>
-      <w:proofErr w:type="spellEnd"/>
-      <w:r>
-        <w:rPr>
-          <w:b/>
-          <w:bCs/>
-        </w:rPr>
-        <w:t>)</w:t>
-      </w:r>
-    </w:p>
-    <w:p>
-      <w:r>
-        <w:t>Enquanto os instrumentos de controlo de gestão fornecem o quadro geral, os Indicadores Chave de Desempenho (</w:t>
-      </w:r>
-      <w:proofErr w:type="spellStart"/>
-      <w:r>
-        <w:t>KPIs</w:t>
-      </w:r>
-      <w:proofErr w:type="spellEnd"/>
-      <w:r>
-        <w:t xml:space="preserve">) são as métricas específicas que permitem quantificar o progresso em relação aos objetivos estratégicos e operacionais. São eles que transformam metas abstratas em alvos concretos e mensuráveis, permitindo uma gestão baseada em dados e evidências. A sua seleção e monitorização são essenciais para avaliar a saúde e o sucesso de qualquer iniciativa. Esta secção detalha os </w:t>
-      </w:r>
-      <w:proofErr w:type="spellStart"/>
-      <w:r>
-        <w:t>KPIs</w:t>
-      </w:r>
-      <w:proofErr w:type="spellEnd"/>
-      <w:r>
-        <w:t xml:space="preserve"> utilizados em diferentes níveis de gestão, recorrendo principalmente ao modelo do ecossistema </w:t>
-      </w:r>
-      <w:r>
-        <w:rPr>
-          <w:b/>
-          <w:bCs/>
-        </w:rPr>
-        <w:t>INOV.C</w:t>
-      </w:r>
-      <w:r>
-        <w:t>, para demonstrar como o desempenho é medido e gerido de forma eficaz.</w:t>
-      </w:r>
-    </w:p>
-    <w:p>
-      <w:pPr>
-        <w:rPr>
-          <w:b/>
-          <w:bCs/>
-        </w:rPr>
-      </w:pPr>
-      <w:proofErr w:type="spellStart"/>
-      <w:r>
-        <w:rPr>
-          <w:b/>
-          <w:bCs/>
-        </w:rPr>
-        <w:t>KPIs</w:t>
-      </w:r>
-      <w:proofErr w:type="spellEnd"/>
-      <w:r>
-        <w:rPr>
-          <w:b/>
-          <w:bCs/>
-        </w:rPr>
-        <w:t xml:space="preserve"> de Nível Estratégico</w:t>
-      </w:r>
-    </w:p>
-    <w:p>
-      <w:r>
-        <w:t xml:space="preserve">Os </w:t>
-      </w:r>
-      <w:proofErr w:type="spellStart"/>
-      <w:r>
-        <w:t>KPIs</w:t>
-      </w:r>
-      <w:proofErr w:type="spellEnd"/>
-      <w:r>
-        <w:t xml:space="preserve"> de nível estratégico são concebidos para monitorizar o impacto global e a sustentabilidade a longo prazo de uma organização ou ecossistema. Medem os </w:t>
-      </w:r>
-      <w:proofErr w:type="gramStart"/>
-      <w:r>
-        <w:t>resultados finais</w:t>
-      </w:r>
-      <w:proofErr w:type="gramEnd"/>
-      <w:r>
-        <w:t xml:space="preserve"> e o valor criado, sendo cruciais para a prestação de contas. O programa INOV.C utiliza </w:t>
-      </w:r>
-      <w:proofErr w:type="spellStart"/>
-      <w:r>
-        <w:t>KPIs</w:t>
-      </w:r>
-      <w:proofErr w:type="spellEnd"/>
-      <w:r>
-        <w:t xml:space="preserve"> estratégicos que refletem diretamente a sua missão de desenvolvimento económico.</w:t>
-      </w:r>
-    </w:p>
-    <w:p>
-      <w:pPr>
-        <w:numPr>
-          <w:ilvl w:val="0"/>
-          <w:numId w:val="39"/>
-        </w:numPr>
-      </w:pPr>
-      <w:r>
-        <w:rPr>
-          <w:b/>
-          <w:bCs/>
-        </w:rPr>
-        <w:t>KPI 1: Taxa de sobrevivência das empresas criadas (%)</w:t>
-      </w:r>
-    </w:p>
-    <w:p>
-      <w:pPr>
-        <w:numPr>
-          <w:ilvl w:val="1"/>
-          <w:numId w:val="39"/>
-        </w:numPr>
-      </w:pPr>
-      <w:r>
-        <w:rPr>
-          <w:b/>
-          <w:bCs/>
-        </w:rPr>
-        <w:t>Propósito:</w:t>
-      </w:r>
-      <w:r>
-        <w:t xml:space="preserve"> Avaliar a sustentabilidade e resiliência das novas empresas geradas pelo ecossistema.</w:t>
-      </w:r>
-    </w:p>
-    <w:p>
-      <w:pPr>
-        <w:numPr>
-          <w:ilvl w:val="1"/>
-          <w:numId w:val="39"/>
-        </w:numPr>
-      </w:pPr>
-      <w:r>
-        <w:rPr>
-          <w:b/>
-          <w:bCs/>
-        </w:rPr>
-        <w:lastRenderedPageBreak/>
-        <w:t>Lógica de Cálculo:</w:t>
-      </w:r>
-      <w:r>
-        <w:t xml:space="preserve"> Percentagem de empresas criadas através do programa que permanecem ativas após um período definido (e.g., 3 ou 5 anos). O INOV.C, por exemplo, reporta uma "notável taxa de sobrevivência de 80% das empresas", demonstrando a viabilidade a longo prazo dos seus projetos.</w:t>
-      </w:r>
-    </w:p>
-    <w:p>
-      <w:pPr>
-        <w:numPr>
-          <w:ilvl w:val="1"/>
-          <w:numId w:val="39"/>
-        </w:numPr>
-      </w:pPr>
-      <w:r>
-        <w:rPr>
-          <w:b/>
-          <w:bCs/>
-        </w:rPr>
-        <w:t>Relevância:</w:t>
-      </w:r>
-      <w:r>
-        <w:t xml:space="preserve"> Este indicador é o teste decisivo para o sucesso a longo prazo do ecossistema, indo além da simples criação de empresas e focando na sua capacidade de gerar valor de forma contínua.</w:t>
-      </w:r>
-    </w:p>
-    <w:p>
-      <w:pPr>
-        <w:numPr>
-          <w:ilvl w:val="0"/>
-          <w:numId w:val="39"/>
-        </w:numPr>
-      </w:pPr>
-      <w:r>
-        <w:rPr>
-          <w:b/>
-          <w:bCs/>
-        </w:rPr>
-        <w:t>KPI 2: Volume de Negócios Agregado das Empresas (M€)</w:t>
-      </w:r>
-    </w:p>
-    <w:p>
-      <w:pPr>
-        <w:numPr>
-          <w:ilvl w:val="1"/>
-          <w:numId w:val="39"/>
-        </w:numPr>
-      </w:pPr>
-      <w:r>
-        <w:rPr>
-          <w:b/>
-          <w:bCs/>
-        </w:rPr>
-        <w:t>Propósito:</w:t>
-      </w:r>
-      <w:r>
-        <w:t xml:space="preserve"> Quantificar o impacto económico direto das empresas do ecossistema na região.</w:t>
-      </w:r>
-    </w:p>
-    <w:p>
-      <w:pPr>
-        <w:numPr>
-          <w:ilvl w:val="1"/>
-          <w:numId w:val="39"/>
-        </w:numPr>
-      </w:pPr>
-      <w:r>
-        <w:rPr>
-          <w:b/>
-          <w:bCs/>
-        </w:rPr>
-        <w:t>Lógica de Cálculo:</w:t>
-      </w:r>
-      <w:r>
-        <w:t xml:space="preserve"> Soma do volume de negócios anual de todas as empresas participantes no programa. O INOV.C indica que as empresas criadas atingiram um "volume de negócios total superior a 75M€ (35% de exportação) em 2011".</w:t>
-      </w:r>
-    </w:p>
-    <w:p>
-      <w:pPr>
-        <w:numPr>
-          <w:ilvl w:val="1"/>
-          <w:numId w:val="39"/>
-        </w:numPr>
-      </w:pPr>
-      <w:r>
-        <w:rPr>
-          <w:b/>
-          <w:bCs/>
-        </w:rPr>
-        <w:t>Relevância:</w:t>
-      </w:r>
-      <w:r>
-        <w:t xml:space="preserve"> É um indicador direto da geração de riqueza, fundamental para justificar o investimento público e privado no programa e demonstrar o seu retorno para a sociedade.</w:t>
-      </w:r>
-    </w:p>
-    <w:p>
-      <w:pPr>
-        <w:rPr>
-          <w:b/>
-          <w:bCs/>
-        </w:rPr>
-      </w:pPr>
-      <w:proofErr w:type="spellStart"/>
-      <w:r>
-        <w:rPr>
-          <w:b/>
-          <w:bCs/>
-        </w:rPr>
-        <w:t>KPIs</w:t>
-      </w:r>
-      <w:proofErr w:type="spellEnd"/>
-      <w:r>
-        <w:rPr>
-          <w:b/>
-          <w:bCs/>
-        </w:rPr>
-        <w:t xml:space="preserve"> de Nível Operacional</w:t>
-      </w:r>
-    </w:p>
-    <w:p>
-      <w:r>
-        <w:t xml:space="preserve">Os </w:t>
-      </w:r>
-      <w:proofErr w:type="spellStart"/>
-      <w:r>
-        <w:t>KPIs</w:t>
-      </w:r>
-      <w:proofErr w:type="spellEnd"/>
-      <w:r>
-        <w:t xml:space="preserve"> de nível operacional estão focados na medição da eficiência e eficácia das atividades e processos diários da organização. Monitorizam os </w:t>
-      </w:r>
       <w:r>
         <w:rPr>
           <w:i/>
           <w:iCs/>
         </w:rPr>
-        <w:t>outputs</w:t>
-      </w:r>
-      <w:r>
-        <w:t xml:space="preserve"> diretos das operações e são essenciais para a otimização de recursos. O INOV.C utiliza </w:t>
+        <w:t>throughput</w:t>
+      </w:r>
+      <w:proofErr w:type="spellEnd"/>
+      <w:r>
+        <w:t xml:space="preserve">. O seu propósito é </w:t>
+      </w:r>
+      <w:r>
+        <w:lastRenderedPageBreak/>
+        <w:t>quantificar o volume de carga manuseada pelo Terminal XXI, sendo a unidade padrão (</w:t>
       </w:r>
       <w:proofErr w:type="spellStart"/>
       <w:r>
-        <w:t>KPIs</w:t>
+        <w:t>Twenty-foot</w:t>
       </w:r>
       <w:proofErr w:type="spellEnd"/>
       <w:r>
-        <w:t xml:space="preserve"> operacionais para medir a sua "produção" de novas empresas e empregos.</w:t>
-      </w:r>
-    </w:p>
-    <w:p>
-      <w:pPr>
-        <w:numPr>
-          <w:ilvl w:val="0"/>
-          <w:numId w:val="40"/>
-        </w:numPr>
-      </w:pPr>
-      <w:r>
-        <w:rPr>
-          <w:b/>
-          <w:bCs/>
-        </w:rPr>
-        <w:t>KPI 1: N.º de novas empresas de base tecnológica criadas</w:t>
-      </w:r>
-    </w:p>
-    <w:p>
-      <w:pPr>
-        <w:numPr>
-          <w:ilvl w:val="1"/>
-          <w:numId w:val="40"/>
-        </w:numPr>
-      </w:pPr>
-      <w:r>
-        <w:rPr>
-          <w:b/>
-          <w:bCs/>
-        </w:rPr>
-        <w:t>Propósito:</w:t>
-      </w:r>
-      <w:r>
-        <w:t xml:space="preserve"> Medir o resultado direto das atividades de incubação e apoio ao empreendedorismo.</w:t>
-      </w:r>
-    </w:p>
-    <w:p>
-      <w:pPr>
-        <w:numPr>
-          <w:ilvl w:val="1"/>
-          <w:numId w:val="40"/>
-        </w:numPr>
-      </w:pPr>
-      <w:r>
-        <w:rPr>
-          <w:b/>
-          <w:bCs/>
-        </w:rPr>
-        <w:t>Lógica de Cálculo:</w:t>
-      </w:r>
-      <w:r>
-        <w:t xml:space="preserve"> Contagem do número de novas empresas formalmente constituídas com o apoio do programa num determinado período. O INOV.C relata ter ajudado a "criar na região mais de 170 empresas".</w:t>
-      </w:r>
-    </w:p>
-    <w:p>
-      <w:pPr>
-        <w:numPr>
-          <w:ilvl w:val="1"/>
-          <w:numId w:val="40"/>
-        </w:numPr>
-      </w:pPr>
-      <w:r>
-        <w:rPr>
-          <w:b/>
-          <w:bCs/>
-        </w:rPr>
-        <w:t>Relevância:</w:t>
-      </w:r>
-      <w:r>
-        <w:t xml:space="preserve"> É um indicador primário da atividade do ecossistema e da sua capacidade para converter ideias em negócios operacionais.</w:t>
-      </w:r>
-    </w:p>
-    <w:p>
-      <w:pPr>
-        <w:numPr>
-          <w:ilvl w:val="0"/>
-          <w:numId w:val="40"/>
-        </w:numPr>
-      </w:pPr>
-      <w:r>
-        <w:rPr>
-          <w:b/>
-          <w:bCs/>
-        </w:rPr>
-        <w:t>KPI 2: N.º de postos de trabalho diretos e de alta qualificação criados</w:t>
-      </w:r>
-    </w:p>
-    <w:p>
-      <w:pPr>
-        <w:numPr>
-          <w:ilvl w:val="1"/>
-          <w:numId w:val="40"/>
-        </w:numPr>
-      </w:pPr>
-      <w:r>
-        <w:rPr>
-          <w:b/>
-          <w:bCs/>
-        </w:rPr>
-        <w:t>Propósito:</w:t>
-      </w:r>
-      <w:r>
-        <w:t xml:space="preserve"> Avaliar o impacto social do programa na criação de emprego qualificado.</w:t>
-      </w:r>
-    </w:p>
-    <w:p>
-      <w:pPr>
-        <w:numPr>
-          <w:ilvl w:val="1"/>
-          <w:numId w:val="40"/>
-        </w:numPr>
-      </w:pPr>
-      <w:r>
-        <w:rPr>
-          <w:b/>
-          <w:bCs/>
-        </w:rPr>
+        <w:t xml:space="preserve"> </w:t>
+      </w:r>
+      <w:proofErr w:type="spellStart"/>
+      <w:r>
+        <w:t>Equivalent</w:t>
+      </w:r>
+      <w:proofErr w:type="spellEnd"/>
+      <w:r>
+        <w:t xml:space="preserve"> </w:t>
+      </w:r>
+      <w:proofErr w:type="spellStart"/>
+      <w:r>
+        <w:t>Unit</w:t>
+      </w:r>
+      <w:proofErr w:type="spellEnd"/>
+      <w:r>
+        <w:t xml:space="preserve"> - TEU) utilizada para calcular o volume de carga. É também usado para medir o peso do TXXI no contexto nacional. A sua lógica de cálculo é o número total de contentores de 20 pés (ou seu equivalente) movimentados no porto durante um período específico. Este KPI é de extrema relevância, uma vez que o Porto de Sines é o porto com o maior crescimento no transporte de contentores e líder nacional na quantidade de mercadorias movimentadas. O acompanhamento deste volume é vital para medir o impacto das obras de ampliação realizadas no terminal e para consolidar o posicionamento de Sines como referência ibérica, europeia e mundial.</w:t>
+      </w:r>
+    </w:p>
+    <w:bookmarkEnd w:id="27"/>
+    <w:p/>
+    <w:p>
+      <w:pPr>
+        <w:pStyle w:val="Ttulo1"/>
+      </w:pPr>
+      <w:r>
+        <w:t>3.7.3</w:t>
+      </w:r>
+    </w:p>
+    <w:p>
+      <w:bookmarkStart w:id="28" w:name="_Hlk214710218"/>
+      <w:r>
+        <w:t>O</w:t>
+      </w:r>
+      <w:r>
+        <w:t xml:space="preserve"> Porto de Sines (APS) utiliza, de facto, vários Sistemas de Informação de Gestão e Análise (SIGA), com implicações significativas no seu controlo operacional, planeamento estratégico e na sua imagem como ativo geoestratégico.</w:t>
+      </w:r>
+    </w:p>
+    <w:p>
+      <w:r>
+        <w:t xml:space="preserve">- </w:t>
+      </w:r>
+      <w:r>
+        <w:t>Sistemas de Informação Geográfica (SIG) e Análise Técnica</w:t>
+      </w:r>
+      <w:r>
+        <w:t>:</w:t>
+      </w:r>
+    </w:p>
+    <w:p>
+      <w:r>
+        <w:tab/>
+      </w:r>
+      <w:proofErr w:type="spellStart"/>
+      <w:r>
+        <w:t>ArcGIS</w:t>
+      </w:r>
+      <w:proofErr w:type="spellEnd"/>
+      <w:r>
+        <w:t xml:space="preserve"> Pro®</w:t>
+      </w:r>
+      <w:r>
+        <w:t xml:space="preserve"> - </w:t>
+      </w:r>
+      <w:r>
+        <w:t>Utilizado para integrar a informação das cartas geológicas</w:t>
+      </w:r>
+    </w:p>
+    <w:p>
+      <w:pPr>
+        <w:ind w:firstLine="708"/>
+      </w:pPr>
+      <w:proofErr w:type="spellStart"/>
+      <w:r>
+        <w:t>RadExPro</w:t>
+      </w:r>
+      <w:proofErr w:type="spellEnd"/>
+      <w:r>
+        <w:t>®</w:t>
+      </w:r>
+      <w:r>
+        <w:t xml:space="preserve"> - Software de Processamento Sísmico </w:t>
+      </w:r>
+    </w:p>
+    <w:p>
+      <w:pPr>
+        <w:ind w:firstLine="708"/>
+      </w:pPr>
+      <w:proofErr w:type="spellStart"/>
+      <w:r>
+        <w:t>Kingdom</w:t>
+      </w:r>
+      <w:proofErr w:type="spellEnd"/>
+      <w:r>
+        <w:t xml:space="preserve"> </w:t>
+      </w:r>
+      <w:proofErr w:type="spellStart"/>
+      <w:r>
+        <w:t>Advanced</w:t>
+      </w:r>
+      <w:proofErr w:type="spellEnd"/>
+      <w:r>
+        <w:t xml:space="preserve">® - </w:t>
+      </w:r>
+      <w:r>
+        <w:t>interpretação sismo-estratigráfica e estrutural das linhas sísmicas</w:t>
+      </w:r>
+    </w:p>
+    <w:p>
+      <w:r>
+        <w:t>Estes sistemas permitem a APS ter um controlo de qualidade rigoroso dos dados geofísicos, essencial para fundamentar a decisão de investimento em novas infraestruturas portuárias</w:t>
+      </w:r>
+      <w:r>
+        <w:t>.</w:t>
+      </w:r>
+    </w:p>
+    <w:p>
+      <w:r>
+        <w:t xml:space="preserve">- </w:t>
+      </w:r>
+      <w:r>
+        <w:t xml:space="preserve">Sistemas de Gestão de Processos e </w:t>
+      </w:r>
+      <w:proofErr w:type="spellStart"/>
+      <w:r>
+        <w:rPr>
+          <w:i/>
+          <w:iCs/>
+        </w:rPr>
+        <w:t>Compliance</w:t>
+      </w:r>
+      <w:proofErr w:type="spellEnd"/>
+    </w:p>
+    <w:p>
+      <w:r>
+        <w:t xml:space="preserve">Embora não sejam </w:t>
+      </w:r>
+      <w:proofErr w:type="spellStart"/>
+      <w:r>
+        <w:t>ERPs</w:t>
+      </w:r>
+      <w:proofErr w:type="spellEnd"/>
+      <w:r>
+        <w:t xml:space="preserve"> ou </w:t>
+      </w:r>
+      <w:proofErr w:type="spellStart"/>
+      <w:r>
+        <w:t>CRMs</w:t>
+      </w:r>
+      <w:proofErr w:type="spellEnd"/>
+      <w:r>
+        <w:t xml:space="preserve"> tradicionais, estes sistemas controlam os processos e o cumprimento normativo da organização</w:t>
+      </w:r>
+      <w:r>
+        <w:t>:</w:t>
+      </w:r>
+    </w:p>
+    <w:p>
+      <w:r>
+        <w:tab/>
+      </w:r>
+      <w:r>
+        <w:t>Sistemas de Certificação (ISO 9001, ISO 14001, OHSAS 18001)</w:t>
+      </w:r>
+    </w:p>
+    <w:p>
+      <w:pPr>
+        <w:rPr>
+          <w:i/>
+          <w:iCs/>
+        </w:rPr>
+      </w:pPr>
+      <w:r>
+        <w:tab/>
+      </w:r>
+      <w:r>
+        <w:t xml:space="preserve">Plano de Prevenção de Riscos de </w:t>
+      </w:r>
+      <w:proofErr w:type="spellStart"/>
+      <w:r>
+        <w:rPr>
+          <w:i/>
+          <w:iCs/>
+        </w:rPr>
+        <w:t>Compliance</w:t>
+      </w:r>
+      <w:proofErr w:type="spellEnd"/>
+    </w:p>
+    <w:p>
+      <w:r>
+        <w:rPr>
+          <w:i/>
+          <w:iCs/>
+        </w:rPr>
+        <w:tab/>
+      </w:r>
+      <w:r>
+        <w:t>Sistema de Gestão de Energia</w:t>
+      </w:r>
+    </w:p>
+    <w:p>
+      <w:r>
+        <w:t xml:space="preserve">- </w:t>
+      </w:r>
+      <w:r>
+        <w:t>Sistemas de Informação Logística e de Simulação (</w:t>
+      </w:r>
+      <w:proofErr w:type="spellStart"/>
+      <w:r>
+        <w:rPr>
+          <w:i/>
+          <w:iCs/>
+        </w:rPr>
+        <w:t>Supply</w:t>
+      </w:r>
+      <w:proofErr w:type="spellEnd"/>
+      <w:r>
+        <w:rPr>
+          <w:i/>
+          <w:iCs/>
+        </w:rPr>
+        <w:t xml:space="preserve"> </w:t>
+      </w:r>
+      <w:proofErr w:type="spellStart"/>
+      <w:r>
+        <w:rPr>
+          <w:i/>
+          <w:iCs/>
+        </w:rPr>
+        <w:t>Chain</w:t>
+      </w:r>
+      <w:proofErr w:type="spellEnd"/>
+      <w:r>
+        <w:rPr>
+          <w:i/>
+          <w:iCs/>
+        </w:rPr>
+        <w:t xml:space="preserve"> Management</w:t>
+      </w:r>
+      <w:r>
+        <w:t xml:space="preserve"> - SCM)</w:t>
+      </w:r>
+    </w:p>
+    <w:p>
+      <w:r>
+        <w:t>Estes sistemas são focados na otimização da cadeia logística, no planeamento da capacidade e na gestão de recursos</w:t>
+      </w:r>
+      <w:r>
+        <w:t>:</w:t>
+      </w:r>
+    </w:p>
+    <w:p>
+      <w:r>
+        <w:tab/>
+      </w:r>
+      <w:r>
+        <w:t>Integração de TIC e Logística</w:t>
+      </w:r>
+    </w:p>
+    <w:p>
+      <w:r>
+        <w:tab/>
+      </w:r>
+      <w:r>
+        <w:t>Terminal XXI (TXXI)</w:t>
+      </w:r>
+    </w:p>
+    <w:p>
+      <w:r>
         <w:lastRenderedPageBreak/>
-        <w:t>Lógica de Cálculo:</w:t>
-      </w:r>
-      <w:r>
-        <w:t xml:space="preserve"> Contagem do número de novos postos de trabalho criados pelas empresas apoiadas. O INOV.C reporta a criação de "mais de 1700 empregos diretos altamente qualificados".</w:t>
-      </w:r>
-    </w:p>
-    <w:p>
-      <w:pPr>
-        <w:numPr>
-          <w:ilvl w:val="1"/>
-          <w:numId w:val="40"/>
-        </w:numPr>
-      </w:pPr>
-      <w:r>
-        <w:rPr>
-          <w:b/>
-          <w:bCs/>
-        </w:rPr>
-        <w:t>Relevância:</w:t>
-      </w:r>
-      <w:r>
-        <w:t xml:space="preserve"> Demonstra o contributo do programa para a retenção de talento e o desenvolvimento do capital humano na região, fortalecendo a base económica local.</w:t>
-      </w:r>
-    </w:p>
-    <w:p>
-      <w:r>
-        <w:t xml:space="preserve">Contudo, a mera definição destes </w:t>
+        <w:t xml:space="preserve">A utilização destes sistemas de informação especializados implica que a APS e os seus </w:t>
       </w:r>
       <w:proofErr w:type="spellStart"/>
       <w:r>
-        <w:t>KPIs</w:t>
+        <w:rPr>
+          <w:i/>
+          <w:iCs/>
+        </w:rPr>
+        <w:t>stakeholders</w:t>
       </w:r>
       <w:proofErr w:type="spellEnd"/>
       <w:r>
-        <w:t xml:space="preserve"> é insuficiente; o seu valor estratégico só se materializa quando os dados são recolhidos, processados e transformados em inteligência acionável, uma função que recai sobre os sistemas de informação de gestão.</w:t>
-      </w:r>
-    </w:p>
+        <w:t xml:space="preserve"> se concentrem na melhoria da competitividade e produtividade, no controlo de riscos e expansão de infraestruturas, na eficiência na cadeia de abastecimentos (SCM Implícito) e na gestão ambiental e </w:t>
+      </w:r>
+      <w:r>
+        <w:rPr>
+          <w:i/>
+          <w:iCs/>
+        </w:rPr>
+        <w:t xml:space="preserve">Green </w:t>
+      </w:r>
+      <w:proofErr w:type="spellStart"/>
+      <w:r>
+        <w:rPr>
+          <w:i/>
+          <w:iCs/>
+        </w:rPr>
+        <w:t>Transition</w:t>
+      </w:r>
+      <w:proofErr w:type="spellEnd"/>
+      <w:r>
+        <w:t>.</w:t>
+      </w:r>
+    </w:p>
+    <w:bookmarkEnd w:id="28"/>
     <w:p/>
     <w:p>
       <w:pPr>
-        <w:rPr>
-          <w:b/>
-          <w:bCs/>
-        </w:rPr>
-      </w:pPr>
-      <w:r>
-        <w:rPr>
-          <w:b/>
-          <w:bCs/>
-        </w:rPr>
-        <w:t>Sistemas de Informação de Gestão</w:t>
-      </w:r>
-    </w:p>
-    <w:p>
-      <w:r>
-        <w:t xml:space="preserve">Na gestão moderna, os sistemas de informação desempenham um papel fundamental, transcendendo a mera função de armazenamento de dados. São eles que permitem a operacionalização dos instrumentos de controlo e o acompanhamento eficaz dos </w:t>
-      </w:r>
-      <w:proofErr w:type="spellStart"/>
-      <w:r>
-        <w:t>KPIs</w:t>
-      </w:r>
-      <w:proofErr w:type="spellEnd"/>
-      <w:r>
-        <w:t>, transformando dados brutos em informação acionável. A capacidade de recolher, processar e analisar informação de forma rápida e precisa é um fator diferenciador que potencia a agilidade e a competitividade. Esta secção identifica os tipos de sistemas de informação utilizados pelas organizações nos casos de estudo e analisa as suas implicações para a tomada de decisão.</w:t>
-      </w:r>
-    </w:p>
-    <w:p>
-      <w:pPr>
-        <w:rPr>
-          <w:b/>
-          <w:bCs/>
-        </w:rPr>
-      </w:pPr>
-      <w:r>
-        <w:rPr>
-          <w:b/>
-          <w:bCs/>
-        </w:rPr>
-        <w:t>Tipos de Sistemas de Informação Utilizados</w:t>
-      </w:r>
-    </w:p>
-    <w:p>
-      <w:r>
-        <w:t>Os estudos de caso revelam a utilização de uma variedade de sistemas de informação, desde plataformas integradas desenvolvidas à medida até ferramentas específicas de apoio à decisão e gestão de clientes.</w:t>
-      </w:r>
-    </w:p>
-    <w:p>
-      <w:pPr>
-        <w:numPr>
-          <w:ilvl w:val="0"/>
-          <w:numId w:val="41"/>
-        </w:numPr>
-      </w:pPr>
-      <w:r>
-        <w:rPr>
-          <w:b/>
-          <w:bCs/>
-        </w:rPr>
-        <w:t>Plataformas de Gestão Integrada (Tipo ERP):</w:t>
-      </w:r>
-      <w:r>
-        <w:t xml:space="preserve"> O sistema </w:t>
-      </w:r>
-      <w:r>
-        <w:rPr>
-          <w:b/>
-          <w:bCs/>
-        </w:rPr>
-        <w:t xml:space="preserve">"Ponto </w:t>
-      </w:r>
-      <w:proofErr w:type="spellStart"/>
-      <w:r>
-        <w:rPr>
-          <w:b/>
-          <w:bCs/>
-        </w:rPr>
-        <w:t>Óptimo</w:t>
-      </w:r>
-      <w:proofErr w:type="spellEnd"/>
-      <w:r>
-        <w:rPr>
-          <w:b/>
-          <w:bCs/>
-        </w:rPr>
-        <w:t xml:space="preserve"> Manager"</w:t>
-      </w:r>
-      <w:r>
-        <w:t xml:space="preserve">, da Ponto </w:t>
-      </w:r>
-      <w:proofErr w:type="spellStart"/>
-      <w:r>
-        <w:t>Óptimo</w:t>
-      </w:r>
-      <w:proofErr w:type="spellEnd"/>
-      <w:r>
-        <w:t xml:space="preserve"> Consultores, é um exemplo de uma plataforma tecnológica desenvolvida à medida. Este sistema permite a "análise de resultados por recursos humanos e gabinetes de contabilidade aderentes e próprios", funcionando como um sistema centralizado para a gestão de processos, clientes e desempenho.</w:t>
-      </w:r>
-    </w:p>
-    <w:p>
-      <w:pPr>
-        <w:numPr>
-          <w:ilvl w:val="0"/>
-          <w:numId w:val="41"/>
-        </w:numPr>
-      </w:pPr>
-      <w:r>
-        <w:rPr>
-          <w:b/>
-          <w:bCs/>
-        </w:rPr>
-        <w:t>Sistemas de Apoio à Decisão e CRM:</w:t>
-      </w:r>
-      <w:r>
-        <w:t xml:space="preserve"> A capacidade de responder rapidamente às dinâmicas de mercado é crucial. O caso </w:t>
-      </w:r>
-      <w:r>
-        <w:rPr>
-          <w:b/>
-          <w:bCs/>
-        </w:rPr>
-        <w:t xml:space="preserve">Granja el </w:t>
-      </w:r>
-      <w:proofErr w:type="spellStart"/>
-      <w:r>
-        <w:rPr>
-          <w:b/>
-          <w:bCs/>
-        </w:rPr>
-        <w:t>Cruce</w:t>
-      </w:r>
-      <w:proofErr w:type="spellEnd"/>
-      <w:r>
-        <w:t xml:space="preserve"> ilustra a utilização de "sistemas informáticos" para "observar a tendência da demanda" diariamente. Esta funcionalidade classifica-se como um sistema de apoio à decisão, pois fornece aos gestores a informação necessária para uma adaptação contínua às mudanças nos hábitos dos consumidores. Adicionalmente, o projeto </w:t>
-      </w:r>
-      <w:proofErr w:type="spellStart"/>
-      <w:r>
-        <w:rPr>
-          <w:b/>
-          <w:bCs/>
-        </w:rPr>
-        <w:t>Trans-África</w:t>
-      </w:r>
-      <w:proofErr w:type="spellEnd"/>
-      <w:r>
-        <w:t xml:space="preserve"> previa o uso de uma "base de dados de clientes", o que indica a intenção de utilizar um sistema de Gestão de Relacionamento com o Cliente (CRM).</w:t>
-      </w:r>
-    </w:p>
-    <w:p>
-      <w:pPr>
-        <w:rPr>
-          <w:b/>
-          <w:bCs/>
-        </w:rPr>
-      </w:pPr>
-      <w:r>
-        <w:rPr>
-          <w:b/>
-          <w:bCs/>
-        </w:rPr>
-        <w:t>Implicações para a Gestão e Tomada de Decisão</w:t>
-      </w:r>
-    </w:p>
-    <w:p>
-      <w:r>
-        <w:t>A adoção (ou a ausência) de sistemas de informação acarreta consequências diretas para o desempenho e a sustentabilidade de uma organização.</w:t>
-      </w:r>
-    </w:p>
-    <w:p>
-      <w:r>
-        <w:rPr>
-          <w:b/>
-          <w:bCs/>
-        </w:rPr>
-        <w:lastRenderedPageBreak/>
-        <w:t>Implicações da Utilização:</w:t>
-      </w:r>
-    </w:p>
-    <w:p>
-      <w:pPr>
-        <w:numPr>
-          <w:ilvl w:val="1"/>
-          <w:numId w:val="42"/>
-        </w:numPr>
-      </w:pPr>
-      <w:r>
-        <w:rPr>
-          <w:b/>
-          <w:bCs/>
-        </w:rPr>
-        <w:t>Eficiência e Agilidade:</w:t>
-      </w:r>
-      <w:r>
-        <w:t xml:space="preserve"> A utilização destes sistemas permite uma gestão mais eficiente. O caso Granja el </w:t>
-      </w:r>
-      <w:proofErr w:type="spellStart"/>
-      <w:r>
-        <w:t>Cruce</w:t>
-      </w:r>
-      <w:proofErr w:type="spellEnd"/>
-      <w:r>
-        <w:t xml:space="preserve"> demonstra como a análise de dados permite uma adaptação contínua aos "novos hábitos dos consumidores", conferindo uma vantagem competitiva.</w:t>
-      </w:r>
-    </w:p>
-    <w:p>
-      <w:pPr>
-        <w:numPr>
-          <w:ilvl w:val="1"/>
-          <w:numId w:val="42"/>
-        </w:numPr>
-      </w:pPr>
-      <w:r>
-        <w:rPr>
-          <w:b/>
-          <w:bCs/>
-        </w:rPr>
-        <w:t>Controlo e Qualidade:</w:t>
-      </w:r>
-      <w:r>
-        <w:t xml:space="preserve"> A "plataforma de gestão de processos parametrizados" da Ponto </w:t>
-      </w:r>
-      <w:proofErr w:type="spellStart"/>
-      <w:r>
-        <w:t>Óptimo</w:t>
-      </w:r>
-      <w:proofErr w:type="spellEnd"/>
-      <w:r>
-        <w:t xml:space="preserve"> Consultores exemplifica como a tecnologia pode ser usada para garantir controlo, permitindo implementar um "sistema de avaliação de desempenho aos colaboradores" de forma automatizada.</w:t>
-      </w:r>
-    </w:p>
-    <w:p>
-      <w:pPr>
-        <w:numPr>
-          <w:ilvl w:val="1"/>
-          <w:numId w:val="42"/>
-        </w:numPr>
-      </w:pPr>
-      <w:r>
-        <w:rPr>
-          <w:b/>
-          <w:bCs/>
-        </w:rPr>
-        <w:t>Competitividade:</w:t>
-      </w:r>
-      <w:r>
-        <w:t xml:space="preserve"> A importância estratégica da tecnologia é explicitamente reconhecida no documento </w:t>
-      </w:r>
-      <w:r>
-        <w:rPr>
-          <w:b/>
-          <w:bCs/>
-        </w:rPr>
-        <w:t>SI-Inovação</w:t>
-      </w:r>
-      <w:r>
-        <w:t xml:space="preserve">, que identifica a "implementação de </w:t>
-      </w:r>
-      <w:proofErr w:type="spellStart"/>
-      <w:r>
-        <w:t>TIC’s</w:t>
-      </w:r>
-      <w:proofErr w:type="spellEnd"/>
-      <w:r>
-        <w:t xml:space="preserve">" como um fator que reforça a "competitividade das </w:t>
-      </w:r>
-      <w:proofErr w:type="spellStart"/>
-      <w:r>
-        <w:t>PME’s</w:t>
-      </w:r>
-      <w:proofErr w:type="spellEnd"/>
-      <w:r>
-        <w:t>".</w:t>
-      </w:r>
-    </w:p>
-    <w:p>
-      <w:r>
-        <w:rPr>
-          <w:b/>
-          <w:bCs/>
-        </w:rPr>
-        <w:t>Consequências da Não Utilização:</w:t>
-      </w:r>
-    </w:p>
-    <w:p>
-      <w:pPr>
-        <w:numPr>
-          <w:ilvl w:val="1"/>
-          <w:numId w:val="42"/>
-        </w:numPr>
-      </w:pPr>
-      <w:r>
-        <w:rPr>
-          <w:b/>
-          <w:bCs/>
-        </w:rPr>
-        <w:t>Ineficiência e Risco:</w:t>
-      </w:r>
-      <w:r>
-        <w:t xml:space="preserve"> A ausência de sistemas de informação adequados cria um "gap de capacidade" que impede empresas, porventura viáveis, de acederem a oportunidades de crescimento cruciais. A complexidade do processo de candidatura do SI-Inovação, que resultou numa baixa taxa de aprovação, é um aviso estratégico: num ambiente de financiamento competitivo, a prontidão operacional e informacional é tão crítica como a própria ideia de negócio. Empresas sem sistemas robustos para gerir a documentação necessária ficam em clara desvantagem.</w:t>
-      </w:r>
-    </w:p>
-    <w:p>
-      <w:pPr>
-        <w:rPr>
-          <w:b/>
-          <w:bCs/>
-        </w:rPr>
-      </w:pPr>
-      <w:r>
-        <w:rPr>
-          <w:b/>
-          <w:bCs/>
-        </w:rPr>
-        <w:t>Conclusão</w:t>
-      </w:r>
-    </w:p>
-    <w:p>
-      <w:r>
-        <w:t xml:space="preserve">A análise dos casos de estudo demonstra coletivamente que as organizações empreendedoras de sucesso dependem de uma combinação integrada e sinérgica de três pilares: quadros estratégicos, medição rigorosa de desempenho através de </w:t>
-      </w:r>
-      <w:proofErr w:type="spellStart"/>
-      <w:r>
-        <w:t>KPIs</w:t>
-      </w:r>
-      <w:proofErr w:type="spellEnd"/>
-      <w:r>
-        <w:t xml:space="preserve"> e sistemas de informação ágeis. Estes elementos não operam de forma isolada, mas sim como um </w:t>
-      </w:r>
-      <w:proofErr w:type="gramStart"/>
-      <w:r>
-        <w:t>ciclo</w:t>
-      </w:r>
-      <w:proofErr w:type="gramEnd"/>
-      <w:r>
-        <w:t xml:space="preserve"> virtuoso de melhoria contínua. Os quadros estratégicos fornecem a direção, os </w:t>
-      </w:r>
-      <w:proofErr w:type="spellStart"/>
-      <w:r>
-        <w:t>KPIs</w:t>
-      </w:r>
-      <w:proofErr w:type="spellEnd"/>
-      <w:r>
-        <w:t xml:space="preserve"> medem o progresso e geram dados, e os sistemas de informação analisam esses dados para refinar e informar a própria estratégia. A articulação eficaz entre estes três pilares é, portanto, determinante para apoiar a tomada de decisão informada, garantir a sustentabilidade e potenciar o desenvolvimento regional, criando um ciclo contínuo de aprendizagem organizacional e melhoria de desempenho.</w:t>
-      </w:r>
-    </w:p>
-    <w:p/>
-    <w:p>
-      <w:pPr>
         <w:pStyle w:val="Ttulo2"/>
         <w:rPr>
           <w:color w:val="EE0000"/>
         </w:rPr>
       </w:pPr>
-      <w:bookmarkStart w:id="26" w:name="_Toc214372249"/>
+      <w:bookmarkStart w:id="29" w:name="_Toc214372249"/>
       <w:r>
         <w:t>II.</w:t>
       </w:r>
@@ -10691,15 +10157,11 @@
         </w:rPr>
         <w:t>)</w:t>
       </w:r>
-      <w:bookmarkEnd w:id="26"/>
-    </w:p>
-    <w:p>
-      <w:r>
-        <w:t xml:space="preserve">Este relatório apresenta uma análise estratégica das práticas de gestão de pessoas em diversas organizações e projetos de empreendedorismo, extraindo exemplos concretos para ilustrar diferentes modelos de sucesso. O documento examinará como distintos estilos de liderança, estratégias de </w:t>
-      </w:r>
-      <w:r>
-        <w:lastRenderedPageBreak/>
-        <w:t>motivação e processos de gestão de recursos humanos (GRH) são aplicados em contextos variados, desde empresas familiares a iniciativas de empreendedorismo social. Através desta análise, pretende-se avaliar de que forma estas práticas contribuem para a vantagem competitiva, o desempenho das equipas e o impacto social, oferecendo uma visão integrada sobre os elementos de capital humano que impulsionam a sustentabilidade e o crescimento destas iniciativas.</w:t>
+      <w:bookmarkEnd w:id="29"/>
+    </w:p>
+    <w:p>
+      <w:r>
+        <w:t>Este relatório apresenta uma análise estratégica das práticas de gestão de pessoas em diversas organizações e projetos de empreendedorismo, extraindo exemplos concretos para ilustrar diferentes modelos de sucesso. O documento examinará como distintos estilos de liderança, estratégias de motivação e processos de gestão de recursos humanos (GRH) são aplicados em contextos variados, desde empresas familiares a iniciativas de empreendedorismo social. Através desta análise, pretende-se avaliar de que forma estas práticas contribuem para a vantagem competitiva, o desempenho das equipas e o impacto social, oferecendo uma visão integrada sobre os elementos de capital humano que impulsionam a sustentabilidade e o crescimento destas iniciativas.</w:t>
       </w:r>
     </w:p>
     <w:p/>
@@ -11040,6 +10502,7 @@
           <w:b/>
           <w:bCs/>
         </w:rPr>
+        <w:lastRenderedPageBreak/>
         <w:t>Tomada de Decisão:</w:t>
       </w:r>
       <w:r>
@@ -11193,11 +10656,7 @@
         <w:t>Motivação:</w:t>
       </w:r>
       <w:r>
-        <w:t xml:space="preserve"> A paixão e a dedicação incansável do fundador servem como um poderoso fator motivacional. Este modelo cria uma cultura de trabalho assente no esforço, no </w:t>
-      </w:r>
-      <w:r>
-        <w:lastRenderedPageBreak/>
-        <w:t>compromisso familiar e na resiliência, inspirando os colaboradores a partilharem da mesma ética de trabalho.</w:t>
+        <w:t xml:space="preserve"> A paixão e a dedicação incansável do fundador servem como um poderoso fator motivacional. Este modelo cria uma cultura de trabalho assente no esforço, no compromisso familiar e na resiliência, inspirando os colaboradores a partilharem da mesma ética de trabalho.</w:t>
       </w:r>
     </w:p>
     <w:p>
@@ -11421,7 +10880,11 @@
       </w:r>
       <w:proofErr w:type="spellEnd"/>
       <w:r>
-        <w:t>. Esta abordagem aumenta o compromisso dos envolvidos e garante que as ações desenvolvidas são mais relevantes e adaptadas às necessidades reais da comunidade.</w:t>
+        <w:t xml:space="preserve">. Esta abordagem aumenta o compromisso dos envolvidos e </w:t>
+      </w:r>
+      <w:r>
+        <w:lastRenderedPageBreak/>
+        <w:t>garante que as ações desenvolvidas são mais relevantes e adaptadas às necessidades reais da comunidade.</w:t>
       </w:r>
     </w:p>
     <w:p>
@@ -11492,7 +10955,6 @@
     </w:p>
     <w:p>
       <w:r>
-        <w:lastRenderedPageBreak/>
         <w:t>A eficácia destes diferentes estilos de liderança está intrinsecamente ligada à sua capacidade de inspirar e mobilizar as equipas, o que nos conduz à análise das práticas motivacionais específicas utilizadas por estas organizações.</w:t>
       </w:r>
     </w:p>
@@ -11662,7 +11124,11 @@
         <w:t>"promover a consciência social através da garantia de condições dignas"</w:t>
       </w:r>
       <w:r>
-        <w:t>. Assim, a motivação através da formalização não é apenas uma política de RH, mas sim o pilar da proposta de valor da marca. Para os colaboradores, isto traduz-se em segurança, lealdade e desempenho. Para a organização, transforma um potencial ponto fraco (preço elevado) numa força de marca construída sobre responsabilidade social, criando uma cultura de profissionalismo e dignidade que eleva o valor percebido do trabalho doméstico.</w:t>
+        <w:t xml:space="preserve">. Assim, a motivação através </w:t>
+      </w:r>
+      <w:r>
+        <w:lastRenderedPageBreak/>
+        <w:t>da formalização não é apenas uma política de RH, mas sim o pilar da proposta de valor da marca. Para os colaboradores, isto traduz-se em segurança, lealdade e desempenho. Para a organização, transforma um potencial ponto fraco (preço elevado) numa força de marca construída sobre responsabilidade social, criando uma cultura de profissionalismo e dignidade que eleva o valor percebido do trabalho doméstico.</w:t>
       </w:r>
     </w:p>
     <w:p>
@@ -11750,15 +11216,7 @@
           <w:i/>
           <w:iCs/>
         </w:rPr>
-        <w:t xml:space="preserve">motor </w:t>
-      </w:r>
-      <w:r>
-        <w:rPr>
-          <w:i/>
-          <w:iCs/>
-        </w:rPr>
-        <w:lastRenderedPageBreak/>
-        <w:t>psicológico observado</w:t>
+        <w:t>motor psicológico observado</w:t>
       </w:r>
       <w:r>
         <w:t xml:space="preserve"> que explica a eficácia de tais práticas, ao identificar a </w:t>
@@ -12015,6 +11473,7 @@
     </w:p>
     <w:p>
       <w:r>
+        <w:lastRenderedPageBreak/>
         <w:t>A estruturação dos processos de GRH é um indicador claro da maturidade e do profissionalismo de uma organização. A forma como uma entidade gere o ciclo de vida do colaborador, desde o recrutamento até à gestão de carreira, revela as suas prioridades estratégicas e a sua capacidade de criar um ambiente de trabalho sustentável e produtivo. Esta secção analisa os processos de GRH ao longo deste ciclo, utilizando exemplos concretos.</w:t>
       </w:r>
     </w:p>
@@ -12063,11 +11522,7 @@
         <w:t>"só são contratadas pessoas com referências"</w:t>
       </w:r>
       <w:r>
-        <w:t xml:space="preserve">. Esta prática não é apenas um filtro de qualidade; é uma estratégia central de mitigação de risco e um pilar da sua proposta de valor. Num setor onde o </w:t>
-      </w:r>
-      <w:r>
-        <w:lastRenderedPageBreak/>
-        <w:t>serviço é prestado no ambiente privado dos lares dos clientes, a confiança é o principal ativo, e este processo de seleção é fundamental para a garantir.</w:t>
+        <w:t>. Esta prática não é apenas um filtro de qualidade; é uma estratégia central de mitigação de risco e um pilar da sua proposta de valor. Num setor onde o serviço é prestado no ambiente privado dos lares dos clientes, a confiança é o principal ativo, e este processo de seleção é fundamental para a garantir.</w:t>
       </w:r>
     </w:p>
     <w:p>
@@ -12283,7 +11738,11 @@
         <w:t>"Centros Especiais de Emprego"</w:t>
       </w:r>
       <w:r>
-        <w:t xml:space="preserve"> com um objetivo produtivo. Este percurso faseado maximiza o potencial de cada indivíduo, garantindo uma transição bem-sucedida para o mercado de trabalho.</w:t>
+        <w:t xml:space="preserve"> com um objetivo produtivo. </w:t>
+      </w:r>
+      <w:r>
+        <w:lastRenderedPageBreak/>
+        <w:t>Este percurso faseado maximiza o potencial de cada indivíduo, garantindo uma transição bem-sucedida para o mercado de trabalho.</w:t>
       </w:r>
     </w:p>
     <w:p>
@@ -12371,7 +11830,7 @@
       <w:pPr>
         <w:pStyle w:val="Ttulo2"/>
       </w:pPr>
-      <w:bookmarkStart w:id="27" w:name="_Toc214372250"/>
+      <w:bookmarkStart w:id="30" w:name="_Toc214372250"/>
       <w:r>
         <w:t>II.5 Promoção da produtividade</w:t>
       </w:r>
@@ -12396,7 +11855,7 @@
         </w:rPr>
         <w:t>)</w:t>
       </w:r>
-      <w:bookmarkEnd w:id="27"/>
+      <w:bookmarkEnd w:id="30"/>
     </w:p>
     <w:p>
       <w:r>
@@ -12416,6 +11875,7 @@
           <w:b/>
           <w:bCs/>
         </w:rPr>
+        <w:lastRenderedPageBreak/>
         <w:t xml:space="preserve"> Fomento de uma Cultura de Produtividade e Empreendedorismo</w:t>
       </w:r>
     </w:p>
@@ -12456,7 +11916,6 @@
           <w:b/>
           <w:bCs/>
         </w:rPr>
-        <w:lastRenderedPageBreak/>
         <w:t>Caso: Município de Alvaiázere:</w:t>
       </w:r>
       <w:r>
@@ -12708,11 +12167,7 @@
               <w:t>Apoio holístico e integrado</w:t>
             </w:r>
             <w:r>
-              <w:t xml:space="preserve">, incluindo salas de estudo com explicadores, apoio </w:t>
-            </w:r>
-            <w:r>
-              <w:lastRenderedPageBreak/>
-              <w:t>médico e de fisioterapia, reforço alimentar e envolvimento ativo das famílias.</w:t>
+              <w:t>, incluindo salas de estudo com explicadores, apoio médico e de fisioterapia, reforço alimentar e envolvimento ativo das famílias.</w:t>
             </w:r>
           </w:p>
         </w:tc>
@@ -12730,12 +12185,7 @@
           </w:tcPr>
           <w:p>
             <w:r>
-              <w:lastRenderedPageBreak/>
-              <w:t xml:space="preserve">Garante as condições de base para que os jovens possam focar-se no seu desenvolvimento. O apoio escolar direto </w:t>
-            </w:r>
-            <w:r>
-              <w:lastRenderedPageBreak/>
-              <w:t xml:space="preserve">resultou num aumento da </w:t>
+              <w:t xml:space="preserve">Garante as condições de base para que os jovens possam focar-se no seu desenvolvimento. O apoio escolar direto resultou num aumento da </w:t>
             </w:r>
             <w:r>
               <w:rPr>
@@ -12769,7 +12219,6 @@
                 <w:b/>
                 <w:bCs/>
               </w:rPr>
-              <w:lastRenderedPageBreak/>
               <w:t>Utilização dos valores do Rugby</w:t>
             </w:r>
             <w:r>
@@ -12883,6 +12332,7 @@
           <w:b/>
           <w:bCs/>
         </w:rPr>
+        <w:lastRenderedPageBreak/>
         <w:t>Mecanismo:</w:t>
       </w:r>
       <w:r>
@@ -12972,7 +12422,6 @@
     </w:p>
     <w:p>
       <w:r>
-        <w:lastRenderedPageBreak/>
         <w:t xml:space="preserve">O sucesso do empreendedorismo depende da articulação entre múltiplos atores. Os modelos do </w:t>
       </w:r>
       <w:r>
@@ -13296,6 +12745,7 @@
           <w:b/>
           <w:bCs/>
         </w:rPr>
+        <w:lastRenderedPageBreak/>
         <w:t>Público-Alvo:</w:t>
       </w:r>
       <w:r>
@@ -13373,7 +12823,6 @@
     </w:p>
     <w:p>
       <w:r>
-        <w:lastRenderedPageBreak/>
         <w:t xml:space="preserve">A otimização de processos representa a resposta proativa de uma organização à entropia do mercado e à pressão competitiva. Consiste na aplicação de estratégias deliberadas para aumentar a eficiência, reduzir custos e criar vantagens sustentáveis. Esta secção analisa duas formas distintas de otimização: as estratégias </w:t>
       </w:r>
       <w:r>
@@ -13501,6 +12950,7 @@
           <w:b/>
           <w:bCs/>
         </w:rPr>
+        <w:lastRenderedPageBreak/>
         <w:t>Prática: Desenvolvimento de Canais de Venda Direta para Mitigação de Risco</w:t>
       </w:r>
     </w:p>
@@ -13586,11 +13036,7 @@
       </w:r>
       <w:proofErr w:type="spellEnd"/>
       <w:r>
-        <w:t xml:space="preserve"> diversificar a sua carteira de clientes, reduzir drasticamente a dependência de grandes distribuidores e assegurar um crescimento sustentável, </w:t>
-      </w:r>
-      <w:r>
-        <w:lastRenderedPageBreak/>
-        <w:t xml:space="preserve">atingindo uma faturação de cerca de </w:t>
+        <w:t xml:space="preserve"> diversificar a sua carteira de clientes, reduzir drasticamente a dependência de grandes distribuidores e assegurar um crescimento sustentável, atingindo uma faturação de cerca de </w:t>
       </w:r>
       <w:r>
         <w:rPr>
@@ -13870,7 +13316,11 @@
       </w:r>
       <w:proofErr w:type="spellEnd"/>
       <w:r>
-        <w:t xml:space="preserve"> Condado) para obter economias de escala e unificar tarifas. Esta fusão criou o desafio de gerir uma operação geograficamente dispersa e de elevada complexidade, com mais de 400 instalações industriais.</w:t>
+        <w:t xml:space="preserve"> Condado) para obter economias de escala e unificar tarifas. Esta fusão criou </w:t>
+      </w:r>
+      <w:r>
+        <w:lastRenderedPageBreak/>
+        <w:t>o desafio de gerir uma operação geograficamente dispersa e de elevada complexidade, com mais de 400 instalações industriais.</w:t>
       </w:r>
     </w:p>
     <w:p>
@@ -14171,6 +13621,7 @@
           <w:b/>
           <w:bCs/>
         </w:rPr>
+        <w:lastRenderedPageBreak/>
         <w:t>Prática: Financiamento de Ignição para Acelerar a Inovação</w:t>
       </w:r>
     </w:p>
@@ -14297,7 +13748,6 @@
     </w:p>
     <w:p>
       <w:r>
-        <w:lastRenderedPageBreak/>
         <w:t>As lições extraídas destas diversas práticas permitem-nos agora sintetizar um conjunto de recomendações estratégicas para a promoção da produtividade.</w:t>
       </w:r>
     </w:p>
@@ -14422,6 +13872,7 @@
           <w:b/>
           <w:bCs/>
         </w:rPr>
+        <w:lastRenderedPageBreak/>
         <w:t>Adotar Estratégias de Otimização Proativas face às Mudanças de Mercado</w:t>
       </w:r>
       <w:r>
@@ -14535,15 +13986,7 @@
           <w:b/>
           <w:bCs/>
         </w:rPr>
-        <w:t xml:space="preserve">microcrédito </w:t>
-      </w:r>
-      <w:r>
-        <w:rPr>
-          <w:b/>
-          <w:bCs/>
-        </w:rPr>
-        <w:lastRenderedPageBreak/>
-        <w:t>da ANDC</w:t>
+        <w:t>microcrédito da ANDC</w:t>
       </w:r>
       <w:r>
         <w:t>, direcionado para a inclusão social e o autoemprego, demonstra a importância de oferecer um leque de opções de financiamento. É crucial que o ecossistema de apoio disponibilize instrumentos adaptados às diferentes fases de desenvolvimento, escalas e perfis de risco dos projetos empreendedores.</w:t>
@@ -14558,7 +14001,7 @@
           <w:color w:val="EE0000"/>
         </w:rPr>
       </w:pPr>
-      <w:bookmarkStart w:id="28" w:name="_Toc214372251"/>
+      <w:bookmarkStart w:id="31" w:name="_Toc214372251"/>
       <w:r>
         <w:t>II.6 Economia circular</w:t>
       </w:r>
@@ -14607,7 +14050,7 @@
         </w:rPr>
         <w:t>)</w:t>
       </w:r>
-      <w:bookmarkEnd w:id="28"/>
+      <w:bookmarkEnd w:id="31"/>
     </w:p>
     <w:p>
       <w:r>
@@ -14648,7 +14091,11 @@
         <w:t>Objetivos de Desenvolvimento Sustentável (ODS)</w:t>
       </w:r>
       <w:r>
-        <w:t xml:space="preserve"> da Organização das Nações Unidas (ONU), que funcionam como um referencial global para o progresso; por outro, a aplicação dos princípios da economia circular, utilizando o quadro de referência </w:t>
+        <w:t xml:space="preserve"> da Organização das Nações Unidas (ONU), que funcionam como um referencial global para o progresso; por outro, a aplicação dos princípios da economia circular, utilizando o quadro de </w:t>
+      </w:r>
+      <w:r>
+        <w:lastRenderedPageBreak/>
+        <w:t xml:space="preserve">referência </w:t>
       </w:r>
       <w:proofErr w:type="spellStart"/>
       <w:r>
@@ -14706,7 +14153,6 @@
     </w:p>
     <w:p>
       <w:r>
-        <w:lastRenderedPageBreak/>
         <w:t>Este objetivo visa assegurar o acesso a fontes de energia fiáveis, sustentáveis e modernas para todos. No setor portuário, intensivo no consumo de energia, a transição para fontes renováveis é um pilar fundamental da descarbonização.</w:t>
       </w:r>
     </w:p>
@@ -14826,6 +14272,7 @@
     </w:p>
     <w:p>
       <w:r>
+        <w:lastRenderedPageBreak/>
         <w:t xml:space="preserve">O Porto de Sines desempenha um papel vital como motor de desenvolvimento económico para a sua região. Através da sua atividade, não só gera emprego direto, mas também dinamiza um vasto ecossistema de atividades logísticas e industriais. O compromisso com a economia local ficou evidente em dados históricos; por exemplo, em 2010, os </w:t>
       </w:r>
       <w:r>
@@ -14882,89 +14329,86 @@
       </w:r>
       <w:proofErr w:type="spellEnd"/>
       <w:r>
-        <w:t xml:space="preserve"> é a iniciativa mais visível, mas outras medidas reforçam esta estratégia. </w:t>
-      </w:r>
-      <w:r>
+        <w:t xml:space="preserve"> é a iniciativa mais visível, mas outras medidas reforçam esta estratégia. O investimento em </w:t>
+      </w:r>
+      <w:r>
+        <w:rPr>
+          <w:b/>
+          <w:bCs/>
+        </w:rPr>
+        <w:t>logística digital</w:t>
+      </w:r>
+      <w:r>
+        <w:t>, por exemplo, é fundamental para otimizar operações, reduzir tempos de espera de navios e veículos, e, consequentemente, diminuir as emissões de GEE associadas ao consumo de combustíveis.</w:t>
+      </w:r>
+    </w:p>
+    <w:p>
+      <w:r>
+        <w:t>Ao adotar estas medidas, o Porto de Sines implementa uma estratégia proativa para mitigar os impactos climáticos num setor crítico para a economia global, demonstrando que a eficiência operacional e a responsabilidade ambiental são componentes integradas da sua visão de futuro.</w:t>
+      </w:r>
+    </w:p>
+    <w:p>
+      <w:pPr>
+        <w:rPr>
+          <w:b/>
+          <w:bCs/>
+        </w:rPr>
+      </w:pPr>
+      <w:r>
+        <w:rPr>
+          <w:b/>
+          <w:bCs/>
+        </w:rPr>
+        <w:t>ODS 14: Proteger a Vida Marinha</w:t>
+      </w:r>
+    </w:p>
+    <w:p>
+      <w:r>
+        <w:t>Este objetivo visa a conservação e o uso sustentável dos oceanos, dos mares e dos recursos marinhos para o desenvolvimento sustentável. Para uma entidade portuária, este é um dos ODS mais intrinsecamente ligados à sua esfera de responsabilidade.</w:t>
+      </w:r>
+    </w:p>
+    <w:p>
+      <w:r>
+        <w:t xml:space="preserve">A estratégia ambiental do Porto de Sines incorpora medidas robustas para a proteção dos ecossistemas marinhos. A autoridade portuária realiza o </w:t>
+      </w:r>
+      <w:r>
+        <w:rPr>
+          <w:b/>
+          <w:bCs/>
+        </w:rPr>
+        <w:t>controlo e monitorização contínua dos ambientes marinhos e da qualidade das águas</w:t>
+      </w:r>
+      <w:r>
+        <w:t xml:space="preserve"> na sua área de jurisdição. Adicionalmente, adota medidas preventivas para minimizar as emissões e possui planos de contingência para combater a poluição e outras </w:t>
+      </w:r>
+      <w:proofErr w:type="gramStart"/>
+      <w:r>
+        <w:t>situações de emergência</w:t>
+      </w:r>
+      <w:proofErr w:type="gramEnd"/>
+      <w:r>
+        <w:t>.</w:t>
+      </w:r>
+    </w:p>
+    <w:p>
+      <w:r>
+        <w:t>Estas ações são de importância crítica, pois refletem a consciência da responsabilidade intrínseca de uma autoridade portuária na salvaguarda do ecossistema do qual depende. Esta abordagem não só protege a biodiversidade marinha, como também assegura a sustentabilidade das próprias operações portuárias a longo prazo, servindo de ponte para a análise das suas práticas de economia circular.</w:t>
+      </w:r>
+    </w:p>
+    <w:p/>
+    <w:p>
+      <w:pPr>
+        <w:rPr>
+          <w:b/>
+          <w:bCs/>
+        </w:rPr>
+      </w:pPr>
+      <w:r>
+        <w:rPr>
+          <w:b/>
+          <w:bCs/>
+        </w:rPr>
         <w:lastRenderedPageBreak/>
-        <w:t xml:space="preserve">O investimento em </w:t>
-      </w:r>
-      <w:r>
-        <w:rPr>
-          <w:b/>
-          <w:bCs/>
-        </w:rPr>
-        <w:t>logística digital</w:t>
-      </w:r>
-      <w:r>
-        <w:t>, por exemplo, é fundamental para otimizar operações, reduzir tempos de espera de navios e veículos, e, consequentemente, diminuir as emissões de GEE associadas ao consumo de combustíveis.</w:t>
-      </w:r>
-    </w:p>
-    <w:p>
-      <w:r>
-        <w:t>Ao adotar estas medidas, o Porto de Sines implementa uma estratégia proativa para mitigar os impactos climáticos num setor crítico para a economia global, demonstrando que a eficiência operacional e a responsabilidade ambiental são componentes integradas da sua visão de futuro.</w:t>
-      </w:r>
-    </w:p>
-    <w:p>
-      <w:pPr>
-        <w:rPr>
-          <w:b/>
-          <w:bCs/>
-        </w:rPr>
-      </w:pPr>
-      <w:r>
-        <w:rPr>
-          <w:b/>
-          <w:bCs/>
-        </w:rPr>
-        <w:t>ODS 14: Proteger a Vida Marinha</w:t>
-      </w:r>
-    </w:p>
-    <w:p>
-      <w:r>
-        <w:t>Este objetivo visa a conservação e o uso sustentável dos oceanos, dos mares e dos recursos marinhos para o desenvolvimento sustentável. Para uma entidade portuária, este é um dos ODS mais intrinsecamente ligados à sua esfera de responsabilidade.</w:t>
-      </w:r>
-    </w:p>
-    <w:p>
-      <w:r>
-        <w:t xml:space="preserve">A estratégia ambiental do Porto de Sines incorpora medidas robustas para a proteção dos ecossistemas marinhos. A autoridade portuária realiza o </w:t>
-      </w:r>
-      <w:r>
-        <w:rPr>
-          <w:b/>
-          <w:bCs/>
-        </w:rPr>
-        <w:t>controlo e monitorização contínua dos ambientes marinhos e da qualidade das águas</w:t>
-      </w:r>
-      <w:r>
-        <w:t xml:space="preserve"> na sua área de jurisdição. Adicionalmente, adota medidas preventivas para minimizar as emissões e possui planos de contingência para combater a poluição e outras </w:t>
-      </w:r>
-      <w:proofErr w:type="gramStart"/>
-      <w:r>
-        <w:t>situações de emergência</w:t>
-      </w:r>
-      <w:proofErr w:type="gramEnd"/>
-      <w:r>
-        <w:t>.</w:t>
-      </w:r>
-    </w:p>
-    <w:p>
-      <w:r>
-        <w:t>Estas ações são de importância crítica, pois refletem a consciência da responsabilidade intrínseca de uma autoridade portuária na salvaguarda do ecossistema do qual depende. Esta abordagem não só protege a biodiversidade marinha, como também assegura a sustentabilidade das próprias operações portuárias a longo prazo, servindo de ponte para a análise das suas práticas de economia circular.</w:t>
-      </w:r>
-    </w:p>
-    <w:p/>
-    <w:p>
-      <w:pPr>
-        <w:rPr>
-          <w:b/>
-          <w:bCs/>
-        </w:rPr>
-      </w:pPr>
-      <w:r>
-        <w:rPr>
-          <w:b/>
-          <w:bCs/>
-        </w:rPr>
         <w:t xml:space="preserve">Integração de Práticas de Economia Circular: A Estratégia </w:t>
       </w:r>
       <w:proofErr w:type="spellStart"/>
@@ -15144,7 +14588,6 @@
           <w:b/>
           <w:bCs/>
         </w:rPr>
-        <w:lastRenderedPageBreak/>
         <w:t>Benefícios:</w:t>
       </w:r>
     </w:p>
@@ -15349,6 +14792,7 @@
           <w:b/>
           <w:bCs/>
         </w:rPr>
+        <w:lastRenderedPageBreak/>
         <w:t>-</w:t>
       </w:r>
       <w:r>
@@ -15464,7 +14908,6 @@
           <w:b/>
           <w:bCs/>
         </w:rPr>
-        <w:lastRenderedPageBreak/>
         <w:t xml:space="preserve">- </w:t>
       </w:r>
       <w:r>
@@ -15626,6 +15069,7 @@
           <w:b/>
           <w:bCs/>
         </w:rPr>
+        <w:lastRenderedPageBreak/>
         <w:t>Benefícios:</w:t>
       </w:r>
     </w:p>
@@ -15732,11 +15176,7 @@
         <w:t>Plataforma Industrial e Logística (PILS)</w:t>
       </w:r>
       <w:r>
-        <w:t xml:space="preserve"> é uma materialização desta estratégia. O porto funciona como uma infraestrutura partilhada que serve múltiplos </w:t>
-      </w:r>
-      <w:r>
-        <w:lastRenderedPageBreak/>
-        <w:t>agentes económicos, otimizando o uso de ativos de elevado valor (cais, equipamentos, armazéns) e do solo. Esta partilha cria um ecossistema onde empresas podem operar de forma mais eficiente do que fariam isoladamente.</w:t>
+        <w:t xml:space="preserve"> é uma materialização desta estratégia. O porto funciona como uma infraestrutura partilhada que serve múltiplos agentes económicos, otimizando o uso de ativos de elevado valor (cais, equipamentos, armazéns) e do solo. Esta partilha cria um ecossistema onde empresas podem operar de forma mais eficiente do que fariam isoladamente.</w:t>
       </w:r>
     </w:p>
     <w:p>
@@ -15834,7 +15274,15 @@
           <w:b/>
           <w:bCs/>
         </w:rPr>
-        <w:t>agente proativo na transição verde e digital</w:t>
+        <w:t xml:space="preserve">agente proativo na transição verde e </w:t>
+      </w:r>
+      <w:r>
+        <w:rPr>
+          <w:b/>
+          <w:bCs/>
+        </w:rPr>
+        <w:lastRenderedPageBreak/>
+        <w:t>digital</w:t>
       </w:r>
       <w:r>
         <w:t>. Embora estas iniciativas o coloquem como um líder, manter esta referência exigirá uma monitorização contínua dos avanços tecnológicos, adaptação a regulamentações em evolução e um compromisso sustentado para integrar a sustentabilidade em todos os futuros projetos de expansão. Ao fazê-lo, o porto não só assegura a sua própria viabilidade, como estabelece um referencial para o setor portuário europeu.</w:t>
@@ -15863,21 +15311,21 @@
       <w:pPr>
         <w:pStyle w:val="Ttulo2"/>
       </w:pPr>
-      <w:bookmarkStart w:id="29" w:name="_Toc214372252"/>
+      <w:bookmarkStart w:id="32" w:name="_Toc214372252"/>
       <w:r>
         <w:t xml:space="preserve">II.7 </w:t>
       </w:r>
       <w:r>
         <w:t>Marketing</w:t>
       </w:r>
-      <w:bookmarkEnd w:id="29"/>
+      <w:bookmarkEnd w:id="32"/>
     </w:p>
     <w:p/>
     <w:p>
       <w:pPr>
         <w:pStyle w:val="Ttulo2"/>
       </w:pPr>
-      <w:bookmarkStart w:id="30" w:name="_Toc214372253"/>
+      <w:bookmarkStart w:id="33" w:name="_Toc214372253"/>
       <w:r>
         <w:t>II.</w:t>
       </w:r>
@@ -15887,7 +15335,7 @@
       <w:r>
         <w:t>8 Gestão Financeira</w:t>
       </w:r>
-      <w:bookmarkEnd w:id="30"/>
+      <w:bookmarkEnd w:id="33"/>
     </w:p>
     <w:p/>
     <w:p/>
@@ -15895,11 +15343,11 @@
       <w:pPr>
         <w:pStyle w:val="Ttulo2"/>
       </w:pPr>
-      <w:bookmarkStart w:id="31" w:name="_Toc214372254"/>
+      <w:bookmarkStart w:id="34" w:name="_Toc214372254"/>
       <w:r>
         <w:t>II.9 Gestão das Operações e Indústria 4.0</w:t>
       </w:r>
-      <w:bookmarkEnd w:id="31"/>
+      <w:bookmarkEnd w:id="34"/>
     </w:p>
     <w:p/>
     <w:p>
@@ -15923,22 +15371,22 @@
           <w:szCs w:val="22"/>
         </w:rPr>
       </w:pPr>
-      <w:bookmarkStart w:id="32" w:name="_Toc214372255"/>
+      <w:bookmarkStart w:id="35" w:name="_Toc214372255"/>
       <w:r>
         <w:lastRenderedPageBreak/>
         <w:t>Parte III – Conclusão</w:t>
       </w:r>
-      <w:bookmarkEnd w:id="32"/>
+      <w:bookmarkEnd w:id="35"/>
     </w:p>
     <w:p>
       <w:pPr>
         <w:pStyle w:val="Ttulo2"/>
       </w:pPr>
-      <w:bookmarkStart w:id="33" w:name="_Toc214372256"/>
+      <w:bookmarkStart w:id="36" w:name="_Toc214372256"/>
       <w:r>
         <w:t>III.1 Conclusão</w:t>
       </w:r>
-      <w:bookmarkEnd w:id="33"/>
+      <w:bookmarkEnd w:id="36"/>
     </w:p>
     <w:p/>
     <w:p/>
@@ -15946,11 +15394,11 @@
       <w:pPr>
         <w:pStyle w:val="Ttulo2"/>
       </w:pPr>
-      <w:bookmarkStart w:id="34" w:name="_Toc214372257"/>
+      <w:bookmarkStart w:id="37" w:name="_Toc214372257"/>
       <w:r>
         <w:t>III.2 Sugestões de melhoria</w:t>
       </w:r>
-      <w:bookmarkEnd w:id="34"/>
+      <w:bookmarkEnd w:id="37"/>
     </w:p>
     <w:p>
       <w:pPr>
@@ -15960,14 +15408,14 @@
       <w:r>
         <w:br w:type="page"/>
       </w:r>
-      <w:bookmarkStart w:id="35" w:name="_Toc471979356"/>
-      <w:bookmarkStart w:id="36" w:name="_Toc214372258"/>
+      <w:bookmarkStart w:id="38" w:name="_Toc471979356"/>
+      <w:bookmarkStart w:id="39" w:name="_Toc214372258"/>
       <w:r>
         <w:lastRenderedPageBreak/>
         <w:t>Referências</w:t>
       </w:r>
-      <w:bookmarkEnd w:id="35"/>
-      <w:bookmarkEnd w:id="36"/>
+      <w:bookmarkEnd w:id="38"/>
+      <w:bookmarkEnd w:id="39"/>
     </w:p>
     <w:p>
       <w:pPr>
@@ -16201,7 +15649,7 @@
           <w:rFonts w:eastAsia="Arial Narrow"/>
         </w:rPr>
       </w:pPr>
-      <w:bookmarkStart w:id="37" w:name="_Toc471979357"/>
+      <w:bookmarkStart w:id="40" w:name="_Toc471979357"/>
       <w:r>
         <w:rPr>
           <w:rFonts w:eastAsia="Arial Narrow"/>
@@ -16217,7 +15665,7 @@
           <w:rFonts w:eastAsia="Arial Narrow"/>
         </w:rPr>
       </w:pPr>
-      <w:bookmarkStart w:id="38" w:name="_Toc214372259"/>
+      <w:bookmarkStart w:id="41" w:name="_Toc214372259"/>
       <w:r>
         <w:rPr>
           <w:rFonts w:eastAsia="Arial Narrow"/>
@@ -16225,8 +15673,8 @@
         <w:lastRenderedPageBreak/>
         <w:t>Anexos</w:t>
       </w:r>
-      <w:bookmarkEnd w:id="37"/>
-      <w:bookmarkEnd w:id="38"/>
+      <w:bookmarkEnd w:id="40"/>
+      <w:bookmarkEnd w:id="41"/>
       <w:r>
         <w:rPr>
           <w:rFonts w:eastAsia="Arial Narrow"/>
@@ -16238,11 +15686,11 @@
       <w:pPr>
         <w:pStyle w:val="Ttulo2"/>
       </w:pPr>
-      <w:bookmarkStart w:id="39" w:name="_Toc214372260"/>
+      <w:bookmarkStart w:id="42" w:name="_Toc214372260"/>
       <w:r>
         <w:t>Opções Estratégicas para o Porto de Sines (2020-2030)</w:t>
       </w:r>
-      <w:bookmarkEnd w:id="39"/>
+      <w:bookmarkEnd w:id="42"/>
     </w:p>
     <w:p>
       <w:pPr>
@@ -16311,7 +15759,7 @@
           <w:color w:val="auto"/>
         </w:rPr>
       </w:pPr>
-      <w:bookmarkStart w:id="40" w:name="_Toc211611357"/>
+      <w:bookmarkStart w:id="43" w:name="_Toc211611357"/>
       <w:r>
         <w:rPr>
           <w:color w:val="auto"/>
@@ -16355,7 +15803,7 @@
         </w:rPr>
         <w:t xml:space="preserve"> - Sistemas Portuários (conectividade)</w:t>
       </w:r>
-      <w:bookmarkEnd w:id="40"/>
+      <w:bookmarkEnd w:id="43"/>
     </w:p>
     <w:p>
       <w:pPr>
@@ -16433,7 +15881,7 @@
           <w:color w:val="auto"/>
         </w:rPr>
       </w:pPr>
-      <w:bookmarkStart w:id="41" w:name="_Toc211611358"/>
+      <w:bookmarkStart w:id="44" w:name="_Toc211611358"/>
       <w:r>
         <w:rPr>
           <w:color w:val="auto"/>
@@ -16477,7 +15925,7 @@
         </w:rPr>
         <w:t xml:space="preserve"> - Sistemas Portuários (comunidade)</w:t>
       </w:r>
-      <w:bookmarkEnd w:id="41"/>
+      <w:bookmarkEnd w:id="44"/>
     </w:p>
     <w:p>
       <w:pPr>
@@ -16568,7 +16016,7 @@
         <w:spacing w:line="276" w:lineRule="auto"/>
         <w:jc w:val="center"/>
       </w:pPr>
-      <w:bookmarkStart w:id="42" w:name="_Toc211611359"/>
+      <w:bookmarkStart w:id="45" w:name="_Toc211611359"/>
       <w:r>
         <w:rPr>
           <w:color w:val="auto"/>
@@ -16612,7 +16060,7 @@
         </w:rPr>
         <w:t xml:space="preserve"> - Iniciativas Estratégicas</w:t>
       </w:r>
-      <w:bookmarkEnd w:id="42"/>
+      <w:bookmarkEnd w:id="45"/>
     </w:p>
     <w:p>
       <w:pPr>
@@ -16681,7 +16129,7 @@
           <w:color w:val="auto"/>
         </w:rPr>
       </w:pPr>
-      <w:bookmarkStart w:id="43" w:name="_Toc211611360"/>
+      <w:bookmarkStart w:id="46" w:name="_Toc211611360"/>
       <w:r>
         <w:rPr>
           <w:color w:val="auto"/>
@@ -16739,7 +16187,7 @@
         </w:rPr>
         <w:t xml:space="preserve"> (riscos estratégicos)</w:t>
       </w:r>
-      <w:bookmarkEnd w:id="43"/>
+      <w:bookmarkEnd w:id="46"/>
     </w:p>
     <w:p>
       <w:pPr>
@@ -16815,7 +16263,7 @@
           <w:color w:val="auto"/>
         </w:rPr>
       </w:pPr>
-      <w:bookmarkStart w:id="44" w:name="_Toc211611361"/>
+      <w:bookmarkStart w:id="47" w:name="_Toc211611361"/>
       <w:r>
         <w:rPr>
           <w:color w:val="auto"/>
@@ -16859,7 +16307,7 @@
         </w:rPr>
         <w:t xml:space="preserve"> - Oportunidades (valor potencial)</w:t>
       </w:r>
-      <w:bookmarkEnd w:id="44"/>
+      <w:bookmarkEnd w:id="47"/>
     </w:p>
     <w:p>
       <w:pPr>
@@ -16922,7 +16370,7 @@
           <w:color w:val="auto"/>
         </w:rPr>
       </w:pPr>
-      <w:bookmarkStart w:id="45" w:name="_Toc211611362"/>
+      <w:bookmarkStart w:id="48" w:name="_Toc211611362"/>
       <w:r>
         <w:rPr>
           <w:color w:val="auto"/>
@@ -16980,7 +16428,7 @@
         </w:rPr>
         <w:t xml:space="preserve"> de competitividade (recursos e competências)</w:t>
       </w:r>
-      <w:bookmarkEnd w:id="45"/>
+      <w:bookmarkEnd w:id="48"/>
     </w:p>
     <w:p/>
     <w:p>
@@ -17070,7 +16518,7 @@
           <w:color w:val="auto"/>
         </w:rPr>
       </w:pPr>
-      <w:bookmarkStart w:id="46" w:name="_Toc211611363"/>
+      <w:bookmarkStart w:id="49" w:name="_Toc211611363"/>
       <w:r>
         <w:rPr>
           <w:color w:val="auto"/>
@@ -17134,7 +16582,7 @@
         </w:rPr>
         <w:t>)</w:t>
       </w:r>
-      <w:bookmarkEnd w:id="46"/>
+      <w:bookmarkEnd w:id="49"/>
     </w:p>
     <w:p/>
     <w:p>
@@ -17204,7 +16652,7 @@
           <w:color w:val="auto"/>
         </w:rPr>
       </w:pPr>
-      <w:bookmarkStart w:id="47" w:name="_Toc211611364"/>
+      <w:bookmarkStart w:id="50" w:name="_Toc211611364"/>
       <w:r>
         <w:rPr>
           <w:color w:val="auto"/>
@@ -17262,7 +16710,7 @@
         </w:rPr>
         <w:t xml:space="preserve"> (cooperação)</w:t>
       </w:r>
-      <w:bookmarkEnd w:id="47"/>
+      <w:bookmarkEnd w:id="50"/>
     </w:p>
     <w:p>
       <w:pPr>
@@ -17328,7 +16776,7 @@
         <w:spacing w:line="276" w:lineRule="auto"/>
         <w:jc w:val="center"/>
       </w:pPr>
-      <w:bookmarkStart w:id="48" w:name="_Toc211611365"/>
+      <w:bookmarkStart w:id="51" w:name="_Toc211611365"/>
       <w:r>
         <w:rPr>
           <w:color w:val="auto"/>
@@ -17386,7 +16834,7 @@
         </w:rPr>
         <w:t xml:space="preserve"> (expectativas)</w:t>
       </w:r>
-      <w:bookmarkEnd w:id="48"/>
+      <w:bookmarkEnd w:id="51"/>
     </w:p>
     <w:p>
       <w:pPr>
@@ -17399,7 +16847,7 @@
       <w:pPr>
         <w:pStyle w:val="Ttulo2"/>
       </w:pPr>
-      <w:bookmarkStart w:id="49" w:name="_Toc214372261"/>
+      <w:bookmarkStart w:id="52" w:name="_Toc214372261"/>
       <w:r>
         <w:t xml:space="preserve">Ligações e </w:t>
       </w:r>
@@ -17407,7 +16855,7 @@
       <w:r>
         <w:t>Hinterland</w:t>
       </w:r>
-      <w:bookmarkEnd w:id="49"/>
+      <w:bookmarkEnd w:id="52"/>
       <w:proofErr w:type="spellEnd"/>
     </w:p>
     <w:p>
@@ -17496,7 +16944,7 @@
           <w:color w:val="auto"/>
         </w:rPr>
       </w:pPr>
-      <w:bookmarkStart w:id="50" w:name="_Toc211611366"/>
+      <w:bookmarkStart w:id="53" w:name="_Toc211611366"/>
       <w:r>
         <w:rPr>
           <w:color w:val="auto"/>
@@ -17560,17 +17008,17 @@
         </w:rPr>
         <w:t>o</w:t>
       </w:r>
-      <w:bookmarkEnd w:id="50"/>
+      <w:bookmarkEnd w:id="53"/>
     </w:p>
     <w:p>
       <w:pPr>
         <w:pStyle w:val="Ttulo2"/>
       </w:pPr>
-      <w:bookmarkStart w:id="51" w:name="_Toc214372262"/>
+      <w:bookmarkStart w:id="54" w:name="_Toc214372262"/>
       <w:r>
         <w:t>Estatísticas</w:t>
       </w:r>
-      <w:bookmarkEnd w:id="51"/>
+      <w:bookmarkEnd w:id="54"/>
     </w:p>
     <w:p>
       <w:pPr>
@@ -17583,7 +17031,7 @@
           <w:szCs w:val="20"/>
         </w:rPr>
       </w:pPr>
-      <w:bookmarkStart w:id="52" w:name="_Toc214372263"/>
+      <w:bookmarkStart w:id="55" w:name="_Toc214372263"/>
       <w:r>
         <w:rPr>
           <w:b/>
@@ -17594,7 +17042,7 @@
         </w:rPr>
         <w:t>Navios</w:t>
       </w:r>
-      <w:bookmarkEnd w:id="52"/>
+      <w:bookmarkEnd w:id="55"/>
     </w:p>
     <w:p>
       <w:pPr>
@@ -17657,7 +17105,7 @@
           <w:color w:val="auto"/>
         </w:rPr>
       </w:pPr>
-      <w:bookmarkStart w:id="53" w:name="_Toc211611367"/>
+      <w:bookmarkStart w:id="56" w:name="_Toc211611367"/>
       <w:r>
         <w:rPr>
           <w:color w:val="auto"/>
@@ -17707,7 +17155,7 @@
         </w:rPr>
         <w:t xml:space="preserve"> (1978-2021)</w:t>
       </w:r>
-      <w:bookmarkEnd w:id="53"/>
+      <w:bookmarkEnd w:id="56"/>
     </w:p>
     <w:p>
       <w:pPr>
@@ -17781,7 +17229,7 @@
           <w:color w:val="auto"/>
         </w:rPr>
       </w:pPr>
-      <w:bookmarkStart w:id="54" w:name="_Toc211611368"/>
+      <w:bookmarkStart w:id="57" w:name="_Toc211611368"/>
       <w:r>
         <w:rPr>
           <w:color w:val="auto"/>
@@ -17831,7 +17279,7 @@
         </w:rPr>
         <w:t xml:space="preserve"> (2000-2021)</w:t>
       </w:r>
-      <w:bookmarkEnd w:id="54"/>
+      <w:bookmarkEnd w:id="57"/>
     </w:p>
     <w:p/>
     <w:p>
@@ -17895,7 +17343,7 @@
           <w:color w:val="auto"/>
         </w:rPr>
       </w:pPr>
-      <w:bookmarkStart w:id="55" w:name="_Toc211611369"/>
+      <w:bookmarkStart w:id="58" w:name="_Toc211611369"/>
       <w:r>
         <w:rPr>
           <w:color w:val="auto"/>
@@ -17945,7 +17393,7 @@
         </w:rPr>
         <w:t xml:space="preserve"> (2000-2021)</w:t>
       </w:r>
-      <w:bookmarkEnd w:id="55"/>
+      <w:bookmarkEnd w:id="58"/>
     </w:p>
     <w:p/>
     <w:p>
@@ -17959,7 +17407,7 @@
           <w:szCs w:val="20"/>
         </w:rPr>
       </w:pPr>
-      <w:bookmarkStart w:id="56" w:name="_Toc214372264"/>
+      <w:bookmarkStart w:id="59" w:name="_Toc214372264"/>
       <w:r>
         <w:rPr>
           <w:b/>
@@ -17971,7 +17419,7 @@
         <w:lastRenderedPageBreak/>
         <w:t>Mercadorias</w:t>
       </w:r>
-      <w:bookmarkEnd w:id="56"/>
+      <w:bookmarkEnd w:id="59"/>
     </w:p>
     <w:p>
       <w:pPr>
@@ -18040,7 +17488,7 @@
           <w:color w:val="auto"/>
         </w:rPr>
       </w:pPr>
-      <w:bookmarkStart w:id="57" w:name="_Toc211611370"/>
+      <w:bookmarkStart w:id="60" w:name="_Toc211611370"/>
       <w:r>
         <w:rPr>
           <w:color w:val="auto"/>
@@ -18090,7 +17538,7 @@
         </w:rPr>
         <w:t xml:space="preserve"> (1978-2021)</w:t>
       </w:r>
-      <w:bookmarkEnd w:id="57"/>
+      <w:bookmarkEnd w:id="60"/>
     </w:p>
     <w:p>
       <w:pPr>
@@ -18159,7 +17607,7 @@
           <w:color w:val="auto"/>
         </w:rPr>
       </w:pPr>
-      <w:bookmarkStart w:id="58" w:name="_Toc211611371"/>
+      <w:bookmarkStart w:id="61" w:name="_Toc211611371"/>
       <w:r>
         <w:rPr>
           <w:color w:val="auto"/>
@@ -18203,7 +17651,7 @@
         </w:rPr>
         <w:t xml:space="preserve"> - Evolução das mercadorias movimentadas no Porto de Faro (2000-2021)</w:t>
       </w:r>
-      <w:bookmarkEnd w:id="58"/>
+      <w:bookmarkEnd w:id="61"/>
       <w:r>
         <w:rPr>
           <w:color w:val="auto"/>
@@ -18279,7 +17727,7 @@
           <w:color w:val="auto"/>
         </w:rPr>
       </w:pPr>
-      <w:bookmarkStart w:id="59" w:name="_Toc211611372"/>
+      <w:bookmarkStart w:id="62" w:name="_Toc211611372"/>
       <w:r>
         <w:rPr>
           <w:color w:val="auto"/>
@@ -18323,7 +17771,7 @@
         </w:rPr>
         <w:t xml:space="preserve"> - Evolução das mercadorias movimentadas no Porto de Portimão (2000-2021)</w:t>
       </w:r>
-      <w:bookmarkEnd w:id="59"/>
+      <w:bookmarkEnd w:id="62"/>
     </w:p>
     <w:p/>
     <w:p>
@@ -18337,7 +17785,7 @@
           <w:szCs w:val="20"/>
         </w:rPr>
       </w:pPr>
-      <w:bookmarkStart w:id="60" w:name="_Toc214372265"/>
+      <w:bookmarkStart w:id="63" w:name="_Toc214372265"/>
       <w:r>
         <w:rPr>
           <w:b/>
@@ -18348,7 +17796,7 @@
         </w:rPr>
         <w:t>Passageiros</w:t>
       </w:r>
-      <w:bookmarkEnd w:id="60"/>
+      <w:bookmarkEnd w:id="63"/>
     </w:p>
     <w:p>
       <w:pPr>
@@ -18436,7 +17884,7 @@
           <w:color w:val="auto"/>
         </w:rPr>
       </w:pPr>
-      <w:bookmarkStart w:id="61" w:name="_Toc211611373"/>
+      <w:bookmarkStart w:id="64" w:name="_Toc211611373"/>
       <w:r>
         <w:rPr>
           <w:color w:val="auto"/>
@@ -18504,7 +17952,7 @@
         </w:rPr>
         <w:t xml:space="preserve"> de passageiros no Porto de Portimão (2004-2020)</w:t>
       </w:r>
-      <w:bookmarkEnd w:id="61"/>
+      <w:bookmarkEnd w:id="64"/>
     </w:p>
     <w:sectPr>
       <w:footerReference w:type="default" r:id="rId35"/>
@@ -27787,6 +27235,7 @@
   <w:style w:type="character" w:default="1" w:styleId="Tipodeletrapredefinidodopargrafo">
     <w:name w:val="Default Paragraph Font"/>
     <w:uiPriority w:val="1"/>
+    <w:semiHidden/>
     <w:unhideWhenUsed/>
   </w:style>
   <w:style w:type="table" w:default="1" w:styleId="Tabelanormal">
@@ -28648,15 +28097,6 @@
 </file>
 
 <file path=customXml/item1.xml><?xml version="1.0" encoding="utf-8"?>
-<?mso-contentType ?>
-<FormTemplates xmlns="http://schemas.microsoft.com/sharepoint/v3/contenttype/forms">
-  <Display>DocumentLibraryForm</Display>
-  <Edit>DocumentLibraryForm</Edit>
-  <New>DocumentLibraryForm</New>
-</FormTemplates>
-</file>
-
-<file path=customXml/item2.xml><?xml version="1.0" encoding="utf-8"?>
 <p:properties xmlns:p="http://schemas.microsoft.com/office/2006/metadata/properties" xmlns:xsi="http://www.w3.org/2001/XMLSchema-instance" xmlns:pc="http://schemas.microsoft.com/office/infopath/2007/PartnerControls">
   <documentManagement>
     <NotebookType xmlns="6e977478-40fc-4c96-9b59-58f9adc62218" xsi:nil="true"/>
@@ -28668,11 +28108,16 @@
 </p:properties>
 </file>
 
-<file path=customXml/item3.xml><?xml version="1.0" encoding="utf-8"?>
-<b:Sources xmlns:b="http://schemas.openxmlformats.org/officeDocument/2006/bibliography" xmlns="http://schemas.openxmlformats.org/officeDocument/2006/bibliography" SelectedStyle="\APA.XSL" StyleName="APA"/>
+<file path=customXml/item2.xml><?xml version="1.0" encoding="utf-8"?>
+<?mso-contentType ?>
+<FormTemplates xmlns="http://schemas.microsoft.com/sharepoint/v3/contenttype/forms">
+  <Display>DocumentLibraryForm</Display>
+  <Edit>DocumentLibraryForm</Edit>
+  <New>DocumentLibraryForm</New>
+</FormTemplates>
 </file>
 
-<file path=customXml/item4.xml><?xml version="1.0" encoding="utf-8"?>
+<file path=customXml/item3.xml><?xml version="1.0" encoding="utf-8"?>
 <ct:contentTypeSchema xmlns:ct="http://schemas.microsoft.com/office/2006/metadata/contentType" xmlns:ma="http://schemas.microsoft.com/office/2006/metadata/properties/metaAttributes" ct:_="" ma:_="" ma:contentTypeName="Documento" ma:contentTypeID="0x0101008F0F40A57A4B4943AE5F0D22A00E6876" ma:contentTypeVersion="7" ma:contentTypeDescription="Criar um novo documento." ma:contentTypeScope="" ma:versionID="0777f9d8bcaf4fa9f3f247f35de05543">
   <xsd:schema xmlns:xsd="http://www.w3.org/2001/XMLSchema" xmlns:xs="http://www.w3.org/2001/XMLSchema" xmlns:p="http://schemas.microsoft.com/office/2006/metadata/properties" xmlns:ns2="6e977478-40fc-4c96-9b59-58f9adc62218" targetNamespace="http://schemas.microsoft.com/office/2006/metadata/properties" ma:root="true" ma:fieldsID="6e1588d9447c950b5d06efd32159bf41" ns2:_="">
     <xsd:import namespace="6e977478-40fc-4c96-9b59-58f9adc62218"/>
@@ -28834,15 +28279,11 @@
 </ct:contentTypeSchema>
 </file>
 
-<file path=customXml/itemProps1.xml><?xml version="1.0" encoding="utf-8"?>
-<ds:datastoreItem xmlns:ds="http://schemas.openxmlformats.org/officeDocument/2006/customXml" ds:itemID="{A8BEE9C3-75AD-4607-B106-1B44B05722EA}">
-  <ds:schemaRefs>
-    <ds:schemaRef ds:uri="http://schemas.microsoft.com/sharepoint/v3/contenttype/forms"/>
-  </ds:schemaRefs>
-</ds:datastoreItem>
+<file path=customXml/item4.xml><?xml version="1.0" encoding="utf-8"?>
+<b:Sources xmlns:b="http://schemas.openxmlformats.org/officeDocument/2006/bibliography" xmlns="http://schemas.openxmlformats.org/officeDocument/2006/bibliography" SelectedStyle="\APA.XSL" StyleName="APA"/>
 </file>
 
-<file path=customXml/itemProps2.xml><?xml version="1.0" encoding="utf-8"?>
+<file path=customXml/itemProps1.xml><?xml version="1.0" encoding="utf-8"?>
 <ds:datastoreItem xmlns:ds="http://schemas.openxmlformats.org/officeDocument/2006/customXml" ds:itemID="{A02BD9CC-6025-4F76-BD90-0F1427CF0A06}">
   <ds:schemaRefs>
     <ds:schemaRef ds:uri="http://schemas.microsoft.com/office/2006/metadata/properties"/>
@@ -28852,15 +28293,15 @@
 </ds:datastoreItem>
 </file>
 
-<file path=customXml/itemProps3.xml><?xml version="1.0" encoding="utf-8"?>
-<ds:datastoreItem xmlns:ds="http://schemas.openxmlformats.org/officeDocument/2006/customXml" ds:itemID="{9C46D67E-02BF-4E37-8EF1-2391CC03D27F}">
+<file path=customXml/itemProps2.xml><?xml version="1.0" encoding="utf-8"?>
+<ds:datastoreItem xmlns:ds="http://schemas.openxmlformats.org/officeDocument/2006/customXml" ds:itemID="{A8BEE9C3-75AD-4607-B106-1B44B05722EA}">
   <ds:schemaRefs>
-    <ds:schemaRef ds:uri="http://schemas.openxmlformats.org/officeDocument/2006/bibliography"/>
+    <ds:schemaRef ds:uri="http://schemas.microsoft.com/sharepoint/v3/contenttype/forms"/>
   </ds:schemaRefs>
 </ds:datastoreItem>
 </file>
 
-<file path=customXml/itemProps4.xml><?xml version="1.0" encoding="utf-8"?>
+<file path=customXml/itemProps3.xml><?xml version="1.0" encoding="utf-8"?>
 <ds:datastoreItem xmlns:ds="http://schemas.openxmlformats.org/officeDocument/2006/customXml" ds:itemID="{F22FBF9B-697C-4384-8BA9-D9CACC814933}">
   <ds:schemaRefs>
     <ds:schemaRef ds:uri="http://schemas.microsoft.com/office/2006/metadata/contentType"/>
@@ -28876,4 +28317,12 @@
     <ds:schemaRef ds:uri="http://schemas.microsoft.com/internal/obd"/>
   </ds:schemaRefs>
 </ds:datastoreItem>
+</file>
+
+<file path=customXml/itemProps4.xml><?xml version="1.0" encoding="utf-8"?>
+<ds:datastoreItem xmlns:ds="http://schemas.openxmlformats.org/officeDocument/2006/customXml" ds:itemID="{9C46D67E-02BF-4E37-8EF1-2391CC03D27F}">
+  <ds:schemaRefs>
+    <ds:schemaRef ds:uri="http://schemas.openxmlformats.org/officeDocument/2006/bibliography"/>
+  </ds:schemaRefs>
+</ds:datastoreItem>
 </file>
--- a/docs/client_analysis/report_APS.docx
+++ b/docs/client_analysis/report_APS.docx
@@ -6775,7 +6775,7 @@
           <w:noProof/>
         </w:rPr>
         <w:drawing>
-          <wp:inline distT="0" distB="0" distL="0" distR="0" wp14:anchorId="68B4EA67" wp14:editId="08D8E53C">
+          <wp:inline distT="0" distB="0" distL="0" distR="0" wp14:anchorId="68B4EA67" wp14:editId="6F33FD90">
             <wp:extent cx="5226685" cy="3020060"/>
             <wp:effectExtent l="19050" t="19050" r="12065" b="27940"/>
             <wp:docPr id="1965649793" name="Imagem 6" descr="Uma imagem com texto, mapa, captura de ecrã, diagrama&#10;&#10;Os conteúdos gerados por IA podem estar incorretos."/>
@@ -10957,6 +10957,600 @@
         <w:t>)</w:t>
       </w:r>
       <w:bookmarkEnd w:id="31"/>
+    </w:p>
+    <w:p>
+      <w:pPr>
+        <w:pStyle w:val="Ttulo1"/>
+      </w:pPr>
+      <w:r>
+        <w:t xml:space="preserve">3.7.7 </w:t>
+      </w:r>
+    </w:p>
+    <w:p>
+      <w:pPr>
+        <w:spacing w:line="259" w:lineRule="auto"/>
+        <w:rPr>
+          <w:sz w:val="24"/>
+        </w:rPr>
+      </w:pPr>
+      <w:r>
+        <w:rPr>
+          <w:sz w:val="24"/>
+        </w:rPr>
+        <w:t xml:space="preserve">A Administração do Porto de Sines (APS) incorpora a sustentabilidade e a responsabilidade social </w:t>
+      </w:r>
+      <w:r>
+        <w:rPr>
+          <w:sz w:val="24"/>
+        </w:rPr>
+        <w:t>nas</w:t>
+      </w:r>
+      <w:r>
+        <w:rPr>
+          <w:sz w:val="24"/>
+        </w:rPr>
+        <w:t xml:space="preserve"> suas atividades, resultando em contribuições diretas e potenciais para vários Objetivos de Desenvolvimento Sustentável (ODS) das Nações Unidas.</w:t>
+      </w:r>
+    </w:p>
+    <w:p>
+      <w:pPr>
+        <w:spacing w:line="259" w:lineRule="auto"/>
+        <w:rPr>
+          <w:sz w:val="24"/>
+        </w:rPr>
+      </w:pPr>
+    </w:p>
+    <w:p>
+      <w:pPr>
+        <w:spacing w:line="259" w:lineRule="auto"/>
+        <w:rPr>
+          <w:b/>
+          <w:bCs/>
+          <w:sz w:val="24"/>
+        </w:rPr>
+      </w:pPr>
+      <w:r>
+        <w:rPr>
+          <w:b/>
+          <w:bCs/>
+          <w:sz w:val="24"/>
+        </w:rPr>
+        <w:t>ODS 7: Energia Acessível e Limpa</w:t>
+      </w:r>
+    </w:p>
+    <w:p>
+      <w:pPr>
+        <w:rPr>
+          <w:sz w:val="24"/>
+        </w:rPr>
+      </w:pPr>
+      <w:r>
+        <w:rPr>
+          <w:sz w:val="24"/>
+        </w:rPr>
+        <w:t xml:space="preserve">O ODS 7 </w:t>
+      </w:r>
+      <w:r>
+        <w:rPr>
+          <w:sz w:val="24"/>
+        </w:rPr>
+        <w:t>procura</w:t>
+      </w:r>
+      <w:r>
+        <w:rPr>
+          <w:sz w:val="24"/>
+        </w:rPr>
+        <w:t xml:space="preserve"> garantir que todos tenham acesso a energia confiável, sustentável, moderna e a preços acessíveis. O Porto de Sines </w:t>
+      </w:r>
+      <w:r>
+        <w:rPr>
+          <w:sz w:val="24"/>
+        </w:rPr>
+        <w:t>contribui</w:t>
+      </w:r>
+      <w:r>
+        <w:rPr>
+          <w:sz w:val="24"/>
+        </w:rPr>
+        <w:t xml:space="preserve"> para </w:t>
+      </w:r>
+      <w:r>
+        <w:rPr>
+          <w:sz w:val="24"/>
+        </w:rPr>
+        <w:t>esse objetivo</w:t>
+      </w:r>
+      <w:r>
+        <w:rPr>
+          <w:sz w:val="24"/>
+        </w:rPr>
+        <w:t xml:space="preserve"> por meio de uma administração energética mais eficaz e da implementação de tecnologias sustentáveis</w:t>
+      </w:r>
+      <w:r>
+        <w:rPr>
+          <w:sz w:val="24"/>
+        </w:rPr>
+        <w:t>:</w:t>
+      </w:r>
+    </w:p>
+    <w:p>
+      <w:pPr>
+        <w:pStyle w:val="PargrafodaLista"/>
+        <w:numPr>
+          <w:ilvl w:val="0"/>
+          <w:numId w:val="66"/>
+        </w:numPr>
+        <w:spacing w:before="0" w:line="259" w:lineRule="auto"/>
+        <w:jc w:val="left"/>
+        <w:rPr>
+          <w:b/>
+          <w:bCs/>
+          <w:sz w:val="24"/>
+          <w:szCs w:val="24"/>
+        </w:rPr>
+      </w:pPr>
+      <w:r>
+        <w:rPr>
+          <w:b/>
+          <w:bCs/>
+          <w:sz w:val="24"/>
+          <w:szCs w:val="24"/>
+        </w:rPr>
+        <w:t xml:space="preserve">implementação de eficiência energética - </w:t>
+      </w:r>
+      <w:r>
+        <w:rPr>
+          <w:sz w:val="24"/>
+          <w:szCs w:val="24"/>
+        </w:rPr>
+        <w:t>a</w:t>
+      </w:r>
+      <w:r>
+        <w:rPr>
+          <w:sz w:val="24"/>
+          <w:szCs w:val="24"/>
+        </w:rPr>
+        <w:t xml:space="preserve"> APS implementa um sistema de gestão certificado que abrange aspetos ambientais, focando-se na otimização do consumo de energia através do Programa APS Eficiente e auditorias</w:t>
+      </w:r>
+      <w:r>
+        <w:rPr>
+          <w:b/>
+          <w:bCs/>
+          <w:sz w:val="24"/>
+          <w:szCs w:val="24"/>
+        </w:rPr>
+        <w:t xml:space="preserve"> </w:t>
+      </w:r>
+      <w:r>
+        <w:rPr>
+          <w:sz w:val="24"/>
+          <w:szCs w:val="24"/>
+        </w:rPr>
+        <w:t>energéticas;</w:t>
+      </w:r>
+    </w:p>
+    <w:p>
+      <w:pPr>
+        <w:pStyle w:val="PargrafodaLista"/>
+        <w:numPr>
+          <w:ilvl w:val="0"/>
+          <w:numId w:val="66"/>
+        </w:numPr>
+        <w:spacing w:before="0" w:line="259" w:lineRule="auto"/>
+        <w:jc w:val="left"/>
+        <w:rPr>
+          <w:sz w:val="24"/>
+          <w:szCs w:val="24"/>
+        </w:rPr>
+      </w:pPr>
+      <w:r>
+        <w:rPr>
+          <w:b/>
+          <w:bCs/>
+          <w:sz w:val="24"/>
+          <w:szCs w:val="24"/>
+        </w:rPr>
+        <w:t xml:space="preserve">adoção de fontes renováveis – </w:t>
+      </w:r>
+      <w:r>
+        <w:rPr>
+          <w:sz w:val="24"/>
+          <w:szCs w:val="24"/>
+        </w:rPr>
+        <w:t>foram instalados painéis solares e duas centrais fotovoltaicas em 2010;</w:t>
+      </w:r>
+    </w:p>
+    <w:p>
+      <w:pPr>
+        <w:pStyle w:val="PargrafodaLista"/>
+        <w:numPr>
+          <w:ilvl w:val="0"/>
+          <w:numId w:val="66"/>
+        </w:numPr>
+        <w:spacing w:before="0" w:line="259" w:lineRule="auto"/>
+        <w:jc w:val="left"/>
+        <w:rPr>
+          <w:sz w:val="24"/>
+          <w:szCs w:val="24"/>
+        </w:rPr>
+      </w:pPr>
+      <w:r>
+        <w:rPr>
+          <w:b/>
+          <w:bCs/>
+          <w:sz w:val="24"/>
+          <w:szCs w:val="24"/>
+        </w:rPr>
+        <w:t xml:space="preserve">promoção da sustentabilidade – </w:t>
+      </w:r>
+      <w:r>
+        <w:rPr>
+          <w:sz w:val="24"/>
+          <w:szCs w:val="24"/>
+        </w:rPr>
+        <w:t xml:space="preserve">o objetivo é promover a eficiência energética no porto de Sines, otimizando o consumo e sendo até implementadas praticas de </w:t>
+      </w:r>
+      <w:proofErr w:type="spellStart"/>
+      <w:r>
+        <w:rPr>
+          <w:sz w:val="24"/>
+          <w:szCs w:val="24"/>
+        </w:rPr>
+        <w:t>eco-condução</w:t>
+      </w:r>
+      <w:proofErr w:type="spellEnd"/>
+      <w:r>
+        <w:rPr>
+          <w:sz w:val="24"/>
+          <w:szCs w:val="24"/>
+        </w:rPr>
+        <w:t xml:space="preserve"> para a frota automóvel da APS, um dos principais focos de consumo.</w:t>
+      </w:r>
+    </w:p>
+    <w:p>
+      <w:pPr>
+        <w:rPr>
+          <w:sz w:val="24"/>
+        </w:rPr>
+      </w:pPr>
+    </w:p>
+    <w:p>
+      <w:pPr>
+        <w:spacing w:line="259" w:lineRule="auto"/>
+        <w:rPr>
+          <w:b/>
+          <w:bCs/>
+          <w:sz w:val="24"/>
+        </w:rPr>
+      </w:pPr>
+      <w:r>
+        <w:rPr>
+          <w:b/>
+          <w:bCs/>
+          <w:sz w:val="24"/>
+        </w:rPr>
+        <w:t>ODS 8: Trabalho Digno e Crescimento Económico</w:t>
+      </w:r>
+    </w:p>
+    <w:p>
+      <w:pPr>
+        <w:rPr>
+          <w:sz w:val="24"/>
+        </w:rPr>
+      </w:pPr>
+      <w:r>
+        <w:rPr>
+          <w:sz w:val="24"/>
+        </w:rPr>
+        <w:lastRenderedPageBreak/>
+        <w:t xml:space="preserve">O ODS 8 </w:t>
+      </w:r>
+      <w:r>
+        <w:rPr>
+          <w:sz w:val="24"/>
+        </w:rPr>
+        <w:t>tem como objetivo</w:t>
+      </w:r>
+      <w:r>
+        <w:rPr>
+          <w:sz w:val="24"/>
+        </w:rPr>
+        <w:t xml:space="preserve"> promover o crescimento económico sustentado, inclusivo e sustentável</w:t>
+      </w:r>
+      <w:r>
+        <w:rPr>
+          <w:sz w:val="24"/>
+        </w:rPr>
+        <w:t xml:space="preserve"> </w:t>
+      </w:r>
+      <w:r>
+        <w:rPr>
+          <w:sz w:val="24"/>
+        </w:rPr>
+        <w:t>e trabalho digno para todos. O Porto de Sines é uma infraestrutura estratégica</w:t>
+      </w:r>
+      <w:r>
+        <w:rPr>
+          <w:sz w:val="24"/>
+        </w:rPr>
+        <w:t xml:space="preserve">, atuando como </w:t>
+      </w:r>
+      <w:r>
+        <w:rPr>
+          <w:sz w:val="24"/>
+        </w:rPr>
+        <w:t xml:space="preserve">de dinamização e </w:t>
+      </w:r>
+      <w:r>
+        <w:rPr>
+          <w:sz w:val="24"/>
+        </w:rPr>
+        <w:t>gera</w:t>
+      </w:r>
+      <w:r>
+        <w:rPr>
+          <w:sz w:val="24"/>
+        </w:rPr>
+        <w:t xml:space="preserve"> emprego na sua região</w:t>
+      </w:r>
+      <w:r>
+        <w:rPr>
+          <w:sz w:val="24"/>
+        </w:rPr>
+        <w:t>:</w:t>
+      </w:r>
+    </w:p>
+    <w:p>
+      <w:pPr>
+        <w:pStyle w:val="PargrafodaLista"/>
+        <w:numPr>
+          <w:ilvl w:val="0"/>
+          <w:numId w:val="67"/>
+        </w:numPr>
+        <w:spacing w:before="0" w:line="259" w:lineRule="auto"/>
+        <w:jc w:val="left"/>
+        <w:rPr>
+          <w:sz w:val="24"/>
+          <w:szCs w:val="24"/>
+        </w:rPr>
+      </w:pPr>
+      <w:r>
+        <w:rPr>
+          <w:b/>
+          <w:bCs/>
+          <w:sz w:val="24"/>
+          <w:szCs w:val="24"/>
+        </w:rPr>
+        <w:t xml:space="preserve">promoção do crescimento económico regional – </w:t>
+      </w:r>
+      <w:r>
+        <w:rPr>
+          <w:sz w:val="24"/>
+          <w:szCs w:val="24"/>
+        </w:rPr>
+        <w:t xml:space="preserve">o </w:t>
+      </w:r>
+      <w:r>
+        <w:rPr>
+          <w:sz w:val="24"/>
+          <w:szCs w:val="24"/>
+        </w:rPr>
+        <w:t xml:space="preserve">Porto de Sines, dada a sua relevância estratégica, produz diversos efeitos </w:t>
+      </w:r>
+      <w:proofErr w:type="spellStart"/>
+      <w:r>
+        <w:rPr>
+          <w:i/>
+          <w:iCs/>
+          <w:sz w:val="24"/>
+          <w:szCs w:val="24"/>
+        </w:rPr>
+        <w:t>spillover</w:t>
+      </w:r>
+      <w:proofErr w:type="spellEnd"/>
+      <w:r>
+        <w:rPr>
+          <w:sz w:val="24"/>
+          <w:szCs w:val="24"/>
+        </w:rPr>
+        <w:t xml:space="preserve"> em termos económicos, sociais e ambientais</w:t>
+      </w:r>
+      <w:r>
+        <w:rPr>
+          <w:sz w:val="24"/>
+          <w:szCs w:val="24"/>
+        </w:rPr>
+        <w:t>, sendo</w:t>
+      </w:r>
+      <w:r>
+        <w:rPr>
+          <w:sz w:val="24"/>
+          <w:szCs w:val="24"/>
+        </w:rPr>
+        <w:t xml:space="preserve"> um centro que atrai talentos e investimentos, impulsionando o surgimento de micro, pequenas e médias empresas por meio de tercei</w:t>
+      </w:r>
+      <w:r>
+        <w:rPr>
+          <w:sz w:val="24"/>
+          <w:szCs w:val="24"/>
+        </w:rPr>
+        <w:t>ros;</w:t>
+      </w:r>
+    </w:p>
+    <w:p>
+      <w:pPr>
+        <w:pStyle w:val="PargrafodaLista"/>
+        <w:numPr>
+          <w:ilvl w:val="0"/>
+          <w:numId w:val="67"/>
+        </w:numPr>
+        <w:spacing w:before="0" w:line="259" w:lineRule="auto"/>
+        <w:jc w:val="left"/>
+        <w:rPr>
+          <w:sz w:val="24"/>
+          <w:szCs w:val="24"/>
+        </w:rPr>
+      </w:pPr>
+      <w:r>
+        <w:rPr>
+          <w:b/>
+          <w:bCs/>
+          <w:sz w:val="24"/>
+          <w:szCs w:val="24"/>
+        </w:rPr>
+        <w:t xml:space="preserve">garantia de trabalho qualificado – </w:t>
+      </w:r>
+      <w:r>
+        <w:rPr>
+          <w:sz w:val="24"/>
+          <w:szCs w:val="24"/>
+        </w:rPr>
+        <w:t>a APS implementa um código de ética e conduta que procura a isenção de práticas discriminatórias, alem de garantir a segurança e saúde dos seus trabalhadores;</w:t>
+      </w:r>
+    </w:p>
+    <w:p>
+      <w:pPr>
+        <w:pStyle w:val="PargrafodaLista"/>
+        <w:numPr>
+          <w:ilvl w:val="0"/>
+          <w:numId w:val="67"/>
+        </w:numPr>
+        <w:spacing w:before="0" w:line="259" w:lineRule="auto"/>
+        <w:jc w:val="left"/>
+        <w:rPr>
+          <w:sz w:val="24"/>
+          <w:szCs w:val="24"/>
+        </w:rPr>
+      </w:pPr>
+      <w:r>
+        <w:rPr>
+          <w:b/>
+          <w:bCs/>
+          <w:sz w:val="24"/>
+          <w:szCs w:val="24"/>
+        </w:rPr>
+        <w:t xml:space="preserve">desenvolvimento profissional – </w:t>
+      </w:r>
+      <w:r>
+        <w:rPr>
+          <w:sz w:val="24"/>
+          <w:szCs w:val="24"/>
+        </w:rPr>
+        <w:t xml:space="preserve">existe um foco na </w:t>
+      </w:r>
+      <w:r>
+        <w:rPr>
+          <w:sz w:val="24"/>
+          <w:szCs w:val="24"/>
+        </w:rPr>
+        <w:t xml:space="preserve">valorização profissional e um processo de </w:t>
+      </w:r>
+      <w:r>
+        <w:rPr>
+          <w:sz w:val="24"/>
+          <w:szCs w:val="24"/>
+        </w:rPr>
+        <w:t>educação</w:t>
+      </w:r>
+      <w:r>
+        <w:rPr>
+          <w:sz w:val="24"/>
+          <w:szCs w:val="24"/>
+        </w:rPr>
+        <w:t xml:space="preserve"> profissional com o objetivo de potenciar as competências dos trabalhadores. A APS também adota princípios de boa governança e transparência no seu código de conduta</w:t>
+      </w:r>
+      <w:r>
+        <w:rPr>
+          <w:sz w:val="24"/>
+          <w:szCs w:val="24"/>
+        </w:rPr>
+        <w:t>.</w:t>
+      </w:r>
+    </w:p>
+    <w:p>
+      <w:pPr>
+        <w:rPr>
+          <w:sz w:val="24"/>
+        </w:rPr>
+      </w:pPr>
+    </w:p>
+    <w:p>
+      <w:pPr>
+        <w:spacing w:line="259" w:lineRule="auto"/>
+        <w:rPr>
+          <w:sz w:val="24"/>
+        </w:rPr>
+      </w:pPr>
+      <w:r>
+        <w:rPr>
+          <w:b/>
+          <w:bCs/>
+          <w:sz w:val="24"/>
+        </w:rPr>
+        <w:t>ODS 9: Indústria</w:t>
+      </w:r>
+      <w:r>
+        <w:rPr>
+          <w:b/>
+          <w:bCs/>
+          <w:sz w:val="24"/>
+        </w:rPr>
+        <w:t>,</w:t>
+      </w:r>
+      <w:r>
+        <w:rPr>
+          <w:sz w:val="24"/>
+        </w:rPr>
+        <w:t xml:space="preserve"> </w:t>
+      </w:r>
+      <w:r>
+        <w:rPr>
+          <w:b/>
+          <w:bCs/>
+          <w:sz w:val="24"/>
+        </w:rPr>
+        <w:t>Inovação e Infraestruturas</w:t>
+      </w:r>
+    </w:p>
+    <w:p>
+      <w:pPr>
+        <w:spacing w:line="259" w:lineRule="auto"/>
+        <w:rPr>
+          <w:sz w:val="24"/>
+        </w:rPr>
+      </w:pPr>
+      <w:r>
+        <w:rPr>
+          <w:sz w:val="24"/>
+        </w:rPr>
+        <w:t xml:space="preserve">Outro ODS relevante, dada a natureza da organização, é o ODS 9, uma vez que o Porto de Sines é uma infraestrutura vital, líder nacional na movimentação de mercadorias. O seu desenvolvimento </w:t>
+      </w:r>
+      <w:r>
+        <w:rPr>
+          <w:sz w:val="24"/>
+        </w:rPr>
+        <w:t>tem como objetivo</w:t>
+      </w:r>
+      <w:r>
+        <w:rPr>
+          <w:sz w:val="24"/>
+        </w:rPr>
+        <w:t xml:space="preserve"> apoiar o comércio internacional e criar um </w:t>
+      </w:r>
+      <w:r>
+        <w:rPr>
+          <w:i/>
+          <w:iCs/>
+          <w:sz w:val="24"/>
+        </w:rPr>
+        <w:t>cluster</w:t>
+      </w:r>
+      <w:r>
+        <w:rPr>
+          <w:sz w:val="24"/>
+        </w:rPr>
+        <w:t xml:space="preserve"> regional suportado na cadeia marítima, fundamental para a industrialização sustentável.</w:t>
+      </w:r>
     </w:p>
     <w:p/>
     <w:p/>
@@ -14383,6 +14977,119 @@
     </w:lvl>
   </w:abstractNum>
   <w:abstractNum w:abstractNumId="4" w15:restartNumberingAfterBreak="0">
+    <w:nsid w:val="09CF728A"/>
+    <w:multiLevelType w:val="hybridMultilevel"/>
+    <w:tmpl w:val="B964A394"/>
+    <w:lvl w:ilvl="0" w:tplc="08160001">
+      <w:start w:val="1"/>
+      <w:numFmt w:val="bullet"/>
+      <w:lvlText w:val=""/>
+      <w:lvlJc w:val="left"/>
+      <w:pPr>
+        <w:ind w:left="720" w:hanging="360"/>
+      </w:pPr>
+      <w:rPr>
+        <w:rFonts w:ascii="Symbol" w:hAnsi="Symbol" w:hint="default"/>
+      </w:rPr>
+    </w:lvl>
+    <w:lvl w:ilvl="1" w:tplc="08160003" w:tentative="1">
+      <w:start w:val="1"/>
+      <w:numFmt w:val="bullet"/>
+      <w:lvlText w:val="o"/>
+      <w:lvlJc w:val="left"/>
+      <w:pPr>
+        <w:ind w:left="1440" w:hanging="360"/>
+      </w:pPr>
+      <w:rPr>
+        <w:rFonts w:ascii="Courier New" w:hAnsi="Courier New" w:cs="Courier New" w:hint="default"/>
+      </w:rPr>
+    </w:lvl>
+    <w:lvl w:ilvl="2" w:tplc="08160005" w:tentative="1">
+      <w:start w:val="1"/>
+      <w:numFmt w:val="bullet"/>
+      <w:lvlText w:val=""/>
+      <w:lvlJc w:val="left"/>
+      <w:pPr>
+        <w:ind w:left="2160" w:hanging="360"/>
+      </w:pPr>
+      <w:rPr>
+        <w:rFonts w:ascii="Wingdings" w:hAnsi="Wingdings" w:hint="default"/>
+      </w:rPr>
+    </w:lvl>
+    <w:lvl w:ilvl="3" w:tplc="08160001" w:tentative="1">
+      <w:start w:val="1"/>
+      <w:numFmt w:val="bullet"/>
+      <w:lvlText w:val=""/>
+      <w:lvlJc w:val="left"/>
+      <w:pPr>
+        <w:ind w:left="2880" w:hanging="360"/>
+      </w:pPr>
+      <w:rPr>
+        <w:rFonts w:ascii="Symbol" w:hAnsi="Symbol" w:hint="default"/>
+      </w:rPr>
+    </w:lvl>
+    <w:lvl w:ilvl="4" w:tplc="08160003" w:tentative="1">
+      <w:start w:val="1"/>
+      <w:numFmt w:val="bullet"/>
+      <w:lvlText w:val="o"/>
+      <w:lvlJc w:val="left"/>
+      <w:pPr>
+        <w:ind w:left="3600" w:hanging="360"/>
+      </w:pPr>
+      <w:rPr>
+        <w:rFonts w:ascii="Courier New" w:hAnsi="Courier New" w:cs="Courier New" w:hint="default"/>
+      </w:rPr>
+    </w:lvl>
+    <w:lvl w:ilvl="5" w:tplc="08160005" w:tentative="1">
+      <w:start w:val="1"/>
+      <w:numFmt w:val="bullet"/>
+      <w:lvlText w:val=""/>
+      <w:lvlJc w:val="left"/>
+      <w:pPr>
+        <w:ind w:left="4320" w:hanging="360"/>
+      </w:pPr>
+      <w:rPr>
+        <w:rFonts w:ascii="Wingdings" w:hAnsi="Wingdings" w:hint="default"/>
+      </w:rPr>
+    </w:lvl>
+    <w:lvl w:ilvl="6" w:tplc="08160001" w:tentative="1">
+      <w:start w:val="1"/>
+      <w:numFmt w:val="bullet"/>
+      <w:lvlText w:val=""/>
+      <w:lvlJc w:val="left"/>
+      <w:pPr>
+        <w:ind w:left="5040" w:hanging="360"/>
+      </w:pPr>
+      <w:rPr>
+        <w:rFonts w:ascii="Symbol" w:hAnsi="Symbol" w:hint="default"/>
+      </w:rPr>
+    </w:lvl>
+    <w:lvl w:ilvl="7" w:tplc="08160003" w:tentative="1">
+      <w:start w:val="1"/>
+      <w:numFmt w:val="bullet"/>
+      <w:lvlText w:val="o"/>
+      <w:lvlJc w:val="left"/>
+      <w:pPr>
+        <w:ind w:left="5760" w:hanging="360"/>
+      </w:pPr>
+      <w:rPr>
+        <w:rFonts w:ascii="Courier New" w:hAnsi="Courier New" w:cs="Courier New" w:hint="default"/>
+      </w:rPr>
+    </w:lvl>
+    <w:lvl w:ilvl="8" w:tplc="08160005" w:tentative="1">
+      <w:start w:val="1"/>
+      <w:numFmt w:val="bullet"/>
+      <w:lvlText w:val=""/>
+      <w:lvlJc w:val="left"/>
+      <w:pPr>
+        <w:ind w:left="6480" w:hanging="360"/>
+      </w:pPr>
+      <w:rPr>
+        <w:rFonts w:ascii="Wingdings" w:hAnsi="Wingdings" w:hint="default"/>
+      </w:rPr>
+    </w:lvl>
+  </w:abstractNum>
+  <w:abstractNum w:abstractNumId="5" w15:restartNumberingAfterBreak="0">
     <w:nsid w:val="0BF27EB5"/>
     <w:multiLevelType w:val="hybridMultilevel"/>
     <w:tmpl w:val="825C89FA"/>
@@ -14495,7 +15202,7 @@
       </w:rPr>
     </w:lvl>
   </w:abstractNum>
-  <w:abstractNum w:abstractNumId="5" w15:restartNumberingAfterBreak="0">
+  <w:abstractNum w:abstractNumId="6" w15:restartNumberingAfterBreak="0">
     <w:nsid w:val="0CF12EAB"/>
     <w:multiLevelType w:val="multilevel"/>
     <w:tmpl w:val="0596B1CA"/>
@@ -14608,7 +15315,120 @@
       </w:pPr>
     </w:lvl>
   </w:abstractNum>
-  <w:abstractNum w:abstractNumId="6" w15:restartNumberingAfterBreak="0">
+  <w:abstractNum w:abstractNumId="7" w15:restartNumberingAfterBreak="0">
+    <w:nsid w:val="0F9E517C"/>
+    <w:multiLevelType w:val="hybridMultilevel"/>
+    <w:tmpl w:val="9940AFD2"/>
+    <w:lvl w:ilvl="0" w:tplc="08160001">
+      <w:start w:val="1"/>
+      <w:numFmt w:val="bullet"/>
+      <w:lvlText w:val=""/>
+      <w:lvlJc w:val="left"/>
+      <w:pPr>
+        <w:ind w:left="720" w:hanging="360"/>
+      </w:pPr>
+      <w:rPr>
+        <w:rFonts w:ascii="Symbol" w:hAnsi="Symbol" w:hint="default"/>
+      </w:rPr>
+    </w:lvl>
+    <w:lvl w:ilvl="1" w:tplc="08160003" w:tentative="1">
+      <w:start w:val="1"/>
+      <w:numFmt w:val="bullet"/>
+      <w:lvlText w:val="o"/>
+      <w:lvlJc w:val="left"/>
+      <w:pPr>
+        <w:ind w:left="1440" w:hanging="360"/>
+      </w:pPr>
+      <w:rPr>
+        <w:rFonts w:ascii="Courier New" w:hAnsi="Courier New" w:cs="Courier New" w:hint="default"/>
+      </w:rPr>
+    </w:lvl>
+    <w:lvl w:ilvl="2" w:tplc="08160005" w:tentative="1">
+      <w:start w:val="1"/>
+      <w:numFmt w:val="bullet"/>
+      <w:lvlText w:val=""/>
+      <w:lvlJc w:val="left"/>
+      <w:pPr>
+        <w:ind w:left="2160" w:hanging="360"/>
+      </w:pPr>
+      <w:rPr>
+        <w:rFonts w:ascii="Wingdings" w:hAnsi="Wingdings" w:hint="default"/>
+      </w:rPr>
+    </w:lvl>
+    <w:lvl w:ilvl="3" w:tplc="08160001" w:tentative="1">
+      <w:start w:val="1"/>
+      <w:numFmt w:val="bullet"/>
+      <w:lvlText w:val=""/>
+      <w:lvlJc w:val="left"/>
+      <w:pPr>
+        <w:ind w:left="2880" w:hanging="360"/>
+      </w:pPr>
+      <w:rPr>
+        <w:rFonts w:ascii="Symbol" w:hAnsi="Symbol" w:hint="default"/>
+      </w:rPr>
+    </w:lvl>
+    <w:lvl w:ilvl="4" w:tplc="08160003" w:tentative="1">
+      <w:start w:val="1"/>
+      <w:numFmt w:val="bullet"/>
+      <w:lvlText w:val="o"/>
+      <w:lvlJc w:val="left"/>
+      <w:pPr>
+        <w:ind w:left="3600" w:hanging="360"/>
+      </w:pPr>
+      <w:rPr>
+        <w:rFonts w:ascii="Courier New" w:hAnsi="Courier New" w:cs="Courier New" w:hint="default"/>
+      </w:rPr>
+    </w:lvl>
+    <w:lvl w:ilvl="5" w:tplc="08160005" w:tentative="1">
+      <w:start w:val="1"/>
+      <w:numFmt w:val="bullet"/>
+      <w:lvlText w:val=""/>
+      <w:lvlJc w:val="left"/>
+      <w:pPr>
+        <w:ind w:left="4320" w:hanging="360"/>
+      </w:pPr>
+      <w:rPr>
+        <w:rFonts w:ascii="Wingdings" w:hAnsi="Wingdings" w:hint="default"/>
+      </w:rPr>
+    </w:lvl>
+    <w:lvl w:ilvl="6" w:tplc="08160001" w:tentative="1">
+      <w:start w:val="1"/>
+      <w:numFmt w:val="bullet"/>
+      <w:lvlText w:val=""/>
+      <w:lvlJc w:val="left"/>
+      <w:pPr>
+        <w:ind w:left="5040" w:hanging="360"/>
+      </w:pPr>
+      <w:rPr>
+        <w:rFonts w:ascii="Symbol" w:hAnsi="Symbol" w:hint="default"/>
+      </w:rPr>
+    </w:lvl>
+    <w:lvl w:ilvl="7" w:tplc="08160003" w:tentative="1">
+      <w:start w:val="1"/>
+      <w:numFmt w:val="bullet"/>
+      <w:lvlText w:val="o"/>
+      <w:lvlJc w:val="left"/>
+      <w:pPr>
+        <w:ind w:left="5760" w:hanging="360"/>
+      </w:pPr>
+      <w:rPr>
+        <w:rFonts w:ascii="Courier New" w:hAnsi="Courier New" w:cs="Courier New" w:hint="default"/>
+      </w:rPr>
+    </w:lvl>
+    <w:lvl w:ilvl="8" w:tplc="08160005" w:tentative="1">
+      <w:start w:val="1"/>
+      <w:numFmt w:val="bullet"/>
+      <w:lvlText w:val=""/>
+      <w:lvlJc w:val="left"/>
+      <w:pPr>
+        <w:ind w:left="6480" w:hanging="360"/>
+      </w:pPr>
+      <w:rPr>
+        <w:rFonts w:ascii="Wingdings" w:hAnsi="Wingdings" w:hint="default"/>
+      </w:rPr>
+    </w:lvl>
+  </w:abstractNum>
+  <w:abstractNum w:abstractNumId="8" w15:restartNumberingAfterBreak="0">
     <w:nsid w:val="101523AD"/>
     <w:multiLevelType w:val="multilevel"/>
     <w:tmpl w:val="AE521640"/>
@@ -14757,7 +15577,7 @@
       </w:rPr>
     </w:lvl>
   </w:abstractNum>
-  <w:abstractNum w:abstractNumId="7" w15:restartNumberingAfterBreak="0">
+  <w:abstractNum w:abstractNumId="9" w15:restartNumberingAfterBreak="0">
     <w:nsid w:val="135B2CC1"/>
     <w:multiLevelType w:val="hybridMultilevel"/>
     <w:tmpl w:val="5790C644"/>
@@ -14870,7 +15690,7 @@
       </w:rPr>
     </w:lvl>
   </w:abstractNum>
-  <w:abstractNum w:abstractNumId="8" w15:restartNumberingAfterBreak="0">
+  <w:abstractNum w:abstractNumId="10" w15:restartNumberingAfterBreak="0">
     <w:nsid w:val="19A7627E"/>
     <w:multiLevelType w:val="hybridMultilevel"/>
     <w:tmpl w:val="5B7E7C72"/>
@@ -14959,7 +15779,7 @@
       </w:pPr>
     </w:lvl>
   </w:abstractNum>
-  <w:abstractNum w:abstractNumId="9" w15:restartNumberingAfterBreak="0">
+  <w:abstractNum w:abstractNumId="11" w15:restartNumberingAfterBreak="0">
     <w:nsid w:val="1B774F78"/>
     <w:multiLevelType w:val="multilevel"/>
     <w:tmpl w:val="E39459FC"/>
@@ -15108,7 +15928,7 @@
       </w:rPr>
     </w:lvl>
   </w:abstractNum>
-  <w:abstractNum w:abstractNumId="10" w15:restartNumberingAfterBreak="0">
+  <w:abstractNum w:abstractNumId="12" w15:restartNumberingAfterBreak="0">
     <w:nsid w:val="1BF661E8"/>
     <w:multiLevelType w:val="multilevel"/>
     <w:tmpl w:val="73FCEB28"/>
@@ -15225,7 +16045,7 @@
       </w:pPr>
     </w:lvl>
   </w:abstractNum>
-  <w:abstractNum w:abstractNumId="11" w15:restartNumberingAfterBreak="0">
+  <w:abstractNum w:abstractNumId="13" w15:restartNumberingAfterBreak="0">
     <w:nsid w:val="1C701CDC"/>
     <w:multiLevelType w:val="multilevel"/>
     <w:tmpl w:val="BF664D56"/>
@@ -15374,7 +16194,7 @@
       </w:rPr>
     </w:lvl>
   </w:abstractNum>
-  <w:abstractNum w:abstractNumId="12" w15:restartNumberingAfterBreak="0">
+  <w:abstractNum w:abstractNumId="14" w15:restartNumberingAfterBreak="0">
     <w:nsid w:val="1C760E56"/>
     <w:multiLevelType w:val="multilevel"/>
     <w:tmpl w:val="56E871D8"/>
@@ -15523,7 +16343,7 @@
       </w:rPr>
     </w:lvl>
   </w:abstractNum>
-  <w:abstractNum w:abstractNumId="13" w15:restartNumberingAfterBreak="0">
+  <w:abstractNum w:abstractNumId="15" w15:restartNumberingAfterBreak="0">
     <w:nsid w:val="20324A89"/>
     <w:multiLevelType w:val="multilevel"/>
     <w:tmpl w:val="407E8344"/>
@@ -15672,7 +16492,7 @@
       </w:rPr>
     </w:lvl>
   </w:abstractNum>
-  <w:abstractNum w:abstractNumId="14" w15:restartNumberingAfterBreak="0">
+  <w:abstractNum w:abstractNumId="16" w15:restartNumberingAfterBreak="0">
     <w:nsid w:val="226A0563"/>
     <w:multiLevelType w:val="hybridMultilevel"/>
     <w:tmpl w:val="102853FE"/>
@@ -15761,7 +16581,7 @@
       </w:pPr>
     </w:lvl>
   </w:abstractNum>
-  <w:abstractNum w:abstractNumId="15" w15:restartNumberingAfterBreak="0">
+  <w:abstractNum w:abstractNumId="17" w15:restartNumberingAfterBreak="0">
     <w:nsid w:val="239A0739"/>
     <w:multiLevelType w:val="hybridMultilevel"/>
     <w:tmpl w:val="848092E0"/>
@@ -15874,7 +16694,7 @@
       </w:rPr>
     </w:lvl>
   </w:abstractNum>
-  <w:abstractNum w:abstractNumId="16" w15:restartNumberingAfterBreak="0">
+  <w:abstractNum w:abstractNumId="18" w15:restartNumberingAfterBreak="0">
     <w:nsid w:val="24E52E79"/>
     <w:multiLevelType w:val="multilevel"/>
     <w:tmpl w:val="04DCB64E"/>
@@ -15991,7 +16811,7 @@
       </w:pPr>
     </w:lvl>
   </w:abstractNum>
-  <w:abstractNum w:abstractNumId="17" w15:restartNumberingAfterBreak="0">
+  <w:abstractNum w:abstractNumId="19" w15:restartNumberingAfterBreak="0">
     <w:nsid w:val="26A2452C"/>
     <w:multiLevelType w:val="multilevel"/>
     <w:tmpl w:val="E0B6682A"/>
@@ -16140,7 +16960,7 @@
       </w:rPr>
     </w:lvl>
   </w:abstractNum>
-  <w:abstractNum w:abstractNumId="18" w15:restartNumberingAfterBreak="0">
+  <w:abstractNum w:abstractNumId="20" w15:restartNumberingAfterBreak="0">
     <w:nsid w:val="28230EA0"/>
     <w:multiLevelType w:val="multilevel"/>
     <w:tmpl w:val="7F5674C6"/>
@@ -16289,7 +17109,7 @@
       </w:rPr>
     </w:lvl>
   </w:abstractNum>
-  <w:abstractNum w:abstractNumId="19" w15:restartNumberingAfterBreak="0">
+  <w:abstractNum w:abstractNumId="21" w15:restartNumberingAfterBreak="0">
     <w:nsid w:val="28BA21AB"/>
     <w:multiLevelType w:val="multilevel"/>
     <w:tmpl w:val="C8FE7724"/>
@@ -16438,7 +17258,7 @@
       </w:rPr>
     </w:lvl>
   </w:abstractNum>
-  <w:abstractNum w:abstractNumId="20" w15:restartNumberingAfterBreak="0">
+  <w:abstractNum w:abstractNumId="22" w15:restartNumberingAfterBreak="0">
     <w:nsid w:val="294F78E2"/>
     <w:multiLevelType w:val="multilevel"/>
     <w:tmpl w:val="847AAE6E"/>
@@ -16587,7 +17407,7 @@
       </w:rPr>
     </w:lvl>
   </w:abstractNum>
-  <w:abstractNum w:abstractNumId="21" w15:restartNumberingAfterBreak="0">
+  <w:abstractNum w:abstractNumId="23" w15:restartNumberingAfterBreak="0">
     <w:nsid w:val="2A123E71"/>
     <w:multiLevelType w:val="multilevel"/>
     <w:tmpl w:val="7F9E537E"/>
@@ -16736,7 +17556,7 @@
       </w:rPr>
     </w:lvl>
   </w:abstractNum>
-  <w:abstractNum w:abstractNumId="22" w15:restartNumberingAfterBreak="0">
+  <w:abstractNum w:abstractNumId="24" w15:restartNumberingAfterBreak="0">
     <w:nsid w:val="2AAD7410"/>
     <w:multiLevelType w:val="multilevel"/>
     <w:tmpl w:val="BA386AE0"/>
@@ -16885,7 +17705,7 @@
       </w:rPr>
     </w:lvl>
   </w:abstractNum>
-  <w:abstractNum w:abstractNumId="23" w15:restartNumberingAfterBreak="0">
+  <w:abstractNum w:abstractNumId="25" w15:restartNumberingAfterBreak="0">
     <w:nsid w:val="2AFF22B0"/>
     <w:multiLevelType w:val="multilevel"/>
     <w:tmpl w:val="CB1EF420"/>
@@ -17034,7 +17854,7 @@
       </w:rPr>
     </w:lvl>
   </w:abstractNum>
-  <w:abstractNum w:abstractNumId="24" w15:restartNumberingAfterBreak="0">
+  <w:abstractNum w:abstractNumId="26" w15:restartNumberingAfterBreak="0">
     <w:nsid w:val="2B7C647E"/>
     <w:multiLevelType w:val="multilevel"/>
     <w:tmpl w:val="18AE20AC"/>
@@ -17183,7 +18003,7 @@
       </w:rPr>
     </w:lvl>
   </w:abstractNum>
-  <w:abstractNum w:abstractNumId="25" w15:restartNumberingAfterBreak="0">
+  <w:abstractNum w:abstractNumId="27" w15:restartNumberingAfterBreak="0">
     <w:nsid w:val="2C1851B1"/>
     <w:multiLevelType w:val="multilevel"/>
     <w:tmpl w:val="998AC6CE"/>
@@ -17332,7 +18152,7 @@
       </w:rPr>
     </w:lvl>
   </w:abstractNum>
-  <w:abstractNum w:abstractNumId="26" w15:restartNumberingAfterBreak="0">
+  <w:abstractNum w:abstractNumId="28" w15:restartNumberingAfterBreak="0">
     <w:nsid w:val="2C45119C"/>
     <w:multiLevelType w:val="multilevel"/>
     <w:tmpl w:val="5D68D430"/>
@@ -17481,7 +18301,7 @@
       </w:rPr>
     </w:lvl>
   </w:abstractNum>
-  <w:abstractNum w:abstractNumId="27" w15:restartNumberingAfterBreak="0">
+  <w:abstractNum w:abstractNumId="29" w15:restartNumberingAfterBreak="0">
     <w:nsid w:val="2F503F09"/>
     <w:multiLevelType w:val="hybridMultilevel"/>
     <w:tmpl w:val="05341264"/>
@@ -17594,7 +18414,7 @@
       </w:rPr>
     </w:lvl>
   </w:abstractNum>
-  <w:abstractNum w:abstractNumId="28" w15:restartNumberingAfterBreak="0">
+  <w:abstractNum w:abstractNumId="30" w15:restartNumberingAfterBreak="0">
     <w:nsid w:val="30F552F9"/>
     <w:multiLevelType w:val="hybridMultilevel"/>
     <w:tmpl w:val="AE4C47A8"/>
@@ -17707,7 +18527,7 @@
       </w:rPr>
     </w:lvl>
   </w:abstractNum>
-  <w:abstractNum w:abstractNumId="29" w15:restartNumberingAfterBreak="0">
+  <w:abstractNum w:abstractNumId="31" w15:restartNumberingAfterBreak="0">
     <w:nsid w:val="35C756A4"/>
     <w:multiLevelType w:val="multilevel"/>
     <w:tmpl w:val="429CC0BC"/>
@@ -17856,7 +18676,7 @@
       </w:rPr>
     </w:lvl>
   </w:abstractNum>
-  <w:abstractNum w:abstractNumId="30" w15:restartNumberingAfterBreak="0">
+  <w:abstractNum w:abstractNumId="32" w15:restartNumberingAfterBreak="0">
     <w:nsid w:val="370E45D4"/>
     <w:multiLevelType w:val="hybridMultilevel"/>
     <w:tmpl w:val="5334627C"/>
@@ -17969,7 +18789,7 @@
       </w:rPr>
     </w:lvl>
   </w:abstractNum>
-  <w:abstractNum w:abstractNumId="31" w15:restartNumberingAfterBreak="0">
+  <w:abstractNum w:abstractNumId="33" w15:restartNumberingAfterBreak="0">
     <w:nsid w:val="37172DEC"/>
     <w:multiLevelType w:val="multilevel"/>
     <w:tmpl w:val="F7FE9192"/>
@@ -18118,7 +18938,7 @@
       </w:rPr>
     </w:lvl>
   </w:abstractNum>
-  <w:abstractNum w:abstractNumId="32" w15:restartNumberingAfterBreak="0">
+  <w:abstractNum w:abstractNumId="34" w15:restartNumberingAfterBreak="0">
     <w:nsid w:val="391641E2"/>
     <w:multiLevelType w:val="hybridMultilevel"/>
     <w:tmpl w:val="76343DA4"/>
@@ -18231,7 +19051,7 @@
       </w:rPr>
     </w:lvl>
   </w:abstractNum>
-  <w:abstractNum w:abstractNumId="33" w15:restartNumberingAfterBreak="0">
+  <w:abstractNum w:abstractNumId="35" w15:restartNumberingAfterBreak="0">
     <w:nsid w:val="3E2D17E0"/>
     <w:multiLevelType w:val="multilevel"/>
     <w:tmpl w:val="30C0BB3E"/>
@@ -18380,7 +19200,7 @@
       </w:rPr>
     </w:lvl>
   </w:abstractNum>
-  <w:abstractNum w:abstractNumId="34" w15:restartNumberingAfterBreak="0">
+  <w:abstractNum w:abstractNumId="36" w15:restartNumberingAfterBreak="0">
     <w:nsid w:val="3EDE0F83"/>
     <w:multiLevelType w:val="multilevel"/>
     <w:tmpl w:val="8C16B850"/>
@@ -18529,7 +19349,7 @@
       </w:rPr>
     </w:lvl>
   </w:abstractNum>
-  <w:abstractNum w:abstractNumId="35" w15:restartNumberingAfterBreak="0">
+  <w:abstractNum w:abstractNumId="37" w15:restartNumberingAfterBreak="0">
     <w:nsid w:val="3F29463D"/>
     <w:multiLevelType w:val="hybridMultilevel"/>
     <w:tmpl w:val="CF0A6EBC"/>
@@ -18642,7 +19462,7 @@
       </w:rPr>
     </w:lvl>
   </w:abstractNum>
-  <w:abstractNum w:abstractNumId="36" w15:restartNumberingAfterBreak="0">
+  <w:abstractNum w:abstractNumId="38" w15:restartNumberingAfterBreak="0">
     <w:nsid w:val="4119155F"/>
     <w:multiLevelType w:val="multilevel"/>
     <w:tmpl w:val="3612C0B8"/>
@@ -18791,7 +19611,7 @@
       </w:rPr>
     </w:lvl>
   </w:abstractNum>
-  <w:abstractNum w:abstractNumId="37" w15:restartNumberingAfterBreak="0">
+  <w:abstractNum w:abstractNumId="39" w15:restartNumberingAfterBreak="0">
     <w:nsid w:val="41DB38A3"/>
     <w:multiLevelType w:val="hybridMultilevel"/>
     <w:tmpl w:val="F5F8D66A"/>
@@ -18904,7 +19724,7 @@
       </w:rPr>
     </w:lvl>
   </w:abstractNum>
-  <w:abstractNum w:abstractNumId="38" w15:restartNumberingAfterBreak="0">
+  <w:abstractNum w:abstractNumId="40" w15:restartNumberingAfterBreak="0">
     <w:nsid w:val="44CF0B65"/>
     <w:multiLevelType w:val="multilevel"/>
     <w:tmpl w:val="8D4C1900"/>
@@ -19053,7 +19873,7 @@
       </w:rPr>
     </w:lvl>
   </w:abstractNum>
-  <w:abstractNum w:abstractNumId="39" w15:restartNumberingAfterBreak="0">
+  <w:abstractNum w:abstractNumId="41" w15:restartNumberingAfterBreak="0">
     <w:nsid w:val="453371E5"/>
     <w:multiLevelType w:val="multilevel"/>
     <w:tmpl w:val="50043574"/>
@@ -19202,7 +20022,7 @@
       </w:rPr>
     </w:lvl>
   </w:abstractNum>
-  <w:abstractNum w:abstractNumId="40" w15:restartNumberingAfterBreak="0">
+  <w:abstractNum w:abstractNumId="42" w15:restartNumberingAfterBreak="0">
     <w:nsid w:val="47111BEA"/>
     <w:multiLevelType w:val="hybridMultilevel"/>
     <w:tmpl w:val="30CA0606"/>
@@ -19315,7 +20135,7 @@
       </w:rPr>
     </w:lvl>
   </w:abstractNum>
-  <w:abstractNum w:abstractNumId="41" w15:restartNumberingAfterBreak="0">
+  <w:abstractNum w:abstractNumId="43" w15:restartNumberingAfterBreak="0">
     <w:nsid w:val="47541B22"/>
     <w:multiLevelType w:val="multilevel"/>
     <w:tmpl w:val="BA2E0D68"/>
@@ -19444,7 +20264,7 @@
       </w:rPr>
     </w:lvl>
   </w:abstractNum>
-  <w:abstractNum w:abstractNumId="42" w15:restartNumberingAfterBreak="0">
+  <w:abstractNum w:abstractNumId="44" w15:restartNumberingAfterBreak="0">
     <w:nsid w:val="47DF0596"/>
     <w:multiLevelType w:val="hybridMultilevel"/>
     <w:tmpl w:val="00B219E8"/>
@@ -19557,7 +20377,7 @@
       </w:rPr>
     </w:lvl>
   </w:abstractNum>
-  <w:abstractNum w:abstractNumId="43" w15:restartNumberingAfterBreak="0">
+  <w:abstractNum w:abstractNumId="45" w15:restartNumberingAfterBreak="0">
     <w:nsid w:val="4B1821A8"/>
     <w:multiLevelType w:val="multilevel"/>
     <w:tmpl w:val="9F089724"/>
@@ -19706,7 +20526,7 @@
       </w:rPr>
     </w:lvl>
   </w:abstractNum>
-  <w:abstractNum w:abstractNumId="44" w15:restartNumberingAfterBreak="0">
+  <w:abstractNum w:abstractNumId="46" w15:restartNumberingAfterBreak="0">
     <w:nsid w:val="4D7F5014"/>
     <w:multiLevelType w:val="multilevel"/>
     <w:tmpl w:val="8A845BCE"/>
@@ -19855,7 +20675,7 @@
       </w:rPr>
     </w:lvl>
   </w:abstractNum>
-  <w:abstractNum w:abstractNumId="45" w15:restartNumberingAfterBreak="0">
+  <w:abstractNum w:abstractNumId="47" w15:restartNumberingAfterBreak="0">
     <w:nsid w:val="4FA403AB"/>
     <w:multiLevelType w:val="multilevel"/>
     <w:tmpl w:val="BFFCB63C"/>
@@ -19968,7 +20788,7 @@
       </w:pPr>
     </w:lvl>
   </w:abstractNum>
-  <w:abstractNum w:abstractNumId="46" w15:restartNumberingAfterBreak="0">
+  <w:abstractNum w:abstractNumId="48" w15:restartNumberingAfterBreak="0">
     <w:nsid w:val="506157B0"/>
     <w:multiLevelType w:val="multilevel"/>
     <w:tmpl w:val="7B0620D2"/>
@@ -20081,7 +20901,7 @@
       </w:pPr>
     </w:lvl>
   </w:abstractNum>
-  <w:abstractNum w:abstractNumId="47" w15:restartNumberingAfterBreak="0">
+  <w:abstractNum w:abstractNumId="49" w15:restartNumberingAfterBreak="0">
     <w:nsid w:val="562051D5"/>
     <w:multiLevelType w:val="hybridMultilevel"/>
     <w:tmpl w:val="5E8A59FE"/>
@@ -20194,7 +21014,7 @@
       </w:rPr>
     </w:lvl>
   </w:abstractNum>
-  <w:abstractNum w:abstractNumId="48" w15:restartNumberingAfterBreak="0">
+  <w:abstractNum w:abstractNumId="50" w15:restartNumberingAfterBreak="0">
     <w:nsid w:val="56820DB3"/>
     <w:multiLevelType w:val="hybridMultilevel"/>
     <w:tmpl w:val="45F64BB2"/>
@@ -20308,7 +21128,7 @@
       </w:pPr>
     </w:lvl>
   </w:abstractNum>
-  <w:abstractNum w:abstractNumId="49" w15:restartNumberingAfterBreak="0">
+  <w:abstractNum w:abstractNumId="51" w15:restartNumberingAfterBreak="0">
     <w:nsid w:val="56FC531A"/>
     <w:multiLevelType w:val="multilevel"/>
     <w:tmpl w:val="B70610DE"/>
@@ -20457,7 +21277,7 @@
       </w:rPr>
     </w:lvl>
   </w:abstractNum>
-  <w:abstractNum w:abstractNumId="50" w15:restartNumberingAfterBreak="0">
+  <w:abstractNum w:abstractNumId="52" w15:restartNumberingAfterBreak="0">
     <w:nsid w:val="646413DA"/>
     <w:multiLevelType w:val="multilevel"/>
     <w:tmpl w:val="7C78ABDA"/>
@@ -20570,7 +21390,7 @@
       </w:pPr>
     </w:lvl>
   </w:abstractNum>
-  <w:abstractNum w:abstractNumId="51" w15:restartNumberingAfterBreak="0">
+  <w:abstractNum w:abstractNumId="53" w15:restartNumberingAfterBreak="0">
     <w:nsid w:val="6787791A"/>
     <w:multiLevelType w:val="multilevel"/>
     <w:tmpl w:val="4E72DF3E"/>
@@ -20659,7 +21479,7 @@
       </w:pPr>
     </w:lvl>
   </w:abstractNum>
-  <w:abstractNum w:abstractNumId="52" w15:restartNumberingAfterBreak="0">
+  <w:abstractNum w:abstractNumId="54" w15:restartNumberingAfterBreak="0">
     <w:nsid w:val="680E395B"/>
     <w:multiLevelType w:val="multilevel"/>
     <w:tmpl w:val="24A636AC"/>
@@ -20808,7 +21628,7 @@
       </w:rPr>
     </w:lvl>
   </w:abstractNum>
-  <w:abstractNum w:abstractNumId="53" w15:restartNumberingAfterBreak="0">
+  <w:abstractNum w:abstractNumId="55" w15:restartNumberingAfterBreak="0">
     <w:nsid w:val="69110CB2"/>
     <w:multiLevelType w:val="hybridMultilevel"/>
     <w:tmpl w:val="50428718"/>
@@ -20921,7 +21741,7 @@
       </w:rPr>
     </w:lvl>
   </w:abstractNum>
-  <w:abstractNum w:abstractNumId="54" w15:restartNumberingAfterBreak="0">
+  <w:abstractNum w:abstractNumId="56" w15:restartNumberingAfterBreak="0">
     <w:nsid w:val="6A2567C9"/>
     <w:multiLevelType w:val="multilevel"/>
     <w:tmpl w:val="91AAA5DE"/>
@@ -21070,7 +21890,7 @@
       </w:rPr>
     </w:lvl>
   </w:abstractNum>
-  <w:abstractNum w:abstractNumId="55" w15:restartNumberingAfterBreak="0">
+  <w:abstractNum w:abstractNumId="57" w15:restartNumberingAfterBreak="0">
     <w:nsid w:val="6AF0433C"/>
     <w:multiLevelType w:val="hybridMultilevel"/>
     <w:tmpl w:val="3864D0DE"/>
@@ -21183,7 +22003,7 @@
       </w:rPr>
     </w:lvl>
   </w:abstractNum>
-  <w:abstractNum w:abstractNumId="56" w15:restartNumberingAfterBreak="0">
+  <w:abstractNum w:abstractNumId="58" w15:restartNumberingAfterBreak="0">
     <w:nsid w:val="6EB97BEE"/>
     <w:multiLevelType w:val="multilevel"/>
     <w:tmpl w:val="6310D4FC"/>
@@ -21332,7 +22152,7 @@
       </w:rPr>
     </w:lvl>
   </w:abstractNum>
-  <w:abstractNum w:abstractNumId="57" w15:restartNumberingAfterBreak="0">
+  <w:abstractNum w:abstractNumId="59" w15:restartNumberingAfterBreak="0">
     <w:nsid w:val="6EED3BBE"/>
     <w:multiLevelType w:val="multilevel"/>
     <w:tmpl w:val="44F01A2E"/>
@@ -21481,7 +22301,7 @@
       </w:rPr>
     </w:lvl>
   </w:abstractNum>
-  <w:abstractNum w:abstractNumId="58" w15:restartNumberingAfterBreak="0">
+  <w:abstractNum w:abstractNumId="60" w15:restartNumberingAfterBreak="0">
     <w:nsid w:val="74A110AB"/>
     <w:multiLevelType w:val="multilevel"/>
     <w:tmpl w:val="6B507A62"/>
@@ -21630,7 +22450,7 @@
       </w:rPr>
     </w:lvl>
   </w:abstractNum>
-  <w:abstractNum w:abstractNumId="59" w15:restartNumberingAfterBreak="0">
+  <w:abstractNum w:abstractNumId="61" w15:restartNumberingAfterBreak="0">
     <w:nsid w:val="77345C75"/>
     <w:multiLevelType w:val="hybridMultilevel"/>
     <w:tmpl w:val="BB7AAD66"/>
@@ -21743,7 +22563,7 @@
       </w:rPr>
     </w:lvl>
   </w:abstractNum>
-  <w:abstractNum w:abstractNumId="60" w15:restartNumberingAfterBreak="0">
+  <w:abstractNum w:abstractNumId="62" w15:restartNumberingAfterBreak="0">
     <w:nsid w:val="77B7015D"/>
     <w:multiLevelType w:val="multilevel"/>
     <w:tmpl w:val="FF286090"/>
@@ -21856,7 +22676,7 @@
       </w:pPr>
     </w:lvl>
   </w:abstractNum>
-  <w:abstractNum w:abstractNumId="61" w15:restartNumberingAfterBreak="0">
+  <w:abstractNum w:abstractNumId="63" w15:restartNumberingAfterBreak="0">
     <w:nsid w:val="77C9212A"/>
     <w:multiLevelType w:val="multilevel"/>
     <w:tmpl w:val="F89884D6"/>
@@ -22005,7 +22825,7 @@
       </w:rPr>
     </w:lvl>
   </w:abstractNum>
-  <w:abstractNum w:abstractNumId="62" w15:restartNumberingAfterBreak="0">
+  <w:abstractNum w:abstractNumId="64" w15:restartNumberingAfterBreak="0">
     <w:nsid w:val="79115269"/>
     <w:multiLevelType w:val="multilevel"/>
     <w:tmpl w:val="BAEA2F18"/>
@@ -22154,7 +22974,7 @@
       </w:rPr>
     </w:lvl>
   </w:abstractNum>
-  <w:abstractNum w:abstractNumId="63" w15:restartNumberingAfterBreak="0">
+  <w:abstractNum w:abstractNumId="65" w15:restartNumberingAfterBreak="0">
     <w:nsid w:val="7BB647B6"/>
     <w:multiLevelType w:val="multilevel"/>
     <w:tmpl w:val="849E45F0"/>
@@ -22304,10 +23124,10 @@
     </w:lvl>
   </w:abstractNum>
   <w:num w:numId="1" w16cid:durableId="1307973366">
-    <w:abstractNumId w:val="48"/>
+    <w:abstractNumId w:val="50"/>
   </w:num>
   <w:num w:numId="2" w16cid:durableId="1734770271">
-    <w:abstractNumId w:val="48"/>
+    <w:abstractNumId w:val="50"/>
     <w:lvlOverride w:ilvl="0">
       <w:startOverride w:val="1"/>
     </w:lvlOverride>
@@ -22337,193 +23157,199 @@
     </w:lvlOverride>
   </w:num>
   <w:num w:numId="3" w16cid:durableId="1940985300">
-    <w:abstractNumId w:val="51"/>
+    <w:abstractNumId w:val="53"/>
   </w:num>
   <w:num w:numId="4" w16cid:durableId="97649398">
     <w:abstractNumId w:val="0"/>
   </w:num>
   <w:num w:numId="5" w16cid:durableId="1812288132">
+    <w:abstractNumId w:val="42"/>
+  </w:num>
+  <w:num w:numId="6" w16cid:durableId="1642464320">
+    <w:abstractNumId w:val="43"/>
+  </w:num>
+  <w:num w:numId="7" w16cid:durableId="1808275634">
+    <w:abstractNumId w:val="37"/>
+  </w:num>
+  <w:num w:numId="8" w16cid:durableId="1200897323">
+    <w:abstractNumId w:val="30"/>
+  </w:num>
+  <w:num w:numId="9" w16cid:durableId="1847789773">
+    <w:abstractNumId w:val="5"/>
+  </w:num>
+  <w:num w:numId="10" w16cid:durableId="1597782777">
+    <w:abstractNumId w:val="17"/>
+  </w:num>
+  <w:num w:numId="11" w16cid:durableId="1585870811">
+    <w:abstractNumId w:val="49"/>
+  </w:num>
+  <w:num w:numId="12" w16cid:durableId="325521276">
+    <w:abstractNumId w:val="55"/>
+  </w:num>
+  <w:num w:numId="13" w16cid:durableId="627933182">
+    <w:abstractNumId w:val="34"/>
+  </w:num>
+  <w:num w:numId="14" w16cid:durableId="915015777">
+    <w:abstractNumId w:val="9"/>
+  </w:num>
+  <w:num w:numId="15" w16cid:durableId="1285234806">
+    <w:abstractNumId w:val="32"/>
+  </w:num>
+  <w:num w:numId="16" w16cid:durableId="273832372">
+    <w:abstractNumId w:val="29"/>
+  </w:num>
+  <w:num w:numId="17" w16cid:durableId="1697347813">
+    <w:abstractNumId w:val="39"/>
+  </w:num>
+  <w:num w:numId="18" w16cid:durableId="1968464136">
+    <w:abstractNumId w:val="26"/>
+  </w:num>
+  <w:num w:numId="19" w16cid:durableId="400444398">
+    <w:abstractNumId w:val="21"/>
+  </w:num>
+  <w:num w:numId="20" w16cid:durableId="406536023">
+    <w:abstractNumId w:val="25"/>
+  </w:num>
+  <w:num w:numId="21" w16cid:durableId="1030881303">
+    <w:abstractNumId w:val="27"/>
+  </w:num>
+  <w:num w:numId="22" w16cid:durableId="1219239829">
+    <w:abstractNumId w:val="44"/>
+  </w:num>
+  <w:num w:numId="23" w16cid:durableId="1989554229">
+    <w:abstractNumId w:val="28"/>
+  </w:num>
+  <w:num w:numId="24" w16cid:durableId="881403803">
+    <w:abstractNumId w:val="23"/>
+  </w:num>
+  <w:num w:numId="25" w16cid:durableId="869145322">
+    <w:abstractNumId w:val="20"/>
+  </w:num>
+  <w:num w:numId="26" w16cid:durableId="1053118409">
     <w:abstractNumId w:val="40"/>
   </w:num>
-  <w:num w:numId="6" w16cid:durableId="1642464320">
-    <w:abstractNumId w:val="41"/>
-  </w:num>
-  <w:num w:numId="7" w16cid:durableId="1808275634">
-    <w:abstractNumId w:val="35"/>
-  </w:num>
-  <w:num w:numId="8" w16cid:durableId="1200897323">
-    <w:abstractNumId w:val="28"/>
-  </w:num>
-  <w:num w:numId="9" w16cid:durableId="1847789773">
-    <w:abstractNumId w:val="4"/>
-  </w:num>
-  <w:num w:numId="10" w16cid:durableId="1597782777">
-    <w:abstractNumId w:val="15"/>
-  </w:num>
-  <w:num w:numId="11" w16cid:durableId="1585870811">
-    <w:abstractNumId w:val="47"/>
-  </w:num>
-  <w:num w:numId="12" w16cid:durableId="325521276">
-    <w:abstractNumId w:val="53"/>
-  </w:num>
-  <w:num w:numId="13" w16cid:durableId="627933182">
-    <w:abstractNumId w:val="32"/>
-  </w:num>
-  <w:num w:numId="14" w16cid:durableId="915015777">
-    <w:abstractNumId w:val="7"/>
-  </w:num>
-  <w:num w:numId="15" w16cid:durableId="1285234806">
-    <w:abstractNumId w:val="30"/>
-  </w:num>
-  <w:num w:numId="16" w16cid:durableId="273832372">
-    <w:abstractNumId w:val="27"/>
-  </w:num>
-  <w:num w:numId="17" w16cid:durableId="1697347813">
-    <w:abstractNumId w:val="37"/>
-  </w:num>
-  <w:num w:numId="18" w16cid:durableId="1968464136">
-    <w:abstractNumId w:val="24"/>
-  </w:num>
-  <w:num w:numId="19" w16cid:durableId="400444398">
-    <w:abstractNumId w:val="19"/>
-  </w:num>
-  <w:num w:numId="20" w16cid:durableId="406536023">
-    <w:abstractNumId w:val="23"/>
-  </w:num>
-  <w:num w:numId="21" w16cid:durableId="1030881303">
-    <w:abstractNumId w:val="25"/>
-  </w:num>
-  <w:num w:numId="22" w16cid:durableId="1219239829">
-    <w:abstractNumId w:val="42"/>
-  </w:num>
-  <w:num w:numId="23" w16cid:durableId="1989554229">
-    <w:abstractNumId w:val="26"/>
-  </w:num>
-  <w:num w:numId="24" w16cid:durableId="881403803">
-    <w:abstractNumId w:val="21"/>
-  </w:num>
-  <w:num w:numId="25" w16cid:durableId="869145322">
-    <w:abstractNumId w:val="18"/>
-  </w:num>
-  <w:num w:numId="26" w16cid:durableId="1053118409">
-    <w:abstractNumId w:val="38"/>
-  </w:num>
   <w:num w:numId="27" w16cid:durableId="677079251">
-    <w:abstractNumId w:val="11"/>
+    <w:abstractNumId w:val="13"/>
   </w:num>
   <w:num w:numId="28" w16cid:durableId="1662731740">
     <w:abstractNumId w:val="2"/>
   </w:num>
   <w:num w:numId="29" w16cid:durableId="1264415386">
-    <w:abstractNumId w:val="46"/>
+    <w:abstractNumId w:val="48"/>
   </w:num>
   <w:num w:numId="30" w16cid:durableId="1238442288">
-    <w:abstractNumId w:val="59"/>
+    <w:abstractNumId w:val="61"/>
   </w:num>
   <w:num w:numId="31" w16cid:durableId="1900823946">
-    <w:abstractNumId w:val="14"/>
+    <w:abstractNumId w:val="16"/>
   </w:num>
   <w:num w:numId="32" w16cid:durableId="1076778013">
-    <w:abstractNumId w:val="8"/>
+    <w:abstractNumId w:val="10"/>
   </w:num>
   <w:num w:numId="33" w16cid:durableId="1331715260">
-    <w:abstractNumId w:val="58"/>
+    <w:abstractNumId w:val="60"/>
   </w:num>
   <w:num w:numId="34" w16cid:durableId="199317269">
-    <w:abstractNumId w:val="39"/>
+    <w:abstractNumId w:val="41"/>
   </w:num>
   <w:num w:numId="35" w16cid:durableId="803740452">
-    <w:abstractNumId w:val="63"/>
+    <w:abstractNumId w:val="65"/>
   </w:num>
   <w:num w:numId="36" w16cid:durableId="817266422">
-    <w:abstractNumId w:val="13"/>
+    <w:abstractNumId w:val="15"/>
   </w:num>
   <w:num w:numId="37" w16cid:durableId="1125126375">
-    <w:abstractNumId w:val="49"/>
+    <w:abstractNumId w:val="51"/>
   </w:num>
   <w:num w:numId="38" w16cid:durableId="1431582945">
-    <w:abstractNumId w:val="9"/>
+    <w:abstractNumId w:val="11"/>
   </w:num>
   <w:num w:numId="39" w16cid:durableId="2001229837">
-    <w:abstractNumId w:val="43"/>
+    <w:abstractNumId w:val="45"/>
   </w:num>
   <w:num w:numId="40" w16cid:durableId="576404123">
-    <w:abstractNumId w:val="34"/>
+    <w:abstractNumId w:val="36"/>
   </w:num>
   <w:num w:numId="41" w16cid:durableId="669984504">
     <w:abstractNumId w:val="3"/>
   </w:num>
   <w:num w:numId="42" w16cid:durableId="864906958">
-    <w:abstractNumId w:val="20"/>
+    <w:abstractNumId w:val="22"/>
   </w:num>
   <w:num w:numId="43" w16cid:durableId="714306147">
-    <w:abstractNumId w:val="16"/>
+    <w:abstractNumId w:val="18"/>
   </w:num>
   <w:num w:numId="44" w16cid:durableId="1913544162">
-    <w:abstractNumId w:val="10"/>
+    <w:abstractNumId w:val="12"/>
   </w:num>
   <w:num w:numId="45" w16cid:durableId="987825131">
-    <w:abstractNumId w:val="50"/>
+    <w:abstractNumId w:val="52"/>
   </w:num>
   <w:num w:numId="46" w16cid:durableId="2029940620">
-    <w:abstractNumId w:val="60"/>
+    <w:abstractNumId w:val="62"/>
   </w:num>
   <w:num w:numId="47" w16cid:durableId="1410736754">
-    <w:abstractNumId w:val="61"/>
+    <w:abstractNumId w:val="63"/>
   </w:num>
   <w:num w:numId="48" w16cid:durableId="104931094">
-    <w:abstractNumId w:val="12"/>
+    <w:abstractNumId w:val="14"/>
   </w:num>
   <w:num w:numId="49" w16cid:durableId="150218884">
-    <w:abstractNumId w:val="31"/>
+    <w:abstractNumId w:val="33"/>
   </w:num>
   <w:num w:numId="50" w16cid:durableId="1810895858">
+    <w:abstractNumId w:val="8"/>
+  </w:num>
+  <w:num w:numId="51" w16cid:durableId="218900863">
     <w:abstractNumId w:val="6"/>
   </w:num>
-  <w:num w:numId="51" w16cid:durableId="218900863">
-    <w:abstractNumId w:val="5"/>
-  </w:num>
   <w:num w:numId="52" w16cid:durableId="1887326611">
-    <w:abstractNumId w:val="36"/>
+    <w:abstractNumId w:val="38"/>
   </w:num>
   <w:num w:numId="53" w16cid:durableId="1890805139">
-    <w:abstractNumId w:val="33"/>
+    <w:abstractNumId w:val="35"/>
   </w:num>
   <w:num w:numId="54" w16cid:durableId="826701493">
     <w:abstractNumId w:val="1"/>
   </w:num>
   <w:num w:numId="55" w16cid:durableId="1076248964">
-    <w:abstractNumId w:val="44"/>
+    <w:abstractNumId w:val="46"/>
   </w:num>
   <w:num w:numId="56" w16cid:durableId="843321890">
-    <w:abstractNumId w:val="29"/>
+    <w:abstractNumId w:val="31"/>
   </w:num>
   <w:num w:numId="57" w16cid:durableId="1830321819">
+    <w:abstractNumId w:val="59"/>
+  </w:num>
+  <w:num w:numId="58" w16cid:durableId="1427768208">
+    <w:abstractNumId w:val="47"/>
+  </w:num>
+  <w:num w:numId="59" w16cid:durableId="1012489748">
+    <w:abstractNumId w:val="58"/>
+  </w:num>
+  <w:num w:numId="60" w16cid:durableId="1778013999">
+    <w:abstractNumId w:val="56"/>
+  </w:num>
+  <w:num w:numId="61" w16cid:durableId="228733822">
+    <w:abstractNumId w:val="64"/>
+  </w:num>
+  <w:num w:numId="62" w16cid:durableId="1164710766">
+    <w:abstractNumId w:val="24"/>
+  </w:num>
+  <w:num w:numId="63" w16cid:durableId="1385594363">
+    <w:abstractNumId w:val="19"/>
+  </w:num>
+  <w:num w:numId="64" w16cid:durableId="1479104271">
+    <w:abstractNumId w:val="54"/>
+  </w:num>
+  <w:num w:numId="65" w16cid:durableId="583493995">
     <w:abstractNumId w:val="57"/>
   </w:num>
-  <w:num w:numId="58" w16cid:durableId="1427768208">
-    <w:abstractNumId w:val="45"/>
+  <w:num w:numId="66" w16cid:durableId="1615483936">
+    <w:abstractNumId w:val="4"/>
   </w:num>
-  <w:num w:numId="59" w16cid:durableId="1012489748">
-    <w:abstractNumId w:val="56"/>
-  </w:num>
-  <w:num w:numId="60" w16cid:durableId="1778013999">
-    <w:abstractNumId w:val="54"/>
-  </w:num>
-  <w:num w:numId="61" w16cid:durableId="228733822">
-    <w:abstractNumId w:val="62"/>
-  </w:num>
-  <w:num w:numId="62" w16cid:durableId="1164710766">
-    <w:abstractNumId w:val="22"/>
-  </w:num>
-  <w:num w:numId="63" w16cid:durableId="1385594363">
-    <w:abstractNumId w:val="17"/>
-  </w:num>
-  <w:num w:numId="64" w16cid:durableId="1479104271">
-    <w:abstractNumId w:val="52"/>
-  </w:num>
-  <w:num w:numId="65" w16cid:durableId="583493995">
-    <w:abstractNumId w:val="55"/>
+  <w:num w:numId="67" w16cid:durableId="681054068">
+    <w:abstractNumId w:val="7"/>
   </w:num>
 </w:numbering>
 </file>
@@ -23886,22 +24712,6 @@
 </file>
 
 <file path=customXml/item2.xml><?xml version="1.0" encoding="utf-8"?>
-<p:properties xmlns:p="http://schemas.microsoft.com/office/2006/metadata/properties" xmlns:xsi="http://www.w3.org/2001/XMLSchema-instance" xmlns:pc="http://schemas.microsoft.com/office/infopath/2007/PartnerControls">
-  <documentManagement>
-    <NotebookType xmlns="6e977478-40fc-4c96-9b59-58f9adc62218" xsi:nil="true"/>
-    <AppVersion xmlns="6e977478-40fc-4c96-9b59-58f9adc62218" xsi:nil="true"/>
-    <TeamsChannelId xmlns="6e977478-40fc-4c96-9b59-58f9adc62218" xsi:nil="true"/>
-    <FolderType xmlns="6e977478-40fc-4c96-9b59-58f9adc62218" xsi:nil="true"/>
-    <CultureName xmlns="6e977478-40fc-4c96-9b59-58f9adc62218" xsi:nil="true"/>
-  </documentManagement>
-</p:properties>
-</file>
-
-<file path=customXml/item3.xml><?xml version="1.0" encoding="utf-8"?>
-<b:Sources xmlns:b="http://schemas.openxmlformats.org/officeDocument/2006/bibliography" xmlns="http://schemas.openxmlformats.org/officeDocument/2006/bibliography" SelectedStyle="\APA.XSL" StyleName="APA"/>
-</file>
-
-<file path=customXml/item4.xml><?xml version="1.0" encoding="utf-8"?>
 <ct:contentTypeSchema xmlns:ct="http://schemas.microsoft.com/office/2006/metadata/contentType" xmlns:ma="http://schemas.microsoft.com/office/2006/metadata/properties/metaAttributes" ct:_="" ma:_="" ma:contentTypeName="Documento" ma:contentTypeID="0x0101008F0F40A57A4B4943AE5F0D22A00E6876" ma:contentTypeVersion="7" ma:contentTypeDescription="Criar um novo documento." ma:contentTypeScope="" ma:versionID="0777f9d8bcaf4fa9f3f247f35de05543">
   <xsd:schema xmlns:xsd="http://www.w3.org/2001/XMLSchema" xmlns:xs="http://www.w3.org/2001/XMLSchema" xmlns:p="http://schemas.microsoft.com/office/2006/metadata/properties" xmlns:ns2="6e977478-40fc-4c96-9b59-58f9adc62218" targetNamespace="http://schemas.microsoft.com/office/2006/metadata/properties" ma:root="true" ma:fieldsID="6e1588d9447c950b5d06efd32159bf41" ns2:_="">
     <xsd:import namespace="6e977478-40fc-4c96-9b59-58f9adc62218"/>
@@ -24063,6 +24873,22 @@
 </ct:contentTypeSchema>
 </file>
 
+<file path=customXml/item3.xml><?xml version="1.0" encoding="utf-8"?>
+<b:Sources xmlns:b="http://schemas.openxmlformats.org/officeDocument/2006/bibliography" xmlns="http://schemas.openxmlformats.org/officeDocument/2006/bibliography" SelectedStyle="\APA.XSL" StyleName="APA"/>
+</file>
+
+<file path=customXml/item4.xml><?xml version="1.0" encoding="utf-8"?>
+<p:properties xmlns:p="http://schemas.microsoft.com/office/2006/metadata/properties" xmlns:xsi="http://www.w3.org/2001/XMLSchema-instance" xmlns:pc="http://schemas.microsoft.com/office/infopath/2007/PartnerControls">
+  <documentManagement>
+    <NotebookType xmlns="6e977478-40fc-4c96-9b59-58f9adc62218" xsi:nil="true"/>
+    <AppVersion xmlns="6e977478-40fc-4c96-9b59-58f9adc62218" xsi:nil="true"/>
+    <TeamsChannelId xmlns="6e977478-40fc-4c96-9b59-58f9adc62218" xsi:nil="true"/>
+    <FolderType xmlns="6e977478-40fc-4c96-9b59-58f9adc62218" xsi:nil="true"/>
+    <CultureName xmlns="6e977478-40fc-4c96-9b59-58f9adc62218" xsi:nil="true"/>
+  </documentManagement>
+</p:properties>
+</file>
+
 <file path=customXml/itemProps1.xml><?xml version="1.0" encoding="utf-8"?>
 <ds:datastoreItem xmlns:ds="http://schemas.openxmlformats.org/officeDocument/2006/customXml" ds:itemID="{A8BEE9C3-75AD-4607-B106-1B44B05722EA}">
   <ds:schemaRefs>
@@ -24072,24 +24898,6 @@
 </file>
 
 <file path=customXml/itemProps2.xml><?xml version="1.0" encoding="utf-8"?>
-<ds:datastoreItem xmlns:ds="http://schemas.openxmlformats.org/officeDocument/2006/customXml" ds:itemID="{A02BD9CC-6025-4F76-BD90-0F1427CF0A06}">
-  <ds:schemaRefs>
-    <ds:schemaRef ds:uri="http://schemas.microsoft.com/office/2006/metadata/properties"/>
-    <ds:schemaRef ds:uri="http://schemas.microsoft.com/office/infopath/2007/PartnerControls"/>
-    <ds:schemaRef ds:uri="6e977478-40fc-4c96-9b59-58f9adc62218"/>
-  </ds:schemaRefs>
-</ds:datastoreItem>
-</file>
-
-<file path=customXml/itemProps3.xml><?xml version="1.0" encoding="utf-8"?>
-<ds:datastoreItem xmlns:ds="http://schemas.openxmlformats.org/officeDocument/2006/customXml" ds:itemID="{9C46D67E-02BF-4E37-8EF1-2391CC03D27F}">
-  <ds:schemaRefs>
-    <ds:schemaRef ds:uri="http://schemas.openxmlformats.org/officeDocument/2006/bibliography"/>
-  </ds:schemaRefs>
-</ds:datastoreItem>
-</file>
-
-<file path=customXml/itemProps4.xml><?xml version="1.0" encoding="utf-8"?>
 <ds:datastoreItem xmlns:ds="http://schemas.openxmlformats.org/officeDocument/2006/customXml" ds:itemID="{F22FBF9B-697C-4384-8BA9-D9CACC814933}">
   <ds:schemaRefs>
     <ds:schemaRef ds:uri="http://schemas.microsoft.com/office/2006/metadata/contentType"/>
@@ -24105,4 +24913,22 @@
     <ds:schemaRef ds:uri="http://schemas.microsoft.com/internal/obd"/>
   </ds:schemaRefs>
 </ds:datastoreItem>
+</file>
+
+<file path=customXml/itemProps3.xml><?xml version="1.0" encoding="utf-8"?>
+<ds:datastoreItem xmlns:ds="http://schemas.openxmlformats.org/officeDocument/2006/customXml" ds:itemID="{9C46D67E-02BF-4E37-8EF1-2391CC03D27F}">
+  <ds:schemaRefs>
+    <ds:schemaRef ds:uri="http://schemas.openxmlformats.org/officeDocument/2006/bibliography"/>
+  </ds:schemaRefs>
+</ds:datastoreItem>
+</file>
+
+<file path=customXml/itemProps4.xml><?xml version="1.0" encoding="utf-8"?>
+<ds:datastoreItem xmlns:ds="http://schemas.openxmlformats.org/officeDocument/2006/customXml" ds:itemID="{A02BD9CC-6025-4F76-BD90-0F1427CF0A06}">
+  <ds:schemaRefs>
+    <ds:schemaRef ds:uri="http://schemas.microsoft.com/office/2006/metadata/properties"/>
+    <ds:schemaRef ds:uri="http://schemas.microsoft.com/office/infopath/2007/PartnerControls"/>
+    <ds:schemaRef ds:uri="6e977478-40fc-4c96-9b59-58f9adc62218"/>
+  </ds:schemaRefs>
+</ds:datastoreItem>
 </file>
--- a/docs/client_analysis/report_APS.docx
+++ b/docs/client_analysis/report_APS.docx
@@ -6775,7 +6775,7 @@
           <w:noProof/>
         </w:rPr>
         <w:drawing>
-          <wp:inline distT="0" distB="0" distL="0" distR="0" wp14:anchorId="68B4EA67" wp14:editId="6F33FD90">
+          <wp:inline distT="0" distB="0" distL="0" distR="0" wp14:anchorId="68B4EA67" wp14:editId="663E20FA">
             <wp:extent cx="5226685" cy="3020060"/>
             <wp:effectExtent l="19050" t="19050" r="12065" b="27940"/>
             <wp:docPr id="1965649793" name="Imagem 6" descr="Uma imagem com texto, mapa, captura de ecrã, diagrama&#10;&#10;Os conteúdos gerados por IA podem estar incorretos."/>
@@ -10458,8 +10458,6 @@
         <w:t xml:space="preserve">3.7.6 </w:t>
       </w:r>
     </w:p>
-    <w:p/>
-    <w:p/>
     <w:p>
       <w:pPr>
         <w:spacing w:line="259" w:lineRule="auto"/>
@@ -10528,41 +10526,41 @@
         <w:spacing w:line="259" w:lineRule="auto"/>
       </w:pPr>
       <w:r>
+        <w:t xml:space="preserve">- </w:t>
+      </w:r>
+      <w:r>
+        <w:t>d</w:t>
+      </w:r>
+      <w:r>
+        <w:t>ireitos humanos e igualdade</w:t>
+      </w:r>
+      <w:r>
+        <w:t>,</w:t>
+      </w:r>
+    </w:p>
+    <w:p>
+      <w:pPr>
+        <w:spacing w:line="259" w:lineRule="auto"/>
+      </w:pPr>
+      <w:r>
+        <w:t xml:space="preserve">- </w:t>
+      </w:r>
+      <w:r>
+        <w:t>b</w:t>
+      </w:r>
+      <w:r>
+        <w:t>oa governança</w:t>
+      </w:r>
+      <w:r>
+        <w:t>,</w:t>
+      </w:r>
+    </w:p>
+    <w:p>
+      <w:pPr>
+        <w:spacing w:line="259" w:lineRule="auto"/>
+      </w:pPr>
+      <w:r>
         <w:lastRenderedPageBreak/>
-        <w:t xml:space="preserve">- </w:t>
-      </w:r>
-      <w:r>
-        <w:t>d</w:t>
-      </w:r>
-      <w:r>
-        <w:t>ireitos humanos e igualdade</w:t>
-      </w:r>
-      <w:r>
-        <w:t>,</w:t>
-      </w:r>
-    </w:p>
-    <w:p>
-      <w:pPr>
-        <w:spacing w:line="259" w:lineRule="auto"/>
-      </w:pPr>
-      <w:r>
-        <w:t xml:space="preserve">- </w:t>
-      </w:r>
-      <w:r>
-        <w:t>b</w:t>
-      </w:r>
-      <w:r>
-        <w:t>oa governança</w:t>
-      </w:r>
-      <w:r>
-        <w:t>,</w:t>
-      </w:r>
-    </w:p>
-    <w:p>
-      <w:pPr>
-        <w:spacing w:line="259" w:lineRule="auto"/>
-      </w:pPr>
-      <w:r>
         <w:t xml:space="preserve">- </w:t>
       </w:r>
       <w:r>
@@ -10830,14 +10828,7 @@
         <w:rPr>
           <w:rFonts w:asciiTheme="minorHAnsi" w:hAnsiTheme="minorHAnsi"/>
         </w:rPr>
-        <w:t xml:space="preserve">. Este tipo de comunicação visa a possibilitar a melhoria continua dos processos, através da </w:t>
-      </w:r>
-      <w:r>
-        <w:rPr>
-          <w:rFonts w:asciiTheme="minorHAnsi" w:hAnsiTheme="minorHAnsi"/>
-        </w:rPr>
-        <w:lastRenderedPageBreak/>
-        <w:t>participação dos trabalhadores, e permitindo-lhes transmitir recomendações ao concelho de administração;</w:t>
+        <w:t>. Este tipo de comunicação visa a possibilitar a melhoria continua dos processos, através da participação dos trabalhadores, e permitindo-lhes transmitir recomendações ao concelho de administração;</w:t>
       </w:r>
     </w:p>
     <w:p>
@@ -10863,7 +10854,14 @@
         <w:rPr>
           <w:rFonts w:asciiTheme="minorHAnsi" w:hAnsiTheme="minorHAnsi"/>
         </w:rPr>
-        <w:t>a segurança e a saúde são aspetos prioritários, estando todos os trabalhadores abrangidos pelo seguro de acidentes de trabalho e doenças profissionais. Neste âmbito, a APS criou comissões paritárias de segurança e saúde no trabalho, que visam garantir a representação dos trabalhadores por elementos eleitos e representantes da empresa.</w:t>
+        <w:t xml:space="preserve">a segurança e a saúde são aspetos prioritários, estando todos os trabalhadores abrangidos pelo seguro de acidentes de trabalho e </w:t>
+      </w:r>
+      <w:r>
+        <w:rPr>
+          <w:rFonts w:asciiTheme="minorHAnsi" w:hAnsiTheme="minorHAnsi"/>
+        </w:rPr>
+        <w:lastRenderedPageBreak/>
+        <w:t>doenças profissionais. Neste âmbito, a APS criou comissões paritárias de segurança e saúde no trabalho, que visam garantir a representação dos trabalhadores por elementos eleitos e representantes da empresa.</w:t>
       </w:r>
     </w:p>
     <w:p/>
@@ -10899,70 +10897,647 @@
       </w:r>
       <w:bookmarkEnd w:id="30"/>
     </w:p>
-    <w:p/>
+    <w:p>
+      <w:pPr>
+        <w:pStyle w:val="Ttulo1"/>
+        <w:rPr>
+          <w:sz w:val="24"/>
+        </w:rPr>
+      </w:pPr>
+      <w:r>
+        <w:rPr>
+          <w:sz w:val="24"/>
+        </w:rPr>
+        <w:t xml:space="preserve">3.7.8 </w:t>
+      </w:r>
+    </w:p>
+    <w:p>
+      <w:pPr>
+        <w:rPr>
+          <w:sz w:val="24"/>
+        </w:rPr>
+      </w:pPr>
+    </w:p>
+    <w:p>
+      <w:pPr>
+        <w:rPr>
+          <w:sz w:val="24"/>
+        </w:rPr>
+      </w:pPr>
+      <w:r>
+        <w:rPr>
+          <w:sz w:val="24"/>
+        </w:rPr>
+        <w:t>A Administração do Porto de Sines (APS) adota uma gestão orientada para a melhoria contínua da eficiência e da produtividade, tanto na gestão de pessoas</w:t>
+      </w:r>
+      <w:r>
+        <w:rPr>
+          <w:sz w:val="24"/>
+        </w:rPr>
+        <w:t>, como</w:t>
+      </w:r>
+      <w:r>
+        <w:rPr>
+          <w:sz w:val="24"/>
+        </w:rPr>
+        <w:t xml:space="preserve"> na otimização de processos operacionais e no desenvolvimento de infraestruturas estratégicas.</w:t>
+      </w:r>
+    </w:p>
+    <w:p>
+      <w:pPr>
+        <w:rPr>
+          <w:sz w:val="24"/>
+        </w:rPr>
+      </w:pPr>
+      <w:r>
+        <w:rPr>
+          <w:sz w:val="24"/>
+        </w:rPr>
+        <w:t>Abaixo</w:t>
+      </w:r>
+      <w:r>
+        <w:rPr>
+          <w:sz w:val="24"/>
+        </w:rPr>
+        <w:t xml:space="preserve"> estão destacadas as práticas que favorecem a produtividade na empresa e </w:t>
+      </w:r>
+      <w:r>
+        <w:rPr>
+          <w:sz w:val="24"/>
+        </w:rPr>
+        <w:t>o seu impacto:</w:t>
+      </w:r>
+    </w:p>
+    <w:p>
+      <w:pPr>
+        <w:rPr>
+          <w:b/>
+          <w:bCs/>
+          <w:sz w:val="24"/>
+        </w:rPr>
+      </w:pPr>
+    </w:p>
+    <w:p>
+      <w:pPr>
+        <w:rPr>
+          <w:b/>
+          <w:bCs/>
+          <w:sz w:val="24"/>
+        </w:rPr>
+      </w:pPr>
+    </w:p>
+    <w:p>
+      <w:pPr>
+        <w:rPr>
+          <w:rFonts w:asciiTheme="minorHAnsi" w:hAnsiTheme="minorHAnsi" w:cstheme="minorHAnsi"/>
+          <w:b/>
+          <w:bCs/>
+          <w:sz w:val="24"/>
+        </w:rPr>
+      </w:pPr>
+      <w:r>
+        <w:rPr>
+          <w:rFonts w:asciiTheme="minorHAnsi" w:hAnsiTheme="minorHAnsi" w:cstheme="minorHAnsi"/>
+          <w:b/>
+          <w:bCs/>
+          <w:sz w:val="24"/>
+        </w:rPr>
+        <w:t xml:space="preserve">- </w:t>
+      </w:r>
+      <w:r>
+        <w:rPr>
+          <w:rFonts w:asciiTheme="minorHAnsi" w:hAnsiTheme="minorHAnsi" w:cstheme="minorHAnsi"/>
+          <w:b/>
+          <w:bCs/>
+          <w:sz w:val="24"/>
+        </w:rPr>
+        <w:t>Otimização de Processos e Gestão Operacional</w:t>
+      </w:r>
+    </w:p>
+    <w:p>
+      <w:pPr>
+        <w:spacing w:line="259" w:lineRule="auto"/>
+        <w:rPr>
+          <w:rFonts w:asciiTheme="minorHAnsi" w:hAnsiTheme="minorHAnsi" w:cstheme="minorHAnsi"/>
+          <w:sz w:val="24"/>
+        </w:rPr>
+      </w:pPr>
+      <w:r>
+        <w:rPr>
+          <w:rFonts w:asciiTheme="minorHAnsi" w:hAnsiTheme="minorHAnsi" w:cstheme="minorHAnsi"/>
+          <w:sz w:val="24"/>
+        </w:rPr>
+        <w:t xml:space="preserve">A APS adotou um sistema de gestão certificado que abrange qualidade, meio ambiente e segurança, além de implementar o Programa APS Eficiente, que inclui auditorias energéticas. Também foram introduzidas sessões de formação sobre </w:t>
+      </w:r>
+      <w:proofErr w:type="spellStart"/>
+      <w:r>
+        <w:rPr>
+          <w:rFonts w:asciiTheme="minorHAnsi" w:hAnsiTheme="minorHAnsi" w:cstheme="minorHAnsi"/>
+          <w:sz w:val="24"/>
+        </w:rPr>
+        <w:t>eco-condução</w:t>
+      </w:r>
+      <w:proofErr w:type="spellEnd"/>
+      <w:r>
+        <w:rPr>
+          <w:rFonts w:asciiTheme="minorHAnsi" w:hAnsiTheme="minorHAnsi" w:cstheme="minorHAnsi"/>
+          <w:sz w:val="24"/>
+        </w:rPr>
+        <w:t xml:space="preserve"> para os colaboradores, focando no consumo de energia da frota automóvel, e a APS realiza auditorias anuais aos concessionários e licenciados.</w:t>
+      </w:r>
+    </w:p>
+    <w:p>
+      <w:pPr>
+        <w:spacing w:line="259" w:lineRule="auto"/>
+        <w:rPr>
+          <w:rFonts w:asciiTheme="minorHAnsi" w:hAnsiTheme="minorHAnsi" w:cstheme="minorHAnsi"/>
+          <w:sz w:val="24"/>
+        </w:rPr>
+      </w:pPr>
+    </w:p>
+    <w:p>
+      <w:pPr>
+        <w:rPr>
+          <w:rFonts w:asciiTheme="minorHAnsi" w:hAnsiTheme="minorHAnsi" w:cstheme="minorHAnsi"/>
+          <w:b/>
+          <w:bCs/>
+          <w:sz w:val="24"/>
+        </w:rPr>
+      </w:pPr>
+      <w:r>
+        <w:rPr>
+          <w:rFonts w:asciiTheme="minorHAnsi" w:hAnsiTheme="minorHAnsi" w:cstheme="minorHAnsi"/>
+          <w:b/>
+          <w:bCs/>
+          <w:sz w:val="24"/>
+        </w:rPr>
+        <w:t xml:space="preserve">- </w:t>
+      </w:r>
+      <w:r>
+        <w:rPr>
+          <w:rFonts w:asciiTheme="minorHAnsi" w:hAnsiTheme="minorHAnsi" w:cstheme="minorHAnsi"/>
+          <w:b/>
+          <w:bCs/>
+          <w:sz w:val="24"/>
+        </w:rPr>
+        <w:t>Práticas Culturais, Incentivos e Gestão de Recursos Humanos</w:t>
+      </w:r>
+    </w:p>
+    <w:p>
+      <w:pPr>
+        <w:pStyle w:val="PargrafodaLista"/>
+        <w:numPr>
+          <w:ilvl w:val="0"/>
+          <w:numId w:val="68"/>
+        </w:numPr>
+        <w:spacing w:before="0" w:line="259" w:lineRule="auto"/>
+        <w:jc w:val="left"/>
+        <w:rPr>
+          <w:rFonts w:asciiTheme="minorHAnsi" w:hAnsiTheme="minorHAnsi" w:cstheme="minorHAnsi"/>
+          <w:sz w:val="24"/>
+          <w:szCs w:val="24"/>
+        </w:rPr>
+      </w:pPr>
+      <w:r>
+        <w:rPr>
+          <w:rFonts w:asciiTheme="minorHAnsi" w:hAnsiTheme="minorHAnsi" w:cstheme="minorHAnsi"/>
+          <w:b/>
+          <w:bCs/>
+          <w:sz w:val="24"/>
+          <w:szCs w:val="24"/>
+        </w:rPr>
+        <w:t>promoção da melhoria continua –</w:t>
+      </w:r>
+      <w:r>
+        <w:rPr>
+          <w:rFonts w:asciiTheme="minorHAnsi" w:hAnsiTheme="minorHAnsi" w:cstheme="minorHAnsi"/>
+          <w:sz w:val="24"/>
+          <w:szCs w:val="24"/>
+        </w:rPr>
+        <w:t xml:space="preserve"> é privilegiada a comunicação vertical, sendo disponibilizado um canal para os trabalhadores fazerem recomendações ao conselho de administração;</w:t>
+      </w:r>
+    </w:p>
+    <w:p>
+      <w:pPr>
+        <w:pStyle w:val="PargrafodaLista"/>
+        <w:numPr>
+          <w:ilvl w:val="0"/>
+          <w:numId w:val="68"/>
+        </w:numPr>
+        <w:spacing w:before="0" w:line="259" w:lineRule="auto"/>
+        <w:jc w:val="left"/>
+        <w:rPr>
+          <w:rFonts w:asciiTheme="minorHAnsi" w:hAnsiTheme="minorHAnsi" w:cstheme="minorHAnsi"/>
+          <w:sz w:val="24"/>
+          <w:szCs w:val="24"/>
+        </w:rPr>
+      </w:pPr>
+      <w:r>
+        <w:rPr>
+          <w:rFonts w:asciiTheme="minorHAnsi" w:hAnsiTheme="minorHAnsi" w:cstheme="minorHAnsi"/>
+          <w:b/>
+          <w:bCs/>
+          <w:sz w:val="24"/>
+          <w:szCs w:val="24"/>
+        </w:rPr>
+        <w:t>foco na competência e atração de capital humano –</w:t>
+      </w:r>
+      <w:r>
+        <w:rPr>
+          <w:rFonts w:asciiTheme="minorHAnsi" w:hAnsiTheme="minorHAnsi" w:cstheme="minorHAnsi"/>
+          <w:sz w:val="24"/>
+          <w:szCs w:val="24"/>
+        </w:rPr>
+        <w:t xml:space="preserve"> a APS confere muita importância nas competências dos trabalhadores no recrutamento;</w:t>
+      </w:r>
+    </w:p>
+    <w:p>
+      <w:pPr>
+        <w:pStyle w:val="PargrafodaLista"/>
+        <w:numPr>
+          <w:ilvl w:val="0"/>
+          <w:numId w:val="68"/>
+        </w:numPr>
+        <w:spacing w:before="0" w:line="259" w:lineRule="auto"/>
+        <w:jc w:val="left"/>
+        <w:rPr>
+          <w:rFonts w:asciiTheme="minorHAnsi" w:hAnsiTheme="minorHAnsi" w:cstheme="minorHAnsi"/>
+          <w:sz w:val="24"/>
+          <w:szCs w:val="24"/>
+        </w:rPr>
+      </w:pPr>
+      <w:r>
+        <w:rPr>
+          <w:rFonts w:asciiTheme="minorHAnsi" w:hAnsiTheme="minorHAnsi" w:cstheme="minorHAnsi"/>
+          <w:b/>
+          <w:bCs/>
+          <w:sz w:val="24"/>
+          <w:szCs w:val="24"/>
+        </w:rPr>
+        <w:t>investimento em formação –</w:t>
+      </w:r>
+      <w:r>
+        <w:rPr>
+          <w:rFonts w:asciiTheme="minorHAnsi" w:hAnsiTheme="minorHAnsi" w:cstheme="minorHAnsi"/>
+          <w:sz w:val="24"/>
+          <w:szCs w:val="24"/>
+        </w:rPr>
+        <w:t xml:space="preserve"> é proporcionado um processo de formação profissional com objetivo de melhorar as competências dos trabalhadores;</w:t>
+      </w:r>
+    </w:p>
+    <w:p>
+      <w:pPr>
+        <w:pStyle w:val="PargrafodaLista"/>
+        <w:numPr>
+          <w:ilvl w:val="0"/>
+          <w:numId w:val="68"/>
+        </w:numPr>
+        <w:spacing w:before="0" w:line="259" w:lineRule="auto"/>
+        <w:jc w:val="left"/>
+        <w:rPr>
+          <w:rFonts w:asciiTheme="minorHAnsi" w:hAnsiTheme="minorHAnsi" w:cstheme="minorHAnsi"/>
+          <w:sz w:val="24"/>
+          <w:szCs w:val="24"/>
+        </w:rPr>
+      </w:pPr>
+      <w:r>
+        <w:rPr>
+          <w:rFonts w:asciiTheme="minorHAnsi" w:hAnsiTheme="minorHAnsi" w:cstheme="minorHAnsi"/>
+          <w:b/>
+          <w:bCs/>
+          <w:sz w:val="24"/>
+          <w:szCs w:val="24"/>
+        </w:rPr>
+        <w:lastRenderedPageBreak/>
+        <w:t>incentivos à eficiência –</w:t>
+      </w:r>
+      <w:r>
+        <w:rPr>
+          <w:rFonts w:asciiTheme="minorHAnsi" w:hAnsiTheme="minorHAnsi" w:cstheme="minorHAnsi"/>
+          <w:sz w:val="24"/>
+          <w:szCs w:val="24"/>
+        </w:rPr>
+        <w:t xml:space="preserve"> o porto de Sines procura implementar um incentivo para que as empresas concessionárias dos terminais se tornem mais eficientes em termos energéticos.</w:t>
+      </w:r>
+    </w:p>
+    <w:p>
+      <w:pPr>
+        <w:rPr>
+          <w:rFonts w:asciiTheme="minorHAnsi" w:hAnsiTheme="minorHAnsi" w:cstheme="minorHAnsi"/>
+          <w:b/>
+          <w:bCs/>
+          <w:sz w:val="24"/>
+        </w:rPr>
+      </w:pPr>
+    </w:p>
+    <w:p>
+      <w:pPr>
+        <w:spacing w:line="259" w:lineRule="auto"/>
+        <w:rPr>
+          <w:rFonts w:asciiTheme="minorHAnsi" w:hAnsiTheme="minorHAnsi" w:cstheme="minorHAnsi"/>
+          <w:b/>
+          <w:bCs/>
+          <w:sz w:val="24"/>
+        </w:rPr>
+      </w:pPr>
+      <w:r>
+        <w:rPr>
+          <w:rFonts w:asciiTheme="minorHAnsi" w:hAnsiTheme="minorHAnsi" w:cstheme="minorHAnsi"/>
+          <w:b/>
+          <w:bCs/>
+          <w:sz w:val="24"/>
+        </w:rPr>
+        <w:t xml:space="preserve">- </w:t>
+      </w:r>
+      <w:r>
+        <w:rPr>
+          <w:rFonts w:asciiTheme="minorHAnsi" w:hAnsiTheme="minorHAnsi" w:cstheme="minorHAnsi"/>
+          <w:b/>
+          <w:bCs/>
+          <w:sz w:val="24"/>
+        </w:rPr>
+        <w:t>Otimização de Infraestrutura (Fator Externo de Produtividade)</w:t>
+      </w:r>
+    </w:p>
+    <w:p>
+      <w:pPr>
+        <w:rPr>
+          <w:rFonts w:asciiTheme="minorHAnsi" w:hAnsiTheme="minorHAnsi" w:cstheme="minorHAnsi"/>
+          <w:sz w:val="24"/>
+        </w:rPr>
+      </w:pPr>
+      <w:r>
+        <w:rPr>
+          <w:rFonts w:asciiTheme="minorHAnsi" w:hAnsiTheme="minorHAnsi" w:cstheme="minorHAnsi"/>
+          <w:sz w:val="24"/>
+        </w:rPr>
+        <w:t xml:space="preserve">A contribuição da APS para a construção de infraestruturas é vital para que a cadeia logística opere de forma produtiva e eficiente: </w:t>
+      </w:r>
+    </w:p>
+    <w:p>
+      <w:pPr>
+        <w:pStyle w:val="PargrafodaLista"/>
+        <w:numPr>
+          <w:ilvl w:val="0"/>
+          <w:numId w:val="69"/>
+        </w:numPr>
+        <w:spacing w:before="0" w:line="259" w:lineRule="auto"/>
+        <w:jc w:val="left"/>
+        <w:rPr>
+          <w:rFonts w:asciiTheme="minorHAnsi" w:hAnsiTheme="minorHAnsi" w:cstheme="minorHAnsi"/>
+          <w:sz w:val="24"/>
+          <w:szCs w:val="24"/>
+        </w:rPr>
+      </w:pPr>
+      <w:r>
+        <w:rPr>
+          <w:rFonts w:asciiTheme="minorHAnsi" w:hAnsiTheme="minorHAnsi" w:cstheme="minorHAnsi"/>
+          <w:b/>
+          <w:bCs/>
+          <w:sz w:val="24"/>
+          <w:szCs w:val="24"/>
+        </w:rPr>
+        <w:t xml:space="preserve">investimento em estruturas estratégicas – </w:t>
+      </w:r>
+      <w:r>
+        <w:rPr>
+          <w:rFonts w:asciiTheme="minorHAnsi" w:hAnsiTheme="minorHAnsi" w:cstheme="minorHAnsi"/>
+          <w:sz w:val="24"/>
+          <w:szCs w:val="24"/>
+        </w:rPr>
+        <w:t xml:space="preserve">a </w:t>
+      </w:r>
+      <w:r>
+        <w:rPr>
+          <w:rFonts w:asciiTheme="minorHAnsi" w:hAnsiTheme="minorHAnsi" w:cstheme="minorHAnsi"/>
+          <w:sz w:val="24"/>
+          <w:szCs w:val="24"/>
+        </w:rPr>
+        <w:t xml:space="preserve">APS gere a ZILS, uma </w:t>
+      </w:r>
+      <w:r>
+        <w:rPr>
+          <w:rFonts w:asciiTheme="minorHAnsi" w:hAnsiTheme="minorHAnsi" w:cstheme="minorHAnsi"/>
+          <w:b/>
+          <w:bCs/>
+          <w:sz w:val="24"/>
+          <w:szCs w:val="24"/>
+        </w:rPr>
+        <w:t>plataforma logística e portuária com características ímpares</w:t>
+      </w:r>
+      <w:r>
+        <w:rPr>
+          <w:rFonts w:asciiTheme="minorHAnsi" w:hAnsiTheme="minorHAnsi" w:cstheme="minorHAnsi"/>
+          <w:sz w:val="24"/>
+          <w:szCs w:val="24"/>
+        </w:rPr>
+        <w:t xml:space="preserve"> (porto de águas profundas)</w:t>
+      </w:r>
+      <w:r>
+        <w:rPr>
+          <w:rFonts w:asciiTheme="minorHAnsi" w:hAnsiTheme="minorHAnsi" w:cstheme="minorHAnsi"/>
+          <w:sz w:val="24"/>
+          <w:szCs w:val="24"/>
+        </w:rPr>
+        <w:t>;</w:t>
+      </w:r>
+    </w:p>
+    <w:p>
+      <w:pPr>
+        <w:pStyle w:val="PargrafodaLista"/>
+        <w:numPr>
+          <w:ilvl w:val="0"/>
+          <w:numId w:val="69"/>
+        </w:numPr>
+        <w:spacing w:before="0" w:line="259" w:lineRule="auto"/>
+        <w:jc w:val="left"/>
+        <w:rPr>
+          <w:rFonts w:asciiTheme="minorHAnsi" w:hAnsiTheme="minorHAnsi" w:cstheme="minorHAnsi"/>
+          <w:sz w:val="24"/>
+          <w:szCs w:val="24"/>
+        </w:rPr>
+      </w:pPr>
+      <w:proofErr w:type="spellStart"/>
+      <w:r>
+        <w:rPr>
+          <w:rFonts w:asciiTheme="minorHAnsi" w:hAnsiTheme="minorHAnsi" w:cstheme="minorHAnsi"/>
+          <w:b/>
+          <w:bCs/>
+          <w:sz w:val="24"/>
+          <w:szCs w:val="24"/>
+        </w:rPr>
+        <w:t>interconectividade</w:t>
+      </w:r>
+      <w:proofErr w:type="spellEnd"/>
+      <w:r>
+        <w:rPr>
+          <w:rFonts w:asciiTheme="minorHAnsi" w:hAnsiTheme="minorHAnsi" w:cstheme="minorHAnsi"/>
+          <w:b/>
+          <w:bCs/>
+          <w:sz w:val="24"/>
+          <w:szCs w:val="24"/>
+        </w:rPr>
+        <w:t xml:space="preserve"> do </w:t>
+      </w:r>
+      <w:proofErr w:type="spellStart"/>
+      <w:r>
+        <w:rPr>
+          <w:rFonts w:asciiTheme="minorHAnsi" w:hAnsiTheme="minorHAnsi" w:cstheme="minorHAnsi"/>
+          <w:b/>
+          <w:bCs/>
+          <w:i/>
+          <w:iCs/>
+          <w:sz w:val="24"/>
+          <w:szCs w:val="24"/>
+        </w:rPr>
+        <w:t>Hinterland</w:t>
+      </w:r>
+      <w:proofErr w:type="spellEnd"/>
+      <w:r>
+        <w:rPr>
+          <w:rFonts w:asciiTheme="minorHAnsi" w:hAnsiTheme="minorHAnsi" w:cstheme="minorHAnsi"/>
+          <w:b/>
+          <w:bCs/>
+          <w:i/>
+          <w:iCs/>
+          <w:sz w:val="24"/>
+          <w:szCs w:val="24"/>
+        </w:rPr>
+        <w:t xml:space="preserve"> </w:t>
+      </w:r>
+      <w:r>
+        <w:rPr>
+          <w:rFonts w:asciiTheme="minorHAnsi" w:hAnsiTheme="minorHAnsi" w:cstheme="minorHAnsi"/>
+          <w:sz w:val="24"/>
+          <w:szCs w:val="24"/>
+        </w:rPr>
+        <w:t>(</w:t>
+      </w:r>
+      <w:r>
+        <w:rPr>
+          <w:rFonts w:asciiTheme="minorHAnsi" w:hAnsiTheme="minorHAnsi" w:cstheme="minorHAnsi"/>
+          <w:sz w:val="24"/>
+          <w:szCs w:val="24"/>
+        </w:rPr>
+        <w:t>Termo em uso na geografia portuária, refere-se a uma área geográfica que serve e é influenciada por um centro urbano, como um porto ou cidade</w:t>
+      </w:r>
+      <w:r>
+        <w:rPr>
+          <w:rFonts w:asciiTheme="minorHAnsi" w:hAnsiTheme="minorHAnsi" w:cstheme="minorHAnsi"/>
+          <w:sz w:val="24"/>
+          <w:szCs w:val="24"/>
+        </w:rPr>
+        <w:t>)</w:t>
+      </w:r>
+      <w:r>
+        <w:rPr>
+          <w:rFonts w:asciiTheme="minorHAnsi" w:hAnsiTheme="minorHAnsi" w:cstheme="minorHAnsi"/>
+          <w:i/>
+          <w:iCs/>
+          <w:sz w:val="24"/>
+          <w:szCs w:val="24"/>
+        </w:rPr>
+        <w:t xml:space="preserve"> </w:t>
+      </w:r>
+      <w:r>
+        <w:rPr>
+          <w:rFonts w:asciiTheme="minorHAnsi" w:hAnsiTheme="minorHAnsi" w:cstheme="minorHAnsi"/>
+          <w:b/>
+          <w:bCs/>
+          <w:sz w:val="24"/>
+          <w:szCs w:val="24"/>
+        </w:rPr>
+        <w:t xml:space="preserve">– </w:t>
+      </w:r>
+      <w:r>
+        <w:rPr>
+          <w:rFonts w:asciiTheme="minorHAnsi" w:hAnsiTheme="minorHAnsi" w:cstheme="minorHAnsi"/>
+          <w:sz w:val="24"/>
+          <w:szCs w:val="24"/>
+        </w:rPr>
+        <w:t xml:space="preserve">de maneira a permitir </w:t>
+      </w:r>
+      <w:r>
+        <w:rPr>
+          <w:rFonts w:asciiTheme="minorHAnsi" w:hAnsiTheme="minorHAnsi" w:cstheme="minorHAnsi"/>
+          <w:sz w:val="24"/>
+          <w:szCs w:val="24"/>
+        </w:rPr>
+        <w:t>ligações terrestres rápidas, eficazes e confiáveis.</w:t>
+      </w:r>
+    </w:p>
+    <w:p>
+      <w:pPr>
+        <w:spacing w:line="259" w:lineRule="auto"/>
+        <w:rPr>
+          <w:rFonts w:asciiTheme="minorHAnsi" w:hAnsiTheme="minorHAnsi" w:cstheme="minorHAnsi"/>
+          <w:sz w:val="24"/>
+        </w:rPr>
+      </w:pPr>
+    </w:p>
+    <w:p>
+      <w:pPr>
+        <w:rPr>
+          <w:rFonts w:asciiTheme="minorHAnsi" w:hAnsiTheme="minorHAnsi" w:cstheme="minorHAnsi"/>
+          <w:sz w:val="24"/>
+        </w:rPr>
+      </w:pPr>
+      <w:r>
+        <w:rPr>
+          <w:rFonts w:asciiTheme="minorHAnsi" w:hAnsiTheme="minorHAnsi" w:cstheme="minorHAnsi"/>
+          <w:sz w:val="24"/>
+        </w:rPr>
+        <w:t>As práticas de produtividade da APS funcionam como engrenagens interligadas num sistema. A otimização dos processos operacionais como, por exemplo, a gestão energética, é possível graças à melhoria continua proporcionada pela comunicação vertical, sustentada por uma infraestrutura que atrai o capital humano qualificado e necessário para a manutenção e inovação do sistema. Isto permite criar um ciclo de crescimento e desempenho.</w:t>
+      </w:r>
+    </w:p>
+    <w:p>
+      <w:pPr>
+        <w:rPr>
+          <w:rFonts w:asciiTheme="minorHAnsi" w:hAnsiTheme="minorHAnsi" w:cstheme="minorHAnsi"/>
+        </w:rPr>
+      </w:pPr>
+    </w:p>
     <w:p>
       <w:pPr>
         <w:pStyle w:val="Ttulo2"/>
         <w:rPr>
+          <w:rFonts w:asciiTheme="minorHAnsi" w:hAnsiTheme="minorHAnsi" w:cstheme="minorHAnsi"/>
           <w:color w:val="EE0000"/>
         </w:rPr>
       </w:pPr>
       <w:bookmarkStart w:id="31" w:name="_Toc214372251"/>
       <w:r>
+        <w:rPr>
+          <w:rFonts w:asciiTheme="minorHAnsi" w:hAnsiTheme="minorHAnsi" w:cstheme="minorHAnsi"/>
+        </w:rPr>
         <w:t>II.6 Economia circular</w:t>
       </w:r>
       <w:r>
+        <w:rPr>
+          <w:rFonts w:asciiTheme="minorHAnsi" w:hAnsiTheme="minorHAnsi" w:cstheme="minorHAnsi"/>
+        </w:rPr>
         <w:t xml:space="preserve"> --- </w:t>
       </w:r>
       <w:r>
         <w:rPr>
+          <w:rFonts w:asciiTheme="minorHAnsi" w:hAnsiTheme="minorHAnsi" w:cstheme="minorHAnsi"/>
           <w:color w:val="EE0000"/>
         </w:rPr>
-        <w:t>(3.7.</w:t>
-      </w:r>
-      <w:r>
-        <w:rPr>
-          <w:color w:val="EE0000"/>
-        </w:rPr>
-        <w:t>7</w:t>
-      </w:r>
-      <w:r>
-        <w:rPr>
-          <w:color w:val="EE0000"/>
-        </w:rPr>
-        <w:t xml:space="preserve"> </w:t>
-      </w:r>
-      <w:r>
-        <w:rPr>
-          <w:color w:val="EE0000"/>
-        </w:rPr>
-        <w:t>/</w:t>
-      </w:r>
-      <w:r>
-        <w:rPr>
-          <w:color w:val="EE0000"/>
-        </w:rPr>
-        <w:t xml:space="preserve"> 3.7.</w:t>
-      </w:r>
-      <w:r>
-        <w:rPr>
-          <w:color w:val="EE0000"/>
-        </w:rPr>
-        <w:t>9</w:t>
-      </w:r>
-      <w:r>
-        <w:rPr>
-          <w:color w:val="EE0000"/>
-        </w:rPr>
-        <w:t>)</w:t>
+        <w:t>(3.7.7 / 3.7.9)</w:t>
       </w:r>
       <w:bookmarkEnd w:id="31"/>
     </w:p>
     <w:p>
       <w:pPr>
         <w:pStyle w:val="Ttulo1"/>
-      </w:pPr>
-      <w:r>
+        <w:rPr>
+          <w:rFonts w:asciiTheme="minorHAnsi" w:hAnsiTheme="minorHAnsi" w:cstheme="minorHAnsi"/>
+        </w:rPr>
+      </w:pPr>
+      <w:r>
+        <w:rPr>
+          <w:rFonts w:asciiTheme="minorHAnsi" w:hAnsiTheme="minorHAnsi" w:cstheme="minorHAnsi"/>
+        </w:rPr>
         <w:t xml:space="preserve">3.7.7 </w:t>
       </w:r>
     </w:p>
@@ -10970,32 +11545,23 @@
       <w:pPr>
         <w:spacing w:line="259" w:lineRule="auto"/>
         <w:rPr>
+          <w:rFonts w:asciiTheme="minorHAnsi" w:hAnsiTheme="minorHAnsi" w:cstheme="minorHAnsi"/>
           <w:sz w:val="24"/>
         </w:rPr>
       </w:pPr>
       <w:r>
         <w:rPr>
+          <w:rFonts w:asciiTheme="minorHAnsi" w:hAnsiTheme="minorHAnsi" w:cstheme="minorHAnsi"/>
           <w:sz w:val="24"/>
         </w:rPr>
-        <w:t xml:space="preserve">A Administração do Porto de Sines (APS) incorpora a sustentabilidade e a responsabilidade social </w:t>
-      </w:r>
-      <w:r>
-        <w:rPr>
-          <w:sz w:val="24"/>
-        </w:rPr>
-        <w:t>nas</w:t>
-      </w:r>
-      <w:r>
-        <w:rPr>
-          <w:sz w:val="24"/>
-        </w:rPr>
-        <w:t xml:space="preserve"> suas atividades, resultando em contribuições diretas e potenciais para vários Objetivos de Desenvolvimento Sustentável (ODS) das Nações Unidas.</w:t>
+        <w:t>A Administração do Porto de Sines (APS) incorpora a sustentabilidade e a responsabilidade social nas suas atividades, resultando em contribuições diretas e potenciais para vários Objetivos de Desenvolvimento Sustentável (ODS) das Nações Unidas.</w:t>
       </w:r>
     </w:p>
     <w:p>
       <w:pPr>
         <w:spacing w:line="259" w:lineRule="auto"/>
         <w:rPr>
+          <w:rFonts w:asciiTheme="minorHAnsi" w:hAnsiTheme="minorHAnsi" w:cstheme="minorHAnsi"/>
           <w:sz w:val="24"/>
         </w:rPr>
       </w:pPr>
@@ -11096,6 +11662,7 @@
           <w:sz w:val="24"/>
           <w:szCs w:val="24"/>
         </w:rPr>
+        <w:lastRenderedPageBreak/>
         <w:t xml:space="preserve">implementação de eficiência energética - </w:t>
       </w:r>
       <w:r>
@@ -11242,7 +11809,6 @@
         <w:rPr>
           <w:sz w:val="24"/>
         </w:rPr>
-        <w:lastRenderedPageBreak/>
         <w:t xml:space="preserve">O ODS 8 </w:t>
       </w:r>
       <w:r>
@@ -16582,6 +17148,119 @@
     </w:lvl>
   </w:abstractNum>
   <w:abstractNum w:abstractNumId="17" w15:restartNumberingAfterBreak="0">
+    <w:nsid w:val="2357798F"/>
+    <w:multiLevelType w:val="hybridMultilevel"/>
+    <w:tmpl w:val="71BCB9D2"/>
+    <w:lvl w:ilvl="0" w:tplc="08160001">
+      <w:start w:val="1"/>
+      <w:numFmt w:val="bullet"/>
+      <w:lvlText w:val=""/>
+      <w:lvlJc w:val="left"/>
+      <w:pPr>
+        <w:ind w:left="720" w:hanging="360"/>
+      </w:pPr>
+      <w:rPr>
+        <w:rFonts w:ascii="Symbol" w:hAnsi="Symbol" w:hint="default"/>
+      </w:rPr>
+    </w:lvl>
+    <w:lvl w:ilvl="1" w:tplc="08160003" w:tentative="1">
+      <w:start w:val="1"/>
+      <w:numFmt w:val="bullet"/>
+      <w:lvlText w:val="o"/>
+      <w:lvlJc w:val="left"/>
+      <w:pPr>
+        <w:ind w:left="1440" w:hanging="360"/>
+      </w:pPr>
+      <w:rPr>
+        <w:rFonts w:ascii="Courier New" w:hAnsi="Courier New" w:cs="Courier New" w:hint="default"/>
+      </w:rPr>
+    </w:lvl>
+    <w:lvl w:ilvl="2" w:tplc="08160005" w:tentative="1">
+      <w:start w:val="1"/>
+      <w:numFmt w:val="bullet"/>
+      <w:lvlText w:val=""/>
+      <w:lvlJc w:val="left"/>
+      <w:pPr>
+        <w:ind w:left="2160" w:hanging="360"/>
+      </w:pPr>
+      <w:rPr>
+        <w:rFonts w:ascii="Wingdings" w:hAnsi="Wingdings" w:hint="default"/>
+      </w:rPr>
+    </w:lvl>
+    <w:lvl w:ilvl="3" w:tplc="08160001" w:tentative="1">
+      <w:start w:val="1"/>
+      <w:numFmt w:val="bullet"/>
+      <w:lvlText w:val=""/>
+      <w:lvlJc w:val="left"/>
+      <w:pPr>
+        <w:ind w:left="2880" w:hanging="360"/>
+      </w:pPr>
+      <w:rPr>
+        <w:rFonts w:ascii="Symbol" w:hAnsi="Symbol" w:hint="default"/>
+      </w:rPr>
+    </w:lvl>
+    <w:lvl w:ilvl="4" w:tplc="08160003" w:tentative="1">
+      <w:start w:val="1"/>
+      <w:numFmt w:val="bullet"/>
+      <w:lvlText w:val="o"/>
+      <w:lvlJc w:val="left"/>
+      <w:pPr>
+        <w:ind w:left="3600" w:hanging="360"/>
+      </w:pPr>
+      <w:rPr>
+        <w:rFonts w:ascii="Courier New" w:hAnsi="Courier New" w:cs="Courier New" w:hint="default"/>
+      </w:rPr>
+    </w:lvl>
+    <w:lvl w:ilvl="5" w:tplc="08160005" w:tentative="1">
+      <w:start w:val="1"/>
+      <w:numFmt w:val="bullet"/>
+      <w:lvlText w:val=""/>
+      <w:lvlJc w:val="left"/>
+      <w:pPr>
+        <w:ind w:left="4320" w:hanging="360"/>
+      </w:pPr>
+      <w:rPr>
+        <w:rFonts w:ascii="Wingdings" w:hAnsi="Wingdings" w:hint="default"/>
+      </w:rPr>
+    </w:lvl>
+    <w:lvl w:ilvl="6" w:tplc="08160001" w:tentative="1">
+      <w:start w:val="1"/>
+      <w:numFmt w:val="bullet"/>
+      <w:lvlText w:val=""/>
+      <w:lvlJc w:val="left"/>
+      <w:pPr>
+        <w:ind w:left="5040" w:hanging="360"/>
+      </w:pPr>
+      <w:rPr>
+        <w:rFonts w:ascii="Symbol" w:hAnsi="Symbol" w:hint="default"/>
+      </w:rPr>
+    </w:lvl>
+    <w:lvl w:ilvl="7" w:tplc="08160003" w:tentative="1">
+      <w:start w:val="1"/>
+      <w:numFmt w:val="bullet"/>
+      <w:lvlText w:val="o"/>
+      <w:lvlJc w:val="left"/>
+      <w:pPr>
+        <w:ind w:left="5760" w:hanging="360"/>
+      </w:pPr>
+      <w:rPr>
+        <w:rFonts w:ascii="Courier New" w:hAnsi="Courier New" w:cs="Courier New" w:hint="default"/>
+      </w:rPr>
+    </w:lvl>
+    <w:lvl w:ilvl="8" w:tplc="08160005" w:tentative="1">
+      <w:start w:val="1"/>
+      <w:numFmt w:val="bullet"/>
+      <w:lvlText w:val=""/>
+      <w:lvlJc w:val="left"/>
+      <w:pPr>
+        <w:ind w:left="6480" w:hanging="360"/>
+      </w:pPr>
+      <w:rPr>
+        <w:rFonts w:ascii="Wingdings" w:hAnsi="Wingdings" w:hint="default"/>
+      </w:rPr>
+    </w:lvl>
+  </w:abstractNum>
+  <w:abstractNum w:abstractNumId="18" w15:restartNumberingAfterBreak="0">
     <w:nsid w:val="239A0739"/>
     <w:multiLevelType w:val="hybridMultilevel"/>
     <w:tmpl w:val="848092E0"/>
@@ -16694,7 +17373,7 @@
       </w:rPr>
     </w:lvl>
   </w:abstractNum>
-  <w:abstractNum w:abstractNumId="18" w15:restartNumberingAfterBreak="0">
+  <w:abstractNum w:abstractNumId="19" w15:restartNumberingAfterBreak="0">
     <w:nsid w:val="24E52E79"/>
     <w:multiLevelType w:val="multilevel"/>
     <w:tmpl w:val="04DCB64E"/>
@@ -16811,7 +17490,7 @@
       </w:pPr>
     </w:lvl>
   </w:abstractNum>
-  <w:abstractNum w:abstractNumId="19" w15:restartNumberingAfterBreak="0">
+  <w:abstractNum w:abstractNumId="20" w15:restartNumberingAfterBreak="0">
     <w:nsid w:val="26A2452C"/>
     <w:multiLevelType w:val="multilevel"/>
     <w:tmpl w:val="E0B6682A"/>
@@ -16960,7 +17639,7 @@
       </w:rPr>
     </w:lvl>
   </w:abstractNum>
-  <w:abstractNum w:abstractNumId="20" w15:restartNumberingAfterBreak="0">
+  <w:abstractNum w:abstractNumId="21" w15:restartNumberingAfterBreak="0">
     <w:nsid w:val="28230EA0"/>
     <w:multiLevelType w:val="multilevel"/>
     <w:tmpl w:val="7F5674C6"/>
@@ -17109,7 +17788,7 @@
       </w:rPr>
     </w:lvl>
   </w:abstractNum>
-  <w:abstractNum w:abstractNumId="21" w15:restartNumberingAfterBreak="0">
+  <w:abstractNum w:abstractNumId="22" w15:restartNumberingAfterBreak="0">
     <w:nsid w:val="28BA21AB"/>
     <w:multiLevelType w:val="multilevel"/>
     <w:tmpl w:val="C8FE7724"/>
@@ -17258,7 +17937,7 @@
       </w:rPr>
     </w:lvl>
   </w:abstractNum>
-  <w:abstractNum w:abstractNumId="22" w15:restartNumberingAfterBreak="0">
+  <w:abstractNum w:abstractNumId="23" w15:restartNumberingAfterBreak="0">
     <w:nsid w:val="294F78E2"/>
     <w:multiLevelType w:val="multilevel"/>
     <w:tmpl w:val="847AAE6E"/>
@@ -17407,7 +18086,7 @@
       </w:rPr>
     </w:lvl>
   </w:abstractNum>
-  <w:abstractNum w:abstractNumId="23" w15:restartNumberingAfterBreak="0">
+  <w:abstractNum w:abstractNumId="24" w15:restartNumberingAfterBreak="0">
     <w:nsid w:val="2A123E71"/>
     <w:multiLevelType w:val="multilevel"/>
     <w:tmpl w:val="7F9E537E"/>
@@ -17556,7 +18235,7 @@
       </w:rPr>
     </w:lvl>
   </w:abstractNum>
-  <w:abstractNum w:abstractNumId="24" w15:restartNumberingAfterBreak="0">
+  <w:abstractNum w:abstractNumId="25" w15:restartNumberingAfterBreak="0">
     <w:nsid w:val="2AAD7410"/>
     <w:multiLevelType w:val="multilevel"/>
     <w:tmpl w:val="BA386AE0"/>
@@ -17705,7 +18384,7 @@
       </w:rPr>
     </w:lvl>
   </w:abstractNum>
-  <w:abstractNum w:abstractNumId="25" w15:restartNumberingAfterBreak="0">
+  <w:abstractNum w:abstractNumId="26" w15:restartNumberingAfterBreak="0">
     <w:nsid w:val="2AFF22B0"/>
     <w:multiLevelType w:val="multilevel"/>
     <w:tmpl w:val="CB1EF420"/>
@@ -17854,7 +18533,7 @@
       </w:rPr>
     </w:lvl>
   </w:abstractNum>
-  <w:abstractNum w:abstractNumId="26" w15:restartNumberingAfterBreak="0">
+  <w:abstractNum w:abstractNumId="27" w15:restartNumberingAfterBreak="0">
     <w:nsid w:val="2B7C647E"/>
     <w:multiLevelType w:val="multilevel"/>
     <w:tmpl w:val="18AE20AC"/>
@@ -18003,7 +18682,7 @@
       </w:rPr>
     </w:lvl>
   </w:abstractNum>
-  <w:abstractNum w:abstractNumId="27" w15:restartNumberingAfterBreak="0">
+  <w:abstractNum w:abstractNumId="28" w15:restartNumberingAfterBreak="0">
     <w:nsid w:val="2C1851B1"/>
     <w:multiLevelType w:val="multilevel"/>
     <w:tmpl w:val="998AC6CE"/>
@@ -18152,7 +18831,7 @@
       </w:rPr>
     </w:lvl>
   </w:abstractNum>
-  <w:abstractNum w:abstractNumId="28" w15:restartNumberingAfterBreak="0">
+  <w:abstractNum w:abstractNumId="29" w15:restartNumberingAfterBreak="0">
     <w:nsid w:val="2C45119C"/>
     <w:multiLevelType w:val="multilevel"/>
     <w:tmpl w:val="5D68D430"/>
@@ -18301,7 +18980,7 @@
       </w:rPr>
     </w:lvl>
   </w:abstractNum>
-  <w:abstractNum w:abstractNumId="29" w15:restartNumberingAfterBreak="0">
+  <w:abstractNum w:abstractNumId="30" w15:restartNumberingAfterBreak="0">
     <w:nsid w:val="2F503F09"/>
     <w:multiLevelType w:val="hybridMultilevel"/>
     <w:tmpl w:val="05341264"/>
@@ -18414,7 +19093,7 @@
       </w:rPr>
     </w:lvl>
   </w:abstractNum>
-  <w:abstractNum w:abstractNumId="30" w15:restartNumberingAfterBreak="0">
+  <w:abstractNum w:abstractNumId="31" w15:restartNumberingAfterBreak="0">
     <w:nsid w:val="30F552F9"/>
     <w:multiLevelType w:val="hybridMultilevel"/>
     <w:tmpl w:val="AE4C47A8"/>
@@ -18527,7 +19206,7 @@
       </w:rPr>
     </w:lvl>
   </w:abstractNum>
-  <w:abstractNum w:abstractNumId="31" w15:restartNumberingAfterBreak="0">
+  <w:abstractNum w:abstractNumId="32" w15:restartNumberingAfterBreak="0">
     <w:nsid w:val="35C756A4"/>
     <w:multiLevelType w:val="multilevel"/>
     <w:tmpl w:val="429CC0BC"/>
@@ -18676,7 +19355,7 @@
       </w:rPr>
     </w:lvl>
   </w:abstractNum>
-  <w:abstractNum w:abstractNumId="32" w15:restartNumberingAfterBreak="0">
+  <w:abstractNum w:abstractNumId="33" w15:restartNumberingAfterBreak="0">
     <w:nsid w:val="370E45D4"/>
     <w:multiLevelType w:val="hybridMultilevel"/>
     <w:tmpl w:val="5334627C"/>
@@ -18789,7 +19468,7 @@
       </w:rPr>
     </w:lvl>
   </w:abstractNum>
-  <w:abstractNum w:abstractNumId="33" w15:restartNumberingAfterBreak="0">
+  <w:abstractNum w:abstractNumId="34" w15:restartNumberingAfterBreak="0">
     <w:nsid w:val="37172DEC"/>
     <w:multiLevelType w:val="multilevel"/>
     <w:tmpl w:val="F7FE9192"/>
@@ -18938,7 +19617,7 @@
       </w:rPr>
     </w:lvl>
   </w:abstractNum>
-  <w:abstractNum w:abstractNumId="34" w15:restartNumberingAfterBreak="0">
+  <w:abstractNum w:abstractNumId="35" w15:restartNumberingAfterBreak="0">
     <w:nsid w:val="391641E2"/>
     <w:multiLevelType w:val="hybridMultilevel"/>
     <w:tmpl w:val="76343DA4"/>
@@ -19051,7 +19730,7 @@
       </w:rPr>
     </w:lvl>
   </w:abstractNum>
-  <w:abstractNum w:abstractNumId="35" w15:restartNumberingAfterBreak="0">
+  <w:abstractNum w:abstractNumId="36" w15:restartNumberingAfterBreak="0">
     <w:nsid w:val="3E2D17E0"/>
     <w:multiLevelType w:val="multilevel"/>
     <w:tmpl w:val="30C0BB3E"/>
@@ -19200,7 +19879,7 @@
       </w:rPr>
     </w:lvl>
   </w:abstractNum>
-  <w:abstractNum w:abstractNumId="36" w15:restartNumberingAfterBreak="0">
+  <w:abstractNum w:abstractNumId="37" w15:restartNumberingAfterBreak="0">
     <w:nsid w:val="3EDE0F83"/>
     <w:multiLevelType w:val="multilevel"/>
     <w:tmpl w:val="8C16B850"/>
@@ -19349,7 +20028,7 @@
       </w:rPr>
     </w:lvl>
   </w:abstractNum>
-  <w:abstractNum w:abstractNumId="37" w15:restartNumberingAfterBreak="0">
+  <w:abstractNum w:abstractNumId="38" w15:restartNumberingAfterBreak="0">
     <w:nsid w:val="3F29463D"/>
     <w:multiLevelType w:val="hybridMultilevel"/>
     <w:tmpl w:val="CF0A6EBC"/>
@@ -19462,7 +20141,7 @@
       </w:rPr>
     </w:lvl>
   </w:abstractNum>
-  <w:abstractNum w:abstractNumId="38" w15:restartNumberingAfterBreak="0">
+  <w:abstractNum w:abstractNumId="39" w15:restartNumberingAfterBreak="0">
     <w:nsid w:val="4119155F"/>
     <w:multiLevelType w:val="multilevel"/>
     <w:tmpl w:val="3612C0B8"/>
@@ -19611,7 +20290,7 @@
       </w:rPr>
     </w:lvl>
   </w:abstractNum>
-  <w:abstractNum w:abstractNumId="39" w15:restartNumberingAfterBreak="0">
+  <w:abstractNum w:abstractNumId="40" w15:restartNumberingAfterBreak="0">
     <w:nsid w:val="41DB38A3"/>
     <w:multiLevelType w:val="hybridMultilevel"/>
     <w:tmpl w:val="F5F8D66A"/>
@@ -19724,7 +20403,7 @@
       </w:rPr>
     </w:lvl>
   </w:abstractNum>
-  <w:abstractNum w:abstractNumId="40" w15:restartNumberingAfterBreak="0">
+  <w:abstractNum w:abstractNumId="41" w15:restartNumberingAfterBreak="0">
     <w:nsid w:val="44CF0B65"/>
     <w:multiLevelType w:val="multilevel"/>
     <w:tmpl w:val="8D4C1900"/>
@@ -19873,7 +20552,7 @@
       </w:rPr>
     </w:lvl>
   </w:abstractNum>
-  <w:abstractNum w:abstractNumId="41" w15:restartNumberingAfterBreak="0">
+  <w:abstractNum w:abstractNumId="42" w15:restartNumberingAfterBreak="0">
     <w:nsid w:val="453371E5"/>
     <w:multiLevelType w:val="multilevel"/>
     <w:tmpl w:val="50043574"/>
@@ -20022,7 +20701,7 @@
       </w:rPr>
     </w:lvl>
   </w:abstractNum>
-  <w:abstractNum w:abstractNumId="42" w15:restartNumberingAfterBreak="0">
+  <w:abstractNum w:abstractNumId="43" w15:restartNumberingAfterBreak="0">
     <w:nsid w:val="47111BEA"/>
     <w:multiLevelType w:val="hybridMultilevel"/>
     <w:tmpl w:val="30CA0606"/>
@@ -20135,7 +20814,7 @@
       </w:rPr>
     </w:lvl>
   </w:abstractNum>
-  <w:abstractNum w:abstractNumId="43" w15:restartNumberingAfterBreak="0">
+  <w:abstractNum w:abstractNumId="44" w15:restartNumberingAfterBreak="0">
     <w:nsid w:val="47541B22"/>
     <w:multiLevelType w:val="multilevel"/>
     <w:tmpl w:val="BA2E0D68"/>
@@ -20264,7 +20943,7 @@
       </w:rPr>
     </w:lvl>
   </w:abstractNum>
-  <w:abstractNum w:abstractNumId="44" w15:restartNumberingAfterBreak="0">
+  <w:abstractNum w:abstractNumId="45" w15:restartNumberingAfterBreak="0">
     <w:nsid w:val="47DF0596"/>
     <w:multiLevelType w:val="hybridMultilevel"/>
     <w:tmpl w:val="00B219E8"/>
@@ -20377,7 +21056,120 @@
       </w:rPr>
     </w:lvl>
   </w:abstractNum>
-  <w:abstractNum w:abstractNumId="45" w15:restartNumberingAfterBreak="0">
+  <w:abstractNum w:abstractNumId="46" w15:restartNumberingAfterBreak="0">
+    <w:nsid w:val="4A3D54BD"/>
+    <w:multiLevelType w:val="hybridMultilevel"/>
+    <w:tmpl w:val="618C97E0"/>
+    <w:lvl w:ilvl="0" w:tplc="08160001">
+      <w:start w:val="1"/>
+      <w:numFmt w:val="bullet"/>
+      <w:lvlText w:val=""/>
+      <w:lvlJc w:val="left"/>
+      <w:pPr>
+        <w:ind w:left="720" w:hanging="360"/>
+      </w:pPr>
+      <w:rPr>
+        <w:rFonts w:ascii="Symbol" w:hAnsi="Symbol" w:hint="default"/>
+      </w:rPr>
+    </w:lvl>
+    <w:lvl w:ilvl="1" w:tplc="08160003" w:tentative="1">
+      <w:start w:val="1"/>
+      <w:numFmt w:val="bullet"/>
+      <w:lvlText w:val="o"/>
+      <w:lvlJc w:val="left"/>
+      <w:pPr>
+        <w:ind w:left="1440" w:hanging="360"/>
+      </w:pPr>
+      <w:rPr>
+        <w:rFonts w:ascii="Courier New" w:hAnsi="Courier New" w:cs="Courier New" w:hint="default"/>
+      </w:rPr>
+    </w:lvl>
+    <w:lvl w:ilvl="2" w:tplc="08160005" w:tentative="1">
+      <w:start w:val="1"/>
+      <w:numFmt w:val="bullet"/>
+      <w:lvlText w:val=""/>
+      <w:lvlJc w:val="left"/>
+      <w:pPr>
+        <w:ind w:left="2160" w:hanging="360"/>
+      </w:pPr>
+      <w:rPr>
+        <w:rFonts w:ascii="Wingdings" w:hAnsi="Wingdings" w:hint="default"/>
+      </w:rPr>
+    </w:lvl>
+    <w:lvl w:ilvl="3" w:tplc="08160001" w:tentative="1">
+      <w:start w:val="1"/>
+      <w:numFmt w:val="bullet"/>
+      <w:lvlText w:val=""/>
+      <w:lvlJc w:val="left"/>
+      <w:pPr>
+        <w:ind w:left="2880" w:hanging="360"/>
+      </w:pPr>
+      <w:rPr>
+        <w:rFonts w:ascii="Symbol" w:hAnsi="Symbol" w:hint="default"/>
+      </w:rPr>
+    </w:lvl>
+    <w:lvl w:ilvl="4" w:tplc="08160003" w:tentative="1">
+      <w:start w:val="1"/>
+      <w:numFmt w:val="bullet"/>
+      <w:lvlText w:val="o"/>
+      <w:lvlJc w:val="left"/>
+      <w:pPr>
+        <w:ind w:left="3600" w:hanging="360"/>
+      </w:pPr>
+      <w:rPr>
+        <w:rFonts w:ascii="Courier New" w:hAnsi="Courier New" w:cs="Courier New" w:hint="default"/>
+      </w:rPr>
+    </w:lvl>
+    <w:lvl w:ilvl="5" w:tplc="08160005" w:tentative="1">
+      <w:start w:val="1"/>
+      <w:numFmt w:val="bullet"/>
+      <w:lvlText w:val=""/>
+      <w:lvlJc w:val="left"/>
+      <w:pPr>
+        <w:ind w:left="4320" w:hanging="360"/>
+      </w:pPr>
+      <w:rPr>
+        <w:rFonts w:ascii="Wingdings" w:hAnsi="Wingdings" w:hint="default"/>
+      </w:rPr>
+    </w:lvl>
+    <w:lvl w:ilvl="6" w:tplc="08160001" w:tentative="1">
+      <w:start w:val="1"/>
+      <w:numFmt w:val="bullet"/>
+      <w:lvlText w:val=""/>
+      <w:lvlJc w:val="left"/>
+      <w:pPr>
+        <w:ind w:left="5040" w:hanging="360"/>
+      </w:pPr>
+      <w:rPr>
+        <w:rFonts w:ascii="Symbol" w:hAnsi="Symbol" w:hint="default"/>
+      </w:rPr>
+    </w:lvl>
+    <w:lvl w:ilvl="7" w:tplc="08160003" w:tentative="1">
+      <w:start w:val="1"/>
+      <w:numFmt w:val="bullet"/>
+      <w:lvlText w:val="o"/>
+      <w:lvlJc w:val="left"/>
+      <w:pPr>
+        <w:ind w:left="5760" w:hanging="360"/>
+      </w:pPr>
+      <w:rPr>
+        <w:rFonts w:ascii="Courier New" w:hAnsi="Courier New" w:cs="Courier New" w:hint="default"/>
+      </w:rPr>
+    </w:lvl>
+    <w:lvl w:ilvl="8" w:tplc="08160005" w:tentative="1">
+      <w:start w:val="1"/>
+      <w:numFmt w:val="bullet"/>
+      <w:lvlText w:val=""/>
+      <w:lvlJc w:val="left"/>
+      <w:pPr>
+        <w:ind w:left="6480" w:hanging="360"/>
+      </w:pPr>
+      <w:rPr>
+        <w:rFonts w:ascii="Wingdings" w:hAnsi="Wingdings" w:hint="default"/>
+      </w:rPr>
+    </w:lvl>
+  </w:abstractNum>
+  <w:abstractNum w:abstractNumId="47" w15:restartNumberingAfterBreak="0">
     <w:nsid w:val="4B1821A8"/>
     <w:multiLevelType w:val="multilevel"/>
     <w:tmpl w:val="9F089724"/>
@@ -20526,7 +21318,7 @@
       </w:rPr>
     </w:lvl>
   </w:abstractNum>
-  <w:abstractNum w:abstractNumId="46" w15:restartNumberingAfterBreak="0">
+  <w:abstractNum w:abstractNumId="48" w15:restartNumberingAfterBreak="0">
     <w:nsid w:val="4D7F5014"/>
     <w:multiLevelType w:val="multilevel"/>
     <w:tmpl w:val="8A845BCE"/>
@@ -20675,7 +21467,7 @@
       </w:rPr>
     </w:lvl>
   </w:abstractNum>
-  <w:abstractNum w:abstractNumId="47" w15:restartNumberingAfterBreak="0">
+  <w:abstractNum w:abstractNumId="49" w15:restartNumberingAfterBreak="0">
     <w:nsid w:val="4FA403AB"/>
     <w:multiLevelType w:val="multilevel"/>
     <w:tmpl w:val="BFFCB63C"/>
@@ -20788,7 +21580,7 @@
       </w:pPr>
     </w:lvl>
   </w:abstractNum>
-  <w:abstractNum w:abstractNumId="48" w15:restartNumberingAfterBreak="0">
+  <w:abstractNum w:abstractNumId="50" w15:restartNumberingAfterBreak="0">
     <w:nsid w:val="506157B0"/>
     <w:multiLevelType w:val="multilevel"/>
     <w:tmpl w:val="7B0620D2"/>
@@ -20901,7 +21693,7 @@
       </w:pPr>
     </w:lvl>
   </w:abstractNum>
-  <w:abstractNum w:abstractNumId="49" w15:restartNumberingAfterBreak="0">
+  <w:abstractNum w:abstractNumId="51" w15:restartNumberingAfterBreak="0">
     <w:nsid w:val="562051D5"/>
     <w:multiLevelType w:val="hybridMultilevel"/>
     <w:tmpl w:val="5E8A59FE"/>
@@ -21014,7 +21806,7 @@
       </w:rPr>
     </w:lvl>
   </w:abstractNum>
-  <w:abstractNum w:abstractNumId="50" w15:restartNumberingAfterBreak="0">
+  <w:abstractNum w:abstractNumId="52" w15:restartNumberingAfterBreak="0">
     <w:nsid w:val="56820DB3"/>
     <w:multiLevelType w:val="hybridMultilevel"/>
     <w:tmpl w:val="45F64BB2"/>
@@ -21128,7 +21920,7 @@
       </w:pPr>
     </w:lvl>
   </w:abstractNum>
-  <w:abstractNum w:abstractNumId="51" w15:restartNumberingAfterBreak="0">
+  <w:abstractNum w:abstractNumId="53" w15:restartNumberingAfterBreak="0">
     <w:nsid w:val="56FC531A"/>
     <w:multiLevelType w:val="multilevel"/>
     <w:tmpl w:val="B70610DE"/>
@@ -21277,7 +22069,7 @@
       </w:rPr>
     </w:lvl>
   </w:abstractNum>
-  <w:abstractNum w:abstractNumId="52" w15:restartNumberingAfterBreak="0">
+  <w:abstractNum w:abstractNumId="54" w15:restartNumberingAfterBreak="0">
     <w:nsid w:val="646413DA"/>
     <w:multiLevelType w:val="multilevel"/>
     <w:tmpl w:val="7C78ABDA"/>
@@ -21390,7 +22182,7 @@
       </w:pPr>
     </w:lvl>
   </w:abstractNum>
-  <w:abstractNum w:abstractNumId="53" w15:restartNumberingAfterBreak="0">
+  <w:abstractNum w:abstractNumId="55" w15:restartNumberingAfterBreak="0">
     <w:nsid w:val="6787791A"/>
     <w:multiLevelType w:val="multilevel"/>
     <w:tmpl w:val="4E72DF3E"/>
@@ -21479,7 +22271,7 @@
       </w:pPr>
     </w:lvl>
   </w:abstractNum>
-  <w:abstractNum w:abstractNumId="54" w15:restartNumberingAfterBreak="0">
+  <w:abstractNum w:abstractNumId="56" w15:restartNumberingAfterBreak="0">
     <w:nsid w:val="680E395B"/>
     <w:multiLevelType w:val="multilevel"/>
     <w:tmpl w:val="24A636AC"/>
@@ -21628,7 +22420,7 @@
       </w:rPr>
     </w:lvl>
   </w:abstractNum>
-  <w:abstractNum w:abstractNumId="55" w15:restartNumberingAfterBreak="0">
+  <w:abstractNum w:abstractNumId="57" w15:restartNumberingAfterBreak="0">
     <w:nsid w:val="69110CB2"/>
     <w:multiLevelType w:val="hybridMultilevel"/>
     <w:tmpl w:val="50428718"/>
@@ -21741,7 +22533,7 @@
       </w:rPr>
     </w:lvl>
   </w:abstractNum>
-  <w:abstractNum w:abstractNumId="56" w15:restartNumberingAfterBreak="0">
+  <w:abstractNum w:abstractNumId="58" w15:restartNumberingAfterBreak="0">
     <w:nsid w:val="6A2567C9"/>
     <w:multiLevelType w:val="multilevel"/>
     <w:tmpl w:val="91AAA5DE"/>
@@ -21890,7 +22682,7 @@
       </w:rPr>
     </w:lvl>
   </w:abstractNum>
-  <w:abstractNum w:abstractNumId="57" w15:restartNumberingAfterBreak="0">
+  <w:abstractNum w:abstractNumId="59" w15:restartNumberingAfterBreak="0">
     <w:nsid w:val="6AF0433C"/>
     <w:multiLevelType w:val="hybridMultilevel"/>
     <w:tmpl w:val="3864D0DE"/>
@@ -22003,7 +22795,7 @@
       </w:rPr>
     </w:lvl>
   </w:abstractNum>
-  <w:abstractNum w:abstractNumId="58" w15:restartNumberingAfterBreak="0">
+  <w:abstractNum w:abstractNumId="60" w15:restartNumberingAfterBreak="0">
     <w:nsid w:val="6EB97BEE"/>
     <w:multiLevelType w:val="multilevel"/>
     <w:tmpl w:val="6310D4FC"/>
@@ -22152,7 +22944,7 @@
       </w:rPr>
     </w:lvl>
   </w:abstractNum>
-  <w:abstractNum w:abstractNumId="59" w15:restartNumberingAfterBreak="0">
+  <w:abstractNum w:abstractNumId="61" w15:restartNumberingAfterBreak="0">
     <w:nsid w:val="6EED3BBE"/>
     <w:multiLevelType w:val="multilevel"/>
     <w:tmpl w:val="44F01A2E"/>
@@ -22301,7 +23093,7 @@
       </w:rPr>
     </w:lvl>
   </w:abstractNum>
-  <w:abstractNum w:abstractNumId="60" w15:restartNumberingAfterBreak="0">
+  <w:abstractNum w:abstractNumId="62" w15:restartNumberingAfterBreak="0">
     <w:nsid w:val="74A110AB"/>
     <w:multiLevelType w:val="multilevel"/>
     <w:tmpl w:val="6B507A62"/>
@@ -22450,7 +23242,7 @@
       </w:rPr>
     </w:lvl>
   </w:abstractNum>
-  <w:abstractNum w:abstractNumId="61" w15:restartNumberingAfterBreak="0">
+  <w:abstractNum w:abstractNumId="63" w15:restartNumberingAfterBreak="0">
     <w:nsid w:val="77345C75"/>
     <w:multiLevelType w:val="hybridMultilevel"/>
     <w:tmpl w:val="BB7AAD66"/>
@@ -22563,7 +23355,7 @@
       </w:rPr>
     </w:lvl>
   </w:abstractNum>
-  <w:abstractNum w:abstractNumId="62" w15:restartNumberingAfterBreak="0">
+  <w:abstractNum w:abstractNumId="64" w15:restartNumberingAfterBreak="0">
     <w:nsid w:val="77B7015D"/>
     <w:multiLevelType w:val="multilevel"/>
     <w:tmpl w:val="FF286090"/>
@@ -22676,7 +23468,7 @@
       </w:pPr>
     </w:lvl>
   </w:abstractNum>
-  <w:abstractNum w:abstractNumId="63" w15:restartNumberingAfterBreak="0">
+  <w:abstractNum w:abstractNumId="65" w15:restartNumberingAfterBreak="0">
     <w:nsid w:val="77C9212A"/>
     <w:multiLevelType w:val="multilevel"/>
     <w:tmpl w:val="F89884D6"/>
@@ -22825,7 +23617,7 @@
       </w:rPr>
     </w:lvl>
   </w:abstractNum>
-  <w:abstractNum w:abstractNumId="64" w15:restartNumberingAfterBreak="0">
+  <w:abstractNum w:abstractNumId="66" w15:restartNumberingAfterBreak="0">
     <w:nsid w:val="79115269"/>
     <w:multiLevelType w:val="multilevel"/>
     <w:tmpl w:val="BAEA2F18"/>
@@ -22974,7 +23766,7 @@
       </w:rPr>
     </w:lvl>
   </w:abstractNum>
-  <w:abstractNum w:abstractNumId="65" w15:restartNumberingAfterBreak="0">
+  <w:abstractNum w:abstractNumId="67" w15:restartNumberingAfterBreak="0">
     <w:nsid w:val="7BB647B6"/>
     <w:multiLevelType w:val="multilevel"/>
     <w:tmpl w:val="849E45F0"/>
@@ -23124,10 +23916,10 @@
     </w:lvl>
   </w:abstractNum>
   <w:num w:numId="1" w16cid:durableId="1307973366">
-    <w:abstractNumId w:val="50"/>
+    <w:abstractNumId w:val="52"/>
   </w:num>
   <w:num w:numId="2" w16cid:durableId="1734770271">
-    <w:abstractNumId w:val="50"/>
+    <w:abstractNumId w:val="52"/>
     <w:lvlOverride w:ilvl="0">
       <w:startOverride w:val="1"/>
     </w:lvlOverride>
@@ -23157,76 +23949,76 @@
     </w:lvlOverride>
   </w:num>
   <w:num w:numId="3" w16cid:durableId="1940985300">
-    <w:abstractNumId w:val="53"/>
+    <w:abstractNumId w:val="55"/>
   </w:num>
   <w:num w:numId="4" w16cid:durableId="97649398">
     <w:abstractNumId w:val="0"/>
   </w:num>
   <w:num w:numId="5" w16cid:durableId="1812288132">
-    <w:abstractNumId w:val="42"/>
+    <w:abstractNumId w:val="43"/>
   </w:num>
   <w:num w:numId="6" w16cid:durableId="1642464320">
-    <w:abstractNumId w:val="43"/>
+    <w:abstractNumId w:val="44"/>
   </w:num>
   <w:num w:numId="7" w16cid:durableId="1808275634">
-    <w:abstractNumId w:val="37"/>
+    <w:abstractNumId w:val="38"/>
   </w:num>
   <w:num w:numId="8" w16cid:durableId="1200897323">
-    <w:abstractNumId w:val="30"/>
+    <w:abstractNumId w:val="31"/>
   </w:num>
   <w:num w:numId="9" w16cid:durableId="1847789773">
     <w:abstractNumId w:val="5"/>
   </w:num>
   <w:num w:numId="10" w16cid:durableId="1597782777">
-    <w:abstractNumId w:val="17"/>
+    <w:abstractNumId w:val="18"/>
   </w:num>
   <w:num w:numId="11" w16cid:durableId="1585870811">
-    <w:abstractNumId w:val="49"/>
+    <w:abstractNumId w:val="51"/>
   </w:num>
   <w:num w:numId="12" w16cid:durableId="325521276">
-    <w:abstractNumId w:val="55"/>
+    <w:abstractNumId w:val="57"/>
   </w:num>
   <w:num w:numId="13" w16cid:durableId="627933182">
-    <w:abstractNumId w:val="34"/>
+    <w:abstractNumId w:val="35"/>
   </w:num>
   <w:num w:numId="14" w16cid:durableId="915015777">
     <w:abstractNumId w:val="9"/>
   </w:num>
   <w:num w:numId="15" w16cid:durableId="1285234806">
-    <w:abstractNumId w:val="32"/>
+    <w:abstractNumId w:val="33"/>
   </w:num>
   <w:num w:numId="16" w16cid:durableId="273832372">
+    <w:abstractNumId w:val="30"/>
+  </w:num>
+  <w:num w:numId="17" w16cid:durableId="1697347813">
+    <w:abstractNumId w:val="40"/>
+  </w:num>
+  <w:num w:numId="18" w16cid:durableId="1968464136">
+    <w:abstractNumId w:val="27"/>
+  </w:num>
+  <w:num w:numId="19" w16cid:durableId="400444398">
+    <w:abstractNumId w:val="22"/>
+  </w:num>
+  <w:num w:numId="20" w16cid:durableId="406536023">
+    <w:abstractNumId w:val="26"/>
+  </w:num>
+  <w:num w:numId="21" w16cid:durableId="1030881303">
+    <w:abstractNumId w:val="28"/>
+  </w:num>
+  <w:num w:numId="22" w16cid:durableId="1219239829">
+    <w:abstractNumId w:val="45"/>
+  </w:num>
+  <w:num w:numId="23" w16cid:durableId="1989554229">
     <w:abstractNumId w:val="29"/>
   </w:num>
-  <w:num w:numId="17" w16cid:durableId="1697347813">
-    <w:abstractNumId w:val="39"/>
+  <w:num w:numId="24" w16cid:durableId="881403803">
+    <w:abstractNumId w:val="24"/>
   </w:num>
-  <w:num w:numId="18" w16cid:durableId="1968464136">
-    <w:abstractNumId w:val="26"/>
-  </w:num>
-  <w:num w:numId="19" w16cid:durableId="400444398">
+  <w:num w:numId="25" w16cid:durableId="869145322">
     <w:abstractNumId w:val="21"/>
   </w:num>
-  <w:num w:numId="20" w16cid:durableId="406536023">
-    <w:abstractNumId w:val="25"/>
-  </w:num>
-  <w:num w:numId="21" w16cid:durableId="1030881303">
-    <w:abstractNumId w:val="27"/>
-  </w:num>
-  <w:num w:numId="22" w16cid:durableId="1219239829">
-    <w:abstractNumId w:val="44"/>
-  </w:num>
-  <w:num w:numId="23" w16cid:durableId="1989554229">
-    <w:abstractNumId w:val="28"/>
-  </w:num>
-  <w:num w:numId="24" w16cid:durableId="881403803">
-    <w:abstractNumId w:val="23"/>
-  </w:num>
-  <w:num w:numId="25" w16cid:durableId="869145322">
-    <w:abstractNumId w:val="20"/>
-  </w:num>
   <w:num w:numId="26" w16cid:durableId="1053118409">
-    <w:abstractNumId w:val="40"/>
+    <w:abstractNumId w:val="41"/>
   </w:num>
   <w:num w:numId="27" w16cid:durableId="677079251">
     <w:abstractNumId w:val="13"/>
@@ -23235,10 +24027,10 @@
     <w:abstractNumId w:val="2"/>
   </w:num>
   <w:num w:numId="29" w16cid:durableId="1264415386">
-    <w:abstractNumId w:val="48"/>
+    <w:abstractNumId w:val="50"/>
   </w:num>
   <w:num w:numId="30" w16cid:durableId="1238442288">
-    <w:abstractNumId w:val="61"/>
+    <w:abstractNumId w:val="63"/>
   </w:num>
   <w:num w:numId="31" w16cid:durableId="1900823946">
     <w:abstractNumId w:val="16"/>
@@ -23247,55 +24039,55 @@
     <w:abstractNumId w:val="10"/>
   </w:num>
   <w:num w:numId="33" w16cid:durableId="1331715260">
-    <w:abstractNumId w:val="60"/>
+    <w:abstractNumId w:val="62"/>
   </w:num>
   <w:num w:numId="34" w16cid:durableId="199317269">
-    <w:abstractNumId w:val="41"/>
+    <w:abstractNumId w:val="42"/>
   </w:num>
   <w:num w:numId="35" w16cid:durableId="803740452">
-    <w:abstractNumId w:val="65"/>
+    <w:abstractNumId w:val="67"/>
   </w:num>
   <w:num w:numId="36" w16cid:durableId="817266422">
     <w:abstractNumId w:val="15"/>
   </w:num>
   <w:num w:numId="37" w16cid:durableId="1125126375">
-    <w:abstractNumId w:val="51"/>
+    <w:abstractNumId w:val="53"/>
   </w:num>
   <w:num w:numId="38" w16cid:durableId="1431582945">
     <w:abstractNumId w:val="11"/>
   </w:num>
   <w:num w:numId="39" w16cid:durableId="2001229837">
-    <w:abstractNumId w:val="45"/>
+    <w:abstractNumId w:val="47"/>
   </w:num>
   <w:num w:numId="40" w16cid:durableId="576404123">
-    <w:abstractNumId w:val="36"/>
+    <w:abstractNumId w:val="37"/>
   </w:num>
   <w:num w:numId="41" w16cid:durableId="669984504">
     <w:abstractNumId w:val="3"/>
   </w:num>
   <w:num w:numId="42" w16cid:durableId="864906958">
-    <w:abstractNumId w:val="22"/>
+    <w:abstractNumId w:val="23"/>
   </w:num>
   <w:num w:numId="43" w16cid:durableId="714306147">
-    <w:abstractNumId w:val="18"/>
+    <w:abstractNumId w:val="19"/>
   </w:num>
   <w:num w:numId="44" w16cid:durableId="1913544162">
     <w:abstractNumId w:val="12"/>
   </w:num>
   <w:num w:numId="45" w16cid:durableId="987825131">
-    <w:abstractNumId w:val="52"/>
+    <w:abstractNumId w:val="54"/>
   </w:num>
   <w:num w:numId="46" w16cid:durableId="2029940620">
-    <w:abstractNumId w:val="62"/>
+    <w:abstractNumId w:val="64"/>
   </w:num>
   <w:num w:numId="47" w16cid:durableId="1410736754">
-    <w:abstractNumId w:val="63"/>
+    <w:abstractNumId w:val="65"/>
   </w:num>
   <w:num w:numId="48" w16cid:durableId="104931094">
     <w:abstractNumId w:val="14"/>
   </w:num>
   <w:num w:numId="49" w16cid:durableId="150218884">
-    <w:abstractNumId w:val="33"/>
+    <w:abstractNumId w:val="34"/>
   </w:num>
   <w:num w:numId="50" w16cid:durableId="1810895858">
     <w:abstractNumId w:val="8"/>
@@ -23304,52 +24096,58 @@
     <w:abstractNumId w:val="6"/>
   </w:num>
   <w:num w:numId="52" w16cid:durableId="1887326611">
-    <w:abstractNumId w:val="38"/>
+    <w:abstractNumId w:val="39"/>
   </w:num>
   <w:num w:numId="53" w16cid:durableId="1890805139">
-    <w:abstractNumId w:val="35"/>
+    <w:abstractNumId w:val="36"/>
   </w:num>
   <w:num w:numId="54" w16cid:durableId="826701493">
     <w:abstractNumId w:val="1"/>
   </w:num>
   <w:num w:numId="55" w16cid:durableId="1076248964">
-    <w:abstractNumId w:val="46"/>
+    <w:abstractNumId w:val="48"/>
   </w:num>
   <w:num w:numId="56" w16cid:durableId="843321890">
-    <w:abstractNumId w:val="31"/>
+    <w:abstractNumId w:val="32"/>
   </w:num>
   <w:num w:numId="57" w16cid:durableId="1830321819">
-    <w:abstractNumId w:val="59"/>
+    <w:abstractNumId w:val="61"/>
   </w:num>
   <w:num w:numId="58" w16cid:durableId="1427768208">
-    <w:abstractNumId w:val="47"/>
+    <w:abstractNumId w:val="49"/>
   </w:num>
   <w:num w:numId="59" w16cid:durableId="1012489748">
+    <w:abstractNumId w:val="60"/>
+  </w:num>
+  <w:num w:numId="60" w16cid:durableId="1778013999">
     <w:abstractNumId w:val="58"/>
   </w:num>
-  <w:num w:numId="60" w16cid:durableId="1778013999">
+  <w:num w:numId="61" w16cid:durableId="228733822">
+    <w:abstractNumId w:val="66"/>
+  </w:num>
+  <w:num w:numId="62" w16cid:durableId="1164710766">
+    <w:abstractNumId w:val="25"/>
+  </w:num>
+  <w:num w:numId="63" w16cid:durableId="1385594363">
+    <w:abstractNumId w:val="20"/>
+  </w:num>
+  <w:num w:numId="64" w16cid:durableId="1479104271">
     <w:abstractNumId w:val="56"/>
   </w:num>
-  <w:num w:numId="61" w16cid:durableId="228733822">
-    <w:abstractNumId w:val="64"/>
-  </w:num>
-  <w:num w:numId="62" w16cid:durableId="1164710766">
-    <w:abstractNumId w:val="24"/>
-  </w:num>
-  <w:num w:numId="63" w16cid:durableId="1385594363">
-    <w:abstractNumId w:val="19"/>
-  </w:num>
-  <w:num w:numId="64" w16cid:durableId="1479104271">
-    <w:abstractNumId w:val="54"/>
-  </w:num>
   <w:num w:numId="65" w16cid:durableId="583493995">
-    <w:abstractNumId w:val="57"/>
+    <w:abstractNumId w:val="59"/>
   </w:num>
   <w:num w:numId="66" w16cid:durableId="1615483936">
     <w:abstractNumId w:val="4"/>
   </w:num>
   <w:num w:numId="67" w16cid:durableId="681054068">
     <w:abstractNumId w:val="7"/>
+  </w:num>
+  <w:num w:numId="68" w16cid:durableId="514611140">
+    <w:abstractNumId w:val="46"/>
+  </w:num>
+  <w:num w:numId="69" w16cid:durableId="1027490951">
+    <w:abstractNumId w:val="17"/>
   </w:num>
 </w:numbering>
 </file>
@@ -24712,6 +25510,22 @@
 </file>
 
 <file path=customXml/item2.xml><?xml version="1.0" encoding="utf-8"?>
+<p:properties xmlns:p="http://schemas.microsoft.com/office/2006/metadata/properties" xmlns:xsi="http://www.w3.org/2001/XMLSchema-instance" xmlns:pc="http://schemas.microsoft.com/office/infopath/2007/PartnerControls">
+  <documentManagement>
+    <NotebookType xmlns="6e977478-40fc-4c96-9b59-58f9adc62218" xsi:nil="true"/>
+    <AppVersion xmlns="6e977478-40fc-4c96-9b59-58f9adc62218" xsi:nil="true"/>
+    <TeamsChannelId xmlns="6e977478-40fc-4c96-9b59-58f9adc62218" xsi:nil="true"/>
+    <FolderType xmlns="6e977478-40fc-4c96-9b59-58f9adc62218" xsi:nil="true"/>
+    <CultureName xmlns="6e977478-40fc-4c96-9b59-58f9adc62218" xsi:nil="true"/>
+  </documentManagement>
+</p:properties>
+</file>
+
+<file path=customXml/item3.xml><?xml version="1.0" encoding="utf-8"?>
+<b:Sources xmlns:b="http://schemas.openxmlformats.org/officeDocument/2006/bibliography" xmlns="http://schemas.openxmlformats.org/officeDocument/2006/bibliography" SelectedStyle="\APA.XSL" StyleName="APA"/>
+</file>
+
+<file path=customXml/item4.xml><?xml version="1.0" encoding="utf-8"?>
 <ct:contentTypeSchema xmlns:ct="http://schemas.microsoft.com/office/2006/metadata/contentType" xmlns:ma="http://schemas.microsoft.com/office/2006/metadata/properties/metaAttributes" ct:_="" ma:_="" ma:contentTypeName="Documento" ma:contentTypeID="0x0101008F0F40A57A4B4943AE5F0D22A00E6876" ma:contentTypeVersion="7" ma:contentTypeDescription="Criar um novo documento." ma:contentTypeScope="" ma:versionID="0777f9d8bcaf4fa9f3f247f35de05543">
   <xsd:schema xmlns:xsd="http://www.w3.org/2001/XMLSchema" xmlns:xs="http://www.w3.org/2001/XMLSchema" xmlns:p="http://schemas.microsoft.com/office/2006/metadata/properties" xmlns:ns2="6e977478-40fc-4c96-9b59-58f9adc62218" targetNamespace="http://schemas.microsoft.com/office/2006/metadata/properties" ma:root="true" ma:fieldsID="6e1588d9447c950b5d06efd32159bf41" ns2:_="">
     <xsd:import namespace="6e977478-40fc-4c96-9b59-58f9adc62218"/>
@@ -24873,22 +25687,6 @@
 </ct:contentTypeSchema>
 </file>
 
-<file path=customXml/item3.xml><?xml version="1.0" encoding="utf-8"?>
-<b:Sources xmlns:b="http://schemas.openxmlformats.org/officeDocument/2006/bibliography" xmlns="http://schemas.openxmlformats.org/officeDocument/2006/bibliography" SelectedStyle="\APA.XSL" StyleName="APA"/>
-</file>
-
-<file path=customXml/item4.xml><?xml version="1.0" encoding="utf-8"?>
-<p:properties xmlns:p="http://schemas.microsoft.com/office/2006/metadata/properties" xmlns:xsi="http://www.w3.org/2001/XMLSchema-instance" xmlns:pc="http://schemas.microsoft.com/office/infopath/2007/PartnerControls">
-  <documentManagement>
-    <NotebookType xmlns="6e977478-40fc-4c96-9b59-58f9adc62218" xsi:nil="true"/>
-    <AppVersion xmlns="6e977478-40fc-4c96-9b59-58f9adc62218" xsi:nil="true"/>
-    <TeamsChannelId xmlns="6e977478-40fc-4c96-9b59-58f9adc62218" xsi:nil="true"/>
-    <FolderType xmlns="6e977478-40fc-4c96-9b59-58f9adc62218" xsi:nil="true"/>
-    <CultureName xmlns="6e977478-40fc-4c96-9b59-58f9adc62218" xsi:nil="true"/>
-  </documentManagement>
-</p:properties>
-</file>
-
 <file path=customXml/itemProps1.xml><?xml version="1.0" encoding="utf-8"?>
 <ds:datastoreItem xmlns:ds="http://schemas.openxmlformats.org/officeDocument/2006/customXml" ds:itemID="{A8BEE9C3-75AD-4607-B106-1B44B05722EA}">
   <ds:schemaRefs>
@@ -24898,6 +25696,24 @@
 </file>
 
 <file path=customXml/itemProps2.xml><?xml version="1.0" encoding="utf-8"?>
+<ds:datastoreItem xmlns:ds="http://schemas.openxmlformats.org/officeDocument/2006/customXml" ds:itemID="{A02BD9CC-6025-4F76-BD90-0F1427CF0A06}">
+  <ds:schemaRefs>
+    <ds:schemaRef ds:uri="http://schemas.microsoft.com/office/2006/metadata/properties"/>
+    <ds:schemaRef ds:uri="http://schemas.microsoft.com/office/infopath/2007/PartnerControls"/>
+    <ds:schemaRef ds:uri="6e977478-40fc-4c96-9b59-58f9adc62218"/>
+  </ds:schemaRefs>
+</ds:datastoreItem>
+</file>
+
+<file path=customXml/itemProps3.xml><?xml version="1.0" encoding="utf-8"?>
+<ds:datastoreItem xmlns:ds="http://schemas.openxmlformats.org/officeDocument/2006/customXml" ds:itemID="{9C46D67E-02BF-4E37-8EF1-2391CC03D27F}">
+  <ds:schemaRefs>
+    <ds:schemaRef ds:uri="http://schemas.openxmlformats.org/officeDocument/2006/bibliography"/>
+  </ds:schemaRefs>
+</ds:datastoreItem>
+</file>
+
+<file path=customXml/itemProps4.xml><?xml version="1.0" encoding="utf-8"?>
 <ds:datastoreItem xmlns:ds="http://schemas.openxmlformats.org/officeDocument/2006/customXml" ds:itemID="{F22FBF9B-697C-4384-8BA9-D9CACC814933}">
   <ds:schemaRefs>
     <ds:schemaRef ds:uri="http://schemas.microsoft.com/office/2006/metadata/contentType"/>
@@ -24913,22 +25729,4 @@
     <ds:schemaRef ds:uri="http://schemas.microsoft.com/internal/obd"/>
   </ds:schemaRefs>
 </ds:datastoreItem>
-</file>
-
-<file path=customXml/itemProps3.xml><?xml version="1.0" encoding="utf-8"?>
-<ds:datastoreItem xmlns:ds="http://schemas.openxmlformats.org/officeDocument/2006/customXml" ds:itemID="{9C46D67E-02BF-4E37-8EF1-2391CC03D27F}">
-  <ds:schemaRefs>
-    <ds:schemaRef ds:uri="http://schemas.openxmlformats.org/officeDocument/2006/bibliography"/>
-  </ds:schemaRefs>
-</ds:datastoreItem>
-</file>
-
-<file path=customXml/itemProps4.xml><?xml version="1.0" encoding="utf-8"?>
-<ds:datastoreItem xmlns:ds="http://schemas.openxmlformats.org/officeDocument/2006/customXml" ds:itemID="{A02BD9CC-6025-4F76-BD90-0F1427CF0A06}">
-  <ds:schemaRefs>
-    <ds:schemaRef ds:uri="http://schemas.microsoft.com/office/2006/metadata/properties"/>
-    <ds:schemaRef ds:uri="http://schemas.microsoft.com/office/infopath/2007/PartnerControls"/>
-    <ds:schemaRef ds:uri="6e977478-40fc-4c96-9b59-58f9adc62218"/>
-  </ds:schemaRefs>
-</ds:datastoreItem>
 </file>
--- a/docs/client_analysis/report_APS.docx
+++ b/docs/client_analysis/report_APS.docx
@@ -6775,7 +6775,7 @@
           <w:noProof/>
         </w:rPr>
         <w:drawing>
-          <wp:inline distT="0" distB="0" distL="0" distR="0" wp14:anchorId="68B4EA67" wp14:editId="663E20FA">
+          <wp:inline distT="0" distB="0" distL="0" distR="0" wp14:anchorId="68B4EA67" wp14:editId="501EB778">
             <wp:extent cx="5226685" cy="3020060"/>
             <wp:effectExtent l="19050" t="19050" r="12065" b="27940"/>
             <wp:docPr id="1965649793" name="Imagem 6" descr="Uma imagem com texto, mapa, captura de ecrã, diagrama&#10;&#10;Os conteúdos gerados por IA podem estar incorretos."/>
@@ -10107,6 +10107,7 @@
     </w:p>
     <w:bookmarkEnd w:id="28"/>
     <w:p/>
+    <w:p/>
     <w:p>
       <w:pPr>
         <w:pStyle w:val="Ttulo2"/>
@@ -10284,6 +10285,7 @@
           <w:b/>
           <w:bCs/>
         </w:rPr>
+        <w:lastRenderedPageBreak/>
         <w:t xml:space="preserve">Higiene, </w:t>
       </w:r>
       <w:proofErr w:type="spellStart"/>
@@ -10307,7 +10309,6 @@
     </w:p>
     <w:p>
       <w:r>
-        <w:lastRenderedPageBreak/>
         <w:t>- re</w:t>
       </w:r>
       <w:r>
@@ -10449,7 +10450,6 @@
         <w:t>formação e do reconhecimento de competências pode atuar como um fator motivacional, incentivando os trabalhadores a permanecerem na organização para continuar a desenvolver as suas carreiras.</w:t>
       </w:r>
     </w:p>
-    <w:p/>
     <w:p>
       <w:pPr>
         <w:pStyle w:val="Ttulo1"/>
@@ -10917,65 +10917,49 @@
           <w:sz w:val="24"/>
         </w:rPr>
       </w:pPr>
-    </w:p>
-    <w:p>
-      <w:pPr>
+      <w:r>
         <w:rPr>
           <w:sz w:val="24"/>
         </w:rPr>
-      </w:pPr>
+        <w:t>A Administração do Porto de Sines (APS) adota uma gestão orientada para a melhoria contínua da eficiência e da produtividade, tanto na gestão de pessoas</w:t>
+      </w:r>
       <w:r>
         <w:rPr>
           <w:sz w:val="24"/>
         </w:rPr>
-        <w:t>A Administração do Porto de Sines (APS) adota uma gestão orientada para a melhoria contínua da eficiência e da produtividade, tanto na gestão de pessoas</w:t>
+        <w:t>, como</w:t>
       </w:r>
       <w:r>
         <w:rPr>
           <w:sz w:val="24"/>
         </w:rPr>
-        <w:t>, como</w:t>
-      </w:r>
-      <w:r>
+        <w:t xml:space="preserve"> na otimização de processos operacionais e no desenvolvimento de infraestruturas estratégicas.</w:t>
+      </w:r>
+    </w:p>
+    <w:p>
+      <w:pPr>
         <w:rPr>
           <w:sz w:val="24"/>
         </w:rPr>
-        <w:t xml:space="preserve"> na otimização de processos operacionais e no desenvolvimento de infraestruturas estratégicas.</w:t>
-      </w:r>
-    </w:p>
-    <w:p>
-      <w:pPr>
+      </w:pPr>
+      <w:r>
         <w:rPr>
           <w:sz w:val="24"/>
         </w:rPr>
-      </w:pPr>
+        <w:t>Abaixo</w:t>
+      </w:r>
       <w:r>
         <w:rPr>
           <w:sz w:val="24"/>
         </w:rPr>
-        <w:t>Abaixo</w:t>
+        <w:t xml:space="preserve"> estão destacadas as práticas que favorecem a produtividade na empresa e </w:t>
       </w:r>
       <w:r>
         <w:rPr>
           <w:sz w:val="24"/>
         </w:rPr>
-        <w:t xml:space="preserve"> estão destacadas as práticas que favorecem a produtividade na empresa e </w:t>
-      </w:r>
-      <w:r>
-        <w:rPr>
-          <w:sz w:val="24"/>
-        </w:rPr>
         <w:t>o seu impacto:</w:t>
       </w:r>
-    </w:p>
-    <w:p>
-      <w:pPr>
-        <w:rPr>
-          <w:b/>
-          <w:bCs/>
-          <w:sz w:val="24"/>
-        </w:rPr>
-      </w:pPr>
     </w:p>
     <w:p>
       <w:pPr>
@@ -11208,7 +11192,6 @@
           <w:sz w:val="24"/>
           <w:szCs w:val="24"/>
         </w:rPr>
-        <w:lastRenderedPageBreak/>
         <w:t>incentivos à eficiência –</w:t>
       </w:r>
       <w:r>
@@ -11247,6 +11230,7 @@
           <w:bCs/>
           <w:sz w:val="24"/>
         </w:rPr>
+        <w:lastRenderedPageBreak/>
         <w:t xml:space="preserve">- </w:t>
       </w:r>
       <w:r>
@@ -11411,23 +11395,7 @@
           <w:sz w:val="24"/>
           <w:szCs w:val="24"/>
         </w:rPr>
-        <w:t>(</w:t>
-      </w:r>
-      <w:r>
-        <w:rPr>
-          <w:rFonts w:asciiTheme="minorHAnsi" w:hAnsiTheme="minorHAnsi" w:cstheme="minorHAnsi"/>
-          <w:sz w:val="24"/>
-          <w:szCs w:val="24"/>
-        </w:rPr>
-        <w:t>Termo em uso na geografia portuária, refere-se a uma área geográfica que serve e é influenciada por um centro urbano, como um porto ou cidade</w:t>
-      </w:r>
-      <w:r>
-        <w:rPr>
-          <w:rFonts w:asciiTheme="minorHAnsi" w:hAnsiTheme="minorHAnsi" w:cstheme="minorHAnsi"/>
-          <w:sz w:val="24"/>
-          <w:szCs w:val="24"/>
-        </w:rPr>
-        <w:t>)</w:t>
+        <w:t>(Termo em uso na geografia portuária, refere-se a uma área geográfica que serve e é influenciada por um centro urbano, como um porto ou cidade)</w:t>
       </w:r>
       <w:r>
         <w:rPr>
@@ -11494,6 +11462,15 @@
       <w:pPr>
         <w:rPr>
           <w:rFonts w:asciiTheme="minorHAnsi" w:hAnsiTheme="minorHAnsi" w:cstheme="minorHAnsi"/>
+          <w:sz w:val="24"/>
+        </w:rPr>
+      </w:pPr>
+    </w:p>
+    <w:p>
+      <w:pPr>
+        <w:rPr>
+          <w:rFonts w:asciiTheme="minorHAnsi" w:hAnsiTheme="minorHAnsi" w:cstheme="minorHAnsi"/>
+          <w:sz w:val="24"/>
         </w:rPr>
       </w:pPr>
     </w:p>
@@ -11570,6 +11547,7 @@
       <w:pPr>
         <w:spacing w:line="259" w:lineRule="auto"/>
         <w:rPr>
+          <w:rFonts w:asciiTheme="minorHAnsi" w:hAnsiTheme="minorHAnsi" w:cstheme="minorHAnsi"/>
           <w:b/>
           <w:bCs/>
           <w:sz w:val="24"/>
@@ -11577,6 +11555,7 @@
       </w:pPr>
       <w:r>
         <w:rPr>
+          <w:rFonts w:asciiTheme="minorHAnsi" w:hAnsiTheme="minorHAnsi" w:cstheme="minorHAnsi"/>
           <w:b/>
           <w:bCs/>
           <w:sz w:val="24"/>
@@ -11587,56 +11566,16 @@
     <w:p>
       <w:pPr>
         <w:rPr>
+          <w:rFonts w:asciiTheme="minorHAnsi" w:hAnsiTheme="minorHAnsi" w:cstheme="minorHAnsi"/>
           <w:sz w:val="24"/>
         </w:rPr>
       </w:pPr>
       <w:r>
         <w:rPr>
+          <w:rFonts w:asciiTheme="minorHAnsi" w:hAnsiTheme="minorHAnsi" w:cstheme="minorHAnsi"/>
           <w:sz w:val="24"/>
         </w:rPr>
-        <w:t xml:space="preserve">O ODS 7 </w:t>
-      </w:r>
-      <w:r>
-        <w:rPr>
-          <w:sz w:val="24"/>
-        </w:rPr>
-        <w:t>procura</w:t>
-      </w:r>
-      <w:r>
-        <w:rPr>
-          <w:sz w:val="24"/>
-        </w:rPr>
-        <w:t xml:space="preserve"> garantir que todos tenham acesso a energia confiável, sustentável, moderna e a preços acessíveis. O Porto de Sines </w:t>
-      </w:r>
-      <w:r>
-        <w:rPr>
-          <w:sz w:val="24"/>
-        </w:rPr>
-        <w:t>contribui</w:t>
-      </w:r>
-      <w:r>
-        <w:rPr>
-          <w:sz w:val="24"/>
-        </w:rPr>
-        <w:t xml:space="preserve"> para </w:t>
-      </w:r>
-      <w:r>
-        <w:rPr>
-          <w:sz w:val="24"/>
-        </w:rPr>
-        <w:t>esse objetivo</w:t>
-      </w:r>
-      <w:r>
-        <w:rPr>
-          <w:sz w:val="24"/>
-        </w:rPr>
-        <w:t xml:space="preserve"> por meio de uma administração energética mais eficaz e da implementação de tecnologias sustentáveis</w:t>
-      </w:r>
-      <w:r>
-        <w:rPr>
-          <w:sz w:val="24"/>
-        </w:rPr>
-        <w:t>:</w:t>
+        <w:t>O ODS 7 procura garantir que todos tenham acesso a energia confiável, sustentável, moderna e a preços acessíveis. O Porto de Sines contribui para esse objetivo por meio de uma administração energética mais eficaz e da implementação de tecnologias sustentáveis:</w:t>
       </w:r>
     </w:p>
     <w:p>
@@ -11649,6 +11588,7 @@
         <w:spacing w:before="0" w:line="259" w:lineRule="auto"/>
         <w:jc w:val="left"/>
         <w:rPr>
+          <w:rFonts w:asciiTheme="minorHAnsi" w:hAnsiTheme="minorHAnsi" w:cstheme="minorHAnsi"/>
           <w:b/>
           <w:bCs/>
           <w:sz w:val="24"/>
@@ -11657,30 +11597,25 @@
       </w:pPr>
       <w:r>
         <w:rPr>
+          <w:rFonts w:asciiTheme="minorHAnsi" w:hAnsiTheme="minorHAnsi" w:cstheme="minorHAnsi"/>
           <w:b/>
           <w:bCs/>
           <w:sz w:val="24"/>
           <w:szCs w:val="24"/>
         </w:rPr>
-        <w:lastRenderedPageBreak/>
         <w:t xml:space="preserve">implementação de eficiência energética - </w:t>
       </w:r>
       <w:r>
         <w:rPr>
+          <w:rFonts w:asciiTheme="minorHAnsi" w:hAnsiTheme="minorHAnsi" w:cstheme="minorHAnsi"/>
           <w:sz w:val="24"/>
           <w:szCs w:val="24"/>
         </w:rPr>
-        <w:t>a</w:t>
-      </w:r>
-      <w:r>
-        <w:rPr>
-          <w:sz w:val="24"/>
-          <w:szCs w:val="24"/>
-        </w:rPr>
-        <w:t xml:space="preserve"> APS implementa um sistema de gestão certificado que abrange aspetos ambientais, focando-se na otimização do consumo de energia através do Programa APS Eficiente e auditorias</w:t>
-      </w:r>
-      <w:r>
-        <w:rPr>
+        <w:t>a APS implementa um sistema de gestão certificado que abrange aspetos ambientais, focando-se na otimização do consumo de energia através do Programa APS Eficiente e auditorias</w:t>
+      </w:r>
+      <w:r>
+        <w:rPr>
+          <w:rFonts w:asciiTheme="minorHAnsi" w:hAnsiTheme="minorHAnsi" w:cstheme="minorHAnsi"/>
           <w:b/>
           <w:bCs/>
           <w:sz w:val="24"/>
@@ -11690,6 +11625,7 @@
       </w:r>
       <w:r>
         <w:rPr>
+          <w:rFonts w:asciiTheme="minorHAnsi" w:hAnsiTheme="minorHAnsi" w:cstheme="minorHAnsi"/>
           <w:sz w:val="24"/>
           <w:szCs w:val="24"/>
         </w:rPr>
@@ -11706,12 +11642,14 @@
         <w:spacing w:before="0" w:line="259" w:lineRule="auto"/>
         <w:jc w:val="left"/>
         <w:rPr>
+          <w:rFonts w:asciiTheme="minorHAnsi" w:hAnsiTheme="minorHAnsi" w:cstheme="minorHAnsi"/>
           <w:sz w:val="24"/>
           <w:szCs w:val="24"/>
         </w:rPr>
       </w:pPr>
       <w:r>
         <w:rPr>
+          <w:rFonts w:asciiTheme="minorHAnsi" w:hAnsiTheme="minorHAnsi" w:cstheme="minorHAnsi"/>
           <w:b/>
           <w:bCs/>
           <w:sz w:val="24"/>
@@ -11721,6 +11659,7 @@
       </w:r>
       <w:r>
         <w:rPr>
+          <w:rFonts w:asciiTheme="minorHAnsi" w:hAnsiTheme="minorHAnsi" w:cstheme="minorHAnsi"/>
           <w:sz w:val="24"/>
           <w:szCs w:val="24"/>
         </w:rPr>
@@ -11737,21 +11676,25 @@
         <w:spacing w:before="0" w:line="259" w:lineRule="auto"/>
         <w:jc w:val="left"/>
         <w:rPr>
+          <w:rFonts w:asciiTheme="minorHAnsi" w:hAnsiTheme="minorHAnsi" w:cstheme="minorHAnsi"/>
           <w:sz w:val="24"/>
           <w:szCs w:val="24"/>
         </w:rPr>
       </w:pPr>
       <w:r>
         <w:rPr>
+          <w:rFonts w:asciiTheme="minorHAnsi" w:hAnsiTheme="minorHAnsi" w:cstheme="minorHAnsi"/>
           <w:b/>
           <w:bCs/>
           <w:sz w:val="24"/>
           <w:szCs w:val="24"/>
         </w:rPr>
+        <w:lastRenderedPageBreak/>
         <w:t xml:space="preserve">promoção da sustentabilidade – </w:t>
       </w:r>
       <w:r>
         <w:rPr>
+          <w:rFonts w:asciiTheme="minorHAnsi" w:hAnsiTheme="minorHAnsi" w:cstheme="minorHAnsi"/>
           <w:sz w:val="24"/>
           <w:szCs w:val="24"/>
         </w:rPr>
@@ -11760,6 +11703,7 @@
       <w:proofErr w:type="spellStart"/>
       <w:r>
         <w:rPr>
+          <w:rFonts w:asciiTheme="minorHAnsi" w:hAnsiTheme="minorHAnsi" w:cstheme="minorHAnsi"/>
           <w:sz w:val="24"/>
           <w:szCs w:val="24"/>
         </w:rPr>
@@ -11768,6 +11712,7 @@
       <w:proofErr w:type="spellEnd"/>
       <w:r>
         <w:rPr>
+          <w:rFonts w:asciiTheme="minorHAnsi" w:hAnsiTheme="minorHAnsi" w:cstheme="minorHAnsi"/>
           <w:sz w:val="24"/>
           <w:szCs w:val="24"/>
         </w:rPr>
@@ -11777,6 +11722,7 @@
     <w:p>
       <w:pPr>
         <w:rPr>
+          <w:rFonts w:asciiTheme="minorHAnsi" w:hAnsiTheme="minorHAnsi" w:cstheme="minorHAnsi"/>
           <w:sz w:val="24"/>
         </w:rPr>
       </w:pPr>
@@ -11785,6 +11731,7 @@
       <w:pPr>
         <w:spacing w:line="259" w:lineRule="auto"/>
         <w:rPr>
+          <w:rFonts w:asciiTheme="minorHAnsi" w:hAnsiTheme="minorHAnsi" w:cstheme="minorHAnsi"/>
           <w:b/>
           <w:bCs/>
           <w:sz w:val="24"/>
@@ -11792,6 +11739,7 @@
       </w:pPr>
       <w:r>
         <w:rPr>
+          <w:rFonts w:asciiTheme="minorHAnsi" w:hAnsiTheme="minorHAnsi" w:cstheme="minorHAnsi"/>
           <w:b/>
           <w:bCs/>
           <w:sz w:val="24"/>
@@ -11802,68 +11750,16 @@
     <w:p>
       <w:pPr>
         <w:rPr>
+          <w:rFonts w:asciiTheme="minorHAnsi" w:hAnsiTheme="minorHAnsi" w:cstheme="minorHAnsi"/>
           <w:sz w:val="24"/>
         </w:rPr>
       </w:pPr>
       <w:r>
         <w:rPr>
+          <w:rFonts w:asciiTheme="minorHAnsi" w:hAnsiTheme="minorHAnsi" w:cstheme="minorHAnsi"/>
           <w:sz w:val="24"/>
         </w:rPr>
-        <w:t xml:space="preserve">O ODS 8 </w:t>
-      </w:r>
-      <w:r>
-        <w:rPr>
-          <w:sz w:val="24"/>
-        </w:rPr>
-        <w:t>tem como objetivo</w:t>
-      </w:r>
-      <w:r>
-        <w:rPr>
-          <w:sz w:val="24"/>
-        </w:rPr>
-        <w:t xml:space="preserve"> promover o crescimento económico sustentado, inclusivo e sustentável</w:t>
-      </w:r>
-      <w:r>
-        <w:rPr>
-          <w:sz w:val="24"/>
-        </w:rPr>
-        <w:t xml:space="preserve"> </w:t>
-      </w:r>
-      <w:r>
-        <w:rPr>
-          <w:sz w:val="24"/>
-        </w:rPr>
-        <w:t>e trabalho digno para todos. O Porto de Sines é uma infraestrutura estratégica</w:t>
-      </w:r>
-      <w:r>
-        <w:rPr>
-          <w:sz w:val="24"/>
-        </w:rPr>
-        <w:t xml:space="preserve">, atuando como </w:t>
-      </w:r>
-      <w:r>
-        <w:rPr>
-          <w:sz w:val="24"/>
-        </w:rPr>
-        <w:t xml:space="preserve">de dinamização e </w:t>
-      </w:r>
-      <w:r>
-        <w:rPr>
-          <w:sz w:val="24"/>
-        </w:rPr>
-        <w:t>gera</w:t>
-      </w:r>
-      <w:r>
-        <w:rPr>
-          <w:sz w:val="24"/>
-        </w:rPr>
-        <w:t xml:space="preserve"> emprego na sua região</w:t>
-      </w:r>
-      <w:r>
-        <w:rPr>
-          <w:sz w:val="24"/>
-        </w:rPr>
-        <w:t>:</w:t>
+        <w:t>O ODS 8 tem como objetivo promover o crescimento económico sustentado, inclusivo e sustentável e trabalho digno para todos. O Porto de Sines é uma infraestrutura estratégica, atuando como de dinamização e gera emprego na sua região:</w:t>
       </w:r>
     </w:p>
     <w:p>
@@ -11876,12 +11772,14 @@
         <w:spacing w:before="0" w:line="259" w:lineRule="auto"/>
         <w:jc w:val="left"/>
         <w:rPr>
+          <w:rFonts w:asciiTheme="minorHAnsi" w:hAnsiTheme="minorHAnsi" w:cstheme="minorHAnsi"/>
           <w:sz w:val="24"/>
           <w:szCs w:val="24"/>
         </w:rPr>
       </w:pPr>
       <w:r>
         <w:rPr>
+          <w:rFonts w:asciiTheme="minorHAnsi" w:hAnsiTheme="minorHAnsi" w:cstheme="minorHAnsi"/>
           <w:b/>
           <w:bCs/>
           <w:sz w:val="24"/>
@@ -11891,21 +11789,16 @@
       </w:r>
       <w:r>
         <w:rPr>
+          <w:rFonts w:asciiTheme="minorHAnsi" w:hAnsiTheme="minorHAnsi" w:cstheme="minorHAnsi"/>
           <w:sz w:val="24"/>
           <w:szCs w:val="24"/>
         </w:rPr>
-        <w:t xml:space="preserve">o </w:t>
-      </w:r>
-      <w:r>
-        <w:rPr>
-          <w:sz w:val="24"/>
-          <w:szCs w:val="24"/>
-        </w:rPr>
-        <w:t xml:space="preserve">Porto de Sines, dada a sua relevância estratégica, produz diversos efeitos </w:t>
+        <w:t xml:space="preserve">o Porto de Sines, dada a sua relevância estratégica, produz diversos efeitos </w:t>
       </w:r>
       <w:proofErr w:type="spellStart"/>
       <w:r>
         <w:rPr>
+          <w:rFonts w:asciiTheme="minorHAnsi" w:hAnsiTheme="minorHAnsi" w:cstheme="minorHAnsi"/>
           <w:i/>
           <w:iCs/>
           <w:sz w:val="24"/>
@@ -11916,31 +11809,11 @@
       <w:proofErr w:type="spellEnd"/>
       <w:r>
         <w:rPr>
+          <w:rFonts w:asciiTheme="minorHAnsi" w:hAnsiTheme="minorHAnsi" w:cstheme="minorHAnsi"/>
           <w:sz w:val="24"/>
           <w:szCs w:val="24"/>
         </w:rPr>
-        <w:t xml:space="preserve"> em termos económicos, sociais e ambientais</w:t>
-      </w:r>
-      <w:r>
-        <w:rPr>
-          <w:sz w:val="24"/>
-          <w:szCs w:val="24"/>
-        </w:rPr>
-        <w:t>, sendo</w:t>
-      </w:r>
-      <w:r>
-        <w:rPr>
-          <w:sz w:val="24"/>
-          <w:szCs w:val="24"/>
-        </w:rPr>
-        <w:t xml:space="preserve"> um centro que atrai talentos e investimentos, impulsionando o surgimento de micro, pequenas e médias empresas por meio de tercei</w:t>
-      </w:r>
-      <w:r>
-        <w:rPr>
-          <w:sz w:val="24"/>
-          <w:szCs w:val="24"/>
-        </w:rPr>
-        <w:t>ros;</w:t>
+        <w:t xml:space="preserve"> em termos económicos, sociais e ambientais, sendo um centro que atrai talentos e investimentos, impulsionando o surgimento de micro, pequenas e médias empresas por meio de terceiros;</w:t>
       </w:r>
     </w:p>
     <w:p>
@@ -11953,12 +11826,14 @@
         <w:spacing w:before="0" w:line="259" w:lineRule="auto"/>
         <w:jc w:val="left"/>
         <w:rPr>
+          <w:rFonts w:asciiTheme="minorHAnsi" w:hAnsiTheme="minorHAnsi" w:cstheme="minorHAnsi"/>
           <w:sz w:val="24"/>
           <w:szCs w:val="24"/>
         </w:rPr>
       </w:pPr>
       <w:r>
         <w:rPr>
+          <w:rFonts w:asciiTheme="minorHAnsi" w:hAnsiTheme="minorHAnsi" w:cstheme="minorHAnsi"/>
           <w:b/>
           <w:bCs/>
           <w:sz w:val="24"/>
@@ -11968,6 +11843,7 @@
       </w:r>
       <w:r>
         <w:rPr>
+          <w:rFonts w:asciiTheme="minorHAnsi" w:hAnsiTheme="minorHAnsi" w:cstheme="minorHAnsi"/>
           <w:sz w:val="24"/>
           <w:szCs w:val="24"/>
         </w:rPr>
@@ -11984,12 +11860,14 @@
         <w:spacing w:before="0" w:line="259" w:lineRule="auto"/>
         <w:jc w:val="left"/>
         <w:rPr>
+          <w:rFonts w:asciiTheme="minorHAnsi" w:hAnsiTheme="minorHAnsi" w:cstheme="minorHAnsi"/>
           <w:sz w:val="24"/>
           <w:szCs w:val="24"/>
         </w:rPr>
       </w:pPr>
       <w:r>
         <w:rPr>
+          <w:rFonts w:asciiTheme="minorHAnsi" w:hAnsiTheme="minorHAnsi" w:cstheme="minorHAnsi"/>
           <w:b/>
           <w:bCs/>
           <w:sz w:val="24"/>
@@ -11999,127 +11877,1205 @@
       </w:r>
       <w:r>
         <w:rPr>
+          <w:rFonts w:asciiTheme="minorHAnsi" w:hAnsiTheme="minorHAnsi" w:cstheme="minorHAnsi"/>
           <w:sz w:val="24"/>
           <w:szCs w:val="24"/>
         </w:rPr>
-        <w:t xml:space="preserve">existe um foco na </w:t>
-      </w:r>
-      <w:r>
-        <w:rPr>
+        <w:t>existe um foco na valorização profissional e um processo de educação profissional com o objetivo de potenciar as competências dos trabalhadores. A APS também adota princípios de boa governança e transparência no seu código de conduta.</w:t>
+      </w:r>
+    </w:p>
+    <w:p>
+      <w:pPr>
+        <w:rPr>
+          <w:rFonts w:asciiTheme="minorHAnsi" w:hAnsiTheme="minorHAnsi" w:cstheme="minorHAnsi"/>
           <w:sz w:val="24"/>
-          <w:szCs w:val="24"/>
-        </w:rPr>
-        <w:t xml:space="preserve">valorização profissional e um processo de </w:t>
-      </w:r>
-      <w:r>
-        <w:rPr>
+        </w:rPr>
+      </w:pPr>
+    </w:p>
+    <w:p>
+      <w:pPr>
+        <w:spacing w:line="259" w:lineRule="auto"/>
+        <w:rPr>
+          <w:rFonts w:asciiTheme="minorHAnsi" w:hAnsiTheme="minorHAnsi" w:cstheme="minorHAnsi"/>
           <w:sz w:val="24"/>
-          <w:szCs w:val="24"/>
-        </w:rPr>
-        <w:t>educação</w:t>
-      </w:r>
-      <w:r>
-        <w:rPr>
-          <w:sz w:val="24"/>
-          <w:szCs w:val="24"/>
-        </w:rPr>
-        <w:t xml:space="preserve"> profissional com o objetivo de potenciar as competências dos trabalhadores. A APS também adota princípios de boa governança e transparência no seu código de conduta</w:t>
-      </w:r>
-      <w:r>
-        <w:rPr>
-          <w:sz w:val="24"/>
-          <w:szCs w:val="24"/>
-        </w:rPr>
-        <w:t>.</w:t>
-      </w:r>
-    </w:p>
-    <w:p>
-      <w:pPr>
-        <w:rPr>
-          <w:sz w:val="24"/>
-        </w:rPr>
-      </w:pPr>
-    </w:p>
-    <w:p>
-      <w:pPr>
-        <w:spacing w:line="259" w:lineRule="auto"/>
-        <w:rPr>
-          <w:sz w:val="24"/>
-        </w:rPr>
-      </w:pPr>
-      <w:r>
-        <w:rPr>
+        </w:rPr>
+      </w:pPr>
+      <w:r>
+        <w:rPr>
+          <w:rFonts w:asciiTheme="minorHAnsi" w:hAnsiTheme="minorHAnsi" w:cstheme="minorHAnsi"/>
           <w:b/>
           <w:bCs/>
           <w:sz w:val="24"/>
         </w:rPr>
-        <w:t>ODS 9: Indústria</w:t>
-      </w:r>
-      <w:r>
-        <w:rPr>
+        <w:t>ODS 9: Indústria,</w:t>
+      </w:r>
+      <w:r>
+        <w:rPr>
+          <w:rFonts w:asciiTheme="minorHAnsi" w:hAnsiTheme="minorHAnsi" w:cstheme="minorHAnsi"/>
+          <w:sz w:val="24"/>
+        </w:rPr>
+        <w:t xml:space="preserve"> </w:t>
+      </w:r>
+      <w:r>
+        <w:rPr>
+          <w:rFonts w:asciiTheme="minorHAnsi" w:hAnsiTheme="minorHAnsi" w:cstheme="minorHAnsi"/>
           <w:b/>
           <w:bCs/>
           <w:sz w:val="24"/>
         </w:rPr>
-        <w:t>,</w:t>
-      </w:r>
-      <w:r>
-        <w:rPr>
+        <w:t>Inovação e Infraestruturas</w:t>
+      </w:r>
+    </w:p>
+    <w:p>
+      <w:pPr>
+        <w:spacing w:line="259" w:lineRule="auto"/>
+        <w:rPr>
+          <w:rFonts w:asciiTheme="minorHAnsi" w:hAnsiTheme="minorHAnsi" w:cstheme="minorHAnsi"/>
           <w:sz w:val="24"/>
         </w:rPr>
-        <w:t xml:space="preserve"> </w:t>
-      </w:r>
-      <w:r>
-        <w:rPr>
+      </w:pPr>
+      <w:r>
+        <w:rPr>
+          <w:rFonts w:asciiTheme="minorHAnsi" w:hAnsiTheme="minorHAnsi" w:cstheme="minorHAnsi"/>
+          <w:sz w:val="24"/>
+        </w:rPr>
+        <w:t xml:space="preserve">Outro ODS relevante, dada a natureza da organização, é o ODS 9, uma vez que o Porto de Sines é uma infraestrutura vital, líder nacional na movimentação de mercadorias. O seu desenvolvimento tem como objetivo apoiar o comércio internacional e criar um </w:t>
+      </w:r>
+      <w:r>
+        <w:rPr>
+          <w:rFonts w:asciiTheme="minorHAnsi" w:hAnsiTheme="minorHAnsi" w:cstheme="minorHAnsi"/>
+          <w:i/>
+          <w:iCs/>
+          <w:sz w:val="24"/>
+        </w:rPr>
+        <w:t>cluster</w:t>
+      </w:r>
+      <w:r>
+        <w:rPr>
+          <w:rFonts w:asciiTheme="minorHAnsi" w:hAnsiTheme="minorHAnsi" w:cstheme="minorHAnsi"/>
+          <w:sz w:val="24"/>
+        </w:rPr>
+        <w:t xml:space="preserve"> regional suportado na cadeia marítima, fundamental para a industrialização sustentável.</w:t>
+      </w:r>
+    </w:p>
+    <w:p>
+      <w:pPr>
+        <w:rPr>
+          <w:rFonts w:asciiTheme="minorHAnsi" w:hAnsiTheme="minorHAnsi" w:cstheme="minorHAnsi"/>
+        </w:rPr>
+      </w:pPr>
+    </w:p>
+    <w:p>
+      <w:pPr>
+        <w:pStyle w:val="Ttulo1"/>
+        <w:rPr>
+          <w:rFonts w:asciiTheme="minorHAnsi" w:hAnsiTheme="minorHAnsi" w:cstheme="minorHAnsi"/>
+          <w:sz w:val="24"/>
+        </w:rPr>
+      </w:pPr>
+      <w:r>
+        <w:rPr>
+          <w:rFonts w:asciiTheme="minorHAnsi" w:hAnsiTheme="minorHAnsi" w:cstheme="minorHAnsi"/>
+          <w:sz w:val="24"/>
+        </w:rPr>
+        <w:t xml:space="preserve">3.7.9 </w:t>
+      </w:r>
+    </w:p>
+    <w:p>
+      <w:pPr>
+        <w:rPr>
+          <w:rFonts w:asciiTheme="minorHAnsi" w:hAnsiTheme="minorHAnsi" w:cstheme="minorHAnsi"/>
+          <w:sz w:val="24"/>
+        </w:rPr>
+      </w:pPr>
+    </w:p>
+    <w:p>
+      <w:pPr>
+        <w:spacing w:line="259" w:lineRule="auto"/>
+        <w:rPr>
+          <w:rFonts w:asciiTheme="minorHAnsi" w:hAnsiTheme="minorHAnsi" w:cstheme="minorHAnsi"/>
+          <w:sz w:val="24"/>
+        </w:rPr>
+      </w:pPr>
+      <w:r>
+        <w:rPr>
+          <w:rFonts w:asciiTheme="minorHAnsi" w:hAnsiTheme="minorHAnsi" w:cstheme="minorHAnsi"/>
+          <w:sz w:val="24"/>
+        </w:rPr>
+        <w:t xml:space="preserve">A Administração do Porto de Sines (APS) demonstra um compromisso com a sustentabilidade e a eficiência energética, que se traduz em práticas alinhadas com os princípios da Economia Circular, representados pelas estratégias </w:t>
+      </w:r>
+      <w:proofErr w:type="spellStart"/>
+      <w:r>
+        <w:rPr>
+          <w:rFonts w:asciiTheme="minorHAnsi" w:hAnsiTheme="minorHAnsi" w:cstheme="minorHAnsi"/>
           <w:b/>
           <w:bCs/>
           <w:sz w:val="24"/>
         </w:rPr>
-        <w:t>Inovação e Infraestruturas</w:t>
-      </w:r>
-    </w:p>
-    <w:p>
-      <w:pPr>
-        <w:spacing w:line="259" w:lineRule="auto"/>
-        <w:rPr>
+        <w:t>ReSOLVE</w:t>
+      </w:r>
+      <w:proofErr w:type="spellEnd"/>
+      <w:r>
+        <w:rPr>
+          <w:rFonts w:asciiTheme="minorHAnsi" w:hAnsiTheme="minorHAnsi" w:cstheme="minorHAnsi"/>
           <w:sz w:val="24"/>
         </w:rPr>
-      </w:pPr>
-      <w:r>
-        <w:rPr>
+        <w:t xml:space="preserve"> (Regenerar, Partilhar, Otimizar, </w:t>
+      </w:r>
+      <w:r>
+        <w:rPr>
+          <w:rFonts w:asciiTheme="minorHAnsi" w:hAnsiTheme="minorHAnsi" w:cstheme="minorHAnsi"/>
           <w:sz w:val="24"/>
         </w:rPr>
-        <w:t xml:space="preserve">Outro ODS relevante, dada a natureza da organização, é o ODS 9, uma vez que o Porto de Sines é uma infraestrutura vital, líder nacional na movimentação de mercadorias. O seu desenvolvimento </w:t>
-      </w:r>
-      <w:r>
-        <w:rPr>
+        <w:t>Circular</w:t>
+      </w:r>
+      <w:r>
+        <w:rPr>
+          <w:rFonts w:asciiTheme="minorHAnsi" w:hAnsiTheme="minorHAnsi" w:cstheme="minorHAnsi"/>
           <w:sz w:val="24"/>
         </w:rPr>
-        <w:t>tem como objetivo</w:t>
-      </w:r>
-      <w:r>
-        <w:rPr>
+        <w:t>, Virtualizar, Trocar)</w:t>
+      </w:r>
+      <w:r>
+        <w:rPr>
+          <w:rFonts w:asciiTheme="minorHAnsi" w:hAnsiTheme="minorHAnsi" w:cstheme="minorHAnsi"/>
           <w:sz w:val="24"/>
         </w:rPr>
-        <w:t xml:space="preserve"> apoiar o comércio internacional e criar um </w:t>
-      </w:r>
-      <w:r>
-        <w:rPr>
+        <w:t>:</w:t>
+      </w:r>
+    </w:p>
+    <w:p>
+      <w:pPr>
+        <w:rPr>
+          <w:rFonts w:asciiTheme="minorHAnsi" w:hAnsiTheme="minorHAnsi" w:cstheme="minorHAnsi"/>
+          <w:sz w:val="24"/>
+        </w:rPr>
+      </w:pPr>
+    </w:p>
+    <w:p>
+      <w:pPr>
+        <w:pStyle w:val="PargrafodaLista"/>
+        <w:numPr>
+          <w:ilvl w:val="0"/>
+          <w:numId w:val="70"/>
+        </w:numPr>
+        <w:spacing w:before="0" w:line="259" w:lineRule="auto"/>
+        <w:jc w:val="left"/>
+        <w:rPr>
+          <w:rFonts w:asciiTheme="minorHAnsi" w:hAnsiTheme="minorHAnsi" w:cstheme="minorHAnsi"/>
+          <w:b/>
+          <w:bCs/>
+          <w:sz w:val="24"/>
+          <w:szCs w:val="24"/>
+        </w:rPr>
+      </w:pPr>
+      <w:r>
+        <w:rPr>
+          <w:rFonts w:asciiTheme="minorHAnsi" w:hAnsiTheme="minorHAnsi" w:cstheme="minorHAnsi"/>
+          <w:b/>
+          <w:bCs/>
+          <w:sz w:val="24"/>
+          <w:szCs w:val="24"/>
+        </w:rPr>
+        <w:t>Regenerar (</w:t>
+      </w:r>
+      <w:proofErr w:type="spellStart"/>
+      <w:r>
+        <w:rPr>
+          <w:rFonts w:asciiTheme="minorHAnsi" w:hAnsiTheme="minorHAnsi" w:cstheme="minorHAnsi"/>
+          <w:b/>
+          <w:bCs/>
+          <w:sz w:val="24"/>
+          <w:szCs w:val="24"/>
+        </w:rPr>
+        <w:t>Regenerate</w:t>
+      </w:r>
+      <w:proofErr w:type="spellEnd"/>
+      <w:r>
+        <w:rPr>
+          <w:rFonts w:asciiTheme="minorHAnsi" w:hAnsiTheme="minorHAnsi" w:cstheme="minorHAnsi"/>
+          <w:b/>
+          <w:bCs/>
+          <w:sz w:val="24"/>
+          <w:szCs w:val="24"/>
+        </w:rPr>
+        <w:t>)</w:t>
+      </w:r>
+    </w:p>
+    <w:p>
+      <w:pPr>
+        <w:rPr>
+          <w:rFonts w:asciiTheme="minorHAnsi" w:hAnsiTheme="minorHAnsi" w:cstheme="minorHAnsi"/>
+          <w:b/>
+          <w:bCs/>
+          <w:sz w:val="24"/>
+        </w:rPr>
+      </w:pPr>
+      <w:r>
+        <w:rPr>
+          <w:rFonts w:asciiTheme="minorHAnsi" w:hAnsiTheme="minorHAnsi" w:cstheme="minorHAnsi"/>
+          <w:b/>
+          <w:bCs/>
+          <w:sz w:val="24"/>
+        </w:rPr>
+        <w:t>Instalação de painéis solares:</w:t>
+      </w:r>
+    </w:p>
+    <w:p>
+      <w:pPr>
+        <w:pStyle w:val="PargrafodaLista"/>
+        <w:numPr>
+          <w:ilvl w:val="0"/>
+          <w:numId w:val="71"/>
+        </w:numPr>
+        <w:spacing w:before="0" w:line="259" w:lineRule="auto"/>
+        <w:jc w:val="left"/>
+        <w:rPr>
+          <w:rFonts w:asciiTheme="minorHAnsi" w:hAnsiTheme="minorHAnsi" w:cstheme="minorHAnsi"/>
+          <w:b/>
+          <w:bCs/>
+          <w:sz w:val="24"/>
+          <w:szCs w:val="24"/>
+        </w:rPr>
+      </w:pPr>
+      <w:r>
+        <w:rPr>
+          <w:rFonts w:asciiTheme="minorHAnsi" w:hAnsiTheme="minorHAnsi" w:cstheme="minorHAnsi"/>
+          <w:b/>
+          <w:bCs/>
+          <w:sz w:val="24"/>
+          <w:szCs w:val="24"/>
+        </w:rPr>
+        <w:t>benefício ambiental e operacional:</w:t>
+      </w:r>
+      <w:r>
+        <w:rPr>
+          <w:rFonts w:asciiTheme="minorHAnsi" w:hAnsiTheme="minorHAnsi" w:cstheme="minorHAnsi"/>
+          <w:sz w:val="24"/>
+          <w:szCs w:val="24"/>
+        </w:rPr>
+        <w:t xml:space="preserve"> aproveita-se de recursos renováveis para o aquecimento de águas sanitárias e para a geração de eletricidade. Assim, reduz a dependência de fontes não renováveis e a sua pegada de carbono.</w:t>
+      </w:r>
+    </w:p>
+    <w:p>
+      <w:pPr>
+        <w:rPr>
+          <w:rFonts w:asciiTheme="minorHAnsi" w:hAnsiTheme="minorHAnsi" w:cstheme="minorHAnsi"/>
+          <w:sz w:val="24"/>
+        </w:rPr>
+      </w:pPr>
+      <w:r>
+        <w:rPr>
+          <w:rFonts w:asciiTheme="minorHAnsi" w:hAnsiTheme="minorHAnsi" w:cstheme="minorHAnsi"/>
+          <w:b/>
+          <w:bCs/>
+          <w:sz w:val="24"/>
+        </w:rPr>
+        <w:t xml:space="preserve">Sugestão: </w:t>
+      </w:r>
+      <w:r>
+        <w:rPr>
+          <w:rFonts w:asciiTheme="minorHAnsi" w:hAnsiTheme="minorHAnsi" w:cstheme="minorHAnsi"/>
+          <w:sz w:val="24"/>
+        </w:rPr>
+        <w:t>utilização de materiais orgânicos (por exemplo, lamas de drenagem, resíduos verdes) como fertilizantes ou em processos de remediação de solos:</w:t>
+      </w:r>
+    </w:p>
+    <w:p>
+      <w:pPr>
+        <w:pStyle w:val="PargrafodaLista"/>
+        <w:numPr>
+          <w:ilvl w:val="0"/>
+          <w:numId w:val="71"/>
+        </w:numPr>
+        <w:spacing w:before="0" w:line="259" w:lineRule="auto"/>
+        <w:jc w:val="left"/>
+        <w:rPr>
+          <w:rFonts w:asciiTheme="minorHAnsi" w:hAnsiTheme="minorHAnsi" w:cstheme="minorHAnsi"/>
+          <w:sz w:val="24"/>
+          <w:szCs w:val="24"/>
+        </w:rPr>
+      </w:pPr>
+      <w:r>
+        <w:rPr>
+          <w:rFonts w:asciiTheme="minorHAnsi" w:hAnsiTheme="minorHAnsi" w:cstheme="minorHAnsi"/>
+          <w:b/>
+          <w:bCs/>
+          <w:sz w:val="24"/>
+          <w:szCs w:val="24"/>
+        </w:rPr>
+        <w:t>benefício ambiental e económico:</w:t>
+      </w:r>
+      <w:r>
+        <w:rPr>
+          <w:rFonts w:asciiTheme="minorHAnsi" w:hAnsiTheme="minorHAnsi" w:cstheme="minorHAnsi"/>
+          <w:sz w:val="24"/>
+          <w:szCs w:val="24"/>
+        </w:rPr>
+        <w:t xml:space="preserve"> restaura o capital natural, prevenindo a acumulação e convertendo subprodutos em recursos valiosos.</w:t>
+      </w:r>
+    </w:p>
+    <w:p>
+      <w:pPr>
+        <w:rPr>
+          <w:rFonts w:asciiTheme="minorHAnsi" w:hAnsiTheme="minorHAnsi" w:cstheme="minorHAnsi"/>
+          <w:b/>
+          <w:bCs/>
+          <w:sz w:val="24"/>
+        </w:rPr>
+      </w:pPr>
+    </w:p>
+    <w:p>
+      <w:pPr>
+        <w:pStyle w:val="PargrafodaLista"/>
+        <w:numPr>
+          <w:ilvl w:val="0"/>
+          <w:numId w:val="70"/>
+        </w:numPr>
+        <w:spacing w:before="0" w:line="259" w:lineRule="auto"/>
+        <w:jc w:val="left"/>
+        <w:rPr>
+          <w:rFonts w:asciiTheme="minorHAnsi" w:hAnsiTheme="minorHAnsi" w:cstheme="minorHAnsi"/>
+          <w:b/>
+          <w:bCs/>
+          <w:sz w:val="24"/>
+          <w:szCs w:val="24"/>
+        </w:rPr>
+      </w:pPr>
+      <w:r>
+        <w:rPr>
+          <w:rFonts w:asciiTheme="minorHAnsi" w:hAnsiTheme="minorHAnsi" w:cstheme="minorHAnsi"/>
+          <w:b/>
+          <w:bCs/>
+          <w:sz w:val="24"/>
+          <w:szCs w:val="24"/>
+        </w:rPr>
+        <w:t>Partilhar (Share)</w:t>
+      </w:r>
+    </w:p>
+    <w:p>
+      <w:pPr>
+        <w:rPr>
+          <w:rFonts w:asciiTheme="minorHAnsi" w:hAnsiTheme="minorHAnsi" w:cstheme="minorHAnsi"/>
+          <w:sz w:val="24"/>
+        </w:rPr>
+      </w:pPr>
+      <w:r>
+        <w:rPr>
+          <w:rFonts w:asciiTheme="minorHAnsi" w:hAnsiTheme="minorHAnsi" w:cstheme="minorHAnsi"/>
+          <w:b/>
+          <w:bCs/>
+          <w:sz w:val="24"/>
+        </w:rPr>
+        <w:t xml:space="preserve">Sugestão: </w:t>
+      </w:r>
+      <w:r>
+        <w:rPr>
+          <w:rFonts w:asciiTheme="minorHAnsi" w:hAnsiTheme="minorHAnsi" w:cstheme="minorHAnsi"/>
+          <w:sz w:val="24"/>
+        </w:rPr>
+        <w:t>adotar uma política para a partilha de equipamentos especializados (gruas, reboques, veículos pesados) entre os terminais concessionados e a APS:</w:t>
+      </w:r>
+    </w:p>
+    <w:p>
+      <w:pPr>
+        <w:pStyle w:val="PargrafodaLista"/>
+        <w:numPr>
+          <w:ilvl w:val="0"/>
+          <w:numId w:val="71"/>
+        </w:numPr>
+        <w:spacing w:before="0" w:line="259" w:lineRule="auto"/>
+        <w:jc w:val="left"/>
+        <w:rPr>
+          <w:rFonts w:asciiTheme="minorHAnsi" w:hAnsiTheme="minorHAnsi" w:cstheme="minorHAnsi"/>
+          <w:b/>
+          <w:bCs/>
+          <w:sz w:val="24"/>
+          <w:szCs w:val="24"/>
+        </w:rPr>
+      </w:pPr>
+      <w:r>
+        <w:rPr>
+          <w:rFonts w:asciiTheme="minorHAnsi" w:hAnsiTheme="minorHAnsi" w:cstheme="minorHAnsi"/>
+          <w:b/>
+          <w:bCs/>
+          <w:sz w:val="24"/>
+          <w:szCs w:val="24"/>
+        </w:rPr>
+        <w:t xml:space="preserve">benefício operacional e económico – </w:t>
+      </w:r>
+      <w:r>
+        <w:rPr>
+          <w:rFonts w:asciiTheme="minorHAnsi" w:hAnsiTheme="minorHAnsi" w:cstheme="minorHAnsi"/>
+          <w:sz w:val="24"/>
+          <w:szCs w:val="24"/>
+        </w:rPr>
+        <w:t>eleva a taxa de utilização dos ativos existentes (</w:t>
+      </w:r>
+      <w:proofErr w:type="spellStart"/>
+      <w:r>
+        <w:rPr>
+          <w:rFonts w:asciiTheme="minorHAnsi" w:hAnsiTheme="minorHAnsi" w:cstheme="minorHAnsi"/>
           <w:i/>
           <w:iCs/>
           <w:sz w:val="24"/>
-        </w:rPr>
-        <w:t>cluster</w:t>
-      </w:r>
-      <w:r>
-        <w:rPr>
+          <w:szCs w:val="24"/>
+        </w:rPr>
+        <w:t>asset</w:t>
+      </w:r>
+      <w:proofErr w:type="spellEnd"/>
+      <w:r>
+        <w:rPr>
+          <w:rFonts w:asciiTheme="minorHAnsi" w:hAnsiTheme="minorHAnsi" w:cstheme="minorHAnsi"/>
+          <w:i/>
+          <w:iCs/>
           <w:sz w:val="24"/>
-        </w:rPr>
-        <w:t xml:space="preserve"> regional suportado na cadeia marítima, fundamental para a industrialização sustentável.</w:t>
-      </w:r>
-    </w:p>
-    <w:p/>
-    <w:p/>
+          <w:szCs w:val="24"/>
+        </w:rPr>
+        <w:t xml:space="preserve"> </w:t>
+      </w:r>
+      <w:proofErr w:type="spellStart"/>
+      <w:r>
+        <w:rPr>
+          <w:rFonts w:asciiTheme="minorHAnsi" w:hAnsiTheme="minorHAnsi" w:cstheme="minorHAnsi"/>
+          <w:i/>
+          <w:iCs/>
+          <w:sz w:val="24"/>
+          <w:szCs w:val="24"/>
+        </w:rPr>
+        <w:t>utilization</w:t>
+      </w:r>
+      <w:proofErr w:type="spellEnd"/>
+      <w:r>
+        <w:rPr>
+          <w:rFonts w:asciiTheme="minorHAnsi" w:hAnsiTheme="minorHAnsi" w:cstheme="minorHAnsi"/>
+          <w:sz w:val="24"/>
+          <w:szCs w:val="24"/>
+        </w:rPr>
+        <w:t>), reduzindo assim a necessidade de adquirir novos equipamentos caros, melhorando o retorno do investimento.</w:t>
+      </w:r>
+    </w:p>
+    <w:p>
+      <w:pPr>
+        <w:rPr>
+          <w:rFonts w:asciiTheme="minorHAnsi" w:hAnsiTheme="minorHAnsi" w:cstheme="minorHAnsi"/>
+          <w:b/>
+          <w:bCs/>
+          <w:sz w:val="24"/>
+        </w:rPr>
+      </w:pPr>
+    </w:p>
+    <w:p>
+      <w:pPr>
+        <w:pStyle w:val="PargrafodaLista"/>
+        <w:numPr>
+          <w:ilvl w:val="0"/>
+          <w:numId w:val="70"/>
+        </w:numPr>
+        <w:spacing w:before="0" w:line="259" w:lineRule="auto"/>
+        <w:jc w:val="left"/>
+        <w:rPr>
+          <w:rFonts w:asciiTheme="minorHAnsi" w:hAnsiTheme="minorHAnsi" w:cstheme="minorHAnsi"/>
+          <w:b/>
+          <w:bCs/>
+          <w:sz w:val="24"/>
+          <w:szCs w:val="24"/>
+        </w:rPr>
+      </w:pPr>
+      <w:r>
+        <w:rPr>
+          <w:rFonts w:asciiTheme="minorHAnsi" w:hAnsiTheme="minorHAnsi" w:cstheme="minorHAnsi"/>
+          <w:b/>
+          <w:bCs/>
+          <w:sz w:val="24"/>
+          <w:szCs w:val="24"/>
+        </w:rPr>
+        <w:t>Otimizar (</w:t>
+      </w:r>
+      <w:proofErr w:type="spellStart"/>
+      <w:r>
+        <w:rPr>
+          <w:rFonts w:asciiTheme="minorHAnsi" w:hAnsiTheme="minorHAnsi" w:cstheme="minorHAnsi"/>
+          <w:b/>
+          <w:bCs/>
+          <w:sz w:val="24"/>
+          <w:szCs w:val="24"/>
+        </w:rPr>
+        <w:t>Optimize</w:t>
+      </w:r>
+      <w:proofErr w:type="spellEnd"/>
+      <w:r>
+        <w:rPr>
+          <w:rFonts w:asciiTheme="minorHAnsi" w:hAnsiTheme="minorHAnsi" w:cstheme="minorHAnsi"/>
+          <w:b/>
+          <w:bCs/>
+          <w:sz w:val="24"/>
+          <w:szCs w:val="24"/>
+        </w:rPr>
+        <w:t>)</w:t>
+      </w:r>
+    </w:p>
+    <w:p>
+      <w:pPr>
+        <w:rPr>
+          <w:rFonts w:asciiTheme="minorHAnsi" w:hAnsiTheme="minorHAnsi" w:cstheme="minorHAnsi"/>
+          <w:b/>
+          <w:bCs/>
+          <w:sz w:val="24"/>
+        </w:rPr>
+      </w:pPr>
+      <w:r>
+        <w:rPr>
+          <w:rFonts w:asciiTheme="minorHAnsi" w:hAnsiTheme="minorHAnsi" w:cstheme="minorHAnsi"/>
+          <w:b/>
+          <w:bCs/>
+          <w:sz w:val="24"/>
+        </w:rPr>
+        <w:t>Programa APS Eficiente / Auditoria Energética</w:t>
+      </w:r>
+      <w:r>
+        <w:rPr>
+          <w:rFonts w:asciiTheme="minorHAnsi" w:hAnsiTheme="minorHAnsi" w:cstheme="minorHAnsi"/>
+          <w:b/>
+          <w:bCs/>
+          <w:sz w:val="24"/>
+        </w:rPr>
+        <w:t>:</w:t>
+      </w:r>
+    </w:p>
+    <w:p>
+      <w:pPr>
+        <w:pStyle w:val="PargrafodaLista"/>
+        <w:numPr>
+          <w:ilvl w:val="0"/>
+          <w:numId w:val="71"/>
+        </w:numPr>
+        <w:spacing w:before="0" w:line="259" w:lineRule="auto"/>
+        <w:jc w:val="left"/>
+        <w:rPr>
+          <w:rFonts w:asciiTheme="minorHAnsi" w:hAnsiTheme="minorHAnsi" w:cstheme="minorHAnsi"/>
+          <w:b/>
+          <w:bCs/>
+          <w:sz w:val="24"/>
+          <w:szCs w:val="24"/>
+        </w:rPr>
+      </w:pPr>
+      <w:r>
+        <w:rPr>
+          <w:rFonts w:asciiTheme="minorHAnsi" w:hAnsiTheme="minorHAnsi" w:cstheme="minorHAnsi"/>
+          <w:b/>
+          <w:bCs/>
+          <w:sz w:val="24"/>
+          <w:szCs w:val="24"/>
+        </w:rPr>
+        <w:t xml:space="preserve">benefício económico e operacional: </w:t>
+      </w:r>
+      <w:r>
+        <w:rPr>
+          <w:rFonts w:asciiTheme="minorHAnsi" w:hAnsiTheme="minorHAnsi" w:cstheme="minorHAnsi"/>
+          <w:sz w:val="24"/>
+          <w:szCs w:val="24"/>
+        </w:rPr>
+        <w:t>possibilita aos gestores identificar áreas de desperdício e otimizar o consumo de energia (por exemplo, na climatização, iluminação e frota de veículos), gerando uma significativa redução dos custos.</w:t>
+      </w:r>
+    </w:p>
+    <w:p>
+      <w:pPr>
+        <w:ind w:left="360"/>
+        <w:rPr>
+          <w:rFonts w:asciiTheme="minorHAnsi" w:hAnsiTheme="minorHAnsi" w:cstheme="minorHAnsi"/>
+          <w:b/>
+          <w:bCs/>
+          <w:sz w:val="24"/>
+        </w:rPr>
+      </w:pPr>
+      <w:r>
+        <w:rPr>
+          <w:rFonts w:asciiTheme="minorHAnsi" w:hAnsiTheme="minorHAnsi" w:cstheme="minorHAnsi"/>
+          <w:b/>
+          <w:bCs/>
+          <w:sz w:val="24"/>
+        </w:rPr>
+        <w:t xml:space="preserve">Promoção da </w:t>
+      </w:r>
+      <w:proofErr w:type="spellStart"/>
+      <w:r>
+        <w:rPr>
+          <w:rFonts w:asciiTheme="minorHAnsi" w:hAnsiTheme="minorHAnsi" w:cstheme="minorHAnsi"/>
+          <w:b/>
+          <w:bCs/>
+          <w:sz w:val="24"/>
+        </w:rPr>
+        <w:t>eco-condução</w:t>
+      </w:r>
+      <w:proofErr w:type="spellEnd"/>
+      <w:r>
+        <w:rPr>
+          <w:rFonts w:asciiTheme="minorHAnsi" w:hAnsiTheme="minorHAnsi" w:cstheme="minorHAnsi"/>
+          <w:b/>
+          <w:bCs/>
+          <w:sz w:val="24"/>
+        </w:rPr>
+        <w:t>:</w:t>
+      </w:r>
+    </w:p>
+    <w:p>
+      <w:pPr>
+        <w:pStyle w:val="PargrafodaLista"/>
+        <w:numPr>
+          <w:ilvl w:val="0"/>
+          <w:numId w:val="71"/>
+        </w:numPr>
+        <w:spacing w:before="0" w:line="259" w:lineRule="auto"/>
+        <w:jc w:val="left"/>
+        <w:rPr>
+          <w:rFonts w:asciiTheme="minorHAnsi" w:hAnsiTheme="minorHAnsi" w:cstheme="minorHAnsi"/>
+          <w:b/>
+          <w:bCs/>
+          <w:sz w:val="24"/>
+          <w:szCs w:val="24"/>
+        </w:rPr>
+      </w:pPr>
+      <w:r>
+        <w:rPr>
+          <w:rFonts w:asciiTheme="minorHAnsi" w:hAnsiTheme="minorHAnsi" w:cstheme="minorHAnsi"/>
+          <w:b/>
+          <w:bCs/>
+          <w:sz w:val="24"/>
+          <w:szCs w:val="24"/>
+        </w:rPr>
+        <w:t xml:space="preserve">benefício operacional e ambiental: </w:t>
+      </w:r>
+      <w:r>
+        <w:rPr>
+          <w:rFonts w:asciiTheme="minorHAnsi" w:hAnsiTheme="minorHAnsi" w:cstheme="minorHAnsi"/>
+          <w:sz w:val="24"/>
+          <w:szCs w:val="24"/>
+        </w:rPr>
+        <w:t>reduz o consumo de combustível da frota automóvel da APS, que constitui um dos principais focos de consumo, através de práticas de condução mais eficientes.</w:t>
+      </w:r>
+    </w:p>
+    <w:p>
+      <w:pPr>
+        <w:rPr>
+          <w:rFonts w:asciiTheme="minorHAnsi" w:hAnsiTheme="minorHAnsi" w:cstheme="minorHAnsi"/>
+          <w:b/>
+          <w:bCs/>
+          <w:sz w:val="24"/>
+        </w:rPr>
+      </w:pPr>
+    </w:p>
+    <w:p>
+      <w:pPr>
+        <w:pStyle w:val="PargrafodaLista"/>
+        <w:numPr>
+          <w:ilvl w:val="0"/>
+          <w:numId w:val="70"/>
+        </w:numPr>
+        <w:spacing w:before="0" w:line="259" w:lineRule="auto"/>
+        <w:jc w:val="left"/>
+        <w:rPr>
+          <w:rFonts w:asciiTheme="minorHAnsi" w:hAnsiTheme="minorHAnsi" w:cstheme="minorHAnsi"/>
+          <w:b/>
+          <w:bCs/>
+          <w:sz w:val="24"/>
+          <w:szCs w:val="24"/>
+        </w:rPr>
+      </w:pPr>
+      <w:r>
+        <w:rPr>
+          <w:rFonts w:asciiTheme="minorHAnsi" w:hAnsiTheme="minorHAnsi" w:cstheme="minorHAnsi"/>
+          <w:b/>
+          <w:bCs/>
+          <w:sz w:val="24"/>
+          <w:szCs w:val="24"/>
+        </w:rPr>
+        <w:t>Circular (Loop)</w:t>
+      </w:r>
+    </w:p>
+    <w:p>
+      <w:pPr>
+        <w:rPr>
+          <w:rFonts w:asciiTheme="minorHAnsi" w:hAnsiTheme="minorHAnsi" w:cstheme="minorHAnsi"/>
+          <w:b/>
+          <w:bCs/>
+          <w:sz w:val="24"/>
+        </w:rPr>
+      </w:pPr>
+      <w:r>
+        <w:rPr>
+          <w:rFonts w:asciiTheme="minorHAnsi" w:hAnsiTheme="minorHAnsi" w:cstheme="minorHAnsi"/>
+          <w:b/>
+          <w:bCs/>
+          <w:sz w:val="24"/>
+        </w:rPr>
+        <w:lastRenderedPageBreak/>
+        <w:t>Recolha seletiva de resíduos:</w:t>
+      </w:r>
+    </w:p>
+    <w:p>
+      <w:pPr>
+        <w:pStyle w:val="PargrafodaLista"/>
+        <w:numPr>
+          <w:ilvl w:val="0"/>
+          <w:numId w:val="71"/>
+        </w:numPr>
+        <w:spacing w:before="0" w:line="259" w:lineRule="auto"/>
+        <w:jc w:val="left"/>
+        <w:rPr>
+          <w:rFonts w:asciiTheme="minorHAnsi" w:hAnsiTheme="minorHAnsi" w:cstheme="minorHAnsi"/>
+          <w:b/>
+          <w:bCs/>
+          <w:sz w:val="24"/>
+          <w:szCs w:val="24"/>
+        </w:rPr>
+      </w:pPr>
+      <w:r>
+        <w:rPr>
+          <w:rFonts w:asciiTheme="minorHAnsi" w:hAnsiTheme="minorHAnsi" w:cstheme="minorHAnsi"/>
+          <w:b/>
+          <w:bCs/>
+          <w:sz w:val="24"/>
+          <w:szCs w:val="24"/>
+        </w:rPr>
+        <w:t xml:space="preserve">benefício ambiental e operacional: </w:t>
+      </w:r>
+      <w:r>
+        <w:rPr>
+          <w:rFonts w:asciiTheme="minorHAnsi" w:hAnsiTheme="minorHAnsi" w:cstheme="minorHAnsi"/>
+          <w:sz w:val="24"/>
+          <w:szCs w:val="24"/>
+        </w:rPr>
+        <w:t>a</w:t>
+      </w:r>
+      <w:r>
+        <w:rPr>
+          <w:rFonts w:asciiTheme="minorHAnsi" w:hAnsiTheme="minorHAnsi" w:cstheme="minorHAnsi"/>
+          <w:sz w:val="24"/>
+          <w:szCs w:val="24"/>
+        </w:rPr>
+        <w:t>ssegura que os materiais são recolhidos separadamente nas instalações da APS, facilitando a reciclagem, a reintrodução dos materiais na economia e minimizando o volume de resíduos.</w:t>
+      </w:r>
+    </w:p>
+    <w:p>
+      <w:pPr>
+        <w:rPr>
+          <w:rFonts w:asciiTheme="minorHAnsi" w:hAnsiTheme="minorHAnsi" w:cstheme="minorHAnsi"/>
+          <w:sz w:val="24"/>
+        </w:rPr>
+      </w:pPr>
+      <w:r>
+        <w:rPr>
+          <w:rFonts w:asciiTheme="minorHAnsi" w:hAnsiTheme="minorHAnsi" w:cstheme="minorHAnsi"/>
+          <w:b/>
+          <w:bCs/>
+          <w:sz w:val="24"/>
+        </w:rPr>
+        <w:t xml:space="preserve">Sugestão: </w:t>
+      </w:r>
+      <w:r>
+        <w:rPr>
+          <w:rFonts w:asciiTheme="minorHAnsi" w:hAnsiTheme="minorHAnsi" w:cstheme="minorHAnsi"/>
+          <w:sz w:val="24"/>
+        </w:rPr>
+        <w:t xml:space="preserve">fomentar a simbiose industrial (conceito da economia circular onde o resíduo de uma empresa se torna matéria-prima para outra) </w:t>
+      </w:r>
+      <w:r>
+        <w:rPr>
+          <w:rFonts w:asciiTheme="minorHAnsi" w:hAnsiTheme="minorHAnsi" w:cstheme="minorHAnsi"/>
+          <w:sz w:val="24"/>
+        </w:rPr>
+        <w:t>com as empresas da ZILS (Zona Industrial e Logística de Sines)</w:t>
+      </w:r>
+      <w:r>
+        <w:rPr>
+          <w:rFonts w:asciiTheme="minorHAnsi" w:hAnsiTheme="minorHAnsi" w:cstheme="minorHAnsi"/>
+          <w:sz w:val="24"/>
+        </w:rPr>
+        <w:t>:</w:t>
+      </w:r>
+    </w:p>
+    <w:p>
+      <w:pPr>
+        <w:pStyle w:val="PargrafodaLista"/>
+        <w:numPr>
+          <w:ilvl w:val="0"/>
+          <w:numId w:val="71"/>
+        </w:numPr>
+        <w:spacing w:before="0" w:line="259" w:lineRule="auto"/>
+        <w:jc w:val="left"/>
+        <w:rPr>
+          <w:rFonts w:asciiTheme="minorHAnsi" w:hAnsiTheme="minorHAnsi" w:cstheme="minorHAnsi"/>
+          <w:b/>
+          <w:bCs/>
+          <w:sz w:val="24"/>
+          <w:szCs w:val="24"/>
+        </w:rPr>
+      </w:pPr>
+      <w:r>
+        <w:rPr>
+          <w:rFonts w:asciiTheme="minorHAnsi" w:hAnsiTheme="minorHAnsi" w:cstheme="minorHAnsi"/>
+          <w:b/>
+          <w:bCs/>
+          <w:sz w:val="24"/>
+          <w:szCs w:val="24"/>
+        </w:rPr>
+        <w:t xml:space="preserve">benefício económico e ambiental: </w:t>
+      </w:r>
+      <w:r>
+        <w:rPr>
+          <w:rFonts w:asciiTheme="minorHAnsi" w:hAnsiTheme="minorHAnsi" w:cstheme="minorHAnsi"/>
+          <w:sz w:val="24"/>
+          <w:szCs w:val="24"/>
+        </w:rPr>
+        <w:t>cria ciclos fechados de materiais, onde os resíduos de um terminal ou uma indústria se tornam matéria-prima para outra (por exemplo, resíduos de calor, vapor, ou subprodutos, promovendo a colaboração para otimizar o uso de recursos e reduzir o desperdício minerais).</w:t>
+      </w:r>
+    </w:p>
+    <w:p>
+      <w:pPr>
+        <w:pStyle w:val="PargrafodaLista"/>
+        <w:ind w:firstLine="0"/>
+        <w:rPr>
+          <w:rFonts w:asciiTheme="minorHAnsi" w:hAnsiTheme="minorHAnsi" w:cstheme="minorHAnsi"/>
+          <w:b/>
+          <w:bCs/>
+          <w:sz w:val="24"/>
+          <w:szCs w:val="24"/>
+        </w:rPr>
+      </w:pPr>
+    </w:p>
+    <w:p>
+      <w:pPr>
+        <w:pStyle w:val="PargrafodaLista"/>
+        <w:numPr>
+          <w:ilvl w:val="0"/>
+          <w:numId w:val="70"/>
+        </w:numPr>
+        <w:spacing w:before="0" w:line="259" w:lineRule="auto"/>
+        <w:jc w:val="left"/>
+        <w:rPr>
+          <w:rFonts w:asciiTheme="minorHAnsi" w:hAnsiTheme="minorHAnsi" w:cstheme="minorHAnsi"/>
+          <w:b/>
+          <w:bCs/>
+          <w:sz w:val="24"/>
+          <w:szCs w:val="24"/>
+        </w:rPr>
+      </w:pPr>
+      <w:r>
+        <w:rPr>
+          <w:rFonts w:asciiTheme="minorHAnsi" w:hAnsiTheme="minorHAnsi" w:cstheme="minorHAnsi"/>
+          <w:b/>
+          <w:bCs/>
+          <w:sz w:val="24"/>
+          <w:szCs w:val="24"/>
+        </w:rPr>
+        <w:t>Virtualizar (Virtualize)</w:t>
+      </w:r>
+    </w:p>
+    <w:p>
+      <w:pPr>
+        <w:rPr>
+          <w:rFonts w:asciiTheme="minorHAnsi" w:hAnsiTheme="minorHAnsi" w:cstheme="minorHAnsi"/>
+          <w:sz w:val="24"/>
+        </w:rPr>
+      </w:pPr>
+      <w:r>
+        <w:rPr>
+          <w:rFonts w:asciiTheme="minorHAnsi" w:hAnsiTheme="minorHAnsi" w:cstheme="minorHAnsi"/>
+          <w:b/>
+          <w:bCs/>
+          <w:sz w:val="24"/>
+        </w:rPr>
+        <w:t xml:space="preserve">Sugestão: </w:t>
+      </w:r>
+      <w:r>
+        <w:rPr>
+          <w:rFonts w:asciiTheme="minorHAnsi" w:hAnsiTheme="minorHAnsi" w:cstheme="minorHAnsi"/>
+          <w:sz w:val="24"/>
+        </w:rPr>
+        <w:t xml:space="preserve">Digitalizar e automatizar os processos logísticos e aduaneiros (e.g., </w:t>
+      </w:r>
+      <w:r>
+        <w:rPr>
+          <w:rFonts w:asciiTheme="minorHAnsi" w:hAnsiTheme="minorHAnsi" w:cstheme="minorHAnsi"/>
+          <w:sz w:val="24"/>
+        </w:rPr>
+        <w:t>faturação</w:t>
+      </w:r>
+      <w:r>
+        <w:rPr>
+          <w:rFonts w:asciiTheme="minorHAnsi" w:hAnsiTheme="minorHAnsi" w:cstheme="minorHAnsi"/>
+          <w:sz w:val="24"/>
+        </w:rPr>
+        <w:t>, documentação de carga, manifestos) através de plataformas eletrónicas</w:t>
+      </w:r>
+      <w:r>
+        <w:rPr>
+          <w:rFonts w:asciiTheme="minorHAnsi" w:hAnsiTheme="minorHAnsi" w:cstheme="minorHAnsi"/>
+          <w:sz w:val="24"/>
+        </w:rPr>
+        <w:t>:</w:t>
+      </w:r>
+    </w:p>
+    <w:p>
+      <w:pPr>
+        <w:pStyle w:val="PargrafodaLista"/>
+        <w:numPr>
+          <w:ilvl w:val="0"/>
+          <w:numId w:val="71"/>
+        </w:numPr>
+        <w:spacing w:before="0" w:line="259" w:lineRule="auto"/>
+        <w:jc w:val="left"/>
+        <w:rPr>
+          <w:rFonts w:asciiTheme="minorHAnsi" w:hAnsiTheme="minorHAnsi" w:cstheme="minorHAnsi"/>
+          <w:sz w:val="24"/>
+          <w:szCs w:val="24"/>
+        </w:rPr>
+      </w:pPr>
+      <w:r>
+        <w:rPr>
+          <w:rFonts w:asciiTheme="minorHAnsi" w:hAnsiTheme="minorHAnsi" w:cstheme="minorHAnsi"/>
+          <w:b/>
+          <w:bCs/>
+          <w:sz w:val="24"/>
+          <w:szCs w:val="24"/>
+        </w:rPr>
+        <w:t xml:space="preserve">Benefício operacional e ambiental: </w:t>
+      </w:r>
+      <w:r>
+        <w:rPr>
+          <w:rFonts w:asciiTheme="minorHAnsi" w:hAnsiTheme="minorHAnsi" w:cstheme="minorHAnsi"/>
+          <w:sz w:val="24"/>
+          <w:szCs w:val="24"/>
+        </w:rPr>
+        <w:t>melhora a eficiência operacional ao agilizar processos e diminui significativamente o consumo de papel e os recursos ligados à documentação física.</w:t>
+      </w:r>
+    </w:p>
+    <w:p>
+      <w:pPr>
+        <w:rPr>
+          <w:rFonts w:asciiTheme="minorHAnsi" w:hAnsiTheme="minorHAnsi" w:cstheme="minorHAnsi"/>
+          <w:b/>
+          <w:bCs/>
+          <w:sz w:val="24"/>
+        </w:rPr>
+      </w:pPr>
+    </w:p>
+    <w:p>
+      <w:pPr>
+        <w:pStyle w:val="PargrafodaLista"/>
+        <w:numPr>
+          <w:ilvl w:val="0"/>
+          <w:numId w:val="70"/>
+        </w:numPr>
+        <w:spacing w:before="0" w:line="259" w:lineRule="auto"/>
+        <w:jc w:val="left"/>
+        <w:rPr>
+          <w:rFonts w:asciiTheme="minorHAnsi" w:hAnsiTheme="minorHAnsi" w:cstheme="minorHAnsi"/>
+          <w:b/>
+          <w:bCs/>
+          <w:sz w:val="24"/>
+          <w:szCs w:val="24"/>
+        </w:rPr>
+      </w:pPr>
+      <w:r>
+        <w:rPr>
+          <w:rFonts w:asciiTheme="minorHAnsi" w:hAnsiTheme="minorHAnsi" w:cstheme="minorHAnsi"/>
+          <w:b/>
+          <w:bCs/>
+          <w:sz w:val="24"/>
+          <w:szCs w:val="24"/>
+        </w:rPr>
+        <w:t>Trocar (Exchange)</w:t>
+      </w:r>
+    </w:p>
+    <w:p>
+      <w:pPr>
+        <w:rPr>
+          <w:rFonts w:asciiTheme="minorHAnsi" w:hAnsiTheme="minorHAnsi" w:cstheme="minorHAnsi"/>
+          <w:sz w:val="24"/>
+        </w:rPr>
+      </w:pPr>
+      <w:r>
+        <w:rPr>
+          <w:rFonts w:asciiTheme="minorHAnsi" w:hAnsiTheme="minorHAnsi" w:cstheme="minorHAnsi"/>
+          <w:b/>
+          <w:bCs/>
+          <w:sz w:val="24"/>
+        </w:rPr>
+        <w:t xml:space="preserve">Estudo para a Implementação do </w:t>
+      </w:r>
+      <w:proofErr w:type="spellStart"/>
+      <w:r>
+        <w:rPr>
+          <w:rFonts w:asciiTheme="minorHAnsi" w:hAnsiTheme="minorHAnsi" w:cstheme="minorHAnsi"/>
+          <w:b/>
+          <w:bCs/>
+          <w:i/>
+          <w:iCs/>
+          <w:sz w:val="24"/>
+        </w:rPr>
+        <w:t>Cold</w:t>
+      </w:r>
+      <w:proofErr w:type="spellEnd"/>
+      <w:r>
+        <w:rPr>
+          <w:rFonts w:asciiTheme="minorHAnsi" w:hAnsiTheme="minorHAnsi" w:cstheme="minorHAnsi"/>
+          <w:b/>
+          <w:bCs/>
+          <w:i/>
+          <w:iCs/>
+          <w:sz w:val="24"/>
+        </w:rPr>
+        <w:t xml:space="preserve"> </w:t>
+      </w:r>
+      <w:proofErr w:type="spellStart"/>
+      <w:r>
+        <w:rPr>
+          <w:rFonts w:asciiTheme="minorHAnsi" w:hAnsiTheme="minorHAnsi" w:cstheme="minorHAnsi"/>
+          <w:b/>
+          <w:bCs/>
+          <w:i/>
+          <w:iCs/>
+          <w:sz w:val="24"/>
+        </w:rPr>
+        <w:t>Ironing</w:t>
+      </w:r>
+      <w:proofErr w:type="spellEnd"/>
+      <w:r>
+        <w:rPr>
+          <w:rFonts w:asciiTheme="minorHAnsi" w:hAnsiTheme="minorHAnsi" w:cstheme="minorHAnsi"/>
+          <w:sz w:val="24"/>
+        </w:rPr>
+        <w:t xml:space="preserve"> (Fornecimento de energia de terra a navios)</w:t>
+      </w:r>
+      <w:r>
+        <w:rPr>
+          <w:rFonts w:asciiTheme="minorHAnsi" w:hAnsiTheme="minorHAnsi" w:cstheme="minorHAnsi"/>
+          <w:sz w:val="24"/>
+        </w:rPr>
+        <w:t>:</w:t>
+      </w:r>
+    </w:p>
+    <w:p>
+      <w:pPr>
+        <w:pStyle w:val="PargrafodaLista"/>
+        <w:numPr>
+          <w:ilvl w:val="0"/>
+          <w:numId w:val="71"/>
+        </w:numPr>
+        <w:spacing w:before="0" w:line="259" w:lineRule="auto"/>
+        <w:jc w:val="left"/>
+        <w:rPr>
+          <w:rFonts w:asciiTheme="minorHAnsi" w:hAnsiTheme="minorHAnsi" w:cstheme="minorHAnsi"/>
+          <w:b/>
+          <w:bCs/>
+          <w:sz w:val="24"/>
+          <w:szCs w:val="24"/>
+        </w:rPr>
+      </w:pPr>
+      <w:r>
+        <w:rPr>
+          <w:rFonts w:asciiTheme="minorHAnsi" w:hAnsiTheme="minorHAnsi" w:cstheme="minorHAnsi"/>
+          <w:b/>
+          <w:bCs/>
+          <w:sz w:val="24"/>
+          <w:szCs w:val="24"/>
+        </w:rPr>
+        <w:t xml:space="preserve">benefício ambiental e operacional: </w:t>
+      </w:r>
+      <w:r>
+        <w:rPr>
+          <w:rFonts w:asciiTheme="minorHAnsi" w:hAnsiTheme="minorHAnsi" w:cstheme="minorHAnsi"/>
+          <w:sz w:val="24"/>
+          <w:szCs w:val="24"/>
+        </w:rPr>
+        <w:t>permite fazer a troca do combustível fóssil dos navios atracados por energia vinda da rede terreste, o que ajuda a reduzir as emissões diretas de gases de escape no porto e a poluição sonora.</w:t>
+      </w:r>
+    </w:p>
+    <w:p>
+      <w:pPr>
+        <w:rPr>
+          <w:rFonts w:asciiTheme="minorHAnsi" w:hAnsiTheme="minorHAnsi" w:cstheme="minorHAnsi"/>
+          <w:sz w:val="24"/>
+        </w:rPr>
+      </w:pPr>
+      <w:r>
+        <w:rPr>
+          <w:rFonts w:asciiTheme="minorHAnsi" w:hAnsiTheme="minorHAnsi" w:cstheme="minorHAnsi"/>
+          <w:b/>
+          <w:bCs/>
+          <w:sz w:val="24"/>
+        </w:rPr>
+        <w:t>Incentivo para a Eficiência Energética</w:t>
+      </w:r>
+      <w:r>
+        <w:rPr>
+          <w:rFonts w:asciiTheme="minorHAnsi" w:hAnsiTheme="minorHAnsi" w:cstheme="minorHAnsi"/>
+          <w:sz w:val="24"/>
+        </w:rPr>
+        <w:t xml:space="preserve"> </w:t>
+      </w:r>
+      <w:r>
+        <w:rPr>
+          <w:rFonts w:asciiTheme="minorHAnsi" w:hAnsiTheme="minorHAnsi" w:cstheme="minorHAnsi"/>
+          <w:b/>
+          <w:bCs/>
+          <w:sz w:val="24"/>
+        </w:rPr>
+        <w:t>dos terminais concessionados</w:t>
+      </w:r>
+      <w:r>
+        <w:rPr>
+          <w:rFonts w:asciiTheme="minorHAnsi" w:hAnsiTheme="minorHAnsi" w:cstheme="minorHAnsi"/>
+          <w:sz w:val="24"/>
+        </w:rPr>
+        <w:t>:</w:t>
+      </w:r>
+    </w:p>
+    <w:p>
+      <w:pPr>
+        <w:pStyle w:val="PargrafodaLista"/>
+        <w:numPr>
+          <w:ilvl w:val="0"/>
+          <w:numId w:val="71"/>
+        </w:numPr>
+        <w:spacing w:before="0" w:line="259" w:lineRule="auto"/>
+        <w:jc w:val="left"/>
+        <w:rPr>
+          <w:rFonts w:asciiTheme="minorHAnsi" w:hAnsiTheme="minorHAnsi" w:cstheme="minorHAnsi"/>
+          <w:b/>
+          <w:bCs/>
+          <w:sz w:val="24"/>
+          <w:szCs w:val="24"/>
+        </w:rPr>
+      </w:pPr>
+      <w:r>
+        <w:rPr>
+          <w:rFonts w:asciiTheme="minorHAnsi" w:hAnsiTheme="minorHAnsi" w:cstheme="minorHAnsi"/>
+          <w:b/>
+          <w:bCs/>
+          <w:sz w:val="24"/>
+          <w:szCs w:val="24"/>
+        </w:rPr>
+        <w:t xml:space="preserve">benefício económico e operacional: </w:t>
+      </w:r>
+      <w:r>
+        <w:rPr>
+          <w:rFonts w:asciiTheme="minorHAnsi" w:hAnsiTheme="minorHAnsi" w:cstheme="minorHAnsi"/>
+          <w:sz w:val="24"/>
+          <w:szCs w:val="24"/>
+        </w:rPr>
+        <w:t>a APS promove a troca de práticas e tecnologias pouco eficazes por soluções mais eficientes nas concessões.</w:t>
+      </w:r>
+    </w:p>
+    <w:p>
+      <w:pPr>
+        <w:rPr>
+          <w:rFonts w:asciiTheme="minorHAnsi" w:hAnsiTheme="minorHAnsi" w:cstheme="minorHAnsi"/>
+        </w:rPr>
+      </w:pPr>
+    </w:p>
     <w:p/>
     <w:p>
       <w:pPr>
@@ -12458,12 +13414,376 @@
     </w:p>
     <w:p>
       <w:pPr>
+        <w:rPr>
+          <w:color w:val="000000" w:themeColor="text1"/>
+        </w:rPr>
+      </w:pPr>
+      <w:bookmarkStart w:id="40" w:name="_Toc471979357"/>
+      <w:r>
+        <w:rPr>
+          <w:color w:val="000000" w:themeColor="text1"/>
+        </w:rPr>
+        <w:t>Eufrásio, D. A. M. (2024). </w:t>
+      </w:r>
+      <w:r>
+        <w:rPr>
+          <w:i/>
+          <w:iCs/>
+          <w:color w:val="000000" w:themeColor="text1"/>
+        </w:rPr>
+        <w:t>Caraterização Geofísica da Área Offshore Contígua ao Porto de Sines</w:t>
+      </w:r>
+      <w:r>
+        <w:rPr>
+          <w:color w:val="000000" w:themeColor="text1"/>
+        </w:rPr>
+        <w:t> (</w:t>
+      </w:r>
+      <w:proofErr w:type="spellStart"/>
+      <w:r>
+        <w:rPr>
+          <w:color w:val="000000" w:themeColor="text1"/>
+        </w:rPr>
+        <w:t>Master's</w:t>
+      </w:r>
+      <w:proofErr w:type="spellEnd"/>
+      <w:r>
+        <w:rPr>
+          <w:color w:val="000000" w:themeColor="text1"/>
+        </w:rPr>
+        <w:t xml:space="preserve"> </w:t>
+      </w:r>
+      <w:proofErr w:type="spellStart"/>
+      <w:r>
+        <w:rPr>
+          <w:color w:val="000000" w:themeColor="text1"/>
+        </w:rPr>
+        <w:t>thesis</w:t>
+      </w:r>
+      <w:proofErr w:type="spellEnd"/>
+      <w:r>
+        <w:rPr>
+          <w:color w:val="000000" w:themeColor="text1"/>
+        </w:rPr>
+        <w:t>, Universidade de Aveiro (Portugal)).</w:t>
+      </w:r>
+    </w:p>
+    <w:p>
+      <w:pPr>
+        <w:rPr>
+          <w:color w:val="000000" w:themeColor="text1"/>
+        </w:rPr>
+      </w:pPr>
+      <w:r>
+        <w:rPr>
+          <w:color w:val="000000" w:themeColor="text1"/>
+        </w:rPr>
+        <w:t>Guerreiro, R. F. (2009). </w:t>
+      </w:r>
+      <w:r>
+        <w:rPr>
+          <w:i/>
+          <w:iCs/>
+          <w:color w:val="000000" w:themeColor="text1"/>
+        </w:rPr>
+        <w:t>Eficiência energética na Administração do Porto de Sines</w:t>
+      </w:r>
+      <w:r>
+        <w:rPr>
+          <w:color w:val="000000" w:themeColor="text1"/>
+        </w:rPr>
+        <w:t> (</w:t>
+      </w:r>
+      <w:proofErr w:type="spellStart"/>
+      <w:r>
+        <w:rPr>
+          <w:color w:val="000000" w:themeColor="text1"/>
+        </w:rPr>
+        <w:t>Master's</w:t>
+      </w:r>
+      <w:proofErr w:type="spellEnd"/>
+      <w:r>
+        <w:rPr>
+          <w:color w:val="000000" w:themeColor="text1"/>
+        </w:rPr>
+        <w:t xml:space="preserve"> </w:t>
+      </w:r>
+      <w:proofErr w:type="spellStart"/>
+      <w:r>
+        <w:rPr>
+          <w:color w:val="000000" w:themeColor="text1"/>
+        </w:rPr>
+        <w:t>thesis</w:t>
+      </w:r>
+      <w:proofErr w:type="spellEnd"/>
+      <w:r>
+        <w:rPr>
+          <w:color w:val="000000" w:themeColor="text1"/>
+        </w:rPr>
+        <w:t>, Universidade NOVA de Lisboa (Portugal)).</w:t>
+      </w:r>
+    </w:p>
+    <w:p>
+      <w:pPr>
+        <w:rPr>
+          <w:color w:val="000000" w:themeColor="text1"/>
+          <w:lang w:val="es-ES"/>
+        </w:rPr>
+      </w:pPr>
+      <w:r>
+        <w:rPr>
+          <w:color w:val="000000" w:themeColor="text1"/>
+          <w:lang w:val="es-ES"/>
+        </w:rPr>
+        <w:t xml:space="preserve">Nieto </w:t>
+      </w:r>
+      <w:proofErr w:type="spellStart"/>
+      <w:r>
+        <w:rPr>
+          <w:color w:val="000000" w:themeColor="text1"/>
+          <w:lang w:val="es-ES"/>
+        </w:rPr>
+        <w:t>Masot</w:t>
+      </w:r>
+      <w:proofErr w:type="spellEnd"/>
+      <w:r>
+        <w:rPr>
+          <w:color w:val="000000" w:themeColor="text1"/>
+          <w:lang w:val="es-ES"/>
+        </w:rPr>
+        <w:t>, A. (2015). </w:t>
+      </w:r>
+      <w:r>
+        <w:rPr>
+          <w:i/>
+          <w:iCs/>
+          <w:color w:val="000000" w:themeColor="text1"/>
+          <w:lang w:val="es-ES"/>
+        </w:rPr>
+        <w:t>Aplicaciones TIG en el análisis territorial. Transferencia a universidad, sector público y empresas</w:t>
+      </w:r>
+      <w:r>
+        <w:rPr>
+          <w:color w:val="000000" w:themeColor="text1"/>
+          <w:lang w:val="es-ES"/>
+        </w:rPr>
+        <w:t>. Universidad de Extremadura, Grupo de Investigación en Desarrollo Sostenible y Planificación Territorial.</w:t>
+      </w:r>
+    </w:p>
+    <w:p>
+      <w:pPr>
+        <w:rPr>
+          <w:color w:val="000000" w:themeColor="text1"/>
+          <w:lang w:val="en-GB"/>
+        </w:rPr>
+      </w:pPr>
+      <w:r>
+        <w:rPr>
+          <w:color w:val="000000" w:themeColor="text1"/>
+          <w:lang w:val="en-GB"/>
+        </w:rPr>
+        <w:t>Moreira, P. (2013). A rail link from the port of Sines as a structuring element of regional development.</w:t>
+      </w:r>
+    </w:p>
+    <w:p>
+      <w:pPr>
+        <w:rPr>
+          <w:color w:val="000000" w:themeColor="text1"/>
+        </w:rPr>
+      </w:pPr>
+      <w:r>
+        <w:rPr>
+          <w:color w:val="000000" w:themeColor="text1"/>
+        </w:rPr>
+        <w:t>Correia, J. M. R. (2025). </w:t>
+      </w:r>
+      <w:r>
+        <w:rPr>
+          <w:i/>
+          <w:iCs/>
+          <w:color w:val="000000" w:themeColor="text1"/>
+        </w:rPr>
+        <w:t>Estudo e dimensionamento de soluções solares fotovoltaicas para o setor logístico: Porto de Sines</w:t>
+      </w:r>
+      <w:r>
+        <w:rPr>
+          <w:color w:val="000000" w:themeColor="text1"/>
+        </w:rPr>
+        <w:t> (</w:t>
+      </w:r>
+      <w:proofErr w:type="spellStart"/>
+      <w:r>
+        <w:rPr>
+          <w:color w:val="000000" w:themeColor="text1"/>
+        </w:rPr>
+        <w:t>Master's</w:t>
+      </w:r>
+      <w:proofErr w:type="spellEnd"/>
+      <w:r>
+        <w:rPr>
+          <w:color w:val="000000" w:themeColor="text1"/>
+        </w:rPr>
+        <w:t xml:space="preserve"> </w:t>
+      </w:r>
+      <w:proofErr w:type="spellStart"/>
+      <w:r>
+        <w:rPr>
+          <w:color w:val="000000" w:themeColor="text1"/>
+        </w:rPr>
+        <w:t>thesis</w:t>
+      </w:r>
+      <w:proofErr w:type="spellEnd"/>
+      <w:r>
+        <w:rPr>
+          <w:color w:val="000000" w:themeColor="text1"/>
+        </w:rPr>
+        <w:t>, Universidade de Évora).</w:t>
+      </w:r>
+    </w:p>
+    <w:p>
+      <w:pPr>
+        <w:rPr>
+          <w:color w:val="000000" w:themeColor="text1"/>
+        </w:rPr>
+      </w:pPr>
+      <w:r>
+        <w:rPr>
+          <w:color w:val="000000" w:themeColor="text1"/>
+        </w:rPr>
+        <w:t>Ramos, F. F. (2019). </w:t>
+      </w:r>
+      <w:r>
+        <w:rPr>
+          <w:i/>
+          <w:iCs/>
+          <w:color w:val="000000" w:themeColor="text1"/>
+        </w:rPr>
+        <w:t>Transporte de Contentores–Porto de Sines</w:t>
+      </w:r>
+      <w:r>
+        <w:rPr>
+          <w:color w:val="000000" w:themeColor="text1"/>
+        </w:rPr>
+        <w:t> (</w:t>
+      </w:r>
+      <w:proofErr w:type="spellStart"/>
+      <w:r>
+        <w:rPr>
+          <w:color w:val="000000" w:themeColor="text1"/>
+        </w:rPr>
+        <w:t>Master's</w:t>
+      </w:r>
+      <w:proofErr w:type="spellEnd"/>
+      <w:r>
+        <w:rPr>
+          <w:color w:val="000000" w:themeColor="text1"/>
+        </w:rPr>
+        <w:t xml:space="preserve"> </w:t>
+      </w:r>
+      <w:proofErr w:type="spellStart"/>
+      <w:r>
+        <w:rPr>
+          <w:color w:val="000000" w:themeColor="text1"/>
+        </w:rPr>
+        <w:t>thesis</w:t>
+      </w:r>
+      <w:proofErr w:type="spellEnd"/>
+      <w:r>
+        <w:rPr>
+          <w:color w:val="000000" w:themeColor="text1"/>
+        </w:rPr>
+        <w:t>, Universidade NOVA de Lisboa (Portugal)).</w:t>
+      </w:r>
+    </w:p>
+    <w:p>
+      <w:pPr>
+        <w:rPr>
+          <w:color w:val="000000" w:themeColor="text1"/>
+        </w:rPr>
+      </w:pPr>
+      <w:r>
+        <w:rPr>
+          <w:color w:val="000000" w:themeColor="text1"/>
+        </w:rPr>
+        <w:t>Campos, N. M. N. P. (2017). </w:t>
+      </w:r>
+      <w:r>
+        <w:rPr>
+          <w:i/>
+          <w:iCs/>
+          <w:color w:val="000000" w:themeColor="text1"/>
+        </w:rPr>
+        <w:t>Porto de Sines–Estudo do Modelo de Ordenamento</w:t>
+      </w:r>
+      <w:r>
+        <w:rPr>
+          <w:color w:val="000000" w:themeColor="text1"/>
+        </w:rPr>
+        <w:t> (</w:t>
+      </w:r>
+      <w:proofErr w:type="spellStart"/>
+      <w:r>
+        <w:rPr>
+          <w:color w:val="000000" w:themeColor="text1"/>
+        </w:rPr>
+        <w:t>Master's</w:t>
+      </w:r>
+      <w:proofErr w:type="spellEnd"/>
+      <w:r>
+        <w:rPr>
+          <w:color w:val="000000" w:themeColor="text1"/>
+        </w:rPr>
+        <w:t xml:space="preserve"> </w:t>
+      </w:r>
+      <w:proofErr w:type="spellStart"/>
+      <w:r>
+        <w:rPr>
+          <w:color w:val="000000" w:themeColor="text1"/>
+        </w:rPr>
+        <w:t>thesis</w:t>
+      </w:r>
+      <w:proofErr w:type="spellEnd"/>
+      <w:r>
+        <w:rPr>
+          <w:color w:val="000000" w:themeColor="text1"/>
+        </w:rPr>
+        <w:t>, Universidade NOVA de Lisboa (Portugal)).</w:t>
+      </w:r>
+    </w:p>
+    <w:p>
+      <w:pPr>
+        <w:rPr>
+          <w:color w:val="000000" w:themeColor="text1"/>
+        </w:rPr>
+      </w:pPr>
+      <w:r>
+        <w:rPr>
+          <w:color w:val="000000" w:themeColor="text1"/>
+        </w:rPr>
+        <w:t>Valente, F., Dantas, J., &amp; Dominguinhos, P. (2012). Empreendedorismo e desenvolvimento regional: o caso “DNA Cascais”. </w:t>
+      </w:r>
+      <w:r>
+        <w:rPr>
+          <w:i/>
+          <w:iCs/>
+          <w:color w:val="000000" w:themeColor="text1"/>
+        </w:rPr>
+        <w:t>COMISSÃO ORGANIZADORA</w:t>
+      </w:r>
+      <w:r>
+        <w:rPr>
+          <w:color w:val="000000" w:themeColor="text1"/>
+        </w:rPr>
+        <w:t>, 6.</w:t>
+      </w:r>
+    </w:p>
+    <w:p>
+      <w:pPr>
         <w:jc w:val="left"/>
         <w:rPr>
           <w:rFonts w:eastAsia="Arial Narrow"/>
         </w:rPr>
       </w:pPr>
-      <w:bookmarkStart w:id="40" w:name="_Toc471979357"/>
       <w:r>
         <w:rPr>
           <w:rFonts w:eastAsia="Arial Narrow"/>
@@ -16257,6 +17577,95 @@
     </w:lvl>
   </w:abstractNum>
   <w:abstractNum w:abstractNumId="10" w15:restartNumberingAfterBreak="0">
+    <w:nsid w:val="18047AD7"/>
+    <w:multiLevelType w:val="hybridMultilevel"/>
+    <w:tmpl w:val="06DECCF8"/>
+    <w:lvl w:ilvl="0" w:tplc="0816000F">
+      <w:start w:val="1"/>
+      <w:numFmt w:val="decimal"/>
+      <w:lvlText w:val="%1."/>
+      <w:lvlJc w:val="left"/>
+      <w:pPr>
+        <w:ind w:left="720" w:hanging="360"/>
+      </w:pPr>
+      <w:rPr>
+        <w:rFonts w:hint="default"/>
+      </w:rPr>
+    </w:lvl>
+    <w:lvl w:ilvl="1" w:tplc="08160019" w:tentative="1">
+      <w:start w:val="1"/>
+      <w:numFmt w:val="lowerLetter"/>
+      <w:lvlText w:val="%2."/>
+      <w:lvlJc w:val="left"/>
+      <w:pPr>
+        <w:ind w:left="1440" w:hanging="360"/>
+      </w:pPr>
+    </w:lvl>
+    <w:lvl w:ilvl="2" w:tplc="0816001B" w:tentative="1">
+      <w:start w:val="1"/>
+      <w:numFmt w:val="lowerRoman"/>
+      <w:lvlText w:val="%3."/>
+      <w:lvlJc w:val="right"/>
+      <w:pPr>
+        <w:ind w:left="2160" w:hanging="180"/>
+      </w:pPr>
+    </w:lvl>
+    <w:lvl w:ilvl="3" w:tplc="0816000F" w:tentative="1">
+      <w:start w:val="1"/>
+      <w:numFmt w:val="decimal"/>
+      <w:lvlText w:val="%4."/>
+      <w:lvlJc w:val="left"/>
+      <w:pPr>
+        <w:ind w:left="2880" w:hanging="360"/>
+      </w:pPr>
+    </w:lvl>
+    <w:lvl w:ilvl="4" w:tplc="08160019" w:tentative="1">
+      <w:start w:val="1"/>
+      <w:numFmt w:val="lowerLetter"/>
+      <w:lvlText w:val="%5."/>
+      <w:lvlJc w:val="left"/>
+      <w:pPr>
+        <w:ind w:left="3600" w:hanging="360"/>
+      </w:pPr>
+    </w:lvl>
+    <w:lvl w:ilvl="5" w:tplc="0816001B" w:tentative="1">
+      <w:start w:val="1"/>
+      <w:numFmt w:val="lowerRoman"/>
+      <w:lvlText w:val="%6."/>
+      <w:lvlJc w:val="right"/>
+      <w:pPr>
+        <w:ind w:left="4320" w:hanging="180"/>
+      </w:pPr>
+    </w:lvl>
+    <w:lvl w:ilvl="6" w:tplc="0816000F" w:tentative="1">
+      <w:start w:val="1"/>
+      <w:numFmt w:val="decimal"/>
+      <w:lvlText w:val="%7."/>
+      <w:lvlJc w:val="left"/>
+      <w:pPr>
+        <w:ind w:left="5040" w:hanging="360"/>
+      </w:pPr>
+    </w:lvl>
+    <w:lvl w:ilvl="7" w:tplc="08160019" w:tentative="1">
+      <w:start w:val="1"/>
+      <w:numFmt w:val="lowerLetter"/>
+      <w:lvlText w:val="%8."/>
+      <w:lvlJc w:val="left"/>
+      <w:pPr>
+        <w:ind w:left="5760" w:hanging="360"/>
+      </w:pPr>
+    </w:lvl>
+    <w:lvl w:ilvl="8" w:tplc="0816001B" w:tentative="1">
+      <w:start w:val="1"/>
+      <w:numFmt w:val="lowerRoman"/>
+      <w:lvlText w:val="%9."/>
+      <w:lvlJc w:val="right"/>
+      <w:pPr>
+        <w:ind w:left="6480" w:hanging="180"/>
+      </w:pPr>
+    </w:lvl>
+  </w:abstractNum>
+  <w:abstractNum w:abstractNumId="11" w15:restartNumberingAfterBreak="0">
     <w:nsid w:val="19A7627E"/>
     <w:multiLevelType w:val="hybridMultilevel"/>
     <w:tmpl w:val="5B7E7C72"/>
@@ -16345,7 +17754,7 @@
       </w:pPr>
     </w:lvl>
   </w:abstractNum>
-  <w:abstractNum w:abstractNumId="11" w15:restartNumberingAfterBreak="0">
+  <w:abstractNum w:abstractNumId="12" w15:restartNumberingAfterBreak="0">
     <w:nsid w:val="1B774F78"/>
     <w:multiLevelType w:val="multilevel"/>
     <w:tmpl w:val="E39459FC"/>
@@ -16494,7 +17903,7 @@
       </w:rPr>
     </w:lvl>
   </w:abstractNum>
-  <w:abstractNum w:abstractNumId="12" w15:restartNumberingAfterBreak="0">
+  <w:abstractNum w:abstractNumId="13" w15:restartNumberingAfterBreak="0">
     <w:nsid w:val="1BF661E8"/>
     <w:multiLevelType w:val="multilevel"/>
     <w:tmpl w:val="73FCEB28"/>
@@ -16611,7 +18020,7 @@
       </w:pPr>
     </w:lvl>
   </w:abstractNum>
-  <w:abstractNum w:abstractNumId="13" w15:restartNumberingAfterBreak="0">
+  <w:abstractNum w:abstractNumId="14" w15:restartNumberingAfterBreak="0">
     <w:nsid w:val="1C701CDC"/>
     <w:multiLevelType w:val="multilevel"/>
     <w:tmpl w:val="BF664D56"/>
@@ -16760,7 +18169,7 @@
       </w:rPr>
     </w:lvl>
   </w:abstractNum>
-  <w:abstractNum w:abstractNumId="14" w15:restartNumberingAfterBreak="0">
+  <w:abstractNum w:abstractNumId="15" w15:restartNumberingAfterBreak="0">
     <w:nsid w:val="1C760E56"/>
     <w:multiLevelType w:val="multilevel"/>
     <w:tmpl w:val="56E871D8"/>
@@ -16909,7 +18318,7 @@
       </w:rPr>
     </w:lvl>
   </w:abstractNum>
-  <w:abstractNum w:abstractNumId="15" w15:restartNumberingAfterBreak="0">
+  <w:abstractNum w:abstractNumId="16" w15:restartNumberingAfterBreak="0">
     <w:nsid w:val="20324A89"/>
     <w:multiLevelType w:val="multilevel"/>
     <w:tmpl w:val="407E8344"/>
@@ -17058,7 +18467,7 @@
       </w:rPr>
     </w:lvl>
   </w:abstractNum>
-  <w:abstractNum w:abstractNumId="16" w15:restartNumberingAfterBreak="0">
+  <w:abstractNum w:abstractNumId="17" w15:restartNumberingAfterBreak="0">
     <w:nsid w:val="226A0563"/>
     <w:multiLevelType w:val="hybridMultilevel"/>
     <w:tmpl w:val="102853FE"/>
@@ -17147,7 +18556,7 @@
       </w:pPr>
     </w:lvl>
   </w:abstractNum>
-  <w:abstractNum w:abstractNumId="17" w15:restartNumberingAfterBreak="0">
+  <w:abstractNum w:abstractNumId="18" w15:restartNumberingAfterBreak="0">
     <w:nsid w:val="2357798F"/>
     <w:multiLevelType w:val="hybridMultilevel"/>
     <w:tmpl w:val="71BCB9D2"/>
@@ -17260,7 +18669,7 @@
       </w:rPr>
     </w:lvl>
   </w:abstractNum>
-  <w:abstractNum w:abstractNumId="18" w15:restartNumberingAfterBreak="0">
+  <w:abstractNum w:abstractNumId="19" w15:restartNumberingAfterBreak="0">
     <w:nsid w:val="239A0739"/>
     <w:multiLevelType w:val="hybridMultilevel"/>
     <w:tmpl w:val="848092E0"/>
@@ -17373,7 +18782,7 @@
       </w:rPr>
     </w:lvl>
   </w:abstractNum>
-  <w:abstractNum w:abstractNumId="19" w15:restartNumberingAfterBreak="0">
+  <w:abstractNum w:abstractNumId="20" w15:restartNumberingAfterBreak="0">
     <w:nsid w:val="24E52E79"/>
     <w:multiLevelType w:val="multilevel"/>
     <w:tmpl w:val="04DCB64E"/>
@@ -17490,7 +18899,7 @@
       </w:pPr>
     </w:lvl>
   </w:abstractNum>
-  <w:abstractNum w:abstractNumId="20" w15:restartNumberingAfterBreak="0">
+  <w:abstractNum w:abstractNumId="21" w15:restartNumberingAfterBreak="0">
     <w:nsid w:val="26A2452C"/>
     <w:multiLevelType w:val="multilevel"/>
     <w:tmpl w:val="E0B6682A"/>
@@ -17639,7 +19048,7 @@
       </w:rPr>
     </w:lvl>
   </w:abstractNum>
-  <w:abstractNum w:abstractNumId="21" w15:restartNumberingAfterBreak="0">
+  <w:abstractNum w:abstractNumId="22" w15:restartNumberingAfterBreak="0">
     <w:nsid w:val="28230EA0"/>
     <w:multiLevelType w:val="multilevel"/>
     <w:tmpl w:val="7F5674C6"/>
@@ -17788,7 +19197,7 @@
       </w:rPr>
     </w:lvl>
   </w:abstractNum>
-  <w:abstractNum w:abstractNumId="22" w15:restartNumberingAfterBreak="0">
+  <w:abstractNum w:abstractNumId="23" w15:restartNumberingAfterBreak="0">
     <w:nsid w:val="28BA21AB"/>
     <w:multiLevelType w:val="multilevel"/>
     <w:tmpl w:val="C8FE7724"/>
@@ -17937,7 +19346,7 @@
       </w:rPr>
     </w:lvl>
   </w:abstractNum>
-  <w:abstractNum w:abstractNumId="23" w15:restartNumberingAfterBreak="0">
+  <w:abstractNum w:abstractNumId="24" w15:restartNumberingAfterBreak="0">
     <w:nsid w:val="294F78E2"/>
     <w:multiLevelType w:val="multilevel"/>
     <w:tmpl w:val="847AAE6E"/>
@@ -18086,7 +19495,7 @@
       </w:rPr>
     </w:lvl>
   </w:abstractNum>
-  <w:abstractNum w:abstractNumId="24" w15:restartNumberingAfterBreak="0">
+  <w:abstractNum w:abstractNumId="25" w15:restartNumberingAfterBreak="0">
     <w:nsid w:val="2A123E71"/>
     <w:multiLevelType w:val="multilevel"/>
     <w:tmpl w:val="7F9E537E"/>
@@ -18235,7 +19644,7 @@
       </w:rPr>
     </w:lvl>
   </w:abstractNum>
-  <w:abstractNum w:abstractNumId="25" w15:restartNumberingAfterBreak="0">
+  <w:abstractNum w:abstractNumId="26" w15:restartNumberingAfterBreak="0">
     <w:nsid w:val="2AAD7410"/>
     <w:multiLevelType w:val="multilevel"/>
     <w:tmpl w:val="BA386AE0"/>
@@ -18384,7 +19793,7 @@
       </w:rPr>
     </w:lvl>
   </w:abstractNum>
-  <w:abstractNum w:abstractNumId="26" w15:restartNumberingAfterBreak="0">
+  <w:abstractNum w:abstractNumId="27" w15:restartNumberingAfterBreak="0">
     <w:nsid w:val="2AFF22B0"/>
     <w:multiLevelType w:val="multilevel"/>
     <w:tmpl w:val="CB1EF420"/>
@@ -18533,7 +19942,7 @@
       </w:rPr>
     </w:lvl>
   </w:abstractNum>
-  <w:abstractNum w:abstractNumId="27" w15:restartNumberingAfterBreak="0">
+  <w:abstractNum w:abstractNumId="28" w15:restartNumberingAfterBreak="0">
     <w:nsid w:val="2B7C647E"/>
     <w:multiLevelType w:val="multilevel"/>
     <w:tmpl w:val="18AE20AC"/>
@@ -18682,7 +20091,7 @@
       </w:rPr>
     </w:lvl>
   </w:abstractNum>
-  <w:abstractNum w:abstractNumId="28" w15:restartNumberingAfterBreak="0">
+  <w:abstractNum w:abstractNumId="29" w15:restartNumberingAfterBreak="0">
     <w:nsid w:val="2C1851B1"/>
     <w:multiLevelType w:val="multilevel"/>
     <w:tmpl w:val="998AC6CE"/>
@@ -18831,7 +20240,7 @@
       </w:rPr>
     </w:lvl>
   </w:abstractNum>
-  <w:abstractNum w:abstractNumId="29" w15:restartNumberingAfterBreak="0">
+  <w:abstractNum w:abstractNumId="30" w15:restartNumberingAfterBreak="0">
     <w:nsid w:val="2C45119C"/>
     <w:multiLevelType w:val="multilevel"/>
     <w:tmpl w:val="5D68D430"/>
@@ -18980,7 +20389,7 @@
       </w:rPr>
     </w:lvl>
   </w:abstractNum>
-  <w:abstractNum w:abstractNumId="30" w15:restartNumberingAfterBreak="0">
+  <w:abstractNum w:abstractNumId="31" w15:restartNumberingAfterBreak="0">
     <w:nsid w:val="2F503F09"/>
     <w:multiLevelType w:val="hybridMultilevel"/>
     <w:tmpl w:val="05341264"/>
@@ -19093,7 +20502,7 @@
       </w:rPr>
     </w:lvl>
   </w:abstractNum>
-  <w:abstractNum w:abstractNumId="31" w15:restartNumberingAfterBreak="0">
+  <w:abstractNum w:abstractNumId="32" w15:restartNumberingAfterBreak="0">
     <w:nsid w:val="30F552F9"/>
     <w:multiLevelType w:val="hybridMultilevel"/>
     <w:tmpl w:val="AE4C47A8"/>
@@ -19206,7 +20615,7 @@
       </w:rPr>
     </w:lvl>
   </w:abstractNum>
-  <w:abstractNum w:abstractNumId="32" w15:restartNumberingAfterBreak="0">
+  <w:abstractNum w:abstractNumId="33" w15:restartNumberingAfterBreak="0">
     <w:nsid w:val="35C756A4"/>
     <w:multiLevelType w:val="multilevel"/>
     <w:tmpl w:val="429CC0BC"/>
@@ -19355,7 +20764,7 @@
       </w:rPr>
     </w:lvl>
   </w:abstractNum>
-  <w:abstractNum w:abstractNumId="33" w15:restartNumberingAfterBreak="0">
+  <w:abstractNum w:abstractNumId="34" w15:restartNumberingAfterBreak="0">
     <w:nsid w:val="370E45D4"/>
     <w:multiLevelType w:val="hybridMultilevel"/>
     <w:tmpl w:val="5334627C"/>
@@ -19468,7 +20877,7 @@
       </w:rPr>
     </w:lvl>
   </w:abstractNum>
-  <w:abstractNum w:abstractNumId="34" w15:restartNumberingAfterBreak="0">
+  <w:abstractNum w:abstractNumId="35" w15:restartNumberingAfterBreak="0">
     <w:nsid w:val="37172DEC"/>
     <w:multiLevelType w:val="multilevel"/>
     <w:tmpl w:val="F7FE9192"/>
@@ -19617,7 +21026,7 @@
       </w:rPr>
     </w:lvl>
   </w:abstractNum>
-  <w:abstractNum w:abstractNumId="35" w15:restartNumberingAfterBreak="0">
+  <w:abstractNum w:abstractNumId="36" w15:restartNumberingAfterBreak="0">
     <w:nsid w:val="391641E2"/>
     <w:multiLevelType w:val="hybridMultilevel"/>
     <w:tmpl w:val="76343DA4"/>
@@ -19730,7 +21139,7 @@
       </w:rPr>
     </w:lvl>
   </w:abstractNum>
-  <w:abstractNum w:abstractNumId="36" w15:restartNumberingAfterBreak="0">
+  <w:abstractNum w:abstractNumId="37" w15:restartNumberingAfterBreak="0">
     <w:nsid w:val="3E2D17E0"/>
     <w:multiLevelType w:val="multilevel"/>
     <w:tmpl w:val="30C0BB3E"/>
@@ -19879,7 +21288,7 @@
       </w:rPr>
     </w:lvl>
   </w:abstractNum>
-  <w:abstractNum w:abstractNumId="37" w15:restartNumberingAfterBreak="0">
+  <w:abstractNum w:abstractNumId="38" w15:restartNumberingAfterBreak="0">
     <w:nsid w:val="3EDE0F83"/>
     <w:multiLevelType w:val="multilevel"/>
     <w:tmpl w:val="8C16B850"/>
@@ -20028,7 +21437,7 @@
       </w:rPr>
     </w:lvl>
   </w:abstractNum>
-  <w:abstractNum w:abstractNumId="38" w15:restartNumberingAfterBreak="0">
+  <w:abstractNum w:abstractNumId="39" w15:restartNumberingAfterBreak="0">
     <w:nsid w:val="3F29463D"/>
     <w:multiLevelType w:val="hybridMultilevel"/>
     <w:tmpl w:val="CF0A6EBC"/>
@@ -20141,7 +21550,7 @@
       </w:rPr>
     </w:lvl>
   </w:abstractNum>
-  <w:abstractNum w:abstractNumId="39" w15:restartNumberingAfterBreak="0">
+  <w:abstractNum w:abstractNumId="40" w15:restartNumberingAfterBreak="0">
     <w:nsid w:val="4119155F"/>
     <w:multiLevelType w:val="multilevel"/>
     <w:tmpl w:val="3612C0B8"/>
@@ -20290,7 +21699,7 @@
       </w:rPr>
     </w:lvl>
   </w:abstractNum>
-  <w:abstractNum w:abstractNumId="40" w15:restartNumberingAfterBreak="0">
+  <w:abstractNum w:abstractNumId="41" w15:restartNumberingAfterBreak="0">
     <w:nsid w:val="41DB38A3"/>
     <w:multiLevelType w:val="hybridMultilevel"/>
     <w:tmpl w:val="F5F8D66A"/>
@@ -20403,7 +21812,7 @@
       </w:rPr>
     </w:lvl>
   </w:abstractNum>
-  <w:abstractNum w:abstractNumId="41" w15:restartNumberingAfterBreak="0">
+  <w:abstractNum w:abstractNumId="42" w15:restartNumberingAfterBreak="0">
     <w:nsid w:val="44CF0B65"/>
     <w:multiLevelType w:val="multilevel"/>
     <w:tmpl w:val="8D4C1900"/>
@@ -20552,7 +21961,7 @@
       </w:rPr>
     </w:lvl>
   </w:abstractNum>
-  <w:abstractNum w:abstractNumId="42" w15:restartNumberingAfterBreak="0">
+  <w:abstractNum w:abstractNumId="43" w15:restartNumberingAfterBreak="0">
     <w:nsid w:val="453371E5"/>
     <w:multiLevelType w:val="multilevel"/>
     <w:tmpl w:val="50043574"/>
@@ -20701,7 +22110,7 @@
       </w:rPr>
     </w:lvl>
   </w:abstractNum>
-  <w:abstractNum w:abstractNumId="43" w15:restartNumberingAfterBreak="0">
+  <w:abstractNum w:abstractNumId="44" w15:restartNumberingAfterBreak="0">
     <w:nsid w:val="47111BEA"/>
     <w:multiLevelType w:val="hybridMultilevel"/>
     <w:tmpl w:val="30CA0606"/>
@@ -20814,7 +22223,7 @@
       </w:rPr>
     </w:lvl>
   </w:abstractNum>
-  <w:abstractNum w:abstractNumId="44" w15:restartNumberingAfterBreak="0">
+  <w:abstractNum w:abstractNumId="45" w15:restartNumberingAfterBreak="0">
     <w:nsid w:val="47541B22"/>
     <w:multiLevelType w:val="multilevel"/>
     <w:tmpl w:val="BA2E0D68"/>
@@ -20943,7 +22352,7 @@
       </w:rPr>
     </w:lvl>
   </w:abstractNum>
-  <w:abstractNum w:abstractNumId="45" w15:restartNumberingAfterBreak="0">
+  <w:abstractNum w:abstractNumId="46" w15:restartNumberingAfterBreak="0">
     <w:nsid w:val="47DF0596"/>
     <w:multiLevelType w:val="hybridMultilevel"/>
     <w:tmpl w:val="00B219E8"/>
@@ -21056,7 +22465,7 @@
       </w:rPr>
     </w:lvl>
   </w:abstractNum>
-  <w:abstractNum w:abstractNumId="46" w15:restartNumberingAfterBreak="0">
+  <w:abstractNum w:abstractNumId="47" w15:restartNumberingAfterBreak="0">
     <w:nsid w:val="4A3D54BD"/>
     <w:multiLevelType w:val="hybridMultilevel"/>
     <w:tmpl w:val="618C97E0"/>
@@ -21169,7 +22578,7 @@
       </w:rPr>
     </w:lvl>
   </w:abstractNum>
-  <w:abstractNum w:abstractNumId="47" w15:restartNumberingAfterBreak="0">
+  <w:abstractNum w:abstractNumId="48" w15:restartNumberingAfterBreak="0">
     <w:nsid w:val="4B1821A8"/>
     <w:multiLevelType w:val="multilevel"/>
     <w:tmpl w:val="9F089724"/>
@@ -21318,7 +22727,7 @@
       </w:rPr>
     </w:lvl>
   </w:abstractNum>
-  <w:abstractNum w:abstractNumId="48" w15:restartNumberingAfterBreak="0">
+  <w:abstractNum w:abstractNumId="49" w15:restartNumberingAfterBreak="0">
     <w:nsid w:val="4D7F5014"/>
     <w:multiLevelType w:val="multilevel"/>
     <w:tmpl w:val="8A845BCE"/>
@@ -21467,7 +22876,7 @@
       </w:rPr>
     </w:lvl>
   </w:abstractNum>
-  <w:abstractNum w:abstractNumId="49" w15:restartNumberingAfterBreak="0">
+  <w:abstractNum w:abstractNumId="50" w15:restartNumberingAfterBreak="0">
     <w:nsid w:val="4FA403AB"/>
     <w:multiLevelType w:val="multilevel"/>
     <w:tmpl w:val="BFFCB63C"/>
@@ -21580,7 +22989,7 @@
       </w:pPr>
     </w:lvl>
   </w:abstractNum>
-  <w:abstractNum w:abstractNumId="50" w15:restartNumberingAfterBreak="0">
+  <w:abstractNum w:abstractNumId="51" w15:restartNumberingAfterBreak="0">
     <w:nsid w:val="506157B0"/>
     <w:multiLevelType w:val="multilevel"/>
     <w:tmpl w:val="7B0620D2"/>
@@ -21693,7 +23102,7 @@
       </w:pPr>
     </w:lvl>
   </w:abstractNum>
-  <w:abstractNum w:abstractNumId="51" w15:restartNumberingAfterBreak="0">
+  <w:abstractNum w:abstractNumId="52" w15:restartNumberingAfterBreak="0">
     <w:nsid w:val="562051D5"/>
     <w:multiLevelType w:val="hybridMultilevel"/>
     <w:tmpl w:val="5E8A59FE"/>
@@ -21806,7 +23215,7 @@
       </w:rPr>
     </w:lvl>
   </w:abstractNum>
-  <w:abstractNum w:abstractNumId="52" w15:restartNumberingAfterBreak="0">
+  <w:abstractNum w:abstractNumId="53" w15:restartNumberingAfterBreak="0">
     <w:nsid w:val="56820DB3"/>
     <w:multiLevelType w:val="hybridMultilevel"/>
     <w:tmpl w:val="45F64BB2"/>
@@ -21920,7 +23329,7 @@
       </w:pPr>
     </w:lvl>
   </w:abstractNum>
-  <w:abstractNum w:abstractNumId="53" w15:restartNumberingAfterBreak="0">
+  <w:abstractNum w:abstractNumId="54" w15:restartNumberingAfterBreak="0">
     <w:nsid w:val="56FC531A"/>
     <w:multiLevelType w:val="multilevel"/>
     <w:tmpl w:val="B70610DE"/>
@@ -22069,7 +23478,7 @@
       </w:rPr>
     </w:lvl>
   </w:abstractNum>
-  <w:abstractNum w:abstractNumId="54" w15:restartNumberingAfterBreak="0">
+  <w:abstractNum w:abstractNumId="55" w15:restartNumberingAfterBreak="0">
     <w:nsid w:val="646413DA"/>
     <w:multiLevelType w:val="multilevel"/>
     <w:tmpl w:val="7C78ABDA"/>
@@ -22182,7 +23591,7 @@
       </w:pPr>
     </w:lvl>
   </w:abstractNum>
-  <w:abstractNum w:abstractNumId="55" w15:restartNumberingAfterBreak="0">
+  <w:abstractNum w:abstractNumId="56" w15:restartNumberingAfterBreak="0">
     <w:nsid w:val="6787791A"/>
     <w:multiLevelType w:val="multilevel"/>
     <w:tmpl w:val="4E72DF3E"/>
@@ -22271,7 +23680,7 @@
       </w:pPr>
     </w:lvl>
   </w:abstractNum>
-  <w:abstractNum w:abstractNumId="56" w15:restartNumberingAfterBreak="0">
+  <w:abstractNum w:abstractNumId="57" w15:restartNumberingAfterBreak="0">
     <w:nsid w:val="680E395B"/>
     <w:multiLevelType w:val="multilevel"/>
     <w:tmpl w:val="24A636AC"/>
@@ -22420,7 +23829,7 @@
       </w:rPr>
     </w:lvl>
   </w:abstractNum>
-  <w:abstractNum w:abstractNumId="57" w15:restartNumberingAfterBreak="0">
+  <w:abstractNum w:abstractNumId="58" w15:restartNumberingAfterBreak="0">
     <w:nsid w:val="69110CB2"/>
     <w:multiLevelType w:val="hybridMultilevel"/>
     <w:tmpl w:val="50428718"/>
@@ -22533,7 +23942,7 @@
       </w:rPr>
     </w:lvl>
   </w:abstractNum>
-  <w:abstractNum w:abstractNumId="58" w15:restartNumberingAfterBreak="0">
+  <w:abstractNum w:abstractNumId="59" w15:restartNumberingAfterBreak="0">
     <w:nsid w:val="6A2567C9"/>
     <w:multiLevelType w:val="multilevel"/>
     <w:tmpl w:val="91AAA5DE"/>
@@ -22682,7 +24091,7 @@
       </w:rPr>
     </w:lvl>
   </w:abstractNum>
-  <w:abstractNum w:abstractNumId="59" w15:restartNumberingAfterBreak="0">
+  <w:abstractNum w:abstractNumId="60" w15:restartNumberingAfterBreak="0">
     <w:nsid w:val="6AF0433C"/>
     <w:multiLevelType w:val="hybridMultilevel"/>
     <w:tmpl w:val="3864D0DE"/>
@@ -22795,7 +24204,7 @@
       </w:rPr>
     </w:lvl>
   </w:abstractNum>
-  <w:abstractNum w:abstractNumId="60" w15:restartNumberingAfterBreak="0">
+  <w:abstractNum w:abstractNumId="61" w15:restartNumberingAfterBreak="0">
     <w:nsid w:val="6EB97BEE"/>
     <w:multiLevelType w:val="multilevel"/>
     <w:tmpl w:val="6310D4FC"/>
@@ -22944,7 +24353,7 @@
       </w:rPr>
     </w:lvl>
   </w:abstractNum>
-  <w:abstractNum w:abstractNumId="61" w15:restartNumberingAfterBreak="0">
+  <w:abstractNum w:abstractNumId="62" w15:restartNumberingAfterBreak="0">
     <w:nsid w:val="6EED3BBE"/>
     <w:multiLevelType w:val="multilevel"/>
     <w:tmpl w:val="44F01A2E"/>
@@ -23093,7 +24502,7 @@
       </w:rPr>
     </w:lvl>
   </w:abstractNum>
-  <w:abstractNum w:abstractNumId="62" w15:restartNumberingAfterBreak="0">
+  <w:abstractNum w:abstractNumId="63" w15:restartNumberingAfterBreak="0">
     <w:nsid w:val="74A110AB"/>
     <w:multiLevelType w:val="multilevel"/>
     <w:tmpl w:val="6B507A62"/>
@@ -23242,7 +24651,7 @@
       </w:rPr>
     </w:lvl>
   </w:abstractNum>
-  <w:abstractNum w:abstractNumId="63" w15:restartNumberingAfterBreak="0">
+  <w:abstractNum w:abstractNumId="64" w15:restartNumberingAfterBreak="0">
     <w:nsid w:val="77345C75"/>
     <w:multiLevelType w:val="hybridMultilevel"/>
     <w:tmpl w:val="BB7AAD66"/>
@@ -23355,7 +24764,7 @@
       </w:rPr>
     </w:lvl>
   </w:abstractNum>
-  <w:abstractNum w:abstractNumId="64" w15:restartNumberingAfterBreak="0">
+  <w:abstractNum w:abstractNumId="65" w15:restartNumberingAfterBreak="0">
     <w:nsid w:val="77B7015D"/>
     <w:multiLevelType w:val="multilevel"/>
     <w:tmpl w:val="FF286090"/>
@@ -23468,7 +24877,7 @@
       </w:pPr>
     </w:lvl>
   </w:abstractNum>
-  <w:abstractNum w:abstractNumId="65" w15:restartNumberingAfterBreak="0">
+  <w:abstractNum w:abstractNumId="66" w15:restartNumberingAfterBreak="0">
     <w:nsid w:val="77C9212A"/>
     <w:multiLevelType w:val="multilevel"/>
     <w:tmpl w:val="F89884D6"/>
@@ -23617,7 +25026,120 @@
       </w:rPr>
     </w:lvl>
   </w:abstractNum>
-  <w:abstractNum w:abstractNumId="66" w15:restartNumberingAfterBreak="0">
+  <w:abstractNum w:abstractNumId="67" w15:restartNumberingAfterBreak="0">
+    <w:nsid w:val="78E82C8B"/>
+    <w:multiLevelType w:val="hybridMultilevel"/>
+    <w:tmpl w:val="8746EFB6"/>
+    <w:lvl w:ilvl="0" w:tplc="08160001">
+      <w:start w:val="1"/>
+      <w:numFmt w:val="bullet"/>
+      <w:lvlText w:val=""/>
+      <w:lvlJc w:val="left"/>
+      <w:pPr>
+        <w:ind w:left="720" w:hanging="360"/>
+      </w:pPr>
+      <w:rPr>
+        <w:rFonts w:ascii="Symbol" w:hAnsi="Symbol" w:hint="default"/>
+      </w:rPr>
+    </w:lvl>
+    <w:lvl w:ilvl="1" w:tplc="08160003" w:tentative="1">
+      <w:start w:val="1"/>
+      <w:numFmt w:val="bullet"/>
+      <w:lvlText w:val="o"/>
+      <w:lvlJc w:val="left"/>
+      <w:pPr>
+        <w:ind w:left="1440" w:hanging="360"/>
+      </w:pPr>
+      <w:rPr>
+        <w:rFonts w:ascii="Courier New" w:hAnsi="Courier New" w:cs="Courier New" w:hint="default"/>
+      </w:rPr>
+    </w:lvl>
+    <w:lvl w:ilvl="2" w:tplc="08160005" w:tentative="1">
+      <w:start w:val="1"/>
+      <w:numFmt w:val="bullet"/>
+      <w:lvlText w:val=""/>
+      <w:lvlJc w:val="left"/>
+      <w:pPr>
+        <w:ind w:left="2160" w:hanging="360"/>
+      </w:pPr>
+      <w:rPr>
+        <w:rFonts w:ascii="Wingdings" w:hAnsi="Wingdings" w:hint="default"/>
+      </w:rPr>
+    </w:lvl>
+    <w:lvl w:ilvl="3" w:tplc="08160001" w:tentative="1">
+      <w:start w:val="1"/>
+      <w:numFmt w:val="bullet"/>
+      <w:lvlText w:val=""/>
+      <w:lvlJc w:val="left"/>
+      <w:pPr>
+        <w:ind w:left="2880" w:hanging="360"/>
+      </w:pPr>
+      <w:rPr>
+        <w:rFonts w:ascii="Symbol" w:hAnsi="Symbol" w:hint="default"/>
+      </w:rPr>
+    </w:lvl>
+    <w:lvl w:ilvl="4" w:tplc="08160003" w:tentative="1">
+      <w:start w:val="1"/>
+      <w:numFmt w:val="bullet"/>
+      <w:lvlText w:val="o"/>
+      <w:lvlJc w:val="left"/>
+      <w:pPr>
+        <w:ind w:left="3600" w:hanging="360"/>
+      </w:pPr>
+      <w:rPr>
+        <w:rFonts w:ascii="Courier New" w:hAnsi="Courier New" w:cs="Courier New" w:hint="default"/>
+      </w:rPr>
+    </w:lvl>
+    <w:lvl w:ilvl="5" w:tplc="08160005" w:tentative="1">
+      <w:start w:val="1"/>
+      <w:numFmt w:val="bullet"/>
+      <w:lvlText w:val=""/>
+      <w:lvlJc w:val="left"/>
+      <w:pPr>
+        <w:ind w:left="4320" w:hanging="360"/>
+      </w:pPr>
+      <w:rPr>
+        <w:rFonts w:ascii="Wingdings" w:hAnsi="Wingdings" w:hint="default"/>
+      </w:rPr>
+    </w:lvl>
+    <w:lvl w:ilvl="6" w:tplc="08160001" w:tentative="1">
+      <w:start w:val="1"/>
+      <w:numFmt w:val="bullet"/>
+      <w:lvlText w:val=""/>
+      <w:lvlJc w:val="left"/>
+      <w:pPr>
+        <w:ind w:left="5040" w:hanging="360"/>
+      </w:pPr>
+      <w:rPr>
+        <w:rFonts w:ascii="Symbol" w:hAnsi="Symbol" w:hint="default"/>
+      </w:rPr>
+    </w:lvl>
+    <w:lvl w:ilvl="7" w:tplc="08160003" w:tentative="1">
+      <w:start w:val="1"/>
+      <w:numFmt w:val="bullet"/>
+      <w:lvlText w:val="o"/>
+      <w:lvlJc w:val="left"/>
+      <w:pPr>
+        <w:ind w:left="5760" w:hanging="360"/>
+      </w:pPr>
+      <w:rPr>
+        <w:rFonts w:ascii="Courier New" w:hAnsi="Courier New" w:cs="Courier New" w:hint="default"/>
+      </w:rPr>
+    </w:lvl>
+    <w:lvl w:ilvl="8" w:tplc="08160005" w:tentative="1">
+      <w:start w:val="1"/>
+      <w:numFmt w:val="bullet"/>
+      <w:lvlText w:val=""/>
+      <w:lvlJc w:val="left"/>
+      <w:pPr>
+        <w:ind w:left="6480" w:hanging="360"/>
+      </w:pPr>
+      <w:rPr>
+        <w:rFonts w:ascii="Wingdings" w:hAnsi="Wingdings" w:hint="default"/>
+      </w:rPr>
+    </w:lvl>
+  </w:abstractNum>
+  <w:abstractNum w:abstractNumId="68" w15:restartNumberingAfterBreak="0">
     <w:nsid w:val="79115269"/>
     <w:multiLevelType w:val="multilevel"/>
     <w:tmpl w:val="BAEA2F18"/>
@@ -23766,7 +25288,7 @@
       </w:rPr>
     </w:lvl>
   </w:abstractNum>
-  <w:abstractNum w:abstractNumId="67" w15:restartNumberingAfterBreak="0">
+  <w:abstractNum w:abstractNumId="69" w15:restartNumberingAfterBreak="0">
     <w:nsid w:val="7BB647B6"/>
     <w:multiLevelType w:val="multilevel"/>
     <w:tmpl w:val="849E45F0"/>
@@ -23916,10 +25438,10 @@
     </w:lvl>
   </w:abstractNum>
   <w:num w:numId="1" w16cid:durableId="1307973366">
-    <w:abstractNumId w:val="52"/>
+    <w:abstractNumId w:val="53"/>
   </w:num>
   <w:num w:numId="2" w16cid:durableId="1734770271">
-    <w:abstractNumId w:val="52"/>
+    <w:abstractNumId w:val="53"/>
     <w:lvlOverride w:ilvl="0">
       <w:startOverride w:val="1"/>
     </w:lvlOverride>
@@ -23949,145 +25471,145 @@
     </w:lvlOverride>
   </w:num>
   <w:num w:numId="3" w16cid:durableId="1940985300">
-    <w:abstractNumId w:val="55"/>
+    <w:abstractNumId w:val="56"/>
   </w:num>
   <w:num w:numId="4" w16cid:durableId="97649398">
     <w:abstractNumId w:val="0"/>
   </w:num>
   <w:num w:numId="5" w16cid:durableId="1812288132">
-    <w:abstractNumId w:val="43"/>
+    <w:abstractNumId w:val="44"/>
   </w:num>
   <w:num w:numId="6" w16cid:durableId="1642464320">
-    <w:abstractNumId w:val="44"/>
+    <w:abstractNumId w:val="45"/>
   </w:num>
   <w:num w:numId="7" w16cid:durableId="1808275634">
-    <w:abstractNumId w:val="38"/>
+    <w:abstractNumId w:val="39"/>
   </w:num>
   <w:num w:numId="8" w16cid:durableId="1200897323">
-    <w:abstractNumId w:val="31"/>
+    <w:abstractNumId w:val="32"/>
   </w:num>
   <w:num w:numId="9" w16cid:durableId="1847789773">
     <w:abstractNumId w:val="5"/>
   </w:num>
   <w:num w:numId="10" w16cid:durableId="1597782777">
-    <w:abstractNumId w:val="18"/>
+    <w:abstractNumId w:val="19"/>
   </w:num>
   <w:num w:numId="11" w16cid:durableId="1585870811">
-    <w:abstractNumId w:val="51"/>
+    <w:abstractNumId w:val="52"/>
   </w:num>
   <w:num w:numId="12" w16cid:durableId="325521276">
-    <w:abstractNumId w:val="57"/>
+    <w:abstractNumId w:val="58"/>
   </w:num>
   <w:num w:numId="13" w16cid:durableId="627933182">
-    <w:abstractNumId w:val="35"/>
+    <w:abstractNumId w:val="36"/>
   </w:num>
   <w:num w:numId="14" w16cid:durableId="915015777">
     <w:abstractNumId w:val="9"/>
   </w:num>
   <w:num w:numId="15" w16cid:durableId="1285234806">
-    <w:abstractNumId w:val="33"/>
+    <w:abstractNumId w:val="34"/>
   </w:num>
   <w:num w:numId="16" w16cid:durableId="273832372">
+    <w:abstractNumId w:val="31"/>
+  </w:num>
+  <w:num w:numId="17" w16cid:durableId="1697347813">
+    <w:abstractNumId w:val="41"/>
+  </w:num>
+  <w:num w:numId="18" w16cid:durableId="1968464136">
+    <w:abstractNumId w:val="28"/>
+  </w:num>
+  <w:num w:numId="19" w16cid:durableId="400444398">
+    <w:abstractNumId w:val="23"/>
+  </w:num>
+  <w:num w:numId="20" w16cid:durableId="406536023">
+    <w:abstractNumId w:val="27"/>
+  </w:num>
+  <w:num w:numId="21" w16cid:durableId="1030881303">
+    <w:abstractNumId w:val="29"/>
+  </w:num>
+  <w:num w:numId="22" w16cid:durableId="1219239829">
+    <w:abstractNumId w:val="46"/>
+  </w:num>
+  <w:num w:numId="23" w16cid:durableId="1989554229">
     <w:abstractNumId w:val="30"/>
   </w:num>
-  <w:num w:numId="17" w16cid:durableId="1697347813">
-    <w:abstractNumId w:val="40"/>
+  <w:num w:numId="24" w16cid:durableId="881403803">
+    <w:abstractNumId w:val="25"/>
   </w:num>
-  <w:num w:numId="18" w16cid:durableId="1968464136">
-    <w:abstractNumId w:val="27"/>
-  </w:num>
-  <w:num w:numId="19" w16cid:durableId="400444398">
+  <w:num w:numId="25" w16cid:durableId="869145322">
     <w:abstractNumId w:val="22"/>
   </w:num>
-  <w:num w:numId="20" w16cid:durableId="406536023">
-    <w:abstractNumId w:val="26"/>
-  </w:num>
-  <w:num w:numId="21" w16cid:durableId="1030881303">
-    <w:abstractNumId w:val="28"/>
-  </w:num>
-  <w:num w:numId="22" w16cid:durableId="1219239829">
-    <w:abstractNumId w:val="45"/>
-  </w:num>
-  <w:num w:numId="23" w16cid:durableId="1989554229">
-    <w:abstractNumId w:val="29"/>
-  </w:num>
-  <w:num w:numId="24" w16cid:durableId="881403803">
-    <w:abstractNumId w:val="24"/>
-  </w:num>
-  <w:num w:numId="25" w16cid:durableId="869145322">
-    <w:abstractNumId w:val="21"/>
-  </w:num>
   <w:num w:numId="26" w16cid:durableId="1053118409">
-    <w:abstractNumId w:val="41"/>
+    <w:abstractNumId w:val="42"/>
   </w:num>
   <w:num w:numId="27" w16cid:durableId="677079251">
-    <w:abstractNumId w:val="13"/>
+    <w:abstractNumId w:val="14"/>
   </w:num>
   <w:num w:numId="28" w16cid:durableId="1662731740">
     <w:abstractNumId w:val="2"/>
   </w:num>
   <w:num w:numId="29" w16cid:durableId="1264415386">
-    <w:abstractNumId w:val="50"/>
+    <w:abstractNumId w:val="51"/>
   </w:num>
   <w:num w:numId="30" w16cid:durableId="1238442288">
+    <w:abstractNumId w:val="64"/>
+  </w:num>
+  <w:num w:numId="31" w16cid:durableId="1900823946">
+    <w:abstractNumId w:val="17"/>
+  </w:num>
+  <w:num w:numId="32" w16cid:durableId="1076778013">
+    <w:abstractNumId w:val="11"/>
+  </w:num>
+  <w:num w:numId="33" w16cid:durableId="1331715260">
     <w:abstractNumId w:val="63"/>
   </w:num>
-  <w:num w:numId="31" w16cid:durableId="1900823946">
+  <w:num w:numId="34" w16cid:durableId="199317269">
+    <w:abstractNumId w:val="43"/>
+  </w:num>
+  <w:num w:numId="35" w16cid:durableId="803740452">
+    <w:abstractNumId w:val="69"/>
+  </w:num>
+  <w:num w:numId="36" w16cid:durableId="817266422">
     <w:abstractNumId w:val="16"/>
   </w:num>
-  <w:num w:numId="32" w16cid:durableId="1076778013">
-    <w:abstractNumId w:val="10"/>
-  </w:num>
-  <w:num w:numId="33" w16cid:durableId="1331715260">
-    <w:abstractNumId w:val="62"/>
-  </w:num>
-  <w:num w:numId="34" w16cid:durableId="199317269">
-    <w:abstractNumId w:val="42"/>
-  </w:num>
-  <w:num w:numId="35" w16cid:durableId="803740452">
-    <w:abstractNumId w:val="67"/>
-  </w:num>
-  <w:num w:numId="36" w16cid:durableId="817266422">
-    <w:abstractNumId w:val="15"/>
-  </w:num>
   <w:num w:numId="37" w16cid:durableId="1125126375">
-    <w:abstractNumId w:val="53"/>
+    <w:abstractNumId w:val="54"/>
   </w:num>
   <w:num w:numId="38" w16cid:durableId="1431582945">
-    <w:abstractNumId w:val="11"/>
+    <w:abstractNumId w:val="12"/>
   </w:num>
   <w:num w:numId="39" w16cid:durableId="2001229837">
-    <w:abstractNumId w:val="47"/>
+    <w:abstractNumId w:val="48"/>
   </w:num>
   <w:num w:numId="40" w16cid:durableId="576404123">
-    <w:abstractNumId w:val="37"/>
+    <w:abstractNumId w:val="38"/>
   </w:num>
   <w:num w:numId="41" w16cid:durableId="669984504">
     <w:abstractNumId w:val="3"/>
   </w:num>
   <w:num w:numId="42" w16cid:durableId="864906958">
-    <w:abstractNumId w:val="23"/>
+    <w:abstractNumId w:val="24"/>
   </w:num>
   <w:num w:numId="43" w16cid:durableId="714306147">
-    <w:abstractNumId w:val="19"/>
+    <w:abstractNumId w:val="20"/>
   </w:num>
   <w:num w:numId="44" w16cid:durableId="1913544162">
-    <w:abstractNumId w:val="12"/>
+    <w:abstractNumId w:val="13"/>
   </w:num>
   <w:num w:numId="45" w16cid:durableId="987825131">
-    <w:abstractNumId w:val="54"/>
+    <w:abstractNumId w:val="55"/>
   </w:num>
   <w:num w:numId="46" w16cid:durableId="2029940620">
-    <w:abstractNumId w:val="64"/>
+    <w:abstractNumId w:val="65"/>
   </w:num>
   <w:num w:numId="47" w16cid:durableId="1410736754">
-    <w:abstractNumId w:val="65"/>
+    <w:abstractNumId w:val="66"/>
   </w:num>
   <w:num w:numId="48" w16cid:durableId="104931094">
-    <w:abstractNumId w:val="14"/>
+    <w:abstractNumId w:val="15"/>
   </w:num>
   <w:num w:numId="49" w16cid:durableId="150218884">
-    <w:abstractNumId w:val="34"/>
+    <w:abstractNumId w:val="35"/>
   </w:num>
   <w:num w:numId="50" w16cid:durableId="1810895858">
     <w:abstractNumId w:val="8"/>
@@ -24096,46 +25618,46 @@
     <w:abstractNumId w:val="6"/>
   </w:num>
   <w:num w:numId="52" w16cid:durableId="1887326611">
-    <w:abstractNumId w:val="39"/>
+    <w:abstractNumId w:val="40"/>
   </w:num>
   <w:num w:numId="53" w16cid:durableId="1890805139">
-    <w:abstractNumId w:val="36"/>
+    <w:abstractNumId w:val="37"/>
   </w:num>
   <w:num w:numId="54" w16cid:durableId="826701493">
     <w:abstractNumId w:val="1"/>
   </w:num>
   <w:num w:numId="55" w16cid:durableId="1076248964">
-    <w:abstractNumId w:val="48"/>
+    <w:abstractNumId w:val="49"/>
   </w:num>
   <w:num w:numId="56" w16cid:durableId="843321890">
-    <w:abstractNumId w:val="32"/>
+    <w:abstractNumId w:val="33"/>
   </w:num>
   <w:num w:numId="57" w16cid:durableId="1830321819">
+    <w:abstractNumId w:val="62"/>
+  </w:num>
+  <w:num w:numId="58" w16cid:durableId="1427768208">
+    <w:abstractNumId w:val="50"/>
+  </w:num>
+  <w:num w:numId="59" w16cid:durableId="1012489748">
     <w:abstractNumId w:val="61"/>
   </w:num>
-  <w:num w:numId="58" w16cid:durableId="1427768208">
-    <w:abstractNumId w:val="49"/>
-  </w:num>
-  <w:num w:numId="59" w16cid:durableId="1012489748">
-    <w:abstractNumId w:val="60"/>
-  </w:num>
   <w:num w:numId="60" w16cid:durableId="1778013999">
-    <w:abstractNumId w:val="58"/>
+    <w:abstractNumId w:val="59"/>
   </w:num>
   <w:num w:numId="61" w16cid:durableId="228733822">
-    <w:abstractNumId w:val="66"/>
+    <w:abstractNumId w:val="68"/>
   </w:num>
   <w:num w:numId="62" w16cid:durableId="1164710766">
-    <w:abstractNumId w:val="25"/>
+    <w:abstractNumId w:val="26"/>
   </w:num>
   <w:num w:numId="63" w16cid:durableId="1385594363">
-    <w:abstractNumId w:val="20"/>
+    <w:abstractNumId w:val="21"/>
   </w:num>
   <w:num w:numId="64" w16cid:durableId="1479104271">
-    <w:abstractNumId w:val="56"/>
+    <w:abstractNumId w:val="57"/>
   </w:num>
   <w:num w:numId="65" w16cid:durableId="583493995">
-    <w:abstractNumId w:val="59"/>
+    <w:abstractNumId w:val="60"/>
   </w:num>
   <w:num w:numId="66" w16cid:durableId="1615483936">
     <w:abstractNumId w:val="4"/>
@@ -24144,10 +25666,16 @@
     <w:abstractNumId w:val="7"/>
   </w:num>
   <w:num w:numId="68" w16cid:durableId="514611140">
-    <w:abstractNumId w:val="46"/>
+    <w:abstractNumId w:val="47"/>
   </w:num>
   <w:num w:numId="69" w16cid:durableId="1027490951">
-    <w:abstractNumId w:val="17"/>
+    <w:abstractNumId w:val="18"/>
+  </w:num>
+  <w:num w:numId="70" w16cid:durableId="1894920471">
+    <w:abstractNumId w:val="10"/>
+  </w:num>
+  <w:num w:numId="71" w16cid:durableId="1633099940">
+    <w:abstractNumId w:val="67"/>
   </w:num>
 </w:numbering>
 </file>
@@ -25501,15 +27029,6 @@
 </file>
 
 <file path=customXml/item1.xml><?xml version="1.0" encoding="utf-8"?>
-<?mso-contentType ?>
-<FormTemplates xmlns="http://schemas.microsoft.com/sharepoint/v3/contenttype/forms">
-  <Display>DocumentLibraryForm</Display>
-  <Edit>DocumentLibraryForm</Edit>
-  <New>DocumentLibraryForm</New>
-</FormTemplates>
-</file>
-
-<file path=customXml/item2.xml><?xml version="1.0" encoding="utf-8"?>
 <p:properties xmlns:p="http://schemas.microsoft.com/office/2006/metadata/properties" xmlns:xsi="http://www.w3.org/2001/XMLSchema-instance" xmlns:pc="http://schemas.microsoft.com/office/infopath/2007/PartnerControls">
   <documentManagement>
     <NotebookType xmlns="6e977478-40fc-4c96-9b59-58f9adc62218" xsi:nil="true"/>
@@ -25521,11 +27040,16 @@
 </p:properties>
 </file>
 
-<file path=customXml/item3.xml><?xml version="1.0" encoding="utf-8"?>
-<b:Sources xmlns:b="http://schemas.openxmlformats.org/officeDocument/2006/bibliography" xmlns="http://schemas.openxmlformats.org/officeDocument/2006/bibliography" SelectedStyle="\APA.XSL" StyleName="APA"/>
+<file path=customXml/item2.xml><?xml version="1.0" encoding="utf-8"?>
+<?mso-contentType ?>
+<FormTemplates xmlns="http://schemas.microsoft.com/sharepoint/v3/contenttype/forms">
+  <Display>DocumentLibraryForm</Display>
+  <Edit>DocumentLibraryForm</Edit>
+  <New>DocumentLibraryForm</New>
+</FormTemplates>
 </file>
 
-<file path=customXml/item4.xml><?xml version="1.0" encoding="utf-8"?>
+<file path=customXml/item3.xml><?xml version="1.0" encoding="utf-8"?>
 <ct:contentTypeSchema xmlns:ct="http://schemas.microsoft.com/office/2006/metadata/contentType" xmlns:ma="http://schemas.microsoft.com/office/2006/metadata/properties/metaAttributes" ct:_="" ma:_="" ma:contentTypeName="Documento" ma:contentTypeID="0x0101008F0F40A57A4B4943AE5F0D22A00E6876" ma:contentTypeVersion="7" ma:contentTypeDescription="Criar um novo documento." ma:contentTypeScope="" ma:versionID="0777f9d8bcaf4fa9f3f247f35de05543">
   <xsd:schema xmlns:xsd="http://www.w3.org/2001/XMLSchema" xmlns:xs="http://www.w3.org/2001/XMLSchema" xmlns:p="http://schemas.microsoft.com/office/2006/metadata/properties" xmlns:ns2="6e977478-40fc-4c96-9b59-58f9adc62218" targetNamespace="http://schemas.microsoft.com/office/2006/metadata/properties" ma:root="true" ma:fieldsID="6e1588d9447c950b5d06efd32159bf41" ns2:_="">
     <xsd:import namespace="6e977478-40fc-4c96-9b59-58f9adc62218"/>
@@ -25687,15 +27211,11 @@
 </ct:contentTypeSchema>
 </file>
 
-<file path=customXml/itemProps1.xml><?xml version="1.0" encoding="utf-8"?>
-<ds:datastoreItem xmlns:ds="http://schemas.openxmlformats.org/officeDocument/2006/customXml" ds:itemID="{A8BEE9C3-75AD-4607-B106-1B44B05722EA}">
-  <ds:schemaRefs>
-    <ds:schemaRef ds:uri="http://schemas.microsoft.com/sharepoint/v3/contenttype/forms"/>
-  </ds:schemaRefs>
-</ds:datastoreItem>
+<file path=customXml/item4.xml><?xml version="1.0" encoding="utf-8"?>
+<b:Sources xmlns:b="http://schemas.openxmlformats.org/officeDocument/2006/bibliography" xmlns="http://schemas.openxmlformats.org/officeDocument/2006/bibliography" SelectedStyle="\APA.XSL" StyleName="APA"/>
 </file>
 
-<file path=customXml/itemProps2.xml><?xml version="1.0" encoding="utf-8"?>
+<file path=customXml/itemProps1.xml><?xml version="1.0" encoding="utf-8"?>
 <ds:datastoreItem xmlns:ds="http://schemas.openxmlformats.org/officeDocument/2006/customXml" ds:itemID="{A02BD9CC-6025-4F76-BD90-0F1427CF0A06}">
   <ds:schemaRefs>
     <ds:schemaRef ds:uri="http://schemas.microsoft.com/office/2006/metadata/properties"/>
@@ -25705,15 +27225,15 @@
 </ds:datastoreItem>
 </file>
 
-<file path=customXml/itemProps3.xml><?xml version="1.0" encoding="utf-8"?>
-<ds:datastoreItem xmlns:ds="http://schemas.openxmlformats.org/officeDocument/2006/customXml" ds:itemID="{9C46D67E-02BF-4E37-8EF1-2391CC03D27F}">
+<file path=customXml/itemProps2.xml><?xml version="1.0" encoding="utf-8"?>
+<ds:datastoreItem xmlns:ds="http://schemas.openxmlformats.org/officeDocument/2006/customXml" ds:itemID="{A8BEE9C3-75AD-4607-B106-1B44B05722EA}">
   <ds:schemaRefs>
-    <ds:schemaRef ds:uri="http://schemas.openxmlformats.org/officeDocument/2006/bibliography"/>
+    <ds:schemaRef ds:uri="http://schemas.microsoft.com/sharepoint/v3/contenttype/forms"/>
   </ds:schemaRefs>
 </ds:datastoreItem>
 </file>
 
-<file path=customXml/itemProps4.xml><?xml version="1.0" encoding="utf-8"?>
+<file path=customXml/itemProps3.xml><?xml version="1.0" encoding="utf-8"?>
 <ds:datastoreItem xmlns:ds="http://schemas.openxmlformats.org/officeDocument/2006/customXml" ds:itemID="{F22FBF9B-697C-4384-8BA9-D9CACC814933}">
   <ds:schemaRefs>
     <ds:schemaRef ds:uri="http://schemas.microsoft.com/office/2006/metadata/contentType"/>
@@ -25729,4 +27249,12 @@
     <ds:schemaRef ds:uri="http://schemas.microsoft.com/internal/obd"/>
   </ds:schemaRefs>
 </ds:datastoreItem>
+</file>
+
+<file path=customXml/itemProps4.xml><?xml version="1.0" encoding="utf-8"?>
+<ds:datastoreItem xmlns:ds="http://schemas.openxmlformats.org/officeDocument/2006/customXml" ds:itemID="{9C46D67E-02BF-4E37-8EF1-2391CC03D27F}">
+  <ds:schemaRefs>
+    <ds:schemaRef ds:uri="http://schemas.openxmlformats.org/officeDocument/2006/bibliography"/>
+  </ds:schemaRefs>
+</ds:datastoreItem>
 </file>
--- a/docs/client_analysis/report_APS.docx
+++ b/docs/client_analysis/report_APS.docx
@@ -5,6 +5,7 @@
     <w:p>
       <w:pPr>
         <w:pStyle w:val="Corpodetexto"/>
+        <w:ind w:left="720" w:hanging="180"/>
       </w:pPr>
       <w:bookmarkStart w:id="0" w:name="bkRunHead"/>
     </w:p>
@@ -80,6 +81,7 @@
     <w:p>
       <w:pPr>
         <w:pStyle w:val="Corpodetexto"/>
+        <w:ind w:left="3600" w:hanging="3060"/>
         <w:jc w:val="center"/>
       </w:pPr>
       <w:r>
@@ -3314,6 +3316,7 @@
     <w:p>
       <w:pPr>
         <w:spacing w:line="240" w:lineRule="auto"/>
+        <w:ind w:left="720" w:hanging="720"/>
         <w:jc w:val="left"/>
         <w:rPr>
           <w:rFonts w:cs="Times New Roman"/>
@@ -6775,7 +6778,7 @@
           <w:noProof/>
         </w:rPr>
         <w:drawing>
-          <wp:inline distT="0" distB="0" distL="0" distR="0" wp14:anchorId="68B4EA67" wp14:editId="501EB778">
+          <wp:inline distT="0" distB="0" distL="0" distR="0" wp14:anchorId="68B4EA67" wp14:editId="09350DFB">
             <wp:extent cx="5226685" cy="3020060"/>
             <wp:effectExtent l="19050" t="19050" r="12065" b="27940"/>
             <wp:docPr id="1965649793" name="Imagem 6" descr="Uma imagem com texto, mapa, captura de ecrã, diagrama&#10;&#10;Os conteúdos gerados por IA podem estar incorretos."/>
@@ -11297,7 +11300,30 @@
           <w:sz w:val="24"/>
           <w:szCs w:val="24"/>
         </w:rPr>
-        <w:t xml:space="preserve">APS gere a ZILS, uma </w:t>
+        <w:t>APS gere a ZILS</w:t>
+      </w:r>
+      <w:r>
+        <w:rPr>
+          <w:rFonts w:asciiTheme="minorHAnsi" w:hAnsiTheme="minorHAnsi" w:cstheme="minorHAnsi"/>
+          <w:sz w:val="24"/>
+          <w:szCs w:val="24"/>
+        </w:rPr>
+        <w:t xml:space="preserve"> </w:t>
+      </w:r>
+      <w:r>
+        <w:rPr>
+          <w:rFonts w:asciiTheme="minorHAnsi" w:hAnsiTheme="minorHAnsi" w:cstheme="minorHAnsi"/>
+          <w:sz w:val="24"/>
+        </w:rPr>
+        <w:t>(Zona Industrial e Logística de Sines)</w:t>
+      </w:r>
+      <w:r>
+        <w:rPr>
+          <w:rFonts w:asciiTheme="minorHAnsi" w:hAnsiTheme="minorHAnsi" w:cstheme="minorHAnsi"/>
+          <w:sz w:val="24"/>
+          <w:szCs w:val="24"/>
+        </w:rPr>
+        <w:t xml:space="preserve">, uma </w:t>
       </w:r>
       <w:r>
         <w:rPr>
@@ -11655,6 +11681,7 @@
           <w:sz w:val="24"/>
           <w:szCs w:val="24"/>
         </w:rPr>
+        <w:lastRenderedPageBreak/>
         <w:t xml:space="preserve">adoção de fontes renováveis – </w:t>
       </w:r>
       <w:r>
@@ -11689,7 +11716,6 @@
           <w:sz w:val="24"/>
           <w:szCs w:val="24"/>
         </w:rPr>
-        <w:lastRenderedPageBreak/>
         <w:t xml:space="preserve">promoção da sustentabilidade – </w:t>
       </w:r>
       <w:r>
@@ -12002,7 +12028,15 @@
           <w:rFonts w:asciiTheme="minorHAnsi" w:hAnsiTheme="minorHAnsi" w:cstheme="minorHAnsi"/>
           <w:sz w:val="24"/>
         </w:rPr>
-        <w:t xml:space="preserve">A Administração do Porto de Sines (APS) demonstra um compromisso com a sustentabilidade e a eficiência energética, que se traduz em práticas alinhadas com os princípios da Economia Circular, representados pelas estratégias </w:t>
+        <w:t xml:space="preserve">A Administração do Porto de Sines (APS) demonstra um compromisso com a sustentabilidade e a eficiência energética, que se traduz em práticas alinhadas com os princípios da Economia </w:t>
+      </w:r>
+      <w:r>
+        <w:rPr>
+          <w:rFonts w:asciiTheme="minorHAnsi" w:hAnsiTheme="minorHAnsi" w:cstheme="minorHAnsi"/>
+          <w:sz w:val="24"/>
+        </w:rPr>
+        <w:lastRenderedPageBreak/>
+        <w:t xml:space="preserve">Circular, representados pelas estratégias </w:t>
       </w:r>
       <w:proofErr w:type="spellStart"/>
       <w:r>
@@ -12590,6 +12624,7 @@
           <w:sz w:val="24"/>
           <w:szCs w:val="24"/>
         </w:rPr>
+        <w:lastRenderedPageBreak/>
         <w:t>Circular (Loop)</w:t>
       </w:r>
     </w:p>
@@ -12609,7 +12644,6 @@
           <w:bCs/>
           <w:sz w:val="24"/>
         </w:rPr>
-        <w:lastRenderedPageBreak/>
         <w:t>Recolha seletiva de resíduos:</w:t>
       </w:r>
     </w:p>
@@ -12685,7 +12719,7 @@
           <w:rFonts w:asciiTheme="minorHAnsi" w:hAnsiTheme="minorHAnsi" w:cstheme="minorHAnsi"/>
           <w:sz w:val="24"/>
         </w:rPr>
-        <w:t>com as empresas da ZILS (Zona Industrial e Logística de Sines)</w:t>
+        <w:t>com as empresas da ZILS</w:t>
       </w:r>
       <w:r>
         <w:rPr>
@@ -27029,6 +27063,15 @@
 </file>
 
 <file path=customXml/item1.xml><?xml version="1.0" encoding="utf-8"?>
+<?mso-contentType ?>
+<FormTemplates xmlns="http://schemas.microsoft.com/sharepoint/v3/contenttype/forms">
+  <Display>DocumentLibraryForm</Display>
+  <Edit>DocumentLibraryForm</Edit>
+  <New>DocumentLibraryForm</New>
+</FormTemplates>
+</file>
+
+<file path=customXml/item2.xml><?xml version="1.0" encoding="utf-8"?>
 <p:properties xmlns:p="http://schemas.microsoft.com/office/2006/metadata/properties" xmlns:xsi="http://www.w3.org/2001/XMLSchema-instance" xmlns:pc="http://schemas.microsoft.com/office/infopath/2007/PartnerControls">
   <documentManagement>
     <NotebookType xmlns="6e977478-40fc-4c96-9b59-58f9adc62218" xsi:nil="true"/>
@@ -27040,16 +27083,11 @@
 </p:properties>
 </file>
 
-<file path=customXml/item2.xml><?xml version="1.0" encoding="utf-8"?>
-<?mso-contentType ?>
-<FormTemplates xmlns="http://schemas.microsoft.com/sharepoint/v3/contenttype/forms">
-  <Display>DocumentLibraryForm</Display>
-  <Edit>DocumentLibraryForm</Edit>
-  <New>DocumentLibraryForm</New>
-</FormTemplates>
+<file path=customXml/item3.xml><?xml version="1.0" encoding="utf-8"?>
+<b:Sources xmlns:b="http://schemas.openxmlformats.org/officeDocument/2006/bibliography" xmlns="http://schemas.openxmlformats.org/officeDocument/2006/bibliography" SelectedStyle="\APA.XSL" StyleName="APA"/>
 </file>
 
-<file path=customXml/item3.xml><?xml version="1.0" encoding="utf-8"?>
+<file path=customXml/item4.xml><?xml version="1.0" encoding="utf-8"?>
 <ct:contentTypeSchema xmlns:ct="http://schemas.microsoft.com/office/2006/metadata/contentType" xmlns:ma="http://schemas.microsoft.com/office/2006/metadata/properties/metaAttributes" ct:_="" ma:_="" ma:contentTypeName="Documento" ma:contentTypeID="0x0101008F0F40A57A4B4943AE5F0D22A00E6876" ma:contentTypeVersion="7" ma:contentTypeDescription="Criar um novo documento." ma:contentTypeScope="" ma:versionID="0777f9d8bcaf4fa9f3f247f35de05543">
   <xsd:schema xmlns:xsd="http://www.w3.org/2001/XMLSchema" xmlns:xs="http://www.w3.org/2001/XMLSchema" xmlns:p="http://schemas.microsoft.com/office/2006/metadata/properties" xmlns:ns2="6e977478-40fc-4c96-9b59-58f9adc62218" targetNamespace="http://schemas.microsoft.com/office/2006/metadata/properties" ma:root="true" ma:fieldsID="6e1588d9447c950b5d06efd32159bf41" ns2:_="">
     <xsd:import namespace="6e977478-40fc-4c96-9b59-58f9adc62218"/>
@@ -27211,11 +27249,15 @@
 </ct:contentTypeSchema>
 </file>
 
-<file path=customXml/item4.xml><?xml version="1.0" encoding="utf-8"?>
-<b:Sources xmlns:b="http://schemas.openxmlformats.org/officeDocument/2006/bibliography" xmlns="http://schemas.openxmlformats.org/officeDocument/2006/bibliography" SelectedStyle="\APA.XSL" StyleName="APA"/>
+<file path=customXml/itemProps1.xml><?xml version="1.0" encoding="utf-8"?>
+<ds:datastoreItem xmlns:ds="http://schemas.openxmlformats.org/officeDocument/2006/customXml" ds:itemID="{A8BEE9C3-75AD-4607-B106-1B44B05722EA}">
+  <ds:schemaRefs>
+    <ds:schemaRef ds:uri="http://schemas.microsoft.com/sharepoint/v3/contenttype/forms"/>
+  </ds:schemaRefs>
+</ds:datastoreItem>
 </file>
 
-<file path=customXml/itemProps1.xml><?xml version="1.0" encoding="utf-8"?>
+<file path=customXml/itemProps2.xml><?xml version="1.0" encoding="utf-8"?>
 <ds:datastoreItem xmlns:ds="http://schemas.openxmlformats.org/officeDocument/2006/customXml" ds:itemID="{A02BD9CC-6025-4F76-BD90-0F1427CF0A06}">
   <ds:schemaRefs>
     <ds:schemaRef ds:uri="http://schemas.microsoft.com/office/2006/metadata/properties"/>
@@ -27225,15 +27267,15 @@
 </ds:datastoreItem>
 </file>
 
-<file path=customXml/itemProps2.xml><?xml version="1.0" encoding="utf-8"?>
-<ds:datastoreItem xmlns:ds="http://schemas.openxmlformats.org/officeDocument/2006/customXml" ds:itemID="{A8BEE9C3-75AD-4607-B106-1B44B05722EA}">
+<file path=customXml/itemProps3.xml><?xml version="1.0" encoding="utf-8"?>
+<ds:datastoreItem xmlns:ds="http://schemas.openxmlformats.org/officeDocument/2006/customXml" ds:itemID="{9C46D67E-02BF-4E37-8EF1-2391CC03D27F}">
   <ds:schemaRefs>
-    <ds:schemaRef ds:uri="http://schemas.microsoft.com/sharepoint/v3/contenttype/forms"/>
+    <ds:schemaRef ds:uri="http://schemas.openxmlformats.org/officeDocument/2006/bibliography"/>
   </ds:schemaRefs>
 </ds:datastoreItem>
 </file>
 
-<file path=customXml/itemProps3.xml><?xml version="1.0" encoding="utf-8"?>
+<file path=customXml/itemProps4.xml><?xml version="1.0" encoding="utf-8"?>
 <ds:datastoreItem xmlns:ds="http://schemas.openxmlformats.org/officeDocument/2006/customXml" ds:itemID="{F22FBF9B-697C-4384-8BA9-D9CACC814933}">
   <ds:schemaRefs>
     <ds:schemaRef ds:uri="http://schemas.microsoft.com/office/2006/metadata/contentType"/>
@@ -27249,12 +27291,4 @@
     <ds:schemaRef ds:uri="http://schemas.microsoft.com/internal/obd"/>
   </ds:schemaRefs>
 </ds:datastoreItem>
-</file>
-
-<file path=customXml/itemProps4.xml><?xml version="1.0" encoding="utf-8"?>
-<ds:datastoreItem xmlns:ds="http://schemas.openxmlformats.org/officeDocument/2006/customXml" ds:itemID="{9C46D67E-02BF-4E37-8EF1-2391CC03D27F}">
-  <ds:schemaRefs>
-    <ds:schemaRef ds:uri="http://schemas.openxmlformats.org/officeDocument/2006/bibliography"/>
-  </ds:schemaRefs>
-</ds:datastoreItem>
 </file>
--- a/docs/client_analysis/report_APS.docx
+++ b/docs/client_analysis/report_APS.docx
@@ -616,7 +616,7 @@
           <w:r>
             <w:fldChar w:fldCharType="separate"/>
           </w:r>
-          <w:hyperlink w:anchor="_Toc214372229" w:history="1">
+          <w:hyperlink w:anchor="_Toc214737097" w:history="1">
             <w:r>
               <w:rPr>
                 <w:rStyle w:val="Hiperligao"/>
@@ -644,7 +644,7 @@
                 <w:noProof/>
                 <w:webHidden/>
               </w:rPr>
-              <w:instrText xml:space="preserve"> PAGEREF _Toc214372229 \h </w:instrText>
+              <w:instrText xml:space="preserve"> PAGEREF _Toc214737097 \h </w:instrText>
             </w:r>
             <w:r>
               <w:rPr>
@@ -689,7 +689,7 @@
               <w14:ligatures w14:val="standardContextual"/>
             </w:rPr>
           </w:pPr>
-          <w:hyperlink w:anchor="_Toc214372230" w:history="1">
+          <w:hyperlink w:anchor="_Toc214737098" w:history="1">
             <w:r>
               <w:rPr>
                 <w:rStyle w:val="Hiperligao"/>
@@ -717,7 +717,7 @@
                 <w:noProof/>
                 <w:webHidden/>
               </w:rPr>
-              <w:instrText xml:space="preserve"> PAGEREF _Toc214372230 \h </w:instrText>
+              <w:instrText xml:space="preserve"> PAGEREF _Toc214737098 \h </w:instrText>
             </w:r>
             <w:r>
               <w:rPr>
@@ -762,7 +762,7 @@
               <w14:ligatures w14:val="standardContextual"/>
             </w:rPr>
           </w:pPr>
-          <w:hyperlink w:anchor="_Toc214372231" w:history="1">
+          <w:hyperlink w:anchor="_Toc214737099" w:history="1">
             <w:r>
               <w:rPr>
                 <w:rStyle w:val="Hiperligao"/>
@@ -789,7 +789,7 @@
                 <w:noProof/>
                 <w:webHidden/>
               </w:rPr>
-              <w:instrText xml:space="preserve"> PAGEREF _Toc214372231 \h </w:instrText>
+              <w:instrText xml:space="preserve"> PAGEREF _Toc214737099 \h </w:instrText>
             </w:r>
             <w:r>
               <w:rPr>
@@ -834,7 +834,7 @@
               <w14:ligatures w14:val="standardContextual"/>
             </w:rPr>
           </w:pPr>
-          <w:hyperlink w:anchor="_Toc214372232" w:history="1">
+          <w:hyperlink w:anchor="_Toc214737100" w:history="1">
             <w:r>
               <w:rPr>
                 <w:rStyle w:val="Hiperligao"/>
@@ -861,7 +861,7 @@
                 <w:noProof/>
                 <w:webHidden/>
               </w:rPr>
-              <w:instrText xml:space="preserve"> PAGEREF _Toc214372232 \h </w:instrText>
+              <w:instrText xml:space="preserve"> PAGEREF _Toc214737100 \h </w:instrText>
             </w:r>
             <w:r>
               <w:rPr>
@@ -906,7 +906,7 @@
               <w14:ligatures w14:val="standardContextual"/>
             </w:rPr>
           </w:pPr>
-          <w:hyperlink w:anchor="_Toc214372233" w:history="1">
+          <w:hyperlink w:anchor="_Toc214737101" w:history="1">
             <w:r>
               <w:rPr>
                 <w:rStyle w:val="Hiperligao"/>
@@ -933,7 +933,7 @@
                 <w:noProof/>
                 <w:webHidden/>
               </w:rPr>
-              <w:instrText xml:space="preserve"> PAGEREF _Toc214372233 \h </w:instrText>
+              <w:instrText xml:space="preserve"> PAGEREF _Toc214737101 \h </w:instrText>
             </w:r>
             <w:r>
               <w:rPr>
@@ -978,7 +978,7 @@
               <w14:ligatures w14:val="standardContextual"/>
             </w:rPr>
           </w:pPr>
-          <w:hyperlink w:anchor="_Toc214372234" w:history="1">
+          <w:hyperlink w:anchor="_Toc214737102" w:history="1">
             <w:r>
               <w:rPr>
                 <w:rStyle w:val="Hiperligao"/>
@@ -1007,7 +1007,7 @@
                 <w:noProof/>
                 <w:webHidden/>
               </w:rPr>
-              <w:instrText xml:space="preserve"> PAGEREF _Toc214372234 \h </w:instrText>
+              <w:instrText xml:space="preserve"> PAGEREF _Toc214737102 \h </w:instrText>
             </w:r>
             <w:r>
               <w:rPr>
@@ -1052,7 +1052,7 @@
               <w14:ligatures w14:val="standardContextual"/>
             </w:rPr>
           </w:pPr>
-          <w:hyperlink w:anchor="_Toc214372235" w:history="1">
+          <w:hyperlink w:anchor="_Toc214737103" w:history="1">
             <w:r>
               <w:rPr>
                 <w:rStyle w:val="Hiperligao"/>
@@ -1081,7 +1081,7 @@
                 <w:noProof/>
                 <w:webHidden/>
               </w:rPr>
-              <w:instrText xml:space="preserve"> PAGEREF _Toc214372235 \h </w:instrText>
+              <w:instrText xml:space="preserve"> PAGEREF _Toc214737103 \h </w:instrText>
             </w:r>
             <w:r>
               <w:rPr>
@@ -1126,7 +1126,7 @@
               <w14:ligatures w14:val="standardContextual"/>
             </w:rPr>
           </w:pPr>
-          <w:hyperlink w:anchor="_Toc214372236" w:history="1">
+          <w:hyperlink w:anchor="_Toc214737104" w:history="1">
             <w:r>
               <w:rPr>
                 <w:rStyle w:val="Hiperligao"/>
@@ -1155,7 +1155,7 @@
                 <w:noProof/>
                 <w:webHidden/>
               </w:rPr>
-              <w:instrText xml:space="preserve"> PAGEREF _Toc214372236 \h </w:instrText>
+              <w:instrText xml:space="preserve"> PAGEREF _Toc214737104 \h </w:instrText>
             </w:r>
             <w:r>
               <w:rPr>
@@ -1200,7 +1200,7 @@
               <w14:ligatures w14:val="standardContextual"/>
             </w:rPr>
           </w:pPr>
-          <w:hyperlink w:anchor="_Toc214372237" w:history="1">
+          <w:hyperlink w:anchor="_Toc214737105" w:history="1">
             <w:r>
               <w:rPr>
                 <w:rStyle w:val="Hiperligao"/>
@@ -1229,7 +1229,7 @@
                 <w:noProof/>
                 <w:webHidden/>
               </w:rPr>
-              <w:instrText xml:space="preserve"> PAGEREF _Toc214372237 \h </w:instrText>
+              <w:instrText xml:space="preserve"> PAGEREF _Toc214737105 \h </w:instrText>
             </w:r>
             <w:r>
               <w:rPr>
@@ -1274,7 +1274,7 @@
               <w14:ligatures w14:val="standardContextual"/>
             </w:rPr>
           </w:pPr>
-          <w:hyperlink w:anchor="_Toc214372238" w:history="1">
+          <w:hyperlink w:anchor="_Toc214737106" w:history="1">
             <w:r>
               <w:rPr>
                 <w:rStyle w:val="Hiperligao"/>
@@ -1303,7 +1303,7 @@
                 <w:noProof/>
                 <w:webHidden/>
               </w:rPr>
-              <w:instrText xml:space="preserve"> PAGEREF _Toc214372238 \h </w:instrText>
+              <w:instrText xml:space="preserve"> PAGEREF _Toc214737106 \h </w:instrText>
             </w:r>
             <w:r>
               <w:rPr>
@@ -1348,7 +1348,7 @@
               <w14:ligatures w14:val="standardContextual"/>
             </w:rPr>
           </w:pPr>
-          <w:hyperlink w:anchor="_Toc214372239" w:history="1">
+          <w:hyperlink w:anchor="_Toc214737107" w:history="1">
             <w:r>
               <w:rPr>
                 <w:rStyle w:val="Hiperligao"/>
@@ -1375,7 +1375,7 @@
                 <w:noProof/>
                 <w:webHidden/>
               </w:rPr>
-              <w:instrText xml:space="preserve"> PAGEREF _Toc214372239 \h </w:instrText>
+              <w:instrText xml:space="preserve"> PAGEREF _Toc214737107 \h </w:instrText>
             </w:r>
             <w:r>
               <w:rPr>
@@ -1420,7 +1420,7 @@
               <w14:ligatures w14:val="standardContextual"/>
             </w:rPr>
           </w:pPr>
-          <w:hyperlink w:anchor="_Toc214372240" w:history="1">
+          <w:hyperlink w:anchor="_Toc214737108" w:history="1">
             <w:r>
               <w:rPr>
                 <w:rStyle w:val="Hiperligao"/>
@@ -1447,7 +1447,7 @@
                 <w:noProof/>
                 <w:webHidden/>
               </w:rPr>
-              <w:instrText xml:space="preserve"> PAGEREF _Toc214372240 \h </w:instrText>
+              <w:instrText xml:space="preserve"> PAGEREF _Toc214737108 \h </w:instrText>
             </w:r>
             <w:r>
               <w:rPr>
@@ -1492,7 +1492,7 @@
               <w14:ligatures w14:val="standardContextual"/>
             </w:rPr>
           </w:pPr>
-          <w:hyperlink w:anchor="_Toc214372241" w:history="1">
+          <w:hyperlink w:anchor="_Toc214737109" w:history="1">
             <w:r>
               <w:rPr>
                 <w:rStyle w:val="Hiperligao"/>
@@ -1521,7 +1521,7 @@
                 <w:noProof/>
                 <w:webHidden/>
               </w:rPr>
-              <w:instrText xml:space="preserve"> PAGEREF _Toc214372241 \h </w:instrText>
+              <w:instrText xml:space="preserve"> PAGEREF _Toc214737109 \h </w:instrText>
             </w:r>
             <w:r>
               <w:rPr>
@@ -1566,7 +1566,7 @@
               <w14:ligatures w14:val="standardContextual"/>
             </w:rPr>
           </w:pPr>
-          <w:hyperlink w:anchor="_Toc214372242" w:history="1">
+          <w:hyperlink w:anchor="_Toc214737110" w:history="1">
             <w:r>
               <w:rPr>
                 <w:rStyle w:val="Hiperligao"/>
@@ -1595,7 +1595,7 @@
                 <w:noProof/>
                 <w:webHidden/>
               </w:rPr>
-              <w:instrText xml:space="preserve"> PAGEREF _Toc214372242 \h </w:instrText>
+              <w:instrText xml:space="preserve"> PAGEREF _Toc214737110 \h </w:instrText>
             </w:r>
             <w:r>
               <w:rPr>
@@ -1640,7 +1640,7 @@
               <w14:ligatures w14:val="standardContextual"/>
             </w:rPr>
           </w:pPr>
-          <w:hyperlink w:anchor="_Toc214372243" w:history="1">
+          <w:hyperlink w:anchor="_Toc214737111" w:history="1">
             <w:r>
               <w:rPr>
                 <w:rStyle w:val="Hiperligao"/>
@@ -1667,7 +1667,7 @@
                 <w:noProof/>
                 <w:webHidden/>
               </w:rPr>
-              <w:instrText xml:space="preserve"> PAGEREF _Toc214372243 \h </w:instrText>
+              <w:instrText xml:space="preserve"> PAGEREF _Toc214737111 \h </w:instrText>
             </w:r>
             <w:r>
               <w:rPr>
@@ -1712,7 +1712,7 @@
               <w14:ligatures w14:val="standardContextual"/>
             </w:rPr>
           </w:pPr>
-          <w:hyperlink w:anchor="_Toc214372244" w:history="1">
+          <w:hyperlink w:anchor="_Toc214737112" w:history="1">
             <w:r>
               <w:rPr>
                 <w:rStyle w:val="Hiperligao"/>
@@ -1741,7 +1741,7 @@
                 <w:noProof/>
                 <w:webHidden/>
               </w:rPr>
-              <w:instrText xml:space="preserve"> PAGEREF _Toc214372244 \h </w:instrText>
+              <w:instrText xml:space="preserve"> PAGEREF _Toc214737112 \h </w:instrText>
             </w:r>
             <w:r>
               <w:rPr>
@@ -1786,7 +1786,7 @@
               <w14:ligatures w14:val="standardContextual"/>
             </w:rPr>
           </w:pPr>
-          <w:hyperlink w:anchor="_Toc214372245" w:history="1">
+          <w:hyperlink w:anchor="_Toc214737113" w:history="1">
             <w:r>
               <w:rPr>
                 <w:rStyle w:val="Hiperligao"/>
@@ -1815,7 +1815,7 @@
                 <w:noProof/>
                 <w:webHidden/>
               </w:rPr>
-              <w:instrText xml:space="preserve"> PAGEREF _Toc214372245 \h </w:instrText>
+              <w:instrText xml:space="preserve"> PAGEREF _Toc214737113 \h </w:instrText>
             </w:r>
             <w:r>
               <w:rPr>
@@ -1860,7 +1860,7 @@
               <w14:ligatures w14:val="standardContextual"/>
             </w:rPr>
           </w:pPr>
-          <w:hyperlink w:anchor="_Toc214372246" w:history="1">
+          <w:hyperlink w:anchor="_Toc214737114" w:history="1">
             <w:r>
               <w:rPr>
                 <w:rStyle w:val="Hiperligao"/>
@@ -1889,7 +1889,7 @@
                 <w:noProof/>
                 <w:webHidden/>
               </w:rPr>
-              <w:instrText xml:space="preserve"> PAGEREF _Toc214372246 \h </w:instrText>
+              <w:instrText xml:space="preserve"> PAGEREF _Toc214737114 \h </w:instrText>
             </w:r>
             <w:r>
               <w:rPr>
@@ -1934,7 +1934,7 @@
               <w14:ligatures w14:val="standardContextual"/>
             </w:rPr>
           </w:pPr>
-          <w:hyperlink w:anchor="_Toc214372247" w:history="1">
+          <w:hyperlink w:anchor="_Toc214737115" w:history="1">
             <w:r>
               <w:rPr>
                 <w:rStyle w:val="Hiperligao"/>
@@ -1963,7 +1963,7 @@
                 <w:noProof/>
                 <w:webHidden/>
               </w:rPr>
-              <w:instrText xml:space="preserve"> PAGEREF _Toc214372247 \h </w:instrText>
+              <w:instrText xml:space="preserve"> PAGEREF _Toc214737115 \h </w:instrText>
             </w:r>
             <w:r>
               <w:rPr>
@@ -2008,7 +2008,7 @@
               <w14:ligatures w14:val="standardContextual"/>
             </w:rPr>
           </w:pPr>
-          <w:hyperlink w:anchor="_Toc214372248" w:history="1">
+          <w:hyperlink w:anchor="_Toc214737116" w:history="1">
             <w:r>
               <w:rPr>
                 <w:rStyle w:val="Hiperligao"/>
@@ -2035,7 +2035,7 @@
                 <w:noProof/>
                 <w:webHidden/>
               </w:rPr>
-              <w:instrText xml:space="preserve"> PAGEREF _Toc214372248 \h </w:instrText>
+              <w:instrText xml:space="preserve"> PAGEREF _Toc214737116 \h </w:instrText>
             </w:r>
             <w:r>
               <w:rPr>
@@ -2056,6 +2056,222 @@
                 <w:webHidden/>
               </w:rPr>
               <w:t>15</w:t>
+            </w:r>
+            <w:r>
+              <w:rPr>
+                <w:noProof/>
+                <w:webHidden/>
+              </w:rPr>
+              <w:fldChar w:fldCharType="end"/>
+            </w:r>
+          </w:hyperlink>
+        </w:p>
+        <w:p>
+          <w:pPr>
+            <w:pStyle w:val="ndice1"/>
+            <w:tabs>
+              <w:tab w:val="right" w:leader="dot" w:pos="9350"/>
+            </w:tabs>
+            <w:rPr>
+              <w:rFonts w:asciiTheme="minorHAnsi" w:eastAsiaTheme="minorEastAsia" w:hAnsiTheme="minorHAnsi" w:cstheme="minorBidi"/>
+              <w:noProof/>
+              <w:kern w:val="2"/>
+              <w:sz w:val="24"/>
+              <w14:ligatures w14:val="standardContextual"/>
+            </w:rPr>
+          </w:pPr>
+          <w:hyperlink w:anchor="_Toc214737117" w:history="1">
+            <w:r>
+              <w:rPr>
+                <w:rStyle w:val="Hiperligao"/>
+                <w:noProof/>
+              </w:rPr>
+              <w:t>3.7.1</w:t>
+            </w:r>
+            <w:r>
+              <w:rPr>
+                <w:noProof/>
+                <w:webHidden/>
+              </w:rPr>
+              <w:tab/>
+            </w:r>
+            <w:r>
+              <w:rPr>
+                <w:noProof/>
+                <w:webHidden/>
+              </w:rPr>
+              <w:fldChar w:fldCharType="begin"/>
+            </w:r>
+            <w:r>
+              <w:rPr>
+                <w:noProof/>
+                <w:webHidden/>
+              </w:rPr>
+              <w:instrText xml:space="preserve"> PAGEREF _Toc214737117 \h </w:instrText>
+            </w:r>
+            <w:r>
+              <w:rPr>
+                <w:noProof/>
+                <w:webHidden/>
+              </w:rPr>
+            </w:r>
+            <w:r>
+              <w:rPr>
+                <w:noProof/>
+                <w:webHidden/>
+              </w:rPr>
+              <w:fldChar w:fldCharType="separate"/>
+            </w:r>
+            <w:r>
+              <w:rPr>
+                <w:noProof/>
+                <w:webHidden/>
+              </w:rPr>
+              <w:t>15</w:t>
+            </w:r>
+            <w:r>
+              <w:rPr>
+                <w:noProof/>
+                <w:webHidden/>
+              </w:rPr>
+              <w:fldChar w:fldCharType="end"/>
+            </w:r>
+          </w:hyperlink>
+        </w:p>
+        <w:p>
+          <w:pPr>
+            <w:pStyle w:val="ndice1"/>
+            <w:tabs>
+              <w:tab w:val="right" w:leader="dot" w:pos="9350"/>
+            </w:tabs>
+            <w:rPr>
+              <w:rFonts w:asciiTheme="minorHAnsi" w:eastAsiaTheme="minorEastAsia" w:hAnsiTheme="minorHAnsi" w:cstheme="minorBidi"/>
+              <w:noProof/>
+              <w:kern w:val="2"/>
+              <w:sz w:val="24"/>
+              <w14:ligatures w14:val="standardContextual"/>
+            </w:rPr>
+          </w:pPr>
+          <w:hyperlink w:anchor="_Toc214737118" w:history="1">
+            <w:r>
+              <w:rPr>
+                <w:rStyle w:val="Hiperligao"/>
+                <w:noProof/>
+              </w:rPr>
+              <w:t>3.7.2</w:t>
+            </w:r>
+            <w:r>
+              <w:rPr>
+                <w:noProof/>
+                <w:webHidden/>
+              </w:rPr>
+              <w:tab/>
+            </w:r>
+            <w:r>
+              <w:rPr>
+                <w:noProof/>
+                <w:webHidden/>
+              </w:rPr>
+              <w:fldChar w:fldCharType="begin"/>
+            </w:r>
+            <w:r>
+              <w:rPr>
+                <w:noProof/>
+                <w:webHidden/>
+              </w:rPr>
+              <w:instrText xml:space="preserve"> PAGEREF _Toc214737118 \h </w:instrText>
+            </w:r>
+            <w:r>
+              <w:rPr>
+                <w:noProof/>
+                <w:webHidden/>
+              </w:rPr>
+            </w:r>
+            <w:r>
+              <w:rPr>
+                <w:noProof/>
+                <w:webHidden/>
+              </w:rPr>
+              <w:fldChar w:fldCharType="separate"/>
+            </w:r>
+            <w:r>
+              <w:rPr>
+                <w:noProof/>
+                <w:webHidden/>
+              </w:rPr>
+              <w:t>17</w:t>
+            </w:r>
+            <w:r>
+              <w:rPr>
+                <w:noProof/>
+                <w:webHidden/>
+              </w:rPr>
+              <w:fldChar w:fldCharType="end"/>
+            </w:r>
+          </w:hyperlink>
+        </w:p>
+        <w:p>
+          <w:pPr>
+            <w:pStyle w:val="ndice1"/>
+            <w:tabs>
+              <w:tab w:val="right" w:leader="dot" w:pos="9350"/>
+            </w:tabs>
+            <w:rPr>
+              <w:rFonts w:asciiTheme="minorHAnsi" w:eastAsiaTheme="minorEastAsia" w:hAnsiTheme="minorHAnsi" w:cstheme="minorBidi"/>
+              <w:noProof/>
+              <w:kern w:val="2"/>
+              <w:sz w:val="24"/>
+              <w14:ligatures w14:val="standardContextual"/>
+            </w:rPr>
+          </w:pPr>
+          <w:hyperlink w:anchor="_Toc214737119" w:history="1">
+            <w:r>
+              <w:rPr>
+                <w:rStyle w:val="Hiperligao"/>
+                <w:noProof/>
+              </w:rPr>
+              <w:t>3.7.3</w:t>
+            </w:r>
+            <w:r>
+              <w:rPr>
+                <w:noProof/>
+                <w:webHidden/>
+              </w:rPr>
+              <w:tab/>
+            </w:r>
+            <w:r>
+              <w:rPr>
+                <w:noProof/>
+                <w:webHidden/>
+              </w:rPr>
+              <w:fldChar w:fldCharType="begin"/>
+            </w:r>
+            <w:r>
+              <w:rPr>
+                <w:noProof/>
+                <w:webHidden/>
+              </w:rPr>
+              <w:instrText xml:space="preserve"> PAGEREF _Toc214737119 \h </w:instrText>
+            </w:r>
+            <w:r>
+              <w:rPr>
+                <w:noProof/>
+                <w:webHidden/>
+              </w:rPr>
+            </w:r>
+            <w:r>
+              <w:rPr>
+                <w:noProof/>
+                <w:webHidden/>
+              </w:rPr>
+              <w:fldChar w:fldCharType="separate"/>
+            </w:r>
+            <w:r>
+              <w:rPr>
+                <w:noProof/>
+                <w:webHidden/>
+              </w:rPr>
+              <w:t>18</w:t>
             </w:r>
             <w:r>
               <w:rPr>
@@ -2080,7 +2296,7 @@
               <w14:ligatures w14:val="standardContextual"/>
             </w:rPr>
           </w:pPr>
-          <w:hyperlink w:anchor="_Toc214372249" w:history="1">
+          <w:hyperlink w:anchor="_Toc214737120" w:history="1">
             <w:r>
               <w:rPr>
                 <w:rStyle w:val="Hiperligao"/>
@@ -2107,7 +2323,7 @@
                 <w:noProof/>
                 <w:webHidden/>
               </w:rPr>
-              <w:instrText xml:space="preserve"> PAGEREF _Toc214372249 \h </w:instrText>
+              <w:instrText xml:space="preserve"> PAGEREF _Toc214737120 \h </w:instrText>
             </w:r>
             <w:r>
               <w:rPr>
@@ -2127,7 +2343,223 @@
                 <w:noProof/>
                 <w:webHidden/>
               </w:rPr>
-              <w:t>15</w:t>
+              <w:t>19</w:t>
+            </w:r>
+            <w:r>
+              <w:rPr>
+                <w:noProof/>
+                <w:webHidden/>
+              </w:rPr>
+              <w:fldChar w:fldCharType="end"/>
+            </w:r>
+          </w:hyperlink>
+        </w:p>
+        <w:p>
+          <w:pPr>
+            <w:pStyle w:val="ndice1"/>
+            <w:tabs>
+              <w:tab w:val="right" w:leader="dot" w:pos="9350"/>
+            </w:tabs>
+            <w:rPr>
+              <w:rFonts w:asciiTheme="minorHAnsi" w:eastAsiaTheme="minorEastAsia" w:hAnsiTheme="minorHAnsi" w:cstheme="minorBidi"/>
+              <w:noProof/>
+              <w:kern w:val="2"/>
+              <w:sz w:val="24"/>
+              <w14:ligatures w14:val="standardContextual"/>
+            </w:rPr>
+          </w:pPr>
+          <w:hyperlink w:anchor="_Toc214737121" w:history="1">
+            <w:r>
+              <w:rPr>
+                <w:rStyle w:val="Hiperligao"/>
+                <w:noProof/>
+              </w:rPr>
+              <w:t>3.7.4</w:t>
+            </w:r>
+            <w:r>
+              <w:rPr>
+                <w:noProof/>
+                <w:webHidden/>
+              </w:rPr>
+              <w:tab/>
+            </w:r>
+            <w:r>
+              <w:rPr>
+                <w:noProof/>
+                <w:webHidden/>
+              </w:rPr>
+              <w:fldChar w:fldCharType="begin"/>
+            </w:r>
+            <w:r>
+              <w:rPr>
+                <w:noProof/>
+                <w:webHidden/>
+              </w:rPr>
+              <w:instrText xml:space="preserve"> PAGEREF _Toc214737121 \h </w:instrText>
+            </w:r>
+            <w:r>
+              <w:rPr>
+                <w:noProof/>
+                <w:webHidden/>
+              </w:rPr>
+            </w:r>
+            <w:r>
+              <w:rPr>
+                <w:noProof/>
+                <w:webHidden/>
+              </w:rPr>
+              <w:fldChar w:fldCharType="separate"/>
+            </w:r>
+            <w:r>
+              <w:rPr>
+                <w:noProof/>
+                <w:webHidden/>
+              </w:rPr>
+              <w:t>19</w:t>
+            </w:r>
+            <w:r>
+              <w:rPr>
+                <w:noProof/>
+                <w:webHidden/>
+              </w:rPr>
+              <w:fldChar w:fldCharType="end"/>
+            </w:r>
+          </w:hyperlink>
+        </w:p>
+        <w:p>
+          <w:pPr>
+            <w:pStyle w:val="ndice1"/>
+            <w:tabs>
+              <w:tab w:val="right" w:leader="dot" w:pos="9350"/>
+            </w:tabs>
+            <w:rPr>
+              <w:rFonts w:asciiTheme="minorHAnsi" w:eastAsiaTheme="minorEastAsia" w:hAnsiTheme="minorHAnsi" w:cstheme="minorBidi"/>
+              <w:noProof/>
+              <w:kern w:val="2"/>
+              <w:sz w:val="24"/>
+              <w14:ligatures w14:val="standardContextual"/>
+            </w:rPr>
+          </w:pPr>
+          <w:hyperlink w:anchor="_Toc214737122" w:history="1">
+            <w:r>
+              <w:rPr>
+                <w:rStyle w:val="Hiperligao"/>
+                <w:noProof/>
+              </w:rPr>
+              <w:t>3.7.5</w:t>
+            </w:r>
+            <w:r>
+              <w:rPr>
+                <w:noProof/>
+                <w:webHidden/>
+              </w:rPr>
+              <w:tab/>
+            </w:r>
+            <w:r>
+              <w:rPr>
+                <w:noProof/>
+                <w:webHidden/>
+              </w:rPr>
+              <w:fldChar w:fldCharType="begin"/>
+            </w:r>
+            <w:r>
+              <w:rPr>
+                <w:noProof/>
+                <w:webHidden/>
+              </w:rPr>
+              <w:instrText xml:space="preserve"> PAGEREF _Toc214737122 \h </w:instrText>
+            </w:r>
+            <w:r>
+              <w:rPr>
+                <w:noProof/>
+                <w:webHidden/>
+              </w:rPr>
+            </w:r>
+            <w:r>
+              <w:rPr>
+                <w:noProof/>
+                <w:webHidden/>
+              </w:rPr>
+              <w:fldChar w:fldCharType="separate"/>
+            </w:r>
+            <w:r>
+              <w:rPr>
+                <w:noProof/>
+                <w:webHidden/>
+              </w:rPr>
+              <w:t>19</w:t>
+            </w:r>
+            <w:r>
+              <w:rPr>
+                <w:noProof/>
+                <w:webHidden/>
+              </w:rPr>
+              <w:fldChar w:fldCharType="end"/>
+            </w:r>
+          </w:hyperlink>
+        </w:p>
+        <w:p>
+          <w:pPr>
+            <w:pStyle w:val="ndice1"/>
+            <w:tabs>
+              <w:tab w:val="right" w:leader="dot" w:pos="9350"/>
+            </w:tabs>
+            <w:rPr>
+              <w:rFonts w:asciiTheme="minorHAnsi" w:eastAsiaTheme="minorEastAsia" w:hAnsiTheme="minorHAnsi" w:cstheme="minorBidi"/>
+              <w:noProof/>
+              <w:kern w:val="2"/>
+              <w:sz w:val="24"/>
+              <w14:ligatures w14:val="standardContextual"/>
+            </w:rPr>
+          </w:pPr>
+          <w:hyperlink w:anchor="_Toc214737123" w:history="1">
+            <w:r>
+              <w:rPr>
+                <w:rStyle w:val="Hiperligao"/>
+                <w:noProof/>
+              </w:rPr>
+              <w:t>3.7.6</w:t>
+            </w:r>
+            <w:r>
+              <w:rPr>
+                <w:noProof/>
+                <w:webHidden/>
+              </w:rPr>
+              <w:tab/>
+            </w:r>
+            <w:r>
+              <w:rPr>
+                <w:noProof/>
+                <w:webHidden/>
+              </w:rPr>
+              <w:fldChar w:fldCharType="begin"/>
+            </w:r>
+            <w:r>
+              <w:rPr>
+                <w:noProof/>
+                <w:webHidden/>
+              </w:rPr>
+              <w:instrText xml:space="preserve"> PAGEREF _Toc214737123 \h </w:instrText>
+            </w:r>
+            <w:r>
+              <w:rPr>
+                <w:noProof/>
+                <w:webHidden/>
+              </w:rPr>
+            </w:r>
+            <w:r>
+              <w:rPr>
+                <w:noProof/>
+                <w:webHidden/>
+              </w:rPr>
+              <w:fldChar w:fldCharType="separate"/>
+            </w:r>
+            <w:r>
+              <w:rPr>
+                <w:noProof/>
+                <w:webHidden/>
+              </w:rPr>
+              <w:t>20</w:t>
             </w:r>
             <w:r>
               <w:rPr>
@@ -2152,7 +2584,7 @@
               <w14:ligatures w14:val="standardContextual"/>
             </w:rPr>
           </w:pPr>
-          <w:hyperlink w:anchor="_Toc214372250" w:history="1">
+          <w:hyperlink w:anchor="_Toc214737124" w:history="1">
             <w:r>
               <w:rPr>
                 <w:rStyle w:val="Hiperligao"/>
@@ -2179,7 +2611,7 @@
                 <w:noProof/>
                 <w:webHidden/>
               </w:rPr>
-              <w:instrText xml:space="preserve"> PAGEREF _Toc214372250 \h </w:instrText>
+              <w:instrText xml:space="preserve"> PAGEREF _Toc214737124 \h </w:instrText>
             </w:r>
             <w:r>
               <w:rPr>
@@ -2199,7 +2631,79 @@
                 <w:noProof/>
                 <w:webHidden/>
               </w:rPr>
-              <w:t>15</w:t>
+              <w:t>22</w:t>
+            </w:r>
+            <w:r>
+              <w:rPr>
+                <w:noProof/>
+                <w:webHidden/>
+              </w:rPr>
+              <w:fldChar w:fldCharType="end"/>
+            </w:r>
+          </w:hyperlink>
+        </w:p>
+        <w:p>
+          <w:pPr>
+            <w:pStyle w:val="ndice1"/>
+            <w:tabs>
+              <w:tab w:val="right" w:leader="dot" w:pos="9350"/>
+            </w:tabs>
+            <w:rPr>
+              <w:rFonts w:asciiTheme="minorHAnsi" w:eastAsiaTheme="minorEastAsia" w:hAnsiTheme="minorHAnsi" w:cstheme="minorBidi"/>
+              <w:noProof/>
+              <w:kern w:val="2"/>
+              <w:sz w:val="24"/>
+              <w14:ligatures w14:val="standardContextual"/>
+            </w:rPr>
+          </w:pPr>
+          <w:hyperlink w:anchor="_Toc214737125" w:history="1">
+            <w:r>
+              <w:rPr>
+                <w:rStyle w:val="Hiperligao"/>
+                <w:noProof/>
+              </w:rPr>
+              <w:t>3.7.8</w:t>
+            </w:r>
+            <w:r>
+              <w:rPr>
+                <w:noProof/>
+                <w:webHidden/>
+              </w:rPr>
+              <w:tab/>
+            </w:r>
+            <w:r>
+              <w:rPr>
+                <w:noProof/>
+                <w:webHidden/>
+              </w:rPr>
+              <w:fldChar w:fldCharType="begin"/>
+            </w:r>
+            <w:r>
+              <w:rPr>
+                <w:noProof/>
+                <w:webHidden/>
+              </w:rPr>
+              <w:instrText xml:space="preserve"> PAGEREF _Toc214737125 \h </w:instrText>
+            </w:r>
+            <w:r>
+              <w:rPr>
+                <w:noProof/>
+                <w:webHidden/>
+              </w:rPr>
+            </w:r>
+            <w:r>
+              <w:rPr>
+                <w:noProof/>
+                <w:webHidden/>
+              </w:rPr>
+              <w:fldChar w:fldCharType="separate"/>
+            </w:r>
+            <w:r>
+              <w:rPr>
+                <w:noProof/>
+                <w:webHidden/>
+              </w:rPr>
+              <w:t>22</w:t>
             </w:r>
             <w:r>
               <w:rPr>
@@ -2224,10 +2728,11 @@
               <w14:ligatures w14:val="standardContextual"/>
             </w:rPr>
           </w:pPr>
-          <w:hyperlink w:anchor="_Toc214372251" w:history="1">
+          <w:hyperlink w:anchor="_Toc214737126" w:history="1">
             <w:r>
               <w:rPr>
                 <w:rStyle w:val="Hiperligao"/>
+                <w:rFonts w:cstheme="minorHAnsi"/>
                 <w:noProof/>
               </w:rPr>
               <w:t>II.6 Economia circular --- (3.7.7 / 3.7.9)</w:t>
@@ -2251,7 +2756,7 @@
                 <w:noProof/>
                 <w:webHidden/>
               </w:rPr>
-              <w:instrText xml:space="preserve"> PAGEREF _Toc214372251 \h </w:instrText>
+              <w:instrText xml:space="preserve"> PAGEREF _Toc214737126 \h </w:instrText>
             </w:r>
             <w:r>
               <w:rPr>
@@ -2271,7 +2776,153 @@
                 <w:noProof/>
                 <w:webHidden/>
               </w:rPr>
-              <w:t>15</w:t>
+              <w:t>23</w:t>
+            </w:r>
+            <w:r>
+              <w:rPr>
+                <w:noProof/>
+                <w:webHidden/>
+              </w:rPr>
+              <w:fldChar w:fldCharType="end"/>
+            </w:r>
+          </w:hyperlink>
+        </w:p>
+        <w:p>
+          <w:pPr>
+            <w:pStyle w:val="ndice1"/>
+            <w:tabs>
+              <w:tab w:val="right" w:leader="dot" w:pos="9350"/>
+            </w:tabs>
+            <w:rPr>
+              <w:rFonts w:asciiTheme="minorHAnsi" w:eastAsiaTheme="minorEastAsia" w:hAnsiTheme="minorHAnsi" w:cstheme="minorBidi"/>
+              <w:noProof/>
+              <w:kern w:val="2"/>
+              <w:sz w:val="24"/>
+              <w14:ligatures w14:val="standardContextual"/>
+            </w:rPr>
+          </w:pPr>
+          <w:hyperlink w:anchor="_Toc214737127" w:history="1">
+            <w:r>
+              <w:rPr>
+                <w:rStyle w:val="Hiperligao"/>
+                <w:rFonts w:cstheme="minorHAnsi"/>
+                <w:noProof/>
+              </w:rPr>
+              <w:t>3.7.7</w:t>
+            </w:r>
+            <w:r>
+              <w:rPr>
+                <w:noProof/>
+                <w:webHidden/>
+              </w:rPr>
+              <w:tab/>
+            </w:r>
+            <w:r>
+              <w:rPr>
+                <w:noProof/>
+                <w:webHidden/>
+              </w:rPr>
+              <w:fldChar w:fldCharType="begin"/>
+            </w:r>
+            <w:r>
+              <w:rPr>
+                <w:noProof/>
+                <w:webHidden/>
+              </w:rPr>
+              <w:instrText xml:space="preserve"> PAGEREF _Toc214737127 \h </w:instrText>
+            </w:r>
+            <w:r>
+              <w:rPr>
+                <w:noProof/>
+                <w:webHidden/>
+              </w:rPr>
+            </w:r>
+            <w:r>
+              <w:rPr>
+                <w:noProof/>
+                <w:webHidden/>
+              </w:rPr>
+              <w:fldChar w:fldCharType="separate"/>
+            </w:r>
+            <w:r>
+              <w:rPr>
+                <w:noProof/>
+                <w:webHidden/>
+              </w:rPr>
+              <w:t>23</w:t>
+            </w:r>
+            <w:r>
+              <w:rPr>
+                <w:noProof/>
+                <w:webHidden/>
+              </w:rPr>
+              <w:fldChar w:fldCharType="end"/>
+            </w:r>
+          </w:hyperlink>
+        </w:p>
+        <w:p>
+          <w:pPr>
+            <w:pStyle w:val="ndice1"/>
+            <w:tabs>
+              <w:tab w:val="right" w:leader="dot" w:pos="9350"/>
+            </w:tabs>
+            <w:rPr>
+              <w:rFonts w:asciiTheme="minorHAnsi" w:eastAsiaTheme="minorEastAsia" w:hAnsiTheme="minorHAnsi" w:cstheme="minorBidi"/>
+              <w:noProof/>
+              <w:kern w:val="2"/>
+              <w:sz w:val="24"/>
+              <w14:ligatures w14:val="standardContextual"/>
+            </w:rPr>
+          </w:pPr>
+          <w:hyperlink w:anchor="_Toc214737128" w:history="1">
+            <w:r>
+              <w:rPr>
+                <w:rStyle w:val="Hiperligao"/>
+                <w:rFonts w:cstheme="minorHAnsi"/>
+                <w:noProof/>
+              </w:rPr>
+              <w:t>3.7.9</w:t>
+            </w:r>
+            <w:r>
+              <w:rPr>
+                <w:noProof/>
+                <w:webHidden/>
+              </w:rPr>
+              <w:tab/>
+            </w:r>
+            <w:r>
+              <w:rPr>
+                <w:noProof/>
+                <w:webHidden/>
+              </w:rPr>
+              <w:fldChar w:fldCharType="begin"/>
+            </w:r>
+            <w:r>
+              <w:rPr>
+                <w:noProof/>
+                <w:webHidden/>
+              </w:rPr>
+              <w:instrText xml:space="preserve"> PAGEREF _Toc214737128 \h </w:instrText>
+            </w:r>
+            <w:r>
+              <w:rPr>
+                <w:noProof/>
+                <w:webHidden/>
+              </w:rPr>
+            </w:r>
+            <w:r>
+              <w:rPr>
+                <w:noProof/>
+                <w:webHidden/>
+              </w:rPr>
+              <w:fldChar w:fldCharType="separate"/>
+            </w:r>
+            <w:r>
+              <w:rPr>
+                <w:noProof/>
+                <w:webHidden/>
+              </w:rPr>
+              <w:t>24</w:t>
             </w:r>
             <w:r>
               <w:rPr>
@@ -2296,7 +2947,7 @@
               <w14:ligatures w14:val="standardContextual"/>
             </w:rPr>
           </w:pPr>
-          <w:hyperlink w:anchor="_Toc214372252" w:history="1">
+          <w:hyperlink w:anchor="_Toc214737129" w:history="1">
             <w:r>
               <w:rPr>
                 <w:rStyle w:val="Hiperligao"/>
@@ -2323,7 +2974,7 @@
                 <w:noProof/>
                 <w:webHidden/>
               </w:rPr>
-              <w:instrText xml:space="preserve"> PAGEREF _Toc214372252 \h </w:instrText>
+              <w:instrText xml:space="preserve"> PAGEREF _Toc214737129 \h </w:instrText>
             </w:r>
             <w:r>
               <w:rPr>
@@ -2343,7 +2994,7 @@
                 <w:noProof/>
                 <w:webHidden/>
               </w:rPr>
-              <w:t>15</w:t>
+              <w:t>26</w:t>
             </w:r>
             <w:r>
               <w:rPr>
@@ -2368,7 +3019,7 @@
               <w14:ligatures w14:val="standardContextual"/>
             </w:rPr>
           </w:pPr>
-          <w:hyperlink w:anchor="_Toc214372253" w:history="1">
+          <w:hyperlink w:anchor="_Toc214737130" w:history="1">
             <w:r>
               <w:rPr>
                 <w:rStyle w:val="Hiperligao"/>
@@ -2395,7 +3046,7 @@
                 <w:noProof/>
                 <w:webHidden/>
               </w:rPr>
-              <w:instrText xml:space="preserve"> PAGEREF _Toc214372253 \h </w:instrText>
+              <w:instrText xml:space="preserve"> PAGEREF _Toc214737130 \h </w:instrText>
             </w:r>
             <w:r>
               <w:rPr>
@@ -2415,7 +3066,7 @@
                 <w:noProof/>
                 <w:webHidden/>
               </w:rPr>
-              <w:t>16</w:t>
+              <w:t>27</w:t>
             </w:r>
             <w:r>
               <w:rPr>
@@ -2440,7 +3091,7 @@
               <w14:ligatures w14:val="standardContextual"/>
             </w:rPr>
           </w:pPr>
-          <w:hyperlink w:anchor="_Toc214372254" w:history="1">
+          <w:hyperlink w:anchor="_Toc214737131" w:history="1">
             <w:r>
               <w:rPr>
                 <w:rStyle w:val="Hiperligao"/>
@@ -2467,7 +3118,7 @@
                 <w:noProof/>
                 <w:webHidden/>
               </w:rPr>
-              <w:instrText xml:space="preserve"> PAGEREF _Toc214372254 \h </w:instrText>
+              <w:instrText xml:space="preserve"> PAGEREF _Toc214737131 \h </w:instrText>
             </w:r>
             <w:r>
               <w:rPr>
@@ -2487,7 +3138,7 @@
                 <w:noProof/>
                 <w:webHidden/>
               </w:rPr>
-              <w:t>16</w:t>
+              <w:t>27</w:t>
             </w:r>
             <w:r>
               <w:rPr>
@@ -2512,7 +3163,7 @@
               <w14:ligatures w14:val="standardContextual"/>
             </w:rPr>
           </w:pPr>
-          <w:hyperlink w:anchor="_Toc214372255" w:history="1">
+          <w:hyperlink w:anchor="_Toc214737132" w:history="1">
             <w:r>
               <w:rPr>
                 <w:rStyle w:val="Hiperligao"/>
@@ -2539,7 +3190,7 @@
                 <w:noProof/>
                 <w:webHidden/>
               </w:rPr>
-              <w:instrText xml:space="preserve"> PAGEREF _Toc214372255 \h </w:instrText>
+              <w:instrText xml:space="preserve"> PAGEREF _Toc214737132 \h </w:instrText>
             </w:r>
             <w:r>
               <w:rPr>
@@ -2559,7 +3210,7 @@
                 <w:noProof/>
                 <w:webHidden/>
               </w:rPr>
-              <w:t>17</w:t>
+              <w:t>28</w:t>
             </w:r>
             <w:r>
               <w:rPr>
@@ -2584,7 +3235,7 @@
               <w14:ligatures w14:val="standardContextual"/>
             </w:rPr>
           </w:pPr>
-          <w:hyperlink w:anchor="_Toc214372256" w:history="1">
+          <w:hyperlink w:anchor="_Toc214737133" w:history="1">
             <w:r>
               <w:rPr>
                 <w:rStyle w:val="Hiperligao"/>
@@ -2611,7 +3262,7 @@
                 <w:noProof/>
                 <w:webHidden/>
               </w:rPr>
-              <w:instrText xml:space="preserve"> PAGEREF _Toc214372256 \h </w:instrText>
+              <w:instrText xml:space="preserve"> PAGEREF _Toc214737133 \h </w:instrText>
             </w:r>
             <w:r>
               <w:rPr>
@@ -2631,7 +3282,7 @@
                 <w:noProof/>
                 <w:webHidden/>
               </w:rPr>
-              <w:t>17</w:t>
+              <w:t>28</w:t>
             </w:r>
             <w:r>
               <w:rPr>
@@ -2656,7 +3307,7 @@
               <w14:ligatures w14:val="standardContextual"/>
             </w:rPr>
           </w:pPr>
-          <w:hyperlink w:anchor="_Toc214372257" w:history="1">
+          <w:hyperlink w:anchor="_Toc214737134" w:history="1">
             <w:r>
               <w:rPr>
                 <w:rStyle w:val="Hiperligao"/>
@@ -2683,7 +3334,7 @@
                 <w:noProof/>
                 <w:webHidden/>
               </w:rPr>
-              <w:instrText xml:space="preserve"> PAGEREF _Toc214372257 \h </w:instrText>
+              <w:instrText xml:space="preserve"> PAGEREF _Toc214737134 \h </w:instrText>
             </w:r>
             <w:r>
               <w:rPr>
@@ -2703,7 +3354,7 @@
                 <w:noProof/>
                 <w:webHidden/>
               </w:rPr>
-              <w:t>17</w:t>
+              <w:t>28</w:t>
             </w:r>
             <w:r>
               <w:rPr>
@@ -2728,7 +3379,7 @@
               <w14:ligatures w14:val="standardContextual"/>
             </w:rPr>
           </w:pPr>
-          <w:hyperlink w:anchor="_Toc214372258" w:history="1">
+          <w:hyperlink w:anchor="_Toc214737135" w:history="1">
             <w:r>
               <w:rPr>
                 <w:rStyle w:val="Hiperligao"/>
@@ -2755,7 +3406,7 @@
                 <w:noProof/>
                 <w:webHidden/>
               </w:rPr>
-              <w:instrText xml:space="preserve"> PAGEREF _Toc214372258 \h </w:instrText>
+              <w:instrText xml:space="preserve"> PAGEREF _Toc214737135 \h </w:instrText>
             </w:r>
             <w:r>
               <w:rPr>
@@ -2775,7 +3426,7 @@
                 <w:noProof/>
                 <w:webHidden/>
               </w:rPr>
-              <w:t>18</w:t>
+              <w:t>29</w:t>
             </w:r>
             <w:r>
               <w:rPr>
@@ -2800,7 +3451,7 @@
               <w14:ligatures w14:val="standardContextual"/>
             </w:rPr>
           </w:pPr>
-          <w:hyperlink w:anchor="_Toc214372259" w:history="1">
+          <w:hyperlink w:anchor="_Toc214737136" w:history="1">
             <w:r>
               <w:rPr>
                 <w:rStyle w:val="Hiperligao"/>
@@ -2828,7 +3479,7 @@
                 <w:noProof/>
                 <w:webHidden/>
               </w:rPr>
-              <w:instrText xml:space="preserve"> PAGEREF _Toc214372259 \h </w:instrText>
+              <w:instrText xml:space="preserve"> PAGEREF _Toc214737136 \h </w:instrText>
             </w:r>
             <w:r>
               <w:rPr>
@@ -2848,7 +3499,7 @@
                 <w:noProof/>
                 <w:webHidden/>
               </w:rPr>
-              <w:t>19</w:t>
+              <w:t>30</w:t>
             </w:r>
             <w:r>
               <w:rPr>
@@ -2873,7 +3524,7 @@
               <w14:ligatures w14:val="standardContextual"/>
             </w:rPr>
           </w:pPr>
-          <w:hyperlink w:anchor="_Toc214372260" w:history="1">
+          <w:hyperlink w:anchor="_Toc214737137" w:history="1">
             <w:r>
               <w:rPr>
                 <w:rStyle w:val="Hiperligao"/>
@@ -2900,7 +3551,7 @@
                 <w:noProof/>
                 <w:webHidden/>
               </w:rPr>
-              <w:instrText xml:space="preserve"> PAGEREF _Toc214372260 \h </w:instrText>
+              <w:instrText xml:space="preserve"> PAGEREF _Toc214737137 \h </w:instrText>
             </w:r>
             <w:r>
               <w:rPr>
@@ -2920,7 +3571,7 @@
                 <w:noProof/>
                 <w:webHidden/>
               </w:rPr>
-              <w:t>19</w:t>
+              <w:t>30</w:t>
             </w:r>
             <w:r>
               <w:rPr>
@@ -2945,7 +3596,7 @@
               <w14:ligatures w14:val="standardContextual"/>
             </w:rPr>
           </w:pPr>
-          <w:hyperlink w:anchor="_Toc214372261" w:history="1">
+          <w:hyperlink w:anchor="_Toc214737138" w:history="1">
             <w:r>
               <w:rPr>
                 <w:rStyle w:val="Hiperligao"/>
@@ -2972,7 +3623,7 @@
                 <w:noProof/>
                 <w:webHidden/>
               </w:rPr>
-              <w:instrText xml:space="preserve"> PAGEREF _Toc214372261 \h </w:instrText>
+              <w:instrText xml:space="preserve"> PAGEREF _Toc214737138 \h </w:instrText>
             </w:r>
             <w:r>
               <w:rPr>
@@ -2992,7 +3643,7 @@
                 <w:noProof/>
                 <w:webHidden/>
               </w:rPr>
-              <w:t>23</w:t>
+              <w:t>34</w:t>
             </w:r>
             <w:r>
               <w:rPr>
@@ -3017,7 +3668,7 @@
               <w14:ligatures w14:val="standardContextual"/>
             </w:rPr>
           </w:pPr>
-          <w:hyperlink w:anchor="_Toc214372262" w:history="1">
+          <w:hyperlink w:anchor="_Toc214737139" w:history="1">
             <w:r>
               <w:rPr>
                 <w:rStyle w:val="Hiperligao"/>
@@ -3044,7 +3695,7 @@
                 <w:noProof/>
                 <w:webHidden/>
               </w:rPr>
-              <w:instrText xml:space="preserve"> PAGEREF _Toc214372262 \h </w:instrText>
+              <w:instrText xml:space="preserve"> PAGEREF _Toc214737139 \h </w:instrText>
             </w:r>
             <w:r>
               <w:rPr>
@@ -3064,7 +3715,7 @@
                 <w:noProof/>
                 <w:webHidden/>
               </w:rPr>
-              <w:t>23</w:t>
+              <w:t>34</w:t>
             </w:r>
             <w:r>
               <w:rPr>
@@ -3089,7 +3740,7 @@
               <w14:ligatures w14:val="standardContextual"/>
             </w:rPr>
           </w:pPr>
-          <w:hyperlink w:anchor="_Toc214372263" w:history="1">
+          <w:hyperlink w:anchor="_Toc214737140" w:history="1">
             <w:r>
               <w:rPr>
                 <w:rStyle w:val="Hiperligao"/>
@@ -3118,7 +3769,7 @@
                 <w:noProof/>
                 <w:webHidden/>
               </w:rPr>
-              <w:instrText xml:space="preserve"> PAGEREF _Toc214372263 \h </w:instrText>
+              <w:instrText xml:space="preserve"> PAGEREF _Toc214737140 \h </w:instrText>
             </w:r>
             <w:r>
               <w:rPr>
@@ -3138,7 +3789,7 @@
                 <w:noProof/>
                 <w:webHidden/>
               </w:rPr>
-              <w:t>23</w:t>
+              <w:t>34</w:t>
             </w:r>
             <w:r>
               <w:rPr>
@@ -3163,7 +3814,7 @@
               <w14:ligatures w14:val="standardContextual"/>
             </w:rPr>
           </w:pPr>
-          <w:hyperlink w:anchor="_Toc214372264" w:history="1">
+          <w:hyperlink w:anchor="_Toc214737141" w:history="1">
             <w:r>
               <w:rPr>
                 <w:rStyle w:val="Hiperligao"/>
@@ -3192,7 +3843,7 @@
                 <w:noProof/>
                 <w:webHidden/>
               </w:rPr>
-              <w:instrText xml:space="preserve"> PAGEREF _Toc214372264 \h </w:instrText>
+              <w:instrText xml:space="preserve"> PAGEREF _Toc214737141 \h </w:instrText>
             </w:r>
             <w:r>
               <w:rPr>
@@ -3212,7 +3863,7 @@
                 <w:noProof/>
                 <w:webHidden/>
               </w:rPr>
-              <w:t>25</w:t>
+              <w:t>36</w:t>
             </w:r>
             <w:r>
               <w:rPr>
@@ -3237,7 +3888,7 @@
               <w14:ligatures w14:val="standardContextual"/>
             </w:rPr>
           </w:pPr>
-          <w:hyperlink w:anchor="_Toc214372265" w:history="1">
+          <w:hyperlink w:anchor="_Toc214737142" w:history="1">
             <w:r>
               <w:rPr>
                 <w:rStyle w:val="Hiperligao"/>
@@ -3266,7 +3917,7 @@
                 <w:noProof/>
                 <w:webHidden/>
               </w:rPr>
-              <w:instrText xml:space="preserve"> PAGEREF _Toc214372265 \h </w:instrText>
+              <w:instrText xml:space="preserve"> PAGEREF _Toc214737142 \h </w:instrText>
             </w:r>
             <w:r>
               <w:rPr>
@@ -3286,7 +3937,7 @@
                 <w:noProof/>
                 <w:webHidden/>
               </w:rPr>
-              <w:t>26</w:t>
+              <w:t>37</w:t>
             </w:r>
             <w:r>
               <w:rPr>
@@ -3344,7 +3995,7 @@
           <w:lang w:bidi="pt-PT"/>
         </w:rPr>
       </w:pPr>
-      <w:bookmarkStart w:id="4" w:name="_Toc214372229"/>
+      <w:bookmarkStart w:id="4" w:name="_Toc214737097"/>
       <w:r>
         <w:rPr>
           <w:sz w:val="24"/>
@@ -3370,7 +4021,7 @@
           <w:lang w:bidi="pt-PT"/>
         </w:rPr>
       </w:pPr>
-      <w:bookmarkStart w:id="5" w:name="_Toc214372230"/>
+      <w:bookmarkStart w:id="5" w:name="_Toc214737098"/>
       <w:r>
         <w:rPr>
           <w:lang w:bidi="pt-PT"/>
@@ -4774,7 +5425,7 @@
       <w:pPr>
         <w:pStyle w:val="Ttulo2"/>
       </w:pPr>
-      <w:bookmarkStart w:id="6" w:name="_Toc214372231"/>
+      <w:bookmarkStart w:id="6" w:name="_Toc214737099"/>
       <w:r>
         <w:t>Abreviaturas</w:t>
       </w:r>
@@ -5078,7 +5729,7 @@
       <w:pPr>
         <w:pStyle w:val="Ttulo1"/>
       </w:pPr>
-      <w:bookmarkStart w:id="7" w:name="_Toc214372232"/>
+      <w:bookmarkStart w:id="7" w:name="_Toc214737100"/>
       <w:r>
         <w:lastRenderedPageBreak/>
         <w:t>Parte I – Introdução e estrutura do trabalho</w:t>
@@ -5089,7 +5740,7 @@
       <w:pPr>
         <w:pStyle w:val="Ttulo2"/>
       </w:pPr>
-      <w:bookmarkStart w:id="8" w:name="_Toc214372233"/>
+      <w:bookmarkStart w:id="8" w:name="_Toc214737101"/>
       <w:r>
         <w:t>I.1 Caracterização da organização</w:t>
       </w:r>
@@ -5106,7 +5757,7 @@
           <w:szCs w:val="22"/>
         </w:rPr>
       </w:pPr>
-      <w:bookmarkStart w:id="9" w:name="_Toc214372234"/>
+      <w:bookmarkStart w:id="9" w:name="_Toc214737102"/>
       <w:r>
         <w:rPr>
           <w:b/>
@@ -5155,7 +5806,7 @@
           <w:szCs w:val="22"/>
         </w:rPr>
       </w:pPr>
-      <w:bookmarkStart w:id="10" w:name="_Toc214372235"/>
+      <w:bookmarkStart w:id="10" w:name="_Toc214737103"/>
       <w:r>
         <w:rPr>
           <w:b/>
@@ -5218,7 +5869,7 @@
           <w:szCs w:val="22"/>
         </w:rPr>
       </w:pPr>
-      <w:bookmarkStart w:id="11" w:name="_Toc214372236"/>
+      <w:bookmarkStart w:id="11" w:name="_Toc214737104"/>
       <w:r>
         <w:rPr>
           <w:b/>
@@ -5273,7 +5924,7 @@
           <w:szCs w:val="22"/>
         </w:rPr>
       </w:pPr>
-      <w:bookmarkStart w:id="12" w:name="_Toc214372237"/>
+      <w:bookmarkStart w:id="12" w:name="_Toc214737105"/>
       <w:r>
         <w:rPr>
           <w:b/>
@@ -6573,7 +7224,7 @@
           <w:szCs w:val="22"/>
         </w:rPr>
       </w:pPr>
-      <w:bookmarkStart w:id="13" w:name="_Toc214372238"/>
+      <w:bookmarkStart w:id="13" w:name="_Toc214737106"/>
       <w:r>
         <w:rPr>
           <w:b/>
@@ -6778,7 +7429,7 @@
           <w:noProof/>
         </w:rPr>
         <w:drawing>
-          <wp:inline distT="0" distB="0" distL="0" distR="0" wp14:anchorId="68B4EA67" wp14:editId="09350DFB">
+          <wp:inline distT="0" distB="0" distL="0" distR="0" wp14:anchorId="68B4EA67" wp14:editId="1CF77D72">
             <wp:extent cx="5226685" cy="3020060"/>
             <wp:effectExtent l="19050" t="19050" r="12065" b="27940"/>
             <wp:docPr id="1965649793" name="Imagem 6" descr="Uma imagem com texto, mapa, captura de ecrã, diagrama&#10;&#10;Os conteúdos gerados por IA podem estar incorretos."/>
@@ -6966,7 +7617,7 @@
           <w:szCs w:val="22"/>
         </w:rPr>
       </w:pPr>
-      <w:bookmarkStart w:id="15" w:name="_Toc214372239"/>
+      <w:bookmarkStart w:id="15" w:name="_Toc214737107"/>
       <w:r>
         <w:lastRenderedPageBreak/>
         <w:t xml:space="preserve">Parte II – </w:t>
@@ -6980,7 +7631,7 @@
       <w:pPr>
         <w:pStyle w:val="Ttulo2"/>
       </w:pPr>
-      <w:bookmarkStart w:id="16" w:name="_Toc214372240"/>
+      <w:bookmarkStart w:id="16" w:name="_Toc214737108"/>
       <w:r>
         <w:t>II.1 Organização</w:t>
       </w:r>
@@ -7000,7 +7651,7 @@
           <w:szCs w:val="22"/>
         </w:rPr>
       </w:pPr>
-      <w:bookmarkStart w:id="17" w:name="_Toc214372241"/>
+      <w:bookmarkStart w:id="17" w:name="_Toc214737109"/>
       <w:r>
         <w:rPr>
           <w:b/>
@@ -7280,7 +7931,7 @@
           <w:szCs w:val="22"/>
         </w:rPr>
       </w:pPr>
-      <w:bookmarkStart w:id="19" w:name="_Toc214372242"/>
+      <w:bookmarkStart w:id="19" w:name="_Toc214737110"/>
       <w:r>
         <w:rPr>
           <w:b/>
@@ -7490,7 +8141,7 @@
       <w:pPr>
         <w:pStyle w:val="Ttulo2"/>
       </w:pPr>
-      <w:bookmarkStart w:id="20" w:name="_Toc214372243"/>
+      <w:bookmarkStart w:id="20" w:name="_Toc214737111"/>
       <w:r>
         <w:t>II.2 Planeamento</w:t>
       </w:r>
@@ -7575,7 +8226,7 @@
           <w:szCs w:val="22"/>
         </w:rPr>
       </w:pPr>
-      <w:bookmarkStart w:id="21" w:name="_Toc214372244"/>
+      <w:bookmarkStart w:id="21" w:name="_Toc214737112"/>
       <w:r>
         <w:rPr>
           <w:b/>
@@ -7904,7 +8555,7 @@
           <w:szCs w:val="22"/>
         </w:rPr>
       </w:pPr>
-      <w:bookmarkStart w:id="22" w:name="_Toc214372245"/>
+      <w:bookmarkStart w:id="22" w:name="_Toc214737113"/>
       <w:r>
         <w:rPr>
           <w:b/>
@@ -8325,7 +8976,7 @@
           <w:szCs w:val="20"/>
         </w:rPr>
       </w:pPr>
-      <w:bookmarkStart w:id="23" w:name="_Toc214372246"/>
+      <w:bookmarkStart w:id="23" w:name="_Toc214737114"/>
       <w:r>
         <w:rPr>
           <w:b/>
@@ -8872,7 +9523,7 @@
           <w:szCs w:val="22"/>
         </w:rPr>
       </w:pPr>
-      <w:bookmarkStart w:id="24" w:name="_Toc214372247"/>
+      <w:bookmarkStart w:id="24" w:name="_Toc214737115"/>
       <w:r>
         <w:rPr>
           <w:b/>
@@ -9445,7 +10096,7 @@
       <w:pPr>
         <w:pStyle w:val="Ttulo2"/>
       </w:pPr>
-      <w:bookmarkStart w:id="25" w:name="_Toc214372248"/>
+      <w:bookmarkStart w:id="25" w:name="_Toc214737116"/>
       <w:r>
         <w:t>II.3 Controlo e Sistemas de informação</w:t>
       </w:r>
@@ -9473,12 +10124,14 @@
       <w:pPr>
         <w:pStyle w:val="Ttulo1"/>
       </w:pPr>
+      <w:bookmarkStart w:id="26" w:name="_Toc214737117"/>
       <w:r>
         <w:t>3.7.1</w:t>
       </w:r>
-    </w:p>
-    <w:p>
-      <w:bookmarkStart w:id="26" w:name="_Hlk214710191"/>
+      <w:bookmarkEnd w:id="26"/>
+    </w:p>
+    <w:p>
+      <w:bookmarkStart w:id="27" w:name="_Hlk214710191"/>
       <w:r>
         <w:t xml:space="preserve">Os principais instrumentos de controlo de gestão utilizados pela </w:t>
       </w:r>
@@ -9656,13 +10309,8 @@
         <w:t>Advanced</w:t>
       </w:r>
       <w:proofErr w:type="spellEnd"/>
-      <w:proofErr w:type="gramStart"/>
-      <w:r>
-        <w:t>® )</w:t>
-      </w:r>
-      <w:proofErr w:type="gramEnd"/>
-      <w:r>
-        <w:t xml:space="preserve"> da plataforma costeira contígua ao Porto de Sines são cruciais para a caracterização da subsuperfície, sendo o controlo de qualidade uma etapa essencial no processamento sísmico.</w:t>
+      <w:r>
+        <w:t>® ) da plataforma costeira contígua ao Porto de Sines são cruciais para a caracterização da subsuperfície, sendo o controlo de qualidade uma etapa essencial no processamento sísmico.</w:t>
       </w:r>
     </w:p>
     <w:p>
@@ -9757,18 +10405,20 @@
         <w:t xml:space="preserve"> e a Avaliação Económico-Financeira dos Investimentos são os instrumentos de controlo de gestão no Porto de Sines. Estes instrumentos abrangem desde as análises técnicas de eficiência energética (Auditorias) e a monitorização geofísica (SIG e software especializado), até ao controlo estratégico do desempenho sustentável (Relatório de Sustentabilidade e Certificações ISO) e a medição da viabilidade técnico-económica de futuros investimentos (NPV, TIR, LCOE).</w:t>
       </w:r>
     </w:p>
-    <w:bookmarkEnd w:id="26"/>
+    <w:bookmarkEnd w:id="27"/>
     <w:p/>
     <w:p>
       <w:pPr>
         <w:pStyle w:val="Ttulo1"/>
       </w:pPr>
+      <w:bookmarkStart w:id="28" w:name="_Toc214737118"/>
       <w:r>
         <w:t>3.7.2</w:t>
       </w:r>
-    </w:p>
-    <w:p>
-      <w:bookmarkStart w:id="27" w:name="_Hlk214710204"/>
+      <w:bookmarkEnd w:id="28"/>
+    </w:p>
+    <w:p>
+      <w:bookmarkStart w:id="29" w:name="_Hlk214710204"/>
       <w:r>
         <w:t>A Autonomia Financeira (%) é um KPI de nível Estratégico porque avalia a solidez financeira e o grau de risco da organização ao longo do tempo. É uma métrica crucial para o enquadramento de projetos em sistemas de incentivos e para investidores, sendo um fator determinante para o sucesso de uma candidatura. Este KPI monitoriza um objetivo, nomeadamente a Sustentabilidade Financeira da empresa e a sua solvabilidade perante terceiros. O seu propósito é medir a capacidade da APS de financiar o seu Ativo Total com recursos próprios e é calculada pela relação entre os Capitais Próprios e o Ativo Total. Este KPI é vital para demonstrar a robustez da APS enquanto ativo estratégico nacional, permitindo-lhe prosseguir o fomento de processos de desenvolvimento e grandes investimentos.</w:t>
       </w:r>
@@ -9823,18 +10473,20 @@
         <w:t xml:space="preserve"> - TEU) utilizada para calcular o volume de carga. É também usado para medir o peso do TXXI no contexto nacional. A sua lógica de cálculo é o número total de contentores de 20 pés (ou seu equivalente) movimentados no porto durante um período específico. Este KPI é de extrema relevância, uma vez que o Porto de Sines é o porto com o maior crescimento no transporte de contentores e líder nacional na quantidade de mercadorias movimentadas. O acompanhamento deste volume é vital para medir o impacto das obras de ampliação realizadas no terminal e para consolidar o posicionamento de Sines como referência ibérica, europeia e mundial.</w:t>
       </w:r>
     </w:p>
-    <w:bookmarkEnd w:id="27"/>
+    <w:bookmarkEnd w:id="29"/>
     <w:p/>
     <w:p>
       <w:pPr>
         <w:pStyle w:val="Ttulo1"/>
       </w:pPr>
+      <w:bookmarkStart w:id="30" w:name="_Toc214737119"/>
       <w:r>
         <w:t>3.7.3</w:t>
       </w:r>
-    </w:p>
-    <w:p>
-      <w:bookmarkStart w:id="28" w:name="_Hlk214710218"/>
+      <w:bookmarkEnd w:id="30"/>
+    </w:p>
+    <w:p>
+      <w:bookmarkStart w:id="31" w:name="_Hlk214710218"/>
       <w:r>
         <w:t>O</w:t>
       </w:r>
@@ -10108,7 +10760,7 @@
         <w:t>.</w:t>
       </w:r>
     </w:p>
-    <w:bookmarkEnd w:id="28"/>
+    <w:bookmarkEnd w:id="31"/>
     <w:p/>
     <w:p/>
     <w:p>
@@ -10118,7 +10770,7 @@
           <w:color w:val="EE0000"/>
         </w:rPr>
       </w:pPr>
-      <w:bookmarkStart w:id="29" w:name="_Toc214372249"/>
+      <w:bookmarkStart w:id="32" w:name="_Toc214737120"/>
       <w:r>
         <w:t>II.</w:t>
       </w:r>
@@ -10161,14 +10813,19 @@
         </w:rPr>
         <w:t>)</w:t>
       </w:r>
-      <w:bookmarkEnd w:id="29"/>
+      <w:bookmarkEnd w:id="32"/>
     </w:p>
     <w:p>
       <w:pPr>
         <w:pStyle w:val="Ttulo1"/>
       </w:pPr>
-      <w:r>
-        <w:t xml:space="preserve">3.7.4 </w:t>
+      <w:bookmarkStart w:id="33" w:name="_Toc214737121"/>
+      <w:r>
+        <w:t>3.7.4</w:t>
+      </w:r>
+      <w:bookmarkEnd w:id="33"/>
+      <w:r>
+        <w:t xml:space="preserve"> </w:t>
       </w:r>
     </w:p>
     <w:p>
@@ -10201,8 +10858,13 @@
       <w:pPr>
         <w:pStyle w:val="Ttulo1"/>
       </w:pPr>
-      <w:r>
-        <w:t xml:space="preserve">3.7.5 </w:t>
+      <w:bookmarkStart w:id="34" w:name="_Toc214737122"/>
+      <w:r>
+        <w:t>3.7.5</w:t>
+      </w:r>
+      <w:bookmarkEnd w:id="34"/>
+      <w:r>
+        <w:t xml:space="preserve"> </w:t>
       </w:r>
     </w:p>
     <w:p>
@@ -10457,8 +11119,13 @@
       <w:pPr>
         <w:pStyle w:val="Ttulo1"/>
       </w:pPr>
-      <w:r>
-        <w:t xml:space="preserve">3.7.6 </w:t>
+      <w:bookmarkStart w:id="35" w:name="_Toc214737123"/>
+      <w:r>
+        <w:t>3.7.6</w:t>
+      </w:r>
+      <w:bookmarkEnd w:id="35"/>
+      <w:r>
+        <w:t xml:space="preserve"> </w:t>
       </w:r>
     </w:p>
     <w:p>
@@ -10873,7 +11540,7 @@
       <w:pPr>
         <w:pStyle w:val="Ttulo2"/>
       </w:pPr>
-      <w:bookmarkStart w:id="30" w:name="_Toc214372250"/>
+      <w:bookmarkStart w:id="36" w:name="_Toc214737124"/>
       <w:r>
         <w:t>II.5 Promoção da produtividade</w:t>
       </w:r>
@@ -10898,7 +11565,7 @@
         </w:rPr>
         <w:t>)</w:t>
       </w:r>
-      <w:bookmarkEnd w:id="30"/>
+      <w:bookmarkEnd w:id="36"/>
     </w:p>
     <w:p>
       <w:pPr>
@@ -10907,11 +11574,19 @@
           <w:sz w:val="24"/>
         </w:rPr>
       </w:pPr>
+      <w:bookmarkStart w:id="37" w:name="_Toc214737125"/>
       <w:r>
         <w:rPr>
           <w:sz w:val="24"/>
         </w:rPr>
-        <w:t xml:space="preserve">3.7.8 </w:t>
+        <w:t>3.7.8</w:t>
+      </w:r>
+      <w:bookmarkEnd w:id="37"/>
+      <w:r>
+        <w:rPr>
+          <w:sz w:val="24"/>
+        </w:rPr>
+        <w:t xml:space="preserve"> </w:t>
       </w:r>
     </w:p>
     <w:p>
@@ -11508,7 +12183,7 @@
           <w:color w:val="EE0000"/>
         </w:rPr>
       </w:pPr>
-      <w:bookmarkStart w:id="31" w:name="_Toc214372251"/>
+      <w:bookmarkStart w:id="38" w:name="_Toc214737126"/>
       <w:r>
         <w:rPr>
           <w:rFonts w:asciiTheme="minorHAnsi" w:hAnsiTheme="minorHAnsi" w:cstheme="minorHAnsi"/>
@@ -11528,7 +12203,7 @@
         </w:rPr>
         <w:t>(3.7.7 / 3.7.9)</w:t>
       </w:r>
-      <w:bookmarkEnd w:id="31"/>
+      <w:bookmarkEnd w:id="38"/>
     </w:p>
     <w:p>
       <w:pPr>
@@ -11537,11 +12212,19 @@
           <w:rFonts w:asciiTheme="minorHAnsi" w:hAnsiTheme="minorHAnsi" w:cstheme="minorHAnsi"/>
         </w:rPr>
       </w:pPr>
+      <w:bookmarkStart w:id="39" w:name="_Toc214737127"/>
       <w:r>
         <w:rPr>
           <w:rFonts w:asciiTheme="minorHAnsi" w:hAnsiTheme="minorHAnsi" w:cstheme="minorHAnsi"/>
         </w:rPr>
-        <w:t xml:space="preserve">3.7.7 </w:t>
+        <w:t>3.7.7</w:t>
+      </w:r>
+      <w:bookmarkEnd w:id="39"/>
+      <w:r>
+        <w:rPr>
+          <w:rFonts w:asciiTheme="minorHAnsi" w:hAnsiTheme="minorHAnsi" w:cstheme="minorHAnsi"/>
+        </w:rPr>
+        <w:t xml:space="preserve"> </w:t>
       </w:r>
     </w:p>
     <w:p>
@@ -11999,12 +12682,21 @@
           <w:sz w:val="24"/>
         </w:rPr>
       </w:pPr>
+      <w:bookmarkStart w:id="40" w:name="_Toc214737128"/>
       <w:r>
         <w:rPr>
           <w:rFonts w:asciiTheme="minorHAnsi" w:hAnsiTheme="minorHAnsi" w:cstheme="minorHAnsi"/>
           <w:sz w:val="24"/>
         </w:rPr>
-        <w:t xml:space="preserve">3.7.9 </w:t>
+        <w:t>3.7.9</w:t>
+      </w:r>
+      <w:bookmarkEnd w:id="40"/>
+      <w:r>
+        <w:rPr>
+          <w:rFonts w:asciiTheme="minorHAnsi" w:hAnsiTheme="minorHAnsi" w:cstheme="minorHAnsi"/>
+          <w:sz w:val="24"/>
+        </w:rPr>
+        <w:t xml:space="preserve"> </w:t>
       </w:r>
     </w:p>
     <w:p>
@@ -13115,21 +13807,21 @@
       <w:pPr>
         <w:pStyle w:val="Ttulo2"/>
       </w:pPr>
-      <w:bookmarkStart w:id="32" w:name="_Toc214372252"/>
+      <w:bookmarkStart w:id="41" w:name="_Toc214737129"/>
       <w:r>
         <w:t xml:space="preserve">II.7 </w:t>
       </w:r>
       <w:r>
         <w:t>Marketing</w:t>
       </w:r>
-      <w:bookmarkEnd w:id="32"/>
+      <w:bookmarkEnd w:id="41"/>
     </w:p>
     <w:p/>
     <w:p>
       <w:pPr>
         <w:pStyle w:val="Ttulo2"/>
       </w:pPr>
-      <w:bookmarkStart w:id="33" w:name="_Toc214372253"/>
+      <w:bookmarkStart w:id="42" w:name="_Toc214737130"/>
       <w:r>
         <w:t>II.</w:t>
       </w:r>
@@ -13139,7 +13831,7 @@
       <w:r>
         <w:t>8 Gestão Financeira</w:t>
       </w:r>
-      <w:bookmarkEnd w:id="33"/>
+      <w:bookmarkEnd w:id="42"/>
     </w:p>
     <w:p/>
     <w:p/>
@@ -13147,11 +13839,11 @@
       <w:pPr>
         <w:pStyle w:val="Ttulo2"/>
       </w:pPr>
-      <w:bookmarkStart w:id="34" w:name="_Toc214372254"/>
+      <w:bookmarkStart w:id="43" w:name="_Toc214737131"/>
       <w:r>
         <w:t>II.9 Gestão das Operações e Indústria 4.0</w:t>
       </w:r>
-      <w:bookmarkEnd w:id="34"/>
+      <w:bookmarkEnd w:id="43"/>
     </w:p>
     <w:p/>
     <w:p>
@@ -13175,22 +13867,22 @@
           <w:szCs w:val="22"/>
         </w:rPr>
       </w:pPr>
-      <w:bookmarkStart w:id="35" w:name="_Toc214372255"/>
+      <w:bookmarkStart w:id="44" w:name="_Toc214737132"/>
       <w:r>
         <w:lastRenderedPageBreak/>
         <w:t>Parte III – Conclusão</w:t>
       </w:r>
-      <w:bookmarkEnd w:id="35"/>
+      <w:bookmarkEnd w:id="44"/>
     </w:p>
     <w:p>
       <w:pPr>
         <w:pStyle w:val="Ttulo2"/>
       </w:pPr>
-      <w:bookmarkStart w:id="36" w:name="_Toc214372256"/>
+      <w:bookmarkStart w:id="45" w:name="_Toc214737133"/>
       <w:r>
         <w:t>III.1 Conclusão</w:t>
       </w:r>
-      <w:bookmarkEnd w:id="36"/>
+      <w:bookmarkEnd w:id="45"/>
     </w:p>
     <w:p/>
     <w:p/>
@@ -13198,11 +13890,11 @@
       <w:pPr>
         <w:pStyle w:val="Ttulo2"/>
       </w:pPr>
-      <w:bookmarkStart w:id="37" w:name="_Toc214372257"/>
+      <w:bookmarkStart w:id="46" w:name="_Toc214737134"/>
       <w:r>
         <w:t>III.2 Sugestões de melhoria</w:t>
       </w:r>
-      <w:bookmarkEnd w:id="37"/>
+      <w:bookmarkEnd w:id="46"/>
     </w:p>
     <w:p>
       <w:pPr>
@@ -13212,14 +13904,14 @@
       <w:r>
         <w:br w:type="page"/>
       </w:r>
-      <w:bookmarkStart w:id="38" w:name="_Toc471979356"/>
-      <w:bookmarkStart w:id="39" w:name="_Toc214372258"/>
+      <w:bookmarkStart w:id="47" w:name="_Toc471979356"/>
+      <w:bookmarkStart w:id="48" w:name="_Toc214737135"/>
       <w:r>
         <w:lastRenderedPageBreak/>
         <w:t>Referências</w:t>
       </w:r>
-      <w:bookmarkEnd w:id="38"/>
-      <w:bookmarkEnd w:id="39"/>
+      <w:bookmarkEnd w:id="47"/>
+      <w:bookmarkEnd w:id="48"/>
     </w:p>
     <w:p>
       <w:pPr>
@@ -13452,7 +14144,7 @@
           <w:color w:val="000000" w:themeColor="text1"/>
         </w:rPr>
       </w:pPr>
-      <w:bookmarkStart w:id="40" w:name="_Toc471979357"/>
+      <w:bookmarkStart w:id="49" w:name="_Toc471979357"/>
       <w:r>
         <w:rPr>
           <w:color w:val="000000" w:themeColor="text1"/>
@@ -13833,7 +14525,7 @@
           <w:rFonts w:eastAsia="Arial Narrow"/>
         </w:rPr>
       </w:pPr>
-      <w:bookmarkStart w:id="41" w:name="_Toc214372259"/>
+      <w:bookmarkStart w:id="50" w:name="_Toc214737136"/>
       <w:r>
         <w:rPr>
           <w:rFonts w:eastAsia="Arial Narrow"/>
@@ -13841,8 +14533,8 @@
         <w:lastRenderedPageBreak/>
         <w:t>Anexos</w:t>
       </w:r>
-      <w:bookmarkEnd w:id="40"/>
-      <w:bookmarkEnd w:id="41"/>
+      <w:bookmarkEnd w:id="49"/>
+      <w:bookmarkEnd w:id="50"/>
       <w:r>
         <w:rPr>
           <w:rFonts w:eastAsia="Arial Narrow"/>
@@ -13854,11 +14546,11 @@
       <w:pPr>
         <w:pStyle w:val="Ttulo2"/>
       </w:pPr>
-      <w:bookmarkStart w:id="42" w:name="_Toc214372260"/>
+      <w:bookmarkStart w:id="51" w:name="_Toc214737137"/>
       <w:r>
         <w:t>Opções Estratégicas para o Porto de Sines (2020-2030)</w:t>
       </w:r>
-      <w:bookmarkEnd w:id="42"/>
+      <w:bookmarkEnd w:id="51"/>
     </w:p>
     <w:p>
       <w:pPr>
@@ -13927,7 +14619,7 @@
           <w:color w:val="auto"/>
         </w:rPr>
       </w:pPr>
-      <w:bookmarkStart w:id="43" w:name="_Toc211611357"/>
+      <w:bookmarkStart w:id="52" w:name="_Toc211611357"/>
       <w:r>
         <w:rPr>
           <w:color w:val="auto"/>
@@ -13971,7 +14663,7 @@
         </w:rPr>
         <w:t xml:space="preserve"> - Sistemas Portuários (conectividade)</w:t>
       </w:r>
-      <w:bookmarkEnd w:id="43"/>
+      <w:bookmarkEnd w:id="52"/>
     </w:p>
     <w:p>
       <w:pPr>
@@ -14049,7 +14741,7 @@
           <w:color w:val="auto"/>
         </w:rPr>
       </w:pPr>
-      <w:bookmarkStart w:id="44" w:name="_Toc211611358"/>
+      <w:bookmarkStart w:id="53" w:name="_Toc211611358"/>
       <w:r>
         <w:rPr>
           <w:color w:val="auto"/>
@@ -14093,7 +14785,7 @@
         </w:rPr>
         <w:t xml:space="preserve"> - Sistemas Portuários (comunidade)</w:t>
       </w:r>
-      <w:bookmarkEnd w:id="44"/>
+      <w:bookmarkEnd w:id="53"/>
     </w:p>
     <w:p>
       <w:pPr>
@@ -14184,7 +14876,7 @@
         <w:spacing w:line="276" w:lineRule="auto"/>
         <w:jc w:val="center"/>
       </w:pPr>
-      <w:bookmarkStart w:id="45" w:name="_Toc211611359"/>
+      <w:bookmarkStart w:id="54" w:name="_Toc211611359"/>
       <w:r>
         <w:rPr>
           <w:color w:val="auto"/>
@@ -14228,7 +14920,7 @@
         </w:rPr>
         <w:t xml:space="preserve"> - Iniciativas Estratégicas</w:t>
       </w:r>
-      <w:bookmarkEnd w:id="45"/>
+      <w:bookmarkEnd w:id="54"/>
     </w:p>
     <w:p>
       <w:pPr>
@@ -14297,7 +14989,7 @@
           <w:color w:val="auto"/>
         </w:rPr>
       </w:pPr>
-      <w:bookmarkStart w:id="46" w:name="_Toc211611360"/>
+      <w:bookmarkStart w:id="55" w:name="_Toc211611360"/>
       <w:r>
         <w:rPr>
           <w:color w:val="auto"/>
@@ -14355,7 +15047,7 @@
         </w:rPr>
         <w:t xml:space="preserve"> (riscos estratégicos)</w:t>
       </w:r>
-      <w:bookmarkEnd w:id="46"/>
+      <w:bookmarkEnd w:id="55"/>
     </w:p>
     <w:p>
       <w:pPr>
@@ -14431,7 +15123,7 @@
           <w:color w:val="auto"/>
         </w:rPr>
       </w:pPr>
-      <w:bookmarkStart w:id="47" w:name="_Toc211611361"/>
+      <w:bookmarkStart w:id="56" w:name="_Toc211611361"/>
       <w:r>
         <w:rPr>
           <w:color w:val="auto"/>
@@ -14475,7 +15167,7 @@
         </w:rPr>
         <w:t xml:space="preserve"> - Oportunidades (valor potencial)</w:t>
       </w:r>
-      <w:bookmarkEnd w:id="47"/>
+      <w:bookmarkEnd w:id="56"/>
     </w:p>
     <w:p>
       <w:pPr>
@@ -14538,7 +15230,7 @@
           <w:color w:val="auto"/>
         </w:rPr>
       </w:pPr>
-      <w:bookmarkStart w:id="48" w:name="_Toc211611362"/>
+      <w:bookmarkStart w:id="57" w:name="_Toc211611362"/>
       <w:r>
         <w:rPr>
           <w:color w:val="auto"/>
@@ -14596,7 +15288,7 @@
         </w:rPr>
         <w:t xml:space="preserve"> de competitividade (recursos e competências)</w:t>
       </w:r>
-      <w:bookmarkEnd w:id="48"/>
+      <w:bookmarkEnd w:id="57"/>
     </w:p>
     <w:p/>
     <w:p>
@@ -14686,7 +15378,7 @@
           <w:color w:val="auto"/>
         </w:rPr>
       </w:pPr>
-      <w:bookmarkStart w:id="49" w:name="_Toc211611363"/>
+      <w:bookmarkStart w:id="58" w:name="_Toc211611363"/>
       <w:r>
         <w:rPr>
           <w:color w:val="auto"/>
@@ -14750,7 +15442,7 @@
         </w:rPr>
         <w:t>)</w:t>
       </w:r>
-      <w:bookmarkEnd w:id="49"/>
+      <w:bookmarkEnd w:id="58"/>
     </w:p>
     <w:p/>
     <w:p>
@@ -14820,7 +15512,7 @@
           <w:color w:val="auto"/>
         </w:rPr>
       </w:pPr>
-      <w:bookmarkStart w:id="50" w:name="_Toc211611364"/>
+      <w:bookmarkStart w:id="59" w:name="_Toc211611364"/>
       <w:r>
         <w:rPr>
           <w:color w:val="auto"/>
@@ -14878,7 +15570,7 @@
         </w:rPr>
         <w:t xml:space="preserve"> (cooperação)</w:t>
       </w:r>
-      <w:bookmarkEnd w:id="50"/>
+      <w:bookmarkEnd w:id="59"/>
     </w:p>
     <w:p>
       <w:pPr>
@@ -14944,7 +15636,7 @@
         <w:spacing w:line="276" w:lineRule="auto"/>
         <w:jc w:val="center"/>
       </w:pPr>
-      <w:bookmarkStart w:id="51" w:name="_Toc211611365"/>
+      <w:bookmarkStart w:id="60" w:name="_Toc211611365"/>
       <w:r>
         <w:rPr>
           <w:color w:val="auto"/>
@@ -15002,7 +15694,7 @@
         </w:rPr>
         <w:t xml:space="preserve"> (expectativas)</w:t>
       </w:r>
-      <w:bookmarkEnd w:id="51"/>
+      <w:bookmarkEnd w:id="60"/>
     </w:p>
     <w:p>
       <w:pPr>
@@ -15015,7 +15707,7 @@
       <w:pPr>
         <w:pStyle w:val="Ttulo2"/>
       </w:pPr>
-      <w:bookmarkStart w:id="52" w:name="_Toc214372261"/>
+      <w:bookmarkStart w:id="61" w:name="_Toc214737138"/>
       <w:r>
         <w:t xml:space="preserve">Ligações e </w:t>
       </w:r>
@@ -15023,7 +15715,7 @@
       <w:r>
         <w:t>Hinterland</w:t>
       </w:r>
-      <w:bookmarkEnd w:id="52"/>
+      <w:bookmarkEnd w:id="61"/>
       <w:proofErr w:type="spellEnd"/>
     </w:p>
     <w:p>
@@ -15112,7 +15804,7 @@
           <w:color w:val="auto"/>
         </w:rPr>
       </w:pPr>
-      <w:bookmarkStart w:id="53" w:name="_Toc211611366"/>
+      <w:bookmarkStart w:id="62" w:name="_Toc211611366"/>
       <w:r>
         <w:rPr>
           <w:color w:val="auto"/>
@@ -15176,17 +15868,17 @@
         </w:rPr>
         <w:t>o</w:t>
       </w:r>
-      <w:bookmarkEnd w:id="53"/>
+      <w:bookmarkEnd w:id="62"/>
     </w:p>
     <w:p>
       <w:pPr>
         <w:pStyle w:val="Ttulo2"/>
       </w:pPr>
-      <w:bookmarkStart w:id="54" w:name="_Toc214372262"/>
+      <w:bookmarkStart w:id="63" w:name="_Toc214737139"/>
       <w:r>
         <w:t>Estatísticas</w:t>
       </w:r>
-      <w:bookmarkEnd w:id="54"/>
+      <w:bookmarkEnd w:id="63"/>
     </w:p>
     <w:p>
       <w:pPr>
@@ -15199,7 +15891,7 @@
           <w:szCs w:val="20"/>
         </w:rPr>
       </w:pPr>
-      <w:bookmarkStart w:id="55" w:name="_Toc214372263"/>
+      <w:bookmarkStart w:id="64" w:name="_Toc214737140"/>
       <w:r>
         <w:rPr>
           <w:b/>
@@ -15210,7 +15902,7 @@
         </w:rPr>
         <w:t>Navios</w:t>
       </w:r>
-      <w:bookmarkEnd w:id="55"/>
+      <w:bookmarkEnd w:id="64"/>
     </w:p>
     <w:p>
       <w:pPr>
@@ -15273,7 +15965,7 @@
           <w:color w:val="auto"/>
         </w:rPr>
       </w:pPr>
-      <w:bookmarkStart w:id="56" w:name="_Toc211611367"/>
+      <w:bookmarkStart w:id="65" w:name="_Toc211611367"/>
       <w:r>
         <w:rPr>
           <w:color w:val="auto"/>
@@ -15323,7 +16015,7 @@
         </w:rPr>
         <w:t xml:space="preserve"> (1978-2021)</w:t>
       </w:r>
-      <w:bookmarkEnd w:id="56"/>
+      <w:bookmarkEnd w:id="65"/>
     </w:p>
     <w:p>
       <w:pPr>
@@ -15397,7 +16089,7 @@
           <w:color w:val="auto"/>
         </w:rPr>
       </w:pPr>
-      <w:bookmarkStart w:id="57" w:name="_Toc211611368"/>
+      <w:bookmarkStart w:id="66" w:name="_Toc211611368"/>
       <w:r>
         <w:rPr>
           <w:color w:val="auto"/>
@@ -15447,7 +16139,7 @@
         </w:rPr>
         <w:t xml:space="preserve"> (2000-2021)</w:t>
       </w:r>
-      <w:bookmarkEnd w:id="57"/>
+      <w:bookmarkEnd w:id="66"/>
     </w:p>
     <w:p/>
     <w:p>
@@ -15511,7 +16203,7 @@
           <w:color w:val="auto"/>
         </w:rPr>
       </w:pPr>
-      <w:bookmarkStart w:id="58" w:name="_Toc211611369"/>
+      <w:bookmarkStart w:id="67" w:name="_Toc211611369"/>
       <w:r>
         <w:rPr>
           <w:color w:val="auto"/>
@@ -15561,7 +16253,7 @@
         </w:rPr>
         <w:t xml:space="preserve"> (2000-2021)</w:t>
       </w:r>
-      <w:bookmarkEnd w:id="58"/>
+      <w:bookmarkEnd w:id="67"/>
     </w:p>
     <w:p/>
     <w:p>
@@ -15575,7 +16267,7 @@
           <w:szCs w:val="20"/>
         </w:rPr>
       </w:pPr>
-      <w:bookmarkStart w:id="59" w:name="_Toc214372264"/>
+      <w:bookmarkStart w:id="68" w:name="_Toc214737141"/>
       <w:r>
         <w:rPr>
           <w:b/>
@@ -15587,7 +16279,7 @@
         <w:lastRenderedPageBreak/>
         <w:t>Mercadorias</w:t>
       </w:r>
-      <w:bookmarkEnd w:id="59"/>
+      <w:bookmarkEnd w:id="68"/>
     </w:p>
     <w:p>
       <w:pPr>
@@ -15656,7 +16348,7 @@
           <w:color w:val="auto"/>
         </w:rPr>
       </w:pPr>
-      <w:bookmarkStart w:id="60" w:name="_Toc211611370"/>
+      <w:bookmarkStart w:id="69" w:name="_Toc211611370"/>
       <w:r>
         <w:rPr>
           <w:color w:val="auto"/>
@@ -15706,7 +16398,7 @@
         </w:rPr>
         <w:t xml:space="preserve"> (1978-2021)</w:t>
       </w:r>
-      <w:bookmarkEnd w:id="60"/>
+      <w:bookmarkEnd w:id="69"/>
     </w:p>
     <w:p>
       <w:pPr>
@@ -15775,7 +16467,7 @@
           <w:color w:val="auto"/>
         </w:rPr>
       </w:pPr>
-      <w:bookmarkStart w:id="61" w:name="_Toc211611371"/>
+      <w:bookmarkStart w:id="70" w:name="_Toc211611371"/>
       <w:r>
         <w:rPr>
           <w:color w:val="auto"/>
@@ -15819,7 +16511,7 @@
         </w:rPr>
         <w:t xml:space="preserve"> - Evolução das mercadorias movimentadas no Porto de Faro (2000-2021)</w:t>
       </w:r>
-      <w:bookmarkEnd w:id="61"/>
+      <w:bookmarkEnd w:id="70"/>
       <w:r>
         <w:rPr>
           <w:color w:val="auto"/>
@@ -15895,7 +16587,7 @@
           <w:color w:val="auto"/>
         </w:rPr>
       </w:pPr>
-      <w:bookmarkStart w:id="62" w:name="_Toc211611372"/>
+      <w:bookmarkStart w:id="71" w:name="_Toc211611372"/>
       <w:r>
         <w:rPr>
           <w:color w:val="auto"/>
@@ -15939,7 +16631,7 @@
         </w:rPr>
         <w:t xml:space="preserve"> - Evolução das mercadorias movimentadas no Porto de Portimão (2000-2021)</w:t>
       </w:r>
-      <w:bookmarkEnd w:id="62"/>
+      <w:bookmarkEnd w:id="71"/>
     </w:p>
     <w:p/>
     <w:p>
@@ -15953,7 +16645,7 @@
           <w:szCs w:val="20"/>
         </w:rPr>
       </w:pPr>
-      <w:bookmarkStart w:id="63" w:name="_Toc214372265"/>
+      <w:bookmarkStart w:id="72" w:name="_Toc214737142"/>
       <w:r>
         <w:rPr>
           <w:b/>
@@ -15964,7 +16656,7 @@
         </w:rPr>
         <w:t>Passageiros</w:t>
       </w:r>
-      <w:bookmarkEnd w:id="63"/>
+      <w:bookmarkEnd w:id="72"/>
     </w:p>
     <w:p>
       <w:pPr>
@@ -16052,7 +16744,7 @@
           <w:color w:val="auto"/>
         </w:rPr>
       </w:pPr>
-      <w:bookmarkStart w:id="64" w:name="_Toc211611373"/>
+      <w:bookmarkStart w:id="73" w:name="_Toc211611373"/>
       <w:r>
         <w:rPr>
           <w:color w:val="auto"/>
@@ -16120,7 +16812,7 @@
         </w:rPr>
         <w:t xml:space="preserve"> de passageiros no Porto de Portimão (2004-2020)</w:t>
       </w:r>
-      <w:bookmarkEnd w:id="64"/>
+      <w:bookmarkEnd w:id="73"/>
     </w:p>
     <w:sectPr>
       <w:footerReference w:type="default" r:id="rId35"/>
@@ -27063,15 +27755,6 @@
 </file>
 
 <file path=customXml/item1.xml><?xml version="1.0" encoding="utf-8"?>
-<?mso-contentType ?>
-<FormTemplates xmlns="http://schemas.microsoft.com/sharepoint/v3/contenttype/forms">
-  <Display>DocumentLibraryForm</Display>
-  <Edit>DocumentLibraryForm</Edit>
-  <New>DocumentLibraryForm</New>
-</FormTemplates>
-</file>
-
-<file path=customXml/item2.xml><?xml version="1.0" encoding="utf-8"?>
 <p:properties xmlns:p="http://schemas.microsoft.com/office/2006/metadata/properties" xmlns:xsi="http://www.w3.org/2001/XMLSchema-instance" xmlns:pc="http://schemas.microsoft.com/office/infopath/2007/PartnerControls">
   <documentManagement>
     <NotebookType xmlns="6e977478-40fc-4c96-9b59-58f9adc62218" xsi:nil="true"/>
@@ -27083,11 +27766,16 @@
 </p:properties>
 </file>
 
-<file path=customXml/item3.xml><?xml version="1.0" encoding="utf-8"?>
-<b:Sources xmlns:b="http://schemas.openxmlformats.org/officeDocument/2006/bibliography" xmlns="http://schemas.openxmlformats.org/officeDocument/2006/bibliography" SelectedStyle="\APA.XSL" StyleName="APA"/>
+<file path=customXml/item2.xml><?xml version="1.0" encoding="utf-8"?>
+<?mso-contentType ?>
+<FormTemplates xmlns="http://schemas.microsoft.com/sharepoint/v3/contenttype/forms">
+  <Display>DocumentLibraryForm</Display>
+  <Edit>DocumentLibraryForm</Edit>
+  <New>DocumentLibraryForm</New>
+</FormTemplates>
 </file>
 
-<file path=customXml/item4.xml><?xml version="1.0" encoding="utf-8"?>
+<file path=customXml/item3.xml><?xml version="1.0" encoding="utf-8"?>
 <ct:contentTypeSchema xmlns:ct="http://schemas.microsoft.com/office/2006/metadata/contentType" xmlns:ma="http://schemas.microsoft.com/office/2006/metadata/properties/metaAttributes" ct:_="" ma:_="" ma:contentTypeName="Documento" ma:contentTypeID="0x0101008F0F40A57A4B4943AE5F0D22A00E6876" ma:contentTypeVersion="7" ma:contentTypeDescription="Criar um novo documento." ma:contentTypeScope="" ma:versionID="0777f9d8bcaf4fa9f3f247f35de05543">
   <xsd:schema xmlns:xsd="http://www.w3.org/2001/XMLSchema" xmlns:xs="http://www.w3.org/2001/XMLSchema" xmlns:p="http://schemas.microsoft.com/office/2006/metadata/properties" xmlns:ns2="6e977478-40fc-4c96-9b59-58f9adc62218" targetNamespace="http://schemas.microsoft.com/office/2006/metadata/properties" ma:root="true" ma:fieldsID="6e1588d9447c950b5d06efd32159bf41" ns2:_="">
     <xsd:import namespace="6e977478-40fc-4c96-9b59-58f9adc62218"/>
@@ -27249,15 +27937,11 @@
 </ct:contentTypeSchema>
 </file>
 
-<file path=customXml/itemProps1.xml><?xml version="1.0" encoding="utf-8"?>
-<ds:datastoreItem xmlns:ds="http://schemas.openxmlformats.org/officeDocument/2006/customXml" ds:itemID="{A8BEE9C3-75AD-4607-B106-1B44B05722EA}">
-  <ds:schemaRefs>
-    <ds:schemaRef ds:uri="http://schemas.microsoft.com/sharepoint/v3/contenttype/forms"/>
-  </ds:schemaRefs>
-</ds:datastoreItem>
+<file path=customXml/item4.xml><?xml version="1.0" encoding="utf-8"?>
+<b:Sources xmlns:b="http://schemas.openxmlformats.org/officeDocument/2006/bibliography" xmlns="http://schemas.openxmlformats.org/officeDocument/2006/bibliography" SelectedStyle="\APA.XSL" StyleName="APA"/>
 </file>
 
-<file path=customXml/itemProps2.xml><?xml version="1.0" encoding="utf-8"?>
+<file path=customXml/itemProps1.xml><?xml version="1.0" encoding="utf-8"?>
 <ds:datastoreItem xmlns:ds="http://schemas.openxmlformats.org/officeDocument/2006/customXml" ds:itemID="{A02BD9CC-6025-4F76-BD90-0F1427CF0A06}">
   <ds:schemaRefs>
     <ds:schemaRef ds:uri="http://schemas.microsoft.com/office/2006/metadata/properties"/>
@@ -27267,15 +27951,15 @@
 </ds:datastoreItem>
 </file>
 
-<file path=customXml/itemProps3.xml><?xml version="1.0" encoding="utf-8"?>
-<ds:datastoreItem xmlns:ds="http://schemas.openxmlformats.org/officeDocument/2006/customXml" ds:itemID="{9C46D67E-02BF-4E37-8EF1-2391CC03D27F}">
+<file path=customXml/itemProps2.xml><?xml version="1.0" encoding="utf-8"?>
+<ds:datastoreItem xmlns:ds="http://schemas.openxmlformats.org/officeDocument/2006/customXml" ds:itemID="{A8BEE9C3-75AD-4607-B106-1B44B05722EA}">
   <ds:schemaRefs>
-    <ds:schemaRef ds:uri="http://schemas.openxmlformats.org/officeDocument/2006/bibliography"/>
+    <ds:schemaRef ds:uri="http://schemas.microsoft.com/sharepoint/v3/contenttype/forms"/>
   </ds:schemaRefs>
 </ds:datastoreItem>
 </file>
 
-<file path=customXml/itemProps4.xml><?xml version="1.0" encoding="utf-8"?>
+<file path=customXml/itemProps3.xml><?xml version="1.0" encoding="utf-8"?>
 <ds:datastoreItem xmlns:ds="http://schemas.openxmlformats.org/officeDocument/2006/customXml" ds:itemID="{F22FBF9B-697C-4384-8BA9-D9CACC814933}">
   <ds:schemaRefs>
     <ds:schemaRef ds:uri="http://schemas.microsoft.com/office/2006/metadata/contentType"/>
@@ -27291,4 +27975,12 @@
     <ds:schemaRef ds:uri="http://schemas.microsoft.com/internal/obd"/>
   </ds:schemaRefs>
 </ds:datastoreItem>
+</file>
+
+<file path=customXml/itemProps4.xml><?xml version="1.0" encoding="utf-8"?>
+<ds:datastoreItem xmlns:ds="http://schemas.openxmlformats.org/officeDocument/2006/customXml" ds:itemID="{9C46D67E-02BF-4E37-8EF1-2391CC03D27F}">
+  <ds:schemaRefs>
+    <ds:schemaRef ds:uri="http://schemas.openxmlformats.org/officeDocument/2006/bibliography"/>
+  </ds:schemaRefs>
+</ds:datastoreItem>
 </file>
--- a/docs/client_analysis/report_APS.docx
+++ b/docs/client_analysis/report_APS.docx
@@ -616,7 +616,7 @@
           <w:r>
             <w:fldChar w:fldCharType="separate"/>
           </w:r>
-          <w:hyperlink w:anchor="_Toc214737097" w:history="1">
+          <w:hyperlink w:anchor="_Toc214749506" w:history="1">
             <w:r>
               <w:rPr>
                 <w:rStyle w:val="Hiperligao"/>
@@ -644,7 +644,7 @@
                 <w:noProof/>
                 <w:webHidden/>
               </w:rPr>
-              <w:instrText xml:space="preserve"> PAGEREF _Toc214737097 \h </w:instrText>
+              <w:instrText xml:space="preserve"> PAGEREF _Toc214749506 \h </w:instrText>
             </w:r>
             <w:r>
               <w:rPr>
@@ -689,7 +689,7 @@
               <w14:ligatures w14:val="standardContextual"/>
             </w:rPr>
           </w:pPr>
-          <w:hyperlink w:anchor="_Toc214737098" w:history="1">
+          <w:hyperlink w:anchor="_Toc214749507" w:history="1">
             <w:r>
               <w:rPr>
                 <w:rStyle w:val="Hiperligao"/>
@@ -717,7 +717,7 @@
                 <w:noProof/>
                 <w:webHidden/>
               </w:rPr>
-              <w:instrText xml:space="preserve"> PAGEREF _Toc214737098 \h </w:instrText>
+              <w:instrText xml:space="preserve"> PAGEREF _Toc214749507 \h </w:instrText>
             </w:r>
             <w:r>
               <w:rPr>
@@ -762,7 +762,7 @@
               <w14:ligatures w14:val="standardContextual"/>
             </w:rPr>
           </w:pPr>
-          <w:hyperlink w:anchor="_Toc214737099" w:history="1">
+          <w:hyperlink w:anchor="_Toc214749508" w:history="1">
             <w:r>
               <w:rPr>
                 <w:rStyle w:val="Hiperligao"/>
@@ -789,7 +789,7 @@
                 <w:noProof/>
                 <w:webHidden/>
               </w:rPr>
-              <w:instrText xml:space="preserve"> PAGEREF _Toc214737099 \h </w:instrText>
+              <w:instrText xml:space="preserve"> PAGEREF _Toc214749508 \h </w:instrText>
             </w:r>
             <w:r>
               <w:rPr>
@@ -834,7 +834,7 @@
               <w14:ligatures w14:val="standardContextual"/>
             </w:rPr>
           </w:pPr>
-          <w:hyperlink w:anchor="_Toc214737100" w:history="1">
+          <w:hyperlink w:anchor="_Toc214749509" w:history="1">
             <w:r>
               <w:rPr>
                 <w:rStyle w:val="Hiperligao"/>
@@ -861,7 +861,7 @@
                 <w:noProof/>
                 <w:webHidden/>
               </w:rPr>
-              <w:instrText xml:space="preserve"> PAGEREF _Toc214737100 \h </w:instrText>
+              <w:instrText xml:space="preserve"> PAGEREF _Toc214749509 \h </w:instrText>
             </w:r>
             <w:r>
               <w:rPr>
@@ -906,7 +906,7 @@
               <w14:ligatures w14:val="standardContextual"/>
             </w:rPr>
           </w:pPr>
-          <w:hyperlink w:anchor="_Toc214737101" w:history="1">
+          <w:hyperlink w:anchor="_Toc214749510" w:history="1">
             <w:r>
               <w:rPr>
                 <w:rStyle w:val="Hiperligao"/>
@@ -933,7 +933,7 @@
                 <w:noProof/>
                 <w:webHidden/>
               </w:rPr>
-              <w:instrText xml:space="preserve"> PAGEREF _Toc214737101 \h </w:instrText>
+              <w:instrText xml:space="preserve"> PAGEREF _Toc214749510 \h </w:instrText>
             </w:r>
             <w:r>
               <w:rPr>
@@ -978,7 +978,7 @@
               <w14:ligatures w14:val="standardContextual"/>
             </w:rPr>
           </w:pPr>
-          <w:hyperlink w:anchor="_Toc214737102" w:history="1">
+          <w:hyperlink w:anchor="_Toc214749511" w:history="1">
             <w:r>
               <w:rPr>
                 <w:rStyle w:val="Hiperligao"/>
@@ -1007,7 +1007,7 @@
                 <w:noProof/>
                 <w:webHidden/>
               </w:rPr>
-              <w:instrText xml:space="preserve"> PAGEREF _Toc214737102 \h </w:instrText>
+              <w:instrText xml:space="preserve"> PAGEREF _Toc214749511 \h </w:instrText>
             </w:r>
             <w:r>
               <w:rPr>
@@ -1052,7 +1052,7 @@
               <w14:ligatures w14:val="standardContextual"/>
             </w:rPr>
           </w:pPr>
-          <w:hyperlink w:anchor="_Toc214737103" w:history="1">
+          <w:hyperlink w:anchor="_Toc214749512" w:history="1">
             <w:r>
               <w:rPr>
                 <w:rStyle w:val="Hiperligao"/>
@@ -1081,7 +1081,7 @@
                 <w:noProof/>
                 <w:webHidden/>
               </w:rPr>
-              <w:instrText xml:space="preserve"> PAGEREF _Toc214737103 \h </w:instrText>
+              <w:instrText xml:space="preserve"> PAGEREF _Toc214749512 \h </w:instrText>
             </w:r>
             <w:r>
               <w:rPr>
@@ -1126,7 +1126,7 @@
               <w14:ligatures w14:val="standardContextual"/>
             </w:rPr>
           </w:pPr>
-          <w:hyperlink w:anchor="_Toc214737104" w:history="1">
+          <w:hyperlink w:anchor="_Toc214749513" w:history="1">
             <w:r>
               <w:rPr>
                 <w:rStyle w:val="Hiperligao"/>
@@ -1155,7 +1155,7 @@
                 <w:noProof/>
                 <w:webHidden/>
               </w:rPr>
-              <w:instrText xml:space="preserve"> PAGEREF _Toc214737104 \h </w:instrText>
+              <w:instrText xml:space="preserve"> PAGEREF _Toc214749513 \h </w:instrText>
             </w:r>
             <w:r>
               <w:rPr>
@@ -1200,7 +1200,7 @@
               <w14:ligatures w14:val="standardContextual"/>
             </w:rPr>
           </w:pPr>
-          <w:hyperlink w:anchor="_Toc214737105" w:history="1">
+          <w:hyperlink w:anchor="_Toc214749514" w:history="1">
             <w:r>
               <w:rPr>
                 <w:rStyle w:val="Hiperligao"/>
@@ -1229,7 +1229,7 @@
                 <w:noProof/>
                 <w:webHidden/>
               </w:rPr>
-              <w:instrText xml:space="preserve"> PAGEREF _Toc214737105 \h </w:instrText>
+              <w:instrText xml:space="preserve"> PAGEREF _Toc214749514 \h </w:instrText>
             </w:r>
             <w:r>
               <w:rPr>
@@ -1274,7 +1274,7 @@
               <w14:ligatures w14:val="standardContextual"/>
             </w:rPr>
           </w:pPr>
-          <w:hyperlink w:anchor="_Toc214737106" w:history="1">
+          <w:hyperlink w:anchor="_Toc214749515" w:history="1">
             <w:r>
               <w:rPr>
                 <w:rStyle w:val="Hiperligao"/>
@@ -1303,7 +1303,7 @@
                 <w:noProof/>
                 <w:webHidden/>
               </w:rPr>
-              <w:instrText xml:space="preserve"> PAGEREF _Toc214737106 \h </w:instrText>
+              <w:instrText xml:space="preserve"> PAGEREF _Toc214749515 \h </w:instrText>
             </w:r>
             <w:r>
               <w:rPr>
@@ -1348,7 +1348,7 @@
               <w14:ligatures w14:val="standardContextual"/>
             </w:rPr>
           </w:pPr>
-          <w:hyperlink w:anchor="_Toc214737107" w:history="1">
+          <w:hyperlink w:anchor="_Toc214749516" w:history="1">
             <w:r>
               <w:rPr>
                 <w:rStyle w:val="Hiperligao"/>
@@ -1375,7 +1375,7 @@
                 <w:noProof/>
                 <w:webHidden/>
               </w:rPr>
-              <w:instrText xml:space="preserve"> PAGEREF _Toc214737107 \h </w:instrText>
+              <w:instrText xml:space="preserve"> PAGEREF _Toc214749516 \h </w:instrText>
             </w:r>
             <w:r>
               <w:rPr>
@@ -1420,7 +1420,7 @@
               <w14:ligatures w14:val="standardContextual"/>
             </w:rPr>
           </w:pPr>
-          <w:hyperlink w:anchor="_Toc214737108" w:history="1">
+          <w:hyperlink w:anchor="_Toc214749517" w:history="1">
             <w:r>
               <w:rPr>
                 <w:rStyle w:val="Hiperligao"/>
@@ -1447,7 +1447,7 @@
                 <w:noProof/>
                 <w:webHidden/>
               </w:rPr>
-              <w:instrText xml:space="preserve"> PAGEREF _Toc214737108 \h </w:instrText>
+              <w:instrText xml:space="preserve"> PAGEREF _Toc214749517 \h </w:instrText>
             </w:r>
             <w:r>
               <w:rPr>
@@ -1492,7 +1492,7 @@
               <w14:ligatures w14:val="standardContextual"/>
             </w:rPr>
           </w:pPr>
-          <w:hyperlink w:anchor="_Toc214737109" w:history="1">
+          <w:hyperlink w:anchor="_Toc214749518" w:history="1">
             <w:r>
               <w:rPr>
                 <w:rStyle w:val="Hiperligao"/>
@@ -1521,7 +1521,7 @@
                 <w:noProof/>
                 <w:webHidden/>
               </w:rPr>
-              <w:instrText xml:space="preserve"> PAGEREF _Toc214737109 \h </w:instrText>
+              <w:instrText xml:space="preserve"> PAGEREF _Toc214749518 \h </w:instrText>
             </w:r>
             <w:r>
               <w:rPr>
@@ -1566,7 +1566,7 @@
               <w14:ligatures w14:val="standardContextual"/>
             </w:rPr>
           </w:pPr>
-          <w:hyperlink w:anchor="_Toc214737110" w:history="1">
+          <w:hyperlink w:anchor="_Toc214749519" w:history="1">
             <w:r>
               <w:rPr>
                 <w:rStyle w:val="Hiperligao"/>
@@ -1595,7 +1595,7 @@
                 <w:noProof/>
                 <w:webHidden/>
               </w:rPr>
-              <w:instrText xml:space="preserve"> PAGEREF _Toc214737110 \h </w:instrText>
+              <w:instrText xml:space="preserve"> PAGEREF _Toc214749519 \h </w:instrText>
             </w:r>
             <w:r>
               <w:rPr>
@@ -1640,7 +1640,7 @@
               <w14:ligatures w14:val="standardContextual"/>
             </w:rPr>
           </w:pPr>
-          <w:hyperlink w:anchor="_Toc214737111" w:history="1">
+          <w:hyperlink w:anchor="_Toc214749520" w:history="1">
             <w:r>
               <w:rPr>
                 <w:rStyle w:val="Hiperligao"/>
@@ -1667,7 +1667,7 @@
                 <w:noProof/>
                 <w:webHidden/>
               </w:rPr>
-              <w:instrText xml:space="preserve"> PAGEREF _Toc214737111 \h </w:instrText>
+              <w:instrText xml:space="preserve"> PAGEREF _Toc214749520 \h </w:instrText>
             </w:r>
             <w:r>
               <w:rPr>
@@ -1712,7 +1712,7 @@
               <w14:ligatures w14:val="standardContextual"/>
             </w:rPr>
           </w:pPr>
-          <w:hyperlink w:anchor="_Toc214737112" w:history="1">
+          <w:hyperlink w:anchor="_Toc214749521" w:history="1">
             <w:r>
               <w:rPr>
                 <w:rStyle w:val="Hiperligao"/>
@@ -1741,7 +1741,7 @@
                 <w:noProof/>
                 <w:webHidden/>
               </w:rPr>
-              <w:instrText xml:space="preserve"> PAGEREF _Toc214737112 \h </w:instrText>
+              <w:instrText xml:space="preserve"> PAGEREF _Toc214749521 \h </w:instrText>
             </w:r>
             <w:r>
               <w:rPr>
@@ -1786,7 +1786,7 @@
               <w14:ligatures w14:val="standardContextual"/>
             </w:rPr>
           </w:pPr>
-          <w:hyperlink w:anchor="_Toc214737113" w:history="1">
+          <w:hyperlink w:anchor="_Toc214749522" w:history="1">
             <w:r>
               <w:rPr>
                 <w:rStyle w:val="Hiperligao"/>
@@ -1815,7 +1815,7 @@
                 <w:noProof/>
                 <w:webHidden/>
               </w:rPr>
-              <w:instrText xml:space="preserve"> PAGEREF _Toc214737113 \h </w:instrText>
+              <w:instrText xml:space="preserve"> PAGEREF _Toc214749522 \h </w:instrText>
             </w:r>
             <w:r>
               <w:rPr>
@@ -1860,7 +1860,7 @@
               <w14:ligatures w14:val="standardContextual"/>
             </w:rPr>
           </w:pPr>
-          <w:hyperlink w:anchor="_Toc214737114" w:history="1">
+          <w:hyperlink w:anchor="_Toc214749523" w:history="1">
             <w:r>
               <w:rPr>
                 <w:rStyle w:val="Hiperligao"/>
@@ -1889,7 +1889,7 @@
                 <w:noProof/>
                 <w:webHidden/>
               </w:rPr>
-              <w:instrText xml:space="preserve"> PAGEREF _Toc214737114 \h </w:instrText>
+              <w:instrText xml:space="preserve"> PAGEREF _Toc214749523 \h </w:instrText>
             </w:r>
             <w:r>
               <w:rPr>
@@ -1934,7 +1934,7 @@
               <w14:ligatures w14:val="standardContextual"/>
             </w:rPr>
           </w:pPr>
-          <w:hyperlink w:anchor="_Toc214737115" w:history="1">
+          <w:hyperlink w:anchor="_Toc214749524" w:history="1">
             <w:r>
               <w:rPr>
                 <w:rStyle w:val="Hiperligao"/>
@@ -1963,7 +1963,7 @@
                 <w:noProof/>
                 <w:webHidden/>
               </w:rPr>
-              <w:instrText xml:space="preserve"> PAGEREF _Toc214737115 \h </w:instrText>
+              <w:instrText xml:space="preserve"> PAGEREF _Toc214749524 \h </w:instrText>
             </w:r>
             <w:r>
               <w:rPr>
@@ -2008,13 +2008,13 @@
               <w14:ligatures w14:val="standardContextual"/>
             </w:rPr>
           </w:pPr>
-          <w:hyperlink w:anchor="_Toc214737116" w:history="1">
+          <w:hyperlink w:anchor="_Toc214749525" w:history="1">
             <w:r>
               <w:rPr>
                 <w:rStyle w:val="Hiperligao"/>
                 <w:noProof/>
               </w:rPr>
-              <w:t>II.3 Controlo e Sistemas de informação --- (3.7.1 a 3.7.3)</w:t>
+              <w:t>II.3 Controlo e Sistemas de informação</w:t>
             </w:r>
             <w:r>
               <w:rPr>
@@ -2035,7 +2035,7 @@
                 <w:noProof/>
                 <w:webHidden/>
               </w:rPr>
-              <w:instrText xml:space="preserve"> PAGEREF _Toc214737116 \h </w:instrText>
+              <w:instrText xml:space="preserve"> PAGEREF _Toc214749525 \h </w:instrText>
             </w:r>
             <w:r>
               <w:rPr>
@@ -2056,6 +2056,300 @@
                 <w:webHidden/>
               </w:rPr>
               <w:t>15</w:t>
+            </w:r>
+            <w:r>
+              <w:rPr>
+                <w:noProof/>
+                <w:webHidden/>
+              </w:rPr>
+              <w:fldChar w:fldCharType="end"/>
+            </w:r>
+          </w:hyperlink>
+        </w:p>
+        <w:p>
+          <w:pPr>
+            <w:pStyle w:val="ndice3"/>
+            <w:tabs>
+              <w:tab w:val="right" w:leader="dot" w:pos="9350"/>
+            </w:tabs>
+            <w:rPr>
+              <w:rFonts w:asciiTheme="minorHAnsi" w:eastAsiaTheme="minorEastAsia" w:hAnsiTheme="minorHAnsi" w:cstheme="minorBidi"/>
+              <w:noProof/>
+              <w:kern w:val="2"/>
+              <w:sz w:val="24"/>
+              <w14:ligatures w14:val="standardContextual"/>
+            </w:rPr>
+          </w:pPr>
+          <w:hyperlink w:anchor="_Toc214749526" w:history="1">
+            <w:r>
+              <w:rPr>
+                <w:rStyle w:val="Hiperligao"/>
+                <w:b/>
+                <w:bCs/>
+                <w:noProof/>
+              </w:rPr>
+              <w:t>3.7.1</w:t>
+            </w:r>
+            <w:r>
+              <w:rPr>
+                <w:noProof/>
+                <w:webHidden/>
+              </w:rPr>
+              <w:tab/>
+            </w:r>
+            <w:r>
+              <w:rPr>
+                <w:noProof/>
+                <w:webHidden/>
+              </w:rPr>
+              <w:fldChar w:fldCharType="begin"/>
+            </w:r>
+            <w:r>
+              <w:rPr>
+                <w:noProof/>
+                <w:webHidden/>
+              </w:rPr>
+              <w:instrText xml:space="preserve"> PAGEREF _Toc214749526 \h </w:instrText>
+            </w:r>
+            <w:r>
+              <w:rPr>
+                <w:noProof/>
+                <w:webHidden/>
+              </w:rPr>
+            </w:r>
+            <w:r>
+              <w:rPr>
+                <w:noProof/>
+                <w:webHidden/>
+              </w:rPr>
+              <w:fldChar w:fldCharType="separate"/>
+            </w:r>
+            <w:r>
+              <w:rPr>
+                <w:noProof/>
+                <w:webHidden/>
+              </w:rPr>
+              <w:t>15</w:t>
+            </w:r>
+            <w:r>
+              <w:rPr>
+                <w:noProof/>
+                <w:webHidden/>
+              </w:rPr>
+              <w:fldChar w:fldCharType="end"/>
+            </w:r>
+          </w:hyperlink>
+        </w:p>
+        <w:p>
+          <w:pPr>
+            <w:pStyle w:val="ndice3"/>
+            <w:tabs>
+              <w:tab w:val="right" w:leader="dot" w:pos="9350"/>
+            </w:tabs>
+            <w:rPr>
+              <w:rFonts w:asciiTheme="minorHAnsi" w:eastAsiaTheme="minorEastAsia" w:hAnsiTheme="minorHAnsi" w:cstheme="minorBidi"/>
+              <w:noProof/>
+              <w:kern w:val="2"/>
+              <w:sz w:val="24"/>
+              <w14:ligatures w14:val="standardContextual"/>
+            </w:rPr>
+          </w:pPr>
+          <w:hyperlink w:anchor="_Toc214749527" w:history="1">
+            <w:r>
+              <w:rPr>
+                <w:rStyle w:val="Hiperligao"/>
+                <w:b/>
+                <w:bCs/>
+                <w:noProof/>
+              </w:rPr>
+              <w:t>3.7.2</w:t>
+            </w:r>
+            <w:r>
+              <w:rPr>
+                <w:noProof/>
+                <w:webHidden/>
+              </w:rPr>
+              <w:tab/>
+            </w:r>
+            <w:r>
+              <w:rPr>
+                <w:noProof/>
+                <w:webHidden/>
+              </w:rPr>
+              <w:fldChar w:fldCharType="begin"/>
+            </w:r>
+            <w:r>
+              <w:rPr>
+                <w:noProof/>
+                <w:webHidden/>
+              </w:rPr>
+              <w:instrText xml:space="preserve"> PAGEREF _Toc214749527 \h </w:instrText>
+            </w:r>
+            <w:r>
+              <w:rPr>
+                <w:noProof/>
+                <w:webHidden/>
+              </w:rPr>
+            </w:r>
+            <w:r>
+              <w:rPr>
+                <w:noProof/>
+                <w:webHidden/>
+              </w:rPr>
+              <w:fldChar w:fldCharType="separate"/>
+            </w:r>
+            <w:r>
+              <w:rPr>
+                <w:noProof/>
+                <w:webHidden/>
+              </w:rPr>
+              <w:t>17</w:t>
+            </w:r>
+            <w:r>
+              <w:rPr>
+                <w:noProof/>
+                <w:webHidden/>
+              </w:rPr>
+              <w:fldChar w:fldCharType="end"/>
+            </w:r>
+          </w:hyperlink>
+        </w:p>
+        <w:p>
+          <w:pPr>
+            <w:pStyle w:val="ndice3"/>
+            <w:tabs>
+              <w:tab w:val="right" w:leader="dot" w:pos="9350"/>
+            </w:tabs>
+            <w:rPr>
+              <w:rFonts w:asciiTheme="minorHAnsi" w:eastAsiaTheme="minorEastAsia" w:hAnsiTheme="minorHAnsi" w:cstheme="minorBidi"/>
+              <w:noProof/>
+              <w:kern w:val="2"/>
+              <w:sz w:val="24"/>
+              <w14:ligatures w14:val="standardContextual"/>
+            </w:rPr>
+          </w:pPr>
+          <w:hyperlink w:anchor="_Toc214749528" w:history="1">
+            <w:r>
+              <w:rPr>
+                <w:rStyle w:val="Hiperligao"/>
+                <w:b/>
+                <w:bCs/>
+                <w:noProof/>
+              </w:rPr>
+              <w:t>3.7.3</w:t>
+            </w:r>
+            <w:r>
+              <w:rPr>
+                <w:noProof/>
+                <w:webHidden/>
+              </w:rPr>
+              <w:tab/>
+            </w:r>
+            <w:r>
+              <w:rPr>
+                <w:noProof/>
+                <w:webHidden/>
+              </w:rPr>
+              <w:fldChar w:fldCharType="begin"/>
+            </w:r>
+            <w:r>
+              <w:rPr>
+                <w:noProof/>
+                <w:webHidden/>
+              </w:rPr>
+              <w:instrText xml:space="preserve"> PAGEREF _Toc214749528 \h </w:instrText>
+            </w:r>
+            <w:r>
+              <w:rPr>
+                <w:noProof/>
+                <w:webHidden/>
+              </w:rPr>
+            </w:r>
+            <w:r>
+              <w:rPr>
+                <w:noProof/>
+                <w:webHidden/>
+              </w:rPr>
+              <w:fldChar w:fldCharType="separate"/>
+            </w:r>
+            <w:r>
+              <w:rPr>
+                <w:noProof/>
+                <w:webHidden/>
+              </w:rPr>
+              <w:t>18</w:t>
+            </w:r>
+            <w:r>
+              <w:rPr>
+                <w:noProof/>
+                <w:webHidden/>
+              </w:rPr>
+              <w:fldChar w:fldCharType="end"/>
+            </w:r>
+          </w:hyperlink>
+        </w:p>
+        <w:p>
+          <w:pPr>
+            <w:pStyle w:val="ndice2"/>
+            <w:tabs>
+              <w:tab w:val="right" w:leader="dot" w:pos="9350"/>
+            </w:tabs>
+            <w:rPr>
+              <w:rFonts w:asciiTheme="minorHAnsi" w:eastAsiaTheme="minorEastAsia" w:hAnsiTheme="minorHAnsi" w:cstheme="minorBidi"/>
+              <w:noProof/>
+              <w:kern w:val="2"/>
+              <w:sz w:val="24"/>
+              <w14:ligatures w14:val="standardContextual"/>
+            </w:rPr>
+          </w:pPr>
+          <w:hyperlink w:anchor="_Toc214749529" w:history="1">
+            <w:r>
+              <w:rPr>
+                <w:rStyle w:val="Hiperligao"/>
+                <w:noProof/>
+              </w:rPr>
+              <w:t>II. 4 Direção e Gestão de Pessoas --- (3.7.4 a 3.7.6)</w:t>
+            </w:r>
+            <w:r>
+              <w:rPr>
+                <w:noProof/>
+                <w:webHidden/>
+              </w:rPr>
+              <w:tab/>
+            </w:r>
+            <w:r>
+              <w:rPr>
+                <w:noProof/>
+                <w:webHidden/>
+              </w:rPr>
+              <w:fldChar w:fldCharType="begin"/>
+            </w:r>
+            <w:r>
+              <w:rPr>
+                <w:noProof/>
+                <w:webHidden/>
+              </w:rPr>
+              <w:instrText xml:space="preserve"> PAGEREF _Toc214749529 \h </w:instrText>
+            </w:r>
+            <w:r>
+              <w:rPr>
+                <w:noProof/>
+                <w:webHidden/>
+              </w:rPr>
+            </w:r>
+            <w:r>
+              <w:rPr>
+                <w:noProof/>
+                <w:webHidden/>
+              </w:rPr>
+              <w:fldChar w:fldCharType="separate"/>
+            </w:r>
+            <w:r>
+              <w:rPr>
+                <w:noProof/>
+                <w:webHidden/>
+              </w:rPr>
+              <w:t>19</w:t>
             </w:r>
             <w:r>
               <w:rPr>
@@ -2080,13 +2374,13 @@
               <w14:ligatures w14:val="standardContextual"/>
             </w:rPr>
           </w:pPr>
-          <w:hyperlink w:anchor="_Toc214737117" w:history="1">
+          <w:hyperlink w:anchor="_Toc214749530" w:history="1">
             <w:r>
               <w:rPr>
                 <w:rStyle w:val="Hiperligao"/>
                 <w:noProof/>
               </w:rPr>
-              <w:t>3.7.1</w:t>
+              <w:t>3.7.4</w:t>
             </w:r>
             <w:r>
               <w:rPr>
@@ -2107,7 +2401,7 @@
                 <w:noProof/>
                 <w:webHidden/>
               </w:rPr>
-              <w:instrText xml:space="preserve"> PAGEREF _Toc214737117 \h </w:instrText>
+              <w:instrText xml:space="preserve"> PAGEREF _Toc214749530 \h </w:instrText>
             </w:r>
             <w:r>
               <w:rPr>
@@ -2127,7 +2421,7 @@
                 <w:noProof/>
                 <w:webHidden/>
               </w:rPr>
-              <w:t>15</w:t>
+              <w:t>19</w:t>
             </w:r>
             <w:r>
               <w:rPr>
@@ -2152,13 +2446,13 @@
               <w14:ligatures w14:val="standardContextual"/>
             </w:rPr>
           </w:pPr>
-          <w:hyperlink w:anchor="_Toc214737118" w:history="1">
+          <w:hyperlink w:anchor="_Toc214749531" w:history="1">
             <w:r>
               <w:rPr>
                 <w:rStyle w:val="Hiperligao"/>
                 <w:noProof/>
               </w:rPr>
-              <w:t>3.7.2</w:t>
+              <w:t>3.7.5</w:t>
             </w:r>
             <w:r>
               <w:rPr>
@@ -2179,7 +2473,7 @@
                 <w:noProof/>
                 <w:webHidden/>
               </w:rPr>
-              <w:instrText xml:space="preserve"> PAGEREF _Toc214737118 \h </w:instrText>
+              <w:instrText xml:space="preserve"> PAGEREF _Toc214749531 \h </w:instrText>
             </w:r>
             <w:r>
               <w:rPr>
@@ -2199,7 +2493,7 @@
                 <w:noProof/>
                 <w:webHidden/>
               </w:rPr>
-              <w:t>17</w:t>
+              <w:t>19</w:t>
             </w:r>
             <w:r>
               <w:rPr>
@@ -2224,13 +2518,13 @@
               <w14:ligatures w14:val="standardContextual"/>
             </w:rPr>
           </w:pPr>
-          <w:hyperlink w:anchor="_Toc214737119" w:history="1">
+          <w:hyperlink w:anchor="_Toc214749532" w:history="1">
             <w:r>
               <w:rPr>
                 <w:rStyle w:val="Hiperligao"/>
                 <w:noProof/>
               </w:rPr>
-              <w:t>3.7.3</w:t>
+              <w:t>3.7.6</w:t>
             </w:r>
             <w:r>
               <w:rPr>
@@ -2251,7 +2545,7 @@
                 <w:noProof/>
                 <w:webHidden/>
               </w:rPr>
-              <w:instrText xml:space="preserve"> PAGEREF _Toc214737119 \h </w:instrText>
+              <w:instrText xml:space="preserve"> PAGEREF _Toc214749532 \h </w:instrText>
             </w:r>
             <w:r>
               <w:rPr>
@@ -2271,7 +2565,7 @@
                 <w:noProof/>
                 <w:webHidden/>
               </w:rPr>
-              <w:t>18</w:t>
+              <w:t>20</w:t>
             </w:r>
             <w:r>
               <w:rPr>
@@ -2296,13 +2590,13 @@
               <w14:ligatures w14:val="standardContextual"/>
             </w:rPr>
           </w:pPr>
-          <w:hyperlink w:anchor="_Toc214737120" w:history="1">
+          <w:hyperlink w:anchor="_Toc214749533" w:history="1">
             <w:r>
               <w:rPr>
                 <w:rStyle w:val="Hiperligao"/>
                 <w:noProof/>
               </w:rPr>
-              <w:t>II. 4 Direção e Gestão de Pessoas --- (3.7.4 a 3.7.6)</w:t>
+              <w:t>II.5 Promoção da produtividade --- (3.7.8)</w:t>
             </w:r>
             <w:r>
               <w:rPr>
@@ -2323,7 +2617,7 @@
                 <w:noProof/>
                 <w:webHidden/>
               </w:rPr>
-              <w:instrText xml:space="preserve"> PAGEREF _Toc214737120 \h </w:instrText>
+              <w:instrText xml:space="preserve"> PAGEREF _Toc214749533 \h </w:instrText>
             </w:r>
             <w:r>
               <w:rPr>
@@ -2343,7 +2637,7 @@
                 <w:noProof/>
                 <w:webHidden/>
               </w:rPr>
-              <w:t>19</w:t>
+              <w:t>21</w:t>
             </w:r>
             <w:r>
               <w:rPr>
@@ -2368,13 +2662,13 @@
               <w14:ligatures w14:val="standardContextual"/>
             </w:rPr>
           </w:pPr>
-          <w:hyperlink w:anchor="_Toc214737121" w:history="1">
+          <w:hyperlink w:anchor="_Toc214749534" w:history="1">
             <w:r>
               <w:rPr>
                 <w:rStyle w:val="Hiperligao"/>
                 <w:noProof/>
               </w:rPr>
-              <w:t>3.7.4</w:t>
+              <w:t>3.7.8</w:t>
             </w:r>
             <w:r>
               <w:rPr>
@@ -2395,7 +2689,7 @@
                 <w:noProof/>
                 <w:webHidden/>
               </w:rPr>
-              <w:instrText xml:space="preserve"> PAGEREF _Toc214737121 \h </w:instrText>
+              <w:instrText xml:space="preserve"> PAGEREF _Toc214749534 \h </w:instrText>
             </w:r>
             <w:r>
               <w:rPr>
@@ -2415,7 +2709,80 @@
                 <w:noProof/>
                 <w:webHidden/>
               </w:rPr>
-              <w:t>19</w:t>
+              <w:t>22</w:t>
+            </w:r>
+            <w:r>
+              <w:rPr>
+                <w:noProof/>
+                <w:webHidden/>
+              </w:rPr>
+              <w:fldChar w:fldCharType="end"/>
+            </w:r>
+          </w:hyperlink>
+        </w:p>
+        <w:p>
+          <w:pPr>
+            <w:pStyle w:val="ndice2"/>
+            <w:tabs>
+              <w:tab w:val="right" w:leader="dot" w:pos="9350"/>
+            </w:tabs>
+            <w:rPr>
+              <w:rFonts w:asciiTheme="minorHAnsi" w:eastAsiaTheme="minorEastAsia" w:hAnsiTheme="minorHAnsi" w:cstheme="minorBidi"/>
+              <w:noProof/>
+              <w:kern w:val="2"/>
+              <w:sz w:val="24"/>
+              <w14:ligatures w14:val="standardContextual"/>
+            </w:rPr>
+          </w:pPr>
+          <w:hyperlink w:anchor="_Toc214749535" w:history="1">
+            <w:r>
+              <w:rPr>
+                <w:rStyle w:val="Hiperligao"/>
+                <w:rFonts w:cstheme="minorHAnsi"/>
+                <w:noProof/>
+              </w:rPr>
+              <w:t>II.6 Economia circular --- (3.7.7 / 3.7.9)</w:t>
+            </w:r>
+            <w:r>
+              <w:rPr>
+                <w:noProof/>
+                <w:webHidden/>
+              </w:rPr>
+              <w:tab/>
+            </w:r>
+            <w:r>
+              <w:rPr>
+                <w:noProof/>
+                <w:webHidden/>
+              </w:rPr>
+              <w:fldChar w:fldCharType="begin"/>
+            </w:r>
+            <w:r>
+              <w:rPr>
+                <w:noProof/>
+                <w:webHidden/>
+              </w:rPr>
+              <w:instrText xml:space="preserve"> PAGEREF _Toc214749535 \h </w:instrText>
+            </w:r>
+            <w:r>
+              <w:rPr>
+                <w:noProof/>
+                <w:webHidden/>
+              </w:rPr>
+            </w:r>
+            <w:r>
+              <w:rPr>
+                <w:noProof/>
+                <w:webHidden/>
+              </w:rPr>
+              <w:fldChar w:fldCharType="separate"/>
+            </w:r>
+            <w:r>
+              <w:rPr>
+                <w:noProof/>
+                <w:webHidden/>
+              </w:rPr>
+              <w:t>23</w:t>
             </w:r>
             <w:r>
               <w:rPr>
@@ -2440,13 +2807,14 @@
               <w14:ligatures w14:val="standardContextual"/>
             </w:rPr>
           </w:pPr>
-          <w:hyperlink w:anchor="_Toc214737122" w:history="1">
+          <w:hyperlink w:anchor="_Toc214749536" w:history="1">
             <w:r>
               <w:rPr>
                 <w:rStyle w:val="Hiperligao"/>
-                <w:noProof/>
-              </w:rPr>
-              <w:t>3.7.5</w:t>
+                <w:rFonts w:cstheme="minorHAnsi"/>
+                <w:noProof/>
+              </w:rPr>
+              <w:t>3.7.7</w:t>
             </w:r>
             <w:r>
               <w:rPr>
@@ -2467,7 +2835,7 @@
                 <w:noProof/>
                 <w:webHidden/>
               </w:rPr>
-              <w:instrText xml:space="preserve"> PAGEREF _Toc214737122 \h </w:instrText>
+              <w:instrText xml:space="preserve"> PAGEREF _Toc214749536 \h </w:instrText>
             </w:r>
             <w:r>
               <w:rPr>
@@ -2487,7 +2855,7 @@
                 <w:noProof/>
                 <w:webHidden/>
               </w:rPr>
-              <w:t>19</w:t>
+              <w:t>23</w:t>
             </w:r>
             <w:r>
               <w:rPr>
@@ -2512,13 +2880,14 @@
               <w14:ligatures w14:val="standardContextual"/>
             </w:rPr>
           </w:pPr>
-          <w:hyperlink w:anchor="_Toc214737123" w:history="1">
+          <w:hyperlink w:anchor="_Toc214749537" w:history="1">
             <w:r>
               <w:rPr>
                 <w:rStyle w:val="Hiperligao"/>
-                <w:noProof/>
-              </w:rPr>
-              <w:t>3.7.6</w:t>
+                <w:rFonts w:cstheme="minorHAnsi"/>
+                <w:noProof/>
+              </w:rPr>
+              <w:t>3.7.9</w:t>
             </w:r>
             <w:r>
               <w:rPr>
@@ -2539,7 +2908,7 @@
                 <w:noProof/>
                 <w:webHidden/>
               </w:rPr>
-              <w:instrText xml:space="preserve"> PAGEREF _Toc214737123 \h </w:instrText>
+              <w:instrText xml:space="preserve"> PAGEREF _Toc214749537 \h </w:instrText>
             </w:r>
             <w:r>
               <w:rPr>
@@ -2559,7 +2928,7 @@
                 <w:noProof/>
                 <w:webHidden/>
               </w:rPr>
-              <w:t>20</w:t>
+              <w:t>24</w:t>
             </w:r>
             <w:r>
               <w:rPr>
@@ -2584,13 +2953,13 @@
               <w14:ligatures w14:val="standardContextual"/>
             </w:rPr>
           </w:pPr>
-          <w:hyperlink w:anchor="_Toc214737124" w:history="1">
+          <w:hyperlink w:anchor="_Toc214749538" w:history="1">
             <w:r>
               <w:rPr>
                 <w:rStyle w:val="Hiperligao"/>
                 <w:noProof/>
               </w:rPr>
-              <w:t>II.5 Promoção da produtividade --- (3.7.8)</w:t>
+              <w:t>II.7 Marketing</w:t>
             </w:r>
             <w:r>
               <w:rPr>
@@ -2611,7 +2980,7 @@
                 <w:noProof/>
                 <w:webHidden/>
               </w:rPr>
-              <w:instrText xml:space="preserve"> PAGEREF _Toc214737124 \h </w:instrText>
+              <w:instrText xml:space="preserve"> PAGEREF _Toc214749538 \h </w:instrText>
             </w:r>
             <w:r>
               <w:rPr>
@@ -2631,7 +3000,151 @@
                 <w:noProof/>
                 <w:webHidden/>
               </w:rPr>
-              <w:t>22</w:t>
+              <w:t>26</w:t>
+            </w:r>
+            <w:r>
+              <w:rPr>
+                <w:noProof/>
+                <w:webHidden/>
+              </w:rPr>
+              <w:fldChar w:fldCharType="end"/>
+            </w:r>
+          </w:hyperlink>
+        </w:p>
+        <w:p>
+          <w:pPr>
+            <w:pStyle w:val="ndice2"/>
+            <w:tabs>
+              <w:tab w:val="right" w:leader="dot" w:pos="9350"/>
+            </w:tabs>
+            <w:rPr>
+              <w:rFonts w:asciiTheme="minorHAnsi" w:eastAsiaTheme="minorEastAsia" w:hAnsiTheme="minorHAnsi" w:cstheme="minorBidi"/>
+              <w:noProof/>
+              <w:kern w:val="2"/>
+              <w:sz w:val="24"/>
+              <w14:ligatures w14:val="standardContextual"/>
+            </w:rPr>
+          </w:pPr>
+          <w:hyperlink w:anchor="_Toc214749539" w:history="1">
+            <w:r>
+              <w:rPr>
+                <w:rStyle w:val="Hiperligao"/>
+                <w:noProof/>
+              </w:rPr>
+              <w:t>II. 8 Gestão Financeira</w:t>
+            </w:r>
+            <w:r>
+              <w:rPr>
+                <w:noProof/>
+                <w:webHidden/>
+              </w:rPr>
+              <w:tab/>
+            </w:r>
+            <w:r>
+              <w:rPr>
+                <w:noProof/>
+                <w:webHidden/>
+              </w:rPr>
+              <w:fldChar w:fldCharType="begin"/>
+            </w:r>
+            <w:r>
+              <w:rPr>
+                <w:noProof/>
+                <w:webHidden/>
+              </w:rPr>
+              <w:instrText xml:space="preserve"> PAGEREF _Toc214749539 \h </w:instrText>
+            </w:r>
+            <w:r>
+              <w:rPr>
+                <w:noProof/>
+                <w:webHidden/>
+              </w:rPr>
+            </w:r>
+            <w:r>
+              <w:rPr>
+                <w:noProof/>
+                <w:webHidden/>
+              </w:rPr>
+              <w:fldChar w:fldCharType="separate"/>
+            </w:r>
+            <w:r>
+              <w:rPr>
+                <w:noProof/>
+                <w:webHidden/>
+              </w:rPr>
+              <w:t>26</w:t>
+            </w:r>
+            <w:r>
+              <w:rPr>
+                <w:noProof/>
+                <w:webHidden/>
+              </w:rPr>
+              <w:fldChar w:fldCharType="end"/>
+            </w:r>
+          </w:hyperlink>
+        </w:p>
+        <w:p>
+          <w:pPr>
+            <w:pStyle w:val="ndice2"/>
+            <w:tabs>
+              <w:tab w:val="right" w:leader="dot" w:pos="9350"/>
+            </w:tabs>
+            <w:rPr>
+              <w:rFonts w:asciiTheme="minorHAnsi" w:eastAsiaTheme="minorEastAsia" w:hAnsiTheme="minorHAnsi" w:cstheme="minorBidi"/>
+              <w:noProof/>
+              <w:kern w:val="2"/>
+              <w:sz w:val="24"/>
+              <w14:ligatures w14:val="standardContextual"/>
+            </w:rPr>
+          </w:pPr>
+          <w:hyperlink w:anchor="_Toc214749540" w:history="1">
+            <w:r>
+              <w:rPr>
+                <w:rStyle w:val="Hiperligao"/>
+                <w:noProof/>
+              </w:rPr>
+              <w:t>II.9 Gestão das Operações e Indústria 4.0</w:t>
+            </w:r>
+            <w:r>
+              <w:rPr>
+                <w:noProof/>
+                <w:webHidden/>
+              </w:rPr>
+              <w:tab/>
+            </w:r>
+            <w:r>
+              <w:rPr>
+                <w:noProof/>
+                <w:webHidden/>
+              </w:rPr>
+              <w:fldChar w:fldCharType="begin"/>
+            </w:r>
+            <w:r>
+              <w:rPr>
+                <w:noProof/>
+                <w:webHidden/>
+              </w:rPr>
+              <w:instrText xml:space="preserve"> PAGEREF _Toc214749540 \h </w:instrText>
+            </w:r>
+            <w:r>
+              <w:rPr>
+                <w:noProof/>
+                <w:webHidden/>
+              </w:rPr>
+            </w:r>
+            <w:r>
+              <w:rPr>
+                <w:noProof/>
+                <w:webHidden/>
+              </w:rPr>
+              <w:fldChar w:fldCharType="separate"/>
+            </w:r>
+            <w:r>
+              <w:rPr>
+                <w:noProof/>
+                <w:webHidden/>
+              </w:rPr>
+              <w:t>27</w:t>
             </w:r>
             <w:r>
               <w:rPr>
@@ -2656,13 +3169,13 @@
               <w14:ligatures w14:val="standardContextual"/>
             </w:rPr>
           </w:pPr>
-          <w:hyperlink w:anchor="_Toc214737125" w:history="1">
+          <w:hyperlink w:anchor="_Toc214749541" w:history="1">
             <w:r>
               <w:rPr>
                 <w:rStyle w:val="Hiperligao"/>
                 <w:noProof/>
               </w:rPr>
-              <w:t>3.7.8</w:t>
+              <w:t>Parte III – Conclusão</w:t>
             </w:r>
             <w:r>
               <w:rPr>
@@ -2683,7 +3196,7 @@
                 <w:noProof/>
                 <w:webHidden/>
               </w:rPr>
-              <w:instrText xml:space="preserve"> PAGEREF _Toc214737125 \h </w:instrText>
+              <w:instrText xml:space="preserve"> PAGEREF _Toc214749541 \h </w:instrText>
             </w:r>
             <w:r>
               <w:rPr>
@@ -2703,7 +3216,7 @@
                 <w:noProof/>
                 <w:webHidden/>
               </w:rPr>
-              <w:t>22</w:t>
+              <w:t>28</w:t>
             </w:r>
             <w:r>
               <w:rPr>
@@ -2728,14 +3241,13 @@
               <w14:ligatures w14:val="standardContextual"/>
             </w:rPr>
           </w:pPr>
-          <w:hyperlink w:anchor="_Toc214737126" w:history="1">
+          <w:hyperlink w:anchor="_Toc214749542" w:history="1">
             <w:r>
               <w:rPr>
                 <w:rStyle w:val="Hiperligao"/>
-                <w:rFonts w:cstheme="minorHAnsi"/>
-                <w:noProof/>
-              </w:rPr>
-              <w:t>II.6 Economia circular --- (3.7.7 / 3.7.9)</w:t>
+                <w:noProof/>
+              </w:rPr>
+              <w:t>III.1 Conclusão</w:t>
             </w:r>
             <w:r>
               <w:rPr>
@@ -2756,7 +3268,7 @@
                 <w:noProof/>
                 <w:webHidden/>
               </w:rPr>
-              <w:instrText xml:space="preserve"> PAGEREF _Toc214737126 \h </w:instrText>
+              <w:instrText xml:space="preserve"> PAGEREF _Toc214749542 \h </w:instrText>
             </w:r>
             <w:r>
               <w:rPr>
@@ -2776,7 +3288,79 @@
                 <w:noProof/>
                 <w:webHidden/>
               </w:rPr>
-              <w:t>23</w:t>
+              <w:t>28</w:t>
+            </w:r>
+            <w:r>
+              <w:rPr>
+                <w:noProof/>
+                <w:webHidden/>
+              </w:rPr>
+              <w:fldChar w:fldCharType="end"/>
+            </w:r>
+          </w:hyperlink>
+        </w:p>
+        <w:p>
+          <w:pPr>
+            <w:pStyle w:val="ndice2"/>
+            <w:tabs>
+              <w:tab w:val="right" w:leader="dot" w:pos="9350"/>
+            </w:tabs>
+            <w:rPr>
+              <w:rFonts w:asciiTheme="minorHAnsi" w:eastAsiaTheme="minorEastAsia" w:hAnsiTheme="minorHAnsi" w:cstheme="minorBidi"/>
+              <w:noProof/>
+              <w:kern w:val="2"/>
+              <w:sz w:val="24"/>
+              <w14:ligatures w14:val="standardContextual"/>
+            </w:rPr>
+          </w:pPr>
+          <w:hyperlink w:anchor="_Toc214749543" w:history="1">
+            <w:r>
+              <w:rPr>
+                <w:rStyle w:val="Hiperligao"/>
+                <w:noProof/>
+              </w:rPr>
+              <w:t>III.2 Sugestões de melhoria</w:t>
+            </w:r>
+            <w:r>
+              <w:rPr>
+                <w:noProof/>
+                <w:webHidden/>
+              </w:rPr>
+              <w:tab/>
+            </w:r>
+            <w:r>
+              <w:rPr>
+                <w:noProof/>
+                <w:webHidden/>
+              </w:rPr>
+              <w:fldChar w:fldCharType="begin"/>
+            </w:r>
+            <w:r>
+              <w:rPr>
+                <w:noProof/>
+                <w:webHidden/>
+              </w:rPr>
+              <w:instrText xml:space="preserve"> PAGEREF _Toc214749543 \h </w:instrText>
+            </w:r>
+            <w:r>
+              <w:rPr>
+                <w:noProof/>
+                <w:webHidden/>
+              </w:rPr>
+            </w:r>
+            <w:r>
+              <w:rPr>
+                <w:noProof/>
+                <w:webHidden/>
+              </w:rPr>
+              <w:fldChar w:fldCharType="separate"/>
+            </w:r>
+            <w:r>
+              <w:rPr>
+                <w:noProof/>
+                <w:webHidden/>
+              </w:rPr>
+              <w:t>28</w:t>
             </w:r>
             <w:r>
               <w:rPr>
@@ -2801,14 +3385,13 @@
               <w14:ligatures w14:val="standardContextual"/>
             </w:rPr>
           </w:pPr>
-          <w:hyperlink w:anchor="_Toc214737127" w:history="1">
+          <w:hyperlink w:anchor="_Toc214749544" w:history="1">
             <w:r>
               <w:rPr>
                 <w:rStyle w:val="Hiperligao"/>
-                <w:rFonts w:cstheme="minorHAnsi"/>
-                <w:noProof/>
-              </w:rPr>
-              <w:t>3.7.7</w:t>
+                <w:noProof/>
+              </w:rPr>
+              <w:t>Referências</w:t>
             </w:r>
             <w:r>
               <w:rPr>
@@ -2829,7 +3412,7 @@
                 <w:noProof/>
                 <w:webHidden/>
               </w:rPr>
-              <w:instrText xml:space="preserve"> PAGEREF _Toc214737127 \h </w:instrText>
+              <w:instrText xml:space="preserve"> PAGEREF _Toc214749544 \h </w:instrText>
             </w:r>
             <w:r>
               <w:rPr>
@@ -2849,7 +3432,7 @@
                 <w:noProof/>
                 <w:webHidden/>
               </w:rPr>
-              <w:t>23</w:t>
+              <w:t>29</w:t>
             </w:r>
             <w:r>
               <w:rPr>
@@ -2874,14 +3457,14 @@
               <w14:ligatures w14:val="standardContextual"/>
             </w:rPr>
           </w:pPr>
-          <w:hyperlink w:anchor="_Toc214737128" w:history="1">
+          <w:hyperlink w:anchor="_Toc214749545" w:history="1">
             <w:r>
               <w:rPr>
                 <w:rStyle w:val="Hiperligao"/>
-                <w:rFonts w:cstheme="minorHAnsi"/>
-                <w:noProof/>
-              </w:rPr>
-              <w:t>3.7.9</w:t>
+                <w:rFonts w:eastAsia="Arial Narrow"/>
+                <w:noProof/>
+              </w:rPr>
+              <w:t>Anexos</w:t>
             </w:r>
             <w:r>
               <w:rPr>
@@ -2902,7 +3485,7 @@
                 <w:noProof/>
                 <w:webHidden/>
               </w:rPr>
-              <w:instrText xml:space="preserve"> PAGEREF _Toc214737128 \h </w:instrText>
+              <w:instrText xml:space="preserve"> PAGEREF _Toc214749545 \h </w:instrText>
             </w:r>
             <w:r>
               <w:rPr>
@@ -2922,7 +3505,7 @@
                 <w:noProof/>
                 <w:webHidden/>
               </w:rPr>
-              <w:t>24</w:t>
+              <w:t>30</w:t>
             </w:r>
             <w:r>
               <w:rPr>
@@ -2947,13 +3530,13 @@
               <w14:ligatures w14:val="standardContextual"/>
             </w:rPr>
           </w:pPr>
-          <w:hyperlink w:anchor="_Toc214737129" w:history="1">
+          <w:hyperlink w:anchor="_Toc214749546" w:history="1">
             <w:r>
               <w:rPr>
                 <w:rStyle w:val="Hiperligao"/>
                 <w:noProof/>
               </w:rPr>
-              <w:t>II.7 Marketing</w:t>
+              <w:t>Opções Estratégicas para o Porto de Sines (2020-2030)</w:t>
             </w:r>
             <w:r>
               <w:rPr>
@@ -2974,7 +3557,7 @@
                 <w:noProof/>
                 <w:webHidden/>
               </w:rPr>
-              <w:instrText xml:space="preserve"> PAGEREF _Toc214737129 \h </w:instrText>
+              <w:instrText xml:space="preserve"> PAGEREF _Toc214749546 \h </w:instrText>
             </w:r>
             <w:r>
               <w:rPr>
@@ -2994,7 +3577,7 @@
                 <w:noProof/>
                 <w:webHidden/>
               </w:rPr>
-              <w:t>26</w:t>
+              <w:t>30</w:t>
             </w:r>
             <w:r>
               <w:rPr>
@@ -3019,13 +3602,13 @@
               <w14:ligatures w14:val="standardContextual"/>
             </w:rPr>
           </w:pPr>
-          <w:hyperlink w:anchor="_Toc214737130" w:history="1">
+          <w:hyperlink w:anchor="_Toc214749547" w:history="1">
             <w:r>
               <w:rPr>
                 <w:rStyle w:val="Hiperligao"/>
                 <w:noProof/>
               </w:rPr>
-              <w:t>II. 8 Gestão Financeira</w:t>
+              <w:t>Ligações e Hinterland</w:t>
             </w:r>
             <w:r>
               <w:rPr>
@@ -3046,7 +3629,7 @@
                 <w:noProof/>
                 <w:webHidden/>
               </w:rPr>
-              <w:instrText xml:space="preserve"> PAGEREF _Toc214737130 \h </w:instrText>
+              <w:instrText xml:space="preserve"> PAGEREF _Toc214749547 \h </w:instrText>
             </w:r>
             <w:r>
               <w:rPr>
@@ -3066,7 +3649,7 @@
                 <w:noProof/>
                 <w:webHidden/>
               </w:rPr>
-              <w:t>27</w:t>
+              <w:t>34</w:t>
             </w:r>
             <w:r>
               <w:rPr>
@@ -3091,13 +3674,13 @@
               <w14:ligatures w14:val="standardContextual"/>
             </w:rPr>
           </w:pPr>
-          <w:hyperlink w:anchor="_Toc214737131" w:history="1">
+          <w:hyperlink w:anchor="_Toc214749548" w:history="1">
             <w:r>
               <w:rPr>
                 <w:rStyle w:val="Hiperligao"/>
                 <w:noProof/>
               </w:rPr>
-              <w:t>II.9 Gestão das Operações e Indústria 4.0</w:t>
+              <w:t>Estatísticas</w:t>
             </w:r>
             <w:r>
               <w:rPr>
@@ -3118,584 +3701,7 @@
                 <w:noProof/>
                 <w:webHidden/>
               </w:rPr>
-              <w:instrText xml:space="preserve"> PAGEREF _Toc214737131 \h </w:instrText>
-            </w:r>
-            <w:r>
-              <w:rPr>
-                <w:noProof/>
-                <w:webHidden/>
-              </w:rPr>
-            </w:r>
-            <w:r>
-              <w:rPr>
-                <w:noProof/>
-                <w:webHidden/>
-              </w:rPr>
-              <w:fldChar w:fldCharType="separate"/>
-            </w:r>
-            <w:r>
-              <w:rPr>
-                <w:noProof/>
-                <w:webHidden/>
-              </w:rPr>
-              <w:t>27</w:t>
-            </w:r>
-            <w:r>
-              <w:rPr>
-                <w:noProof/>
-                <w:webHidden/>
-              </w:rPr>
-              <w:fldChar w:fldCharType="end"/>
-            </w:r>
-          </w:hyperlink>
-        </w:p>
-        <w:p>
-          <w:pPr>
-            <w:pStyle w:val="ndice1"/>
-            <w:tabs>
-              <w:tab w:val="right" w:leader="dot" w:pos="9350"/>
-            </w:tabs>
-            <w:rPr>
-              <w:rFonts w:asciiTheme="minorHAnsi" w:eastAsiaTheme="minorEastAsia" w:hAnsiTheme="minorHAnsi" w:cstheme="minorBidi"/>
-              <w:noProof/>
-              <w:kern w:val="2"/>
-              <w:sz w:val="24"/>
-              <w14:ligatures w14:val="standardContextual"/>
-            </w:rPr>
-          </w:pPr>
-          <w:hyperlink w:anchor="_Toc214737132" w:history="1">
-            <w:r>
-              <w:rPr>
-                <w:rStyle w:val="Hiperligao"/>
-                <w:noProof/>
-              </w:rPr>
-              <w:t>Parte III – Conclusão</w:t>
-            </w:r>
-            <w:r>
-              <w:rPr>
-                <w:noProof/>
-                <w:webHidden/>
-              </w:rPr>
-              <w:tab/>
-            </w:r>
-            <w:r>
-              <w:rPr>
-                <w:noProof/>
-                <w:webHidden/>
-              </w:rPr>
-              <w:fldChar w:fldCharType="begin"/>
-            </w:r>
-            <w:r>
-              <w:rPr>
-                <w:noProof/>
-                <w:webHidden/>
-              </w:rPr>
-              <w:instrText xml:space="preserve"> PAGEREF _Toc214737132 \h </w:instrText>
-            </w:r>
-            <w:r>
-              <w:rPr>
-                <w:noProof/>
-                <w:webHidden/>
-              </w:rPr>
-            </w:r>
-            <w:r>
-              <w:rPr>
-                <w:noProof/>
-                <w:webHidden/>
-              </w:rPr>
-              <w:fldChar w:fldCharType="separate"/>
-            </w:r>
-            <w:r>
-              <w:rPr>
-                <w:noProof/>
-                <w:webHidden/>
-              </w:rPr>
-              <w:t>28</w:t>
-            </w:r>
-            <w:r>
-              <w:rPr>
-                <w:noProof/>
-                <w:webHidden/>
-              </w:rPr>
-              <w:fldChar w:fldCharType="end"/>
-            </w:r>
-          </w:hyperlink>
-        </w:p>
-        <w:p>
-          <w:pPr>
-            <w:pStyle w:val="ndice2"/>
-            <w:tabs>
-              <w:tab w:val="right" w:leader="dot" w:pos="9350"/>
-            </w:tabs>
-            <w:rPr>
-              <w:rFonts w:asciiTheme="minorHAnsi" w:eastAsiaTheme="minorEastAsia" w:hAnsiTheme="minorHAnsi" w:cstheme="minorBidi"/>
-              <w:noProof/>
-              <w:kern w:val="2"/>
-              <w:sz w:val="24"/>
-              <w14:ligatures w14:val="standardContextual"/>
-            </w:rPr>
-          </w:pPr>
-          <w:hyperlink w:anchor="_Toc214737133" w:history="1">
-            <w:r>
-              <w:rPr>
-                <w:rStyle w:val="Hiperligao"/>
-                <w:noProof/>
-              </w:rPr>
-              <w:t>III.1 Conclusão</w:t>
-            </w:r>
-            <w:r>
-              <w:rPr>
-                <w:noProof/>
-                <w:webHidden/>
-              </w:rPr>
-              <w:tab/>
-            </w:r>
-            <w:r>
-              <w:rPr>
-                <w:noProof/>
-                <w:webHidden/>
-              </w:rPr>
-              <w:fldChar w:fldCharType="begin"/>
-            </w:r>
-            <w:r>
-              <w:rPr>
-                <w:noProof/>
-                <w:webHidden/>
-              </w:rPr>
-              <w:instrText xml:space="preserve"> PAGEREF _Toc214737133 \h </w:instrText>
-            </w:r>
-            <w:r>
-              <w:rPr>
-                <w:noProof/>
-                <w:webHidden/>
-              </w:rPr>
-            </w:r>
-            <w:r>
-              <w:rPr>
-                <w:noProof/>
-                <w:webHidden/>
-              </w:rPr>
-              <w:fldChar w:fldCharType="separate"/>
-            </w:r>
-            <w:r>
-              <w:rPr>
-                <w:noProof/>
-                <w:webHidden/>
-              </w:rPr>
-              <w:t>28</w:t>
-            </w:r>
-            <w:r>
-              <w:rPr>
-                <w:noProof/>
-                <w:webHidden/>
-              </w:rPr>
-              <w:fldChar w:fldCharType="end"/>
-            </w:r>
-          </w:hyperlink>
-        </w:p>
-        <w:p>
-          <w:pPr>
-            <w:pStyle w:val="ndice2"/>
-            <w:tabs>
-              <w:tab w:val="right" w:leader="dot" w:pos="9350"/>
-            </w:tabs>
-            <w:rPr>
-              <w:rFonts w:asciiTheme="minorHAnsi" w:eastAsiaTheme="minorEastAsia" w:hAnsiTheme="minorHAnsi" w:cstheme="minorBidi"/>
-              <w:noProof/>
-              <w:kern w:val="2"/>
-              <w:sz w:val="24"/>
-              <w14:ligatures w14:val="standardContextual"/>
-            </w:rPr>
-          </w:pPr>
-          <w:hyperlink w:anchor="_Toc214737134" w:history="1">
-            <w:r>
-              <w:rPr>
-                <w:rStyle w:val="Hiperligao"/>
-                <w:noProof/>
-              </w:rPr>
-              <w:t>III.2 Sugestões de melhoria</w:t>
-            </w:r>
-            <w:r>
-              <w:rPr>
-                <w:noProof/>
-                <w:webHidden/>
-              </w:rPr>
-              <w:tab/>
-            </w:r>
-            <w:r>
-              <w:rPr>
-                <w:noProof/>
-                <w:webHidden/>
-              </w:rPr>
-              <w:fldChar w:fldCharType="begin"/>
-            </w:r>
-            <w:r>
-              <w:rPr>
-                <w:noProof/>
-                <w:webHidden/>
-              </w:rPr>
-              <w:instrText xml:space="preserve"> PAGEREF _Toc214737134 \h </w:instrText>
-            </w:r>
-            <w:r>
-              <w:rPr>
-                <w:noProof/>
-                <w:webHidden/>
-              </w:rPr>
-            </w:r>
-            <w:r>
-              <w:rPr>
-                <w:noProof/>
-                <w:webHidden/>
-              </w:rPr>
-              <w:fldChar w:fldCharType="separate"/>
-            </w:r>
-            <w:r>
-              <w:rPr>
-                <w:noProof/>
-                <w:webHidden/>
-              </w:rPr>
-              <w:t>28</w:t>
-            </w:r>
-            <w:r>
-              <w:rPr>
-                <w:noProof/>
-                <w:webHidden/>
-              </w:rPr>
-              <w:fldChar w:fldCharType="end"/>
-            </w:r>
-          </w:hyperlink>
-        </w:p>
-        <w:p>
-          <w:pPr>
-            <w:pStyle w:val="ndice1"/>
-            <w:tabs>
-              <w:tab w:val="right" w:leader="dot" w:pos="9350"/>
-            </w:tabs>
-            <w:rPr>
-              <w:rFonts w:asciiTheme="minorHAnsi" w:eastAsiaTheme="minorEastAsia" w:hAnsiTheme="minorHAnsi" w:cstheme="minorBidi"/>
-              <w:noProof/>
-              <w:kern w:val="2"/>
-              <w:sz w:val="24"/>
-              <w14:ligatures w14:val="standardContextual"/>
-            </w:rPr>
-          </w:pPr>
-          <w:hyperlink w:anchor="_Toc214737135" w:history="1">
-            <w:r>
-              <w:rPr>
-                <w:rStyle w:val="Hiperligao"/>
-                <w:noProof/>
-              </w:rPr>
-              <w:t>Referências</w:t>
-            </w:r>
-            <w:r>
-              <w:rPr>
-                <w:noProof/>
-                <w:webHidden/>
-              </w:rPr>
-              <w:tab/>
-            </w:r>
-            <w:r>
-              <w:rPr>
-                <w:noProof/>
-                <w:webHidden/>
-              </w:rPr>
-              <w:fldChar w:fldCharType="begin"/>
-            </w:r>
-            <w:r>
-              <w:rPr>
-                <w:noProof/>
-                <w:webHidden/>
-              </w:rPr>
-              <w:instrText xml:space="preserve"> PAGEREF _Toc214737135 \h </w:instrText>
-            </w:r>
-            <w:r>
-              <w:rPr>
-                <w:noProof/>
-                <w:webHidden/>
-              </w:rPr>
-            </w:r>
-            <w:r>
-              <w:rPr>
-                <w:noProof/>
-                <w:webHidden/>
-              </w:rPr>
-              <w:fldChar w:fldCharType="separate"/>
-            </w:r>
-            <w:r>
-              <w:rPr>
-                <w:noProof/>
-                <w:webHidden/>
-              </w:rPr>
-              <w:t>29</w:t>
-            </w:r>
-            <w:r>
-              <w:rPr>
-                <w:noProof/>
-                <w:webHidden/>
-              </w:rPr>
-              <w:fldChar w:fldCharType="end"/>
-            </w:r>
-          </w:hyperlink>
-        </w:p>
-        <w:p>
-          <w:pPr>
-            <w:pStyle w:val="ndice1"/>
-            <w:tabs>
-              <w:tab w:val="right" w:leader="dot" w:pos="9350"/>
-            </w:tabs>
-            <w:rPr>
-              <w:rFonts w:asciiTheme="minorHAnsi" w:eastAsiaTheme="minorEastAsia" w:hAnsiTheme="minorHAnsi" w:cstheme="minorBidi"/>
-              <w:noProof/>
-              <w:kern w:val="2"/>
-              <w:sz w:val="24"/>
-              <w14:ligatures w14:val="standardContextual"/>
-            </w:rPr>
-          </w:pPr>
-          <w:hyperlink w:anchor="_Toc214737136" w:history="1">
-            <w:r>
-              <w:rPr>
-                <w:rStyle w:val="Hiperligao"/>
-                <w:rFonts w:eastAsia="Arial Narrow"/>
-                <w:noProof/>
-              </w:rPr>
-              <w:t>Anexos</w:t>
-            </w:r>
-            <w:r>
-              <w:rPr>
-                <w:noProof/>
-                <w:webHidden/>
-              </w:rPr>
-              <w:tab/>
-            </w:r>
-            <w:r>
-              <w:rPr>
-                <w:noProof/>
-                <w:webHidden/>
-              </w:rPr>
-              <w:fldChar w:fldCharType="begin"/>
-            </w:r>
-            <w:r>
-              <w:rPr>
-                <w:noProof/>
-                <w:webHidden/>
-              </w:rPr>
-              <w:instrText xml:space="preserve"> PAGEREF _Toc214737136 \h </w:instrText>
-            </w:r>
-            <w:r>
-              <w:rPr>
-                <w:noProof/>
-                <w:webHidden/>
-              </w:rPr>
-            </w:r>
-            <w:r>
-              <w:rPr>
-                <w:noProof/>
-                <w:webHidden/>
-              </w:rPr>
-              <w:fldChar w:fldCharType="separate"/>
-            </w:r>
-            <w:r>
-              <w:rPr>
-                <w:noProof/>
-                <w:webHidden/>
-              </w:rPr>
-              <w:t>30</w:t>
-            </w:r>
-            <w:r>
-              <w:rPr>
-                <w:noProof/>
-                <w:webHidden/>
-              </w:rPr>
-              <w:fldChar w:fldCharType="end"/>
-            </w:r>
-          </w:hyperlink>
-        </w:p>
-        <w:p>
-          <w:pPr>
-            <w:pStyle w:val="ndice2"/>
-            <w:tabs>
-              <w:tab w:val="right" w:leader="dot" w:pos="9350"/>
-            </w:tabs>
-            <w:rPr>
-              <w:rFonts w:asciiTheme="minorHAnsi" w:eastAsiaTheme="minorEastAsia" w:hAnsiTheme="minorHAnsi" w:cstheme="minorBidi"/>
-              <w:noProof/>
-              <w:kern w:val="2"/>
-              <w:sz w:val="24"/>
-              <w14:ligatures w14:val="standardContextual"/>
-            </w:rPr>
-          </w:pPr>
-          <w:hyperlink w:anchor="_Toc214737137" w:history="1">
-            <w:r>
-              <w:rPr>
-                <w:rStyle w:val="Hiperligao"/>
-                <w:noProof/>
-              </w:rPr>
-              <w:t>Opções Estratégicas para o Porto de Sines (2020-2030)</w:t>
-            </w:r>
-            <w:r>
-              <w:rPr>
-                <w:noProof/>
-                <w:webHidden/>
-              </w:rPr>
-              <w:tab/>
-            </w:r>
-            <w:r>
-              <w:rPr>
-                <w:noProof/>
-                <w:webHidden/>
-              </w:rPr>
-              <w:fldChar w:fldCharType="begin"/>
-            </w:r>
-            <w:r>
-              <w:rPr>
-                <w:noProof/>
-                <w:webHidden/>
-              </w:rPr>
-              <w:instrText xml:space="preserve"> PAGEREF _Toc214737137 \h </w:instrText>
-            </w:r>
-            <w:r>
-              <w:rPr>
-                <w:noProof/>
-                <w:webHidden/>
-              </w:rPr>
-            </w:r>
-            <w:r>
-              <w:rPr>
-                <w:noProof/>
-                <w:webHidden/>
-              </w:rPr>
-              <w:fldChar w:fldCharType="separate"/>
-            </w:r>
-            <w:r>
-              <w:rPr>
-                <w:noProof/>
-                <w:webHidden/>
-              </w:rPr>
-              <w:t>30</w:t>
-            </w:r>
-            <w:r>
-              <w:rPr>
-                <w:noProof/>
-                <w:webHidden/>
-              </w:rPr>
-              <w:fldChar w:fldCharType="end"/>
-            </w:r>
-          </w:hyperlink>
-        </w:p>
-        <w:p>
-          <w:pPr>
-            <w:pStyle w:val="ndice2"/>
-            <w:tabs>
-              <w:tab w:val="right" w:leader="dot" w:pos="9350"/>
-            </w:tabs>
-            <w:rPr>
-              <w:rFonts w:asciiTheme="minorHAnsi" w:eastAsiaTheme="minorEastAsia" w:hAnsiTheme="minorHAnsi" w:cstheme="minorBidi"/>
-              <w:noProof/>
-              <w:kern w:val="2"/>
-              <w:sz w:val="24"/>
-              <w14:ligatures w14:val="standardContextual"/>
-            </w:rPr>
-          </w:pPr>
-          <w:hyperlink w:anchor="_Toc214737138" w:history="1">
-            <w:r>
-              <w:rPr>
-                <w:rStyle w:val="Hiperligao"/>
-                <w:noProof/>
-              </w:rPr>
-              <w:t>Ligações e Hinterland</w:t>
-            </w:r>
-            <w:r>
-              <w:rPr>
-                <w:noProof/>
-                <w:webHidden/>
-              </w:rPr>
-              <w:tab/>
-            </w:r>
-            <w:r>
-              <w:rPr>
-                <w:noProof/>
-                <w:webHidden/>
-              </w:rPr>
-              <w:fldChar w:fldCharType="begin"/>
-            </w:r>
-            <w:r>
-              <w:rPr>
-                <w:noProof/>
-                <w:webHidden/>
-              </w:rPr>
-              <w:instrText xml:space="preserve"> PAGEREF _Toc214737138 \h </w:instrText>
-            </w:r>
-            <w:r>
-              <w:rPr>
-                <w:noProof/>
-                <w:webHidden/>
-              </w:rPr>
-            </w:r>
-            <w:r>
-              <w:rPr>
-                <w:noProof/>
-                <w:webHidden/>
-              </w:rPr>
-              <w:fldChar w:fldCharType="separate"/>
-            </w:r>
-            <w:r>
-              <w:rPr>
-                <w:noProof/>
-                <w:webHidden/>
-              </w:rPr>
-              <w:t>34</w:t>
-            </w:r>
-            <w:r>
-              <w:rPr>
-                <w:noProof/>
-                <w:webHidden/>
-              </w:rPr>
-              <w:fldChar w:fldCharType="end"/>
-            </w:r>
-          </w:hyperlink>
-        </w:p>
-        <w:p>
-          <w:pPr>
-            <w:pStyle w:val="ndice2"/>
-            <w:tabs>
-              <w:tab w:val="right" w:leader="dot" w:pos="9350"/>
-            </w:tabs>
-            <w:rPr>
-              <w:rFonts w:asciiTheme="minorHAnsi" w:eastAsiaTheme="minorEastAsia" w:hAnsiTheme="minorHAnsi" w:cstheme="minorBidi"/>
-              <w:noProof/>
-              <w:kern w:val="2"/>
-              <w:sz w:val="24"/>
-              <w14:ligatures w14:val="standardContextual"/>
-            </w:rPr>
-          </w:pPr>
-          <w:hyperlink w:anchor="_Toc214737139" w:history="1">
-            <w:r>
-              <w:rPr>
-                <w:rStyle w:val="Hiperligao"/>
-                <w:noProof/>
-              </w:rPr>
-              <w:t>Estatísticas</w:t>
-            </w:r>
-            <w:r>
-              <w:rPr>
-                <w:noProof/>
-                <w:webHidden/>
-              </w:rPr>
-              <w:tab/>
-            </w:r>
-            <w:r>
-              <w:rPr>
-                <w:noProof/>
-                <w:webHidden/>
-              </w:rPr>
-              <w:fldChar w:fldCharType="begin"/>
-            </w:r>
-            <w:r>
-              <w:rPr>
-                <w:noProof/>
-                <w:webHidden/>
-              </w:rPr>
-              <w:instrText xml:space="preserve"> PAGEREF _Toc214737139 \h </w:instrText>
+              <w:instrText xml:space="preserve"> PAGEREF _Toc214749548 \h </w:instrText>
             </w:r>
             <w:r>
               <w:rPr>
@@ -3740,7 +3746,7 @@
               <w14:ligatures w14:val="standardContextual"/>
             </w:rPr>
           </w:pPr>
-          <w:hyperlink w:anchor="_Toc214737140" w:history="1">
+          <w:hyperlink w:anchor="_Toc214749549" w:history="1">
             <w:r>
               <w:rPr>
                 <w:rStyle w:val="Hiperligao"/>
@@ -3769,7 +3775,7 @@
                 <w:noProof/>
                 <w:webHidden/>
               </w:rPr>
-              <w:instrText xml:space="preserve"> PAGEREF _Toc214737140 \h </w:instrText>
+              <w:instrText xml:space="preserve"> PAGEREF _Toc214749549 \h </w:instrText>
             </w:r>
             <w:r>
               <w:rPr>
@@ -3814,7 +3820,7 @@
               <w14:ligatures w14:val="standardContextual"/>
             </w:rPr>
           </w:pPr>
-          <w:hyperlink w:anchor="_Toc214737141" w:history="1">
+          <w:hyperlink w:anchor="_Toc214749550" w:history="1">
             <w:r>
               <w:rPr>
                 <w:rStyle w:val="Hiperligao"/>
@@ -3843,7 +3849,7 @@
                 <w:noProof/>
                 <w:webHidden/>
               </w:rPr>
-              <w:instrText xml:space="preserve"> PAGEREF _Toc214737141 \h </w:instrText>
+              <w:instrText xml:space="preserve"> PAGEREF _Toc214749550 \h </w:instrText>
             </w:r>
             <w:r>
               <w:rPr>
@@ -3888,7 +3894,7 @@
               <w14:ligatures w14:val="standardContextual"/>
             </w:rPr>
           </w:pPr>
-          <w:hyperlink w:anchor="_Toc214737142" w:history="1">
+          <w:hyperlink w:anchor="_Toc214749551" w:history="1">
             <w:r>
               <w:rPr>
                 <w:rStyle w:val="Hiperligao"/>
@@ -3917,7 +3923,7 @@
                 <w:noProof/>
                 <w:webHidden/>
               </w:rPr>
-              <w:instrText xml:space="preserve"> PAGEREF _Toc214737142 \h </w:instrText>
+              <w:instrText xml:space="preserve"> PAGEREF _Toc214749551 \h </w:instrText>
             </w:r>
             <w:r>
               <w:rPr>
@@ -3995,7 +4001,7 @@
           <w:lang w:bidi="pt-PT"/>
         </w:rPr>
       </w:pPr>
-      <w:bookmarkStart w:id="4" w:name="_Toc214737097"/>
+      <w:bookmarkStart w:id="4" w:name="_Toc214749506"/>
       <w:r>
         <w:rPr>
           <w:sz w:val="24"/>
@@ -4021,7 +4027,7 @@
           <w:lang w:bidi="pt-PT"/>
         </w:rPr>
       </w:pPr>
-      <w:bookmarkStart w:id="5" w:name="_Toc214737098"/>
+      <w:bookmarkStart w:id="5" w:name="_Toc214749507"/>
       <w:r>
         <w:rPr>
           <w:lang w:bidi="pt-PT"/>
@@ -5425,7 +5431,7 @@
       <w:pPr>
         <w:pStyle w:val="Ttulo2"/>
       </w:pPr>
-      <w:bookmarkStart w:id="6" w:name="_Toc214737099"/>
+      <w:bookmarkStart w:id="6" w:name="_Toc214749508"/>
       <w:r>
         <w:t>Abreviaturas</w:t>
       </w:r>
@@ -5465,14 +5471,9 @@
       </w:r>
     </w:p>
     <w:p>
-      <w:proofErr w:type="spellStart"/>
       <w:r>
         <w:lastRenderedPageBreak/>
-        <w:t>Kt</w:t>
-      </w:r>
-      <w:proofErr w:type="spellEnd"/>
-      <w:r>
-        <w:t xml:space="preserve"> - Q</w:t>
+        <w:t>Kt - Q</w:t>
       </w:r>
       <w:r>
         <w:t>uilotonelada</w:t>
@@ -5489,239 +5490,359 @@
         <w:t xml:space="preserve">TMS - </w:t>
       </w:r>
       <w:r>
-        <w:t xml:space="preserve">Terminal </w:t>
-      </w:r>
-      <w:proofErr w:type="spellStart"/>
-      <w:r>
-        <w:t>Multipurpose</w:t>
-      </w:r>
-      <w:proofErr w:type="spellEnd"/>
+        <w:t>Terminal Multipurpose</w:t>
+      </w:r>
       <w:r>
         <w:t>;</w:t>
       </w:r>
     </w:p>
     <w:p>
       <w:r>
-        <w:t xml:space="preserve">ISO – </w:t>
-      </w:r>
-      <w:proofErr w:type="spellStart"/>
-      <w:r>
-        <w:t>International</w:t>
-      </w:r>
-      <w:proofErr w:type="spellEnd"/>
+        <w:t>ISO – International Organization for Standardization (</w:t>
+      </w:r>
+      <w:r>
+        <w:t>Organização Internacional de Normalização</w:t>
+      </w:r>
+      <w:r>
+        <w:t>)</w:t>
+      </w:r>
+      <w:r>
+        <w:t xml:space="preserve">; </w:t>
+      </w:r>
+    </w:p>
+    <w:p>
+      <w:r>
+        <w:t xml:space="preserve">UTD - </w:t>
+      </w:r>
+      <w:r>
+        <w:t>Unidade de Transformação Digital</w:t>
+      </w:r>
+      <w:r>
+        <w:t>;</w:t>
+      </w:r>
+    </w:p>
+    <w:p>
+      <w:r>
+        <w:t xml:space="preserve">ESG </w:t>
+      </w:r>
+      <w:r>
+        <w:t xml:space="preserve">- </w:t>
+      </w:r>
+      <w:r>
+        <w:t>Environmental, Social and Governance</w:t>
+      </w:r>
+      <w:r>
+        <w:t xml:space="preserve"> (</w:t>
+      </w:r>
+      <w:r>
+        <w:t>Ambiental, Social e Governança</w:t>
+      </w:r>
+      <w:r>
+        <w:t>)</w:t>
+      </w:r>
+      <w:r>
+        <w:t>;</w:t>
+      </w:r>
+    </w:p>
+    <w:p>
+      <w:r>
+        <w:t xml:space="preserve">SWOT - </w:t>
+      </w:r>
+      <w:r>
+        <w:t>Strengths, Weaknesses, Opportunities e Threats </w:t>
+      </w:r>
+      <w:r>
+        <w:t>(Forças, Fraquezas, Oportunidades, Ameaças)</w:t>
+      </w:r>
+      <w:r>
+        <w:t>;</w:t>
+      </w:r>
+    </w:p>
+    <w:p>
+      <w:r>
+        <w:t xml:space="preserve">ODS - </w:t>
+      </w:r>
+      <w:r>
+        <w:t>Objetivos de Desenvolvimento Sustentável</w:t>
+      </w:r>
+      <w:r>
+        <w:t>;</w:t>
+      </w:r>
+    </w:p>
+    <w:p>
+      <w:r>
+        <w:t>LED</w:t>
+      </w:r>
+      <w:r>
+        <w:t xml:space="preserve"> - L</w:t>
+      </w:r>
+      <w:r>
+        <w:t>ight-emitting diode</w:t>
+      </w:r>
+      <w:r>
+        <w:t xml:space="preserve"> (Díodo emissor de luz)</w:t>
+      </w:r>
+      <w:r>
+        <w:t>;</w:t>
+      </w:r>
+    </w:p>
+    <w:p>
+      <w:r>
+        <w:t>IoT</w:t>
+      </w:r>
+      <w:r>
+        <w:t xml:space="preserve"> -</w:t>
+      </w:r>
+      <w:r>
+        <w:t> Internet of Things</w:t>
+      </w:r>
+      <w:r>
+        <w:t xml:space="preserve"> (Internet das coisas)</w:t>
+      </w:r>
+      <w:r>
+        <w:t>;</w:t>
+      </w:r>
+    </w:p>
+    <w:p>
+      <w:r>
+        <w:t xml:space="preserve">TEU </w:t>
+      </w:r>
+      <w:r>
+        <w:t>-</w:t>
+      </w:r>
+      <w:r>
+        <w:t xml:space="preserve"> 1 Unidade equivalente a 20 pés</w:t>
+      </w:r>
+      <w:r>
+        <w:t>;</w:t>
+      </w:r>
+    </w:p>
+    <w:p>
+      <w:r>
+        <w:t xml:space="preserve">SGE - </w:t>
+      </w:r>
+      <w:r>
+        <w:t>Sistema de Gestão de Energia</w:t>
+      </w:r>
+    </w:p>
+    <w:p>
+      <w:r>
+        <w:t xml:space="preserve">OHSAS </w:t>
+      </w:r>
+      <w:r>
+        <w:t xml:space="preserve">- </w:t>
+      </w:r>
+      <w:r>
+        <w:t>Occupation</w:t>
+      </w:r>
+      <w:r>
+        <w:t>al Health and Safety Assessment Series</w:t>
+      </w:r>
+      <w:r>
+        <w:t xml:space="preserve"> (</w:t>
+      </w:r>
+      <w:hyperlink r:id="rId13" w:history="1">
+        <w:r>
+          <w:t>Série de Avaliação de Segurança e Saúde Ocupacional</w:t>
+        </w:r>
+      </w:hyperlink>
+      <w:r>
+        <w:t>.</w:t>
+      </w:r>
+      <w:r>
+        <w:t>)</w:t>
+      </w:r>
+    </w:p>
+    <w:p>
+      <w:r>
+        <w:t xml:space="preserve">EBITDA </w:t>
+      </w:r>
+      <w:r>
+        <w:t>-</w:t>
+      </w:r>
       <w:r>
         <w:t xml:space="preserve"> </w:t>
       </w:r>
-      <w:proofErr w:type="spellStart"/>
-      <w:r>
-        <w:t>Organization</w:t>
-      </w:r>
-      <w:proofErr w:type="spellEnd"/>
-      <w:r>
-        <w:t xml:space="preserve"> for </w:t>
-      </w:r>
-      <w:proofErr w:type="spellStart"/>
-      <w:r>
-        <w:t>Standardization</w:t>
-      </w:r>
-      <w:proofErr w:type="spellEnd"/>
+      <w:r>
+        <w:t>Earnings Before Interest, Taxes, Depreciation, and Amortization</w:t>
+      </w:r>
       <w:r>
         <w:t xml:space="preserve"> (</w:t>
       </w:r>
       <w:r>
-        <w:t>Organização Internacional de Normalização</w:t>
+        <w:t>Lucro Antes de Juros, Impostos, Depreciação e Amortização</w:t>
       </w:r>
       <w:r>
         <w:t>)</w:t>
       </w:r>
-      <w:r>
-        <w:t xml:space="preserve">; </w:t>
-      </w:r>
-    </w:p>
-    <w:p>
-      <w:r>
-        <w:t xml:space="preserve">UTD - </w:t>
-      </w:r>
-      <w:r>
-        <w:t>Unidade de Transformação Digital</w:t>
-      </w:r>
-      <w:r>
-        <w:t>;</w:t>
-      </w:r>
-    </w:p>
-    <w:p>
-      <w:r>
-        <w:t xml:space="preserve">ESG </w:t>
-      </w:r>
-      <w:r>
-        <w:t xml:space="preserve">- </w:t>
-      </w:r>
-      <w:proofErr w:type="spellStart"/>
-      <w:r>
-        <w:t>Environmental</w:t>
-      </w:r>
-      <w:proofErr w:type="spellEnd"/>
-      <w:r>
-        <w:t xml:space="preserve">, Social </w:t>
-      </w:r>
-      <w:proofErr w:type="spellStart"/>
-      <w:r>
-        <w:t>and</w:t>
-      </w:r>
-      <w:proofErr w:type="spellEnd"/>
+    </w:p>
+    <w:p>
+      <w:r>
+        <w:t xml:space="preserve">GEE </w:t>
+      </w:r>
+      <w:r>
+        <w:t>-</w:t>
+      </w:r>
+      <w:r>
+        <w:t xml:space="preserve"> Gases </w:t>
+      </w:r>
+      <w:r>
+        <w:t>com Efeito de Estufa</w:t>
+      </w:r>
+    </w:p>
+    <w:p>
+      <w:r>
+        <w:t xml:space="preserve">SIG </w:t>
+      </w:r>
+      <w:r>
+        <w:t>-</w:t>
+      </w:r>
+      <w:r>
+        <w:t xml:space="preserve"> Sistemas de Informação Geográfica</w:t>
+      </w:r>
+    </w:p>
+    <w:p>
+      <w:r>
+        <w:t xml:space="preserve">NPV </w:t>
+      </w:r>
+      <w:r>
+        <w:t>-</w:t>
+      </w:r>
+      <w:r>
+        <w:t xml:space="preserve"> Net Present</w:t>
+      </w:r>
+      <w:r>
+        <w:t xml:space="preserve"> Value (Valor Atual Líquido)</w:t>
+      </w:r>
+    </w:p>
+    <w:p>
+      <w:r>
+        <w:t>TIR - Taxa Interna</w:t>
+      </w:r>
       <w:r>
         <w:t xml:space="preserve"> </w:t>
       </w:r>
-      <w:proofErr w:type="spellStart"/>
-      <w:r>
-        <w:t>Governance</w:t>
-      </w:r>
-      <w:proofErr w:type="spellEnd"/>
+      <w:r>
+        <w:t>de Rentabilidade</w:t>
+      </w:r>
+    </w:p>
+    <w:p>
+      <w:r>
+        <w:t xml:space="preserve">LCOE </w:t>
+      </w:r>
+      <w:r>
+        <w:t>–</w:t>
+      </w:r>
+      <w:r>
+        <w:t xml:space="preserve"> </w:t>
+      </w:r>
+      <w:r>
+        <w:t>Levelized Cost of Energy (</w:t>
+      </w:r>
+      <w:r>
+        <w:t>Custo Nivelado de Energia</w:t>
+      </w:r>
+      <w:r>
+        <w:t>)</w:t>
+      </w:r>
+    </w:p>
+    <w:p>
+      <w:r>
+        <w:t>KPI – Key Performance Indicator (</w:t>
+      </w:r>
+      <w:r>
+        <w:t>Indicador</w:t>
+      </w:r>
+      <w:r>
+        <w:t xml:space="preserve"> Chave de Desempenho</w:t>
+      </w:r>
+      <w:r>
+        <w:t>)</w:t>
+      </w:r>
+    </w:p>
+    <w:p>
+      <w:r>
+        <w:t>TXXI - Terminal XXI</w:t>
+      </w:r>
+      <w:r>
+        <w:t xml:space="preserve"> </w:t>
+      </w:r>
+    </w:p>
+    <w:p>
+      <w:r>
+        <w:t>SIGA - Sistemas de Informação de Gestão e Análise</w:t>
+      </w:r>
+    </w:p>
+    <w:p>
+      <w:r>
+        <w:t xml:space="preserve">ERP </w:t>
+      </w:r>
+      <w:r>
+        <w:t>-</w:t>
+      </w:r>
+      <w:r>
+        <w:t xml:space="preserve"> Enterprise Resource Planning</w:t>
+      </w:r>
+      <w:r>
+        <w:t xml:space="preserve"> (Planeamento de Recursos Empresariais)</w:t>
+      </w:r>
+    </w:p>
+    <w:p>
+      <w:r>
+        <w:t xml:space="preserve">CRM </w:t>
+      </w:r>
+      <w:r>
+        <w:t>-</w:t>
+      </w:r>
+      <w:r>
+        <w:t xml:space="preserve"> Customer Rela</w:t>
+      </w:r>
+      <w:r>
+        <w:t>tionship Management</w:t>
+      </w:r>
+      <w:r>
+        <w:t xml:space="preserve"> (Gestão de Relacionamento com o cliente)</w:t>
+      </w:r>
+    </w:p>
+    <w:p>
+      <w:r>
+        <w:t xml:space="preserve">SCM </w:t>
+      </w:r>
+      <w:r>
+        <w:t>-</w:t>
+      </w:r>
+      <w:r>
+        <w:t xml:space="preserve"> Supply Chain Management</w:t>
+      </w:r>
       <w:r>
         <w:t xml:space="preserve"> (</w:t>
       </w:r>
       <w:r>
-        <w:t>Ambiental, Social e Governança</w:t>
+        <w:t xml:space="preserve">Gestão da Cadeia de </w:t>
+      </w:r>
+      <w:r>
+        <w:t>Abastecimento</w:t>
       </w:r>
       <w:r>
         <w:t>)</w:t>
       </w:r>
-      <w:r>
-        <w:t>;</w:t>
-      </w:r>
-    </w:p>
-    <w:p>
-      <w:r>
-        <w:t xml:space="preserve">SWOT - </w:t>
-      </w:r>
-      <w:proofErr w:type="spellStart"/>
-      <w:r>
-        <w:t>Strengths</w:t>
-      </w:r>
-      <w:proofErr w:type="spellEnd"/>
-      <w:r>
-        <w:t>, </w:t>
-      </w:r>
-      <w:proofErr w:type="spellStart"/>
-      <w:r>
-        <w:t>Weaknesses</w:t>
-      </w:r>
-      <w:proofErr w:type="spellEnd"/>
-      <w:r>
-        <w:t>, </w:t>
-      </w:r>
-      <w:proofErr w:type="spellStart"/>
-      <w:r>
-        <w:t>Opportunities</w:t>
-      </w:r>
-      <w:proofErr w:type="spellEnd"/>
-      <w:r>
-        <w:t> e </w:t>
-      </w:r>
-      <w:proofErr w:type="spellStart"/>
-      <w:r>
-        <w:t>Threats</w:t>
-      </w:r>
-      <w:proofErr w:type="spellEnd"/>
-      <w:r>
-        <w:t> </w:t>
-      </w:r>
-      <w:r>
-        <w:t>(Forças, Fraquezas, Oportunidades, Ameaças)</w:t>
-      </w:r>
-      <w:r>
-        <w:t>;</w:t>
-      </w:r>
-    </w:p>
-    <w:p>
-      <w:r>
-        <w:t xml:space="preserve">ODS - </w:t>
-      </w:r>
-      <w:r>
-        <w:t>Objetivos de Desenvolvimento Sustentável</w:t>
-      </w:r>
-      <w:r>
-        <w:t>;</w:t>
-      </w:r>
-    </w:p>
-    <w:p>
-      <w:r>
-        <w:t>LED</w:t>
-      </w:r>
-      <w:r>
-        <w:t xml:space="preserve"> - L</w:t>
-      </w:r>
-      <w:r>
-        <w:t>ight-</w:t>
-      </w:r>
-      <w:proofErr w:type="spellStart"/>
-      <w:r>
-        <w:t>emitting</w:t>
-      </w:r>
-      <w:proofErr w:type="spellEnd"/>
-      <w:r>
-        <w:t xml:space="preserve"> </w:t>
-      </w:r>
-      <w:proofErr w:type="spellStart"/>
-      <w:r>
-        <w:t>diode</w:t>
-      </w:r>
-      <w:proofErr w:type="spellEnd"/>
-      <w:r>
-        <w:t xml:space="preserve"> (Díodo emissor de luz)</w:t>
-      </w:r>
-      <w:r>
-        <w:t>;</w:t>
-      </w:r>
-    </w:p>
-    <w:p>
-      <w:proofErr w:type="spellStart"/>
-      <w:r>
-        <w:t>IoT</w:t>
-      </w:r>
-      <w:proofErr w:type="spellEnd"/>
-      <w:r>
-        <w:t xml:space="preserve"> -</w:t>
-      </w:r>
-      <w:r>
-        <w:t xml:space="preserve"> Internet </w:t>
-      </w:r>
-      <w:proofErr w:type="spellStart"/>
-      <w:r>
-        <w:t>of</w:t>
-      </w:r>
-      <w:proofErr w:type="spellEnd"/>
-      <w:r>
-        <w:t xml:space="preserve"> </w:t>
-      </w:r>
-      <w:proofErr w:type="spellStart"/>
-      <w:r>
-        <w:t>Things</w:t>
-      </w:r>
-      <w:proofErr w:type="spellEnd"/>
-      <w:r>
-        <w:t xml:space="preserve"> (Internet das coisas)</w:t>
-      </w:r>
-      <w:r>
-        <w:t>;</w:t>
-      </w:r>
-    </w:p>
-    <w:p>
-      <w:r>
-        <w:t xml:space="preserve">TEU </w:t>
-      </w:r>
-      <w:r>
-        <w:t>-</w:t>
-      </w:r>
-      <w:r>
-        <w:t xml:space="preserve"> 1 Unidade equivalente a 20 pés</w:t>
-      </w:r>
-      <w:r>
-        <w:t>;</w:t>
-      </w:r>
-    </w:p>
-    <w:p>
-      <w:r>
+    </w:p>
+    <w:p>
+      <w:r>
+        <w:t>TIC - Tecnologias de Informação e Comunicação</w:t>
+      </w:r>
+    </w:p>
+    <w:p>
+      <w:pPr>
+        <w:jc w:val="left"/>
+        <w:rPr>
+          <w:rFonts w:cs="Times New Roman"/>
+          <w:b/>
+        </w:rPr>
+      </w:pPr>
+      <w:bookmarkStart w:id="7" w:name="_Toc214749509"/>
+      <w:r>
+        <w:lastRenderedPageBreak/>
         <w:br w:type="page"/>
       </w:r>
     </w:p>
@@ -5729,7 +5850,6 @@
       <w:pPr>
         <w:pStyle w:val="Ttulo1"/>
       </w:pPr>
-      <w:bookmarkStart w:id="7" w:name="_Toc214737100"/>
       <w:r>
         <w:lastRenderedPageBreak/>
         <w:t>Parte I – Introdução e estrutura do trabalho</w:t>
@@ -5740,7 +5860,7 @@
       <w:pPr>
         <w:pStyle w:val="Ttulo2"/>
       </w:pPr>
-      <w:bookmarkStart w:id="8" w:name="_Toc214737101"/>
+      <w:bookmarkStart w:id="8" w:name="_Toc214749510"/>
       <w:r>
         <w:t>I.1 Caracterização da organização</w:t>
       </w:r>
@@ -5757,7 +5877,7 @@
           <w:szCs w:val="22"/>
         </w:rPr>
       </w:pPr>
-      <w:bookmarkStart w:id="9" w:name="_Toc214737102"/>
+      <w:bookmarkStart w:id="9" w:name="_Toc214749511"/>
       <w:r>
         <w:rPr>
           <w:b/>
@@ -5806,7 +5926,7 @@
           <w:szCs w:val="22"/>
         </w:rPr>
       </w:pPr>
-      <w:bookmarkStart w:id="10" w:name="_Toc214737103"/>
+      <w:bookmarkStart w:id="10" w:name="_Toc214749512"/>
       <w:r>
         <w:rPr>
           <w:b/>
@@ -5838,15 +5958,7 @@
     </w:p>
     <w:p>
       <w:r>
-        <w:t xml:space="preserve">O seu objetivo estratégico é consolidar o Porto de Sines como um </w:t>
-      </w:r>
-      <w:proofErr w:type="spellStart"/>
-      <w:r>
-        <w:t>hub</w:t>
-      </w:r>
-      <w:proofErr w:type="spellEnd"/>
-      <w:r>
-        <w:t xml:space="preserve"> logístico, energético e industrial de referência no Atlântico, enquanto reforça a importância dos Portos de Faro e Portimão como infraestruturas de apoio ao turismo de cruzeiros e ao transporte marítimo regional</w:t>
+        <w:t>O seu objetivo estratégico é consolidar o Porto de Sines como um hub logístico, energético e industrial de referência no Atlântico, enquanto reforça a importância dos Portos de Faro e Portimão como infraestruturas de apoio ao turismo de cruzeiros e ao transporte marítimo regional</w:t>
       </w:r>
       <w:r>
         <w:t xml:space="preserve"> </w:t>
@@ -5869,7 +5981,7 @@
           <w:szCs w:val="22"/>
         </w:rPr>
       </w:pPr>
-      <w:bookmarkStart w:id="11" w:name="_Toc214737104"/>
+      <w:bookmarkStart w:id="11" w:name="_Toc214749513"/>
       <w:r>
         <w:rPr>
           <w:b/>
@@ -5924,7 +6036,7 @@
           <w:szCs w:val="22"/>
         </w:rPr>
       </w:pPr>
-      <w:bookmarkStart w:id="12" w:name="_Toc214737105"/>
+      <w:bookmarkStart w:id="12" w:name="_Toc214749514"/>
       <w:r>
         <w:rPr>
           <w:b/>
@@ -6520,15 +6632,7 @@
           </w:tcPr>
           <w:p>
             <w:r>
-              <w:t xml:space="preserve">Granéis Líquidos (unidade: </w:t>
-            </w:r>
-            <w:proofErr w:type="spellStart"/>
-            <w:r>
-              <w:t>kt</w:t>
-            </w:r>
-            <w:proofErr w:type="spellEnd"/>
-            <w:r>
-              <w:t>)</w:t>
+              <w:t>Granéis Líquidos (unidade: kt)</w:t>
             </w:r>
           </w:p>
         </w:tc>
@@ -6618,15 +6722,7 @@
           </w:tcPr>
           <w:p>
             <w:r>
-              <w:t xml:space="preserve">Granéis Sólidos (unidade: </w:t>
-            </w:r>
-            <w:proofErr w:type="spellStart"/>
-            <w:r>
-              <w:t>kt</w:t>
-            </w:r>
-            <w:proofErr w:type="spellEnd"/>
-            <w:r>
-              <w:t>)</w:t>
+              <w:t>Granéis Sólidos (unidade: kt)</w:t>
             </w:r>
           </w:p>
         </w:tc>
@@ -6716,15 +6812,7 @@
           </w:tcPr>
           <w:p>
             <w:r>
-              <w:t xml:space="preserve">Carga Geral Contentorizada (unidade: </w:t>
-            </w:r>
-            <w:proofErr w:type="spellStart"/>
-            <w:r>
-              <w:t>kt</w:t>
-            </w:r>
-            <w:proofErr w:type="spellEnd"/>
-            <w:r>
-              <w:t>)</w:t>
+              <w:t>Carga Geral Contentorizada (unidade: kt)</w:t>
             </w:r>
           </w:p>
         </w:tc>
@@ -6817,15 +6905,7 @@
           </w:tcPr>
           <w:p>
             <w:r>
-              <w:t xml:space="preserve">Carga Geral Fracionada (unidade: </w:t>
-            </w:r>
-            <w:proofErr w:type="spellStart"/>
-            <w:r>
-              <w:t>kt</w:t>
-            </w:r>
-            <w:proofErr w:type="spellEnd"/>
-            <w:r>
-              <w:t>)</w:t>
+              <w:t>Carga Geral Fracionada (unidade: kt)</w:t>
             </w:r>
           </w:p>
         </w:tc>
@@ -6917,21 +6997,8 @@
             <w:hideMark/>
           </w:tcPr>
           <w:p>
-            <w:proofErr w:type="spellStart"/>
-            <w:r>
-              <w:t>Ro-Ro</w:t>
-            </w:r>
-            <w:proofErr w:type="spellEnd"/>
-            <w:r>
-              <w:t xml:space="preserve"> (unidade: </w:t>
-            </w:r>
-            <w:proofErr w:type="spellStart"/>
-            <w:r>
-              <w:t>kt</w:t>
-            </w:r>
-            <w:proofErr w:type="spellEnd"/>
-            <w:r>
-              <w:t>)</w:t>
+            <w:r>
+              <w:t>Ro-Ro (unidade: kt)</w:t>
             </w:r>
           </w:p>
         </w:tc>
@@ -7049,15 +7116,7 @@
               <w:t xml:space="preserve">TOTAL Sines </w:t>
             </w:r>
             <w:r>
-              <w:t xml:space="preserve">(unidade: </w:t>
-            </w:r>
-            <w:proofErr w:type="spellStart"/>
-            <w:r>
-              <w:t>kt</w:t>
-            </w:r>
-            <w:proofErr w:type="spellEnd"/>
-            <w:r>
-              <w:t>)</w:t>
+              <w:t>(unidade: kt)</w:t>
             </w:r>
           </w:p>
         </w:tc>
@@ -7224,7 +7283,7 @@
           <w:szCs w:val="22"/>
         </w:rPr>
       </w:pPr>
-      <w:bookmarkStart w:id="13" w:name="_Toc214737106"/>
+      <w:bookmarkStart w:id="13" w:name="_Toc214749515"/>
       <w:r>
         <w:rPr>
           <w:b/>
@@ -7360,23 +7419,7 @@
         <w:t>:</w:t>
       </w:r>
       <w:r>
-        <w:t xml:space="preserve"> exportação de animais vivos para Israel, </w:t>
-      </w:r>
-      <w:proofErr w:type="spellStart"/>
-      <w:r>
-        <w:t>pellets</w:t>
-      </w:r>
-      <w:proofErr w:type="spellEnd"/>
-      <w:r>
-        <w:t xml:space="preserve"> de madeira para França e Reino Unido, e sílica para Espanha, além de </w:t>
-      </w:r>
-      <w:proofErr w:type="spellStart"/>
-      <w:r>
-        <w:t>transhipment</w:t>
-      </w:r>
-      <w:proofErr w:type="spellEnd"/>
-      <w:r>
-        <w:t xml:space="preserve"> de pás eólicas e receção de gesso e ureia.</w:t>
+        <w:t xml:space="preserve"> exportação de animais vivos para Israel, pellets de madeira para França e Reino Unido, e sílica para Espanha, além de transhipment de pás eólicas e receção de gesso e ureia.</w:t>
       </w:r>
     </w:p>
     <w:p>
@@ -7429,7 +7472,7 @@
           <w:noProof/>
         </w:rPr>
         <w:drawing>
-          <wp:inline distT="0" distB="0" distL="0" distR="0" wp14:anchorId="68B4EA67" wp14:editId="1CF77D72">
+          <wp:inline distT="0" distB="0" distL="0" distR="0" wp14:anchorId="68B4EA67" wp14:editId="577890D7">
             <wp:extent cx="5226685" cy="3020060"/>
             <wp:effectExtent l="19050" t="19050" r="12065" b="27940"/>
             <wp:docPr id="1965649793" name="Imagem 6" descr="Uma imagem com texto, mapa, captura de ecrã, diagrama&#10;&#10;Os conteúdos gerados por IA podem estar incorretos."/>
@@ -7446,7 +7489,7 @@
                     </pic:cNvPicPr>
                   </pic:nvPicPr>
                   <pic:blipFill>
-                    <a:blip r:embed="rId13" r:link="rId14" cstate="print">
+                    <a:blip r:embed="rId14" r:link="rId15" cstate="print">
                       <a:extLst>
                         <a:ext uri="{28A0092B-C50C-407E-A947-70E740481C1C}">
                           <a14:useLocalDpi xmlns:a14="http://schemas.microsoft.com/office/drawing/2010/main" val="0"/>
@@ -7552,15 +7595,7 @@
         <w:spacing w:after="0" w:line="360" w:lineRule="auto"/>
       </w:pPr>
       <w:r>
-        <w:t xml:space="preserve">O Porto Comercial de Faro tem uma utilização pontual, enquanto o Porto de Portimão foca-se no setor de cruzeiros, recebendo navios de passageiros provenientes de portos como Lisboa, Funchal, Vigo, </w:t>
-      </w:r>
-      <w:proofErr w:type="spellStart"/>
-      <w:r>
-        <w:t>Cádiz</w:t>
-      </w:r>
-      <w:proofErr w:type="spellEnd"/>
-      <w:r>
-        <w:t xml:space="preserve"> e Gibraltar</w:t>
+        <w:t>O Porto Comercial de Faro tem uma utilização pontual, enquanto o Porto de Portimão foca-se no setor de cruzeiros, recebendo navios de passageiros provenientes de portos como Lisboa, Funchal, Vigo, Cádiz e Gibraltar</w:t>
       </w:r>
       <w:r>
         <w:t>.</w:t>
@@ -7571,15 +7606,7 @@
         <w:spacing w:after="0" w:line="360" w:lineRule="auto"/>
       </w:pPr>
       <w:r>
-        <w:t xml:space="preserve">Estes dados reforçam a relevância estratégica da APS na economia nacional, como principal </w:t>
-      </w:r>
-      <w:proofErr w:type="spellStart"/>
-      <w:r>
-        <w:t>hub</w:t>
-      </w:r>
-      <w:proofErr w:type="spellEnd"/>
-      <w:r>
-        <w:t xml:space="preserve"> logístico e energético português, com forte integração nos mercados internacionais</w:t>
+        <w:t>Estes dados reforçam a relevância estratégica da APS na economia nacional, como principal hub logístico e energético português, com forte integração nos mercados internacionais</w:t>
       </w:r>
       <w:r>
         <w:t xml:space="preserve"> </w:t>
@@ -7617,7 +7644,7 @@
           <w:szCs w:val="22"/>
         </w:rPr>
       </w:pPr>
-      <w:bookmarkStart w:id="15" w:name="_Toc214737107"/>
+      <w:bookmarkStart w:id="15" w:name="_Toc214749516"/>
       <w:r>
         <w:lastRenderedPageBreak/>
         <w:t xml:space="preserve">Parte II – </w:t>
@@ -7631,7 +7658,7 @@
       <w:pPr>
         <w:pStyle w:val="Ttulo2"/>
       </w:pPr>
-      <w:bookmarkStart w:id="16" w:name="_Toc214737108"/>
+      <w:bookmarkStart w:id="16" w:name="_Toc214749517"/>
       <w:r>
         <w:t>II.1 Organização</w:t>
       </w:r>
@@ -7651,7 +7678,7 @@
           <w:szCs w:val="22"/>
         </w:rPr>
       </w:pPr>
-      <w:bookmarkStart w:id="17" w:name="_Toc214737109"/>
+      <w:bookmarkStart w:id="17" w:name="_Toc214749518"/>
       <w:r>
         <w:rPr>
           <w:b/>
@@ -7774,7 +7801,7 @@
                     <pic:cNvPicPr/>
                   </pic:nvPicPr>
                   <pic:blipFill rotWithShape="1">
-                    <a:blip r:embed="rId15"/>
+                    <a:blip r:embed="rId16"/>
                     <a:srcRect t="2220" r="342" b="1000"/>
                     <a:stretch>
                       <a:fillRect/>
@@ -7931,7 +7958,7 @@
           <w:szCs w:val="22"/>
         </w:rPr>
       </w:pPr>
-      <w:bookmarkStart w:id="19" w:name="_Toc214737110"/>
+      <w:bookmarkStart w:id="19" w:name="_Toc214749519"/>
       <w:r>
         <w:rPr>
           <w:b/>
@@ -8141,7 +8168,7 @@
       <w:pPr>
         <w:pStyle w:val="Ttulo2"/>
       </w:pPr>
-      <w:bookmarkStart w:id="20" w:name="_Toc214737111"/>
+      <w:bookmarkStart w:id="20" w:name="_Toc214749520"/>
       <w:r>
         <w:t>II.2 Planeamento</w:t>
       </w:r>
@@ -8226,7 +8253,7 @@
           <w:szCs w:val="22"/>
         </w:rPr>
       </w:pPr>
-      <w:bookmarkStart w:id="21" w:name="_Toc214737112"/>
+      <w:bookmarkStart w:id="21" w:name="_Toc214749521"/>
       <w:r>
         <w:rPr>
           <w:b/>
@@ -8401,15 +8428,7 @@
           </w:tcPr>
           <w:p>
             <w:r>
-              <w:t xml:space="preserve">Reforçar o papel do Porto de Sines como </w:t>
-            </w:r>
-            <w:proofErr w:type="spellStart"/>
-            <w:r>
-              <w:t>hub</w:t>
-            </w:r>
-            <w:proofErr w:type="spellEnd"/>
-            <w:r>
-              <w:t xml:space="preserve"> logístico e energético do Atlântico.</w:t>
+              <w:t>Reforçar o papel do Porto de Sines como hub logístico e energético do Atlântico.</w:t>
             </w:r>
           </w:p>
         </w:tc>
@@ -8555,7 +8574,7 @@
           <w:szCs w:val="22"/>
         </w:rPr>
       </w:pPr>
-      <w:bookmarkStart w:id="22" w:name="_Toc214737113"/>
+      <w:bookmarkStart w:id="22" w:name="_Toc214749522"/>
       <w:r>
         <w:rPr>
           <w:b/>
@@ -8901,15 +8920,7 @@
           </w:tcPr>
           <w:p>
             <w:r>
-              <w:t xml:space="preserve">Expansão dos terminais, utilização de energias verdes, automação portuária e reforço da ligação ferroviária ao </w:t>
-            </w:r>
-            <w:proofErr w:type="spellStart"/>
-            <w:r>
-              <w:t>hinterland</w:t>
-            </w:r>
-            <w:proofErr w:type="spellEnd"/>
-            <w:r>
-              <w:t xml:space="preserve"> ibérico.</w:t>
+              <w:t>Expansão dos terminais, utilização de energias verdes, automação portuária e reforço da ligação ferroviária ao hinterland ibérico.</w:t>
             </w:r>
           </w:p>
         </w:tc>
@@ -8976,7 +8987,7 @@
           <w:szCs w:val="20"/>
         </w:rPr>
       </w:pPr>
-      <w:bookmarkStart w:id="23" w:name="_Toc214737114"/>
+      <w:bookmarkStart w:id="23" w:name="_Toc214749523"/>
       <w:r>
         <w:rPr>
           <w:b/>
@@ -9383,23 +9394,7 @@
           </w:tcPr>
           <w:p>
             <w:r>
-              <w:t xml:space="preserve">Desenvolvimento de sistema </w:t>
-            </w:r>
-            <w:proofErr w:type="spellStart"/>
-            <w:r>
-              <w:t>IoT</w:t>
-            </w:r>
-            <w:proofErr w:type="spellEnd"/>
-            <w:r>
-              <w:t xml:space="preserve"> e </w:t>
-            </w:r>
-            <w:proofErr w:type="spellStart"/>
-            <w:r>
-              <w:t>dashboard</w:t>
-            </w:r>
-            <w:proofErr w:type="spellEnd"/>
-            <w:r>
-              <w:t xml:space="preserve"> analítico</w:t>
+              <w:t>Desenvolvimento de sistema IoT e dashboard analítico</w:t>
             </w:r>
           </w:p>
         </w:tc>
@@ -9523,7 +9518,7 @@
           <w:szCs w:val="22"/>
         </w:rPr>
       </w:pPr>
-      <w:bookmarkStart w:id="24" w:name="_Toc214737115"/>
+      <w:bookmarkStart w:id="24" w:name="_Toc214749524"/>
       <w:r>
         <w:rPr>
           <w:b/>
@@ -9637,23 +9632,7 @@
         <w:ind w:left="360"/>
       </w:pPr>
       <w:r>
-        <w:t xml:space="preserve">A digitalização é uma prioridade tanto para a Estratégia Nacional para o Mar 2030 como para a agenda europeia dos </w:t>
-      </w:r>
-      <w:proofErr w:type="spellStart"/>
-      <w:r>
-        <w:t>Smart</w:t>
-      </w:r>
-      <w:proofErr w:type="spellEnd"/>
-      <w:r>
-        <w:t xml:space="preserve"> </w:t>
-      </w:r>
-      <w:proofErr w:type="spellStart"/>
-      <w:r>
-        <w:t>Ports</w:t>
-      </w:r>
-      <w:proofErr w:type="spellEnd"/>
-      <w:r>
-        <w:t>, permitindo maior integração logística e competitividade.</w:t>
+        <w:t>A digitalização é uma prioridade tanto para a Estratégia Nacional para o Mar 2030 como para a agenda europeia dos Smart Ports, permitindo maior integração logística e competitividade.</w:t>
       </w:r>
     </w:p>
     <w:p>
@@ -9706,15 +9685,7 @@
         <w:t xml:space="preserve">3. </w:t>
       </w:r>
       <w:r>
-        <w:t xml:space="preserve">Reforçar a </w:t>
-      </w:r>
-      <w:proofErr w:type="spellStart"/>
-      <w:r>
-        <w:t>cibersegurança</w:t>
-      </w:r>
-      <w:proofErr w:type="spellEnd"/>
-      <w:r>
-        <w:t xml:space="preserve"> e a proteção de dados nas infraestruturas digitais da APS.</w:t>
+        <w:t>Reforçar a cibersegurança e a proteção de dados nas infraestruturas digitais da APS.</w:t>
       </w:r>
     </w:p>
     <w:p>
@@ -9852,15 +9823,7 @@
               <w:t xml:space="preserve">1.1. </w:t>
             </w:r>
             <w:r>
-              <w:t xml:space="preserve">Implementar um sistema integrado de gestão documental e </w:t>
-            </w:r>
-            <w:proofErr w:type="spellStart"/>
-            <w:r>
-              <w:t>workflow</w:t>
-            </w:r>
-            <w:proofErr w:type="spellEnd"/>
-            <w:r>
-              <w:t xml:space="preserve"> digita</w:t>
+              <w:t>Implementar um sistema integrado de gestão documental e workflow digita</w:t>
             </w:r>
             <w:r>
               <w:t>l</w:t>
@@ -9916,31 +9879,7 @@
               <w:t xml:space="preserve"> </w:t>
             </w:r>
             <w:r>
-              <w:t>Criar plataforma interoperável de troca de dados (</w:t>
-            </w:r>
-            <w:proofErr w:type="spellStart"/>
-            <w:r>
-              <w:t>Port</w:t>
-            </w:r>
-            <w:proofErr w:type="spellEnd"/>
-            <w:r>
-              <w:t xml:space="preserve"> </w:t>
-            </w:r>
-            <w:proofErr w:type="spellStart"/>
-            <w:r>
-              <w:t>Community</w:t>
-            </w:r>
-            <w:proofErr w:type="spellEnd"/>
-            <w:r>
-              <w:t xml:space="preserve"> </w:t>
-            </w:r>
-            <w:proofErr w:type="spellStart"/>
-            <w:r>
-              <w:t>System</w:t>
-            </w:r>
-            <w:proofErr w:type="spellEnd"/>
-            <w:r>
-              <w:t>)</w:t>
+              <w:t>Criar plataforma interoperável de troca de dados (Port Community System)</w:t>
             </w:r>
           </w:p>
         </w:tc>
@@ -9968,15 +9907,7 @@
           </w:tcPr>
           <w:p>
             <w:r>
-              <w:t xml:space="preserve">Programadores, analistas de sistemas, servidores e </w:t>
-            </w:r>
-            <w:proofErr w:type="spellStart"/>
-            <w:r>
-              <w:t>APIs</w:t>
-            </w:r>
-            <w:proofErr w:type="spellEnd"/>
-            <w:r>
-              <w:t xml:space="preserve"> seguras</w:t>
+              <w:t>Programadores, analistas de sistemas, servidores e APIs seguras</w:t>
             </w:r>
           </w:p>
         </w:tc>
@@ -9993,15 +9924,7 @@
           </w:tcPr>
           <w:p>
             <w:r>
-              <w:t xml:space="preserve">3.1. Reforçar </w:t>
-            </w:r>
-            <w:proofErr w:type="spellStart"/>
-            <w:r>
-              <w:t>cibersegurança</w:t>
-            </w:r>
-            <w:proofErr w:type="spellEnd"/>
-            <w:r>
-              <w:t xml:space="preserve"> e boas práticas digitais</w:t>
+              <w:t>3.1. Reforçar cibersegurança e boas práticas digitais</w:t>
             </w:r>
           </w:p>
         </w:tc>
@@ -10096,67 +10019,76 @@
       <w:pPr>
         <w:pStyle w:val="Ttulo2"/>
       </w:pPr>
-      <w:bookmarkStart w:id="25" w:name="_Toc214737116"/>
+      <w:bookmarkStart w:id="25" w:name="_Toc214749525"/>
       <w:r>
         <w:t>II.3 Controlo e Sistemas de informação</w:t>
       </w:r>
+      <w:bookmarkEnd w:id="25"/>
+    </w:p>
+    <w:p>
+      <w:pPr>
+        <w:pStyle w:val="Ttulo3"/>
+        <w:rPr>
+          <w:b/>
+          <w:bCs/>
+          <w:color w:val="auto"/>
+          <w:sz w:val="22"/>
+          <w:szCs w:val="22"/>
+        </w:rPr>
+      </w:pPr>
+      <w:bookmarkStart w:id="26" w:name="_Toc214749526"/>
+      <w:r>
+        <w:rPr>
+          <w:b/>
+          <w:bCs/>
+          <w:color w:val="auto"/>
+          <w:sz w:val="22"/>
+          <w:szCs w:val="22"/>
+        </w:rPr>
+        <w:t>3.7.1</w:t>
+      </w:r>
+      <w:bookmarkEnd w:id="26"/>
+    </w:p>
+    <w:p>
+      <w:bookmarkStart w:id="27" w:name="_Hlk214710191"/>
+      <w:r>
+        <w:t xml:space="preserve">Os principais instrumentos de controlo de gestão utilizados pela </w:t>
+      </w:r>
+      <w:r>
+        <w:t>Administração do Porto de Sines</w:t>
+      </w:r>
+      <w:r>
+        <w:t xml:space="preserve"> (APS), ou que são essenciais para a sua estratégia de desenvolvimento, são:</w:t>
+      </w:r>
+    </w:p>
+    <w:p>
+      <w:r>
+        <w:rPr>
+          <w:b/>
+          <w:bCs/>
+        </w:rPr>
+        <w:t>1.</w:t>
+      </w:r>
+      <w:r>
+        <w:t xml:space="preserve"> Auditoria Energética e Sistema de Gestão de Energia</w:t>
+      </w:r>
+    </w:p>
+    <w:p>
+      <w:r>
+        <w:t>A Auditoria Energética é uma ferramenta-chave para o controlo tático e operacional da APS, especialmente no âmbito da sua aposta na gestão sustentável. Este instrumento permite o conhecimento dos consumos de energia na APS e a procura da eficiência energética. Esta auditoria é essencial na tomada de decisão na área da gestão de energia, pois realiza um balanço entre os inputs totais de energia e a sua utilização, quantificando o uso de energia por setor e função. Os resultados mostram que os principais centros de consumo de energia da APS são a climatização, a iluminação e a frota automóvel, além das perdas na rede de distribuição de energia aos terminais.</w:t>
+      </w:r>
+    </w:p>
+    <w:p>
+      <w:r>
+        <w:rPr>
+          <w:u w:val="single"/>
+        </w:rPr>
+        <w:t>Vantagem:</w:t>
+      </w:r>
       <w:r>
         <w:t xml:space="preserve"> </w:t>
       </w:r>
       <w:r>
-        <w:t xml:space="preserve">--- </w:t>
-      </w:r>
-      <w:r>
-        <w:rPr>
-          <w:color w:val="EE0000"/>
-        </w:rPr>
-        <w:t>(</w:t>
-      </w:r>
-      <w:r>
-        <w:rPr>
-          <w:color w:val="EE0000"/>
-        </w:rPr>
-        <w:t>3.7.1 a 3.7.3)</w:t>
-      </w:r>
-      <w:bookmarkEnd w:id="25"/>
-    </w:p>
-    <w:p>
-      <w:pPr>
-        <w:pStyle w:val="Ttulo1"/>
-      </w:pPr>
-      <w:bookmarkStart w:id="26" w:name="_Toc214737117"/>
-      <w:r>
-        <w:t>3.7.1</w:t>
-      </w:r>
-      <w:bookmarkEnd w:id="26"/>
-    </w:p>
-    <w:p>
-      <w:bookmarkStart w:id="27" w:name="_Hlk214710191"/>
-      <w:r>
-        <w:t xml:space="preserve">Os principais instrumentos de controlo de gestão utilizados pela </w:t>
-      </w:r>
-      <w:r>
-        <w:t>Administração do Porto de Sines</w:t>
-      </w:r>
-      <w:r>
-        <w:t xml:space="preserve"> (APS), ou que são essenciais para a sua estratégia de desenvolvimento, são:</w:t>
-      </w:r>
-    </w:p>
-    <w:p>
-      <w:r>
-        <w:t>1. Auditoria Energética e Sistema de Gestão de Energia (SGE)</w:t>
-      </w:r>
-    </w:p>
-    <w:p>
-      <w:r>
-        <w:t>A Auditoria Energética é uma ferramenta-chave para o controlo tático e operacional da APS, especialmente no âmbito da sua aposta na gestão sustentável. Este instrumento permite o conhecimento dos consumos de energia na APS e a procura da eficiência energética. Esta auditoria é essencial na tomada de decisão na área da gestão de energia, pois realiza um balanço entre os inputs totais de energia e a sua utilização, quantificando o uso de energia por setor e função. Os resultados mostram que os principais centros de consumo de energia da APS são a climatização, a iluminação e a frota automóvel, além das perdas na rede de distribuição de energia aos terminais.</w:t>
-      </w:r>
-    </w:p>
-    <w:p>
-      <w:r>
-        <w:t xml:space="preserve">Vantagem: </w:t>
-      </w:r>
-      <w:r>
         <w:t>Ajuda a APS a otimizar o uso de energia, melhorando a sua imagem e competitividade no mercado mundial</w:t>
       </w:r>
       <w:r>
@@ -10165,7 +10097,13 @@
     </w:p>
     <w:p>
       <w:r>
-        <w:t xml:space="preserve">Limitação: </w:t>
+        <w:rPr>
+          <w:u w:val="single"/>
+        </w:rPr>
+        <w:t>Limitação:</w:t>
+      </w:r>
+      <w:r>
+        <w:t xml:space="preserve"> </w:t>
       </w:r>
       <w:r>
         <w:t>A APS não possui fronteiras bem definidas, o que torna difícil distinguir todos os tipos de consumos</w:t>
@@ -10176,7 +10114,13 @@
     </w:p>
     <w:p>
       <w:r>
-        <w:t xml:space="preserve">Proposta de melhoria: </w:t>
+        <w:rPr>
+          <w:u w:val="single"/>
+        </w:rPr>
+        <w:t>Proposta de melhoria:</w:t>
+      </w:r>
+      <w:r>
+        <w:t xml:space="preserve"> </w:t>
       </w:r>
       <w:r>
         <w:t>Desenvolvimento de um incentivo para a eficiência energética das empresas concessionárias dos terminais do Porto de Sines</w:t>
@@ -10187,7 +10131,14 @@
     </w:p>
     <w:p>
       <w:r>
-        <w:t>2. Sistemas de Certificação e Relatório de Sustentabilidade</w:t>
+        <w:rPr>
+          <w:b/>
+          <w:bCs/>
+        </w:rPr>
+        <w:t>2.</w:t>
+      </w:r>
+      <w:r>
+        <w:t xml:space="preserve"> Sistemas de Certificação e Relatório de Sustentabilidade</w:t>
       </w:r>
     </w:p>
     <w:p>
@@ -10195,7 +10146,6 @@
         <w:lastRenderedPageBreak/>
         <w:t xml:space="preserve">Estes instrumentos são cruciais para o controlo estratégico e o </w:t>
       </w:r>
-      <w:proofErr w:type="spellStart"/>
       <w:r>
         <w:rPr>
           <w:i/>
@@ -10203,7 +10153,6 @@
         </w:rPr>
         <w:t>compliance</w:t>
       </w:r>
-      <w:proofErr w:type="spellEnd"/>
       <w:r>
         <w:t xml:space="preserve"> (cumprimento de normas) da APS.</w:t>
       </w:r>
@@ -10217,7 +10166,6 @@
       <w:r>
         <w:t xml:space="preserve">• Relatório de Sustentabilidade (Acompanhamento e </w:t>
       </w:r>
-      <w:proofErr w:type="spellStart"/>
       <w:r>
         <w:rPr>
           <w:i/>
@@ -10225,14 +10173,19 @@
         </w:rPr>
         <w:t>Spillovers</w:t>
       </w:r>
-      <w:proofErr w:type="spellEnd"/>
-      <w:r>
-        <w:t>): Este instrumento permite a identificação de um conjunto de impactos económicos, sociais e ambientais que influenciam o desenvolvimento do território. No caso do Controlo Económico, o relatório apresenta indicadores de desempenho financeiro, como o Resultado Líquido, EBITDA e o Valor Acrescentado Bruto.  A APS monitoriza a quantidade de combustível gasto para calcular o total de emissões de gases com efeito de estufa (GEE), em toneladas equivalentes de CO2, a qualidade dos ambientes marinhos e realiza auditorias anuais aos concessionários e licenciados para garantir o cumprimento de requisitos legais e operacionais relacionados com o ambiente e a segurança, constituindo Controlo Ambiental.</w:t>
-      </w:r>
-    </w:p>
-    <w:p>
-      <w:r>
-        <w:t xml:space="preserve">Vantagens: </w:t>
+      <w:r>
+        <w:t>): Este instrumento permite a identificação de um conjunto de impactos económicos, sociais e ambientais que influenciam o desenvolvimento do território. No caso do Controlo Económico, o relatório apresenta indicadores de desempenho financeiro, como o Resultado Líquido, EBITDA e o Valor Acrescentado Bruto.  A APS monitoriza a quantidade de combustível gasto para calcular o total de emissões de gases com efeito de estufa, em toneladas equivalentes de CO2, a qualidade dos ambientes marinhos e realiza auditorias anuais aos concessionários e licenciados para garantir o cumprimento de requisitos legais e operacionais relacionados com o ambiente e a segurança, constituindo Controlo Ambiental.</w:t>
+      </w:r>
+    </w:p>
+    <w:p>
+      <w:r>
+        <w:rPr>
+          <w:u w:val="single"/>
+        </w:rPr>
+        <w:t>Vantagens:</w:t>
+      </w:r>
+      <w:r>
+        <w:t xml:space="preserve"> </w:t>
       </w:r>
       <w:r>
         <w:t>Garante que o porto segue as normas nacionais e internacionais</w:t>
@@ -10246,7 +10199,13 @@
     </w:p>
     <w:p>
       <w:r>
-        <w:t xml:space="preserve">Limitações: </w:t>
+        <w:rPr>
+          <w:u w:val="single"/>
+        </w:rPr>
+        <w:t>Limitações:</w:t>
+      </w:r>
+      <w:r>
+        <w:t xml:space="preserve"> </w:t>
       </w:r>
       <w:r>
         <w:t>A APS não monitoriza sistematicamente as emissões atmosféricas, registando apenas o combustível gasto para calcular o total de emissões de GEE</w:t>
@@ -10257,18 +10216,16 @@
     </w:p>
     <w:p>
       <w:r>
-        <w:t xml:space="preserve">Proposta de melhoria: </w:t>
-      </w:r>
-      <w:r>
-        <w:t>Promover a comunicação top-</w:t>
-      </w:r>
-      <w:proofErr w:type="spellStart"/>
-      <w:r>
-        <w:t>down</w:t>
-      </w:r>
-      <w:proofErr w:type="spellEnd"/>
-      <w:r>
-        <w:t>-top, incentivando os trabalhadores a transmitir recomendações ao conselho de administração</w:t>
+        <w:rPr>
+          <w:u w:val="single"/>
+        </w:rPr>
+        <w:t>Proposta de melhoria:</w:t>
+      </w:r>
+      <w:r>
+        <w:t xml:space="preserve"> </w:t>
+      </w:r>
+      <w:r>
+        <w:t>Promover a comunicação top-down-top, incentivando os trabalhadores a transmitir recomendações ao conselho de administração</w:t>
       </w:r>
       <w:r>
         <w:t>.</w:t>
@@ -10276,7 +10233,14 @@
     </w:p>
     <w:p>
       <w:r>
-        <w:t>3. Sistemas de Informação Geográfica (SIG) e Software de Processamento</w:t>
+        <w:rPr>
+          <w:b/>
+          <w:bCs/>
+        </w:rPr>
+        <w:t>3.</w:t>
+      </w:r>
+      <w:r>
+        <w:t xml:space="preserve"> Sistemas de Informação Geográfica e Software de Processamento</w:t>
       </w:r>
     </w:p>
     <w:p>
@@ -10286,52 +10250,41 @@
     </w:p>
     <w:p>
       <w:r>
-        <w:t xml:space="preserve">• Controlo Técnico Geofísico: O processamento (software </w:t>
-      </w:r>
-      <w:proofErr w:type="spellStart"/>
-      <w:r>
-        <w:t>RadExPro</w:t>
-      </w:r>
-      <w:proofErr w:type="spellEnd"/>
-      <w:r>
-        <w:t>®) e interpretação de dados sísmicos (</w:t>
-      </w:r>
-      <w:proofErr w:type="spellStart"/>
-      <w:r>
-        <w:t>Kingdom</w:t>
-      </w:r>
-      <w:proofErr w:type="spellEnd"/>
+        <w:t>• Controlo Técnico Geofísico: O processamento (software RadExPro) e interpretação de dados sísmicos (Kingdom Advanced) da plataforma costeira contígua ao Porto de Sines são cruciais para a caracterização da subsuperfície, sendo o controlo de qualidade uma etapa essencial no processamento sísmico.</w:t>
+      </w:r>
+    </w:p>
+    <w:p>
+      <w:r>
+        <w:t>• Integração e Planeamento: O software ArcGIS Pro é utilizado para integrar a informação das cartas geológicas e a localização das linhas sísmicas em ambiente de Informação Geográfica. Os</w:t>
+      </w:r>
       <w:r>
         <w:t xml:space="preserve"> </w:t>
       </w:r>
-      <w:proofErr w:type="spellStart"/>
-      <w:r>
-        <w:t>Advanced</w:t>
-      </w:r>
-      <w:proofErr w:type="spellEnd"/>
-      <w:r>
-        <w:t>® ) da plataforma costeira contígua ao Porto de Sines são cruciais para a caracterização da subsuperfície, sendo o controlo de qualidade uma etapa essencial no processamento sísmico.</w:t>
-      </w:r>
-    </w:p>
-    <w:p>
-      <w:r>
-        <w:t xml:space="preserve">• Integração e Planeamento: O software </w:t>
-      </w:r>
-      <w:proofErr w:type="spellStart"/>
-      <w:r>
-        <w:t>ArcGIS</w:t>
-      </w:r>
-      <w:proofErr w:type="spellEnd"/>
-      <w:r>
-        <w:t xml:space="preserve"> Pro® é utilizado para integrar a informação das cartas geológicas e a localização das linhas sísmicas em ambiente de Informação Geográfica. Os Sistemas de Informação Geográfica (SIG) são considerados um aspeto físico do desenvolvimento regional, abrangendo a ordenação do território.</w:t>
-      </w:r>
-    </w:p>
-    <w:p>
-      <w:r>
-        <w:t xml:space="preserve">Vantagens: </w:t>
-      </w:r>
-      <w:r>
-        <w:t>O SIG abrange o acondicionamento de espaços e a ordenação do território</w:t>
+      <w:r>
+        <w:t>SIG são considerados um aspeto físico do desenvolvimento regional, abrangendo a ordenação do território.</w:t>
+      </w:r>
+    </w:p>
+    <w:p>
+      <w:r>
+        <w:rPr>
+          <w:u w:val="single"/>
+        </w:rPr>
+        <w:t>Vantagens:</w:t>
+      </w:r>
+      <w:r>
+        <w:t xml:space="preserve"> </w:t>
+      </w:r>
+      <w:r>
+        <w:t>O</w:t>
+      </w:r>
+      <w:r>
+        <w:t>s</w:t>
+      </w:r>
+      <w:r>
+        <w:t xml:space="preserve"> SIG abrangem</w:t>
+      </w:r>
+      <w:r>
+        <w:t xml:space="preserve"> o acondicionamento de espaços e a ordenação do território</w:t>
       </w:r>
       <w:r>
         <w:t xml:space="preserve">. </w:t>
@@ -10342,7 +10295,13 @@
     </w:p>
     <w:p>
       <w:r>
-        <w:t xml:space="preserve">Limitações: </w:t>
+        <w:rPr>
+          <w:u w:val="single"/>
+        </w:rPr>
+        <w:t>Limitações:</w:t>
+      </w:r>
+      <w:r>
+        <w:t xml:space="preserve"> </w:t>
       </w:r>
       <w:r>
         <w:t xml:space="preserve">A análise sísmica exige passos de processamento complexos </w:t>
@@ -10359,60 +10318,47 @@
     </w:p>
     <w:p>
       <w:r>
+        <w:rPr>
+          <w:u w:val="single"/>
+        </w:rPr>
+        <w:t>Propostas de melhoria:</w:t>
+      </w:r>
+      <w:r>
+        <w:t xml:space="preserve"> Aposta em novas tecnologias para maximizar a qualidades dos serviços.</w:t>
+      </w:r>
+    </w:p>
+    <w:p>
+      <w:r>
         <w:lastRenderedPageBreak/>
-        <w:t>Propostas de melhoria: Aposta em novas tecnologias para maximizar a qualidades dos serviços.</w:t>
-      </w:r>
-    </w:p>
-    <w:p>
-      <w:r>
         <w:t>4. Instrumentos de Controlo no Planeamento da Transição Energética</w:t>
       </w:r>
     </w:p>
     <w:p>
       <w:r>
-        <w:t>O Porto de Sines está em fase de transição energética, utilizando vários instrumentos de planeamento e controlo para atingir os objetivos de descarbonização. O Plano Estratégico e Metas de Consumo, a Avaliação de Potencial Fotovoltaico em Áreas R⁴ (</w:t>
-      </w:r>
-      <w:proofErr w:type="spellStart"/>
-      <w:r>
-        <w:t>Rooftops</w:t>
-      </w:r>
-      <w:proofErr w:type="spellEnd"/>
-      <w:r>
-        <w:t xml:space="preserve">, </w:t>
-      </w:r>
-      <w:proofErr w:type="spellStart"/>
-      <w:r>
-        <w:t>Roads</w:t>
-      </w:r>
-      <w:proofErr w:type="spellEnd"/>
-      <w:r>
-        <w:t xml:space="preserve">, </w:t>
-      </w:r>
-      <w:proofErr w:type="spellStart"/>
-      <w:r>
-        <w:t>Railways</w:t>
-      </w:r>
-      <w:proofErr w:type="spellEnd"/>
-      <w:r>
-        <w:t xml:space="preserve"> e </w:t>
-      </w:r>
-      <w:proofErr w:type="spellStart"/>
-      <w:r>
-        <w:t>Reservoirs</w:t>
-      </w:r>
-      <w:proofErr w:type="spellEnd"/>
-      <w:r>
-        <w:t xml:space="preserve"> e a Avaliação Económico-Financeira dos Investimentos são os instrumentos de controlo de gestão no Porto de Sines. Estes instrumentos abrangem desde as análises técnicas de eficiência energética (Auditorias) e a monitorização geofísica (SIG e software especializado), até ao controlo estratégico do desempenho sustentável (Relatório de Sustentabilidade e Certificações ISO) e a medição da viabilidade técnico-económica de futuros investimentos (NPV, TIR, LCOE).</w:t>
-      </w:r>
-    </w:p>
-    <w:bookmarkEnd w:id="27"/>
-    <w:p/>
-    <w:p>
-      <w:pPr>
-        <w:pStyle w:val="Ttulo1"/>
-      </w:pPr>
-      <w:bookmarkStart w:id="28" w:name="_Toc214737118"/>
-      <w:r>
+        <w:t>O Porto de Sines está em fase de transição energética, utilizando vários instrumentos de planeamento e controlo para atingir os objetivos de descarbonização. O Plano Estratégico e Metas de Consumo, a Avaliação de Potencial Fotovoltaico em Áreas R⁴ (Rooftops, Roads, Railways e Reservoirs e a Avaliação Económico-Financeira dos Investimentos são os instrumentos de controlo de gestão no Porto de Sines. Estes instrumentos abrangem desde as análises técnicas de eficiência energética (Auditorias) e a monitorização geofísica (SIG e software especializado), até ao controlo estratégico do desempenho sustentável (Relatório de Sustentabilidade e Certificações ISO) e a medição da viabilidade técnico-económica de futuros investimentos (NPV, TIR, LCOE).</w:t>
+      </w:r>
+      <w:bookmarkEnd w:id="27"/>
+    </w:p>
+    <w:p>
+      <w:pPr>
+        <w:pStyle w:val="Ttulo3"/>
+        <w:rPr>
+          <w:b/>
+          <w:bCs/>
+          <w:color w:val="auto"/>
+          <w:sz w:val="22"/>
+          <w:szCs w:val="22"/>
+        </w:rPr>
+      </w:pPr>
+      <w:bookmarkStart w:id="28" w:name="_Toc214749527"/>
+      <w:r>
+        <w:rPr>
+          <w:b/>
+          <w:bCs/>
+          <w:color w:val="auto"/>
+          <w:sz w:val="22"/>
+          <w:szCs w:val="22"/>
+        </w:rPr>
         <w:t>3.7.2</w:t>
       </w:r>
       <w:bookmarkEnd w:id="28"/>
@@ -10425,14 +10371,13 @@
     </w:p>
     <w:p>
       <w:r>
-        <w:t>O Custo Nivelado da Energia (LCOE) é um KPI Tático pois revela-se uma ferramenta essencial para a análise económica na fase de avaliação de viabilidade de projetos. Permite que a gestão compare e selecione a solução tecnológica mais eficiente em termos de custos para a APS, ligando os objetivos estratégicos de descarbonização às implicações financeiras dos investimentos. Este KPI monitoriza um objetivo, pois está focado na otimização de custos e na viabilidade económica dos projetos de produção de energia própria. O objetivo deste KPI é determinar o valor médio do custo da eletricidade produzida (por exemplo, ao longo de 25 anos para um sistema fotovoltaico), permitindo comparar a atratividade económica de diferentes tipologias de sistemas renováveis. A sua lógica de cálculo é a divisão do Custo Total do Ciclo de Vida do investimento pela Produção Total de Energia gerada durante o ciclo de vida do sistema. O Porto de Sines prevê um aumento drástico dos seus consumos energéticos (quase quadruplicando até 2030), sendo que a meta é suprir 73% do consumo com energias renováveis. Este KPI é crucial para analisar a atratividade económica dos investimentos em energia solar.</w:t>
+        <w:t>O LCOE é um KPI Tático pois revela-se uma ferramenta essencial para a análise económica na fase de avaliação de viabilidade de projetos. Permite que a gestão compare e selecione a solução tecnológica mais eficiente em termos de custos para a APS, ligando os objetivos estratégicos de descarbonização às implicações financeiras dos investimentos. Este KPI monitoriza um objetivo, pois está focado na otimização de custos e na viabilidade económica dos projetos de produção de energia própria. O objetivo deste KPI é determinar o valor médio do custo da eletricidade produzida (por exemplo, ao longo de 25 anos para um sistema fotovoltaico), permitindo comparar a atratividade económica de diferentes tipologias de sistemas renováveis. A sua lógica de cálculo é a divisão do Custo Total do Ciclo de Vida do investimento pela Produção Total de Energia gerada durante o ciclo de vida do sistema. O Porto de Sines prevê um aumento drástico dos seus consumos energéticos (quase quadruplicando até 2030), sendo que a meta é suprir 73% do consumo com energias renováveis. Este KPI é crucial para analisar a atratividade económica dos investimentos em energia solar.</w:t>
       </w:r>
     </w:p>
     <w:p>
       <w:r>
         <w:t xml:space="preserve">O Volume de Carga Contentorizada Movimentada é um KPI Operacional porque mede o resultado direto da atividade de movimentação de mercadorias, que é o cerne da operação. Este KPI é fundamental para o controlo da capacidade e eficiência do terminal, pois monitoriza uma Atividade/Processo, mais especificamente a Produtividade do Terminal e a sua capacidade de </w:t>
       </w:r>
-      <w:proofErr w:type="spellStart"/>
       <w:r>
         <w:rPr>
           <w:i/>
@@ -10440,47 +10385,35 @@
         </w:rPr>
         <w:t>throughput</w:t>
       </w:r>
-      <w:proofErr w:type="spellEnd"/>
-      <w:r>
-        <w:t xml:space="preserve">. O seu propósito é </w:t>
+      <w:r>
+        <w:t xml:space="preserve">. O seu propósito é quantificar o volume de carga manuseada pelo Terminal XXI, sendo a unidade padrão TEU utilizada para calcular o volume de carga. É também usado para medir o peso do TXXI no contexto nacional. A sua lógica de cálculo é o número total de contentores de 20 pés (ou seu equivalente) movimentados no porto durante um período específico. Este KPI é de extrema relevância, uma vez que o Porto de Sines é o porto </w:t>
       </w:r>
       <w:r>
         <w:lastRenderedPageBreak/>
-        <w:t>quantificar o volume de carga manuseada pelo Terminal XXI, sendo a unidade padrão (</w:t>
-      </w:r>
-      <w:proofErr w:type="spellStart"/>
-      <w:r>
-        <w:t>Twenty-foot</w:t>
-      </w:r>
-      <w:proofErr w:type="spellEnd"/>
-      <w:r>
-        <w:t xml:space="preserve"> </w:t>
-      </w:r>
-      <w:proofErr w:type="spellStart"/>
-      <w:r>
-        <w:t>Equivalent</w:t>
-      </w:r>
-      <w:proofErr w:type="spellEnd"/>
-      <w:r>
-        <w:t xml:space="preserve"> </w:t>
-      </w:r>
-      <w:proofErr w:type="spellStart"/>
-      <w:r>
-        <w:t>Unit</w:t>
-      </w:r>
-      <w:proofErr w:type="spellEnd"/>
-      <w:r>
-        <w:t xml:space="preserve"> - TEU) utilizada para calcular o volume de carga. É também usado para medir o peso do TXXI no contexto nacional. A sua lógica de cálculo é o número total de contentores de 20 pés (ou seu equivalente) movimentados no porto durante um período específico. Este KPI é de extrema relevância, uma vez que o Porto de Sines é o porto com o maior crescimento no transporte de contentores e líder nacional na quantidade de mercadorias movimentadas. O acompanhamento deste volume é vital para medir o impacto das obras de ampliação realizadas no terminal e para consolidar o posicionamento de Sines como referência ibérica, europeia e mundial.</w:t>
-      </w:r>
-    </w:p>
-    <w:bookmarkEnd w:id="29"/>
-    <w:p/>
-    <w:p>
-      <w:pPr>
-        <w:pStyle w:val="Ttulo1"/>
-      </w:pPr>
-      <w:bookmarkStart w:id="30" w:name="_Toc214737119"/>
-      <w:r>
+        <w:t>com o maior crescimento no transporte de contentores e líder nacional na quantidade de mercadorias movimentadas. O acompanhamento deste volume é vital para medir o impacto das obras de ampliação realizadas no terminal e para consolidar o posicionamento de Sines como referência ibérica, europeia e mundial.</w:t>
+      </w:r>
+      <w:bookmarkEnd w:id="29"/>
+    </w:p>
+    <w:p>
+      <w:pPr>
+        <w:pStyle w:val="Ttulo3"/>
+        <w:rPr>
+          <w:b/>
+          <w:bCs/>
+          <w:color w:val="auto"/>
+          <w:sz w:val="22"/>
+          <w:szCs w:val="22"/>
+        </w:rPr>
+      </w:pPr>
+      <w:bookmarkStart w:id="30" w:name="_Toc214749528"/>
+      <w:r>
+        <w:rPr>
+          <w:b/>
+          <w:bCs/>
+          <w:color w:val="auto"/>
+          <w:sz w:val="22"/>
+          <w:szCs w:val="22"/>
+        </w:rPr>
         <w:t>3.7.3</w:t>
       </w:r>
       <w:bookmarkEnd w:id="30"/>
@@ -10491,271 +10424,243 @@
         <w:t>O</w:t>
       </w:r>
       <w:r>
-        <w:t xml:space="preserve"> Porto de Sines (APS) utiliza, de facto, vários Sistemas de Informação de Gestão e Análise (SIGA), com implicações significativas no seu controlo operacional, planeamento estratégico e na sua imagem como ativo geoestratégico.</w:t>
-      </w:r>
-    </w:p>
-    <w:p>
-      <w:r>
-        <w:t xml:space="preserve">- </w:t>
-      </w:r>
-      <w:r>
-        <w:t>Sistemas de Informação Geográfica (SIG) e Análise Técnica</w:t>
+        <w:t xml:space="preserve"> Porto de Sine</w:t>
+      </w:r>
+      <w:r>
+        <w:t>s</w:t>
+      </w:r>
+      <w:r>
+        <w:t xml:space="preserve"> utiliza, de facto, vários Sistemas de Informação de Gestão e Análise, com implicações significativas no seu controlo operacional, planeamento estratégico e na sua imagem como ativo geoestratégico.</w:t>
+      </w:r>
+    </w:p>
+    <w:p>
+      <w:pPr>
+        <w:rPr>
+          <w:u w:val="single"/>
+        </w:rPr>
+      </w:pPr>
+      <w:r>
+        <w:rPr>
+          <w:u w:val="single"/>
+        </w:rPr>
+        <w:t>Sistemas de Informação Geográfica e Análise Técnica:</w:t>
+      </w:r>
+    </w:p>
+    <w:p>
+      <w:pPr>
+        <w:pStyle w:val="PargrafodaLista"/>
+        <w:numPr>
+          <w:ilvl w:val="0"/>
+          <w:numId w:val="30"/>
+        </w:numPr>
+        <w:rPr>
+          <w:rFonts w:asciiTheme="minorHAnsi" w:hAnsiTheme="minorHAnsi" w:cstheme="minorHAnsi"/>
+        </w:rPr>
+      </w:pPr>
+      <w:r>
+        <w:rPr>
+          <w:rFonts w:asciiTheme="minorHAnsi" w:hAnsiTheme="minorHAnsi" w:cstheme="minorHAnsi"/>
+        </w:rPr>
+        <w:t>ArcGIS Pro - Utilizado para integrar a informação das cartas geológicas</w:t>
+      </w:r>
+    </w:p>
+    <w:p>
+      <w:pPr>
+        <w:pStyle w:val="PargrafodaLista"/>
+        <w:numPr>
+          <w:ilvl w:val="0"/>
+          <w:numId w:val="30"/>
+        </w:numPr>
+        <w:rPr>
+          <w:rFonts w:asciiTheme="minorHAnsi" w:hAnsiTheme="minorHAnsi" w:cstheme="minorHAnsi"/>
+        </w:rPr>
+      </w:pPr>
+      <w:r>
+        <w:rPr>
+          <w:rFonts w:asciiTheme="minorHAnsi" w:hAnsiTheme="minorHAnsi" w:cstheme="minorHAnsi"/>
+        </w:rPr>
+        <w:t xml:space="preserve">RadExPro - Software de Processamento Sísmico </w:t>
+      </w:r>
+    </w:p>
+    <w:p>
+      <w:pPr>
+        <w:pStyle w:val="PargrafodaLista"/>
+        <w:numPr>
+          <w:ilvl w:val="0"/>
+          <w:numId w:val="30"/>
+        </w:numPr>
+        <w:rPr>
+          <w:rFonts w:asciiTheme="minorHAnsi" w:hAnsiTheme="minorHAnsi" w:cstheme="minorHAnsi"/>
+        </w:rPr>
+      </w:pPr>
+      <w:r>
+        <w:rPr>
+          <w:rFonts w:asciiTheme="minorHAnsi" w:hAnsiTheme="minorHAnsi" w:cstheme="minorHAnsi"/>
+        </w:rPr>
+        <w:t>Kingdom Advanced - interpretação sismo-estratigráfica e estrutural das linhas sísmicas</w:t>
+      </w:r>
+    </w:p>
+    <w:p>
+      <w:r>
+        <w:t>Estes sistemas permitem a APS ter um controlo de qualidade rigoroso dos dados geofísicos, essencial para fundamentar a decisão de investimento em novas infraestruturas portuárias</w:t>
+      </w:r>
+      <w:r>
+        <w:t>.</w:t>
+      </w:r>
+    </w:p>
+    <w:p>
+      <w:pPr>
+        <w:rPr>
+          <w:u w:val="single"/>
+        </w:rPr>
+      </w:pPr>
+      <w:r>
+        <w:rPr>
+          <w:u w:val="single"/>
+        </w:rPr>
+        <w:t>Sistemas de Gestão de Processos e Compliance</w:t>
+      </w:r>
+    </w:p>
+    <w:p>
+      <w:r>
+        <w:t>Embora não sejam ERPs ou CRMs tradicionais, estes sistemas controlam os processos e o cumprimento normativo da organização</w:t>
       </w:r>
       <w:r>
         <w:t>:</w:t>
       </w:r>
     </w:p>
     <w:p>
-      <w:r>
-        <w:tab/>
-      </w:r>
-      <w:proofErr w:type="spellStart"/>
-      <w:r>
-        <w:t>ArcGIS</w:t>
-      </w:r>
-      <w:proofErr w:type="spellEnd"/>
-      <w:r>
-        <w:t xml:space="preserve"> Pro®</w:t>
-      </w:r>
-      <w:r>
-        <w:t xml:space="preserve"> - </w:t>
-      </w:r>
-      <w:r>
-        <w:t>Utilizado para integrar a informação das cartas geológicas</w:t>
-      </w:r>
-    </w:p>
-    <w:p>
-      <w:pPr>
-        <w:ind w:firstLine="708"/>
-      </w:pPr>
-      <w:proofErr w:type="spellStart"/>
-      <w:r>
-        <w:t>RadExPro</w:t>
-      </w:r>
-      <w:proofErr w:type="spellEnd"/>
-      <w:r>
-        <w:t>®</w:t>
-      </w:r>
-      <w:r>
-        <w:t xml:space="preserve"> - Software de Processamento Sísmico </w:t>
-      </w:r>
-    </w:p>
-    <w:p>
-      <w:pPr>
-        <w:ind w:firstLine="708"/>
-      </w:pPr>
-      <w:proofErr w:type="spellStart"/>
-      <w:r>
-        <w:t>Kingdom</w:t>
-      </w:r>
-      <w:proofErr w:type="spellEnd"/>
-      <w:r>
-        <w:t xml:space="preserve"> </w:t>
-      </w:r>
-      <w:proofErr w:type="spellStart"/>
-      <w:r>
-        <w:t>Advanced</w:t>
-      </w:r>
-      <w:proofErr w:type="spellEnd"/>
-      <w:r>
-        <w:t xml:space="preserve">® - </w:t>
-      </w:r>
-      <w:r>
-        <w:t>interpretação sismo-estratigráfica e estrutural das linhas sísmicas</w:t>
-      </w:r>
-    </w:p>
-    <w:p>
-      <w:r>
-        <w:t>Estes sistemas permitem a APS ter um controlo de qualidade rigoroso dos dados geofísicos, essencial para fundamentar a decisão de investimento em novas infraestruturas portuárias</w:t>
-      </w:r>
-      <w:r>
-        <w:t>.</w:t>
-      </w:r>
-    </w:p>
-    <w:p>
-      <w:r>
-        <w:t xml:space="preserve">- </w:t>
-      </w:r>
-      <w:r>
-        <w:t xml:space="preserve">Sistemas de Gestão de Processos e </w:t>
-      </w:r>
-      <w:proofErr w:type="spellStart"/>
+      <w:pPr>
+        <w:pStyle w:val="PargrafodaLista"/>
+        <w:numPr>
+          <w:ilvl w:val="0"/>
+          <w:numId w:val="30"/>
+        </w:numPr>
+        <w:rPr>
+          <w:rFonts w:asciiTheme="minorHAnsi" w:hAnsiTheme="minorHAnsi" w:cstheme="minorHAnsi"/>
+        </w:rPr>
+      </w:pPr>
+      <w:r>
+        <w:rPr>
+          <w:rFonts w:asciiTheme="minorHAnsi" w:hAnsiTheme="minorHAnsi" w:cstheme="minorHAnsi"/>
+        </w:rPr>
+        <w:t>Sistemas de Certificação (ISO 9001, ISO 14001, OHSAS 18001)</w:t>
+      </w:r>
+    </w:p>
+    <w:p>
+      <w:pPr>
+        <w:pStyle w:val="PargrafodaLista"/>
+        <w:numPr>
+          <w:ilvl w:val="0"/>
+          <w:numId w:val="30"/>
+        </w:numPr>
+        <w:rPr>
+          <w:rFonts w:asciiTheme="minorHAnsi" w:hAnsiTheme="minorHAnsi" w:cstheme="minorHAnsi"/>
+        </w:rPr>
+      </w:pPr>
+      <w:r>
+        <w:rPr>
+          <w:rFonts w:asciiTheme="minorHAnsi" w:hAnsiTheme="minorHAnsi" w:cstheme="minorHAnsi"/>
+        </w:rPr>
+        <w:t>Plano de Prevenção de Riscos de Compliance</w:t>
+      </w:r>
+    </w:p>
+    <w:p>
+      <w:pPr>
+        <w:pStyle w:val="PargrafodaLista"/>
+        <w:numPr>
+          <w:ilvl w:val="0"/>
+          <w:numId w:val="30"/>
+        </w:numPr>
+        <w:rPr>
+          <w:rFonts w:asciiTheme="minorHAnsi" w:hAnsiTheme="minorHAnsi" w:cstheme="minorHAnsi"/>
+        </w:rPr>
+      </w:pPr>
+      <w:r>
+        <w:rPr>
+          <w:rFonts w:asciiTheme="minorHAnsi" w:hAnsiTheme="minorHAnsi" w:cstheme="minorHAnsi"/>
+        </w:rPr>
+        <w:t>Sistema de Gestão de Energia</w:t>
+      </w:r>
+    </w:p>
+    <w:p>
+      <w:pPr>
+        <w:rPr>
+          <w:u w:val="single"/>
+        </w:rPr>
+      </w:pPr>
+      <w:r>
+        <w:rPr>
+          <w:u w:val="single"/>
+        </w:rPr>
+        <w:t>Sistemas de Informação Logística e de Simulação (SCM)</w:t>
+      </w:r>
+    </w:p>
+    <w:p>
+      <w:r>
+        <w:t>Estes sistemas são focados na otimização da cadeia logística, no planeamento da capacidade e na gestão de recursos</w:t>
+      </w:r>
+      <w:r>
+        <w:t>:</w:t>
+      </w:r>
+    </w:p>
+    <w:p>
+      <w:pPr>
+        <w:pStyle w:val="PargrafodaLista"/>
+        <w:numPr>
+          <w:ilvl w:val="0"/>
+          <w:numId w:val="30"/>
+        </w:numPr>
+        <w:rPr>
+          <w:rFonts w:asciiTheme="minorHAnsi" w:hAnsiTheme="minorHAnsi" w:cstheme="minorHAnsi"/>
+        </w:rPr>
+      </w:pPr>
+      <w:r>
+        <w:rPr>
+          <w:rFonts w:asciiTheme="minorHAnsi" w:hAnsiTheme="minorHAnsi" w:cstheme="minorHAnsi"/>
+        </w:rPr>
+        <w:t>Integração de TIC e Logística</w:t>
+      </w:r>
+    </w:p>
+    <w:p>
+      <w:pPr>
+        <w:pStyle w:val="PargrafodaLista"/>
+        <w:numPr>
+          <w:ilvl w:val="0"/>
+          <w:numId w:val="30"/>
+        </w:numPr>
+        <w:rPr>
+          <w:rFonts w:asciiTheme="minorHAnsi" w:hAnsiTheme="minorHAnsi" w:cstheme="minorHAnsi"/>
+        </w:rPr>
+      </w:pPr>
+      <w:r>
+        <w:rPr>
+          <w:rFonts w:asciiTheme="minorHAnsi" w:hAnsiTheme="minorHAnsi" w:cstheme="minorHAnsi"/>
+        </w:rPr>
+        <w:t>Terminal XXI</w:t>
+      </w:r>
+    </w:p>
+    <w:p>
+      <w:r>
+        <w:t xml:space="preserve">A utilização destes sistemas de informação especializados implica que a APS e os seus </w:t>
+      </w:r>
       <w:r>
         <w:rPr>
           <w:i/>
           <w:iCs/>
         </w:rPr>
-        <w:t>Compliance</w:t>
-      </w:r>
-      <w:proofErr w:type="spellEnd"/>
-    </w:p>
-    <w:p>
-      <w:r>
-        <w:t xml:space="preserve">Embora não sejam </w:t>
-      </w:r>
-      <w:proofErr w:type="spellStart"/>
-      <w:r>
-        <w:t>ERPs</w:t>
-      </w:r>
-      <w:proofErr w:type="spellEnd"/>
-      <w:r>
-        <w:t xml:space="preserve"> ou </w:t>
-      </w:r>
-      <w:proofErr w:type="spellStart"/>
-      <w:r>
-        <w:t>CRMs</w:t>
-      </w:r>
-      <w:proofErr w:type="spellEnd"/>
-      <w:r>
-        <w:t xml:space="preserve"> tradicionais, estes sistemas controlam os processos e o cumprimento normativo da organização</w:t>
-      </w:r>
-      <w:r>
-        <w:t>:</w:t>
-      </w:r>
-    </w:p>
-    <w:p>
-      <w:r>
-        <w:tab/>
-      </w:r>
-      <w:r>
-        <w:t>Sistemas de Certificação (ISO 9001, ISO 14001, OHSAS 18001)</w:t>
-      </w:r>
-    </w:p>
-    <w:p>
-      <w:pPr>
+        <w:t>stakeholders</w:t>
+      </w:r>
+      <w:r>
+        <w:t xml:space="preserve"> se concentrem na melhoria da competitividade e produtividade, no controlo de riscos e expansão de infraestruturas, na eficiência na cadeia de abastecimentos (SCM Implícito) e na gestão ambiental e </w:t>
+      </w:r>
+      <w:r>
         <w:rPr>
           <w:i/>
           <w:iCs/>
         </w:rPr>
-      </w:pPr>
-      <w:r>
-        <w:tab/>
-      </w:r>
-      <w:r>
-        <w:t xml:space="preserve">Plano de Prevenção de Riscos de </w:t>
-      </w:r>
-      <w:proofErr w:type="spellStart"/>
-      <w:r>
-        <w:rPr>
-          <w:i/>
-          <w:iCs/>
-        </w:rPr>
-        <w:t>Compliance</w:t>
-      </w:r>
-      <w:proofErr w:type="spellEnd"/>
-    </w:p>
-    <w:p>
-      <w:r>
-        <w:rPr>
-          <w:i/>
-          <w:iCs/>
-        </w:rPr>
-        <w:tab/>
-      </w:r>
-      <w:r>
-        <w:t>Sistema de Gestão de Energia</w:t>
-      </w:r>
-    </w:p>
-    <w:p>
-      <w:r>
-        <w:t xml:space="preserve">- </w:t>
-      </w:r>
-      <w:r>
-        <w:t>Sistemas de Informação Logística e de Simulação (</w:t>
-      </w:r>
-      <w:proofErr w:type="spellStart"/>
-      <w:r>
-        <w:rPr>
-          <w:i/>
-          <w:iCs/>
-        </w:rPr>
-        <w:t>Supply</w:t>
-      </w:r>
-      <w:proofErr w:type="spellEnd"/>
-      <w:r>
-        <w:rPr>
-          <w:i/>
-          <w:iCs/>
-        </w:rPr>
-        <w:t xml:space="preserve"> </w:t>
-      </w:r>
-      <w:proofErr w:type="spellStart"/>
-      <w:r>
-        <w:rPr>
-          <w:i/>
-          <w:iCs/>
-        </w:rPr>
-        <w:t>Chain</w:t>
-      </w:r>
-      <w:proofErr w:type="spellEnd"/>
-      <w:r>
-        <w:rPr>
-          <w:i/>
-          <w:iCs/>
-        </w:rPr>
-        <w:t xml:space="preserve"> Management</w:t>
-      </w:r>
-      <w:r>
-        <w:t xml:space="preserve"> - SCM)</w:t>
-      </w:r>
-    </w:p>
-    <w:p>
-      <w:r>
-        <w:t>Estes sistemas são focados na otimização da cadeia logística, no planeamento da capacidade e na gestão de recursos</w:t>
-      </w:r>
-      <w:r>
-        <w:t>:</w:t>
-      </w:r>
-    </w:p>
-    <w:p>
-      <w:r>
-        <w:tab/>
-      </w:r>
-      <w:r>
-        <w:t>Integração de TIC e Logística</w:t>
-      </w:r>
-    </w:p>
-    <w:p>
-      <w:r>
-        <w:tab/>
-      </w:r>
-      <w:r>
-        <w:t>Terminal XXI (TXXI)</w:t>
-      </w:r>
-    </w:p>
-    <w:p>
-      <w:r>
-        <w:lastRenderedPageBreak/>
-        <w:t xml:space="preserve">A utilização destes sistemas de informação especializados implica que a APS e os seus </w:t>
-      </w:r>
-      <w:proofErr w:type="spellStart"/>
-      <w:r>
-        <w:rPr>
-          <w:i/>
-          <w:iCs/>
-        </w:rPr>
-        <w:t>stakeholders</w:t>
-      </w:r>
-      <w:proofErr w:type="spellEnd"/>
-      <w:r>
-        <w:t xml:space="preserve"> se concentrem na melhoria da competitividade e produtividade, no controlo de riscos e expansão de infraestruturas, na eficiência na cadeia de abastecimentos (SCM Implícito) e na gestão ambiental e </w:t>
-      </w:r>
-      <w:r>
-        <w:rPr>
-          <w:i/>
-          <w:iCs/>
-        </w:rPr>
-        <w:t xml:space="preserve">Green </w:t>
-      </w:r>
-      <w:proofErr w:type="spellStart"/>
-      <w:r>
-        <w:rPr>
-          <w:i/>
-          <w:iCs/>
-        </w:rPr>
-        <w:t>Transition</w:t>
-      </w:r>
-      <w:proofErr w:type="spellEnd"/>
+        <w:t>Green Transition</w:t>
+      </w:r>
       <w:r>
         <w:t>.</w:t>
       </w:r>
@@ -10770,7 +10675,7 @@
           <w:color w:val="EE0000"/>
         </w:rPr>
       </w:pPr>
-      <w:bookmarkStart w:id="32" w:name="_Toc214737120"/>
+      <w:bookmarkStart w:id="32" w:name="_Toc214749529"/>
       <w:r>
         <w:t>II.</w:t>
       </w:r>
@@ -10819,8 +10724,9 @@
       <w:pPr>
         <w:pStyle w:val="Ttulo1"/>
       </w:pPr>
-      <w:bookmarkStart w:id="33" w:name="_Toc214737121"/>
-      <w:r>
+      <w:bookmarkStart w:id="33" w:name="_Toc214749530"/>
+      <w:r>
+        <w:lastRenderedPageBreak/>
         <w:t>3.7.4</w:t>
       </w:r>
       <w:bookmarkEnd w:id="33"/>
@@ -10858,7 +10764,7 @@
       <w:pPr>
         <w:pStyle w:val="Ttulo1"/>
       </w:pPr>
-      <w:bookmarkStart w:id="34" w:name="_Toc214737122"/>
+      <w:bookmarkStart w:id="34" w:name="_Toc214749531"/>
       <w:r>
         <w:t>3.7.5</w:t>
       </w:r>
@@ -10927,15 +10833,7 @@
         <w:t>- c</w:t>
       </w:r>
       <w:r>
-        <w:t>omunicação e Participação Vertical (Top-</w:t>
-      </w:r>
-      <w:proofErr w:type="spellStart"/>
-      <w:r>
-        <w:t>Down</w:t>
-      </w:r>
-      <w:proofErr w:type="spellEnd"/>
-      <w:r>
-        <w:t>-Top)</w:t>
+        <w:t>omunicação e Participação Vertical (Top-Down-Top)</w:t>
       </w:r>
     </w:p>
     <w:p>
@@ -10950,10 +10848,8 @@
           <w:b/>
           <w:bCs/>
         </w:rPr>
-        <w:lastRenderedPageBreak/>
         <w:t xml:space="preserve">Higiene, </w:t>
       </w:r>
-      <w:proofErr w:type="spellStart"/>
       <w:r>
         <w:rPr>
           <w:b/>
@@ -10963,7 +10859,6 @@
         </w:rPr>
         <w:t>Compliance</w:t>
       </w:r>
-      <w:proofErr w:type="spellEnd"/>
       <w:r>
         <w:rPr>
           <w:b/>
@@ -11060,6 +10955,7 @@
     </w:p>
     <w:p>
       <w:r>
+        <w:lastRenderedPageBreak/>
         <w:t>Estas práticas têm impacto no desempenho e na eficácia geral dado que existe um aumento de competências proveniente da formação profissional contínua e uma melhoria contínua de processos oriunda da comunicação vertical.</w:t>
       </w:r>
     </w:p>
@@ -11119,7 +11015,7 @@
       <w:pPr>
         <w:pStyle w:val="Ttulo1"/>
       </w:pPr>
-      <w:bookmarkStart w:id="35" w:name="_Toc214737123"/>
+      <w:bookmarkStart w:id="35" w:name="_Toc214749532"/>
       <w:r>
         <w:t>3.7.6</w:t>
       </w:r>
@@ -11230,7 +11126,6 @@
         <w:spacing w:line="259" w:lineRule="auto"/>
       </w:pPr>
       <w:r>
-        <w:lastRenderedPageBreak/>
         <w:t xml:space="preserve">- </w:t>
       </w:r>
       <w:r>
@@ -11312,6 +11207,7 @@
           <w:b/>
           <w:bCs/>
         </w:rPr>
+        <w:lastRenderedPageBreak/>
         <w:t>Práticas de Gestão Ambiental e Eficiência (Programa APS Eficiente)</w:t>
       </w:r>
     </w:p>
@@ -11470,23 +11366,7 @@
           <w:rStyle w:val="nfase"/>
           <w:rFonts w:asciiTheme="minorHAnsi" w:hAnsiTheme="minorHAnsi"/>
         </w:rPr>
-        <w:t>top-</w:t>
-      </w:r>
-      <w:proofErr w:type="spellStart"/>
-      <w:r>
-        <w:rPr>
-          <w:rStyle w:val="nfase"/>
-          <w:rFonts w:asciiTheme="minorHAnsi" w:hAnsiTheme="minorHAnsi"/>
-        </w:rPr>
-        <w:t>down</w:t>
-      </w:r>
-      <w:proofErr w:type="spellEnd"/>
-      <w:r>
-        <w:rPr>
-          <w:rStyle w:val="nfase"/>
-          <w:rFonts w:asciiTheme="minorHAnsi" w:hAnsiTheme="minorHAnsi"/>
-        </w:rPr>
-        <w:t>-top</w:t>
+        <w:t>top-down-top</w:t>
       </w:r>
       <w:r>
         <w:rPr>
@@ -11524,14 +11404,7 @@
         <w:rPr>
           <w:rFonts w:asciiTheme="minorHAnsi" w:hAnsiTheme="minorHAnsi"/>
         </w:rPr>
-        <w:t xml:space="preserve">a segurança e a saúde são aspetos prioritários, estando todos os trabalhadores abrangidos pelo seguro de acidentes de trabalho e </w:t>
-      </w:r>
-      <w:r>
-        <w:rPr>
-          <w:rFonts w:asciiTheme="minorHAnsi" w:hAnsiTheme="minorHAnsi"/>
-        </w:rPr>
-        <w:lastRenderedPageBreak/>
-        <w:t>doenças profissionais. Neste âmbito, a APS criou comissões paritárias de segurança e saúde no trabalho, que visam garantir a representação dos trabalhadores por elementos eleitos e representantes da empresa.</w:t>
+        <w:t>a segurança e a saúde são aspetos prioritários, estando todos os trabalhadores abrangidos pelo seguro de acidentes de trabalho e doenças profissionais. Neste âmbito, a APS criou comissões paritárias de segurança e saúde no trabalho, que visam garantir a representação dos trabalhadores por elementos eleitos e representantes da empresa.</w:t>
       </w:r>
     </w:p>
     <w:p/>
@@ -11540,7 +11413,7 @@
       <w:pPr>
         <w:pStyle w:val="Ttulo2"/>
       </w:pPr>
-      <w:bookmarkStart w:id="36" w:name="_Toc214737124"/>
+      <w:bookmarkStart w:id="36" w:name="_Toc214749533"/>
       <w:r>
         <w:t>II.5 Promoção da produtividade</w:t>
       </w:r>
@@ -11574,11 +11447,12 @@
           <w:sz w:val="24"/>
         </w:rPr>
       </w:pPr>
-      <w:bookmarkStart w:id="37" w:name="_Toc214737125"/>
+      <w:bookmarkStart w:id="37" w:name="_Toc214749534"/>
       <w:r>
         <w:rPr>
           <w:sz w:val="24"/>
         </w:rPr>
+        <w:lastRenderedPageBreak/>
         <w:t>3.7.8</w:t>
       </w:r>
       <w:bookmarkEnd w:id="37"/>
@@ -11689,23 +11563,7 @@
           <w:rFonts w:asciiTheme="minorHAnsi" w:hAnsiTheme="minorHAnsi" w:cstheme="minorHAnsi"/>
           <w:sz w:val="24"/>
         </w:rPr>
-        <w:t xml:space="preserve">A APS adotou um sistema de gestão certificado que abrange qualidade, meio ambiente e segurança, além de implementar o Programa APS Eficiente, que inclui auditorias energéticas. Também foram introduzidas sessões de formação sobre </w:t>
-      </w:r>
-      <w:proofErr w:type="spellStart"/>
-      <w:r>
-        <w:rPr>
-          <w:rFonts w:asciiTheme="minorHAnsi" w:hAnsiTheme="minorHAnsi" w:cstheme="minorHAnsi"/>
-          <w:sz w:val="24"/>
-        </w:rPr>
-        <w:t>eco-condução</w:t>
-      </w:r>
-      <w:proofErr w:type="spellEnd"/>
-      <w:r>
-        <w:rPr>
-          <w:rFonts w:asciiTheme="minorHAnsi" w:hAnsiTheme="minorHAnsi" w:cstheme="minorHAnsi"/>
-          <w:sz w:val="24"/>
-        </w:rPr>
-        <w:t xml:space="preserve"> para os colaboradores, focando no consumo de energia da frota automóvel, e a APS realiza auditorias anuais aos concessionários e licenciados.</w:t>
+        <w:t>A APS adotou um sistema de gestão certificado que abrange qualidade, meio ambiente e segurança, além de implementar o Programa APS Eficiente, que inclui auditorias energéticas. Também foram introduzidas sessões de formação sobre eco-condução para os colaboradores, focando no consumo de energia da frota automóvel, e a APS realiza auditorias anuais aos concessionários e licenciados.</w:t>
       </w:r>
     </w:p>
     <w:p>
@@ -11908,7 +11766,6 @@
           <w:bCs/>
           <w:sz w:val="24"/>
         </w:rPr>
-        <w:lastRenderedPageBreak/>
         <w:t xml:space="preserve">- </w:t>
       </w:r>
       <w:r>
@@ -12042,7 +11899,6 @@
           <w:szCs w:val="24"/>
         </w:rPr>
       </w:pPr>
-      <w:proofErr w:type="spellStart"/>
       <w:r>
         <w:rPr>
           <w:rFonts w:asciiTheme="minorHAnsi" w:hAnsiTheme="minorHAnsi" w:cstheme="minorHAnsi"/>
@@ -12051,20 +11907,9 @@
           <w:sz w:val="24"/>
           <w:szCs w:val="24"/>
         </w:rPr>
-        <w:t>interconectividade</w:t>
-      </w:r>
-      <w:proofErr w:type="spellEnd"/>
-      <w:r>
-        <w:rPr>
-          <w:rFonts w:asciiTheme="minorHAnsi" w:hAnsiTheme="minorHAnsi" w:cstheme="minorHAnsi"/>
-          <w:b/>
-          <w:bCs/>
-          <w:sz w:val="24"/>
-          <w:szCs w:val="24"/>
-        </w:rPr>
-        <w:t xml:space="preserve"> do </w:t>
-      </w:r>
-      <w:proofErr w:type="spellStart"/>
+        <w:lastRenderedPageBreak/>
+        <w:t xml:space="preserve">interconectividade do </w:t>
+      </w:r>
       <w:r>
         <w:rPr>
           <w:rFonts w:asciiTheme="minorHAnsi" w:hAnsiTheme="minorHAnsi" w:cstheme="minorHAnsi"/>
@@ -12077,7 +11922,6 @@
         </w:rPr>
         <w:t>Hinterland</w:t>
       </w:r>
-      <w:proofErr w:type="spellEnd"/>
       <w:r>
         <w:rPr>
           <w:rFonts w:asciiTheme="minorHAnsi" w:hAnsiTheme="minorHAnsi" w:cstheme="minorHAnsi"/>
@@ -12183,7 +12027,7 @@
           <w:color w:val="EE0000"/>
         </w:rPr>
       </w:pPr>
-      <w:bookmarkStart w:id="38" w:name="_Toc214737126"/>
+      <w:bookmarkStart w:id="38" w:name="_Toc214749535"/>
       <w:r>
         <w:rPr>
           <w:rFonts w:asciiTheme="minorHAnsi" w:hAnsiTheme="minorHAnsi" w:cstheme="minorHAnsi"/>
@@ -12212,7 +12056,7 @@
           <w:rFonts w:asciiTheme="minorHAnsi" w:hAnsiTheme="minorHAnsi" w:cstheme="minorHAnsi"/>
         </w:rPr>
       </w:pPr>
-      <w:bookmarkStart w:id="39" w:name="_Toc214737127"/>
+      <w:bookmarkStart w:id="39" w:name="_Toc214749536"/>
       <w:r>
         <w:rPr>
           <w:rFonts w:asciiTheme="minorHAnsi" w:hAnsiTheme="minorHAnsi" w:cstheme="minorHAnsi"/>
@@ -12364,7 +12208,6 @@
           <w:sz w:val="24"/>
           <w:szCs w:val="24"/>
         </w:rPr>
-        <w:lastRenderedPageBreak/>
         <w:t xml:space="preserve">adoção de fontes renováveis – </w:t>
       </w:r>
       <w:r>
@@ -12407,25 +12250,7 @@
           <w:sz w:val="24"/>
           <w:szCs w:val="24"/>
         </w:rPr>
-        <w:t xml:space="preserve">o objetivo é promover a eficiência energética no porto de Sines, otimizando o consumo e sendo até implementadas praticas de </w:t>
-      </w:r>
-      <w:proofErr w:type="spellStart"/>
-      <w:r>
-        <w:rPr>
-          <w:rFonts w:asciiTheme="minorHAnsi" w:hAnsiTheme="minorHAnsi" w:cstheme="minorHAnsi"/>
-          <w:sz w:val="24"/>
-          <w:szCs w:val="24"/>
-        </w:rPr>
-        <w:t>eco-condução</w:t>
-      </w:r>
-      <w:proofErr w:type="spellEnd"/>
-      <w:r>
-        <w:rPr>
-          <w:rFonts w:asciiTheme="minorHAnsi" w:hAnsiTheme="minorHAnsi" w:cstheme="minorHAnsi"/>
-          <w:sz w:val="24"/>
-          <w:szCs w:val="24"/>
-        </w:rPr>
-        <w:t xml:space="preserve"> para a frota automóvel da APS, um dos principais focos de consumo.</w:t>
+        <w:t>o objetivo é promover a eficiência energética no porto de Sines, otimizando o consumo e sendo até implementadas praticas de eco-condução para a frota automóvel da APS, um dos principais focos de consumo.</w:t>
       </w:r>
     </w:p>
     <w:p>
@@ -12468,6 +12293,7 @@
           <w:rFonts w:asciiTheme="minorHAnsi" w:hAnsiTheme="minorHAnsi" w:cstheme="minorHAnsi"/>
           <w:sz w:val="24"/>
         </w:rPr>
+        <w:lastRenderedPageBreak/>
         <w:t>O ODS 8 tem como objetivo promover o crescimento económico sustentado, inclusivo e sustentável e trabalho digno para todos. O Porto de Sines é uma infraestrutura estratégica, atuando como de dinamização e gera emprego na sua região:</w:t>
       </w:r>
     </w:p>
@@ -12504,7 +12330,6 @@
         </w:rPr>
         <w:t xml:space="preserve">o Porto de Sines, dada a sua relevância estratégica, produz diversos efeitos </w:t>
       </w:r>
-      <w:proofErr w:type="spellStart"/>
       <w:r>
         <w:rPr>
           <w:rFonts w:asciiTheme="minorHAnsi" w:hAnsiTheme="minorHAnsi" w:cstheme="minorHAnsi"/>
@@ -12515,7 +12340,6 @@
         </w:rPr>
         <w:t>spillover</w:t>
       </w:r>
-      <w:proofErr w:type="spellEnd"/>
       <w:r>
         <w:rPr>
           <w:rFonts w:asciiTheme="minorHAnsi" w:hAnsiTheme="minorHAnsi" w:cstheme="minorHAnsi"/>
@@ -12682,7 +12506,7 @@
           <w:sz w:val="24"/>
         </w:rPr>
       </w:pPr>
-      <w:bookmarkStart w:id="40" w:name="_Toc214737128"/>
+      <w:bookmarkStart w:id="40" w:name="_Toc214749537"/>
       <w:r>
         <w:rPr>
           <w:rFonts w:asciiTheme="minorHAnsi" w:hAnsiTheme="minorHAnsi" w:cstheme="minorHAnsi"/>
@@ -12720,17 +12544,8 @@
           <w:rFonts w:asciiTheme="minorHAnsi" w:hAnsiTheme="minorHAnsi" w:cstheme="minorHAnsi"/>
           <w:sz w:val="24"/>
         </w:rPr>
-        <w:t xml:space="preserve">A Administração do Porto de Sines (APS) demonstra um compromisso com a sustentabilidade e a eficiência energética, que se traduz em práticas alinhadas com os princípios da Economia </w:t>
-      </w:r>
-      <w:r>
-        <w:rPr>
-          <w:rFonts w:asciiTheme="minorHAnsi" w:hAnsiTheme="minorHAnsi" w:cstheme="minorHAnsi"/>
-          <w:sz w:val="24"/>
-        </w:rPr>
-        <w:lastRenderedPageBreak/>
-        <w:t xml:space="preserve">Circular, representados pelas estratégias </w:t>
-      </w:r>
-      <w:proofErr w:type="spellStart"/>
+        <w:t xml:space="preserve">A Administração do Porto de Sines (APS) demonstra um compromisso com a sustentabilidade e a eficiência energética, que se traduz em práticas alinhadas com os princípios da Economia Circular, representados pelas estratégias </w:t>
+      </w:r>
       <w:r>
         <w:rPr>
           <w:rFonts w:asciiTheme="minorHAnsi" w:hAnsiTheme="minorHAnsi" w:cstheme="minorHAnsi"/>
@@ -12740,7 +12555,6 @@
         </w:rPr>
         <w:t>ReSOLVE</w:t>
       </w:r>
-      <w:proofErr w:type="spellEnd"/>
       <w:r>
         <w:rPr>
           <w:rFonts w:asciiTheme="minorHAnsi" w:hAnsiTheme="minorHAnsi" w:cstheme="minorHAnsi"/>
@@ -12803,29 +12617,7 @@
           <w:sz w:val="24"/>
           <w:szCs w:val="24"/>
         </w:rPr>
-        <w:t>Regenerar (</w:t>
-      </w:r>
-      <w:proofErr w:type="spellStart"/>
-      <w:r>
-        <w:rPr>
-          <w:rFonts w:asciiTheme="minorHAnsi" w:hAnsiTheme="minorHAnsi" w:cstheme="minorHAnsi"/>
-          <w:b/>
-          <w:bCs/>
-          <w:sz w:val="24"/>
-          <w:szCs w:val="24"/>
-        </w:rPr>
-        <w:t>Regenerate</w:t>
-      </w:r>
-      <w:proofErr w:type="spellEnd"/>
-      <w:r>
-        <w:rPr>
-          <w:rFonts w:asciiTheme="minorHAnsi" w:hAnsiTheme="minorHAnsi" w:cstheme="minorHAnsi"/>
-          <w:b/>
-          <w:bCs/>
-          <w:sz w:val="24"/>
-          <w:szCs w:val="24"/>
-        </w:rPr>
-        <w:t>)</w:t>
+        <w:t>Regenerar (Regenerate)</w:t>
       </w:r>
     </w:p>
     <w:p>
@@ -12872,6 +12664,7 @@
           <w:sz w:val="24"/>
           <w:szCs w:val="24"/>
         </w:rPr>
+        <w:lastRenderedPageBreak/>
         <w:t>benefício ambiental e operacional:</w:t>
       </w:r>
       <w:r>
@@ -13038,7 +12831,6 @@
         </w:rPr>
         <w:t>eleva a taxa de utilização dos ativos existentes (</w:t>
       </w:r>
-      <w:proofErr w:type="spellStart"/>
       <w:r>
         <w:rPr>
           <w:rFonts w:asciiTheme="minorHAnsi" w:hAnsiTheme="minorHAnsi" w:cstheme="minorHAnsi"/>
@@ -13047,31 +12839,8 @@
           <w:sz w:val="24"/>
           <w:szCs w:val="24"/>
         </w:rPr>
-        <w:t>asset</w:t>
-      </w:r>
-      <w:proofErr w:type="spellEnd"/>
-      <w:r>
-        <w:rPr>
-          <w:rFonts w:asciiTheme="minorHAnsi" w:hAnsiTheme="minorHAnsi" w:cstheme="minorHAnsi"/>
-          <w:i/>
-          <w:iCs/>
-          <w:sz w:val="24"/>
-          <w:szCs w:val="24"/>
-        </w:rPr>
-        <w:t xml:space="preserve"> </w:t>
-      </w:r>
-      <w:proofErr w:type="spellStart"/>
-      <w:r>
-        <w:rPr>
-          <w:rFonts w:asciiTheme="minorHAnsi" w:hAnsiTheme="minorHAnsi" w:cstheme="minorHAnsi"/>
-          <w:i/>
-          <w:iCs/>
-          <w:sz w:val="24"/>
-          <w:szCs w:val="24"/>
-        </w:rPr>
-        <w:t>utilization</w:t>
-      </w:r>
-      <w:proofErr w:type="spellEnd"/>
+        <w:t>asset utilization</w:t>
+      </w:r>
       <w:r>
         <w:rPr>
           <w:rFonts w:asciiTheme="minorHAnsi" w:hAnsiTheme="minorHAnsi" w:cstheme="minorHAnsi"/>
@@ -13116,29 +12885,7 @@
           <w:sz w:val="24"/>
           <w:szCs w:val="24"/>
         </w:rPr>
-        <w:t>Otimizar (</w:t>
-      </w:r>
-      <w:proofErr w:type="spellStart"/>
-      <w:r>
-        <w:rPr>
-          <w:rFonts w:asciiTheme="minorHAnsi" w:hAnsiTheme="minorHAnsi" w:cstheme="minorHAnsi"/>
-          <w:b/>
-          <w:bCs/>
-          <w:sz w:val="24"/>
-          <w:szCs w:val="24"/>
-        </w:rPr>
-        <w:t>Optimize</w:t>
-      </w:r>
-      <w:proofErr w:type="spellEnd"/>
-      <w:r>
-        <w:rPr>
-          <w:rFonts w:asciiTheme="minorHAnsi" w:hAnsiTheme="minorHAnsi" w:cstheme="minorHAnsi"/>
-          <w:b/>
-          <w:bCs/>
-          <w:sz w:val="24"/>
-          <w:szCs w:val="24"/>
-        </w:rPr>
-        <w:t>)</w:t>
+        <w:t>Otimizar (Optimize)</w:t>
       </w:r>
     </w:p>
     <w:p>
@@ -13222,27 +12969,7 @@
           <w:bCs/>
           <w:sz w:val="24"/>
         </w:rPr>
-        <w:t xml:space="preserve">Promoção da </w:t>
-      </w:r>
-      <w:proofErr w:type="spellStart"/>
-      <w:r>
-        <w:rPr>
-          <w:rFonts w:asciiTheme="minorHAnsi" w:hAnsiTheme="minorHAnsi" w:cstheme="minorHAnsi"/>
-          <w:b/>
-          <w:bCs/>
-          <w:sz w:val="24"/>
-        </w:rPr>
-        <w:t>eco-condução</w:t>
-      </w:r>
-      <w:proofErr w:type="spellEnd"/>
-      <w:r>
-        <w:rPr>
-          <w:rFonts w:asciiTheme="minorHAnsi" w:hAnsiTheme="minorHAnsi" w:cstheme="minorHAnsi"/>
-          <w:b/>
-          <w:bCs/>
-          <w:sz w:val="24"/>
-        </w:rPr>
-        <w:t>:</w:t>
+        <w:t>Promoção da eco-condução:</w:t>
       </w:r>
     </w:p>
     <w:p>
@@ -13316,7 +13043,6 @@
           <w:sz w:val="24"/>
           <w:szCs w:val="24"/>
         </w:rPr>
-        <w:lastRenderedPageBreak/>
         <w:t>Circular (Loop)</w:t>
       </w:r>
     </w:p>
@@ -13397,6 +13123,7 @@
           <w:bCs/>
           <w:sz w:val="24"/>
         </w:rPr>
+        <w:lastRenderedPageBreak/>
         <w:t xml:space="preserve">Sugestão: </w:t>
       </w:r>
       <w:r>
@@ -13631,7 +13358,6 @@
         </w:rPr>
         <w:t xml:space="preserve">Estudo para a Implementação do </w:t>
       </w:r>
-      <w:proofErr w:type="spellStart"/>
       <w:r>
         <w:rPr>
           <w:rFonts w:asciiTheme="minorHAnsi" w:hAnsiTheme="minorHAnsi" w:cstheme="minorHAnsi"/>
@@ -13641,33 +13367,8 @@
           <w:iCs/>
           <w:sz w:val="24"/>
         </w:rPr>
-        <w:t>Cold</w:t>
-      </w:r>
-      <w:proofErr w:type="spellEnd"/>
-      <w:r>
-        <w:rPr>
-          <w:rFonts w:asciiTheme="minorHAnsi" w:hAnsiTheme="minorHAnsi" w:cstheme="minorHAnsi"/>
-          <w:b/>
-          <w:bCs/>
-          <w:i/>
-          <w:iCs/>
-          <w:sz w:val="24"/>
-        </w:rPr>
-        <w:t xml:space="preserve"> </w:t>
-      </w:r>
-      <w:proofErr w:type="spellStart"/>
-      <w:r>
-        <w:rPr>
-          <w:rFonts w:asciiTheme="minorHAnsi" w:hAnsiTheme="minorHAnsi" w:cstheme="minorHAnsi"/>
-          <w:b/>
-          <w:bCs/>
-          <w:i/>
-          <w:iCs/>
-          <w:sz w:val="24"/>
-        </w:rPr>
-        <w:t>Ironing</w:t>
-      </w:r>
-      <w:proofErr w:type="spellEnd"/>
+        <w:t>Cold Ironing</w:t>
+      </w:r>
       <w:r>
         <w:rPr>
           <w:rFonts w:asciiTheme="minorHAnsi" w:hAnsiTheme="minorHAnsi" w:cstheme="minorHAnsi"/>
@@ -13807,7 +13508,7 @@
       <w:pPr>
         <w:pStyle w:val="Ttulo2"/>
       </w:pPr>
-      <w:bookmarkStart w:id="41" w:name="_Toc214737129"/>
+      <w:bookmarkStart w:id="41" w:name="_Toc214749538"/>
       <w:r>
         <w:t xml:space="preserve">II.7 </w:t>
       </w:r>
@@ -13821,7 +13522,7 @@
       <w:pPr>
         <w:pStyle w:val="Ttulo2"/>
       </w:pPr>
-      <w:bookmarkStart w:id="42" w:name="_Toc214737130"/>
+      <w:bookmarkStart w:id="42" w:name="_Toc214749539"/>
       <w:r>
         <w:t>II.</w:t>
       </w:r>
@@ -13839,8 +13540,9 @@
       <w:pPr>
         <w:pStyle w:val="Ttulo2"/>
       </w:pPr>
-      <w:bookmarkStart w:id="43" w:name="_Toc214737131"/>
-      <w:r>
+      <w:bookmarkStart w:id="43" w:name="_Toc214749540"/>
+      <w:r>
+        <w:lastRenderedPageBreak/>
         <w:t>II.9 Gestão das Operações e Indústria 4.0</w:t>
       </w:r>
       <w:bookmarkEnd w:id="43"/>
@@ -13867,7 +13569,7 @@
           <w:szCs w:val="22"/>
         </w:rPr>
       </w:pPr>
-      <w:bookmarkStart w:id="44" w:name="_Toc214737132"/>
+      <w:bookmarkStart w:id="44" w:name="_Toc214749541"/>
       <w:r>
         <w:lastRenderedPageBreak/>
         <w:t>Parte III – Conclusão</w:t>
@@ -13878,7 +13580,7 @@
       <w:pPr>
         <w:pStyle w:val="Ttulo2"/>
       </w:pPr>
-      <w:bookmarkStart w:id="45" w:name="_Toc214737133"/>
+      <w:bookmarkStart w:id="45" w:name="_Toc214749542"/>
       <w:r>
         <w:t>III.1 Conclusão</w:t>
       </w:r>
@@ -13890,7 +13592,7 @@
       <w:pPr>
         <w:pStyle w:val="Ttulo2"/>
       </w:pPr>
-      <w:bookmarkStart w:id="46" w:name="_Toc214737134"/>
+      <w:bookmarkStart w:id="46" w:name="_Toc214749543"/>
       <w:r>
         <w:t>III.2 Sugestões de melhoria</w:t>
       </w:r>
@@ -13905,7 +13607,7 @@
         <w:br w:type="page"/>
       </w:r>
       <w:bookmarkStart w:id="47" w:name="_Toc471979356"/>
-      <w:bookmarkStart w:id="48" w:name="_Toc214737135"/>
+      <w:bookmarkStart w:id="48" w:name="_Toc214749544"/>
       <w:r>
         <w:lastRenderedPageBreak/>
         <w:t>Referências</w:t>
@@ -13972,7 +13674,7 @@
         </w:rPr>
         <w:t xml:space="preserve"> </w:t>
       </w:r>
-      <w:hyperlink r:id="rId16" w:tgtFrame="_new" w:history="1">
+      <w:hyperlink r:id="rId17" w:tgtFrame="_new" w:history="1">
         <w:r>
           <w:rPr>
             <w:rStyle w:val="Hiperligao"/>
@@ -14062,7 +13764,7 @@
         </w:rPr>
         <w:t xml:space="preserve">. </w:t>
       </w:r>
-      <w:hyperlink r:id="rId17" w:tgtFrame="_new" w:history="1">
+      <w:hyperlink r:id="rId18" w:tgtFrame="_new" w:history="1">
         <w:r>
           <w:rPr>
             <w:rStyle w:val="Hiperligao"/>
@@ -14163,35 +13865,7 @@
         <w:rPr>
           <w:color w:val="000000" w:themeColor="text1"/>
         </w:rPr>
-        <w:t> (</w:t>
-      </w:r>
-      <w:proofErr w:type="spellStart"/>
-      <w:r>
-        <w:rPr>
-          <w:color w:val="000000" w:themeColor="text1"/>
-        </w:rPr>
-        <w:t>Master's</w:t>
-      </w:r>
-      <w:proofErr w:type="spellEnd"/>
-      <w:r>
-        <w:rPr>
-          <w:color w:val="000000" w:themeColor="text1"/>
-        </w:rPr>
-        <w:t xml:space="preserve"> </w:t>
-      </w:r>
-      <w:proofErr w:type="spellStart"/>
-      <w:r>
-        <w:rPr>
-          <w:color w:val="000000" w:themeColor="text1"/>
-        </w:rPr>
-        <w:t>thesis</w:t>
-      </w:r>
-      <w:proofErr w:type="spellEnd"/>
-      <w:r>
-        <w:rPr>
-          <w:color w:val="000000" w:themeColor="text1"/>
-        </w:rPr>
-        <w:t>, Universidade de Aveiro (Portugal)).</w:t>
+        <w:t> (Master's thesis, Universidade de Aveiro (Portugal)).</w:t>
       </w:r>
     </w:p>
     <w:p>
@@ -14218,35 +13892,7 @@
         <w:rPr>
           <w:color w:val="000000" w:themeColor="text1"/>
         </w:rPr>
-        <w:t> (</w:t>
-      </w:r>
-      <w:proofErr w:type="spellStart"/>
-      <w:r>
-        <w:rPr>
-          <w:color w:val="000000" w:themeColor="text1"/>
-        </w:rPr>
-        <w:t>Master's</w:t>
-      </w:r>
-      <w:proofErr w:type="spellEnd"/>
-      <w:r>
-        <w:rPr>
-          <w:color w:val="000000" w:themeColor="text1"/>
-        </w:rPr>
-        <w:t xml:space="preserve"> </w:t>
-      </w:r>
-      <w:proofErr w:type="spellStart"/>
-      <w:r>
-        <w:rPr>
-          <w:color w:val="000000" w:themeColor="text1"/>
-        </w:rPr>
-        <w:t>thesis</w:t>
-      </w:r>
-      <w:proofErr w:type="spellEnd"/>
-      <w:r>
-        <w:rPr>
-          <w:color w:val="000000" w:themeColor="text1"/>
-        </w:rPr>
-        <w:t>, Universidade NOVA de Lisboa (Portugal)).</w:t>
+        <w:t> (Master's thesis, Universidade NOVA de Lisboa (Portugal)).</w:t>
       </w:r>
     </w:p>
     <w:p>
@@ -14261,23 +13907,7 @@
           <w:color w:val="000000" w:themeColor="text1"/>
           <w:lang w:val="es-ES"/>
         </w:rPr>
-        <w:t xml:space="preserve">Nieto </w:t>
-      </w:r>
-      <w:proofErr w:type="spellStart"/>
-      <w:r>
-        <w:rPr>
-          <w:color w:val="000000" w:themeColor="text1"/>
-          <w:lang w:val="es-ES"/>
-        </w:rPr>
-        <w:t>Masot</w:t>
-      </w:r>
-      <w:proofErr w:type="spellEnd"/>
-      <w:r>
-        <w:rPr>
-          <w:color w:val="000000" w:themeColor="text1"/>
-          <w:lang w:val="es-ES"/>
-        </w:rPr>
-        <w:t>, A. (2015). </w:t>
+        <w:t>Nieto Masot, A. (2015). </w:t>
       </w:r>
       <w:r>
         <w:rPr>
@@ -14335,35 +13965,7 @@
         <w:rPr>
           <w:color w:val="000000" w:themeColor="text1"/>
         </w:rPr>
-        <w:t> (</w:t>
-      </w:r>
-      <w:proofErr w:type="spellStart"/>
-      <w:r>
-        <w:rPr>
-          <w:color w:val="000000" w:themeColor="text1"/>
-        </w:rPr>
-        <w:t>Master's</w:t>
-      </w:r>
-      <w:proofErr w:type="spellEnd"/>
-      <w:r>
-        <w:rPr>
-          <w:color w:val="000000" w:themeColor="text1"/>
-        </w:rPr>
-        <w:t xml:space="preserve"> </w:t>
-      </w:r>
-      <w:proofErr w:type="spellStart"/>
-      <w:r>
-        <w:rPr>
-          <w:color w:val="000000" w:themeColor="text1"/>
-        </w:rPr>
-        <w:t>thesis</w:t>
-      </w:r>
-      <w:proofErr w:type="spellEnd"/>
-      <w:r>
-        <w:rPr>
-          <w:color w:val="000000" w:themeColor="text1"/>
-        </w:rPr>
-        <w:t>, Universidade de Évora).</w:t>
+        <w:t> (Master's thesis, Universidade de Évora).</w:t>
       </w:r>
     </w:p>
     <w:p>
@@ -14390,35 +13992,7 @@
         <w:rPr>
           <w:color w:val="000000" w:themeColor="text1"/>
         </w:rPr>
-        <w:t> (</w:t>
-      </w:r>
-      <w:proofErr w:type="spellStart"/>
-      <w:r>
-        <w:rPr>
-          <w:color w:val="000000" w:themeColor="text1"/>
-        </w:rPr>
-        <w:t>Master's</w:t>
-      </w:r>
-      <w:proofErr w:type="spellEnd"/>
-      <w:r>
-        <w:rPr>
-          <w:color w:val="000000" w:themeColor="text1"/>
-        </w:rPr>
-        <w:t xml:space="preserve"> </w:t>
-      </w:r>
-      <w:proofErr w:type="spellStart"/>
-      <w:r>
-        <w:rPr>
-          <w:color w:val="000000" w:themeColor="text1"/>
-        </w:rPr>
-        <w:t>thesis</w:t>
-      </w:r>
-      <w:proofErr w:type="spellEnd"/>
-      <w:r>
-        <w:rPr>
-          <w:color w:val="000000" w:themeColor="text1"/>
-        </w:rPr>
-        <w:t>, Universidade NOVA de Lisboa (Portugal)).</w:t>
+        <w:t> (Master's thesis, Universidade NOVA de Lisboa (Portugal)).</w:t>
       </w:r>
     </w:p>
     <w:p>
@@ -14445,35 +14019,7 @@
         <w:rPr>
           <w:color w:val="000000" w:themeColor="text1"/>
         </w:rPr>
-        <w:t> (</w:t>
-      </w:r>
-      <w:proofErr w:type="spellStart"/>
-      <w:r>
-        <w:rPr>
-          <w:color w:val="000000" w:themeColor="text1"/>
-        </w:rPr>
-        <w:t>Master's</w:t>
-      </w:r>
-      <w:proofErr w:type="spellEnd"/>
-      <w:r>
-        <w:rPr>
-          <w:color w:val="000000" w:themeColor="text1"/>
-        </w:rPr>
-        <w:t xml:space="preserve"> </w:t>
-      </w:r>
-      <w:proofErr w:type="spellStart"/>
-      <w:r>
-        <w:rPr>
-          <w:color w:val="000000" w:themeColor="text1"/>
-        </w:rPr>
-        <w:t>thesis</w:t>
-      </w:r>
-      <w:proofErr w:type="spellEnd"/>
-      <w:r>
-        <w:rPr>
-          <w:color w:val="000000" w:themeColor="text1"/>
-        </w:rPr>
-        <w:t>, Universidade NOVA de Lisboa (Portugal)).</w:t>
+        <w:t> (Master's thesis, Universidade NOVA de Lisboa (Portugal)).</w:t>
       </w:r>
     </w:p>
     <w:p>
@@ -14525,7 +14071,7 @@
           <w:rFonts w:eastAsia="Arial Narrow"/>
         </w:rPr>
       </w:pPr>
-      <w:bookmarkStart w:id="50" w:name="_Toc214737136"/>
+      <w:bookmarkStart w:id="50" w:name="_Toc214749545"/>
       <w:r>
         <w:rPr>
           <w:rFonts w:eastAsia="Arial Narrow"/>
@@ -14546,7 +14092,7 @@
       <w:pPr>
         <w:pStyle w:val="Ttulo2"/>
       </w:pPr>
-      <w:bookmarkStart w:id="51" w:name="_Toc214737137"/>
+      <w:bookmarkStart w:id="51" w:name="_Toc214749546"/>
       <w:r>
         <w:t>Opções Estratégicas para o Porto de Sines (2020-2030)</w:t>
       </w:r>
@@ -14578,7 +14124,7 @@
                     <pic:cNvPicPr/>
                   </pic:nvPicPr>
                   <pic:blipFill rotWithShape="1">
-                    <a:blip r:embed="rId18"/>
+                    <a:blip r:embed="rId19"/>
                     <a:srcRect l="2245" t="3977" r="5016" b="6537"/>
                     <a:stretch>
                       <a:fillRect/>
@@ -14700,7 +14246,7 @@
                     <pic:cNvPicPr/>
                   </pic:nvPicPr>
                   <pic:blipFill rotWithShape="1">
-                    <a:blip r:embed="rId19"/>
+                    <a:blip r:embed="rId20"/>
                     <a:srcRect l="2405" t="1192" r="1441" b="2284"/>
                     <a:stretch>
                       <a:fillRect/>
@@ -14819,7 +14365,7 @@
                     <pic:cNvPicPr/>
                   </pic:nvPicPr>
                   <pic:blipFill rotWithShape="1">
-                    <a:blip r:embed="rId20"/>
+                    <a:blip r:embed="rId21"/>
                     <a:srcRect l="3572" r="3986" b="3609"/>
                     <a:stretch>
                       <a:fillRect/>
@@ -14948,7 +14494,7 @@
                     <pic:cNvPicPr/>
                   </pic:nvPicPr>
                   <pic:blipFill rotWithShape="1">
-                    <a:blip r:embed="rId21"/>
+                    <a:blip r:embed="rId22"/>
                     <a:srcRect l="898" t="4159" r="2179" b="3040"/>
                     <a:stretch>
                       <a:fillRect/>
@@ -15031,21 +14577,7 @@
         <w:rPr>
           <w:color w:val="auto"/>
         </w:rPr>
-        <w:t xml:space="preserve"> - </w:t>
-      </w:r>
-      <w:proofErr w:type="spellStart"/>
-      <w:r>
-        <w:rPr>
-          <w:color w:val="auto"/>
-        </w:rPr>
-        <w:t>Legacy</w:t>
-      </w:r>
-      <w:proofErr w:type="spellEnd"/>
-      <w:r>
-        <w:rPr>
-          <w:color w:val="auto"/>
-        </w:rPr>
-        <w:t xml:space="preserve"> (riscos estratégicos)</w:t>
+        <w:t xml:space="preserve"> - Legacy (riscos estratégicos)</w:t>
       </w:r>
       <w:bookmarkEnd w:id="55"/>
     </w:p>
@@ -15082,7 +14614,7 @@
                     <pic:cNvPicPr/>
                   </pic:nvPicPr>
                   <pic:blipFill rotWithShape="1">
-                    <a:blip r:embed="rId22"/>
+                    <a:blip r:embed="rId23"/>
                     <a:srcRect l="2664" t="2156" r="3231" b="2226"/>
                     <a:stretch>
                       <a:fillRect/>
@@ -15195,7 +14727,7 @@
                     <pic:cNvPicPr/>
                   </pic:nvPicPr>
                   <pic:blipFill>
-                    <a:blip r:embed="rId23"/>
+                    <a:blip r:embed="rId24"/>
                     <a:stretch>
                       <a:fillRect/>
                     </a:stretch>
@@ -15272,21 +14804,7 @@
         <w:rPr>
           <w:color w:val="auto"/>
         </w:rPr>
-        <w:t xml:space="preserve"> - </w:t>
-      </w:r>
-      <w:proofErr w:type="spellStart"/>
-      <w:r>
-        <w:rPr>
-          <w:color w:val="auto"/>
-        </w:rPr>
-        <w:t>Enablers</w:t>
-      </w:r>
-      <w:proofErr w:type="spellEnd"/>
-      <w:r>
-        <w:rPr>
-          <w:color w:val="auto"/>
-        </w:rPr>
-        <w:t xml:space="preserve"> de competitividade (recursos e competências)</w:t>
+        <w:t xml:space="preserve"> - Enablers de competitividade (recursos e competências)</w:t>
       </w:r>
       <w:bookmarkEnd w:id="57"/>
     </w:p>
@@ -15318,7 +14836,7 @@
                     <pic:cNvPicPr/>
                   </pic:nvPicPr>
                   <pic:blipFill rotWithShape="1">
-                    <a:blip r:embed="rId24"/>
+                    <a:blip r:embed="rId25"/>
                     <a:srcRect l="1791" t="3810" r="3756" b="11083"/>
                     <a:stretch>
                       <a:fillRect/>
@@ -15420,21 +14938,7 @@
         <w:rPr>
           <w:color w:val="auto"/>
         </w:rPr>
-        <w:t xml:space="preserve"> - Visão dos </w:t>
-      </w:r>
-      <w:proofErr w:type="spellStart"/>
-      <w:r>
-        <w:rPr>
-          <w:color w:val="auto"/>
-        </w:rPr>
-        <w:t>Stakeholders</w:t>
-      </w:r>
-      <w:proofErr w:type="spellEnd"/>
-      <w:r>
-        <w:rPr>
-          <w:color w:val="auto"/>
-        </w:rPr>
-        <w:t xml:space="preserve"> (competitividade</w:t>
+        <w:t xml:space="preserve"> - Visão dos Stakeholders (competitividade</w:t>
       </w:r>
       <w:r>
         <w:rPr>
@@ -15471,7 +14975,7 @@
                     <pic:cNvPicPr/>
                   </pic:nvPicPr>
                   <pic:blipFill rotWithShape="1">
-                    <a:blip r:embed="rId25"/>
+                    <a:blip r:embed="rId26"/>
                     <a:srcRect l="2644" t="6034" r="1908" b="4150"/>
                     <a:stretch>
                       <a:fillRect/>
@@ -15554,21 +15058,7 @@
         <w:rPr>
           <w:color w:val="auto"/>
         </w:rPr>
-        <w:t xml:space="preserve"> - Visão dos </w:t>
-      </w:r>
-      <w:proofErr w:type="spellStart"/>
-      <w:r>
-        <w:rPr>
-          <w:color w:val="auto"/>
-        </w:rPr>
-        <w:t>Stakeholders</w:t>
-      </w:r>
-      <w:proofErr w:type="spellEnd"/>
-      <w:r>
-        <w:rPr>
-          <w:color w:val="auto"/>
-        </w:rPr>
-        <w:t xml:space="preserve"> (cooperação)</w:t>
+        <w:t xml:space="preserve"> - Visão dos Stakeholders (cooperação)</w:t>
       </w:r>
       <w:bookmarkEnd w:id="59"/>
     </w:p>
@@ -15598,7 +15088,7 @@
                     <pic:cNvPicPr/>
                   </pic:nvPicPr>
                   <pic:blipFill rotWithShape="1">
-                    <a:blip r:embed="rId26"/>
+                    <a:blip r:embed="rId27"/>
                     <a:srcRect l="1283" t="3396" r="2163" b="9079"/>
                     <a:stretch>
                       <a:fillRect/>
@@ -15678,21 +15168,7 @@
         <w:rPr>
           <w:color w:val="auto"/>
         </w:rPr>
-        <w:t xml:space="preserve"> - Visão dos </w:t>
-      </w:r>
-      <w:proofErr w:type="spellStart"/>
-      <w:r>
-        <w:rPr>
-          <w:color w:val="auto"/>
-        </w:rPr>
-        <w:t>Stakeholders</w:t>
-      </w:r>
-      <w:proofErr w:type="spellEnd"/>
-      <w:r>
-        <w:rPr>
-          <w:color w:val="auto"/>
-        </w:rPr>
-        <w:t xml:space="preserve"> (expectativas)</w:t>
+        <w:t xml:space="preserve"> - Visão dos Stakeholders (expectativas)</w:t>
       </w:r>
       <w:bookmarkEnd w:id="60"/>
     </w:p>
@@ -15707,16 +15183,11 @@
       <w:pPr>
         <w:pStyle w:val="Ttulo2"/>
       </w:pPr>
-      <w:bookmarkStart w:id="61" w:name="_Toc214737138"/>
-      <w:r>
-        <w:t xml:space="preserve">Ligações e </w:t>
-      </w:r>
-      <w:proofErr w:type="spellStart"/>
-      <w:r>
-        <w:t>Hinterland</w:t>
+      <w:bookmarkStart w:id="61" w:name="_Toc214749547"/>
+      <w:r>
+        <w:t>Ligações e Hinterland</w:t>
       </w:r>
       <w:bookmarkEnd w:id="61"/>
-      <w:proofErr w:type="spellEnd"/>
     </w:p>
     <w:p>
       <w:pPr>
@@ -15744,7 +15215,7 @@
                     <pic:cNvPicPr/>
                   </pic:nvPicPr>
                   <pic:blipFill rotWithShape="1">
-                    <a:blip r:embed="rId27"/>
+                    <a:blip r:embed="rId28"/>
                     <a:srcRect l="197" t="665" r="499" b="789"/>
                     <a:stretch>
                       <a:fillRect/>
@@ -15846,26 +15317,12 @@
         <w:rPr>
           <w:color w:val="auto"/>
         </w:rPr>
-        <w:t xml:space="preserve"> - Ligações estratégicas do Porto de Sines: acessos marítimos globais e </w:t>
-      </w:r>
-      <w:proofErr w:type="spellStart"/>
+        <w:t xml:space="preserve"> - Ligações estratégicas do Porto de Sines: acessos marítimos globais e hinterland ibéric</w:t>
+      </w:r>
       <w:r>
         <w:rPr>
           <w:color w:val="auto"/>
         </w:rPr>
-        <w:t>hinterland</w:t>
-      </w:r>
-      <w:proofErr w:type="spellEnd"/>
-      <w:r>
-        <w:rPr>
-          <w:color w:val="auto"/>
-        </w:rPr>
-        <w:t xml:space="preserve"> ibéric</w:t>
-      </w:r>
-      <w:r>
-        <w:rPr>
-          <w:color w:val="auto"/>
-        </w:rPr>
         <w:t>o</w:t>
       </w:r>
       <w:bookmarkEnd w:id="62"/>
@@ -15874,7 +15331,7 @@
       <w:pPr>
         <w:pStyle w:val="Ttulo2"/>
       </w:pPr>
-      <w:bookmarkStart w:id="63" w:name="_Toc214737139"/>
+      <w:bookmarkStart w:id="63" w:name="_Toc214749548"/>
       <w:r>
         <w:t>Estatísticas</w:t>
       </w:r>
@@ -15891,7 +15348,7 @@
           <w:szCs w:val="20"/>
         </w:rPr>
       </w:pPr>
-      <w:bookmarkStart w:id="64" w:name="_Toc214737140"/>
+      <w:bookmarkStart w:id="64" w:name="_Toc214749549"/>
       <w:r>
         <w:rPr>
           <w:b/>
@@ -15930,7 +15387,7 @@
                     <pic:cNvPicPr/>
                   </pic:nvPicPr>
                   <pic:blipFill>
-                    <a:blip r:embed="rId28"/>
+                    <a:blip r:embed="rId29"/>
                     <a:stretch>
                       <a:fillRect/>
                     </a:stretch>
@@ -16054,7 +15511,7 @@
                     <pic:cNvPicPr/>
                   </pic:nvPicPr>
                   <pic:blipFill>
-                    <a:blip r:embed="rId29"/>
+                    <a:blip r:embed="rId30"/>
                     <a:stretch>
                       <a:fillRect/>
                     </a:stretch>
@@ -16168,7 +15625,7 @@
                     <pic:cNvPicPr/>
                   </pic:nvPicPr>
                   <pic:blipFill>
-                    <a:blip r:embed="rId30"/>
+                    <a:blip r:embed="rId31"/>
                     <a:stretch>
                       <a:fillRect/>
                     </a:stretch>
@@ -16267,7 +15724,7 @@
           <w:szCs w:val="20"/>
         </w:rPr>
       </w:pPr>
-      <w:bookmarkStart w:id="68" w:name="_Toc214737141"/>
+      <w:bookmarkStart w:id="68" w:name="_Toc214749550"/>
       <w:r>
         <w:rPr>
           <w:b/>
@@ -16307,7 +15764,7 @@
                     <pic:cNvPicPr/>
                   </pic:nvPicPr>
                   <pic:blipFill rotWithShape="1">
-                    <a:blip r:embed="rId31"/>
+                    <a:blip r:embed="rId32"/>
                     <a:srcRect l="1282" t="929" r="1262"/>
                     <a:stretch>
                       <a:fillRect/>
@@ -16426,7 +15883,7 @@
                     <pic:cNvPicPr/>
                   </pic:nvPicPr>
                   <pic:blipFill rotWithShape="1">
-                    <a:blip r:embed="rId32"/>
+                    <a:blip r:embed="rId33"/>
                     <a:srcRect t="668" b="1"/>
                     <a:stretch>
                       <a:fillRect/>
@@ -16546,7 +16003,7 @@
                     <pic:cNvPicPr/>
                   </pic:nvPicPr>
                   <pic:blipFill rotWithShape="1">
-                    <a:blip r:embed="rId33"/>
+                    <a:blip r:embed="rId34"/>
                     <a:srcRect t="717" b="1445"/>
                     <a:stretch>
                       <a:fillRect/>
@@ -16645,7 +16102,7 @@
           <w:szCs w:val="20"/>
         </w:rPr>
       </w:pPr>
-      <w:bookmarkStart w:id="72" w:name="_Toc214737142"/>
+      <w:bookmarkStart w:id="72" w:name="_Toc214749551"/>
       <w:r>
         <w:rPr>
           <w:b/>
@@ -16684,7 +16141,7 @@
                     <pic:cNvPicPr/>
                   </pic:nvPicPr>
                   <pic:blipFill rotWithShape="1">
-                    <a:blip r:embed="rId34"/>
+                    <a:blip r:embed="rId35"/>
                     <a:srcRect l="2336" r="2043" b="2784"/>
                     <a:stretch>
                       <a:fillRect/>
@@ -16815,7 +16272,7 @@
       <w:bookmarkEnd w:id="73"/>
     </w:p>
     <w:sectPr>
-      <w:footerReference w:type="default" r:id="rId35"/>
+      <w:footerReference w:type="default" r:id="rId36"/>
       <w:pgSz w:w="12240" w:h="15840" w:code="1"/>
       <w:pgMar w:top="1440" w:right="1440" w:bottom="1440" w:left="1440" w:header="720" w:footer="720" w:gutter="0"/>
       <w:pgNumType w:start="1"/>
@@ -20818,6 +20275,119 @@
     </w:lvl>
   </w:abstractNum>
   <w:abstractNum w:abstractNumId="29" w15:restartNumberingAfterBreak="0">
+    <w:nsid w:val="2BD82B4D"/>
+    <w:multiLevelType w:val="hybridMultilevel"/>
+    <w:tmpl w:val="B14654E8"/>
+    <w:lvl w:ilvl="0" w:tplc="08160001">
+      <w:start w:val="1"/>
+      <w:numFmt w:val="bullet"/>
+      <w:lvlText w:val=""/>
+      <w:lvlJc w:val="left"/>
+      <w:pPr>
+        <w:ind w:left="720" w:hanging="360"/>
+      </w:pPr>
+      <w:rPr>
+        <w:rFonts w:ascii="Symbol" w:hAnsi="Symbol" w:hint="default"/>
+      </w:rPr>
+    </w:lvl>
+    <w:lvl w:ilvl="1" w:tplc="08160003">
+      <w:start w:val="1"/>
+      <w:numFmt w:val="bullet"/>
+      <w:lvlText w:val="o"/>
+      <w:lvlJc w:val="left"/>
+      <w:pPr>
+        <w:ind w:left="1440" w:hanging="360"/>
+      </w:pPr>
+      <w:rPr>
+        <w:rFonts w:ascii="Courier New" w:hAnsi="Courier New" w:cs="Courier New" w:hint="default"/>
+      </w:rPr>
+    </w:lvl>
+    <w:lvl w:ilvl="2" w:tplc="08160005" w:tentative="1">
+      <w:start w:val="1"/>
+      <w:numFmt w:val="bullet"/>
+      <w:lvlText w:val=""/>
+      <w:lvlJc w:val="left"/>
+      <w:pPr>
+        <w:ind w:left="2160" w:hanging="360"/>
+      </w:pPr>
+      <w:rPr>
+        <w:rFonts w:ascii="Wingdings" w:hAnsi="Wingdings" w:hint="default"/>
+      </w:rPr>
+    </w:lvl>
+    <w:lvl w:ilvl="3" w:tplc="08160001" w:tentative="1">
+      <w:start w:val="1"/>
+      <w:numFmt w:val="bullet"/>
+      <w:lvlText w:val=""/>
+      <w:lvlJc w:val="left"/>
+      <w:pPr>
+        <w:ind w:left="2880" w:hanging="360"/>
+      </w:pPr>
+      <w:rPr>
+        <w:rFonts w:ascii="Symbol" w:hAnsi="Symbol" w:hint="default"/>
+      </w:rPr>
+    </w:lvl>
+    <w:lvl w:ilvl="4" w:tplc="08160003" w:tentative="1">
+      <w:start w:val="1"/>
+      <w:numFmt w:val="bullet"/>
+      <w:lvlText w:val="o"/>
+      <w:lvlJc w:val="left"/>
+      <w:pPr>
+        <w:ind w:left="3600" w:hanging="360"/>
+      </w:pPr>
+      <w:rPr>
+        <w:rFonts w:ascii="Courier New" w:hAnsi="Courier New" w:cs="Courier New" w:hint="default"/>
+      </w:rPr>
+    </w:lvl>
+    <w:lvl w:ilvl="5" w:tplc="08160005" w:tentative="1">
+      <w:start w:val="1"/>
+      <w:numFmt w:val="bullet"/>
+      <w:lvlText w:val=""/>
+      <w:lvlJc w:val="left"/>
+      <w:pPr>
+        <w:ind w:left="4320" w:hanging="360"/>
+      </w:pPr>
+      <w:rPr>
+        <w:rFonts w:ascii="Wingdings" w:hAnsi="Wingdings" w:hint="default"/>
+      </w:rPr>
+    </w:lvl>
+    <w:lvl w:ilvl="6" w:tplc="08160001" w:tentative="1">
+      <w:start w:val="1"/>
+      <w:numFmt w:val="bullet"/>
+      <w:lvlText w:val=""/>
+      <w:lvlJc w:val="left"/>
+      <w:pPr>
+        <w:ind w:left="5040" w:hanging="360"/>
+      </w:pPr>
+      <w:rPr>
+        <w:rFonts w:ascii="Symbol" w:hAnsi="Symbol" w:hint="default"/>
+      </w:rPr>
+    </w:lvl>
+    <w:lvl w:ilvl="7" w:tplc="08160003" w:tentative="1">
+      <w:start w:val="1"/>
+      <w:numFmt w:val="bullet"/>
+      <w:lvlText w:val="o"/>
+      <w:lvlJc w:val="left"/>
+      <w:pPr>
+        <w:ind w:left="5760" w:hanging="360"/>
+      </w:pPr>
+      <w:rPr>
+        <w:rFonts w:ascii="Courier New" w:hAnsi="Courier New" w:cs="Courier New" w:hint="default"/>
+      </w:rPr>
+    </w:lvl>
+    <w:lvl w:ilvl="8" w:tplc="08160005" w:tentative="1">
+      <w:start w:val="1"/>
+      <w:numFmt w:val="bullet"/>
+      <w:lvlText w:val=""/>
+      <w:lvlJc w:val="left"/>
+      <w:pPr>
+        <w:ind w:left="6480" w:hanging="360"/>
+      </w:pPr>
+      <w:rPr>
+        <w:rFonts w:ascii="Wingdings" w:hAnsi="Wingdings" w:hint="default"/>
+      </w:rPr>
+    </w:lvl>
+  </w:abstractNum>
+  <w:abstractNum w:abstractNumId="30" w15:restartNumberingAfterBreak="0">
     <w:nsid w:val="2C1851B1"/>
     <w:multiLevelType w:val="multilevel"/>
     <w:tmpl w:val="998AC6CE"/>
@@ -20966,7 +20536,7 @@
       </w:rPr>
     </w:lvl>
   </w:abstractNum>
-  <w:abstractNum w:abstractNumId="30" w15:restartNumberingAfterBreak="0">
+  <w:abstractNum w:abstractNumId="31" w15:restartNumberingAfterBreak="0">
     <w:nsid w:val="2C45119C"/>
     <w:multiLevelType w:val="multilevel"/>
     <w:tmpl w:val="5D68D430"/>
@@ -21115,7 +20685,7 @@
       </w:rPr>
     </w:lvl>
   </w:abstractNum>
-  <w:abstractNum w:abstractNumId="31" w15:restartNumberingAfterBreak="0">
+  <w:abstractNum w:abstractNumId="32" w15:restartNumberingAfterBreak="0">
     <w:nsid w:val="2F503F09"/>
     <w:multiLevelType w:val="hybridMultilevel"/>
     <w:tmpl w:val="05341264"/>
@@ -21228,7 +20798,7 @@
       </w:rPr>
     </w:lvl>
   </w:abstractNum>
-  <w:abstractNum w:abstractNumId="32" w15:restartNumberingAfterBreak="0">
+  <w:abstractNum w:abstractNumId="33" w15:restartNumberingAfterBreak="0">
     <w:nsid w:val="30F552F9"/>
     <w:multiLevelType w:val="hybridMultilevel"/>
     <w:tmpl w:val="AE4C47A8"/>
@@ -21341,7 +20911,7 @@
       </w:rPr>
     </w:lvl>
   </w:abstractNum>
-  <w:abstractNum w:abstractNumId="33" w15:restartNumberingAfterBreak="0">
+  <w:abstractNum w:abstractNumId="34" w15:restartNumberingAfterBreak="0">
     <w:nsid w:val="35C756A4"/>
     <w:multiLevelType w:val="multilevel"/>
     <w:tmpl w:val="429CC0BC"/>
@@ -21490,7 +21060,7 @@
       </w:rPr>
     </w:lvl>
   </w:abstractNum>
-  <w:abstractNum w:abstractNumId="34" w15:restartNumberingAfterBreak="0">
+  <w:abstractNum w:abstractNumId="35" w15:restartNumberingAfterBreak="0">
     <w:nsid w:val="370E45D4"/>
     <w:multiLevelType w:val="hybridMultilevel"/>
     <w:tmpl w:val="5334627C"/>
@@ -21603,7 +21173,7 @@
       </w:rPr>
     </w:lvl>
   </w:abstractNum>
-  <w:abstractNum w:abstractNumId="35" w15:restartNumberingAfterBreak="0">
+  <w:abstractNum w:abstractNumId="36" w15:restartNumberingAfterBreak="0">
     <w:nsid w:val="37172DEC"/>
     <w:multiLevelType w:val="multilevel"/>
     <w:tmpl w:val="F7FE9192"/>
@@ -21752,7 +21322,7 @@
       </w:rPr>
     </w:lvl>
   </w:abstractNum>
-  <w:abstractNum w:abstractNumId="36" w15:restartNumberingAfterBreak="0">
+  <w:abstractNum w:abstractNumId="37" w15:restartNumberingAfterBreak="0">
     <w:nsid w:val="391641E2"/>
     <w:multiLevelType w:val="hybridMultilevel"/>
     <w:tmpl w:val="76343DA4"/>
@@ -21865,7 +21435,7 @@
       </w:rPr>
     </w:lvl>
   </w:abstractNum>
-  <w:abstractNum w:abstractNumId="37" w15:restartNumberingAfterBreak="0">
+  <w:abstractNum w:abstractNumId="38" w15:restartNumberingAfterBreak="0">
     <w:nsid w:val="3E2D17E0"/>
     <w:multiLevelType w:val="multilevel"/>
     <w:tmpl w:val="30C0BB3E"/>
@@ -22014,7 +21584,7 @@
       </w:rPr>
     </w:lvl>
   </w:abstractNum>
-  <w:abstractNum w:abstractNumId="38" w15:restartNumberingAfterBreak="0">
+  <w:abstractNum w:abstractNumId="39" w15:restartNumberingAfterBreak="0">
     <w:nsid w:val="3EDE0F83"/>
     <w:multiLevelType w:val="multilevel"/>
     <w:tmpl w:val="8C16B850"/>
@@ -22163,7 +21733,7 @@
       </w:rPr>
     </w:lvl>
   </w:abstractNum>
-  <w:abstractNum w:abstractNumId="39" w15:restartNumberingAfterBreak="0">
+  <w:abstractNum w:abstractNumId="40" w15:restartNumberingAfterBreak="0">
     <w:nsid w:val="3F29463D"/>
     <w:multiLevelType w:val="hybridMultilevel"/>
     <w:tmpl w:val="CF0A6EBC"/>
@@ -22276,7 +21846,7 @@
       </w:rPr>
     </w:lvl>
   </w:abstractNum>
-  <w:abstractNum w:abstractNumId="40" w15:restartNumberingAfterBreak="0">
+  <w:abstractNum w:abstractNumId="41" w15:restartNumberingAfterBreak="0">
     <w:nsid w:val="4119155F"/>
     <w:multiLevelType w:val="multilevel"/>
     <w:tmpl w:val="3612C0B8"/>
@@ -22425,7 +21995,7 @@
       </w:rPr>
     </w:lvl>
   </w:abstractNum>
-  <w:abstractNum w:abstractNumId="41" w15:restartNumberingAfterBreak="0">
+  <w:abstractNum w:abstractNumId="42" w15:restartNumberingAfterBreak="0">
     <w:nsid w:val="41DB38A3"/>
     <w:multiLevelType w:val="hybridMultilevel"/>
     <w:tmpl w:val="F5F8D66A"/>
@@ -22538,7 +22108,7 @@
       </w:rPr>
     </w:lvl>
   </w:abstractNum>
-  <w:abstractNum w:abstractNumId="42" w15:restartNumberingAfterBreak="0">
+  <w:abstractNum w:abstractNumId="43" w15:restartNumberingAfterBreak="0">
     <w:nsid w:val="44CF0B65"/>
     <w:multiLevelType w:val="multilevel"/>
     <w:tmpl w:val="8D4C1900"/>
@@ -22687,7 +22257,7 @@
       </w:rPr>
     </w:lvl>
   </w:abstractNum>
-  <w:abstractNum w:abstractNumId="43" w15:restartNumberingAfterBreak="0">
+  <w:abstractNum w:abstractNumId="44" w15:restartNumberingAfterBreak="0">
     <w:nsid w:val="453371E5"/>
     <w:multiLevelType w:val="multilevel"/>
     <w:tmpl w:val="50043574"/>
@@ -22836,7 +22406,7 @@
       </w:rPr>
     </w:lvl>
   </w:abstractNum>
-  <w:abstractNum w:abstractNumId="44" w15:restartNumberingAfterBreak="0">
+  <w:abstractNum w:abstractNumId="45" w15:restartNumberingAfterBreak="0">
     <w:nsid w:val="47111BEA"/>
     <w:multiLevelType w:val="hybridMultilevel"/>
     <w:tmpl w:val="30CA0606"/>
@@ -22949,7 +22519,7 @@
       </w:rPr>
     </w:lvl>
   </w:abstractNum>
-  <w:abstractNum w:abstractNumId="45" w15:restartNumberingAfterBreak="0">
+  <w:abstractNum w:abstractNumId="46" w15:restartNumberingAfterBreak="0">
     <w:nsid w:val="47541B22"/>
     <w:multiLevelType w:val="multilevel"/>
     <w:tmpl w:val="BA2E0D68"/>
@@ -23078,7 +22648,7 @@
       </w:rPr>
     </w:lvl>
   </w:abstractNum>
-  <w:abstractNum w:abstractNumId="46" w15:restartNumberingAfterBreak="0">
+  <w:abstractNum w:abstractNumId="47" w15:restartNumberingAfterBreak="0">
     <w:nsid w:val="47DF0596"/>
     <w:multiLevelType w:val="hybridMultilevel"/>
     <w:tmpl w:val="00B219E8"/>
@@ -23191,7 +22761,7 @@
       </w:rPr>
     </w:lvl>
   </w:abstractNum>
-  <w:abstractNum w:abstractNumId="47" w15:restartNumberingAfterBreak="0">
+  <w:abstractNum w:abstractNumId="48" w15:restartNumberingAfterBreak="0">
     <w:nsid w:val="4A3D54BD"/>
     <w:multiLevelType w:val="hybridMultilevel"/>
     <w:tmpl w:val="618C97E0"/>
@@ -23304,7 +22874,7 @@
       </w:rPr>
     </w:lvl>
   </w:abstractNum>
-  <w:abstractNum w:abstractNumId="48" w15:restartNumberingAfterBreak="0">
+  <w:abstractNum w:abstractNumId="49" w15:restartNumberingAfterBreak="0">
     <w:nsid w:val="4B1821A8"/>
     <w:multiLevelType w:val="multilevel"/>
     <w:tmpl w:val="9F089724"/>
@@ -23453,7 +23023,7 @@
       </w:rPr>
     </w:lvl>
   </w:abstractNum>
-  <w:abstractNum w:abstractNumId="49" w15:restartNumberingAfterBreak="0">
+  <w:abstractNum w:abstractNumId="50" w15:restartNumberingAfterBreak="0">
     <w:nsid w:val="4D7F5014"/>
     <w:multiLevelType w:val="multilevel"/>
     <w:tmpl w:val="8A845BCE"/>
@@ -23602,7 +23172,7 @@
       </w:rPr>
     </w:lvl>
   </w:abstractNum>
-  <w:abstractNum w:abstractNumId="50" w15:restartNumberingAfterBreak="0">
+  <w:abstractNum w:abstractNumId="51" w15:restartNumberingAfterBreak="0">
     <w:nsid w:val="4FA403AB"/>
     <w:multiLevelType w:val="multilevel"/>
     <w:tmpl w:val="BFFCB63C"/>
@@ -23715,7 +23285,7 @@
       </w:pPr>
     </w:lvl>
   </w:abstractNum>
-  <w:abstractNum w:abstractNumId="51" w15:restartNumberingAfterBreak="0">
+  <w:abstractNum w:abstractNumId="52" w15:restartNumberingAfterBreak="0">
     <w:nsid w:val="506157B0"/>
     <w:multiLevelType w:val="multilevel"/>
     <w:tmpl w:val="7B0620D2"/>
@@ -23828,7 +23398,7 @@
       </w:pPr>
     </w:lvl>
   </w:abstractNum>
-  <w:abstractNum w:abstractNumId="52" w15:restartNumberingAfterBreak="0">
+  <w:abstractNum w:abstractNumId="53" w15:restartNumberingAfterBreak="0">
     <w:nsid w:val="562051D5"/>
     <w:multiLevelType w:val="hybridMultilevel"/>
     <w:tmpl w:val="5E8A59FE"/>
@@ -23941,7 +23511,7 @@
       </w:rPr>
     </w:lvl>
   </w:abstractNum>
-  <w:abstractNum w:abstractNumId="53" w15:restartNumberingAfterBreak="0">
+  <w:abstractNum w:abstractNumId="54" w15:restartNumberingAfterBreak="0">
     <w:nsid w:val="56820DB3"/>
     <w:multiLevelType w:val="hybridMultilevel"/>
     <w:tmpl w:val="45F64BB2"/>
@@ -24055,7 +23625,7 @@
       </w:pPr>
     </w:lvl>
   </w:abstractNum>
-  <w:abstractNum w:abstractNumId="54" w15:restartNumberingAfterBreak="0">
+  <w:abstractNum w:abstractNumId="55" w15:restartNumberingAfterBreak="0">
     <w:nsid w:val="56FC531A"/>
     <w:multiLevelType w:val="multilevel"/>
     <w:tmpl w:val="B70610DE"/>
@@ -24204,7 +23774,7 @@
       </w:rPr>
     </w:lvl>
   </w:abstractNum>
-  <w:abstractNum w:abstractNumId="55" w15:restartNumberingAfterBreak="0">
+  <w:abstractNum w:abstractNumId="56" w15:restartNumberingAfterBreak="0">
     <w:nsid w:val="646413DA"/>
     <w:multiLevelType w:val="multilevel"/>
     <w:tmpl w:val="7C78ABDA"/>
@@ -24317,7 +23887,7 @@
       </w:pPr>
     </w:lvl>
   </w:abstractNum>
-  <w:abstractNum w:abstractNumId="56" w15:restartNumberingAfterBreak="0">
+  <w:abstractNum w:abstractNumId="57" w15:restartNumberingAfterBreak="0">
     <w:nsid w:val="6787791A"/>
     <w:multiLevelType w:val="multilevel"/>
     <w:tmpl w:val="4E72DF3E"/>
@@ -24406,7 +23976,7 @@
       </w:pPr>
     </w:lvl>
   </w:abstractNum>
-  <w:abstractNum w:abstractNumId="57" w15:restartNumberingAfterBreak="0">
+  <w:abstractNum w:abstractNumId="58" w15:restartNumberingAfterBreak="0">
     <w:nsid w:val="680E395B"/>
     <w:multiLevelType w:val="multilevel"/>
     <w:tmpl w:val="24A636AC"/>
@@ -24555,7 +24125,7 @@
       </w:rPr>
     </w:lvl>
   </w:abstractNum>
-  <w:abstractNum w:abstractNumId="58" w15:restartNumberingAfterBreak="0">
+  <w:abstractNum w:abstractNumId="59" w15:restartNumberingAfterBreak="0">
     <w:nsid w:val="69110CB2"/>
     <w:multiLevelType w:val="hybridMultilevel"/>
     <w:tmpl w:val="50428718"/>
@@ -24668,7 +24238,7 @@
       </w:rPr>
     </w:lvl>
   </w:abstractNum>
-  <w:abstractNum w:abstractNumId="59" w15:restartNumberingAfterBreak="0">
+  <w:abstractNum w:abstractNumId="60" w15:restartNumberingAfterBreak="0">
     <w:nsid w:val="6A2567C9"/>
     <w:multiLevelType w:val="multilevel"/>
     <w:tmpl w:val="91AAA5DE"/>
@@ -24817,7 +24387,7 @@
       </w:rPr>
     </w:lvl>
   </w:abstractNum>
-  <w:abstractNum w:abstractNumId="60" w15:restartNumberingAfterBreak="0">
+  <w:abstractNum w:abstractNumId="61" w15:restartNumberingAfterBreak="0">
     <w:nsid w:val="6AF0433C"/>
     <w:multiLevelType w:val="hybridMultilevel"/>
     <w:tmpl w:val="3864D0DE"/>
@@ -24930,7 +24500,7 @@
       </w:rPr>
     </w:lvl>
   </w:abstractNum>
-  <w:abstractNum w:abstractNumId="61" w15:restartNumberingAfterBreak="0">
+  <w:abstractNum w:abstractNumId="62" w15:restartNumberingAfterBreak="0">
     <w:nsid w:val="6EB97BEE"/>
     <w:multiLevelType w:val="multilevel"/>
     <w:tmpl w:val="6310D4FC"/>
@@ -25079,7 +24649,7 @@
       </w:rPr>
     </w:lvl>
   </w:abstractNum>
-  <w:abstractNum w:abstractNumId="62" w15:restartNumberingAfterBreak="0">
+  <w:abstractNum w:abstractNumId="63" w15:restartNumberingAfterBreak="0">
     <w:nsid w:val="6EED3BBE"/>
     <w:multiLevelType w:val="multilevel"/>
     <w:tmpl w:val="44F01A2E"/>
@@ -25228,7 +24798,7 @@
       </w:rPr>
     </w:lvl>
   </w:abstractNum>
-  <w:abstractNum w:abstractNumId="63" w15:restartNumberingAfterBreak="0">
+  <w:abstractNum w:abstractNumId="64" w15:restartNumberingAfterBreak="0">
     <w:nsid w:val="74A110AB"/>
     <w:multiLevelType w:val="multilevel"/>
     <w:tmpl w:val="6B507A62"/>
@@ -25377,10 +24947,10 @@
       </w:rPr>
     </w:lvl>
   </w:abstractNum>
-  <w:abstractNum w:abstractNumId="64" w15:restartNumberingAfterBreak="0">
+  <w:abstractNum w:abstractNumId="65" w15:restartNumberingAfterBreak="0">
     <w:nsid w:val="77345C75"/>
     <w:multiLevelType w:val="hybridMultilevel"/>
-    <w:tmpl w:val="BB7AAD66"/>
+    <w:tmpl w:val="E0C454D6"/>
     <w:lvl w:ilvl="0" w:tplc="08160001">
       <w:start w:val="1"/>
       <w:numFmt w:val="bullet"/>
@@ -25490,7 +25060,7 @@
       </w:rPr>
     </w:lvl>
   </w:abstractNum>
-  <w:abstractNum w:abstractNumId="65" w15:restartNumberingAfterBreak="0">
+  <w:abstractNum w:abstractNumId="66" w15:restartNumberingAfterBreak="0">
     <w:nsid w:val="77B7015D"/>
     <w:multiLevelType w:val="multilevel"/>
     <w:tmpl w:val="FF286090"/>
@@ -25603,7 +25173,7 @@
       </w:pPr>
     </w:lvl>
   </w:abstractNum>
-  <w:abstractNum w:abstractNumId="66" w15:restartNumberingAfterBreak="0">
+  <w:abstractNum w:abstractNumId="67" w15:restartNumberingAfterBreak="0">
     <w:nsid w:val="77C9212A"/>
     <w:multiLevelType w:val="multilevel"/>
     <w:tmpl w:val="F89884D6"/>
@@ -25752,7 +25322,7 @@
       </w:rPr>
     </w:lvl>
   </w:abstractNum>
-  <w:abstractNum w:abstractNumId="67" w15:restartNumberingAfterBreak="0">
+  <w:abstractNum w:abstractNumId="68" w15:restartNumberingAfterBreak="0">
     <w:nsid w:val="78E82C8B"/>
     <w:multiLevelType w:val="hybridMultilevel"/>
     <w:tmpl w:val="8746EFB6"/>
@@ -25865,7 +25435,7 @@
       </w:rPr>
     </w:lvl>
   </w:abstractNum>
-  <w:abstractNum w:abstractNumId="68" w15:restartNumberingAfterBreak="0">
+  <w:abstractNum w:abstractNumId="69" w15:restartNumberingAfterBreak="0">
     <w:nsid w:val="79115269"/>
     <w:multiLevelType w:val="multilevel"/>
     <w:tmpl w:val="BAEA2F18"/>
@@ -26014,7 +25584,7 @@
       </w:rPr>
     </w:lvl>
   </w:abstractNum>
-  <w:abstractNum w:abstractNumId="69" w15:restartNumberingAfterBreak="0">
+  <w:abstractNum w:abstractNumId="70" w15:restartNumberingAfterBreak="0">
     <w:nsid w:val="7BB647B6"/>
     <w:multiLevelType w:val="multilevel"/>
     <w:tmpl w:val="849E45F0"/>
@@ -26164,10 +25734,10 @@
     </w:lvl>
   </w:abstractNum>
   <w:num w:numId="1" w16cid:durableId="1307973366">
-    <w:abstractNumId w:val="53"/>
+    <w:abstractNumId w:val="54"/>
   </w:num>
   <w:num w:numId="2" w16cid:durableId="1734770271">
-    <w:abstractNumId w:val="53"/>
+    <w:abstractNumId w:val="54"/>
     <w:lvlOverride w:ilvl="0">
       <w:startOverride w:val="1"/>
     </w:lvlOverride>
@@ -26197,22 +25767,22 @@
     </w:lvlOverride>
   </w:num>
   <w:num w:numId="3" w16cid:durableId="1940985300">
-    <w:abstractNumId w:val="56"/>
+    <w:abstractNumId w:val="57"/>
   </w:num>
   <w:num w:numId="4" w16cid:durableId="97649398">
     <w:abstractNumId w:val="0"/>
   </w:num>
   <w:num w:numId="5" w16cid:durableId="1812288132">
-    <w:abstractNumId w:val="44"/>
+    <w:abstractNumId w:val="45"/>
   </w:num>
   <w:num w:numId="6" w16cid:durableId="1642464320">
-    <w:abstractNumId w:val="45"/>
+    <w:abstractNumId w:val="46"/>
   </w:num>
   <w:num w:numId="7" w16cid:durableId="1808275634">
-    <w:abstractNumId w:val="39"/>
+    <w:abstractNumId w:val="40"/>
   </w:num>
   <w:num w:numId="8" w16cid:durableId="1200897323">
-    <w:abstractNumId w:val="32"/>
+    <w:abstractNumId w:val="33"/>
   </w:num>
   <w:num w:numId="9" w16cid:durableId="1847789773">
     <w:abstractNumId w:val="5"/>
@@ -26221,25 +25791,25 @@
     <w:abstractNumId w:val="19"/>
   </w:num>
   <w:num w:numId="11" w16cid:durableId="1585870811">
-    <w:abstractNumId w:val="52"/>
+    <w:abstractNumId w:val="53"/>
   </w:num>
   <w:num w:numId="12" w16cid:durableId="325521276">
-    <w:abstractNumId w:val="58"/>
+    <w:abstractNumId w:val="59"/>
   </w:num>
   <w:num w:numId="13" w16cid:durableId="627933182">
-    <w:abstractNumId w:val="36"/>
+    <w:abstractNumId w:val="37"/>
   </w:num>
   <w:num w:numId="14" w16cid:durableId="915015777">
     <w:abstractNumId w:val="9"/>
   </w:num>
   <w:num w:numId="15" w16cid:durableId="1285234806">
-    <w:abstractNumId w:val="34"/>
+    <w:abstractNumId w:val="35"/>
   </w:num>
   <w:num w:numId="16" w16cid:durableId="273832372">
-    <w:abstractNumId w:val="31"/>
+    <w:abstractNumId w:val="32"/>
   </w:num>
   <w:num w:numId="17" w16cid:durableId="1697347813">
-    <w:abstractNumId w:val="41"/>
+    <w:abstractNumId w:val="42"/>
   </w:num>
   <w:num w:numId="18" w16cid:durableId="1968464136">
     <w:abstractNumId w:val="28"/>
@@ -26251,13 +25821,13 @@
     <w:abstractNumId w:val="27"/>
   </w:num>
   <w:num w:numId="21" w16cid:durableId="1030881303">
-    <w:abstractNumId w:val="29"/>
+    <w:abstractNumId w:val="30"/>
   </w:num>
   <w:num w:numId="22" w16cid:durableId="1219239829">
-    <w:abstractNumId w:val="46"/>
+    <w:abstractNumId w:val="47"/>
   </w:num>
   <w:num w:numId="23" w16cid:durableId="1989554229">
-    <w:abstractNumId w:val="30"/>
+    <w:abstractNumId w:val="31"/>
   </w:num>
   <w:num w:numId="24" w16cid:durableId="881403803">
     <w:abstractNumId w:val="25"/>
@@ -26266,7 +25836,7 @@
     <w:abstractNumId w:val="22"/>
   </w:num>
   <w:num w:numId="26" w16cid:durableId="1053118409">
-    <w:abstractNumId w:val="42"/>
+    <w:abstractNumId w:val="43"/>
   </w:num>
   <w:num w:numId="27" w16cid:durableId="677079251">
     <w:abstractNumId w:val="14"/>
@@ -26275,10 +25845,10 @@
     <w:abstractNumId w:val="2"/>
   </w:num>
   <w:num w:numId="29" w16cid:durableId="1264415386">
-    <w:abstractNumId w:val="51"/>
+    <w:abstractNumId w:val="52"/>
   </w:num>
   <w:num w:numId="30" w16cid:durableId="1238442288">
-    <w:abstractNumId w:val="64"/>
+    <w:abstractNumId w:val="65"/>
   </w:num>
   <w:num w:numId="31" w16cid:durableId="1900823946">
     <w:abstractNumId w:val="17"/>
@@ -26287,28 +25857,28 @@
     <w:abstractNumId w:val="11"/>
   </w:num>
   <w:num w:numId="33" w16cid:durableId="1331715260">
-    <w:abstractNumId w:val="63"/>
+    <w:abstractNumId w:val="64"/>
   </w:num>
   <w:num w:numId="34" w16cid:durableId="199317269">
-    <w:abstractNumId w:val="43"/>
+    <w:abstractNumId w:val="44"/>
   </w:num>
   <w:num w:numId="35" w16cid:durableId="803740452">
-    <w:abstractNumId w:val="69"/>
+    <w:abstractNumId w:val="70"/>
   </w:num>
   <w:num w:numId="36" w16cid:durableId="817266422">
     <w:abstractNumId w:val="16"/>
   </w:num>
   <w:num w:numId="37" w16cid:durableId="1125126375">
-    <w:abstractNumId w:val="54"/>
+    <w:abstractNumId w:val="55"/>
   </w:num>
   <w:num w:numId="38" w16cid:durableId="1431582945">
     <w:abstractNumId w:val="12"/>
   </w:num>
   <w:num w:numId="39" w16cid:durableId="2001229837">
-    <w:abstractNumId w:val="48"/>
+    <w:abstractNumId w:val="49"/>
   </w:num>
   <w:num w:numId="40" w16cid:durableId="576404123">
-    <w:abstractNumId w:val="38"/>
+    <w:abstractNumId w:val="39"/>
   </w:num>
   <w:num w:numId="41" w16cid:durableId="669984504">
     <w:abstractNumId w:val="3"/>
@@ -26323,19 +25893,19 @@
     <w:abstractNumId w:val="13"/>
   </w:num>
   <w:num w:numId="45" w16cid:durableId="987825131">
-    <w:abstractNumId w:val="55"/>
+    <w:abstractNumId w:val="56"/>
   </w:num>
   <w:num w:numId="46" w16cid:durableId="2029940620">
-    <w:abstractNumId w:val="65"/>
+    <w:abstractNumId w:val="66"/>
   </w:num>
   <w:num w:numId="47" w16cid:durableId="1410736754">
-    <w:abstractNumId w:val="66"/>
+    <w:abstractNumId w:val="67"/>
   </w:num>
   <w:num w:numId="48" w16cid:durableId="104931094">
     <w:abstractNumId w:val="15"/>
   </w:num>
   <w:num w:numId="49" w16cid:durableId="150218884">
-    <w:abstractNumId w:val="35"/>
+    <w:abstractNumId w:val="36"/>
   </w:num>
   <w:num w:numId="50" w16cid:durableId="1810895858">
     <w:abstractNumId w:val="8"/>
@@ -26344,34 +25914,34 @@
     <w:abstractNumId w:val="6"/>
   </w:num>
   <w:num w:numId="52" w16cid:durableId="1887326611">
-    <w:abstractNumId w:val="40"/>
+    <w:abstractNumId w:val="41"/>
   </w:num>
   <w:num w:numId="53" w16cid:durableId="1890805139">
-    <w:abstractNumId w:val="37"/>
+    <w:abstractNumId w:val="38"/>
   </w:num>
   <w:num w:numId="54" w16cid:durableId="826701493">
     <w:abstractNumId w:val="1"/>
   </w:num>
   <w:num w:numId="55" w16cid:durableId="1076248964">
-    <w:abstractNumId w:val="49"/>
+    <w:abstractNumId w:val="50"/>
   </w:num>
   <w:num w:numId="56" w16cid:durableId="843321890">
-    <w:abstractNumId w:val="33"/>
+    <w:abstractNumId w:val="34"/>
   </w:num>
   <w:num w:numId="57" w16cid:durableId="1830321819">
+    <w:abstractNumId w:val="63"/>
+  </w:num>
+  <w:num w:numId="58" w16cid:durableId="1427768208">
+    <w:abstractNumId w:val="51"/>
+  </w:num>
+  <w:num w:numId="59" w16cid:durableId="1012489748">
     <w:abstractNumId w:val="62"/>
   </w:num>
-  <w:num w:numId="58" w16cid:durableId="1427768208">
-    <w:abstractNumId w:val="50"/>
-  </w:num>
-  <w:num w:numId="59" w16cid:durableId="1012489748">
-    <w:abstractNumId w:val="61"/>
-  </w:num>
   <w:num w:numId="60" w16cid:durableId="1778013999">
-    <w:abstractNumId w:val="59"/>
+    <w:abstractNumId w:val="60"/>
   </w:num>
   <w:num w:numId="61" w16cid:durableId="228733822">
-    <w:abstractNumId w:val="68"/>
+    <w:abstractNumId w:val="69"/>
   </w:num>
   <w:num w:numId="62" w16cid:durableId="1164710766">
     <w:abstractNumId w:val="26"/>
@@ -26380,10 +25950,10 @@
     <w:abstractNumId w:val="21"/>
   </w:num>
   <w:num w:numId="64" w16cid:durableId="1479104271">
-    <w:abstractNumId w:val="57"/>
+    <w:abstractNumId w:val="58"/>
   </w:num>
   <w:num w:numId="65" w16cid:durableId="583493995">
-    <w:abstractNumId w:val="60"/>
+    <w:abstractNumId w:val="61"/>
   </w:num>
   <w:num w:numId="66" w16cid:durableId="1615483936">
     <w:abstractNumId w:val="4"/>
@@ -26392,7 +25962,7 @@
     <w:abstractNumId w:val="7"/>
   </w:num>
   <w:num w:numId="68" w16cid:durableId="514611140">
-    <w:abstractNumId w:val="47"/>
+    <w:abstractNumId w:val="48"/>
   </w:num>
   <w:num w:numId="69" w16cid:durableId="1027490951">
     <w:abstractNumId w:val="18"/>
@@ -26401,7 +25971,10 @@
     <w:abstractNumId w:val="10"/>
   </w:num>
   <w:num w:numId="71" w16cid:durableId="1633099940">
-    <w:abstractNumId w:val="67"/>
+    <w:abstractNumId w:val="68"/>
+  </w:num>
+  <w:num w:numId="72" w16cid:durableId="534150633">
+    <w:abstractNumId w:val="29"/>
   </w:num>
 </w:numbering>
 </file>
@@ -26883,7 +26456,6 @@
   <w:style w:type="character" w:default="1" w:styleId="Tipodeletrapredefinidodopargrafo">
     <w:name w:val="Default Paragraph Font"/>
     <w:uiPriority w:val="1"/>
-    <w:semiHidden/>
     <w:unhideWhenUsed/>
   </w:style>
   <w:style w:type="table" w:default="1" w:styleId="Tabelanormal">
@@ -27755,6 +27327,15 @@
 </file>
 
 <file path=customXml/item1.xml><?xml version="1.0" encoding="utf-8"?>
+<?mso-contentType ?>
+<FormTemplates xmlns="http://schemas.microsoft.com/sharepoint/v3/contenttype/forms">
+  <Display>DocumentLibraryForm</Display>
+  <Edit>DocumentLibraryForm</Edit>
+  <New>DocumentLibraryForm</New>
+</FormTemplates>
+</file>
+
+<file path=customXml/item2.xml><?xml version="1.0" encoding="utf-8"?>
 <p:properties xmlns:p="http://schemas.microsoft.com/office/2006/metadata/properties" xmlns:xsi="http://www.w3.org/2001/XMLSchema-instance" xmlns:pc="http://schemas.microsoft.com/office/infopath/2007/PartnerControls">
   <documentManagement>
     <NotebookType xmlns="6e977478-40fc-4c96-9b59-58f9adc62218" xsi:nil="true"/>
@@ -27766,16 +27347,11 @@
 </p:properties>
 </file>
 
-<file path=customXml/item2.xml><?xml version="1.0" encoding="utf-8"?>
-<?mso-contentType ?>
-<FormTemplates xmlns="http://schemas.microsoft.com/sharepoint/v3/contenttype/forms">
-  <Display>DocumentLibraryForm</Display>
-  <Edit>DocumentLibraryForm</Edit>
-  <New>DocumentLibraryForm</New>
-</FormTemplates>
+<file path=customXml/item3.xml><?xml version="1.0" encoding="utf-8"?>
+<b:Sources xmlns:b="http://schemas.openxmlformats.org/officeDocument/2006/bibliography" xmlns="http://schemas.openxmlformats.org/officeDocument/2006/bibliography" SelectedStyle="\APA.XSL" StyleName="APA"/>
 </file>
 
-<file path=customXml/item3.xml><?xml version="1.0" encoding="utf-8"?>
+<file path=customXml/item4.xml><?xml version="1.0" encoding="utf-8"?>
 <ct:contentTypeSchema xmlns:ct="http://schemas.microsoft.com/office/2006/metadata/contentType" xmlns:ma="http://schemas.microsoft.com/office/2006/metadata/properties/metaAttributes" ct:_="" ma:_="" ma:contentTypeName="Documento" ma:contentTypeID="0x0101008F0F40A57A4B4943AE5F0D22A00E6876" ma:contentTypeVersion="7" ma:contentTypeDescription="Criar um novo documento." ma:contentTypeScope="" ma:versionID="0777f9d8bcaf4fa9f3f247f35de05543">
   <xsd:schema xmlns:xsd="http://www.w3.org/2001/XMLSchema" xmlns:xs="http://www.w3.org/2001/XMLSchema" xmlns:p="http://schemas.microsoft.com/office/2006/metadata/properties" xmlns:ns2="6e977478-40fc-4c96-9b59-58f9adc62218" targetNamespace="http://schemas.microsoft.com/office/2006/metadata/properties" ma:root="true" ma:fieldsID="6e1588d9447c950b5d06efd32159bf41" ns2:_="">
     <xsd:import namespace="6e977478-40fc-4c96-9b59-58f9adc62218"/>
@@ -27937,11 +27513,15 @@
 </ct:contentTypeSchema>
 </file>
 
-<file path=customXml/item4.xml><?xml version="1.0" encoding="utf-8"?>
-<b:Sources xmlns:b="http://schemas.openxmlformats.org/officeDocument/2006/bibliography" xmlns="http://schemas.openxmlformats.org/officeDocument/2006/bibliography" SelectedStyle="\APA.XSL" StyleName="APA"/>
+<file path=customXml/itemProps1.xml><?xml version="1.0" encoding="utf-8"?>
+<ds:datastoreItem xmlns:ds="http://schemas.openxmlformats.org/officeDocument/2006/customXml" ds:itemID="{A8BEE9C3-75AD-4607-B106-1B44B05722EA}">
+  <ds:schemaRefs>
+    <ds:schemaRef ds:uri="http://schemas.microsoft.com/sharepoint/v3/contenttype/forms"/>
+  </ds:schemaRefs>
+</ds:datastoreItem>
 </file>
 
-<file path=customXml/itemProps1.xml><?xml version="1.0" encoding="utf-8"?>
+<file path=customXml/itemProps2.xml><?xml version="1.0" encoding="utf-8"?>
 <ds:datastoreItem xmlns:ds="http://schemas.openxmlformats.org/officeDocument/2006/customXml" ds:itemID="{A02BD9CC-6025-4F76-BD90-0F1427CF0A06}">
   <ds:schemaRefs>
     <ds:schemaRef ds:uri="http://schemas.microsoft.com/office/2006/metadata/properties"/>
@@ -27951,15 +27531,15 @@
 </ds:datastoreItem>
 </file>
 
-<file path=customXml/itemProps2.xml><?xml version="1.0" encoding="utf-8"?>
-<ds:datastoreItem xmlns:ds="http://schemas.openxmlformats.org/officeDocument/2006/customXml" ds:itemID="{A8BEE9C3-75AD-4607-B106-1B44B05722EA}">
+<file path=customXml/itemProps3.xml><?xml version="1.0" encoding="utf-8"?>
+<ds:datastoreItem xmlns:ds="http://schemas.openxmlformats.org/officeDocument/2006/customXml" ds:itemID="{9C46D67E-02BF-4E37-8EF1-2391CC03D27F}">
   <ds:schemaRefs>
-    <ds:schemaRef ds:uri="http://schemas.microsoft.com/sharepoint/v3/contenttype/forms"/>
+    <ds:schemaRef ds:uri="http://schemas.openxmlformats.org/officeDocument/2006/bibliography"/>
   </ds:schemaRefs>
 </ds:datastoreItem>
 </file>
 
-<file path=customXml/itemProps3.xml><?xml version="1.0" encoding="utf-8"?>
+<file path=customXml/itemProps4.xml><?xml version="1.0" encoding="utf-8"?>
 <ds:datastoreItem xmlns:ds="http://schemas.openxmlformats.org/officeDocument/2006/customXml" ds:itemID="{F22FBF9B-697C-4384-8BA9-D9CACC814933}">
   <ds:schemaRefs>
     <ds:schemaRef ds:uri="http://schemas.microsoft.com/office/2006/metadata/contentType"/>
@@ -27975,12 +27555,4 @@
     <ds:schemaRef ds:uri="http://schemas.microsoft.com/internal/obd"/>
   </ds:schemaRefs>
 </ds:datastoreItem>
-</file>
-
-<file path=customXml/itemProps4.xml><?xml version="1.0" encoding="utf-8"?>
-<ds:datastoreItem xmlns:ds="http://schemas.openxmlformats.org/officeDocument/2006/customXml" ds:itemID="{9C46D67E-02BF-4E37-8EF1-2391CC03D27F}">
-  <ds:schemaRefs>
-    <ds:schemaRef ds:uri="http://schemas.openxmlformats.org/officeDocument/2006/bibliography"/>
-  </ds:schemaRefs>
-</ds:datastoreItem>
 </file>
--- a/docs/client_analysis/report_APS.docx
+++ b/docs/client_analysis/report_APS.docx
@@ -5,7 +5,7 @@
     <w:p>
       <w:pPr>
         <w:pStyle w:val="Corpodetexto"/>
-        <w:ind w:left="720" w:hanging="180"/>
+        <w:ind w:firstLine="0"/>
       </w:pPr>
       <w:bookmarkStart w:id="0" w:name="bkRunHead"/>
     </w:p>
@@ -616,7 +616,7 @@
           <w:r>
             <w:fldChar w:fldCharType="separate"/>
           </w:r>
-          <w:hyperlink w:anchor="_Toc214749506" w:history="1">
+          <w:hyperlink w:anchor="_Toc214752205" w:history="1">
             <w:r>
               <w:rPr>
                 <w:rStyle w:val="Hiperligao"/>
@@ -644,7 +644,7 @@
                 <w:noProof/>
                 <w:webHidden/>
               </w:rPr>
-              <w:instrText xml:space="preserve"> PAGEREF _Toc214749506 \h </w:instrText>
+              <w:instrText xml:space="preserve"> PAGEREF _Toc214752205 \h </w:instrText>
             </w:r>
             <w:r>
               <w:rPr>
@@ -689,7 +689,7 @@
               <w14:ligatures w14:val="standardContextual"/>
             </w:rPr>
           </w:pPr>
-          <w:hyperlink w:anchor="_Toc214749507" w:history="1">
+          <w:hyperlink w:anchor="_Toc214752206" w:history="1">
             <w:r>
               <w:rPr>
                 <w:rStyle w:val="Hiperligao"/>
@@ -717,7 +717,7 @@
                 <w:noProof/>
                 <w:webHidden/>
               </w:rPr>
-              <w:instrText xml:space="preserve"> PAGEREF _Toc214749507 \h </w:instrText>
+              <w:instrText xml:space="preserve"> PAGEREF _Toc214752206 \h </w:instrText>
             </w:r>
             <w:r>
               <w:rPr>
@@ -762,7 +762,7 @@
               <w14:ligatures w14:val="standardContextual"/>
             </w:rPr>
           </w:pPr>
-          <w:hyperlink w:anchor="_Toc214749508" w:history="1">
+          <w:hyperlink w:anchor="_Toc214752207" w:history="1">
             <w:r>
               <w:rPr>
                 <w:rStyle w:val="Hiperligao"/>
@@ -789,7 +789,7 @@
                 <w:noProof/>
                 <w:webHidden/>
               </w:rPr>
-              <w:instrText xml:space="preserve"> PAGEREF _Toc214749508 \h </w:instrText>
+              <w:instrText xml:space="preserve"> PAGEREF _Toc214752207 \h </w:instrText>
             </w:r>
             <w:r>
               <w:rPr>
@@ -834,7 +834,7 @@
               <w14:ligatures w14:val="standardContextual"/>
             </w:rPr>
           </w:pPr>
-          <w:hyperlink w:anchor="_Toc214749509" w:history="1">
+          <w:hyperlink w:anchor="_Toc214752208" w:history="1">
             <w:r>
               <w:rPr>
                 <w:rStyle w:val="Hiperligao"/>
@@ -861,7 +861,7 @@
                 <w:noProof/>
                 <w:webHidden/>
               </w:rPr>
-              <w:instrText xml:space="preserve"> PAGEREF _Toc214749509 \h </w:instrText>
+              <w:instrText xml:space="preserve"> PAGEREF _Toc214752208 \h </w:instrText>
             </w:r>
             <w:r>
               <w:rPr>
@@ -881,7 +881,7 @@
                 <w:noProof/>
                 <w:webHidden/>
               </w:rPr>
-              <w:t>6</w:t>
+              <w:t>7</w:t>
             </w:r>
             <w:r>
               <w:rPr>
@@ -906,7 +906,7 @@
               <w14:ligatures w14:val="standardContextual"/>
             </w:rPr>
           </w:pPr>
-          <w:hyperlink w:anchor="_Toc214749510" w:history="1">
+          <w:hyperlink w:anchor="_Toc214752209" w:history="1">
             <w:r>
               <w:rPr>
                 <w:rStyle w:val="Hiperligao"/>
@@ -933,7 +933,7 @@
                 <w:noProof/>
                 <w:webHidden/>
               </w:rPr>
-              <w:instrText xml:space="preserve"> PAGEREF _Toc214749510 \h </w:instrText>
+              <w:instrText xml:space="preserve"> PAGEREF _Toc214752209 \h </w:instrText>
             </w:r>
             <w:r>
               <w:rPr>
@@ -953,7 +953,7 @@
                 <w:noProof/>
                 <w:webHidden/>
               </w:rPr>
-              <w:t>6</w:t>
+              <w:t>7</w:t>
             </w:r>
             <w:r>
               <w:rPr>
@@ -978,7 +978,7 @@
               <w14:ligatures w14:val="standardContextual"/>
             </w:rPr>
           </w:pPr>
-          <w:hyperlink w:anchor="_Toc214749511" w:history="1">
+          <w:hyperlink w:anchor="_Toc214752210" w:history="1">
             <w:r>
               <w:rPr>
                 <w:rStyle w:val="Hiperligao"/>
@@ -1007,7 +1007,7 @@
                 <w:noProof/>
                 <w:webHidden/>
               </w:rPr>
-              <w:instrText xml:space="preserve"> PAGEREF _Toc214749511 \h </w:instrText>
+              <w:instrText xml:space="preserve"> PAGEREF _Toc214752210 \h </w:instrText>
             </w:r>
             <w:r>
               <w:rPr>
@@ -1027,7 +1027,7 @@
                 <w:noProof/>
                 <w:webHidden/>
               </w:rPr>
-              <w:t>6</w:t>
+              <w:t>7</w:t>
             </w:r>
             <w:r>
               <w:rPr>
@@ -1052,7 +1052,7 @@
               <w14:ligatures w14:val="standardContextual"/>
             </w:rPr>
           </w:pPr>
-          <w:hyperlink w:anchor="_Toc214749512" w:history="1">
+          <w:hyperlink w:anchor="_Toc214752211" w:history="1">
             <w:r>
               <w:rPr>
                 <w:rStyle w:val="Hiperligao"/>
@@ -1081,7 +1081,7 @@
                 <w:noProof/>
                 <w:webHidden/>
               </w:rPr>
-              <w:instrText xml:space="preserve"> PAGEREF _Toc214749512 \h </w:instrText>
+              <w:instrText xml:space="preserve"> PAGEREF _Toc214752211 \h </w:instrText>
             </w:r>
             <w:r>
               <w:rPr>
@@ -1101,7 +1101,7 @@
                 <w:noProof/>
                 <w:webHidden/>
               </w:rPr>
-              <w:t>6</w:t>
+              <w:t>7</w:t>
             </w:r>
             <w:r>
               <w:rPr>
@@ -1126,7 +1126,7 @@
               <w14:ligatures w14:val="standardContextual"/>
             </w:rPr>
           </w:pPr>
-          <w:hyperlink w:anchor="_Toc214749513" w:history="1">
+          <w:hyperlink w:anchor="_Toc214752212" w:history="1">
             <w:r>
               <w:rPr>
                 <w:rStyle w:val="Hiperligao"/>
@@ -1155,7 +1155,7 @@
                 <w:noProof/>
                 <w:webHidden/>
               </w:rPr>
-              <w:instrText xml:space="preserve"> PAGEREF _Toc214749513 \h </w:instrText>
+              <w:instrText xml:space="preserve"> PAGEREF _Toc214752212 \h </w:instrText>
             </w:r>
             <w:r>
               <w:rPr>
@@ -1175,7 +1175,7 @@
                 <w:noProof/>
                 <w:webHidden/>
               </w:rPr>
-              <w:t>6</w:t>
+              <w:t>7</w:t>
             </w:r>
             <w:r>
               <w:rPr>
@@ -1200,7 +1200,7 @@
               <w14:ligatures w14:val="standardContextual"/>
             </w:rPr>
           </w:pPr>
-          <w:hyperlink w:anchor="_Toc214749514" w:history="1">
+          <w:hyperlink w:anchor="_Toc214752213" w:history="1">
             <w:r>
               <w:rPr>
                 <w:rStyle w:val="Hiperligao"/>
@@ -1229,7 +1229,7 @@
                 <w:noProof/>
                 <w:webHidden/>
               </w:rPr>
-              <w:instrText xml:space="preserve"> PAGEREF _Toc214749514 \h </w:instrText>
+              <w:instrText xml:space="preserve"> PAGEREF _Toc214752213 \h </w:instrText>
             </w:r>
             <w:r>
               <w:rPr>
@@ -1249,7 +1249,7 @@
                 <w:noProof/>
                 <w:webHidden/>
               </w:rPr>
-              <w:t>6</w:t>
+              <w:t>7</w:t>
             </w:r>
             <w:r>
               <w:rPr>
@@ -1274,7 +1274,7 @@
               <w14:ligatures w14:val="standardContextual"/>
             </w:rPr>
           </w:pPr>
-          <w:hyperlink w:anchor="_Toc214749515" w:history="1">
+          <w:hyperlink w:anchor="_Toc214752214" w:history="1">
             <w:r>
               <w:rPr>
                 <w:rStyle w:val="Hiperligao"/>
@@ -1303,7 +1303,7 @@
                 <w:noProof/>
                 <w:webHidden/>
               </w:rPr>
-              <w:instrText xml:space="preserve"> PAGEREF _Toc214749515 \h </w:instrText>
+              <w:instrText xml:space="preserve"> PAGEREF _Toc214752214 \h </w:instrText>
             </w:r>
             <w:r>
               <w:rPr>
@@ -1323,7 +1323,7 @@
                 <w:noProof/>
                 <w:webHidden/>
               </w:rPr>
-              <w:t>7</w:t>
+              <w:t>8</w:t>
             </w:r>
             <w:r>
               <w:rPr>
@@ -1348,7 +1348,7 @@
               <w14:ligatures w14:val="standardContextual"/>
             </w:rPr>
           </w:pPr>
-          <w:hyperlink w:anchor="_Toc214749516" w:history="1">
+          <w:hyperlink w:anchor="_Toc214752215" w:history="1">
             <w:r>
               <w:rPr>
                 <w:rStyle w:val="Hiperligao"/>
@@ -1375,7 +1375,7 @@
                 <w:noProof/>
                 <w:webHidden/>
               </w:rPr>
-              <w:instrText xml:space="preserve"> PAGEREF _Toc214749516 \h </w:instrText>
+              <w:instrText xml:space="preserve"> PAGEREF _Toc214752215 \h </w:instrText>
             </w:r>
             <w:r>
               <w:rPr>
@@ -1395,7 +1395,7 @@
                 <w:noProof/>
                 <w:webHidden/>
               </w:rPr>
-              <w:t>9</w:t>
+              <w:t>10</w:t>
             </w:r>
             <w:r>
               <w:rPr>
@@ -1420,7 +1420,7 @@
               <w14:ligatures w14:val="standardContextual"/>
             </w:rPr>
           </w:pPr>
-          <w:hyperlink w:anchor="_Toc214749517" w:history="1">
+          <w:hyperlink w:anchor="_Toc214752216" w:history="1">
             <w:r>
               <w:rPr>
                 <w:rStyle w:val="Hiperligao"/>
@@ -1447,7 +1447,7 @@
                 <w:noProof/>
                 <w:webHidden/>
               </w:rPr>
-              <w:instrText xml:space="preserve"> PAGEREF _Toc214749517 \h </w:instrText>
+              <w:instrText xml:space="preserve"> PAGEREF _Toc214752216 \h </w:instrText>
             </w:r>
             <w:r>
               <w:rPr>
@@ -1467,7 +1467,7 @@
                 <w:noProof/>
                 <w:webHidden/>
               </w:rPr>
-              <w:t>9</w:t>
+              <w:t>10</w:t>
             </w:r>
             <w:r>
               <w:rPr>
@@ -1492,7 +1492,7 @@
               <w14:ligatures w14:val="standardContextual"/>
             </w:rPr>
           </w:pPr>
-          <w:hyperlink w:anchor="_Toc214749518" w:history="1">
+          <w:hyperlink w:anchor="_Toc214752217" w:history="1">
             <w:r>
               <w:rPr>
                 <w:rStyle w:val="Hiperligao"/>
@@ -1521,7 +1521,7 @@
                 <w:noProof/>
                 <w:webHidden/>
               </w:rPr>
-              <w:instrText xml:space="preserve"> PAGEREF _Toc214749518 \h </w:instrText>
+              <w:instrText xml:space="preserve"> PAGEREF _Toc214752217 \h </w:instrText>
             </w:r>
             <w:r>
               <w:rPr>
@@ -1541,7 +1541,7 @@
                 <w:noProof/>
                 <w:webHidden/>
               </w:rPr>
-              <w:t>9</w:t>
+              <w:t>10</w:t>
             </w:r>
             <w:r>
               <w:rPr>
@@ -1566,7 +1566,7 @@
               <w14:ligatures w14:val="standardContextual"/>
             </w:rPr>
           </w:pPr>
-          <w:hyperlink w:anchor="_Toc214749519" w:history="1">
+          <w:hyperlink w:anchor="_Toc214752218" w:history="1">
             <w:r>
               <w:rPr>
                 <w:rStyle w:val="Hiperligao"/>
@@ -1595,7 +1595,7 @@
                 <w:noProof/>
                 <w:webHidden/>
               </w:rPr>
-              <w:instrText xml:space="preserve"> PAGEREF _Toc214749519 \h </w:instrText>
+              <w:instrText xml:space="preserve"> PAGEREF _Toc214752218 \h </w:instrText>
             </w:r>
             <w:r>
               <w:rPr>
@@ -1615,7 +1615,7 @@
                 <w:noProof/>
                 <w:webHidden/>
               </w:rPr>
-              <w:t>10</w:t>
+              <w:t>11</w:t>
             </w:r>
             <w:r>
               <w:rPr>
@@ -1640,7 +1640,7 @@
               <w14:ligatures w14:val="standardContextual"/>
             </w:rPr>
           </w:pPr>
-          <w:hyperlink w:anchor="_Toc214749520" w:history="1">
+          <w:hyperlink w:anchor="_Toc214752219" w:history="1">
             <w:r>
               <w:rPr>
                 <w:rStyle w:val="Hiperligao"/>
@@ -1667,7 +1667,7 @@
                 <w:noProof/>
                 <w:webHidden/>
               </w:rPr>
-              <w:instrText xml:space="preserve"> PAGEREF _Toc214749520 \h </w:instrText>
+              <w:instrText xml:space="preserve"> PAGEREF _Toc214752219 \h </w:instrText>
             </w:r>
             <w:r>
               <w:rPr>
@@ -1687,7 +1687,7 @@
                 <w:noProof/>
                 <w:webHidden/>
               </w:rPr>
-              <w:t>11</w:t>
+              <w:t>12</w:t>
             </w:r>
             <w:r>
               <w:rPr>
@@ -1712,7 +1712,7 @@
               <w14:ligatures w14:val="standardContextual"/>
             </w:rPr>
           </w:pPr>
-          <w:hyperlink w:anchor="_Toc214749521" w:history="1">
+          <w:hyperlink w:anchor="_Toc214752220" w:history="1">
             <w:r>
               <w:rPr>
                 <w:rStyle w:val="Hiperligao"/>
@@ -1741,7 +1741,7 @@
                 <w:noProof/>
                 <w:webHidden/>
               </w:rPr>
-              <w:instrText xml:space="preserve"> PAGEREF _Toc214749521 \h </w:instrText>
+              <w:instrText xml:space="preserve"> PAGEREF _Toc214752220 \h </w:instrText>
             </w:r>
             <w:r>
               <w:rPr>
@@ -1761,7 +1761,7 @@
                 <w:noProof/>
                 <w:webHidden/>
               </w:rPr>
-              <w:t>12</w:t>
+              <w:t>13</w:t>
             </w:r>
             <w:r>
               <w:rPr>
@@ -1786,7 +1786,7 @@
               <w14:ligatures w14:val="standardContextual"/>
             </w:rPr>
           </w:pPr>
-          <w:hyperlink w:anchor="_Toc214749522" w:history="1">
+          <w:hyperlink w:anchor="_Toc214752221" w:history="1">
             <w:r>
               <w:rPr>
                 <w:rStyle w:val="Hiperligao"/>
@@ -1815,7 +1815,7 @@
                 <w:noProof/>
                 <w:webHidden/>
               </w:rPr>
-              <w:instrText xml:space="preserve"> PAGEREF _Toc214749522 \h </w:instrText>
+              <w:instrText xml:space="preserve"> PAGEREF _Toc214752221 \h </w:instrText>
             </w:r>
             <w:r>
               <w:rPr>
@@ -1835,7 +1835,7 @@
                 <w:noProof/>
                 <w:webHidden/>
               </w:rPr>
-              <w:t>12</w:t>
+              <w:t>13</w:t>
             </w:r>
             <w:r>
               <w:rPr>
@@ -1860,7 +1860,7 @@
               <w14:ligatures w14:val="standardContextual"/>
             </w:rPr>
           </w:pPr>
-          <w:hyperlink w:anchor="_Toc214749523" w:history="1">
+          <w:hyperlink w:anchor="_Toc214752222" w:history="1">
             <w:r>
               <w:rPr>
                 <w:rStyle w:val="Hiperligao"/>
@@ -1889,7 +1889,7 @@
                 <w:noProof/>
                 <w:webHidden/>
               </w:rPr>
-              <w:instrText xml:space="preserve"> PAGEREF _Toc214749523 \h </w:instrText>
+              <w:instrText xml:space="preserve"> PAGEREF _Toc214752222 \h </w:instrText>
             </w:r>
             <w:r>
               <w:rPr>
@@ -1909,7 +1909,7 @@
                 <w:noProof/>
                 <w:webHidden/>
               </w:rPr>
-              <w:t>13</w:t>
+              <w:t>14</w:t>
             </w:r>
             <w:r>
               <w:rPr>
@@ -1934,7 +1934,7 @@
               <w14:ligatures w14:val="standardContextual"/>
             </w:rPr>
           </w:pPr>
-          <w:hyperlink w:anchor="_Toc214749524" w:history="1">
+          <w:hyperlink w:anchor="_Toc214752223" w:history="1">
             <w:r>
               <w:rPr>
                 <w:rStyle w:val="Hiperligao"/>
@@ -1963,7 +1963,7 @@
                 <w:noProof/>
                 <w:webHidden/>
               </w:rPr>
-              <w:instrText xml:space="preserve"> PAGEREF _Toc214749524 \h </w:instrText>
+              <w:instrText xml:space="preserve"> PAGEREF _Toc214752223 \h </w:instrText>
             </w:r>
             <w:r>
               <w:rPr>
@@ -1983,7 +1983,7 @@
                 <w:noProof/>
                 <w:webHidden/>
               </w:rPr>
-              <w:t>14</w:t>
+              <w:t>15</w:t>
             </w:r>
             <w:r>
               <w:rPr>
@@ -2008,7 +2008,7 @@
               <w14:ligatures w14:val="standardContextual"/>
             </w:rPr>
           </w:pPr>
-          <w:hyperlink w:anchor="_Toc214749525" w:history="1">
+          <w:hyperlink w:anchor="_Toc214752224" w:history="1">
             <w:r>
               <w:rPr>
                 <w:rStyle w:val="Hiperligao"/>
@@ -2035,7 +2035,7 @@
                 <w:noProof/>
                 <w:webHidden/>
               </w:rPr>
-              <w:instrText xml:space="preserve"> PAGEREF _Toc214749525 \h </w:instrText>
+              <w:instrText xml:space="preserve"> PAGEREF _Toc214752224 \h </w:instrText>
             </w:r>
             <w:r>
               <w:rPr>
@@ -2055,7 +2055,7 @@
                 <w:noProof/>
                 <w:webHidden/>
               </w:rPr>
-              <w:t>15</w:t>
+              <w:t>16</w:t>
             </w:r>
             <w:r>
               <w:rPr>
@@ -2080,7 +2080,7 @@
               <w14:ligatures w14:val="standardContextual"/>
             </w:rPr>
           </w:pPr>
-          <w:hyperlink w:anchor="_Toc214749526" w:history="1">
+          <w:hyperlink w:anchor="_Toc214752225" w:history="1">
             <w:r>
               <w:rPr>
                 <w:rStyle w:val="Hiperligao"/>
@@ -2109,7 +2109,7 @@
                 <w:noProof/>
                 <w:webHidden/>
               </w:rPr>
-              <w:instrText xml:space="preserve"> PAGEREF _Toc214749526 \h </w:instrText>
+              <w:instrText xml:space="preserve"> PAGEREF _Toc214752225 \h </w:instrText>
             </w:r>
             <w:r>
               <w:rPr>
@@ -2129,7 +2129,7 @@
                 <w:noProof/>
                 <w:webHidden/>
               </w:rPr>
-              <w:t>15</w:t>
+              <w:t>16</w:t>
             </w:r>
             <w:r>
               <w:rPr>
@@ -2154,7 +2154,7 @@
               <w14:ligatures w14:val="standardContextual"/>
             </w:rPr>
           </w:pPr>
-          <w:hyperlink w:anchor="_Toc214749527" w:history="1">
+          <w:hyperlink w:anchor="_Toc214752226" w:history="1">
             <w:r>
               <w:rPr>
                 <w:rStyle w:val="Hiperligao"/>
@@ -2183,7 +2183,7 @@
                 <w:noProof/>
                 <w:webHidden/>
               </w:rPr>
-              <w:instrText xml:space="preserve"> PAGEREF _Toc214749527 \h </w:instrText>
+              <w:instrText xml:space="preserve"> PAGEREF _Toc214752226 \h </w:instrText>
             </w:r>
             <w:r>
               <w:rPr>
@@ -2203,7 +2203,7 @@
                 <w:noProof/>
                 <w:webHidden/>
               </w:rPr>
-              <w:t>17</w:t>
+              <w:t>18</w:t>
             </w:r>
             <w:r>
               <w:rPr>
@@ -2228,7 +2228,7 @@
               <w14:ligatures w14:val="standardContextual"/>
             </w:rPr>
           </w:pPr>
-          <w:hyperlink w:anchor="_Toc214749528" w:history="1">
+          <w:hyperlink w:anchor="_Toc214752227" w:history="1">
             <w:r>
               <w:rPr>
                 <w:rStyle w:val="Hiperligao"/>
@@ -2257,7 +2257,7 @@
                 <w:noProof/>
                 <w:webHidden/>
               </w:rPr>
-              <w:instrText xml:space="preserve"> PAGEREF _Toc214749528 \h </w:instrText>
+              <w:instrText xml:space="preserve"> PAGEREF _Toc214752227 \h </w:instrText>
             </w:r>
             <w:r>
               <w:rPr>
@@ -2277,7 +2277,7 @@
                 <w:noProof/>
                 <w:webHidden/>
               </w:rPr>
-              <w:t>18</w:t>
+              <w:t>19</w:t>
             </w:r>
             <w:r>
               <w:rPr>
@@ -2302,13 +2302,13 @@
               <w14:ligatures w14:val="standardContextual"/>
             </w:rPr>
           </w:pPr>
-          <w:hyperlink w:anchor="_Toc214749529" w:history="1">
+          <w:hyperlink w:anchor="_Toc214752228" w:history="1">
             <w:r>
               <w:rPr>
                 <w:rStyle w:val="Hiperligao"/>
                 <w:noProof/>
               </w:rPr>
-              <w:t>II. 4 Direção e Gestão de Pessoas --- (3.7.4 a 3.7.6)</w:t>
+              <w:t>II. 4 Direção e Gestão de Pessoas</w:t>
             </w:r>
             <w:r>
               <w:rPr>
@@ -2329,7 +2329,7 @@
                 <w:noProof/>
                 <w:webHidden/>
               </w:rPr>
-              <w:instrText xml:space="preserve"> PAGEREF _Toc214749529 \h </w:instrText>
+              <w:instrText xml:space="preserve"> PAGEREF _Toc214752228 \h </w:instrText>
             </w:r>
             <w:r>
               <w:rPr>
@@ -2349,7 +2349,301 @@
                 <w:noProof/>
                 <w:webHidden/>
               </w:rPr>
-              <w:t>19</w:t>
+              <w:t>20</w:t>
+            </w:r>
+            <w:r>
+              <w:rPr>
+                <w:noProof/>
+                <w:webHidden/>
+              </w:rPr>
+              <w:fldChar w:fldCharType="end"/>
+            </w:r>
+          </w:hyperlink>
+        </w:p>
+        <w:p>
+          <w:pPr>
+            <w:pStyle w:val="ndice3"/>
+            <w:tabs>
+              <w:tab w:val="right" w:leader="dot" w:pos="9350"/>
+            </w:tabs>
+            <w:rPr>
+              <w:rFonts w:asciiTheme="minorHAnsi" w:eastAsiaTheme="minorEastAsia" w:hAnsiTheme="minorHAnsi" w:cstheme="minorBidi"/>
+              <w:noProof/>
+              <w:kern w:val="2"/>
+              <w:sz w:val="24"/>
+              <w14:ligatures w14:val="standardContextual"/>
+            </w:rPr>
+          </w:pPr>
+          <w:hyperlink w:anchor="_Toc214752229" w:history="1">
+            <w:r>
+              <w:rPr>
+                <w:rStyle w:val="Hiperligao"/>
+                <w:b/>
+                <w:bCs/>
+                <w:noProof/>
+              </w:rPr>
+              <w:t>3.7.4</w:t>
+            </w:r>
+            <w:r>
+              <w:rPr>
+                <w:noProof/>
+                <w:webHidden/>
+              </w:rPr>
+              <w:tab/>
+            </w:r>
+            <w:r>
+              <w:rPr>
+                <w:noProof/>
+                <w:webHidden/>
+              </w:rPr>
+              <w:fldChar w:fldCharType="begin"/>
+            </w:r>
+            <w:r>
+              <w:rPr>
+                <w:noProof/>
+                <w:webHidden/>
+              </w:rPr>
+              <w:instrText xml:space="preserve"> PAGEREF _Toc214752229 \h </w:instrText>
+            </w:r>
+            <w:r>
+              <w:rPr>
+                <w:noProof/>
+                <w:webHidden/>
+              </w:rPr>
+            </w:r>
+            <w:r>
+              <w:rPr>
+                <w:noProof/>
+                <w:webHidden/>
+              </w:rPr>
+              <w:fldChar w:fldCharType="separate"/>
+            </w:r>
+            <w:r>
+              <w:rPr>
+                <w:noProof/>
+                <w:webHidden/>
+              </w:rPr>
+              <w:t>20</w:t>
+            </w:r>
+            <w:r>
+              <w:rPr>
+                <w:noProof/>
+                <w:webHidden/>
+              </w:rPr>
+              <w:fldChar w:fldCharType="end"/>
+            </w:r>
+          </w:hyperlink>
+        </w:p>
+        <w:p>
+          <w:pPr>
+            <w:pStyle w:val="ndice3"/>
+            <w:tabs>
+              <w:tab w:val="right" w:leader="dot" w:pos="9350"/>
+            </w:tabs>
+            <w:rPr>
+              <w:rFonts w:asciiTheme="minorHAnsi" w:eastAsiaTheme="minorEastAsia" w:hAnsiTheme="minorHAnsi" w:cstheme="minorBidi"/>
+              <w:noProof/>
+              <w:kern w:val="2"/>
+              <w:sz w:val="24"/>
+              <w14:ligatures w14:val="standardContextual"/>
+            </w:rPr>
+          </w:pPr>
+          <w:hyperlink w:anchor="_Toc214752230" w:history="1">
+            <w:r>
+              <w:rPr>
+                <w:rStyle w:val="Hiperligao"/>
+                <w:b/>
+                <w:bCs/>
+                <w:noProof/>
+              </w:rPr>
+              <w:t>3.7.5</w:t>
+            </w:r>
+            <w:r>
+              <w:rPr>
+                <w:noProof/>
+                <w:webHidden/>
+              </w:rPr>
+              <w:tab/>
+            </w:r>
+            <w:r>
+              <w:rPr>
+                <w:noProof/>
+                <w:webHidden/>
+              </w:rPr>
+              <w:fldChar w:fldCharType="begin"/>
+            </w:r>
+            <w:r>
+              <w:rPr>
+                <w:noProof/>
+                <w:webHidden/>
+              </w:rPr>
+              <w:instrText xml:space="preserve"> PAGEREF _Toc214752230 \h </w:instrText>
+            </w:r>
+            <w:r>
+              <w:rPr>
+                <w:noProof/>
+                <w:webHidden/>
+              </w:rPr>
+            </w:r>
+            <w:r>
+              <w:rPr>
+                <w:noProof/>
+                <w:webHidden/>
+              </w:rPr>
+              <w:fldChar w:fldCharType="separate"/>
+            </w:r>
+            <w:r>
+              <w:rPr>
+                <w:noProof/>
+                <w:webHidden/>
+              </w:rPr>
+              <w:t>20</w:t>
+            </w:r>
+            <w:r>
+              <w:rPr>
+                <w:noProof/>
+                <w:webHidden/>
+              </w:rPr>
+              <w:fldChar w:fldCharType="end"/>
+            </w:r>
+          </w:hyperlink>
+        </w:p>
+        <w:p>
+          <w:pPr>
+            <w:pStyle w:val="ndice3"/>
+            <w:tabs>
+              <w:tab w:val="right" w:leader="dot" w:pos="9350"/>
+            </w:tabs>
+            <w:rPr>
+              <w:rFonts w:asciiTheme="minorHAnsi" w:eastAsiaTheme="minorEastAsia" w:hAnsiTheme="minorHAnsi" w:cstheme="minorBidi"/>
+              <w:noProof/>
+              <w:kern w:val="2"/>
+              <w:sz w:val="24"/>
+              <w14:ligatures w14:val="standardContextual"/>
+            </w:rPr>
+          </w:pPr>
+          <w:hyperlink w:anchor="_Toc214752231" w:history="1">
+            <w:r>
+              <w:rPr>
+                <w:rStyle w:val="Hiperligao"/>
+                <w:b/>
+                <w:bCs/>
+                <w:noProof/>
+              </w:rPr>
+              <w:t>3.7.6</w:t>
+            </w:r>
+            <w:r>
+              <w:rPr>
+                <w:noProof/>
+                <w:webHidden/>
+              </w:rPr>
+              <w:tab/>
+            </w:r>
+            <w:r>
+              <w:rPr>
+                <w:noProof/>
+                <w:webHidden/>
+              </w:rPr>
+              <w:fldChar w:fldCharType="begin"/>
+            </w:r>
+            <w:r>
+              <w:rPr>
+                <w:noProof/>
+                <w:webHidden/>
+              </w:rPr>
+              <w:instrText xml:space="preserve"> PAGEREF _Toc214752231 \h </w:instrText>
+            </w:r>
+            <w:r>
+              <w:rPr>
+                <w:noProof/>
+                <w:webHidden/>
+              </w:rPr>
+            </w:r>
+            <w:r>
+              <w:rPr>
+                <w:noProof/>
+                <w:webHidden/>
+              </w:rPr>
+              <w:fldChar w:fldCharType="separate"/>
+            </w:r>
+            <w:r>
+              <w:rPr>
+                <w:noProof/>
+                <w:webHidden/>
+              </w:rPr>
+              <w:t>21</w:t>
+            </w:r>
+            <w:r>
+              <w:rPr>
+                <w:noProof/>
+                <w:webHidden/>
+              </w:rPr>
+              <w:fldChar w:fldCharType="end"/>
+            </w:r>
+          </w:hyperlink>
+        </w:p>
+        <w:p>
+          <w:pPr>
+            <w:pStyle w:val="ndice2"/>
+            <w:tabs>
+              <w:tab w:val="right" w:leader="dot" w:pos="9350"/>
+            </w:tabs>
+            <w:rPr>
+              <w:rFonts w:asciiTheme="minorHAnsi" w:eastAsiaTheme="minorEastAsia" w:hAnsiTheme="minorHAnsi" w:cstheme="minorBidi"/>
+              <w:noProof/>
+              <w:kern w:val="2"/>
+              <w:sz w:val="24"/>
+              <w14:ligatures w14:val="standardContextual"/>
+            </w:rPr>
+          </w:pPr>
+          <w:hyperlink w:anchor="_Toc214752232" w:history="1">
+            <w:r>
+              <w:rPr>
+                <w:rStyle w:val="Hiperligao"/>
+                <w:noProof/>
+              </w:rPr>
+              <w:t>II.5 Promoção da produtividade --- (3.7.8)</w:t>
+            </w:r>
+            <w:r>
+              <w:rPr>
+                <w:noProof/>
+                <w:webHidden/>
+              </w:rPr>
+              <w:tab/>
+            </w:r>
+            <w:r>
+              <w:rPr>
+                <w:noProof/>
+                <w:webHidden/>
+              </w:rPr>
+              <w:fldChar w:fldCharType="begin"/>
+            </w:r>
+            <w:r>
+              <w:rPr>
+                <w:noProof/>
+                <w:webHidden/>
+              </w:rPr>
+              <w:instrText xml:space="preserve"> PAGEREF _Toc214752232 \h </w:instrText>
+            </w:r>
+            <w:r>
+              <w:rPr>
+                <w:noProof/>
+                <w:webHidden/>
+              </w:rPr>
+            </w:r>
+            <w:r>
+              <w:rPr>
+                <w:noProof/>
+                <w:webHidden/>
+              </w:rPr>
+              <w:fldChar w:fldCharType="separate"/>
+            </w:r>
+            <w:r>
+              <w:rPr>
+                <w:noProof/>
+                <w:webHidden/>
+              </w:rPr>
+              <w:t>22</w:t>
             </w:r>
             <w:r>
               <w:rPr>
@@ -2374,13 +2668,13 @@
               <w14:ligatures w14:val="standardContextual"/>
             </w:rPr>
           </w:pPr>
-          <w:hyperlink w:anchor="_Toc214749530" w:history="1">
+          <w:hyperlink w:anchor="_Toc214752233" w:history="1">
             <w:r>
               <w:rPr>
                 <w:rStyle w:val="Hiperligao"/>
                 <w:noProof/>
               </w:rPr>
-              <w:t>3.7.4</w:t>
+              <w:t>3.7.8</w:t>
             </w:r>
             <w:r>
               <w:rPr>
@@ -2401,7 +2695,7 @@
                 <w:noProof/>
                 <w:webHidden/>
               </w:rPr>
-              <w:instrText xml:space="preserve"> PAGEREF _Toc214749530 \h </w:instrText>
+              <w:instrText xml:space="preserve"> PAGEREF _Toc214752233 \h </w:instrText>
             </w:r>
             <w:r>
               <w:rPr>
@@ -2421,7 +2715,80 @@
                 <w:noProof/>
                 <w:webHidden/>
               </w:rPr>
-              <w:t>19</w:t>
+              <w:t>22</w:t>
+            </w:r>
+            <w:r>
+              <w:rPr>
+                <w:noProof/>
+                <w:webHidden/>
+              </w:rPr>
+              <w:fldChar w:fldCharType="end"/>
+            </w:r>
+          </w:hyperlink>
+        </w:p>
+        <w:p>
+          <w:pPr>
+            <w:pStyle w:val="ndice2"/>
+            <w:tabs>
+              <w:tab w:val="right" w:leader="dot" w:pos="9350"/>
+            </w:tabs>
+            <w:rPr>
+              <w:rFonts w:asciiTheme="minorHAnsi" w:eastAsiaTheme="minorEastAsia" w:hAnsiTheme="minorHAnsi" w:cstheme="minorBidi"/>
+              <w:noProof/>
+              <w:kern w:val="2"/>
+              <w:sz w:val="24"/>
+              <w14:ligatures w14:val="standardContextual"/>
+            </w:rPr>
+          </w:pPr>
+          <w:hyperlink w:anchor="_Toc214752234" w:history="1">
+            <w:r>
+              <w:rPr>
+                <w:rStyle w:val="Hiperligao"/>
+                <w:rFonts w:cstheme="minorHAnsi"/>
+                <w:noProof/>
+              </w:rPr>
+              <w:t>II.6 Economia circular --- (3.7.7 / 3.7.9)</w:t>
+            </w:r>
+            <w:r>
+              <w:rPr>
+                <w:noProof/>
+                <w:webHidden/>
+              </w:rPr>
+              <w:tab/>
+            </w:r>
+            <w:r>
+              <w:rPr>
+                <w:noProof/>
+                <w:webHidden/>
+              </w:rPr>
+              <w:fldChar w:fldCharType="begin"/>
+            </w:r>
+            <w:r>
+              <w:rPr>
+                <w:noProof/>
+                <w:webHidden/>
+              </w:rPr>
+              <w:instrText xml:space="preserve"> PAGEREF _Toc214752234 \h </w:instrText>
+            </w:r>
+            <w:r>
+              <w:rPr>
+                <w:noProof/>
+                <w:webHidden/>
+              </w:rPr>
+            </w:r>
+            <w:r>
+              <w:rPr>
+                <w:noProof/>
+                <w:webHidden/>
+              </w:rPr>
+              <w:fldChar w:fldCharType="separate"/>
+            </w:r>
+            <w:r>
+              <w:rPr>
+                <w:noProof/>
+                <w:webHidden/>
+              </w:rPr>
+              <w:t>24</w:t>
             </w:r>
             <w:r>
               <w:rPr>
@@ -2446,13 +2813,14 @@
               <w14:ligatures w14:val="standardContextual"/>
             </w:rPr>
           </w:pPr>
-          <w:hyperlink w:anchor="_Toc214749531" w:history="1">
+          <w:hyperlink w:anchor="_Toc214752235" w:history="1">
             <w:r>
               <w:rPr>
                 <w:rStyle w:val="Hiperligao"/>
-                <w:noProof/>
-              </w:rPr>
-              <w:t>3.7.5</w:t>
+                <w:rFonts w:cstheme="minorHAnsi"/>
+                <w:noProof/>
+              </w:rPr>
+              <w:t>3.7.7</w:t>
             </w:r>
             <w:r>
               <w:rPr>
@@ -2473,7 +2841,7 @@
                 <w:noProof/>
                 <w:webHidden/>
               </w:rPr>
-              <w:instrText xml:space="preserve"> PAGEREF _Toc214749531 \h </w:instrText>
+              <w:instrText xml:space="preserve"> PAGEREF _Toc214752235 \h </w:instrText>
             </w:r>
             <w:r>
               <w:rPr>
@@ -2493,7 +2861,7 @@
                 <w:noProof/>
                 <w:webHidden/>
               </w:rPr>
-              <w:t>19</w:t>
+              <w:t>24</w:t>
             </w:r>
             <w:r>
               <w:rPr>
@@ -2518,13 +2886,14 @@
               <w14:ligatures w14:val="standardContextual"/>
             </w:rPr>
           </w:pPr>
-          <w:hyperlink w:anchor="_Toc214749532" w:history="1">
+          <w:hyperlink w:anchor="_Toc214752236" w:history="1">
             <w:r>
               <w:rPr>
                 <w:rStyle w:val="Hiperligao"/>
-                <w:noProof/>
-              </w:rPr>
-              <w:t>3.7.6</w:t>
+                <w:rFonts w:cstheme="minorHAnsi"/>
+                <w:noProof/>
+              </w:rPr>
+              <w:t>3.7.9</w:t>
             </w:r>
             <w:r>
               <w:rPr>
@@ -2545,7 +2914,7 @@
                 <w:noProof/>
                 <w:webHidden/>
               </w:rPr>
-              <w:instrText xml:space="preserve"> PAGEREF _Toc214749532 \h </w:instrText>
+              <w:instrText xml:space="preserve"> PAGEREF _Toc214752236 \h </w:instrText>
             </w:r>
             <w:r>
               <w:rPr>
@@ -2565,7 +2934,7 @@
                 <w:noProof/>
                 <w:webHidden/>
               </w:rPr>
-              <w:t>20</w:t>
+              <w:t>25</w:t>
             </w:r>
             <w:r>
               <w:rPr>
@@ -2590,13 +2959,13 @@
               <w14:ligatures w14:val="standardContextual"/>
             </w:rPr>
           </w:pPr>
-          <w:hyperlink w:anchor="_Toc214749533" w:history="1">
+          <w:hyperlink w:anchor="_Toc214752237" w:history="1">
             <w:r>
               <w:rPr>
                 <w:rStyle w:val="Hiperligao"/>
                 <w:noProof/>
               </w:rPr>
-              <w:t>II.5 Promoção da produtividade --- (3.7.8)</w:t>
+              <w:t>II.7 Marketing</w:t>
             </w:r>
             <w:r>
               <w:rPr>
@@ -2617,7 +2986,7 @@
                 <w:noProof/>
                 <w:webHidden/>
               </w:rPr>
-              <w:instrText xml:space="preserve"> PAGEREF _Toc214749533 \h </w:instrText>
+              <w:instrText xml:space="preserve"> PAGEREF _Toc214752237 \h </w:instrText>
             </w:r>
             <w:r>
               <w:rPr>
@@ -2637,7 +3006,151 @@
                 <w:noProof/>
                 <w:webHidden/>
               </w:rPr>
-              <w:t>21</w:t>
+              <w:t>27</w:t>
+            </w:r>
+            <w:r>
+              <w:rPr>
+                <w:noProof/>
+                <w:webHidden/>
+              </w:rPr>
+              <w:fldChar w:fldCharType="end"/>
+            </w:r>
+          </w:hyperlink>
+        </w:p>
+        <w:p>
+          <w:pPr>
+            <w:pStyle w:val="ndice2"/>
+            <w:tabs>
+              <w:tab w:val="right" w:leader="dot" w:pos="9350"/>
+            </w:tabs>
+            <w:rPr>
+              <w:rFonts w:asciiTheme="minorHAnsi" w:eastAsiaTheme="minorEastAsia" w:hAnsiTheme="minorHAnsi" w:cstheme="minorBidi"/>
+              <w:noProof/>
+              <w:kern w:val="2"/>
+              <w:sz w:val="24"/>
+              <w14:ligatures w14:val="standardContextual"/>
+            </w:rPr>
+          </w:pPr>
+          <w:hyperlink w:anchor="_Toc214752238" w:history="1">
+            <w:r>
+              <w:rPr>
+                <w:rStyle w:val="Hiperligao"/>
+                <w:noProof/>
+              </w:rPr>
+              <w:t>II. 8 Gestão Financeira</w:t>
+            </w:r>
+            <w:r>
+              <w:rPr>
+                <w:noProof/>
+                <w:webHidden/>
+              </w:rPr>
+              <w:tab/>
+            </w:r>
+            <w:r>
+              <w:rPr>
+                <w:noProof/>
+                <w:webHidden/>
+              </w:rPr>
+              <w:fldChar w:fldCharType="begin"/>
+            </w:r>
+            <w:r>
+              <w:rPr>
+                <w:noProof/>
+                <w:webHidden/>
+              </w:rPr>
+              <w:instrText xml:space="preserve"> PAGEREF _Toc214752238 \h </w:instrText>
+            </w:r>
+            <w:r>
+              <w:rPr>
+                <w:noProof/>
+                <w:webHidden/>
+              </w:rPr>
+            </w:r>
+            <w:r>
+              <w:rPr>
+                <w:noProof/>
+                <w:webHidden/>
+              </w:rPr>
+              <w:fldChar w:fldCharType="separate"/>
+            </w:r>
+            <w:r>
+              <w:rPr>
+                <w:noProof/>
+                <w:webHidden/>
+              </w:rPr>
+              <w:t>27</w:t>
+            </w:r>
+            <w:r>
+              <w:rPr>
+                <w:noProof/>
+                <w:webHidden/>
+              </w:rPr>
+              <w:fldChar w:fldCharType="end"/>
+            </w:r>
+          </w:hyperlink>
+        </w:p>
+        <w:p>
+          <w:pPr>
+            <w:pStyle w:val="ndice2"/>
+            <w:tabs>
+              <w:tab w:val="right" w:leader="dot" w:pos="9350"/>
+            </w:tabs>
+            <w:rPr>
+              <w:rFonts w:asciiTheme="minorHAnsi" w:eastAsiaTheme="minorEastAsia" w:hAnsiTheme="minorHAnsi" w:cstheme="minorBidi"/>
+              <w:noProof/>
+              <w:kern w:val="2"/>
+              <w:sz w:val="24"/>
+              <w14:ligatures w14:val="standardContextual"/>
+            </w:rPr>
+          </w:pPr>
+          <w:hyperlink w:anchor="_Toc214752239" w:history="1">
+            <w:r>
+              <w:rPr>
+                <w:rStyle w:val="Hiperligao"/>
+                <w:noProof/>
+              </w:rPr>
+              <w:t>II.9 Gestão das Operações e Indústria 4.0</w:t>
+            </w:r>
+            <w:r>
+              <w:rPr>
+                <w:noProof/>
+                <w:webHidden/>
+              </w:rPr>
+              <w:tab/>
+            </w:r>
+            <w:r>
+              <w:rPr>
+                <w:noProof/>
+                <w:webHidden/>
+              </w:rPr>
+              <w:fldChar w:fldCharType="begin"/>
+            </w:r>
+            <w:r>
+              <w:rPr>
+                <w:noProof/>
+                <w:webHidden/>
+              </w:rPr>
+              <w:instrText xml:space="preserve"> PAGEREF _Toc214752239 \h </w:instrText>
+            </w:r>
+            <w:r>
+              <w:rPr>
+                <w:noProof/>
+                <w:webHidden/>
+              </w:rPr>
+            </w:r>
+            <w:r>
+              <w:rPr>
+                <w:noProof/>
+                <w:webHidden/>
+              </w:rPr>
+              <w:fldChar w:fldCharType="separate"/>
+            </w:r>
+            <w:r>
+              <w:rPr>
+                <w:noProof/>
+                <w:webHidden/>
+              </w:rPr>
+              <w:t>27</w:t>
             </w:r>
             <w:r>
               <w:rPr>
@@ -2662,13 +3175,13 @@
               <w14:ligatures w14:val="standardContextual"/>
             </w:rPr>
           </w:pPr>
-          <w:hyperlink w:anchor="_Toc214749534" w:history="1">
+          <w:hyperlink w:anchor="_Toc214752240" w:history="1">
             <w:r>
               <w:rPr>
                 <w:rStyle w:val="Hiperligao"/>
                 <w:noProof/>
               </w:rPr>
-              <w:t>3.7.8</w:t>
+              <w:t>Parte III – Conclusão</w:t>
             </w:r>
             <w:r>
               <w:rPr>
@@ -2689,7 +3202,7 @@
                 <w:noProof/>
                 <w:webHidden/>
               </w:rPr>
-              <w:instrText xml:space="preserve"> PAGEREF _Toc214749534 \h </w:instrText>
+              <w:instrText xml:space="preserve"> PAGEREF _Toc214752240 \h </w:instrText>
             </w:r>
             <w:r>
               <w:rPr>
@@ -2709,7 +3222,7 @@
                 <w:noProof/>
                 <w:webHidden/>
               </w:rPr>
-              <w:t>22</w:t>
+              <w:t>28</w:t>
             </w:r>
             <w:r>
               <w:rPr>
@@ -2734,14 +3247,13 @@
               <w14:ligatures w14:val="standardContextual"/>
             </w:rPr>
           </w:pPr>
-          <w:hyperlink w:anchor="_Toc214749535" w:history="1">
+          <w:hyperlink w:anchor="_Toc214752241" w:history="1">
             <w:r>
               <w:rPr>
                 <w:rStyle w:val="Hiperligao"/>
-                <w:rFonts w:cstheme="minorHAnsi"/>
-                <w:noProof/>
-              </w:rPr>
-              <w:t>II.6 Economia circular --- (3.7.7 / 3.7.9)</w:t>
+                <w:noProof/>
+              </w:rPr>
+              <w:t>III.1 Conclusão</w:t>
             </w:r>
             <w:r>
               <w:rPr>
@@ -2762,7 +3274,7 @@
                 <w:noProof/>
                 <w:webHidden/>
               </w:rPr>
-              <w:instrText xml:space="preserve"> PAGEREF _Toc214749535 \h </w:instrText>
+              <w:instrText xml:space="preserve"> PAGEREF _Toc214752241 \h </w:instrText>
             </w:r>
             <w:r>
               <w:rPr>
@@ -2782,7 +3294,79 @@
                 <w:noProof/>
                 <w:webHidden/>
               </w:rPr>
-              <w:t>23</w:t>
+              <w:t>28</w:t>
+            </w:r>
+            <w:r>
+              <w:rPr>
+                <w:noProof/>
+                <w:webHidden/>
+              </w:rPr>
+              <w:fldChar w:fldCharType="end"/>
+            </w:r>
+          </w:hyperlink>
+        </w:p>
+        <w:p>
+          <w:pPr>
+            <w:pStyle w:val="ndice2"/>
+            <w:tabs>
+              <w:tab w:val="right" w:leader="dot" w:pos="9350"/>
+            </w:tabs>
+            <w:rPr>
+              <w:rFonts w:asciiTheme="minorHAnsi" w:eastAsiaTheme="minorEastAsia" w:hAnsiTheme="minorHAnsi" w:cstheme="minorBidi"/>
+              <w:noProof/>
+              <w:kern w:val="2"/>
+              <w:sz w:val="24"/>
+              <w14:ligatures w14:val="standardContextual"/>
+            </w:rPr>
+          </w:pPr>
+          <w:hyperlink w:anchor="_Toc214752242" w:history="1">
+            <w:r>
+              <w:rPr>
+                <w:rStyle w:val="Hiperligao"/>
+                <w:noProof/>
+              </w:rPr>
+              <w:t>III.2 Sugestões de melhoria</w:t>
+            </w:r>
+            <w:r>
+              <w:rPr>
+                <w:noProof/>
+                <w:webHidden/>
+              </w:rPr>
+              <w:tab/>
+            </w:r>
+            <w:r>
+              <w:rPr>
+                <w:noProof/>
+                <w:webHidden/>
+              </w:rPr>
+              <w:fldChar w:fldCharType="begin"/>
+            </w:r>
+            <w:r>
+              <w:rPr>
+                <w:noProof/>
+                <w:webHidden/>
+              </w:rPr>
+              <w:instrText xml:space="preserve"> PAGEREF _Toc214752242 \h </w:instrText>
+            </w:r>
+            <w:r>
+              <w:rPr>
+                <w:noProof/>
+                <w:webHidden/>
+              </w:rPr>
+            </w:r>
+            <w:r>
+              <w:rPr>
+                <w:noProof/>
+                <w:webHidden/>
+              </w:rPr>
+              <w:fldChar w:fldCharType="separate"/>
+            </w:r>
+            <w:r>
+              <w:rPr>
+                <w:noProof/>
+                <w:webHidden/>
+              </w:rPr>
+              <w:t>28</w:t>
             </w:r>
             <w:r>
               <w:rPr>
@@ -2807,14 +3391,13 @@
               <w14:ligatures w14:val="standardContextual"/>
             </w:rPr>
           </w:pPr>
-          <w:hyperlink w:anchor="_Toc214749536" w:history="1">
+          <w:hyperlink w:anchor="_Toc214752243" w:history="1">
             <w:r>
               <w:rPr>
                 <w:rStyle w:val="Hiperligao"/>
-                <w:rFonts w:cstheme="minorHAnsi"/>
-                <w:noProof/>
-              </w:rPr>
-              <w:t>3.7.7</w:t>
+                <w:noProof/>
+              </w:rPr>
+              <w:t>Referências</w:t>
             </w:r>
             <w:r>
               <w:rPr>
@@ -2835,7 +3418,7 @@
                 <w:noProof/>
                 <w:webHidden/>
               </w:rPr>
-              <w:instrText xml:space="preserve"> PAGEREF _Toc214749536 \h </w:instrText>
+              <w:instrText xml:space="preserve"> PAGEREF _Toc214752243 \h </w:instrText>
             </w:r>
             <w:r>
               <w:rPr>
@@ -2855,7 +3438,7 @@
                 <w:noProof/>
                 <w:webHidden/>
               </w:rPr>
-              <w:t>23</w:t>
+              <w:t>29</w:t>
             </w:r>
             <w:r>
               <w:rPr>
@@ -2880,14 +3463,14 @@
               <w14:ligatures w14:val="standardContextual"/>
             </w:rPr>
           </w:pPr>
-          <w:hyperlink w:anchor="_Toc214749537" w:history="1">
+          <w:hyperlink w:anchor="_Toc214752244" w:history="1">
             <w:r>
               <w:rPr>
                 <w:rStyle w:val="Hiperligao"/>
-                <w:rFonts w:cstheme="minorHAnsi"/>
-                <w:noProof/>
-              </w:rPr>
-              <w:t>3.7.9</w:t>
+                <w:rFonts w:eastAsia="Arial Narrow"/>
+                <w:noProof/>
+              </w:rPr>
+              <w:t>Anexos</w:t>
             </w:r>
             <w:r>
               <w:rPr>
@@ -2908,7 +3491,7 @@
                 <w:noProof/>
                 <w:webHidden/>
               </w:rPr>
-              <w:instrText xml:space="preserve"> PAGEREF _Toc214749537 \h </w:instrText>
+              <w:instrText xml:space="preserve"> PAGEREF _Toc214752244 \h </w:instrText>
             </w:r>
             <w:r>
               <w:rPr>
@@ -2928,7 +3511,7 @@
                 <w:noProof/>
                 <w:webHidden/>
               </w:rPr>
-              <w:t>24</w:t>
+              <w:t>30</w:t>
             </w:r>
             <w:r>
               <w:rPr>
@@ -2953,13 +3536,13 @@
               <w14:ligatures w14:val="standardContextual"/>
             </w:rPr>
           </w:pPr>
-          <w:hyperlink w:anchor="_Toc214749538" w:history="1">
+          <w:hyperlink w:anchor="_Toc214752245" w:history="1">
             <w:r>
               <w:rPr>
                 <w:rStyle w:val="Hiperligao"/>
                 <w:noProof/>
               </w:rPr>
-              <w:t>II.7 Marketing</w:t>
+              <w:t>Opções Estratégicas para o Porto de Sines (2020-2030)</w:t>
             </w:r>
             <w:r>
               <w:rPr>
@@ -2980,7 +3563,7 @@
                 <w:noProof/>
                 <w:webHidden/>
               </w:rPr>
-              <w:instrText xml:space="preserve"> PAGEREF _Toc214749538 \h </w:instrText>
+              <w:instrText xml:space="preserve"> PAGEREF _Toc214752245 \h </w:instrText>
             </w:r>
             <w:r>
               <w:rPr>
@@ -3000,7 +3583,7 @@
                 <w:noProof/>
                 <w:webHidden/>
               </w:rPr>
-              <w:t>26</w:t>
+              <w:t>30</w:t>
             </w:r>
             <w:r>
               <w:rPr>
@@ -3025,13 +3608,13 @@
               <w14:ligatures w14:val="standardContextual"/>
             </w:rPr>
           </w:pPr>
-          <w:hyperlink w:anchor="_Toc214749539" w:history="1">
+          <w:hyperlink w:anchor="_Toc214752246" w:history="1">
             <w:r>
               <w:rPr>
                 <w:rStyle w:val="Hiperligao"/>
                 <w:noProof/>
               </w:rPr>
-              <w:t>II. 8 Gestão Financeira</w:t>
+              <w:t>Ligações e Hinterland</w:t>
             </w:r>
             <w:r>
               <w:rPr>
@@ -3052,7 +3635,7 @@
                 <w:noProof/>
                 <w:webHidden/>
               </w:rPr>
-              <w:instrText xml:space="preserve"> PAGEREF _Toc214749539 \h </w:instrText>
+              <w:instrText xml:space="preserve"> PAGEREF _Toc214752246 \h </w:instrText>
             </w:r>
             <w:r>
               <w:rPr>
@@ -3072,7 +3655,7 @@
                 <w:noProof/>
                 <w:webHidden/>
               </w:rPr>
-              <w:t>26</w:t>
+              <w:t>34</w:t>
             </w:r>
             <w:r>
               <w:rPr>
@@ -3097,13 +3680,13 @@
               <w14:ligatures w14:val="standardContextual"/>
             </w:rPr>
           </w:pPr>
-          <w:hyperlink w:anchor="_Toc214749540" w:history="1">
+          <w:hyperlink w:anchor="_Toc214752247" w:history="1">
             <w:r>
               <w:rPr>
                 <w:rStyle w:val="Hiperligao"/>
                 <w:noProof/>
               </w:rPr>
-              <w:t>II.9 Gestão das Operações e Indústria 4.0</w:t>
+              <w:t>Estatísticas</w:t>
             </w:r>
             <w:r>
               <w:rPr>
@@ -3124,584 +3707,7 @@
                 <w:noProof/>
                 <w:webHidden/>
               </w:rPr>
-              <w:instrText xml:space="preserve"> PAGEREF _Toc214749540 \h </w:instrText>
-            </w:r>
-            <w:r>
-              <w:rPr>
-                <w:noProof/>
-                <w:webHidden/>
-              </w:rPr>
-            </w:r>
-            <w:r>
-              <w:rPr>
-                <w:noProof/>
-                <w:webHidden/>
-              </w:rPr>
-              <w:fldChar w:fldCharType="separate"/>
-            </w:r>
-            <w:r>
-              <w:rPr>
-                <w:noProof/>
-                <w:webHidden/>
-              </w:rPr>
-              <w:t>27</w:t>
-            </w:r>
-            <w:r>
-              <w:rPr>
-                <w:noProof/>
-                <w:webHidden/>
-              </w:rPr>
-              <w:fldChar w:fldCharType="end"/>
-            </w:r>
-          </w:hyperlink>
-        </w:p>
-        <w:p>
-          <w:pPr>
-            <w:pStyle w:val="ndice1"/>
-            <w:tabs>
-              <w:tab w:val="right" w:leader="dot" w:pos="9350"/>
-            </w:tabs>
-            <w:rPr>
-              <w:rFonts w:asciiTheme="minorHAnsi" w:eastAsiaTheme="minorEastAsia" w:hAnsiTheme="minorHAnsi" w:cstheme="minorBidi"/>
-              <w:noProof/>
-              <w:kern w:val="2"/>
-              <w:sz w:val="24"/>
-              <w14:ligatures w14:val="standardContextual"/>
-            </w:rPr>
-          </w:pPr>
-          <w:hyperlink w:anchor="_Toc214749541" w:history="1">
-            <w:r>
-              <w:rPr>
-                <w:rStyle w:val="Hiperligao"/>
-                <w:noProof/>
-              </w:rPr>
-              <w:t>Parte III – Conclusão</w:t>
-            </w:r>
-            <w:r>
-              <w:rPr>
-                <w:noProof/>
-                <w:webHidden/>
-              </w:rPr>
-              <w:tab/>
-            </w:r>
-            <w:r>
-              <w:rPr>
-                <w:noProof/>
-                <w:webHidden/>
-              </w:rPr>
-              <w:fldChar w:fldCharType="begin"/>
-            </w:r>
-            <w:r>
-              <w:rPr>
-                <w:noProof/>
-                <w:webHidden/>
-              </w:rPr>
-              <w:instrText xml:space="preserve"> PAGEREF _Toc214749541 \h </w:instrText>
-            </w:r>
-            <w:r>
-              <w:rPr>
-                <w:noProof/>
-                <w:webHidden/>
-              </w:rPr>
-            </w:r>
-            <w:r>
-              <w:rPr>
-                <w:noProof/>
-                <w:webHidden/>
-              </w:rPr>
-              <w:fldChar w:fldCharType="separate"/>
-            </w:r>
-            <w:r>
-              <w:rPr>
-                <w:noProof/>
-                <w:webHidden/>
-              </w:rPr>
-              <w:t>28</w:t>
-            </w:r>
-            <w:r>
-              <w:rPr>
-                <w:noProof/>
-                <w:webHidden/>
-              </w:rPr>
-              <w:fldChar w:fldCharType="end"/>
-            </w:r>
-          </w:hyperlink>
-        </w:p>
-        <w:p>
-          <w:pPr>
-            <w:pStyle w:val="ndice2"/>
-            <w:tabs>
-              <w:tab w:val="right" w:leader="dot" w:pos="9350"/>
-            </w:tabs>
-            <w:rPr>
-              <w:rFonts w:asciiTheme="minorHAnsi" w:eastAsiaTheme="minorEastAsia" w:hAnsiTheme="minorHAnsi" w:cstheme="minorBidi"/>
-              <w:noProof/>
-              <w:kern w:val="2"/>
-              <w:sz w:val="24"/>
-              <w14:ligatures w14:val="standardContextual"/>
-            </w:rPr>
-          </w:pPr>
-          <w:hyperlink w:anchor="_Toc214749542" w:history="1">
-            <w:r>
-              <w:rPr>
-                <w:rStyle w:val="Hiperligao"/>
-                <w:noProof/>
-              </w:rPr>
-              <w:t>III.1 Conclusão</w:t>
-            </w:r>
-            <w:r>
-              <w:rPr>
-                <w:noProof/>
-                <w:webHidden/>
-              </w:rPr>
-              <w:tab/>
-            </w:r>
-            <w:r>
-              <w:rPr>
-                <w:noProof/>
-                <w:webHidden/>
-              </w:rPr>
-              <w:fldChar w:fldCharType="begin"/>
-            </w:r>
-            <w:r>
-              <w:rPr>
-                <w:noProof/>
-                <w:webHidden/>
-              </w:rPr>
-              <w:instrText xml:space="preserve"> PAGEREF _Toc214749542 \h </w:instrText>
-            </w:r>
-            <w:r>
-              <w:rPr>
-                <w:noProof/>
-                <w:webHidden/>
-              </w:rPr>
-            </w:r>
-            <w:r>
-              <w:rPr>
-                <w:noProof/>
-                <w:webHidden/>
-              </w:rPr>
-              <w:fldChar w:fldCharType="separate"/>
-            </w:r>
-            <w:r>
-              <w:rPr>
-                <w:noProof/>
-                <w:webHidden/>
-              </w:rPr>
-              <w:t>28</w:t>
-            </w:r>
-            <w:r>
-              <w:rPr>
-                <w:noProof/>
-                <w:webHidden/>
-              </w:rPr>
-              <w:fldChar w:fldCharType="end"/>
-            </w:r>
-          </w:hyperlink>
-        </w:p>
-        <w:p>
-          <w:pPr>
-            <w:pStyle w:val="ndice2"/>
-            <w:tabs>
-              <w:tab w:val="right" w:leader="dot" w:pos="9350"/>
-            </w:tabs>
-            <w:rPr>
-              <w:rFonts w:asciiTheme="minorHAnsi" w:eastAsiaTheme="minorEastAsia" w:hAnsiTheme="minorHAnsi" w:cstheme="minorBidi"/>
-              <w:noProof/>
-              <w:kern w:val="2"/>
-              <w:sz w:val="24"/>
-              <w14:ligatures w14:val="standardContextual"/>
-            </w:rPr>
-          </w:pPr>
-          <w:hyperlink w:anchor="_Toc214749543" w:history="1">
-            <w:r>
-              <w:rPr>
-                <w:rStyle w:val="Hiperligao"/>
-                <w:noProof/>
-              </w:rPr>
-              <w:t>III.2 Sugestões de melhoria</w:t>
-            </w:r>
-            <w:r>
-              <w:rPr>
-                <w:noProof/>
-                <w:webHidden/>
-              </w:rPr>
-              <w:tab/>
-            </w:r>
-            <w:r>
-              <w:rPr>
-                <w:noProof/>
-                <w:webHidden/>
-              </w:rPr>
-              <w:fldChar w:fldCharType="begin"/>
-            </w:r>
-            <w:r>
-              <w:rPr>
-                <w:noProof/>
-                <w:webHidden/>
-              </w:rPr>
-              <w:instrText xml:space="preserve"> PAGEREF _Toc214749543 \h </w:instrText>
-            </w:r>
-            <w:r>
-              <w:rPr>
-                <w:noProof/>
-                <w:webHidden/>
-              </w:rPr>
-            </w:r>
-            <w:r>
-              <w:rPr>
-                <w:noProof/>
-                <w:webHidden/>
-              </w:rPr>
-              <w:fldChar w:fldCharType="separate"/>
-            </w:r>
-            <w:r>
-              <w:rPr>
-                <w:noProof/>
-                <w:webHidden/>
-              </w:rPr>
-              <w:t>28</w:t>
-            </w:r>
-            <w:r>
-              <w:rPr>
-                <w:noProof/>
-                <w:webHidden/>
-              </w:rPr>
-              <w:fldChar w:fldCharType="end"/>
-            </w:r>
-          </w:hyperlink>
-        </w:p>
-        <w:p>
-          <w:pPr>
-            <w:pStyle w:val="ndice1"/>
-            <w:tabs>
-              <w:tab w:val="right" w:leader="dot" w:pos="9350"/>
-            </w:tabs>
-            <w:rPr>
-              <w:rFonts w:asciiTheme="minorHAnsi" w:eastAsiaTheme="minorEastAsia" w:hAnsiTheme="minorHAnsi" w:cstheme="minorBidi"/>
-              <w:noProof/>
-              <w:kern w:val="2"/>
-              <w:sz w:val="24"/>
-              <w14:ligatures w14:val="standardContextual"/>
-            </w:rPr>
-          </w:pPr>
-          <w:hyperlink w:anchor="_Toc214749544" w:history="1">
-            <w:r>
-              <w:rPr>
-                <w:rStyle w:val="Hiperligao"/>
-                <w:noProof/>
-              </w:rPr>
-              <w:t>Referências</w:t>
-            </w:r>
-            <w:r>
-              <w:rPr>
-                <w:noProof/>
-                <w:webHidden/>
-              </w:rPr>
-              <w:tab/>
-            </w:r>
-            <w:r>
-              <w:rPr>
-                <w:noProof/>
-                <w:webHidden/>
-              </w:rPr>
-              <w:fldChar w:fldCharType="begin"/>
-            </w:r>
-            <w:r>
-              <w:rPr>
-                <w:noProof/>
-                <w:webHidden/>
-              </w:rPr>
-              <w:instrText xml:space="preserve"> PAGEREF _Toc214749544 \h </w:instrText>
-            </w:r>
-            <w:r>
-              <w:rPr>
-                <w:noProof/>
-                <w:webHidden/>
-              </w:rPr>
-            </w:r>
-            <w:r>
-              <w:rPr>
-                <w:noProof/>
-                <w:webHidden/>
-              </w:rPr>
-              <w:fldChar w:fldCharType="separate"/>
-            </w:r>
-            <w:r>
-              <w:rPr>
-                <w:noProof/>
-                <w:webHidden/>
-              </w:rPr>
-              <w:t>29</w:t>
-            </w:r>
-            <w:r>
-              <w:rPr>
-                <w:noProof/>
-                <w:webHidden/>
-              </w:rPr>
-              <w:fldChar w:fldCharType="end"/>
-            </w:r>
-          </w:hyperlink>
-        </w:p>
-        <w:p>
-          <w:pPr>
-            <w:pStyle w:val="ndice1"/>
-            <w:tabs>
-              <w:tab w:val="right" w:leader="dot" w:pos="9350"/>
-            </w:tabs>
-            <w:rPr>
-              <w:rFonts w:asciiTheme="minorHAnsi" w:eastAsiaTheme="minorEastAsia" w:hAnsiTheme="minorHAnsi" w:cstheme="minorBidi"/>
-              <w:noProof/>
-              <w:kern w:val="2"/>
-              <w:sz w:val="24"/>
-              <w14:ligatures w14:val="standardContextual"/>
-            </w:rPr>
-          </w:pPr>
-          <w:hyperlink w:anchor="_Toc214749545" w:history="1">
-            <w:r>
-              <w:rPr>
-                <w:rStyle w:val="Hiperligao"/>
-                <w:rFonts w:eastAsia="Arial Narrow"/>
-                <w:noProof/>
-              </w:rPr>
-              <w:t>Anexos</w:t>
-            </w:r>
-            <w:r>
-              <w:rPr>
-                <w:noProof/>
-                <w:webHidden/>
-              </w:rPr>
-              <w:tab/>
-            </w:r>
-            <w:r>
-              <w:rPr>
-                <w:noProof/>
-                <w:webHidden/>
-              </w:rPr>
-              <w:fldChar w:fldCharType="begin"/>
-            </w:r>
-            <w:r>
-              <w:rPr>
-                <w:noProof/>
-                <w:webHidden/>
-              </w:rPr>
-              <w:instrText xml:space="preserve"> PAGEREF _Toc214749545 \h </w:instrText>
-            </w:r>
-            <w:r>
-              <w:rPr>
-                <w:noProof/>
-                <w:webHidden/>
-              </w:rPr>
-            </w:r>
-            <w:r>
-              <w:rPr>
-                <w:noProof/>
-                <w:webHidden/>
-              </w:rPr>
-              <w:fldChar w:fldCharType="separate"/>
-            </w:r>
-            <w:r>
-              <w:rPr>
-                <w:noProof/>
-                <w:webHidden/>
-              </w:rPr>
-              <w:t>30</w:t>
-            </w:r>
-            <w:r>
-              <w:rPr>
-                <w:noProof/>
-                <w:webHidden/>
-              </w:rPr>
-              <w:fldChar w:fldCharType="end"/>
-            </w:r>
-          </w:hyperlink>
-        </w:p>
-        <w:p>
-          <w:pPr>
-            <w:pStyle w:val="ndice2"/>
-            <w:tabs>
-              <w:tab w:val="right" w:leader="dot" w:pos="9350"/>
-            </w:tabs>
-            <w:rPr>
-              <w:rFonts w:asciiTheme="minorHAnsi" w:eastAsiaTheme="minorEastAsia" w:hAnsiTheme="minorHAnsi" w:cstheme="minorBidi"/>
-              <w:noProof/>
-              <w:kern w:val="2"/>
-              <w:sz w:val="24"/>
-              <w14:ligatures w14:val="standardContextual"/>
-            </w:rPr>
-          </w:pPr>
-          <w:hyperlink w:anchor="_Toc214749546" w:history="1">
-            <w:r>
-              <w:rPr>
-                <w:rStyle w:val="Hiperligao"/>
-                <w:noProof/>
-              </w:rPr>
-              <w:t>Opções Estratégicas para o Porto de Sines (2020-2030)</w:t>
-            </w:r>
-            <w:r>
-              <w:rPr>
-                <w:noProof/>
-                <w:webHidden/>
-              </w:rPr>
-              <w:tab/>
-            </w:r>
-            <w:r>
-              <w:rPr>
-                <w:noProof/>
-                <w:webHidden/>
-              </w:rPr>
-              <w:fldChar w:fldCharType="begin"/>
-            </w:r>
-            <w:r>
-              <w:rPr>
-                <w:noProof/>
-                <w:webHidden/>
-              </w:rPr>
-              <w:instrText xml:space="preserve"> PAGEREF _Toc214749546 \h </w:instrText>
-            </w:r>
-            <w:r>
-              <w:rPr>
-                <w:noProof/>
-                <w:webHidden/>
-              </w:rPr>
-            </w:r>
-            <w:r>
-              <w:rPr>
-                <w:noProof/>
-                <w:webHidden/>
-              </w:rPr>
-              <w:fldChar w:fldCharType="separate"/>
-            </w:r>
-            <w:r>
-              <w:rPr>
-                <w:noProof/>
-                <w:webHidden/>
-              </w:rPr>
-              <w:t>30</w:t>
-            </w:r>
-            <w:r>
-              <w:rPr>
-                <w:noProof/>
-                <w:webHidden/>
-              </w:rPr>
-              <w:fldChar w:fldCharType="end"/>
-            </w:r>
-          </w:hyperlink>
-        </w:p>
-        <w:p>
-          <w:pPr>
-            <w:pStyle w:val="ndice2"/>
-            <w:tabs>
-              <w:tab w:val="right" w:leader="dot" w:pos="9350"/>
-            </w:tabs>
-            <w:rPr>
-              <w:rFonts w:asciiTheme="minorHAnsi" w:eastAsiaTheme="minorEastAsia" w:hAnsiTheme="minorHAnsi" w:cstheme="minorBidi"/>
-              <w:noProof/>
-              <w:kern w:val="2"/>
-              <w:sz w:val="24"/>
-              <w14:ligatures w14:val="standardContextual"/>
-            </w:rPr>
-          </w:pPr>
-          <w:hyperlink w:anchor="_Toc214749547" w:history="1">
-            <w:r>
-              <w:rPr>
-                <w:rStyle w:val="Hiperligao"/>
-                <w:noProof/>
-              </w:rPr>
-              <w:t>Ligações e Hinterland</w:t>
-            </w:r>
-            <w:r>
-              <w:rPr>
-                <w:noProof/>
-                <w:webHidden/>
-              </w:rPr>
-              <w:tab/>
-            </w:r>
-            <w:r>
-              <w:rPr>
-                <w:noProof/>
-                <w:webHidden/>
-              </w:rPr>
-              <w:fldChar w:fldCharType="begin"/>
-            </w:r>
-            <w:r>
-              <w:rPr>
-                <w:noProof/>
-                <w:webHidden/>
-              </w:rPr>
-              <w:instrText xml:space="preserve"> PAGEREF _Toc214749547 \h </w:instrText>
-            </w:r>
-            <w:r>
-              <w:rPr>
-                <w:noProof/>
-                <w:webHidden/>
-              </w:rPr>
-            </w:r>
-            <w:r>
-              <w:rPr>
-                <w:noProof/>
-                <w:webHidden/>
-              </w:rPr>
-              <w:fldChar w:fldCharType="separate"/>
-            </w:r>
-            <w:r>
-              <w:rPr>
-                <w:noProof/>
-                <w:webHidden/>
-              </w:rPr>
-              <w:t>34</w:t>
-            </w:r>
-            <w:r>
-              <w:rPr>
-                <w:noProof/>
-                <w:webHidden/>
-              </w:rPr>
-              <w:fldChar w:fldCharType="end"/>
-            </w:r>
-          </w:hyperlink>
-        </w:p>
-        <w:p>
-          <w:pPr>
-            <w:pStyle w:val="ndice2"/>
-            <w:tabs>
-              <w:tab w:val="right" w:leader="dot" w:pos="9350"/>
-            </w:tabs>
-            <w:rPr>
-              <w:rFonts w:asciiTheme="minorHAnsi" w:eastAsiaTheme="minorEastAsia" w:hAnsiTheme="minorHAnsi" w:cstheme="minorBidi"/>
-              <w:noProof/>
-              <w:kern w:val="2"/>
-              <w:sz w:val="24"/>
-              <w14:ligatures w14:val="standardContextual"/>
-            </w:rPr>
-          </w:pPr>
-          <w:hyperlink w:anchor="_Toc214749548" w:history="1">
-            <w:r>
-              <w:rPr>
-                <w:rStyle w:val="Hiperligao"/>
-                <w:noProof/>
-              </w:rPr>
-              <w:t>Estatísticas</w:t>
-            </w:r>
-            <w:r>
-              <w:rPr>
-                <w:noProof/>
-                <w:webHidden/>
-              </w:rPr>
-              <w:tab/>
-            </w:r>
-            <w:r>
-              <w:rPr>
-                <w:noProof/>
-                <w:webHidden/>
-              </w:rPr>
-              <w:fldChar w:fldCharType="begin"/>
-            </w:r>
-            <w:r>
-              <w:rPr>
-                <w:noProof/>
-                <w:webHidden/>
-              </w:rPr>
-              <w:instrText xml:space="preserve"> PAGEREF _Toc214749548 \h </w:instrText>
+              <w:instrText xml:space="preserve"> PAGEREF _Toc214752247 \h </w:instrText>
             </w:r>
             <w:r>
               <w:rPr>
@@ -3746,7 +3752,7 @@
               <w14:ligatures w14:val="standardContextual"/>
             </w:rPr>
           </w:pPr>
-          <w:hyperlink w:anchor="_Toc214749549" w:history="1">
+          <w:hyperlink w:anchor="_Toc214752248" w:history="1">
             <w:r>
               <w:rPr>
                 <w:rStyle w:val="Hiperligao"/>
@@ -3775,7 +3781,7 @@
                 <w:noProof/>
                 <w:webHidden/>
               </w:rPr>
-              <w:instrText xml:space="preserve"> PAGEREF _Toc214749549 \h </w:instrText>
+              <w:instrText xml:space="preserve"> PAGEREF _Toc214752248 \h </w:instrText>
             </w:r>
             <w:r>
               <w:rPr>
@@ -3820,7 +3826,7 @@
               <w14:ligatures w14:val="standardContextual"/>
             </w:rPr>
           </w:pPr>
-          <w:hyperlink w:anchor="_Toc214749550" w:history="1">
+          <w:hyperlink w:anchor="_Toc214752249" w:history="1">
             <w:r>
               <w:rPr>
                 <w:rStyle w:val="Hiperligao"/>
@@ -3849,7 +3855,7 @@
                 <w:noProof/>
                 <w:webHidden/>
               </w:rPr>
-              <w:instrText xml:space="preserve"> PAGEREF _Toc214749550 \h </w:instrText>
+              <w:instrText xml:space="preserve"> PAGEREF _Toc214752249 \h </w:instrText>
             </w:r>
             <w:r>
               <w:rPr>
@@ -3894,7 +3900,7 @@
               <w14:ligatures w14:val="standardContextual"/>
             </w:rPr>
           </w:pPr>
-          <w:hyperlink w:anchor="_Toc214749551" w:history="1">
+          <w:hyperlink w:anchor="_Toc214752250" w:history="1">
             <w:r>
               <w:rPr>
                 <w:rStyle w:val="Hiperligao"/>
@@ -3923,7 +3929,7 @@
                 <w:noProof/>
                 <w:webHidden/>
               </w:rPr>
-              <w:instrText xml:space="preserve"> PAGEREF _Toc214749551 \h </w:instrText>
+              <w:instrText xml:space="preserve"> PAGEREF _Toc214752250 \h </w:instrText>
             </w:r>
             <w:r>
               <w:rPr>
@@ -4001,7 +4007,7 @@
           <w:lang w:bidi="pt-PT"/>
         </w:rPr>
       </w:pPr>
-      <w:bookmarkStart w:id="4" w:name="_Toc214749506"/>
+      <w:bookmarkStart w:id="4" w:name="_Toc214752205"/>
       <w:r>
         <w:rPr>
           <w:sz w:val="24"/>
@@ -4027,7 +4033,7 @@
           <w:lang w:bidi="pt-PT"/>
         </w:rPr>
       </w:pPr>
-      <w:bookmarkStart w:id="5" w:name="_Toc214749507"/>
+      <w:bookmarkStart w:id="5" w:name="_Toc214752206"/>
       <w:r>
         <w:rPr>
           <w:lang w:bidi="pt-PT"/>
@@ -5431,7 +5437,7 @@
       <w:pPr>
         <w:pStyle w:val="Ttulo2"/>
       </w:pPr>
-      <w:bookmarkStart w:id="6" w:name="_Toc214749508"/>
+      <w:bookmarkStart w:id="6" w:name="_Toc214752207"/>
       <w:r>
         <w:t>Abreviaturas</w:t>
       </w:r>
@@ -5471,9 +5477,14 @@
       </w:r>
     </w:p>
     <w:p>
+      <w:proofErr w:type="spellStart"/>
       <w:r>
         <w:lastRenderedPageBreak/>
-        <w:t>Kt - Q</w:t>
+        <w:t>Kt</w:t>
+      </w:r>
+      <w:proofErr w:type="spellEnd"/>
+      <w:r>
+        <w:t xml:space="preserve"> - Q</w:t>
       </w:r>
       <w:r>
         <w:t>uilotonelada</w:t>
@@ -5490,15 +5501,44 @@
         <w:t xml:space="preserve">TMS - </w:t>
       </w:r>
       <w:r>
-        <w:t>Terminal Multipurpose</w:t>
-      </w:r>
+        <w:t xml:space="preserve">Terminal </w:t>
+      </w:r>
+      <w:proofErr w:type="spellStart"/>
+      <w:r>
+        <w:t>Multipurpose</w:t>
+      </w:r>
+      <w:proofErr w:type="spellEnd"/>
       <w:r>
         <w:t>;</w:t>
       </w:r>
     </w:p>
     <w:p>
       <w:r>
-        <w:t>ISO – International Organization for Standardization (</w:t>
+        <w:t xml:space="preserve">ISO – </w:t>
+      </w:r>
+      <w:proofErr w:type="spellStart"/>
+      <w:r>
+        <w:t>International</w:t>
+      </w:r>
+      <w:proofErr w:type="spellEnd"/>
+      <w:r>
+        <w:t xml:space="preserve"> </w:t>
+      </w:r>
+      <w:proofErr w:type="spellStart"/>
+      <w:r>
+        <w:t>Organization</w:t>
+      </w:r>
+      <w:proofErr w:type="spellEnd"/>
+      <w:r>
+        <w:t xml:space="preserve"> for </w:t>
+      </w:r>
+      <w:proofErr w:type="spellStart"/>
+      <w:r>
+        <w:t>Standardization</w:t>
+      </w:r>
+      <w:proofErr w:type="spellEnd"/>
+      <w:r>
+        <w:t xml:space="preserve"> (</w:t>
       </w:r>
       <w:r>
         <w:t>Organização Internacional de Normalização</w:t>
@@ -5528,9 +5568,27 @@
       <w:r>
         <w:t xml:space="preserve">- </w:t>
       </w:r>
-      <w:r>
-        <w:t>Environmental, Social and Governance</w:t>
-      </w:r>
+      <w:proofErr w:type="spellStart"/>
+      <w:r>
+        <w:t>Environmental</w:t>
+      </w:r>
+      <w:proofErr w:type="spellEnd"/>
+      <w:r>
+        <w:t xml:space="preserve">, Social </w:t>
+      </w:r>
+      <w:proofErr w:type="spellStart"/>
+      <w:r>
+        <w:t>and</w:t>
+      </w:r>
+      <w:proofErr w:type="spellEnd"/>
+      <w:r>
+        <w:t xml:space="preserve"> </w:t>
+      </w:r>
+      <w:proofErr w:type="spellStart"/>
+      <w:r>
+        <w:t>Governance</w:t>
+      </w:r>
+      <w:proofErr w:type="spellEnd"/>
       <w:r>
         <w:t xml:space="preserve"> (</w:t>
       </w:r>
@@ -5548,8 +5606,37 @@
       <w:r>
         <w:t xml:space="preserve">SWOT - </w:t>
       </w:r>
-      <w:r>
-        <w:t>Strengths, Weaknesses, Opportunities e Threats </w:t>
+      <w:proofErr w:type="spellStart"/>
+      <w:r>
+        <w:t>Strengths</w:t>
+      </w:r>
+      <w:proofErr w:type="spellEnd"/>
+      <w:r>
+        <w:t>, </w:t>
+      </w:r>
+      <w:proofErr w:type="spellStart"/>
+      <w:r>
+        <w:t>Weaknesses</w:t>
+      </w:r>
+      <w:proofErr w:type="spellEnd"/>
+      <w:r>
+        <w:t>, </w:t>
+      </w:r>
+      <w:proofErr w:type="spellStart"/>
+      <w:r>
+        <w:t>Opportunities</w:t>
+      </w:r>
+      <w:proofErr w:type="spellEnd"/>
+      <w:r>
+        <w:t> e </w:t>
+      </w:r>
+      <w:proofErr w:type="spellStart"/>
+      <w:r>
+        <w:t>Threats</w:t>
+      </w:r>
+      <w:proofErr w:type="spellEnd"/>
+      <w:r>
+        <w:t> </w:t>
       </w:r>
       <w:r>
         <w:t>(Forças, Fraquezas, Oportunidades, Ameaças)</w:t>
@@ -5577,8 +5664,21 @@
         <w:t xml:space="preserve"> - L</w:t>
       </w:r>
       <w:r>
-        <w:t>ight-emitting diode</w:t>
-      </w:r>
+        <w:t>ight-</w:t>
+      </w:r>
+      <w:proofErr w:type="spellStart"/>
+      <w:r>
+        <w:t>emitting</w:t>
+      </w:r>
+      <w:proofErr w:type="spellEnd"/>
+      <w:r>
+        <w:t xml:space="preserve"> </w:t>
+      </w:r>
+      <w:proofErr w:type="spellStart"/>
+      <w:r>
+        <w:t>diode</w:t>
+      </w:r>
+      <w:proofErr w:type="spellEnd"/>
       <w:r>
         <w:t xml:space="preserve"> (Díodo emissor de luz)</w:t>
       </w:r>
@@ -5587,15 +5687,30 @@
       </w:r>
     </w:p>
     <w:p>
+      <w:proofErr w:type="spellStart"/>
       <w:r>
         <w:t>IoT</w:t>
       </w:r>
+      <w:proofErr w:type="spellEnd"/>
       <w:r>
         <w:t xml:space="preserve"> -</w:t>
       </w:r>
       <w:r>
-        <w:t> Internet of Things</w:t>
-      </w:r>
+        <w:t xml:space="preserve"> Internet </w:t>
+      </w:r>
+      <w:proofErr w:type="spellStart"/>
+      <w:r>
+        <w:t>of</w:t>
+      </w:r>
+      <w:proofErr w:type="spellEnd"/>
+      <w:r>
+        <w:t xml:space="preserve"> </w:t>
+      </w:r>
+      <w:proofErr w:type="spellStart"/>
+      <w:r>
+        <w:t>Things</w:t>
+      </w:r>
+      <w:proofErr w:type="spellEnd"/>
       <w:r>
         <w:t xml:space="preserve"> (Internet das coisas)</w:t>
       </w:r>
@@ -5619,10 +5734,7 @@
     </w:p>
     <w:p>
       <w:r>
-        <w:t xml:space="preserve">SGE - </w:t>
-      </w:r>
-      <w:r>
-        <w:t>Sistema de Gestão de Energia</w:t>
+        <w:t>SGE - Sistema de Gestão de Energia</w:t>
       </w:r>
     </w:p>
     <w:p>
@@ -5632,11 +5744,48 @@
       <w:r>
         <w:t xml:space="preserve">- </w:t>
       </w:r>
+      <w:proofErr w:type="spellStart"/>
       <w:r>
         <w:t>Occupation</w:t>
       </w:r>
       <w:r>
-        <w:t>al Health and Safety Assessment Series</w:t>
+        <w:t>al</w:t>
+      </w:r>
+      <w:proofErr w:type="spellEnd"/>
+      <w:r>
+        <w:t xml:space="preserve"> </w:t>
+      </w:r>
+      <w:proofErr w:type="spellStart"/>
+      <w:r>
+        <w:t>Health</w:t>
+      </w:r>
+      <w:proofErr w:type="spellEnd"/>
+      <w:r>
+        <w:t xml:space="preserve"> </w:t>
+      </w:r>
+      <w:proofErr w:type="spellStart"/>
+      <w:r>
+        <w:t>and</w:t>
+      </w:r>
+      <w:proofErr w:type="spellEnd"/>
+      <w:r>
+        <w:t xml:space="preserve"> </w:t>
+      </w:r>
+      <w:proofErr w:type="spellStart"/>
+      <w:r>
+        <w:t>Safety</w:t>
+      </w:r>
+      <w:proofErr w:type="spellEnd"/>
+      <w:r>
+        <w:t xml:space="preserve"> </w:t>
+      </w:r>
+      <w:proofErr w:type="spellStart"/>
+      <w:r>
+        <w:t>Assessment</w:t>
+      </w:r>
+      <w:proofErr w:type="spellEnd"/>
+      <w:r>
+        <w:t xml:space="preserve"> Series</w:t>
       </w:r>
       <w:r>
         <w:t xml:space="preserve"> (</w:t>
@@ -5663,9 +5812,51 @@
       <w:r>
         <w:t xml:space="preserve"> </w:t>
       </w:r>
-      <w:r>
-        <w:t>Earnings Before Interest, Taxes, Depreciation, and Amortization</w:t>
-      </w:r>
+      <w:proofErr w:type="spellStart"/>
+      <w:r>
+        <w:t>Earnings</w:t>
+      </w:r>
+      <w:proofErr w:type="spellEnd"/>
+      <w:r>
+        <w:t xml:space="preserve"> </w:t>
+      </w:r>
+      <w:proofErr w:type="spellStart"/>
+      <w:r>
+        <w:t>Before</w:t>
+      </w:r>
+      <w:proofErr w:type="spellEnd"/>
+      <w:r>
+        <w:t xml:space="preserve"> </w:t>
+      </w:r>
+      <w:proofErr w:type="spellStart"/>
+      <w:r>
+        <w:t>Interest</w:t>
+      </w:r>
+      <w:proofErr w:type="spellEnd"/>
+      <w:r>
+        <w:t xml:space="preserve">, Taxes, </w:t>
+      </w:r>
+      <w:proofErr w:type="spellStart"/>
+      <w:r>
+        <w:t>Depreciation</w:t>
+      </w:r>
+      <w:proofErr w:type="spellEnd"/>
+      <w:r>
+        <w:t xml:space="preserve">, </w:t>
+      </w:r>
+      <w:proofErr w:type="spellStart"/>
+      <w:r>
+        <w:t>and</w:t>
+      </w:r>
+      <w:proofErr w:type="spellEnd"/>
+      <w:r>
+        <w:t xml:space="preserve"> </w:t>
+      </w:r>
+      <w:proofErr w:type="spellStart"/>
+      <w:r>
+        <w:t>Amortization</w:t>
+      </w:r>
+      <w:proofErr w:type="spellEnd"/>
       <w:r>
         <w:t xml:space="preserve"> (</w:t>
       </w:r>
@@ -5709,10 +5900,23 @@
         <w:t>-</w:t>
       </w:r>
       <w:r>
-        <w:t xml:space="preserve"> Net Present</w:t>
-      </w:r>
-      <w:r>
-        <w:t xml:space="preserve"> Value (Valor Atual Líquido)</w:t>
+        <w:t xml:space="preserve"> Net </w:t>
+      </w:r>
+      <w:proofErr w:type="spellStart"/>
+      <w:r>
+        <w:t>Present</w:t>
+      </w:r>
+      <w:proofErr w:type="spellEnd"/>
+      <w:r>
+        <w:t xml:space="preserve"> </w:t>
+      </w:r>
+      <w:proofErr w:type="spellStart"/>
+      <w:r>
+        <w:t>Value</w:t>
+      </w:r>
+      <w:proofErr w:type="spellEnd"/>
+      <w:r>
+        <w:t xml:space="preserve"> (Valor Atual Líquido)</w:t>
       </w:r>
     </w:p>
     <w:p>
@@ -5736,8 +5940,37 @@
       <w:r>
         <w:t xml:space="preserve"> </w:t>
       </w:r>
-      <w:r>
-        <w:t>Levelized Cost of Energy (</w:t>
+      <w:proofErr w:type="spellStart"/>
+      <w:r>
+        <w:t>Levelized</w:t>
+      </w:r>
+      <w:proofErr w:type="spellEnd"/>
+      <w:r>
+        <w:t xml:space="preserve"> </w:t>
+      </w:r>
+      <w:proofErr w:type="spellStart"/>
+      <w:r>
+        <w:t>Cost</w:t>
+      </w:r>
+      <w:proofErr w:type="spellEnd"/>
+      <w:r>
+        <w:t xml:space="preserve"> </w:t>
+      </w:r>
+      <w:proofErr w:type="spellStart"/>
+      <w:r>
+        <w:t>of</w:t>
+      </w:r>
+      <w:proofErr w:type="spellEnd"/>
+      <w:r>
+        <w:t xml:space="preserve"> </w:t>
+      </w:r>
+      <w:proofErr w:type="spellStart"/>
+      <w:r>
+        <w:t>Energy</w:t>
+      </w:r>
+      <w:proofErr w:type="spellEnd"/>
+      <w:r>
+        <w:t xml:space="preserve"> (</w:t>
       </w:r>
       <w:r>
         <w:t>Custo Nivelado de Energia</w:t>
@@ -5748,7 +5981,23 @@
     </w:p>
     <w:p>
       <w:r>
-        <w:t>KPI – Key Performance Indicator (</w:t>
+        <w:t xml:space="preserve">KPI – </w:t>
+      </w:r>
+      <w:proofErr w:type="spellStart"/>
+      <w:r>
+        <w:t>Key</w:t>
+      </w:r>
+      <w:proofErr w:type="spellEnd"/>
+      <w:r>
+        <w:t xml:space="preserve"> Performance </w:t>
+      </w:r>
+      <w:proofErr w:type="spellStart"/>
+      <w:r>
+        <w:t>Indicator</w:t>
+      </w:r>
+      <w:proofErr w:type="spellEnd"/>
+      <w:r>
+        <w:t xml:space="preserve"> (</w:t>
       </w:r>
       <w:r>
         <w:t>Indicador</w:t>
@@ -5781,8 +6030,29 @@
         <w:t>-</w:t>
       </w:r>
       <w:r>
-        <w:t xml:space="preserve"> Enterprise Resource Planning</w:t>
-      </w:r>
+        <w:t xml:space="preserve"> </w:t>
+      </w:r>
+      <w:proofErr w:type="spellStart"/>
+      <w:r>
+        <w:t>Enterprise</w:t>
+      </w:r>
+      <w:proofErr w:type="spellEnd"/>
+      <w:r>
+        <w:t xml:space="preserve"> </w:t>
+      </w:r>
+      <w:proofErr w:type="spellStart"/>
+      <w:r>
+        <w:t>Resource</w:t>
+      </w:r>
+      <w:proofErr w:type="spellEnd"/>
+      <w:r>
+        <w:t xml:space="preserve"> </w:t>
+      </w:r>
+      <w:proofErr w:type="spellStart"/>
+      <w:r>
+        <w:t>Planning</w:t>
+      </w:r>
+      <w:proofErr w:type="spellEnd"/>
       <w:r>
         <w:t xml:space="preserve"> (Planeamento de Recursos Empresariais)</w:t>
       </w:r>
@@ -5795,10 +6065,26 @@
         <w:t>-</w:t>
       </w:r>
       <w:r>
-        <w:t xml:space="preserve"> Customer Rela</w:t>
-      </w:r>
-      <w:r>
-        <w:t>tionship Management</w:t>
+        <w:t xml:space="preserve"> </w:t>
+      </w:r>
+      <w:proofErr w:type="spellStart"/>
+      <w:r>
+        <w:t>Customer</w:t>
+      </w:r>
+      <w:proofErr w:type="spellEnd"/>
+      <w:r>
+        <w:t xml:space="preserve"> </w:t>
+      </w:r>
+      <w:proofErr w:type="spellStart"/>
+      <w:r>
+        <w:t>Rela</w:t>
+      </w:r>
+      <w:r>
+        <w:t>tionship</w:t>
+      </w:r>
+      <w:proofErr w:type="spellEnd"/>
+      <w:r>
+        <w:t xml:space="preserve"> Management</w:t>
       </w:r>
       <w:r>
         <w:t xml:space="preserve"> (Gestão de Relacionamento com o cliente)</w:t>
@@ -5812,7 +6098,23 @@
         <w:t>-</w:t>
       </w:r>
       <w:r>
-        <w:t xml:space="preserve"> Supply Chain Management</w:t>
+        <w:t xml:space="preserve"> </w:t>
+      </w:r>
+      <w:proofErr w:type="spellStart"/>
+      <w:r>
+        <w:t>Supply</w:t>
+      </w:r>
+      <w:proofErr w:type="spellEnd"/>
+      <w:r>
+        <w:t xml:space="preserve"> </w:t>
+      </w:r>
+      <w:proofErr w:type="spellStart"/>
+      <w:r>
+        <w:t>Chain</w:t>
+      </w:r>
+      <w:proofErr w:type="spellEnd"/>
+      <w:r>
+        <w:t xml:space="preserve"> Management</w:t>
       </w:r>
       <w:r>
         <w:t xml:space="preserve"> (</w:t>
@@ -5840,7 +6142,6 @@
           <w:b/>
         </w:rPr>
       </w:pPr>
-      <w:bookmarkStart w:id="7" w:name="_Toc214749509"/>
       <w:r>
         <w:lastRenderedPageBreak/>
         <w:br w:type="page"/>
@@ -5850,6 +6151,7 @@
       <w:pPr>
         <w:pStyle w:val="Ttulo1"/>
       </w:pPr>
+      <w:bookmarkStart w:id="7" w:name="_Toc214752208"/>
       <w:r>
         <w:lastRenderedPageBreak/>
         <w:t>Parte I – Introdução e estrutura do trabalho</w:t>
@@ -5860,7 +6162,7 @@
       <w:pPr>
         <w:pStyle w:val="Ttulo2"/>
       </w:pPr>
-      <w:bookmarkStart w:id="8" w:name="_Toc214749510"/>
+      <w:bookmarkStart w:id="8" w:name="_Toc214752209"/>
       <w:r>
         <w:t>I.1 Caracterização da organização</w:t>
       </w:r>
@@ -5877,7 +6179,7 @@
           <w:szCs w:val="22"/>
         </w:rPr>
       </w:pPr>
-      <w:bookmarkStart w:id="9" w:name="_Toc214749511"/>
+      <w:bookmarkStart w:id="9" w:name="_Toc214752210"/>
       <w:r>
         <w:rPr>
           <w:b/>
@@ -5926,7 +6228,7 @@
           <w:szCs w:val="22"/>
         </w:rPr>
       </w:pPr>
-      <w:bookmarkStart w:id="10" w:name="_Toc214749512"/>
+      <w:bookmarkStart w:id="10" w:name="_Toc214752211"/>
       <w:r>
         <w:rPr>
           <w:b/>
@@ -5958,7 +6260,15 @@
     </w:p>
     <w:p>
       <w:r>
-        <w:t>O seu objetivo estratégico é consolidar o Porto de Sines como um hub logístico, energético e industrial de referência no Atlântico, enquanto reforça a importância dos Portos de Faro e Portimão como infraestruturas de apoio ao turismo de cruzeiros e ao transporte marítimo regional</w:t>
+        <w:t xml:space="preserve">O seu objetivo estratégico é consolidar o Porto de Sines como um </w:t>
+      </w:r>
+      <w:proofErr w:type="spellStart"/>
+      <w:r>
+        <w:t>hub</w:t>
+      </w:r>
+      <w:proofErr w:type="spellEnd"/>
+      <w:r>
+        <w:t xml:space="preserve"> logístico, energético e industrial de referência no Atlântico, enquanto reforça a importância dos Portos de Faro e Portimão como infraestruturas de apoio ao turismo de cruzeiros e ao transporte marítimo regional</w:t>
       </w:r>
       <w:r>
         <w:t xml:space="preserve"> </w:t>
@@ -5981,7 +6291,7 @@
           <w:szCs w:val="22"/>
         </w:rPr>
       </w:pPr>
-      <w:bookmarkStart w:id="11" w:name="_Toc214749513"/>
+      <w:bookmarkStart w:id="11" w:name="_Toc214752212"/>
       <w:r>
         <w:rPr>
           <w:b/>
@@ -6036,7 +6346,7 @@
           <w:szCs w:val="22"/>
         </w:rPr>
       </w:pPr>
-      <w:bookmarkStart w:id="12" w:name="_Toc214749514"/>
+      <w:bookmarkStart w:id="12" w:name="_Toc214752213"/>
       <w:r>
         <w:rPr>
           <w:b/>
@@ -6632,7 +6942,15 @@
           </w:tcPr>
           <w:p>
             <w:r>
-              <w:t>Granéis Líquidos (unidade: kt)</w:t>
+              <w:t xml:space="preserve">Granéis Líquidos (unidade: </w:t>
+            </w:r>
+            <w:proofErr w:type="spellStart"/>
+            <w:r>
+              <w:t>kt</w:t>
+            </w:r>
+            <w:proofErr w:type="spellEnd"/>
+            <w:r>
+              <w:t>)</w:t>
             </w:r>
           </w:p>
         </w:tc>
@@ -6722,7 +7040,15 @@
           </w:tcPr>
           <w:p>
             <w:r>
-              <w:t>Granéis Sólidos (unidade: kt)</w:t>
+              <w:t xml:space="preserve">Granéis Sólidos (unidade: </w:t>
+            </w:r>
+            <w:proofErr w:type="spellStart"/>
+            <w:r>
+              <w:t>kt</w:t>
+            </w:r>
+            <w:proofErr w:type="spellEnd"/>
+            <w:r>
+              <w:t>)</w:t>
             </w:r>
           </w:p>
         </w:tc>
@@ -6812,7 +7138,15 @@
           </w:tcPr>
           <w:p>
             <w:r>
-              <w:t>Carga Geral Contentorizada (unidade: kt)</w:t>
+              <w:t xml:space="preserve">Carga Geral Contentorizada (unidade: </w:t>
+            </w:r>
+            <w:proofErr w:type="spellStart"/>
+            <w:r>
+              <w:t>kt</w:t>
+            </w:r>
+            <w:proofErr w:type="spellEnd"/>
+            <w:r>
+              <w:t>)</w:t>
             </w:r>
           </w:p>
         </w:tc>
@@ -6905,7 +7239,15 @@
           </w:tcPr>
           <w:p>
             <w:r>
-              <w:t>Carga Geral Fracionada (unidade: kt)</w:t>
+              <w:t xml:space="preserve">Carga Geral Fracionada (unidade: </w:t>
+            </w:r>
+            <w:proofErr w:type="spellStart"/>
+            <w:r>
+              <w:t>kt</w:t>
+            </w:r>
+            <w:proofErr w:type="spellEnd"/>
+            <w:r>
+              <w:t>)</w:t>
             </w:r>
           </w:p>
         </w:tc>
@@ -6997,8 +7339,21 @@
             <w:hideMark/>
           </w:tcPr>
           <w:p>
-            <w:r>
-              <w:t>Ro-Ro (unidade: kt)</w:t>
+            <w:proofErr w:type="spellStart"/>
+            <w:r>
+              <w:t>Ro-Ro</w:t>
+            </w:r>
+            <w:proofErr w:type="spellEnd"/>
+            <w:r>
+              <w:t xml:space="preserve"> (unidade: </w:t>
+            </w:r>
+            <w:proofErr w:type="spellStart"/>
+            <w:r>
+              <w:t>kt</w:t>
+            </w:r>
+            <w:proofErr w:type="spellEnd"/>
+            <w:r>
+              <w:t>)</w:t>
             </w:r>
           </w:p>
         </w:tc>
@@ -7116,7 +7471,15 @@
               <w:t xml:space="preserve">TOTAL Sines </w:t>
             </w:r>
             <w:r>
-              <w:t>(unidade: kt)</w:t>
+              <w:t xml:space="preserve">(unidade: </w:t>
+            </w:r>
+            <w:proofErr w:type="spellStart"/>
+            <w:r>
+              <w:t>kt</w:t>
+            </w:r>
+            <w:proofErr w:type="spellEnd"/>
+            <w:r>
+              <w:t>)</w:t>
             </w:r>
           </w:p>
         </w:tc>
@@ -7283,7 +7646,7 @@
           <w:szCs w:val="22"/>
         </w:rPr>
       </w:pPr>
-      <w:bookmarkStart w:id="13" w:name="_Toc214749515"/>
+      <w:bookmarkStart w:id="13" w:name="_Toc214752214"/>
       <w:r>
         <w:rPr>
           <w:b/>
@@ -7419,7 +7782,23 @@
         <w:t>:</w:t>
       </w:r>
       <w:r>
-        <w:t xml:space="preserve"> exportação de animais vivos para Israel, pellets de madeira para França e Reino Unido, e sílica para Espanha, além de transhipment de pás eólicas e receção de gesso e ureia.</w:t>
+        <w:t xml:space="preserve"> exportação de animais vivos para Israel, </w:t>
+      </w:r>
+      <w:proofErr w:type="spellStart"/>
+      <w:r>
+        <w:t>pellets</w:t>
+      </w:r>
+      <w:proofErr w:type="spellEnd"/>
+      <w:r>
+        <w:t xml:space="preserve"> de madeira para França e Reino Unido, e sílica para Espanha, além de </w:t>
+      </w:r>
+      <w:proofErr w:type="spellStart"/>
+      <w:r>
+        <w:t>transhipment</w:t>
+      </w:r>
+      <w:proofErr w:type="spellEnd"/>
+      <w:r>
+        <w:t xml:space="preserve"> de pás eólicas e receção de gesso e ureia.</w:t>
       </w:r>
     </w:p>
     <w:p>
@@ -7472,7 +7851,7 @@
           <w:noProof/>
         </w:rPr>
         <w:drawing>
-          <wp:inline distT="0" distB="0" distL="0" distR="0" wp14:anchorId="68B4EA67" wp14:editId="577890D7">
+          <wp:inline distT="0" distB="0" distL="0" distR="0" wp14:anchorId="68B4EA67" wp14:editId="605ADD76">
             <wp:extent cx="5226685" cy="3020060"/>
             <wp:effectExtent l="19050" t="19050" r="12065" b="27940"/>
             <wp:docPr id="1965649793" name="Imagem 6" descr="Uma imagem com texto, mapa, captura de ecrã, diagrama&#10;&#10;Os conteúdos gerados por IA podem estar incorretos."/>
@@ -7595,7 +7974,15 @@
         <w:spacing w:after="0" w:line="360" w:lineRule="auto"/>
       </w:pPr>
       <w:r>
-        <w:t>O Porto Comercial de Faro tem uma utilização pontual, enquanto o Porto de Portimão foca-se no setor de cruzeiros, recebendo navios de passageiros provenientes de portos como Lisboa, Funchal, Vigo, Cádiz e Gibraltar</w:t>
+        <w:t xml:space="preserve">O Porto Comercial de Faro tem uma utilização pontual, enquanto o Porto de Portimão foca-se no setor de cruzeiros, recebendo navios de passageiros provenientes de portos como Lisboa, Funchal, Vigo, </w:t>
+      </w:r>
+      <w:proofErr w:type="spellStart"/>
+      <w:r>
+        <w:t>Cádiz</w:t>
+      </w:r>
+      <w:proofErr w:type="spellEnd"/>
+      <w:r>
+        <w:t xml:space="preserve"> e Gibraltar</w:t>
       </w:r>
       <w:r>
         <w:t>.</w:t>
@@ -7606,7 +7993,15 @@
         <w:spacing w:after="0" w:line="360" w:lineRule="auto"/>
       </w:pPr>
       <w:r>
-        <w:t>Estes dados reforçam a relevância estratégica da APS na economia nacional, como principal hub logístico e energético português, com forte integração nos mercados internacionais</w:t>
+        <w:t xml:space="preserve">Estes dados reforçam a relevância estratégica da APS na economia nacional, como principal </w:t>
+      </w:r>
+      <w:proofErr w:type="spellStart"/>
+      <w:r>
+        <w:t>hub</w:t>
+      </w:r>
+      <w:proofErr w:type="spellEnd"/>
+      <w:r>
+        <w:t xml:space="preserve"> logístico e energético português, com forte integração nos mercados internacionais</w:t>
       </w:r>
       <w:r>
         <w:t xml:space="preserve"> </w:t>
@@ -7644,7 +8039,7 @@
           <w:szCs w:val="22"/>
         </w:rPr>
       </w:pPr>
-      <w:bookmarkStart w:id="15" w:name="_Toc214749516"/>
+      <w:bookmarkStart w:id="15" w:name="_Toc214752215"/>
       <w:r>
         <w:lastRenderedPageBreak/>
         <w:t xml:space="preserve">Parte II – </w:t>
@@ -7658,7 +8053,7 @@
       <w:pPr>
         <w:pStyle w:val="Ttulo2"/>
       </w:pPr>
-      <w:bookmarkStart w:id="16" w:name="_Toc214749517"/>
+      <w:bookmarkStart w:id="16" w:name="_Toc214752216"/>
       <w:r>
         <w:t>II.1 Organização</w:t>
       </w:r>
@@ -7678,7 +8073,7 @@
           <w:szCs w:val="22"/>
         </w:rPr>
       </w:pPr>
-      <w:bookmarkStart w:id="17" w:name="_Toc214749518"/>
+      <w:bookmarkStart w:id="17" w:name="_Toc214752217"/>
       <w:r>
         <w:rPr>
           <w:b/>
@@ -7958,7 +8353,7 @@
           <w:szCs w:val="22"/>
         </w:rPr>
       </w:pPr>
-      <w:bookmarkStart w:id="19" w:name="_Toc214749519"/>
+      <w:bookmarkStart w:id="19" w:name="_Toc214752218"/>
       <w:r>
         <w:rPr>
           <w:b/>
@@ -8168,7 +8563,7 @@
       <w:pPr>
         <w:pStyle w:val="Ttulo2"/>
       </w:pPr>
-      <w:bookmarkStart w:id="20" w:name="_Toc214749520"/>
+      <w:bookmarkStart w:id="20" w:name="_Toc214752219"/>
       <w:r>
         <w:t>II.2 Planeamento</w:t>
       </w:r>
@@ -8253,7 +8648,7 @@
           <w:szCs w:val="22"/>
         </w:rPr>
       </w:pPr>
-      <w:bookmarkStart w:id="21" w:name="_Toc214749521"/>
+      <w:bookmarkStart w:id="21" w:name="_Toc214752220"/>
       <w:r>
         <w:rPr>
           <w:b/>
@@ -8428,7 +8823,15 @@
           </w:tcPr>
           <w:p>
             <w:r>
-              <w:t>Reforçar o papel do Porto de Sines como hub logístico e energético do Atlântico.</w:t>
+              <w:t xml:space="preserve">Reforçar o papel do Porto de Sines como </w:t>
+            </w:r>
+            <w:proofErr w:type="spellStart"/>
+            <w:r>
+              <w:t>hub</w:t>
+            </w:r>
+            <w:proofErr w:type="spellEnd"/>
+            <w:r>
+              <w:t xml:space="preserve"> logístico e energético do Atlântico.</w:t>
             </w:r>
           </w:p>
         </w:tc>
@@ -8574,7 +8977,7 @@
           <w:szCs w:val="22"/>
         </w:rPr>
       </w:pPr>
-      <w:bookmarkStart w:id="22" w:name="_Toc214749522"/>
+      <w:bookmarkStart w:id="22" w:name="_Toc214752221"/>
       <w:r>
         <w:rPr>
           <w:b/>
@@ -8920,7 +9323,15 @@
           </w:tcPr>
           <w:p>
             <w:r>
-              <w:t>Expansão dos terminais, utilização de energias verdes, automação portuária e reforço da ligação ferroviária ao hinterland ibérico.</w:t>
+              <w:t xml:space="preserve">Expansão dos terminais, utilização de energias verdes, automação portuária e reforço da ligação ferroviária ao </w:t>
+            </w:r>
+            <w:proofErr w:type="spellStart"/>
+            <w:r>
+              <w:t>hinterland</w:t>
+            </w:r>
+            <w:proofErr w:type="spellEnd"/>
+            <w:r>
+              <w:t xml:space="preserve"> ibérico.</w:t>
             </w:r>
           </w:p>
         </w:tc>
@@ -8987,7 +9398,7 @@
           <w:szCs w:val="20"/>
         </w:rPr>
       </w:pPr>
-      <w:bookmarkStart w:id="23" w:name="_Toc214749523"/>
+      <w:bookmarkStart w:id="23" w:name="_Toc214752222"/>
       <w:r>
         <w:rPr>
           <w:b/>
@@ -9394,7 +9805,23 @@
           </w:tcPr>
           <w:p>
             <w:r>
-              <w:t>Desenvolvimento de sistema IoT e dashboard analítico</w:t>
+              <w:t xml:space="preserve">Desenvolvimento de sistema </w:t>
+            </w:r>
+            <w:proofErr w:type="spellStart"/>
+            <w:r>
+              <w:t>IoT</w:t>
+            </w:r>
+            <w:proofErr w:type="spellEnd"/>
+            <w:r>
+              <w:t xml:space="preserve"> e </w:t>
+            </w:r>
+            <w:proofErr w:type="spellStart"/>
+            <w:r>
+              <w:t>dashboard</w:t>
+            </w:r>
+            <w:proofErr w:type="spellEnd"/>
+            <w:r>
+              <w:t xml:space="preserve"> analítico</w:t>
             </w:r>
           </w:p>
         </w:tc>
@@ -9518,7 +9945,7 @@
           <w:szCs w:val="22"/>
         </w:rPr>
       </w:pPr>
-      <w:bookmarkStart w:id="24" w:name="_Toc214749524"/>
+      <w:bookmarkStart w:id="24" w:name="_Toc214752223"/>
       <w:r>
         <w:rPr>
           <w:b/>
@@ -9632,7 +10059,23 @@
         <w:ind w:left="360"/>
       </w:pPr>
       <w:r>
-        <w:t>A digitalização é uma prioridade tanto para a Estratégia Nacional para o Mar 2030 como para a agenda europeia dos Smart Ports, permitindo maior integração logística e competitividade.</w:t>
+        <w:t xml:space="preserve">A digitalização é uma prioridade tanto para a Estratégia Nacional para o Mar 2030 como para a agenda europeia dos </w:t>
+      </w:r>
+      <w:proofErr w:type="spellStart"/>
+      <w:r>
+        <w:t>Smart</w:t>
+      </w:r>
+      <w:proofErr w:type="spellEnd"/>
+      <w:r>
+        <w:t xml:space="preserve"> </w:t>
+      </w:r>
+      <w:proofErr w:type="spellStart"/>
+      <w:r>
+        <w:t>Ports</w:t>
+      </w:r>
+      <w:proofErr w:type="spellEnd"/>
+      <w:r>
+        <w:t>, permitindo maior integração logística e competitividade.</w:t>
       </w:r>
     </w:p>
     <w:p>
@@ -9685,7 +10128,15 @@
         <w:t xml:space="preserve">3. </w:t>
       </w:r>
       <w:r>
-        <w:t>Reforçar a cibersegurança e a proteção de dados nas infraestruturas digitais da APS.</w:t>
+        <w:t xml:space="preserve">Reforçar a </w:t>
+      </w:r>
+      <w:proofErr w:type="spellStart"/>
+      <w:r>
+        <w:t>cibersegurança</w:t>
+      </w:r>
+      <w:proofErr w:type="spellEnd"/>
+      <w:r>
+        <w:t xml:space="preserve"> e a proteção de dados nas infraestruturas digitais da APS.</w:t>
       </w:r>
     </w:p>
     <w:p>
@@ -9823,7 +10274,15 @@
               <w:t xml:space="preserve">1.1. </w:t>
             </w:r>
             <w:r>
-              <w:t>Implementar um sistema integrado de gestão documental e workflow digita</w:t>
+              <w:t xml:space="preserve">Implementar um sistema integrado de gestão documental e </w:t>
+            </w:r>
+            <w:proofErr w:type="spellStart"/>
+            <w:r>
+              <w:t>workflow</w:t>
+            </w:r>
+            <w:proofErr w:type="spellEnd"/>
+            <w:r>
+              <w:t xml:space="preserve"> digita</w:t>
             </w:r>
             <w:r>
               <w:t>l</w:t>
@@ -9879,7 +10338,31 @@
               <w:t xml:space="preserve"> </w:t>
             </w:r>
             <w:r>
-              <w:t>Criar plataforma interoperável de troca de dados (Port Community System)</w:t>
+              <w:t>Criar plataforma interoperável de troca de dados (</w:t>
+            </w:r>
+            <w:proofErr w:type="spellStart"/>
+            <w:r>
+              <w:t>Port</w:t>
+            </w:r>
+            <w:proofErr w:type="spellEnd"/>
+            <w:r>
+              <w:t xml:space="preserve"> </w:t>
+            </w:r>
+            <w:proofErr w:type="spellStart"/>
+            <w:r>
+              <w:t>Community</w:t>
+            </w:r>
+            <w:proofErr w:type="spellEnd"/>
+            <w:r>
+              <w:t xml:space="preserve"> </w:t>
+            </w:r>
+            <w:proofErr w:type="spellStart"/>
+            <w:r>
+              <w:t>System</w:t>
+            </w:r>
+            <w:proofErr w:type="spellEnd"/>
+            <w:r>
+              <w:t>)</w:t>
             </w:r>
           </w:p>
         </w:tc>
@@ -9907,7 +10390,15 @@
           </w:tcPr>
           <w:p>
             <w:r>
-              <w:t>Programadores, analistas de sistemas, servidores e APIs seguras</w:t>
+              <w:t xml:space="preserve">Programadores, analistas de sistemas, servidores e </w:t>
+            </w:r>
+            <w:proofErr w:type="spellStart"/>
+            <w:r>
+              <w:t>APIs</w:t>
+            </w:r>
+            <w:proofErr w:type="spellEnd"/>
+            <w:r>
+              <w:t xml:space="preserve"> seguras</w:t>
             </w:r>
           </w:p>
         </w:tc>
@@ -9924,7 +10415,15 @@
           </w:tcPr>
           <w:p>
             <w:r>
-              <w:t>3.1. Reforçar cibersegurança e boas práticas digitais</w:t>
+              <w:t xml:space="preserve">3.1. Reforçar </w:t>
+            </w:r>
+            <w:proofErr w:type="spellStart"/>
+            <w:r>
+              <w:t>cibersegurança</w:t>
+            </w:r>
+            <w:proofErr w:type="spellEnd"/>
+            <w:r>
+              <w:t xml:space="preserve"> e boas práticas digitais</w:t>
             </w:r>
           </w:p>
         </w:tc>
@@ -10015,11 +10514,12 @@
       </w:r>
     </w:p>
     <w:p/>
+    <w:p/>
     <w:p>
       <w:pPr>
         <w:pStyle w:val="Ttulo2"/>
       </w:pPr>
-      <w:bookmarkStart w:id="25" w:name="_Toc214749525"/>
+      <w:bookmarkStart w:id="25" w:name="_Toc214752224"/>
       <w:r>
         <w:t>II.3 Controlo e Sistemas de informação</w:t>
       </w:r>
@@ -10036,7 +10536,7 @@
           <w:szCs w:val="22"/>
         </w:rPr>
       </w:pPr>
-      <w:bookmarkStart w:id="26" w:name="_Toc214749526"/>
+      <w:bookmarkStart w:id="26" w:name="_Toc214752225"/>
       <w:r>
         <w:rPr>
           <w:b/>
@@ -10135,6 +10635,7 @@
           <w:b/>
           <w:bCs/>
         </w:rPr>
+        <w:lastRenderedPageBreak/>
         <w:t>2.</w:t>
       </w:r>
       <w:r>
@@ -10143,9 +10644,9 @@
     </w:p>
     <w:p>
       <w:r>
-        <w:lastRenderedPageBreak/>
         <w:t xml:space="preserve">Estes instrumentos são cruciais para o controlo estratégico e o </w:t>
       </w:r>
+      <w:proofErr w:type="spellStart"/>
       <w:r>
         <w:rPr>
           <w:i/>
@@ -10153,6 +10654,7 @@
         </w:rPr>
         <w:t>compliance</w:t>
       </w:r>
+      <w:proofErr w:type="spellEnd"/>
       <w:r>
         <w:t xml:space="preserve"> (cumprimento de normas) da APS.</w:t>
       </w:r>
@@ -10166,6 +10668,7 @@
       <w:r>
         <w:t xml:space="preserve">• Relatório de Sustentabilidade (Acompanhamento e </w:t>
       </w:r>
+      <w:proofErr w:type="spellStart"/>
       <w:r>
         <w:rPr>
           <w:i/>
@@ -10173,6 +10676,7 @@
         </w:rPr>
         <w:t>Spillovers</w:t>
       </w:r>
+      <w:proofErr w:type="spellEnd"/>
       <w:r>
         <w:t>): Este instrumento permite a identificação de um conjunto de impactos económicos, sociais e ambientais que influenciam o desenvolvimento do território. No caso do Controlo Económico, o relatório apresenta indicadores de desempenho financeiro, como o Resultado Líquido, EBITDA e o Valor Acrescentado Bruto.  A APS monitoriza a quantidade de combustível gasto para calcular o total de emissões de gases com efeito de estufa, em toneladas equivalentes de CO2, a qualidade dos ambientes marinhos e realiza auditorias anuais aos concessionários e licenciados para garantir o cumprimento de requisitos legais e operacionais relacionados com o ambiente e a segurança, constituindo Controlo Ambiental.</w:t>
       </w:r>
@@ -10225,7 +10729,15 @@
         <w:t xml:space="preserve"> </w:t>
       </w:r>
       <w:r>
-        <w:t>Promover a comunicação top-down-top, incentivando os trabalhadores a transmitir recomendações ao conselho de administração</w:t>
+        <w:t>Promover a comunicação top-</w:t>
+      </w:r>
+      <w:proofErr w:type="spellStart"/>
+      <w:r>
+        <w:t>down</w:t>
+      </w:r>
+      <w:proofErr w:type="spellEnd"/>
+      <w:r>
+        <w:t>-top, incentivando os trabalhadores a transmitir recomendações ao conselho de administração</w:t>
       </w:r>
       <w:r>
         <w:t>.</w:t>
@@ -10250,16 +10762,48 @@
     </w:p>
     <w:p>
       <w:r>
-        <w:t>• Controlo Técnico Geofísico: O processamento (software RadExPro) e interpretação de dados sísmicos (Kingdom Advanced) da plataforma costeira contígua ao Porto de Sines são cruciais para a caracterização da subsuperfície, sendo o controlo de qualidade uma etapa essencial no processamento sísmico.</w:t>
-      </w:r>
-    </w:p>
-    <w:p>
-      <w:r>
-        <w:t>• Integração e Planeamento: O software ArcGIS Pro é utilizado para integrar a informação das cartas geológicas e a localização das linhas sísmicas em ambiente de Informação Geográfica. Os</w:t>
-      </w:r>
+        <w:t xml:space="preserve">• Controlo Técnico Geofísico: O processamento (software </w:t>
+      </w:r>
+      <w:proofErr w:type="spellStart"/>
+      <w:r>
+        <w:t>RadExPro</w:t>
+      </w:r>
+      <w:proofErr w:type="spellEnd"/>
+      <w:r>
+        <w:t>) e interpretação de dados sísmicos (</w:t>
+      </w:r>
+      <w:proofErr w:type="spellStart"/>
+      <w:r>
+        <w:t>Kingdom</w:t>
+      </w:r>
+      <w:proofErr w:type="spellEnd"/>
       <w:r>
         <w:t xml:space="preserve"> </w:t>
       </w:r>
+      <w:proofErr w:type="spellStart"/>
+      <w:r>
+        <w:t>Advanced</w:t>
+      </w:r>
+      <w:proofErr w:type="spellEnd"/>
+      <w:r>
+        <w:t>) da plataforma costeira contígua ao Porto de Sines são cruciais para a caracterização da subsuperfície, sendo o controlo de qualidade uma etapa essencial no processamento sísmico.</w:t>
+      </w:r>
+    </w:p>
+    <w:p>
+      <w:r>
+        <w:t xml:space="preserve">• Integração e Planeamento: O software </w:t>
+      </w:r>
+      <w:proofErr w:type="spellStart"/>
+      <w:r>
+        <w:t>ArcGIS</w:t>
+      </w:r>
+      <w:proofErr w:type="spellEnd"/>
+      <w:r>
+        <w:t xml:space="preserve"> Pro é utilizado para integrar a informação das cartas geológicas e a localização das linhas sísmicas em ambiente de Informação Geográfica. Os</w:t>
+      </w:r>
+      <w:r>
+        <w:t xml:space="preserve"> </w:t>
+      </w:r>
       <w:r>
         <w:t>SIG são considerados um aspeto físico do desenvolvimento regional, abrangendo a ordenação do território.</w:t>
       </w:r>
@@ -10321,6 +10865,7 @@
         <w:rPr>
           <w:u w:val="single"/>
         </w:rPr>
+        <w:lastRenderedPageBreak/>
         <w:t>Propostas de melhoria:</w:t>
       </w:r>
       <w:r>
@@ -10329,13 +10874,51 @@
     </w:p>
     <w:p>
       <w:r>
-        <w:lastRenderedPageBreak/>
-        <w:t>4. Instrumentos de Controlo no Planeamento da Transição Energética</w:t>
-      </w:r>
-    </w:p>
-    <w:p>
-      <w:r>
-        <w:t>O Porto de Sines está em fase de transição energética, utilizando vários instrumentos de planeamento e controlo para atingir os objetivos de descarbonização. O Plano Estratégico e Metas de Consumo, a Avaliação de Potencial Fotovoltaico em Áreas R⁴ (Rooftops, Roads, Railways e Reservoirs e a Avaliação Económico-Financeira dos Investimentos são os instrumentos de controlo de gestão no Porto de Sines. Estes instrumentos abrangem desde as análises técnicas de eficiência energética (Auditorias) e a monitorização geofísica (SIG e software especializado), até ao controlo estratégico do desempenho sustentável (Relatório de Sustentabilidade e Certificações ISO) e a medição da viabilidade técnico-económica de futuros investimentos (NPV, TIR, LCOE).</w:t>
+        <w:rPr>
+          <w:b/>
+          <w:bCs/>
+        </w:rPr>
+        <w:t>4.</w:t>
+      </w:r>
+      <w:r>
+        <w:t xml:space="preserve"> Instrumentos de Controlo no Planeamento da Transição Energética</w:t>
+      </w:r>
+    </w:p>
+    <w:p>
+      <w:r>
+        <w:t>O Porto de Sines está em fase de transição energética, utilizando vários instrumentos de planeamento e controlo para atingir os objetivos de descarbonização. O Plano Estratégico e Metas de Consumo, a Avaliação de Potencial Fotovoltaico em Áreas R⁴ (</w:t>
+      </w:r>
+      <w:proofErr w:type="spellStart"/>
+      <w:r>
+        <w:t>Rooftops</w:t>
+      </w:r>
+      <w:proofErr w:type="spellEnd"/>
+      <w:r>
+        <w:t xml:space="preserve">, </w:t>
+      </w:r>
+      <w:proofErr w:type="spellStart"/>
+      <w:r>
+        <w:t>Roads</w:t>
+      </w:r>
+      <w:proofErr w:type="spellEnd"/>
+      <w:r>
+        <w:t xml:space="preserve">, </w:t>
+      </w:r>
+      <w:proofErr w:type="spellStart"/>
+      <w:r>
+        <w:t>Railways</w:t>
+      </w:r>
+      <w:proofErr w:type="spellEnd"/>
+      <w:r>
+        <w:t xml:space="preserve"> e </w:t>
+      </w:r>
+      <w:proofErr w:type="spellStart"/>
+      <w:r>
+        <w:t>Reservoirs</w:t>
+      </w:r>
+      <w:proofErr w:type="spellEnd"/>
+      <w:r>
+        <w:t xml:space="preserve"> e a Avaliação Económico-Financeira dos Investimentos são os instrumentos de controlo de gestão no Porto de Sines. Estes instrumentos abrangem desde as análises técnicas de eficiência energética (Auditorias) e a monitorização geofísica (SIG e software especializado), até ao controlo estratégico do desempenho sustentável (Relatório de Sustentabilidade e Certificações ISO) e a medição da viabilidade técnico-económica de futuros investimentos (NPV, TIR, LCOE).</w:t>
       </w:r>
       <w:bookmarkEnd w:id="27"/>
     </w:p>
@@ -10350,7 +10933,7 @@
           <w:szCs w:val="22"/>
         </w:rPr>
       </w:pPr>
-      <w:bookmarkStart w:id="28" w:name="_Toc214749527"/>
+      <w:bookmarkStart w:id="28" w:name="_Toc214752226"/>
       <w:r>
         <w:rPr>
           <w:b/>
@@ -10378,6 +10961,7 @@
       <w:r>
         <w:t xml:space="preserve">O Volume de Carga Contentorizada Movimentada é um KPI Operacional porque mede o resultado direto da atividade de movimentação de mercadorias, que é o cerne da operação. Este KPI é fundamental para o controlo da capacidade e eficiência do terminal, pois monitoriza uma Atividade/Processo, mais especificamente a Produtividade do Terminal e a sua capacidade de </w:t>
       </w:r>
+      <w:proofErr w:type="spellStart"/>
       <w:r>
         <w:rPr>
           <w:i/>
@@ -10385,12 +10969,13 @@
         </w:rPr>
         <w:t>throughput</w:t>
       </w:r>
-      <w:r>
-        <w:t xml:space="preserve">. O seu propósito é quantificar o volume de carga manuseada pelo Terminal XXI, sendo a unidade padrão TEU utilizada para calcular o volume de carga. É também usado para medir o peso do TXXI no contexto nacional. A sua lógica de cálculo é o número total de contentores de 20 pés (ou seu equivalente) movimentados no porto durante um período específico. Este KPI é de extrema relevância, uma vez que o Porto de Sines é o porto </w:t>
+      <w:proofErr w:type="spellEnd"/>
+      <w:r>
+        <w:t xml:space="preserve">. O seu propósito é quantificar o volume de carga manuseada pelo Terminal XXI, sendo a unidade padrão TEU utilizada para calcular o volume de carga. É também usado para medir o peso do TXXI no contexto nacional. A sua lógica </w:t>
       </w:r>
       <w:r>
         <w:lastRenderedPageBreak/>
-        <w:t>com o maior crescimento no transporte de contentores e líder nacional na quantidade de mercadorias movimentadas. O acompanhamento deste volume é vital para medir o impacto das obras de ampliação realizadas no terminal e para consolidar o posicionamento de Sines como referência ibérica, europeia e mundial.</w:t>
+        <w:t>de cálculo é o número total de contentores de 20 pés (ou seu equivalente) movimentados no porto durante um período específico. Este KPI é de extrema relevância, uma vez que o Porto de Sines é o porto com o maior crescimento no transporte de contentores e líder nacional na quantidade de mercadorias movimentadas. O acompanhamento deste volume é vital para medir o impacto das obras de ampliação realizadas no terminal e para consolidar o posicionamento de Sines como referência ibérica, europeia e mundial.</w:t>
       </w:r>
       <w:bookmarkEnd w:id="29"/>
     </w:p>
@@ -10405,7 +10990,7 @@
           <w:szCs w:val="22"/>
         </w:rPr>
       </w:pPr>
-      <w:bookmarkStart w:id="30" w:name="_Toc214749528"/>
+      <w:bookmarkStart w:id="30" w:name="_Toc214752227"/>
       <w:r>
         <w:rPr>
           <w:b/>
@@ -10457,11 +11042,19 @@
           <w:rFonts w:asciiTheme="minorHAnsi" w:hAnsiTheme="minorHAnsi" w:cstheme="minorHAnsi"/>
         </w:rPr>
       </w:pPr>
-      <w:r>
-        <w:rPr>
-          <w:rFonts w:asciiTheme="minorHAnsi" w:hAnsiTheme="minorHAnsi" w:cstheme="minorHAnsi"/>
-        </w:rPr>
-        <w:t>ArcGIS Pro - Utilizado para integrar a informação das cartas geológicas</w:t>
+      <w:proofErr w:type="spellStart"/>
+      <w:r>
+        <w:rPr>
+          <w:rFonts w:asciiTheme="minorHAnsi" w:hAnsiTheme="minorHAnsi" w:cstheme="minorHAnsi"/>
+        </w:rPr>
+        <w:t>ArcGIS</w:t>
+      </w:r>
+      <w:proofErr w:type="spellEnd"/>
+      <w:r>
+        <w:rPr>
+          <w:rFonts w:asciiTheme="minorHAnsi" w:hAnsiTheme="minorHAnsi" w:cstheme="minorHAnsi"/>
+        </w:rPr>
+        <w:t xml:space="preserve"> Pro - Utilizado para integrar a informação das cartas geológicas</w:t>
       </w:r>
     </w:p>
     <w:p>
@@ -10475,11 +11068,19 @@
           <w:rFonts w:asciiTheme="minorHAnsi" w:hAnsiTheme="minorHAnsi" w:cstheme="minorHAnsi"/>
         </w:rPr>
       </w:pPr>
-      <w:r>
-        <w:rPr>
-          <w:rFonts w:asciiTheme="minorHAnsi" w:hAnsiTheme="minorHAnsi" w:cstheme="minorHAnsi"/>
-        </w:rPr>
-        <w:t xml:space="preserve">RadExPro - Software de Processamento Sísmico </w:t>
+      <w:proofErr w:type="spellStart"/>
+      <w:r>
+        <w:rPr>
+          <w:rFonts w:asciiTheme="minorHAnsi" w:hAnsiTheme="minorHAnsi" w:cstheme="minorHAnsi"/>
+        </w:rPr>
+        <w:t>RadExPro</w:t>
+      </w:r>
+      <w:proofErr w:type="spellEnd"/>
+      <w:r>
+        <w:rPr>
+          <w:rFonts w:asciiTheme="minorHAnsi" w:hAnsiTheme="minorHAnsi" w:cstheme="minorHAnsi"/>
+        </w:rPr>
+        <w:t xml:space="preserve"> - Software de Processamento Sísmico </w:t>
       </w:r>
     </w:p>
     <w:p>
@@ -10493,11 +11094,33 @@
           <w:rFonts w:asciiTheme="minorHAnsi" w:hAnsiTheme="minorHAnsi" w:cstheme="minorHAnsi"/>
         </w:rPr>
       </w:pPr>
-      <w:r>
-        <w:rPr>
-          <w:rFonts w:asciiTheme="minorHAnsi" w:hAnsiTheme="minorHAnsi" w:cstheme="minorHAnsi"/>
-        </w:rPr>
-        <w:t>Kingdom Advanced - interpretação sismo-estratigráfica e estrutural das linhas sísmicas</w:t>
+      <w:proofErr w:type="spellStart"/>
+      <w:r>
+        <w:rPr>
+          <w:rFonts w:asciiTheme="minorHAnsi" w:hAnsiTheme="minorHAnsi" w:cstheme="minorHAnsi"/>
+        </w:rPr>
+        <w:t>Kingdom</w:t>
+      </w:r>
+      <w:proofErr w:type="spellEnd"/>
+      <w:r>
+        <w:rPr>
+          <w:rFonts w:asciiTheme="minorHAnsi" w:hAnsiTheme="minorHAnsi" w:cstheme="minorHAnsi"/>
+        </w:rPr>
+        <w:t xml:space="preserve"> </w:t>
+      </w:r>
+      <w:proofErr w:type="spellStart"/>
+      <w:r>
+        <w:rPr>
+          <w:rFonts w:asciiTheme="minorHAnsi" w:hAnsiTheme="minorHAnsi" w:cstheme="minorHAnsi"/>
+        </w:rPr>
+        <w:t>Advanced</w:t>
+      </w:r>
+      <w:proofErr w:type="spellEnd"/>
+      <w:r>
+        <w:rPr>
+          <w:rFonts w:asciiTheme="minorHAnsi" w:hAnsiTheme="minorHAnsi" w:cstheme="minorHAnsi"/>
+        </w:rPr>
+        <w:t xml:space="preserve"> - interpretação sismo-estratigráfica e estrutural das linhas sísmicas</w:t>
       </w:r>
     </w:p>
     <w:p>
@@ -10518,12 +11141,36 @@
         <w:rPr>
           <w:u w:val="single"/>
         </w:rPr>
-        <w:t>Sistemas de Gestão de Processos e Compliance</w:t>
-      </w:r>
-    </w:p>
-    <w:p>
-      <w:r>
-        <w:t>Embora não sejam ERPs ou CRMs tradicionais, estes sistemas controlam os processos e o cumprimento normativo da organização</w:t>
+        <w:t xml:space="preserve">Sistemas de Gestão de Processos e </w:t>
+      </w:r>
+      <w:proofErr w:type="spellStart"/>
+      <w:r>
+        <w:rPr>
+          <w:u w:val="single"/>
+        </w:rPr>
+        <w:t>Compliance</w:t>
+      </w:r>
+      <w:proofErr w:type="spellEnd"/>
+    </w:p>
+    <w:p>
+      <w:r>
+        <w:t xml:space="preserve">Embora não sejam </w:t>
+      </w:r>
+      <w:proofErr w:type="spellStart"/>
+      <w:r>
+        <w:t>ERPs</w:t>
+      </w:r>
+      <w:proofErr w:type="spellEnd"/>
+      <w:r>
+        <w:t xml:space="preserve"> ou </w:t>
+      </w:r>
+      <w:proofErr w:type="spellStart"/>
+      <w:r>
+        <w:t>CRMs</w:t>
+      </w:r>
+      <w:proofErr w:type="spellEnd"/>
+      <w:r>
+        <w:t xml:space="preserve"> tradicionais, estes sistemas controlam os processos e o cumprimento normativo da organização</w:t>
       </w:r>
       <w:r>
         <w:t>:</w:t>
@@ -10562,8 +11209,16 @@
         <w:rPr>
           <w:rFonts w:asciiTheme="minorHAnsi" w:hAnsiTheme="minorHAnsi" w:cstheme="minorHAnsi"/>
         </w:rPr>
-        <w:t>Plano de Prevenção de Riscos de Compliance</w:t>
-      </w:r>
+        <w:t xml:space="preserve">Plano de Prevenção de Riscos de </w:t>
+      </w:r>
+      <w:proofErr w:type="spellStart"/>
+      <w:r>
+        <w:rPr>
+          <w:rFonts w:asciiTheme="minorHAnsi" w:hAnsiTheme="minorHAnsi" w:cstheme="minorHAnsi"/>
+        </w:rPr>
+        <w:t>Compliance</w:t>
+      </w:r>
+      <w:proofErr w:type="spellEnd"/>
     </w:p>
     <w:p>
       <w:pPr>
@@ -10644,6 +11299,7 @@
       <w:r>
         <w:t xml:space="preserve">A utilização destes sistemas de informação especializados implica que a APS e os seus </w:t>
       </w:r>
+      <w:proofErr w:type="spellStart"/>
       <w:r>
         <w:rPr>
           <w:i/>
@@ -10651,6 +11307,7 @@
         </w:rPr>
         <w:t>stakeholders</w:t>
       </w:r>
+      <w:proofErr w:type="spellEnd"/>
       <w:r>
         <w:t xml:space="preserve"> se concentrem na melhoria da competitividade e produtividade, no controlo de riscos e expansão de infraestruturas, na eficiência na cadeia de abastecimentos (SCM Implícito) e na gestão ambiental e </w:t>
       </w:r>
@@ -10659,8 +11316,17 @@
           <w:i/>
           <w:iCs/>
         </w:rPr>
-        <w:t>Green Transition</w:t>
-      </w:r>
+        <w:t xml:space="preserve">Green </w:t>
+      </w:r>
+      <w:proofErr w:type="spellStart"/>
+      <w:r>
+        <w:rPr>
+          <w:i/>
+          <w:iCs/>
+        </w:rPr>
+        <w:t>Transition</w:t>
+      </w:r>
+      <w:proofErr w:type="spellEnd"/>
       <w:r>
         <w:t>.</w:t>
       </w:r>
@@ -10675,8 +11341,9 @@
           <w:color w:val="EE0000"/>
         </w:rPr>
       </w:pPr>
-      <w:bookmarkStart w:id="32" w:name="_Toc214749529"/>
-      <w:r>
+      <w:bookmarkStart w:id="32" w:name="_Toc214752228"/>
+      <w:r>
+        <w:lastRenderedPageBreak/>
         <w:t>II.</w:t>
       </w:r>
       <w:r>
@@ -10685,356 +11352,209 @@
       <w:r>
         <w:t>4 Direção e Gestão de Pessoas</w:t>
       </w:r>
-      <w:r>
-        <w:t xml:space="preserve"> --- </w:t>
-      </w:r>
-      <w:r>
-        <w:rPr>
-          <w:color w:val="EE0000"/>
-        </w:rPr>
-        <w:t>(3.7.</w:t>
-      </w:r>
-      <w:r>
-        <w:rPr>
-          <w:color w:val="EE0000"/>
-        </w:rPr>
-        <w:t>4</w:t>
-      </w:r>
-      <w:r>
-        <w:rPr>
-          <w:color w:val="EE0000"/>
-        </w:rPr>
-        <w:t xml:space="preserve"> a 3.7.</w:t>
-      </w:r>
-      <w:r>
-        <w:rPr>
-          <w:color w:val="EE0000"/>
-        </w:rPr>
-        <w:t>6</w:t>
-      </w:r>
-      <w:r>
-        <w:rPr>
-          <w:color w:val="EE0000"/>
-        </w:rPr>
-        <w:t>)</w:t>
-      </w:r>
       <w:bookmarkEnd w:id="32"/>
     </w:p>
     <w:p>
       <w:pPr>
-        <w:pStyle w:val="Ttulo1"/>
-      </w:pPr>
-      <w:bookmarkStart w:id="33" w:name="_Toc214749530"/>
-      <w:r>
-        <w:lastRenderedPageBreak/>
-        <w:t>3.7.4</w:t>
-      </w:r>
-      <w:bookmarkEnd w:id="33"/>
-      <w:r>
-        <w:t xml:space="preserve"> </w:t>
-      </w:r>
-    </w:p>
-    <w:p>
-      <w:r>
-        <w:t>Liderança Meritocrática e Participativa, sendo esta orientada para o desenvolvimento e melhoria contínua. Este estilo manifesta-se no foco nas competências internas e na promoção da participação dos trabalhadores para otimização de processos:</w:t>
-      </w:r>
-    </w:p>
-    <w:p>
-      <w:r>
-        <w:t>• Orientação para a Competência: Na seleção de recursos humanos, a APS não privilegia o recrutamento de residentes no concelho de Sines, preocupando-se essencialmente com as competências dos trabalhadores selecionados.</w:t>
-      </w:r>
-    </w:p>
-    <w:p>
-      <w:r>
-        <w:t>• Comunicação Vertical e Participação: A APS possibilita mecanismos para que os trabalhadores possam transmitir recomendações ao conselho de administração, privilegiando-se a comunicação vertical. Esta abertura visa a melhoria contínua dos processos através da participação de todos os trabalhadores.</w:t>
-      </w:r>
-    </w:p>
-    <w:p>
-      <w:r>
-        <w:t>• Foco no Desenvolvimento: A liderança apoia o desenvolvimento humano através de um processo de formação profissional, visando potenciar todos os trabalhadores para o aumento de competências subjacentes às tarefas desempenhadas ou a desempenhar.</w:t>
-      </w:r>
-    </w:p>
-    <w:p>
-      <w:r>
-        <w:t>• Liderança Social: A APS procura realizar ações voluntárias junto da sociedade com o objetivo de potenciar aspetos positivos e ir ao encontro de eventuais problemas.</w:t>
-      </w:r>
-    </w:p>
-    <w:p/>
-    <w:p>
-      <w:pPr>
-        <w:pStyle w:val="Ttulo1"/>
-      </w:pPr>
-      <w:bookmarkStart w:id="34" w:name="_Toc214749531"/>
-      <w:r>
-        <w:t>3.7.5</w:t>
-      </w:r>
-      <w:bookmarkEnd w:id="34"/>
-      <w:r>
-        <w:t xml:space="preserve"> </w:t>
-      </w:r>
-    </w:p>
-    <w:p>
-      <w:r>
-        <w:t xml:space="preserve">As fontes </w:t>
-      </w:r>
-      <w:r>
-        <w:t>referem</w:t>
-      </w:r>
-      <w:r>
-        <w:t xml:space="preserve"> várias práticas de gestão de recursos humanos e </w:t>
-      </w:r>
-      <w:r>
-        <w:t>administração</w:t>
-      </w:r>
-      <w:r>
-        <w:t xml:space="preserve"> interna adotadas pela Administração do Porto de Sines (APS), que funcionam como fatores motivacionais e de higiene, apoiando o desempenho e a cultura organizacional</w:t>
-      </w:r>
-      <w:r>
-        <w:t>:</w:t>
-      </w:r>
-    </w:p>
-    <w:p>
-      <w:pPr>
+        <w:pStyle w:val="Ttulo3"/>
         <w:rPr>
           <w:b/>
           <w:bCs/>
-        </w:rPr>
-      </w:pPr>
+          <w:color w:val="auto"/>
+          <w:sz w:val="22"/>
+          <w:szCs w:val="22"/>
+        </w:rPr>
+      </w:pPr>
+      <w:bookmarkStart w:id="33" w:name="_Toc214752229"/>
       <w:r>
         <w:rPr>
           <w:b/>
           <w:bCs/>
-        </w:rPr>
-        <w:t>Desenvolvimento e valorização profissional</w:t>
-      </w:r>
-    </w:p>
-    <w:p>
-      <w:r>
-        <w:t>- f</w:t>
-      </w:r>
-      <w:r>
-        <w:t xml:space="preserve">ormação </w:t>
-      </w:r>
-      <w:r>
-        <w:t>p</w:t>
-      </w:r>
-      <w:r>
-        <w:t xml:space="preserve">rofissional </w:t>
-      </w:r>
-      <w:r>
-        <w:t>c</w:t>
-      </w:r>
-      <w:r>
-        <w:t>ontínua</w:t>
-      </w:r>
-    </w:p>
-    <w:p>
-      <w:r>
-        <w:t>- c</w:t>
-      </w:r>
-      <w:r>
-        <w:t>omunicação e Participação Vertical (Top-Down-Top)</w:t>
-      </w:r>
-    </w:p>
-    <w:p>
-      <w:pPr>
+          <w:color w:val="auto"/>
+          <w:sz w:val="22"/>
+          <w:szCs w:val="22"/>
+        </w:rPr>
+        <w:t>3.7.4</w:t>
+      </w:r>
+      <w:bookmarkEnd w:id="33"/>
+      <w:r>
         <w:rPr>
           <w:b/>
           <w:bCs/>
-        </w:rPr>
-      </w:pPr>
-      <w:r>
+          <w:color w:val="auto"/>
+          <w:sz w:val="22"/>
+          <w:szCs w:val="22"/>
+        </w:rPr>
+        <w:t xml:space="preserve"> </w:t>
+      </w:r>
+    </w:p>
+    <w:p>
+      <w:r>
+        <w:t>Liderança Meritocrática e Participativa, sendo esta orientada para o desenvolvimento e melhoria contínua. Este estilo manifesta-se no foco nas competências internas e na promoção da participação dos trabalhadores para otimização de processos:</w:t>
+      </w:r>
+    </w:p>
+    <w:p>
+      <w:pPr>
+        <w:pStyle w:val="PargrafodaLista"/>
+        <w:numPr>
+          <w:ilvl w:val="0"/>
+          <w:numId w:val="30"/>
+        </w:numPr>
+        <w:rPr>
+          <w:rFonts w:asciiTheme="minorHAnsi" w:hAnsiTheme="minorHAnsi" w:cstheme="minorHAnsi"/>
+        </w:rPr>
+      </w:pPr>
+      <w:r>
+        <w:rPr>
+          <w:rFonts w:asciiTheme="minorHAnsi" w:hAnsiTheme="minorHAnsi" w:cstheme="minorHAnsi"/>
+          <w:u w:val="single"/>
+        </w:rPr>
+        <w:t>Orientação para a Competência:</w:t>
+      </w:r>
+      <w:r>
+        <w:rPr>
+          <w:rFonts w:asciiTheme="minorHAnsi" w:hAnsiTheme="minorHAnsi" w:cstheme="minorHAnsi"/>
+        </w:rPr>
+        <w:t xml:space="preserve"> Na seleção de recursos humanos, a APS não privilegia o recrutamento de residentes no concelho de Sines, preocupando-se essencialmente com as competências dos trabalhadores selecionados.</w:t>
+      </w:r>
+    </w:p>
+    <w:p>
+      <w:pPr>
+        <w:pStyle w:val="PargrafodaLista"/>
+        <w:numPr>
+          <w:ilvl w:val="0"/>
+          <w:numId w:val="30"/>
+        </w:numPr>
+        <w:rPr>
+          <w:rFonts w:asciiTheme="minorHAnsi" w:hAnsiTheme="minorHAnsi" w:cstheme="minorHAnsi"/>
+        </w:rPr>
+      </w:pPr>
+      <w:r>
+        <w:rPr>
+          <w:rFonts w:asciiTheme="minorHAnsi" w:hAnsiTheme="minorHAnsi" w:cstheme="minorHAnsi"/>
+          <w:u w:val="single"/>
+        </w:rPr>
+        <w:t>Comunicação Vertical e Participação:</w:t>
+      </w:r>
+      <w:r>
+        <w:rPr>
+          <w:rFonts w:asciiTheme="minorHAnsi" w:hAnsiTheme="minorHAnsi" w:cstheme="minorHAnsi"/>
+        </w:rPr>
+        <w:t xml:space="preserve"> A APS possibilita mecanismos para que os trabalhadores possam transmitir recomendações ao conselho de administração, privilegiando-se a comunicação vertical. Esta abertura visa a melhoria contínua dos processos através da participação de todos os trabalhadores.</w:t>
+      </w:r>
+    </w:p>
+    <w:p>
+      <w:pPr>
+        <w:pStyle w:val="PargrafodaLista"/>
+        <w:numPr>
+          <w:ilvl w:val="0"/>
+          <w:numId w:val="30"/>
+        </w:numPr>
+        <w:rPr>
+          <w:rFonts w:asciiTheme="minorHAnsi" w:hAnsiTheme="minorHAnsi" w:cstheme="minorHAnsi"/>
+        </w:rPr>
+      </w:pPr>
+      <w:r>
+        <w:rPr>
+          <w:rFonts w:asciiTheme="minorHAnsi" w:hAnsiTheme="minorHAnsi" w:cstheme="minorHAnsi"/>
+          <w:u w:val="single"/>
+        </w:rPr>
+        <w:t>Foco no Desenvolvimento:</w:t>
+      </w:r>
+      <w:r>
+        <w:rPr>
+          <w:rFonts w:asciiTheme="minorHAnsi" w:hAnsiTheme="minorHAnsi" w:cstheme="minorHAnsi"/>
+        </w:rPr>
+        <w:t xml:space="preserve"> A liderança apoia o desenvolvimento humano através de um processo de formação profissional, visando potenciar todos os trabalhadores para o aumento de competências subjacentes às tarefas desempenhadas ou a desempenhar.</w:t>
+      </w:r>
+    </w:p>
+    <w:p>
+      <w:pPr>
+        <w:pStyle w:val="PargrafodaLista"/>
+        <w:numPr>
+          <w:ilvl w:val="0"/>
+          <w:numId w:val="30"/>
+        </w:numPr>
+        <w:rPr>
+          <w:rFonts w:asciiTheme="minorHAnsi" w:hAnsiTheme="minorHAnsi" w:cstheme="minorHAnsi"/>
+        </w:rPr>
+      </w:pPr>
+      <w:r>
+        <w:rPr>
+          <w:rFonts w:asciiTheme="minorHAnsi" w:hAnsiTheme="minorHAnsi" w:cstheme="minorHAnsi"/>
+          <w:u w:val="single"/>
+        </w:rPr>
+        <w:t>Liderança Social:</w:t>
+      </w:r>
+      <w:r>
+        <w:rPr>
+          <w:rFonts w:asciiTheme="minorHAnsi" w:hAnsiTheme="minorHAnsi" w:cstheme="minorHAnsi"/>
+        </w:rPr>
+        <w:t xml:space="preserve"> A APS procura realizar ações voluntárias junto da sociedade com o objetivo de potenciar aspetos positivos e ir ao encontro de eventuais problemas.</w:t>
+      </w:r>
+    </w:p>
+    <w:p>
+      <w:pPr>
+        <w:pStyle w:val="Ttulo3"/>
         <w:rPr>
           <w:b/>
           <w:bCs/>
-        </w:rPr>
-        <w:t xml:space="preserve">Higiene, </w:t>
-      </w:r>
+          <w:color w:val="auto"/>
+          <w:sz w:val="22"/>
+          <w:szCs w:val="22"/>
+        </w:rPr>
+      </w:pPr>
+      <w:bookmarkStart w:id="34" w:name="_Toc214752230"/>
       <w:r>
         <w:rPr>
           <w:b/>
           <w:bCs/>
-          <w:i/>
-          <w:iCs/>
-        </w:rPr>
-        <w:t>Compliance</w:t>
-      </w:r>
+          <w:color w:val="auto"/>
+          <w:sz w:val="22"/>
+          <w:szCs w:val="22"/>
+        </w:rPr>
+        <w:t>3.7.5</w:t>
+      </w:r>
+      <w:bookmarkEnd w:id="34"/>
       <w:r>
         <w:rPr>
           <w:b/>
           <w:bCs/>
-        </w:rPr>
-        <w:t xml:space="preserve"> e Equidade</w:t>
-      </w:r>
-    </w:p>
-    <w:p>
-      <w:r>
-        <w:t>- re</w:t>
-      </w:r>
-      <w:r>
-        <w:t xml:space="preserve">crutamento </w:t>
-      </w:r>
-      <w:r>
-        <w:t>b</w:t>
-      </w:r>
-      <w:r>
-        <w:t xml:space="preserve">aseado em </w:t>
-      </w:r>
-      <w:r>
-        <w:t>c</w:t>
-      </w:r>
-      <w:r>
-        <w:t>ompetências</w:t>
-      </w:r>
-    </w:p>
-    <w:p>
-      <w:r>
-        <w:t>- s</w:t>
-      </w:r>
-      <w:r>
-        <w:t xml:space="preserve">egurança, </w:t>
-      </w:r>
-      <w:r>
-        <w:t>s</w:t>
-      </w:r>
-      <w:r>
-        <w:t xml:space="preserve">aúde e </w:t>
-      </w:r>
-      <w:r>
-        <w:t>c</w:t>
-      </w:r>
-      <w:r>
-        <w:t xml:space="preserve">obertura </w:t>
-      </w:r>
-      <w:r>
-        <w:t>s</w:t>
-      </w:r>
-      <w:r>
-        <w:t>ocial</w:t>
-      </w:r>
-    </w:p>
-    <w:p>
-      <w:r>
-        <w:t>- r</w:t>
-      </w:r>
-      <w:r>
-        <w:t xml:space="preserve">epresentação nas </w:t>
-      </w:r>
-      <w:r>
-        <w:t>c</w:t>
-      </w:r>
-      <w:r>
-        <w:t xml:space="preserve">omissões de </w:t>
-      </w:r>
-      <w:r>
-        <w:t>s</w:t>
-      </w:r>
-      <w:r>
-        <w:t>egurança</w:t>
-      </w:r>
-    </w:p>
-    <w:p>
-      <w:r>
-        <w:t>- c</w:t>
-      </w:r>
-      <w:r>
-        <w:t xml:space="preserve">ódigo de </w:t>
-      </w:r>
-      <w:r>
-        <w:t>é</w:t>
-      </w:r>
-      <w:r>
-        <w:t xml:space="preserve">tica e </w:t>
-      </w:r>
-      <w:r>
-        <w:t>c</w:t>
-      </w:r>
-      <w:r>
-        <w:t>onduta</w:t>
-      </w:r>
-    </w:p>
-    <w:p>
-      <w:r>
-        <w:lastRenderedPageBreak/>
-        <w:t>Estas práticas têm impacto no desempenho e na eficácia geral dado que existe um aumento de competências proveniente da formação profissional contínua e uma melhoria contínua de processos oriunda da comunicação vertical.</w:t>
-      </w:r>
-    </w:p>
-    <w:p>
-      <w:r>
-        <w:t xml:space="preserve">Em termos de cultura organizacional, verifica-se que o </w:t>
-      </w:r>
-      <w:r>
-        <w:t>código de ética e de conduta estabelece uma cultura de transparência e justiça</w:t>
-      </w:r>
-      <w:r>
-        <w:t>. As práticas de ações voluntárias junto da sociedade e de desenvolvimento sustentável oferece exemplos de cultura de responsabilidade social.</w:t>
-      </w:r>
-    </w:p>
-    <w:p>
-      <w:r>
-        <w:t>Embora as fontes não quantifiquem a taxa de retenção, as práticas de higiene e segurança funcionam como importantes fatores de satisfação e fidelização dos colaboradores.</w:t>
-      </w:r>
-      <w:r>
-        <w:t xml:space="preserve"> O facto de </w:t>
-      </w:r>
-      <w:r>
-        <w:t xml:space="preserve">todos os trabalhadores </w:t>
-      </w:r>
-      <w:r>
-        <w:t>estarem</w:t>
-      </w:r>
-      <w:r>
-        <w:t xml:space="preserve"> abrangidos por seguro de acidentes de trabalho e doenças profissionais</w:t>
-      </w:r>
-      <w:r>
+          <w:color w:val="auto"/>
+          <w:sz w:val="22"/>
+          <w:szCs w:val="22"/>
+        </w:rPr>
         <w:t xml:space="preserve"> </w:t>
       </w:r>
-      <w:r>
-        <w:t xml:space="preserve">e </w:t>
-      </w:r>
-      <w:r>
-        <w:t>d</w:t>
-      </w:r>
-      <w:r>
-        <w:t xml:space="preserve">as condições de segurança e saúde </w:t>
-      </w:r>
-      <w:r>
-        <w:t>serem</w:t>
-      </w:r>
-      <w:r>
-        <w:t xml:space="preserve"> monitorizadas por comissões paritárias demonstram o compromisso da APS com o bem-estar básico dos seus colaboradores, reduzindo o descontentamento.</w:t>
-      </w:r>
-      <w:r>
-        <w:t xml:space="preserve"> Podemos também salientar que </w:t>
-      </w:r>
-      <w:r>
-        <w:t>formação e do reconhecimento de competências pode atuar como um fator motivacional, incentivando os trabalhadores a permanecerem na organização para continuar a desenvolver as suas carreiras.</w:t>
-      </w:r>
-    </w:p>
-    <w:p>
-      <w:pPr>
-        <w:pStyle w:val="Ttulo1"/>
-      </w:pPr>
-      <w:bookmarkStart w:id="35" w:name="_Toc214749532"/>
-      <w:r>
-        <w:t>3.7.6</w:t>
-      </w:r>
-      <w:bookmarkEnd w:id="35"/>
+    </w:p>
+    <w:p>
+      <w:r>
+        <w:t xml:space="preserve">As fontes </w:t>
+      </w:r>
+      <w:r>
+        <w:t>referem</w:t>
+      </w:r>
+      <w:r>
+        <w:t xml:space="preserve"> várias práticas de gestão de recursos humanos e </w:t>
+      </w:r>
+      <w:r>
+        <w:t>administração</w:t>
+      </w:r>
+      <w:r>
+        <w:t xml:space="preserve"> interna adotadas pela</w:t>
+      </w:r>
       <w:r>
         <w:t xml:space="preserve"> </w:t>
       </w:r>
-    </w:p>
-    <w:p>
-      <w:pPr>
-        <w:spacing w:line="259" w:lineRule="auto"/>
-      </w:pPr>
-      <w:r>
-        <w:t>A Administração do Porto de Sines (APS) implementa diversas políticas e práticas de gestão de recursos humanos e de responsabilidade social interna que estão integradas na sua gestão global, nomeadamente através de um sistema de gestão certificado e de um código de conduta.</w:t>
-      </w:r>
-    </w:p>
-    <w:p>
-      <w:pPr>
-        <w:spacing w:line="259" w:lineRule="auto"/>
+      <w:r>
+        <w:t>APS, que funcionam como fatores motivacionais e de higiene, apoiando o desempenho e a cultura organizacional</w:t>
+      </w:r>
+      <w:r>
+        <w:t>:</w:t>
+      </w:r>
+    </w:p>
+    <w:p>
+      <w:pPr>
         <w:rPr>
           <w:b/>
           <w:bCs/>
@@ -11045,145 +11565,69 @@
           <w:b/>
           <w:bCs/>
         </w:rPr>
-        <w:t>Sistema de Gestão e Princípios de Atuação</w:t>
-      </w:r>
-    </w:p>
-    <w:p>
-      <w:pPr>
-        <w:spacing w:line="259" w:lineRule="auto"/>
-      </w:pPr>
-      <w:r>
-        <w:t>A APS adota uma política integrada de qualidade, ambiente e segurança e saúde no trabalho. O seu sistema foi certificado em conformidade com as normas internacionais ISO 14001 e OHSAS 18001 em 2008.</w:t>
-      </w:r>
-    </w:p>
-    <w:p>
-      <w:pPr>
-        <w:spacing w:line="259" w:lineRule="auto"/>
-      </w:pPr>
-      <w:r>
-        <w:t xml:space="preserve">A APS possui um código de ética e de conduta que </w:t>
-      </w:r>
-      <w:r>
-        <w:t>tem como objetivo</w:t>
-      </w:r>
-      <w:r>
-        <w:t xml:space="preserve"> promover a adoção de uma política de transparência e a isenção de práticas discriminatórias. Os princípios gerais de atuação do código incluem:</w:t>
-      </w:r>
-    </w:p>
-    <w:p>
-      <w:pPr>
-        <w:spacing w:line="259" w:lineRule="auto"/>
-      </w:pPr>
-      <w:r>
-        <w:t xml:space="preserve">- </w:t>
-      </w:r>
-      <w:r>
-        <w:t>j</w:t>
-      </w:r>
-      <w:r>
-        <w:t>ustiça e imparcialidade</w:t>
-      </w:r>
-      <w:r>
-        <w:t>,</w:t>
-      </w:r>
-    </w:p>
-    <w:p>
-      <w:pPr>
-        <w:spacing w:line="259" w:lineRule="auto"/>
-      </w:pPr>
-      <w:r>
-        <w:t xml:space="preserve">- </w:t>
-      </w:r>
-      <w:r>
-        <w:t>d</w:t>
-      </w:r>
-      <w:r>
-        <w:t>ireitos humanos e igualdade</w:t>
-      </w:r>
-      <w:r>
-        <w:t>,</w:t>
-      </w:r>
-    </w:p>
-    <w:p>
-      <w:pPr>
-        <w:spacing w:line="259" w:lineRule="auto"/>
-      </w:pPr>
-      <w:r>
-        <w:t xml:space="preserve">- </w:t>
-      </w:r>
-      <w:r>
-        <w:t>b</w:t>
-      </w:r>
-      <w:r>
-        <w:t>oa governança</w:t>
-      </w:r>
-      <w:r>
-        <w:t>,</w:t>
-      </w:r>
-    </w:p>
-    <w:p>
-      <w:pPr>
-        <w:spacing w:line="259" w:lineRule="auto"/>
-      </w:pPr>
-      <w:r>
-        <w:t xml:space="preserve">- </w:t>
-      </w:r>
-      <w:r>
-        <w:t>r</w:t>
-      </w:r>
-      <w:r>
-        <w:t>esponsabilidade social</w:t>
-      </w:r>
-      <w:r>
-        <w:t>,</w:t>
-      </w:r>
-    </w:p>
-    <w:p>
-      <w:pPr>
-        <w:spacing w:line="259" w:lineRule="auto"/>
-      </w:pPr>
-      <w:r>
-        <w:t xml:space="preserve">- </w:t>
-      </w:r>
-      <w:r>
-        <w:t>s</w:t>
-      </w:r>
-      <w:r>
-        <w:t>egurança e saúde dos seus colaboradores</w:t>
-      </w:r>
-      <w:r>
-        <w:t>,</w:t>
-      </w:r>
-    </w:p>
-    <w:p>
-      <w:pPr>
-        <w:spacing w:line="259" w:lineRule="auto"/>
-      </w:pPr>
-      <w:r>
-        <w:t xml:space="preserve">- </w:t>
-      </w:r>
-      <w:r>
-        <w:t>v</w:t>
-      </w:r>
-      <w:r>
-        <w:t>alorização profissional</w:t>
-      </w:r>
-      <w:r>
-        <w:t>,</w:t>
-      </w:r>
-    </w:p>
-    <w:p>
-      <w:pPr>
-        <w:spacing w:line="259" w:lineRule="auto"/>
-      </w:pPr>
-      <w:r>
-        <w:t xml:space="preserve">- </w:t>
-      </w:r>
-      <w:r>
-        <w:t>d</w:t>
-      </w:r>
-      <w:r>
-        <w:t>esenvolvimento sustentável.</w:t>
+        <w:t>Desenvolvimento e valorização profissional</w:t>
+      </w:r>
+    </w:p>
+    <w:p>
+      <w:pPr>
+        <w:pStyle w:val="PargrafodaLista"/>
+        <w:numPr>
+          <w:ilvl w:val="0"/>
+          <w:numId w:val="30"/>
+        </w:numPr>
+        <w:rPr>
+          <w:rFonts w:asciiTheme="minorHAnsi" w:hAnsiTheme="minorHAnsi" w:cstheme="minorHAnsi"/>
+        </w:rPr>
+      </w:pPr>
+      <w:r>
+        <w:rPr>
+          <w:rFonts w:asciiTheme="minorHAnsi" w:hAnsiTheme="minorHAnsi" w:cstheme="minorHAnsi"/>
+        </w:rPr>
+        <w:t>Formação</w:t>
+      </w:r>
+      <w:r>
+        <w:rPr>
+          <w:rFonts w:asciiTheme="minorHAnsi" w:hAnsiTheme="minorHAnsi" w:cstheme="minorHAnsi"/>
+        </w:rPr>
+        <w:t xml:space="preserve"> profissional contínua</w:t>
+      </w:r>
+    </w:p>
+    <w:p>
+      <w:pPr>
+        <w:pStyle w:val="PargrafodaLista"/>
+        <w:numPr>
+          <w:ilvl w:val="0"/>
+          <w:numId w:val="30"/>
+        </w:numPr>
+        <w:rPr>
+          <w:rFonts w:asciiTheme="minorHAnsi" w:hAnsiTheme="minorHAnsi" w:cstheme="minorHAnsi"/>
+        </w:rPr>
+      </w:pPr>
+      <w:r>
+        <w:rPr>
+          <w:rFonts w:asciiTheme="minorHAnsi" w:hAnsiTheme="minorHAnsi" w:cstheme="minorHAnsi"/>
+        </w:rPr>
+        <w:t>C</w:t>
+      </w:r>
+      <w:r>
+        <w:rPr>
+          <w:rFonts w:asciiTheme="minorHAnsi" w:hAnsiTheme="minorHAnsi" w:cstheme="minorHAnsi"/>
+        </w:rPr>
+        <w:t>omunicação e Participação Vertical (Top-</w:t>
+      </w:r>
+      <w:proofErr w:type="spellStart"/>
+      <w:r>
+        <w:rPr>
+          <w:rFonts w:asciiTheme="minorHAnsi" w:hAnsiTheme="minorHAnsi" w:cstheme="minorHAnsi"/>
+        </w:rPr>
+        <w:t>Down</w:t>
+      </w:r>
+      <w:proofErr w:type="spellEnd"/>
+      <w:r>
+        <w:rPr>
+          <w:rFonts w:asciiTheme="minorHAnsi" w:hAnsiTheme="minorHAnsi" w:cstheme="minorHAnsi"/>
+        </w:rPr>
+        <w:t>-Top)</w:t>
       </w:r>
     </w:p>
     <w:p>
@@ -11193,227 +11637,783 @@
           <w:bCs/>
         </w:rPr>
       </w:pPr>
-    </w:p>
-    <w:p>
-      <w:pPr>
-        <w:spacing w:line="259" w:lineRule="auto"/>
+      <w:r>
         <w:rPr>
           <w:b/>
           <w:bCs/>
         </w:rPr>
-      </w:pPr>
+        <w:t xml:space="preserve">Higiene, </w:t>
+      </w:r>
+      <w:proofErr w:type="spellStart"/>
       <w:r>
         <w:rPr>
           <w:b/>
           <w:bCs/>
         </w:rPr>
-        <w:lastRenderedPageBreak/>
-        <w:t>Práticas de Gestão Ambiental e Eficiência (Programa APS Eficiente)</w:t>
-      </w:r>
-    </w:p>
-    <w:p>
-      <w:pPr>
-        <w:spacing w:line="259" w:lineRule="auto"/>
-      </w:pPr>
-      <w:r>
-        <w:t>No âmbito da gestão ambiental e operacional, foram desenvolvidas práticas que envolvem a gestão dos recursos humanos e operacionais</w:t>
-      </w:r>
-      <w:r>
-        <w:t xml:space="preserve">, como, por exemplo, a implementação do programa APS Eficiente. Foram também adotadas práticas para existir uma condução ecológica, sendo um dos focos principais de consumo de energia da APS a frota automóvel. </w:t>
-      </w:r>
-    </w:p>
-    <w:p>
-      <w:r>
-        <w:t>Os objetivos gerais da promoção de eficiência energética no Porto de Sines incluem otimizar o consumo na vertente da prestação de serviços e desenvolver um incentivo para a eficiência energética das empresas concessionárias dos terminais.</w:t>
-      </w:r>
-    </w:p>
-    <w:p>
-      <w:pPr>
-        <w:spacing w:line="259" w:lineRule="auto"/>
-      </w:pPr>
-    </w:p>
-    <w:p>
-      <w:pPr>
-        <w:pStyle w:val="NormalWeb"/>
-        <w:rPr>
-          <w:rFonts w:asciiTheme="minorHAnsi" w:hAnsiTheme="minorHAnsi"/>
-        </w:rPr>
-      </w:pPr>
-      <w:r>
-        <w:rPr>
-          <w:rFonts w:asciiTheme="minorHAnsi" w:hAnsiTheme="minorHAnsi"/>
-        </w:rPr>
-        <w:t>O processo de gestão de recursos humanos na Administração do Porto de Sines (APS) é enquadrado por políticas integradas de qualidade, ambiente e segurança e saúde no trabalho, e baseia-se num código de ética e de conduta [CH]. As suas práticas e etapas identificadas incluem:</w:t>
-      </w:r>
-    </w:p>
-    <w:p>
-      <w:pPr>
-        <w:pStyle w:val="NormalWeb"/>
+        <w:t>Compliance</w:t>
+      </w:r>
+      <w:proofErr w:type="spellEnd"/>
+      <w:r>
+        <w:rPr>
+          <w:b/>
+          <w:bCs/>
+        </w:rPr>
+        <w:t xml:space="preserve"> e Equidade</w:t>
+      </w:r>
+    </w:p>
+    <w:p>
+      <w:pPr>
+        <w:pStyle w:val="PargrafodaLista"/>
         <w:numPr>
           <w:ilvl w:val="0"/>
-          <w:numId w:val="65"/>
+          <w:numId w:val="30"/>
         </w:numPr>
         <w:rPr>
-          <w:rFonts w:asciiTheme="minorHAnsi" w:hAnsiTheme="minorHAnsi"/>
-        </w:rPr>
-      </w:pPr>
-      <w:r>
-        <w:rPr>
-          <w:rFonts w:asciiTheme="minorHAnsi" w:hAnsiTheme="minorHAnsi"/>
+          <w:rFonts w:asciiTheme="minorHAnsi" w:hAnsiTheme="minorHAnsi" w:cstheme="minorHAnsi"/>
+        </w:rPr>
+      </w:pPr>
+      <w:r>
+        <w:rPr>
+          <w:rFonts w:asciiTheme="minorHAnsi" w:hAnsiTheme="minorHAnsi" w:cstheme="minorHAnsi"/>
+        </w:rPr>
+        <w:t>Recrutamento</w:t>
+      </w:r>
+      <w:r>
+        <w:rPr>
+          <w:rFonts w:asciiTheme="minorHAnsi" w:hAnsiTheme="minorHAnsi" w:cstheme="minorHAnsi"/>
+        </w:rPr>
+        <w:t xml:space="preserve"> baseado em competências</w:t>
+      </w:r>
+    </w:p>
+    <w:p>
+      <w:pPr>
+        <w:pStyle w:val="PargrafodaLista"/>
+        <w:numPr>
+          <w:ilvl w:val="0"/>
+          <w:numId w:val="30"/>
+        </w:numPr>
+        <w:rPr>
+          <w:rFonts w:asciiTheme="minorHAnsi" w:hAnsiTheme="minorHAnsi" w:cstheme="minorHAnsi"/>
+        </w:rPr>
+      </w:pPr>
+      <w:r>
+        <w:rPr>
+          <w:rFonts w:asciiTheme="minorHAnsi" w:hAnsiTheme="minorHAnsi" w:cstheme="minorHAnsi"/>
+        </w:rPr>
+        <w:t>S</w:t>
+      </w:r>
+      <w:r>
+        <w:rPr>
+          <w:rFonts w:asciiTheme="minorHAnsi" w:hAnsiTheme="minorHAnsi" w:cstheme="minorHAnsi"/>
+        </w:rPr>
+        <w:t>egurança, saúde e cobertura social</w:t>
+      </w:r>
+    </w:p>
+    <w:p>
+      <w:pPr>
+        <w:pStyle w:val="PargrafodaLista"/>
+        <w:numPr>
+          <w:ilvl w:val="0"/>
+          <w:numId w:val="30"/>
+        </w:numPr>
+        <w:rPr>
+          <w:rFonts w:asciiTheme="minorHAnsi" w:hAnsiTheme="minorHAnsi" w:cstheme="minorHAnsi"/>
+        </w:rPr>
+      </w:pPr>
+      <w:r>
+        <w:rPr>
+          <w:rFonts w:asciiTheme="minorHAnsi" w:hAnsiTheme="minorHAnsi" w:cstheme="minorHAnsi"/>
+        </w:rPr>
+        <w:t>Representação</w:t>
+      </w:r>
+      <w:r>
+        <w:rPr>
+          <w:rFonts w:asciiTheme="minorHAnsi" w:hAnsiTheme="minorHAnsi" w:cstheme="minorHAnsi"/>
+        </w:rPr>
+        <w:t xml:space="preserve"> nas comissões de segurança</w:t>
+      </w:r>
+    </w:p>
+    <w:p>
+      <w:pPr>
+        <w:pStyle w:val="PargrafodaLista"/>
+        <w:numPr>
+          <w:ilvl w:val="0"/>
+          <w:numId w:val="30"/>
+        </w:numPr>
+        <w:rPr>
+          <w:rFonts w:asciiTheme="minorHAnsi" w:hAnsiTheme="minorHAnsi" w:cstheme="minorHAnsi"/>
+        </w:rPr>
+      </w:pPr>
+      <w:r>
+        <w:rPr>
+          <w:rFonts w:asciiTheme="minorHAnsi" w:hAnsiTheme="minorHAnsi" w:cstheme="minorHAnsi"/>
+        </w:rPr>
+        <w:t>C</w:t>
+      </w:r>
+      <w:r>
+        <w:rPr>
+          <w:rFonts w:asciiTheme="minorHAnsi" w:hAnsiTheme="minorHAnsi" w:cstheme="minorHAnsi"/>
+        </w:rPr>
+        <w:t>ódigo de ética e conduta</w:t>
+      </w:r>
+    </w:p>
+    <w:p>
+      <w:r>
+        <w:t>Estas práticas têm impacto no desempenho e na eficácia geral dado que existe um aumento de competências proveniente da formação profissional contínua e uma melhoria contínua de processos oriunda da comunicação vertical.</w:t>
+      </w:r>
+    </w:p>
+    <w:p>
+      <w:r>
+        <w:lastRenderedPageBreak/>
+        <w:t xml:space="preserve">Em termos de cultura organizacional, verifica-se que o </w:t>
+      </w:r>
+      <w:r>
+        <w:t>código de ética e de conduta estabelece uma cultura de transparência e justiça</w:t>
+      </w:r>
+      <w:r>
+        <w:t>. As práticas de ações voluntárias junto da sociedade e de desenvolvimento sustentável oferece exemplos de cultura de responsabilidade social.</w:t>
+      </w:r>
+    </w:p>
+    <w:p>
+      <w:r>
+        <w:t>Embora as fontes não quantifiquem a taxa de retenção, as práticas de higiene e segurança funcionam como importantes fatores de satisfação e fidelização dos colaboradores.</w:t>
+      </w:r>
+      <w:r>
+        <w:t xml:space="preserve"> O facto de </w:t>
+      </w:r>
+      <w:r>
+        <w:t xml:space="preserve">todos os trabalhadores </w:t>
+      </w:r>
+      <w:r>
+        <w:t>estarem</w:t>
+      </w:r>
+      <w:r>
+        <w:t xml:space="preserve"> abrangidos por seguro de acidentes de trabalho e doenças profissionais</w:t>
+      </w:r>
+      <w:r>
+        <w:t xml:space="preserve"> </w:t>
+      </w:r>
+      <w:r>
+        <w:t xml:space="preserve">e </w:t>
+      </w:r>
+      <w:r>
+        <w:t>d</w:t>
+      </w:r>
+      <w:r>
+        <w:t xml:space="preserve">as condições de segurança e saúde </w:t>
+      </w:r>
+      <w:r>
+        <w:t>serem</w:t>
+      </w:r>
+      <w:r>
+        <w:t xml:space="preserve"> monitorizadas por comissões paritárias demonstram o compromisso da APS com o bem-estar básico dos seus colaboradores, reduzindo o descontentamento.</w:t>
+      </w:r>
+      <w:r>
+        <w:t xml:space="preserve"> Podemos também salientar que </w:t>
+      </w:r>
+      <w:r>
+        <w:t>formação e do reconhecimento de competências pode atuar como um fator motivacional, incentivando os trabalhadores a permanecerem na organização para continuar a desenvolver as suas carreiras.</w:t>
+      </w:r>
+    </w:p>
+    <w:p>
+      <w:pPr>
+        <w:pStyle w:val="Ttulo3"/>
+        <w:rPr>
           <w:b/>
           <w:bCs/>
-        </w:rPr>
-        <w:t xml:space="preserve">recrutamento e seleção - </w:t>
-      </w:r>
-      <w:r>
-        <w:rPr>
-          <w:rFonts w:asciiTheme="minorHAnsi" w:hAnsiTheme="minorHAnsi"/>
-        </w:rPr>
-        <w:t xml:space="preserve">a APS não privilegia o recrutamento de residentes no conselho de Sines, e foca-se maioritariamente nas competências dos trabalhadores a serem selecionados; </w:t>
-      </w:r>
-    </w:p>
-    <w:p>
-      <w:pPr>
-        <w:pStyle w:val="NormalWeb"/>
+          <w:color w:val="auto"/>
+          <w:sz w:val="22"/>
+          <w:szCs w:val="22"/>
+        </w:rPr>
+      </w:pPr>
+      <w:bookmarkStart w:id="35" w:name="_Toc214752231"/>
+      <w:r>
+        <w:rPr>
+          <w:b/>
+          <w:bCs/>
+          <w:color w:val="auto"/>
+          <w:sz w:val="22"/>
+          <w:szCs w:val="22"/>
+        </w:rPr>
+        <w:t>3.7.6</w:t>
+      </w:r>
+      <w:bookmarkEnd w:id="35"/>
+      <w:r>
+        <w:rPr>
+          <w:b/>
+          <w:bCs/>
+          <w:color w:val="auto"/>
+          <w:sz w:val="22"/>
+          <w:szCs w:val="22"/>
+        </w:rPr>
+        <w:t xml:space="preserve"> </w:t>
+      </w:r>
+    </w:p>
+    <w:p>
+      <w:pPr>
+        <w:spacing w:line="259" w:lineRule="auto"/>
+      </w:pPr>
+      <w:r>
+        <w:t>A Administração do Porto de Sines implementa diversas políticas e práticas de gestão de recursos humanos e de responsabilidade social interna que estão integradas na sua gestão global, nomeadamente através de um sistema de gestão certificado e de um código de conduta.</w:t>
+      </w:r>
+    </w:p>
+    <w:p>
+      <w:pPr>
+        <w:spacing w:line="259" w:lineRule="auto"/>
+        <w:rPr>
+          <w:b/>
+          <w:bCs/>
+        </w:rPr>
+      </w:pPr>
+      <w:r>
+        <w:rPr>
+          <w:b/>
+          <w:bCs/>
+        </w:rPr>
+        <w:t>Sistema de Gestão e Princípios de Atuação</w:t>
+      </w:r>
+    </w:p>
+    <w:p>
+      <w:pPr>
+        <w:spacing w:line="259" w:lineRule="auto"/>
+      </w:pPr>
+      <w:r>
+        <w:t>A APS adota uma política integrada de qualidade, ambiente e segurança e saúde no trabalho. O seu sistema foi certificado em conformidade com as normas internacionais ISO 14001 e OHSAS 18001 em 2008.</w:t>
+      </w:r>
+    </w:p>
+    <w:p>
+      <w:pPr>
+        <w:spacing w:line="259" w:lineRule="auto"/>
+      </w:pPr>
+      <w:r>
+        <w:t xml:space="preserve">A APS possui um código de ética e de conduta que </w:t>
+      </w:r>
+      <w:r>
+        <w:t>tem como objetivo</w:t>
+      </w:r>
+      <w:r>
+        <w:t xml:space="preserve"> promover a adoção de uma política de transparência e a isenção de práticas discriminatórias. Os princípios gerais de atuação do código incluem:</w:t>
+      </w:r>
+    </w:p>
+    <w:p>
+      <w:pPr>
+        <w:pStyle w:val="PargrafodaLista"/>
         <w:numPr>
           <w:ilvl w:val="0"/>
-          <w:numId w:val="65"/>
+          <w:numId w:val="30"/>
         </w:numPr>
         <w:rPr>
-          <w:rFonts w:asciiTheme="minorHAnsi" w:hAnsiTheme="minorHAnsi"/>
-        </w:rPr>
-      </w:pPr>
-      <w:r>
-        <w:rPr>
-          <w:rFonts w:asciiTheme="minorHAnsi" w:hAnsiTheme="minorHAnsi"/>
+          <w:rFonts w:asciiTheme="minorHAnsi" w:hAnsiTheme="minorHAnsi" w:cstheme="minorHAnsi"/>
+        </w:rPr>
+      </w:pPr>
+      <w:r>
+        <w:rPr>
+          <w:rFonts w:asciiTheme="minorHAnsi" w:hAnsiTheme="minorHAnsi" w:cstheme="minorHAnsi"/>
+        </w:rPr>
+        <w:t>J</w:t>
+      </w:r>
+      <w:r>
+        <w:rPr>
+          <w:rFonts w:asciiTheme="minorHAnsi" w:hAnsiTheme="minorHAnsi" w:cstheme="minorHAnsi"/>
+        </w:rPr>
+        <w:t>ustiça e imparcialidade</w:t>
+      </w:r>
+      <w:r>
+        <w:rPr>
+          <w:rFonts w:asciiTheme="minorHAnsi" w:hAnsiTheme="minorHAnsi" w:cstheme="minorHAnsi"/>
+        </w:rPr>
+        <w:t>;</w:t>
+      </w:r>
+    </w:p>
+    <w:p>
+      <w:pPr>
+        <w:pStyle w:val="PargrafodaLista"/>
+        <w:numPr>
+          <w:ilvl w:val="0"/>
+          <w:numId w:val="30"/>
+        </w:numPr>
+        <w:rPr>
+          <w:rFonts w:asciiTheme="minorHAnsi" w:hAnsiTheme="minorHAnsi" w:cstheme="minorHAnsi"/>
+        </w:rPr>
+      </w:pPr>
+      <w:r>
+        <w:rPr>
+          <w:rFonts w:asciiTheme="minorHAnsi" w:hAnsiTheme="minorHAnsi" w:cstheme="minorHAnsi"/>
+        </w:rPr>
+        <w:t>Direitos</w:t>
+      </w:r>
+      <w:r>
+        <w:rPr>
+          <w:rFonts w:asciiTheme="minorHAnsi" w:hAnsiTheme="minorHAnsi" w:cstheme="minorHAnsi"/>
+        </w:rPr>
+        <w:t xml:space="preserve"> humanos e igualdade</w:t>
+      </w:r>
+      <w:r>
+        <w:rPr>
+          <w:rFonts w:asciiTheme="minorHAnsi" w:hAnsiTheme="minorHAnsi" w:cstheme="minorHAnsi"/>
+        </w:rPr>
+        <w:t>;</w:t>
+      </w:r>
+    </w:p>
+    <w:p>
+      <w:pPr>
+        <w:pStyle w:val="PargrafodaLista"/>
+        <w:numPr>
+          <w:ilvl w:val="0"/>
+          <w:numId w:val="30"/>
+        </w:numPr>
+        <w:rPr>
+          <w:rFonts w:asciiTheme="minorHAnsi" w:hAnsiTheme="minorHAnsi" w:cstheme="minorHAnsi"/>
+        </w:rPr>
+      </w:pPr>
+      <w:r>
+        <w:rPr>
+          <w:rFonts w:asciiTheme="minorHAnsi" w:hAnsiTheme="minorHAnsi" w:cstheme="minorHAnsi"/>
+        </w:rPr>
+        <w:t>Boa</w:t>
+      </w:r>
+      <w:r>
+        <w:rPr>
+          <w:rFonts w:asciiTheme="minorHAnsi" w:hAnsiTheme="minorHAnsi" w:cstheme="minorHAnsi"/>
+        </w:rPr>
+        <w:t xml:space="preserve"> governança</w:t>
+      </w:r>
+      <w:r>
+        <w:rPr>
+          <w:rFonts w:asciiTheme="minorHAnsi" w:hAnsiTheme="minorHAnsi" w:cstheme="minorHAnsi"/>
+        </w:rPr>
+        <w:t>;</w:t>
+      </w:r>
+    </w:p>
+    <w:p>
+      <w:pPr>
+        <w:pStyle w:val="PargrafodaLista"/>
+        <w:numPr>
+          <w:ilvl w:val="0"/>
+          <w:numId w:val="30"/>
+        </w:numPr>
+        <w:rPr>
+          <w:rFonts w:asciiTheme="minorHAnsi" w:hAnsiTheme="minorHAnsi" w:cstheme="minorHAnsi"/>
+        </w:rPr>
+      </w:pPr>
+      <w:r>
+        <w:rPr>
+          <w:rFonts w:asciiTheme="minorHAnsi" w:hAnsiTheme="minorHAnsi" w:cstheme="minorHAnsi"/>
+        </w:rPr>
+        <w:t>Responsabilidade</w:t>
+      </w:r>
+      <w:r>
+        <w:rPr>
+          <w:rFonts w:asciiTheme="minorHAnsi" w:hAnsiTheme="minorHAnsi" w:cstheme="minorHAnsi"/>
+        </w:rPr>
+        <w:t xml:space="preserve"> social</w:t>
+      </w:r>
+      <w:r>
+        <w:rPr>
+          <w:rFonts w:asciiTheme="minorHAnsi" w:hAnsiTheme="minorHAnsi" w:cstheme="minorHAnsi"/>
+        </w:rPr>
+        <w:t>;</w:t>
+      </w:r>
+    </w:p>
+    <w:p>
+      <w:pPr>
+        <w:pStyle w:val="PargrafodaLista"/>
+        <w:numPr>
+          <w:ilvl w:val="0"/>
+          <w:numId w:val="30"/>
+        </w:numPr>
+        <w:rPr>
+          <w:rFonts w:asciiTheme="minorHAnsi" w:hAnsiTheme="minorHAnsi" w:cstheme="minorHAnsi"/>
+        </w:rPr>
+      </w:pPr>
+      <w:r>
+        <w:rPr>
+          <w:rFonts w:asciiTheme="minorHAnsi" w:hAnsiTheme="minorHAnsi" w:cstheme="minorHAnsi"/>
+        </w:rPr>
+        <w:t>S</w:t>
+      </w:r>
+      <w:r>
+        <w:rPr>
+          <w:rFonts w:asciiTheme="minorHAnsi" w:hAnsiTheme="minorHAnsi" w:cstheme="minorHAnsi"/>
+        </w:rPr>
+        <w:t>egurança e saúde dos seus colaboradores</w:t>
+      </w:r>
+      <w:r>
+        <w:rPr>
+          <w:rFonts w:asciiTheme="minorHAnsi" w:hAnsiTheme="minorHAnsi" w:cstheme="minorHAnsi"/>
+        </w:rPr>
+        <w:t>;</w:t>
+      </w:r>
+    </w:p>
+    <w:p>
+      <w:pPr>
+        <w:pStyle w:val="PargrafodaLista"/>
+        <w:numPr>
+          <w:ilvl w:val="0"/>
+          <w:numId w:val="30"/>
+        </w:numPr>
+        <w:rPr>
+          <w:rFonts w:asciiTheme="minorHAnsi" w:hAnsiTheme="minorHAnsi" w:cstheme="minorHAnsi"/>
+        </w:rPr>
+      </w:pPr>
+      <w:r>
+        <w:rPr>
+          <w:rFonts w:asciiTheme="minorHAnsi" w:hAnsiTheme="minorHAnsi" w:cstheme="minorHAnsi"/>
+        </w:rPr>
+        <w:t>Valorização</w:t>
+      </w:r>
+      <w:r>
+        <w:rPr>
+          <w:rFonts w:asciiTheme="minorHAnsi" w:hAnsiTheme="minorHAnsi" w:cstheme="minorHAnsi"/>
+        </w:rPr>
+        <w:t xml:space="preserve"> profissional</w:t>
+      </w:r>
+      <w:r>
+        <w:rPr>
+          <w:rFonts w:asciiTheme="minorHAnsi" w:hAnsiTheme="minorHAnsi" w:cstheme="minorHAnsi"/>
+        </w:rPr>
+        <w:t>;</w:t>
+      </w:r>
+    </w:p>
+    <w:p>
+      <w:pPr>
+        <w:pStyle w:val="PargrafodaLista"/>
+        <w:numPr>
+          <w:ilvl w:val="0"/>
+          <w:numId w:val="30"/>
+        </w:numPr>
+        <w:rPr>
+          <w:rFonts w:asciiTheme="minorHAnsi" w:hAnsiTheme="minorHAnsi" w:cstheme="minorHAnsi"/>
+        </w:rPr>
+      </w:pPr>
+      <w:r>
+        <w:rPr>
+          <w:rFonts w:asciiTheme="minorHAnsi" w:hAnsiTheme="minorHAnsi" w:cstheme="minorHAnsi"/>
+        </w:rPr>
+        <w:t>Desenvolvimento</w:t>
+      </w:r>
+      <w:r>
+        <w:rPr>
+          <w:rFonts w:asciiTheme="minorHAnsi" w:hAnsiTheme="minorHAnsi" w:cstheme="minorHAnsi"/>
+        </w:rPr>
+        <w:t xml:space="preserve"> sustentável.</w:t>
+      </w:r>
+    </w:p>
+    <w:p>
+      <w:pPr>
+        <w:spacing w:line="259" w:lineRule="auto"/>
+        <w:rPr>
           <w:b/>
           <w:bCs/>
         </w:rPr>
-        <w:t xml:space="preserve">princípios de atuação e integração - </w:t>
-      </w:r>
-      <w:r>
-        <w:rPr>
-          <w:rFonts w:asciiTheme="minorHAnsi" w:hAnsiTheme="minorHAnsi"/>
-        </w:rPr>
-        <w:t>a gestão de pessoas é feita a partir de um código de ética e de conduta, estabelecendo os princípios gerais de atuação. Destes, são um por exemplo a promoção de uma política de transparência e a isenção de práticas discriminatórias, incluindo justiça e imparcialidade, igualdade, valorização profissional dos colaboradores, e a sua segurança e saúde;</w:t>
-      </w:r>
-    </w:p>
-    <w:p>
-      <w:pPr>
-        <w:pStyle w:val="NormalWeb"/>
+      </w:pPr>
+      <w:r>
+        <w:rPr>
+          <w:b/>
+          <w:bCs/>
+        </w:rPr>
+        <w:t>Práticas de Gestão Ambiental e Eficiência (Programa APS Eficiente)</w:t>
+      </w:r>
+    </w:p>
+    <w:p>
+      <w:pPr>
+        <w:spacing w:line="259" w:lineRule="auto"/>
+      </w:pPr>
+      <w:r>
+        <w:t>No âmbito da gestão ambiental e operacional, foram desenvolvidas práticas que envolvem a gestão dos recursos humanos e operacionais</w:t>
+      </w:r>
+      <w:r>
+        <w:t xml:space="preserve">, como, por exemplo, a implementação do programa APS Eficiente. Foram também adotadas práticas para existir uma condução ecológica, sendo um dos focos principais de consumo de energia da APS a frota automóvel. </w:t>
+      </w:r>
+    </w:p>
+    <w:p>
+      <w:r>
+        <w:lastRenderedPageBreak/>
+        <w:t>Os objetivos gerais da promoção de eficiência energética no Porto de Sines incluem otimizar o consumo na vertente da prestação de serviços e desenvolver um incentivo para a eficiência energética das empresas concessionárias dos terminais.</w:t>
+      </w:r>
+    </w:p>
+    <w:p>
+      <w:r>
+        <w:t>O processo de gestão de recursos humanos na APS é enquadrado por políticas integradas de qualidade, ambiente e segurança e saúde no trabalho, e baseia-se num código de ética e de conduta [CH]. As suas práticas e etapas identificadas incluem:</w:t>
+      </w:r>
+    </w:p>
+    <w:p>
+      <w:pPr>
+        <w:pStyle w:val="PargrafodaLista"/>
         <w:numPr>
           <w:ilvl w:val="0"/>
-          <w:numId w:val="65"/>
+          <w:numId w:val="30"/>
         </w:numPr>
         <w:rPr>
-          <w:rFonts w:asciiTheme="minorHAnsi" w:hAnsiTheme="minorHAnsi"/>
-        </w:rPr>
-      </w:pPr>
-      <w:r>
-        <w:rPr>
-          <w:rFonts w:asciiTheme="minorHAnsi" w:hAnsiTheme="minorHAnsi"/>
-          <w:b/>
-          <w:bCs/>
-        </w:rPr>
-        <w:t xml:space="preserve">formação e desenvolvimento - </w:t>
-      </w:r>
-      <w:r>
-        <w:rPr>
-          <w:rFonts w:asciiTheme="minorHAnsi" w:hAnsiTheme="minorHAnsi"/>
-        </w:rPr>
-        <w:t>é</w:t>
-      </w:r>
-      <w:r>
-        <w:rPr>
-          <w:rFonts w:asciiTheme="minorHAnsi" w:hAnsiTheme="minorHAnsi"/>
-        </w:rPr>
-        <w:t xml:space="preserve"> implementado pela APS um processo de formação profissional e educação, com o objetivo de melhorar as competências dos trabalhadores e prepará-los para as tarefas atuais ou futuras;</w:t>
-      </w:r>
-    </w:p>
-    <w:p>
-      <w:pPr>
-        <w:pStyle w:val="NormalWeb"/>
+          <w:rFonts w:asciiTheme="minorHAnsi" w:hAnsiTheme="minorHAnsi" w:cstheme="minorHAnsi"/>
+        </w:rPr>
+      </w:pPr>
+      <w:r>
+        <w:rPr>
+          <w:rFonts w:asciiTheme="minorHAnsi" w:hAnsiTheme="minorHAnsi" w:cstheme="minorHAnsi"/>
+          <w:u w:val="single"/>
+        </w:rPr>
+        <w:t>R</w:t>
+      </w:r>
+      <w:r>
+        <w:rPr>
+          <w:rFonts w:asciiTheme="minorHAnsi" w:hAnsiTheme="minorHAnsi" w:cstheme="minorHAnsi"/>
+          <w:u w:val="single"/>
+        </w:rPr>
+        <w:t xml:space="preserve">ecrutamento e seleção </w:t>
+      </w:r>
+      <w:r>
+        <w:rPr>
+          <w:rFonts w:asciiTheme="minorHAnsi" w:hAnsiTheme="minorHAnsi" w:cstheme="minorHAnsi"/>
+        </w:rPr>
+        <w:t xml:space="preserve">- </w:t>
+      </w:r>
+      <w:r>
+        <w:rPr>
+          <w:rFonts w:asciiTheme="minorHAnsi" w:hAnsiTheme="minorHAnsi" w:cstheme="minorHAnsi"/>
+        </w:rPr>
+        <w:t>A</w:t>
+      </w:r>
+      <w:r>
+        <w:rPr>
+          <w:rFonts w:asciiTheme="minorHAnsi" w:hAnsiTheme="minorHAnsi" w:cstheme="minorHAnsi"/>
+        </w:rPr>
+        <w:t xml:space="preserve"> APS não privilegia o recrutamento de residentes no conselho de Sines, e foca-se maioritariamente nas competências dos trabalhadores a serem selecionados; </w:t>
+      </w:r>
+    </w:p>
+    <w:p>
+      <w:pPr>
+        <w:pStyle w:val="PargrafodaLista"/>
         <w:numPr>
           <w:ilvl w:val="0"/>
-          <w:numId w:val="65"/>
+          <w:numId w:val="30"/>
         </w:numPr>
         <w:rPr>
-          <w:rFonts w:asciiTheme="minorHAnsi" w:hAnsiTheme="minorHAnsi"/>
-        </w:rPr>
-      </w:pPr>
-      <w:r>
-        <w:rPr>
-          <w:rFonts w:asciiTheme="minorHAnsi" w:hAnsiTheme="minorHAnsi"/>
-          <w:b/>
-          <w:bCs/>
-        </w:rPr>
-        <w:t xml:space="preserve">envolvimento e comunicação – </w:t>
-      </w:r>
-      <w:r>
-        <w:rPr>
-          <w:rFonts w:asciiTheme="minorHAnsi" w:hAnsiTheme="minorHAnsi"/>
-        </w:rPr>
-        <w:t xml:space="preserve">a comunicação é um dos aspetos mais relevantes na gestão continua, com a APS a privilegiar a comunicação vertical </w:t>
-      </w:r>
-      <w:r>
-        <w:rPr>
-          <w:rFonts w:asciiTheme="minorHAnsi" w:hAnsiTheme="minorHAnsi"/>
-        </w:rPr>
-        <w:t>(</w:t>
-      </w:r>
-      <w:r>
-        <w:rPr>
-          <w:rStyle w:val="nfase"/>
-          <w:rFonts w:asciiTheme="minorHAnsi" w:hAnsiTheme="minorHAnsi"/>
-        </w:rPr>
-        <w:t>top-down-top</w:t>
-      </w:r>
-      <w:r>
-        <w:rPr>
-          <w:rFonts w:asciiTheme="minorHAnsi" w:hAnsiTheme="minorHAnsi"/>
-        </w:rPr>
-        <w:t>)</w:t>
-      </w:r>
-      <w:r>
-        <w:rPr>
-          <w:rFonts w:asciiTheme="minorHAnsi" w:hAnsiTheme="minorHAnsi"/>
-        </w:rPr>
-        <w:t>. Este tipo de comunicação visa a possibilitar a melhoria continua dos processos, através da participação dos trabalhadores, e permitindo-lhes transmitir recomendações ao concelho de administração;</w:t>
-      </w:r>
-    </w:p>
-    <w:p>
-      <w:pPr>
-        <w:pStyle w:val="NormalWeb"/>
+          <w:rFonts w:asciiTheme="minorHAnsi" w:hAnsiTheme="minorHAnsi" w:cstheme="minorHAnsi"/>
+        </w:rPr>
+      </w:pPr>
+      <w:r>
+        <w:rPr>
+          <w:rFonts w:asciiTheme="minorHAnsi" w:hAnsiTheme="minorHAnsi" w:cstheme="minorHAnsi"/>
+          <w:u w:val="single"/>
+        </w:rPr>
+        <w:t>P</w:t>
+      </w:r>
+      <w:r>
+        <w:rPr>
+          <w:rFonts w:asciiTheme="minorHAnsi" w:hAnsiTheme="minorHAnsi" w:cstheme="minorHAnsi"/>
+          <w:u w:val="single"/>
+        </w:rPr>
+        <w:t>rincípios de atuação e integração</w:t>
+      </w:r>
+      <w:r>
+        <w:rPr>
+          <w:rFonts w:asciiTheme="minorHAnsi" w:hAnsiTheme="minorHAnsi" w:cstheme="minorHAnsi"/>
+        </w:rPr>
+        <w:t xml:space="preserve"> </w:t>
+      </w:r>
+      <w:r>
+        <w:rPr>
+          <w:rFonts w:asciiTheme="minorHAnsi" w:hAnsiTheme="minorHAnsi" w:cstheme="minorHAnsi"/>
+        </w:rPr>
+        <w:t>–</w:t>
+      </w:r>
+      <w:r>
+        <w:rPr>
+          <w:rFonts w:asciiTheme="minorHAnsi" w:hAnsiTheme="minorHAnsi" w:cstheme="minorHAnsi"/>
+        </w:rPr>
+        <w:t xml:space="preserve"> </w:t>
+      </w:r>
+      <w:r>
+        <w:rPr>
+          <w:rFonts w:asciiTheme="minorHAnsi" w:hAnsiTheme="minorHAnsi" w:cstheme="minorHAnsi"/>
+        </w:rPr>
+        <w:t xml:space="preserve">A </w:t>
+      </w:r>
+      <w:r>
+        <w:rPr>
+          <w:rFonts w:asciiTheme="minorHAnsi" w:hAnsiTheme="minorHAnsi" w:cstheme="minorHAnsi"/>
+        </w:rPr>
+        <w:t>gestão de pessoas é feita a partir de um código de ética e de conduta, estabelecendo os princípios gerais de atuação. Destes, são um por exemplo a promoção de uma política de transparência e a isenção de práticas discriminatórias, incluindo justiça e imparcialidade, igualdade, valorização profissional dos colaboradores, e a sua segurança e saúde;</w:t>
+      </w:r>
+    </w:p>
+    <w:p>
+      <w:pPr>
+        <w:pStyle w:val="PargrafodaLista"/>
         <w:numPr>
           <w:ilvl w:val="0"/>
-          <w:numId w:val="65"/>
+          <w:numId w:val="30"/>
         </w:numPr>
         <w:rPr>
-          <w:rFonts w:asciiTheme="minorHAnsi" w:hAnsiTheme="minorHAnsi"/>
-        </w:rPr>
-      </w:pPr>
-      <w:r>
-        <w:rPr>
-          <w:rFonts w:asciiTheme="minorHAnsi" w:hAnsiTheme="minorHAnsi"/>
-          <w:b/>
-          <w:bCs/>
-        </w:rPr>
-        <w:t xml:space="preserve">segurança e saúde no trabalho – </w:t>
-      </w:r>
-      <w:r>
-        <w:rPr>
-          <w:rFonts w:asciiTheme="minorHAnsi" w:hAnsiTheme="minorHAnsi"/>
-        </w:rPr>
-        <w:t>a segurança e a saúde são aspetos prioritários, estando todos os trabalhadores abrangidos pelo seguro de acidentes de trabalho e doenças profissionais. Neste âmbito, a APS criou comissões paritárias de segurança e saúde no trabalho, que visam garantir a representação dos trabalhadores por elementos eleitos e representantes da empresa.</w:t>
-      </w:r>
-    </w:p>
-    <w:p/>
-    <w:p/>
+          <w:rFonts w:asciiTheme="minorHAnsi" w:hAnsiTheme="minorHAnsi" w:cstheme="minorHAnsi"/>
+        </w:rPr>
+      </w:pPr>
+      <w:r>
+        <w:rPr>
+          <w:rFonts w:asciiTheme="minorHAnsi" w:hAnsiTheme="minorHAnsi" w:cstheme="minorHAnsi"/>
+          <w:u w:val="single"/>
+        </w:rPr>
+        <w:t>F</w:t>
+      </w:r>
+      <w:r>
+        <w:rPr>
+          <w:rFonts w:asciiTheme="minorHAnsi" w:hAnsiTheme="minorHAnsi" w:cstheme="minorHAnsi"/>
+          <w:u w:val="single"/>
+        </w:rPr>
+        <w:t>ormação e desenvolvimento</w:t>
+      </w:r>
+      <w:r>
+        <w:rPr>
+          <w:rFonts w:asciiTheme="minorHAnsi" w:hAnsiTheme="minorHAnsi" w:cstheme="minorHAnsi"/>
+        </w:rPr>
+        <w:t xml:space="preserve"> - </w:t>
+      </w:r>
+      <w:r>
+        <w:rPr>
+          <w:rFonts w:asciiTheme="minorHAnsi" w:hAnsiTheme="minorHAnsi" w:cstheme="minorHAnsi"/>
+        </w:rPr>
+        <w:t>É</w:t>
+      </w:r>
+      <w:r>
+        <w:rPr>
+          <w:rFonts w:asciiTheme="minorHAnsi" w:hAnsiTheme="minorHAnsi" w:cstheme="minorHAnsi"/>
+        </w:rPr>
+        <w:t xml:space="preserve"> implementado pela APS um processo de formação profissional e educação, com o objetivo de melhorar as competências dos trabalhadores e prepará-los para as tarefas atuais ou futuras;</w:t>
+      </w:r>
+    </w:p>
+    <w:p>
+      <w:pPr>
+        <w:pStyle w:val="PargrafodaLista"/>
+        <w:numPr>
+          <w:ilvl w:val="0"/>
+          <w:numId w:val="30"/>
+        </w:numPr>
+        <w:rPr>
+          <w:rFonts w:asciiTheme="minorHAnsi" w:hAnsiTheme="minorHAnsi" w:cstheme="minorHAnsi"/>
+        </w:rPr>
+      </w:pPr>
+      <w:r>
+        <w:rPr>
+          <w:rFonts w:asciiTheme="minorHAnsi" w:hAnsiTheme="minorHAnsi" w:cstheme="minorHAnsi"/>
+          <w:u w:val="single"/>
+        </w:rPr>
+        <w:t>E</w:t>
+      </w:r>
+      <w:r>
+        <w:rPr>
+          <w:rFonts w:asciiTheme="minorHAnsi" w:hAnsiTheme="minorHAnsi" w:cstheme="minorHAnsi"/>
+          <w:u w:val="single"/>
+        </w:rPr>
+        <w:t>nvolvimento e comunicação</w:t>
+      </w:r>
+      <w:r>
+        <w:rPr>
+          <w:rFonts w:asciiTheme="minorHAnsi" w:hAnsiTheme="minorHAnsi" w:cstheme="minorHAnsi"/>
+        </w:rPr>
+        <w:t xml:space="preserve"> </w:t>
+      </w:r>
+      <w:r>
+        <w:rPr>
+          <w:rFonts w:asciiTheme="minorHAnsi" w:hAnsiTheme="minorHAnsi" w:cstheme="minorHAnsi"/>
+        </w:rPr>
+        <w:t>-</w:t>
+      </w:r>
+      <w:r>
+        <w:rPr>
+          <w:rFonts w:asciiTheme="minorHAnsi" w:hAnsiTheme="minorHAnsi" w:cstheme="minorHAnsi"/>
+        </w:rPr>
+        <w:t xml:space="preserve"> </w:t>
+      </w:r>
+      <w:r>
+        <w:rPr>
+          <w:rFonts w:asciiTheme="minorHAnsi" w:hAnsiTheme="minorHAnsi" w:cstheme="minorHAnsi"/>
+        </w:rPr>
+        <w:t>A</w:t>
+      </w:r>
+      <w:r>
+        <w:rPr>
+          <w:rFonts w:asciiTheme="minorHAnsi" w:hAnsiTheme="minorHAnsi" w:cstheme="minorHAnsi"/>
+        </w:rPr>
+        <w:t xml:space="preserve"> comunicação é um dos aspetos mais relevantes na gestão continua, com a APS a privilegiar a comunicação vertical (top-</w:t>
+      </w:r>
+      <w:proofErr w:type="spellStart"/>
+      <w:r>
+        <w:rPr>
+          <w:rFonts w:asciiTheme="minorHAnsi" w:hAnsiTheme="minorHAnsi" w:cstheme="minorHAnsi"/>
+        </w:rPr>
+        <w:t>down</w:t>
+      </w:r>
+      <w:proofErr w:type="spellEnd"/>
+      <w:r>
+        <w:rPr>
+          <w:rFonts w:asciiTheme="minorHAnsi" w:hAnsiTheme="minorHAnsi" w:cstheme="minorHAnsi"/>
+        </w:rPr>
+        <w:t>-top). Este tipo de comunicação visa a possibilitar a melhoria continua dos processos, através da participação dos trabalhadores, e permitindo-lhes transmitir recomendações ao concelho de administração;</w:t>
+      </w:r>
+    </w:p>
+    <w:p>
+      <w:pPr>
+        <w:pStyle w:val="PargrafodaLista"/>
+        <w:numPr>
+          <w:ilvl w:val="0"/>
+          <w:numId w:val="30"/>
+        </w:numPr>
+        <w:rPr>
+          <w:rFonts w:asciiTheme="minorHAnsi" w:hAnsiTheme="minorHAnsi" w:cstheme="minorHAnsi"/>
+        </w:rPr>
+      </w:pPr>
+      <w:r>
+        <w:rPr>
+          <w:rFonts w:asciiTheme="minorHAnsi" w:hAnsiTheme="minorHAnsi" w:cstheme="minorHAnsi"/>
+          <w:u w:val="single"/>
+        </w:rPr>
+        <w:t>S</w:t>
+      </w:r>
+      <w:r>
+        <w:rPr>
+          <w:rFonts w:asciiTheme="minorHAnsi" w:hAnsiTheme="minorHAnsi" w:cstheme="minorHAnsi"/>
+          <w:u w:val="single"/>
+        </w:rPr>
+        <w:t>egurança e saúde no trabalho</w:t>
+      </w:r>
+      <w:r>
+        <w:rPr>
+          <w:rFonts w:asciiTheme="minorHAnsi" w:hAnsiTheme="minorHAnsi" w:cstheme="minorHAnsi"/>
+        </w:rPr>
+        <w:t xml:space="preserve"> </w:t>
+      </w:r>
+      <w:r>
+        <w:rPr>
+          <w:rFonts w:asciiTheme="minorHAnsi" w:hAnsiTheme="minorHAnsi" w:cstheme="minorHAnsi"/>
+        </w:rPr>
+        <w:t>- A</w:t>
+      </w:r>
+      <w:r>
+        <w:rPr>
+          <w:rFonts w:asciiTheme="minorHAnsi" w:hAnsiTheme="minorHAnsi" w:cstheme="minorHAnsi"/>
+        </w:rPr>
+        <w:t xml:space="preserve"> segurança e a saúde são aspetos prioritários, estando todos os trabalhadores abrangidos pelo seguro de acidentes de trabalho e doenças profissionais. Neste âmbito, a APS criou comissões paritárias de segurança e saúde no trabalho, que visam garantir a representação dos trabalhadores por elementos eleitos e representantes da empresa.</w:t>
+      </w:r>
+    </w:p>
+    <w:p>
+      <w:pPr>
+        <w:rPr>
+          <w:rFonts w:asciiTheme="minorHAnsi" w:hAnsiTheme="minorHAnsi" w:cstheme="minorHAnsi"/>
+        </w:rPr>
+      </w:pPr>
+    </w:p>
+    <w:p>
+      <w:pPr>
+        <w:rPr>
+          <w:rFonts w:asciiTheme="minorHAnsi" w:hAnsiTheme="minorHAnsi" w:cstheme="minorHAnsi"/>
+        </w:rPr>
+      </w:pPr>
+    </w:p>
     <w:p>
       <w:pPr>
         <w:pStyle w:val="Ttulo2"/>
       </w:pPr>
-      <w:bookmarkStart w:id="36" w:name="_Toc214749533"/>
+      <w:bookmarkStart w:id="36" w:name="_Toc214752232"/>
       <w:r>
         <w:t>II.5 Promoção da produtividade</w:t>
       </w:r>
@@ -11447,12 +12447,11 @@
           <w:sz w:val="24"/>
         </w:rPr>
       </w:pPr>
-      <w:bookmarkStart w:id="37" w:name="_Toc214749534"/>
+      <w:bookmarkStart w:id="37" w:name="_Toc214752233"/>
       <w:r>
         <w:rPr>
           <w:sz w:val="24"/>
         </w:rPr>
-        <w:lastRenderedPageBreak/>
         <w:t>3.7.8</w:t>
       </w:r>
       <w:bookmarkEnd w:id="37"/>
@@ -11538,6 +12537,7 @@
           <w:bCs/>
           <w:sz w:val="24"/>
         </w:rPr>
+        <w:lastRenderedPageBreak/>
         <w:t xml:space="preserve">- </w:t>
       </w:r>
       <w:r>
@@ -11563,7 +12563,23 @@
           <w:rFonts w:asciiTheme="minorHAnsi" w:hAnsiTheme="minorHAnsi" w:cstheme="minorHAnsi"/>
           <w:sz w:val="24"/>
         </w:rPr>
-        <w:t>A APS adotou um sistema de gestão certificado que abrange qualidade, meio ambiente e segurança, além de implementar o Programa APS Eficiente, que inclui auditorias energéticas. Também foram introduzidas sessões de formação sobre eco-condução para os colaboradores, focando no consumo de energia da frota automóvel, e a APS realiza auditorias anuais aos concessionários e licenciados.</w:t>
+        <w:t xml:space="preserve">A APS adotou um sistema de gestão certificado que abrange qualidade, meio ambiente e segurança, além de implementar o Programa APS Eficiente, que inclui auditorias energéticas. Também foram introduzidas sessões de formação sobre </w:t>
+      </w:r>
+      <w:proofErr w:type="spellStart"/>
+      <w:r>
+        <w:rPr>
+          <w:rFonts w:asciiTheme="minorHAnsi" w:hAnsiTheme="minorHAnsi" w:cstheme="minorHAnsi"/>
+          <w:sz w:val="24"/>
+        </w:rPr>
+        <w:t>eco-condução</w:t>
+      </w:r>
+      <w:proofErr w:type="spellEnd"/>
+      <w:r>
+        <w:rPr>
+          <w:rFonts w:asciiTheme="minorHAnsi" w:hAnsiTheme="minorHAnsi" w:cstheme="minorHAnsi"/>
+          <w:sz w:val="24"/>
+        </w:rPr>
+        <w:t xml:space="preserve"> para os colaboradores, focando no consumo de energia da frota automóvel, e a APS realiza auditorias anuais aos concessionários e licenciados.</w:t>
       </w:r>
     </w:p>
     <w:p>
@@ -11899,6 +12915,7 @@
           <w:szCs w:val="24"/>
         </w:rPr>
       </w:pPr>
+      <w:proofErr w:type="spellStart"/>
       <w:r>
         <w:rPr>
           <w:rFonts w:asciiTheme="minorHAnsi" w:hAnsiTheme="minorHAnsi" w:cstheme="minorHAnsi"/>
@@ -11907,9 +12924,20 @@
           <w:sz w:val="24"/>
           <w:szCs w:val="24"/>
         </w:rPr>
-        <w:lastRenderedPageBreak/>
-        <w:t xml:space="preserve">interconectividade do </w:t>
-      </w:r>
+        <w:t>interconectividade</w:t>
+      </w:r>
+      <w:proofErr w:type="spellEnd"/>
+      <w:r>
+        <w:rPr>
+          <w:rFonts w:asciiTheme="minorHAnsi" w:hAnsiTheme="minorHAnsi" w:cstheme="minorHAnsi"/>
+          <w:b/>
+          <w:bCs/>
+          <w:sz w:val="24"/>
+          <w:szCs w:val="24"/>
+        </w:rPr>
+        <w:t xml:space="preserve"> do </w:t>
+      </w:r>
+      <w:proofErr w:type="spellStart"/>
       <w:r>
         <w:rPr>
           <w:rFonts w:asciiTheme="minorHAnsi" w:hAnsiTheme="minorHAnsi" w:cstheme="minorHAnsi"/>
@@ -11922,6 +12950,7 @@
         </w:rPr>
         <w:t>Hinterland</w:t>
       </w:r>
+      <w:proofErr w:type="spellEnd"/>
       <w:r>
         <w:rPr>
           <w:rFonts w:asciiTheme="minorHAnsi" w:hAnsiTheme="minorHAnsi" w:cstheme="minorHAnsi"/>
@@ -12027,7 +13056,7 @@
           <w:color w:val="EE0000"/>
         </w:rPr>
       </w:pPr>
-      <w:bookmarkStart w:id="38" w:name="_Toc214749535"/>
+      <w:bookmarkStart w:id="38" w:name="_Toc214752234"/>
       <w:r>
         <w:rPr>
           <w:rFonts w:asciiTheme="minorHAnsi" w:hAnsiTheme="minorHAnsi" w:cstheme="minorHAnsi"/>
@@ -12056,7 +13085,7 @@
           <w:rFonts w:asciiTheme="minorHAnsi" w:hAnsiTheme="minorHAnsi" w:cstheme="minorHAnsi"/>
         </w:rPr>
       </w:pPr>
-      <w:bookmarkStart w:id="39" w:name="_Toc214749536"/>
+      <w:bookmarkStart w:id="39" w:name="_Toc214752235"/>
       <w:r>
         <w:rPr>
           <w:rFonts w:asciiTheme="minorHAnsi" w:hAnsiTheme="minorHAnsi" w:cstheme="minorHAnsi"/>
@@ -12250,7 +13279,25 @@
           <w:sz w:val="24"/>
           <w:szCs w:val="24"/>
         </w:rPr>
-        <w:t>o objetivo é promover a eficiência energética no porto de Sines, otimizando o consumo e sendo até implementadas praticas de eco-condução para a frota automóvel da APS, um dos principais focos de consumo.</w:t>
+        <w:t xml:space="preserve">o objetivo é promover a eficiência energética no porto de Sines, otimizando o consumo e sendo até implementadas praticas de </w:t>
+      </w:r>
+      <w:proofErr w:type="spellStart"/>
+      <w:r>
+        <w:rPr>
+          <w:rFonts w:asciiTheme="minorHAnsi" w:hAnsiTheme="minorHAnsi" w:cstheme="minorHAnsi"/>
+          <w:sz w:val="24"/>
+          <w:szCs w:val="24"/>
+        </w:rPr>
+        <w:t>eco-condução</w:t>
+      </w:r>
+      <w:proofErr w:type="spellEnd"/>
+      <w:r>
+        <w:rPr>
+          <w:rFonts w:asciiTheme="minorHAnsi" w:hAnsiTheme="minorHAnsi" w:cstheme="minorHAnsi"/>
+          <w:sz w:val="24"/>
+          <w:szCs w:val="24"/>
+        </w:rPr>
+        <w:t xml:space="preserve"> para a frota automóvel da APS, um dos principais focos de consumo.</w:t>
       </w:r>
     </w:p>
     <w:p>
@@ -12293,7 +13340,6 @@
           <w:rFonts w:asciiTheme="minorHAnsi" w:hAnsiTheme="minorHAnsi" w:cstheme="minorHAnsi"/>
           <w:sz w:val="24"/>
         </w:rPr>
-        <w:lastRenderedPageBreak/>
         <w:t>O ODS 8 tem como objetivo promover o crescimento económico sustentado, inclusivo e sustentável e trabalho digno para todos. O Porto de Sines é uma infraestrutura estratégica, atuando como de dinamização e gera emprego na sua região:</w:t>
       </w:r>
     </w:p>
@@ -12330,6 +13376,7 @@
         </w:rPr>
         <w:t xml:space="preserve">o Porto de Sines, dada a sua relevância estratégica, produz diversos efeitos </w:t>
       </w:r>
+      <w:proofErr w:type="spellStart"/>
       <w:r>
         <w:rPr>
           <w:rFonts w:asciiTheme="minorHAnsi" w:hAnsiTheme="minorHAnsi" w:cstheme="minorHAnsi"/>
@@ -12340,6 +13387,7 @@
         </w:rPr>
         <w:t>spillover</w:t>
       </w:r>
+      <w:proofErr w:type="spellEnd"/>
       <w:r>
         <w:rPr>
           <w:rFonts w:asciiTheme="minorHAnsi" w:hAnsiTheme="minorHAnsi" w:cstheme="minorHAnsi"/>
@@ -12372,6 +13420,7 @@
           <w:sz w:val="24"/>
           <w:szCs w:val="24"/>
         </w:rPr>
+        <w:lastRenderedPageBreak/>
         <w:t xml:space="preserve">garantia de trabalho qualificado – </w:t>
       </w:r>
       <w:r>
@@ -12506,7 +13555,7 @@
           <w:sz w:val="24"/>
         </w:rPr>
       </w:pPr>
-      <w:bookmarkStart w:id="40" w:name="_Toc214749537"/>
+      <w:bookmarkStart w:id="40" w:name="_Toc214752236"/>
       <w:r>
         <w:rPr>
           <w:rFonts w:asciiTheme="minorHAnsi" w:hAnsiTheme="minorHAnsi" w:cstheme="minorHAnsi"/>
@@ -12544,8 +13593,17 @@
           <w:rFonts w:asciiTheme="minorHAnsi" w:hAnsiTheme="minorHAnsi" w:cstheme="minorHAnsi"/>
           <w:sz w:val="24"/>
         </w:rPr>
-        <w:t xml:space="preserve">A Administração do Porto de Sines (APS) demonstra um compromisso com a sustentabilidade e a eficiência energética, que se traduz em práticas alinhadas com os princípios da Economia Circular, representados pelas estratégias </w:t>
-      </w:r>
+        <w:t xml:space="preserve">A Administração do Porto de Sines (APS) demonstra um compromisso com a sustentabilidade e a eficiência energética, que se traduz em práticas alinhadas com os princípios da Economia Circular, representados pelas </w:t>
+      </w:r>
+      <w:proofErr w:type="gramStart"/>
+      <w:r>
+        <w:rPr>
+          <w:rFonts w:asciiTheme="minorHAnsi" w:hAnsiTheme="minorHAnsi" w:cstheme="minorHAnsi"/>
+          <w:sz w:val="24"/>
+        </w:rPr>
+        <w:t xml:space="preserve">estratégias </w:t>
+      </w:r>
+      <w:proofErr w:type="spellStart"/>
       <w:r>
         <w:rPr>
           <w:rFonts w:asciiTheme="minorHAnsi" w:hAnsiTheme="minorHAnsi" w:cstheme="minorHAnsi"/>
@@ -12555,6 +13613,8 @@
         </w:rPr>
         <w:t>ReSOLVE</w:t>
       </w:r>
+      <w:proofErr w:type="spellEnd"/>
+      <w:proofErr w:type="gramEnd"/>
       <w:r>
         <w:rPr>
           <w:rFonts w:asciiTheme="minorHAnsi" w:hAnsiTheme="minorHAnsi" w:cstheme="minorHAnsi"/>
@@ -12617,7 +13677,29 @@
           <w:sz w:val="24"/>
           <w:szCs w:val="24"/>
         </w:rPr>
-        <w:t>Regenerar (Regenerate)</w:t>
+        <w:t>Regenerar (</w:t>
+      </w:r>
+      <w:proofErr w:type="spellStart"/>
+      <w:r>
+        <w:rPr>
+          <w:rFonts w:asciiTheme="minorHAnsi" w:hAnsiTheme="minorHAnsi" w:cstheme="minorHAnsi"/>
+          <w:b/>
+          <w:bCs/>
+          <w:sz w:val="24"/>
+          <w:szCs w:val="24"/>
+        </w:rPr>
+        <w:t>Regenerate</w:t>
+      </w:r>
+      <w:proofErr w:type="spellEnd"/>
+      <w:r>
+        <w:rPr>
+          <w:rFonts w:asciiTheme="minorHAnsi" w:hAnsiTheme="minorHAnsi" w:cstheme="minorHAnsi"/>
+          <w:b/>
+          <w:bCs/>
+          <w:sz w:val="24"/>
+          <w:szCs w:val="24"/>
+        </w:rPr>
+        <w:t>)</w:t>
       </w:r>
     </w:p>
     <w:p>
@@ -12664,7 +13746,6 @@
           <w:sz w:val="24"/>
           <w:szCs w:val="24"/>
         </w:rPr>
-        <w:lastRenderedPageBreak/>
         <w:t>benefício ambiental e operacional:</w:t>
       </w:r>
       <w:r>
@@ -12769,6 +13850,7 @@
           <w:sz w:val="24"/>
           <w:szCs w:val="24"/>
         </w:rPr>
+        <w:lastRenderedPageBreak/>
         <w:t>Partilhar (Share)</w:t>
       </w:r>
     </w:p>
@@ -12831,6 +13913,7 @@
         </w:rPr>
         <w:t>eleva a taxa de utilização dos ativos existentes (</w:t>
       </w:r>
+      <w:proofErr w:type="spellStart"/>
       <w:r>
         <w:rPr>
           <w:rFonts w:asciiTheme="minorHAnsi" w:hAnsiTheme="minorHAnsi" w:cstheme="minorHAnsi"/>
@@ -12839,8 +13922,31 @@
           <w:sz w:val="24"/>
           <w:szCs w:val="24"/>
         </w:rPr>
-        <w:t>asset utilization</w:t>
-      </w:r>
+        <w:t>asset</w:t>
+      </w:r>
+      <w:proofErr w:type="spellEnd"/>
+      <w:r>
+        <w:rPr>
+          <w:rFonts w:asciiTheme="minorHAnsi" w:hAnsiTheme="minorHAnsi" w:cstheme="minorHAnsi"/>
+          <w:i/>
+          <w:iCs/>
+          <w:sz w:val="24"/>
+          <w:szCs w:val="24"/>
+        </w:rPr>
+        <w:t xml:space="preserve"> </w:t>
+      </w:r>
+      <w:proofErr w:type="spellStart"/>
+      <w:r>
+        <w:rPr>
+          <w:rFonts w:asciiTheme="minorHAnsi" w:hAnsiTheme="minorHAnsi" w:cstheme="minorHAnsi"/>
+          <w:i/>
+          <w:iCs/>
+          <w:sz w:val="24"/>
+          <w:szCs w:val="24"/>
+        </w:rPr>
+        <w:t>utilization</w:t>
+      </w:r>
+      <w:proofErr w:type="spellEnd"/>
       <w:r>
         <w:rPr>
           <w:rFonts w:asciiTheme="minorHAnsi" w:hAnsiTheme="minorHAnsi" w:cstheme="minorHAnsi"/>
@@ -12885,7 +13991,29 @@
           <w:sz w:val="24"/>
           <w:szCs w:val="24"/>
         </w:rPr>
-        <w:t>Otimizar (Optimize)</w:t>
+        <w:t>Otimizar (</w:t>
+      </w:r>
+      <w:proofErr w:type="spellStart"/>
+      <w:r>
+        <w:rPr>
+          <w:rFonts w:asciiTheme="minorHAnsi" w:hAnsiTheme="minorHAnsi" w:cstheme="minorHAnsi"/>
+          <w:b/>
+          <w:bCs/>
+          <w:sz w:val="24"/>
+          <w:szCs w:val="24"/>
+        </w:rPr>
+        <w:t>Optimize</w:t>
+      </w:r>
+      <w:proofErr w:type="spellEnd"/>
+      <w:r>
+        <w:rPr>
+          <w:rFonts w:asciiTheme="minorHAnsi" w:hAnsiTheme="minorHAnsi" w:cstheme="minorHAnsi"/>
+          <w:b/>
+          <w:bCs/>
+          <w:sz w:val="24"/>
+          <w:szCs w:val="24"/>
+        </w:rPr>
+        <w:t>)</w:t>
       </w:r>
     </w:p>
     <w:p>
@@ -12969,7 +14097,27 @@
           <w:bCs/>
           <w:sz w:val="24"/>
         </w:rPr>
-        <w:t>Promoção da eco-condução:</w:t>
+        <w:t xml:space="preserve">Promoção da </w:t>
+      </w:r>
+      <w:proofErr w:type="spellStart"/>
+      <w:r>
+        <w:rPr>
+          <w:rFonts w:asciiTheme="minorHAnsi" w:hAnsiTheme="minorHAnsi" w:cstheme="minorHAnsi"/>
+          <w:b/>
+          <w:bCs/>
+          <w:sz w:val="24"/>
+        </w:rPr>
+        <w:t>eco-condução</w:t>
+      </w:r>
+      <w:proofErr w:type="spellEnd"/>
+      <w:r>
+        <w:rPr>
+          <w:rFonts w:asciiTheme="minorHAnsi" w:hAnsiTheme="minorHAnsi" w:cstheme="minorHAnsi"/>
+          <w:b/>
+          <w:bCs/>
+          <w:sz w:val="24"/>
+        </w:rPr>
+        <w:t>:</w:t>
       </w:r>
     </w:p>
     <w:p>
@@ -13123,7 +14271,6 @@
           <w:bCs/>
           <w:sz w:val="24"/>
         </w:rPr>
-        <w:lastRenderedPageBreak/>
         <w:t xml:space="preserve">Sugestão: </w:t>
       </w:r>
       <w:r>
@@ -13239,6 +14386,7 @@
           <w:bCs/>
           <w:sz w:val="24"/>
         </w:rPr>
+        <w:lastRenderedPageBreak/>
         <w:t xml:space="preserve">Sugestão: </w:t>
       </w:r>
       <w:r>
@@ -13358,6 +14506,7 @@
         </w:rPr>
         <w:t xml:space="preserve">Estudo para a Implementação do </w:t>
       </w:r>
+      <w:proofErr w:type="spellStart"/>
       <w:r>
         <w:rPr>
           <w:rFonts w:asciiTheme="minorHAnsi" w:hAnsiTheme="minorHAnsi" w:cstheme="minorHAnsi"/>
@@ -13367,8 +14516,33 @@
           <w:iCs/>
           <w:sz w:val="24"/>
         </w:rPr>
-        <w:t>Cold Ironing</w:t>
-      </w:r>
+        <w:t>Cold</w:t>
+      </w:r>
+      <w:proofErr w:type="spellEnd"/>
+      <w:r>
+        <w:rPr>
+          <w:rFonts w:asciiTheme="minorHAnsi" w:hAnsiTheme="minorHAnsi" w:cstheme="minorHAnsi"/>
+          <w:b/>
+          <w:bCs/>
+          <w:i/>
+          <w:iCs/>
+          <w:sz w:val="24"/>
+        </w:rPr>
+        <w:t xml:space="preserve"> </w:t>
+      </w:r>
+      <w:proofErr w:type="spellStart"/>
+      <w:r>
+        <w:rPr>
+          <w:rFonts w:asciiTheme="minorHAnsi" w:hAnsiTheme="minorHAnsi" w:cstheme="minorHAnsi"/>
+          <w:b/>
+          <w:bCs/>
+          <w:i/>
+          <w:iCs/>
+          <w:sz w:val="24"/>
+        </w:rPr>
+        <w:t>Ironing</w:t>
+      </w:r>
+      <w:proofErr w:type="spellEnd"/>
       <w:r>
         <w:rPr>
           <w:rFonts w:asciiTheme="minorHAnsi" w:hAnsiTheme="minorHAnsi" w:cstheme="minorHAnsi"/>
@@ -13508,7 +14682,7 @@
       <w:pPr>
         <w:pStyle w:val="Ttulo2"/>
       </w:pPr>
-      <w:bookmarkStart w:id="41" w:name="_Toc214749538"/>
+      <w:bookmarkStart w:id="41" w:name="_Toc214752237"/>
       <w:r>
         <w:t xml:space="preserve">II.7 </w:t>
       </w:r>
@@ -13522,7 +14696,7 @@
       <w:pPr>
         <w:pStyle w:val="Ttulo2"/>
       </w:pPr>
-      <w:bookmarkStart w:id="42" w:name="_Toc214749539"/>
+      <w:bookmarkStart w:id="42" w:name="_Toc214752238"/>
       <w:r>
         <w:t>II.</w:t>
       </w:r>
@@ -13540,9 +14714,8 @@
       <w:pPr>
         <w:pStyle w:val="Ttulo2"/>
       </w:pPr>
-      <w:bookmarkStart w:id="43" w:name="_Toc214749540"/>
-      <w:r>
-        <w:lastRenderedPageBreak/>
+      <w:bookmarkStart w:id="43" w:name="_Toc214752239"/>
+      <w:r>
         <w:t>II.9 Gestão das Operações e Indústria 4.0</w:t>
       </w:r>
       <w:bookmarkEnd w:id="43"/>
@@ -13569,7 +14742,7 @@
           <w:szCs w:val="22"/>
         </w:rPr>
       </w:pPr>
-      <w:bookmarkStart w:id="44" w:name="_Toc214749541"/>
+      <w:bookmarkStart w:id="44" w:name="_Toc214752240"/>
       <w:r>
         <w:lastRenderedPageBreak/>
         <w:t>Parte III – Conclusão</w:t>
@@ -13580,7 +14753,7 @@
       <w:pPr>
         <w:pStyle w:val="Ttulo2"/>
       </w:pPr>
-      <w:bookmarkStart w:id="45" w:name="_Toc214749542"/>
+      <w:bookmarkStart w:id="45" w:name="_Toc214752241"/>
       <w:r>
         <w:t>III.1 Conclusão</w:t>
       </w:r>
@@ -13592,7 +14765,7 @@
       <w:pPr>
         <w:pStyle w:val="Ttulo2"/>
       </w:pPr>
-      <w:bookmarkStart w:id="46" w:name="_Toc214749543"/>
+      <w:bookmarkStart w:id="46" w:name="_Toc214752242"/>
       <w:r>
         <w:t>III.2 Sugestões de melhoria</w:t>
       </w:r>
@@ -13607,7 +14780,7 @@
         <w:br w:type="page"/>
       </w:r>
       <w:bookmarkStart w:id="47" w:name="_Toc471979356"/>
-      <w:bookmarkStart w:id="48" w:name="_Toc214749544"/>
+      <w:bookmarkStart w:id="48" w:name="_Toc214752243"/>
       <w:r>
         <w:lastRenderedPageBreak/>
         <w:t>Referências</w:t>
@@ -13865,7 +15038,35 @@
         <w:rPr>
           <w:color w:val="000000" w:themeColor="text1"/>
         </w:rPr>
-        <w:t> (Master's thesis, Universidade de Aveiro (Portugal)).</w:t>
+        <w:t> (</w:t>
+      </w:r>
+      <w:proofErr w:type="spellStart"/>
+      <w:r>
+        <w:rPr>
+          <w:color w:val="000000" w:themeColor="text1"/>
+        </w:rPr>
+        <w:t>Master's</w:t>
+      </w:r>
+      <w:proofErr w:type="spellEnd"/>
+      <w:r>
+        <w:rPr>
+          <w:color w:val="000000" w:themeColor="text1"/>
+        </w:rPr>
+        <w:t xml:space="preserve"> </w:t>
+      </w:r>
+      <w:proofErr w:type="spellStart"/>
+      <w:r>
+        <w:rPr>
+          <w:color w:val="000000" w:themeColor="text1"/>
+        </w:rPr>
+        <w:t>thesis</w:t>
+      </w:r>
+      <w:proofErr w:type="spellEnd"/>
+      <w:r>
+        <w:rPr>
+          <w:color w:val="000000" w:themeColor="text1"/>
+        </w:rPr>
+        <w:t>, Universidade de Aveiro (Portugal)).</w:t>
       </w:r>
     </w:p>
     <w:p>
@@ -13892,7 +15093,35 @@
         <w:rPr>
           <w:color w:val="000000" w:themeColor="text1"/>
         </w:rPr>
-        <w:t> (Master's thesis, Universidade NOVA de Lisboa (Portugal)).</w:t>
+        <w:t> (</w:t>
+      </w:r>
+      <w:proofErr w:type="spellStart"/>
+      <w:r>
+        <w:rPr>
+          <w:color w:val="000000" w:themeColor="text1"/>
+        </w:rPr>
+        <w:t>Master's</w:t>
+      </w:r>
+      <w:proofErr w:type="spellEnd"/>
+      <w:r>
+        <w:rPr>
+          <w:color w:val="000000" w:themeColor="text1"/>
+        </w:rPr>
+        <w:t xml:space="preserve"> </w:t>
+      </w:r>
+      <w:proofErr w:type="spellStart"/>
+      <w:r>
+        <w:rPr>
+          <w:color w:val="000000" w:themeColor="text1"/>
+        </w:rPr>
+        <w:t>thesis</w:t>
+      </w:r>
+      <w:proofErr w:type="spellEnd"/>
+      <w:r>
+        <w:rPr>
+          <w:color w:val="000000" w:themeColor="text1"/>
+        </w:rPr>
+        <w:t>, Universidade NOVA de Lisboa (Portugal)).</w:t>
       </w:r>
     </w:p>
     <w:p>
@@ -13907,7 +15136,23 @@
           <w:color w:val="000000" w:themeColor="text1"/>
           <w:lang w:val="es-ES"/>
         </w:rPr>
-        <w:t>Nieto Masot, A. (2015). </w:t>
+        <w:t xml:space="preserve">Nieto </w:t>
+      </w:r>
+      <w:proofErr w:type="spellStart"/>
+      <w:r>
+        <w:rPr>
+          <w:color w:val="000000" w:themeColor="text1"/>
+          <w:lang w:val="es-ES"/>
+        </w:rPr>
+        <w:t>Masot</w:t>
+      </w:r>
+      <w:proofErr w:type="spellEnd"/>
+      <w:r>
+        <w:rPr>
+          <w:color w:val="000000" w:themeColor="text1"/>
+          <w:lang w:val="es-ES"/>
+        </w:rPr>
+        <w:t>, A. (2015). </w:t>
       </w:r>
       <w:r>
         <w:rPr>
@@ -13965,7 +15210,35 @@
         <w:rPr>
           <w:color w:val="000000" w:themeColor="text1"/>
         </w:rPr>
-        <w:t> (Master's thesis, Universidade de Évora).</w:t>
+        <w:t> (</w:t>
+      </w:r>
+      <w:proofErr w:type="spellStart"/>
+      <w:r>
+        <w:rPr>
+          <w:color w:val="000000" w:themeColor="text1"/>
+        </w:rPr>
+        <w:t>Master's</w:t>
+      </w:r>
+      <w:proofErr w:type="spellEnd"/>
+      <w:r>
+        <w:rPr>
+          <w:color w:val="000000" w:themeColor="text1"/>
+        </w:rPr>
+        <w:t xml:space="preserve"> </w:t>
+      </w:r>
+      <w:proofErr w:type="spellStart"/>
+      <w:r>
+        <w:rPr>
+          <w:color w:val="000000" w:themeColor="text1"/>
+        </w:rPr>
+        <w:t>thesis</w:t>
+      </w:r>
+      <w:proofErr w:type="spellEnd"/>
+      <w:r>
+        <w:rPr>
+          <w:color w:val="000000" w:themeColor="text1"/>
+        </w:rPr>
+        <w:t>, Universidade de Évora).</w:t>
       </w:r>
     </w:p>
     <w:p>
@@ -13992,7 +15265,35 @@
         <w:rPr>
           <w:color w:val="000000" w:themeColor="text1"/>
         </w:rPr>
-        <w:t> (Master's thesis, Universidade NOVA de Lisboa (Portugal)).</w:t>
+        <w:t> (</w:t>
+      </w:r>
+      <w:proofErr w:type="spellStart"/>
+      <w:r>
+        <w:rPr>
+          <w:color w:val="000000" w:themeColor="text1"/>
+        </w:rPr>
+        <w:t>Master's</w:t>
+      </w:r>
+      <w:proofErr w:type="spellEnd"/>
+      <w:r>
+        <w:rPr>
+          <w:color w:val="000000" w:themeColor="text1"/>
+        </w:rPr>
+        <w:t xml:space="preserve"> </w:t>
+      </w:r>
+      <w:proofErr w:type="spellStart"/>
+      <w:r>
+        <w:rPr>
+          <w:color w:val="000000" w:themeColor="text1"/>
+        </w:rPr>
+        <w:t>thesis</w:t>
+      </w:r>
+      <w:proofErr w:type="spellEnd"/>
+      <w:r>
+        <w:rPr>
+          <w:color w:val="000000" w:themeColor="text1"/>
+        </w:rPr>
+        <w:t>, Universidade NOVA de Lisboa (Portugal)).</w:t>
       </w:r>
     </w:p>
     <w:p>
@@ -14019,7 +15320,35 @@
         <w:rPr>
           <w:color w:val="000000" w:themeColor="text1"/>
         </w:rPr>
-        <w:t> (Master's thesis, Universidade NOVA de Lisboa (Portugal)).</w:t>
+        <w:t> (</w:t>
+      </w:r>
+      <w:proofErr w:type="spellStart"/>
+      <w:r>
+        <w:rPr>
+          <w:color w:val="000000" w:themeColor="text1"/>
+        </w:rPr>
+        <w:t>Master's</w:t>
+      </w:r>
+      <w:proofErr w:type="spellEnd"/>
+      <w:r>
+        <w:rPr>
+          <w:color w:val="000000" w:themeColor="text1"/>
+        </w:rPr>
+        <w:t xml:space="preserve"> </w:t>
+      </w:r>
+      <w:proofErr w:type="spellStart"/>
+      <w:r>
+        <w:rPr>
+          <w:color w:val="000000" w:themeColor="text1"/>
+        </w:rPr>
+        <w:t>thesis</w:t>
+      </w:r>
+      <w:proofErr w:type="spellEnd"/>
+      <w:r>
+        <w:rPr>
+          <w:color w:val="000000" w:themeColor="text1"/>
+        </w:rPr>
+        <w:t>, Universidade NOVA de Lisboa (Portugal)).</w:t>
       </w:r>
     </w:p>
     <w:p>
@@ -14071,7 +15400,7 @@
           <w:rFonts w:eastAsia="Arial Narrow"/>
         </w:rPr>
       </w:pPr>
-      <w:bookmarkStart w:id="50" w:name="_Toc214749545"/>
+      <w:bookmarkStart w:id="50" w:name="_Toc214752244"/>
       <w:r>
         <w:rPr>
           <w:rFonts w:eastAsia="Arial Narrow"/>
@@ -14092,7 +15421,7 @@
       <w:pPr>
         <w:pStyle w:val="Ttulo2"/>
       </w:pPr>
-      <w:bookmarkStart w:id="51" w:name="_Toc214749546"/>
+      <w:bookmarkStart w:id="51" w:name="_Toc214752245"/>
       <w:r>
         <w:t>Opções Estratégicas para o Porto de Sines (2020-2030)</w:t>
       </w:r>
@@ -14577,7 +15906,21 @@
         <w:rPr>
           <w:color w:val="auto"/>
         </w:rPr>
-        <w:t xml:space="preserve"> - Legacy (riscos estratégicos)</w:t>
+        <w:t xml:space="preserve"> - </w:t>
+      </w:r>
+      <w:proofErr w:type="spellStart"/>
+      <w:r>
+        <w:rPr>
+          <w:color w:val="auto"/>
+        </w:rPr>
+        <w:t>Legacy</w:t>
+      </w:r>
+      <w:proofErr w:type="spellEnd"/>
+      <w:r>
+        <w:rPr>
+          <w:color w:val="auto"/>
+        </w:rPr>
+        <w:t xml:space="preserve"> (riscos estratégicos)</w:t>
       </w:r>
       <w:bookmarkEnd w:id="55"/>
     </w:p>
@@ -14804,7 +16147,21 @@
         <w:rPr>
           <w:color w:val="auto"/>
         </w:rPr>
-        <w:t xml:space="preserve"> - Enablers de competitividade (recursos e competências)</w:t>
+        <w:t xml:space="preserve"> - </w:t>
+      </w:r>
+      <w:proofErr w:type="spellStart"/>
+      <w:r>
+        <w:rPr>
+          <w:color w:val="auto"/>
+        </w:rPr>
+        <w:t>Enablers</w:t>
+      </w:r>
+      <w:proofErr w:type="spellEnd"/>
+      <w:r>
+        <w:rPr>
+          <w:color w:val="auto"/>
+        </w:rPr>
+        <w:t xml:space="preserve"> de competitividade (recursos e competências)</w:t>
       </w:r>
       <w:bookmarkEnd w:id="57"/>
     </w:p>
@@ -14938,7 +16295,21 @@
         <w:rPr>
           <w:color w:val="auto"/>
         </w:rPr>
-        <w:t xml:space="preserve"> - Visão dos Stakeholders (competitividade</w:t>
+        <w:t xml:space="preserve"> - Visão dos </w:t>
+      </w:r>
+      <w:proofErr w:type="spellStart"/>
+      <w:r>
+        <w:rPr>
+          <w:color w:val="auto"/>
+        </w:rPr>
+        <w:t>Stakeholders</w:t>
+      </w:r>
+      <w:proofErr w:type="spellEnd"/>
+      <w:r>
+        <w:rPr>
+          <w:color w:val="auto"/>
+        </w:rPr>
+        <w:t xml:space="preserve"> (competitividade</w:t>
       </w:r>
       <w:r>
         <w:rPr>
@@ -15058,7 +16429,21 @@
         <w:rPr>
           <w:color w:val="auto"/>
         </w:rPr>
-        <w:t xml:space="preserve"> - Visão dos Stakeholders (cooperação)</w:t>
+        <w:t xml:space="preserve"> - Visão dos </w:t>
+      </w:r>
+      <w:proofErr w:type="spellStart"/>
+      <w:r>
+        <w:rPr>
+          <w:color w:val="auto"/>
+        </w:rPr>
+        <w:t>Stakeholders</w:t>
+      </w:r>
+      <w:proofErr w:type="spellEnd"/>
+      <w:r>
+        <w:rPr>
+          <w:color w:val="auto"/>
+        </w:rPr>
+        <w:t xml:space="preserve"> (cooperação)</w:t>
       </w:r>
       <w:bookmarkEnd w:id="59"/>
     </w:p>
@@ -15168,7 +16553,21 @@
         <w:rPr>
           <w:color w:val="auto"/>
         </w:rPr>
-        <w:t xml:space="preserve"> - Visão dos Stakeholders (expectativas)</w:t>
+        <w:t xml:space="preserve"> - Visão dos </w:t>
+      </w:r>
+      <w:proofErr w:type="spellStart"/>
+      <w:r>
+        <w:rPr>
+          <w:color w:val="auto"/>
+        </w:rPr>
+        <w:t>Stakeholders</w:t>
+      </w:r>
+      <w:proofErr w:type="spellEnd"/>
+      <w:r>
+        <w:rPr>
+          <w:color w:val="auto"/>
+        </w:rPr>
+        <w:t xml:space="preserve"> (expectativas)</w:t>
       </w:r>
       <w:bookmarkEnd w:id="60"/>
     </w:p>
@@ -15183,11 +16582,16 @@
       <w:pPr>
         <w:pStyle w:val="Ttulo2"/>
       </w:pPr>
-      <w:bookmarkStart w:id="61" w:name="_Toc214749547"/>
-      <w:r>
-        <w:t>Ligações e Hinterland</w:t>
+      <w:bookmarkStart w:id="61" w:name="_Toc214752246"/>
+      <w:r>
+        <w:t xml:space="preserve">Ligações e </w:t>
+      </w:r>
+      <w:proofErr w:type="spellStart"/>
+      <w:r>
+        <w:t>Hinterland</w:t>
       </w:r>
       <w:bookmarkEnd w:id="61"/>
+      <w:proofErr w:type="spellEnd"/>
     </w:p>
     <w:p>
       <w:pPr>
@@ -15317,12 +16721,26 @@
         <w:rPr>
           <w:color w:val="auto"/>
         </w:rPr>
-        <w:t xml:space="preserve"> - Ligações estratégicas do Porto de Sines: acessos marítimos globais e hinterland ibéric</w:t>
-      </w:r>
+        <w:t xml:space="preserve"> - Ligações estratégicas do Porto de Sines: acessos marítimos globais e </w:t>
+      </w:r>
+      <w:proofErr w:type="spellStart"/>
       <w:r>
         <w:rPr>
           <w:color w:val="auto"/>
         </w:rPr>
+        <w:t>hinterland</w:t>
+      </w:r>
+      <w:proofErr w:type="spellEnd"/>
+      <w:r>
+        <w:rPr>
+          <w:color w:val="auto"/>
+        </w:rPr>
+        <w:t xml:space="preserve"> ibéric</w:t>
+      </w:r>
+      <w:r>
+        <w:rPr>
+          <w:color w:val="auto"/>
+        </w:rPr>
         <w:t>o</w:t>
       </w:r>
       <w:bookmarkEnd w:id="62"/>
@@ -15331,7 +16749,7 @@
       <w:pPr>
         <w:pStyle w:val="Ttulo2"/>
       </w:pPr>
-      <w:bookmarkStart w:id="63" w:name="_Toc214749548"/>
+      <w:bookmarkStart w:id="63" w:name="_Toc214752247"/>
       <w:r>
         <w:t>Estatísticas</w:t>
       </w:r>
@@ -15348,7 +16766,7 @@
           <w:szCs w:val="20"/>
         </w:rPr>
       </w:pPr>
-      <w:bookmarkStart w:id="64" w:name="_Toc214749549"/>
+      <w:bookmarkStart w:id="64" w:name="_Toc214752248"/>
       <w:r>
         <w:rPr>
           <w:b/>
@@ -15724,7 +17142,7 @@
           <w:szCs w:val="20"/>
         </w:rPr>
       </w:pPr>
-      <w:bookmarkStart w:id="68" w:name="_Toc214749550"/>
+      <w:bookmarkStart w:id="68" w:name="_Toc214752249"/>
       <w:r>
         <w:rPr>
           <w:b/>
@@ -16102,7 +17520,7 @@
           <w:szCs w:val="20"/>
         </w:rPr>
       </w:pPr>
-      <w:bookmarkStart w:id="72" w:name="_Toc214749551"/>
+      <w:bookmarkStart w:id="72" w:name="_Toc214752250"/>
       <w:r>
         <w:rPr>
           <w:b/>
@@ -26456,6 +27874,7 @@
   <w:style w:type="character" w:default="1" w:styleId="Tipodeletrapredefinidodopargrafo">
     <w:name w:val="Default Paragraph Font"/>
     <w:uiPriority w:val="1"/>
+    <w:semiHidden/>
     <w:unhideWhenUsed/>
   </w:style>
   <w:style w:type="table" w:default="1" w:styleId="Tabelanormal">
@@ -27327,15 +28746,6 @@
 </file>
 
 <file path=customXml/item1.xml><?xml version="1.0" encoding="utf-8"?>
-<?mso-contentType ?>
-<FormTemplates xmlns="http://schemas.microsoft.com/sharepoint/v3/contenttype/forms">
-  <Display>DocumentLibraryForm</Display>
-  <Edit>DocumentLibraryForm</Edit>
-  <New>DocumentLibraryForm</New>
-</FormTemplates>
-</file>
-
-<file path=customXml/item2.xml><?xml version="1.0" encoding="utf-8"?>
 <p:properties xmlns:p="http://schemas.microsoft.com/office/2006/metadata/properties" xmlns:xsi="http://www.w3.org/2001/XMLSchema-instance" xmlns:pc="http://schemas.microsoft.com/office/infopath/2007/PartnerControls">
   <documentManagement>
     <NotebookType xmlns="6e977478-40fc-4c96-9b59-58f9adc62218" xsi:nil="true"/>
@@ -27347,11 +28757,16 @@
 </p:properties>
 </file>
 
-<file path=customXml/item3.xml><?xml version="1.0" encoding="utf-8"?>
-<b:Sources xmlns:b="http://schemas.openxmlformats.org/officeDocument/2006/bibliography" xmlns="http://schemas.openxmlformats.org/officeDocument/2006/bibliography" SelectedStyle="\APA.XSL" StyleName="APA"/>
+<file path=customXml/item2.xml><?xml version="1.0" encoding="utf-8"?>
+<?mso-contentType ?>
+<FormTemplates xmlns="http://schemas.microsoft.com/sharepoint/v3/contenttype/forms">
+  <Display>DocumentLibraryForm</Display>
+  <Edit>DocumentLibraryForm</Edit>
+  <New>DocumentLibraryForm</New>
+</FormTemplates>
 </file>
 
-<file path=customXml/item4.xml><?xml version="1.0" encoding="utf-8"?>
+<file path=customXml/item3.xml><?xml version="1.0" encoding="utf-8"?>
 <ct:contentTypeSchema xmlns:ct="http://schemas.microsoft.com/office/2006/metadata/contentType" xmlns:ma="http://schemas.microsoft.com/office/2006/metadata/properties/metaAttributes" ct:_="" ma:_="" ma:contentTypeName="Documento" ma:contentTypeID="0x0101008F0F40A57A4B4943AE5F0D22A00E6876" ma:contentTypeVersion="7" ma:contentTypeDescription="Criar um novo documento." ma:contentTypeScope="" ma:versionID="0777f9d8bcaf4fa9f3f247f35de05543">
   <xsd:schema xmlns:xsd="http://www.w3.org/2001/XMLSchema" xmlns:xs="http://www.w3.org/2001/XMLSchema" xmlns:p="http://schemas.microsoft.com/office/2006/metadata/properties" xmlns:ns2="6e977478-40fc-4c96-9b59-58f9adc62218" targetNamespace="http://schemas.microsoft.com/office/2006/metadata/properties" ma:root="true" ma:fieldsID="6e1588d9447c950b5d06efd32159bf41" ns2:_="">
     <xsd:import namespace="6e977478-40fc-4c96-9b59-58f9adc62218"/>
@@ -27513,15 +28928,11 @@
 </ct:contentTypeSchema>
 </file>
 
-<file path=customXml/itemProps1.xml><?xml version="1.0" encoding="utf-8"?>
-<ds:datastoreItem xmlns:ds="http://schemas.openxmlformats.org/officeDocument/2006/customXml" ds:itemID="{A8BEE9C3-75AD-4607-B106-1B44B05722EA}">
-  <ds:schemaRefs>
-    <ds:schemaRef ds:uri="http://schemas.microsoft.com/sharepoint/v3/contenttype/forms"/>
-  </ds:schemaRefs>
-</ds:datastoreItem>
+<file path=customXml/item4.xml><?xml version="1.0" encoding="utf-8"?>
+<b:Sources xmlns:b="http://schemas.openxmlformats.org/officeDocument/2006/bibliography" xmlns="http://schemas.openxmlformats.org/officeDocument/2006/bibliography" SelectedStyle="\APA.XSL" StyleName="APA"/>
 </file>
 
-<file path=customXml/itemProps2.xml><?xml version="1.0" encoding="utf-8"?>
+<file path=customXml/itemProps1.xml><?xml version="1.0" encoding="utf-8"?>
 <ds:datastoreItem xmlns:ds="http://schemas.openxmlformats.org/officeDocument/2006/customXml" ds:itemID="{A02BD9CC-6025-4F76-BD90-0F1427CF0A06}">
   <ds:schemaRefs>
     <ds:schemaRef ds:uri="http://schemas.microsoft.com/office/2006/metadata/properties"/>
@@ -27531,15 +28942,15 @@
 </ds:datastoreItem>
 </file>
 
-<file path=customXml/itemProps3.xml><?xml version="1.0" encoding="utf-8"?>
-<ds:datastoreItem xmlns:ds="http://schemas.openxmlformats.org/officeDocument/2006/customXml" ds:itemID="{9C46D67E-02BF-4E37-8EF1-2391CC03D27F}">
+<file path=customXml/itemProps2.xml><?xml version="1.0" encoding="utf-8"?>
+<ds:datastoreItem xmlns:ds="http://schemas.openxmlformats.org/officeDocument/2006/customXml" ds:itemID="{A8BEE9C3-75AD-4607-B106-1B44B05722EA}">
   <ds:schemaRefs>
-    <ds:schemaRef ds:uri="http://schemas.openxmlformats.org/officeDocument/2006/bibliography"/>
+    <ds:schemaRef ds:uri="http://schemas.microsoft.com/sharepoint/v3/contenttype/forms"/>
   </ds:schemaRefs>
 </ds:datastoreItem>
 </file>
 
-<file path=customXml/itemProps4.xml><?xml version="1.0" encoding="utf-8"?>
+<file path=customXml/itemProps3.xml><?xml version="1.0" encoding="utf-8"?>
 <ds:datastoreItem xmlns:ds="http://schemas.openxmlformats.org/officeDocument/2006/customXml" ds:itemID="{F22FBF9B-697C-4384-8BA9-D9CACC814933}">
   <ds:schemaRefs>
     <ds:schemaRef ds:uri="http://schemas.microsoft.com/office/2006/metadata/contentType"/>
@@ -27555,4 +28966,12 @@
     <ds:schemaRef ds:uri="http://schemas.microsoft.com/internal/obd"/>
   </ds:schemaRefs>
 </ds:datastoreItem>
+</file>
+
+<file path=customXml/itemProps4.xml><?xml version="1.0" encoding="utf-8"?>
+<ds:datastoreItem xmlns:ds="http://schemas.openxmlformats.org/officeDocument/2006/customXml" ds:itemID="{9C46D67E-02BF-4E37-8EF1-2391CC03D27F}">
+  <ds:schemaRefs>
+    <ds:schemaRef ds:uri="http://schemas.openxmlformats.org/officeDocument/2006/bibliography"/>
+  </ds:schemaRefs>
+</ds:datastoreItem>
 </file>
--- a/docs/client_analysis/report_APS.docx
+++ b/docs/client_analysis/report_APS.docx
@@ -616,7 +616,7 @@
           <w:r>
             <w:fldChar w:fldCharType="separate"/>
           </w:r>
-          <w:hyperlink w:anchor="_Toc214752205" w:history="1">
+          <w:hyperlink w:anchor="_Toc214753050" w:history="1">
             <w:r>
               <w:rPr>
                 <w:rStyle w:val="Hiperligao"/>
@@ -644,7 +644,7 @@
                 <w:noProof/>
                 <w:webHidden/>
               </w:rPr>
-              <w:instrText xml:space="preserve"> PAGEREF _Toc214752205 \h </w:instrText>
+              <w:instrText xml:space="preserve"> PAGEREF _Toc214753050 \h </w:instrText>
             </w:r>
             <w:r>
               <w:rPr>
@@ -689,7 +689,7 @@
               <w14:ligatures w14:val="standardContextual"/>
             </w:rPr>
           </w:pPr>
-          <w:hyperlink w:anchor="_Toc214752206" w:history="1">
+          <w:hyperlink w:anchor="_Toc214753051" w:history="1">
             <w:r>
               <w:rPr>
                 <w:rStyle w:val="Hiperligao"/>
@@ -717,7 +717,7 @@
                 <w:noProof/>
                 <w:webHidden/>
               </w:rPr>
-              <w:instrText xml:space="preserve"> PAGEREF _Toc214752206 \h </w:instrText>
+              <w:instrText xml:space="preserve"> PAGEREF _Toc214753051 \h </w:instrText>
             </w:r>
             <w:r>
               <w:rPr>
@@ -762,7 +762,7 @@
               <w14:ligatures w14:val="standardContextual"/>
             </w:rPr>
           </w:pPr>
-          <w:hyperlink w:anchor="_Toc214752207" w:history="1">
+          <w:hyperlink w:anchor="_Toc214753052" w:history="1">
             <w:r>
               <w:rPr>
                 <w:rStyle w:val="Hiperligao"/>
@@ -789,7 +789,7 @@
                 <w:noProof/>
                 <w:webHidden/>
               </w:rPr>
-              <w:instrText xml:space="preserve"> PAGEREF _Toc214752207 \h </w:instrText>
+              <w:instrText xml:space="preserve"> PAGEREF _Toc214753052 \h </w:instrText>
             </w:r>
             <w:r>
               <w:rPr>
@@ -834,7 +834,7 @@
               <w14:ligatures w14:val="standardContextual"/>
             </w:rPr>
           </w:pPr>
-          <w:hyperlink w:anchor="_Toc214752208" w:history="1">
+          <w:hyperlink w:anchor="_Toc214753053" w:history="1">
             <w:r>
               <w:rPr>
                 <w:rStyle w:val="Hiperligao"/>
@@ -861,7 +861,7 @@
                 <w:noProof/>
                 <w:webHidden/>
               </w:rPr>
-              <w:instrText xml:space="preserve"> PAGEREF _Toc214752208 \h </w:instrText>
+              <w:instrText xml:space="preserve"> PAGEREF _Toc214753053 \h </w:instrText>
             </w:r>
             <w:r>
               <w:rPr>
@@ -906,7 +906,7 @@
               <w14:ligatures w14:val="standardContextual"/>
             </w:rPr>
           </w:pPr>
-          <w:hyperlink w:anchor="_Toc214752209" w:history="1">
+          <w:hyperlink w:anchor="_Toc214753054" w:history="1">
             <w:r>
               <w:rPr>
                 <w:rStyle w:val="Hiperligao"/>
@@ -933,7 +933,7 @@
                 <w:noProof/>
                 <w:webHidden/>
               </w:rPr>
-              <w:instrText xml:space="preserve"> PAGEREF _Toc214752209 \h </w:instrText>
+              <w:instrText xml:space="preserve"> PAGEREF _Toc214753054 \h </w:instrText>
             </w:r>
             <w:r>
               <w:rPr>
@@ -978,7 +978,7 @@
               <w14:ligatures w14:val="standardContextual"/>
             </w:rPr>
           </w:pPr>
-          <w:hyperlink w:anchor="_Toc214752210" w:history="1">
+          <w:hyperlink w:anchor="_Toc214753055" w:history="1">
             <w:r>
               <w:rPr>
                 <w:rStyle w:val="Hiperligao"/>
@@ -1007,7 +1007,7 @@
                 <w:noProof/>
                 <w:webHidden/>
               </w:rPr>
-              <w:instrText xml:space="preserve"> PAGEREF _Toc214752210 \h </w:instrText>
+              <w:instrText xml:space="preserve"> PAGEREF _Toc214753055 \h </w:instrText>
             </w:r>
             <w:r>
               <w:rPr>
@@ -1052,7 +1052,7 @@
               <w14:ligatures w14:val="standardContextual"/>
             </w:rPr>
           </w:pPr>
-          <w:hyperlink w:anchor="_Toc214752211" w:history="1">
+          <w:hyperlink w:anchor="_Toc214753056" w:history="1">
             <w:r>
               <w:rPr>
                 <w:rStyle w:val="Hiperligao"/>
@@ -1081,7 +1081,7 @@
                 <w:noProof/>
                 <w:webHidden/>
               </w:rPr>
-              <w:instrText xml:space="preserve"> PAGEREF _Toc214752211 \h </w:instrText>
+              <w:instrText xml:space="preserve"> PAGEREF _Toc214753056 \h </w:instrText>
             </w:r>
             <w:r>
               <w:rPr>
@@ -1126,7 +1126,7 @@
               <w14:ligatures w14:val="standardContextual"/>
             </w:rPr>
           </w:pPr>
-          <w:hyperlink w:anchor="_Toc214752212" w:history="1">
+          <w:hyperlink w:anchor="_Toc214753057" w:history="1">
             <w:r>
               <w:rPr>
                 <w:rStyle w:val="Hiperligao"/>
@@ -1155,7 +1155,7 @@
                 <w:noProof/>
                 <w:webHidden/>
               </w:rPr>
-              <w:instrText xml:space="preserve"> PAGEREF _Toc214752212 \h </w:instrText>
+              <w:instrText xml:space="preserve"> PAGEREF _Toc214753057 \h </w:instrText>
             </w:r>
             <w:r>
               <w:rPr>
@@ -1200,7 +1200,7 @@
               <w14:ligatures w14:val="standardContextual"/>
             </w:rPr>
           </w:pPr>
-          <w:hyperlink w:anchor="_Toc214752213" w:history="1">
+          <w:hyperlink w:anchor="_Toc214753058" w:history="1">
             <w:r>
               <w:rPr>
                 <w:rStyle w:val="Hiperligao"/>
@@ -1229,7 +1229,7 @@
                 <w:noProof/>
                 <w:webHidden/>
               </w:rPr>
-              <w:instrText xml:space="preserve"> PAGEREF _Toc214752213 \h </w:instrText>
+              <w:instrText xml:space="preserve"> PAGEREF _Toc214753058 \h </w:instrText>
             </w:r>
             <w:r>
               <w:rPr>
@@ -1274,7 +1274,7 @@
               <w14:ligatures w14:val="standardContextual"/>
             </w:rPr>
           </w:pPr>
-          <w:hyperlink w:anchor="_Toc214752214" w:history="1">
+          <w:hyperlink w:anchor="_Toc214753059" w:history="1">
             <w:r>
               <w:rPr>
                 <w:rStyle w:val="Hiperligao"/>
@@ -1303,7 +1303,7 @@
                 <w:noProof/>
                 <w:webHidden/>
               </w:rPr>
-              <w:instrText xml:space="preserve"> PAGEREF _Toc214752214 \h </w:instrText>
+              <w:instrText xml:space="preserve"> PAGEREF _Toc214753059 \h </w:instrText>
             </w:r>
             <w:r>
               <w:rPr>
@@ -1348,7 +1348,7 @@
               <w14:ligatures w14:val="standardContextual"/>
             </w:rPr>
           </w:pPr>
-          <w:hyperlink w:anchor="_Toc214752215" w:history="1">
+          <w:hyperlink w:anchor="_Toc214753060" w:history="1">
             <w:r>
               <w:rPr>
                 <w:rStyle w:val="Hiperligao"/>
@@ -1375,7 +1375,7 @@
                 <w:noProof/>
                 <w:webHidden/>
               </w:rPr>
-              <w:instrText xml:space="preserve"> PAGEREF _Toc214752215 \h </w:instrText>
+              <w:instrText xml:space="preserve"> PAGEREF _Toc214753060 \h </w:instrText>
             </w:r>
             <w:r>
               <w:rPr>
@@ -1420,7 +1420,7 @@
               <w14:ligatures w14:val="standardContextual"/>
             </w:rPr>
           </w:pPr>
-          <w:hyperlink w:anchor="_Toc214752216" w:history="1">
+          <w:hyperlink w:anchor="_Toc214753061" w:history="1">
             <w:r>
               <w:rPr>
                 <w:rStyle w:val="Hiperligao"/>
@@ -1447,7 +1447,7 @@
                 <w:noProof/>
                 <w:webHidden/>
               </w:rPr>
-              <w:instrText xml:space="preserve"> PAGEREF _Toc214752216 \h </w:instrText>
+              <w:instrText xml:space="preserve"> PAGEREF _Toc214753061 \h </w:instrText>
             </w:r>
             <w:r>
               <w:rPr>
@@ -1492,7 +1492,7 @@
               <w14:ligatures w14:val="standardContextual"/>
             </w:rPr>
           </w:pPr>
-          <w:hyperlink w:anchor="_Toc214752217" w:history="1">
+          <w:hyperlink w:anchor="_Toc214753062" w:history="1">
             <w:r>
               <w:rPr>
                 <w:rStyle w:val="Hiperligao"/>
@@ -1521,7 +1521,7 @@
                 <w:noProof/>
                 <w:webHidden/>
               </w:rPr>
-              <w:instrText xml:space="preserve"> PAGEREF _Toc214752217 \h </w:instrText>
+              <w:instrText xml:space="preserve"> PAGEREF _Toc214753062 \h </w:instrText>
             </w:r>
             <w:r>
               <w:rPr>
@@ -1566,7 +1566,7 @@
               <w14:ligatures w14:val="standardContextual"/>
             </w:rPr>
           </w:pPr>
-          <w:hyperlink w:anchor="_Toc214752218" w:history="1">
+          <w:hyperlink w:anchor="_Toc214753063" w:history="1">
             <w:r>
               <w:rPr>
                 <w:rStyle w:val="Hiperligao"/>
@@ -1595,7 +1595,7 @@
                 <w:noProof/>
                 <w:webHidden/>
               </w:rPr>
-              <w:instrText xml:space="preserve"> PAGEREF _Toc214752218 \h </w:instrText>
+              <w:instrText xml:space="preserve"> PAGEREF _Toc214753063 \h </w:instrText>
             </w:r>
             <w:r>
               <w:rPr>
@@ -1640,7 +1640,7 @@
               <w14:ligatures w14:val="standardContextual"/>
             </w:rPr>
           </w:pPr>
-          <w:hyperlink w:anchor="_Toc214752219" w:history="1">
+          <w:hyperlink w:anchor="_Toc214753064" w:history="1">
             <w:r>
               <w:rPr>
                 <w:rStyle w:val="Hiperligao"/>
@@ -1667,7 +1667,7 @@
                 <w:noProof/>
                 <w:webHidden/>
               </w:rPr>
-              <w:instrText xml:space="preserve"> PAGEREF _Toc214752219 \h </w:instrText>
+              <w:instrText xml:space="preserve"> PAGEREF _Toc214753064 \h </w:instrText>
             </w:r>
             <w:r>
               <w:rPr>
@@ -1712,7 +1712,7 @@
               <w14:ligatures w14:val="standardContextual"/>
             </w:rPr>
           </w:pPr>
-          <w:hyperlink w:anchor="_Toc214752220" w:history="1">
+          <w:hyperlink w:anchor="_Toc214753065" w:history="1">
             <w:r>
               <w:rPr>
                 <w:rStyle w:val="Hiperligao"/>
@@ -1741,7 +1741,7 @@
                 <w:noProof/>
                 <w:webHidden/>
               </w:rPr>
-              <w:instrText xml:space="preserve"> PAGEREF _Toc214752220 \h </w:instrText>
+              <w:instrText xml:space="preserve"> PAGEREF _Toc214753065 \h </w:instrText>
             </w:r>
             <w:r>
               <w:rPr>
@@ -1786,7 +1786,7 @@
               <w14:ligatures w14:val="standardContextual"/>
             </w:rPr>
           </w:pPr>
-          <w:hyperlink w:anchor="_Toc214752221" w:history="1">
+          <w:hyperlink w:anchor="_Toc214753066" w:history="1">
             <w:r>
               <w:rPr>
                 <w:rStyle w:val="Hiperligao"/>
@@ -1815,7 +1815,7 @@
                 <w:noProof/>
                 <w:webHidden/>
               </w:rPr>
-              <w:instrText xml:space="preserve"> PAGEREF _Toc214752221 \h </w:instrText>
+              <w:instrText xml:space="preserve"> PAGEREF _Toc214753066 \h </w:instrText>
             </w:r>
             <w:r>
               <w:rPr>
@@ -1860,7 +1860,7 @@
               <w14:ligatures w14:val="standardContextual"/>
             </w:rPr>
           </w:pPr>
-          <w:hyperlink w:anchor="_Toc214752222" w:history="1">
+          <w:hyperlink w:anchor="_Toc214753067" w:history="1">
             <w:r>
               <w:rPr>
                 <w:rStyle w:val="Hiperligao"/>
@@ -1889,7 +1889,7 @@
                 <w:noProof/>
                 <w:webHidden/>
               </w:rPr>
-              <w:instrText xml:space="preserve"> PAGEREF _Toc214752222 \h </w:instrText>
+              <w:instrText xml:space="preserve"> PAGEREF _Toc214753067 \h </w:instrText>
             </w:r>
             <w:r>
               <w:rPr>
@@ -1934,7 +1934,7 @@
               <w14:ligatures w14:val="standardContextual"/>
             </w:rPr>
           </w:pPr>
-          <w:hyperlink w:anchor="_Toc214752223" w:history="1">
+          <w:hyperlink w:anchor="_Toc214753068" w:history="1">
             <w:r>
               <w:rPr>
                 <w:rStyle w:val="Hiperligao"/>
@@ -1963,7 +1963,7 @@
                 <w:noProof/>
                 <w:webHidden/>
               </w:rPr>
-              <w:instrText xml:space="preserve"> PAGEREF _Toc214752223 \h </w:instrText>
+              <w:instrText xml:space="preserve"> PAGEREF _Toc214753068 \h </w:instrText>
             </w:r>
             <w:r>
               <w:rPr>
@@ -2008,7 +2008,7 @@
               <w14:ligatures w14:val="standardContextual"/>
             </w:rPr>
           </w:pPr>
-          <w:hyperlink w:anchor="_Toc214752224" w:history="1">
+          <w:hyperlink w:anchor="_Toc214753069" w:history="1">
             <w:r>
               <w:rPr>
                 <w:rStyle w:val="Hiperligao"/>
@@ -2035,7 +2035,7 @@
                 <w:noProof/>
                 <w:webHidden/>
               </w:rPr>
-              <w:instrText xml:space="preserve"> PAGEREF _Toc214752224 \h </w:instrText>
+              <w:instrText xml:space="preserve"> PAGEREF _Toc214753069 \h </w:instrText>
             </w:r>
             <w:r>
               <w:rPr>
@@ -2080,7 +2080,7 @@
               <w14:ligatures w14:val="standardContextual"/>
             </w:rPr>
           </w:pPr>
-          <w:hyperlink w:anchor="_Toc214752225" w:history="1">
+          <w:hyperlink w:anchor="_Toc214753070" w:history="1">
             <w:r>
               <w:rPr>
                 <w:rStyle w:val="Hiperligao"/>
@@ -2109,7 +2109,7 @@
                 <w:noProof/>
                 <w:webHidden/>
               </w:rPr>
-              <w:instrText xml:space="preserve"> PAGEREF _Toc214752225 \h </w:instrText>
+              <w:instrText xml:space="preserve"> PAGEREF _Toc214753070 \h </w:instrText>
             </w:r>
             <w:r>
               <w:rPr>
@@ -2154,7 +2154,7 @@
               <w14:ligatures w14:val="standardContextual"/>
             </w:rPr>
           </w:pPr>
-          <w:hyperlink w:anchor="_Toc214752226" w:history="1">
+          <w:hyperlink w:anchor="_Toc214753071" w:history="1">
             <w:r>
               <w:rPr>
                 <w:rStyle w:val="Hiperligao"/>
@@ -2183,7 +2183,7 @@
                 <w:noProof/>
                 <w:webHidden/>
               </w:rPr>
-              <w:instrText xml:space="preserve"> PAGEREF _Toc214752226 \h </w:instrText>
+              <w:instrText xml:space="preserve"> PAGEREF _Toc214753071 \h </w:instrText>
             </w:r>
             <w:r>
               <w:rPr>
@@ -2228,7 +2228,7 @@
               <w14:ligatures w14:val="standardContextual"/>
             </w:rPr>
           </w:pPr>
-          <w:hyperlink w:anchor="_Toc214752227" w:history="1">
+          <w:hyperlink w:anchor="_Toc214753072" w:history="1">
             <w:r>
               <w:rPr>
                 <w:rStyle w:val="Hiperligao"/>
@@ -2257,7 +2257,7 @@
                 <w:noProof/>
                 <w:webHidden/>
               </w:rPr>
-              <w:instrText xml:space="preserve"> PAGEREF _Toc214752227 \h </w:instrText>
+              <w:instrText xml:space="preserve"> PAGEREF _Toc214753072 \h </w:instrText>
             </w:r>
             <w:r>
               <w:rPr>
@@ -2302,7 +2302,7 @@
               <w14:ligatures w14:val="standardContextual"/>
             </w:rPr>
           </w:pPr>
-          <w:hyperlink w:anchor="_Toc214752228" w:history="1">
+          <w:hyperlink w:anchor="_Toc214753073" w:history="1">
             <w:r>
               <w:rPr>
                 <w:rStyle w:val="Hiperligao"/>
@@ -2329,7 +2329,7 @@
                 <w:noProof/>
                 <w:webHidden/>
               </w:rPr>
-              <w:instrText xml:space="preserve"> PAGEREF _Toc214752228 \h </w:instrText>
+              <w:instrText xml:space="preserve"> PAGEREF _Toc214753073 \h </w:instrText>
             </w:r>
             <w:r>
               <w:rPr>
@@ -2374,7 +2374,7 @@
               <w14:ligatures w14:val="standardContextual"/>
             </w:rPr>
           </w:pPr>
-          <w:hyperlink w:anchor="_Toc214752229" w:history="1">
+          <w:hyperlink w:anchor="_Toc214753074" w:history="1">
             <w:r>
               <w:rPr>
                 <w:rStyle w:val="Hiperligao"/>
@@ -2403,7 +2403,7 @@
                 <w:noProof/>
                 <w:webHidden/>
               </w:rPr>
-              <w:instrText xml:space="preserve"> PAGEREF _Toc214752229 \h </w:instrText>
+              <w:instrText xml:space="preserve"> PAGEREF _Toc214753074 \h </w:instrText>
             </w:r>
             <w:r>
               <w:rPr>
@@ -2448,7 +2448,7 @@
               <w14:ligatures w14:val="standardContextual"/>
             </w:rPr>
           </w:pPr>
-          <w:hyperlink w:anchor="_Toc214752230" w:history="1">
+          <w:hyperlink w:anchor="_Toc214753075" w:history="1">
             <w:r>
               <w:rPr>
                 <w:rStyle w:val="Hiperligao"/>
@@ -2477,7 +2477,7 @@
                 <w:noProof/>
                 <w:webHidden/>
               </w:rPr>
-              <w:instrText xml:space="preserve"> PAGEREF _Toc214752230 \h </w:instrText>
+              <w:instrText xml:space="preserve"> PAGEREF _Toc214753075 \h </w:instrText>
             </w:r>
             <w:r>
               <w:rPr>
@@ -2522,7 +2522,7 @@
               <w14:ligatures w14:val="standardContextual"/>
             </w:rPr>
           </w:pPr>
-          <w:hyperlink w:anchor="_Toc214752231" w:history="1">
+          <w:hyperlink w:anchor="_Toc214753076" w:history="1">
             <w:r>
               <w:rPr>
                 <w:rStyle w:val="Hiperligao"/>
@@ -2551,7 +2551,7 @@
                 <w:noProof/>
                 <w:webHidden/>
               </w:rPr>
-              <w:instrText xml:space="preserve"> PAGEREF _Toc214752231 \h </w:instrText>
+              <w:instrText xml:space="preserve"> PAGEREF _Toc214753076 \h </w:instrText>
             </w:r>
             <w:r>
               <w:rPr>
@@ -2596,13 +2596,13 @@
               <w14:ligatures w14:val="standardContextual"/>
             </w:rPr>
           </w:pPr>
-          <w:hyperlink w:anchor="_Toc214752232" w:history="1">
+          <w:hyperlink w:anchor="_Toc214753077" w:history="1">
             <w:r>
               <w:rPr>
                 <w:rStyle w:val="Hiperligao"/>
                 <w:noProof/>
               </w:rPr>
-              <w:t>II.5 Promoção da produtividade --- (3.7.8)</w:t>
+              <w:t>II.5 Promoção da produtividade</w:t>
             </w:r>
             <w:r>
               <w:rPr>
@@ -2623,7 +2623,7 @@
                 <w:noProof/>
                 <w:webHidden/>
               </w:rPr>
-              <w:instrText xml:space="preserve"> PAGEREF _Toc214752232 \h </w:instrText>
+              <w:instrText xml:space="preserve"> PAGEREF _Toc214753077 \h </w:instrText>
             </w:r>
             <w:r>
               <w:rPr>
@@ -2644,6 +2644,153 @@
                 <w:webHidden/>
               </w:rPr>
               <w:t>22</w:t>
+            </w:r>
+            <w:r>
+              <w:rPr>
+                <w:noProof/>
+                <w:webHidden/>
+              </w:rPr>
+              <w:fldChar w:fldCharType="end"/>
+            </w:r>
+          </w:hyperlink>
+        </w:p>
+        <w:p>
+          <w:pPr>
+            <w:pStyle w:val="ndice3"/>
+            <w:tabs>
+              <w:tab w:val="right" w:leader="dot" w:pos="9350"/>
+            </w:tabs>
+            <w:rPr>
+              <w:rFonts w:asciiTheme="minorHAnsi" w:eastAsiaTheme="minorEastAsia" w:hAnsiTheme="minorHAnsi" w:cstheme="minorBidi"/>
+              <w:noProof/>
+              <w:kern w:val="2"/>
+              <w:sz w:val="24"/>
+              <w14:ligatures w14:val="standardContextual"/>
+            </w:rPr>
+          </w:pPr>
+          <w:hyperlink w:anchor="_Toc214753078" w:history="1">
+            <w:r>
+              <w:rPr>
+                <w:rStyle w:val="Hiperligao"/>
+                <w:b/>
+                <w:bCs/>
+                <w:noProof/>
+              </w:rPr>
+              <w:t>3.7.8</w:t>
+            </w:r>
+            <w:r>
+              <w:rPr>
+                <w:noProof/>
+                <w:webHidden/>
+              </w:rPr>
+              <w:tab/>
+            </w:r>
+            <w:r>
+              <w:rPr>
+                <w:noProof/>
+                <w:webHidden/>
+              </w:rPr>
+              <w:fldChar w:fldCharType="begin"/>
+            </w:r>
+            <w:r>
+              <w:rPr>
+                <w:noProof/>
+                <w:webHidden/>
+              </w:rPr>
+              <w:instrText xml:space="preserve"> PAGEREF _Toc214753078 \h </w:instrText>
+            </w:r>
+            <w:r>
+              <w:rPr>
+                <w:noProof/>
+                <w:webHidden/>
+              </w:rPr>
+            </w:r>
+            <w:r>
+              <w:rPr>
+                <w:noProof/>
+                <w:webHidden/>
+              </w:rPr>
+              <w:fldChar w:fldCharType="separate"/>
+            </w:r>
+            <w:r>
+              <w:rPr>
+                <w:noProof/>
+                <w:webHidden/>
+              </w:rPr>
+              <w:t>22</w:t>
+            </w:r>
+            <w:r>
+              <w:rPr>
+                <w:noProof/>
+                <w:webHidden/>
+              </w:rPr>
+              <w:fldChar w:fldCharType="end"/>
+            </w:r>
+          </w:hyperlink>
+        </w:p>
+        <w:p>
+          <w:pPr>
+            <w:pStyle w:val="ndice2"/>
+            <w:tabs>
+              <w:tab w:val="right" w:leader="dot" w:pos="9350"/>
+            </w:tabs>
+            <w:rPr>
+              <w:rFonts w:asciiTheme="minorHAnsi" w:eastAsiaTheme="minorEastAsia" w:hAnsiTheme="minorHAnsi" w:cstheme="minorBidi"/>
+              <w:noProof/>
+              <w:kern w:val="2"/>
+              <w:sz w:val="24"/>
+              <w14:ligatures w14:val="standardContextual"/>
+            </w:rPr>
+          </w:pPr>
+          <w:hyperlink w:anchor="_Toc214753079" w:history="1">
+            <w:r>
+              <w:rPr>
+                <w:rStyle w:val="Hiperligao"/>
+                <w:rFonts w:cstheme="minorHAnsi"/>
+                <w:noProof/>
+              </w:rPr>
+              <w:t>II.6 Economia circular --- (3.7.7 / 3.7.9)</w:t>
+            </w:r>
+            <w:r>
+              <w:rPr>
+                <w:noProof/>
+                <w:webHidden/>
+              </w:rPr>
+              <w:tab/>
+            </w:r>
+            <w:r>
+              <w:rPr>
+                <w:noProof/>
+                <w:webHidden/>
+              </w:rPr>
+              <w:fldChar w:fldCharType="begin"/>
+            </w:r>
+            <w:r>
+              <w:rPr>
+                <w:noProof/>
+                <w:webHidden/>
+              </w:rPr>
+              <w:instrText xml:space="preserve"> PAGEREF _Toc214753079 \h </w:instrText>
+            </w:r>
+            <w:r>
+              <w:rPr>
+                <w:noProof/>
+                <w:webHidden/>
+              </w:rPr>
+            </w:r>
+            <w:r>
+              <w:rPr>
+                <w:noProof/>
+                <w:webHidden/>
+              </w:rPr>
+              <w:fldChar w:fldCharType="separate"/>
+            </w:r>
+            <w:r>
+              <w:rPr>
+                <w:noProof/>
+                <w:webHidden/>
+              </w:rPr>
+              <w:t>23</w:t>
             </w:r>
             <w:r>
               <w:rPr>
@@ -2668,13 +2815,14 @@
               <w14:ligatures w14:val="standardContextual"/>
             </w:rPr>
           </w:pPr>
-          <w:hyperlink w:anchor="_Toc214752233" w:history="1">
+          <w:hyperlink w:anchor="_Toc214753080" w:history="1">
             <w:r>
               <w:rPr>
                 <w:rStyle w:val="Hiperligao"/>
-                <w:noProof/>
-              </w:rPr>
-              <w:t>3.7.8</w:t>
+                <w:rFonts w:cstheme="minorHAnsi"/>
+                <w:noProof/>
+              </w:rPr>
+              <w:t>3.7.7</w:t>
             </w:r>
             <w:r>
               <w:rPr>
@@ -2695,7 +2843,7 @@
                 <w:noProof/>
                 <w:webHidden/>
               </w:rPr>
-              <w:instrText xml:space="preserve"> PAGEREF _Toc214752233 \h </w:instrText>
+              <w:instrText xml:space="preserve"> PAGEREF _Toc214753080 \h </w:instrText>
             </w:r>
             <w:r>
               <w:rPr>
@@ -2715,7 +2863,80 @@
                 <w:noProof/>
                 <w:webHidden/>
               </w:rPr>
-              <w:t>22</w:t>
+              <w:t>23</w:t>
+            </w:r>
+            <w:r>
+              <w:rPr>
+                <w:noProof/>
+                <w:webHidden/>
+              </w:rPr>
+              <w:fldChar w:fldCharType="end"/>
+            </w:r>
+          </w:hyperlink>
+        </w:p>
+        <w:p>
+          <w:pPr>
+            <w:pStyle w:val="ndice1"/>
+            <w:tabs>
+              <w:tab w:val="right" w:leader="dot" w:pos="9350"/>
+            </w:tabs>
+            <w:rPr>
+              <w:rFonts w:asciiTheme="minorHAnsi" w:eastAsiaTheme="minorEastAsia" w:hAnsiTheme="minorHAnsi" w:cstheme="minorBidi"/>
+              <w:noProof/>
+              <w:kern w:val="2"/>
+              <w:sz w:val="24"/>
+              <w14:ligatures w14:val="standardContextual"/>
+            </w:rPr>
+          </w:pPr>
+          <w:hyperlink w:anchor="_Toc214753081" w:history="1">
+            <w:r>
+              <w:rPr>
+                <w:rStyle w:val="Hiperligao"/>
+                <w:rFonts w:cstheme="minorHAnsi"/>
+                <w:noProof/>
+              </w:rPr>
+              <w:t>3.7.9</w:t>
+            </w:r>
+            <w:r>
+              <w:rPr>
+                <w:noProof/>
+                <w:webHidden/>
+              </w:rPr>
+              <w:tab/>
+            </w:r>
+            <w:r>
+              <w:rPr>
+                <w:noProof/>
+                <w:webHidden/>
+              </w:rPr>
+              <w:fldChar w:fldCharType="begin"/>
+            </w:r>
+            <w:r>
+              <w:rPr>
+                <w:noProof/>
+                <w:webHidden/>
+              </w:rPr>
+              <w:instrText xml:space="preserve"> PAGEREF _Toc214753081 \h </w:instrText>
+            </w:r>
+            <w:r>
+              <w:rPr>
+                <w:noProof/>
+                <w:webHidden/>
+              </w:rPr>
+            </w:r>
+            <w:r>
+              <w:rPr>
+                <w:noProof/>
+                <w:webHidden/>
+              </w:rPr>
+              <w:fldChar w:fldCharType="separate"/>
+            </w:r>
+            <w:r>
+              <w:rPr>
+                <w:noProof/>
+                <w:webHidden/>
+              </w:rPr>
+              <w:t>25</w:t>
             </w:r>
             <w:r>
               <w:rPr>
@@ -2740,14 +2961,13 @@
               <w14:ligatures w14:val="standardContextual"/>
             </w:rPr>
           </w:pPr>
-          <w:hyperlink w:anchor="_Toc214752234" w:history="1">
+          <w:hyperlink w:anchor="_Toc214753082" w:history="1">
             <w:r>
               <w:rPr>
                 <w:rStyle w:val="Hiperligao"/>
-                <w:rFonts w:cstheme="minorHAnsi"/>
-                <w:noProof/>
-              </w:rPr>
-              <w:t>II.6 Economia circular --- (3.7.7 / 3.7.9)</w:t>
+                <w:noProof/>
+              </w:rPr>
+              <w:t>II.7 Marketing</w:t>
             </w:r>
             <w:r>
               <w:rPr>
@@ -2768,7 +2988,7 @@
                 <w:noProof/>
                 <w:webHidden/>
               </w:rPr>
-              <w:instrText xml:space="preserve"> PAGEREF _Toc214752234 \h </w:instrText>
+              <w:instrText xml:space="preserve"> PAGEREF _Toc214753082 \h </w:instrText>
             </w:r>
             <w:r>
               <w:rPr>
@@ -2788,7 +3008,151 @@
                 <w:noProof/>
                 <w:webHidden/>
               </w:rPr>
-              <w:t>24</w:t>
+              <w:t>27</w:t>
+            </w:r>
+            <w:r>
+              <w:rPr>
+                <w:noProof/>
+                <w:webHidden/>
+              </w:rPr>
+              <w:fldChar w:fldCharType="end"/>
+            </w:r>
+          </w:hyperlink>
+        </w:p>
+        <w:p>
+          <w:pPr>
+            <w:pStyle w:val="ndice2"/>
+            <w:tabs>
+              <w:tab w:val="right" w:leader="dot" w:pos="9350"/>
+            </w:tabs>
+            <w:rPr>
+              <w:rFonts w:asciiTheme="minorHAnsi" w:eastAsiaTheme="minorEastAsia" w:hAnsiTheme="minorHAnsi" w:cstheme="minorBidi"/>
+              <w:noProof/>
+              <w:kern w:val="2"/>
+              <w:sz w:val="24"/>
+              <w14:ligatures w14:val="standardContextual"/>
+            </w:rPr>
+          </w:pPr>
+          <w:hyperlink w:anchor="_Toc214753083" w:history="1">
+            <w:r>
+              <w:rPr>
+                <w:rStyle w:val="Hiperligao"/>
+                <w:noProof/>
+              </w:rPr>
+              <w:t>II. 8 Gestão Financeira</w:t>
+            </w:r>
+            <w:r>
+              <w:rPr>
+                <w:noProof/>
+                <w:webHidden/>
+              </w:rPr>
+              <w:tab/>
+            </w:r>
+            <w:r>
+              <w:rPr>
+                <w:noProof/>
+                <w:webHidden/>
+              </w:rPr>
+              <w:fldChar w:fldCharType="begin"/>
+            </w:r>
+            <w:r>
+              <w:rPr>
+                <w:noProof/>
+                <w:webHidden/>
+              </w:rPr>
+              <w:instrText xml:space="preserve"> PAGEREF _Toc214753083 \h </w:instrText>
+            </w:r>
+            <w:r>
+              <w:rPr>
+                <w:noProof/>
+                <w:webHidden/>
+              </w:rPr>
+            </w:r>
+            <w:r>
+              <w:rPr>
+                <w:noProof/>
+                <w:webHidden/>
+              </w:rPr>
+              <w:fldChar w:fldCharType="separate"/>
+            </w:r>
+            <w:r>
+              <w:rPr>
+                <w:noProof/>
+                <w:webHidden/>
+              </w:rPr>
+              <w:t>27</w:t>
+            </w:r>
+            <w:r>
+              <w:rPr>
+                <w:noProof/>
+                <w:webHidden/>
+              </w:rPr>
+              <w:fldChar w:fldCharType="end"/>
+            </w:r>
+          </w:hyperlink>
+        </w:p>
+        <w:p>
+          <w:pPr>
+            <w:pStyle w:val="ndice2"/>
+            <w:tabs>
+              <w:tab w:val="right" w:leader="dot" w:pos="9350"/>
+            </w:tabs>
+            <w:rPr>
+              <w:rFonts w:asciiTheme="minorHAnsi" w:eastAsiaTheme="minorEastAsia" w:hAnsiTheme="minorHAnsi" w:cstheme="minorBidi"/>
+              <w:noProof/>
+              <w:kern w:val="2"/>
+              <w:sz w:val="24"/>
+              <w14:ligatures w14:val="standardContextual"/>
+            </w:rPr>
+          </w:pPr>
+          <w:hyperlink w:anchor="_Toc214753084" w:history="1">
+            <w:r>
+              <w:rPr>
+                <w:rStyle w:val="Hiperligao"/>
+                <w:noProof/>
+              </w:rPr>
+              <w:t>II.9 Gestão das Operações e Indústria 4.0</w:t>
+            </w:r>
+            <w:r>
+              <w:rPr>
+                <w:noProof/>
+                <w:webHidden/>
+              </w:rPr>
+              <w:tab/>
+            </w:r>
+            <w:r>
+              <w:rPr>
+                <w:noProof/>
+                <w:webHidden/>
+              </w:rPr>
+              <w:fldChar w:fldCharType="begin"/>
+            </w:r>
+            <w:r>
+              <w:rPr>
+                <w:noProof/>
+                <w:webHidden/>
+              </w:rPr>
+              <w:instrText xml:space="preserve"> PAGEREF _Toc214753084 \h </w:instrText>
+            </w:r>
+            <w:r>
+              <w:rPr>
+                <w:noProof/>
+                <w:webHidden/>
+              </w:rPr>
+            </w:r>
+            <w:r>
+              <w:rPr>
+                <w:noProof/>
+                <w:webHidden/>
+              </w:rPr>
+              <w:fldChar w:fldCharType="separate"/>
+            </w:r>
+            <w:r>
+              <w:rPr>
+                <w:noProof/>
+                <w:webHidden/>
+              </w:rPr>
+              <w:t>27</w:t>
             </w:r>
             <w:r>
               <w:rPr>
@@ -2813,14 +3177,13 @@
               <w14:ligatures w14:val="standardContextual"/>
             </w:rPr>
           </w:pPr>
-          <w:hyperlink w:anchor="_Toc214752235" w:history="1">
+          <w:hyperlink w:anchor="_Toc214753085" w:history="1">
             <w:r>
               <w:rPr>
                 <w:rStyle w:val="Hiperligao"/>
-                <w:rFonts w:cstheme="minorHAnsi"/>
-                <w:noProof/>
-              </w:rPr>
-              <w:t>3.7.7</w:t>
+                <w:noProof/>
+              </w:rPr>
+              <w:t>Parte III – Conclusão</w:t>
             </w:r>
             <w:r>
               <w:rPr>
@@ -2841,7 +3204,7 @@
                 <w:noProof/>
                 <w:webHidden/>
               </w:rPr>
-              <w:instrText xml:space="preserve"> PAGEREF _Toc214752235 \h </w:instrText>
+              <w:instrText xml:space="preserve"> PAGEREF _Toc214753085 \h </w:instrText>
             </w:r>
             <w:r>
               <w:rPr>
@@ -2861,7 +3224,151 @@
                 <w:noProof/>
                 <w:webHidden/>
               </w:rPr>
-              <w:t>24</w:t>
+              <w:t>28</w:t>
+            </w:r>
+            <w:r>
+              <w:rPr>
+                <w:noProof/>
+                <w:webHidden/>
+              </w:rPr>
+              <w:fldChar w:fldCharType="end"/>
+            </w:r>
+          </w:hyperlink>
+        </w:p>
+        <w:p>
+          <w:pPr>
+            <w:pStyle w:val="ndice2"/>
+            <w:tabs>
+              <w:tab w:val="right" w:leader="dot" w:pos="9350"/>
+            </w:tabs>
+            <w:rPr>
+              <w:rFonts w:asciiTheme="minorHAnsi" w:eastAsiaTheme="minorEastAsia" w:hAnsiTheme="minorHAnsi" w:cstheme="minorBidi"/>
+              <w:noProof/>
+              <w:kern w:val="2"/>
+              <w:sz w:val="24"/>
+              <w14:ligatures w14:val="standardContextual"/>
+            </w:rPr>
+          </w:pPr>
+          <w:hyperlink w:anchor="_Toc214753086" w:history="1">
+            <w:r>
+              <w:rPr>
+                <w:rStyle w:val="Hiperligao"/>
+                <w:noProof/>
+              </w:rPr>
+              <w:t>III.1 Conclusão</w:t>
+            </w:r>
+            <w:r>
+              <w:rPr>
+                <w:noProof/>
+                <w:webHidden/>
+              </w:rPr>
+              <w:tab/>
+            </w:r>
+            <w:r>
+              <w:rPr>
+                <w:noProof/>
+                <w:webHidden/>
+              </w:rPr>
+              <w:fldChar w:fldCharType="begin"/>
+            </w:r>
+            <w:r>
+              <w:rPr>
+                <w:noProof/>
+                <w:webHidden/>
+              </w:rPr>
+              <w:instrText xml:space="preserve"> PAGEREF _Toc214753086 \h </w:instrText>
+            </w:r>
+            <w:r>
+              <w:rPr>
+                <w:noProof/>
+                <w:webHidden/>
+              </w:rPr>
+            </w:r>
+            <w:r>
+              <w:rPr>
+                <w:noProof/>
+                <w:webHidden/>
+              </w:rPr>
+              <w:fldChar w:fldCharType="separate"/>
+            </w:r>
+            <w:r>
+              <w:rPr>
+                <w:noProof/>
+                <w:webHidden/>
+              </w:rPr>
+              <w:t>28</w:t>
+            </w:r>
+            <w:r>
+              <w:rPr>
+                <w:noProof/>
+                <w:webHidden/>
+              </w:rPr>
+              <w:fldChar w:fldCharType="end"/>
+            </w:r>
+          </w:hyperlink>
+        </w:p>
+        <w:p>
+          <w:pPr>
+            <w:pStyle w:val="ndice2"/>
+            <w:tabs>
+              <w:tab w:val="right" w:leader="dot" w:pos="9350"/>
+            </w:tabs>
+            <w:rPr>
+              <w:rFonts w:asciiTheme="minorHAnsi" w:eastAsiaTheme="minorEastAsia" w:hAnsiTheme="minorHAnsi" w:cstheme="minorBidi"/>
+              <w:noProof/>
+              <w:kern w:val="2"/>
+              <w:sz w:val="24"/>
+              <w14:ligatures w14:val="standardContextual"/>
+            </w:rPr>
+          </w:pPr>
+          <w:hyperlink w:anchor="_Toc214753087" w:history="1">
+            <w:r>
+              <w:rPr>
+                <w:rStyle w:val="Hiperligao"/>
+                <w:noProof/>
+              </w:rPr>
+              <w:t>III.2 Sugestões de melhoria</w:t>
+            </w:r>
+            <w:r>
+              <w:rPr>
+                <w:noProof/>
+                <w:webHidden/>
+              </w:rPr>
+              <w:tab/>
+            </w:r>
+            <w:r>
+              <w:rPr>
+                <w:noProof/>
+                <w:webHidden/>
+              </w:rPr>
+              <w:fldChar w:fldCharType="begin"/>
+            </w:r>
+            <w:r>
+              <w:rPr>
+                <w:noProof/>
+                <w:webHidden/>
+              </w:rPr>
+              <w:instrText xml:space="preserve"> PAGEREF _Toc214753087 \h </w:instrText>
+            </w:r>
+            <w:r>
+              <w:rPr>
+                <w:noProof/>
+                <w:webHidden/>
+              </w:rPr>
+            </w:r>
+            <w:r>
+              <w:rPr>
+                <w:noProof/>
+                <w:webHidden/>
+              </w:rPr>
+              <w:fldChar w:fldCharType="separate"/>
+            </w:r>
+            <w:r>
+              <w:rPr>
+                <w:noProof/>
+                <w:webHidden/>
+              </w:rPr>
+              <w:t>28</w:t>
             </w:r>
             <w:r>
               <w:rPr>
@@ -2886,14 +3393,13 @@
               <w14:ligatures w14:val="standardContextual"/>
             </w:rPr>
           </w:pPr>
-          <w:hyperlink w:anchor="_Toc214752236" w:history="1">
+          <w:hyperlink w:anchor="_Toc214753088" w:history="1">
             <w:r>
               <w:rPr>
                 <w:rStyle w:val="Hiperligao"/>
-                <w:rFonts w:cstheme="minorHAnsi"/>
-                <w:noProof/>
-              </w:rPr>
-              <w:t>3.7.9</w:t>
+                <w:noProof/>
+              </w:rPr>
+              <w:t>Referências</w:t>
             </w:r>
             <w:r>
               <w:rPr>
@@ -2914,7 +3420,7 @@
                 <w:noProof/>
                 <w:webHidden/>
               </w:rPr>
-              <w:instrText xml:space="preserve"> PAGEREF _Toc214752236 \h </w:instrText>
+              <w:instrText xml:space="preserve"> PAGEREF _Toc214753088 \h </w:instrText>
             </w:r>
             <w:r>
               <w:rPr>
@@ -2934,7 +3440,80 @@
                 <w:noProof/>
                 <w:webHidden/>
               </w:rPr>
-              <w:t>25</w:t>
+              <w:t>29</w:t>
+            </w:r>
+            <w:r>
+              <w:rPr>
+                <w:noProof/>
+                <w:webHidden/>
+              </w:rPr>
+              <w:fldChar w:fldCharType="end"/>
+            </w:r>
+          </w:hyperlink>
+        </w:p>
+        <w:p>
+          <w:pPr>
+            <w:pStyle w:val="ndice1"/>
+            <w:tabs>
+              <w:tab w:val="right" w:leader="dot" w:pos="9350"/>
+            </w:tabs>
+            <w:rPr>
+              <w:rFonts w:asciiTheme="minorHAnsi" w:eastAsiaTheme="minorEastAsia" w:hAnsiTheme="minorHAnsi" w:cstheme="minorBidi"/>
+              <w:noProof/>
+              <w:kern w:val="2"/>
+              <w:sz w:val="24"/>
+              <w14:ligatures w14:val="standardContextual"/>
+            </w:rPr>
+          </w:pPr>
+          <w:hyperlink w:anchor="_Toc214753089" w:history="1">
+            <w:r>
+              <w:rPr>
+                <w:rStyle w:val="Hiperligao"/>
+                <w:rFonts w:eastAsia="Arial Narrow"/>
+                <w:noProof/>
+              </w:rPr>
+              <w:t>Anexos</w:t>
+            </w:r>
+            <w:r>
+              <w:rPr>
+                <w:noProof/>
+                <w:webHidden/>
+              </w:rPr>
+              <w:tab/>
+            </w:r>
+            <w:r>
+              <w:rPr>
+                <w:noProof/>
+                <w:webHidden/>
+              </w:rPr>
+              <w:fldChar w:fldCharType="begin"/>
+            </w:r>
+            <w:r>
+              <w:rPr>
+                <w:noProof/>
+                <w:webHidden/>
+              </w:rPr>
+              <w:instrText xml:space="preserve"> PAGEREF _Toc214753089 \h </w:instrText>
+            </w:r>
+            <w:r>
+              <w:rPr>
+                <w:noProof/>
+                <w:webHidden/>
+              </w:rPr>
+            </w:r>
+            <w:r>
+              <w:rPr>
+                <w:noProof/>
+                <w:webHidden/>
+              </w:rPr>
+              <w:fldChar w:fldCharType="separate"/>
+            </w:r>
+            <w:r>
+              <w:rPr>
+                <w:noProof/>
+                <w:webHidden/>
+              </w:rPr>
+              <w:t>30</w:t>
             </w:r>
             <w:r>
               <w:rPr>
@@ -2959,13 +3538,13 @@
               <w14:ligatures w14:val="standardContextual"/>
             </w:rPr>
           </w:pPr>
-          <w:hyperlink w:anchor="_Toc214752237" w:history="1">
+          <w:hyperlink w:anchor="_Toc214753090" w:history="1">
             <w:r>
               <w:rPr>
                 <w:rStyle w:val="Hiperligao"/>
                 <w:noProof/>
               </w:rPr>
-              <w:t>II.7 Marketing</w:t>
+              <w:t>Opções Estratégicas para o Porto de Sines (2020-2030)</w:t>
             </w:r>
             <w:r>
               <w:rPr>
@@ -2986,7 +3565,7 @@
                 <w:noProof/>
                 <w:webHidden/>
               </w:rPr>
-              <w:instrText xml:space="preserve"> PAGEREF _Toc214752237 \h </w:instrText>
+              <w:instrText xml:space="preserve"> PAGEREF _Toc214753090 \h </w:instrText>
             </w:r>
             <w:r>
               <w:rPr>
@@ -3006,7 +3585,7 @@
                 <w:noProof/>
                 <w:webHidden/>
               </w:rPr>
-              <w:t>27</w:t>
+              <w:t>30</w:t>
             </w:r>
             <w:r>
               <w:rPr>
@@ -3031,13 +3610,13 @@
               <w14:ligatures w14:val="standardContextual"/>
             </w:rPr>
           </w:pPr>
-          <w:hyperlink w:anchor="_Toc214752238" w:history="1">
+          <w:hyperlink w:anchor="_Toc214753091" w:history="1">
             <w:r>
               <w:rPr>
                 <w:rStyle w:val="Hiperligao"/>
                 <w:noProof/>
               </w:rPr>
-              <w:t>II. 8 Gestão Financeira</w:t>
+              <w:t>Ligações e Hinterland</w:t>
             </w:r>
             <w:r>
               <w:rPr>
@@ -3058,7 +3637,7 @@
                 <w:noProof/>
                 <w:webHidden/>
               </w:rPr>
-              <w:instrText xml:space="preserve"> PAGEREF _Toc214752238 \h </w:instrText>
+              <w:instrText xml:space="preserve"> PAGEREF _Toc214753091 \h </w:instrText>
             </w:r>
             <w:r>
               <w:rPr>
@@ -3078,7 +3657,7 @@
                 <w:noProof/>
                 <w:webHidden/>
               </w:rPr>
-              <w:t>27</w:t>
+              <w:t>34</w:t>
             </w:r>
             <w:r>
               <w:rPr>
@@ -3103,13 +3682,13 @@
               <w14:ligatures w14:val="standardContextual"/>
             </w:rPr>
           </w:pPr>
-          <w:hyperlink w:anchor="_Toc214752239" w:history="1">
+          <w:hyperlink w:anchor="_Toc214753092" w:history="1">
             <w:r>
               <w:rPr>
                 <w:rStyle w:val="Hiperligao"/>
                 <w:noProof/>
               </w:rPr>
-              <w:t>II.9 Gestão das Operações e Indústria 4.0</w:t>
+              <w:t>Estatísticas</w:t>
             </w:r>
             <w:r>
               <w:rPr>
@@ -3130,584 +3709,7 @@
                 <w:noProof/>
                 <w:webHidden/>
               </w:rPr>
-              <w:instrText xml:space="preserve"> PAGEREF _Toc214752239 \h </w:instrText>
-            </w:r>
-            <w:r>
-              <w:rPr>
-                <w:noProof/>
-                <w:webHidden/>
-              </w:rPr>
-            </w:r>
-            <w:r>
-              <w:rPr>
-                <w:noProof/>
-                <w:webHidden/>
-              </w:rPr>
-              <w:fldChar w:fldCharType="separate"/>
-            </w:r>
-            <w:r>
-              <w:rPr>
-                <w:noProof/>
-                <w:webHidden/>
-              </w:rPr>
-              <w:t>27</w:t>
-            </w:r>
-            <w:r>
-              <w:rPr>
-                <w:noProof/>
-                <w:webHidden/>
-              </w:rPr>
-              <w:fldChar w:fldCharType="end"/>
-            </w:r>
-          </w:hyperlink>
-        </w:p>
-        <w:p>
-          <w:pPr>
-            <w:pStyle w:val="ndice1"/>
-            <w:tabs>
-              <w:tab w:val="right" w:leader="dot" w:pos="9350"/>
-            </w:tabs>
-            <w:rPr>
-              <w:rFonts w:asciiTheme="minorHAnsi" w:eastAsiaTheme="minorEastAsia" w:hAnsiTheme="minorHAnsi" w:cstheme="minorBidi"/>
-              <w:noProof/>
-              <w:kern w:val="2"/>
-              <w:sz w:val="24"/>
-              <w14:ligatures w14:val="standardContextual"/>
-            </w:rPr>
-          </w:pPr>
-          <w:hyperlink w:anchor="_Toc214752240" w:history="1">
-            <w:r>
-              <w:rPr>
-                <w:rStyle w:val="Hiperligao"/>
-                <w:noProof/>
-              </w:rPr>
-              <w:t>Parte III – Conclusão</w:t>
-            </w:r>
-            <w:r>
-              <w:rPr>
-                <w:noProof/>
-                <w:webHidden/>
-              </w:rPr>
-              <w:tab/>
-            </w:r>
-            <w:r>
-              <w:rPr>
-                <w:noProof/>
-                <w:webHidden/>
-              </w:rPr>
-              <w:fldChar w:fldCharType="begin"/>
-            </w:r>
-            <w:r>
-              <w:rPr>
-                <w:noProof/>
-                <w:webHidden/>
-              </w:rPr>
-              <w:instrText xml:space="preserve"> PAGEREF _Toc214752240 \h </w:instrText>
-            </w:r>
-            <w:r>
-              <w:rPr>
-                <w:noProof/>
-                <w:webHidden/>
-              </w:rPr>
-            </w:r>
-            <w:r>
-              <w:rPr>
-                <w:noProof/>
-                <w:webHidden/>
-              </w:rPr>
-              <w:fldChar w:fldCharType="separate"/>
-            </w:r>
-            <w:r>
-              <w:rPr>
-                <w:noProof/>
-                <w:webHidden/>
-              </w:rPr>
-              <w:t>28</w:t>
-            </w:r>
-            <w:r>
-              <w:rPr>
-                <w:noProof/>
-                <w:webHidden/>
-              </w:rPr>
-              <w:fldChar w:fldCharType="end"/>
-            </w:r>
-          </w:hyperlink>
-        </w:p>
-        <w:p>
-          <w:pPr>
-            <w:pStyle w:val="ndice2"/>
-            <w:tabs>
-              <w:tab w:val="right" w:leader="dot" w:pos="9350"/>
-            </w:tabs>
-            <w:rPr>
-              <w:rFonts w:asciiTheme="minorHAnsi" w:eastAsiaTheme="minorEastAsia" w:hAnsiTheme="minorHAnsi" w:cstheme="minorBidi"/>
-              <w:noProof/>
-              <w:kern w:val="2"/>
-              <w:sz w:val="24"/>
-              <w14:ligatures w14:val="standardContextual"/>
-            </w:rPr>
-          </w:pPr>
-          <w:hyperlink w:anchor="_Toc214752241" w:history="1">
-            <w:r>
-              <w:rPr>
-                <w:rStyle w:val="Hiperligao"/>
-                <w:noProof/>
-              </w:rPr>
-              <w:t>III.1 Conclusão</w:t>
-            </w:r>
-            <w:r>
-              <w:rPr>
-                <w:noProof/>
-                <w:webHidden/>
-              </w:rPr>
-              <w:tab/>
-            </w:r>
-            <w:r>
-              <w:rPr>
-                <w:noProof/>
-                <w:webHidden/>
-              </w:rPr>
-              <w:fldChar w:fldCharType="begin"/>
-            </w:r>
-            <w:r>
-              <w:rPr>
-                <w:noProof/>
-                <w:webHidden/>
-              </w:rPr>
-              <w:instrText xml:space="preserve"> PAGEREF _Toc214752241 \h </w:instrText>
-            </w:r>
-            <w:r>
-              <w:rPr>
-                <w:noProof/>
-                <w:webHidden/>
-              </w:rPr>
-            </w:r>
-            <w:r>
-              <w:rPr>
-                <w:noProof/>
-                <w:webHidden/>
-              </w:rPr>
-              <w:fldChar w:fldCharType="separate"/>
-            </w:r>
-            <w:r>
-              <w:rPr>
-                <w:noProof/>
-                <w:webHidden/>
-              </w:rPr>
-              <w:t>28</w:t>
-            </w:r>
-            <w:r>
-              <w:rPr>
-                <w:noProof/>
-                <w:webHidden/>
-              </w:rPr>
-              <w:fldChar w:fldCharType="end"/>
-            </w:r>
-          </w:hyperlink>
-        </w:p>
-        <w:p>
-          <w:pPr>
-            <w:pStyle w:val="ndice2"/>
-            <w:tabs>
-              <w:tab w:val="right" w:leader="dot" w:pos="9350"/>
-            </w:tabs>
-            <w:rPr>
-              <w:rFonts w:asciiTheme="minorHAnsi" w:eastAsiaTheme="minorEastAsia" w:hAnsiTheme="minorHAnsi" w:cstheme="minorBidi"/>
-              <w:noProof/>
-              <w:kern w:val="2"/>
-              <w:sz w:val="24"/>
-              <w14:ligatures w14:val="standardContextual"/>
-            </w:rPr>
-          </w:pPr>
-          <w:hyperlink w:anchor="_Toc214752242" w:history="1">
-            <w:r>
-              <w:rPr>
-                <w:rStyle w:val="Hiperligao"/>
-                <w:noProof/>
-              </w:rPr>
-              <w:t>III.2 Sugestões de melhoria</w:t>
-            </w:r>
-            <w:r>
-              <w:rPr>
-                <w:noProof/>
-                <w:webHidden/>
-              </w:rPr>
-              <w:tab/>
-            </w:r>
-            <w:r>
-              <w:rPr>
-                <w:noProof/>
-                <w:webHidden/>
-              </w:rPr>
-              <w:fldChar w:fldCharType="begin"/>
-            </w:r>
-            <w:r>
-              <w:rPr>
-                <w:noProof/>
-                <w:webHidden/>
-              </w:rPr>
-              <w:instrText xml:space="preserve"> PAGEREF _Toc214752242 \h </w:instrText>
-            </w:r>
-            <w:r>
-              <w:rPr>
-                <w:noProof/>
-                <w:webHidden/>
-              </w:rPr>
-            </w:r>
-            <w:r>
-              <w:rPr>
-                <w:noProof/>
-                <w:webHidden/>
-              </w:rPr>
-              <w:fldChar w:fldCharType="separate"/>
-            </w:r>
-            <w:r>
-              <w:rPr>
-                <w:noProof/>
-                <w:webHidden/>
-              </w:rPr>
-              <w:t>28</w:t>
-            </w:r>
-            <w:r>
-              <w:rPr>
-                <w:noProof/>
-                <w:webHidden/>
-              </w:rPr>
-              <w:fldChar w:fldCharType="end"/>
-            </w:r>
-          </w:hyperlink>
-        </w:p>
-        <w:p>
-          <w:pPr>
-            <w:pStyle w:val="ndice1"/>
-            <w:tabs>
-              <w:tab w:val="right" w:leader="dot" w:pos="9350"/>
-            </w:tabs>
-            <w:rPr>
-              <w:rFonts w:asciiTheme="minorHAnsi" w:eastAsiaTheme="minorEastAsia" w:hAnsiTheme="minorHAnsi" w:cstheme="minorBidi"/>
-              <w:noProof/>
-              <w:kern w:val="2"/>
-              <w:sz w:val="24"/>
-              <w14:ligatures w14:val="standardContextual"/>
-            </w:rPr>
-          </w:pPr>
-          <w:hyperlink w:anchor="_Toc214752243" w:history="1">
-            <w:r>
-              <w:rPr>
-                <w:rStyle w:val="Hiperligao"/>
-                <w:noProof/>
-              </w:rPr>
-              <w:t>Referências</w:t>
-            </w:r>
-            <w:r>
-              <w:rPr>
-                <w:noProof/>
-                <w:webHidden/>
-              </w:rPr>
-              <w:tab/>
-            </w:r>
-            <w:r>
-              <w:rPr>
-                <w:noProof/>
-                <w:webHidden/>
-              </w:rPr>
-              <w:fldChar w:fldCharType="begin"/>
-            </w:r>
-            <w:r>
-              <w:rPr>
-                <w:noProof/>
-                <w:webHidden/>
-              </w:rPr>
-              <w:instrText xml:space="preserve"> PAGEREF _Toc214752243 \h </w:instrText>
-            </w:r>
-            <w:r>
-              <w:rPr>
-                <w:noProof/>
-                <w:webHidden/>
-              </w:rPr>
-            </w:r>
-            <w:r>
-              <w:rPr>
-                <w:noProof/>
-                <w:webHidden/>
-              </w:rPr>
-              <w:fldChar w:fldCharType="separate"/>
-            </w:r>
-            <w:r>
-              <w:rPr>
-                <w:noProof/>
-                <w:webHidden/>
-              </w:rPr>
-              <w:t>29</w:t>
-            </w:r>
-            <w:r>
-              <w:rPr>
-                <w:noProof/>
-                <w:webHidden/>
-              </w:rPr>
-              <w:fldChar w:fldCharType="end"/>
-            </w:r>
-          </w:hyperlink>
-        </w:p>
-        <w:p>
-          <w:pPr>
-            <w:pStyle w:val="ndice1"/>
-            <w:tabs>
-              <w:tab w:val="right" w:leader="dot" w:pos="9350"/>
-            </w:tabs>
-            <w:rPr>
-              <w:rFonts w:asciiTheme="minorHAnsi" w:eastAsiaTheme="minorEastAsia" w:hAnsiTheme="minorHAnsi" w:cstheme="minorBidi"/>
-              <w:noProof/>
-              <w:kern w:val="2"/>
-              <w:sz w:val="24"/>
-              <w14:ligatures w14:val="standardContextual"/>
-            </w:rPr>
-          </w:pPr>
-          <w:hyperlink w:anchor="_Toc214752244" w:history="1">
-            <w:r>
-              <w:rPr>
-                <w:rStyle w:val="Hiperligao"/>
-                <w:rFonts w:eastAsia="Arial Narrow"/>
-                <w:noProof/>
-              </w:rPr>
-              <w:t>Anexos</w:t>
-            </w:r>
-            <w:r>
-              <w:rPr>
-                <w:noProof/>
-                <w:webHidden/>
-              </w:rPr>
-              <w:tab/>
-            </w:r>
-            <w:r>
-              <w:rPr>
-                <w:noProof/>
-                <w:webHidden/>
-              </w:rPr>
-              <w:fldChar w:fldCharType="begin"/>
-            </w:r>
-            <w:r>
-              <w:rPr>
-                <w:noProof/>
-                <w:webHidden/>
-              </w:rPr>
-              <w:instrText xml:space="preserve"> PAGEREF _Toc214752244 \h </w:instrText>
-            </w:r>
-            <w:r>
-              <w:rPr>
-                <w:noProof/>
-                <w:webHidden/>
-              </w:rPr>
-            </w:r>
-            <w:r>
-              <w:rPr>
-                <w:noProof/>
-                <w:webHidden/>
-              </w:rPr>
-              <w:fldChar w:fldCharType="separate"/>
-            </w:r>
-            <w:r>
-              <w:rPr>
-                <w:noProof/>
-                <w:webHidden/>
-              </w:rPr>
-              <w:t>30</w:t>
-            </w:r>
-            <w:r>
-              <w:rPr>
-                <w:noProof/>
-                <w:webHidden/>
-              </w:rPr>
-              <w:fldChar w:fldCharType="end"/>
-            </w:r>
-          </w:hyperlink>
-        </w:p>
-        <w:p>
-          <w:pPr>
-            <w:pStyle w:val="ndice2"/>
-            <w:tabs>
-              <w:tab w:val="right" w:leader="dot" w:pos="9350"/>
-            </w:tabs>
-            <w:rPr>
-              <w:rFonts w:asciiTheme="minorHAnsi" w:eastAsiaTheme="minorEastAsia" w:hAnsiTheme="minorHAnsi" w:cstheme="minorBidi"/>
-              <w:noProof/>
-              <w:kern w:val="2"/>
-              <w:sz w:val="24"/>
-              <w14:ligatures w14:val="standardContextual"/>
-            </w:rPr>
-          </w:pPr>
-          <w:hyperlink w:anchor="_Toc214752245" w:history="1">
-            <w:r>
-              <w:rPr>
-                <w:rStyle w:val="Hiperligao"/>
-                <w:noProof/>
-              </w:rPr>
-              <w:t>Opções Estratégicas para o Porto de Sines (2020-2030)</w:t>
-            </w:r>
-            <w:r>
-              <w:rPr>
-                <w:noProof/>
-                <w:webHidden/>
-              </w:rPr>
-              <w:tab/>
-            </w:r>
-            <w:r>
-              <w:rPr>
-                <w:noProof/>
-                <w:webHidden/>
-              </w:rPr>
-              <w:fldChar w:fldCharType="begin"/>
-            </w:r>
-            <w:r>
-              <w:rPr>
-                <w:noProof/>
-                <w:webHidden/>
-              </w:rPr>
-              <w:instrText xml:space="preserve"> PAGEREF _Toc214752245 \h </w:instrText>
-            </w:r>
-            <w:r>
-              <w:rPr>
-                <w:noProof/>
-                <w:webHidden/>
-              </w:rPr>
-            </w:r>
-            <w:r>
-              <w:rPr>
-                <w:noProof/>
-                <w:webHidden/>
-              </w:rPr>
-              <w:fldChar w:fldCharType="separate"/>
-            </w:r>
-            <w:r>
-              <w:rPr>
-                <w:noProof/>
-                <w:webHidden/>
-              </w:rPr>
-              <w:t>30</w:t>
-            </w:r>
-            <w:r>
-              <w:rPr>
-                <w:noProof/>
-                <w:webHidden/>
-              </w:rPr>
-              <w:fldChar w:fldCharType="end"/>
-            </w:r>
-          </w:hyperlink>
-        </w:p>
-        <w:p>
-          <w:pPr>
-            <w:pStyle w:val="ndice2"/>
-            <w:tabs>
-              <w:tab w:val="right" w:leader="dot" w:pos="9350"/>
-            </w:tabs>
-            <w:rPr>
-              <w:rFonts w:asciiTheme="minorHAnsi" w:eastAsiaTheme="minorEastAsia" w:hAnsiTheme="minorHAnsi" w:cstheme="minorBidi"/>
-              <w:noProof/>
-              <w:kern w:val="2"/>
-              <w:sz w:val="24"/>
-              <w14:ligatures w14:val="standardContextual"/>
-            </w:rPr>
-          </w:pPr>
-          <w:hyperlink w:anchor="_Toc214752246" w:history="1">
-            <w:r>
-              <w:rPr>
-                <w:rStyle w:val="Hiperligao"/>
-                <w:noProof/>
-              </w:rPr>
-              <w:t>Ligações e Hinterland</w:t>
-            </w:r>
-            <w:r>
-              <w:rPr>
-                <w:noProof/>
-                <w:webHidden/>
-              </w:rPr>
-              <w:tab/>
-            </w:r>
-            <w:r>
-              <w:rPr>
-                <w:noProof/>
-                <w:webHidden/>
-              </w:rPr>
-              <w:fldChar w:fldCharType="begin"/>
-            </w:r>
-            <w:r>
-              <w:rPr>
-                <w:noProof/>
-                <w:webHidden/>
-              </w:rPr>
-              <w:instrText xml:space="preserve"> PAGEREF _Toc214752246 \h </w:instrText>
-            </w:r>
-            <w:r>
-              <w:rPr>
-                <w:noProof/>
-                <w:webHidden/>
-              </w:rPr>
-            </w:r>
-            <w:r>
-              <w:rPr>
-                <w:noProof/>
-                <w:webHidden/>
-              </w:rPr>
-              <w:fldChar w:fldCharType="separate"/>
-            </w:r>
-            <w:r>
-              <w:rPr>
-                <w:noProof/>
-                <w:webHidden/>
-              </w:rPr>
-              <w:t>34</w:t>
-            </w:r>
-            <w:r>
-              <w:rPr>
-                <w:noProof/>
-                <w:webHidden/>
-              </w:rPr>
-              <w:fldChar w:fldCharType="end"/>
-            </w:r>
-          </w:hyperlink>
-        </w:p>
-        <w:p>
-          <w:pPr>
-            <w:pStyle w:val="ndice2"/>
-            <w:tabs>
-              <w:tab w:val="right" w:leader="dot" w:pos="9350"/>
-            </w:tabs>
-            <w:rPr>
-              <w:rFonts w:asciiTheme="minorHAnsi" w:eastAsiaTheme="minorEastAsia" w:hAnsiTheme="minorHAnsi" w:cstheme="minorBidi"/>
-              <w:noProof/>
-              <w:kern w:val="2"/>
-              <w:sz w:val="24"/>
-              <w14:ligatures w14:val="standardContextual"/>
-            </w:rPr>
-          </w:pPr>
-          <w:hyperlink w:anchor="_Toc214752247" w:history="1">
-            <w:r>
-              <w:rPr>
-                <w:rStyle w:val="Hiperligao"/>
-                <w:noProof/>
-              </w:rPr>
-              <w:t>Estatísticas</w:t>
-            </w:r>
-            <w:r>
-              <w:rPr>
-                <w:noProof/>
-                <w:webHidden/>
-              </w:rPr>
-              <w:tab/>
-            </w:r>
-            <w:r>
-              <w:rPr>
-                <w:noProof/>
-                <w:webHidden/>
-              </w:rPr>
-              <w:fldChar w:fldCharType="begin"/>
-            </w:r>
-            <w:r>
-              <w:rPr>
-                <w:noProof/>
-                <w:webHidden/>
-              </w:rPr>
-              <w:instrText xml:space="preserve"> PAGEREF _Toc214752247 \h </w:instrText>
+              <w:instrText xml:space="preserve"> PAGEREF _Toc214753092 \h </w:instrText>
             </w:r>
             <w:r>
               <w:rPr>
@@ -3752,7 +3754,7 @@
               <w14:ligatures w14:val="standardContextual"/>
             </w:rPr>
           </w:pPr>
-          <w:hyperlink w:anchor="_Toc214752248" w:history="1">
+          <w:hyperlink w:anchor="_Toc214753093" w:history="1">
             <w:r>
               <w:rPr>
                 <w:rStyle w:val="Hiperligao"/>
@@ -3781,7 +3783,7 @@
                 <w:noProof/>
                 <w:webHidden/>
               </w:rPr>
-              <w:instrText xml:space="preserve"> PAGEREF _Toc214752248 \h </w:instrText>
+              <w:instrText xml:space="preserve"> PAGEREF _Toc214753093 \h </w:instrText>
             </w:r>
             <w:r>
               <w:rPr>
@@ -3826,7 +3828,7 @@
               <w14:ligatures w14:val="standardContextual"/>
             </w:rPr>
           </w:pPr>
-          <w:hyperlink w:anchor="_Toc214752249" w:history="1">
+          <w:hyperlink w:anchor="_Toc214753094" w:history="1">
             <w:r>
               <w:rPr>
                 <w:rStyle w:val="Hiperligao"/>
@@ -3855,7 +3857,7 @@
                 <w:noProof/>
                 <w:webHidden/>
               </w:rPr>
-              <w:instrText xml:space="preserve"> PAGEREF _Toc214752249 \h </w:instrText>
+              <w:instrText xml:space="preserve"> PAGEREF _Toc214753094 \h </w:instrText>
             </w:r>
             <w:r>
               <w:rPr>
@@ -3900,7 +3902,7 @@
               <w14:ligatures w14:val="standardContextual"/>
             </w:rPr>
           </w:pPr>
-          <w:hyperlink w:anchor="_Toc214752250" w:history="1">
+          <w:hyperlink w:anchor="_Toc214753095" w:history="1">
             <w:r>
               <w:rPr>
                 <w:rStyle w:val="Hiperligao"/>
@@ -3929,7 +3931,7 @@
                 <w:noProof/>
                 <w:webHidden/>
               </w:rPr>
-              <w:instrText xml:space="preserve"> PAGEREF _Toc214752250 \h </w:instrText>
+              <w:instrText xml:space="preserve"> PAGEREF _Toc214753095 \h </w:instrText>
             </w:r>
             <w:r>
               <w:rPr>
@@ -4007,7 +4009,7 @@
           <w:lang w:bidi="pt-PT"/>
         </w:rPr>
       </w:pPr>
-      <w:bookmarkStart w:id="4" w:name="_Toc214752205"/>
+      <w:bookmarkStart w:id="4" w:name="_Toc214753050"/>
       <w:r>
         <w:rPr>
           <w:sz w:val="24"/>
@@ -4033,7 +4035,7 @@
           <w:lang w:bidi="pt-PT"/>
         </w:rPr>
       </w:pPr>
-      <w:bookmarkStart w:id="5" w:name="_Toc214752206"/>
+      <w:bookmarkStart w:id="5" w:name="_Toc214753051"/>
       <w:r>
         <w:rPr>
           <w:lang w:bidi="pt-PT"/>
@@ -5437,7 +5439,7 @@
       <w:pPr>
         <w:pStyle w:val="Ttulo2"/>
       </w:pPr>
-      <w:bookmarkStart w:id="6" w:name="_Toc214752207"/>
+      <w:bookmarkStart w:id="6" w:name="_Toc214753052"/>
       <w:r>
         <w:t>Abreviaturas</w:t>
       </w:r>
@@ -5457,6 +5459,9 @@
     <w:p>
       <w:r>
         <w:t>ZALSINES</w:t>
+      </w:r>
+      <w:r>
+        <w:t>/ZILS</w:t>
       </w:r>
       <w:r>
         <w:t xml:space="preserve"> - </w:t>
@@ -6151,7 +6156,7 @@
       <w:pPr>
         <w:pStyle w:val="Ttulo1"/>
       </w:pPr>
-      <w:bookmarkStart w:id="7" w:name="_Toc214752208"/>
+      <w:bookmarkStart w:id="7" w:name="_Toc214753053"/>
       <w:r>
         <w:lastRenderedPageBreak/>
         <w:t>Parte I – Introdução e estrutura do trabalho</w:t>
@@ -6162,7 +6167,7 @@
       <w:pPr>
         <w:pStyle w:val="Ttulo2"/>
       </w:pPr>
-      <w:bookmarkStart w:id="8" w:name="_Toc214752209"/>
+      <w:bookmarkStart w:id="8" w:name="_Toc214753054"/>
       <w:r>
         <w:t>I.1 Caracterização da organização</w:t>
       </w:r>
@@ -6179,7 +6184,7 @@
           <w:szCs w:val="22"/>
         </w:rPr>
       </w:pPr>
-      <w:bookmarkStart w:id="9" w:name="_Toc214752210"/>
+      <w:bookmarkStart w:id="9" w:name="_Toc214753055"/>
       <w:r>
         <w:rPr>
           <w:b/>
@@ -6228,7 +6233,7 @@
           <w:szCs w:val="22"/>
         </w:rPr>
       </w:pPr>
-      <w:bookmarkStart w:id="10" w:name="_Toc214752211"/>
+      <w:bookmarkStart w:id="10" w:name="_Toc214753056"/>
       <w:r>
         <w:rPr>
           <w:b/>
@@ -6291,7 +6296,7 @@
           <w:szCs w:val="22"/>
         </w:rPr>
       </w:pPr>
-      <w:bookmarkStart w:id="11" w:name="_Toc214752212"/>
+      <w:bookmarkStart w:id="11" w:name="_Toc214753057"/>
       <w:r>
         <w:rPr>
           <w:b/>
@@ -6346,7 +6351,7 @@
           <w:szCs w:val="22"/>
         </w:rPr>
       </w:pPr>
-      <w:bookmarkStart w:id="12" w:name="_Toc214752213"/>
+      <w:bookmarkStart w:id="12" w:name="_Toc214753058"/>
       <w:r>
         <w:rPr>
           <w:b/>
@@ -6416,6 +6421,11 @@
       <w:r>
         <w:t>:</w:t>
       </w:r>
+    </w:p>
+    <w:p>
+      <w:pPr>
+        <w:spacing w:after="0" w:line="360" w:lineRule="auto"/>
+      </w:pPr>
     </w:p>
     <w:p>
       <w:pPr>
@@ -6477,6 +6487,7 @@
                 <w:b/>
                 <w:bCs/>
               </w:rPr>
+              <w:lastRenderedPageBreak/>
               <w:t>APS</w:t>
             </w:r>
           </w:p>
@@ -6594,7 +6605,6 @@
           </w:tcPr>
           <w:p>
             <w:r>
-              <w:lastRenderedPageBreak/>
               <w:t>Volume de negócios</w:t>
             </w:r>
           </w:p>
@@ -7646,7 +7656,7 @@
           <w:szCs w:val="22"/>
         </w:rPr>
       </w:pPr>
-      <w:bookmarkStart w:id="13" w:name="_Toc214752214"/>
+      <w:bookmarkStart w:id="13" w:name="_Toc214753059"/>
       <w:r>
         <w:rPr>
           <w:b/>
@@ -7755,6 +7765,7 @@
         <w:rPr>
           <w:u w:val="single"/>
         </w:rPr>
+        <w:lastRenderedPageBreak/>
         <w:t>Granéis sólidos</w:t>
       </w:r>
       <w:r>
@@ -7813,7 +7824,6 @@
         <w:rPr>
           <w:u w:val="single"/>
         </w:rPr>
-        <w:lastRenderedPageBreak/>
         <w:t>Gás natural:</w:t>
       </w:r>
       <w:r>
@@ -7851,7 +7861,7 @@
           <w:noProof/>
         </w:rPr>
         <w:drawing>
-          <wp:inline distT="0" distB="0" distL="0" distR="0" wp14:anchorId="68B4EA67" wp14:editId="605ADD76">
+          <wp:inline distT="0" distB="0" distL="0" distR="0" wp14:anchorId="68B4EA67" wp14:editId="6C2640F7">
             <wp:extent cx="5226685" cy="3020060"/>
             <wp:effectExtent l="19050" t="19050" r="12065" b="27940"/>
             <wp:docPr id="1965649793" name="Imagem 6" descr="Uma imagem com texto, mapa, captura de ecrã, diagrama&#10;&#10;Os conteúdos gerados por IA podem estar incorretos."/>
@@ -8015,12 +8025,6 @@
     </w:p>
     <w:p>
       <w:pPr>
-        <w:spacing w:line="240" w:lineRule="auto"/>
-        <w:jc w:val="left"/>
-      </w:pPr>
-    </w:p>
-    <w:p>
-      <w:pPr>
         <w:jc w:val="left"/>
         <w:rPr>
           <w:rFonts w:cs="Times New Roman"/>
@@ -8039,7 +8043,7 @@
           <w:szCs w:val="22"/>
         </w:rPr>
       </w:pPr>
-      <w:bookmarkStart w:id="15" w:name="_Toc214752215"/>
+      <w:bookmarkStart w:id="15" w:name="_Toc214753060"/>
       <w:r>
         <w:lastRenderedPageBreak/>
         <w:t xml:space="preserve">Parte II – </w:t>
@@ -8053,7 +8057,7 @@
       <w:pPr>
         <w:pStyle w:val="Ttulo2"/>
       </w:pPr>
-      <w:bookmarkStart w:id="16" w:name="_Toc214752216"/>
+      <w:bookmarkStart w:id="16" w:name="_Toc214753061"/>
       <w:r>
         <w:t>II.1 Organização</w:t>
       </w:r>
@@ -8073,7 +8077,7 @@
           <w:szCs w:val="22"/>
         </w:rPr>
       </w:pPr>
-      <w:bookmarkStart w:id="17" w:name="_Toc214752217"/>
+      <w:bookmarkStart w:id="17" w:name="_Toc214753062"/>
       <w:r>
         <w:rPr>
           <w:b/>
@@ -8353,7 +8357,7 @@
           <w:szCs w:val="22"/>
         </w:rPr>
       </w:pPr>
-      <w:bookmarkStart w:id="19" w:name="_Toc214752218"/>
+      <w:bookmarkStart w:id="19" w:name="_Toc214753063"/>
       <w:r>
         <w:rPr>
           <w:b/>
@@ -8563,7 +8567,7 @@
       <w:pPr>
         <w:pStyle w:val="Ttulo2"/>
       </w:pPr>
-      <w:bookmarkStart w:id="20" w:name="_Toc214752219"/>
+      <w:bookmarkStart w:id="20" w:name="_Toc214753064"/>
       <w:r>
         <w:t>II.2 Planeamento</w:t>
       </w:r>
@@ -8648,7 +8652,7 @@
           <w:szCs w:val="22"/>
         </w:rPr>
       </w:pPr>
-      <w:bookmarkStart w:id="21" w:name="_Toc214752220"/>
+      <w:bookmarkStart w:id="21" w:name="_Toc214753065"/>
       <w:r>
         <w:rPr>
           <w:b/>
@@ -8977,7 +8981,7 @@
           <w:szCs w:val="22"/>
         </w:rPr>
       </w:pPr>
-      <w:bookmarkStart w:id="22" w:name="_Toc214752221"/>
+      <w:bookmarkStart w:id="22" w:name="_Toc214753066"/>
       <w:r>
         <w:rPr>
           <w:b/>
@@ -9398,7 +9402,7 @@
           <w:szCs w:val="20"/>
         </w:rPr>
       </w:pPr>
-      <w:bookmarkStart w:id="23" w:name="_Toc214752222"/>
+      <w:bookmarkStart w:id="23" w:name="_Toc214753067"/>
       <w:r>
         <w:rPr>
           <w:b/>
@@ -9945,7 +9949,7 @@
           <w:szCs w:val="22"/>
         </w:rPr>
       </w:pPr>
-      <w:bookmarkStart w:id="24" w:name="_Toc214752223"/>
+      <w:bookmarkStart w:id="24" w:name="_Toc214753068"/>
       <w:r>
         <w:rPr>
           <w:b/>
@@ -10519,7 +10523,7 @@
       <w:pPr>
         <w:pStyle w:val="Ttulo2"/>
       </w:pPr>
-      <w:bookmarkStart w:id="25" w:name="_Toc214752224"/>
+      <w:bookmarkStart w:id="25" w:name="_Toc214753069"/>
       <w:r>
         <w:t>II.3 Controlo e Sistemas de informação</w:t>
       </w:r>
@@ -10536,7 +10540,7 @@
           <w:szCs w:val="22"/>
         </w:rPr>
       </w:pPr>
-      <w:bookmarkStart w:id="26" w:name="_Toc214752225"/>
+      <w:bookmarkStart w:id="26" w:name="_Toc214753070"/>
       <w:r>
         <w:rPr>
           <w:b/>
@@ -10562,84 +10566,90 @@
       </w:r>
     </w:p>
     <w:p>
-      <w:r>
+      <w:pPr>
         <w:rPr>
           <w:b/>
           <w:bCs/>
         </w:rPr>
-        <w:t>1.</w:t>
-      </w:r>
-      <w:r>
-        <w:t xml:space="preserve"> Auditoria Energética e Sistema de Gestão de Energia</w:t>
-      </w:r>
-    </w:p>
-    <w:p>
-      <w:r>
-        <w:t>A Auditoria Energética é uma ferramenta-chave para o controlo tático e operacional da APS, especialmente no âmbito da sua aposta na gestão sustentável. Este instrumento permite o conhecimento dos consumos de energia na APS e a procura da eficiência energética. Esta auditoria é essencial na tomada de decisão na área da gestão de energia, pois realiza um balanço entre os inputs totais de energia e a sua utilização, quantificando o uso de energia por setor e função. Os resultados mostram que os principais centros de consumo de energia da APS são a climatização, a iluminação e a frota automóvel, além das perdas na rede de distribuição de energia aos terminais.</w:t>
-      </w:r>
-    </w:p>
-    <w:p>
-      <w:r>
-        <w:rPr>
-          <w:u w:val="single"/>
-        </w:rPr>
-        <w:t>Vantagem:</w:t>
-      </w:r>
-      <w:r>
-        <w:t xml:space="preserve"> </w:t>
-      </w:r>
-      <w:r>
-        <w:t>Ajuda a APS a otimizar o uso de energia, melhorando a sua imagem e competitividade no mercado mundial</w:t>
-      </w:r>
-      <w:r>
-        <w:t>.</w:t>
-      </w:r>
-    </w:p>
-    <w:p>
-      <w:r>
-        <w:rPr>
-          <w:u w:val="single"/>
-        </w:rPr>
-        <w:t>Limitação:</w:t>
-      </w:r>
-      <w:r>
-        <w:t xml:space="preserve"> </w:t>
-      </w:r>
-      <w:r>
-        <w:t>A APS não possui fronteiras bem definidas, o que torna difícil distinguir todos os tipos de consumos</w:t>
-      </w:r>
-      <w:r>
-        <w:t>.</w:t>
-      </w:r>
-    </w:p>
-    <w:p>
-      <w:r>
-        <w:rPr>
-          <w:u w:val="single"/>
-        </w:rPr>
-        <w:t>Proposta de melhoria:</w:t>
-      </w:r>
-      <w:r>
-        <w:t xml:space="preserve"> </w:t>
-      </w:r>
-      <w:r>
-        <w:t>Desenvolvimento de um incentivo para a eficiência energética das empresas concessionárias dos terminais do Porto de Sines</w:t>
-      </w:r>
-      <w:r>
-        <w:t>.</w:t>
-      </w:r>
-    </w:p>
-    <w:p>
+      </w:pPr>
       <w:r>
         <w:rPr>
           <w:b/>
           <w:bCs/>
         </w:rPr>
+        <w:t>1. Auditoria Energética e Sistema de Gestão de Energia</w:t>
+      </w:r>
+    </w:p>
+    <w:p>
+      <w:r>
+        <w:t>A Auditoria Energética é uma ferramenta-chave para o controlo tático e operacional da APS, especialmente no âmbito da sua aposta na gestão sustentável. Este instrumento permite o conhecimento dos consumos de energia na APS e a procura da eficiência energética. Esta auditoria é essencial na tomada de decisão na área da gestão de energia, pois realiza um balanço entre os inputs totais de energia e a sua utilização, quantificando o uso de energia por setor e função. Os resultados mostram que os principais centros de consumo de energia da APS são a climatização, a iluminação e a frota automóvel, além das perdas na rede de distribuição de energia aos terminais.</w:t>
+      </w:r>
+    </w:p>
+    <w:p>
+      <w:r>
+        <w:rPr>
+          <w:u w:val="single"/>
+        </w:rPr>
+        <w:t>Vantagem:</w:t>
+      </w:r>
+      <w:r>
+        <w:t xml:space="preserve"> </w:t>
+      </w:r>
+      <w:r>
+        <w:t>Ajuda a APS a otimizar o uso de energia, melhorando a sua imagem e competitividade no mercado mundial</w:t>
+      </w:r>
+      <w:r>
+        <w:t>.</w:t>
+      </w:r>
+    </w:p>
+    <w:p>
+      <w:r>
+        <w:rPr>
+          <w:u w:val="single"/>
+        </w:rPr>
+        <w:t>Limitação:</w:t>
+      </w:r>
+      <w:r>
+        <w:t xml:space="preserve"> </w:t>
+      </w:r>
+      <w:r>
+        <w:t>A APS não possui fronteiras bem definidas, o que torna difícil distinguir todos os tipos de consumos</w:t>
+      </w:r>
+      <w:r>
+        <w:t>.</w:t>
+      </w:r>
+    </w:p>
+    <w:p>
+      <w:r>
+        <w:rPr>
+          <w:u w:val="single"/>
+        </w:rPr>
+        <w:t>Proposta de melhoria:</w:t>
+      </w:r>
+      <w:r>
+        <w:t xml:space="preserve"> </w:t>
+      </w:r>
+      <w:r>
+        <w:t>Desenvolvimento de um incentivo para a eficiência energética das empresas concessionárias dos terminais do Porto de Sines</w:t>
+      </w:r>
+      <w:r>
+        <w:t>.</w:t>
+      </w:r>
+    </w:p>
+    <w:p>
+      <w:pPr>
+        <w:rPr>
+          <w:b/>
+          <w:bCs/>
+        </w:rPr>
+      </w:pPr>
+      <w:r>
+        <w:rPr>
+          <w:b/>
+          <w:bCs/>
+        </w:rPr>
         <w:lastRenderedPageBreak/>
-        <w:t>2.</w:t>
-      </w:r>
-      <w:r>
-        <w:t xml:space="preserve"> Sistemas de Certificação e Relatório de Sustentabilidade</w:t>
+        <w:t>2. Sistemas de Certificação e Relatório de Sustentabilidade</w:t>
       </w:r>
     </w:p>
     <w:p>
@@ -10744,15 +10754,18 @@
       </w:r>
     </w:p>
     <w:p>
-      <w:r>
+      <w:pPr>
         <w:rPr>
           <w:b/>
           <w:bCs/>
         </w:rPr>
-        <w:t>3.</w:t>
-      </w:r>
-      <w:r>
-        <w:t xml:space="preserve"> Sistemas de Informação Geográfica e Software de Processamento</w:t>
+      </w:pPr>
+      <w:r>
+        <w:rPr>
+          <w:b/>
+          <w:bCs/>
+        </w:rPr>
+        <w:t>3. Sistemas de Informação Geográfica e Software de Processamento</w:t>
       </w:r>
     </w:p>
     <w:p>
@@ -10873,15 +10886,18 @@
       </w:r>
     </w:p>
     <w:p>
-      <w:r>
+      <w:pPr>
         <w:rPr>
           <w:b/>
           <w:bCs/>
         </w:rPr>
-        <w:t>4.</w:t>
-      </w:r>
-      <w:r>
-        <w:t xml:space="preserve"> Instrumentos de Controlo no Planeamento da Transição Energética</w:t>
+      </w:pPr>
+      <w:r>
+        <w:rPr>
+          <w:b/>
+          <w:bCs/>
+        </w:rPr>
+        <w:t>4. Instrumentos de Controlo no Planeamento da Transição Energética</w:t>
       </w:r>
     </w:p>
     <w:p>
@@ -10933,7 +10949,7 @@
           <w:szCs w:val="22"/>
         </w:rPr>
   